--- a/public/files/contract_car_template.docx
+++ b/public/files/contract_car_template.docx
@@ -142,33 +142,7 @@
           <w:color w:val="000000" w:themeColor="text1"/>
           <w:lang w:val="en-GB"/>
         </w:rPr>
-        <w:t xml:space="preserve"> ${</w:t>
-      </w:r>
-      <w:proofErr w:type="spellStart"/>
-      <w:r>
-        <w:rPr>
-          <w:rFonts w:ascii="Times New Roman" w:eastAsia="Times New Roman" w:hAnsi="Times New Roman" w:cs="Times New Roman"/>
-          <w:b/>
-          <w:bCs/>
-          <w:i/>
-          <w:iCs/>
-          <w:color w:val="000000" w:themeColor="text1"/>
-          <w:lang w:val="en-GB"/>
-        </w:rPr>
-        <w:t>num</w:t>
-      </w:r>
-      <w:proofErr w:type="spellEnd"/>
-      <w:r>
-        <w:rPr>
-          <w:rFonts w:ascii="Times New Roman" w:eastAsia="Times New Roman" w:hAnsi="Times New Roman" w:cs="Times New Roman"/>
-          <w:b/>
-          <w:bCs/>
-          <w:i/>
-          <w:iCs/>
-          <w:color w:val="000000" w:themeColor="text1"/>
-          <w:lang w:val="en-GB"/>
-        </w:rPr>
-        <w:t>}</w:t>
+        <w:t xml:space="preserve"> ${num}</w:t>
       </w:r>
     </w:p>
     <w:tbl>
@@ -372,86 +346,8 @@
           <w:szCs w:val="18"/>
           <w:lang w:val="en-GB"/>
         </w:rPr>
-        <w:t xml:space="preserve">53 </w:t>
-      </w:r>
-      <w:proofErr w:type="spellStart"/>
-      <w:r>
-        <w:rPr>
-          <w:rFonts w:ascii="Times New Roman" w:eastAsia="Times New Roman" w:hAnsi="Times New Roman" w:cs="Times New Roman"/>
-          <w:color w:val="000000" w:themeColor="text1"/>
-          <w:sz w:val="18"/>
-          <w:szCs w:val="18"/>
-          <w:lang w:val="en-GB"/>
-        </w:rPr>
-        <w:t>շենք</w:t>
-      </w:r>
-      <w:proofErr w:type="spellEnd"/>
-      <w:r>
-        <w:rPr>
-          <w:rFonts w:ascii="Times New Roman" w:eastAsia="Times New Roman" w:hAnsi="Times New Roman" w:cs="Times New Roman"/>
-          <w:color w:val="000000" w:themeColor="text1"/>
-          <w:sz w:val="18"/>
-          <w:szCs w:val="18"/>
-          <w:lang w:val="en-GB"/>
-        </w:rPr>
-        <w:t xml:space="preserve">, 35 </w:t>
-      </w:r>
-      <w:proofErr w:type="spellStart"/>
-      <w:r>
-        <w:rPr>
-          <w:rFonts w:ascii="Times New Roman" w:eastAsia="Times New Roman" w:hAnsi="Times New Roman" w:cs="Times New Roman"/>
-          <w:color w:val="000000" w:themeColor="text1"/>
-          <w:sz w:val="18"/>
-          <w:szCs w:val="18"/>
-          <w:lang w:val="en-GB"/>
-        </w:rPr>
-        <w:t>ոչ</w:t>
-      </w:r>
-      <w:proofErr w:type="spellEnd"/>
-      <w:r>
-        <w:rPr>
-          <w:rFonts w:ascii="Times New Roman" w:eastAsia="Times New Roman" w:hAnsi="Times New Roman" w:cs="Times New Roman"/>
-          <w:color w:val="000000" w:themeColor="text1"/>
-          <w:sz w:val="18"/>
-          <w:szCs w:val="18"/>
-          <w:lang w:val="en-GB"/>
-        </w:rPr>
-        <w:t xml:space="preserve"> </w:t>
-      </w:r>
-      <w:proofErr w:type="spellStart"/>
-      <w:r>
-        <w:rPr>
-          <w:rFonts w:ascii="Times New Roman" w:eastAsia="Times New Roman" w:hAnsi="Times New Roman" w:cs="Times New Roman"/>
-          <w:color w:val="000000" w:themeColor="text1"/>
-          <w:sz w:val="18"/>
-          <w:szCs w:val="18"/>
-          <w:lang w:val="en-GB"/>
-        </w:rPr>
-        <w:t>բնակելի</w:t>
-      </w:r>
-      <w:proofErr w:type="spellEnd"/>
-      <w:r>
-        <w:rPr>
-          <w:rFonts w:ascii="Times New Roman" w:eastAsia="Times New Roman" w:hAnsi="Times New Roman" w:cs="Times New Roman"/>
-          <w:color w:val="000000" w:themeColor="text1"/>
-          <w:sz w:val="18"/>
-          <w:szCs w:val="18"/>
-          <w:lang w:val="en-GB"/>
-        </w:rPr>
-        <w:t xml:space="preserve"> </w:t>
-      </w:r>
-      <w:proofErr w:type="spellStart"/>
-      <w:r>
-        <w:rPr>
-          <w:rFonts w:ascii="Times New Roman" w:eastAsia="Times New Roman" w:hAnsi="Times New Roman" w:cs="Times New Roman"/>
-          <w:color w:val="000000" w:themeColor="text1"/>
-          <w:sz w:val="18"/>
-          <w:szCs w:val="18"/>
-          <w:lang w:val="en-GB"/>
-        </w:rPr>
-        <w:t>տարածք</w:t>
-      </w:r>
-      <w:proofErr w:type="spellEnd"/>
+        <w:t>53 շենք, 35 ոչ բնակելի տարածք</w:t>
+      </w:r>
       <w:r>
         <w:rPr>
           <w:rFonts w:ascii="Times New Roman" w:eastAsia="Times New Roman" w:hAnsi="Times New Roman" w:cs="Times New Roman"/>
@@ -1325,9 +1221,8 @@
                 <w:szCs w:val="16"/>
                 <w:lang w:val="en-GB"/>
               </w:rPr>
-              <w:t>${</w:t>
-            </w:r>
-            <w:proofErr w:type="spellStart"/>
+              <w:t>${contra</w:t>
+            </w:r>
             <w:r>
               <w:rPr>
                 <w:rFonts w:ascii="Times New Roman" w:hAnsi="Times New Roman" w:cs="Times New Roman"/>
@@ -1337,7 +1232,7 @@
                 <w:szCs w:val="16"/>
                 <w:lang w:val="en-GB"/>
               </w:rPr>
-              <w:t>contra</w:t>
+              <w:t>c</w:t>
             </w:r>
             <w:r>
               <w:rPr>
@@ -1348,20 +1243,8 @@
                 <w:szCs w:val="16"/>
                 <w:lang w:val="en-GB"/>
               </w:rPr>
-              <w:t>c</w:t>
-            </w:r>
-            <w:r>
-              <w:rPr>
-                <w:rFonts w:ascii="Times New Roman" w:hAnsi="Times New Roman" w:cs="Times New Roman"/>
-                <w:b/>
-                <w:i/>
-                <w:sz w:val="16"/>
-                <w:szCs w:val="16"/>
-                <w:lang w:val="en-GB"/>
-              </w:rPr>
               <w:t>t_amount</w:t>
             </w:r>
-            <w:proofErr w:type="spellEnd"/>
             <w:r>
               <w:rPr>
                 <w:rFonts w:ascii="Times New Roman" w:hAnsi="Times New Roman" w:cs="Times New Roman"/>
@@ -1593,31 +1476,7 @@
                 <w:szCs w:val="16"/>
                 <w:lang w:val="en-GB"/>
               </w:rPr>
-              <w:t>${</w:t>
-            </w:r>
-            <w:proofErr w:type="spellStart"/>
-            <w:r>
-              <w:rPr>
-                <w:rFonts w:ascii="Times New Roman" w:hAnsi="Times New Roman" w:cs="Times New Roman"/>
-                <w:b/>
-                <w:i/>
-                <w:sz w:val="16"/>
-                <w:szCs w:val="16"/>
-                <w:lang w:val="en-GB"/>
-              </w:rPr>
-              <w:t>effective_annual_rate</w:t>
-            </w:r>
-            <w:proofErr w:type="spellEnd"/>
-            <w:r>
-              <w:rPr>
-                <w:rFonts w:ascii="Times New Roman" w:hAnsi="Times New Roman" w:cs="Times New Roman"/>
-                <w:b/>
-                <w:i/>
-                <w:sz w:val="16"/>
-                <w:szCs w:val="16"/>
-                <w:lang w:val="en-GB"/>
-              </w:rPr>
-              <w:t>}</w:t>
+              <w:t>${effective_annual_rate}</w:t>
             </w:r>
           </w:p>
         </w:tc>
@@ -2489,18 +2348,8 @@
                 <w:sz w:val="16"/>
                 <w:szCs w:val="16"/>
               </w:rPr>
-              <w:t>${</w:t>
-            </w:r>
-            <w:proofErr w:type="spellStart"/>
-            <w:r>
-              <w:rPr>
-                <w:rFonts w:ascii="Times New Roman" w:hAnsi="Times New Roman" w:cs="Times New Roman"/>
-                <w:sz w:val="16"/>
-                <w:szCs w:val="16"/>
-              </w:rPr>
-              <w:t>i_c</w:t>
-            </w:r>
-            <w:proofErr w:type="spellEnd"/>
+              <w:t>${i_c</w:t>
+            </w:r>
             <w:r>
               <w:rPr>
                 <w:rFonts w:ascii="Times New Roman" w:hAnsi="Times New Roman" w:cs="Times New Roman"/>
@@ -2536,25 +2385,7 @@
                 <w:sz w:val="16"/>
                 <w:szCs w:val="16"/>
               </w:rPr>
-              <w:t>${</w:t>
-            </w:r>
-            <w:proofErr w:type="spellStart"/>
-            <w:r>
-              <w:rPr>
-                <w:rFonts w:ascii="Times New Roman" w:hAnsi="Times New Roman" w:cs="Times New Roman"/>
-                <w:sz w:val="16"/>
-                <w:szCs w:val="16"/>
-              </w:rPr>
-              <w:t>i_mod</w:t>
-            </w:r>
-            <w:proofErr w:type="spellEnd"/>
-            <w:r>
-              <w:rPr>
-                <w:rFonts w:ascii="Times New Roman" w:hAnsi="Times New Roman" w:cs="Times New Roman"/>
-                <w:sz w:val="16"/>
-                <w:szCs w:val="16"/>
-              </w:rPr>
-              <w:t>}</w:t>
+              <w:t>${i_mod}</w:t>
             </w:r>
             <w:r>
               <w:rPr>
@@ -2597,7 +2428,6 @@
               </w:rPr>
               <w:t xml:space="preserve">նույնականացման համարով տրանսպորտային միջոցը։ </w:t>
             </w:r>
-            <w:proofErr w:type="spellStart"/>
             <w:r>
               <w:rPr>
                 <w:rFonts w:ascii="Times New Roman" w:hAnsi="Times New Roman" w:cs="Times New Roman"/>
@@ -2607,67 +2437,7 @@
                 <w:szCs w:val="16"/>
                 <w:lang w:val="en-GB"/>
               </w:rPr>
-              <w:t>Գրավի</w:t>
-            </w:r>
-            <w:proofErr w:type="spellEnd"/>
-            <w:r>
-              <w:rPr>
-                <w:rFonts w:ascii="Times New Roman" w:hAnsi="Times New Roman" w:cs="Times New Roman"/>
-                <w:bCs/>
-                <w:iCs/>
-                <w:sz w:val="16"/>
-                <w:szCs w:val="16"/>
-                <w:lang w:val="en-GB"/>
-              </w:rPr>
-              <w:t xml:space="preserve"> </w:t>
-            </w:r>
-            <w:proofErr w:type="spellStart"/>
-            <w:r>
-              <w:rPr>
-                <w:rFonts w:ascii="Times New Roman" w:hAnsi="Times New Roman" w:cs="Times New Roman"/>
-                <w:bCs/>
-                <w:iCs/>
-                <w:sz w:val="16"/>
-                <w:szCs w:val="16"/>
-                <w:lang w:val="en-GB"/>
-              </w:rPr>
-              <w:t>առարկայի</w:t>
-            </w:r>
-            <w:proofErr w:type="spellEnd"/>
-            <w:r>
-              <w:rPr>
-                <w:rFonts w:ascii="Times New Roman" w:hAnsi="Times New Roman" w:cs="Times New Roman"/>
-                <w:bCs/>
-                <w:iCs/>
-                <w:sz w:val="16"/>
-                <w:szCs w:val="16"/>
-                <w:lang w:val="en-GB"/>
-              </w:rPr>
-              <w:t xml:space="preserve"> </w:t>
-            </w:r>
-            <w:proofErr w:type="spellStart"/>
-            <w:r>
-              <w:rPr>
-                <w:rFonts w:ascii="Times New Roman" w:hAnsi="Times New Roman" w:cs="Times New Roman"/>
-                <w:bCs/>
-                <w:iCs/>
-                <w:sz w:val="16"/>
-                <w:szCs w:val="16"/>
-                <w:lang w:val="en-GB"/>
-              </w:rPr>
-              <w:t>վերաբերյալ</w:t>
-            </w:r>
-            <w:proofErr w:type="spellEnd"/>
-            <w:r>
-              <w:rPr>
-                <w:rFonts w:ascii="Times New Roman" w:hAnsi="Times New Roman" w:cs="Times New Roman"/>
-                <w:bCs/>
-                <w:iCs/>
-                <w:sz w:val="16"/>
-                <w:szCs w:val="16"/>
-                <w:lang w:val="en-GB"/>
-              </w:rPr>
-              <w:t xml:space="preserve"> </w:t>
+              <w:t xml:space="preserve">Գրավի առարկայի վերաբերյալ </w:t>
             </w:r>
             <w:r>
               <w:rPr>
@@ -3338,31 +3108,7 @@
                 <w:szCs w:val="16"/>
                 <w:lang w:val="en-GB"/>
               </w:rPr>
-              <w:t>${</w:t>
-            </w:r>
-            <w:proofErr w:type="spellStart"/>
-            <w:r>
-              <w:rPr>
-                <w:rFonts w:ascii="Times New Roman" w:hAnsi="Times New Roman" w:cs="Times New Roman"/>
-                <w:bCs/>
-                <w:iCs/>
-                <w:sz w:val="16"/>
-                <w:szCs w:val="16"/>
-                <w:lang w:val="en-GB"/>
-              </w:rPr>
-              <w:t>mother_amount</w:t>
-            </w:r>
-            <w:proofErr w:type="spellEnd"/>
-            <w:r>
-              <w:rPr>
-                <w:rFonts w:ascii="Times New Roman" w:hAnsi="Times New Roman" w:cs="Times New Roman"/>
-                <w:bCs/>
-                <w:iCs/>
-                <w:sz w:val="16"/>
-                <w:szCs w:val="16"/>
-                <w:lang w:val="en-GB"/>
-              </w:rPr>
-              <w:t xml:space="preserve">} </w:t>
+              <w:t xml:space="preserve">${mother_amount} </w:t>
             </w:r>
             <w:r>
               <w:rPr>
@@ -5589,7 +5335,6 @@
           <w:lang w:val="hy-AM"/>
         </w:rPr>
       </w:pPr>
-      <w:proofErr w:type="spellStart"/>
       <w:r>
         <w:rPr>
           <w:rFonts w:ascii="Times New Roman" w:hAnsi="Times New Roman" w:cs="Times New Roman"/>
@@ -5597,199 +5342,8 @@
           <w:szCs w:val="18"/>
           <w:lang w:val="en-GB"/>
         </w:rPr>
-        <w:t>անկանխիկ</w:t>
-      </w:r>
-      <w:proofErr w:type="spellEnd"/>
-      <w:r>
-        <w:rPr>
-          <w:rFonts w:ascii="Times New Roman" w:hAnsi="Times New Roman" w:cs="Times New Roman"/>
-          <w:sz w:val="18"/>
-          <w:szCs w:val="18"/>
-          <w:lang w:val="en-GB"/>
-        </w:rPr>
-        <w:t xml:space="preserve"> </w:t>
-      </w:r>
-      <w:proofErr w:type="spellStart"/>
-      <w:r>
-        <w:rPr>
-          <w:rFonts w:ascii="Times New Roman" w:hAnsi="Times New Roman" w:cs="Times New Roman"/>
-          <w:sz w:val="18"/>
-          <w:szCs w:val="18"/>
-          <w:lang w:val="en-GB"/>
-        </w:rPr>
-        <w:t>եղանակով</w:t>
-      </w:r>
-      <w:proofErr w:type="spellEnd"/>
-      <w:r>
-        <w:rPr>
-          <w:rFonts w:ascii="Times New Roman" w:hAnsi="Times New Roman" w:cs="Times New Roman"/>
-          <w:sz w:val="18"/>
-          <w:szCs w:val="18"/>
-          <w:lang w:val="en-GB"/>
-        </w:rPr>
-        <w:t xml:space="preserve"> </w:t>
-      </w:r>
-      <w:proofErr w:type="spellStart"/>
-      <w:r>
-        <w:rPr>
-          <w:rFonts w:ascii="Times New Roman" w:hAnsi="Times New Roman" w:cs="Times New Roman"/>
-          <w:sz w:val="18"/>
-          <w:szCs w:val="18"/>
-          <w:lang w:val="en-GB"/>
-        </w:rPr>
-        <w:t>վճարում</w:t>
-      </w:r>
-      <w:proofErr w:type="spellEnd"/>
-      <w:r>
-        <w:rPr>
-          <w:rFonts w:ascii="Times New Roman" w:hAnsi="Times New Roman" w:cs="Times New Roman"/>
-          <w:sz w:val="18"/>
-          <w:szCs w:val="18"/>
-          <w:lang w:val="en-GB"/>
-        </w:rPr>
-        <w:t xml:space="preserve"> </w:t>
-      </w:r>
-      <w:proofErr w:type="spellStart"/>
-      <w:r>
-        <w:rPr>
-          <w:rFonts w:ascii="Times New Roman" w:hAnsi="Times New Roman" w:cs="Times New Roman"/>
-          <w:sz w:val="18"/>
-          <w:szCs w:val="18"/>
-          <w:lang w:val="en-GB"/>
-        </w:rPr>
-        <w:t>կատարելու</w:t>
-      </w:r>
-      <w:proofErr w:type="spellEnd"/>
-      <w:r>
-        <w:rPr>
-          <w:rFonts w:ascii="Times New Roman" w:hAnsi="Times New Roman" w:cs="Times New Roman"/>
-          <w:sz w:val="18"/>
-          <w:szCs w:val="18"/>
-          <w:lang w:val="en-GB"/>
-        </w:rPr>
-        <w:t xml:space="preserve"> </w:t>
-      </w:r>
-      <w:proofErr w:type="spellStart"/>
-      <w:r>
-        <w:rPr>
-          <w:rFonts w:ascii="Times New Roman" w:hAnsi="Times New Roman" w:cs="Times New Roman"/>
-          <w:sz w:val="18"/>
-          <w:szCs w:val="18"/>
-          <w:lang w:val="en-GB"/>
-        </w:rPr>
-        <w:t>դեպքում</w:t>
-      </w:r>
-      <w:proofErr w:type="spellEnd"/>
-      <w:r>
-        <w:rPr>
-          <w:rFonts w:ascii="Times New Roman" w:hAnsi="Times New Roman" w:cs="Times New Roman"/>
-          <w:sz w:val="18"/>
-          <w:szCs w:val="18"/>
-          <w:lang w:val="en-GB"/>
-        </w:rPr>
-        <w:t xml:space="preserve"> </w:t>
-      </w:r>
-      <w:proofErr w:type="spellStart"/>
-      <w:r>
-        <w:rPr>
-          <w:rFonts w:ascii="Times New Roman" w:hAnsi="Times New Roman" w:cs="Times New Roman"/>
-          <w:sz w:val="18"/>
-          <w:szCs w:val="18"/>
-          <w:lang w:val="en-GB"/>
-        </w:rPr>
-        <w:t>փոխանցման</w:t>
-      </w:r>
-      <w:proofErr w:type="spellEnd"/>
-      <w:r>
-        <w:rPr>
-          <w:rFonts w:ascii="Times New Roman" w:hAnsi="Times New Roman" w:cs="Times New Roman"/>
-          <w:sz w:val="18"/>
-          <w:szCs w:val="18"/>
-          <w:lang w:val="en-GB"/>
-        </w:rPr>
-        <w:t xml:space="preserve"> </w:t>
-      </w:r>
-      <w:proofErr w:type="spellStart"/>
-      <w:r>
-        <w:rPr>
-          <w:rFonts w:ascii="Times New Roman" w:hAnsi="Times New Roman" w:cs="Times New Roman"/>
-          <w:sz w:val="18"/>
-          <w:szCs w:val="18"/>
-          <w:lang w:val="en-GB"/>
-        </w:rPr>
-        <w:t>նպատակ</w:t>
-      </w:r>
-      <w:proofErr w:type="spellEnd"/>
-      <w:r>
-        <w:rPr>
-          <w:rFonts w:ascii="Times New Roman" w:hAnsi="Times New Roman" w:cs="Times New Roman"/>
-          <w:sz w:val="18"/>
-          <w:szCs w:val="18"/>
-          <w:lang w:val="en-GB"/>
-        </w:rPr>
-        <w:t xml:space="preserve"> </w:t>
-      </w:r>
-      <w:proofErr w:type="spellStart"/>
-      <w:r>
-        <w:rPr>
-          <w:rFonts w:ascii="Times New Roman" w:hAnsi="Times New Roman" w:cs="Times New Roman"/>
-          <w:sz w:val="18"/>
-          <w:szCs w:val="18"/>
-          <w:lang w:val="en-GB"/>
-        </w:rPr>
-        <w:t>դաշտում</w:t>
-      </w:r>
-      <w:proofErr w:type="spellEnd"/>
-      <w:r>
-        <w:rPr>
-          <w:rFonts w:ascii="Times New Roman" w:hAnsi="Times New Roman" w:cs="Times New Roman"/>
-          <w:sz w:val="18"/>
-          <w:szCs w:val="18"/>
-          <w:lang w:val="en-GB"/>
-        </w:rPr>
-        <w:t xml:space="preserve"> </w:t>
-      </w:r>
-      <w:proofErr w:type="spellStart"/>
-      <w:r>
-        <w:rPr>
-          <w:rFonts w:ascii="Times New Roman" w:hAnsi="Times New Roman" w:cs="Times New Roman"/>
-          <w:sz w:val="18"/>
-          <w:szCs w:val="18"/>
-          <w:lang w:val="en-GB"/>
-        </w:rPr>
-        <w:t>լրացնել</w:t>
-      </w:r>
-      <w:proofErr w:type="spellEnd"/>
-      <w:r>
-        <w:rPr>
-          <w:rFonts w:ascii="Times New Roman" w:hAnsi="Times New Roman" w:cs="Times New Roman"/>
-          <w:sz w:val="18"/>
-          <w:szCs w:val="18"/>
-          <w:lang w:val="en-GB"/>
-        </w:rPr>
-        <w:t xml:space="preserve"> </w:t>
-      </w:r>
-      <w:proofErr w:type="spellStart"/>
-      <w:r>
-        <w:rPr>
-          <w:rFonts w:ascii="Times New Roman" w:hAnsi="Times New Roman" w:cs="Times New Roman"/>
-          <w:sz w:val="18"/>
-          <w:szCs w:val="18"/>
-          <w:lang w:val="en-GB"/>
-        </w:rPr>
-        <w:t>սույն</w:t>
-      </w:r>
-      <w:proofErr w:type="spellEnd"/>
-      <w:r>
-        <w:rPr>
-          <w:rFonts w:ascii="Times New Roman" w:hAnsi="Times New Roman" w:cs="Times New Roman"/>
-          <w:sz w:val="18"/>
-          <w:szCs w:val="18"/>
-          <w:lang w:val="en-GB"/>
-        </w:rPr>
-        <w:t xml:space="preserve"> </w:t>
-      </w:r>
-      <w:proofErr w:type="spellStart"/>
+        <w:t xml:space="preserve">անկանխիկ եղանակով վճարում կատարելու դեպքում փոխանցման նպատակ դաշտում լրացնել սույն </w:t>
+      </w:r>
       <w:r>
         <w:rPr>
           <w:rFonts w:ascii="Times New Roman" w:eastAsia="Times New Roman" w:hAnsi="Times New Roman" w:cs="Times New Roman"/>
@@ -5798,62 +5352,7 @@
           <w:szCs w:val="18"/>
           <w:lang w:val="en-GB"/>
         </w:rPr>
-        <w:t>վարկային</w:t>
-      </w:r>
-      <w:proofErr w:type="spellEnd"/>
-      <w:r>
-        <w:rPr>
-          <w:rFonts w:ascii="Times New Roman" w:eastAsia="Times New Roman" w:hAnsi="Times New Roman" w:cs="Times New Roman"/>
-          <w:color w:val="000000" w:themeColor="text1"/>
-          <w:sz w:val="18"/>
-          <w:szCs w:val="18"/>
-          <w:lang w:val="en-GB"/>
-        </w:rPr>
-        <w:t xml:space="preserve"> </w:t>
-      </w:r>
-      <w:proofErr w:type="spellStart"/>
-      <w:r>
-        <w:rPr>
-          <w:rFonts w:ascii="Times New Roman" w:eastAsia="Times New Roman" w:hAnsi="Times New Roman" w:cs="Times New Roman"/>
-          <w:color w:val="000000" w:themeColor="text1"/>
-          <w:sz w:val="18"/>
-          <w:szCs w:val="18"/>
-          <w:lang w:val="en-GB"/>
-        </w:rPr>
-        <w:t>պայմանագրի</w:t>
-      </w:r>
-      <w:proofErr w:type="spellEnd"/>
-      <w:r>
-        <w:rPr>
-          <w:rFonts w:ascii="Times New Roman" w:eastAsia="Times New Roman" w:hAnsi="Times New Roman" w:cs="Times New Roman"/>
-          <w:color w:val="000000" w:themeColor="text1"/>
-          <w:sz w:val="18"/>
-          <w:szCs w:val="18"/>
-          <w:lang w:val="en-GB"/>
-        </w:rPr>
-        <w:t xml:space="preserve"> </w:t>
-      </w:r>
-      <w:proofErr w:type="spellStart"/>
-      <w:r>
-        <w:rPr>
-          <w:rFonts w:ascii="Times New Roman" w:eastAsia="Times New Roman" w:hAnsi="Times New Roman" w:cs="Times New Roman"/>
-          <w:color w:val="000000" w:themeColor="text1"/>
-          <w:sz w:val="18"/>
-          <w:szCs w:val="18"/>
-          <w:lang w:val="en-GB"/>
-        </w:rPr>
-        <w:t>կոդը</w:t>
-      </w:r>
-      <w:proofErr w:type="spellEnd"/>
-      <w:r>
-        <w:rPr>
-          <w:rFonts w:ascii="Times New Roman" w:eastAsia="Times New Roman" w:hAnsi="Times New Roman" w:cs="Times New Roman"/>
-          <w:color w:val="000000" w:themeColor="text1"/>
-          <w:sz w:val="18"/>
-          <w:szCs w:val="18"/>
-          <w:lang w:val="en-GB"/>
-        </w:rPr>
-        <w:t>.</w:t>
+        <w:t>վարկային պայմանագրի կոդը.</w:t>
       </w:r>
     </w:p>
     <w:p>
@@ -5875,7 +5374,6 @@
           <w:lang w:val="hy-AM"/>
         </w:rPr>
       </w:pPr>
-      <w:proofErr w:type="spellStart"/>
       <w:r>
         <w:rPr>
           <w:rFonts w:ascii="Times New Roman" w:eastAsia="Times New Roman" w:hAnsi="Times New Roman" w:cs="Times New Roman"/>
@@ -5884,9 +5382,8 @@
           <w:szCs w:val="18"/>
           <w:lang w:val="en-GB"/>
         </w:rPr>
-        <w:t>Վարկատուին</w:t>
-      </w:r>
-      <w:proofErr w:type="spellEnd"/>
+        <w:t xml:space="preserve">Վարկատուին անհապաղ տեղեկացնել անձնական և այլ տվյալների փոփոխության մասին (հասցե, </w:t>
+      </w:r>
       <w:r>
         <w:rPr>
           <w:rFonts w:ascii="Times New Roman" w:eastAsia="Times New Roman" w:hAnsi="Times New Roman" w:cs="Times New Roman"/>
@@ -5895,328 +5392,8 @@
           <w:szCs w:val="18"/>
           <w:lang w:val="en-GB"/>
         </w:rPr>
-        <w:t xml:space="preserve"> </w:t>
-      </w:r>
-      <w:proofErr w:type="spellStart"/>
-      <w:r>
-        <w:rPr>
-          <w:rFonts w:ascii="Times New Roman" w:eastAsia="Times New Roman" w:hAnsi="Times New Roman" w:cs="Times New Roman"/>
-          <w:color w:val="000000" w:themeColor="text1"/>
-          <w:sz w:val="18"/>
-          <w:szCs w:val="18"/>
-          <w:lang w:val="en-GB"/>
-        </w:rPr>
-        <w:t>անհապաղ</w:t>
-      </w:r>
-      <w:proofErr w:type="spellEnd"/>
-      <w:r>
-        <w:rPr>
-          <w:rFonts w:ascii="Times New Roman" w:eastAsia="Times New Roman" w:hAnsi="Times New Roman" w:cs="Times New Roman"/>
-          <w:color w:val="000000" w:themeColor="text1"/>
-          <w:sz w:val="18"/>
-          <w:szCs w:val="18"/>
-          <w:lang w:val="en-GB"/>
-        </w:rPr>
-        <w:t xml:space="preserve"> </w:t>
-      </w:r>
-      <w:proofErr w:type="spellStart"/>
-      <w:r>
-        <w:rPr>
-          <w:rFonts w:ascii="Times New Roman" w:eastAsia="Times New Roman" w:hAnsi="Times New Roman" w:cs="Times New Roman"/>
-          <w:color w:val="000000" w:themeColor="text1"/>
-          <w:sz w:val="18"/>
-          <w:szCs w:val="18"/>
-          <w:lang w:val="en-GB"/>
-        </w:rPr>
-        <w:t>տեղեկացնել</w:t>
-      </w:r>
-      <w:proofErr w:type="spellEnd"/>
-      <w:r>
-        <w:rPr>
-          <w:rFonts w:ascii="Times New Roman" w:eastAsia="Times New Roman" w:hAnsi="Times New Roman" w:cs="Times New Roman"/>
-          <w:color w:val="000000" w:themeColor="text1"/>
-          <w:sz w:val="18"/>
-          <w:szCs w:val="18"/>
-          <w:lang w:val="en-GB"/>
-        </w:rPr>
-        <w:t xml:space="preserve"> </w:t>
-      </w:r>
-      <w:proofErr w:type="spellStart"/>
-      <w:r>
-        <w:rPr>
-          <w:rFonts w:ascii="Times New Roman" w:eastAsia="Times New Roman" w:hAnsi="Times New Roman" w:cs="Times New Roman"/>
-          <w:color w:val="000000" w:themeColor="text1"/>
-          <w:sz w:val="18"/>
-          <w:szCs w:val="18"/>
-          <w:lang w:val="en-GB"/>
-        </w:rPr>
-        <w:t>անձնական</w:t>
-      </w:r>
-      <w:proofErr w:type="spellEnd"/>
-      <w:r>
-        <w:rPr>
-          <w:rFonts w:ascii="Times New Roman" w:eastAsia="Times New Roman" w:hAnsi="Times New Roman" w:cs="Times New Roman"/>
-          <w:color w:val="000000" w:themeColor="text1"/>
-          <w:sz w:val="18"/>
-          <w:szCs w:val="18"/>
-          <w:lang w:val="en-GB"/>
-        </w:rPr>
-        <w:t xml:space="preserve"> և </w:t>
-      </w:r>
-      <w:proofErr w:type="spellStart"/>
-      <w:r>
-        <w:rPr>
-          <w:rFonts w:ascii="Times New Roman" w:eastAsia="Times New Roman" w:hAnsi="Times New Roman" w:cs="Times New Roman"/>
-          <w:color w:val="000000" w:themeColor="text1"/>
-          <w:sz w:val="18"/>
-          <w:szCs w:val="18"/>
-          <w:lang w:val="en-GB"/>
-        </w:rPr>
-        <w:t>այլ</w:t>
-      </w:r>
-      <w:proofErr w:type="spellEnd"/>
-      <w:r>
-        <w:rPr>
-          <w:rFonts w:ascii="Times New Roman" w:eastAsia="Times New Roman" w:hAnsi="Times New Roman" w:cs="Times New Roman"/>
-          <w:color w:val="000000" w:themeColor="text1"/>
-          <w:sz w:val="18"/>
-          <w:szCs w:val="18"/>
-          <w:lang w:val="en-GB"/>
-        </w:rPr>
-        <w:t xml:space="preserve"> </w:t>
-      </w:r>
-      <w:proofErr w:type="spellStart"/>
-      <w:r>
-        <w:rPr>
-          <w:rFonts w:ascii="Times New Roman" w:eastAsia="Times New Roman" w:hAnsi="Times New Roman" w:cs="Times New Roman"/>
-          <w:color w:val="000000" w:themeColor="text1"/>
-          <w:sz w:val="18"/>
-          <w:szCs w:val="18"/>
-          <w:lang w:val="en-GB"/>
-        </w:rPr>
-        <w:t>տվյալների</w:t>
-      </w:r>
-      <w:proofErr w:type="spellEnd"/>
-      <w:r>
-        <w:rPr>
-          <w:rFonts w:ascii="Times New Roman" w:eastAsia="Times New Roman" w:hAnsi="Times New Roman" w:cs="Times New Roman"/>
-          <w:color w:val="000000" w:themeColor="text1"/>
-          <w:sz w:val="18"/>
-          <w:szCs w:val="18"/>
-          <w:lang w:val="en-GB"/>
-        </w:rPr>
-        <w:t xml:space="preserve"> </w:t>
-      </w:r>
-      <w:proofErr w:type="spellStart"/>
-      <w:r>
-        <w:rPr>
-          <w:rFonts w:ascii="Times New Roman" w:eastAsia="Times New Roman" w:hAnsi="Times New Roman" w:cs="Times New Roman"/>
-          <w:color w:val="000000" w:themeColor="text1"/>
-          <w:sz w:val="18"/>
-          <w:szCs w:val="18"/>
-          <w:lang w:val="en-GB"/>
-        </w:rPr>
-        <w:t>փոփոխության</w:t>
-      </w:r>
-      <w:proofErr w:type="spellEnd"/>
-      <w:r>
-        <w:rPr>
-          <w:rFonts w:ascii="Times New Roman" w:eastAsia="Times New Roman" w:hAnsi="Times New Roman" w:cs="Times New Roman"/>
-          <w:color w:val="000000" w:themeColor="text1"/>
-          <w:sz w:val="18"/>
-          <w:szCs w:val="18"/>
-          <w:lang w:val="en-GB"/>
-        </w:rPr>
-        <w:t xml:space="preserve"> </w:t>
-      </w:r>
-      <w:proofErr w:type="spellStart"/>
-      <w:r>
-        <w:rPr>
-          <w:rFonts w:ascii="Times New Roman" w:eastAsia="Times New Roman" w:hAnsi="Times New Roman" w:cs="Times New Roman"/>
-          <w:color w:val="000000" w:themeColor="text1"/>
-          <w:sz w:val="18"/>
-          <w:szCs w:val="18"/>
-          <w:lang w:val="en-GB"/>
-        </w:rPr>
-        <w:t>մասին</w:t>
-      </w:r>
-      <w:proofErr w:type="spellEnd"/>
-      <w:r>
-        <w:rPr>
-          <w:rFonts w:ascii="Times New Roman" w:eastAsia="Times New Roman" w:hAnsi="Times New Roman" w:cs="Times New Roman"/>
-          <w:color w:val="000000" w:themeColor="text1"/>
-          <w:sz w:val="18"/>
-          <w:szCs w:val="18"/>
-          <w:lang w:val="en-GB"/>
-        </w:rPr>
-        <w:t xml:space="preserve"> (</w:t>
-      </w:r>
-      <w:proofErr w:type="spellStart"/>
-      <w:r>
-        <w:rPr>
-          <w:rFonts w:ascii="Times New Roman" w:eastAsia="Times New Roman" w:hAnsi="Times New Roman" w:cs="Times New Roman"/>
-          <w:color w:val="000000" w:themeColor="text1"/>
-          <w:sz w:val="18"/>
-          <w:szCs w:val="18"/>
-          <w:lang w:val="en-GB"/>
-        </w:rPr>
-        <w:t>հասցե</w:t>
-      </w:r>
-      <w:proofErr w:type="spellEnd"/>
-      <w:r>
-        <w:rPr>
-          <w:rFonts w:ascii="Times New Roman" w:eastAsia="Times New Roman" w:hAnsi="Times New Roman" w:cs="Times New Roman"/>
-          <w:color w:val="000000" w:themeColor="text1"/>
-          <w:sz w:val="18"/>
-          <w:szCs w:val="18"/>
-          <w:lang w:val="en-GB"/>
-        </w:rPr>
-        <w:t xml:space="preserve">, </w:t>
-      </w:r>
-      <w:proofErr w:type="spellStart"/>
-      <w:r>
-        <w:rPr>
-          <w:rFonts w:ascii="Times New Roman" w:eastAsia="Times New Roman" w:hAnsi="Times New Roman" w:cs="Times New Roman"/>
-          <w:color w:val="000000" w:themeColor="text1"/>
-          <w:sz w:val="18"/>
-          <w:szCs w:val="18"/>
-          <w:lang w:val="en-GB"/>
-        </w:rPr>
-        <w:t>հեռախոսահամր</w:t>
-      </w:r>
-      <w:proofErr w:type="spellEnd"/>
-      <w:r>
-        <w:rPr>
-          <w:rFonts w:ascii="Times New Roman" w:eastAsia="Times New Roman" w:hAnsi="Times New Roman" w:cs="Times New Roman"/>
-          <w:color w:val="000000" w:themeColor="text1"/>
-          <w:sz w:val="18"/>
-          <w:szCs w:val="18"/>
-          <w:lang w:val="en-GB"/>
-        </w:rPr>
-        <w:t xml:space="preserve">, </w:t>
-      </w:r>
-      <w:proofErr w:type="spellStart"/>
-      <w:r>
-        <w:rPr>
-          <w:rFonts w:ascii="Times New Roman" w:eastAsia="Times New Roman" w:hAnsi="Times New Roman" w:cs="Times New Roman"/>
-          <w:color w:val="000000" w:themeColor="text1"/>
-          <w:sz w:val="18"/>
-          <w:szCs w:val="18"/>
-          <w:lang w:val="en-GB"/>
-        </w:rPr>
-        <w:t>էլեկտրոնային</w:t>
-      </w:r>
-      <w:proofErr w:type="spellEnd"/>
-      <w:r>
-        <w:rPr>
-          <w:rFonts w:ascii="Times New Roman" w:eastAsia="Times New Roman" w:hAnsi="Times New Roman" w:cs="Times New Roman"/>
-          <w:color w:val="000000" w:themeColor="text1"/>
-          <w:sz w:val="18"/>
-          <w:szCs w:val="18"/>
-          <w:lang w:val="en-GB"/>
-        </w:rPr>
-        <w:t xml:space="preserve"> </w:t>
-      </w:r>
-      <w:proofErr w:type="spellStart"/>
-      <w:r>
-        <w:rPr>
-          <w:rFonts w:ascii="Times New Roman" w:eastAsia="Times New Roman" w:hAnsi="Times New Roman" w:cs="Times New Roman"/>
-          <w:color w:val="000000" w:themeColor="text1"/>
-          <w:sz w:val="18"/>
-          <w:szCs w:val="18"/>
-          <w:lang w:val="en-GB"/>
-        </w:rPr>
-        <w:t>փոստի</w:t>
-      </w:r>
-      <w:proofErr w:type="spellEnd"/>
-      <w:r>
-        <w:rPr>
-          <w:rFonts w:ascii="Times New Roman" w:eastAsia="Times New Roman" w:hAnsi="Times New Roman" w:cs="Times New Roman"/>
-          <w:color w:val="000000" w:themeColor="text1"/>
-          <w:sz w:val="18"/>
-          <w:szCs w:val="18"/>
-          <w:lang w:val="en-GB"/>
-        </w:rPr>
-        <w:t xml:space="preserve"> </w:t>
-      </w:r>
-      <w:proofErr w:type="spellStart"/>
-      <w:r>
-        <w:rPr>
-          <w:rFonts w:ascii="Times New Roman" w:eastAsia="Times New Roman" w:hAnsi="Times New Roman" w:cs="Times New Roman"/>
-          <w:color w:val="000000" w:themeColor="text1"/>
-          <w:sz w:val="18"/>
-          <w:szCs w:val="18"/>
-          <w:lang w:val="en-GB"/>
-        </w:rPr>
-        <w:t>հասցե</w:t>
-      </w:r>
-      <w:proofErr w:type="spellEnd"/>
-      <w:r>
-        <w:rPr>
-          <w:rFonts w:ascii="Times New Roman" w:eastAsia="Times New Roman" w:hAnsi="Times New Roman" w:cs="Times New Roman"/>
-          <w:color w:val="000000" w:themeColor="text1"/>
-          <w:sz w:val="18"/>
-          <w:szCs w:val="18"/>
-          <w:lang w:val="en-GB"/>
-        </w:rPr>
-        <w:t xml:space="preserve">, </w:t>
-      </w:r>
-      <w:proofErr w:type="spellStart"/>
-      <w:r>
-        <w:rPr>
-          <w:rFonts w:ascii="Times New Roman" w:eastAsia="Times New Roman" w:hAnsi="Times New Roman" w:cs="Times New Roman"/>
-          <w:color w:val="000000" w:themeColor="text1"/>
-          <w:sz w:val="18"/>
-          <w:szCs w:val="18"/>
-          <w:lang w:val="en-GB"/>
-        </w:rPr>
-        <w:t>անձնագրային</w:t>
-      </w:r>
-      <w:proofErr w:type="spellEnd"/>
-      <w:r>
-        <w:rPr>
-          <w:rFonts w:ascii="Times New Roman" w:eastAsia="Times New Roman" w:hAnsi="Times New Roman" w:cs="Times New Roman"/>
-          <w:color w:val="000000" w:themeColor="text1"/>
-          <w:sz w:val="18"/>
-          <w:szCs w:val="18"/>
-          <w:lang w:val="en-GB"/>
-        </w:rPr>
-        <w:t xml:space="preserve"> </w:t>
-      </w:r>
-      <w:proofErr w:type="spellStart"/>
-      <w:r>
-        <w:rPr>
-          <w:rFonts w:ascii="Times New Roman" w:eastAsia="Times New Roman" w:hAnsi="Times New Roman" w:cs="Times New Roman"/>
-          <w:color w:val="000000" w:themeColor="text1"/>
-          <w:sz w:val="18"/>
-          <w:szCs w:val="18"/>
-          <w:lang w:val="en-GB"/>
-        </w:rPr>
-        <w:t>տվյալներ</w:t>
-      </w:r>
-      <w:proofErr w:type="spellEnd"/>
-      <w:r>
-        <w:rPr>
-          <w:rFonts w:ascii="Times New Roman" w:eastAsia="Times New Roman" w:hAnsi="Times New Roman" w:cs="Times New Roman"/>
-          <w:color w:val="000000" w:themeColor="text1"/>
-          <w:sz w:val="18"/>
-          <w:szCs w:val="18"/>
-          <w:lang w:val="en-GB"/>
-        </w:rPr>
-        <w:t xml:space="preserve"> և </w:t>
-      </w:r>
-      <w:proofErr w:type="spellStart"/>
-      <w:r>
-        <w:rPr>
-          <w:rFonts w:ascii="Times New Roman" w:eastAsia="Times New Roman" w:hAnsi="Times New Roman" w:cs="Times New Roman"/>
-          <w:color w:val="000000" w:themeColor="text1"/>
-          <w:sz w:val="18"/>
-          <w:szCs w:val="18"/>
-          <w:lang w:val="en-GB"/>
-        </w:rPr>
-        <w:t>այլն</w:t>
-      </w:r>
-      <w:proofErr w:type="spellEnd"/>
+        <w:t>հեռախոսահամր, էլեկտրոնային փոստի հասցե, անձնագրային տվյալներ և այլն</w:t>
+      </w:r>
       <w:r>
         <w:rPr>
           <w:rFonts w:ascii="Times New Roman" w:eastAsia="Times New Roman" w:hAnsi="Times New Roman" w:cs="Times New Roman"/>
@@ -6247,7 +5424,6 @@
           <w:lang w:val="hy-AM"/>
         </w:rPr>
       </w:pPr>
-      <w:proofErr w:type="spellStart"/>
       <w:r>
         <w:rPr>
           <w:rFonts w:ascii="Times New Roman" w:hAnsi="Times New Roman" w:cs="Times New Roman"/>
@@ -6255,9 +5431,8 @@
           <w:szCs w:val="18"/>
           <w:lang w:val="en-GB"/>
         </w:rPr>
-        <w:t>Վարկային</w:t>
-      </w:r>
-      <w:proofErr w:type="spellEnd"/>
+        <w:t xml:space="preserve">Վարկային պարտավորության ամբողջ ընթացքում </w:t>
+      </w:r>
       <w:r>
         <w:rPr>
           <w:rFonts w:ascii="Times New Roman" w:hAnsi="Times New Roman" w:cs="Times New Roman"/>
@@ -6265,247 +5440,7 @@
           <w:szCs w:val="18"/>
           <w:lang w:val="en-GB"/>
         </w:rPr>
-        <w:t xml:space="preserve"> </w:t>
-      </w:r>
-      <w:proofErr w:type="spellStart"/>
-      <w:r>
-        <w:rPr>
-          <w:rFonts w:ascii="Times New Roman" w:hAnsi="Times New Roman" w:cs="Times New Roman"/>
-          <w:sz w:val="18"/>
-          <w:szCs w:val="18"/>
-          <w:lang w:val="en-GB"/>
-        </w:rPr>
-        <w:t>պարտավորության</w:t>
-      </w:r>
-      <w:proofErr w:type="spellEnd"/>
-      <w:r>
-        <w:rPr>
-          <w:rFonts w:ascii="Times New Roman" w:hAnsi="Times New Roman" w:cs="Times New Roman"/>
-          <w:sz w:val="18"/>
-          <w:szCs w:val="18"/>
-          <w:lang w:val="en-GB"/>
-        </w:rPr>
-        <w:t xml:space="preserve"> </w:t>
-      </w:r>
-      <w:proofErr w:type="spellStart"/>
-      <w:r>
-        <w:rPr>
-          <w:rFonts w:ascii="Times New Roman" w:hAnsi="Times New Roman" w:cs="Times New Roman"/>
-          <w:sz w:val="18"/>
-          <w:szCs w:val="18"/>
-          <w:lang w:val="en-GB"/>
-        </w:rPr>
-        <w:t>ամբողջ</w:t>
-      </w:r>
-      <w:proofErr w:type="spellEnd"/>
-      <w:r>
-        <w:rPr>
-          <w:rFonts w:ascii="Times New Roman" w:hAnsi="Times New Roman" w:cs="Times New Roman"/>
-          <w:sz w:val="18"/>
-          <w:szCs w:val="18"/>
-          <w:lang w:val="en-GB"/>
-        </w:rPr>
-        <w:t xml:space="preserve"> </w:t>
-      </w:r>
-      <w:proofErr w:type="spellStart"/>
-      <w:r>
-        <w:rPr>
-          <w:rFonts w:ascii="Times New Roman" w:hAnsi="Times New Roman" w:cs="Times New Roman"/>
-          <w:sz w:val="18"/>
-          <w:szCs w:val="18"/>
-          <w:lang w:val="en-GB"/>
-        </w:rPr>
-        <w:t>ընթացքում</w:t>
-      </w:r>
-      <w:proofErr w:type="spellEnd"/>
-      <w:r>
-        <w:rPr>
-          <w:rFonts w:ascii="Times New Roman" w:hAnsi="Times New Roman" w:cs="Times New Roman"/>
-          <w:sz w:val="18"/>
-          <w:szCs w:val="18"/>
-          <w:lang w:val="en-GB"/>
-        </w:rPr>
-        <w:t xml:space="preserve"> </w:t>
-      </w:r>
-      <w:proofErr w:type="spellStart"/>
-      <w:r>
-        <w:rPr>
-          <w:rFonts w:ascii="Times New Roman" w:hAnsi="Times New Roman" w:cs="Times New Roman"/>
-          <w:sz w:val="18"/>
-          <w:szCs w:val="18"/>
-          <w:lang w:val="en-GB"/>
-        </w:rPr>
-        <w:t>գրավ</w:t>
-      </w:r>
-      <w:proofErr w:type="spellEnd"/>
-      <w:r>
-        <w:rPr>
-          <w:rFonts w:ascii="Times New Roman" w:hAnsi="Times New Roman" w:cs="Times New Roman"/>
-          <w:sz w:val="18"/>
-          <w:szCs w:val="18"/>
-          <w:lang w:val="en-GB"/>
-        </w:rPr>
-        <w:t xml:space="preserve"> </w:t>
-      </w:r>
-      <w:proofErr w:type="spellStart"/>
-      <w:r>
-        <w:rPr>
-          <w:rFonts w:ascii="Times New Roman" w:hAnsi="Times New Roman" w:cs="Times New Roman"/>
-          <w:sz w:val="18"/>
-          <w:szCs w:val="18"/>
-          <w:lang w:val="en-GB"/>
-        </w:rPr>
-        <w:t>դրված</w:t>
-      </w:r>
-      <w:proofErr w:type="spellEnd"/>
-      <w:r>
-        <w:rPr>
-          <w:rFonts w:ascii="Times New Roman" w:hAnsi="Times New Roman" w:cs="Times New Roman"/>
-          <w:sz w:val="18"/>
-          <w:szCs w:val="18"/>
-          <w:lang w:val="en-GB"/>
-        </w:rPr>
-        <w:t xml:space="preserve"> </w:t>
-      </w:r>
-      <w:proofErr w:type="spellStart"/>
-      <w:r>
-        <w:rPr>
-          <w:rFonts w:ascii="Times New Roman" w:hAnsi="Times New Roman" w:cs="Times New Roman"/>
-          <w:sz w:val="18"/>
-          <w:szCs w:val="18"/>
-          <w:lang w:val="en-GB"/>
-        </w:rPr>
-        <w:t>գույքը</w:t>
-      </w:r>
-      <w:proofErr w:type="spellEnd"/>
-      <w:r>
-        <w:rPr>
-          <w:rFonts w:ascii="Times New Roman" w:hAnsi="Times New Roman" w:cs="Times New Roman"/>
-          <w:sz w:val="18"/>
-          <w:szCs w:val="18"/>
-          <w:lang w:val="en-GB"/>
-        </w:rPr>
-        <w:t xml:space="preserve"> </w:t>
-      </w:r>
-      <w:proofErr w:type="spellStart"/>
-      <w:r>
-        <w:rPr>
-          <w:rFonts w:ascii="Times New Roman" w:hAnsi="Times New Roman" w:cs="Times New Roman"/>
-          <w:sz w:val="18"/>
-          <w:szCs w:val="18"/>
-          <w:lang w:val="en-GB"/>
-        </w:rPr>
-        <w:t>լրիվ</w:t>
-      </w:r>
-      <w:proofErr w:type="spellEnd"/>
-      <w:r>
-        <w:rPr>
-          <w:rFonts w:ascii="Times New Roman" w:hAnsi="Times New Roman" w:cs="Times New Roman"/>
-          <w:sz w:val="18"/>
-          <w:szCs w:val="18"/>
-          <w:lang w:val="en-GB"/>
-        </w:rPr>
-        <w:t xml:space="preserve"> </w:t>
-      </w:r>
-      <w:proofErr w:type="spellStart"/>
-      <w:r>
-        <w:rPr>
-          <w:rFonts w:ascii="Times New Roman" w:hAnsi="Times New Roman" w:cs="Times New Roman"/>
-          <w:sz w:val="18"/>
-          <w:szCs w:val="18"/>
-          <w:lang w:val="en-GB"/>
-        </w:rPr>
-        <w:t>արժեքով</w:t>
-      </w:r>
-      <w:proofErr w:type="spellEnd"/>
-      <w:r>
-        <w:rPr>
-          <w:rFonts w:ascii="Times New Roman" w:hAnsi="Times New Roman" w:cs="Times New Roman"/>
-          <w:sz w:val="18"/>
-          <w:szCs w:val="18"/>
-          <w:lang w:val="en-GB"/>
-        </w:rPr>
-        <w:t xml:space="preserve"> </w:t>
-      </w:r>
-      <w:proofErr w:type="spellStart"/>
-      <w:r>
-        <w:rPr>
-          <w:rFonts w:ascii="Times New Roman" w:hAnsi="Times New Roman" w:cs="Times New Roman"/>
-          <w:sz w:val="18"/>
-          <w:szCs w:val="18"/>
-          <w:lang w:val="en-GB"/>
-        </w:rPr>
-        <w:t>ապահովագրել</w:t>
-      </w:r>
-      <w:proofErr w:type="spellEnd"/>
-      <w:r>
-        <w:rPr>
-          <w:rFonts w:ascii="Times New Roman" w:hAnsi="Times New Roman" w:cs="Times New Roman"/>
-          <w:sz w:val="18"/>
-          <w:szCs w:val="18"/>
-          <w:lang w:val="en-GB"/>
-        </w:rPr>
-        <w:t xml:space="preserve"> </w:t>
-      </w:r>
-      <w:proofErr w:type="spellStart"/>
-      <w:r>
-        <w:rPr>
-          <w:rFonts w:ascii="Times New Roman" w:hAnsi="Times New Roman" w:cs="Times New Roman"/>
-          <w:sz w:val="18"/>
-          <w:szCs w:val="18"/>
-          <w:lang w:val="en-GB"/>
-        </w:rPr>
-        <w:t>կորստյան</w:t>
-      </w:r>
-      <w:proofErr w:type="spellEnd"/>
-      <w:r>
-        <w:rPr>
-          <w:rFonts w:ascii="Times New Roman" w:hAnsi="Times New Roman" w:cs="Times New Roman"/>
-          <w:sz w:val="18"/>
-          <w:szCs w:val="18"/>
-          <w:lang w:val="en-GB"/>
-        </w:rPr>
-        <w:t xml:space="preserve"> և </w:t>
-      </w:r>
-      <w:proofErr w:type="spellStart"/>
-      <w:r>
-        <w:rPr>
-          <w:rFonts w:ascii="Times New Roman" w:hAnsi="Times New Roman" w:cs="Times New Roman"/>
-          <w:sz w:val="18"/>
-          <w:szCs w:val="18"/>
-          <w:lang w:val="en-GB"/>
-        </w:rPr>
-        <w:t>վնասվածքի</w:t>
-      </w:r>
-      <w:proofErr w:type="spellEnd"/>
-      <w:r>
-        <w:rPr>
-          <w:rFonts w:ascii="Times New Roman" w:hAnsi="Times New Roman" w:cs="Times New Roman"/>
-          <w:sz w:val="18"/>
-          <w:szCs w:val="18"/>
-          <w:lang w:val="en-GB"/>
-        </w:rPr>
-        <w:t xml:space="preserve"> </w:t>
-      </w:r>
-      <w:proofErr w:type="spellStart"/>
-      <w:r>
-        <w:rPr>
-          <w:rFonts w:ascii="Times New Roman" w:hAnsi="Times New Roman" w:cs="Times New Roman"/>
-          <w:sz w:val="18"/>
-          <w:szCs w:val="18"/>
-          <w:lang w:val="en-GB"/>
-        </w:rPr>
-        <w:t>ռիսկերից</w:t>
-      </w:r>
-      <w:proofErr w:type="spellEnd"/>
-      <w:r>
-        <w:rPr>
-          <w:rFonts w:ascii="Times New Roman" w:hAnsi="Times New Roman" w:cs="Times New Roman"/>
-          <w:sz w:val="18"/>
-          <w:szCs w:val="18"/>
-          <w:lang w:val="en-GB"/>
-        </w:rPr>
-        <w:t>,</w:t>
+        <w:t>գրավ դրված գույքը լրիվ արժեքով ապահովագրել կորստյան և վնասվածքի ռիսկերից,</w:t>
       </w:r>
     </w:p>
     <w:p>
@@ -6528,7 +5463,6 @@
           <w:lang w:val="hy-AM"/>
         </w:rPr>
       </w:pPr>
-      <w:proofErr w:type="spellStart"/>
       <w:r>
         <w:rPr>
           <w:rFonts w:ascii="Times New Roman" w:hAnsi="Times New Roman" w:cs="Times New Roman"/>
@@ -6536,297 +5470,7 @@
           <w:sz w:val="18"/>
           <w:szCs w:val="18"/>
         </w:rPr>
-        <w:t>անհրաժեշտ</w:t>
-      </w:r>
-      <w:proofErr w:type="spellEnd"/>
-      <w:r>
-        <w:rPr>
-          <w:rFonts w:ascii="Times New Roman" w:hAnsi="Times New Roman" w:cs="Times New Roman"/>
-          <w:color w:val="333333"/>
-          <w:sz w:val="18"/>
-          <w:szCs w:val="18"/>
-        </w:rPr>
-        <w:t xml:space="preserve"> </w:t>
-      </w:r>
-      <w:proofErr w:type="spellStart"/>
-      <w:r>
-        <w:rPr>
-          <w:rFonts w:ascii="Times New Roman" w:hAnsi="Times New Roman" w:cs="Times New Roman"/>
-          <w:color w:val="333333"/>
-          <w:sz w:val="18"/>
-          <w:szCs w:val="18"/>
-        </w:rPr>
-        <w:t>միջոցներ</w:t>
-      </w:r>
-      <w:proofErr w:type="spellEnd"/>
-      <w:r>
-        <w:rPr>
-          <w:rFonts w:ascii="Times New Roman" w:hAnsi="Times New Roman" w:cs="Times New Roman"/>
-          <w:color w:val="333333"/>
-          <w:sz w:val="18"/>
-          <w:szCs w:val="18"/>
-        </w:rPr>
-        <w:t xml:space="preserve"> </w:t>
-      </w:r>
-      <w:proofErr w:type="spellStart"/>
-      <w:r>
-        <w:rPr>
-          <w:rFonts w:ascii="Times New Roman" w:hAnsi="Times New Roman" w:cs="Times New Roman"/>
-          <w:color w:val="333333"/>
-          <w:sz w:val="18"/>
-          <w:szCs w:val="18"/>
-        </w:rPr>
-        <w:t>ձեռնարկել</w:t>
-      </w:r>
-      <w:proofErr w:type="spellEnd"/>
-      <w:r>
-        <w:rPr>
-          <w:rFonts w:ascii="Times New Roman" w:hAnsi="Times New Roman" w:cs="Times New Roman"/>
-          <w:color w:val="333333"/>
-          <w:sz w:val="18"/>
-          <w:szCs w:val="18"/>
-        </w:rPr>
-        <w:t xml:space="preserve"> </w:t>
-      </w:r>
-      <w:proofErr w:type="spellStart"/>
-      <w:r>
-        <w:rPr>
-          <w:rFonts w:ascii="Times New Roman" w:hAnsi="Times New Roman" w:cs="Times New Roman"/>
-          <w:color w:val="333333"/>
-          <w:sz w:val="18"/>
-          <w:szCs w:val="18"/>
-        </w:rPr>
-        <w:t>գրավ</w:t>
-      </w:r>
-      <w:proofErr w:type="spellEnd"/>
-      <w:r>
-        <w:rPr>
-          <w:rFonts w:ascii="Times New Roman" w:hAnsi="Times New Roman" w:cs="Times New Roman"/>
-          <w:color w:val="333333"/>
-          <w:sz w:val="18"/>
-          <w:szCs w:val="18"/>
-        </w:rPr>
-        <w:t xml:space="preserve"> </w:t>
-      </w:r>
-      <w:proofErr w:type="spellStart"/>
-      <w:r>
-        <w:rPr>
-          <w:rFonts w:ascii="Times New Roman" w:hAnsi="Times New Roman" w:cs="Times New Roman"/>
-          <w:color w:val="333333"/>
-          <w:sz w:val="18"/>
-          <w:szCs w:val="18"/>
-        </w:rPr>
-        <w:t>դրված</w:t>
-      </w:r>
-      <w:proofErr w:type="spellEnd"/>
-      <w:r>
-        <w:rPr>
-          <w:rFonts w:ascii="Times New Roman" w:hAnsi="Times New Roman" w:cs="Times New Roman"/>
-          <w:color w:val="333333"/>
-          <w:sz w:val="18"/>
-          <w:szCs w:val="18"/>
-        </w:rPr>
-        <w:t xml:space="preserve"> </w:t>
-      </w:r>
-      <w:proofErr w:type="spellStart"/>
-      <w:r>
-        <w:rPr>
-          <w:rFonts w:ascii="Times New Roman" w:hAnsi="Times New Roman" w:cs="Times New Roman"/>
-          <w:color w:val="333333"/>
-          <w:sz w:val="18"/>
-          <w:szCs w:val="18"/>
-        </w:rPr>
-        <w:t>գույքը</w:t>
-      </w:r>
-      <w:proofErr w:type="spellEnd"/>
-      <w:r>
-        <w:rPr>
-          <w:rFonts w:ascii="Times New Roman" w:hAnsi="Times New Roman" w:cs="Times New Roman"/>
-          <w:color w:val="333333"/>
-          <w:sz w:val="18"/>
-          <w:szCs w:val="18"/>
-        </w:rPr>
-        <w:t xml:space="preserve"> </w:t>
-      </w:r>
-      <w:proofErr w:type="spellStart"/>
-      <w:r>
-        <w:rPr>
-          <w:rFonts w:ascii="Times New Roman" w:hAnsi="Times New Roman" w:cs="Times New Roman"/>
-          <w:color w:val="333333"/>
-          <w:sz w:val="18"/>
-          <w:szCs w:val="18"/>
-        </w:rPr>
-        <w:t>պահպանելու</w:t>
-      </w:r>
-      <w:proofErr w:type="spellEnd"/>
-      <w:r>
-        <w:rPr>
-          <w:rFonts w:ascii="Times New Roman" w:hAnsi="Times New Roman" w:cs="Times New Roman"/>
-          <w:color w:val="333333"/>
-          <w:sz w:val="18"/>
-          <w:szCs w:val="18"/>
-        </w:rPr>
-        <w:t xml:space="preserve">` </w:t>
-      </w:r>
-      <w:proofErr w:type="spellStart"/>
-      <w:r>
-        <w:rPr>
-          <w:rFonts w:ascii="Times New Roman" w:hAnsi="Times New Roman" w:cs="Times New Roman"/>
-          <w:color w:val="333333"/>
-          <w:sz w:val="18"/>
-          <w:szCs w:val="18"/>
-        </w:rPr>
-        <w:t>ներառյալ</w:t>
-      </w:r>
-      <w:proofErr w:type="spellEnd"/>
-      <w:r>
-        <w:rPr>
-          <w:rFonts w:ascii="Times New Roman" w:hAnsi="Times New Roman" w:cs="Times New Roman"/>
-          <w:color w:val="333333"/>
-          <w:sz w:val="18"/>
-          <w:szCs w:val="18"/>
-        </w:rPr>
-        <w:t xml:space="preserve"> </w:t>
-      </w:r>
-      <w:proofErr w:type="spellStart"/>
-      <w:r>
-        <w:rPr>
-          <w:rFonts w:ascii="Times New Roman" w:hAnsi="Times New Roman" w:cs="Times New Roman"/>
-          <w:color w:val="333333"/>
-          <w:sz w:val="18"/>
-          <w:szCs w:val="18"/>
-        </w:rPr>
-        <w:t>այն</w:t>
-      </w:r>
-      <w:proofErr w:type="spellEnd"/>
-      <w:r>
-        <w:rPr>
-          <w:rFonts w:ascii="Times New Roman" w:hAnsi="Times New Roman" w:cs="Times New Roman"/>
-          <w:color w:val="333333"/>
-          <w:sz w:val="18"/>
-          <w:szCs w:val="18"/>
-        </w:rPr>
-        <w:t xml:space="preserve"> </w:t>
-      </w:r>
-      <w:proofErr w:type="spellStart"/>
-      <w:r>
-        <w:rPr>
-          <w:rFonts w:ascii="Times New Roman" w:hAnsi="Times New Roman" w:cs="Times New Roman"/>
-          <w:color w:val="333333"/>
-          <w:sz w:val="18"/>
-          <w:szCs w:val="18"/>
-        </w:rPr>
-        <w:t>երրորդ</w:t>
-      </w:r>
-      <w:proofErr w:type="spellEnd"/>
-      <w:r>
-        <w:rPr>
-          <w:rFonts w:ascii="Times New Roman" w:hAnsi="Times New Roman" w:cs="Times New Roman"/>
-          <w:color w:val="333333"/>
-          <w:sz w:val="18"/>
-          <w:szCs w:val="18"/>
-        </w:rPr>
-        <w:t xml:space="preserve"> </w:t>
-      </w:r>
-      <w:proofErr w:type="spellStart"/>
-      <w:r>
-        <w:rPr>
-          <w:rFonts w:ascii="Times New Roman" w:hAnsi="Times New Roman" w:cs="Times New Roman"/>
-          <w:color w:val="333333"/>
-          <w:sz w:val="18"/>
-          <w:szCs w:val="18"/>
-        </w:rPr>
-        <w:t>անձանց</w:t>
-      </w:r>
-      <w:proofErr w:type="spellEnd"/>
-      <w:r>
-        <w:rPr>
-          <w:rFonts w:ascii="Times New Roman" w:hAnsi="Times New Roman" w:cs="Times New Roman"/>
-          <w:color w:val="333333"/>
-          <w:sz w:val="18"/>
-          <w:szCs w:val="18"/>
-        </w:rPr>
-        <w:t xml:space="preserve"> </w:t>
-      </w:r>
-      <w:proofErr w:type="spellStart"/>
-      <w:r>
-        <w:rPr>
-          <w:rFonts w:ascii="Times New Roman" w:hAnsi="Times New Roman" w:cs="Times New Roman"/>
-          <w:color w:val="333333"/>
-          <w:sz w:val="18"/>
-          <w:szCs w:val="18"/>
-        </w:rPr>
-        <w:t>ոտնձգություններից</w:t>
-      </w:r>
-      <w:proofErr w:type="spellEnd"/>
-      <w:r>
-        <w:rPr>
-          <w:rFonts w:ascii="Times New Roman" w:hAnsi="Times New Roman" w:cs="Times New Roman"/>
-          <w:color w:val="333333"/>
-          <w:sz w:val="18"/>
-          <w:szCs w:val="18"/>
-        </w:rPr>
-        <w:t xml:space="preserve"> և </w:t>
-      </w:r>
-      <w:proofErr w:type="spellStart"/>
-      <w:r>
-        <w:rPr>
-          <w:rFonts w:ascii="Times New Roman" w:hAnsi="Times New Roman" w:cs="Times New Roman"/>
-          <w:color w:val="333333"/>
-          <w:sz w:val="18"/>
-          <w:szCs w:val="18"/>
-        </w:rPr>
-        <w:t>պահանջներից</w:t>
-      </w:r>
-      <w:proofErr w:type="spellEnd"/>
-      <w:r>
-        <w:rPr>
-          <w:rFonts w:ascii="Times New Roman" w:hAnsi="Times New Roman" w:cs="Times New Roman"/>
-          <w:color w:val="333333"/>
-          <w:sz w:val="18"/>
-          <w:szCs w:val="18"/>
-        </w:rPr>
-        <w:t xml:space="preserve"> </w:t>
-      </w:r>
-      <w:proofErr w:type="spellStart"/>
-      <w:r>
-        <w:rPr>
-          <w:rFonts w:ascii="Times New Roman" w:hAnsi="Times New Roman" w:cs="Times New Roman"/>
-          <w:color w:val="333333"/>
-          <w:sz w:val="18"/>
-          <w:szCs w:val="18"/>
-        </w:rPr>
-        <w:t>պաշտպանելու</w:t>
-      </w:r>
-      <w:proofErr w:type="spellEnd"/>
-      <w:r>
-        <w:rPr>
-          <w:rFonts w:ascii="Times New Roman" w:hAnsi="Times New Roman" w:cs="Times New Roman"/>
-          <w:color w:val="333333"/>
-          <w:sz w:val="18"/>
-          <w:szCs w:val="18"/>
-        </w:rPr>
-        <w:t xml:space="preserve"> </w:t>
-      </w:r>
-      <w:proofErr w:type="spellStart"/>
-      <w:r>
-        <w:rPr>
-          <w:rFonts w:ascii="Times New Roman" w:hAnsi="Times New Roman" w:cs="Times New Roman"/>
-          <w:color w:val="333333"/>
-          <w:sz w:val="18"/>
-          <w:szCs w:val="18"/>
-        </w:rPr>
-        <w:t>համար</w:t>
-      </w:r>
-      <w:proofErr w:type="spellEnd"/>
-      <w:r>
-        <w:rPr>
-          <w:rFonts w:ascii="Times New Roman" w:hAnsi="Times New Roman" w:cs="Times New Roman"/>
-          <w:color w:val="333333"/>
-          <w:sz w:val="18"/>
-          <w:szCs w:val="18"/>
-        </w:rPr>
-        <w:t>,</w:t>
+        <w:t>անհրաժեշտ միջոցներ ձեռնարկել գրավ դրված գույքը պահպանելու` ներառյալ այն երրորդ անձանց ոտնձգություններից և պահանջներից պաշտպանելու համար,</w:t>
       </w:r>
     </w:p>
     <w:p>
@@ -6848,7 +5492,6 @@
           <w:lang w:val="hy-AM"/>
         </w:rPr>
       </w:pPr>
-      <w:proofErr w:type="spellStart"/>
       <w:r>
         <w:rPr>
           <w:rFonts w:ascii="Times New Roman" w:hAnsi="Times New Roman" w:cs="Times New Roman"/>
@@ -6856,249 +5499,8 @@
           <w:sz w:val="18"/>
           <w:szCs w:val="18"/>
         </w:rPr>
-        <w:t>մյուս</w:t>
-      </w:r>
-      <w:proofErr w:type="spellEnd"/>
-      <w:r>
-        <w:rPr>
-          <w:rFonts w:ascii="Times New Roman" w:hAnsi="Times New Roman" w:cs="Times New Roman"/>
-          <w:color w:val="333333"/>
-          <w:sz w:val="18"/>
-          <w:szCs w:val="18"/>
-        </w:rPr>
-        <w:t xml:space="preserve"> </w:t>
-      </w:r>
-      <w:proofErr w:type="spellStart"/>
-      <w:r>
-        <w:rPr>
-          <w:rFonts w:ascii="Times New Roman" w:hAnsi="Times New Roman" w:cs="Times New Roman"/>
-          <w:color w:val="333333"/>
-          <w:sz w:val="18"/>
-          <w:szCs w:val="18"/>
-        </w:rPr>
-        <w:t>կողմին</w:t>
-      </w:r>
-      <w:proofErr w:type="spellEnd"/>
-      <w:r>
-        <w:rPr>
-          <w:rFonts w:ascii="Times New Roman" w:hAnsi="Times New Roman" w:cs="Times New Roman"/>
-          <w:color w:val="333333"/>
-          <w:sz w:val="18"/>
-          <w:szCs w:val="18"/>
-        </w:rPr>
-        <w:t xml:space="preserve"> </w:t>
-      </w:r>
-      <w:proofErr w:type="spellStart"/>
-      <w:r>
-        <w:rPr>
-          <w:rFonts w:ascii="Times New Roman" w:hAnsi="Times New Roman" w:cs="Times New Roman"/>
-          <w:color w:val="333333"/>
-          <w:sz w:val="18"/>
-          <w:szCs w:val="18"/>
-        </w:rPr>
-        <w:t>անհապաղ</w:t>
-      </w:r>
-      <w:proofErr w:type="spellEnd"/>
-      <w:r>
-        <w:rPr>
-          <w:rFonts w:ascii="Times New Roman" w:hAnsi="Times New Roman" w:cs="Times New Roman"/>
-          <w:color w:val="333333"/>
-          <w:sz w:val="18"/>
-          <w:szCs w:val="18"/>
-        </w:rPr>
-        <w:t xml:space="preserve"> </w:t>
-      </w:r>
-      <w:proofErr w:type="spellStart"/>
-      <w:r>
-        <w:rPr>
-          <w:rFonts w:ascii="Times New Roman" w:hAnsi="Times New Roman" w:cs="Times New Roman"/>
-          <w:color w:val="333333"/>
-          <w:sz w:val="18"/>
-          <w:szCs w:val="18"/>
-        </w:rPr>
-        <w:t>տեղեկացնել</w:t>
-      </w:r>
-      <w:proofErr w:type="spellEnd"/>
-      <w:r>
-        <w:rPr>
-          <w:rFonts w:ascii="Times New Roman" w:hAnsi="Times New Roman" w:cs="Times New Roman"/>
-          <w:color w:val="333333"/>
-          <w:sz w:val="18"/>
-          <w:szCs w:val="18"/>
-        </w:rPr>
-        <w:t xml:space="preserve"> </w:t>
-      </w:r>
-      <w:proofErr w:type="spellStart"/>
-      <w:r>
-        <w:rPr>
-          <w:rFonts w:ascii="Times New Roman" w:hAnsi="Times New Roman" w:cs="Times New Roman"/>
-          <w:color w:val="333333"/>
-          <w:sz w:val="18"/>
-          <w:szCs w:val="18"/>
-        </w:rPr>
-        <w:t>գրավ</w:t>
-      </w:r>
-      <w:proofErr w:type="spellEnd"/>
-      <w:r>
-        <w:rPr>
-          <w:rFonts w:ascii="Times New Roman" w:hAnsi="Times New Roman" w:cs="Times New Roman"/>
-          <w:color w:val="333333"/>
-          <w:sz w:val="18"/>
-          <w:szCs w:val="18"/>
-        </w:rPr>
-        <w:t xml:space="preserve"> </w:t>
-      </w:r>
-      <w:proofErr w:type="spellStart"/>
-      <w:r>
-        <w:rPr>
-          <w:rFonts w:ascii="Times New Roman" w:hAnsi="Times New Roman" w:cs="Times New Roman"/>
-          <w:color w:val="333333"/>
-          <w:sz w:val="18"/>
-          <w:szCs w:val="18"/>
-        </w:rPr>
-        <w:t>դրված</w:t>
-      </w:r>
-      <w:proofErr w:type="spellEnd"/>
-      <w:r>
-        <w:rPr>
-          <w:rFonts w:ascii="Times New Roman" w:hAnsi="Times New Roman" w:cs="Times New Roman"/>
-          <w:color w:val="333333"/>
-          <w:sz w:val="18"/>
-          <w:szCs w:val="18"/>
-        </w:rPr>
-        <w:t xml:space="preserve"> </w:t>
-      </w:r>
-      <w:proofErr w:type="spellStart"/>
-      <w:r>
-        <w:rPr>
-          <w:rFonts w:ascii="Times New Roman" w:hAnsi="Times New Roman" w:cs="Times New Roman"/>
-          <w:color w:val="333333"/>
-          <w:sz w:val="18"/>
-          <w:szCs w:val="18"/>
-        </w:rPr>
-        <w:t>գույքի</w:t>
-      </w:r>
-      <w:proofErr w:type="spellEnd"/>
-      <w:r>
-        <w:rPr>
-          <w:rFonts w:ascii="Times New Roman" w:hAnsi="Times New Roman" w:cs="Times New Roman"/>
-          <w:color w:val="333333"/>
-          <w:sz w:val="18"/>
-          <w:szCs w:val="18"/>
-        </w:rPr>
-        <w:t xml:space="preserve"> </w:t>
-      </w:r>
-      <w:proofErr w:type="spellStart"/>
-      <w:r>
-        <w:rPr>
-          <w:rFonts w:ascii="Times New Roman" w:hAnsi="Times New Roman" w:cs="Times New Roman"/>
-          <w:color w:val="333333"/>
-          <w:sz w:val="18"/>
-          <w:szCs w:val="18"/>
-        </w:rPr>
-        <w:t>կորստյան</w:t>
-      </w:r>
-      <w:proofErr w:type="spellEnd"/>
-      <w:r>
-        <w:rPr>
-          <w:rFonts w:ascii="Times New Roman" w:hAnsi="Times New Roman" w:cs="Times New Roman"/>
-          <w:color w:val="333333"/>
-          <w:sz w:val="18"/>
-          <w:szCs w:val="18"/>
-        </w:rPr>
-        <w:t xml:space="preserve"> </w:t>
-      </w:r>
-      <w:proofErr w:type="spellStart"/>
-      <w:r>
-        <w:rPr>
-          <w:rFonts w:ascii="Times New Roman" w:hAnsi="Times New Roman" w:cs="Times New Roman"/>
-          <w:color w:val="333333"/>
-          <w:sz w:val="18"/>
-          <w:szCs w:val="18"/>
-        </w:rPr>
-        <w:t>կամ</w:t>
-      </w:r>
-      <w:proofErr w:type="spellEnd"/>
-      <w:r>
-        <w:rPr>
-          <w:rFonts w:ascii="Times New Roman" w:hAnsi="Times New Roman" w:cs="Times New Roman"/>
-          <w:color w:val="333333"/>
-          <w:sz w:val="18"/>
-          <w:szCs w:val="18"/>
-        </w:rPr>
-        <w:t xml:space="preserve"> </w:t>
-      </w:r>
-      <w:proofErr w:type="spellStart"/>
-      <w:r>
-        <w:rPr>
-          <w:rFonts w:ascii="Times New Roman" w:hAnsi="Times New Roman" w:cs="Times New Roman"/>
-          <w:color w:val="333333"/>
-          <w:sz w:val="18"/>
-          <w:szCs w:val="18"/>
-        </w:rPr>
-        <w:t>վնասվածքի</w:t>
-      </w:r>
-      <w:proofErr w:type="spellEnd"/>
-      <w:r>
-        <w:rPr>
-          <w:rFonts w:ascii="Times New Roman" w:hAnsi="Times New Roman" w:cs="Times New Roman"/>
-          <w:color w:val="333333"/>
-          <w:sz w:val="18"/>
-          <w:szCs w:val="18"/>
-        </w:rPr>
-        <w:t xml:space="preserve"> </w:t>
-      </w:r>
-      <w:proofErr w:type="spellStart"/>
-      <w:r>
-        <w:rPr>
-          <w:rFonts w:ascii="Times New Roman" w:hAnsi="Times New Roman" w:cs="Times New Roman"/>
-          <w:color w:val="333333"/>
-          <w:sz w:val="18"/>
-          <w:szCs w:val="18"/>
-        </w:rPr>
-        <w:t>սպառնալիքի</w:t>
-      </w:r>
-      <w:proofErr w:type="spellEnd"/>
-      <w:r>
-        <w:rPr>
-          <w:rFonts w:ascii="Times New Roman" w:hAnsi="Times New Roman" w:cs="Times New Roman"/>
-          <w:color w:val="333333"/>
-          <w:sz w:val="18"/>
-          <w:szCs w:val="18"/>
-        </w:rPr>
-        <w:t xml:space="preserve"> </w:t>
-      </w:r>
-      <w:proofErr w:type="spellStart"/>
-      <w:r>
-        <w:rPr>
-          <w:rFonts w:ascii="Times New Roman" w:hAnsi="Times New Roman" w:cs="Times New Roman"/>
-          <w:color w:val="333333"/>
-          <w:sz w:val="18"/>
-          <w:szCs w:val="18"/>
-        </w:rPr>
-        <w:t>ծագման</w:t>
-      </w:r>
-      <w:proofErr w:type="spellEnd"/>
-      <w:r>
-        <w:rPr>
-          <w:rFonts w:ascii="Times New Roman" w:hAnsi="Times New Roman" w:cs="Times New Roman"/>
-          <w:color w:val="333333"/>
-          <w:sz w:val="18"/>
-          <w:szCs w:val="18"/>
-        </w:rPr>
-        <w:t xml:space="preserve"> </w:t>
-      </w:r>
-      <w:proofErr w:type="spellStart"/>
-      <w:r>
-        <w:rPr>
-          <w:rFonts w:ascii="Times New Roman" w:hAnsi="Times New Roman" w:cs="Times New Roman"/>
-          <w:color w:val="333333"/>
-          <w:sz w:val="18"/>
-          <w:szCs w:val="18"/>
-        </w:rPr>
-        <w:t>մասին</w:t>
-      </w:r>
-      <w:proofErr w:type="spellEnd"/>
+        <w:t>մյուս կողմին անհապաղ տեղեկացնել գրավ դրված գույքի կորստյան կամ վնասվածքի սպառնալիքի ծագման մասին</w:t>
+      </w:r>
       <w:r>
         <w:rPr>
           <w:rFonts w:ascii="Times New Roman" w:hAnsi="Times New Roman" w:cs="Times New Roman"/>
@@ -7128,7 +5530,6 @@
           <w:lang w:val="hy-AM"/>
         </w:rPr>
       </w:pPr>
-      <w:proofErr w:type="spellStart"/>
       <w:r>
         <w:rPr>
           <w:rFonts w:ascii="Times New Roman" w:hAnsi="Times New Roman" w:cs="Times New Roman"/>
@@ -7136,89 +5537,8 @@
           <w:sz w:val="18"/>
           <w:szCs w:val="18"/>
         </w:rPr>
-        <w:t>Պայմանագրով</w:t>
-      </w:r>
-      <w:proofErr w:type="spellEnd"/>
-      <w:r>
-        <w:rPr>
-          <w:rFonts w:ascii="Times New Roman" w:hAnsi="Times New Roman" w:cs="Times New Roman"/>
-          <w:color w:val="333333"/>
-          <w:sz w:val="18"/>
-          <w:szCs w:val="18"/>
-        </w:rPr>
-        <w:t xml:space="preserve"> </w:t>
-      </w:r>
-      <w:proofErr w:type="spellStart"/>
-      <w:r>
-        <w:rPr>
-          <w:rFonts w:ascii="Times New Roman" w:hAnsi="Times New Roman" w:cs="Times New Roman"/>
-          <w:color w:val="333333"/>
-          <w:sz w:val="18"/>
-          <w:szCs w:val="18"/>
-        </w:rPr>
-        <w:t>սահմանված</w:t>
-      </w:r>
-      <w:proofErr w:type="spellEnd"/>
-      <w:r>
-        <w:rPr>
-          <w:rFonts w:ascii="Times New Roman" w:hAnsi="Times New Roman" w:cs="Times New Roman"/>
-          <w:color w:val="333333"/>
-          <w:sz w:val="18"/>
-          <w:szCs w:val="18"/>
-        </w:rPr>
-        <w:t xml:space="preserve"> </w:t>
-      </w:r>
-      <w:proofErr w:type="spellStart"/>
-      <w:r>
-        <w:rPr>
-          <w:rFonts w:ascii="Times New Roman" w:hAnsi="Times New Roman" w:cs="Times New Roman"/>
-          <w:color w:val="333333"/>
-          <w:sz w:val="18"/>
-          <w:szCs w:val="18"/>
-        </w:rPr>
-        <w:t>այլ</w:t>
-      </w:r>
-      <w:proofErr w:type="spellEnd"/>
-      <w:r>
-        <w:rPr>
-          <w:rFonts w:ascii="Times New Roman" w:hAnsi="Times New Roman" w:cs="Times New Roman"/>
-          <w:color w:val="333333"/>
-          <w:sz w:val="18"/>
-          <w:szCs w:val="18"/>
-        </w:rPr>
-        <w:t xml:space="preserve"> </w:t>
-      </w:r>
-      <w:proofErr w:type="spellStart"/>
-      <w:r>
-        <w:rPr>
-          <w:rFonts w:ascii="Times New Roman" w:hAnsi="Times New Roman" w:cs="Times New Roman"/>
-          <w:color w:val="333333"/>
-          <w:sz w:val="18"/>
-          <w:szCs w:val="18"/>
-        </w:rPr>
-        <w:t>գործողություններ</w:t>
-      </w:r>
-      <w:proofErr w:type="spellEnd"/>
-      <w:r>
-        <w:rPr>
-          <w:rFonts w:ascii="Times New Roman" w:hAnsi="Times New Roman" w:cs="Times New Roman"/>
-          <w:color w:val="333333"/>
-          <w:sz w:val="18"/>
-          <w:szCs w:val="18"/>
-        </w:rPr>
-        <w:t xml:space="preserve"> </w:t>
-      </w:r>
-      <w:proofErr w:type="spellStart"/>
-      <w:r>
-        <w:rPr>
-          <w:rFonts w:ascii="Times New Roman" w:hAnsi="Times New Roman" w:cs="Times New Roman"/>
-          <w:color w:val="333333"/>
-          <w:sz w:val="18"/>
-          <w:szCs w:val="18"/>
-        </w:rPr>
-        <w:t>կատարել</w:t>
-      </w:r>
-      <w:proofErr w:type="spellEnd"/>
+        <w:t>Պայմանագրով սահմանված այլ գործողություններ կատարել</w:t>
+      </w:r>
       <w:r>
         <w:rPr>
           <w:rFonts w:ascii="Times New Roman" w:eastAsia="Times New Roman" w:hAnsi="Times New Roman" w:cs="Times New Roman"/>
@@ -7290,7 +5610,6 @@
           <w:lang w:val="hy-AM"/>
         </w:rPr>
       </w:pPr>
-      <w:proofErr w:type="spellStart"/>
       <w:r>
         <w:rPr>
           <w:rFonts w:ascii="Times New Roman" w:eastAsia="Times New Roman" w:hAnsi="Times New Roman" w:cs="Times New Roman"/>
@@ -7299,108 +5618,8 @@
           <w:szCs w:val="18"/>
           <w:lang w:val="en-GB"/>
         </w:rPr>
-        <w:t>Պայմանագրով</w:t>
-      </w:r>
-      <w:proofErr w:type="spellEnd"/>
-      <w:r>
-        <w:rPr>
-          <w:rFonts w:ascii="Times New Roman" w:eastAsia="Times New Roman" w:hAnsi="Times New Roman" w:cs="Times New Roman"/>
-          <w:color w:val="000000" w:themeColor="text1"/>
-          <w:sz w:val="18"/>
-          <w:szCs w:val="18"/>
-          <w:lang w:val="en-GB"/>
-        </w:rPr>
-        <w:t xml:space="preserve"> </w:t>
-      </w:r>
-      <w:proofErr w:type="spellStart"/>
-      <w:r>
-        <w:rPr>
-          <w:rFonts w:ascii="Times New Roman" w:eastAsia="Times New Roman" w:hAnsi="Times New Roman" w:cs="Times New Roman"/>
-          <w:color w:val="000000" w:themeColor="text1"/>
-          <w:sz w:val="18"/>
-          <w:szCs w:val="18"/>
-          <w:lang w:val="en-GB"/>
-        </w:rPr>
-        <w:t>Վարկատուի</w:t>
-      </w:r>
-      <w:proofErr w:type="spellEnd"/>
-      <w:r>
-        <w:rPr>
-          <w:rFonts w:ascii="Times New Roman" w:eastAsia="Times New Roman" w:hAnsi="Times New Roman" w:cs="Times New Roman"/>
-          <w:color w:val="000000" w:themeColor="text1"/>
-          <w:sz w:val="18"/>
-          <w:szCs w:val="18"/>
-          <w:lang w:val="en-GB"/>
-        </w:rPr>
-        <w:t xml:space="preserve"> (</w:t>
-      </w:r>
-      <w:proofErr w:type="spellStart"/>
-      <w:r>
-        <w:rPr>
-          <w:rFonts w:ascii="Times New Roman" w:eastAsia="Times New Roman" w:hAnsi="Times New Roman" w:cs="Times New Roman"/>
-          <w:color w:val="000000" w:themeColor="text1"/>
-          <w:sz w:val="18"/>
-          <w:szCs w:val="18"/>
-          <w:lang w:val="en-GB"/>
-        </w:rPr>
-        <w:t>սույն</w:t>
-      </w:r>
-      <w:proofErr w:type="spellEnd"/>
-      <w:r>
-        <w:rPr>
-          <w:rFonts w:ascii="Times New Roman" w:eastAsia="Times New Roman" w:hAnsi="Times New Roman" w:cs="Times New Roman"/>
-          <w:color w:val="000000" w:themeColor="text1"/>
-          <w:sz w:val="18"/>
-          <w:szCs w:val="18"/>
-          <w:lang w:val="en-GB"/>
-        </w:rPr>
-        <w:t xml:space="preserve"> </w:t>
-      </w:r>
-      <w:proofErr w:type="spellStart"/>
-      <w:r>
-        <w:rPr>
-          <w:rFonts w:ascii="Times New Roman" w:eastAsia="Times New Roman" w:hAnsi="Times New Roman" w:cs="Times New Roman"/>
-          <w:color w:val="000000" w:themeColor="text1"/>
-          <w:sz w:val="18"/>
-          <w:szCs w:val="18"/>
-          <w:lang w:val="en-GB"/>
-        </w:rPr>
-        <w:t>բաժնում</w:t>
-      </w:r>
-      <w:proofErr w:type="spellEnd"/>
-      <w:r>
-        <w:rPr>
-          <w:rFonts w:ascii="Times New Roman" w:eastAsia="Times New Roman" w:hAnsi="Times New Roman" w:cs="Times New Roman"/>
-          <w:color w:val="000000" w:themeColor="text1"/>
-          <w:sz w:val="18"/>
-          <w:szCs w:val="18"/>
-          <w:lang w:val="en-GB"/>
-        </w:rPr>
-        <w:t xml:space="preserve"> </w:t>
-      </w:r>
-      <w:proofErr w:type="spellStart"/>
-      <w:r>
-        <w:rPr>
-          <w:rFonts w:ascii="Times New Roman" w:eastAsia="Times New Roman" w:hAnsi="Times New Roman" w:cs="Times New Roman"/>
-          <w:color w:val="000000" w:themeColor="text1"/>
-          <w:sz w:val="18"/>
-          <w:szCs w:val="18"/>
-          <w:lang w:val="en-GB"/>
-        </w:rPr>
-        <w:t>նաև</w:t>
-      </w:r>
-      <w:proofErr w:type="spellEnd"/>
-      <w:r>
-        <w:rPr>
-          <w:rFonts w:ascii="Times New Roman" w:eastAsia="Times New Roman" w:hAnsi="Times New Roman" w:cs="Times New Roman"/>
-          <w:color w:val="000000" w:themeColor="text1"/>
-          <w:sz w:val="18"/>
-          <w:szCs w:val="18"/>
-          <w:lang w:val="en-GB"/>
-        </w:rPr>
-        <w:t xml:space="preserve">՝ </w:t>
-      </w:r>
-      <w:proofErr w:type="spellStart"/>
+        <w:t xml:space="preserve">Պայմանագրով Վարկատուի (սույն բաժնում նաև՝ </w:t>
+      </w:r>
       <w:r>
         <w:rPr>
           <w:rFonts w:ascii="Times New Roman" w:eastAsia="Times New Roman" w:hAnsi="Times New Roman" w:cs="Times New Roman"/>
@@ -7413,7 +5632,6 @@
         </w:rPr>
         <w:t>Գրավառու</w:t>
       </w:r>
-      <w:proofErr w:type="spellEnd"/>
       <w:r>
         <w:rPr>
           <w:rFonts w:ascii="Times New Roman" w:eastAsia="Times New Roman" w:hAnsi="Times New Roman" w:cs="Times New Roman"/>
@@ -7422,230 +5640,8 @@
           <w:szCs w:val="18"/>
           <w:lang w:val="en-GB"/>
         </w:rPr>
-        <w:t xml:space="preserve">) </w:t>
-      </w:r>
-      <w:proofErr w:type="spellStart"/>
-      <w:r>
-        <w:rPr>
-          <w:rFonts w:ascii="Times New Roman" w:eastAsia="Times New Roman" w:hAnsi="Times New Roman" w:cs="Times New Roman"/>
-          <w:color w:val="000000" w:themeColor="text1"/>
-          <w:sz w:val="18"/>
-          <w:szCs w:val="18"/>
-          <w:lang w:val="en-GB"/>
-        </w:rPr>
-        <w:t>հանդեպ</w:t>
-      </w:r>
-      <w:proofErr w:type="spellEnd"/>
-      <w:r>
-        <w:rPr>
-          <w:rFonts w:ascii="Times New Roman" w:eastAsia="Times New Roman" w:hAnsi="Times New Roman" w:cs="Times New Roman"/>
-          <w:color w:val="000000" w:themeColor="text1"/>
-          <w:sz w:val="18"/>
-          <w:szCs w:val="18"/>
-          <w:lang w:val="en-GB"/>
-        </w:rPr>
-        <w:t xml:space="preserve"> </w:t>
-      </w:r>
-      <w:proofErr w:type="spellStart"/>
-      <w:r>
-        <w:rPr>
-          <w:rFonts w:ascii="Times New Roman" w:eastAsia="Times New Roman" w:hAnsi="Times New Roman" w:cs="Times New Roman"/>
-          <w:color w:val="000000" w:themeColor="text1"/>
-          <w:sz w:val="18"/>
-          <w:szCs w:val="18"/>
-          <w:lang w:val="en-GB"/>
-        </w:rPr>
-        <w:t>ստանձնած</w:t>
-      </w:r>
-      <w:proofErr w:type="spellEnd"/>
-      <w:r>
-        <w:rPr>
-          <w:rFonts w:ascii="Times New Roman" w:eastAsia="Times New Roman" w:hAnsi="Times New Roman" w:cs="Times New Roman"/>
-          <w:color w:val="000000" w:themeColor="text1"/>
-          <w:sz w:val="18"/>
-          <w:szCs w:val="18"/>
-          <w:lang w:val="en-GB"/>
-        </w:rPr>
-        <w:t xml:space="preserve"> </w:t>
-      </w:r>
-      <w:proofErr w:type="spellStart"/>
-      <w:r>
-        <w:rPr>
-          <w:rFonts w:ascii="Times New Roman" w:eastAsia="Times New Roman" w:hAnsi="Times New Roman" w:cs="Times New Roman"/>
-          <w:color w:val="000000" w:themeColor="text1"/>
-          <w:sz w:val="18"/>
-          <w:szCs w:val="18"/>
-          <w:lang w:val="en-GB"/>
-        </w:rPr>
-        <w:t>պարտավորությունների</w:t>
-      </w:r>
-      <w:proofErr w:type="spellEnd"/>
-      <w:r>
-        <w:rPr>
-          <w:rFonts w:ascii="Times New Roman" w:eastAsia="Times New Roman" w:hAnsi="Times New Roman" w:cs="Times New Roman"/>
-          <w:color w:val="000000" w:themeColor="text1"/>
-          <w:sz w:val="18"/>
-          <w:szCs w:val="18"/>
-          <w:lang w:val="en-GB"/>
-        </w:rPr>
-        <w:t xml:space="preserve"> </w:t>
-      </w:r>
-      <w:proofErr w:type="spellStart"/>
-      <w:r>
-        <w:rPr>
-          <w:rFonts w:ascii="Times New Roman" w:eastAsia="Times New Roman" w:hAnsi="Times New Roman" w:cs="Times New Roman"/>
-          <w:color w:val="000000" w:themeColor="text1"/>
-          <w:sz w:val="18"/>
-          <w:szCs w:val="18"/>
-          <w:lang w:val="en-GB"/>
-        </w:rPr>
-        <w:t>կատարման</w:t>
-      </w:r>
-      <w:proofErr w:type="spellEnd"/>
-      <w:r>
-        <w:rPr>
-          <w:rFonts w:ascii="Times New Roman" w:eastAsia="Times New Roman" w:hAnsi="Times New Roman" w:cs="Times New Roman"/>
-          <w:color w:val="000000" w:themeColor="text1"/>
-          <w:sz w:val="18"/>
-          <w:szCs w:val="18"/>
-          <w:lang w:val="en-GB"/>
-        </w:rPr>
-        <w:t xml:space="preserve"> </w:t>
-      </w:r>
-      <w:proofErr w:type="spellStart"/>
-      <w:r>
-        <w:rPr>
-          <w:rFonts w:ascii="Times New Roman" w:eastAsia="Times New Roman" w:hAnsi="Times New Roman" w:cs="Times New Roman"/>
-          <w:color w:val="000000" w:themeColor="text1"/>
-          <w:sz w:val="18"/>
-          <w:szCs w:val="18"/>
-          <w:lang w:val="en-GB"/>
-        </w:rPr>
-        <w:t>ապահովման</w:t>
-      </w:r>
-      <w:proofErr w:type="spellEnd"/>
-      <w:r>
-        <w:rPr>
-          <w:rFonts w:ascii="Times New Roman" w:eastAsia="Times New Roman" w:hAnsi="Times New Roman" w:cs="Times New Roman"/>
-          <w:color w:val="000000" w:themeColor="text1"/>
-          <w:sz w:val="18"/>
-          <w:szCs w:val="18"/>
-          <w:lang w:val="en-GB"/>
-        </w:rPr>
-        <w:t xml:space="preserve"> </w:t>
-      </w:r>
-      <w:proofErr w:type="spellStart"/>
-      <w:r>
-        <w:rPr>
-          <w:rFonts w:ascii="Times New Roman" w:eastAsia="Times New Roman" w:hAnsi="Times New Roman" w:cs="Times New Roman"/>
-          <w:color w:val="000000" w:themeColor="text1"/>
-          <w:sz w:val="18"/>
-          <w:szCs w:val="18"/>
-          <w:lang w:val="en-GB"/>
-        </w:rPr>
-        <w:t>նպատակով</w:t>
-      </w:r>
-      <w:proofErr w:type="spellEnd"/>
-      <w:r>
-        <w:rPr>
-          <w:rFonts w:ascii="Times New Roman" w:eastAsia="Times New Roman" w:hAnsi="Times New Roman" w:cs="Times New Roman"/>
-          <w:color w:val="000000" w:themeColor="text1"/>
-          <w:sz w:val="18"/>
-          <w:szCs w:val="18"/>
-          <w:lang w:val="en-GB"/>
-        </w:rPr>
-        <w:t xml:space="preserve"> </w:t>
-      </w:r>
-      <w:proofErr w:type="spellStart"/>
-      <w:r>
-        <w:rPr>
-          <w:rFonts w:ascii="Times New Roman" w:eastAsia="Times New Roman" w:hAnsi="Times New Roman" w:cs="Times New Roman"/>
-          <w:color w:val="000000" w:themeColor="text1"/>
-          <w:sz w:val="18"/>
-          <w:szCs w:val="18"/>
-          <w:lang w:val="en-GB"/>
-        </w:rPr>
-        <w:t>Վարկառուն</w:t>
-      </w:r>
-      <w:proofErr w:type="spellEnd"/>
-      <w:r>
-        <w:rPr>
-          <w:rFonts w:ascii="Times New Roman" w:eastAsia="Times New Roman" w:hAnsi="Times New Roman" w:cs="Times New Roman"/>
-          <w:color w:val="000000" w:themeColor="text1"/>
-          <w:sz w:val="18"/>
-          <w:szCs w:val="18"/>
-          <w:lang w:val="en-GB"/>
-        </w:rPr>
-        <w:t xml:space="preserve"> (</w:t>
-      </w:r>
-      <w:proofErr w:type="spellStart"/>
-      <w:r>
-        <w:rPr>
-          <w:rFonts w:ascii="Times New Roman" w:eastAsia="Times New Roman" w:hAnsi="Times New Roman" w:cs="Times New Roman"/>
-          <w:color w:val="000000" w:themeColor="text1"/>
-          <w:sz w:val="18"/>
-          <w:szCs w:val="18"/>
-          <w:lang w:val="en-GB"/>
-        </w:rPr>
-        <w:t>սույն</w:t>
-      </w:r>
-      <w:proofErr w:type="spellEnd"/>
-      <w:r>
-        <w:rPr>
-          <w:rFonts w:ascii="Times New Roman" w:eastAsia="Times New Roman" w:hAnsi="Times New Roman" w:cs="Times New Roman"/>
-          <w:color w:val="000000" w:themeColor="text1"/>
-          <w:sz w:val="18"/>
-          <w:szCs w:val="18"/>
-          <w:lang w:val="en-GB"/>
-        </w:rPr>
-        <w:t xml:space="preserve"> </w:t>
-      </w:r>
-      <w:proofErr w:type="spellStart"/>
-      <w:r>
-        <w:rPr>
-          <w:rFonts w:ascii="Times New Roman" w:eastAsia="Times New Roman" w:hAnsi="Times New Roman" w:cs="Times New Roman"/>
-          <w:color w:val="000000" w:themeColor="text1"/>
-          <w:sz w:val="18"/>
-          <w:szCs w:val="18"/>
-          <w:lang w:val="en-GB"/>
-        </w:rPr>
-        <w:t>բաժնում</w:t>
-      </w:r>
-      <w:proofErr w:type="spellEnd"/>
-      <w:r>
-        <w:rPr>
-          <w:rFonts w:ascii="Times New Roman" w:eastAsia="Times New Roman" w:hAnsi="Times New Roman" w:cs="Times New Roman"/>
-          <w:color w:val="000000" w:themeColor="text1"/>
-          <w:sz w:val="18"/>
-          <w:szCs w:val="18"/>
-          <w:lang w:val="en-GB"/>
-        </w:rPr>
-        <w:t xml:space="preserve"> </w:t>
-      </w:r>
-      <w:proofErr w:type="spellStart"/>
-      <w:r>
-        <w:rPr>
-          <w:rFonts w:ascii="Times New Roman" w:eastAsia="Times New Roman" w:hAnsi="Times New Roman" w:cs="Times New Roman"/>
-          <w:color w:val="000000" w:themeColor="text1"/>
-          <w:sz w:val="18"/>
-          <w:szCs w:val="18"/>
-          <w:lang w:val="en-GB"/>
-        </w:rPr>
-        <w:t>նաև</w:t>
-      </w:r>
-      <w:proofErr w:type="spellEnd"/>
-      <w:r>
-        <w:rPr>
-          <w:rFonts w:ascii="Times New Roman" w:eastAsia="Times New Roman" w:hAnsi="Times New Roman" w:cs="Times New Roman"/>
-          <w:color w:val="000000" w:themeColor="text1"/>
-          <w:sz w:val="18"/>
-          <w:szCs w:val="18"/>
-          <w:lang w:val="en-GB"/>
-        </w:rPr>
-        <w:t xml:space="preserve">՝ </w:t>
-      </w:r>
-      <w:proofErr w:type="spellStart"/>
-      <w:proofErr w:type="gramStart"/>
+        <w:t xml:space="preserve">) հանդեպ ստանձնած պարտավորությունների կատարման ապահովման նպատակով Վարկառուն (սույն բաժնում նաև՝ </w:t>
+      </w:r>
       <w:r>
         <w:rPr>
           <w:rFonts w:ascii="Times New Roman" w:eastAsia="Times New Roman" w:hAnsi="Times New Roman" w:cs="Times New Roman"/>
@@ -7658,7 +5654,6 @@
         </w:rPr>
         <w:t>Գրավատու</w:t>
       </w:r>
-      <w:proofErr w:type="spellEnd"/>
       <w:r>
         <w:rPr>
           <w:rFonts w:ascii="Times New Roman" w:eastAsia="Times New Roman" w:hAnsi="Times New Roman" w:cs="Times New Roman"/>
@@ -7669,7 +5664,6 @@
         </w:rPr>
         <w:t xml:space="preserve">)  </w:t>
       </w:r>
-      <w:proofErr w:type="spellStart"/>
       <w:r>
         <w:rPr>
           <w:rFonts w:ascii="Times New Roman" w:eastAsia="Times New Roman" w:hAnsi="Times New Roman" w:cs="Times New Roman"/>
@@ -7678,10 +5672,8 @@
           <w:szCs w:val="18"/>
           <w:lang w:val="en-GB"/>
         </w:rPr>
-        <w:t>գրավադրում</w:t>
-      </w:r>
-      <w:proofErr w:type="spellEnd"/>
-      <w:proofErr w:type="gramEnd"/>
+        <w:t>գրավադրում է բացառապես իրեն սեփականության իրավունքով</w:t>
+      </w:r>
       <w:r>
         <w:rPr>
           <w:rFonts w:ascii="Times New Roman" w:eastAsia="Times New Roman" w:hAnsi="Times New Roman" w:cs="Times New Roman"/>
@@ -7690,9 +5682,8 @@
           <w:szCs w:val="18"/>
           <w:lang w:val="en-GB"/>
         </w:rPr>
-        <w:t xml:space="preserve"> է </w:t>
-      </w:r>
-      <w:proofErr w:type="spellStart"/>
+        <w:t xml:space="preserve"> պատկանող</w:t>
+      </w:r>
       <w:r>
         <w:rPr>
           <w:rFonts w:ascii="Times New Roman" w:eastAsia="Times New Roman" w:hAnsi="Times New Roman" w:cs="Times New Roman"/>
@@ -7701,9 +5692,8 @@
           <w:szCs w:val="18"/>
           <w:lang w:val="en-GB"/>
         </w:rPr>
-        <w:t>բացառապես</w:t>
-      </w:r>
-      <w:proofErr w:type="spellEnd"/>
+        <w:t xml:space="preserve"> </w:t>
+      </w:r>
       <w:r>
         <w:rPr>
           <w:rFonts w:ascii="Times New Roman" w:eastAsia="Times New Roman" w:hAnsi="Times New Roman" w:cs="Times New Roman"/>
@@ -7712,9 +5702,8 @@
           <w:szCs w:val="18"/>
           <w:lang w:val="en-GB"/>
         </w:rPr>
-        <w:t xml:space="preserve"> </w:t>
-      </w:r>
-      <w:proofErr w:type="spellStart"/>
+        <w:t xml:space="preserve">Պայմանագրի </w:t>
+      </w:r>
       <w:r>
         <w:rPr>
           <w:rFonts w:ascii="Times New Roman" w:eastAsia="Times New Roman" w:hAnsi="Times New Roman" w:cs="Times New Roman"/>
@@ -7723,9 +5712,8 @@
           <w:szCs w:val="18"/>
           <w:lang w:val="en-GB"/>
         </w:rPr>
-        <w:t>իրեն</w:t>
-      </w:r>
-      <w:proofErr w:type="spellEnd"/>
+        <w:fldChar w:fldCharType="begin"/>
+      </w:r>
       <w:r>
         <w:rPr>
           <w:rFonts w:ascii="Times New Roman" w:eastAsia="Times New Roman" w:hAnsi="Times New Roman" w:cs="Times New Roman"/>
@@ -7734,9 +5722,8 @@
           <w:szCs w:val="18"/>
           <w:lang w:val="en-GB"/>
         </w:rPr>
-        <w:t xml:space="preserve"> </w:t>
-      </w:r>
-      <w:proofErr w:type="spellStart"/>
+        <w:instrText xml:space="preserve"> REF _Ref220023143 \r \h </w:instrText>
+      </w:r>
       <w:r>
         <w:rPr>
           <w:rFonts w:ascii="Times New Roman" w:eastAsia="Times New Roman" w:hAnsi="Times New Roman" w:cs="Times New Roman"/>
@@ -7745,9 +5732,7 @@
           <w:szCs w:val="18"/>
           <w:lang w:val="en-GB"/>
         </w:rPr>
-        <w:t>սեփականության</w:t>
-      </w:r>
-      <w:proofErr w:type="spellEnd"/>
+      </w:r>
       <w:r>
         <w:rPr>
           <w:rFonts w:ascii="Times New Roman" w:eastAsia="Times New Roman" w:hAnsi="Times New Roman" w:cs="Times New Roman"/>
@@ -7756,9 +5741,8 @@
           <w:szCs w:val="18"/>
           <w:lang w:val="en-GB"/>
         </w:rPr>
-        <w:t xml:space="preserve"> </w:t>
-      </w:r>
-      <w:proofErr w:type="spellStart"/>
+        <w:fldChar w:fldCharType="separate"/>
+      </w:r>
       <w:r>
         <w:rPr>
           <w:rFonts w:ascii="Times New Roman" w:eastAsia="Times New Roman" w:hAnsi="Times New Roman" w:cs="Times New Roman"/>
@@ -7767,9 +5751,8 @@
           <w:szCs w:val="18"/>
           <w:lang w:val="en-GB"/>
         </w:rPr>
-        <w:t>իրավունքով</w:t>
-      </w:r>
-      <w:proofErr w:type="spellEnd"/>
+        <w:t>3.2</w:t>
+      </w:r>
       <w:r>
         <w:rPr>
           <w:rFonts w:ascii="Times New Roman" w:eastAsia="Times New Roman" w:hAnsi="Times New Roman" w:cs="Times New Roman"/>
@@ -7778,9 +5761,8 @@
           <w:szCs w:val="18"/>
           <w:lang w:val="en-GB"/>
         </w:rPr>
-        <w:t xml:space="preserve"> </w:t>
-      </w:r>
-      <w:proofErr w:type="spellStart"/>
+        <w:fldChar w:fldCharType="end"/>
+      </w:r>
       <w:r>
         <w:rPr>
           <w:rFonts w:ascii="Times New Roman" w:eastAsia="Times New Roman" w:hAnsi="Times New Roman" w:cs="Times New Roman"/>
@@ -7789,9 +5771,8 @@
           <w:szCs w:val="18"/>
           <w:lang w:val="en-GB"/>
         </w:rPr>
-        <w:t>պատկանող</w:t>
-      </w:r>
-      <w:proofErr w:type="spellEnd"/>
+        <w:t xml:space="preserve"> կետով սահմանված գրավի առարկան,</w:t>
+      </w:r>
       <w:r>
         <w:rPr>
           <w:rFonts w:ascii="Times New Roman" w:eastAsia="Times New Roman" w:hAnsi="Times New Roman" w:cs="Times New Roman"/>
@@ -7800,9 +5781,8 @@
           <w:szCs w:val="18"/>
           <w:lang w:val="en-GB"/>
         </w:rPr>
-        <w:t xml:space="preserve"> </w:t>
-      </w:r>
-      <w:proofErr w:type="spellStart"/>
+        <w:t xml:space="preserve"> որը ազատ է</w:t>
+      </w:r>
       <w:r>
         <w:rPr>
           <w:rFonts w:ascii="Times New Roman" w:eastAsia="Times New Roman" w:hAnsi="Times New Roman" w:cs="Times New Roman"/>
@@ -7811,296 +5791,8 @@
           <w:szCs w:val="18"/>
           <w:lang w:val="en-GB"/>
         </w:rPr>
-        <w:t>Պայմանագրի</w:t>
-      </w:r>
-      <w:proofErr w:type="spellEnd"/>
-      <w:r>
-        <w:rPr>
-          <w:rFonts w:ascii="Times New Roman" w:eastAsia="Times New Roman" w:hAnsi="Times New Roman" w:cs="Times New Roman"/>
-          <w:color w:val="000000" w:themeColor="text1"/>
-          <w:sz w:val="18"/>
-          <w:szCs w:val="18"/>
-          <w:lang w:val="en-GB"/>
-        </w:rPr>
-        <w:t xml:space="preserve"> </w:t>
-      </w:r>
-      <w:r>
-        <w:rPr>
-          <w:rFonts w:ascii="Times New Roman" w:eastAsia="Times New Roman" w:hAnsi="Times New Roman" w:cs="Times New Roman"/>
-          <w:color w:val="000000" w:themeColor="text1"/>
-          <w:sz w:val="18"/>
-          <w:szCs w:val="18"/>
-          <w:lang w:val="en-GB"/>
-        </w:rPr>
-        <w:fldChar w:fldCharType="begin"/>
-      </w:r>
-      <w:r>
-        <w:rPr>
-          <w:rFonts w:ascii="Times New Roman" w:eastAsia="Times New Roman" w:hAnsi="Times New Roman" w:cs="Times New Roman"/>
-          <w:color w:val="000000" w:themeColor="text1"/>
-          <w:sz w:val="18"/>
-          <w:szCs w:val="18"/>
-          <w:lang w:val="en-GB"/>
-        </w:rPr>
-        <w:instrText xml:space="preserve"> REF _Ref220023143 \r \h </w:instrText>
-      </w:r>
-      <w:r>
-        <w:rPr>
-          <w:rFonts w:ascii="Times New Roman" w:eastAsia="Times New Roman" w:hAnsi="Times New Roman" w:cs="Times New Roman"/>
-          <w:color w:val="000000" w:themeColor="text1"/>
-          <w:sz w:val="18"/>
-          <w:szCs w:val="18"/>
-          <w:lang w:val="en-GB"/>
-        </w:rPr>
-      </w:r>
-      <w:r>
-        <w:rPr>
-          <w:rFonts w:ascii="Times New Roman" w:eastAsia="Times New Roman" w:hAnsi="Times New Roman" w:cs="Times New Roman"/>
-          <w:color w:val="000000" w:themeColor="text1"/>
-          <w:sz w:val="18"/>
-          <w:szCs w:val="18"/>
-          <w:lang w:val="en-GB"/>
-        </w:rPr>
-        <w:fldChar w:fldCharType="separate"/>
-      </w:r>
-      <w:r>
-        <w:rPr>
-          <w:rFonts w:ascii="Times New Roman" w:eastAsia="Times New Roman" w:hAnsi="Times New Roman" w:cs="Times New Roman"/>
-          <w:color w:val="000000" w:themeColor="text1"/>
-          <w:sz w:val="18"/>
-          <w:szCs w:val="18"/>
-          <w:lang w:val="en-GB"/>
-        </w:rPr>
-        <w:t>3.2</w:t>
-      </w:r>
-      <w:r>
-        <w:rPr>
-          <w:rFonts w:ascii="Times New Roman" w:eastAsia="Times New Roman" w:hAnsi="Times New Roman" w:cs="Times New Roman"/>
-          <w:color w:val="000000" w:themeColor="text1"/>
-          <w:sz w:val="18"/>
-          <w:szCs w:val="18"/>
-          <w:lang w:val="en-GB"/>
-        </w:rPr>
-        <w:fldChar w:fldCharType="end"/>
-      </w:r>
-      <w:r>
-        <w:rPr>
-          <w:rFonts w:ascii="Times New Roman" w:eastAsia="Times New Roman" w:hAnsi="Times New Roman" w:cs="Times New Roman"/>
-          <w:color w:val="000000" w:themeColor="text1"/>
-          <w:sz w:val="18"/>
-          <w:szCs w:val="18"/>
-          <w:lang w:val="en-GB"/>
-        </w:rPr>
-        <w:t xml:space="preserve"> </w:t>
-      </w:r>
-      <w:proofErr w:type="spellStart"/>
-      <w:r>
-        <w:rPr>
-          <w:rFonts w:ascii="Times New Roman" w:eastAsia="Times New Roman" w:hAnsi="Times New Roman" w:cs="Times New Roman"/>
-          <w:color w:val="000000" w:themeColor="text1"/>
-          <w:sz w:val="18"/>
-          <w:szCs w:val="18"/>
-          <w:lang w:val="en-GB"/>
-        </w:rPr>
-        <w:t>կետով</w:t>
-      </w:r>
-      <w:proofErr w:type="spellEnd"/>
-      <w:r>
-        <w:rPr>
-          <w:rFonts w:ascii="Times New Roman" w:eastAsia="Times New Roman" w:hAnsi="Times New Roman" w:cs="Times New Roman"/>
-          <w:color w:val="000000" w:themeColor="text1"/>
-          <w:sz w:val="18"/>
-          <w:szCs w:val="18"/>
-          <w:lang w:val="en-GB"/>
-        </w:rPr>
-        <w:t xml:space="preserve"> </w:t>
-      </w:r>
-      <w:proofErr w:type="spellStart"/>
-      <w:r>
-        <w:rPr>
-          <w:rFonts w:ascii="Times New Roman" w:eastAsia="Times New Roman" w:hAnsi="Times New Roman" w:cs="Times New Roman"/>
-          <w:color w:val="000000" w:themeColor="text1"/>
-          <w:sz w:val="18"/>
-          <w:szCs w:val="18"/>
-          <w:lang w:val="en-GB"/>
-        </w:rPr>
-        <w:t>սահմանված</w:t>
-      </w:r>
-      <w:proofErr w:type="spellEnd"/>
-      <w:r>
-        <w:rPr>
-          <w:rFonts w:ascii="Times New Roman" w:eastAsia="Times New Roman" w:hAnsi="Times New Roman" w:cs="Times New Roman"/>
-          <w:color w:val="000000" w:themeColor="text1"/>
-          <w:sz w:val="18"/>
-          <w:szCs w:val="18"/>
-          <w:lang w:val="en-GB"/>
-        </w:rPr>
-        <w:t xml:space="preserve"> </w:t>
-      </w:r>
-      <w:proofErr w:type="spellStart"/>
-      <w:r>
-        <w:rPr>
-          <w:rFonts w:ascii="Times New Roman" w:eastAsia="Times New Roman" w:hAnsi="Times New Roman" w:cs="Times New Roman"/>
-          <w:color w:val="000000" w:themeColor="text1"/>
-          <w:sz w:val="18"/>
-          <w:szCs w:val="18"/>
-          <w:lang w:val="en-GB"/>
-        </w:rPr>
-        <w:t>գրավի</w:t>
-      </w:r>
-      <w:proofErr w:type="spellEnd"/>
-      <w:r>
-        <w:rPr>
-          <w:rFonts w:ascii="Times New Roman" w:eastAsia="Times New Roman" w:hAnsi="Times New Roman" w:cs="Times New Roman"/>
-          <w:color w:val="000000" w:themeColor="text1"/>
-          <w:sz w:val="18"/>
-          <w:szCs w:val="18"/>
-          <w:lang w:val="en-GB"/>
-        </w:rPr>
-        <w:t xml:space="preserve"> </w:t>
-      </w:r>
-      <w:proofErr w:type="spellStart"/>
-      <w:r>
-        <w:rPr>
-          <w:rFonts w:ascii="Times New Roman" w:eastAsia="Times New Roman" w:hAnsi="Times New Roman" w:cs="Times New Roman"/>
-          <w:color w:val="000000" w:themeColor="text1"/>
-          <w:sz w:val="18"/>
-          <w:szCs w:val="18"/>
-          <w:lang w:val="en-GB"/>
-        </w:rPr>
-        <w:t>առարկան</w:t>
-      </w:r>
-      <w:proofErr w:type="spellEnd"/>
-      <w:r>
-        <w:rPr>
-          <w:rFonts w:ascii="Times New Roman" w:eastAsia="Times New Roman" w:hAnsi="Times New Roman" w:cs="Times New Roman"/>
-          <w:color w:val="000000" w:themeColor="text1"/>
-          <w:sz w:val="18"/>
-          <w:szCs w:val="18"/>
-          <w:lang w:val="en-GB"/>
-        </w:rPr>
-        <w:t>,</w:t>
-      </w:r>
-      <w:r>
-        <w:rPr>
-          <w:rFonts w:ascii="Times New Roman" w:eastAsia="Times New Roman" w:hAnsi="Times New Roman" w:cs="Times New Roman"/>
-          <w:color w:val="000000" w:themeColor="text1"/>
-          <w:sz w:val="18"/>
-          <w:szCs w:val="18"/>
-          <w:lang w:val="en-GB"/>
-        </w:rPr>
-        <w:t xml:space="preserve"> </w:t>
-      </w:r>
-      <w:proofErr w:type="spellStart"/>
-      <w:r>
-        <w:rPr>
-          <w:rFonts w:ascii="Times New Roman" w:eastAsia="Times New Roman" w:hAnsi="Times New Roman" w:cs="Times New Roman"/>
-          <w:color w:val="000000" w:themeColor="text1"/>
-          <w:sz w:val="18"/>
-          <w:szCs w:val="18"/>
-          <w:lang w:val="en-GB"/>
-        </w:rPr>
-        <w:t>որը</w:t>
-      </w:r>
-      <w:proofErr w:type="spellEnd"/>
-      <w:r>
-        <w:rPr>
-          <w:rFonts w:ascii="Times New Roman" w:eastAsia="Times New Roman" w:hAnsi="Times New Roman" w:cs="Times New Roman"/>
-          <w:color w:val="000000" w:themeColor="text1"/>
-          <w:sz w:val="18"/>
-          <w:szCs w:val="18"/>
-          <w:lang w:val="en-GB"/>
-        </w:rPr>
-        <w:t xml:space="preserve"> </w:t>
-      </w:r>
-      <w:proofErr w:type="spellStart"/>
-      <w:r>
-        <w:rPr>
-          <w:rFonts w:ascii="Times New Roman" w:eastAsia="Times New Roman" w:hAnsi="Times New Roman" w:cs="Times New Roman"/>
-          <w:color w:val="000000" w:themeColor="text1"/>
-          <w:sz w:val="18"/>
-          <w:szCs w:val="18"/>
-          <w:lang w:val="en-GB"/>
-        </w:rPr>
-        <w:t>ազատ</w:t>
-      </w:r>
-      <w:proofErr w:type="spellEnd"/>
-      <w:r>
-        <w:rPr>
-          <w:rFonts w:ascii="Times New Roman" w:eastAsia="Times New Roman" w:hAnsi="Times New Roman" w:cs="Times New Roman"/>
-          <w:color w:val="000000" w:themeColor="text1"/>
-          <w:sz w:val="18"/>
-          <w:szCs w:val="18"/>
-          <w:lang w:val="en-GB"/>
-        </w:rPr>
-        <w:t xml:space="preserve"> է</w:t>
-      </w:r>
-      <w:r>
-        <w:rPr>
-          <w:rFonts w:ascii="Times New Roman" w:eastAsia="Times New Roman" w:hAnsi="Times New Roman" w:cs="Times New Roman"/>
-          <w:color w:val="000000" w:themeColor="text1"/>
-          <w:sz w:val="18"/>
-          <w:szCs w:val="18"/>
-          <w:lang w:val="en-GB"/>
-        </w:rPr>
-        <w:t xml:space="preserve"> </w:t>
-      </w:r>
-      <w:proofErr w:type="spellStart"/>
-      <w:r>
-        <w:rPr>
-          <w:rFonts w:ascii="Times New Roman" w:eastAsia="Times New Roman" w:hAnsi="Times New Roman" w:cs="Times New Roman"/>
-          <w:color w:val="000000" w:themeColor="text1"/>
-          <w:sz w:val="18"/>
-          <w:szCs w:val="18"/>
-          <w:lang w:val="en-GB"/>
-        </w:rPr>
-        <w:t>երրորդ</w:t>
-      </w:r>
-      <w:proofErr w:type="spellEnd"/>
-      <w:r>
-        <w:rPr>
-          <w:rFonts w:ascii="Times New Roman" w:eastAsia="Times New Roman" w:hAnsi="Times New Roman" w:cs="Times New Roman"/>
-          <w:color w:val="000000" w:themeColor="text1"/>
-          <w:sz w:val="18"/>
-          <w:szCs w:val="18"/>
-          <w:lang w:val="en-GB"/>
-        </w:rPr>
-        <w:t xml:space="preserve"> </w:t>
-      </w:r>
-      <w:proofErr w:type="spellStart"/>
-      <w:r>
-        <w:rPr>
-          <w:rFonts w:ascii="Times New Roman" w:eastAsia="Times New Roman" w:hAnsi="Times New Roman" w:cs="Times New Roman"/>
-          <w:color w:val="000000" w:themeColor="text1"/>
-          <w:sz w:val="18"/>
-          <w:szCs w:val="18"/>
-          <w:lang w:val="en-GB"/>
-        </w:rPr>
-        <w:t>անձանց</w:t>
-      </w:r>
-      <w:proofErr w:type="spellEnd"/>
-      <w:r>
-        <w:rPr>
-          <w:rFonts w:ascii="Times New Roman" w:eastAsia="Times New Roman" w:hAnsi="Times New Roman" w:cs="Times New Roman"/>
-          <w:color w:val="000000" w:themeColor="text1"/>
-          <w:sz w:val="18"/>
-          <w:szCs w:val="18"/>
-          <w:lang w:val="en-GB"/>
-        </w:rPr>
-        <w:t xml:space="preserve"> </w:t>
-      </w:r>
-      <w:proofErr w:type="spellStart"/>
-      <w:r>
-        <w:rPr>
-          <w:rFonts w:ascii="Times New Roman" w:eastAsia="Times New Roman" w:hAnsi="Times New Roman" w:cs="Times New Roman"/>
-          <w:color w:val="000000" w:themeColor="text1"/>
-          <w:sz w:val="18"/>
-          <w:szCs w:val="18"/>
-          <w:lang w:val="en-GB"/>
-        </w:rPr>
-        <w:t>պահանջներից</w:t>
-      </w:r>
-      <w:proofErr w:type="spellEnd"/>
+        <w:t xml:space="preserve"> երրորդ անձանց պահանջներից</w:t>
+      </w:r>
       <w:r>
         <w:rPr>
           <w:rFonts w:ascii="Times New Roman" w:eastAsia="Times New Roman" w:hAnsi="Times New Roman" w:cs="Times New Roman"/>
@@ -8131,7 +5823,6 @@
       </w:pPr>
       <w:bookmarkStart w:id="8" w:name="_Ref220023143"/>
       <w:bookmarkStart w:id="9" w:name="_Ref220023284"/>
-      <w:proofErr w:type="spellStart"/>
       <w:r>
         <w:rPr>
           <w:rFonts w:ascii="Times New Roman" w:eastAsia="Times New Roman" w:hAnsi="Times New Roman" w:cs="Times New Roman"/>
@@ -8140,9 +5831,9 @@
           <w:szCs w:val="18"/>
           <w:lang w:val="en-GB"/>
         </w:rPr>
-        <w:t>Գրավ</w:t>
-      </w:r>
-      <w:proofErr w:type="spellEnd"/>
+        <w:t xml:space="preserve">Գրավ </w:t>
+      </w:r>
+      <w:bookmarkEnd w:id="8"/>
       <w:r>
         <w:rPr>
           <w:rFonts w:ascii="Times New Roman" w:eastAsia="Times New Roman" w:hAnsi="Times New Roman" w:cs="Times New Roman"/>
@@ -8151,30 +5842,7 @@
           <w:szCs w:val="18"/>
           <w:lang w:val="en-GB"/>
         </w:rPr>
-        <w:t xml:space="preserve"> </w:t>
-      </w:r>
-      <w:bookmarkEnd w:id="8"/>
-      <w:proofErr w:type="spellStart"/>
-      <w:r>
-        <w:rPr>
-          <w:rFonts w:ascii="Times New Roman" w:eastAsia="Times New Roman" w:hAnsi="Times New Roman" w:cs="Times New Roman"/>
-          <w:color w:val="000000" w:themeColor="text1"/>
-          <w:sz w:val="18"/>
-          <w:szCs w:val="18"/>
-          <w:lang w:val="en-GB"/>
-        </w:rPr>
-        <w:t>առարկան</w:t>
-      </w:r>
-      <w:proofErr w:type="spellEnd"/>
-      <w:r>
-        <w:rPr>
-          <w:rFonts w:ascii="Times New Roman" w:eastAsia="Times New Roman" w:hAnsi="Times New Roman" w:cs="Times New Roman"/>
-          <w:color w:val="000000" w:themeColor="text1"/>
-          <w:sz w:val="18"/>
-          <w:szCs w:val="18"/>
-          <w:lang w:val="en-GB"/>
-        </w:rPr>
-        <w:t xml:space="preserve"> է՝</w:t>
+        <w:t>առարկան է՝</w:t>
       </w:r>
       <w:bookmarkEnd w:id="9"/>
     </w:p>
@@ -8209,52 +5877,14 @@
                 <w:szCs w:val="16"/>
               </w:rPr>
             </w:pPr>
-            <w:proofErr w:type="spellStart"/>
-            <w:r>
-              <w:rPr>
-                <w:rFonts w:ascii="Times New Roman" w:hAnsi="Times New Roman" w:cs="Times New Roman"/>
-                <w:sz w:val="16"/>
-                <w:szCs w:val="16"/>
-              </w:rPr>
-              <w:t>Գրավի</w:t>
-            </w:r>
-            <w:proofErr w:type="spellEnd"/>
-            <w:r>
-              <w:rPr>
-                <w:rFonts w:ascii="Times New Roman" w:hAnsi="Times New Roman" w:cs="Times New Roman"/>
-                <w:sz w:val="16"/>
-                <w:szCs w:val="16"/>
-              </w:rPr>
-              <w:t xml:space="preserve"> </w:t>
-            </w:r>
-            <w:proofErr w:type="spellStart"/>
-            <w:r>
-              <w:rPr>
-                <w:rFonts w:ascii="Times New Roman" w:hAnsi="Times New Roman" w:cs="Times New Roman"/>
-                <w:sz w:val="16"/>
-                <w:szCs w:val="16"/>
-              </w:rPr>
-              <w:t>առարկայի</w:t>
-            </w:r>
-            <w:proofErr w:type="spellEnd"/>
-            <w:r>
-              <w:rPr>
-                <w:rFonts w:ascii="Times New Roman" w:hAnsi="Times New Roman" w:cs="Times New Roman"/>
-                <w:sz w:val="16"/>
-                <w:szCs w:val="16"/>
-              </w:rPr>
-              <w:t xml:space="preserve"> </w:t>
-            </w:r>
-            <w:proofErr w:type="spellStart"/>
-            <w:r>
-              <w:rPr>
-                <w:rFonts w:ascii="Times New Roman" w:hAnsi="Times New Roman" w:cs="Times New Roman"/>
-                <w:sz w:val="16"/>
-                <w:szCs w:val="16"/>
-              </w:rPr>
-              <w:t>նկարագիրը</w:t>
-            </w:r>
-            <w:proofErr w:type="spellEnd"/>
+            <w:r>
+              <w:rPr>
+                <w:rFonts w:ascii="Times New Roman" w:hAnsi="Times New Roman" w:cs="Times New Roman"/>
+                <w:sz w:val="16"/>
+                <w:szCs w:val="16"/>
+              </w:rPr>
+              <w:t>Գրավի առարկայի նկարագիրը</w:t>
+            </w:r>
           </w:p>
           <w:p>
             <w:pPr>
@@ -8266,124 +5896,14 @@
                 <w:lang w:val="en-GB"/>
               </w:rPr>
             </w:pPr>
-            <w:proofErr w:type="spellStart"/>
-            <w:r>
-              <w:rPr>
-                <w:rFonts w:ascii="Times New Roman" w:hAnsi="Times New Roman" w:cs="Times New Roman"/>
-                <w:sz w:val="16"/>
-                <w:szCs w:val="16"/>
-              </w:rPr>
-              <w:t>Մակնիշ</w:t>
-            </w:r>
-            <w:proofErr w:type="spellEnd"/>
-            <w:r>
-              <w:rPr>
-                <w:rFonts w:ascii="Times New Roman" w:hAnsi="Times New Roman" w:cs="Times New Roman"/>
-                <w:sz w:val="16"/>
-                <w:szCs w:val="16"/>
-              </w:rPr>
-              <w:t xml:space="preserve">, </w:t>
-            </w:r>
-            <w:proofErr w:type="spellStart"/>
-            <w:r>
-              <w:rPr>
-                <w:rFonts w:ascii="Times New Roman" w:hAnsi="Times New Roman" w:cs="Times New Roman"/>
-                <w:sz w:val="16"/>
-                <w:szCs w:val="16"/>
-              </w:rPr>
-              <w:t>մոդել</w:t>
-            </w:r>
-            <w:proofErr w:type="spellEnd"/>
-            <w:r>
-              <w:rPr>
-                <w:rFonts w:ascii="Times New Roman" w:hAnsi="Times New Roman" w:cs="Times New Roman"/>
-                <w:sz w:val="16"/>
-                <w:szCs w:val="16"/>
-              </w:rPr>
-              <w:t xml:space="preserve">, </w:t>
-            </w:r>
-            <w:proofErr w:type="spellStart"/>
-            <w:r>
-              <w:rPr>
-                <w:rFonts w:ascii="Times New Roman" w:hAnsi="Times New Roman" w:cs="Times New Roman"/>
-                <w:sz w:val="16"/>
-                <w:szCs w:val="16"/>
-              </w:rPr>
-              <w:t>շարժիչի</w:t>
-            </w:r>
-            <w:proofErr w:type="spellEnd"/>
-            <w:r>
-              <w:rPr>
-                <w:rFonts w:ascii="Times New Roman" w:hAnsi="Times New Roman" w:cs="Times New Roman"/>
-                <w:sz w:val="16"/>
-                <w:szCs w:val="16"/>
-              </w:rPr>
-              <w:t xml:space="preserve"> </w:t>
-            </w:r>
-            <w:proofErr w:type="spellStart"/>
-            <w:r>
-              <w:rPr>
-                <w:rFonts w:ascii="Times New Roman" w:hAnsi="Times New Roman" w:cs="Times New Roman"/>
-                <w:sz w:val="16"/>
-                <w:szCs w:val="16"/>
-              </w:rPr>
-              <w:t>հզորություն</w:t>
-            </w:r>
-            <w:proofErr w:type="spellEnd"/>
-            <w:r>
-              <w:rPr>
-                <w:rFonts w:ascii="Times New Roman" w:hAnsi="Times New Roman" w:cs="Times New Roman"/>
-                <w:sz w:val="16"/>
-                <w:szCs w:val="16"/>
-              </w:rPr>
-              <w:t xml:space="preserve">, </w:t>
-            </w:r>
-            <w:proofErr w:type="spellStart"/>
-            <w:r>
-              <w:rPr>
-                <w:rFonts w:ascii="Times New Roman" w:hAnsi="Times New Roman" w:cs="Times New Roman"/>
-                <w:sz w:val="16"/>
-                <w:szCs w:val="16"/>
-              </w:rPr>
-              <w:t>տարեթիվ</w:t>
-            </w:r>
-            <w:proofErr w:type="spellEnd"/>
-            <w:r>
-              <w:rPr>
-                <w:rFonts w:ascii="Times New Roman" w:hAnsi="Times New Roman" w:cs="Times New Roman"/>
-                <w:sz w:val="16"/>
-                <w:szCs w:val="16"/>
-              </w:rPr>
-              <w:t xml:space="preserve">, </w:t>
-            </w:r>
-            <w:proofErr w:type="spellStart"/>
-            <w:r>
-              <w:rPr>
-                <w:rFonts w:ascii="Times New Roman" w:hAnsi="Times New Roman" w:cs="Times New Roman"/>
-                <w:sz w:val="16"/>
-                <w:szCs w:val="16"/>
-              </w:rPr>
-              <w:t>գույն</w:t>
-            </w:r>
-            <w:proofErr w:type="spellEnd"/>
-            <w:r>
-              <w:rPr>
-                <w:rFonts w:ascii="Times New Roman" w:hAnsi="Times New Roman" w:cs="Times New Roman"/>
-                <w:sz w:val="16"/>
-                <w:szCs w:val="16"/>
-              </w:rPr>
-              <w:t xml:space="preserve"> </w:t>
-            </w:r>
-            <w:proofErr w:type="spellStart"/>
-            <w:r>
-              <w:rPr>
-                <w:rFonts w:ascii="Times New Roman" w:hAnsi="Times New Roman" w:cs="Times New Roman"/>
-                <w:sz w:val="16"/>
-                <w:szCs w:val="16"/>
-              </w:rPr>
-              <w:t>սեփականատեր</w:t>
-            </w:r>
-            <w:proofErr w:type="spellEnd"/>
+            <w:r>
+              <w:rPr>
+                <w:rFonts w:ascii="Times New Roman" w:hAnsi="Times New Roman" w:cs="Times New Roman"/>
+                <w:sz w:val="16"/>
+                <w:szCs w:val="16"/>
+              </w:rPr>
+              <w:t>Մակնիշ, մոդել, շարժիչի հզորություն, տարեթիվ, գույն սեփականատեր</w:t>
+            </w:r>
           </w:p>
         </w:tc>
         <w:tc>
@@ -8400,34 +5920,14 @@
                 <w:szCs w:val="16"/>
               </w:rPr>
             </w:pPr>
-            <w:proofErr w:type="spellStart"/>
-            <w:r>
-              <w:rPr>
-                <w:rFonts w:ascii="Times New Roman" w:hAnsi="Times New Roman" w:cs="Times New Roman"/>
-                <w:sz w:val="16"/>
-                <w:szCs w:val="16"/>
-              </w:rPr>
-              <w:t>Հաշվառման</w:t>
-            </w:r>
-            <w:proofErr w:type="spellEnd"/>
-            <w:r>
-              <w:rPr>
-                <w:rFonts w:ascii="Times New Roman" w:hAnsi="Times New Roman" w:cs="Times New Roman"/>
-                <w:sz w:val="16"/>
-                <w:szCs w:val="16"/>
-              </w:rPr>
-              <w:t xml:space="preserve"> </w:t>
-            </w:r>
-            <w:proofErr w:type="spellStart"/>
-            <w:r>
-              <w:rPr>
-                <w:rFonts w:ascii="Times New Roman" w:hAnsi="Times New Roman" w:cs="Times New Roman"/>
-                <w:sz w:val="16"/>
-                <w:szCs w:val="16"/>
-              </w:rPr>
-              <w:t>տվյալներ</w:t>
-            </w:r>
-            <w:proofErr w:type="spellEnd"/>
+            <w:r>
+              <w:rPr>
+                <w:rFonts w:ascii="Times New Roman" w:hAnsi="Times New Roman" w:cs="Times New Roman"/>
+                <w:sz w:val="16"/>
+                <w:szCs w:val="16"/>
+              </w:rPr>
+              <w:t>Հաշվառման տվյալներ</w:t>
+            </w:r>
           </w:p>
         </w:tc>
         <w:tc>
@@ -8444,23 +5944,13 @@
                 <w:szCs w:val="16"/>
               </w:rPr>
             </w:pPr>
-            <w:proofErr w:type="spellStart"/>
-            <w:r>
-              <w:rPr>
-                <w:rFonts w:ascii="Times New Roman" w:hAnsi="Times New Roman" w:cs="Times New Roman"/>
-                <w:sz w:val="16"/>
-                <w:szCs w:val="16"/>
-              </w:rPr>
-              <w:t>Նշումներ</w:t>
-            </w:r>
-            <w:proofErr w:type="spellEnd"/>
-            <w:r>
-              <w:rPr>
-                <w:rFonts w:ascii="Times New Roman" w:hAnsi="Times New Roman" w:cs="Times New Roman"/>
-                <w:sz w:val="16"/>
-                <w:szCs w:val="16"/>
-              </w:rPr>
-              <w:t xml:space="preserve"> </w:t>
+            <w:r>
+              <w:rPr>
+                <w:rFonts w:ascii="Times New Roman" w:hAnsi="Times New Roman" w:cs="Times New Roman"/>
+                <w:sz w:val="16"/>
+                <w:szCs w:val="16"/>
+              </w:rPr>
+              <w:t xml:space="preserve">Նշումներ </w:t>
             </w:r>
           </w:p>
           <w:p>
@@ -8480,87 +5970,7 @@
                 <w:szCs w:val="16"/>
                 <w:lang w:val="en-GB"/>
               </w:rPr>
-              <w:t>(</w:t>
-            </w:r>
-            <w:proofErr w:type="spellStart"/>
-            <w:r>
-              <w:rPr>
-                <w:rFonts w:ascii="Times New Roman" w:hAnsi="Times New Roman" w:cs="Times New Roman"/>
-                <w:sz w:val="16"/>
-                <w:szCs w:val="16"/>
-                <w:lang w:val="en-GB"/>
-              </w:rPr>
-              <w:t>գրավի</w:t>
-            </w:r>
-            <w:proofErr w:type="spellEnd"/>
-            <w:r>
-              <w:rPr>
-                <w:rFonts w:ascii="Times New Roman" w:hAnsi="Times New Roman" w:cs="Times New Roman"/>
-                <w:sz w:val="16"/>
-                <w:szCs w:val="16"/>
-                <w:lang w:val="en-GB"/>
-              </w:rPr>
-              <w:t xml:space="preserve"> </w:t>
-            </w:r>
-            <w:proofErr w:type="spellStart"/>
-            <w:r>
-              <w:rPr>
-                <w:rFonts w:ascii="Times New Roman" w:hAnsi="Times New Roman" w:cs="Times New Roman"/>
-                <w:sz w:val="16"/>
-                <w:szCs w:val="16"/>
-                <w:lang w:val="en-GB"/>
-              </w:rPr>
-              <w:t>առարկայի</w:t>
-            </w:r>
-            <w:proofErr w:type="spellEnd"/>
-            <w:r>
-              <w:rPr>
-                <w:rFonts w:ascii="Times New Roman" w:hAnsi="Times New Roman" w:cs="Times New Roman"/>
-                <w:sz w:val="16"/>
-                <w:szCs w:val="16"/>
-                <w:lang w:val="en-GB"/>
-              </w:rPr>
-              <w:t xml:space="preserve"> </w:t>
-            </w:r>
-            <w:proofErr w:type="spellStart"/>
-            <w:r>
-              <w:rPr>
-                <w:rFonts w:ascii="Times New Roman" w:hAnsi="Times New Roman" w:cs="Times New Roman"/>
-                <w:sz w:val="16"/>
-                <w:szCs w:val="16"/>
-                <w:lang w:val="en-GB"/>
-              </w:rPr>
-              <w:t>վիճակի</w:t>
-            </w:r>
-            <w:proofErr w:type="spellEnd"/>
-            <w:r>
-              <w:rPr>
-                <w:rFonts w:ascii="Times New Roman" w:hAnsi="Times New Roman" w:cs="Times New Roman"/>
-                <w:sz w:val="16"/>
-                <w:szCs w:val="16"/>
-                <w:lang w:val="en-GB"/>
-              </w:rPr>
-              <w:t xml:space="preserve"> </w:t>
-            </w:r>
-            <w:proofErr w:type="spellStart"/>
-            <w:r>
-              <w:rPr>
-                <w:rFonts w:ascii="Times New Roman" w:hAnsi="Times New Roman" w:cs="Times New Roman"/>
-                <w:sz w:val="16"/>
-                <w:szCs w:val="16"/>
-                <w:lang w:val="en-GB"/>
-              </w:rPr>
-              <w:t>մասին</w:t>
-            </w:r>
-            <w:proofErr w:type="spellEnd"/>
-            <w:r>
-              <w:rPr>
-                <w:rFonts w:ascii="Times New Roman" w:hAnsi="Times New Roman" w:cs="Times New Roman"/>
-                <w:sz w:val="16"/>
-                <w:szCs w:val="16"/>
-                <w:lang w:val="en-GB"/>
-              </w:rPr>
-              <w:t>)</w:t>
+              <w:t>(գրավի առարկայի վիճակի մասին)</w:t>
             </w:r>
           </w:p>
         </w:tc>
@@ -8578,23 +5988,13 @@
                 <w:szCs w:val="16"/>
               </w:rPr>
             </w:pPr>
-            <w:proofErr w:type="spellStart"/>
-            <w:r>
-              <w:rPr>
-                <w:rFonts w:ascii="Times New Roman" w:hAnsi="Times New Roman" w:cs="Times New Roman"/>
-                <w:sz w:val="16"/>
-                <w:szCs w:val="16"/>
-              </w:rPr>
-              <w:t>Գնահատված</w:t>
-            </w:r>
-            <w:proofErr w:type="spellEnd"/>
-            <w:r>
-              <w:rPr>
-                <w:rFonts w:ascii="Times New Roman" w:hAnsi="Times New Roman" w:cs="Times New Roman"/>
-                <w:sz w:val="16"/>
-                <w:szCs w:val="16"/>
-              </w:rPr>
-              <w:t xml:space="preserve"> </w:t>
+            <w:r>
+              <w:rPr>
+                <w:rFonts w:ascii="Times New Roman" w:hAnsi="Times New Roman" w:cs="Times New Roman"/>
+                <w:sz w:val="16"/>
+                <w:szCs w:val="16"/>
+              </w:rPr>
+              <w:t xml:space="preserve">Գնահատված </w:t>
             </w:r>
           </w:p>
           <w:p>
@@ -8606,34 +6006,14 @@
                 <w:szCs w:val="16"/>
               </w:rPr>
             </w:pPr>
-            <w:proofErr w:type="spellStart"/>
-            <w:r>
-              <w:rPr>
-                <w:rFonts w:ascii="Times New Roman" w:hAnsi="Times New Roman" w:cs="Times New Roman"/>
-                <w:sz w:val="16"/>
-                <w:szCs w:val="16"/>
-              </w:rPr>
-              <w:t>արժեքը</w:t>
-            </w:r>
-            <w:proofErr w:type="spellEnd"/>
-            <w:r>
-              <w:rPr>
-                <w:rFonts w:ascii="Times New Roman" w:hAnsi="Times New Roman" w:cs="Times New Roman"/>
-                <w:sz w:val="16"/>
-                <w:szCs w:val="16"/>
-              </w:rPr>
-              <w:t xml:space="preserve"> ՀՀ </w:t>
-            </w:r>
-            <w:proofErr w:type="spellStart"/>
-            <w:r>
-              <w:rPr>
-                <w:rFonts w:ascii="Times New Roman" w:hAnsi="Times New Roman" w:cs="Times New Roman"/>
-                <w:sz w:val="16"/>
-                <w:szCs w:val="16"/>
-              </w:rPr>
-              <w:t>դրամով</w:t>
-            </w:r>
-            <w:proofErr w:type="spellEnd"/>
+            <w:r>
+              <w:rPr>
+                <w:rFonts w:ascii="Times New Roman" w:hAnsi="Times New Roman" w:cs="Times New Roman"/>
+                <w:sz w:val="16"/>
+                <w:szCs w:val="16"/>
+              </w:rPr>
+              <w:t>արժեքը ՀՀ դրամով</w:t>
+            </w:r>
           </w:p>
         </w:tc>
         <w:tc>
@@ -8650,52 +6030,14 @@
                 <w:szCs w:val="16"/>
               </w:rPr>
             </w:pPr>
-            <w:proofErr w:type="spellStart"/>
-            <w:r>
-              <w:rPr>
-                <w:rFonts w:ascii="Times New Roman" w:hAnsi="Times New Roman" w:cs="Times New Roman"/>
-                <w:sz w:val="16"/>
-                <w:szCs w:val="16"/>
-              </w:rPr>
-              <w:t>Տրամադրվող</w:t>
-            </w:r>
-            <w:proofErr w:type="spellEnd"/>
-            <w:r>
-              <w:rPr>
-                <w:rFonts w:ascii="Times New Roman" w:hAnsi="Times New Roman" w:cs="Times New Roman"/>
-                <w:sz w:val="16"/>
-                <w:szCs w:val="16"/>
-              </w:rPr>
-              <w:t xml:space="preserve"> </w:t>
-            </w:r>
-            <w:proofErr w:type="spellStart"/>
-            <w:r>
-              <w:rPr>
-                <w:rFonts w:ascii="Times New Roman" w:hAnsi="Times New Roman" w:cs="Times New Roman"/>
-                <w:sz w:val="16"/>
-                <w:szCs w:val="16"/>
-              </w:rPr>
-              <w:t>գումարի</w:t>
-            </w:r>
-            <w:proofErr w:type="spellEnd"/>
-            <w:r>
-              <w:rPr>
-                <w:rFonts w:ascii="Times New Roman" w:hAnsi="Times New Roman" w:cs="Times New Roman"/>
-                <w:sz w:val="16"/>
-                <w:szCs w:val="16"/>
-              </w:rPr>
-              <w:t xml:space="preserve"> </w:t>
-            </w:r>
-            <w:proofErr w:type="spellStart"/>
-            <w:r>
-              <w:rPr>
-                <w:rFonts w:ascii="Times New Roman" w:hAnsi="Times New Roman" w:cs="Times New Roman"/>
-                <w:sz w:val="16"/>
-                <w:szCs w:val="16"/>
-              </w:rPr>
-              <w:t>չափը</w:t>
-            </w:r>
-            <w:proofErr w:type="spellEnd"/>
+            <w:r>
+              <w:rPr>
+                <w:rFonts w:ascii="Times New Roman" w:hAnsi="Times New Roman" w:cs="Times New Roman"/>
+                <w:sz w:val="16"/>
+                <w:szCs w:val="16"/>
+              </w:rPr>
+              <w:t>Տրամադրվող գումարի չափը</w:t>
+            </w:r>
           </w:p>
         </w:tc>
       </w:tr>
@@ -8722,18 +6064,8 @@
                 <w:sz w:val="16"/>
                 <w:szCs w:val="16"/>
               </w:rPr>
-              <w:t>${</w:t>
-            </w:r>
-            <w:proofErr w:type="spellStart"/>
-            <w:r>
-              <w:rPr>
-                <w:rFonts w:ascii="Times New Roman" w:hAnsi="Times New Roman" w:cs="Times New Roman"/>
-                <w:sz w:val="16"/>
-                <w:szCs w:val="16"/>
-              </w:rPr>
-              <w:t>i_c</w:t>
-            </w:r>
-            <w:proofErr w:type="spellEnd"/>
+              <w:t>${i_c</w:t>
+            </w:r>
             <w:r>
               <w:rPr>
                 <w:rFonts w:ascii="Times New Roman" w:hAnsi="Times New Roman" w:cs="Times New Roman"/>
@@ -8743,41 +6075,13 @@
               </w:rPr>
               <w:t>ar_make</w:t>
             </w:r>
-            <w:proofErr w:type="gramStart"/>
-            <w:r>
-              <w:rPr>
-                <w:rFonts w:ascii="Times New Roman" w:hAnsi="Times New Roman" w:cs="Times New Roman"/>
-                <w:sz w:val="16"/>
-                <w:szCs w:val="16"/>
-              </w:rPr>
-              <w:t>},$</w:t>
-            </w:r>
-            <w:proofErr w:type="gramEnd"/>
-            <w:r>
-              <w:rPr>
-                <w:rFonts w:ascii="Times New Roman" w:hAnsi="Times New Roman" w:cs="Times New Roman"/>
-                <w:sz w:val="16"/>
-                <w:szCs w:val="16"/>
-              </w:rPr>
-              <w:t>{</w:t>
-            </w:r>
-            <w:proofErr w:type="spellStart"/>
-            <w:r>
-              <w:rPr>
-                <w:rFonts w:ascii="Times New Roman" w:hAnsi="Times New Roman" w:cs="Times New Roman"/>
-                <w:sz w:val="16"/>
-                <w:szCs w:val="16"/>
-              </w:rPr>
-              <w:t>i_mod</w:t>
-            </w:r>
-            <w:proofErr w:type="spellEnd"/>
-            <w:r>
-              <w:rPr>
-                <w:rFonts w:ascii="Times New Roman" w:hAnsi="Times New Roman" w:cs="Times New Roman"/>
-                <w:sz w:val="16"/>
-                <w:szCs w:val="16"/>
-              </w:rPr>
-              <w:t>},</w:t>
+            <w:r>
+              <w:rPr>
+                <w:rFonts w:ascii="Times New Roman" w:hAnsi="Times New Roman" w:cs="Times New Roman"/>
+                <w:sz w:val="16"/>
+                <w:szCs w:val="16"/>
+              </w:rPr>
+              <w:t>},${i_mod},</w:t>
             </w:r>
           </w:p>
           <w:p>
@@ -8804,9 +6108,17 @@
                 <w:szCs w:val="16"/>
                 <w:lang w:val="hy-AM"/>
               </w:rPr>
-              <w:t>{i_pow</w:t>
-            </w:r>
-            <w:proofErr w:type="gramStart"/>
+              <w:t>{i_pow},</w:t>
+            </w:r>
+            <w:r>
+              <w:rPr>
+                <w:rFonts w:ascii="Times New Roman" w:hAnsi="Times New Roman" w:cs="Times New Roman"/>
+                <w:sz w:val="16"/>
+                <w:szCs w:val="16"/>
+                <w:lang w:val="hy-AM"/>
+              </w:rPr>
+              <w:t>${i_man},${i_col</w:t>
+            </w:r>
             <w:r>
               <w:rPr>
                 <w:rFonts w:ascii="Times New Roman" w:hAnsi="Times New Roman" w:cs="Times New Roman"/>
@@ -8823,17 +6135,8 @@
                 <w:szCs w:val="16"/>
                 <w:lang w:val="hy-AM"/>
               </w:rPr>
-              <w:t>$</w:t>
-            </w:r>
-            <w:proofErr w:type="gramEnd"/>
-            <w:r>
-              <w:rPr>
-                <w:rFonts w:ascii="Times New Roman" w:hAnsi="Times New Roman" w:cs="Times New Roman"/>
-                <w:sz w:val="16"/>
-                <w:szCs w:val="16"/>
-                <w:lang w:val="hy-AM"/>
-              </w:rPr>
-              <w:t>{i_man},${i_col}</w:t>
+              <w:br/>
+              <w:t>${cliet}</w:t>
             </w:r>
           </w:p>
         </w:tc>
@@ -8862,13 +6165,11 @@
             <w:r>
               <w:rPr>
                 <w:rFonts w:ascii="Times New Roman" w:hAnsi="Times New Roman" w:cs="Times New Roman"/>
-                <w:b/>
-                <w:bCs/>
                 <w:sz w:val="16"/>
                 <w:szCs w:val="16"/>
                 <w:lang w:val="en-GB"/>
               </w:rPr>
-              <w:t>XXXXXXXXXXX</w:t>
+              <w:t>${i_ident}</w:t>
             </w:r>
           </w:p>
         </w:tc>
@@ -8885,6 +6186,14 @@
                 <w:szCs w:val="16"/>
               </w:rPr>
             </w:pPr>
+            <w:r>
+              <w:rPr>
+                <w:rFonts w:ascii="Times New Roman" w:hAnsi="Times New Roman" w:cs="Times New Roman"/>
+                <w:sz w:val="16"/>
+                <w:szCs w:val="16"/>
+              </w:rPr>
+              <w:t>${i_desc}</w:t>
+            </w:r>
           </w:p>
         </w:tc>
         <w:tc>
@@ -8908,7 +6217,6 @@
               </w:rPr>
               <w:t>${</w:t>
             </w:r>
-            <w:proofErr w:type="spellStart"/>
             <w:r>
               <w:rPr>
                 <w:rFonts w:ascii="Times New Roman" w:hAnsi="Times New Roman" w:cs="Times New Roman"/>
@@ -8923,16 +6231,7 @@
                 <w:sz w:val="16"/>
                 <w:szCs w:val="16"/>
               </w:rPr>
-              <w:t>_est</w:t>
-            </w:r>
-            <w:proofErr w:type="spellEnd"/>
-            <w:r>
-              <w:rPr>
-                <w:rFonts w:ascii="Times New Roman" w:hAnsi="Times New Roman" w:cs="Times New Roman"/>
-                <w:sz w:val="16"/>
-                <w:szCs w:val="16"/>
-              </w:rPr>
-              <w:t>}</w:t>
+              <w:t>_est}</w:t>
             </w:r>
           </w:p>
         </w:tc>
@@ -8957,7 +6256,6 @@
               </w:rPr>
               <w:t>${</w:t>
             </w:r>
-            <w:proofErr w:type="spellStart"/>
             <w:r>
               <w:rPr>
                 <w:rFonts w:ascii="Times New Roman" w:hAnsi="Times New Roman" w:cs="Times New Roman"/>
@@ -8972,16 +6270,7 @@
                 <w:sz w:val="16"/>
                 <w:szCs w:val="16"/>
               </w:rPr>
-              <w:t>_prov</w:t>
-            </w:r>
-            <w:proofErr w:type="spellEnd"/>
-            <w:r>
-              <w:rPr>
-                <w:rFonts w:ascii="Times New Roman" w:hAnsi="Times New Roman" w:cs="Times New Roman"/>
-                <w:sz w:val="16"/>
-                <w:szCs w:val="16"/>
-              </w:rPr>
-              <w:t>}</w:t>
+              <w:t>_prov}</w:t>
             </w:r>
           </w:p>
         </w:tc>
@@ -9018,34 +6307,14 @@
                 <w:szCs w:val="16"/>
               </w:rPr>
             </w:pPr>
-            <w:proofErr w:type="spellStart"/>
-            <w:r>
-              <w:rPr>
-                <w:rFonts w:ascii="Times New Roman" w:hAnsi="Times New Roman" w:cs="Times New Roman"/>
-                <w:sz w:val="16"/>
-                <w:szCs w:val="16"/>
-              </w:rPr>
-              <w:t>Հաշվառման</w:t>
-            </w:r>
-            <w:proofErr w:type="spellEnd"/>
-            <w:r>
-              <w:rPr>
-                <w:rFonts w:ascii="Times New Roman" w:hAnsi="Times New Roman" w:cs="Times New Roman"/>
-                <w:sz w:val="16"/>
-                <w:szCs w:val="16"/>
-              </w:rPr>
-              <w:t xml:space="preserve"> </w:t>
-            </w:r>
-            <w:proofErr w:type="spellStart"/>
-            <w:r>
-              <w:rPr>
-                <w:rFonts w:ascii="Times New Roman" w:hAnsi="Times New Roman" w:cs="Times New Roman"/>
-                <w:sz w:val="16"/>
-                <w:szCs w:val="16"/>
-              </w:rPr>
-              <w:t>վկայագիր</w:t>
-            </w:r>
-            <w:proofErr w:type="spellEnd"/>
+            <w:r>
+              <w:rPr>
+                <w:rFonts w:ascii="Times New Roman" w:hAnsi="Times New Roman" w:cs="Times New Roman"/>
+                <w:sz w:val="16"/>
+                <w:szCs w:val="16"/>
+              </w:rPr>
+              <w:t>Հաշվառման վկայագիր</w:t>
+            </w:r>
           </w:p>
           <w:p>
             <w:pPr>
@@ -9066,31 +6335,7 @@
                 <w:szCs w:val="16"/>
                 <w:lang w:val="en-GB"/>
               </w:rPr>
-              <w:t>${</w:t>
-            </w:r>
-            <w:proofErr w:type="spellStart"/>
-            <w:r>
-              <w:rPr>
-                <w:rFonts w:ascii="Times New Roman" w:hAnsi="Times New Roman" w:cs="Times New Roman"/>
-                <w:b/>
-                <w:bCs/>
-                <w:sz w:val="16"/>
-                <w:szCs w:val="16"/>
-                <w:lang w:val="en-GB"/>
-              </w:rPr>
-              <w:t>i_reg</w:t>
-            </w:r>
-            <w:proofErr w:type="spellEnd"/>
-            <w:r>
-              <w:rPr>
-                <w:rFonts w:ascii="Times New Roman" w:hAnsi="Times New Roman" w:cs="Times New Roman"/>
-                <w:b/>
-                <w:bCs/>
-                <w:sz w:val="16"/>
-                <w:szCs w:val="16"/>
-                <w:lang w:val="en-GB"/>
-              </w:rPr>
-              <w:t>}</w:t>
+              <w:t>${i_reg}</w:t>
             </w:r>
           </w:p>
         </w:tc>
@@ -9175,34 +6420,14 @@
                 <w:szCs w:val="16"/>
               </w:rPr>
             </w:pPr>
-            <w:proofErr w:type="spellStart"/>
-            <w:r>
-              <w:rPr>
-                <w:rFonts w:ascii="Times New Roman" w:hAnsi="Times New Roman" w:cs="Times New Roman"/>
-                <w:sz w:val="16"/>
-                <w:szCs w:val="16"/>
-              </w:rPr>
-              <w:t>Հաշվառման</w:t>
-            </w:r>
-            <w:proofErr w:type="spellEnd"/>
-            <w:r>
-              <w:rPr>
-                <w:rFonts w:ascii="Times New Roman" w:hAnsi="Times New Roman" w:cs="Times New Roman"/>
-                <w:sz w:val="16"/>
-                <w:szCs w:val="16"/>
-              </w:rPr>
-              <w:t xml:space="preserve"> </w:t>
-            </w:r>
-            <w:proofErr w:type="spellStart"/>
-            <w:r>
-              <w:rPr>
-                <w:rFonts w:ascii="Times New Roman" w:hAnsi="Times New Roman" w:cs="Times New Roman"/>
-                <w:sz w:val="16"/>
-                <w:szCs w:val="16"/>
-              </w:rPr>
-              <w:t>համար</w:t>
-            </w:r>
-            <w:proofErr w:type="spellEnd"/>
+            <w:r>
+              <w:rPr>
+                <w:rFonts w:ascii="Times New Roman" w:hAnsi="Times New Roman" w:cs="Times New Roman"/>
+                <w:sz w:val="16"/>
+                <w:szCs w:val="16"/>
+              </w:rPr>
+              <w:t>Հաշվառման համար</w:t>
+            </w:r>
           </w:p>
           <w:p>
             <w:pPr>
@@ -9298,34 +6523,14 @@
                 <w:szCs w:val="16"/>
               </w:rPr>
             </w:pPr>
-            <w:proofErr w:type="spellStart"/>
-            <w:r>
-              <w:rPr>
-                <w:rFonts w:ascii="Times New Roman" w:hAnsi="Times New Roman" w:cs="Times New Roman"/>
-                <w:sz w:val="16"/>
-                <w:szCs w:val="16"/>
-              </w:rPr>
-              <w:t>Սեփականության</w:t>
-            </w:r>
-            <w:proofErr w:type="spellEnd"/>
-            <w:r>
-              <w:rPr>
-                <w:rFonts w:ascii="Times New Roman" w:hAnsi="Times New Roman" w:cs="Times New Roman"/>
-                <w:sz w:val="16"/>
-                <w:szCs w:val="16"/>
-              </w:rPr>
-              <w:t xml:space="preserve"> </w:t>
-            </w:r>
-            <w:proofErr w:type="spellStart"/>
-            <w:r>
-              <w:rPr>
-                <w:rFonts w:ascii="Times New Roman" w:hAnsi="Times New Roman" w:cs="Times New Roman"/>
-                <w:sz w:val="16"/>
-                <w:szCs w:val="16"/>
-              </w:rPr>
-              <w:t>վկայական</w:t>
-            </w:r>
-            <w:proofErr w:type="spellEnd"/>
+            <w:r>
+              <w:rPr>
+                <w:rFonts w:ascii="Times New Roman" w:hAnsi="Times New Roman" w:cs="Times New Roman"/>
+                <w:sz w:val="16"/>
+                <w:szCs w:val="16"/>
+              </w:rPr>
+              <w:t>Սեփականության վկայական</w:t>
+            </w:r>
           </w:p>
           <w:p>
             <w:pPr>
@@ -9422,7 +6627,6 @@
           <w:lang w:val="hy-AM"/>
         </w:rPr>
       </w:pPr>
-      <w:proofErr w:type="spellStart"/>
       <w:r>
         <w:rPr>
           <w:rFonts w:ascii="Times New Roman" w:eastAsia="Times New Roman" w:hAnsi="Times New Roman" w:cs="Times New Roman"/>
@@ -9431,172 +6635,7 @@
           <w:szCs w:val="18"/>
           <w:lang w:val="en-GB"/>
         </w:rPr>
-        <w:t>Գրավի</w:t>
-      </w:r>
-      <w:proofErr w:type="spellEnd"/>
-      <w:r>
-        <w:rPr>
-          <w:rFonts w:ascii="Times New Roman" w:eastAsia="Times New Roman" w:hAnsi="Times New Roman" w:cs="Times New Roman"/>
-          <w:color w:val="000000" w:themeColor="text1"/>
-          <w:sz w:val="18"/>
-          <w:szCs w:val="18"/>
-          <w:lang w:val="en-GB"/>
-        </w:rPr>
-        <w:t xml:space="preserve"> </w:t>
-      </w:r>
-      <w:proofErr w:type="spellStart"/>
-      <w:r>
-        <w:rPr>
-          <w:rFonts w:ascii="Times New Roman" w:eastAsia="Times New Roman" w:hAnsi="Times New Roman" w:cs="Times New Roman"/>
-          <w:color w:val="000000" w:themeColor="text1"/>
-          <w:sz w:val="18"/>
-          <w:szCs w:val="18"/>
-          <w:lang w:val="en-GB"/>
-        </w:rPr>
-        <w:t>առարկան</w:t>
-      </w:r>
-      <w:proofErr w:type="spellEnd"/>
-      <w:r>
-        <w:rPr>
-          <w:rFonts w:ascii="Times New Roman" w:eastAsia="Times New Roman" w:hAnsi="Times New Roman" w:cs="Times New Roman"/>
-          <w:color w:val="000000" w:themeColor="text1"/>
-          <w:sz w:val="18"/>
-          <w:szCs w:val="18"/>
-          <w:lang w:val="en-GB"/>
-        </w:rPr>
-        <w:t xml:space="preserve"> </w:t>
-      </w:r>
-      <w:proofErr w:type="spellStart"/>
-      <w:r>
-        <w:rPr>
-          <w:rFonts w:ascii="Times New Roman" w:eastAsia="Times New Roman" w:hAnsi="Times New Roman" w:cs="Times New Roman"/>
-          <w:color w:val="000000" w:themeColor="text1"/>
-          <w:sz w:val="18"/>
-          <w:szCs w:val="18"/>
-          <w:lang w:val="en-GB"/>
-        </w:rPr>
-        <w:t>նկարվում</w:t>
-      </w:r>
-      <w:proofErr w:type="spellEnd"/>
-      <w:r>
-        <w:rPr>
-          <w:rFonts w:ascii="Times New Roman" w:eastAsia="Times New Roman" w:hAnsi="Times New Roman" w:cs="Times New Roman"/>
-          <w:color w:val="000000" w:themeColor="text1"/>
-          <w:sz w:val="18"/>
-          <w:szCs w:val="18"/>
-          <w:lang w:val="en-GB"/>
-        </w:rPr>
-        <w:t xml:space="preserve"> է և </w:t>
-      </w:r>
-      <w:proofErr w:type="spellStart"/>
-      <w:r>
-        <w:rPr>
-          <w:rFonts w:ascii="Times New Roman" w:eastAsia="Times New Roman" w:hAnsi="Times New Roman" w:cs="Times New Roman"/>
-          <w:color w:val="000000" w:themeColor="text1"/>
-          <w:sz w:val="18"/>
-          <w:szCs w:val="18"/>
-          <w:lang w:val="en-GB"/>
-        </w:rPr>
-        <w:t>նկարները</w:t>
-      </w:r>
-      <w:proofErr w:type="spellEnd"/>
-      <w:r>
-        <w:rPr>
-          <w:rFonts w:ascii="Times New Roman" w:eastAsia="Times New Roman" w:hAnsi="Times New Roman" w:cs="Times New Roman"/>
-          <w:color w:val="000000" w:themeColor="text1"/>
-          <w:sz w:val="18"/>
-          <w:szCs w:val="18"/>
-          <w:lang w:val="en-GB"/>
-        </w:rPr>
-        <w:t xml:space="preserve"> </w:t>
-      </w:r>
-      <w:proofErr w:type="spellStart"/>
-      <w:r>
-        <w:rPr>
-          <w:rFonts w:ascii="Times New Roman" w:eastAsia="Times New Roman" w:hAnsi="Times New Roman" w:cs="Times New Roman"/>
-          <w:color w:val="000000" w:themeColor="text1"/>
-          <w:sz w:val="18"/>
-          <w:szCs w:val="18"/>
-          <w:lang w:val="en-GB"/>
-        </w:rPr>
-        <w:t>պահպանվում</w:t>
-      </w:r>
-      <w:proofErr w:type="spellEnd"/>
-      <w:r>
-        <w:rPr>
-          <w:rFonts w:ascii="Times New Roman" w:eastAsia="Times New Roman" w:hAnsi="Times New Roman" w:cs="Times New Roman"/>
-          <w:color w:val="000000" w:themeColor="text1"/>
-          <w:sz w:val="18"/>
-          <w:szCs w:val="18"/>
-          <w:lang w:val="en-GB"/>
-        </w:rPr>
-        <w:t xml:space="preserve"> </w:t>
-      </w:r>
-      <w:proofErr w:type="spellStart"/>
-      <w:r>
-        <w:rPr>
-          <w:rFonts w:ascii="Times New Roman" w:eastAsia="Times New Roman" w:hAnsi="Times New Roman" w:cs="Times New Roman"/>
-          <w:color w:val="000000" w:themeColor="text1"/>
-          <w:sz w:val="18"/>
-          <w:szCs w:val="18"/>
-          <w:lang w:val="en-GB"/>
-        </w:rPr>
-        <w:t>են</w:t>
-      </w:r>
-      <w:proofErr w:type="spellEnd"/>
-      <w:r>
-        <w:rPr>
-          <w:rFonts w:ascii="Times New Roman" w:eastAsia="Times New Roman" w:hAnsi="Times New Roman" w:cs="Times New Roman"/>
-          <w:color w:val="000000" w:themeColor="text1"/>
-          <w:sz w:val="18"/>
-          <w:szCs w:val="18"/>
-          <w:lang w:val="en-GB"/>
-        </w:rPr>
-        <w:t xml:space="preserve"> </w:t>
-      </w:r>
-      <w:proofErr w:type="spellStart"/>
-      <w:r>
-        <w:rPr>
-          <w:rFonts w:ascii="Times New Roman" w:eastAsia="Times New Roman" w:hAnsi="Times New Roman" w:cs="Times New Roman"/>
-          <w:color w:val="000000" w:themeColor="text1"/>
-          <w:sz w:val="18"/>
-          <w:szCs w:val="18"/>
-          <w:lang w:val="en-GB"/>
-        </w:rPr>
-        <w:t>Գրավառուի</w:t>
-      </w:r>
-      <w:proofErr w:type="spellEnd"/>
-      <w:r>
-        <w:rPr>
-          <w:rFonts w:ascii="Times New Roman" w:eastAsia="Times New Roman" w:hAnsi="Times New Roman" w:cs="Times New Roman"/>
-          <w:color w:val="000000" w:themeColor="text1"/>
-          <w:sz w:val="18"/>
-          <w:szCs w:val="18"/>
-          <w:lang w:val="en-GB"/>
-        </w:rPr>
-        <w:t xml:space="preserve"> </w:t>
-      </w:r>
-      <w:proofErr w:type="spellStart"/>
-      <w:r>
-        <w:rPr>
-          <w:rFonts w:ascii="Times New Roman" w:eastAsia="Times New Roman" w:hAnsi="Times New Roman" w:cs="Times New Roman"/>
-          <w:color w:val="000000" w:themeColor="text1"/>
-          <w:sz w:val="18"/>
-          <w:szCs w:val="18"/>
-          <w:lang w:val="en-GB"/>
-        </w:rPr>
-        <w:t>մոտ</w:t>
-      </w:r>
-      <w:proofErr w:type="spellEnd"/>
-      <w:r>
-        <w:rPr>
-          <w:rFonts w:ascii="Times New Roman" w:eastAsia="Times New Roman" w:hAnsi="Times New Roman" w:cs="Times New Roman"/>
-          <w:color w:val="000000" w:themeColor="text1"/>
-          <w:sz w:val="18"/>
-          <w:szCs w:val="18"/>
-          <w:lang w:val="en-GB"/>
-        </w:rPr>
-        <w:t>։</w:t>
+        <w:t>Գրավի առարկան նկարվում է և նկարները պահպանվում են Գրավառուի մոտ։</w:t>
       </w:r>
     </w:p>
     <w:p>
@@ -9616,7 +6655,6 @@
           <w:lang w:val="hy-AM"/>
         </w:rPr>
       </w:pPr>
-      <w:proofErr w:type="spellStart"/>
       <w:r>
         <w:rPr>
           <w:rFonts w:ascii="Times New Roman" w:eastAsia="Times New Roman" w:hAnsi="Times New Roman" w:cs="Times New Roman"/>
@@ -9625,9 +6663,8 @@
           <w:szCs w:val="18"/>
           <w:lang w:val="en-GB"/>
         </w:rPr>
-        <w:t>Գրավի</w:t>
-      </w:r>
-      <w:proofErr w:type="spellEnd"/>
+        <w:t xml:space="preserve">Գրավի առարկայի նկատմամբ Գրավառուի գրավի իրավունքը ծագում է </w:t>
+      </w:r>
       <w:r>
         <w:rPr>
           <w:rFonts w:ascii="Times New Roman" w:eastAsia="Times New Roman" w:hAnsi="Times New Roman" w:cs="Times New Roman"/>
@@ -9636,183 +6673,7 @@
           <w:szCs w:val="18"/>
           <w:lang w:val="en-GB"/>
         </w:rPr>
-        <w:t xml:space="preserve"> </w:t>
-      </w:r>
-      <w:proofErr w:type="spellStart"/>
-      <w:r>
-        <w:rPr>
-          <w:rFonts w:ascii="Times New Roman" w:eastAsia="Times New Roman" w:hAnsi="Times New Roman" w:cs="Times New Roman"/>
-          <w:color w:val="000000" w:themeColor="text1"/>
-          <w:sz w:val="18"/>
-          <w:szCs w:val="18"/>
-          <w:lang w:val="en-GB"/>
-        </w:rPr>
-        <w:t>առարկայի</w:t>
-      </w:r>
-      <w:proofErr w:type="spellEnd"/>
-      <w:r>
-        <w:rPr>
-          <w:rFonts w:ascii="Times New Roman" w:eastAsia="Times New Roman" w:hAnsi="Times New Roman" w:cs="Times New Roman"/>
-          <w:color w:val="000000" w:themeColor="text1"/>
-          <w:sz w:val="18"/>
-          <w:szCs w:val="18"/>
-          <w:lang w:val="en-GB"/>
-        </w:rPr>
-        <w:t xml:space="preserve"> </w:t>
-      </w:r>
-      <w:proofErr w:type="spellStart"/>
-      <w:r>
-        <w:rPr>
-          <w:rFonts w:ascii="Times New Roman" w:eastAsia="Times New Roman" w:hAnsi="Times New Roman" w:cs="Times New Roman"/>
-          <w:color w:val="000000" w:themeColor="text1"/>
-          <w:sz w:val="18"/>
-          <w:szCs w:val="18"/>
-          <w:lang w:val="en-GB"/>
-        </w:rPr>
-        <w:t>նկատմամբ</w:t>
-      </w:r>
-      <w:proofErr w:type="spellEnd"/>
-      <w:r>
-        <w:rPr>
-          <w:rFonts w:ascii="Times New Roman" w:eastAsia="Times New Roman" w:hAnsi="Times New Roman" w:cs="Times New Roman"/>
-          <w:color w:val="000000" w:themeColor="text1"/>
-          <w:sz w:val="18"/>
-          <w:szCs w:val="18"/>
-          <w:lang w:val="en-GB"/>
-        </w:rPr>
-        <w:t xml:space="preserve"> </w:t>
-      </w:r>
-      <w:proofErr w:type="spellStart"/>
-      <w:r>
-        <w:rPr>
-          <w:rFonts w:ascii="Times New Roman" w:eastAsia="Times New Roman" w:hAnsi="Times New Roman" w:cs="Times New Roman"/>
-          <w:color w:val="000000" w:themeColor="text1"/>
-          <w:sz w:val="18"/>
-          <w:szCs w:val="18"/>
-          <w:lang w:val="en-GB"/>
-        </w:rPr>
-        <w:t>Գրավառուի</w:t>
-      </w:r>
-      <w:proofErr w:type="spellEnd"/>
-      <w:r>
-        <w:rPr>
-          <w:rFonts w:ascii="Times New Roman" w:eastAsia="Times New Roman" w:hAnsi="Times New Roman" w:cs="Times New Roman"/>
-          <w:color w:val="000000" w:themeColor="text1"/>
-          <w:sz w:val="18"/>
-          <w:szCs w:val="18"/>
-          <w:lang w:val="en-GB"/>
-        </w:rPr>
-        <w:t xml:space="preserve"> </w:t>
-      </w:r>
-      <w:proofErr w:type="spellStart"/>
-      <w:r>
-        <w:rPr>
-          <w:rFonts w:ascii="Times New Roman" w:eastAsia="Times New Roman" w:hAnsi="Times New Roman" w:cs="Times New Roman"/>
-          <w:color w:val="000000" w:themeColor="text1"/>
-          <w:sz w:val="18"/>
-          <w:szCs w:val="18"/>
-          <w:lang w:val="en-GB"/>
-        </w:rPr>
-        <w:t>գրավի</w:t>
-      </w:r>
-      <w:proofErr w:type="spellEnd"/>
-      <w:r>
-        <w:rPr>
-          <w:rFonts w:ascii="Times New Roman" w:eastAsia="Times New Roman" w:hAnsi="Times New Roman" w:cs="Times New Roman"/>
-          <w:color w:val="000000" w:themeColor="text1"/>
-          <w:sz w:val="18"/>
-          <w:szCs w:val="18"/>
-          <w:lang w:val="en-GB"/>
-        </w:rPr>
-        <w:t xml:space="preserve"> </w:t>
-      </w:r>
-      <w:proofErr w:type="spellStart"/>
-      <w:r>
-        <w:rPr>
-          <w:rFonts w:ascii="Times New Roman" w:eastAsia="Times New Roman" w:hAnsi="Times New Roman" w:cs="Times New Roman"/>
-          <w:color w:val="000000" w:themeColor="text1"/>
-          <w:sz w:val="18"/>
-          <w:szCs w:val="18"/>
-          <w:lang w:val="en-GB"/>
-        </w:rPr>
-        <w:t>իրավունքը</w:t>
-      </w:r>
-      <w:proofErr w:type="spellEnd"/>
-      <w:r>
-        <w:rPr>
-          <w:rFonts w:ascii="Times New Roman" w:eastAsia="Times New Roman" w:hAnsi="Times New Roman" w:cs="Times New Roman"/>
-          <w:color w:val="000000" w:themeColor="text1"/>
-          <w:sz w:val="18"/>
-          <w:szCs w:val="18"/>
-          <w:lang w:val="en-GB"/>
-        </w:rPr>
-        <w:t xml:space="preserve"> </w:t>
-      </w:r>
-      <w:proofErr w:type="spellStart"/>
-      <w:r>
-        <w:rPr>
-          <w:rFonts w:ascii="Times New Roman" w:eastAsia="Times New Roman" w:hAnsi="Times New Roman" w:cs="Times New Roman"/>
-          <w:color w:val="000000" w:themeColor="text1"/>
-          <w:sz w:val="18"/>
-          <w:szCs w:val="18"/>
-          <w:lang w:val="en-GB"/>
-        </w:rPr>
-        <w:t>ծագում</w:t>
-      </w:r>
-      <w:proofErr w:type="spellEnd"/>
-      <w:r>
-        <w:rPr>
-          <w:rFonts w:ascii="Times New Roman" w:eastAsia="Times New Roman" w:hAnsi="Times New Roman" w:cs="Times New Roman"/>
-          <w:color w:val="000000" w:themeColor="text1"/>
-          <w:sz w:val="18"/>
-          <w:szCs w:val="18"/>
-          <w:lang w:val="en-GB"/>
-        </w:rPr>
-        <w:t xml:space="preserve"> է </w:t>
-      </w:r>
-      <w:proofErr w:type="spellStart"/>
-      <w:r>
-        <w:rPr>
-          <w:rFonts w:ascii="Times New Roman" w:eastAsia="Times New Roman" w:hAnsi="Times New Roman" w:cs="Times New Roman"/>
-          <w:color w:val="000000" w:themeColor="text1"/>
-          <w:sz w:val="18"/>
-          <w:szCs w:val="18"/>
-          <w:lang w:val="en-GB"/>
-        </w:rPr>
-        <w:t>գրանցման</w:t>
-      </w:r>
-      <w:proofErr w:type="spellEnd"/>
-      <w:r>
-        <w:rPr>
-          <w:rFonts w:ascii="Times New Roman" w:eastAsia="Times New Roman" w:hAnsi="Times New Roman" w:cs="Times New Roman"/>
-          <w:color w:val="000000" w:themeColor="text1"/>
-          <w:sz w:val="18"/>
-          <w:szCs w:val="18"/>
-          <w:lang w:val="en-GB"/>
-        </w:rPr>
-        <w:t xml:space="preserve"> </w:t>
-      </w:r>
-      <w:proofErr w:type="spellStart"/>
-      <w:r>
-        <w:rPr>
-          <w:rFonts w:ascii="Times New Roman" w:eastAsia="Times New Roman" w:hAnsi="Times New Roman" w:cs="Times New Roman"/>
-          <w:color w:val="000000" w:themeColor="text1"/>
-          <w:sz w:val="18"/>
-          <w:szCs w:val="18"/>
-          <w:lang w:val="en-GB"/>
-        </w:rPr>
-        <w:t>պահից</w:t>
-      </w:r>
-      <w:proofErr w:type="spellEnd"/>
-      <w:r>
-        <w:rPr>
-          <w:rFonts w:ascii="Times New Roman" w:eastAsia="Times New Roman" w:hAnsi="Times New Roman" w:cs="Times New Roman"/>
-          <w:color w:val="000000" w:themeColor="text1"/>
-          <w:sz w:val="18"/>
-          <w:szCs w:val="18"/>
-          <w:lang w:val="en-GB"/>
-        </w:rPr>
-        <w:t>։</w:t>
+        <w:t>գրանցման պահից։</w:t>
       </w:r>
       <w:r>
         <w:rPr>
@@ -9972,59 +6833,8 @@
           <w:szCs w:val="18"/>
           <w:lang w:val="en-GB"/>
         </w:rPr>
-        <w:t xml:space="preserve">5 </w:t>
-      </w:r>
-      <w:proofErr w:type="spellStart"/>
-      <w:r>
-        <w:rPr>
-          <w:rFonts w:ascii="Times New Roman" w:hAnsi="Times New Roman" w:cs="Times New Roman"/>
-          <w:sz w:val="18"/>
-          <w:szCs w:val="18"/>
-          <w:lang w:val="en-GB"/>
-        </w:rPr>
-        <w:t>օրացուցային</w:t>
-      </w:r>
-      <w:proofErr w:type="spellEnd"/>
-      <w:r>
-        <w:rPr>
-          <w:rFonts w:ascii="Times New Roman" w:hAnsi="Times New Roman" w:cs="Times New Roman"/>
-          <w:sz w:val="18"/>
-          <w:szCs w:val="18"/>
-          <w:lang w:val="en-GB"/>
-        </w:rPr>
-        <w:t xml:space="preserve"> </w:t>
-      </w:r>
-      <w:proofErr w:type="spellStart"/>
-      <w:r>
-        <w:rPr>
-          <w:rFonts w:ascii="Times New Roman" w:hAnsi="Times New Roman" w:cs="Times New Roman"/>
-          <w:sz w:val="18"/>
-          <w:szCs w:val="18"/>
-          <w:lang w:val="en-GB"/>
-        </w:rPr>
-        <w:t>օր</w:t>
-      </w:r>
-      <w:proofErr w:type="spellEnd"/>
-      <w:r>
-        <w:rPr>
-          <w:rFonts w:ascii="Times New Roman" w:hAnsi="Times New Roman" w:cs="Times New Roman"/>
-          <w:sz w:val="18"/>
-          <w:szCs w:val="18"/>
-          <w:lang w:val="en-GB"/>
-        </w:rPr>
-        <w:t xml:space="preserve"> </w:t>
-      </w:r>
-      <w:proofErr w:type="spellStart"/>
-      <w:r>
-        <w:rPr>
-          <w:rFonts w:ascii="Times New Roman" w:hAnsi="Times New Roman" w:cs="Times New Roman"/>
-          <w:sz w:val="18"/>
-          <w:szCs w:val="18"/>
-          <w:lang w:val="en-GB"/>
-        </w:rPr>
-        <w:t>անընդմեջ</w:t>
-      </w:r>
-      <w:proofErr w:type="spellEnd"/>
+        <w:t>5 օրացուցային օր անընդմեջ</w:t>
+      </w:r>
       <w:r>
         <w:rPr>
           <w:rFonts w:ascii="Times New Roman" w:hAnsi="Times New Roman" w:cs="Times New Roman"/>
@@ -10213,67 +7023,7 @@
           <w:szCs w:val="18"/>
           <w:lang w:val="en-GB"/>
         </w:rPr>
-        <w:t xml:space="preserve">1 </w:t>
-      </w:r>
-      <w:proofErr w:type="spellStart"/>
-      <w:r>
-        <w:rPr>
-          <w:rFonts w:ascii="Times New Roman" w:hAnsi="Times New Roman" w:cs="Times New Roman"/>
-          <w:sz w:val="18"/>
-          <w:szCs w:val="18"/>
-          <w:lang w:val="en-GB"/>
-        </w:rPr>
-        <w:t>աշխատանքային</w:t>
-      </w:r>
-      <w:proofErr w:type="spellEnd"/>
-      <w:r>
-        <w:rPr>
-          <w:rFonts w:ascii="Times New Roman" w:hAnsi="Times New Roman" w:cs="Times New Roman"/>
-          <w:sz w:val="18"/>
-          <w:szCs w:val="18"/>
-          <w:lang w:val="en-GB"/>
-        </w:rPr>
-        <w:t xml:space="preserve"> </w:t>
-      </w:r>
-      <w:proofErr w:type="spellStart"/>
-      <w:r>
-        <w:rPr>
-          <w:rFonts w:ascii="Times New Roman" w:hAnsi="Times New Roman" w:cs="Times New Roman"/>
-          <w:sz w:val="18"/>
-          <w:szCs w:val="18"/>
-          <w:lang w:val="en-GB"/>
-        </w:rPr>
-        <w:t>օրվա</w:t>
-      </w:r>
-      <w:proofErr w:type="spellEnd"/>
-      <w:r>
-        <w:rPr>
-          <w:rFonts w:ascii="Times New Roman" w:hAnsi="Times New Roman" w:cs="Times New Roman"/>
-          <w:sz w:val="18"/>
-          <w:szCs w:val="18"/>
-          <w:lang w:val="en-GB"/>
-        </w:rPr>
-        <w:t xml:space="preserve"> </w:t>
-      </w:r>
-      <w:proofErr w:type="spellStart"/>
-      <w:r>
-        <w:rPr>
-          <w:rFonts w:ascii="Times New Roman" w:hAnsi="Times New Roman" w:cs="Times New Roman"/>
-          <w:sz w:val="18"/>
-          <w:szCs w:val="18"/>
-          <w:lang w:val="en-GB"/>
-        </w:rPr>
-        <w:t>ընթացքում</w:t>
-      </w:r>
-      <w:proofErr w:type="spellEnd"/>
-      <w:r>
-        <w:rPr>
-          <w:rFonts w:ascii="Times New Roman" w:hAnsi="Times New Roman" w:cs="Times New Roman"/>
-          <w:sz w:val="18"/>
-          <w:szCs w:val="18"/>
-          <w:lang w:val="en-GB"/>
-        </w:rPr>
-        <w:t>։</w:t>
+        <w:t>1 աշխատանքային օրվա ընթացքում։</w:t>
       </w:r>
       <w:bookmarkEnd w:id="11"/>
       <w:r>
@@ -10319,49 +7069,8 @@
           <w:szCs w:val="18"/>
           <w:lang w:val="en-GB"/>
         </w:rPr>
-        <w:t>(</w:t>
-      </w:r>
-      <w:proofErr w:type="spellStart"/>
-      <w:r>
-        <w:rPr>
-          <w:rFonts w:ascii="Times New Roman" w:hAnsi="Times New Roman" w:cs="Times New Roman"/>
-          <w:sz w:val="18"/>
-          <w:szCs w:val="18"/>
-          <w:lang w:val="en-GB"/>
-        </w:rPr>
-        <w:t>այսուհետ</w:t>
-      </w:r>
-      <w:proofErr w:type="spellEnd"/>
-      <w:r>
-        <w:rPr>
-          <w:rFonts w:ascii="Times New Roman" w:hAnsi="Times New Roman" w:cs="Times New Roman"/>
-          <w:sz w:val="18"/>
-          <w:szCs w:val="18"/>
-          <w:lang w:val="en-GB"/>
-        </w:rPr>
-        <w:t xml:space="preserve"> </w:t>
-      </w:r>
-      <w:proofErr w:type="spellStart"/>
-      <w:r>
-        <w:rPr>
-          <w:rFonts w:ascii="Times New Roman" w:hAnsi="Times New Roman" w:cs="Times New Roman"/>
-          <w:sz w:val="18"/>
-          <w:szCs w:val="18"/>
-          <w:lang w:val="en-GB"/>
-        </w:rPr>
-        <w:t>նաև</w:t>
-      </w:r>
-      <w:proofErr w:type="spellEnd"/>
-      <w:r>
-        <w:rPr>
-          <w:rFonts w:ascii="Times New Roman" w:hAnsi="Times New Roman" w:cs="Times New Roman"/>
-          <w:sz w:val="18"/>
-          <w:szCs w:val="18"/>
-          <w:lang w:val="en-GB"/>
-        </w:rPr>
-        <w:t xml:space="preserve">՝ </w:t>
-      </w:r>
-      <w:proofErr w:type="spellStart"/>
+        <w:t xml:space="preserve">(այսուհետ նաև՝ </w:t>
+      </w:r>
       <w:r>
         <w:rPr>
           <w:rFonts w:ascii="Times New Roman" w:hAnsi="Times New Roman" w:cs="Times New Roman"/>
@@ -10371,43 +7080,7 @@
           <w:szCs w:val="18"/>
           <w:lang w:val="en-GB"/>
         </w:rPr>
-        <w:t>Բռնագանձման</w:t>
-      </w:r>
-      <w:proofErr w:type="spellEnd"/>
-      <w:r>
-        <w:rPr>
-          <w:rFonts w:ascii="Times New Roman" w:hAnsi="Times New Roman" w:cs="Times New Roman"/>
-          <w:b/>
-          <w:bCs/>
-          <w:sz w:val="18"/>
-          <w:szCs w:val="18"/>
-          <w:lang w:val="en-GB"/>
-        </w:rPr>
-        <w:t xml:space="preserve"> </w:t>
-      </w:r>
-      <w:proofErr w:type="spellStart"/>
-      <w:r>
-        <w:rPr>
-          <w:rFonts w:ascii="Times New Roman" w:hAnsi="Times New Roman" w:cs="Times New Roman"/>
-          <w:b/>
-          <w:bCs/>
-          <w:sz w:val="18"/>
-          <w:szCs w:val="18"/>
-          <w:lang w:val="en-GB"/>
-        </w:rPr>
-        <w:t>ծանուցում</w:t>
-      </w:r>
-      <w:proofErr w:type="spellEnd"/>
-      <w:r>
-        <w:rPr>
-          <w:rFonts w:ascii="Times New Roman" w:hAnsi="Times New Roman" w:cs="Times New Roman"/>
-          <w:b/>
-          <w:bCs/>
-          <w:sz w:val="18"/>
-          <w:szCs w:val="18"/>
-          <w:lang w:val="en-GB"/>
-        </w:rPr>
-        <w:t>)</w:t>
+        <w:t>Բռնագանձման ծանուցում)</w:t>
       </w:r>
       <w:r>
         <w:rPr>
@@ -10563,9 +7236,17 @@
           <w:szCs w:val="18"/>
           <w:lang w:val="en-GB"/>
         </w:rPr>
-        <w:t xml:space="preserve">1 </w:t>
-      </w:r>
-      <w:proofErr w:type="spellStart"/>
+        <w:t>1 օրացուցային օրվա ընթացքում գրավի առարկան</w:t>
+      </w:r>
+      <w:r>
+        <w:rPr>
+          <w:rFonts w:ascii="Times New Roman" w:hAnsi="Times New Roman" w:cs="Times New Roman"/>
+          <w:sz w:val="18"/>
+          <w:szCs w:val="18"/>
+          <w:lang w:val="hy-AM"/>
+        </w:rPr>
+        <w:t xml:space="preserve"> </w:t>
+      </w:r>
       <w:r>
         <w:rPr>
           <w:rFonts w:ascii="Times New Roman" w:hAnsi="Times New Roman" w:cs="Times New Roman"/>
@@ -10573,9 +7254,8 @@
           <w:szCs w:val="18"/>
           <w:lang w:val="en-GB"/>
         </w:rPr>
-        <w:t>օրացուցային</w:t>
-      </w:r>
-      <w:proofErr w:type="spellEnd"/>
+        <w:t>ներկայացնել Գրավառուի</w:t>
+      </w:r>
       <w:r>
         <w:rPr>
           <w:rFonts w:ascii="Times New Roman" w:hAnsi="Times New Roman" w:cs="Times New Roman"/>
@@ -10583,9 +7263,8 @@
           <w:szCs w:val="18"/>
           <w:lang w:val="en-GB"/>
         </w:rPr>
-        <w:t xml:space="preserve"> </w:t>
-      </w:r>
-      <w:proofErr w:type="spellStart"/>
+        <w:t xml:space="preserve"> գործունեության տարածք Գրավի առարկայի</w:t>
+      </w:r>
       <w:r>
         <w:rPr>
           <w:rFonts w:ascii="Times New Roman" w:hAnsi="Times New Roman" w:cs="Times New Roman"/>
@@ -10593,9 +7272,8 @@
           <w:szCs w:val="18"/>
           <w:lang w:val="en-GB"/>
         </w:rPr>
-        <w:t>օրվա</w:t>
-      </w:r>
-      <w:proofErr w:type="spellEnd"/>
+        <w:t xml:space="preserve"> զննման</w:t>
+      </w:r>
       <w:r>
         <w:rPr>
           <w:rFonts w:ascii="Times New Roman" w:hAnsi="Times New Roman" w:cs="Times New Roman"/>
@@ -10603,219 +7281,8 @@
           <w:szCs w:val="18"/>
           <w:lang w:val="en-GB"/>
         </w:rPr>
-        <w:t xml:space="preserve"> </w:t>
-      </w:r>
-      <w:proofErr w:type="spellStart"/>
-      <w:r>
-        <w:rPr>
-          <w:rFonts w:ascii="Times New Roman" w:hAnsi="Times New Roman" w:cs="Times New Roman"/>
-          <w:sz w:val="18"/>
-          <w:szCs w:val="18"/>
-          <w:lang w:val="en-GB"/>
-        </w:rPr>
-        <w:t>ընթացքում</w:t>
-      </w:r>
-      <w:proofErr w:type="spellEnd"/>
-      <w:r>
-        <w:rPr>
-          <w:rFonts w:ascii="Times New Roman" w:hAnsi="Times New Roman" w:cs="Times New Roman"/>
-          <w:sz w:val="18"/>
-          <w:szCs w:val="18"/>
-          <w:lang w:val="en-GB"/>
-        </w:rPr>
-        <w:t xml:space="preserve"> </w:t>
-      </w:r>
-      <w:proofErr w:type="spellStart"/>
-      <w:r>
-        <w:rPr>
-          <w:rFonts w:ascii="Times New Roman" w:hAnsi="Times New Roman" w:cs="Times New Roman"/>
-          <w:sz w:val="18"/>
-          <w:szCs w:val="18"/>
-          <w:lang w:val="en-GB"/>
-        </w:rPr>
-        <w:t>գրավի</w:t>
-      </w:r>
-      <w:proofErr w:type="spellEnd"/>
-      <w:r>
-        <w:rPr>
-          <w:rFonts w:ascii="Times New Roman" w:hAnsi="Times New Roman" w:cs="Times New Roman"/>
-          <w:sz w:val="18"/>
-          <w:szCs w:val="18"/>
-          <w:lang w:val="en-GB"/>
-        </w:rPr>
-        <w:t xml:space="preserve"> </w:t>
-      </w:r>
-      <w:proofErr w:type="spellStart"/>
-      <w:r>
-        <w:rPr>
-          <w:rFonts w:ascii="Times New Roman" w:hAnsi="Times New Roman" w:cs="Times New Roman"/>
-          <w:sz w:val="18"/>
-          <w:szCs w:val="18"/>
-          <w:lang w:val="en-GB"/>
-        </w:rPr>
-        <w:t>առարկան</w:t>
-      </w:r>
-      <w:proofErr w:type="spellEnd"/>
-      <w:r>
-        <w:rPr>
-          <w:rFonts w:ascii="Times New Roman" w:hAnsi="Times New Roman" w:cs="Times New Roman"/>
-          <w:sz w:val="18"/>
-          <w:szCs w:val="18"/>
-          <w:lang w:val="hy-AM"/>
-        </w:rPr>
-        <w:t xml:space="preserve"> </w:t>
-      </w:r>
-      <w:proofErr w:type="spellStart"/>
-      <w:r>
-        <w:rPr>
-          <w:rFonts w:ascii="Times New Roman" w:hAnsi="Times New Roman" w:cs="Times New Roman"/>
-          <w:sz w:val="18"/>
-          <w:szCs w:val="18"/>
-          <w:lang w:val="en-GB"/>
-        </w:rPr>
-        <w:t>ներկայացնել</w:t>
-      </w:r>
-      <w:proofErr w:type="spellEnd"/>
-      <w:r>
-        <w:rPr>
-          <w:rFonts w:ascii="Times New Roman" w:hAnsi="Times New Roman" w:cs="Times New Roman"/>
-          <w:sz w:val="18"/>
-          <w:szCs w:val="18"/>
-          <w:lang w:val="en-GB"/>
-        </w:rPr>
-        <w:t xml:space="preserve"> </w:t>
-      </w:r>
-      <w:proofErr w:type="spellStart"/>
-      <w:r>
-        <w:rPr>
-          <w:rFonts w:ascii="Times New Roman" w:hAnsi="Times New Roman" w:cs="Times New Roman"/>
-          <w:sz w:val="18"/>
-          <w:szCs w:val="18"/>
-          <w:lang w:val="en-GB"/>
-        </w:rPr>
-        <w:t>Գրավառուի</w:t>
-      </w:r>
-      <w:proofErr w:type="spellEnd"/>
-      <w:r>
-        <w:rPr>
-          <w:rFonts w:ascii="Times New Roman" w:hAnsi="Times New Roman" w:cs="Times New Roman"/>
-          <w:sz w:val="18"/>
-          <w:szCs w:val="18"/>
-          <w:lang w:val="en-GB"/>
-        </w:rPr>
-        <w:t xml:space="preserve"> </w:t>
-      </w:r>
-      <w:proofErr w:type="spellStart"/>
-      <w:r>
-        <w:rPr>
-          <w:rFonts w:ascii="Times New Roman" w:hAnsi="Times New Roman" w:cs="Times New Roman"/>
-          <w:sz w:val="18"/>
-          <w:szCs w:val="18"/>
-          <w:lang w:val="en-GB"/>
-        </w:rPr>
-        <w:t>գործունեության</w:t>
-      </w:r>
-      <w:proofErr w:type="spellEnd"/>
-      <w:r>
-        <w:rPr>
-          <w:rFonts w:ascii="Times New Roman" w:hAnsi="Times New Roman" w:cs="Times New Roman"/>
-          <w:sz w:val="18"/>
-          <w:szCs w:val="18"/>
-          <w:lang w:val="en-GB"/>
-        </w:rPr>
-        <w:t xml:space="preserve"> </w:t>
-      </w:r>
-      <w:proofErr w:type="spellStart"/>
-      <w:r>
-        <w:rPr>
-          <w:rFonts w:ascii="Times New Roman" w:hAnsi="Times New Roman" w:cs="Times New Roman"/>
-          <w:sz w:val="18"/>
-          <w:szCs w:val="18"/>
-          <w:lang w:val="en-GB"/>
-        </w:rPr>
-        <w:t>տարածք</w:t>
-      </w:r>
-      <w:proofErr w:type="spellEnd"/>
-      <w:r>
-        <w:rPr>
-          <w:rFonts w:ascii="Times New Roman" w:hAnsi="Times New Roman" w:cs="Times New Roman"/>
-          <w:sz w:val="18"/>
-          <w:szCs w:val="18"/>
-          <w:lang w:val="en-GB"/>
-        </w:rPr>
-        <w:t xml:space="preserve"> </w:t>
-      </w:r>
-      <w:proofErr w:type="spellStart"/>
-      <w:r>
-        <w:rPr>
-          <w:rFonts w:ascii="Times New Roman" w:hAnsi="Times New Roman" w:cs="Times New Roman"/>
-          <w:sz w:val="18"/>
-          <w:szCs w:val="18"/>
-          <w:lang w:val="en-GB"/>
-        </w:rPr>
-        <w:t>Գրավի</w:t>
-      </w:r>
-      <w:proofErr w:type="spellEnd"/>
-      <w:r>
-        <w:rPr>
-          <w:rFonts w:ascii="Times New Roman" w:hAnsi="Times New Roman" w:cs="Times New Roman"/>
-          <w:sz w:val="18"/>
-          <w:szCs w:val="18"/>
-          <w:lang w:val="en-GB"/>
-        </w:rPr>
-        <w:t xml:space="preserve"> </w:t>
-      </w:r>
-      <w:proofErr w:type="spellStart"/>
-      <w:r>
-        <w:rPr>
-          <w:rFonts w:ascii="Times New Roman" w:hAnsi="Times New Roman" w:cs="Times New Roman"/>
-          <w:sz w:val="18"/>
-          <w:szCs w:val="18"/>
-          <w:lang w:val="en-GB"/>
-        </w:rPr>
-        <w:t>առարկայի</w:t>
-      </w:r>
-      <w:proofErr w:type="spellEnd"/>
-      <w:r>
-        <w:rPr>
-          <w:rFonts w:ascii="Times New Roman" w:hAnsi="Times New Roman" w:cs="Times New Roman"/>
-          <w:sz w:val="18"/>
-          <w:szCs w:val="18"/>
-          <w:lang w:val="en-GB"/>
-        </w:rPr>
-        <w:t xml:space="preserve"> </w:t>
-      </w:r>
-      <w:proofErr w:type="spellStart"/>
-      <w:r>
-        <w:rPr>
-          <w:rFonts w:ascii="Times New Roman" w:hAnsi="Times New Roman" w:cs="Times New Roman"/>
-          <w:sz w:val="18"/>
-          <w:szCs w:val="18"/>
-          <w:lang w:val="en-GB"/>
-        </w:rPr>
-        <w:t>զննման</w:t>
-      </w:r>
-      <w:proofErr w:type="spellEnd"/>
-      <w:r>
-        <w:rPr>
-          <w:rFonts w:ascii="Times New Roman" w:hAnsi="Times New Roman" w:cs="Times New Roman"/>
-          <w:sz w:val="18"/>
-          <w:szCs w:val="18"/>
-          <w:lang w:val="en-GB"/>
-        </w:rPr>
-        <w:t xml:space="preserve"> </w:t>
-      </w:r>
-      <w:proofErr w:type="spellStart"/>
-      <w:r>
-        <w:rPr>
-          <w:rFonts w:ascii="Times New Roman" w:hAnsi="Times New Roman" w:cs="Times New Roman"/>
-          <w:sz w:val="18"/>
-          <w:szCs w:val="18"/>
-          <w:lang w:val="en-GB"/>
-        </w:rPr>
-        <w:t>համար</w:t>
-      </w:r>
-      <w:proofErr w:type="spellEnd"/>
+        <w:t xml:space="preserve"> համար</w:t>
+      </w:r>
       <w:r>
         <w:rPr>
           <w:rFonts w:ascii="Times New Roman" w:hAnsi="Times New Roman" w:cs="Times New Roman"/>
@@ -10853,7 +7320,6 @@
           <w:lang w:val="hy-AM"/>
         </w:rPr>
       </w:pPr>
-      <w:proofErr w:type="spellStart"/>
       <w:r>
         <w:rPr>
           <w:rFonts w:ascii="Times New Roman" w:hAnsi="Times New Roman" w:cs="Times New Roman"/>
@@ -10861,9 +7327,8 @@
           <w:szCs w:val="18"/>
           <w:lang w:val="en-GB"/>
         </w:rPr>
-        <w:t>Գրավառուն</w:t>
-      </w:r>
-      <w:proofErr w:type="spellEnd"/>
+        <w:t>Գրավառուն գրավի առարկան կարող է վարել միայն Հ</w:t>
+      </w:r>
       <w:r>
         <w:rPr>
           <w:rFonts w:ascii="Times New Roman" w:hAnsi="Times New Roman" w:cs="Times New Roman"/>
@@ -10871,9 +7336,8 @@
           <w:szCs w:val="18"/>
           <w:lang w:val="en-GB"/>
         </w:rPr>
-        <w:t xml:space="preserve"> </w:t>
-      </w:r>
-      <w:proofErr w:type="spellStart"/>
+        <w:t>այաստանի Հանրապետության</w:t>
+      </w:r>
       <w:r>
         <w:rPr>
           <w:rFonts w:ascii="Times New Roman" w:hAnsi="Times New Roman" w:cs="Times New Roman"/>
@@ -10881,9 +7345,8 @@
           <w:szCs w:val="18"/>
           <w:lang w:val="en-GB"/>
         </w:rPr>
-        <w:t>գրավի</w:t>
-      </w:r>
-      <w:proofErr w:type="spellEnd"/>
+        <w:t xml:space="preserve"> տարածքում և իրավունք չունի գրավի առարկան վարել </w:t>
+      </w:r>
       <w:r>
         <w:rPr>
           <w:rFonts w:ascii="Times New Roman" w:hAnsi="Times New Roman" w:cs="Times New Roman"/>
@@ -10891,9 +7354,8 @@
           <w:szCs w:val="18"/>
           <w:lang w:val="en-GB"/>
         </w:rPr>
-        <w:t xml:space="preserve"> </w:t>
-      </w:r>
-      <w:proofErr w:type="spellStart"/>
+        <w:t>Հայաստանի Հանրապետության</w:t>
+      </w:r>
       <w:r>
         <w:rPr>
           <w:rFonts w:ascii="Times New Roman" w:hAnsi="Times New Roman" w:cs="Times New Roman"/>
@@ -10901,326 +7363,7 @@
           <w:szCs w:val="18"/>
           <w:lang w:val="en-GB"/>
         </w:rPr>
-        <w:t>առարկան</w:t>
-      </w:r>
-      <w:proofErr w:type="spellEnd"/>
-      <w:r>
-        <w:rPr>
-          <w:rFonts w:ascii="Times New Roman" w:hAnsi="Times New Roman" w:cs="Times New Roman"/>
-          <w:sz w:val="18"/>
-          <w:szCs w:val="18"/>
-          <w:lang w:val="en-GB"/>
-        </w:rPr>
-        <w:t xml:space="preserve"> </w:t>
-      </w:r>
-      <w:proofErr w:type="spellStart"/>
-      <w:r>
-        <w:rPr>
-          <w:rFonts w:ascii="Times New Roman" w:hAnsi="Times New Roman" w:cs="Times New Roman"/>
-          <w:sz w:val="18"/>
-          <w:szCs w:val="18"/>
-          <w:lang w:val="en-GB"/>
-        </w:rPr>
-        <w:t>կարող</w:t>
-      </w:r>
-      <w:proofErr w:type="spellEnd"/>
-      <w:r>
-        <w:rPr>
-          <w:rFonts w:ascii="Times New Roman" w:hAnsi="Times New Roman" w:cs="Times New Roman"/>
-          <w:sz w:val="18"/>
-          <w:szCs w:val="18"/>
-          <w:lang w:val="en-GB"/>
-        </w:rPr>
-        <w:t xml:space="preserve"> է </w:t>
-      </w:r>
-      <w:proofErr w:type="spellStart"/>
-      <w:r>
-        <w:rPr>
-          <w:rFonts w:ascii="Times New Roman" w:hAnsi="Times New Roman" w:cs="Times New Roman"/>
-          <w:sz w:val="18"/>
-          <w:szCs w:val="18"/>
-          <w:lang w:val="en-GB"/>
-        </w:rPr>
-        <w:t>վարել</w:t>
-      </w:r>
-      <w:proofErr w:type="spellEnd"/>
-      <w:r>
-        <w:rPr>
-          <w:rFonts w:ascii="Times New Roman" w:hAnsi="Times New Roman" w:cs="Times New Roman"/>
-          <w:sz w:val="18"/>
-          <w:szCs w:val="18"/>
-          <w:lang w:val="en-GB"/>
-        </w:rPr>
-        <w:t xml:space="preserve"> </w:t>
-      </w:r>
-      <w:proofErr w:type="spellStart"/>
-      <w:r>
-        <w:rPr>
-          <w:rFonts w:ascii="Times New Roman" w:hAnsi="Times New Roman" w:cs="Times New Roman"/>
-          <w:sz w:val="18"/>
-          <w:szCs w:val="18"/>
-          <w:lang w:val="en-GB"/>
-        </w:rPr>
-        <w:t>միայն</w:t>
-      </w:r>
-      <w:proofErr w:type="spellEnd"/>
-      <w:r>
-        <w:rPr>
-          <w:rFonts w:ascii="Times New Roman" w:hAnsi="Times New Roman" w:cs="Times New Roman"/>
-          <w:sz w:val="18"/>
-          <w:szCs w:val="18"/>
-          <w:lang w:val="en-GB"/>
-        </w:rPr>
-        <w:t xml:space="preserve"> </w:t>
-      </w:r>
-      <w:proofErr w:type="spellStart"/>
-      <w:r>
-        <w:rPr>
-          <w:rFonts w:ascii="Times New Roman" w:hAnsi="Times New Roman" w:cs="Times New Roman"/>
-          <w:sz w:val="18"/>
-          <w:szCs w:val="18"/>
-          <w:lang w:val="en-GB"/>
-        </w:rPr>
-        <w:t>Հ</w:t>
-      </w:r>
-      <w:r>
-        <w:rPr>
-          <w:rFonts w:ascii="Times New Roman" w:hAnsi="Times New Roman" w:cs="Times New Roman"/>
-          <w:sz w:val="18"/>
-          <w:szCs w:val="18"/>
-          <w:lang w:val="en-GB"/>
-        </w:rPr>
-        <w:t>այաստանի</w:t>
-      </w:r>
-      <w:proofErr w:type="spellEnd"/>
-      <w:r>
-        <w:rPr>
-          <w:rFonts w:ascii="Times New Roman" w:hAnsi="Times New Roman" w:cs="Times New Roman"/>
-          <w:sz w:val="18"/>
-          <w:szCs w:val="18"/>
-          <w:lang w:val="en-GB"/>
-        </w:rPr>
-        <w:t xml:space="preserve"> </w:t>
-      </w:r>
-      <w:proofErr w:type="spellStart"/>
-      <w:r>
-        <w:rPr>
-          <w:rFonts w:ascii="Times New Roman" w:hAnsi="Times New Roman" w:cs="Times New Roman"/>
-          <w:sz w:val="18"/>
-          <w:szCs w:val="18"/>
-          <w:lang w:val="en-GB"/>
-        </w:rPr>
-        <w:t>Հանրապետության</w:t>
-      </w:r>
-      <w:proofErr w:type="spellEnd"/>
-      <w:r>
-        <w:rPr>
-          <w:rFonts w:ascii="Times New Roman" w:hAnsi="Times New Roman" w:cs="Times New Roman"/>
-          <w:sz w:val="18"/>
-          <w:szCs w:val="18"/>
-          <w:lang w:val="en-GB"/>
-        </w:rPr>
-        <w:t xml:space="preserve"> </w:t>
-      </w:r>
-      <w:proofErr w:type="spellStart"/>
-      <w:r>
-        <w:rPr>
-          <w:rFonts w:ascii="Times New Roman" w:hAnsi="Times New Roman" w:cs="Times New Roman"/>
-          <w:sz w:val="18"/>
-          <w:szCs w:val="18"/>
-          <w:lang w:val="en-GB"/>
-        </w:rPr>
-        <w:t>տարածքում</w:t>
-      </w:r>
-      <w:proofErr w:type="spellEnd"/>
-      <w:r>
-        <w:rPr>
-          <w:rFonts w:ascii="Times New Roman" w:hAnsi="Times New Roman" w:cs="Times New Roman"/>
-          <w:sz w:val="18"/>
-          <w:szCs w:val="18"/>
-          <w:lang w:val="en-GB"/>
-        </w:rPr>
-        <w:t xml:space="preserve"> և </w:t>
-      </w:r>
-      <w:proofErr w:type="spellStart"/>
-      <w:r>
-        <w:rPr>
-          <w:rFonts w:ascii="Times New Roman" w:hAnsi="Times New Roman" w:cs="Times New Roman"/>
-          <w:sz w:val="18"/>
-          <w:szCs w:val="18"/>
-          <w:lang w:val="en-GB"/>
-        </w:rPr>
-        <w:t>իրավունք</w:t>
-      </w:r>
-      <w:proofErr w:type="spellEnd"/>
-      <w:r>
-        <w:rPr>
-          <w:rFonts w:ascii="Times New Roman" w:hAnsi="Times New Roman" w:cs="Times New Roman"/>
-          <w:sz w:val="18"/>
-          <w:szCs w:val="18"/>
-          <w:lang w:val="en-GB"/>
-        </w:rPr>
-        <w:t xml:space="preserve"> </w:t>
-      </w:r>
-      <w:proofErr w:type="spellStart"/>
-      <w:r>
-        <w:rPr>
-          <w:rFonts w:ascii="Times New Roman" w:hAnsi="Times New Roman" w:cs="Times New Roman"/>
-          <w:sz w:val="18"/>
-          <w:szCs w:val="18"/>
-          <w:lang w:val="en-GB"/>
-        </w:rPr>
-        <w:t>չունի</w:t>
-      </w:r>
-      <w:proofErr w:type="spellEnd"/>
-      <w:r>
-        <w:rPr>
-          <w:rFonts w:ascii="Times New Roman" w:hAnsi="Times New Roman" w:cs="Times New Roman"/>
-          <w:sz w:val="18"/>
-          <w:szCs w:val="18"/>
-          <w:lang w:val="en-GB"/>
-        </w:rPr>
-        <w:t xml:space="preserve"> </w:t>
-      </w:r>
-      <w:proofErr w:type="spellStart"/>
-      <w:r>
-        <w:rPr>
-          <w:rFonts w:ascii="Times New Roman" w:hAnsi="Times New Roman" w:cs="Times New Roman"/>
-          <w:sz w:val="18"/>
-          <w:szCs w:val="18"/>
-          <w:lang w:val="en-GB"/>
-        </w:rPr>
-        <w:t>գրավի</w:t>
-      </w:r>
-      <w:proofErr w:type="spellEnd"/>
-      <w:r>
-        <w:rPr>
-          <w:rFonts w:ascii="Times New Roman" w:hAnsi="Times New Roman" w:cs="Times New Roman"/>
-          <w:sz w:val="18"/>
-          <w:szCs w:val="18"/>
-          <w:lang w:val="en-GB"/>
-        </w:rPr>
-        <w:t xml:space="preserve"> </w:t>
-      </w:r>
-      <w:proofErr w:type="spellStart"/>
-      <w:r>
-        <w:rPr>
-          <w:rFonts w:ascii="Times New Roman" w:hAnsi="Times New Roman" w:cs="Times New Roman"/>
-          <w:sz w:val="18"/>
-          <w:szCs w:val="18"/>
-          <w:lang w:val="en-GB"/>
-        </w:rPr>
-        <w:t>առարկան</w:t>
-      </w:r>
-      <w:proofErr w:type="spellEnd"/>
-      <w:r>
-        <w:rPr>
-          <w:rFonts w:ascii="Times New Roman" w:hAnsi="Times New Roman" w:cs="Times New Roman"/>
-          <w:sz w:val="18"/>
-          <w:szCs w:val="18"/>
-          <w:lang w:val="en-GB"/>
-        </w:rPr>
-        <w:t xml:space="preserve"> </w:t>
-      </w:r>
-      <w:proofErr w:type="spellStart"/>
-      <w:r>
-        <w:rPr>
-          <w:rFonts w:ascii="Times New Roman" w:hAnsi="Times New Roman" w:cs="Times New Roman"/>
-          <w:sz w:val="18"/>
-          <w:szCs w:val="18"/>
-          <w:lang w:val="en-GB"/>
-        </w:rPr>
-        <w:t>վարել</w:t>
-      </w:r>
-      <w:proofErr w:type="spellEnd"/>
-      <w:r>
-        <w:rPr>
-          <w:rFonts w:ascii="Times New Roman" w:hAnsi="Times New Roman" w:cs="Times New Roman"/>
-          <w:sz w:val="18"/>
-          <w:szCs w:val="18"/>
-          <w:lang w:val="en-GB"/>
-        </w:rPr>
-        <w:t xml:space="preserve"> </w:t>
-      </w:r>
-      <w:proofErr w:type="spellStart"/>
-      <w:r>
-        <w:rPr>
-          <w:rFonts w:ascii="Times New Roman" w:hAnsi="Times New Roman" w:cs="Times New Roman"/>
-          <w:sz w:val="18"/>
-          <w:szCs w:val="18"/>
-          <w:lang w:val="en-GB"/>
-        </w:rPr>
-        <w:t>Հայաստանի</w:t>
-      </w:r>
-      <w:proofErr w:type="spellEnd"/>
-      <w:r>
-        <w:rPr>
-          <w:rFonts w:ascii="Times New Roman" w:hAnsi="Times New Roman" w:cs="Times New Roman"/>
-          <w:sz w:val="18"/>
-          <w:szCs w:val="18"/>
-          <w:lang w:val="en-GB"/>
-        </w:rPr>
-        <w:t xml:space="preserve"> </w:t>
-      </w:r>
-      <w:proofErr w:type="spellStart"/>
-      <w:r>
-        <w:rPr>
-          <w:rFonts w:ascii="Times New Roman" w:hAnsi="Times New Roman" w:cs="Times New Roman"/>
-          <w:sz w:val="18"/>
-          <w:szCs w:val="18"/>
-          <w:lang w:val="en-GB"/>
-        </w:rPr>
-        <w:t>Հանրապետության</w:t>
-      </w:r>
-      <w:proofErr w:type="spellEnd"/>
-      <w:r>
-        <w:rPr>
-          <w:rFonts w:ascii="Times New Roman" w:hAnsi="Times New Roman" w:cs="Times New Roman"/>
-          <w:sz w:val="18"/>
-          <w:szCs w:val="18"/>
-          <w:lang w:val="en-GB"/>
-        </w:rPr>
-        <w:t xml:space="preserve"> </w:t>
-      </w:r>
-      <w:proofErr w:type="spellStart"/>
-      <w:r>
-        <w:rPr>
-          <w:rFonts w:ascii="Times New Roman" w:hAnsi="Times New Roman" w:cs="Times New Roman"/>
-          <w:sz w:val="18"/>
-          <w:szCs w:val="18"/>
-          <w:lang w:val="en-GB"/>
-        </w:rPr>
-        <w:t>սահմաններից</w:t>
-      </w:r>
-      <w:proofErr w:type="spellEnd"/>
-      <w:r>
-        <w:rPr>
-          <w:rFonts w:ascii="Times New Roman" w:hAnsi="Times New Roman" w:cs="Times New Roman"/>
-          <w:sz w:val="18"/>
-          <w:szCs w:val="18"/>
-          <w:lang w:val="en-GB"/>
-        </w:rPr>
-        <w:t xml:space="preserve"> </w:t>
-      </w:r>
-      <w:proofErr w:type="spellStart"/>
-      <w:r>
-        <w:rPr>
-          <w:rFonts w:ascii="Times New Roman" w:hAnsi="Times New Roman" w:cs="Times New Roman"/>
-          <w:sz w:val="18"/>
-          <w:szCs w:val="18"/>
-          <w:lang w:val="en-GB"/>
-        </w:rPr>
-        <w:t>դուրս</w:t>
-      </w:r>
-      <w:proofErr w:type="spellEnd"/>
-      <w:r>
-        <w:rPr>
-          <w:rFonts w:ascii="Times New Roman" w:hAnsi="Times New Roman" w:cs="Times New Roman"/>
-          <w:sz w:val="18"/>
-          <w:szCs w:val="18"/>
-          <w:lang w:val="en-GB"/>
-        </w:rPr>
-        <w:t xml:space="preserve">։ </w:t>
+        <w:t xml:space="preserve"> սահմաններից դուրս։ </w:t>
       </w:r>
     </w:p>
     <w:p>
@@ -12251,763 +8394,7 @@
           <w:szCs w:val="18"/>
           <w:lang w:val="en-GB"/>
         </w:rPr>
-        <w:t xml:space="preserve"> </w:t>
-      </w:r>
-      <w:proofErr w:type="spellStart"/>
-      <w:r>
-        <w:rPr>
-          <w:rFonts w:ascii="Times New Roman" w:hAnsi="Times New Roman" w:cs="Times New Roman"/>
-          <w:b/>
-          <w:bCs/>
-          <w:i/>
-          <w:iCs/>
-          <w:sz w:val="18"/>
-          <w:szCs w:val="18"/>
-          <w:lang w:val="en-GB"/>
-        </w:rPr>
-        <w:t>օրվա</w:t>
-      </w:r>
-      <w:proofErr w:type="spellEnd"/>
-      <w:r>
-        <w:rPr>
-          <w:rFonts w:ascii="Times New Roman" w:hAnsi="Times New Roman" w:cs="Times New Roman"/>
-          <w:b/>
-          <w:bCs/>
-          <w:i/>
-          <w:iCs/>
-          <w:sz w:val="18"/>
-          <w:szCs w:val="18"/>
-          <w:lang w:val="en-GB"/>
-        </w:rPr>
-        <w:t xml:space="preserve"> </w:t>
-      </w:r>
-      <w:proofErr w:type="spellStart"/>
-      <w:r>
-        <w:rPr>
-          <w:rFonts w:ascii="Times New Roman" w:hAnsi="Times New Roman" w:cs="Times New Roman"/>
-          <w:b/>
-          <w:bCs/>
-          <w:i/>
-          <w:iCs/>
-          <w:sz w:val="18"/>
-          <w:szCs w:val="18"/>
-          <w:lang w:val="en-GB"/>
-        </w:rPr>
-        <w:t>ընթացքում</w:t>
-      </w:r>
-      <w:proofErr w:type="spellEnd"/>
-      <w:r>
-        <w:rPr>
-          <w:rFonts w:ascii="Times New Roman" w:hAnsi="Times New Roman" w:cs="Times New Roman"/>
-          <w:b/>
-          <w:bCs/>
-          <w:i/>
-          <w:iCs/>
-          <w:sz w:val="18"/>
-          <w:szCs w:val="18"/>
-          <w:lang w:val="en-GB"/>
-        </w:rPr>
-        <w:t xml:space="preserve"> </w:t>
-      </w:r>
-      <w:proofErr w:type="spellStart"/>
-      <w:r>
-        <w:rPr>
-          <w:rFonts w:ascii="Times New Roman" w:hAnsi="Times New Roman" w:cs="Times New Roman"/>
-          <w:b/>
-          <w:bCs/>
-          <w:i/>
-          <w:iCs/>
-          <w:sz w:val="18"/>
-          <w:szCs w:val="18"/>
-          <w:lang w:val="en-GB"/>
-        </w:rPr>
-        <w:t>Վարկառուի</w:t>
-      </w:r>
-      <w:proofErr w:type="spellEnd"/>
-      <w:r>
-        <w:rPr>
-          <w:rFonts w:ascii="Times New Roman" w:hAnsi="Times New Roman" w:cs="Times New Roman"/>
-          <w:b/>
-          <w:bCs/>
-          <w:i/>
-          <w:iCs/>
-          <w:sz w:val="18"/>
-          <w:szCs w:val="18"/>
-          <w:lang w:val="en-GB"/>
-        </w:rPr>
-        <w:t xml:space="preserve"> </w:t>
-      </w:r>
-      <w:proofErr w:type="spellStart"/>
-      <w:r>
-        <w:rPr>
-          <w:rFonts w:ascii="Times New Roman" w:hAnsi="Times New Roman" w:cs="Times New Roman"/>
-          <w:b/>
-          <w:bCs/>
-          <w:i/>
-          <w:iCs/>
-          <w:sz w:val="18"/>
-          <w:szCs w:val="18"/>
-          <w:lang w:val="en-GB"/>
-        </w:rPr>
-        <w:t>տվյալները</w:t>
-      </w:r>
-      <w:proofErr w:type="spellEnd"/>
-      <w:r>
-        <w:rPr>
-          <w:rFonts w:ascii="Times New Roman" w:hAnsi="Times New Roman" w:cs="Times New Roman"/>
-          <w:b/>
-          <w:bCs/>
-          <w:i/>
-          <w:iCs/>
-          <w:sz w:val="18"/>
-          <w:szCs w:val="18"/>
-          <w:lang w:val="en-GB"/>
-        </w:rPr>
-        <w:t xml:space="preserve"> (</w:t>
-      </w:r>
-      <w:proofErr w:type="spellStart"/>
-      <w:r>
-        <w:rPr>
-          <w:rFonts w:ascii="Times New Roman" w:hAnsi="Times New Roman" w:cs="Times New Roman"/>
-          <w:b/>
-          <w:bCs/>
-          <w:i/>
-          <w:iCs/>
-          <w:sz w:val="18"/>
-          <w:szCs w:val="18"/>
-          <w:lang w:val="en-GB"/>
-        </w:rPr>
-        <w:t>ուշացման</w:t>
-      </w:r>
-      <w:proofErr w:type="spellEnd"/>
-      <w:r>
-        <w:rPr>
-          <w:rFonts w:ascii="Times New Roman" w:hAnsi="Times New Roman" w:cs="Times New Roman"/>
-          <w:b/>
-          <w:bCs/>
-          <w:i/>
-          <w:iCs/>
-          <w:sz w:val="18"/>
-          <w:szCs w:val="18"/>
-          <w:lang w:val="en-GB"/>
-        </w:rPr>
-        <w:t xml:space="preserve"> </w:t>
-      </w:r>
-      <w:proofErr w:type="spellStart"/>
-      <w:r>
-        <w:rPr>
-          <w:rFonts w:ascii="Times New Roman" w:hAnsi="Times New Roman" w:cs="Times New Roman"/>
-          <w:b/>
-          <w:bCs/>
-          <w:i/>
-          <w:iCs/>
-          <w:sz w:val="18"/>
-          <w:szCs w:val="18"/>
-          <w:lang w:val="en-GB"/>
-        </w:rPr>
-        <w:t>մասին</w:t>
-      </w:r>
-      <w:proofErr w:type="spellEnd"/>
-      <w:r>
-        <w:rPr>
-          <w:rFonts w:ascii="Times New Roman" w:hAnsi="Times New Roman" w:cs="Times New Roman"/>
-          <w:b/>
-          <w:bCs/>
-          <w:i/>
-          <w:iCs/>
-          <w:sz w:val="18"/>
-          <w:szCs w:val="18"/>
-          <w:lang w:val="en-GB"/>
-        </w:rPr>
-        <w:t xml:space="preserve"> </w:t>
-      </w:r>
-      <w:proofErr w:type="spellStart"/>
-      <w:r>
-        <w:rPr>
-          <w:rFonts w:ascii="Times New Roman" w:hAnsi="Times New Roman" w:cs="Times New Roman"/>
-          <w:b/>
-          <w:bCs/>
-          <w:i/>
-          <w:iCs/>
-          <w:sz w:val="18"/>
-          <w:szCs w:val="18"/>
-          <w:lang w:val="en-GB"/>
-        </w:rPr>
-        <w:t>տեղեկատվությունը</w:t>
-      </w:r>
-      <w:proofErr w:type="spellEnd"/>
-      <w:r>
-        <w:rPr>
-          <w:rFonts w:ascii="Times New Roman" w:hAnsi="Times New Roman" w:cs="Times New Roman"/>
-          <w:b/>
-          <w:bCs/>
-          <w:i/>
-          <w:iCs/>
-          <w:sz w:val="18"/>
-          <w:szCs w:val="18"/>
-          <w:lang w:val="en-GB"/>
-        </w:rPr>
-        <w:t xml:space="preserve">) </w:t>
-      </w:r>
-      <w:proofErr w:type="spellStart"/>
-      <w:r>
-        <w:rPr>
-          <w:rFonts w:ascii="Times New Roman" w:hAnsi="Times New Roman" w:cs="Times New Roman"/>
-          <w:b/>
-          <w:bCs/>
-          <w:i/>
-          <w:iCs/>
-          <w:sz w:val="18"/>
-          <w:szCs w:val="18"/>
-          <w:lang w:val="en-GB"/>
-        </w:rPr>
-        <w:t>փոխանցում</w:t>
-      </w:r>
-      <w:proofErr w:type="spellEnd"/>
-      <w:r>
-        <w:rPr>
-          <w:rFonts w:ascii="Times New Roman" w:hAnsi="Times New Roman" w:cs="Times New Roman"/>
-          <w:b/>
-          <w:bCs/>
-          <w:i/>
-          <w:iCs/>
-          <w:sz w:val="18"/>
-          <w:szCs w:val="18"/>
-          <w:lang w:val="en-GB"/>
-        </w:rPr>
-        <w:t xml:space="preserve"> է ՀՀ </w:t>
-      </w:r>
-      <w:proofErr w:type="spellStart"/>
-      <w:r>
-        <w:rPr>
-          <w:rFonts w:ascii="Times New Roman" w:hAnsi="Times New Roman" w:cs="Times New Roman"/>
-          <w:b/>
-          <w:bCs/>
-          <w:i/>
-          <w:iCs/>
-          <w:sz w:val="18"/>
-          <w:szCs w:val="18"/>
-          <w:lang w:val="en-GB"/>
-        </w:rPr>
-        <w:t>տարածքում</w:t>
-      </w:r>
-      <w:proofErr w:type="spellEnd"/>
-      <w:r>
-        <w:rPr>
-          <w:rFonts w:ascii="Times New Roman" w:hAnsi="Times New Roman" w:cs="Times New Roman"/>
-          <w:b/>
-          <w:bCs/>
-          <w:i/>
-          <w:iCs/>
-          <w:sz w:val="18"/>
-          <w:szCs w:val="18"/>
-          <w:lang w:val="en-GB"/>
-        </w:rPr>
-        <w:t xml:space="preserve"> </w:t>
-      </w:r>
-      <w:proofErr w:type="spellStart"/>
-      <w:r>
-        <w:rPr>
-          <w:rFonts w:ascii="Times New Roman" w:hAnsi="Times New Roman" w:cs="Times New Roman"/>
-          <w:b/>
-          <w:bCs/>
-          <w:i/>
-          <w:iCs/>
-          <w:sz w:val="18"/>
-          <w:szCs w:val="18"/>
-          <w:lang w:val="en-GB"/>
-        </w:rPr>
-        <w:t>գործող</w:t>
-      </w:r>
-      <w:proofErr w:type="spellEnd"/>
-      <w:r>
-        <w:rPr>
-          <w:rFonts w:ascii="Times New Roman" w:hAnsi="Times New Roman" w:cs="Times New Roman"/>
-          <w:b/>
-          <w:bCs/>
-          <w:i/>
-          <w:iCs/>
-          <w:sz w:val="18"/>
-          <w:szCs w:val="18"/>
-          <w:lang w:val="en-GB"/>
-        </w:rPr>
-        <w:t xml:space="preserve"> </w:t>
-      </w:r>
-      <w:proofErr w:type="spellStart"/>
-      <w:r>
-        <w:rPr>
-          <w:rFonts w:ascii="Times New Roman" w:hAnsi="Times New Roman" w:cs="Times New Roman"/>
-          <w:b/>
-          <w:bCs/>
-          <w:i/>
-          <w:iCs/>
-          <w:sz w:val="18"/>
-          <w:szCs w:val="18"/>
-          <w:lang w:val="en-GB"/>
-        </w:rPr>
-        <w:t>բոլոր</w:t>
-      </w:r>
-      <w:proofErr w:type="spellEnd"/>
-      <w:r>
-        <w:rPr>
-          <w:rFonts w:ascii="Times New Roman" w:hAnsi="Times New Roman" w:cs="Times New Roman"/>
-          <w:b/>
-          <w:bCs/>
-          <w:i/>
-          <w:iCs/>
-          <w:sz w:val="18"/>
-          <w:szCs w:val="18"/>
-          <w:lang w:val="en-GB"/>
-        </w:rPr>
-        <w:t xml:space="preserve"> </w:t>
-      </w:r>
-      <w:proofErr w:type="spellStart"/>
-      <w:r>
-        <w:rPr>
-          <w:rFonts w:ascii="Times New Roman" w:hAnsi="Times New Roman" w:cs="Times New Roman"/>
-          <w:b/>
-          <w:bCs/>
-          <w:i/>
-          <w:iCs/>
-          <w:sz w:val="18"/>
-          <w:szCs w:val="18"/>
-          <w:lang w:val="en-GB"/>
-        </w:rPr>
-        <w:t>վարկային</w:t>
-      </w:r>
-      <w:proofErr w:type="spellEnd"/>
-      <w:r>
-        <w:rPr>
-          <w:rFonts w:ascii="Times New Roman" w:hAnsi="Times New Roman" w:cs="Times New Roman"/>
-          <w:b/>
-          <w:bCs/>
-          <w:i/>
-          <w:iCs/>
-          <w:sz w:val="18"/>
-          <w:szCs w:val="18"/>
-          <w:lang w:val="en-GB"/>
-        </w:rPr>
-        <w:t xml:space="preserve"> </w:t>
-      </w:r>
-      <w:proofErr w:type="spellStart"/>
-      <w:r>
-        <w:rPr>
-          <w:rFonts w:ascii="Times New Roman" w:hAnsi="Times New Roman" w:cs="Times New Roman"/>
-          <w:b/>
-          <w:bCs/>
-          <w:i/>
-          <w:iCs/>
-          <w:sz w:val="18"/>
-          <w:szCs w:val="18"/>
-          <w:lang w:val="en-GB"/>
-        </w:rPr>
-        <w:t>բյուրոներին</w:t>
-      </w:r>
-      <w:proofErr w:type="spellEnd"/>
-      <w:r>
-        <w:rPr>
-          <w:rFonts w:ascii="Times New Roman" w:hAnsi="Times New Roman" w:cs="Times New Roman"/>
-          <w:b/>
-          <w:bCs/>
-          <w:i/>
-          <w:iCs/>
-          <w:sz w:val="18"/>
-          <w:szCs w:val="18"/>
-          <w:lang w:val="en-GB"/>
-        </w:rPr>
-        <w:t xml:space="preserve">։ </w:t>
-      </w:r>
-      <w:proofErr w:type="spellStart"/>
-      <w:r>
-        <w:rPr>
-          <w:rFonts w:ascii="Times New Roman" w:hAnsi="Times New Roman" w:cs="Times New Roman"/>
-          <w:b/>
-          <w:bCs/>
-          <w:i/>
-          <w:iCs/>
-          <w:sz w:val="18"/>
-          <w:szCs w:val="18"/>
-          <w:lang w:val="en-GB"/>
-        </w:rPr>
-        <w:t>Վարկառուն</w:t>
-      </w:r>
-      <w:proofErr w:type="spellEnd"/>
-      <w:r>
-        <w:rPr>
-          <w:rFonts w:ascii="Times New Roman" w:hAnsi="Times New Roman" w:cs="Times New Roman"/>
-          <w:b/>
-          <w:bCs/>
-          <w:i/>
-          <w:iCs/>
-          <w:sz w:val="18"/>
-          <w:szCs w:val="18"/>
-          <w:lang w:val="en-GB"/>
-        </w:rPr>
-        <w:t xml:space="preserve"> </w:t>
-      </w:r>
-      <w:proofErr w:type="spellStart"/>
-      <w:r>
-        <w:rPr>
-          <w:rFonts w:ascii="Times New Roman" w:hAnsi="Times New Roman" w:cs="Times New Roman"/>
-          <w:b/>
-          <w:bCs/>
-          <w:i/>
-          <w:iCs/>
-          <w:sz w:val="18"/>
-          <w:szCs w:val="18"/>
-          <w:lang w:val="en-GB"/>
-        </w:rPr>
-        <w:t>տեղեկացված</w:t>
-      </w:r>
-      <w:proofErr w:type="spellEnd"/>
-      <w:r>
-        <w:rPr>
-          <w:rFonts w:ascii="Times New Roman" w:hAnsi="Times New Roman" w:cs="Times New Roman"/>
-          <w:b/>
-          <w:bCs/>
-          <w:i/>
-          <w:iCs/>
-          <w:sz w:val="18"/>
-          <w:szCs w:val="18"/>
-          <w:lang w:val="en-GB"/>
-        </w:rPr>
-        <w:t xml:space="preserve"> է, </w:t>
-      </w:r>
-      <w:proofErr w:type="spellStart"/>
-      <w:r>
-        <w:rPr>
-          <w:rFonts w:ascii="Times New Roman" w:hAnsi="Times New Roman" w:cs="Times New Roman"/>
-          <w:b/>
-          <w:bCs/>
-          <w:i/>
-          <w:iCs/>
-          <w:sz w:val="18"/>
-          <w:szCs w:val="18"/>
-          <w:lang w:val="en-GB"/>
-        </w:rPr>
-        <w:t>որ</w:t>
-      </w:r>
-      <w:proofErr w:type="spellEnd"/>
-      <w:r>
-        <w:rPr>
-          <w:rFonts w:ascii="Times New Roman" w:hAnsi="Times New Roman" w:cs="Times New Roman"/>
-          <w:b/>
-          <w:bCs/>
-          <w:i/>
-          <w:iCs/>
-          <w:sz w:val="18"/>
-          <w:szCs w:val="18"/>
-          <w:lang w:val="en-GB"/>
-        </w:rPr>
-        <w:t xml:space="preserve"> </w:t>
-      </w:r>
-      <w:proofErr w:type="spellStart"/>
-      <w:r>
-        <w:rPr>
-          <w:rFonts w:ascii="Times New Roman" w:hAnsi="Times New Roman" w:cs="Times New Roman"/>
-          <w:b/>
-          <w:bCs/>
-          <w:i/>
-          <w:iCs/>
-          <w:sz w:val="18"/>
-          <w:szCs w:val="18"/>
-          <w:lang w:val="en-GB"/>
-        </w:rPr>
-        <w:t>վատ</w:t>
-      </w:r>
-      <w:proofErr w:type="spellEnd"/>
-      <w:r>
-        <w:rPr>
-          <w:rFonts w:ascii="Times New Roman" w:hAnsi="Times New Roman" w:cs="Times New Roman"/>
-          <w:b/>
-          <w:bCs/>
-          <w:i/>
-          <w:iCs/>
-          <w:sz w:val="18"/>
-          <w:szCs w:val="18"/>
-          <w:lang w:val="en-GB"/>
-        </w:rPr>
-        <w:t xml:space="preserve"> </w:t>
-      </w:r>
-      <w:proofErr w:type="spellStart"/>
-      <w:r>
-        <w:rPr>
-          <w:rFonts w:ascii="Times New Roman" w:hAnsi="Times New Roman" w:cs="Times New Roman"/>
-          <w:b/>
-          <w:bCs/>
-          <w:i/>
-          <w:iCs/>
-          <w:sz w:val="18"/>
-          <w:szCs w:val="18"/>
-          <w:lang w:val="en-GB"/>
-        </w:rPr>
-        <w:t>վարկային</w:t>
-      </w:r>
-      <w:proofErr w:type="spellEnd"/>
-      <w:r>
-        <w:rPr>
-          <w:rFonts w:ascii="Times New Roman" w:hAnsi="Times New Roman" w:cs="Times New Roman"/>
-          <w:b/>
-          <w:bCs/>
-          <w:i/>
-          <w:iCs/>
-          <w:sz w:val="18"/>
-          <w:szCs w:val="18"/>
-          <w:lang w:val="en-GB"/>
-        </w:rPr>
-        <w:t xml:space="preserve"> </w:t>
-      </w:r>
-      <w:proofErr w:type="spellStart"/>
-      <w:r>
-        <w:rPr>
-          <w:rFonts w:ascii="Times New Roman" w:hAnsi="Times New Roman" w:cs="Times New Roman"/>
-          <w:b/>
-          <w:bCs/>
-          <w:i/>
-          <w:iCs/>
-          <w:sz w:val="18"/>
-          <w:szCs w:val="18"/>
-          <w:lang w:val="en-GB"/>
-        </w:rPr>
-        <w:t>պատմություն</w:t>
-      </w:r>
-      <w:proofErr w:type="spellEnd"/>
-      <w:r>
-        <w:rPr>
-          <w:rFonts w:ascii="Times New Roman" w:hAnsi="Times New Roman" w:cs="Times New Roman"/>
-          <w:b/>
-          <w:bCs/>
-          <w:i/>
-          <w:iCs/>
-          <w:sz w:val="18"/>
-          <w:szCs w:val="18"/>
-          <w:lang w:val="en-GB"/>
-        </w:rPr>
-        <w:t xml:space="preserve"> </w:t>
-      </w:r>
-      <w:proofErr w:type="spellStart"/>
-      <w:r>
-        <w:rPr>
-          <w:rFonts w:ascii="Times New Roman" w:hAnsi="Times New Roman" w:cs="Times New Roman"/>
-          <w:b/>
-          <w:bCs/>
-          <w:i/>
-          <w:iCs/>
-          <w:sz w:val="18"/>
-          <w:szCs w:val="18"/>
-          <w:lang w:val="en-GB"/>
-        </w:rPr>
-        <w:t>ունենալը</w:t>
-      </w:r>
-      <w:proofErr w:type="spellEnd"/>
-      <w:r>
-        <w:rPr>
-          <w:rFonts w:ascii="Times New Roman" w:hAnsi="Times New Roman" w:cs="Times New Roman"/>
-          <w:b/>
-          <w:bCs/>
-          <w:i/>
-          <w:iCs/>
-          <w:sz w:val="18"/>
-          <w:szCs w:val="18"/>
-          <w:lang w:val="en-GB"/>
-        </w:rPr>
-        <w:t xml:space="preserve"> </w:t>
-      </w:r>
-      <w:proofErr w:type="spellStart"/>
-      <w:r>
-        <w:rPr>
-          <w:rFonts w:ascii="Times New Roman" w:hAnsi="Times New Roman" w:cs="Times New Roman"/>
-          <w:b/>
-          <w:bCs/>
-          <w:i/>
-          <w:iCs/>
-          <w:sz w:val="18"/>
-          <w:szCs w:val="18"/>
-          <w:lang w:val="en-GB"/>
-        </w:rPr>
-        <w:t>կարող</w:t>
-      </w:r>
-      <w:proofErr w:type="spellEnd"/>
-      <w:r>
-        <w:rPr>
-          <w:rFonts w:ascii="Times New Roman" w:hAnsi="Times New Roman" w:cs="Times New Roman"/>
-          <w:b/>
-          <w:bCs/>
-          <w:i/>
-          <w:iCs/>
-          <w:sz w:val="18"/>
-          <w:szCs w:val="18"/>
-          <w:lang w:val="en-GB"/>
-        </w:rPr>
-        <w:t xml:space="preserve"> է </w:t>
-      </w:r>
-      <w:proofErr w:type="spellStart"/>
-      <w:r>
-        <w:rPr>
-          <w:rFonts w:ascii="Times New Roman" w:hAnsi="Times New Roman" w:cs="Times New Roman"/>
-          <w:b/>
-          <w:bCs/>
-          <w:i/>
-          <w:iCs/>
-          <w:sz w:val="18"/>
-          <w:szCs w:val="18"/>
-          <w:lang w:val="en-GB"/>
-        </w:rPr>
-        <w:t>հետագայում</w:t>
-      </w:r>
-      <w:proofErr w:type="spellEnd"/>
-      <w:r>
-        <w:rPr>
-          <w:rFonts w:ascii="Times New Roman" w:hAnsi="Times New Roman" w:cs="Times New Roman"/>
-          <w:b/>
-          <w:bCs/>
-          <w:i/>
-          <w:iCs/>
-          <w:sz w:val="18"/>
-          <w:szCs w:val="18"/>
-          <w:lang w:val="en-GB"/>
-        </w:rPr>
-        <w:t xml:space="preserve"> </w:t>
-      </w:r>
-      <w:proofErr w:type="spellStart"/>
-      <w:r>
-        <w:rPr>
-          <w:rFonts w:ascii="Times New Roman" w:hAnsi="Times New Roman" w:cs="Times New Roman"/>
-          <w:b/>
-          <w:bCs/>
-          <w:i/>
-          <w:iCs/>
-          <w:sz w:val="18"/>
-          <w:szCs w:val="18"/>
-          <w:lang w:val="en-GB"/>
-        </w:rPr>
-        <w:t>խոչընդոտ</w:t>
-      </w:r>
-      <w:proofErr w:type="spellEnd"/>
-      <w:r>
-        <w:rPr>
-          <w:rFonts w:ascii="Times New Roman" w:hAnsi="Times New Roman" w:cs="Times New Roman"/>
-          <w:b/>
-          <w:bCs/>
-          <w:i/>
-          <w:iCs/>
-          <w:sz w:val="18"/>
-          <w:szCs w:val="18"/>
-          <w:lang w:val="en-GB"/>
-        </w:rPr>
-        <w:t xml:space="preserve"> </w:t>
-      </w:r>
-      <w:proofErr w:type="spellStart"/>
-      <w:r>
-        <w:rPr>
-          <w:rFonts w:ascii="Times New Roman" w:hAnsi="Times New Roman" w:cs="Times New Roman"/>
-          <w:b/>
-          <w:bCs/>
-          <w:i/>
-          <w:iCs/>
-          <w:sz w:val="18"/>
-          <w:szCs w:val="18"/>
-          <w:lang w:val="en-GB"/>
-        </w:rPr>
-        <w:t>հանդիսանալ</w:t>
-      </w:r>
-      <w:proofErr w:type="spellEnd"/>
-      <w:r>
-        <w:rPr>
-          <w:rFonts w:ascii="Times New Roman" w:hAnsi="Times New Roman" w:cs="Times New Roman"/>
-          <w:b/>
-          <w:bCs/>
-          <w:i/>
-          <w:iCs/>
-          <w:sz w:val="18"/>
-          <w:szCs w:val="18"/>
-          <w:lang w:val="en-GB"/>
-        </w:rPr>
-        <w:t xml:space="preserve"> </w:t>
-      </w:r>
-      <w:proofErr w:type="spellStart"/>
-      <w:r>
-        <w:rPr>
-          <w:rFonts w:ascii="Times New Roman" w:hAnsi="Times New Roman" w:cs="Times New Roman"/>
-          <w:b/>
-          <w:bCs/>
-          <w:i/>
-          <w:iCs/>
-          <w:sz w:val="18"/>
-          <w:szCs w:val="18"/>
-          <w:lang w:val="en-GB"/>
-        </w:rPr>
-        <w:t>այլ</w:t>
-      </w:r>
-      <w:proofErr w:type="spellEnd"/>
-      <w:r>
-        <w:rPr>
-          <w:rFonts w:ascii="Times New Roman" w:hAnsi="Times New Roman" w:cs="Times New Roman"/>
-          <w:b/>
-          <w:bCs/>
-          <w:i/>
-          <w:iCs/>
-          <w:sz w:val="18"/>
-          <w:szCs w:val="18"/>
-          <w:lang w:val="en-GB"/>
-        </w:rPr>
-        <w:t xml:space="preserve"> </w:t>
-      </w:r>
-      <w:proofErr w:type="spellStart"/>
-      <w:r>
-        <w:rPr>
-          <w:rFonts w:ascii="Times New Roman" w:hAnsi="Times New Roman" w:cs="Times New Roman"/>
-          <w:b/>
-          <w:bCs/>
-          <w:i/>
-          <w:iCs/>
-          <w:sz w:val="18"/>
-          <w:szCs w:val="18"/>
-          <w:lang w:val="en-GB"/>
-        </w:rPr>
-        <w:t>վարկեր</w:t>
-      </w:r>
-      <w:proofErr w:type="spellEnd"/>
-      <w:r>
-        <w:rPr>
-          <w:rFonts w:ascii="Times New Roman" w:hAnsi="Times New Roman" w:cs="Times New Roman"/>
-          <w:b/>
-          <w:bCs/>
-          <w:i/>
-          <w:iCs/>
-          <w:sz w:val="18"/>
-          <w:szCs w:val="18"/>
-          <w:lang w:val="en-GB"/>
-        </w:rPr>
-        <w:t xml:space="preserve"> </w:t>
-      </w:r>
-      <w:proofErr w:type="spellStart"/>
-      <w:r>
-        <w:rPr>
-          <w:rFonts w:ascii="Times New Roman" w:hAnsi="Times New Roman" w:cs="Times New Roman"/>
-          <w:b/>
-          <w:bCs/>
-          <w:i/>
-          <w:iCs/>
-          <w:sz w:val="18"/>
-          <w:szCs w:val="18"/>
-          <w:lang w:val="en-GB"/>
-        </w:rPr>
-        <w:t>ստանալիս</w:t>
-      </w:r>
-      <w:proofErr w:type="spellEnd"/>
-      <w:r>
-        <w:rPr>
-          <w:rFonts w:ascii="Times New Roman" w:hAnsi="Times New Roman" w:cs="Times New Roman"/>
-          <w:b/>
-          <w:bCs/>
-          <w:i/>
-          <w:iCs/>
-          <w:sz w:val="18"/>
-          <w:szCs w:val="18"/>
-          <w:lang w:val="en-GB"/>
-        </w:rPr>
-        <w:t xml:space="preserve">։ </w:t>
+        <w:t xml:space="preserve"> օրվա ընթացքում Վարկառուի տվյալները (ուշացման մասին տեղեկատվությունը) փոխանցում է ՀՀ տարածքում գործող բոլոր վարկային բյուրոներին։ Վարկառուն տեղեկացված է, որ վատ վարկային պատմություն ունենալը կարող է հետագայում խոչընդոտ հանդիսանալ այլ վարկեր ստանալիս։ </w:t>
       </w:r>
     </w:p>
     <w:p>
@@ -13076,49 +8463,8 @@
           <w:szCs w:val="18"/>
           <w:lang w:val="en-GB"/>
         </w:rPr>
-        <w:t>(</w:t>
-      </w:r>
-      <w:proofErr w:type="spellStart"/>
-      <w:r>
-        <w:rPr>
-          <w:rFonts w:ascii="Times New Roman" w:hAnsi="Times New Roman" w:cs="Times New Roman"/>
-          <w:sz w:val="18"/>
-          <w:szCs w:val="18"/>
-          <w:lang w:val="en-GB"/>
-        </w:rPr>
-        <w:t>այսուհետ</w:t>
-      </w:r>
-      <w:proofErr w:type="spellEnd"/>
-      <w:r>
-        <w:rPr>
-          <w:rFonts w:ascii="Times New Roman" w:hAnsi="Times New Roman" w:cs="Times New Roman"/>
-          <w:sz w:val="18"/>
-          <w:szCs w:val="18"/>
-          <w:lang w:val="en-GB"/>
-        </w:rPr>
-        <w:t xml:space="preserve"> </w:t>
-      </w:r>
-      <w:proofErr w:type="spellStart"/>
-      <w:r>
-        <w:rPr>
-          <w:rFonts w:ascii="Times New Roman" w:hAnsi="Times New Roman" w:cs="Times New Roman"/>
-          <w:sz w:val="18"/>
-          <w:szCs w:val="18"/>
-          <w:lang w:val="en-GB"/>
-        </w:rPr>
-        <w:t>միասին</w:t>
-      </w:r>
-      <w:proofErr w:type="spellEnd"/>
-      <w:r>
-        <w:rPr>
-          <w:rFonts w:ascii="Times New Roman" w:hAnsi="Times New Roman" w:cs="Times New Roman"/>
-          <w:sz w:val="18"/>
-          <w:szCs w:val="18"/>
-          <w:lang w:val="en-GB"/>
-        </w:rPr>
-        <w:t xml:space="preserve">՝ </w:t>
-      </w:r>
-      <w:proofErr w:type="spellStart"/>
+        <w:t xml:space="preserve">(այսուհետ միասին՝ </w:t>
+      </w:r>
       <w:r>
         <w:rPr>
           <w:rFonts w:ascii="Times New Roman" w:hAnsi="Times New Roman" w:cs="Times New Roman"/>
@@ -13130,7 +8476,6 @@
         </w:rPr>
         <w:t>Ծանուցումներ</w:t>
       </w:r>
-      <w:proofErr w:type="spellEnd"/>
       <w:r>
         <w:rPr>
           <w:rFonts w:ascii="Times New Roman" w:hAnsi="Times New Roman" w:cs="Times New Roman"/>
@@ -13256,7 +8601,6 @@
         </w:rPr>
         <w:t xml:space="preserve"> կետով սահմանված ծանուցման եղանակը պահանջելով Ծանուցումները ուղարկել </w:t>
       </w:r>
-      <w:proofErr w:type="spellStart"/>
       <w:r>
         <w:rPr>
           <w:rFonts w:ascii="Times New Roman" w:hAnsi="Times New Roman" w:cs="Times New Roman"/>
@@ -13264,9 +8608,44 @@
           <w:szCs w:val="18"/>
           <w:lang w:val="en-GB"/>
         </w:rPr>
-        <w:t>մշտական</w:t>
-      </w:r>
-      <w:proofErr w:type="spellEnd"/>
+        <w:t>մշտական բնակության հաշվ</w:t>
+      </w:r>
+      <w:r>
+        <w:rPr>
+          <w:rFonts w:ascii="Times New Roman" w:hAnsi="Times New Roman" w:cs="Times New Roman"/>
+          <w:sz w:val="18"/>
+          <w:szCs w:val="18"/>
+          <w:lang w:val="hy-AM"/>
+        </w:rPr>
+        <w:t xml:space="preserve">առման հասցեին, կամ փաստացի բնակության հասցեին, կամ կապի հաղորդակցության այլ </w:t>
+      </w:r>
+      <w:r>
+        <w:rPr>
+          <w:rFonts w:ascii="Times New Roman" w:hAnsi="Times New Roman" w:cs="Times New Roman"/>
+          <w:sz w:val="18"/>
+          <w:szCs w:val="18"/>
+          <w:lang w:val="hy-AM"/>
+        </w:rPr>
+        <w:t>միջոցներով</w:t>
+      </w:r>
+      <w:r>
+        <w:rPr>
+          <w:rFonts w:ascii="Times New Roman" w:hAnsi="Times New Roman" w:cs="Times New Roman"/>
+          <w:sz w:val="18"/>
+          <w:szCs w:val="18"/>
+          <w:lang w:val="ru-RU"/>
+        </w:rPr>
+        <w:t xml:space="preserve"> </w:t>
+      </w:r>
+      <w:r>
+        <w:rPr>
+          <w:rFonts w:ascii="Times New Roman" w:hAnsi="Times New Roman" w:cs="Times New Roman"/>
+          <w:sz w:val="18"/>
+          <w:szCs w:val="18"/>
+          <w:lang w:val="hy-AM"/>
+        </w:rPr>
+        <w:t>(</w:t>
+      </w:r>
       <w:r>
         <w:rPr>
           <w:rFonts w:ascii="Times New Roman" w:hAnsi="Times New Roman" w:cs="Times New Roman"/>
@@ -13274,94 +8653,7 @@
           <w:szCs w:val="18"/>
           <w:lang w:val="en-GB"/>
         </w:rPr>
-        <w:t xml:space="preserve"> </w:t>
-      </w:r>
-      <w:proofErr w:type="spellStart"/>
-      <w:r>
-        <w:rPr>
-          <w:rFonts w:ascii="Times New Roman" w:hAnsi="Times New Roman" w:cs="Times New Roman"/>
-          <w:sz w:val="18"/>
-          <w:szCs w:val="18"/>
-          <w:lang w:val="en-GB"/>
-        </w:rPr>
-        <w:t>բնակության</w:t>
-      </w:r>
-      <w:proofErr w:type="spellEnd"/>
-      <w:r>
-        <w:rPr>
-          <w:rFonts w:ascii="Times New Roman" w:hAnsi="Times New Roman" w:cs="Times New Roman"/>
-          <w:sz w:val="18"/>
-          <w:szCs w:val="18"/>
-          <w:lang w:val="en-GB"/>
-        </w:rPr>
-        <w:t xml:space="preserve"> </w:t>
-      </w:r>
-      <w:proofErr w:type="spellStart"/>
-      <w:r>
-        <w:rPr>
-          <w:rFonts w:ascii="Times New Roman" w:hAnsi="Times New Roman" w:cs="Times New Roman"/>
-          <w:sz w:val="18"/>
-          <w:szCs w:val="18"/>
-          <w:lang w:val="en-GB"/>
-        </w:rPr>
-        <w:t>հաշվ</w:t>
-      </w:r>
-      <w:proofErr w:type="spellEnd"/>
-      <w:r>
-        <w:rPr>
-          <w:rFonts w:ascii="Times New Roman" w:hAnsi="Times New Roman" w:cs="Times New Roman"/>
-          <w:sz w:val="18"/>
-          <w:szCs w:val="18"/>
-          <w:lang w:val="hy-AM"/>
-        </w:rPr>
-        <w:t xml:space="preserve">առման հասցեին, կամ փաստացի բնակության հասցեին, կամ կապի հաղորդակցության այլ </w:t>
-      </w:r>
-      <w:r>
-        <w:rPr>
-          <w:rFonts w:ascii="Times New Roman" w:hAnsi="Times New Roman" w:cs="Times New Roman"/>
-          <w:sz w:val="18"/>
-          <w:szCs w:val="18"/>
-          <w:lang w:val="hy-AM"/>
-        </w:rPr>
-        <w:t>միջոցներով</w:t>
-      </w:r>
-      <w:r>
-        <w:rPr>
-          <w:rFonts w:ascii="Times New Roman" w:hAnsi="Times New Roman" w:cs="Times New Roman"/>
-          <w:sz w:val="18"/>
-          <w:szCs w:val="18"/>
-          <w:lang w:val="ru-RU"/>
-        </w:rPr>
-        <w:t xml:space="preserve"> </w:t>
-      </w:r>
-      <w:r>
-        <w:rPr>
-          <w:rFonts w:ascii="Times New Roman" w:hAnsi="Times New Roman" w:cs="Times New Roman"/>
-          <w:sz w:val="18"/>
-          <w:szCs w:val="18"/>
-          <w:lang w:val="hy-AM"/>
-        </w:rPr>
-        <w:t>(</w:t>
-      </w:r>
-      <w:proofErr w:type="spellStart"/>
-      <w:r>
-        <w:rPr>
-          <w:rFonts w:ascii="Times New Roman" w:hAnsi="Times New Roman" w:cs="Times New Roman"/>
-          <w:sz w:val="18"/>
-          <w:szCs w:val="18"/>
-          <w:lang w:val="en-GB"/>
-        </w:rPr>
-        <w:t>Whatsapp</w:t>
-      </w:r>
-      <w:proofErr w:type="spellEnd"/>
-      <w:r>
-        <w:rPr>
-          <w:rFonts w:ascii="Times New Roman" w:hAnsi="Times New Roman" w:cs="Times New Roman"/>
-          <w:sz w:val="18"/>
-          <w:szCs w:val="18"/>
-          <w:lang w:val="en-GB"/>
-        </w:rPr>
-        <w:t>, Viber</w:t>
+        <w:t>Whatsapp, Viber</w:t>
       </w:r>
       <w:r>
         <w:rPr>
@@ -13413,387 +8705,7 @@
           <w:szCs w:val="18"/>
           <w:lang w:val="en-GB"/>
         </w:rPr>
-        <w:t xml:space="preserve">20-Ն </w:t>
-      </w:r>
-      <w:proofErr w:type="spellStart"/>
-      <w:r>
-        <w:rPr>
-          <w:rFonts w:ascii="Times New Roman" w:hAnsi="Times New Roman" w:cs="Times New Roman"/>
-          <w:sz w:val="18"/>
-          <w:szCs w:val="18"/>
-          <w:lang w:val="en-GB"/>
-        </w:rPr>
-        <w:t>որոշմամբ</w:t>
-      </w:r>
-      <w:proofErr w:type="spellEnd"/>
-      <w:r>
-        <w:rPr>
-          <w:rFonts w:ascii="Times New Roman" w:hAnsi="Times New Roman" w:cs="Times New Roman"/>
-          <w:sz w:val="18"/>
-          <w:szCs w:val="18"/>
-          <w:lang w:val="en-GB"/>
-        </w:rPr>
-        <w:t xml:space="preserve"> </w:t>
-      </w:r>
-      <w:proofErr w:type="spellStart"/>
-      <w:r>
-        <w:rPr>
-          <w:rFonts w:ascii="Times New Roman" w:hAnsi="Times New Roman" w:cs="Times New Roman"/>
-          <w:sz w:val="18"/>
-          <w:szCs w:val="18"/>
-          <w:lang w:val="en-GB"/>
-        </w:rPr>
-        <w:t>հաստատված</w:t>
-      </w:r>
-      <w:proofErr w:type="spellEnd"/>
-      <w:r>
-        <w:rPr>
-          <w:rFonts w:ascii="Times New Roman" w:hAnsi="Times New Roman" w:cs="Times New Roman"/>
-          <w:sz w:val="18"/>
-          <w:szCs w:val="18"/>
-          <w:lang w:val="en-GB"/>
-        </w:rPr>
-        <w:t xml:space="preserve"> «</w:t>
-      </w:r>
-      <w:proofErr w:type="spellStart"/>
-      <w:r>
-        <w:rPr>
-          <w:rFonts w:ascii="Times New Roman" w:hAnsi="Times New Roman" w:cs="Times New Roman"/>
-          <w:sz w:val="18"/>
-          <w:szCs w:val="18"/>
-          <w:lang w:val="en-GB"/>
-        </w:rPr>
-        <w:t>Ֆինանսական</w:t>
-      </w:r>
-      <w:proofErr w:type="spellEnd"/>
-      <w:r>
-        <w:rPr>
-          <w:rFonts w:ascii="Times New Roman" w:hAnsi="Times New Roman" w:cs="Times New Roman"/>
-          <w:sz w:val="18"/>
-          <w:szCs w:val="18"/>
-          <w:lang w:val="en-GB"/>
-        </w:rPr>
-        <w:t xml:space="preserve"> </w:t>
-      </w:r>
-      <w:proofErr w:type="spellStart"/>
-      <w:r>
-        <w:rPr>
-          <w:rFonts w:ascii="Times New Roman" w:hAnsi="Times New Roman" w:cs="Times New Roman"/>
-          <w:sz w:val="18"/>
-          <w:szCs w:val="18"/>
-          <w:lang w:val="en-GB"/>
-        </w:rPr>
-        <w:t>կազմակերպությունների</w:t>
-      </w:r>
-      <w:proofErr w:type="spellEnd"/>
-      <w:r>
-        <w:rPr>
-          <w:rFonts w:ascii="Times New Roman" w:hAnsi="Times New Roman" w:cs="Times New Roman"/>
-          <w:sz w:val="18"/>
-          <w:szCs w:val="18"/>
-          <w:lang w:val="en-GB"/>
-        </w:rPr>
-        <w:t xml:space="preserve"> </w:t>
-      </w:r>
-      <w:proofErr w:type="spellStart"/>
-      <w:r>
-        <w:rPr>
-          <w:rFonts w:ascii="Times New Roman" w:hAnsi="Times New Roman" w:cs="Times New Roman"/>
-          <w:sz w:val="18"/>
-          <w:szCs w:val="18"/>
-          <w:lang w:val="en-GB"/>
-        </w:rPr>
-        <w:t>գործարար</w:t>
-      </w:r>
-      <w:proofErr w:type="spellEnd"/>
-      <w:r>
-        <w:rPr>
-          <w:rFonts w:ascii="Times New Roman" w:hAnsi="Times New Roman" w:cs="Times New Roman"/>
-          <w:sz w:val="18"/>
-          <w:szCs w:val="18"/>
-          <w:lang w:val="en-GB"/>
-        </w:rPr>
-        <w:t xml:space="preserve"> </w:t>
-      </w:r>
-      <w:proofErr w:type="spellStart"/>
-      <w:r>
-        <w:rPr>
-          <w:rFonts w:ascii="Times New Roman" w:hAnsi="Times New Roman" w:cs="Times New Roman"/>
-          <w:sz w:val="18"/>
-          <w:szCs w:val="18"/>
-          <w:lang w:val="en-GB"/>
-        </w:rPr>
-        <w:t>վարվելակերպի</w:t>
-      </w:r>
-      <w:proofErr w:type="spellEnd"/>
-      <w:r>
-        <w:rPr>
-          <w:rFonts w:ascii="Times New Roman" w:hAnsi="Times New Roman" w:cs="Times New Roman"/>
-          <w:sz w:val="18"/>
-          <w:szCs w:val="18"/>
-          <w:lang w:val="en-GB"/>
-        </w:rPr>
-        <w:t xml:space="preserve"> </w:t>
-      </w:r>
-      <w:proofErr w:type="spellStart"/>
-      <w:r>
-        <w:rPr>
-          <w:rFonts w:ascii="Times New Roman" w:hAnsi="Times New Roman" w:cs="Times New Roman"/>
-          <w:sz w:val="18"/>
-          <w:szCs w:val="18"/>
-          <w:lang w:val="en-GB"/>
-        </w:rPr>
-        <w:t>կանոնները</w:t>
-      </w:r>
-      <w:proofErr w:type="spellEnd"/>
-      <w:r>
-        <w:rPr>
-          <w:rFonts w:ascii="Times New Roman" w:hAnsi="Times New Roman" w:cs="Times New Roman"/>
-          <w:sz w:val="18"/>
-          <w:szCs w:val="18"/>
-          <w:lang w:val="en-GB"/>
-        </w:rPr>
-        <w:t xml:space="preserve">» </w:t>
-      </w:r>
-      <w:proofErr w:type="spellStart"/>
-      <w:r>
-        <w:rPr>
-          <w:rFonts w:ascii="Times New Roman" w:hAnsi="Times New Roman" w:cs="Times New Roman"/>
-          <w:sz w:val="18"/>
-          <w:szCs w:val="18"/>
-          <w:lang w:val="en-GB"/>
-        </w:rPr>
-        <w:t>կանոնակարգ</w:t>
-      </w:r>
-      <w:proofErr w:type="spellEnd"/>
-      <w:r>
-        <w:rPr>
-          <w:rFonts w:ascii="Times New Roman" w:hAnsi="Times New Roman" w:cs="Times New Roman"/>
-          <w:sz w:val="18"/>
-          <w:szCs w:val="18"/>
-          <w:lang w:val="en-GB"/>
-        </w:rPr>
-        <w:t xml:space="preserve"> 8/05-ով </w:t>
-      </w:r>
-      <w:proofErr w:type="spellStart"/>
-      <w:r>
-        <w:rPr>
-          <w:rFonts w:ascii="Times New Roman" w:hAnsi="Times New Roman" w:cs="Times New Roman"/>
-          <w:sz w:val="18"/>
-          <w:szCs w:val="18"/>
-          <w:lang w:val="en-GB"/>
-        </w:rPr>
-        <w:t>սահմանված</w:t>
-      </w:r>
-      <w:proofErr w:type="spellEnd"/>
-      <w:r>
-        <w:rPr>
-          <w:rFonts w:ascii="Times New Roman" w:hAnsi="Times New Roman" w:cs="Times New Roman"/>
-          <w:sz w:val="18"/>
-          <w:szCs w:val="18"/>
-          <w:lang w:val="en-GB"/>
-        </w:rPr>
-        <w:t xml:space="preserve"> </w:t>
-      </w:r>
-      <w:proofErr w:type="spellStart"/>
-      <w:r>
-        <w:rPr>
-          <w:rFonts w:ascii="Times New Roman" w:hAnsi="Times New Roman" w:cs="Times New Roman"/>
-          <w:sz w:val="18"/>
-          <w:szCs w:val="18"/>
-          <w:lang w:val="en-GB"/>
-        </w:rPr>
-        <w:t>բոլոր</w:t>
-      </w:r>
-      <w:proofErr w:type="spellEnd"/>
-      <w:r>
-        <w:rPr>
-          <w:rFonts w:ascii="Times New Roman" w:hAnsi="Times New Roman" w:cs="Times New Roman"/>
-          <w:sz w:val="18"/>
-          <w:szCs w:val="18"/>
-          <w:lang w:val="en-GB"/>
-        </w:rPr>
-        <w:t xml:space="preserve"> </w:t>
-      </w:r>
-      <w:proofErr w:type="spellStart"/>
-      <w:r>
-        <w:rPr>
-          <w:rFonts w:ascii="Times New Roman" w:hAnsi="Times New Roman" w:cs="Times New Roman"/>
-          <w:sz w:val="18"/>
-          <w:szCs w:val="18"/>
-          <w:lang w:val="en-GB"/>
-        </w:rPr>
-        <w:t>այլ</w:t>
-      </w:r>
-      <w:proofErr w:type="spellEnd"/>
-      <w:r>
-        <w:rPr>
-          <w:rFonts w:ascii="Times New Roman" w:hAnsi="Times New Roman" w:cs="Times New Roman"/>
-          <w:sz w:val="18"/>
-          <w:szCs w:val="18"/>
-          <w:lang w:val="en-GB"/>
-        </w:rPr>
-        <w:t xml:space="preserve"> </w:t>
-      </w:r>
-      <w:proofErr w:type="spellStart"/>
-      <w:r>
-        <w:rPr>
-          <w:rFonts w:ascii="Times New Roman" w:hAnsi="Times New Roman" w:cs="Times New Roman"/>
-          <w:sz w:val="18"/>
-          <w:szCs w:val="18"/>
-          <w:lang w:val="en-GB"/>
-        </w:rPr>
-        <w:t>տեղեկությունները</w:t>
-      </w:r>
-      <w:proofErr w:type="spellEnd"/>
-      <w:r>
-        <w:rPr>
-          <w:rFonts w:ascii="Times New Roman" w:hAnsi="Times New Roman" w:cs="Times New Roman"/>
-          <w:sz w:val="18"/>
-          <w:szCs w:val="18"/>
-          <w:lang w:val="en-GB"/>
-        </w:rPr>
-        <w:t xml:space="preserve">, </w:t>
-      </w:r>
-      <w:proofErr w:type="spellStart"/>
-      <w:r>
-        <w:rPr>
-          <w:rFonts w:ascii="Times New Roman" w:hAnsi="Times New Roman" w:cs="Times New Roman"/>
-          <w:sz w:val="18"/>
-          <w:szCs w:val="18"/>
-          <w:lang w:val="en-GB"/>
-        </w:rPr>
-        <w:t>վարկավորման</w:t>
-      </w:r>
-      <w:proofErr w:type="spellEnd"/>
-      <w:r>
-        <w:rPr>
-          <w:rFonts w:ascii="Times New Roman" w:hAnsi="Times New Roman" w:cs="Times New Roman"/>
-          <w:sz w:val="18"/>
-          <w:szCs w:val="18"/>
-          <w:lang w:val="en-GB"/>
-        </w:rPr>
-        <w:t xml:space="preserve"> </w:t>
-      </w:r>
-      <w:proofErr w:type="spellStart"/>
-      <w:r>
-        <w:rPr>
-          <w:rFonts w:ascii="Times New Roman" w:hAnsi="Times New Roman" w:cs="Times New Roman"/>
-          <w:sz w:val="18"/>
-          <w:szCs w:val="18"/>
-          <w:lang w:val="en-GB"/>
-        </w:rPr>
-        <w:t>ընդհանուր</w:t>
-      </w:r>
-      <w:proofErr w:type="spellEnd"/>
-      <w:r>
-        <w:rPr>
-          <w:rFonts w:ascii="Times New Roman" w:hAnsi="Times New Roman" w:cs="Times New Roman"/>
-          <w:sz w:val="18"/>
-          <w:szCs w:val="18"/>
-          <w:lang w:val="en-GB"/>
-        </w:rPr>
-        <w:t xml:space="preserve"> </w:t>
-      </w:r>
-      <w:proofErr w:type="spellStart"/>
-      <w:r>
-        <w:rPr>
-          <w:rFonts w:ascii="Times New Roman" w:hAnsi="Times New Roman" w:cs="Times New Roman"/>
-          <w:sz w:val="18"/>
-          <w:szCs w:val="18"/>
-          <w:lang w:val="en-GB"/>
-        </w:rPr>
-        <w:t>պայմանները</w:t>
-      </w:r>
-      <w:proofErr w:type="spellEnd"/>
-      <w:r>
-        <w:rPr>
-          <w:rFonts w:ascii="Times New Roman" w:hAnsi="Times New Roman" w:cs="Times New Roman"/>
-          <w:sz w:val="18"/>
-          <w:szCs w:val="18"/>
-          <w:lang w:val="en-GB"/>
-        </w:rPr>
-        <w:t xml:space="preserve">, </w:t>
-      </w:r>
-      <w:proofErr w:type="spellStart"/>
-      <w:r>
-        <w:rPr>
-          <w:rFonts w:ascii="Times New Roman" w:hAnsi="Times New Roman" w:cs="Times New Roman"/>
-          <w:sz w:val="18"/>
-          <w:szCs w:val="18"/>
-          <w:lang w:val="en-GB"/>
-        </w:rPr>
-        <w:t>դրանց</w:t>
-      </w:r>
-      <w:proofErr w:type="spellEnd"/>
-      <w:r>
-        <w:rPr>
-          <w:rFonts w:ascii="Times New Roman" w:hAnsi="Times New Roman" w:cs="Times New Roman"/>
-          <w:sz w:val="18"/>
-          <w:szCs w:val="18"/>
-          <w:lang w:val="en-GB"/>
-        </w:rPr>
-        <w:t xml:space="preserve"> </w:t>
-      </w:r>
-      <w:proofErr w:type="spellStart"/>
-      <w:r>
-        <w:rPr>
-          <w:rFonts w:ascii="Times New Roman" w:hAnsi="Times New Roman" w:cs="Times New Roman"/>
-          <w:sz w:val="18"/>
-          <w:szCs w:val="18"/>
-          <w:lang w:val="en-GB"/>
-        </w:rPr>
-        <w:t>վերաբերելի</w:t>
-      </w:r>
-      <w:proofErr w:type="spellEnd"/>
-      <w:r>
-        <w:rPr>
-          <w:rFonts w:ascii="Times New Roman" w:hAnsi="Times New Roman" w:cs="Times New Roman"/>
-          <w:sz w:val="18"/>
-          <w:szCs w:val="18"/>
-          <w:lang w:val="en-GB"/>
-        </w:rPr>
-        <w:t xml:space="preserve"> </w:t>
-      </w:r>
-      <w:proofErr w:type="spellStart"/>
-      <w:r>
-        <w:rPr>
-          <w:rFonts w:ascii="Times New Roman" w:hAnsi="Times New Roman" w:cs="Times New Roman"/>
-          <w:sz w:val="18"/>
-          <w:szCs w:val="18"/>
-          <w:lang w:val="en-GB"/>
-        </w:rPr>
-        <w:t>իրավական</w:t>
-      </w:r>
-      <w:proofErr w:type="spellEnd"/>
-      <w:r>
-        <w:rPr>
-          <w:rFonts w:ascii="Times New Roman" w:hAnsi="Times New Roman" w:cs="Times New Roman"/>
-          <w:sz w:val="18"/>
-          <w:szCs w:val="18"/>
-          <w:lang w:val="en-GB"/>
-        </w:rPr>
-        <w:t xml:space="preserve"> </w:t>
-      </w:r>
-      <w:proofErr w:type="spellStart"/>
-      <w:r>
-        <w:rPr>
-          <w:rFonts w:ascii="Times New Roman" w:hAnsi="Times New Roman" w:cs="Times New Roman"/>
-          <w:sz w:val="18"/>
-          <w:szCs w:val="18"/>
-          <w:lang w:val="en-GB"/>
-        </w:rPr>
-        <w:t>ակտերը</w:t>
-      </w:r>
-      <w:proofErr w:type="spellEnd"/>
-      <w:r>
-        <w:rPr>
-          <w:rFonts w:ascii="Times New Roman" w:hAnsi="Times New Roman" w:cs="Times New Roman"/>
-          <w:sz w:val="18"/>
-          <w:szCs w:val="18"/>
-          <w:lang w:val="en-GB"/>
-        </w:rPr>
-        <w:t>։</w:t>
+        <w:t>20-Ն որոշմամբ հաստատված «Ֆինանսական կազմակերպությունների գործարար վարվելակերպի կանոնները» կանոնակարգ 8/05-ով սահմանված բոլոր այլ տեղեկությունները, վարկավորման ընդհանուր պայմանները, դրանց վերաբերելի իրավական ակտերը։</w:t>
       </w:r>
     </w:p>
     <w:p>
@@ -13811,7 +8723,6 @@
           <w:lang w:val="hy-AM"/>
         </w:rPr>
       </w:pPr>
-      <w:proofErr w:type="spellStart"/>
       <w:r>
         <w:rPr>
           <w:rFonts w:ascii="Times New Roman" w:hAnsi="Times New Roman" w:cs="Times New Roman"/>
@@ -13819,297 +8730,7 @@
           <w:szCs w:val="18"/>
           <w:lang w:val="en-GB"/>
         </w:rPr>
-        <w:t>Վարկառուն</w:t>
-      </w:r>
-      <w:proofErr w:type="spellEnd"/>
-      <w:r>
-        <w:rPr>
-          <w:rFonts w:ascii="Times New Roman" w:hAnsi="Times New Roman" w:cs="Times New Roman"/>
-          <w:sz w:val="18"/>
-          <w:szCs w:val="18"/>
-          <w:lang w:val="en-GB"/>
-        </w:rPr>
-        <w:t xml:space="preserve"> </w:t>
-      </w:r>
-      <w:proofErr w:type="spellStart"/>
-      <w:r>
-        <w:rPr>
-          <w:rFonts w:ascii="Times New Roman" w:hAnsi="Times New Roman" w:cs="Times New Roman"/>
-          <w:sz w:val="18"/>
-          <w:szCs w:val="18"/>
-          <w:lang w:val="en-GB"/>
-        </w:rPr>
-        <w:t>հաստատում</w:t>
-      </w:r>
-      <w:proofErr w:type="spellEnd"/>
-      <w:r>
-        <w:rPr>
-          <w:rFonts w:ascii="Times New Roman" w:hAnsi="Times New Roman" w:cs="Times New Roman"/>
-          <w:sz w:val="18"/>
-          <w:szCs w:val="18"/>
-          <w:lang w:val="en-GB"/>
-        </w:rPr>
-        <w:t xml:space="preserve"> է, </w:t>
-      </w:r>
-      <w:proofErr w:type="spellStart"/>
-      <w:r>
-        <w:rPr>
-          <w:rFonts w:ascii="Times New Roman" w:hAnsi="Times New Roman" w:cs="Times New Roman"/>
-          <w:sz w:val="18"/>
-          <w:szCs w:val="18"/>
-          <w:lang w:val="en-GB"/>
-        </w:rPr>
-        <w:t>որ</w:t>
-      </w:r>
-      <w:proofErr w:type="spellEnd"/>
-      <w:r>
-        <w:rPr>
-          <w:rFonts w:ascii="Times New Roman" w:hAnsi="Times New Roman" w:cs="Times New Roman"/>
-          <w:sz w:val="18"/>
-          <w:szCs w:val="18"/>
-          <w:lang w:val="en-GB"/>
-        </w:rPr>
-        <w:t xml:space="preserve"> </w:t>
-      </w:r>
-      <w:proofErr w:type="spellStart"/>
-      <w:r>
-        <w:rPr>
-          <w:rFonts w:ascii="Times New Roman" w:hAnsi="Times New Roman" w:cs="Times New Roman"/>
-          <w:sz w:val="18"/>
-          <w:szCs w:val="18"/>
-          <w:lang w:val="en-GB"/>
-        </w:rPr>
-        <w:t>ստացել</w:t>
-      </w:r>
-      <w:proofErr w:type="spellEnd"/>
-      <w:r>
-        <w:rPr>
-          <w:rFonts w:ascii="Times New Roman" w:hAnsi="Times New Roman" w:cs="Times New Roman"/>
-          <w:sz w:val="18"/>
-          <w:szCs w:val="18"/>
-          <w:lang w:val="en-GB"/>
-        </w:rPr>
-        <w:t xml:space="preserve"> է </w:t>
-      </w:r>
-      <w:proofErr w:type="spellStart"/>
-      <w:r>
-        <w:rPr>
-          <w:rFonts w:ascii="Times New Roman" w:hAnsi="Times New Roman" w:cs="Times New Roman"/>
-          <w:sz w:val="18"/>
-          <w:szCs w:val="18"/>
-          <w:lang w:val="en-GB"/>
-        </w:rPr>
-        <w:t>Վարկատուի</w:t>
-      </w:r>
-      <w:proofErr w:type="spellEnd"/>
-      <w:r>
-        <w:rPr>
-          <w:rFonts w:ascii="Times New Roman" w:hAnsi="Times New Roman" w:cs="Times New Roman"/>
-          <w:sz w:val="18"/>
-          <w:szCs w:val="18"/>
-          <w:lang w:val="en-GB"/>
-        </w:rPr>
-        <w:t xml:space="preserve"> </w:t>
-      </w:r>
-      <w:proofErr w:type="spellStart"/>
-      <w:r>
-        <w:rPr>
-          <w:rFonts w:ascii="Times New Roman" w:hAnsi="Times New Roman" w:cs="Times New Roman"/>
-          <w:sz w:val="18"/>
-          <w:szCs w:val="18"/>
-          <w:lang w:val="en-GB"/>
-        </w:rPr>
-        <w:t>ներքին</w:t>
-      </w:r>
-      <w:proofErr w:type="spellEnd"/>
-      <w:r>
-        <w:rPr>
-          <w:rFonts w:ascii="Times New Roman" w:hAnsi="Times New Roman" w:cs="Times New Roman"/>
-          <w:sz w:val="18"/>
-          <w:szCs w:val="18"/>
-          <w:lang w:val="en-GB"/>
-        </w:rPr>
-        <w:t xml:space="preserve"> </w:t>
-      </w:r>
-      <w:proofErr w:type="spellStart"/>
-      <w:r>
-        <w:rPr>
-          <w:rFonts w:ascii="Times New Roman" w:hAnsi="Times New Roman" w:cs="Times New Roman"/>
-          <w:sz w:val="18"/>
-          <w:szCs w:val="18"/>
-          <w:lang w:val="en-GB"/>
-        </w:rPr>
-        <w:t>բոլոր</w:t>
-      </w:r>
-      <w:proofErr w:type="spellEnd"/>
-      <w:r>
-        <w:rPr>
-          <w:rFonts w:ascii="Times New Roman" w:hAnsi="Times New Roman" w:cs="Times New Roman"/>
-          <w:sz w:val="18"/>
-          <w:szCs w:val="18"/>
-          <w:lang w:val="en-GB"/>
-        </w:rPr>
-        <w:t xml:space="preserve"> </w:t>
-      </w:r>
-      <w:proofErr w:type="spellStart"/>
-      <w:r>
-        <w:rPr>
-          <w:rFonts w:ascii="Times New Roman" w:hAnsi="Times New Roman" w:cs="Times New Roman"/>
-          <w:sz w:val="18"/>
-          <w:szCs w:val="18"/>
-          <w:lang w:val="en-GB"/>
-        </w:rPr>
-        <w:t>իրավական</w:t>
-      </w:r>
-      <w:proofErr w:type="spellEnd"/>
-      <w:r>
-        <w:rPr>
-          <w:rFonts w:ascii="Times New Roman" w:hAnsi="Times New Roman" w:cs="Times New Roman"/>
-          <w:sz w:val="18"/>
-          <w:szCs w:val="18"/>
-          <w:lang w:val="en-GB"/>
-        </w:rPr>
-        <w:t xml:space="preserve"> </w:t>
-      </w:r>
-      <w:proofErr w:type="spellStart"/>
-      <w:r>
-        <w:rPr>
-          <w:rFonts w:ascii="Times New Roman" w:hAnsi="Times New Roman" w:cs="Times New Roman"/>
-          <w:sz w:val="18"/>
-          <w:szCs w:val="18"/>
-          <w:lang w:val="en-GB"/>
-        </w:rPr>
-        <w:t>ակտերը</w:t>
-      </w:r>
-      <w:proofErr w:type="spellEnd"/>
-      <w:r>
-        <w:rPr>
-          <w:rFonts w:ascii="Times New Roman" w:hAnsi="Times New Roman" w:cs="Times New Roman"/>
-          <w:sz w:val="18"/>
-          <w:szCs w:val="18"/>
-          <w:lang w:val="en-GB"/>
-        </w:rPr>
-        <w:t xml:space="preserve">, </w:t>
-      </w:r>
-      <w:proofErr w:type="spellStart"/>
-      <w:r>
-        <w:rPr>
-          <w:rFonts w:ascii="Times New Roman" w:hAnsi="Times New Roman" w:cs="Times New Roman"/>
-          <w:sz w:val="18"/>
-          <w:szCs w:val="18"/>
-          <w:lang w:val="en-GB"/>
-        </w:rPr>
-        <w:t>որով</w:t>
-      </w:r>
-      <w:proofErr w:type="spellEnd"/>
-      <w:r>
-        <w:rPr>
-          <w:rFonts w:ascii="Times New Roman" w:hAnsi="Times New Roman" w:cs="Times New Roman"/>
-          <w:sz w:val="18"/>
-          <w:szCs w:val="18"/>
-          <w:lang w:val="en-GB"/>
-        </w:rPr>
-        <w:t xml:space="preserve"> </w:t>
-      </w:r>
-      <w:proofErr w:type="spellStart"/>
-      <w:r>
-        <w:rPr>
-          <w:rFonts w:ascii="Times New Roman" w:hAnsi="Times New Roman" w:cs="Times New Roman"/>
-          <w:sz w:val="18"/>
-          <w:szCs w:val="18"/>
-          <w:lang w:val="en-GB"/>
-        </w:rPr>
-        <w:t>կարգավորվում</w:t>
-      </w:r>
-      <w:proofErr w:type="spellEnd"/>
-      <w:r>
-        <w:rPr>
-          <w:rFonts w:ascii="Times New Roman" w:hAnsi="Times New Roman" w:cs="Times New Roman"/>
-          <w:sz w:val="18"/>
-          <w:szCs w:val="18"/>
-          <w:lang w:val="en-GB"/>
-        </w:rPr>
-        <w:t xml:space="preserve"> </w:t>
-      </w:r>
-      <w:proofErr w:type="spellStart"/>
-      <w:r>
-        <w:rPr>
-          <w:rFonts w:ascii="Times New Roman" w:hAnsi="Times New Roman" w:cs="Times New Roman"/>
-          <w:sz w:val="18"/>
-          <w:szCs w:val="18"/>
-          <w:lang w:val="en-GB"/>
-        </w:rPr>
-        <w:t>են</w:t>
-      </w:r>
-      <w:proofErr w:type="spellEnd"/>
-      <w:r>
-        <w:rPr>
-          <w:rFonts w:ascii="Times New Roman" w:hAnsi="Times New Roman" w:cs="Times New Roman"/>
-          <w:sz w:val="18"/>
-          <w:szCs w:val="18"/>
-          <w:lang w:val="en-GB"/>
-        </w:rPr>
-        <w:t xml:space="preserve"> </w:t>
-      </w:r>
-      <w:proofErr w:type="spellStart"/>
-      <w:r>
-        <w:rPr>
-          <w:rFonts w:ascii="Times New Roman" w:hAnsi="Times New Roman" w:cs="Times New Roman"/>
-          <w:sz w:val="18"/>
-          <w:szCs w:val="18"/>
-          <w:lang w:val="en-GB"/>
-        </w:rPr>
-        <w:t>վերջիններիս</w:t>
-      </w:r>
-      <w:proofErr w:type="spellEnd"/>
-      <w:r>
-        <w:rPr>
-          <w:rFonts w:ascii="Times New Roman" w:hAnsi="Times New Roman" w:cs="Times New Roman"/>
-          <w:sz w:val="18"/>
-          <w:szCs w:val="18"/>
-          <w:lang w:val="en-GB"/>
-        </w:rPr>
-        <w:t xml:space="preserve"> </w:t>
-      </w:r>
-      <w:proofErr w:type="spellStart"/>
-      <w:r>
-        <w:rPr>
-          <w:rFonts w:ascii="Times New Roman" w:hAnsi="Times New Roman" w:cs="Times New Roman"/>
-          <w:sz w:val="18"/>
-          <w:szCs w:val="18"/>
-          <w:lang w:val="en-GB"/>
-        </w:rPr>
-        <w:t>փոխադարձ</w:t>
-      </w:r>
-      <w:proofErr w:type="spellEnd"/>
-      <w:r>
-        <w:rPr>
-          <w:rFonts w:ascii="Times New Roman" w:hAnsi="Times New Roman" w:cs="Times New Roman"/>
-          <w:sz w:val="18"/>
-          <w:szCs w:val="18"/>
-          <w:lang w:val="en-GB"/>
-        </w:rPr>
-        <w:t xml:space="preserve"> </w:t>
-      </w:r>
-      <w:proofErr w:type="spellStart"/>
-      <w:r>
-        <w:rPr>
-          <w:rFonts w:ascii="Times New Roman" w:hAnsi="Times New Roman" w:cs="Times New Roman"/>
-          <w:sz w:val="18"/>
-          <w:szCs w:val="18"/>
-          <w:lang w:val="en-GB"/>
-        </w:rPr>
-        <w:t>իրավահարաբերությունները</w:t>
-      </w:r>
-      <w:proofErr w:type="spellEnd"/>
-      <w:r>
-        <w:rPr>
-          <w:rFonts w:ascii="Times New Roman" w:hAnsi="Times New Roman" w:cs="Times New Roman"/>
-          <w:sz w:val="18"/>
-          <w:szCs w:val="18"/>
-          <w:lang w:val="en-GB"/>
-        </w:rPr>
-        <w:t xml:space="preserve">։ </w:t>
+        <w:t xml:space="preserve">Վարկառուն հաստատում է, որ ստացել է Վարկատուի ներքին բոլոր իրավական ակտերը, որով կարգավորվում են վերջիններիս փոխադարձ իրավահարաբերությունները։ </w:t>
       </w:r>
     </w:p>
     <w:p>
@@ -14127,7 +8748,6 @@
           <w:lang w:val="hy-AM"/>
         </w:rPr>
       </w:pPr>
-      <w:proofErr w:type="spellStart"/>
       <w:r>
         <w:rPr>
           <w:rFonts w:ascii="Times New Roman" w:hAnsi="Times New Roman" w:cs="Times New Roman"/>
@@ -14135,129 +8755,8 @@
           <w:szCs w:val="18"/>
           <w:lang w:val="en-GB"/>
         </w:rPr>
-        <w:t>Վարկառուն</w:t>
-      </w:r>
-      <w:proofErr w:type="spellEnd"/>
-      <w:r>
-        <w:rPr>
-          <w:rFonts w:ascii="Times New Roman" w:hAnsi="Times New Roman" w:cs="Times New Roman"/>
-          <w:sz w:val="18"/>
-          <w:szCs w:val="18"/>
-          <w:lang w:val="en-GB"/>
-        </w:rPr>
-        <w:t xml:space="preserve"> </w:t>
-      </w:r>
-      <w:proofErr w:type="spellStart"/>
-      <w:r>
-        <w:rPr>
-          <w:rFonts w:ascii="Times New Roman" w:hAnsi="Times New Roman" w:cs="Times New Roman"/>
-          <w:sz w:val="18"/>
-          <w:szCs w:val="18"/>
-          <w:lang w:val="en-GB"/>
-        </w:rPr>
-        <w:t>ծանուցված</w:t>
-      </w:r>
-      <w:proofErr w:type="spellEnd"/>
-      <w:r>
-        <w:rPr>
-          <w:rFonts w:ascii="Times New Roman" w:hAnsi="Times New Roman" w:cs="Times New Roman"/>
-          <w:sz w:val="18"/>
-          <w:szCs w:val="18"/>
-          <w:lang w:val="en-GB"/>
-        </w:rPr>
-        <w:t xml:space="preserve"> է </w:t>
-      </w:r>
-      <w:proofErr w:type="spellStart"/>
-      <w:r>
-        <w:rPr>
-          <w:rFonts w:ascii="Times New Roman" w:hAnsi="Times New Roman" w:cs="Times New Roman"/>
-          <w:sz w:val="18"/>
-          <w:szCs w:val="18"/>
-          <w:lang w:val="en-GB"/>
-        </w:rPr>
-        <w:t>Վարկատուի</w:t>
-      </w:r>
-      <w:proofErr w:type="spellEnd"/>
-      <w:r>
-        <w:rPr>
-          <w:rFonts w:ascii="Times New Roman" w:hAnsi="Times New Roman" w:cs="Times New Roman"/>
-          <w:sz w:val="18"/>
-          <w:szCs w:val="18"/>
-          <w:lang w:val="en-GB"/>
-        </w:rPr>
-        <w:t xml:space="preserve"> </w:t>
-      </w:r>
-      <w:proofErr w:type="spellStart"/>
-      <w:r>
-        <w:rPr>
-          <w:rFonts w:ascii="Times New Roman" w:hAnsi="Times New Roman" w:cs="Times New Roman"/>
-          <w:sz w:val="18"/>
-          <w:szCs w:val="18"/>
-          <w:lang w:val="en-GB"/>
-        </w:rPr>
-        <w:t>գործողությունների</w:t>
-      </w:r>
-      <w:proofErr w:type="spellEnd"/>
-      <w:r>
-        <w:rPr>
-          <w:rFonts w:ascii="Times New Roman" w:hAnsi="Times New Roman" w:cs="Times New Roman"/>
-          <w:sz w:val="18"/>
-          <w:szCs w:val="18"/>
-          <w:lang w:val="en-GB"/>
-        </w:rPr>
-        <w:t xml:space="preserve"> </w:t>
-      </w:r>
-      <w:proofErr w:type="spellStart"/>
-      <w:r>
-        <w:rPr>
-          <w:rFonts w:ascii="Times New Roman" w:hAnsi="Times New Roman" w:cs="Times New Roman"/>
-          <w:sz w:val="18"/>
-          <w:szCs w:val="18"/>
-          <w:lang w:val="en-GB"/>
-        </w:rPr>
-        <w:t>բողոքարկման</w:t>
-      </w:r>
-      <w:proofErr w:type="spellEnd"/>
-      <w:r>
-        <w:rPr>
-          <w:rFonts w:ascii="Times New Roman" w:hAnsi="Times New Roman" w:cs="Times New Roman"/>
-          <w:sz w:val="18"/>
-          <w:szCs w:val="18"/>
-          <w:lang w:val="en-GB"/>
-        </w:rPr>
-        <w:t xml:space="preserve"> </w:t>
-      </w:r>
-      <w:proofErr w:type="spellStart"/>
-      <w:r>
-        <w:rPr>
-          <w:rFonts w:ascii="Times New Roman" w:hAnsi="Times New Roman" w:cs="Times New Roman"/>
-          <w:sz w:val="18"/>
-          <w:szCs w:val="18"/>
-          <w:lang w:val="en-GB"/>
-        </w:rPr>
-        <w:t>կարգի</w:t>
-      </w:r>
-      <w:proofErr w:type="spellEnd"/>
-      <w:r>
-        <w:rPr>
-          <w:rFonts w:ascii="Times New Roman" w:hAnsi="Times New Roman" w:cs="Times New Roman"/>
-          <w:sz w:val="18"/>
-          <w:szCs w:val="18"/>
-          <w:lang w:val="en-GB"/>
-        </w:rPr>
-        <w:t xml:space="preserve"> </w:t>
-      </w:r>
-      <w:proofErr w:type="spellStart"/>
-      <w:r>
-        <w:rPr>
-          <w:rFonts w:ascii="Times New Roman" w:hAnsi="Times New Roman" w:cs="Times New Roman"/>
-          <w:sz w:val="18"/>
-          <w:szCs w:val="18"/>
-          <w:lang w:val="en-GB"/>
-        </w:rPr>
-        <w:t>մասին</w:t>
-      </w:r>
-      <w:proofErr w:type="spellEnd"/>
+        <w:t>Վարկառուն ծանուցված է Վարկատուի գործողությունների բողոքարկման կարգի մասին</w:t>
+      </w:r>
       <w:r>
         <w:rPr>
           <w:rFonts w:ascii="Times New Roman" w:hAnsi="Times New Roman" w:cs="Times New Roman"/>
@@ -14283,7 +8782,6 @@
           <w:lang w:val="hy-AM"/>
         </w:rPr>
       </w:pPr>
-      <w:proofErr w:type="spellStart"/>
       <w:r>
         <w:rPr>
           <w:rFonts w:ascii="Times New Roman" w:hAnsi="Times New Roman" w:cs="Times New Roman"/>
@@ -14291,137 +8789,7 @@
           <w:szCs w:val="18"/>
           <w:lang w:val="en-GB"/>
         </w:rPr>
-        <w:t>Վարկատուի</w:t>
-      </w:r>
-      <w:proofErr w:type="spellEnd"/>
-      <w:r>
-        <w:rPr>
-          <w:rFonts w:ascii="Times New Roman" w:hAnsi="Times New Roman" w:cs="Times New Roman"/>
-          <w:sz w:val="18"/>
-          <w:szCs w:val="18"/>
-          <w:lang w:val="en-GB"/>
-        </w:rPr>
-        <w:t xml:space="preserve"> </w:t>
-      </w:r>
-      <w:proofErr w:type="spellStart"/>
-      <w:r>
-        <w:rPr>
-          <w:rFonts w:ascii="Times New Roman" w:hAnsi="Times New Roman" w:cs="Times New Roman"/>
-          <w:sz w:val="18"/>
-          <w:szCs w:val="18"/>
-          <w:lang w:val="en-GB"/>
-        </w:rPr>
-        <w:t>աշխատանքային</w:t>
-      </w:r>
-      <w:proofErr w:type="spellEnd"/>
-      <w:r>
-        <w:rPr>
-          <w:rFonts w:ascii="Times New Roman" w:hAnsi="Times New Roman" w:cs="Times New Roman"/>
-          <w:sz w:val="18"/>
-          <w:szCs w:val="18"/>
-          <w:lang w:val="en-GB"/>
-        </w:rPr>
-        <w:t xml:space="preserve"> </w:t>
-      </w:r>
-      <w:proofErr w:type="spellStart"/>
-      <w:r>
-        <w:rPr>
-          <w:rFonts w:ascii="Times New Roman" w:hAnsi="Times New Roman" w:cs="Times New Roman"/>
-          <w:sz w:val="18"/>
-          <w:szCs w:val="18"/>
-          <w:lang w:val="en-GB"/>
-        </w:rPr>
-        <w:t>ժամերն</w:t>
-      </w:r>
-      <w:proofErr w:type="spellEnd"/>
-      <w:r>
-        <w:rPr>
-          <w:rFonts w:ascii="Times New Roman" w:hAnsi="Times New Roman" w:cs="Times New Roman"/>
-          <w:sz w:val="18"/>
-          <w:szCs w:val="18"/>
-          <w:lang w:val="en-GB"/>
-        </w:rPr>
-        <w:t xml:space="preserve"> </w:t>
-      </w:r>
-      <w:proofErr w:type="spellStart"/>
-      <w:r>
-        <w:rPr>
-          <w:rFonts w:ascii="Times New Roman" w:hAnsi="Times New Roman" w:cs="Times New Roman"/>
-          <w:sz w:val="18"/>
-          <w:szCs w:val="18"/>
-          <w:lang w:val="en-GB"/>
-        </w:rPr>
-        <w:t>են</w:t>
-      </w:r>
-      <w:proofErr w:type="spellEnd"/>
-      <w:r>
-        <w:rPr>
-          <w:rFonts w:ascii="Times New Roman" w:hAnsi="Times New Roman" w:cs="Times New Roman"/>
-          <w:sz w:val="18"/>
-          <w:szCs w:val="18"/>
-          <w:lang w:val="en-GB"/>
-        </w:rPr>
-        <w:t xml:space="preserve"> </w:t>
-      </w:r>
-      <w:proofErr w:type="spellStart"/>
-      <w:r>
-        <w:rPr>
-          <w:rFonts w:ascii="Times New Roman" w:hAnsi="Times New Roman" w:cs="Times New Roman"/>
-          <w:sz w:val="18"/>
-          <w:szCs w:val="18"/>
-          <w:lang w:val="en-GB"/>
-        </w:rPr>
-        <w:t>յուրաքանչյուր</w:t>
-      </w:r>
-      <w:proofErr w:type="spellEnd"/>
-      <w:r>
-        <w:rPr>
-          <w:rFonts w:ascii="Times New Roman" w:hAnsi="Times New Roman" w:cs="Times New Roman"/>
-          <w:sz w:val="18"/>
-          <w:szCs w:val="18"/>
-          <w:lang w:val="en-GB"/>
-        </w:rPr>
-        <w:t xml:space="preserve"> </w:t>
-      </w:r>
-      <w:proofErr w:type="spellStart"/>
-      <w:r>
-        <w:rPr>
-          <w:rFonts w:ascii="Times New Roman" w:hAnsi="Times New Roman" w:cs="Times New Roman"/>
-          <w:sz w:val="18"/>
-          <w:szCs w:val="18"/>
-          <w:lang w:val="en-GB"/>
-        </w:rPr>
-        <w:t>երկուշաբթիից-շաբաթ</w:t>
-      </w:r>
-      <w:proofErr w:type="spellEnd"/>
-      <w:r>
-        <w:rPr>
-          <w:rFonts w:ascii="Times New Roman" w:hAnsi="Times New Roman" w:cs="Times New Roman"/>
-          <w:sz w:val="18"/>
-          <w:szCs w:val="18"/>
-          <w:lang w:val="en-GB"/>
-        </w:rPr>
-        <w:t xml:space="preserve"> 09:00-ից </w:t>
-      </w:r>
-      <w:proofErr w:type="spellStart"/>
-      <w:r>
-        <w:rPr>
-          <w:rFonts w:ascii="Times New Roman" w:hAnsi="Times New Roman" w:cs="Times New Roman"/>
-          <w:sz w:val="18"/>
-          <w:szCs w:val="18"/>
-          <w:lang w:val="en-GB"/>
-        </w:rPr>
-        <w:t>մինչև</w:t>
-      </w:r>
-      <w:proofErr w:type="spellEnd"/>
-      <w:r>
-        <w:rPr>
-          <w:rFonts w:ascii="Times New Roman" w:hAnsi="Times New Roman" w:cs="Times New Roman"/>
-          <w:sz w:val="18"/>
-          <w:szCs w:val="18"/>
-          <w:lang w:val="en-GB"/>
-        </w:rPr>
-        <w:t xml:space="preserve"> 18:00-ն։ </w:t>
+        <w:t xml:space="preserve">Վարկատուի աշխատանքային ժամերն են յուրաքանչյուր երկուշաբթիից-շաբաթ 09:00-ից մինչև 18:00-ն։ </w:t>
       </w:r>
     </w:p>
     <w:p>
@@ -14439,7 +8807,6 @@
           <w:lang w:val="hy-AM"/>
         </w:rPr>
       </w:pPr>
-      <w:proofErr w:type="spellStart"/>
       <w:r>
         <w:rPr>
           <w:rFonts w:ascii="Times New Roman" w:hAnsi="Times New Roman" w:cs="Times New Roman"/>
@@ -14447,297 +8814,7 @@
           <w:szCs w:val="18"/>
           <w:lang w:val="en-GB"/>
         </w:rPr>
-        <w:t>Պայմանագրում</w:t>
-      </w:r>
-      <w:proofErr w:type="spellEnd"/>
-      <w:r>
-        <w:rPr>
-          <w:rFonts w:ascii="Times New Roman" w:hAnsi="Times New Roman" w:cs="Times New Roman"/>
-          <w:sz w:val="18"/>
-          <w:szCs w:val="18"/>
-          <w:lang w:val="en-GB"/>
-        </w:rPr>
-        <w:t xml:space="preserve"> </w:t>
-      </w:r>
-      <w:proofErr w:type="spellStart"/>
-      <w:r>
-        <w:rPr>
-          <w:rFonts w:ascii="Times New Roman" w:hAnsi="Times New Roman" w:cs="Times New Roman"/>
-          <w:sz w:val="18"/>
-          <w:szCs w:val="18"/>
-          <w:lang w:val="en-GB"/>
-        </w:rPr>
-        <w:t>կիրառված</w:t>
-      </w:r>
-      <w:proofErr w:type="spellEnd"/>
-      <w:r>
-        <w:rPr>
-          <w:rFonts w:ascii="Times New Roman" w:hAnsi="Times New Roman" w:cs="Times New Roman"/>
-          <w:sz w:val="18"/>
-          <w:szCs w:val="18"/>
-          <w:lang w:val="en-GB"/>
-        </w:rPr>
-        <w:t xml:space="preserve"> «</w:t>
-      </w:r>
-      <w:proofErr w:type="spellStart"/>
-      <w:r>
-        <w:rPr>
-          <w:rFonts w:ascii="Times New Roman" w:hAnsi="Times New Roman" w:cs="Times New Roman"/>
-          <w:sz w:val="18"/>
-          <w:szCs w:val="18"/>
-          <w:lang w:val="en-GB"/>
-        </w:rPr>
-        <w:t>օր</w:t>
-      </w:r>
-      <w:proofErr w:type="spellEnd"/>
-      <w:r>
-        <w:rPr>
-          <w:rFonts w:ascii="Times New Roman" w:hAnsi="Times New Roman" w:cs="Times New Roman"/>
-          <w:sz w:val="18"/>
-          <w:szCs w:val="18"/>
-          <w:lang w:val="en-GB"/>
-        </w:rPr>
-        <w:t xml:space="preserve">» </w:t>
-      </w:r>
-      <w:proofErr w:type="spellStart"/>
-      <w:r>
-        <w:rPr>
-          <w:rFonts w:ascii="Times New Roman" w:hAnsi="Times New Roman" w:cs="Times New Roman"/>
-          <w:sz w:val="18"/>
-          <w:szCs w:val="18"/>
-          <w:lang w:val="en-GB"/>
-        </w:rPr>
-        <w:t>հասկացությունը</w:t>
-      </w:r>
-      <w:proofErr w:type="spellEnd"/>
-      <w:r>
-        <w:rPr>
-          <w:rFonts w:ascii="Times New Roman" w:hAnsi="Times New Roman" w:cs="Times New Roman"/>
-          <w:sz w:val="18"/>
-          <w:szCs w:val="18"/>
-          <w:lang w:val="en-GB"/>
-        </w:rPr>
-        <w:t xml:space="preserve"> </w:t>
-      </w:r>
-      <w:proofErr w:type="spellStart"/>
-      <w:r>
-        <w:rPr>
-          <w:rFonts w:ascii="Times New Roman" w:hAnsi="Times New Roman" w:cs="Times New Roman"/>
-          <w:sz w:val="18"/>
-          <w:szCs w:val="18"/>
-          <w:lang w:val="en-GB"/>
-        </w:rPr>
-        <w:t>բոլոր</w:t>
-      </w:r>
-      <w:proofErr w:type="spellEnd"/>
-      <w:r>
-        <w:rPr>
-          <w:rFonts w:ascii="Times New Roman" w:hAnsi="Times New Roman" w:cs="Times New Roman"/>
-          <w:sz w:val="18"/>
-          <w:szCs w:val="18"/>
-          <w:lang w:val="en-GB"/>
-        </w:rPr>
-        <w:t xml:space="preserve"> </w:t>
-      </w:r>
-      <w:proofErr w:type="spellStart"/>
-      <w:r>
-        <w:rPr>
-          <w:rFonts w:ascii="Times New Roman" w:hAnsi="Times New Roman" w:cs="Times New Roman"/>
-          <w:sz w:val="18"/>
-          <w:szCs w:val="18"/>
-          <w:lang w:val="en-GB"/>
-        </w:rPr>
-        <w:t>տեղերում</w:t>
-      </w:r>
-      <w:proofErr w:type="spellEnd"/>
-      <w:r>
-        <w:rPr>
-          <w:rFonts w:ascii="Times New Roman" w:hAnsi="Times New Roman" w:cs="Times New Roman"/>
-          <w:sz w:val="18"/>
-          <w:szCs w:val="18"/>
-          <w:lang w:val="en-GB"/>
-        </w:rPr>
-        <w:t xml:space="preserve"> </w:t>
-      </w:r>
-      <w:proofErr w:type="spellStart"/>
-      <w:r>
-        <w:rPr>
-          <w:rFonts w:ascii="Times New Roman" w:hAnsi="Times New Roman" w:cs="Times New Roman"/>
-          <w:sz w:val="18"/>
-          <w:szCs w:val="18"/>
-          <w:lang w:val="en-GB"/>
-        </w:rPr>
-        <w:t>վերաբերվում</w:t>
-      </w:r>
-      <w:proofErr w:type="spellEnd"/>
-      <w:r>
-        <w:rPr>
-          <w:rFonts w:ascii="Times New Roman" w:hAnsi="Times New Roman" w:cs="Times New Roman"/>
-          <w:sz w:val="18"/>
-          <w:szCs w:val="18"/>
-          <w:lang w:val="en-GB"/>
-        </w:rPr>
-        <w:t xml:space="preserve"> է </w:t>
-      </w:r>
-      <w:proofErr w:type="spellStart"/>
-      <w:r>
-        <w:rPr>
-          <w:rFonts w:ascii="Times New Roman" w:hAnsi="Times New Roman" w:cs="Times New Roman"/>
-          <w:sz w:val="18"/>
-          <w:szCs w:val="18"/>
-          <w:lang w:val="en-GB"/>
-        </w:rPr>
-        <w:t>օրացուցային</w:t>
-      </w:r>
-      <w:proofErr w:type="spellEnd"/>
-      <w:r>
-        <w:rPr>
-          <w:rFonts w:ascii="Times New Roman" w:hAnsi="Times New Roman" w:cs="Times New Roman"/>
-          <w:sz w:val="18"/>
-          <w:szCs w:val="18"/>
-          <w:lang w:val="en-GB"/>
-        </w:rPr>
-        <w:t xml:space="preserve"> </w:t>
-      </w:r>
-      <w:proofErr w:type="spellStart"/>
-      <w:r>
-        <w:rPr>
-          <w:rFonts w:ascii="Times New Roman" w:hAnsi="Times New Roman" w:cs="Times New Roman"/>
-          <w:sz w:val="18"/>
-          <w:szCs w:val="18"/>
-          <w:lang w:val="en-GB"/>
-        </w:rPr>
-        <w:t>օրերին</w:t>
-      </w:r>
-      <w:proofErr w:type="spellEnd"/>
-      <w:r>
-        <w:rPr>
-          <w:rFonts w:ascii="Times New Roman" w:hAnsi="Times New Roman" w:cs="Times New Roman"/>
-          <w:sz w:val="18"/>
-          <w:szCs w:val="18"/>
-          <w:lang w:val="en-GB"/>
-        </w:rPr>
-        <w:t xml:space="preserve">, </w:t>
-      </w:r>
-      <w:proofErr w:type="spellStart"/>
-      <w:r>
-        <w:rPr>
-          <w:rFonts w:ascii="Times New Roman" w:hAnsi="Times New Roman" w:cs="Times New Roman"/>
-          <w:sz w:val="18"/>
-          <w:szCs w:val="18"/>
-          <w:lang w:val="en-GB"/>
-        </w:rPr>
-        <w:t>եթե</w:t>
-      </w:r>
-      <w:proofErr w:type="spellEnd"/>
-      <w:r>
-        <w:rPr>
-          <w:rFonts w:ascii="Times New Roman" w:hAnsi="Times New Roman" w:cs="Times New Roman"/>
-          <w:sz w:val="18"/>
-          <w:szCs w:val="18"/>
-          <w:lang w:val="en-GB"/>
-        </w:rPr>
-        <w:t xml:space="preserve"> </w:t>
-      </w:r>
-      <w:proofErr w:type="spellStart"/>
-      <w:r>
-        <w:rPr>
-          <w:rFonts w:ascii="Times New Roman" w:hAnsi="Times New Roman" w:cs="Times New Roman"/>
-          <w:sz w:val="18"/>
-          <w:szCs w:val="18"/>
-          <w:lang w:val="en-GB"/>
-        </w:rPr>
-        <w:t>նշված</w:t>
-      </w:r>
-      <w:proofErr w:type="spellEnd"/>
-      <w:r>
-        <w:rPr>
-          <w:rFonts w:ascii="Times New Roman" w:hAnsi="Times New Roman" w:cs="Times New Roman"/>
-          <w:sz w:val="18"/>
-          <w:szCs w:val="18"/>
-          <w:lang w:val="en-GB"/>
-        </w:rPr>
-        <w:t xml:space="preserve"> </w:t>
-      </w:r>
-      <w:proofErr w:type="spellStart"/>
-      <w:r>
-        <w:rPr>
-          <w:rFonts w:ascii="Times New Roman" w:hAnsi="Times New Roman" w:cs="Times New Roman"/>
-          <w:sz w:val="18"/>
-          <w:szCs w:val="18"/>
-          <w:lang w:val="en-GB"/>
-        </w:rPr>
-        <w:t>չէ</w:t>
-      </w:r>
-      <w:proofErr w:type="spellEnd"/>
-      <w:r>
-        <w:rPr>
-          <w:rFonts w:ascii="Times New Roman" w:hAnsi="Times New Roman" w:cs="Times New Roman"/>
-          <w:sz w:val="18"/>
-          <w:szCs w:val="18"/>
-          <w:lang w:val="en-GB"/>
-        </w:rPr>
-        <w:t xml:space="preserve"> «</w:t>
-      </w:r>
-      <w:proofErr w:type="spellStart"/>
-      <w:r>
-        <w:rPr>
-          <w:rFonts w:ascii="Times New Roman" w:hAnsi="Times New Roman" w:cs="Times New Roman"/>
-          <w:sz w:val="18"/>
-          <w:szCs w:val="18"/>
-          <w:lang w:val="en-GB"/>
-        </w:rPr>
-        <w:t>աշխատանքային</w:t>
-      </w:r>
-      <w:proofErr w:type="spellEnd"/>
-      <w:r>
-        <w:rPr>
-          <w:rFonts w:ascii="Times New Roman" w:hAnsi="Times New Roman" w:cs="Times New Roman"/>
-          <w:sz w:val="18"/>
-          <w:szCs w:val="18"/>
-          <w:lang w:val="en-GB"/>
-        </w:rPr>
-        <w:t xml:space="preserve"> </w:t>
-      </w:r>
-      <w:proofErr w:type="spellStart"/>
-      <w:r>
-        <w:rPr>
-          <w:rFonts w:ascii="Times New Roman" w:hAnsi="Times New Roman" w:cs="Times New Roman"/>
-          <w:sz w:val="18"/>
-          <w:szCs w:val="18"/>
-          <w:lang w:val="en-GB"/>
-        </w:rPr>
-        <w:t>օր</w:t>
-      </w:r>
-      <w:proofErr w:type="spellEnd"/>
-      <w:r>
-        <w:rPr>
-          <w:rFonts w:ascii="Times New Roman" w:hAnsi="Times New Roman" w:cs="Times New Roman"/>
-          <w:sz w:val="18"/>
-          <w:szCs w:val="18"/>
-          <w:lang w:val="en-GB"/>
-        </w:rPr>
-        <w:t xml:space="preserve">» </w:t>
-      </w:r>
-      <w:proofErr w:type="spellStart"/>
-      <w:r>
-        <w:rPr>
-          <w:rFonts w:ascii="Times New Roman" w:hAnsi="Times New Roman" w:cs="Times New Roman"/>
-          <w:sz w:val="18"/>
-          <w:szCs w:val="18"/>
-          <w:lang w:val="en-GB"/>
-        </w:rPr>
-        <w:t>եզրույթը</w:t>
-      </w:r>
-      <w:proofErr w:type="spellEnd"/>
-      <w:r>
-        <w:rPr>
-          <w:rFonts w:ascii="Times New Roman" w:hAnsi="Times New Roman" w:cs="Times New Roman"/>
-          <w:sz w:val="18"/>
-          <w:szCs w:val="18"/>
-          <w:lang w:val="en-GB"/>
-        </w:rPr>
-        <w:t xml:space="preserve">։ </w:t>
+        <w:t xml:space="preserve">Պայմանագրում կիրառված «օր» հասկացությունը բոլոր տեղերում վերաբերվում է օրացուցային օրերին, եթե նշված չէ «աշխատանքային օր» եզրույթը։ </w:t>
       </w:r>
     </w:p>
     <w:p>
@@ -14755,7 +8832,6 @@
           <w:lang w:val="hy-AM"/>
         </w:rPr>
       </w:pPr>
-      <w:proofErr w:type="spellStart"/>
       <w:r>
         <w:rPr>
           <w:rFonts w:ascii="Times New Roman" w:hAnsi="Times New Roman" w:cs="Times New Roman"/>
@@ -14763,457 +8839,7 @@
           <w:szCs w:val="18"/>
           <w:lang w:val="en-GB"/>
         </w:rPr>
-        <w:t>Պայմանագրով</w:t>
-      </w:r>
-      <w:proofErr w:type="spellEnd"/>
-      <w:r>
-        <w:rPr>
-          <w:rFonts w:ascii="Times New Roman" w:hAnsi="Times New Roman" w:cs="Times New Roman"/>
-          <w:sz w:val="18"/>
-          <w:szCs w:val="18"/>
-          <w:lang w:val="en-GB"/>
-        </w:rPr>
-        <w:t xml:space="preserve"> </w:t>
-      </w:r>
-      <w:proofErr w:type="spellStart"/>
-      <w:r>
-        <w:rPr>
-          <w:rFonts w:ascii="Times New Roman" w:hAnsi="Times New Roman" w:cs="Times New Roman"/>
-          <w:sz w:val="18"/>
-          <w:szCs w:val="18"/>
-          <w:lang w:val="en-GB"/>
-        </w:rPr>
-        <w:t>ստանձնած</w:t>
-      </w:r>
-      <w:proofErr w:type="spellEnd"/>
-      <w:r>
-        <w:rPr>
-          <w:rFonts w:ascii="Times New Roman" w:hAnsi="Times New Roman" w:cs="Times New Roman"/>
-          <w:sz w:val="18"/>
-          <w:szCs w:val="18"/>
-          <w:lang w:val="en-GB"/>
-        </w:rPr>
-        <w:t xml:space="preserve"> </w:t>
-      </w:r>
-      <w:proofErr w:type="spellStart"/>
-      <w:r>
-        <w:rPr>
-          <w:rFonts w:ascii="Times New Roman" w:hAnsi="Times New Roman" w:cs="Times New Roman"/>
-          <w:sz w:val="18"/>
-          <w:szCs w:val="18"/>
-          <w:lang w:val="en-GB"/>
-        </w:rPr>
-        <w:t>պարտավորությունների</w:t>
-      </w:r>
-      <w:proofErr w:type="spellEnd"/>
-      <w:r>
-        <w:rPr>
-          <w:rFonts w:ascii="Times New Roman" w:hAnsi="Times New Roman" w:cs="Times New Roman"/>
-          <w:sz w:val="18"/>
-          <w:szCs w:val="18"/>
-          <w:lang w:val="en-GB"/>
-        </w:rPr>
-        <w:t xml:space="preserve"> </w:t>
-      </w:r>
-      <w:proofErr w:type="spellStart"/>
-      <w:r>
-        <w:rPr>
-          <w:rFonts w:ascii="Times New Roman" w:hAnsi="Times New Roman" w:cs="Times New Roman"/>
-          <w:sz w:val="18"/>
-          <w:szCs w:val="18"/>
-          <w:lang w:val="en-GB"/>
-        </w:rPr>
-        <w:t>կատարումը</w:t>
-      </w:r>
-      <w:proofErr w:type="spellEnd"/>
-      <w:r>
-        <w:rPr>
-          <w:rFonts w:ascii="Times New Roman" w:hAnsi="Times New Roman" w:cs="Times New Roman"/>
-          <w:sz w:val="18"/>
-          <w:szCs w:val="18"/>
-          <w:lang w:val="en-GB"/>
-        </w:rPr>
-        <w:t xml:space="preserve"> </w:t>
-      </w:r>
-      <w:proofErr w:type="spellStart"/>
-      <w:r>
-        <w:rPr>
-          <w:rFonts w:ascii="Times New Roman" w:hAnsi="Times New Roman" w:cs="Times New Roman"/>
-          <w:sz w:val="18"/>
-          <w:szCs w:val="18"/>
-          <w:lang w:val="en-GB"/>
-        </w:rPr>
-        <w:t>պարտադիր</w:t>
-      </w:r>
-      <w:proofErr w:type="spellEnd"/>
-      <w:r>
-        <w:rPr>
-          <w:rFonts w:ascii="Times New Roman" w:hAnsi="Times New Roman" w:cs="Times New Roman"/>
-          <w:sz w:val="18"/>
-          <w:szCs w:val="18"/>
-          <w:lang w:val="en-GB"/>
-        </w:rPr>
-        <w:t xml:space="preserve"> է </w:t>
-      </w:r>
-      <w:proofErr w:type="spellStart"/>
-      <w:r>
-        <w:rPr>
-          <w:rFonts w:ascii="Times New Roman" w:hAnsi="Times New Roman" w:cs="Times New Roman"/>
-          <w:sz w:val="18"/>
-          <w:szCs w:val="18"/>
-          <w:lang w:val="en-GB"/>
-        </w:rPr>
-        <w:t>Կողմերի</w:t>
-      </w:r>
-      <w:proofErr w:type="spellEnd"/>
-      <w:r>
-        <w:rPr>
-          <w:rFonts w:ascii="Times New Roman" w:hAnsi="Times New Roman" w:cs="Times New Roman"/>
-          <w:sz w:val="18"/>
-          <w:szCs w:val="18"/>
-          <w:lang w:val="en-GB"/>
-        </w:rPr>
-        <w:t xml:space="preserve"> </w:t>
-      </w:r>
-      <w:proofErr w:type="spellStart"/>
-      <w:r>
-        <w:rPr>
-          <w:rFonts w:ascii="Times New Roman" w:hAnsi="Times New Roman" w:cs="Times New Roman"/>
-          <w:sz w:val="18"/>
-          <w:szCs w:val="18"/>
-          <w:lang w:val="en-GB"/>
-        </w:rPr>
-        <w:t>իրավահաջորդների</w:t>
-      </w:r>
-      <w:proofErr w:type="spellEnd"/>
-      <w:r>
-        <w:rPr>
-          <w:rFonts w:ascii="Times New Roman" w:hAnsi="Times New Roman" w:cs="Times New Roman"/>
-          <w:sz w:val="18"/>
-          <w:szCs w:val="18"/>
-          <w:lang w:val="en-GB"/>
-        </w:rPr>
-        <w:t xml:space="preserve"> </w:t>
-      </w:r>
-      <w:proofErr w:type="spellStart"/>
-      <w:r>
-        <w:rPr>
-          <w:rFonts w:ascii="Times New Roman" w:hAnsi="Times New Roman" w:cs="Times New Roman"/>
-          <w:sz w:val="18"/>
-          <w:szCs w:val="18"/>
-          <w:lang w:val="en-GB"/>
-        </w:rPr>
-        <w:t>համար</w:t>
-      </w:r>
-      <w:proofErr w:type="spellEnd"/>
-      <w:r>
-        <w:rPr>
-          <w:rFonts w:ascii="Times New Roman" w:hAnsi="Times New Roman" w:cs="Times New Roman"/>
-          <w:sz w:val="18"/>
-          <w:szCs w:val="18"/>
-          <w:lang w:val="en-GB"/>
-        </w:rPr>
-        <w:t xml:space="preserve">։ </w:t>
-      </w:r>
-      <w:proofErr w:type="spellStart"/>
-      <w:r>
-        <w:rPr>
-          <w:rFonts w:ascii="Times New Roman" w:hAnsi="Times New Roman" w:cs="Times New Roman"/>
-          <w:sz w:val="18"/>
-          <w:szCs w:val="18"/>
-          <w:lang w:val="en-GB"/>
-        </w:rPr>
-        <w:t>Սույն</w:t>
-      </w:r>
-      <w:proofErr w:type="spellEnd"/>
-      <w:r>
-        <w:rPr>
-          <w:rFonts w:ascii="Times New Roman" w:hAnsi="Times New Roman" w:cs="Times New Roman"/>
-          <w:sz w:val="18"/>
-          <w:szCs w:val="18"/>
-          <w:lang w:val="en-GB"/>
-        </w:rPr>
-        <w:t xml:space="preserve"> </w:t>
-      </w:r>
-      <w:proofErr w:type="spellStart"/>
-      <w:r>
-        <w:rPr>
-          <w:rFonts w:ascii="Times New Roman" w:hAnsi="Times New Roman" w:cs="Times New Roman"/>
-          <w:sz w:val="18"/>
-          <w:szCs w:val="18"/>
-          <w:lang w:val="en-GB"/>
-        </w:rPr>
-        <w:t>պայմանագիրը</w:t>
-      </w:r>
-      <w:proofErr w:type="spellEnd"/>
-      <w:r>
-        <w:rPr>
-          <w:rFonts w:ascii="Times New Roman" w:hAnsi="Times New Roman" w:cs="Times New Roman"/>
-          <w:sz w:val="18"/>
-          <w:szCs w:val="18"/>
-          <w:lang w:val="en-GB"/>
-        </w:rPr>
-        <w:t xml:space="preserve"> </w:t>
-      </w:r>
-      <w:proofErr w:type="spellStart"/>
-      <w:r>
-        <w:rPr>
-          <w:rFonts w:ascii="Times New Roman" w:hAnsi="Times New Roman" w:cs="Times New Roman"/>
-          <w:sz w:val="18"/>
-          <w:szCs w:val="18"/>
-          <w:lang w:val="en-GB"/>
-        </w:rPr>
-        <w:t>կնքված</w:t>
-      </w:r>
-      <w:proofErr w:type="spellEnd"/>
-      <w:r>
-        <w:rPr>
-          <w:rFonts w:ascii="Times New Roman" w:hAnsi="Times New Roman" w:cs="Times New Roman"/>
-          <w:sz w:val="18"/>
-          <w:szCs w:val="18"/>
-          <w:lang w:val="en-GB"/>
-        </w:rPr>
-        <w:t xml:space="preserve"> է </w:t>
-      </w:r>
-      <w:proofErr w:type="spellStart"/>
-      <w:r>
-        <w:rPr>
-          <w:rFonts w:ascii="Times New Roman" w:hAnsi="Times New Roman" w:cs="Times New Roman"/>
-          <w:sz w:val="18"/>
-          <w:szCs w:val="18"/>
-          <w:lang w:val="en-GB"/>
-        </w:rPr>
-        <w:t>մեկ</w:t>
-      </w:r>
-      <w:proofErr w:type="spellEnd"/>
-      <w:r>
-        <w:rPr>
-          <w:rFonts w:ascii="Times New Roman" w:hAnsi="Times New Roman" w:cs="Times New Roman"/>
-          <w:sz w:val="18"/>
-          <w:szCs w:val="18"/>
-          <w:lang w:val="en-GB"/>
-        </w:rPr>
-        <w:t xml:space="preserve"> </w:t>
-      </w:r>
-      <w:proofErr w:type="spellStart"/>
-      <w:r>
-        <w:rPr>
-          <w:rFonts w:ascii="Times New Roman" w:hAnsi="Times New Roman" w:cs="Times New Roman"/>
-          <w:sz w:val="18"/>
-          <w:szCs w:val="18"/>
-          <w:lang w:val="en-GB"/>
-        </w:rPr>
-        <w:t>փաստաթուղթ</w:t>
-      </w:r>
-      <w:proofErr w:type="spellEnd"/>
-      <w:r>
-        <w:rPr>
-          <w:rFonts w:ascii="Times New Roman" w:hAnsi="Times New Roman" w:cs="Times New Roman"/>
-          <w:sz w:val="18"/>
-          <w:szCs w:val="18"/>
-          <w:lang w:val="en-GB"/>
-        </w:rPr>
-        <w:t xml:space="preserve"> </w:t>
-      </w:r>
-      <w:proofErr w:type="spellStart"/>
-      <w:r>
-        <w:rPr>
-          <w:rFonts w:ascii="Times New Roman" w:hAnsi="Times New Roman" w:cs="Times New Roman"/>
-          <w:sz w:val="18"/>
-          <w:szCs w:val="18"/>
-          <w:lang w:val="en-GB"/>
-        </w:rPr>
-        <w:t>կազմելու</w:t>
-      </w:r>
-      <w:proofErr w:type="spellEnd"/>
-      <w:r>
-        <w:rPr>
-          <w:rFonts w:ascii="Times New Roman" w:hAnsi="Times New Roman" w:cs="Times New Roman"/>
-          <w:sz w:val="18"/>
-          <w:szCs w:val="18"/>
-          <w:lang w:val="en-GB"/>
-        </w:rPr>
-        <w:t xml:space="preserve"> </w:t>
-      </w:r>
-      <w:proofErr w:type="spellStart"/>
-      <w:r>
-        <w:rPr>
-          <w:rFonts w:ascii="Times New Roman" w:hAnsi="Times New Roman" w:cs="Times New Roman"/>
-          <w:sz w:val="18"/>
-          <w:szCs w:val="18"/>
-          <w:lang w:val="en-GB"/>
-        </w:rPr>
-        <w:t>միջոցով</w:t>
-      </w:r>
-      <w:proofErr w:type="spellEnd"/>
-      <w:r>
-        <w:rPr>
-          <w:rFonts w:ascii="Times New Roman" w:hAnsi="Times New Roman" w:cs="Times New Roman"/>
-          <w:sz w:val="18"/>
-          <w:szCs w:val="18"/>
-          <w:lang w:val="en-GB"/>
-        </w:rPr>
-        <w:t xml:space="preserve">, </w:t>
-      </w:r>
-      <w:proofErr w:type="spellStart"/>
-      <w:r>
-        <w:rPr>
-          <w:rFonts w:ascii="Times New Roman" w:hAnsi="Times New Roman" w:cs="Times New Roman"/>
-          <w:sz w:val="18"/>
-          <w:szCs w:val="18"/>
-          <w:lang w:val="en-GB"/>
-        </w:rPr>
-        <w:t>հայերեն</w:t>
-      </w:r>
-      <w:proofErr w:type="spellEnd"/>
-      <w:r>
-        <w:rPr>
-          <w:rFonts w:ascii="Times New Roman" w:hAnsi="Times New Roman" w:cs="Times New Roman"/>
-          <w:sz w:val="18"/>
-          <w:szCs w:val="18"/>
-          <w:lang w:val="en-GB"/>
-        </w:rPr>
-        <w:t xml:space="preserve">, </w:t>
-      </w:r>
-      <w:proofErr w:type="spellStart"/>
-      <w:r>
-        <w:rPr>
-          <w:rFonts w:ascii="Times New Roman" w:hAnsi="Times New Roman" w:cs="Times New Roman"/>
-          <w:sz w:val="18"/>
-          <w:szCs w:val="18"/>
-          <w:lang w:val="en-GB"/>
-        </w:rPr>
-        <w:t>երկու</w:t>
-      </w:r>
-      <w:proofErr w:type="spellEnd"/>
-      <w:r>
-        <w:rPr>
-          <w:rFonts w:ascii="Times New Roman" w:hAnsi="Times New Roman" w:cs="Times New Roman"/>
-          <w:sz w:val="18"/>
-          <w:szCs w:val="18"/>
-          <w:lang w:val="en-GB"/>
-        </w:rPr>
-        <w:t xml:space="preserve"> </w:t>
-      </w:r>
-      <w:proofErr w:type="spellStart"/>
-      <w:r>
-        <w:rPr>
-          <w:rFonts w:ascii="Times New Roman" w:hAnsi="Times New Roman" w:cs="Times New Roman"/>
-          <w:sz w:val="18"/>
-          <w:szCs w:val="18"/>
-          <w:lang w:val="en-GB"/>
-        </w:rPr>
-        <w:t>հավասարազոր</w:t>
-      </w:r>
-      <w:proofErr w:type="spellEnd"/>
-      <w:r>
-        <w:rPr>
-          <w:rFonts w:ascii="Times New Roman" w:hAnsi="Times New Roman" w:cs="Times New Roman"/>
-          <w:sz w:val="18"/>
-          <w:szCs w:val="18"/>
-          <w:lang w:val="en-GB"/>
-        </w:rPr>
-        <w:t xml:space="preserve"> </w:t>
-      </w:r>
-      <w:proofErr w:type="spellStart"/>
-      <w:r>
-        <w:rPr>
-          <w:rFonts w:ascii="Times New Roman" w:hAnsi="Times New Roman" w:cs="Times New Roman"/>
-          <w:sz w:val="18"/>
-          <w:szCs w:val="18"/>
-          <w:lang w:val="en-GB"/>
-        </w:rPr>
-        <w:t>օրինակից</w:t>
-      </w:r>
-      <w:proofErr w:type="spellEnd"/>
-      <w:r>
-        <w:rPr>
-          <w:rFonts w:ascii="Times New Roman" w:hAnsi="Times New Roman" w:cs="Times New Roman"/>
-          <w:sz w:val="18"/>
-          <w:szCs w:val="18"/>
-          <w:lang w:val="en-GB"/>
-        </w:rPr>
-        <w:t xml:space="preserve">, </w:t>
-      </w:r>
-      <w:proofErr w:type="spellStart"/>
-      <w:r>
-        <w:rPr>
-          <w:rFonts w:ascii="Times New Roman" w:hAnsi="Times New Roman" w:cs="Times New Roman"/>
-          <w:sz w:val="18"/>
-          <w:szCs w:val="18"/>
-          <w:lang w:val="en-GB"/>
-        </w:rPr>
-        <w:t>կողմերից</w:t>
-      </w:r>
-      <w:proofErr w:type="spellEnd"/>
-      <w:r>
-        <w:rPr>
-          <w:rFonts w:ascii="Times New Roman" w:hAnsi="Times New Roman" w:cs="Times New Roman"/>
-          <w:sz w:val="18"/>
-          <w:szCs w:val="18"/>
-          <w:lang w:val="en-GB"/>
-        </w:rPr>
-        <w:t xml:space="preserve"> </w:t>
-      </w:r>
-      <w:proofErr w:type="spellStart"/>
-      <w:r>
-        <w:rPr>
-          <w:rFonts w:ascii="Times New Roman" w:hAnsi="Times New Roman" w:cs="Times New Roman"/>
-          <w:sz w:val="18"/>
-          <w:szCs w:val="18"/>
-          <w:lang w:val="en-GB"/>
-        </w:rPr>
-        <w:t>յուրաքանչյուրին</w:t>
-      </w:r>
-      <w:proofErr w:type="spellEnd"/>
-      <w:r>
-        <w:rPr>
-          <w:rFonts w:ascii="Times New Roman" w:hAnsi="Times New Roman" w:cs="Times New Roman"/>
-          <w:sz w:val="18"/>
-          <w:szCs w:val="18"/>
-          <w:lang w:val="en-GB"/>
-        </w:rPr>
-        <w:t xml:space="preserve">՝ </w:t>
-      </w:r>
-      <w:proofErr w:type="spellStart"/>
-      <w:r>
-        <w:rPr>
-          <w:rFonts w:ascii="Times New Roman" w:hAnsi="Times New Roman" w:cs="Times New Roman"/>
-          <w:sz w:val="18"/>
-          <w:szCs w:val="18"/>
-          <w:lang w:val="en-GB"/>
-        </w:rPr>
-        <w:t>մեկական</w:t>
-      </w:r>
-      <w:proofErr w:type="spellEnd"/>
-      <w:r>
-        <w:rPr>
-          <w:rFonts w:ascii="Times New Roman" w:hAnsi="Times New Roman" w:cs="Times New Roman"/>
-          <w:sz w:val="18"/>
-          <w:szCs w:val="18"/>
-          <w:lang w:val="en-GB"/>
-        </w:rPr>
-        <w:t xml:space="preserve"> </w:t>
-      </w:r>
-      <w:proofErr w:type="spellStart"/>
-      <w:r>
-        <w:rPr>
-          <w:rFonts w:ascii="Times New Roman" w:hAnsi="Times New Roman" w:cs="Times New Roman"/>
-          <w:sz w:val="18"/>
-          <w:szCs w:val="18"/>
-          <w:lang w:val="en-GB"/>
-        </w:rPr>
-        <w:t>օրինակ</w:t>
-      </w:r>
-      <w:proofErr w:type="spellEnd"/>
-      <w:r>
-        <w:rPr>
-          <w:rFonts w:ascii="Times New Roman" w:hAnsi="Times New Roman" w:cs="Times New Roman"/>
-          <w:sz w:val="18"/>
-          <w:szCs w:val="18"/>
-          <w:lang w:val="en-GB"/>
-        </w:rPr>
-        <w:t>։</w:t>
+        <w:t>Պայմանագրով ստանձնած պարտավորությունների կատարումը պարտադիր է Կողմերի իրավահաջորդների համար։ Սույն պայմանագիրը կնքված է մեկ փաստաթուղթ կազմելու միջոցով, հայերեն, երկու հավասարազոր օրինակից, կողմերից յուրաքանչյուրին՝ մեկական օրինակ։</w:t>
       </w:r>
     </w:p>
     <w:p>
@@ -15238,307 +8864,7 @@
           <w:szCs w:val="18"/>
           <w:lang w:val="en-GB"/>
         </w:rPr>
-        <w:t xml:space="preserve">  </w:t>
-      </w:r>
-      <w:proofErr w:type="spellStart"/>
-      <w:r>
-        <w:rPr>
-          <w:rFonts w:ascii="Times New Roman" w:hAnsi="Times New Roman" w:cs="Times New Roman"/>
-          <w:sz w:val="18"/>
-          <w:szCs w:val="18"/>
-          <w:lang w:val="en-GB"/>
-        </w:rPr>
-        <w:t>Սույնով</w:t>
-      </w:r>
-      <w:proofErr w:type="spellEnd"/>
-      <w:r>
-        <w:rPr>
-          <w:rFonts w:ascii="Times New Roman" w:hAnsi="Times New Roman" w:cs="Times New Roman"/>
-          <w:sz w:val="18"/>
-          <w:szCs w:val="18"/>
-          <w:lang w:val="en-GB"/>
-        </w:rPr>
-        <w:t xml:space="preserve"> </w:t>
-      </w:r>
-      <w:proofErr w:type="spellStart"/>
-      <w:r>
-        <w:rPr>
-          <w:rFonts w:ascii="Times New Roman" w:hAnsi="Times New Roman" w:cs="Times New Roman"/>
-          <w:sz w:val="18"/>
-          <w:szCs w:val="18"/>
-          <w:lang w:val="en-GB"/>
-        </w:rPr>
-        <w:t>Վարկառուն</w:t>
-      </w:r>
-      <w:proofErr w:type="spellEnd"/>
-      <w:r>
-        <w:rPr>
-          <w:rFonts w:ascii="Times New Roman" w:hAnsi="Times New Roman" w:cs="Times New Roman"/>
-          <w:sz w:val="18"/>
-          <w:szCs w:val="18"/>
-          <w:lang w:val="en-GB"/>
-        </w:rPr>
-        <w:t xml:space="preserve"> </w:t>
-      </w:r>
-      <w:proofErr w:type="spellStart"/>
-      <w:r>
-        <w:rPr>
-          <w:rFonts w:ascii="Times New Roman" w:hAnsi="Times New Roman" w:cs="Times New Roman"/>
-          <w:sz w:val="18"/>
-          <w:szCs w:val="18"/>
-          <w:lang w:val="en-GB"/>
-        </w:rPr>
-        <w:t>հաստատում</w:t>
-      </w:r>
-      <w:proofErr w:type="spellEnd"/>
-      <w:r>
-        <w:rPr>
-          <w:rFonts w:ascii="Times New Roman" w:hAnsi="Times New Roman" w:cs="Times New Roman"/>
-          <w:sz w:val="18"/>
-          <w:szCs w:val="18"/>
-          <w:lang w:val="en-GB"/>
-        </w:rPr>
-        <w:t xml:space="preserve"> է, </w:t>
-      </w:r>
-      <w:proofErr w:type="spellStart"/>
-      <w:r>
-        <w:rPr>
-          <w:rFonts w:ascii="Times New Roman" w:hAnsi="Times New Roman" w:cs="Times New Roman"/>
-          <w:sz w:val="18"/>
-          <w:szCs w:val="18"/>
-          <w:lang w:val="en-GB"/>
-        </w:rPr>
-        <w:t>որ</w:t>
-      </w:r>
-      <w:proofErr w:type="spellEnd"/>
-      <w:r>
-        <w:rPr>
-          <w:rFonts w:ascii="Times New Roman" w:hAnsi="Times New Roman" w:cs="Times New Roman"/>
-          <w:sz w:val="18"/>
-          <w:szCs w:val="18"/>
-          <w:lang w:val="en-GB"/>
-        </w:rPr>
-        <w:t xml:space="preserve"> </w:t>
-      </w:r>
-      <w:proofErr w:type="spellStart"/>
-      <w:r>
-        <w:rPr>
-          <w:rFonts w:ascii="Times New Roman" w:hAnsi="Times New Roman" w:cs="Times New Roman"/>
-          <w:sz w:val="18"/>
-          <w:szCs w:val="18"/>
-          <w:lang w:val="en-GB"/>
-        </w:rPr>
-        <w:t>նախքան</w:t>
-      </w:r>
-      <w:proofErr w:type="spellEnd"/>
-      <w:r>
-        <w:rPr>
-          <w:rFonts w:ascii="Times New Roman" w:hAnsi="Times New Roman" w:cs="Times New Roman"/>
-          <w:sz w:val="18"/>
-          <w:szCs w:val="18"/>
-          <w:lang w:val="en-GB"/>
-        </w:rPr>
-        <w:t xml:space="preserve"> </w:t>
-      </w:r>
-      <w:proofErr w:type="spellStart"/>
-      <w:r>
-        <w:rPr>
-          <w:rFonts w:ascii="Times New Roman" w:hAnsi="Times New Roman" w:cs="Times New Roman"/>
-          <w:sz w:val="18"/>
-          <w:szCs w:val="18"/>
-          <w:lang w:val="en-GB"/>
-        </w:rPr>
-        <w:t>պայմանագրի</w:t>
-      </w:r>
-      <w:proofErr w:type="spellEnd"/>
-      <w:r>
-        <w:rPr>
-          <w:rFonts w:ascii="Times New Roman" w:hAnsi="Times New Roman" w:cs="Times New Roman"/>
-          <w:sz w:val="18"/>
-          <w:szCs w:val="18"/>
-          <w:lang w:val="en-GB"/>
-        </w:rPr>
-        <w:t xml:space="preserve"> </w:t>
-      </w:r>
-      <w:proofErr w:type="spellStart"/>
-      <w:r>
-        <w:rPr>
-          <w:rFonts w:ascii="Times New Roman" w:hAnsi="Times New Roman" w:cs="Times New Roman"/>
-          <w:sz w:val="18"/>
-          <w:szCs w:val="18"/>
-          <w:lang w:val="en-GB"/>
-        </w:rPr>
-        <w:t>ստորագրումը</w:t>
-      </w:r>
-      <w:proofErr w:type="spellEnd"/>
-      <w:r>
-        <w:rPr>
-          <w:rFonts w:ascii="Times New Roman" w:hAnsi="Times New Roman" w:cs="Times New Roman"/>
-          <w:sz w:val="18"/>
-          <w:szCs w:val="18"/>
-          <w:lang w:val="en-GB"/>
-        </w:rPr>
-        <w:t xml:space="preserve"> </w:t>
-      </w:r>
-      <w:proofErr w:type="spellStart"/>
-      <w:r>
-        <w:rPr>
-          <w:rFonts w:ascii="Times New Roman" w:hAnsi="Times New Roman" w:cs="Times New Roman"/>
-          <w:sz w:val="18"/>
-          <w:szCs w:val="18"/>
-          <w:lang w:val="en-GB"/>
-        </w:rPr>
-        <w:t>Վարկատուն</w:t>
-      </w:r>
-      <w:proofErr w:type="spellEnd"/>
-      <w:r>
-        <w:rPr>
-          <w:rFonts w:ascii="Times New Roman" w:hAnsi="Times New Roman" w:cs="Times New Roman"/>
-          <w:sz w:val="18"/>
-          <w:szCs w:val="18"/>
-          <w:lang w:val="en-GB"/>
-        </w:rPr>
-        <w:t xml:space="preserve"> </w:t>
-      </w:r>
-      <w:proofErr w:type="spellStart"/>
-      <w:r>
-        <w:rPr>
-          <w:rFonts w:ascii="Times New Roman" w:hAnsi="Times New Roman" w:cs="Times New Roman"/>
-          <w:sz w:val="18"/>
-          <w:szCs w:val="18"/>
-          <w:lang w:val="en-GB"/>
-        </w:rPr>
-        <w:t>ծանոթացրել</w:t>
-      </w:r>
-      <w:proofErr w:type="spellEnd"/>
-      <w:r>
-        <w:rPr>
-          <w:rFonts w:ascii="Times New Roman" w:hAnsi="Times New Roman" w:cs="Times New Roman"/>
-          <w:sz w:val="18"/>
-          <w:szCs w:val="18"/>
-          <w:lang w:val="en-GB"/>
-        </w:rPr>
-        <w:t xml:space="preserve"> է </w:t>
-      </w:r>
-      <w:proofErr w:type="spellStart"/>
-      <w:r>
-        <w:rPr>
-          <w:rFonts w:ascii="Times New Roman" w:hAnsi="Times New Roman" w:cs="Times New Roman"/>
-          <w:sz w:val="18"/>
-          <w:szCs w:val="18"/>
-          <w:lang w:val="en-GB"/>
-        </w:rPr>
-        <w:t>Պայմանագրի</w:t>
-      </w:r>
-      <w:proofErr w:type="spellEnd"/>
-      <w:r>
-        <w:rPr>
-          <w:rFonts w:ascii="Times New Roman" w:hAnsi="Times New Roman" w:cs="Times New Roman"/>
-          <w:sz w:val="18"/>
-          <w:szCs w:val="18"/>
-          <w:lang w:val="en-GB"/>
-        </w:rPr>
-        <w:t xml:space="preserve"> </w:t>
-      </w:r>
-      <w:proofErr w:type="spellStart"/>
-      <w:r>
-        <w:rPr>
-          <w:rFonts w:ascii="Times New Roman" w:hAnsi="Times New Roman" w:cs="Times New Roman"/>
-          <w:sz w:val="18"/>
-          <w:szCs w:val="18"/>
-          <w:lang w:val="en-GB"/>
-        </w:rPr>
-        <w:t>դրույթներին</w:t>
-      </w:r>
-      <w:proofErr w:type="spellEnd"/>
-      <w:r>
-        <w:rPr>
-          <w:rFonts w:ascii="Times New Roman" w:hAnsi="Times New Roman" w:cs="Times New Roman"/>
-          <w:sz w:val="18"/>
-          <w:szCs w:val="18"/>
-          <w:lang w:val="en-GB"/>
-        </w:rPr>
-        <w:t xml:space="preserve">, </w:t>
-      </w:r>
-      <w:proofErr w:type="spellStart"/>
-      <w:r>
-        <w:rPr>
-          <w:rFonts w:ascii="Times New Roman" w:hAnsi="Times New Roman" w:cs="Times New Roman"/>
-          <w:sz w:val="18"/>
-          <w:szCs w:val="18"/>
-          <w:lang w:val="en-GB"/>
-        </w:rPr>
-        <w:t>նաև</w:t>
-      </w:r>
-      <w:proofErr w:type="spellEnd"/>
-      <w:r>
-        <w:rPr>
-          <w:rFonts w:ascii="Times New Roman" w:hAnsi="Times New Roman" w:cs="Times New Roman"/>
-          <w:sz w:val="18"/>
-          <w:szCs w:val="18"/>
-          <w:lang w:val="en-GB"/>
-        </w:rPr>
-        <w:t xml:space="preserve"> </w:t>
-      </w:r>
-      <w:proofErr w:type="spellStart"/>
-      <w:r>
-        <w:rPr>
-          <w:rFonts w:ascii="Times New Roman" w:hAnsi="Times New Roman" w:cs="Times New Roman"/>
-          <w:sz w:val="18"/>
-          <w:szCs w:val="18"/>
-          <w:lang w:val="en-GB"/>
-        </w:rPr>
-        <w:t>բանավոր</w:t>
-      </w:r>
-      <w:proofErr w:type="spellEnd"/>
-      <w:r>
-        <w:rPr>
-          <w:rFonts w:ascii="Times New Roman" w:hAnsi="Times New Roman" w:cs="Times New Roman"/>
-          <w:sz w:val="18"/>
-          <w:szCs w:val="18"/>
-          <w:lang w:val="en-GB"/>
-        </w:rPr>
-        <w:t xml:space="preserve"> </w:t>
-      </w:r>
-      <w:proofErr w:type="spellStart"/>
-      <w:r>
-        <w:rPr>
-          <w:rFonts w:ascii="Times New Roman" w:hAnsi="Times New Roman" w:cs="Times New Roman"/>
-          <w:sz w:val="18"/>
-          <w:szCs w:val="18"/>
-          <w:lang w:val="en-GB"/>
-        </w:rPr>
-        <w:t>տեղեկացրել</w:t>
-      </w:r>
-      <w:proofErr w:type="spellEnd"/>
-      <w:r>
-        <w:rPr>
-          <w:rFonts w:ascii="Times New Roman" w:hAnsi="Times New Roman" w:cs="Times New Roman"/>
-          <w:sz w:val="18"/>
-          <w:szCs w:val="18"/>
-          <w:lang w:val="en-GB"/>
-        </w:rPr>
-        <w:t xml:space="preserve"> է և </w:t>
-      </w:r>
-      <w:proofErr w:type="spellStart"/>
-      <w:r>
-        <w:rPr>
-          <w:rFonts w:ascii="Times New Roman" w:hAnsi="Times New Roman" w:cs="Times New Roman"/>
-          <w:sz w:val="18"/>
-          <w:szCs w:val="18"/>
-          <w:lang w:val="en-GB"/>
-        </w:rPr>
-        <w:t>բացատրել</w:t>
-      </w:r>
-      <w:proofErr w:type="spellEnd"/>
-      <w:r>
-        <w:rPr>
-          <w:rFonts w:ascii="Times New Roman" w:hAnsi="Times New Roman" w:cs="Times New Roman"/>
-          <w:sz w:val="18"/>
-          <w:szCs w:val="18"/>
-          <w:lang w:val="en-GB"/>
-        </w:rPr>
-        <w:t xml:space="preserve"> է </w:t>
+        <w:t xml:space="preserve">  Սույնով Վարկառուն հաստատում է, որ նախքան պայմանագրի ստորագրումը Վարկատուն ծանոթացրել է Պայմանագրի դրույթներին, նաև բանավոր տեղեկացրել է և բացատրել է </w:t>
       </w:r>
     </w:p>
     <w:p>
@@ -15569,7 +8895,6 @@
         </w:rPr>
         <w:t xml:space="preserve">ՀՀ օրենսդրությամբ նախքան պայմանագրի կնքումը պարտադիր </w:t>
       </w:r>
-      <w:proofErr w:type="spellStart"/>
       <w:r>
         <w:rPr>
           <w:rFonts w:ascii="Times New Roman" w:hAnsi="Times New Roman" w:cs="Times New Roman"/>
@@ -15577,37 +8902,7 @@
           <w:szCs w:val="18"/>
           <w:lang w:val="en-GB"/>
         </w:rPr>
-        <w:t>ներկայացվող</w:t>
-      </w:r>
-      <w:proofErr w:type="spellEnd"/>
-      <w:r>
-        <w:rPr>
-          <w:rFonts w:ascii="Times New Roman" w:hAnsi="Times New Roman" w:cs="Times New Roman"/>
-          <w:sz w:val="18"/>
-          <w:szCs w:val="18"/>
-          <w:lang w:val="en-GB"/>
-        </w:rPr>
-        <w:t xml:space="preserve"> </w:t>
-      </w:r>
-      <w:proofErr w:type="spellStart"/>
-      <w:r>
-        <w:rPr>
-          <w:rFonts w:ascii="Times New Roman" w:hAnsi="Times New Roman" w:cs="Times New Roman"/>
-          <w:sz w:val="18"/>
-          <w:szCs w:val="18"/>
-          <w:lang w:val="en-GB"/>
-        </w:rPr>
-        <w:t>տեղեկատվությունը</w:t>
-      </w:r>
-      <w:proofErr w:type="spellEnd"/>
-      <w:r>
-        <w:rPr>
-          <w:rFonts w:ascii="Times New Roman" w:hAnsi="Times New Roman" w:cs="Times New Roman"/>
-          <w:sz w:val="18"/>
-          <w:szCs w:val="18"/>
-          <w:lang w:val="en-GB"/>
-        </w:rPr>
-        <w:t>,</w:t>
+        <w:t>ներկայացվող տեղեկատվությունը,</w:t>
       </w:r>
     </w:p>
     <w:p>
@@ -15629,7 +8924,6 @@
           <w:lang w:val="hy-AM"/>
         </w:rPr>
       </w:pPr>
-      <w:proofErr w:type="spellStart"/>
       <w:r>
         <w:rPr>
           <w:rFonts w:ascii="Times New Roman" w:hAnsi="Times New Roman" w:cs="Times New Roman"/>
@@ -15637,417 +8931,7 @@
           <w:szCs w:val="18"/>
           <w:lang w:val="en-GB"/>
         </w:rPr>
-        <w:t>Վարկառուի</w:t>
-      </w:r>
-      <w:proofErr w:type="spellEnd"/>
-      <w:r>
-        <w:rPr>
-          <w:rFonts w:ascii="Times New Roman" w:hAnsi="Times New Roman" w:cs="Times New Roman"/>
-          <w:sz w:val="18"/>
-          <w:szCs w:val="18"/>
-          <w:lang w:val="en-GB"/>
-        </w:rPr>
-        <w:t xml:space="preserve">՝ </w:t>
-      </w:r>
-      <w:proofErr w:type="spellStart"/>
-      <w:r>
-        <w:rPr>
-          <w:rFonts w:ascii="Times New Roman" w:hAnsi="Times New Roman" w:cs="Times New Roman"/>
-          <w:sz w:val="18"/>
-          <w:szCs w:val="18"/>
-          <w:lang w:val="en-GB"/>
-        </w:rPr>
-        <w:t>Պայմանագրի</w:t>
-      </w:r>
-      <w:proofErr w:type="spellEnd"/>
-      <w:r>
-        <w:rPr>
-          <w:rFonts w:ascii="Times New Roman" w:hAnsi="Times New Roman" w:cs="Times New Roman"/>
-          <w:sz w:val="18"/>
-          <w:szCs w:val="18"/>
-          <w:lang w:val="en-GB"/>
-        </w:rPr>
-        <w:t xml:space="preserve"> </w:t>
-      </w:r>
-      <w:proofErr w:type="spellStart"/>
-      <w:r>
-        <w:rPr>
-          <w:rFonts w:ascii="Times New Roman" w:hAnsi="Times New Roman" w:cs="Times New Roman"/>
-          <w:sz w:val="18"/>
-          <w:szCs w:val="18"/>
-          <w:lang w:val="en-GB"/>
-        </w:rPr>
-        <w:t>կնքումից</w:t>
-      </w:r>
-      <w:proofErr w:type="spellEnd"/>
-      <w:r>
-        <w:rPr>
-          <w:rFonts w:ascii="Times New Roman" w:hAnsi="Times New Roman" w:cs="Times New Roman"/>
-          <w:sz w:val="18"/>
-          <w:szCs w:val="18"/>
-          <w:lang w:val="en-GB"/>
-        </w:rPr>
-        <w:t xml:space="preserve"> </w:t>
-      </w:r>
-      <w:proofErr w:type="spellStart"/>
-      <w:r>
-        <w:rPr>
-          <w:rFonts w:ascii="Times New Roman" w:hAnsi="Times New Roman" w:cs="Times New Roman"/>
-          <w:sz w:val="18"/>
-          <w:szCs w:val="18"/>
-          <w:lang w:val="en-GB"/>
-        </w:rPr>
-        <w:t>հետո</w:t>
-      </w:r>
-      <w:proofErr w:type="spellEnd"/>
-      <w:r>
-        <w:rPr>
-          <w:rFonts w:ascii="Times New Roman" w:hAnsi="Times New Roman" w:cs="Times New Roman"/>
-          <w:sz w:val="18"/>
-          <w:szCs w:val="18"/>
-          <w:lang w:val="en-GB"/>
-        </w:rPr>
-        <w:t xml:space="preserve"> </w:t>
-      </w:r>
-      <w:proofErr w:type="spellStart"/>
-      <w:r>
-        <w:rPr>
-          <w:rFonts w:ascii="Times New Roman" w:hAnsi="Times New Roman" w:cs="Times New Roman"/>
-          <w:sz w:val="18"/>
-          <w:szCs w:val="18"/>
-          <w:lang w:val="en-GB"/>
-        </w:rPr>
-        <w:t>առաջացող</w:t>
-      </w:r>
-      <w:proofErr w:type="spellEnd"/>
-      <w:r>
-        <w:rPr>
-          <w:rFonts w:ascii="Times New Roman" w:hAnsi="Times New Roman" w:cs="Times New Roman"/>
-          <w:sz w:val="18"/>
-          <w:szCs w:val="18"/>
-          <w:lang w:val="en-GB"/>
-        </w:rPr>
-        <w:t xml:space="preserve"> </w:t>
-      </w:r>
-      <w:proofErr w:type="spellStart"/>
-      <w:r>
-        <w:rPr>
-          <w:rFonts w:ascii="Times New Roman" w:hAnsi="Times New Roman" w:cs="Times New Roman"/>
-          <w:sz w:val="18"/>
-          <w:szCs w:val="18"/>
-          <w:lang w:val="en-GB"/>
-        </w:rPr>
-        <w:t>պահանջները</w:t>
-      </w:r>
-      <w:proofErr w:type="spellEnd"/>
-      <w:r>
-        <w:rPr>
-          <w:rFonts w:ascii="Times New Roman" w:hAnsi="Times New Roman" w:cs="Times New Roman"/>
-          <w:sz w:val="18"/>
-          <w:szCs w:val="18"/>
-          <w:lang w:val="en-GB"/>
-        </w:rPr>
-        <w:t xml:space="preserve">, </w:t>
-      </w:r>
-      <w:proofErr w:type="spellStart"/>
-      <w:r>
-        <w:rPr>
-          <w:rFonts w:ascii="Times New Roman" w:hAnsi="Times New Roman" w:cs="Times New Roman"/>
-          <w:sz w:val="18"/>
-          <w:szCs w:val="18"/>
-          <w:lang w:val="en-GB"/>
-        </w:rPr>
-        <w:t>դիմումները</w:t>
-      </w:r>
-      <w:proofErr w:type="spellEnd"/>
-      <w:r>
-        <w:rPr>
-          <w:rFonts w:ascii="Times New Roman" w:hAnsi="Times New Roman" w:cs="Times New Roman"/>
-          <w:sz w:val="18"/>
-          <w:szCs w:val="18"/>
-          <w:lang w:val="en-GB"/>
-        </w:rPr>
-        <w:t xml:space="preserve">, </w:t>
-      </w:r>
-      <w:proofErr w:type="spellStart"/>
-      <w:r>
-        <w:rPr>
-          <w:rFonts w:ascii="Times New Roman" w:hAnsi="Times New Roman" w:cs="Times New Roman"/>
-          <w:sz w:val="18"/>
-          <w:szCs w:val="18"/>
-          <w:lang w:val="en-GB"/>
-        </w:rPr>
-        <w:t>բողոքները</w:t>
-      </w:r>
-      <w:proofErr w:type="spellEnd"/>
-      <w:r>
-        <w:rPr>
-          <w:rFonts w:ascii="Times New Roman" w:hAnsi="Times New Roman" w:cs="Times New Roman"/>
-          <w:sz w:val="18"/>
-          <w:szCs w:val="18"/>
-          <w:lang w:val="en-GB"/>
-        </w:rPr>
-        <w:t xml:space="preserve"> </w:t>
-      </w:r>
-      <w:proofErr w:type="spellStart"/>
-      <w:r>
-        <w:rPr>
-          <w:rFonts w:ascii="Times New Roman" w:hAnsi="Times New Roman" w:cs="Times New Roman"/>
-          <w:sz w:val="18"/>
-          <w:szCs w:val="18"/>
-          <w:lang w:val="en-GB"/>
-        </w:rPr>
-        <w:t>Վարկատուին</w:t>
-      </w:r>
-      <w:proofErr w:type="spellEnd"/>
-      <w:r>
-        <w:rPr>
-          <w:rFonts w:ascii="Times New Roman" w:hAnsi="Times New Roman" w:cs="Times New Roman"/>
-          <w:sz w:val="18"/>
-          <w:szCs w:val="18"/>
-          <w:lang w:val="en-GB"/>
-        </w:rPr>
-        <w:t xml:space="preserve"> </w:t>
-      </w:r>
-      <w:proofErr w:type="spellStart"/>
-      <w:r>
-        <w:rPr>
-          <w:rFonts w:ascii="Times New Roman" w:hAnsi="Times New Roman" w:cs="Times New Roman"/>
-          <w:sz w:val="18"/>
-          <w:szCs w:val="18"/>
-          <w:lang w:val="en-GB"/>
-        </w:rPr>
-        <w:t>ներկայացնելու</w:t>
-      </w:r>
-      <w:proofErr w:type="spellEnd"/>
-      <w:r>
-        <w:rPr>
-          <w:rFonts w:ascii="Times New Roman" w:hAnsi="Times New Roman" w:cs="Times New Roman"/>
-          <w:sz w:val="18"/>
-          <w:szCs w:val="18"/>
-          <w:lang w:val="en-GB"/>
-        </w:rPr>
-        <w:t xml:space="preserve"> </w:t>
-      </w:r>
-      <w:proofErr w:type="spellStart"/>
-      <w:r>
-        <w:rPr>
-          <w:rFonts w:ascii="Times New Roman" w:hAnsi="Times New Roman" w:cs="Times New Roman"/>
-          <w:sz w:val="18"/>
-          <w:szCs w:val="18"/>
-          <w:lang w:val="en-GB"/>
-        </w:rPr>
-        <w:t>կարգը</w:t>
-      </w:r>
-      <w:proofErr w:type="spellEnd"/>
-      <w:r>
-        <w:rPr>
-          <w:rFonts w:ascii="Times New Roman" w:hAnsi="Times New Roman" w:cs="Times New Roman"/>
-          <w:sz w:val="18"/>
-          <w:szCs w:val="18"/>
-          <w:lang w:val="en-GB"/>
-        </w:rPr>
-        <w:t xml:space="preserve">, </w:t>
-      </w:r>
-      <w:proofErr w:type="spellStart"/>
-      <w:r>
-        <w:rPr>
-          <w:rFonts w:ascii="Times New Roman" w:hAnsi="Times New Roman" w:cs="Times New Roman"/>
-          <w:sz w:val="18"/>
-          <w:szCs w:val="18"/>
-          <w:lang w:val="en-GB"/>
-        </w:rPr>
-        <w:t>ինչպես</w:t>
-      </w:r>
-      <w:proofErr w:type="spellEnd"/>
-      <w:r>
-        <w:rPr>
-          <w:rFonts w:ascii="Times New Roman" w:hAnsi="Times New Roman" w:cs="Times New Roman"/>
-          <w:sz w:val="18"/>
-          <w:szCs w:val="18"/>
-          <w:lang w:val="en-GB"/>
-        </w:rPr>
-        <w:t xml:space="preserve"> </w:t>
-      </w:r>
-      <w:proofErr w:type="spellStart"/>
-      <w:r>
-        <w:rPr>
-          <w:rFonts w:ascii="Times New Roman" w:hAnsi="Times New Roman" w:cs="Times New Roman"/>
-          <w:sz w:val="18"/>
-          <w:szCs w:val="18"/>
-          <w:lang w:val="en-GB"/>
-        </w:rPr>
-        <w:t>նաև</w:t>
-      </w:r>
-      <w:proofErr w:type="spellEnd"/>
-      <w:r>
-        <w:rPr>
-          <w:rFonts w:ascii="Times New Roman" w:hAnsi="Times New Roman" w:cs="Times New Roman"/>
-          <w:sz w:val="18"/>
-          <w:szCs w:val="18"/>
-          <w:lang w:val="en-GB"/>
-        </w:rPr>
-        <w:t xml:space="preserve"> </w:t>
-      </w:r>
-      <w:proofErr w:type="spellStart"/>
-      <w:r>
-        <w:rPr>
-          <w:rFonts w:ascii="Times New Roman" w:hAnsi="Times New Roman" w:cs="Times New Roman"/>
-          <w:sz w:val="18"/>
-          <w:szCs w:val="18"/>
-          <w:lang w:val="en-GB"/>
-        </w:rPr>
-        <w:t>Վարկատուի</w:t>
-      </w:r>
-      <w:proofErr w:type="spellEnd"/>
-      <w:r>
-        <w:rPr>
-          <w:rFonts w:ascii="Times New Roman" w:hAnsi="Times New Roman" w:cs="Times New Roman"/>
-          <w:sz w:val="18"/>
-          <w:szCs w:val="18"/>
-          <w:lang w:val="en-GB"/>
-        </w:rPr>
-        <w:t xml:space="preserve"> </w:t>
-      </w:r>
-      <w:proofErr w:type="spellStart"/>
-      <w:r>
-        <w:rPr>
-          <w:rFonts w:ascii="Times New Roman" w:hAnsi="Times New Roman" w:cs="Times New Roman"/>
-          <w:sz w:val="18"/>
-          <w:szCs w:val="18"/>
-          <w:lang w:val="en-GB"/>
-        </w:rPr>
-        <w:t>կողմից</w:t>
-      </w:r>
-      <w:proofErr w:type="spellEnd"/>
-      <w:r>
-        <w:rPr>
-          <w:rFonts w:ascii="Times New Roman" w:hAnsi="Times New Roman" w:cs="Times New Roman"/>
-          <w:sz w:val="18"/>
-          <w:szCs w:val="18"/>
-          <w:lang w:val="en-GB"/>
-        </w:rPr>
-        <w:t xml:space="preserve"> </w:t>
-      </w:r>
-      <w:proofErr w:type="spellStart"/>
-      <w:r>
-        <w:rPr>
-          <w:rFonts w:ascii="Times New Roman" w:hAnsi="Times New Roman" w:cs="Times New Roman"/>
-          <w:sz w:val="18"/>
-          <w:szCs w:val="18"/>
-          <w:lang w:val="en-GB"/>
-        </w:rPr>
-        <w:t>պահանջնրտի</w:t>
-      </w:r>
-      <w:proofErr w:type="spellEnd"/>
-      <w:r>
-        <w:rPr>
-          <w:rFonts w:ascii="Times New Roman" w:hAnsi="Times New Roman" w:cs="Times New Roman"/>
-          <w:sz w:val="18"/>
-          <w:szCs w:val="18"/>
-          <w:lang w:val="en-GB"/>
-        </w:rPr>
-        <w:t xml:space="preserve">, </w:t>
-      </w:r>
-      <w:proofErr w:type="spellStart"/>
-      <w:r>
-        <w:rPr>
-          <w:rFonts w:ascii="Times New Roman" w:hAnsi="Times New Roman" w:cs="Times New Roman"/>
-          <w:sz w:val="18"/>
-          <w:szCs w:val="18"/>
-          <w:lang w:val="en-GB"/>
-        </w:rPr>
-        <w:t>դիմումների</w:t>
-      </w:r>
-      <w:proofErr w:type="spellEnd"/>
-      <w:r>
-        <w:rPr>
-          <w:rFonts w:ascii="Times New Roman" w:hAnsi="Times New Roman" w:cs="Times New Roman"/>
-          <w:sz w:val="18"/>
-          <w:szCs w:val="18"/>
-          <w:lang w:val="en-GB"/>
-        </w:rPr>
-        <w:t xml:space="preserve">, </w:t>
-      </w:r>
-      <w:proofErr w:type="spellStart"/>
-      <w:r>
-        <w:rPr>
-          <w:rFonts w:ascii="Times New Roman" w:hAnsi="Times New Roman" w:cs="Times New Roman"/>
-          <w:sz w:val="18"/>
-          <w:szCs w:val="18"/>
-          <w:lang w:val="en-GB"/>
-        </w:rPr>
-        <w:t>բողոքների</w:t>
-      </w:r>
-      <w:proofErr w:type="spellEnd"/>
-      <w:r>
-        <w:rPr>
-          <w:rFonts w:ascii="Times New Roman" w:hAnsi="Times New Roman" w:cs="Times New Roman"/>
-          <w:sz w:val="18"/>
-          <w:szCs w:val="18"/>
-          <w:lang w:val="en-GB"/>
-        </w:rPr>
-        <w:t xml:space="preserve"> </w:t>
-      </w:r>
-      <w:proofErr w:type="spellStart"/>
-      <w:r>
-        <w:rPr>
-          <w:rFonts w:ascii="Times New Roman" w:hAnsi="Times New Roman" w:cs="Times New Roman"/>
-          <w:sz w:val="18"/>
-          <w:szCs w:val="18"/>
-          <w:lang w:val="en-GB"/>
-        </w:rPr>
-        <w:t>քննարկման</w:t>
-      </w:r>
-      <w:proofErr w:type="spellEnd"/>
-      <w:r>
-        <w:rPr>
-          <w:rFonts w:ascii="Times New Roman" w:hAnsi="Times New Roman" w:cs="Times New Roman"/>
-          <w:sz w:val="18"/>
-          <w:szCs w:val="18"/>
-          <w:lang w:val="en-GB"/>
-        </w:rPr>
-        <w:t xml:space="preserve"> </w:t>
-      </w:r>
-      <w:proofErr w:type="spellStart"/>
-      <w:r>
-        <w:rPr>
-          <w:rFonts w:ascii="Times New Roman" w:hAnsi="Times New Roman" w:cs="Times New Roman"/>
-          <w:sz w:val="18"/>
-          <w:szCs w:val="18"/>
-          <w:lang w:val="en-GB"/>
-        </w:rPr>
-        <w:t>կարգը</w:t>
-      </w:r>
-      <w:proofErr w:type="spellEnd"/>
-      <w:r>
-        <w:rPr>
-          <w:rFonts w:ascii="Times New Roman" w:hAnsi="Times New Roman" w:cs="Times New Roman"/>
-          <w:sz w:val="18"/>
-          <w:szCs w:val="18"/>
-          <w:lang w:val="en-GB"/>
-        </w:rPr>
-        <w:t xml:space="preserve"> և </w:t>
-      </w:r>
-      <w:proofErr w:type="spellStart"/>
-      <w:r>
-        <w:rPr>
-          <w:rFonts w:ascii="Times New Roman" w:hAnsi="Times New Roman" w:cs="Times New Roman"/>
-          <w:sz w:val="18"/>
-          <w:szCs w:val="18"/>
-          <w:lang w:val="en-GB"/>
-        </w:rPr>
-        <w:t>ժամկետները</w:t>
-      </w:r>
-      <w:proofErr w:type="spellEnd"/>
-      <w:r>
-        <w:rPr>
-          <w:rFonts w:ascii="Times New Roman" w:hAnsi="Times New Roman" w:cs="Times New Roman"/>
-          <w:sz w:val="18"/>
-          <w:szCs w:val="18"/>
-          <w:lang w:val="en-GB"/>
-        </w:rPr>
-        <w:t>,</w:t>
+        <w:t>Վարկառուի՝ Պայմանագրի կնքումից հետո առաջացող պահանջները, դիմումները, բողոքները Վարկատուին ներկայացնելու կարգը, ինչպես նաև Վարկատուի կողմից պահանջնրտի, դիմումների, բողոքների քննարկման կարգը և ժամկետները,</w:t>
       </w:r>
     </w:p>
     <w:p>
@@ -16069,7 +8953,6 @@
           <w:lang w:val="hy-AM"/>
         </w:rPr>
       </w:pPr>
-      <w:proofErr w:type="spellStart"/>
       <w:r>
         <w:rPr>
           <w:rFonts w:ascii="Times New Roman" w:hAnsi="Times New Roman" w:cs="Times New Roman"/>
@@ -16077,457 +8960,7 @@
           <w:szCs w:val="18"/>
           <w:lang w:val="en-GB"/>
         </w:rPr>
-        <w:t>Վարկառուի</w:t>
-      </w:r>
-      <w:proofErr w:type="spellEnd"/>
-      <w:r>
-        <w:rPr>
-          <w:rFonts w:ascii="Times New Roman" w:hAnsi="Times New Roman" w:cs="Times New Roman"/>
-          <w:sz w:val="18"/>
-          <w:szCs w:val="18"/>
-          <w:lang w:val="en-GB"/>
-        </w:rPr>
-        <w:t xml:space="preserve"> </w:t>
-      </w:r>
-      <w:proofErr w:type="spellStart"/>
-      <w:r>
-        <w:rPr>
-          <w:rFonts w:ascii="Times New Roman" w:hAnsi="Times New Roman" w:cs="Times New Roman"/>
-          <w:sz w:val="18"/>
-          <w:szCs w:val="18"/>
-          <w:lang w:val="en-GB"/>
-        </w:rPr>
-        <w:t>իրավունքները</w:t>
-      </w:r>
-      <w:proofErr w:type="spellEnd"/>
-      <w:r>
-        <w:rPr>
-          <w:rFonts w:ascii="Times New Roman" w:hAnsi="Times New Roman" w:cs="Times New Roman"/>
-          <w:sz w:val="18"/>
-          <w:szCs w:val="18"/>
-          <w:lang w:val="en-GB"/>
-        </w:rPr>
-        <w:t xml:space="preserve"> </w:t>
-      </w:r>
-      <w:proofErr w:type="spellStart"/>
-      <w:r>
-        <w:rPr>
-          <w:rFonts w:ascii="Times New Roman" w:hAnsi="Times New Roman" w:cs="Times New Roman"/>
-          <w:sz w:val="18"/>
-          <w:szCs w:val="18"/>
-          <w:lang w:val="en-GB"/>
-        </w:rPr>
-        <w:t>դատական</w:t>
-      </w:r>
-      <w:proofErr w:type="spellEnd"/>
-      <w:r>
-        <w:rPr>
-          <w:rFonts w:ascii="Times New Roman" w:hAnsi="Times New Roman" w:cs="Times New Roman"/>
-          <w:sz w:val="18"/>
-          <w:szCs w:val="18"/>
-          <w:lang w:val="en-GB"/>
-        </w:rPr>
-        <w:t xml:space="preserve"> </w:t>
-      </w:r>
-      <w:proofErr w:type="spellStart"/>
-      <w:r>
-        <w:rPr>
-          <w:rFonts w:ascii="Times New Roman" w:hAnsi="Times New Roman" w:cs="Times New Roman"/>
-          <w:sz w:val="18"/>
-          <w:szCs w:val="18"/>
-          <w:lang w:val="en-GB"/>
-        </w:rPr>
-        <w:t>կարգով</w:t>
-      </w:r>
-      <w:proofErr w:type="spellEnd"/>
-      <w:r>
-        <w:rPr>
-          <w:rFonts w:ascii="Times New Roman" w:hAnsi="Times New Roman" w:cs="Times New Roman"/>
-          <w:sz w:val="18"/>
-          <w:szCs w:val="18"/>
-          <w:lang w:val="en-GB"/>
-        </w:rPr>
-        <w:t xml:space="preserve">, </w:t>
-      </w:r>
-      <w:proofErr w:type="spellStart"/>
-      <w:r>
-        <w:rPr>
-          <w:rFonts w:ascii="Times New Roman" w:hAnsi="Times New Roman" w:cs="Times New Roman"/>
-          <w:sz w:val="18"/>
-          <w:szCs w:val="18"/>
-          <w:lang w:val="en-GB"/>
-        </w:rPr>
-        <w:t>ինչպես</w:t>
-      </w:r>
-      <w:proofErr w:type="spellEnd"/>
-      <w:r>
-        <w:rPr>
-          <w:rFonts w:ascii="Times New Roman" w:hAnsi="Times New Roman" w:cs="Times New Roman"/>
-          <w:sz w:val="18"/>
-          <w:szCs w:val="18"/>
-          <w:lang w:val="en-GB"/>
-        </w:rPr>
-        <w:t xml:space="preserve"> </w:t>
-      </w:r>
-      <w:proofErr w:type="spellStart"/>
-      <w:r>
-        <w:rPr>
-          <w:rFonts w:ascii="Times New Roman" w:hAnsi="Times New Roman" w:cs="Times New Roman"/>
-          <w:sz w:val="18"/>
-          <w:szCs w:val="18"/>
-          <w:lang w:val="en-GB"/>
-        </w:rPr>
-        <w:t>նաև</w:t>
-      </w:r>
-      <w:proofErr w:type="spellEnd"/>
-      <w:r>
-        <w:rPr>
-          <w:rFonts w:ascii="Times New Roman" w:hAnsi="Times New Roman" w:cs="Times New Roman"/>
-          <w:sz w:val="18"/>
-          <w:szCs w:val="18"/>
-          <w:lang w:val="en-GB"/>
-        </w:rPr>
-        <w:t xml:space="preserve"> </w:t>
-      </w:r>
-      <w:proofErr w:type="spellStart"/>
-      <w:r>
-        <w:rPr>
-          <w:rFonts w:ascii="Times New Roman" w:hAnsi="Times New Roman" w:cs="Times New Roman"/>
-          <w:sz w:val="18"/>
-          <w:szCs w:val="18"/>
-          <w:lang w:val="en-GB"/>
-        </w:rPr>
-        <w:t>արբիտրաժային</w:t>
-      </w:r>
-      <w:proofErr w:type="spellEnd"/>
-      <w:r>
-        <w:rPr>
-          <w:rFonts w:ascii="Times New Roman" w:hAnsi="Times New Roman" w:cs="Times New Roman"/>
-          <w:sz w:val="18"/>
-          <w:szCs w:val="18"/>
-          <w:lang w:val="en-GB"/>
-        </w:rPr>
-        <w:t xml:space="preserve"> </w:t>
-      </w:r>
-      <w:proofErr w:type="spellStart"/>
-      <w:r>
-        <w:rPr>
-          <w:rFonts w:ascii="Times New Roman" w:hAnsi="Times New Roman" w:cs="Times New Roman"/>
-          <w:sz w:val="18"/>
-          <w:szCs w:val="18"/>
-          <w:lang w:val="en-GB"/>
-        </w:rPr>
-        <w:t>դատարանի</w:t>
-      </w:r>
-      <w:proofErr w:type="spellEnd"/>
-      <w:r>
-        <w:rPr>
-          <w:rFonts w:ascii="Times New Roman" w:hAnsi="Times New Roman" w:cs="Times New Roman"/>
-          <w:sz w:val="18"/>
-          <w:szCs w:val="18"/>
-          <w:lang w:val="en-GB"/>
-        </w:rPr>
-        <w:t xml:space="preserve"> և/</w:t>
-      </w:r>
-      <w:proofErr w:type="spellStart"/>
-      <w:r>
-        <w:rPr>
-          <w:rFonts w:ascii="Times New Roman" w:hAnsi="Times New Roman" w:cs="Times New Roman"/>
-          <w:sz w:val="18"/>
-          <w:szCs w:val="18"/>
-          <w:lang w:val="en-GB"/>
-        </w:rPr>
-        <w:t>կամ</w:t>
-      </w:r>
-      <w:proofErr w:type="spellEnd"/>
-      <w:r>
-        <w:rPr>
-          <w:rFonts w:ascii="Times New Roman" w:hAnsi="Times New Roman" w:cs="Times New Roman"/>
-          <w:sz w:val="18"/>
-          <w:szCs w:val="18"/>
-          <w:lang w:val="en-GB"/>
-        </w:rPr>
-        <w:t xml:space="preserve"> </w:t>
-      </w:r>
-      <w:proofErr w:type="spellStart"/>
-      <w:r>
-        <w:rPr>
-          <w:rFonts w:ascii="Times New Roman" w:hAnsi="Times New Roman" w:cs="Times New Roman"/>
-          <w:sz w:val="18"/>
-          <w:szCs w:val="18"/>
-          <w:lang w:val="en-GB"/>
-        </w:rPr>
-        <w:t>Ֆինանսական</w:t>
-      </w:r>
-      <w:proofErr w:type="spellEnd"/>
-      <w:r>
-        <w:rPr>
-          <w:rFonts w:ascii="Times New Roman" w:hAnsi="Times New Roman" w:cs="Times New Roman"/>
-          <w:sz w:val="18"/>
-          <w:szCs w:val="18"/>
-          <w:lang w:val="en-GB"/>
-        </w:rPr>
-        <w:t xml:space="preserve"> </w:t>
-      </w:r>
-      <w:proofErr w:type="spellStart"/>
-      <w:r>
-        <w:rPr>
-          <w:rFonts w:ascii="Times New Roman" w:hAnsi="Times New Roman" w:cs="Times New Roman"/>
-          <w:sz w:val="18"/>
-          <w:szCs w:val="18"/>
-          <w:lang w:val="en-GB"/>
-        </w:rPr>
-        <w:t>համակարգի</w:t>
-      </w:r>
-      <w:proofErr w:type="spellEnd"/>
-      <w:r>
-        <w:rPr>
-          <w:rFonts w:ascii="Times New Roman" w:hAnsi="Times New Roman" w:cs="Times New Roman"/>
-          <w:sz w:val="18"/>
-          <w:szCs w:val="18"/>
-          <w:lang w:val="en-GB"/>
-        </w:rPr>
-        <w:t xml:space="preserve"> </w:t>
-      </w:r>
-      <w:proofErr w:type="spellStart"/>
-      <w:r>
-        <w:rPr>
-          <w:rFonts w:ascii="Times New Roman" w:hAnsi="Times New Roman" w:cs="Times New Roman"/>
-          <w:sz w:val="18"/>
-          <w:szCs w:val="18"/>
-          <w:lang w:val="en-GB"/>
-        </w:rPr>
-        <w:t>հաշտարարի</w:t>
-      </w:r>
-      <w:proofErr w:type="spellEnd"/>
-      <w:r>
-        <w:rPr>
-          <w:rFonts w:ascii="Times New Roman" w:hAnsi="Times New Roman" w:cs="Times New Roman"/>
-          <w:sz w:val="18"/>
-          <w:szCs w:val="18"/>
-          <w:lang w:val="en-GB"/>
-        </w:rPr>
-        <w:t xml:space="preserve"> </w:t>
-      </w:r>
-      <w:proofErr w:type="spellStart"/>
-      <w:r>
-        <w:rPr>
-          <w:rFonts w:ascii="Times New Roman" w:hAnsi="Times New Roman" w:cs="Times New Roman"/>
-          <w:sz w:val="18"/>
-          <w:szCs w:val="18"/>
-          <w:lang w:val="en-GB"/>
-        </w:rPr>
-        <w:t>միջոցով</w:t>
-      </w:r>
-      <w:proofErr w:type="spellEnd"/>
-      <w:r>
-        <w:rPr>
-          <w:rFonts w:ascii="Times New Roman" w:hAnsi="Times New Roman" w:cs="Times New Roman"/>
-          <w:sz w:val="18"/>
-          <w:szCs w:val="18"/>
-          <w:lang w:val="en-GB"/>
-        </w:rPr>
-        <w:t xml:space="preserve"> </w:t>
-      </w:r>
-      <w:proofErr w:type="spellStart"/>
-      <w:r>
-        <w:rPr>
-          <w:rFonts w:ascii="Times New Roman" w:hAnsi="Times New Roman" w:cs="Times New Roman"/>
-          <w:sz w:val="18"/>
-          <w:szCs w:val="18"/>
-          <w:lang w:val="en-GB"/>
-        </w:rPr>
-        <w:t>պաշտպանելու</w:t>
-      </w:r>
-      <w:proofErr w:type="spellEnd"/>
-      <w:r>
-        <w:rPr>
-          <w:rFonts w:ascii="Times New Roman" w:hAnsi="Times New Roman" w:cs="Times New Roman"/>
-          <w:sz w:val="18"/>
-          <w:szCs w:val="18"/>
-          <w:lang w:val="en-GB"/>
-        </w:rPr>
-        <w:t xml:space="preserve"> </w:t>
-      </w:r>
-      <w:proofErr w:type="spellStart"/>
-      <w:r>
-        <w:rPr>
-          <w:rFonts w:ascii="Times New Roman" w:hAnsi="Times New Roman" w:cs="Times New Roman"/>
-          <w:sz w:val="18"/>
-          <w:szCs w:val="18"/>
-          <w:lang w:val="en-GB"/>
-        </w:rPr>
-        <w:t>հնարավորության</w:t>
-      </w:r>
-      <w:proofErr w:type="spellEnd"/>
-      <w:r>
-        <w:rPr>
-          <w:rFonts w:ascii="Times New Roman" w:hAnsi="Times New Roman" w:cs="Times New Roman"/>
-          <w:sz w:val="18"/>
-          <w:szCs w:val="18"/>
-          <w:lang w:val="en-GB"/>
-        </w:rPr>
-        <w:t xml:space="preserve"> </w:t>
-      </w:r>
-      <w:proofErr w:type="spellStart"/>
-      <w:r>
-        <w:rPr>
-          <w:rFonts w:ascii="Times New Roman" w:hAnsi="Times New Roman" w:cs="Times New Roman"/>
-          <w:sz w:val="18"/>
-          <w:szCs w:val="18"/>
-          <w:lang w:val="en-GB"/>
-        </w:rPr>
-        <w:t>մասին</w:t>
-      </w:r>
-      <w:proofErr w:type="spellEnd"/>
-      <w:r>
-        <w:rPr>
-          <w:rFonts w:ascii="Times New Roman" w:hAnsi="Times New Roman" w:cs="Times New Roman"/>
-          <w:sz w:val="18"/>
-          <w:szCs w:val="18"/>
-          <w:lang w:val="en-GB"/>
-        </w:rPr>
-        <w:t xml:space="preserve">՝ </w:t>
-      </w:r>
-      <w:proofErr w:type="spellStart"/>
-      <w:r>
-        <w:rPr>
-          <w:rFonts w:ascii="Times New Roman" w:hAnsi="Times New Roman" w:cs="Times New Roman"/>
-          <w:sz w:val="18"/>
-          <w:szCs w:val="18"/>
-          <w:lang w:val="en-GB"/>
-        </w:rPr>
-        <w:t>տրամադրելով</w:t>
-      </w:r>
-      <w:proofErr w:type="spellEnd"/>
-      <w:r>
-        <w:rPr>
-          <w:rFonts w:ascii="Times New Roman" w:hAnsi="Times New Roman" w:cs="Times New Roman"/>
-          <w:sz w:val="18"/>
-          <w:szCs w:val="18"/>
-          <w:lang w:val="en-GB"/>
-        </w:rPr>
-        <w:t xml:space="preserve"> «</w:t>
-      </w:r>
-      <w:proofErr w:type="spellStart"/>
-      <w:r>
-        <w:rPr>
-          <w:rFonts w:ascii="Times New Roman" w:hAnsi="Times New Roman" w:cs="Times New Roman"/>
-          <w:sz w:val="18"/>
-          <w:szCs w:val="18"/>
-          <w:lang w:val="en-GB"/>
-        </w:rPr>
-        <w:t>Ինչ</w:t>
-      </w:r>
-      <w:proofErr w:type="spellEnd"/>
-      <w:r>
-        <w:rPr>
-          <w:rFonts w:ascii="Times New Roman" w:hAnsi="Times New Roman" w:cs="Times New Roman"/>
-          <w:sz w:val="18"/>
-          <w:szCs w:val="18"/>
-          <w:lang w:val="en-GB"/>
-        </w:rPr>
-        <w:t xml:space="preserve"> </w:t>
-      </w:r>
-      <w:proofErr w:type="spellStart"/>
-      <w:r>
-        <w:rPr>
-          <w:rFonts w:ascii="Times New Roman" w:hAnsi="Times New Roman" w:cs="Times New Roman"/>
-          <w:sz w:val="18"/>
-          <w:szCs w:val="18"/>
-          <w:lang w:val="en-GB"/>
-        </w:rPr>
-        <w:t>անել</w:t>
-      </w:r>
-      <w:proofErr w:type="spellEnd"/>
-      <w:r>
-        <w:rPr>
-          <w:rFonts w:ascii="Times New Roman" w:hAnsi="Times New Roman" w:cs="Times New Roman"/>
-          <w:sz w:val="18"/>
-          <w:szCs w:val="18"/>
-          <w:lang w:val="en-GB"/>
-        </w:rPr>
-        <w:t xml:space="preserve">, </w:t>
-      </w:r>
-      <w:proofErr w:type="spellStart"/>
-      <w:r>
-        <w:rPr>
-          <w:rFonts w:ascii="Times New Roman" w:hAnsi="Times New Roman" w:cs="Times New Roman"/>
-          <w:sz w:val="18"/>
-          <w:szCs w:val="18"/>
-          <w:lang w:val="en-GB"/>
-        </w:rPr>
-        <w:t>եթե</w:t>
-      </w:r>
-      <w:proofErr w:type="spellEnd"/>
-      <w:r>
-        <w:rPr>
-          <w:rFonts w:ascii="Times New Roman" w:hAnsi="Times New Roman" w:cs="Times New Roman"/>
-          <w:sz w:val="18"/>
-          <w:szCs w:val="18"/>
-          <w:lang w:val="en-GB"/>
-        </w:rPr>
-        <w:t xml:space="preserve"> </w:t>
-      </w:r>
-      <w:proofErr w:type="spellStart"/>
-      <w:r>
-        <w:rPr>
-          <w:rFonts w:ascii="Times New Roman" w:hAnsi="Times New Roman" w:cs="Times New Roman"/>
-          <w:sz w:val="18"/>
-          <w:szCs w:val="18"/>
-          <w:lang w:val="en-GB"/>
-        </w:rPr>
-        <w:t>բողոք</w:t>
-      </w:r>
-      <w:proofErr w:type="spellEnd"/>
-      <w:r>
-        <w:rPr>
-          <w:rFonts w:ascii="Times New Roman" w:hAnsi="Times New Roman" w:cs="Times New Roman"/>
-          <w:sz w:val="18"/>
-          <w:szCs w:val="18"/>
-          <w:lang w:val="en-GB"/>
-        </w:rPr>
-        <w:t xml:space="preserve"> </w:t>
-      </w:r>
-      <w:proofErr w:type="spellStart"/>
-      <w:r>
-        <w:rPr>
-          <w:rFonts w:ascii="Times New Roman" w:hAnsi="Times New Roman" w:cs="Times New Roman"/>
-          <w:sz w:val="18"/>
-          <w:szCs w:val="18"/>
-          <w:lang w:val="en-GB"/>
-        </w:rPr>
-        <w:t>ունեք</w:t>
-      </w:r>
-      <w:proofErr w:type="spellEnd"/>
-      <w:r>
-        <w:rPr>
-          <w:rFonts w:ascii="Times New Roman" w:hAnsi="Times New Roman" w:cs="Times New Roman"/>
-          <w:sz w:val="18"/>
-          <w:szCs w:val="18"/>
-          <w:lang w:val="en-GB"/>
-        </w:rPr>
-        <w:t xml:space="preserve">» </w:t>
-      </w:r>
-      <w:proofErr w:type="spellStart"/>
-      <w:r>
-        <w:rPr>
-          <w:rFonts w:ascii="Times New Roman" w:hAnsi="Times New Roman" w:cs="Times New Roman"/>
-          <w:sz w:val="18"/>
-          <w:szCs w:val="18"/>
-          <w:lang w:val="en-GB"/>
-        </w:rPr>
-        <w:t>ձևաթուղթը</w:t>
-      </w:r>
-      <w:proofErr w:type="spellEnd"/>
-      <w:r>
-        <w:rPr>
-          <w:rFonts w:ascii="Times New Roman" w:hAnsi="Times New Roman" w:cs="Times New Roman"/>
-          <w:sz w:val="18"/>
-          <w:szCs w:val="18"/>
-          <w:lang w:val="en-GB"/>
-        </w:rPr>
-        <w:t>,</w:t>
+        <w:t>Վարկառուի իրավունքները դատական կարգով, ինչպես նաև արբիտրաժային դատարանի և/կամ Ֆինանսական համակարգի հաշտարարի միջոցով պաշտպանելու հնարավորության մասին՝ տրամադրելով «Ինչ անել, եթե բողոք ունեք» ձևաթուղթը,</w:t>
       </w:r>
     </w:p>
     <w:p>
@@ -16549,7 +8982,6 @@
           <w:lang w:val="hy-AM"/>
         </w:rPr>
       </w:pPr>
-      <w:proofErr w:type="spellStart"/>
       <w:r>
         <w:rPr>
           <w:rFonts w:ascii="Times New Roman" w:hAnsi="Times New Roman" w:cs="Times New Roman"/>
@@ -16557,177 +8989,7 @@
           <w:szCs w:val="18"/>
           <w:lang w:val="en-GB"/>
         </w:rPr>
-        <w:t>Պայմանագրով</w:t>
-      </w:r>
-      <w:proofErr w:type="spellEnd"/>
-      <w:r>
-        <w:rPr>
-          <w:rFonts w:ascii="Times New Roman" w:hAnsi="Times New Roman" w:cs="Times New Roman"/>
-          <w:sz w:val="18"/>
-          <w:szCs w:val="18"/>
-          <w:lang w:val="en-GB"/>
-        </w:rPr>
-        <w:t xml:space="preserve"> </w:t>
-      </w:r>
-      <w:proofErr w:type="spellStart"/>
-      <w:r>
-        <w:rPr>
-          <w:rFonts w:ascii="Times New Roman" w:hAnsi="Times New Roman" w:cs="Times New Roman"/>
-          <w:sz w:val="18"/>
-          <w:szCs w:val="18"/>
-          <w:lang w:val="en-GB"/>
-        </w:rPr>
-        <w:t>սահմանված</w:t>
-      </w:r>
-      <w:proofErr w:type="spellEnd"/>
-      <w:r>
-        <w:rPr>
-          <w:rFonts w:ascii="Times New Roman" w:hAnsi="Times New Roman" w:cs="Times New Roman"/>
-          <w:sz w:val="18"/>
-          <w:szCs w:val="18"/>
-          <w:lang w:val="en-GB"/>
-        </w:rPr>
-        <w:t xml:space="preserve"> </w:t>
-      </w:r>
-      <w:proofErr w:type="spellStart"/>
-      <w:r>
-        <w:rPr>
-          <w:rFonts w:ascii="Times New Roman" w:hAnsi="Times New Roman" w:cs="Times New Roman"/>
-          <w:sz w:val="18"/>
-          <w:szCs w:val="18"/>
-          <w:lang w:val="en-GB"/>
-        </w:rPr>
-        <w:t>պարտավորությունները</w:t>
-      </w:r>
-      <w:proofErr w:type="spellEnd"/>
-      <w:r>
-        <w:rPr>
-          <w:rFonts w:ascii="Times New Roman" w:hAnsi="Times New Roman" w:cs="Times New Roman"/>
-          <w:sz w:val="18"/>
-          <w:szCs w:val="18"/>
-          <w:lang w:val="en-GB"/>
-        </w:rPr>
-        <w:t xml:space="preserve"> </w:t>
-      </w:r>
-      <w:proofErr w:type="spellStart"/>
-      <w:r>
-        <w:rPr>
-          <w:rFonts w:ascii="Times New Roman" w:hAnsi="Times New Roman" w:cs="Times New Roman"/>
-          <w:sz w:val="18"/>
-          <w:szCs w:val="18"/>
-          <w:lang w:val="en-GB"/>
-        </w:rPr>
-        <w:t>ժամկետից</w:t>
-      </w:r>
-      <w:proofErr w:type="spellEnd"/>
-      <w:r>
-        <w:rPr>
-          <w:rFonts w:ascii="Times New Roman" w:hAnsi="Times New Roman" w:cs="Times New Roman"/>
-          <w:sz w:val="18"/>
-          <w:szCs w:val="18"/>
-          <w:lang w:val="en-GB"/>
-        </w:rPr>
-        <w:t xml:space="preserve"> </w:t>
-      </w:r>
-      <w:proofErr w:type="spellStart"/>
-      <w:r>
-        <w:rPr>
-          <w:rFonts w:ascii="Times New Roman" w:hAnsi="Times New Roman" w:cs="Times New Roman"/>
-          <w:sz w:val="18"/>
-          <w:szCs w:val="18"/>
-          <w:lang w:val="en-GB"/>
-        </w:rPr>
-        <w:t>շուտ</w:t>
-      </w:r>
-      <w:proofErr w:type="spellEnd"/>
-      <w:r>
-        <w:rPr>
-          <w:rFonts w:ascii="Times New Roman" w:hAnsi="Times New Roman" w:cs="Times New Roman"/>
-          <w:sz w:val="18"/>
-          <w:szCs w:val="18"/>
-          <w:lang w:val="en-GB"/>
-        </w:rPr>
-        <w:t xml:space="preserve"> </w:t>
-      </w:r>
-      <w:proofErr w:type="spellStart"/>
-      <w:r>
-        <w:rPr>
-          <w:rFonts w:ascii="Times New Roman" w:hAnsi="Times New Roman" w:cs="Times New Roman"/>
-          <w:sz w:val="18"/>
-          <w:szCs w:val="18"/>
-          <w:lang w:val="en-GB"/>
-        </w:rPr>
-        <w:t>կատարելու</w:t>
-      </w:r>
-      <w:proofErr w:type="spellEnd"/>
-      <w:r>
-        <w:rPr>
-          <w:rFonts w:ascii="Times New Roman" w:hAnsi="Times New Roman" w:cs="Times New Roman"/>
-          <w:sz w:val="18"/>
-          <w:szCs w:val="18"/>
-          <w:lang w:val="en-GB"/>
-        </w:rPr>
-        <w:t xml:space="preserve"> </w:t>
-      </w:r>
-      <w:proofErr w:type="spellStart"/>
-      <w:r>
-        <w:rPr>
-          <w:rFonts w:ascii="Times New Roman" w:hAnsi="Times New Roman" w:cs="Times New Roman"/>
-          <w:sz w:val="18"/>
-          <w:szCs w:val="18"/>
-          <w:lang w:val="en-GB"/>
-        </w:rPr>
-        <w:t>Վարկառուի</w:t>
-      </w:r>
-      <w:proofErr w:type="spellEnd"/>
-      <w:r>
-        <w:rPr>
-          <w:rFonts w:ascii="Times New Roman" w:hAnsi="Times New Roman" w:cs="Times New Roman"/>
-          <w:sz w:val="18"/>
-          <w:szCs w:val="18"/>
-          <w:lang w:val="en-GB"/>
-        </w:rPr>
-        <w:t xml:space="preserve"> </w:t>
-      </w:r>
-      <w:proofErr w:type="spellStart"/>
-      <w:r>
-        <w:rPr>
-          <w:rFonts w:ascii="Times New Roman" w:hAnsi="Times New Roman" w:cs="Times New Roman"/>
-          <w:sz w:val="18"/>
-          <w:szCs w:val="18"/>
-          <w:lang w:val="en-GB"/>
-        </w:rPr>
-        <w:t>իրավունքի</w:t>
-      </w:r>
-      <w:proofErr w:type="spellEnd"/>
-      <w:r>
-        <w:rPr>
-          <w:rFonts w:ascii="Times New Roman" w:hAnsi="Times New Roman" w:cs="Times New Roman"/>
-          <w:sz w:val="18"/>
-          <w:szCs w:val="18"/>
-          <w:lang w:val="en-GB"/>
-        </w:rPr>
-        <w:t xml:space="preserve"> </w:t>
-      </w:r>
-      <w:proofErr w:type="spellStart"/>
-      <w:r>
-        <w:rPr>
-          <w:rFonts w:ascii="Times New Roman" w:hAnsi="Times New Roman" w:cs="Times New Roman"/>
-          <w:sz w:val="18"/>
-          <w:szCs w:val="18"/>
-          <w:lang w:val="en-GB"/>
-        </w:rPr>
-        <w:t>մասին</w:t>
-      </w:r>
-      <w:proofErr w:type="spellEnd"/>
-      <w:r>
-        <w:rPr>
-          <w:rFonts w:ascii="Times New Roman" w:hAnsi="Times New Roman" w:cs="Times New Roman"/>
-          <w:sz w:val="18"/>
-          <w:szCs w:val="18"/>
-          <w:lang w:val="en-GB"/>
-        </w:rPr>
-        <w:t>,</w:t>
+        <w:t>Պայմանագրով սահմանված պարտավորությունները ժամկետից շուտ կատարելու Վարկառուի իրավունքի մասին,</w:t>
       </w:r>
     </w:p>
     <w:p>
@@ -16749,7 +9011,6 @@
           <w:lang w:val="hy-AM"/>
         </w:rPr>
       </w:pPr>
-      <w:proofErr w:type="spellStart"/>
       <w:r>
         <w:rPr>
           <w:rFonts w:ascii="Times New Roman" w:hAnsi="Times New Roman" w:cs="Times New Roman"/>
@@ -16757,197 +9018,7 @@
           <w:szCs w:val="18"/>
           <w:lang w:val="en-GB"/>
         </w:rPr>
-        <w:t>Անձնական</w:t>
-      </w:r>
-      <w:proofErr w:type="spellEnd"/>
-      <w:r>
-        <w:rPr>
-          <w:rFonts w:ascii="Times New Roman" w:hAnsi="Times New Roman" w:cs="Times New Roman"/>
-          <w:sz w:val="18"/>
-          <w:szCs w:val="18"/>
-          <w:lang w:val="en-GB"/>
-        </w:rPr>
-        <w:t xml:space="preserve"> </w:t>
-      </w:r>
-      <w:proofErr w:type="spellStart"/>
-      <w:r>
-        <w:rPr>
-          <w:rFonts w:ascii="Times New Roman" w:hAnsi="Times New Roman" w:cs="Times New Roman"/>
-          <w:sz w:val="18"/>
-          <w:szCs w:val="18"/>
-          <w:lang w:val="en-GB"/>
-        </w:rPr>
-        <w:t>տվյալների</w:t>
-      </w:r>
-      <w:proofErr w:type="spellEnd"/>
-      <w:r>
-        <w:rPr>
-          <w:rFonts w:ascii="Times New Roman" w:hAnsi="Times New Roman" w:cs="Times New Roman"/>
-          <w:sz w:val="18"/>
-          <w:szCs w:val="18"/>
-          <w:lang w:val="en-GB"/>
-        </w:rPr>
-        <w:t xml:space="preserve"> </w:t>
-      </w:r>
-      <w:proofErr w:type="spellStart"/>
-      <w:r>
-        <w:rPr>
-          <w:rFonts w:ascii="Times New Roman" w:hAnsi="Times New Roman" w:cs="Times New Roman"/>
-          <w:sz w:val="18"/>
-          <w:szCs w:val="18"/>
-          <w:lang w:val="en-GB"/>
-        </w:rPr>
-        <w:t>մշակման</w:t>
-      </w:r>
-      <w:proofErr w:type="spellEnd"/>
-      <w:r>
-        <w:rPr>
-          <w:rFonts w:ascii="Times New Roman" w:hAnsi="Times New Roman" w:cs="Times New Roman"/>
-          <w:sz w:val="18"/>
-          <w:szCs w:val="18"/>
-          <w:lang w:val="en-GB"/>
-        </w:rPr>
-        <w:t xml:space="preserve">, </w:t>
-      </w:r>
-      <w:proofErr w:type="spellStart"/>
-      <w:r>
-        <w:rPr>
-          <w:rFonts w:ascii="Times New Roman" w:hAnsi="Times New Roman" w:cs="Times New Roman"/>
-          <w:sz w:val="18"/>
-          <w:szCs w:val="18"/>
-          <w:lang w:val="en-GB"/>
-        </w:rPr>
-        <w:t>պահպանման</w:t>
-      </w:r>
-      <w:proofErr w:type="spellEnd"/>
-      <w:r>
-        <w:rPr>
-          <w:rFonts w:ascii="Times New Roman" w:hAnsi="Times New Roman" w:cs="Times New Roman"/>
-          <w:sz w:val="18"/>
-          <w:szCs w:val="18"/>
-          <w:lang w:val="en-GB"/>
-        </w:rPr>
-        <w:t xml:space="preserve"> </w:t>
-      </w:r>
-      <w:proofErr w:type="spellStart"/>
-      <w:r>
-        <w:rPr>
-          <w:rFonts w:ascii="Times New Roman" w:hAnsi="Times New Roman" w:cs="Times New Roman"/>
-          <w:sz w:val="18"/>
-          <w:szCs w:val="18"/>
-          <w:lang w:val="en-GB"/>
-        </w:rPr>
-        <w:t>կարգին</w:t>
-      </w:r>
-      <w:proofErr w:type="spellEnd"/>
-      <w:r>
-        <w:rPr>
-          <w:rFonts w:ascii="Times New Roman" w:hAnsi="Times New Roman" w:cs="Times New Roman"/>
-          <w:sz w:val="18"/>
-          <w:szCs w:val="18"/>
-          <w:lang w:val="en-GB"/>
-        </w:rPr>
-        <w:t xml:space="preserve">, </w:t>
-      </w:r>
-      <w:proofErr w:type="spellStart"/>
-      <w:r>
-        <w:rPr>
-          <w:rFonts w:ascii="Times New Roman" w:hAnsi="Times New Roman" w:cs="Times New Roman"/>
-          <w:sz w:val="18"/>
-          <w:szCs w:val="18"/>
-          <w:lang w:val="en-GB"/>
-        </w:rPr>
-        <w:t>որին</w:t>
-      </w:r>
-      <w:proofErr w:type="spellEnd"/>
-      <w:r>
-        <w:rPr>
-          <w:rFonts w:ascii="Times New Roman" w:hAnsi="Times New Roman" w:cs="Times New Roman"/>
-          <w:sz w:val="18"/>
-          <w:szCs w:val="18"/>
-          <w:lang w:val="en-GB"/>
-        </w:rPr>
-        <w:t xml:space="preserve"> </w:t>
-      </w:r>
-      <w:proofErr w:type="spellStart"/>
-      <w:r>
-        <w:rPr>
-          <w:rFonts w:ascii="Times New Roman" w:hAnsi="Times New Roman" w:cs="Times New Roman"/>
-          <w:sz w:val="18"/>
-          <w:szCs w:val="18"/>
-          <w:lang w:val="en-GB"/>
-        </w:rPr>
-        <w:t>Վարկառուն</w:t>
-      </w:r>
-      <w:proofErr w:type="spellEnd"/>
-      <w:r>
-        <w:rPr>
-          <w:rFonts w:ascii="Times New Roman" w:hAnsi="Times New Roman" w:cs="Times New Roman"/>
-          <w:sz w:val="18"/>
-          <w:szCs w:val="18"/>
-          <w:lang w:val="en-GB"/>
-        </w:rPr>
-        <w:t xml:space="preserve"> </w:t>
-      </w:r>
-      <w:proofErr w:type="spellStart"/>
-      <w:r>
-        <w:rPr>
-          <w:rFonts w:ascii="Times New Roman" w:hAnsi="Times New Roman" w:cs="Times New Roman"/>
-          <w:sz w:val="18"/>
-          <w:szCs w:val="18"/>
-          <w:lang w:val="en-GB"/>
-        </w:rPr>
-        <w:t>տվել</w:t>
-      </w:r>
-      <w:proofErr w:type="spellEnd"/>
-      <w:r>
-        <w:rPr>
-          <w:rFonts w:ascii="Times New Roman" w:hAnsi="Times New Roman" w:cs="Times New Roman"/>
-          <w:sz w:val="18"/>
-          <w:szCs w:val="18"/>
-          <w:lang w:val="en-GB"/>
-        </w:rPr>
-        <w:t xml:space="preserve"> է </w:t>
-      </w:r>
-      <w:proofErr w:type="spellStart"/>
-      <w:r>
-        <w:rPr>
-          <w:rFonts w:ascii="Times New Roman" w:hAnsi="Times New Roman" w:cs="Times New Roman"/>
-          <w:sz w:val="18"/>
-          <w:szCs w:val="18"/>
-          <w:lang w:val="en-GB"/>
-        </w:rPr>
-        <w:t>իր</w:t>
-      </w:r>
-      <w:proofErr w:type="spellEnd"/>
-      <w:r>
-        <w:rPr>
-          <w:rFonts w:ascii="Times New Roman" w:hAnsi="Times New Roman" w:cs="Times New Roman"/>
-          <w:sz w:val="18"/>
-          <w:szCs w:val="18"/>
-          <w:lang w:val="en-GB"/>
-        </w:rPr>
-        <w:t xml:space="preserve"> </w:t>
-      </w:r>
-      <w:proofErr w:type="spellStart"/>
-      <w:r>
-        <w:rPr>
-          <w:rFonts w:ascii="Times New Roman" w:hAnsi="Times New Roman" w:cs="Times New Roman"/>
-          <w:sz w:val="18"/>
-          <w:szCs w:val="18"/>
-          <w:lang w:val="en-GB"/>
-        </w:rPr>
-        <w:t>համաձայնությունը</w:t>
-      </w:r>
-      <w:proofErr w:type="spellEnd"/>
-      <w:r>
-        <w:rPr>
-          <w:rFonts w:ascii="Times New Roman" w:hAnsi="Times New Roman" w:cs="Times New Roman"/>
-          <w:sz w:val="18"/>
-          <w:szCs w:val="18"/>
-          <w:lang w:val="en-GB"/>
-        </w:rPr>
-        <w:t>։</w:t>
+        <w:t>Անձնական տվյալների մշակման, պահպանման կարգին, որին Վարկառուն տվել է իր համաձայնությունը։</w:t>
       </w:r>
     </w:p>
     <w:p>
@@ -17467,7 +9538,6 @@
                 <w:lang w:val="en-GB"/>
               </w:rPr>
             </w:pPr>
-            <w:proofErr w:type="spellStart"/>
             <w:r>
               <w:rPr>
                 <w:rFonts w:ascii="Times New Roman" w:hAnsi="Times New Roman" w:cs="Times New Roman"/>
@@ -17477,9 +9547,8 @@
                 <w:szCs w:val="18"/>
                 <w:lang w:val="en-GB"/>
               </w:rPr>
-              <w:t>Քարտի</w:t>
-            </w:r>
-            <w:proofErr w:type="spellEnd"/>
+              <w:t xml:space="preserve">Քարտի համար՝ </w:t>
+            </w:r>
             <w:r>
               <w:rPr>
                 <w:rFonts w:ascii="Times New Roman" w:hAnsi="Times New Roman" w:cs="Times New Roman"/>
@@ -17489,66 +9558,7 @@
                 <w:szCs w:val="18"/>
                 <w:lang w:val="en-GB"/>
               </w:rPr>
-              <w:t xml:space="preserve"> </w:t>
-            </w:r>
-            <w:proofErr w:type="spellStart"/>
-            <w:r>
-              <w:rPr>
-                <w:rFonts w:ascii="Times New Roman" w:hAnsi="Times New Roman" w:cs="Times New Roman"/>
-                <w:b/>
-                <w:bCs/>
-                <w:sz w:val="18"/>
-                <w:szCs w:val="18"/>
-                <w:lang w:val="en-GB"/>
-              </w:rPr>
-              <w:t>համար</w:t>
-            </w:r>
-            <w:proofErr w:type="spellEnd"/>
-            <w:r>
-              <w:rPr>
-                <w:rFonts w:ascii="Times New Roman" w:hAnsi="Times New Roman" w:cs="Times New Roman"/>
-                <w:b/>
-                <w:bCs/>
-                <w:sz w:val="18"/>
-                <w:szCs w:val="18"/>
-                <w:lang w:val="en-GB"/>
-              </w:rPr>
-              <w:t xml:space="preserve">՝ </w:t>
-            </w:r>
-            <w:r>
-              <w:rPr>
-                <w:rFonts w:ascii="Times New Roman" w:hAnsi="Times New Roman" w:cs="Times New Roman"/>
-                <w:b/>
-                <w:bCs/>
-                <w:sz w:val="18"/>
-                <w:szCs w:val="18"/>
-                <w:lang w:val="en-GB"/>
-              </w:rPr>
-              <w:t>${</w:t>
-            </w:r>
-            <w:proofErr w:type="spellStart"/>
-            <w:r>
-              <w:rPr>
-                <w:rFonts w:ascii="Times New Roman" w:hAnsi="Times New Roman" w:cs="Times New Roman"/>
-                <w:b/>
-                <w:bCs/>
-                <w:sz w:val="18"/>
-                <w:szCs w:val="18"/>
-                <w:lang w:val="en-GB"/>
-              </w:rPr>
-              <w:t>card_number</w:t>
-            </w:r>
-            <w:proofErr w:type="spellEnd"/>
-            <w:r>
-              <w:rPr>
-                <w:rFonts w:ascii="Times New Roman" w:hAnsi="Times New Roman" w:cs="Times New Roman"/>
-                <w:b/>
-                <w:bCs/>
-                <w:sz w:val="18"/>
-                <w:szCs w:val="18"/>
-                <w:lang w:val="en-GB"/>
-              </w:rPr>
-              <w:t>}</w:t>
+              <w:t>${card_number}</w:t>
             </w:r>
           </w:p>
           <w:p>
@@ -17722,27 +9732,7 @@
                 <w:szCs w:val="18"/>
                 <w:lang w:val="en-GB"/>
               </w:rPr>
-              <w:t xml:space="preserve">3 </w:t>
-            </w:r>
-            <w:proofErr w:type="spellStart"/>
-            <w:r>
-              <w:rPr>
-                <w:rFonts w:ascii="Times New Roman" w:hAnsi="Times New Roman" w:cs="Times New Roman"/>
-                <w:sz w:val="18"/>
-                <w:szCs w:val="18"/>
-                <w:lang w:val="en-GB"/>
-              </w:rPr>
-              <w:t>շենք</w:t>
-            </w:r>
-            <w:proofErr w:type="spellEnd"/>
-            <w:r>
-              <w:rPr>
-                <w:rFonts w:ascii="Times New Roman" w:hAnsi="Times New Roman" w:cs="Times New Roman"/>
-                <w:sz w:val="18"/>
-                <w:szCs w:val="18"/>
-                <w:lang w:val="en-GB"/>
-              </w:rPr>
-              <w:t xml:space="preserve">, 35 </w:t>
+              <w:t xml:space="preserve">3 շենք, 35 </w:t>
             </w:r>
           </w:p>
           <w:p>
@@ -17844,7 +9834,6 @@
                 <w:lang w:val="hy-AM"/>
               </w:rPr>
             </w:pPr>
-            <w:proofErr w:type="spellStart"/>
             <w:r>
               <w:rPr>
                 <w:rFonts w:ascii="Times New Roman" w:hAnsi="Times New Roman" w:cs="Times New Roman"/>
@@ -17854,7 +9843,6 @@
               </w:rPr>
               <w:t>Հեռ</w:t>
             </w:r>
-            <w:proofErr w:type="spellEnd"/>
             <w:r>
               <w:rPr>
                 <w:rFonts w:ascii="Times New Roman" w:hAnsi="Times New Roman" w:cs="Times New Roman"/>
@@ -18178,7 +10166,6 @@
           <w:lang w:val="en-GB"/>
         </w:rPr>
       </w:pPr>
-      <w:proofErr w:type="spellStart"/>
       <w:r>
         <w:rPr>
           <w:rFonts w:ascii="Times New Roman" w:eastAsia="Times New Roman" w:hAnsi="Times New Roman" w:cs="Times New Roman"/>
@@ -18189,46 +10176,7 @@
           <w:szCs w:val="13"/>
           <w:lang w:val="en-GB"/>
         </w:rPr>
-        <w:t>Վարկային</w:t>
-      </w:r>
-      <w:proofErr w:type="spellEnd"/>
-      <w:r>
-        <w:rPr>
-          <w:rFonts w:ascii="Times New Roman" w:eastAsia="Times New Roman" w:hAnsi="Times New Roman" w:cs="Times New Roman"/>
-          <w:i/>
-          <w:iCs/>
-          <w:color w:val="000000" w:themeColor="text1"/>
-          <w:sz w:val="18"/>
-          <w:szCs w:val="13"/>
-          <w:lang w:val="en-GB"/>
-        </w:rPr>
-        <w:t xml:space="preserve"> </w:t>
-      </w:r>
-      <w:proofErr w:type="spellStart"/>
-      <w:r>
-        <w:rPr>
-          <w:rFonts w:ascii="Times New Roman" w:eastAsia="Times New Roman" w:hAnsi="Times New Roman" w:cs="Times New Roman"/>
-          <w:i/>
-          <w:iCs/>
-          <w:color w:val="000000" w:themeColor="text1"/>
-          <w:sz w:val="18"/>
-          <w:szCs w:val="13"/>
-          <w:lang w:val="en-GB"/>
-        </w:rPr>
-        <w:t>կոդ</w:t>
-      </w:r>
-      <w:proofErr w:type="spellEnd"/>
-      <w:r>
-        <w:rPr>
-          <w:rFonts w:ascii="Times New Roman" w:eastAsia="Times New Roman" w:hAnsi="Times New Roman" w:cs="Times New Roman"/>
-          <w:i/>
-          <w:iCs/>
-          <w:color w:val="000000" w:themeColor="text1"/>
-          <w:sz w:val="18"/>
-          <w:szCs w:val="13"/>
-          <w:lang w:val="en-GB"/>
-        </w:rPr>
-        <w:t xml:space="preserve">՝ </w:t>
+        <w:t xml:space="preserve">Վարկային կոդ՝ </w:t>
       </w:r>
     </w:p>
     <w:p>

--- a/public/files/contract_car_template.docx
+++ b/public/files/contract_car_template.docx
@@ -142,7 +142,33 @@
           <w:color w:val="000000" w:themeColor="text1"/>
           <w:lang w:val="en-GB"/>
         </w:rPr>
-        <w:t xml:space="preserve"> ${num}</w:t>
+        <w:t xml:space="preserve"> ${</w:t>
+      </w:r>
+      <w:proofErr w:type="spellStart"/>
+      <w:r>
+        <w:rPr>
+          <w:rFonts w:ascii="Times New Roman" w:eastAsia="Times New Roman" w:hAnsi="Times New Roman" w:cs="Times New Roman"/>
+          <w:b/>
+          <w:bCs/>
+          <w:i/>
+          <w:iCs/>
+          <w:color w:val="000000" w:themeColor="text1"/>
+          <w:lang w:val="en-GB"/>
+        </w:rPr>
+        <w:t>num</w:t>
+      </w:r>
+      <w:proofErr w:type="spellEnd"/>
+      <w:r>
+        <w:rPr>
+          <w:rFonts w:ascii="Times New Roman" w:eastAsia="Times New Roman" w:hAnsi="Times New Roman" w:cs="Times New Roman"/>
+          <w:b/>
+          <w:bCs/>
+          <w:i/>
+          <w:iCs/>
+          <w:color w:val="000000" w:themeColor="text1"/>
+          <w:lang w:val="en-GB"/>
+        </w:rPr>
+        <w:t>}</w:t>
       </w:r>
     </w:p>
     <w:tbl>
@@ -346,8 +372,86 @@
           <w:szCs w:val="18"/>
           <w:lang w:val="en-GB"/>
         </w:rPr>
-        <w:t>53 շենք, 35 ոչ բնակելի տարածք</w:t>
-      </w:r>
+        <w:t xml:space="preserve">53 </w:t>
+      </w:r>
+      <w:proofErr w:type="spellStart"/>
+      <w:r>
+        <w:rPr>
+          <w:rFonts w:ascii="Times New Roman" w:eastAsia="Times New Roman" w:hAnsi="Times New Roman" w:cs="Times New Roman"/>
+          <w:color w:val="000000" w:themeColor="text1"/>
+          <w:sz w:val="18"/>
+          <w:szCs w:val="18"/>
+          <w:lang w:val="en-GB"/>
+        </w:rPr>
+        <w:t>շենք</w:t>
+      </w:r>
+      <w:proofErr w:type="spellEnd"/>
+      <w:r>
+        <w:rPr>
+          <w:rFonts w:ascii="Times New Roman" w:eastAsia="Times New Roman" w:hAnsi="Times New Roman" w:cs="Times New Roman"/>
+          <w:color w:val="000000" w:themeColor="text1"/>
+          <w:sz w:val="18"/>
+          <w:szCs w:val="18"/>
+          <w:lang w:val="en-GB"/>
+        </w:rPr>
+        <w:t xml:space="preserve">, 35 </w:t>
+      </w:r>
+      <w:proofErr w:type="spellStart"/>
+      <w:r>
+        <w:rPr>
+          <w:rFonts w:ascii="Times New Roman" w:eastAsia="Times New Roman" w:hAnsi="Times New Roman" w:cs="Times New Roman"/>
+          <w:color w:val="000000" w:themeColor="text1"/>
+          <w:sz w:val="18"/>
+          <w:szCs w:val="18"/>
+          <w:lang w:val="en-GB"/>
+        </w:rPr>
+        <w:t>ոչ</w:t>
+      </w:r>
+      <w:proofErr w:type="spellEnd"/>
+      <w:r>
+        <w:rPr>
+          <w:rFonts w:ascii="Times New Roman" w:eastAsia="Times New Roman" w:hAnsi="Times New Roman" w:cs="Times New Roman"/>
+          <w:color w:val="000000" w:themeColor="text1"/>
+          <w:sz w:val="18"/>
+          <w:szCs w:val="18"/>
+          <w:lang w:val="en-GB"/>
+        </w:rPr>
+        <w:t xml:space="preserve"> </w:t>
+      </w:r>
+      <w:proofErr w:type="spellStart"/>
+      <w:r>
+        <w:rPr>
+          <w:rFonts w:ascii="Times New Roman" w:eastAsia="Times New Roman" w:hAnsi="Times New Roman" w:cs="Times New Roman"/>
+          <w:color w:val="000000" w:themeColor="text1"/>
+          <w:sz w:val="18"/>
+          <w:szCs w:val="18"/>
+          <w:lang w:val="en-GB"/>
+        </w:rPr>
+        <w:t>բնակելի</w:t>
+      </w:r>
+      <w:proofErr w:type="spellEnd"/>
+      <w:r>
+        <w:rPr>
+          <w:rFonts w:ascii="Times New Roman" w:eastAsia="Times New Roman" w:hAnsi="Times New Roman" w:cs="Times New Roman"/>
+          <w:color w:val="000000" w:themeColor="text1"/>
+          <w:sz w:val="18"/>
+          <w:szCs w:val="18"/>
+          <w:lang w:val="en-GB"/>
+        </w:rPr>
+        <w:t xml:space="preserve"> </w:t>
+      </w:r>
+      <w:proofErr w:type="spellStart"/>
+      <w:r>
+        <w:rPr>
+          <w:rFonts w:ascii="Times New Roman" w:eastAsia="Times New Roman" w:hAnsi="Times New Roman" w:cs="Times New Roman"/>
+          <w:color w:val="000000" w:themeColor="text1"/>
+          <w:sz w:val="18"/>
+          <w:szCs w:val="18"/>
+          <w:lang w:val="en-GB"/>
+        </w:rPr>
+        <w:t>տարածք</w:t>
+      </w:r>
+      <w:proofErr w:type="spellEnd"/>
       <w:r>
         <w:rPr>
           <w:rFonts w:ascii="Times New Roman" w:eastAsia="Times New Roman" w:hAnsi="Times New Roman" w:cs="Times New Roman"/>
@@ -1221,8 +1325,9 @@
                 <w:szCs w:val="16"/>
                 <w:lang w:val="en-GB"/>
               </w:rPr>
-              <w:t>${contra</w:t>
-            </w:r>
+              <w:t>${</w:t>
+            </w:r>
+            <w:proofErr w:type="spellStart"/>
             <w:r>
               <w:rPr>
                 <w:rFonts w:ascii="Times New Roman" w:hAnsi="Times New Roman" w:cs="Times New Roman"/>
@@ -1232,7 +1337,7 @@
                 <w:szCs w:val="16"/>
                 <w:lang w:val="en-GB"/>
               </w:rPr>
-              <w:t>c</w:t>
+              <w:t>contra</w:t>
             </w:r>
             <w:r>
               <w:rPr>
@@ -1243,8 +1348,20 @@
                 <w:szCs w:val="16"/>
                 <w:lang w:val="en-GB"/>
               </w:rPr>
+              <w:t>c</w:t>
+            </w:r>
+            <w:r>
+              <w:rPr>
+                <w:rFonts w:ascii="Times New Roman" w:hAnsi="Times New Roman" w:cs="Times New Roman"/>
+                <w:b/>
+                <w:i/>
+                <w:sz w:val="16"/>
+                <w:szCs w:val="16"/>
+                <w:lang w:val="en-GB"/>
+              </w:rPr>
               <w:t>t_amount</w:t>
             </w:r>
+            <w:proofErr w:type="spellEnd"/>
             <w:r>
               <w:rPr>
                 <w:rFonts w:ascii="Times New Roman" w:hAnsi="Times New Roman" w:cs="Times New Roman"/>
@@ -1476,7 +1593,31 @@
                 <w:szCs w:val="16"/>
                 <w:lang w:val="en-GB"/>
               </w:rPr>
-              <w:t>${effective_annual_rate}</w:t>
+              <w:t>${</w:t>
+            </w:r>
+            <w:proofErr w:type="spellStart"/>
+            <w:r>
+              <w:rPr>
+                <w:rFonts w:ascii="Times New Roman" w:hAnsi="Times New Roman" w:cs="Times New Roman"/>
+                <w:b/>
+                <w:i/>
+                <w:sz w:val="16"/>
+                <w:szCs w:val="16"/>
+                <w:lang w:val="en-GB"/>
+              </w:rPr>
+              <w:t>effective_annual_rate</w:t>
+            </w:r>
+            <w:proofErr w:type="spellEnd"/>
+            <w:r>
+              <w:rPr>
+                <w:rFonts w:ascii="Times New Roman" w:hAnsi="Times New Roman" w:cs="Times New Roman"/>
+                <w:b/>
+                <w:i/>
+                <w:sz w:val="16"/>
+                <w:szCs w:val="16"/>
+                <w:lang w:val="en-GB"/>
+              </w:rPr>
+              <w:t>}</w:t>
             </w:r>
           </w:p>
         </w:tc>
@@ -2348,8 +2489,18 @@
                 <w:sz w:val="16"/>
                 <w:szCs w:val="16"/>
               </w:rPr>
-              <w:t>${i_c</w:t>
-            </w:r>
+              <w:t>${</w:t>
+            </w:r>
+            <w:proofErr w:type="spellStart"/>
+            <w:r>
+              <w:rPr>
+                <w:rFonts w:ascii="Times New Roman" w:hAnsi="Times New Roman" w:cs="Times New Roman"/>
+                <w:sz w:val="16"/>
+                <w:szCs w:val="16"/>
+              </w:rPr>
+              <w:t>i_c</w:t>
+            </w:r>
+            <w:proofErr w:type="spellEnd"/>
             <w:r>
               <w:rPr>
                 <w:rFonts w:ascii="Times New Roman" w:hAnsi="Times New Roman" w:cs="Times New Roman"/>
@@ -2385,7 +2536,25 @@
                 <w:sz w:val="16"/>
                 <w:szCs w:val="16"/>
               </w:rPr>
-              <w:t>${i_mod}</w:t>
+              <w:t>${</w:t>
+            </w:r>
+            <w:proofErr w:type="spellStart"/>
+            <w:r>
+              <w:rPr>
+                <w:rFonts w:ascii="Times New Roman" w:hAnsi="Times New Roman" w:cs="Times New Roman"/>
+                <w:sz w:val="16"/>
+                <w:szCs w:val="16"/>
+              </w:rPr>
+              <w:t>i_mod</w:t>
+            </w:r>
+            <w:proofErr w:type="spellEnd"/>
+            <w:r>
+              <w:rPr>
+                <w:rFonts w:ascii="Times New Roman" w:hAnsi="Times New Roman" w:cs="Times New Roman"/>
+                <w:sz w:val="16"/>
+                <w:szCs w:val="16"/>
+              </w:rPr>
+              <w:t>}</w:t>
             </w:r>
             <w:r>
               <w:rPr>
@@ -2428,6 +2597,7 @@
               </w:rPr>
               <w:t xml:space="preserve">նույնականացման համարով տրանսպորտային միջոցը։ </w:t>
             </w:r>
+            <w:proofErr w:type="spellStart"/>
             <w:r>
               <w:rPr>
                 <w:rFonts w:ascii="Times New Roman" w:hAnsi="Times New Roman" w:cs="Times New Roman"/>
@@ -2437,7 +2607,67 @@
                 <w:szCs w:val="16"/>
                 <w:lang w:val="en-GB"/>
               </w:rPr>
-              <w:t xml:space="preserve">Գրավի առարկայի վերաբերյալ </w:t>
+              <w:t>Գրավի</w:t>
+            </w:r>
+            <w:proofErr w:type="spellEnd"/>
+            <w:r>
+              <w:rPr>
+                <w:rFonts w:ascii="Times New Roman" w:hAnsi="Times New Roman" w:cs="Times New Roman"/>
+                <w:bCs/>
+                <w:iCs/>
+                <w:sz w:val="16"/>
+                <w:szCs w:val="16"/>
+                <w:lang w:val="en-GB"/>
+              </w:rPr>
+              <w:t xml:space="preserve"> </w:t>
+            </w:r>
+            <w:proofErr w:type="spellStart"/>
+            <w:r>
+              <w:rPr>
+                <w:rFonts w:ascii="Times New Roman" w:hAnsi="Times New Roman" w:cs="Times New Roman"/>
+                <w:bCs/>
+                <w:iCs/>
+                <w:sz w:val="16"/>
+                <w:szCs w:val="16"/>
+                <w:lang w:val="en-GB"/>
+              </w:rPr>
+              <w:t>առարկայի</w:t>
+            </w:r>
+            <w:proofErr w:type="spellEnd"/>
+            <w:r>
+              <w:rPr>
+                <w:rFonts w:ascii="Times New Roman" w:hAnsi="Times New Roman" w:cs="Times New Roman"/>
+                <w:bCs/>
+                <w:iCs/>
+                <w:sz w:val="16"/>
+                <w:szCs w:val="16"/>
+                <w:lang w:val="en-GB"/>
+              </w:rPr>
+              <w:t xml:space="preserve"> </w:t>
+            </w:r>
+            <w:proofErr w:type="spellStart"/>
+            <w:r>
+              <w:rPr>
+                <w:rFonts w:ascii="Times New Roman" w:hAnsi="Times New Roman" w:cs="Times New Roman"/>
+                <w:bCs/>
+                <w:iCs/>
+                <w:sz w:val="16"/>
+                <w:szCs w:val="16"/>
+                <w:lang w:val="en-GB"/>
+              </w:rPr>
+              <w:t>վերաբերյալ</w:t>
+            </w:r>
+            <w:proofErr w:type="spellEnd"/>
+            <w:r>
+              <w:rPr>
+                <w:rFonts w:ascii="Times New Roman" w:hAnsi="Times New Roman" w:cs="Times New Roman"/>
+                <w:bCs/>
+                <w:iCs/>
+                <w:sz w:val="16"/>
+                <w:szCs w:val="16"/>
+                <w:lang w:val="en-GB"/>
+              </w:rPr>
+              <w:t xml:space="preserve"> </w:t>
             </w:r>
             <w:r>
               <w:rPr>
@@ -3108,7 +3338,31 @@
                 <w:szCs w:val="16"/>
                 <w:lang w:val="en-GB"/>
               </w:rPr>
-              <w:t xml:space="preserve">${mother_amount} </w:t>
+              <w:t>${</w:t>
+            </w:r>
+            <w:proofErr w:type="spellStart"/>
+            <w:r>
+              <w:rPr>
+                <w:rFonts w:ascii="Times New Roman" w:hAnsi="Times New Roman" w:cs="Times New Roman"/>
+                <w:bCs/>
+                <w:iCs/>
+                <w:sz w:val="16"/>
+                <w:szCs w:val="16"/>
+                <w:lang w:val="en-GB"/>
+              </w:rPr>
+              <w:t>mother_amount</w:t>
+            </w:r>
+            <w:proofErr w:type="spellEnd"/>
+            <w:r>
+              <w:rPr>
+                <w:rFonts w:ascii="Times New Roman" w:hAnsi="Times New Roman" w:cs="Times New Roman"/>
+                <w:bCs/>
+                <w:iCs/>
+                <w:sz w:val="16"/>
+                <w:szCs w:val="16"/>
+                <w:lang w:val="en-GB"/>
+              </w:rPr>
+              <w:t xml:space="preserve">} </w:t>
             </w:r>
             <w:r>
               <w:rPr>
@@ -5335,24 +5589,271 @@
           <w:lang w:val="hy-AM"/>
         </w:rPr>
       </w:pPr>
-      <w:r>
-        <w:rPr>
-          <w:rFonts w:ascii="Times New Roman" w:hAnsi="Times New Roman" w:cs="Times New Roman"/>
-          <w:sz w:val="18"/>
-          <w:szCs w:val="18"/>
-          <w:lang w:val="en-GB"/>
-        </w:rPr>
-        <w:t xml:space="preserve">անկանխիկ եղանակով վճարում կատարելու դեպքում փոխանցման նպատակ դաշտում լրացնել սույն </w:t>
-      </w:r>
-      <w:r>
-        <w:rPr>
-          <w:rFonts w:ascii="Times New Roman" w:eastAsia="Times New Roman" w:hAnsi="Times New Roman" w:cs="Times New Roman"/>
-          <w:color w:val="000000" w:themeColor="text1"/>
-          <w:sz w:val="18"/>
-          <w:szCs w:val="18"/>
-          <w:lang w:val="en-GB"/>
-        </w:rPr>
-        <w:t>վարկային պայմանագրի կոդը.</w:t>
+      <w:proofErr w:type="spellStart"/>
+      <w:r>
+        <w:rPr>
+          <w:rFonts w:ascii="Times New Roman" w:hAnsi="Times New Roman" w:cs="Times New Roman"/>
+          <w:sz w:val="18"/>
+          <w:szCs w:val="18"/>
+          <w:lang w:val="en-GB"/>
+        </w:rPr>
+        <w:t>անկանխիկ</w:t>
+      </w:r>
+      <w:proofErr w:type="spellEnd"/>
+      <w:r>
+        <w:rPr>
+          <w:rFonts w:ascii="Times New Roman" w:hAnsi="Times New Roman" w:cs="Times New Roman"/>
+          <w:sz w:val="18"/>
+          <w:szCs w:val="18"/>
+          <w:lang w:val="en-GB"/>
+        </w:rPr>
+        <w:t xml:space="preserve"> </w:t>
+      </w:r>
+      <w:proofErr w:type="spellStart"/>
+      <w:r>
+        <w:rPr>
+          <w:rFonts w:ascii="Times New Roman" w:hAnsi="Times New Roman" w:cs="Times New Roman"/>
+          <w:sz w:val="18"/>
+          <w:szCs w:val="18"/>
+          <w:lang w:val="en-GB"/>
+        </w:rPr>
+        <w:t>եղանակով</w:t>
+      </w:r>
+      <w:proofErr w:type="spellEnd"/>
+      <w:r>
+        <w:rPr>
+          <w:rFonts w:ascii="Times New Roman" w:hAnsi="Times New Roman" w:cs="Times New Roman"/>
+          <w:sz w:val="18"/>
+          <w:szCs w:val="18"/>
+          <w:lang w:val="en-GB"/>
+        </w:rPr>
+        <w:t xml:space="preserve"> </w:t>
+      </w:r>
+      <w:proofErr w:type="spellStart"/>
+      <w:r>
+        <w:rPr>
+          <w:rFonts w:ascii="Times New Roman" w:hAnsi="Times New Roman" w:cs="Times New Roman"/>
+          <w:sz w:val="18"/>
+          <w:szCs w:val="18"/>
+          <w:lang w:val="en-GB"/>
+        </w:rPr>
+        <w:t>վճարում</w:t>
+      </w:r>
+      <w:proofErr w:type="spellEnd"/>
+      <w:r>
+        <w:rPr>
+          <w:rFonts w:ascii="Times New Roman" w:hAnsi="Times New Roman" w:cs="Times New Roman"/>
+          <w:sz w:val="18"/>
+          <w:szCs w:val="18"/>
+          <w:lang w:val="en-GB"/>
+        </w:rPr>
+        <w:t xml:space="preserve"> </w:t>
+      </w:r>
+      <w:proofErr w:type="spellStart"/>
+      <w:r>
+        <w:rPr>
+          <w:rFonts w:ascii="Times New Roman" w:hAnsi="Times New Roman" w:cs="Times New Roman"/>
+          <w:sz w:val="18"/>
+          <w:szCs w:val="18"/>
+          <w:lang w:val="en-GB"/>
+        </w:rPr>
+        <w:t>կատարելու</w:t>
+      </w:r>
+      <w:proofErr w:type="spellEnd"/>
+      <w:r>
+        <w:rPr>
+          <w:rFonts w:ascii="Times New Roman" w:hAnsi="Times New Roman" w:cs="Times New Roman"/>
+          <w:sz w:val="18"/>
+          <w:szCs w:val="18"/>
+          <w:lang w:val="en-GB"/>
+        </w:rPr>
+        <w:t xml:space="preserve"> </w:t>
+      </w:r>
+      <w:proofErr w:type="spellStart"/>
+      <w:r>
+        <w:rPr>
+          <w:rFonts w:ascii="Times New Roman" w:hAnsi="Times New Roman" w:cs="Times New Roman"/>
+          <w:sz w:val="18"/>
+          <w:szCs w:val="18"/>
+          <w:lang w:val="en-GB"/>
+        </w:rPr>
+        <w:t>դեպքում</w:t>
+      </w:r>
+      <w:proofErr w:type="spellEnd"/>
+      <w:r>
+        <w:rPr>
+          <w:rFonts w:ascii="Times New Roman" w:hAnsi="Times New Roman" w:cs="Times New Roman"/>
+          <w:sz w:val="18"/>
+          <w:szCs w:val="18"/>
+          <w:lang w:val="en-GB"/>
+        </w:rPr>
+        <w:t xml:space="preserve"> </w:t>
+      </w:r>
+      <w:proofErr w:type="spellStart"/>
+      <w:r>
+        <w:rPr>
+          <w:rFonts w:ascii="Times New Roman" w:hAnsi="Times New Roman" w:cs="Times New Roman"/>
+          <w:sz w:val="18"/>
+          <w:szCs w:val="18"/>
+          <w:lang w:val="en-GB"/>
+        </w:rPr>
+        <w:t>փոխանցման</w:t>
+      </w:r>
+      <w:proofErr w:type="spellEnd"/>
+      <w:r>
+        <w:rPr>
+          <w:rFonts w:ascii="Times New Roman" w:hAnsi="Times New Roman" w:cs="Times New Roman"/>
+          <w:sz w:val="18"/>
+          <w:szCs w:val="18"/>
+          <w:lang w:val="en-GB"/>
+        </w:rPr>
+        <w:t xml:space="preserve"> </w:t>
+      </w:r>
+      <w:proofErr w:type="spellStart"/>
+      <w:r>
+        <w:rPr>
+          <w:rFonts w:ascii="Times New Roman" w:hAnsi="Times New Roman" w:cs="Times New Roman"/>
+          <w:sz w:val="18"/>
+          <w:szCs w:val="18"/>
+          <w:lang w:val="en-GB"/>
+        </w:rPr>
+        <w:t>նպատակ</w:t>
+      </w:r>
+      <w:proofErr w:type="spellEnd"/>
+      <w:r>
+        <w:rPr>
+          <w:rFonts w:ascii="Times New Roman" w:hAnsi="Times New Roman" w:cs="Times New Roman"/>
+          <w:sz w:val="18"/>
+          <w:szCs w:val="18"/>
+          <w:lang w:val="en-GB"/>
+        </w:rPr>
+        <w:t xml:space="preserve"> </w:t>
+      </w:r>
+      <w:proofErr w:type="spellStart"/>
+      <w:r>
+        <w:rPr>
+          <w:rFonts w:ascii="Times New Roman" w:hAnsi="Times New Roman" w:cs="Times New Roman"/>
+          <w:sz w:val="18"/>
+          <w:szCs w:val="18"/>
+          <w:lang w:val="en-GB"/>
+        </w:rPr>
+        <w:t>դաշտում</w:t>
+      </w:r>
+      <w:proofErr w:type="spellEnd"/>
+      <w:r>
+        <w:rPr>
+          <w:rFonts w:ascii="Times New Roman" w:hAnsi="Times New Roman" w:cs="Times New Roman"/>
+          <w:sz w:val="18"/>
+          <w:szCs w:val="18"/>
+          <w:lang w:val="en-GB"/>
+        </w:rPr>
+        <w:t xml:space="preserve"> </w:t>
+      </w:r>
+      <w:proofErr w:type="spellStart"/>
+      <w:r>
+        <w:rPr>
+          <w:rFonts w:ascii="Times New Roman" w:hAnsi="Times New Roman" w:cs="Times New Roman"/>
+          <w:sz w:val="18"/>
+          <w:szCs w:val="18"/>
+          <w:lang w:val="en-GB"/>
+        </w:rPr>
+        <w:t>լրացնել</w:t>
+      </w:r>
+      <w:proofErr w:type="spellEnd"/>
+      <w:r>
+        <w:rPr>
+          <w:rFonts w:ascii="Times New Roman" w:hAnsi="Times New Roman" w:cs="Times New Roman"/>
+          <w:sz w:val="18"/>
+          <w:szCs w:val="18"/>
+          <w:lang w:val="en-GB"/>
+        </w:rPr>
+        <w:t xml:space="preserve"> </w:t>
+      </w:r>
+      <w:proofErr w:type="spellStart"/>
+      <w:r>
+        <w:rPr>
+          <w:rFonts w:ascii="Times New Roman" w:hAnsi="Times New Roman" w:cs="Times New Roman"/>
+          <w:sz w:val="18"/>
+          <w:szCs w:val="18"/>
+          <w:lang w:val="en-GB"/>
+        </w:rPr>
+        <w:t>սույն</w:t>
+      </w:r>
+      <w:proofErr w:type="spellEnd"/>
+      <w:r>
+        <w:rPr>
+          <w:rFonts w:ascii="Times New Roman" w:hAnsi="Times New Roman" w:cs="Times New Roman"/>
+          <w:sz w:val="18"/>
+          <w:szCs w:val="18"/>
+          <w:lang w:val="en-GB"/>
+        </w:rPr>
+        <w:t xml:space="preserve"> </w:t>
+      </w:r>
+      <w:proofErr w:type="spellStart"/>
+      <w:r>
+        <w:rPr>
+          <w:rFonts w:ascii="Times New Roman" w:eastAsia="Times New Roman" w:hAnsi="Times New Roman" w:cs="Times New Roman"/>
+          <w:color w:val="000000" w:themeColor="text1"/>
+          <w:sz w:val="18"/>
+          <w:szCs w:val="18"/>
+          <w:lang w:val="en-GB"/>
+        </w:rPr>
+        <w:t>վարկային</w:t>
+      </w:r>
+      <w:proofErr w:type="spellEnd"/>
+      <w:r>
+        <w:rPr>
+          <w:rFonts w:ascii="Times New Roman" w:eastAsia="Times New Roman" w:hAnsi="Times New Roman" w:cs="Times New Roman"/>
+          <w:color w:val="000000" w:themeColor="text1"/>
+          <w:sz w:val="18"/>
+          <w:szCs w:val="18"/>
+          <w:lang w:val="en-GB"/>
+        </w:rPr>
+        <w:t xml:space="preserve"> </w:t>
+      </w:r>
+      <w:proofErr w:type="spellStart"/>
+      <w:r>
+        <w:rPr>
+          <w:rFonts w:ascii="Times New Roman" w:eastAsia="Times New Roman" w:hAnsi="Times New Roman" w:cs="Times New Roman"/>
+          <w:color w:val="000000" w:themeColor="text1"/>
+          <w:sz w:val="18"/>
+          <w:szCs w:val="18"/>
+          <w:lang w:val="en-GB"/>
+        </w:rPr>
+        <w:t>պայմանագրի</w:t>
+      </w:r>
+      <w:proofErr w:type="spellEnd"/>
+      <w:r>
+        <w:rPr>
+          <w:rFonts w:ascii="Times New Roman" w:eastAsia="Times New Roman" w:hAnsi="Times New Roman" w:cs="Times New Roman"/>
+          <w:color w:val="000000" w:themeColor="text1"/>
+          <w:sz w:val="18"/>
+          <w:szCs w:val="18"/>
+          <w:lang w:val="en-GB"/>
+        </w:rPr>
+        <w:t xml:space="preserve"> </w:t>
+      </w:r>
+      <w:proofErr w:type="spellStart"/>
+      <w:r>
+        <w:rPr>
+          <w:rFonts w:ascii="Times New Roman" w:eastAsia="Times New Roman" w:hAnsi="Times New Roman" w:cs="Times New Roman"/>
+          <w:color w:val="000000" w:themeColor="text1"/>
+          <w:sz w:val="18"/>
+          <w:szCs w:val="18"/>
+          <w:lang w:val="en-GB"/>
+        </w:rPr>
+        <w:t>կոդը</w:t>
+      </w:r>
+      <w:proofErr w:type="spellEnd"/>
+      <w:r>
+        <w:rPr>
+          <w:rFonts w:ascii="Times New Roman" w:eastAsia="Times New Roman" w:hAnsi="Times New Roman" w:cs="Times New Roman"/>
+          <w:color w:val="000000" w:themeColor="text1"/>
+          <w:sz w:val="18"/>
+          <w:szCs w:val="18"/>
+          <w:lang w:val="en-GB"/>
+        </w:rPr>
+        <w:t>.</w:t>
       </w:r>
     </w:p>
     <w:p>
@@ -5374,26 +5875,348 @@
           <w:lang w:val="hy-AM"/>
         </w:rPr>
       </w:pPr>
-      <w:r>
-        <w:rPr>
-          <w:rFonts w:ascii="Times New Roman" w:eastAsia="Times New Roman" w:hAnsi="Times New Roman" w:cs="Times New Roman"/>
-          <w:color w:val="000000" w:themeColor="text1"/>
-          <w:sz w:val="18"/>
-          <w:szCs w:val="18"/>
-          <w:lang w:val="en-GB"/>
-        </w:rPr>
-        <w:t xml:space="preserve">Վարկատուին անհապաղ տեղեկացնել անձնական և այլ տվյալների փոփոխության մասին (հասցե, </w:t>
-      </w:r>
-      <w:r>
-        <w:rPr>
-          <w:rFonts w:ascii="Times New Roman" w:eastAsia="Times New Roman" w:hAnsi="Times New Roman" w:cs="Times New Roman"/>
-          <w:color w:val="000000" w:themeColor="text1"/>
-          <w:sz w:val="18"/>
-          <w:szCs w:val="18"/>
-          <w:lang w:val="en-GB"/>
-        </w:rPr>
-        <w:t>հեռախոսահամր, էլեկտրոնային փոստի հասցե, անձնագրային տվյալներ և այլն</w:t>
-      </w:r>
+      <w:proofErr w:type="spellStart"/>
+      <w:r>
+        <w:rPr>
+          <w:rFonts w:ascii="Times New Roman" w:eastAsia="Times New Roman" w:hAnsi="Times New Roman" w:cs="Times New Roman"/>
+          <w:color w:val="000000" w:themeColor="text1"/>
+          <w:sz w:val="18"/>
+          <w:szCs w:val="18"/>
+          <w:lang w:val="en-GB"/>
+        </w:rPr>
+        <w:t>Վարկատուին</w:t>
+      </w:r>
+      <w:proofErr w:type="spellEnd"/>
+      <w:r>
+        <w:rPr>
+          <w:rFonts w:ascii="Times New Roman" w:eastAsia="Times New Roman" w:hAnsi="Times New Roman" w:cs="Times New Roman"/>
+          <w:color w:val="000000" w:themeColor="text1"/>
+          <w:sz w:val="18"/>
+          <w:szCs w:val="18"/>
+          <w:lang w:val="en-GB"/>
+        </w:rPr>
+        <w:t xml:space="preserve"> </w:t>
+      </w:r>
+      <w:proofErr w:type="spellStart"/>
+      <w:r>
+        <w:rPr>
+          <w:rFonts w:ascii="Times New Roman" w:eastAsia="Times New Roman" w:hAnsi="Times New Roman" w:cs="Times New Roman"/>
+          <w:color w:val="000000" w:themeColor="text1"/>
+          <w:sz w:val="18"/>
+          <w:szCs w:val="18"/>
+          <w:lang w:val="en-GB"/>
+        </w:rPr>
+        <w:t>անհապաղ</w:t>
+      </w:r>
+      <w:proofErr w:type="spellEnd"/>
+      <w:r>
+        <w:rPr>
+          <w:rFonts w:ascii="Times New Roman" w:eastAsia="Times New Roman" w:hAnsi="Times New Roman" w:cs="Times New Roman"/>
+          <w:color w:val="000000" w:themeColor="text1"/>
+          <w:sz w:val="18"/>
+          <w:szCs w:val="18"/>
+          <w:lang w:val="en-GB"/>
+        </w:rPr>
+        <w:t xml:space="preserve"> </w:t>
+      </w:r>
+      <w:proofErr w:type="spellStart"/>
+      <w:r>
+        <w:rPr>
+          <w:rFonts w:ascii="Times New Roman" w:eastAsia="Times New Roman" w:hAnsi="Times New Roman" w:cs="Times New Roman"/>
+          <w:color w:val="000000" w:themeColor="text1"/>
+          <w:sz w:val="18"/>
+          <w:szCs w:val="18"/>
+          <w:lang w:val="en-GB"/>
+        </w:rPr>
+        <w:t>տեղեկացնել</w:t>
+      </w:r>
+      <w:proofErr w:type="spellEnd"/>
+      <w:r>
+        <w:rPr>
+          <w:rFonts w:ascii="Times New Roman" w:eastAsia="Times New Roman" w:hAnsi="Times New Roman" w:cs="Times New Roman"/>
+          <w:color w:val="000000" w:themeColor="text1"/>
+          <w:sz w:val="18"/>
+          <w:szCs w:val="18"/>
+          <w:lang w:val="en-GB"/>
+        </w:rPr>
+        <w:t xml:space="preserve"> </w:t>
+      </w:r>
+      <w:proofErr w:type="spellStart"/>
+      <w:r>
+        <w:rPr>
+          <w:rFonts w:ascii="Times New Roman" w:eastAsia="Times New Roman" w:hAnsi="Times New Roman" w:cs="Times New Roman"/>
+          <w:color w:val="000000" w:themeColor="text1"/>
+          <w:sz w:val="18"/>
+          <w:szCs w:val="18"/>
+          <w:lang w:val="en-GB"/>
+        </w:rPr>
+        <w:t>անձնական</w:t>
+      </w:r>
+      <w:proofErr w:type="spellEnd"/>
+      <w:r>
+        <w:rPr>
+          <w:rFonts w:ascii="Times New Roman" w:eastAsia="Times New Roman" w:hAnsi="Times New Roman" w:cs="Times New Roman"/>
+          <w:color w:val="000000" w:themeColor="text1"/>
+          <w:sz w:val="18"/>
+          <w:szCs w:val="18"/>
+          <w:lang w:val="en-GB"/>
+        </w:rPr>
+        <w:t xml:space="preserve"> և </w:t>
+      </w:r>
+      <w:proofErr w:type="spellStart"/>
+      <w:r>
+        <w:rPr>
+          <w:rFonts w:ascii="Times New Roman" w:eastAsia="Times New Roman" w:hAnsi="Times New Roman" w:cs="Times New Roman"/>
+          <w:color w:val="000000" w:themeColor="text1"/>
+          <w:sz w:val="18"/>
+          <w:szCs w:val="18"/>
+          <w:lang w:val="en-GB"/>
+        </w:rPr>
+        <w:t>այլ</w:t>
+      </w:r>
+      <w:proofErr w:type="spellEnd"/>
+      <w:r>
+        <w:rPr>
+          <w:rFonts w:ascii="Times New Roman" w:eastAsia="Times New Roman" w:hAnsi="Times New Roman" w:cs="Times New Roman"/>
+          <w:color w:val="000000" w:themeColor="text1"/>
+          <w:sz w:val="18"/>
+          <w:szCs w:val="18"/>
+          <w:lang w:val="en-GB"/>
+        </w:rPr>
+        <w:t xml:space="preserve"> </w:t>
+      </w:r>
+      <w:proofErr w:type="spellStart"/>
+      <w:r>
+        <w:rPr>
+          <w:rFonts w:ascii="Times New Roman" w:eastAsia="Times New Roman" w:hAnsi="Times New Roman" w:cs="Times New Roman"/>
+          <w:color w:val="000000" w:themeColor="text1"/>
+          <w:sz w:val="18"/>
+          <w:szCs w:val="18"/>
+          <w:lang w:val="en-GB"/>
+        </w:rPr>
+        <w:t>տվյալների</w:t>
+      </w:r>
+      <w:proofErr w:type="spellEnd"/>
+      <w:r>
+        <w:rPr>
+          <w:rFonts w:ascii="Times New Roman" w:eastAsia="Times New Roman" w:hAnsi="Times New Roman" w:cs="Times New Roman"/>
+          <w:color w:val="000000" w:themeColor="text1"/>
+          <w:sz w:val="18"/>
+          <w:szCs w:val="18"/>
+          <w:lang w:val="en-GB"/>
+        </w:rPr>
+        <w:t xml:space="preserve"> </w:t>
+      </w:r>
+      <w:proofErr w:type="spellStart"/>
+      <w:r>
+        <w:rPr>
+          <w:rFonts w:ascii="Times New Roman" w:eastAsia="Times New Roman" w:hAnsi="Times New Roman" w:cs="Times New Roman"/>
+          <w:color w:val="000000" w:themeColor="text1"/>
+          <w:sz w:val="18"/>
+          <w:szCs w:val="18"/>
+          <w:lang w:val="en-GB"/>
+        </w:rPr>
+        <w:t>փոփոխության</w:t>
+      </w:r>
+      <w:proofErr w:type="spellEnd"/>
+      <w:r>
+        <w:rPr>
+          <w:rFonts w:ascii="Times New Roman" w:eastAsia="Times New Roman" w:hAnsi="Times New Roman" w:cs="Times New Roman"/>
+          <w:color w:val="000000" w:themeColor="text1"/>
+          <w:sz w:val="18"/>
+          <w:szCs w:val="18"/>
+          <w:lang w:val="en-GB"/>
+        </w:rPr>
+        <w:t xml:space="preserve"> </w:t>
+      </w:r>
+      <w:proofErr w:type="spellStart"/>
+      <w:r>
+        <w:rPr>
+          <w:rFonts w:ascii="Times New Roman" w:eastAsia="Times New Roman" w:hAnsi="Times New Roman" w:cs="Times New Roman"/>
+          <w:color w:val="000000" w:themeColor="text1"/>
+          <w:sz w:val="18"/>
+          <w:szCs w:val="18"/>
+          <w:lang w:val="en-GB"/>
+        </w:rPr>
+        <w:t>մասին</w:t>
+      </w:r>
+      <w:proofErr w:type="spellEnd"/>
+      <w:r>
+        <w:rPr>
+          <w:rFonts w:ascii="Times New Roman" w:eastAsia="Times New Roman" w:hAnsi="Times New Roman" w:cs="Times New Roman"/>
+          <w:color w:val="000000" w:themeColor="text1"/>
+          <w:sz w:val="18"/>
+          <w:szCs w:val="18"/>
+          <w:lang w:val="en-GB"/>
+        </w:rPr>
+        <w:t xml:space="preserve"> (</w:t>
+      </w:r>
+      <w:proofErr w:type="spellStart"/>
+      <w:r>
+        <w:rPr>
+          <w:rFonts w:ascii="Times New Roman" w:eastAsia="Times New Roman" w:hAnsi="Times New Roman" w:cs="Times New Roman"/>
+          <w:color w:val="000000" w:themeColor="text1"/>
+          <w:sz w:val="18"/>
+          <w:szCs w:val="18"/>
+          <w:lang w:val="en-GB"/>
+        </w:rPr>
+        <w:t>հասցե</w:t>
+      </w:r>
+      <w:proofErr w:type="spellEnd"/>
+      <w:r>
+        <w:rPr>
+          <w:rFonts w:ascii="Times New Roman" w:eastAsia="Times New Roman" w:hAnsi="Times New Roman" w:cs="Times New Roman"/>
+          <w:color w:val="000000" w:themeColor="text1"/>
+          <w:sz w:val="18"/>
+          <w:szCs w:val="18"/>
+          <w:lang w:val="en-GB"/>
+        </w:rPr>
+        <w:t xml:space="preserve">, </w:t>
+      </w:r>
+      <w:proofErr w:type="spellStart"/>
+      <w:r>
+        <w:rPr>
+          <w:rFonts w:ascii="Times New Roman" w:eastAsia="Times New Roman" w:hAnsi="Times New Roman" w:cs="Times New Roman"/>
+          <w:color w:val="000000" w:themeColor="text1"/>
+          <w:sz w:val="18"/>
+          <w:szCs w:val="18"/>
+          <w:lang w:val="en-GB"/>
+        </w:rPr>
+        <w:t>հեռախոսահամր</w:t>
+      </w:r>
+      <w:proofErr w:type="spellEnd"/>
+      <w:r>
+        <w:rPr>
+          <w:rFonts w:ascii="Times New Roman" w:eastAsia="Times New Roman" w:hAnsi="Times New Roman" w:cs="Times New Roman"/>
+          <w:color w:val="000000" w:themeColor="text1"/>
+          <w:sz w:val="18"/>
+          <w:szCs w:val="18"/>
+          <w:lang w:val="en-GB"/>
+        </w:rPr>
+        <w:t xml:space="preserve">, </w:t>
+      </w:r>
+      <w:proofErr w:type="spellStart"/>
+      <w:r>
+        <w:rPr>
+          <w:rFonts w:ascii="Times New Roman" w:eastAsia="Times New Roman" w:hAnsi="Times New Roman" w:cs="Times New Roman"/>
+          <w:color w:val="000000" w:themeColor="text1"/>
+          <w:sz w:val="18"/>
+          <w:szCs w:val="18"/>
+          <w:lang w:val="en-GB"/>
+        </w:rPr>
+        <w:t>էլեկտրոնային</w:t>
+      </w:r>
+      <w:proofErr w:type="spellEnd"/>
+      <w:r>
+        <w:rPr>
+          <w:rFonts w:ascii="Times New Roman" w:eastAsia="Times New Roman" w:hAnsi="Times New Roman" w:cs="Times New Roman"/>
+          <w:color w:val="000000" w:themeColor="text1"/>
+          <w:sz w:val="18"/>
+          <w:szCs w:val="18"/>
+          <w:lang w:val="en-GB"/>
+        </w:rPr>
+        <w:t xml:space="preserve"> </w:t>
+      </w:r>
+      <w:proofErr w:type="spellStart"/>
+      <w:r>
+        <w:rPr>
+          <w:rFonts w:ascii="Times New Roman" w:eastAsia="Times New Roman" w:hAnsi="Times New Roman" w:cs="Times New Roman"/>
+          <w:color w:val="000000" w:themeColor="text1"/>
+          <w:sz w:val="18"/>
+          <w:szCs w:val="18"/>
+          <w:lang w:val="en-GB"/>
+        </w:rPr>
+        <w:t>փոստի</w:t>
+      </w:r>
+      <w:proofErr w:type="spellEnd"/>
+      <w:r>
+        <w:rPr>
+          <w:rFonts w:ascii="Times New Roman" w:eastAsia="Times New Roman" w:hAnsi="Times New Roman" w:cs="Times New Roman"/>
+          <w:color w:val="000000" w:themeColor="text1"/>
+          <w:sz w:val="18"/>
+          <w:szCs w:val="18"/>
+          <w:lang w:val="en-GB"/>
+        </w:rPr>
+        <w:t xml:space="preserve"> </w:t>
+      </w:r>
+      <w:proofErr w:type="spellStart"/>
+      <w:r>
+        <w:rPr>
+          <w:rFonts w:ascii="Times New Roman" w:eastAsia="Times New Roman" w:hAnsi="Times New Roman" w:cs="Times New Roman"/>
+          <w:color w:val="000000" w:themeColor="text1"/>
+          <w:sz w:val="18"/>
+          <w:szCs w:val="18"/>
+          <w:lang w:val="en-GB"/>
+        </w:rPr>
+        <w:t>հասցե</w:t>
+      </w:r>
+      <w:proofErr w:type="spellEnd"/>
+      <w:r>
+        <w:rPr>
+          <w:rFonts w:ascii="Times New Roman" w:eastAsia="Times New Roman" w:hAnsi="Times New Roman" w:cs="Times New Roman"/>
+          <w:color w:val="000000" w:themeColor="text1"/>
+          <w:sz w:val="18"/>
+          <w:szCs w:val="18"/>
+          <w:lang w:val="en-GB"/>
+        </w:rPr>
+        <w:t xml:space="preserve">, </w:t>
+      </w:r>
+      <w:proofErr w:type="spellStart"/>
+      <w:r>
+        <w:rPr>
+          <w:rFonts w:ascii="Times New Roman" w:eastAsia="Times New Roman" w:hAnsi="Times New Roman" w:cs="Times New Roman"/>
+          <w:color w:val="000000" w:themeColor="text1"/>
+          <w:sz w:val="18"/>
+          <w:szCs w:val="18"/>
+          <w:lang w:val="en-GB"/>
+        </w:rPr>
+        <w:t>անձնագրային</w:t>
+      </w:r>
+      <w:proofErr w:type="spellEnd"/>
+      <w:r>
+        <w:rPr>
+          <w:rFonts w:ascii="Times New Roman" w:eastAsia="Times New Roman" w:hAnsi="Times New Roman" w:cs="Times New Roman"/>
+          <w:color w:val="000000" w:themeColor="text1"/>
+          <w:sz w:val="18"/>
+          <w:szCs w:val="18"/>
+          <w:lang w:val="en-GB"/>
+        </w:rPr>
+        <w:t xml:space="preserve"> </w:t>
+      </w:r>
+      <w:proofErr w:type="spellStart"/>
+      <w:r>
+        <w:rPr>
+          <w:rFonts w:ascii="Times New Roman" w:eastAsia="Times New Roman" w:hAnsi="Times New Roman" w:cs="Times New Roman"/>
+          <w:color w:val="000000" w:themeColor="text1"/>
+          <w:sz w:val="18"/>
+          <w:szCs w:val="18"/>
+          <w:lang w:val="en-GB"/>
+        </w:rPr>
+        <w:t>տվյալներ</w:t>
+      </w:r>
+      <w:proofErr w:type="spellEnd"/>
+      <w:r>
+        <w:rPr>
+          <w:rFonts w:ascii="Times New Roman" w:eastAsia="Times New Roman" w:hAnsi="Times New Roman" w:cs="Times New Roman"/>
+          <w:color w:val="000000" w:themeColor="text1"/>
+          <w:sz w:val="18"/>
+          <w:szCs w:val="18"/>
+          <w:lang w:val="en-GB"/>
+        </w:rPr>
+        <w:t xml:space="preserve"> և </w:t>
+      </w:r>
+      <w:proofErr w:type="spellStart"/>
+      <w:r>
+        <w:rPr>
+          <w:rFonts w:ascii="Times New Roman" w:eastAsia="Times New Roman" w:hAnsi="Times New Roman" w:cs="Times New Roman"/>
+          <w:color w:val="000000" w:themeColor="text1"/>
+          <w:sz w:val="18"/>
+          <w:szCs w:val="18"/>
+          <w:lang w:val="en-GB"/>
+        </w:rPr>
+        <w:t>այլն</w:t>
+      </w:r>
+      <w:proofErr w:type="spellEnd"/>
       <w:r>
         <w:rPr>
           <w:rFonts w:ascii="Times New Roman" w:eastAsia="Times New Roman" w:hAnsi="Times New Roman" w:cs="Times New Roman"/>
@@ -5424,23 +6247,265 @@
           <w:lang w:val="hy-AM"/>
         </w:rPr>
       </w:pPr>
-      <w:r>
-        <w:rPr>
-          <w:rFonts w:ascii="Times New Roman" w:hAnsi="Times New Roman" w:cs="Times New Roman"/>
-          <w:sz w:val="18"/>
-          <w:szCs w:val="18"/>
-          <w:lang w:val="en-GB"/>
-        </w:rPr>
-        <w:t xml:space="preserve">Վարկային պարտավորության ամբողջ ընթացքում </w:t>
-      </w:r>
-      <w:r>
-        <w:rPr>
-          <w:rFonts w:ascii="Times New Roman" w:hAnsi="Times New Roman" w:cs="Times New Roman"/>
-          <w:sz w:val="18"/>
-          <w:szCs w:val="18"/>
-          <w:lang w:val="en-GB"/>
-        </w:rPr>
-        <w:t>գրավ դրված գույքը լրիվ արժեքով ապահովագրել կորստյան և վնասվածքի ռիսկերից,</w:t>
+      <w:proofErr w:type="spellStart"/>
+      <w:r>
+        <w:rPr>
+          <w:rFonts w:ascii="Times New Roman" w:hAnsi="Times New Roman" w:cs="Times New Roman"/>
+          <w:sz w:val="18"/>
+          <w:szCs w:val="18"/>
+          <w:lang w:val="en-GB"/>
+        </w:rPr>
+        <w:t>Վարկային</w:t>
+      </w:r>
+      <w:proofErr w:type="spellEnd"/>
+      <w:r>
+        <w:rPr>
+          <w:rFonts w:ascii="Times New Roman" w:hAnsi="Times New Roman" w:cs="Times New Roman"/>
+          <w:sz w:val="18"/>
+          <w:szCs w:val="18"/>
+          <w:lang w:val="en-GB"/>
+        </w:rPr>
+        <w:t xml:space="preserve"> </w:t>
+      </w:r>
+      <w:proofErr w:type="spellStart"/>
+      <w:r>
+        <w:rPr>
+          <w:rFonts w:ascii="Times New Roman" w:hAnsi="Times New Roman" w:cs="Times New Roman"/>
+          <w:sz w:val="18"/>
+          <w:szCs w:val="18"/>
+          <w:lang w:val="en-GB"/>
+        </w:rPr>
+        <w:t>պարտավորության</w:t>
+      </w:r>
+      <w:proofErr w:type="spellEnd"/>
+      <w:r>
+        <w:rPr>
+          <w:rFonts w:ascii="Times New Roman" w:hAnsi="Times New Roman" w:cs="Times New Roman"/>
+          <w:sz w:val="18"/>
+          <w:szCs w:val="18"/>
+          <w:lang w:val="en-GB"/>
+        </w:rPr>
+        <w:t xml:space="preserve"> </w:t>
+      </w:r>
+      <w:proofErr w:type="spellStart"/>
+      <w:r>
+        <w:rPr>
+          <w:rFonts w:ascii="Times New Roman" w:hAnsi="Times New Roman" w:cs="Times New Roman"/>
+          <w:sz w:val="18"/>
+          <w:szCs w:val="18"/>
+          <w:lang w:val="en-GB"/>
+        </w:rPr>
+        <w:t>ամբողջ</w:t>
+      </w:r>
+      <w:proofErr w:type="spellEnd"/>
+      <w:r>
+        <w:rPr>
+          <w:rFonts w:ascii="Times New Roman" w:hAnsi="Times New Roman" w:cs="Times New Roman"/>
+          <w:sz w:val="18"/>
+          <w:szCs w:val="18"/>
+          <w:lang w:val="en-GB"/>
+        </w:rPr>
+        <w:t xml:space="preserve"> </w:t>
+      </w:r>
+      <w:proofErr w:type="spellStart"/>
+      <w:r>
+        <w:rPr>
+          <w:rFonts w:ascii="Times New Roman" w:hAnsi="Times New Roman" w:cs="Times New Roman"/>
+          <w:sz w:val="18"/>
+          <w:szCs w:val="18"/>
+          <w:lang w:val="en-GB"/>
+        </w:rPr>
+        <w:t>ընթացքում</w:t>
+      </w:r>
+      <w:proofErr w:type="spellEnd"/>
+      <w:r>
+        <w:rPr>
+          <w:rFonts w:ascii="Times New Roman" w:hAnsi="Times New Roman" w:cs="Times New Roman"/>
+          <w:sz w:val="18"/>
+          <w:szCs w:val="18"/>
+          <w:lang w:val="en-GB"/>
+        </w:rPr>
+        <w:t xml:space="preserve"> </w:t>
+      </w:r>
+      <w:proofErr w:type="spellStart"/>
+      <w:r>
+        <w:rPr>
+          <w:rFonts w:ascii="Times New Roman" w:hAnsi="Times New Roman" w:cs="Times New Roman"/>
+          <w:sz w:val="18"/>
+          <w:szCs w:val="18"/>
+          <w:lang w:val="en-GB"/>
+        </w:rPr>
+        <w:t>գրավ</w:t>
+      </w:r>
+      <w:proofErr w:type="spellEnd"/>
+      <w:r>
+        <w:rPr>
+          <w:rFonts w:ascii="Times New Roman" w:hAnsi="Times New Roman" w:cs="Times New Roman"/>
+          <w:sz w:val="18"/>
+          <w:szCs w:val="18"/>
+          <w:lang w:val="en-GB"/>
+        </w:rPr>
+        <w:t xml:space="preserve"> </w:t>
+      </w:r>
+      <w:proofErr w:type="spellStart"/>
+      <w:r>
+        <w:rPr>
+          <w:rFonts w:ascii="Times New Roman" w:hAnsi="Times New Roman" w:cs="Times New Roman"/>
+          <w:sz w:val="18"/>
+          <w:szCs w:val="18"/>
+          <w:lang w:val="en-GB"/>
+        </w:rPr>
+        <w:t>դրված</w:t>
+      </w:r>
+      <w:proofErr w:type="spellEnd"/>
+      <w:r>
+        <w:rPr>
+          <w:rFonts w:ascii="Times New Roman" w:hAnsi="Times New Roman" w:cs="Times New Roman"/>
+          <w:sz w:val="18"/>
+          <w:szCs w:val="18"/>
+          <w:lang w:val="en-GB"/>
+        </w:rPr>
+        <w:t xml:space="preserve"> </w:t>
+      </w:r>
+      <w:proofErr w:type="spellStart"/>
+      <w:r>
+        <w:rPr>
+          <w:rFonts w:ascii="Times New Roman" w:hAnsi="Times New Roman" w:cs="Times New Roman"/>
+          <w:sz w:val="18"/>
+          <w:szCs w:val="18"/>
+          <w:lang w:val="en-GB"/>
+        </w:rPr>
+        <w:t>գույքը</w:t>
+      </w:r>
+      <w:proofErr w:type="spellEnd"/>
+      <w:r>
+        <w:rPr>
+          <w:rFonts w:ascii="Times New Roman" w:hAnsi="Times New Roman" w:cs="Times New Roman"/>
+          <w:sz w:val="18"/>
+          <w:szCs w:val="18"/>
+          <w:lang w:val="en-GB"/>
+        </w:rPr>
+        <w:t xml:space="preserve"> </w:t>
+      </w:r>
+      <w:proofErr w:type="spellStart"/>
+      <w:r>
+        <w:rPr>
+          <w:rFonts w:ascii="Times New Roman" w:hAnsi="Times New Roman" w:cs="Times New Roman"/>
+          <w:sz w:val="18"/>
+          <w:szCs w:val="18"/>
+          <w:lang w:val="en-GB"/>
+        </w:rPr>
+        <w:t>լրիվ</w:t>
+      </w:r>
+      <w:proofErr w:type="spellEnd"/>
+      <w:r>
+        <w:rPr>
+          <w:rFonts w:ascii="Times New Roman" w:hAnsi="Times New Roman" w:cs="Times New Roman"/>
+          <w:sz w:val="18"/>
+          <w:szCs w:val="18"/>
+          <w:lang w:val="en-GB"/>
+        </w:rPr>
+        <w:t xml:space="preserve"> </w:t>
+      </w:r>
+      <w:proofErr w:type="spellStart"/>
+      <w:r>
+        <w:rPr>
+          <w:rFonts w:ascii="Times New Roman" w:hAnsi="Times New Roman" w:cs="Times New Roman"/>
+          <w:sz w:val="18"/>
+          <w:szCs w:val="18"/>
+          <w:lang w:val="en-GB"/>
+        </w:rPr>
+        <w:t>արժեքով</w:t>
+      </w:r>
+      <w:proofErr w:type="spellEnd"/>
+      <w:r>
+        <w:rPr>
+          <w:rFonts w:ascii="Times New Roman" w:hAnsi="Times New Roman" w:cs="Times New Roman"/>
+          <w:sz w:val="18"/>
+          <w:szCs w:val="18"/>
+          <w:lang w:val="en-GB"/>
+        </w:rPr>
+        <w:t xml:space="preserve"> </w:t>
+      </w:r>
+      <w:proofErr w:type="spellStart"/>
+      <w:r>
+        <w:rPr>
+          <w:rFonts w:ascii="Times New Roman" w:hAnsi="Times New Roman" w:cs="Times New Roman"/>
+          <w:sz w:val="18"/>
+          <w:szCs w:val="18"/>
+          <w:lang w:val="en-GB"/>
+        </w:rPr>
+        <w:t>ապահովագրել</w:t>
+      </w:r>
+      <w:proofErr w:type="spellEnd"/>
+      <w:r>
+        <w:rPr>
+          <w:rFonts w:ascii="Times New Roman" w:hAnsi="Times New Roman" w:cs="Times New Roman"/>
+          <w:sz w:val="18"/>
+          <w:szCs w:val="18"/>
+          <w:lang w:val="en-GB"/>
+        </w:rPr>
+        <w:t xml:space="preserve"> </w:t>
+      </w:r>
+      <w:proofErr w:type="spellStart"/>
+      <w:r>
+        <w:rPr>
+          <w:rFonts w:ascii="Times New Roman" w:hAnsi="Times New Roman" w:cs="Times New Roman"/>
+          <w:sz w:val="18"/>
+          <w:szCs w:val="18"/>
+          <w:lang w:val="en-GB"/>
+        </w:rPr>
+        <w:t>կորստյան</w:t>
+      </w:r>
+      <w:proofErr w:type="spellEnd"/>
+      <w:r>
+        <w:rPr>
+          <w:rFonts w:ascii="Times New Roman" w:hAnsi="Times New Roman" w:cs="Times New Roman"/>
+          <w:sz w:val="18"/>
+          <w:szCs w:val="18"/>
+          <w:lang w:val="en-GB"/>
+        </w:rPr>
+        <w:t xml:space="preserve"> և </w:t>
+      </w:r>
+      <w:proofErr w:type="spellStart"/>
+      <w:r>
+        <w:rPr>
+          <w:rFonts w:ascii="Times New Roman" w:hAnsi="Times New Roman" w:cs="Times New Roman"/>
+          <w:sz w:val="18"/>
+          <w:szCs w:val="18"/>
+          <w:lang w:val="en-GB"/>
+        </w:rPr>
+        <w:t>վնասվածքի</w:t>
+      </w:r>
+      <w:proofErr w:type="spellEnd"/>
+      <w:r>
+        <w:rPr>
+          <w:rFonts w:ascii="Times New Roman" w:hAnsi="Times New Roman" w:cs="Times New Roman"/>
+          <w:sz w:val="18"/>
+          <w:szCs w:val="18"/>
+          <w:lang w:val="en-GB"/>
+        </w:rPr>
+        <w:t xml:space="preserve"> </w:t>
+      </w:r>
+      <w:proofErr w:type="spellStart"/>
+      <w:r>
+        <w:rPr>
+          <w:rFonts w:ascii="Times New Roman" w:hAnsi="Times New Roman" w:cs="Times New Roman"/>
+          <w:sz w:val="18"/>
+          <w:szCs w:val="18"/>
+          <w:lang w:val="en-GB"/>
+        </w:rPr>
+        <w:t>ռիսկերից</w:t>
+      </w:r>
+      <w:proofErr w:type="spellEnd"/>
+      <w:r>
+        <w:rPr>
+          <w:rFonts w:ascii="Times New Roman" w:hAnsi="Times New Roman" w:cs="Times New Roman"/>
+          <w:sz w:val="18"/>
+          <w:szCs w:val="18"/>
+          <w:lang w:val="en-GB"/>
+        </w:rPr>
+        <w:t>,</w:t>
       </w:r>
     </w:p>
     <w:p>
@@ -5463,6 +6528,7 @@
           <w:lang w:val="hy-AM"/>
         </w:rPr>
       </w:pPr>
+      <w:proofErr w:type="spellStart"/>
       <w:r>
         <w:rPr>
           <w:rFonts w:ascii="Times New Roman" w:hAnsi="Times New Roman" w:cs="Times New Roman"/>
@@ -5470,7 +6536,297 @@
           <w:sz w:val="18"/>
           <w:szCs w:val="18"/>
         </w:rPr>
-        <w:t>անհրաժեշտ միջոցներ ձեռնարկել գրավ դրված գույքը պահպանելու` ներառյալ այն երրորդ անձանց ոտնձգություններից և պահանջներից պաշտպանելու համար,</w:t>
+        <w:t>անհրաժեշտ</w:t>
+      </w:r>
+      <w:proofErr w:type="spellEnd"/>
+      <w:r>
+        <w:rPr>
+          <w:rFonts w:ascii="Times New Roman" w:hAnsi="Times New Roman" w:cs="Times New Roman"/>
+          <w:color w:val="333333"/>
+          <w:sz w:val="18"/>
+          <w:szCs w:val="18"/>
+        </w:rPr>
+        <w:t xml:space="preserve"> </w:t>
+      </w:r>
+      <w:proofErr w:type="spellStart"/>
+      <w:r>
+        <w:rPr>
+          <w:rFonts w:ascii="Times New Roman" w:hAnsi="Times New Roman" w:cs="Times New Roman"/>
+          <w:color w:val="333333"/>
+          <w:sz w:val="18"/>
+          <w:szCs w:val="18"/>
+        </w:rPr>
+        <w:t>միջոցներ</w:t>
+      </w:r>
+      <w:proofErr w:type="spellEnd"/>
+      <w:r>
+        <w:rPr>
+          <w:rFonts w:ascii="Times New Roman" w:hAnsi="Times New Roman" w:cs="Times New Roman"/>
+          <w:color w:val="333333"/>
+          <w:sz w:val="18"/>
+          <w:szCs w:val="18"/>
+        </w:rPr>
+        <w:t xml:space="preserve"> </w:t>
+      </w:r>
+      <w:proofErr w:type="spellStart"/>
+      <w:r>
+        <w:rPr>
+          <w:rFonts w:ascii="Times New Roman" w:hAnsi="Times New Roman" w:cs="Times New Roman"/>
+          <w:color w:val="333333"/>
+          <w:sz w:val="18"/>
+          <w:szCs w:val="18"/>
+        </w:rPr>
+        <w:t>ձեռնարկել</w:t>
+      </w:r>
+      <w:proofErr w:type="spellEnd"/>
+      <w:r>
+        <w:rPr>
+          <w:rFonts w:ascii="Times New Roman" w:hAnsi="Times New Roman" w:cs="Times New Roman"/>
+          <w:color w:val="333333"/>
+          <w:sz w:val="18"/>
+          <w:szCs w:val="18"/>
+        </w:rPr>
+        <w:t xml:space="preserve"> </w:t>
+      </w:r>
+      <w:proofErr w:type="spellStart"/>
+      <w:r>
+        <w:rPr>
+          <w:rFonts w:ascii="Times New Roman" w:hAnsi="Times New Roman" w:cs="Times New Roman"/>
+          <w:color w:val="333333"/>
+          <w:sz w:val="18"/>
+          <w:szCs w:val="18"/>
+        </w:rPr>
+        <w:t>գրավ</w:t>
+      </w:r>
+      <w:proofErr w:type="spellEnd"/>
+      <w:r>
+        <w:rPr>
+          <w:rFonts w:ascii="Times New Roman" w:hAnsi="Times New Roman" w:cs="Times New Roman"/>
+          <w:color w:val="333333"/>
+          <w:sz w:val="18"/>
+          <w:szCs w:val="18"/>
+        </w:rPr>
+        <w:t xml:space="preserve"> </w:t>
+      </w:r>
+      <w:proofErr w:type="spellStart"/>
+      <w:r>
+        <w:rPr>
+          <w:rFonts w:ascii="Times New Roman" w:hAnsi="Times New Roman" w:cs="Times New Roman"/>
+          <w:color w:val="333333"/>
+          <w:sz w:val="18"/>
+          <w:szCs w:val="18"/>
+        </w:rPr>
+        <w:t>դրված</w:t>
+      </w:r>
+      <w:proofErr w:type="spellEnd"/>
+      <w:r>
+        <w:rPr>
+          <w:rFonts w:ascii="Times New Roman" w:hAnsi="Times New Roman" w:cs="Times New Roman"/>
+          <w:color w:val="333333"/>
+          <w:sz w:val="18"/>
+          <w:szCs w:val="18"/>
+        </w:rPr>
+        <w:t xml:space="preserve"> </w:t>
+      </w:r>
+      <w:proofErr w:type="spellStart"/>
+      <w:r>
+        <w:rPr>
+          <w:rFonts w:ascii="Times New Roman" w:hAnsi="Times New Roman" w:cs="Times New Roman"/>
+          <w:color w:val="333333"/>
+          <w:sz w:val="18"/>
+          <w:szCs w:val="18"/>
+        </w:rPr>
+        <w:t>գույքը</w:t>
+      </w:r>
+      <w:proofErr w:type="spellEnd"/>
+      <w:r>
+        <w:rPr>
+          <w:rFonts w:ascii="Times New Roman" w:hAnsi="Times New Roman" w:cs="Times New Roman"/>
+          <w:color w:val="333333"/>
+          <w:sz w:val="18"/>
+          <w:szCs w:val="18"/>
+        </w:rPr>
+        <w:t xml:space="preserve"> </w:t>
+      </w:r>
+      <w:proofErr w:type="spellStart"/>
+      <w:r>
+        <w:rPr>
+          <w:rFonts w:ascii="Times New Roman" w:hAnsi="Times New Roman" w:cs="Times New Roman"/>
+          <w:color w:val="333333"/>
+          <w:sz w:val="18"/>
+          <w:szCs w:val="18"/>
+        </w:rPr>
+        <w:t>պահպանելու</w:t>
+      </w:r>
+      <w:proofErr w:type="spellEnd"/>
+      <w:r>
+        <w:rPr>
+          <w:rFonts w:ascii="Times New Roman" w:hAnsi="Times New Roman" w:cs="Times New Roman"/>
+          <w:color w:val="333333"/>
+          <w:sz w:val="18"/>
+          <w:szCs w:val="18"/>
+        </w:rPr>
+        <w:t xml:space="preserve">` </w:t>
+      </w:r>
+      <w:proofErr w:type="spellStart"/>
+      <w:r>
+        <w:rPr>
+          <w:rFonts w:ascii="Times New Roman" w:hAnsi="Times New Roman" w:cs="Times New Roman"/>
+          <w:color w:val="333333"/>
+          <w:sz w:val="18"/>
+          <w:szCs w:val="18"/>
+        </w:rPr>
+        <w:t>ներառյալ</w:t>
+      </w:r>
+      <w:proofErr w:type="spellEnd"/>
+      <w:r>
+        <w:rPr>
+          <w:rFonts w:ascii="Times New Roman" w:hAnsi="Times New Roman" w:cs="Times New Roman"/>
+          <w:color w:val="333333"/>
+          <w:sz w:val="18"/>
+          <w:szCs w:val="18"/>
+        </w:rPr>
+        <w:t xml:space="preserve"> </w:t>
+      </w:r>
+      <w:proofErr w:type="spellStart"/>
+      <w:r>
+        <w:rPr>
+          <w:rFonts w:ascii="Times New Roman" w:hAnsi="Times New Roman" w:cs="Times New Roman"/>
+          <w:color w:val="333333"/>
+          <w:sz w:val="18"/>
+          <w:szCs w:val="18"/>
+        </w:rPr>
+        <w:t>այն</w:t>
+      </w:r>
+      <w:proofErr w:type="spellEnd"/>
+      <w:r>
+        <w:rPr>
+          <w:rFonts w:ascii="Times New Roman" w:hAnsi="Times New Roman" w:cs="Times New Roman"/>
+          <w:color w:val="333333"/>
+          <w:sz w:val="18"/>
+          <w:szCs w:val="18"/>
+        </w:rPr>
+        <w:t xml:space="preserve"> </w:t>
+      </w:r>
+      <w:proofErr w:type="spellStart"/>
+      <w:r>
+        <w:rPr>
+          <w:rFonts w:ascii="Times New Roman" w:hAnsi="Times New Roman" w:cs="Times New Roman"/>
+          <w:color w:val="333333"/>
+          <w:sz w:val="18"/>
+          <w:szCs w:val="18"/>
+        </w:rPr>
+        <w:t>երրորդ</w:t>
+      </w:r>
+      <w:proofErr w:type="spellEnd"/>
+      <w:r>
+        <w:rPr>
+          <w:rFonts w:ascii="Times New Roman" w:hAnsi="Times New Roman" w:cs="Times New Roman"/>
+          <w:color w:val="333333"/>
+          <w:sz w:val="18"/>
+          <w:szCs w:val="18"/>
+        </w:rPr>
+        <w:t xml:space="preserve"> </w:t>
+      </w:r>
+      <w:proofErr w:type="spellStart"/>
+      <w:r>
+        <w:rPr>
+          <w:rFonts w:ascii="Times New Roman" w:hAnsi="Times New Roman" w:cs="Times New Roman"/>
+          <w:color w:val="333333"/>
+          <w:sz w:val="18"/>
+          <w:szCs w:val="18"/>
+        </w:rPr>
+        <w:t>անձանց</w:t>
+      </w:r>
+      <w:proofErr w:type="spellEnd"/>
+      <w:r>
+        <w:rPr>
+          <w:rFonts w:ascii="Times New Roman" w:hAnsi="Times New Roman" w:cs="Times New Roman"/>
+          <w:color w:val="333333"/>
+          <w:sz w:val="18"/>
+          <w:szCs w:val="18"/>
+        </w:rPr>
+        <w:t xml:space="preserve"> </w:t>
+      </w:r>
+      <w:proofErr w:type="spellStart"/>
+      <w:r>
+        <w:rPr>
+          <w:rFonts w:ascii="Times New Roman" w:hAnsi="Times New Roman" w:cs="Times New Roman"/>
+          <w:color w:val="333333"/>
+          <w:sz w:val="18"/>
+          <w:szCs w:val="18"/>
+        </w:rPr>
+        <w:t>ոտնձգություններից</w:t>
+      </w:r>
+      <w:proofErr w:type="spellEnd"/>
+      <w:r>
+        <w:rPr>
+          <w:rFonts w:ascii="Times New Roman" w:hAnsi="Times New Roman" w:cs="Times New Roman"/>
+          <w:color w:val="333333"/>
+          <w:sz w:val="18"/>
+          <w:szCs w:val="18"/>
+        </w:rPr>
+        <w:t xml:space="preserve"> և </w:t>
+      </w:r>
+      <w:proofErr w:type="spellStart"/>
+      <w:r>
+        <w:rPr>
+          <w:rFonts w:ascii="Times New Roman" w:hAnsi="Times New Roman" w:cs="Times New Roman"/>
+          <w:color w:val="333333"/>
+          <w:sz w:val="18"/>
+          <w:szCs w:val="18"/>
+        </w:rPr>
+        <w:t>պահանջներից</w:t>
+      </w:r>
+      <w:proofErr w:type="spellEnd"/>
+      <w:r>
+        <w:rPr>
+          <w:rFonts w:ascii="Times New Roman" w:hAnsi="Times New Roman" w:cs="Times New Roman"/>
+          <w:color w:val="333333"/>
+          <w:sz w:val="18"/>
+          <w:szCs w:val="18"/>
+        </w:rPr>
+        <w:t xml:space="preserve"> </w:t>
+      </w:r>
+      <w:proofErr w:type="spellStart"/>
+      <w:r>
+        <w:rPr>
+          <w:rFonts w:ascii="Times New Roman" w:hAnsi="Times New Roman" w:cs="Times New Roman"/>
+          <w:color w:val="333333"/>
+          <w:sz w:val="18"/>
+          <w:szCs w:val="18"/>
+        </w:rPr>
+        <w:t>պաշտպանելու</w:t>
+      </w:r>
+      <w:proofErr w:type="spellEnd"/>
+      <w:r>
+        <w:rPr>
+          <w:rFonts w:ascii="Times New Roman" w:hAnsi="Times New Roman" w:cs="Times New Roman"/>
+          <w:color w:val="333333"/>
+          <w:sz w:val="18"/>
+          <w:szCs w:val="18"/>
+        </w:rPr>
+        <w:t xml:space="preserve"> </w:t>
+      </w:r>
+      <w:proofErr w:type="spellStart"/>
+      <w:r>
+        <w:rPr>
+          <w:rFonts w:ascii="Times New Roman" w:hAnsi="Times New Roman" w:cs="Times New Roman"/>
+          <w:color w:val="333333"/>
+          <w:sz w:val="18"/>
+          <w:szCs w:val="18"/>
+        </w:rPr>
+        <w:t>համար</w:t>
+      </w:r>
+      <w:proofErr w:type="spellEnd"/>
+      <w:r>
+        <w:rPr>
+          <w:rFonts w:ascii="Times New Roman" w:hAnsi="Times New Roman" w:cs="Times New Roman"/>
+          <w:color w:val="333333"/>
+          <w:sz w:val="18"/>
+          <w:szCs w:val="18"/>
+        </w:rPr>
+        <w:t>,</w:t>
       </w:r>
     </w:p>
     <w:p>
@@ -5492,6 +6848,7 @@
           <w:lang w:val="hy-AM"/>
         </w:rPr>
       </w:pPr>
+      <w:proofErr w:type="spellStart"/>
       <w:r>
         <w:rPr>
           <w:rFonts w:ascii="Times New Roman" w:hAnsi="Times New Roman" w:cs="Times New Roman"/>
@@ -5499,8 +6856,249 @@
           <w:sz w:val="18"/>
           <w:szCs w:val="18"/>
         </w:rPr>
-        <w:t>մյուս կողմին անհապաղ տեղեկացնել գրավ դրված գույքի կորստյան կամ վնասվածքի սպառնալիքի ծագման մասին</w:t>
-      </w:r>
+        <w:t>մյուս</w:t>
+      </w:r>
+      <w:proofErr w:type="spellEnd"/>
+      <w:r>
+        <w:rPr>
+          <w:rFonts w:ascii="Times New Roman" w:hAnsi="Times New Roman" w:cs="Times New Roman"/>
+          <w:color w:val="333333"/>
+          <w:sz w:val="18"/>
+          <w:szCs w:val="18"/>
+        </w:rPr>
+        <w:t xml:space="preserve"> </w:t>
+      </w:r>
+      <w:proofErr w:type="spellStart"/>
+      <w:r>
+        <w:rPr>
+          <w:rFonts w:ascii="Times New Roman" w:hAnsi="Times New Roman" w:cs="Times New Roman"/>
+          <w:color w:val="333333"/>
+          <w:sz w:val="18"/>
+          <w:szCs w:val="18"/>
+        </w:rPr>
+        <w:t>կողմին</w:t>
+      </w:r>
+      <w:proofErr w:type="spellEnd"/>
+      <w:r>
+        <w:rPr>
+          <w:rFonts w:ascii="Times New Roman" w:hAnsi="Times New Roman" w:cs="Times New Roman"/>
+          <w:color w:val="333333"/>
+          <w:sz w:val="18"/>
+          <w:szCs w:val="18"/>
+        </w:rPr>
+        <w:t xml:space="preserve"> </w:t>
+      </w:r>
+      <w:proofErr w:type="spellStart"/>
+      <w:r>
+        <w:rPr>
+          <w:rFonts w:ascii="Times New Roman" w:hAnsi="Times New Roman" w:cs="Times New Roman"/>
+          <w:color w:val="333333"/>
+          <w:sz w:val="18"/>
+          <w:szCs w:val="18"/>
+        </w:rPr>
+        <w:t>անհապաղ</w:t>
+      </w:r>
+      <w:proofErr w:type="spellEnd"/>
+      <w:r>
+        <w:rPr>
+          <w:rFonts w:ascii="Times New Roman" w:hAnsi="Times New Roman" w:cs="Times New Roman"/>
+          <w:color w:val="333333"/>
+          <w:sz w:val="18"/>
+          <w:szCs w:val="18"/>
+        </w:rPr>
+        <w:t xml:space="preserve"> </w:t>
+      </w:r>
+      <w:proofErr w:type="spellStart"/>
+      <w:r>
+        <w:rPr>
+          <w:rFonts w:ascii="Times New Roman" w:hAnsi="Times New Roman" w:cs="Times New Roman"/>
+          <w:color w:val="333333"/>
+          <w:sz w:val="18"/>
+          <w:szCs w:val="18"/>
+        </w:rPr>
+        <w:t>տեղեկացնել</w:t>
+      </w:r>
+      <w:proofErr w:type="spellEnd"/>
+      <w:r>
+        <w:rPr>
+          <w:rFonts w:ascii="Times New Roman" w:hAnsi="Times New Roman" w:cs="Times New Roman"/>
+          <w:color w:val="333333"/>
+          <w:sz w:val="18"/>
+          <w:szCs w:val="18"/>
+        </w:rPr>
+        <w:t xml:space="preserve"> </w:t>
+      </w:r>
+      <w:proofErr w:type="spellStart"/>
+      <w:r>
+        <w:rPr>
+          <w:rFonts w:ascii="Times New Roman" w:hAnsi="Times New Roman" w:cs="Times New Roman"/>
+          <w:color w:val="333333"/>
+          <w:sz w:val="18"/>
+          <w:szCs w:val="18"/>
+        </w:rPr>
+        <w:t>գրավ</w:t>
+      </w:r>
+      <w:proofErr w:type="spellEnd"/>
+      <w:r>
+        <w:rPr>
+          <w:rFonts w:ascii="Times New Roman" w:hAnsi="Times New Roman" w:cs="Times New Roman"/>
+          <w:color w:val="333333"/>
+          <w:sz w:val="18"/>
+          <w:szCs w:val="18"/>
+        </w:rPr>
+        <w:t xml:space="preserve"> </w:t>
+      </w:r>
+      <w:proofErr w:type="spellStart"/>
+      <w:r>
+        <w:rPr>
+          <w:rFonts w:ascii="Times New Roman" w:hAnsi="Times New Roman" w:cs="Times New Roman"/>
+          <w:color w:val="333333"/>
+          <w:sz w:val="18"/>
+          <w:szCs w:val="18"/>
+        </w:rPr>
+        <w:t>դրված</w:t>
+      </w:r>
+      <w:proofErr w:type="spellEnd"/>
+      <w:r>
+        <w:rPr>
+          <w:rFonts w:ascii="Times New Roman" w:hAnsi="Times New Roman" w:cs="Times New Roman"/>
+          <w:color w:val="333333"/>
+          <w:sz w:val="18"/>
+          <w:szCs w:val="18"/>
+        </w:rPr>
+        <w:t xml:space="preserve"> </w:t>
+      </w:r>
+      <w:proofErr w:type="spellStart"/>
+      <w:r>
+        <w:rPr>
+          <w:rFonts w:ascii="Times New Roman" w:hAnsi="Times New Roman" w:cs="Times New Roman"/>
+          <w:color w:val="333333"/>
+          <w:sz w:val="18"/>
+          <w:szCs w:val="18"/>
+        </w:rPr>
+        <w:t>գույքի</w:t>
+      </w:r>
+      <w:proofErr w:type="spellEnd"/>
+      <w:r>
+        <w:rPr>
+          <w:rFonts w:ascii="Times New Roman" w:hAnsi="Times New Roman" w:cs="Times New Roman"/>
+          <w:color w:val="333333"/>
+          <w:sz w:val="18"/>
+          <w:szCs w:val="18"/>
+        </w:rPr>
+        <w:t xml:space="preserve"> </w:t>
+      </w:r>
+      <w:proofErr w:type="spellStart"/>
+      <w:r>
+        <w:rPr>
+          <w:rFonts w:ascii="Times New Roman" w:hAnsi="Times New Roman" w:cs="Times New Roman"/>
+          <w:color w:val="333333"/>
+          <w:sz w:val="18"/>
+          <w:szCs w:val="18"/>
+        </w:rPr>
+        <w:t>կորստյան</w:t>
+      </w:r>
+      <w:proofErr w:type="spellEnd"/>
+      <w:r>
+        <w:rPr>
+          <w:rFonts w:ascii="Times New Roman" w:hAnsi="Times New Roman" w:cs="Times New Roman"/>
+          <w:color w:val="333333"/>
+          <w:sz w:val="18"/>
+          <w:szCs w:val="18"/>
+        </w:rPr>
+        <w:t xml:space="preserve"> </w:t>
+      </w:r>
+      <w:proofErr w:type="spellStart"/>
+      <w:r>
+        <w:rPr>
+          <w:rFonts w:ascii="Times New Roman" w:hAnsi="Times New Roman" w:cs="Times New Roman"/>
+          <w:color w:val="333333"/>
+          <w:sz w:val="18"/>
+          <w:szCs w:val="18"/>
+        </w:rPr>
+        <w:t>կամ</w:t>
+      </w:r>
+      <w:proofErr w:type="spellEnd"/>
+      <w:r>
+        <w:rPr>
+          <w:rFonts w:ascii="Times New Roman" w:hAnsi="Times New Roman" w:cs="Times New Roman"/>
+          <w:color w:val="333333"/>
+          <w:sz w:val="18"/>
+          <w:szCs w:val="18"/>
+        </w:rPr>
+        <w:t xml:space="preserve"> </w:t>
+      </w:r>
+      <w:proofErr w:type="spellStart"/>
+      <w:r>
+        <w:rPr>
+          <w:rFonts w:ascii="Times New Roman" w:hAnsi="Times New Roman" w:cs="Times New Roman"/>
+          <w:color w:val="333333"/>
+          <w:sz w:val="18"/>
+          <w:szCs w:val="18"/>
+        </w:rPr>
+        <w:t>վնասվածքի</w:t>
+      </w:r>
+      <w:proofErr w:type="spellEnd"/>
+      <w:r>
+        <w:rPr>
+          <w:rFonts w:ascii="Times New Roman" w:hAnsi="Times New Roman" w:cs="Times New Roman"/>
+          <w:color w:val="333333"/>
+          <w:sz w:val="18"/>
+          <w:szCs w:val="18"/>
+        </w:rPr>
+        <w:t xml:space="preserve"> </w:t>
+      </w:r>
+      <w:proofErr w:type="spellStart"/>
+      <w:r>
+        <w:rPr>
+          <w:rFonts w:ascii="Times New Roman" w:hAnsi="Times New Roman" w:cs="Times New Roman"/>
+          <w:color w:val="333333"/>
+          <w:sz w:val="18"/>
+          <w:szCs w:val="18"/>
+        </w:rPr>
+        <w:t>սպառնալիքի</w:t>
+      </w:r>
+      <w:proofErr w:type="spellEnd"/>
+      <w:r>
+        <w:rPr>
+          <w:rFonts w:ascii="Times New Roman" w:hAnsi="Times New Roman" w:cs="Times New Roman"/>
+          <w:color w:val="333333"/>
+          <w:sz w:val="18"/>
+          <w:szCs w:val="18"/>
+        </w:rPr>
+        <w:t xml:space="preserve"> </w:t>
+      </w:r>
+      <w:proofErr w:type="spellStart"/>
+      <w:r>
+        <w:rPr>
+          <w:rFonts w:ascii="Times New Roman" w:hAnsi="Times New Roman" w:cs="Times New Roman"/>
+          <w:color w:val="333333"/>
+          <w:sz w:val="18"/>
+          <w:szCs w:val="18"/>
+        </w:rPr>
+        <w:t>ծագման</w:t>
+      </w:r>
+      <w:proofErr w:type="spellEnd"/>
+      <w:r>
+        <w:rPr>
+          <w:rFonts w:ascii="Times New Roman" w:hAnsi="Times New Roman" w:cs="Times New Roman"/>
+          <w:color w:val="333333"/>
+          <w:sz w:val="18"/>
+          <w:szCs w:val="18"/>
+        </w:rPr>
+        <w:t xml:space="preserve"> </w:t>
+      </w:r>
+      <w:proofErr w:type="spellStart"/>
+      <w:r>
+        <w:rPr>
+          <w:rFonts w:ascii="Times New Roman" w:hAnsi="Times New Roman" w:cs="Times New Roman"/>
+          <w:color w:val="333333"/>
+          <w:sz w:val="18"/>
+          <w:szCs w:val="18"/>
+        </w:rPr>
+        <w:t>մասին</w:t>
+      </w:r>
+      <w:proofErr w:type="spellEnd"/>
       <w:r>
         <w:rPr>
           <w:rFonts w:ascii="Times New Roman" w:hAnsi="Times New Roman" w:cs="Times New Roman"/>
@@ -5530,6 +7128,7 @@
           <w:lang w:val="hy-AM"/>
         </w:rPr>
       </w:pPr>
+      <w:proofErr w:type="spellStart"/>
       <w:r>
         <w:rPr>
           <w:rFonts w:ascii="Times New Roman" w:hAnsi="Times New Roman" w:cs="Times New Roman"/>
@@ -5537,8 +7136,89 @@
           <w:sz w:val="18"/>
           <w:szCs w:val="18"/>
         </w:rPr>
-        <w:t>Պայմանագրով սահմանված այլ գործողություններ կատարել</w:t>
-      </w:r>
+        <w:t>Պայմանագրով</w:t>
+      </w:r>
+      <w:proofErr w:type="spellEnd"/>
+      <w:r>
+        <w:rPr>
+          <w:rFonts w:ascii="Times New Roman" w:hAnsi="Times New Roman" w:cs="Times New Roman"/>
+          <w:color w:val="333333"/>
+          <w:sz w:val="18"/>
+          <w:szCs w:val="18"/>
+        </w:rPr>
+        <w:t xml:space="preserve"> </w:t>
+      </w:r>
+      <w:proofErr w:type="spellStart"/>
+      <w:r>
+        <w:rPr>
+          <w:rFonts w:ascii="Times New Roman" w:hAnsi="Times New Roman" w:cs="Times New Roman"/>
+          <w:color w:val="333333"/>
+          <w:sz w:val="18"/>
+          <w:szCs w:val="18"/>
+        </w:rPr>
+        <w:t>սահմանված</w:t>
+      </w:r>
+      <w:proofErr w:type="spellEnd"/>
+      <w:r>
+        <w:rPr>
+          <w:rFonts w:ascii="Times New Roman" w:hAnsi="Times New Roman" w:cs="Times New Roman"/>
+          <w:color w:val="333333"/>
+          <w:sz w:val="18"/>
+          <w:szCs w:val="18"/>
+        </w:rPr>
+        <w:t xml:space="preserve"> </w:t>
+      </w:r>
+      <w:proofErr w:type="spellStart"/>
+      <w:r>
+        <w:rPr>
+          <w:rFonts w:ascii="Times New Roman" w:hAnsi="Times New Roman" w:cs="Times New Roman"/>
+          <w:color w:val="333333"/>
+          <w:sz w:val="18"/>
+          <w:szCs w:val="18"/>
+        </w:rPr>
+        <w:t>այլ</w:t>
+      </w:r>
+      <w:proofErr w:type="spellEnd"/>
+      <w:r>
+        <w:rPr>
+          <w:rFonts w:ascii="Times New Roman" w:hAnsi="Times New Roman" w:cs="Times New Roman"/>
+          <w:color w:val="333333"/>
+          <w:sz w:val="18"/>
+          <w:szCs w:val="18"/>
+        </w:rPr>
+        <w:t xml:space="preserve"> </w:t>
+      </w:r>
+      <w:proofErr w:type="spellStart"/>
+      <w:r>
+        <w:rPr>
+          <w:rFonts w:ascii="Times New Roman" w:hAnsi="Times New Roman" w:cs="Times New Roman"/>
+          <w:color w:val="333333"/>
+          <w:sz w:val="18"/>
+          <w:szCs w:val="18"/>
+        </w:rPr>
+        <w:t>գործողություններ</w:t>
+      </w:r>
+      <w:proofErr w:type="spellEnd"/>
+      <w:r>
+        <w:rPr>
+          <w:rFonts w:ascii="Times New Roman" w:hAnsi="Times New Roman" w:cs="Times New Roman"/>
+          <w:color w:val="333333"/>
+          <w:sz w:val="18"/>
+          <w:szCs w:val="18"/>
+        </w:rPr>
+        <w:t xml:space="preserve"> </w:t>
+      </w:r>
+      <w:proofErr w:type="spellStart"/>
+      <w:r>
+        <w:rPr>
+          <w:rFonts w:ascii="Times New Roman" w:hAnsi="Times New Roman" w:cs="Times New Roman"/>
+          <w:color w:val="333333"/>
+          <w:sz w:val="18"/>
+          <w:szCs w:val="18"/>
+        </w:rPr>
+        <w:t>կատարել</w:t>
+      </w:r>
+      <w:proofErr w:type="spellEnd"/>
       <w:r>
         <w:rPr>
           <w:rFonts w:ascii="Times New Roman" w:eastAsia="Times New Roman" w:hAnsi="Times New Roman" w:cs="Times New Roman"/>
@@ -5610,16 +7290,117 @@
           <w:lang w:val="hy-AM"/>
         </w:rPr>
       </w:pPr>
-      <w:r>
-        <w:rPr>
-          <w:rFonts w:ascii="Times New Roman" w:eastAsia="Times New Roman" w:hAnsi="Times New Roman" w:cs="Times New Roman"/>
-          <w:color w:val="000000" w:themeColor="text1"/>
-          <w:sz w:val="18"/>
-          <w:szCs w:val="18"/>
-          <w:lang w:val="en-GB"/>
-        </w:rPr>
-        <w:t xml:space="preserve">Պայմանագրով Վարկատուի (սույն բաժնում նաև՝ </w:t>
-      </w:r>
+      <w:proofErr w:type="spellStart"/>
+      <w:r>
+        <w:rPr>
+          <w:rFonts w:ascii="Times New Roman" w:eastAsia="Times New Roman" w:hAnsi="Times New Roman" w:cs="Times New Roman"/>
+          <w:color w:val="000000" w:themeColor="text1"/>
+          <w:sz w:val="18"/>
+          <w:szCs w:val="18"/>
+          <w:lang w:val="en-GB"/>
+        </w:rPr>
+        <w:t>Պայմանագրով</w:t>
+      </w:r>
+      <w:proofErr w:type="spellEnd"/>
+      <w:r>
+        <w:rPr>
+          <w:rFonts w:ascii="Times New Roman" w:eastAsia="Times New Roman" w:hAnsi="Times New Roman" w:cs="Times New Roman"/>
+          <w:color w:val="000000" w:themeColor="text1"/>
+          <w:sz w:val="18"/>
+          <w:szCs w:val="18"/>
+          <w:lang w:val="en-GB"/>
+        </w:rPr>
+        <w:t xml:space="preserve"> </w:t>
+      </w:r>
+      <w:proofErr w:type="spellStart"/>
+      <w:r>
+        <w:rPr>
+          <w:rFonts w:ascii="Times New Roman" w:eastAsia="Times New Roman" w:hAnsi="Times New Roman" w:cs="Times New Roman"/>
+          <w:color w:val="000000" w:themeColor="text1"/>
+          <w:sz w:val="18"/>
+          <w:szCs w:val="18"/>
+          <w:lang w:val="en-GB"/>
+        </w:rPr>
+        <w:t>Վարկատուի</w:t>
+      </w:r>
+      <w:proofErr w:type="spellEnd"/>
+      <w:r>
+        <w:rPr>
+          <w:rFonts w:ascii="Times New Roman" w:eastAsia="Times New Roman" w:hAnsi="Times New Roman" w:cs="Times New Roman"/>
+          <w:color w:val="000000" w:themeColor="text1"/>
+          <w:sz w:val="18"/>
+          <w:szCs w:val="18"/>
+          <w:lang w:val="en-GB"/>
+        </w:rPr>
+        <w:t xml:space="preserve"> (</w:t>
+      </w:r>
+      <w:proofErr w:type="spellStart"/>
+      <w:r>
+        <w:rPr>
+          <w:rFonts w:ascii="Times New Roman" w:eastAsia="Times New Roman" w:hAnsi="Times New Roman" w:cs="Times New Roman"/>
+          <w:color w:val="000000" w:themeColor="text1"/>
+          <w:sz w:val="18"/>
+          <w:szCs w:val="18"/>
+          <w:lang w:val="en-GB"/>
+        </w:rPr>
+        <w:t>սույն</w:t>
+      </w:r>
+      <w:proofErr w:type="spellEnd"/>
+      <w:r>
+        <w:rPr>
+          <w:rFonts w:ascii="Times New Roman" w:eastAsia="Times New Roman" w:hAnsi="Times New Roman" w:cs="Times New Roman"/>
+          <w:color w:val="000000" w:themeColor="text1"/>
+          <w:sz w:val="18"/>
+          <w:szCs w:val="18"/>
+          <w:lang w:val="en-GB"/>
+        </w:rPr>
+        <w:t xml:space="preserve"> </w:t>
+      </w:r>
+      <w:proofErr w:type="spellStart"/>
+      <w:r>
+        <w:rPr>
+          <w:rFonts w:ascii="Times New Roman" w:eastAsia="Times New Roman" w:hAnsi="Times New Roman" w:cs="Times New Roman"/>
+          <w:color w:val="000000" w:themeColor="text1"/>
+          <w:sz w:val="18"/>
+          <w:szCs w:val="18"/>
+          <w:lang w:val="en-GB"/>
+        </w:rPr>
+        <w:t>բաժնում</w:t>
+      </w:r>
+      <w:proofErr w:type="spellEnd"/>
+      <w:r>
+        <w:rPr>
+          <w:rFonts w:ascii="Times New Roman" w:eastAsia="Times New Roman" w:hAnsi="Times New Roman" w:cs="Times New Roman"/>
+          <w:color w:val="000000" w:themeColor="text1"/>
+          <w:sz w:val="18"/>
+          <w:szCs w:val="18"/>
+          <w:lang w:val="en-GB"/>
+        </w:rPr>
+        <w:t xml:space="preserve"> </w:t>
+      </w:r>
+      <w:proofErr w:type="spellStart"/>
+      <w:r>
+        <w:rPr>
+          <w:rFonts w:ascii="Times New Roman" w:eastAsia="Times New Roman" w:hAnsi="Times New Roman" w:cs="Times New Roman"/>
+          <w:color w:val="000000" w:themeColor="text1"/>
+          <w:sz w:val="18"/>
+          <w:szCs w:val="18"/>
+          <w:lang w:val="en-GB"/>
+        </w:rPr>
+        <w:t>նաև</w:t>
+      </w:r>
+      <w:proofErr w:type="spellEnd"/>
+      <w:r>
+        <w:rPr>
+          <w:rFonts w:ascii="Times New Roman" w:eastAsia="Times New Roman" w:hAnsi="Times New Roman" w:cs="Times New Roman"/>
+          <w:color w:val="000000" w:themeColor="text1"/>
+          <w:sz w:val="18"/>
+          <w:szCs w:val="18"/>
+          <w:lang w:val="en-GB"/>
+        </w:rPr>
+        <w:t xml:space="preserve">՝ </w:t>
+      </w:r>
+      <w:proofErr w:type="spellStart"/>
       <w:r>
         <w:rPr>
           <w:rFonts w:ascii="Times New Roman" w:eastAsia="Times New Roman" w:hAnsi="Times New Roman" w:cs="Times New Roman"/>
@@ -5632,16 +7413,239 @@
         </w:rPr>
         <w:t>Գրավառու</w:t>
       </w:r>
-      <w:r>
-        <w:rPr>
-          <w:rFonts w:ascii="Times New Roman" w:eastAsia="Times New Roman" w:hAnsi="Times New Roman" w:cs="Times New Roman"/>
-          <w:color w:val="000000" w:themeColor="text1"/>
-          <w:sz w:val="18"/>
-          <w:szCs w:val="18"/>
-          <w:lang w:val="en-GB"/>
-        </w:rPr>
-        <w:t xml:space="preserve">) հանդեպ ստանձնած պարտավորությունների կատարման ապահովման նպատակով Վարկառուն (սույն բաժնում նաև՝ </w:t>
-      </w:r>
+      <w:proofErr w:type="spellEnd"/>
+      <w:r>
+        <w:rPr>
+          <w:rFonts w:ascii="Times New Roman" w:eastAsia="Times New Roman" w:hAnsi="Times New Roman" w:cs="Times New Roman"/>
+          <w:color w:val="000000" w:themeColor="text1"/>
+          <w:sz w:val="18"/>
+          <w:szCs w:val="18"/>
+          <w:lang w:val="en-GB"/>
+        </w:rPr>
+        <w:t xml:space="preserve">) </w:t>
+      </w:r>
+      <w:proofErr w:type="spellStart"/>
+      <w:r>
+        <w:rPr>
+          <w:rFonts w:ascii="Times New Roman" w:eastAsia="Times New Roman" w:hAnsi="Times New Roman" w:cs="Times New Roman"/>
+          <w:color w:val="000000" w:themeColor="text1"/>
+          <w:sz w:val="18"/>
+          <w:szCs w:val="18"/>
+          <w:lang w:val="en-GB"/>
+        </w:rPr>
+        <w:t>հանդեպ</w:t>
+      </w:r>
+      <w:proofErr w:type="spellEnd"/>
+      <w:r>
+        <w:rPr>
+          <w:rFonts w:ascii="Times New Roman" w:eastAsia="Times New Roman" w:hAnsi="Times New Roman" w:cs="Times New Roman"/>
+          <w:color w:val="000000" w:themeColor="text1"/>
+          <w:sz w:val="18"/>
+          <w:szCs w:val="18"/>
+          <w:lang w:val="en-GB"/>
+        </w:rPr>
+        <w:t xml:space="preserve"> </w:t>
+      </w:r>
+      <w:proofErr w:type="spellStart"/>
+      <w:r>
+        <w:rPr>
+          <w:rFonts w:ascii="Times New Roman" w:eastAsia="Times New Roman" w:hAnsi="Times New Roman" w:cs="Times New Roman"/>
+          <w:color w:val="000000" w:themeColor="text1"/>
+          <w:sz w:val="18"/>
+          <w:szCs w:val="18"/>
+          <w:lang w:val="en-GB"/>
+        </w:rPr>
+        <w:t>ստանձնած</w:t>
+      </w:r>
+      <w:proofErr w:type="spellEnd"/>
+      <w:r>
+        <w:rPr>
+          <w:rFonts w:ascii="Times New Roman" w:eastAsia="Times New Roman" w:hAnsi="Times New Roman" w:cs="Times New Roman"/>
+          <w:color w:val="000000" w:themeColor="text1"/>
+          <w:sz w:val="18"/>
+          <w:szCs w:val="18"/>
+          <w:lang w:val="en-GB"/>
+        </w:rPr>
+        <w:t xml:space="preserve"> </w:t>
+      </w:r>
+      <w:proofErr w:type="spellStart"/>
+      <w:r>
+        <w:rPr>
+          <w:rFonts w:ascii="Times New Roman" w:eastAsia="Times New Roman" w:hAnsi="Times New Roman" w:cs="Times New Roman"/>
+          <w:color w:val="000000" w:themeColor="text1"/>
+          <w:sz w:val="18"/>
+          <w:szCs w:val="18"/>
+          <w:lang w:val="en-GB"/>
+        </w:rPr>
+        <w:t>պարտավորությունների</w:t>
+      </w:r>
+      <w:proofErr w:type="spellEnd"/>
+      <w:r>
+        <w:rPr>
+          <w:rFonts w:ascii="Times New Roman" w:eastAsia="Times New Roman" w:hAnsi="Times New Roman" w:cs="Times New Roman"/>
+          <w:color w:val="000000" w:themeColor="text1"/>
+          <w:sz w:val="18"/>
+          <w:szCs w:val="18"/>
+          <w:lang w:val="en-GB"/>
+        </w:rPr>
+        <w:t xml:space="preserve"> </w:t>
+      </w:r>
+      <w:proofErr w:type="spellStart"/>
+      <w:r>
+        <w:rPr>
+          <w:rFonts w:ascii="Times New Roman" w:eastAsia="Times New Roman" w:hAnsi="Times New Roman" w:cs="Times New Roman"/>
+          <w:color w:val="000000" w:themeColor="text1"/>
+          <w:sz w:val="18"/>
+          <w:szCs w:val="18"/>
+          <w:lang w:val="en-GB"/>
+        </w:rPr>
+        <w:t>կատարման</w:t>
+      </w:r>
+      <w:proofErr w:type="spellEnd"/>
+      <w:r>
+        <w:rPr>
+          <w:rFonts w:ascii="Times New Roman" w:eastAsia="Times New Roman" w:hAnsi="Times New Roman" w:cs="Times New Roman"/>
+          <w:color w:val="000000" w:themeColor="text1"/>
+          <w:sz w:val="18"/>
+          <w:szCs w:val="18"/>
+          <w:lang w:val="en-GB"/>
+        </w:rPr>
+        <w:t xml:space="preserve"> </w:t>
+      </w:r>
+      <w:proofErr w:type="spellStart"/>
+      <w:r>
+        <w:rPr>
+          <w:rFonts w:ascii="Times New Roman" w:eastAsia="Times New Roman" w:hAnsi="Times New Roman" w:cs="Times New Roman"/>
+          <w:color w:val="000000" w:themeColor="text1"/>
+          <w:sz w:val="18"/>
+          <w:szCs w:val="18"/>
+          <w:lang w:val="en-GB"/>
+        </w:rPr>
+        <w:t>ապահովման</w:t>
+      </w:r>
+      <w:proofErr w:type="spellEnd"/>
+      <w:r>
+        <w:rPr>
+          <w:rFonts w:ascii="Times New Roman" w:eastAsia="Times New Roman" w:hAnsi="Times New Roman" w:cs="Times New Roman"/>
+          <w:color w:val="000000" w:themeColor="text1"/>
+          <w:sz w:val="18"/>
+          <w:szCs w:val="18"/>
+          <w:lang w:val="en-GB"/>
+        </w:rPr>
+        <w:t xml:space="preserve"> </w:t>
+      </w:r>
+      <w:proofErr w:type="spellStart"/>
+      <w:r>
+        <w:rPr>
+          <w:rFonts w:ascii="Times New Roman" w:eastAsia="Times New Roman" w:hAnsi="Times New Roman" w:cs="Times New Roman"/>
+          <w:color w:val="000000" w:themeColor="text1"/>
+          <w:sz w:val="18"/>
+          <w:szCs w:val="18"/>
+          <w:lang w:val="en-GB"/>
+        </w:rPr>
+        <w:t>նպատակով</w:t>
+      </w:r>
+      <w:proofErr w:type="spellEnd"/>
+      <w:r>
+        <w:rPr>
+          <w:rFonts w:ascii="Times New Roman" w:eastAsia="Times New Roman" w:hAnsi="Times New Roman" w:cs="Times New Roman"/>
+          <w:color w:val="000000" w:themeColor="text1"/>
+          <w:sz w:val="18"/>
+          <w:szCs w:val="18"/>
+          <w:lang w:val="en-GB"/>
+        </w:rPr>
+        <w:t xml:space="preserve"> </w:t>
+      </w:r>
+      <w:proofErr w:type="spellStart"/>
+      <w:r>
+        <w:rPr>
+          <w:rFonts w:ascii="Times New Roman" w:eastAsia="Times New Roman" w:hAnsi="Times New Roman" w:cs="Times New Roman"/>
+          <w:color w:val="000000" w:themeColor="text1"/>
+          <w:sz w:val="18"/>
+          <w:szCs w:val="18"/>
+          <w:lang w:val="en-GB"/>
+        </w:rPr>
+        <w:t>Վարկառուն</w:t>
+      </w:r>
+      <w:proofErr w:type="spellEnd"/>
+      <w:r>
+        <w:rPr>
+          <w:rFonts w:ascii="Times New Roman" w:eastAsia="Times New Roman" w:hAnsi="Times New Roman" w:cs="Times New Roman"/>
+          <w:color w:val="000000" w:themeColor="text1"/>
+          <w:sz w:val="18"/>
+          <w:szCs w:val="18"/>
+          <w:lang w:val="en-GB"/>
+        </w:rPr>
+        <w:t xml:space="preserve"> (</w:t>
+      </w:r>
+      <w:proofErr w:type="spellStart"/>
+      <w:r>
+        <w:rPr>
+          <w:rFonts w:ascii="Times New Roman" w:eastAsia="Times New Roman" w:hAnsi="Times New Roman" w:cs="Times New Roman"/>
+          <w:color w:val="000000" w:themeColor="text1"/>
+          <w:sz w:val="18"/>
+          <w:szCs w:val="18"/>
+          <w:lang w:val="en-GB"/>
+        </w:rPr>
+        <w:t>սույն</w:t>
+      </w:r>
+      <w:proofErr w:type="spellEnd"/>
+      <w:r>
+        <w:rPr>
+          <w:rFonts w:ascii="Times New Roman" w:eastAsia="Times New Roman" w:hAnsi="Times New Roman" w:cs="Times New Roman"/>
+          <w:color w:val="000000" w:themeColor="text1"/>
+          <w:sz w:val="18"/>
+          <w:szCs w:val="18"/>
+          <w:lang w:val="en-GB"/>
+        </w:rPr>
+        <w:t xml:space="preserve"> </w:t>
+      </w:r>
+      <w:proofErr w:type="spellStart"/>
+      <w:r>
+        <w:rPr>
+          <w:rFonts w:ascii="Times New Roman" w:eastAsia="Times New Roman" w:hAnsi="Times New Roman" w:cs="Times New Roman"/>
+          <w:color w:val="000000" w:themeColor="text1"/>
+          <w:sz w:val="18"/>
+          <w:szCs w:val="18"/>
+          <w:lang w:val="en-GB"/>
+        </w:rPr>
+        <w:t>բաժնում</w:t>
+      </w:r>
+      <w:proofErr w:type="spellEnd"/>
+      <w:r>
+        <w:rPr>
+          <w:rFonts w:ascii="Times New Roman" w:eastAsia="Times New Roman" w:hAnsi="Times New Roman" w:cs="Times New Roman"/>
+          <w:color w:val="000000" w:themeColor="text1"/>
+          <w:sz w:val="18"/>
+          <w:szCs w:val="18"/>
+          <w:lang w:val="en-GB"/>
+        </w:rPr>
+        <w:t xml:space="preserve"> </w:t>
+      </w:r>
+      <w:proofErr w:type="spellStart"/>
+      <w:r>
+        <w:rPr>
+          <w:rFonts w:ascii="Times New Roman" w:eastAsia="Times New Roman" w:hAnsi="Times New Roman" w:cs="Times New Roman"/>
+          <w:color w:val="000000" w:themeColor="text1"/>
+          <w:sz w:val="18"/>
+          <w:szCs w:val="18"/>
+          <w:lang w:val="en-GB"/>
+        </w:rPr>
+        <w:t>նաև</w:t>
+      </w:r>
+      <w:proofErr w:type="spellEnd"/>
+      <w:r>
+        <w:rPr>
+          <w:rFonts w:ascii="Times New Roman" w:eastAsia="Times New Roman" w:hAnsi="Times New Roman" w:cs="Times New Roman"/>
+          <w:color w:val="000000" w:themeColor="text1"/>
+          <w:sz w:val="18"/>
+          <w:szCs w:val="18"/>
+          <w:lang w:val="en-GB"/>
+        </w:rPr>
+        <w:t xml:space="preserve">՝ </w:t>
+      </w:r>
+      <w:proofErr w:type="spellStart"/>
+      <w:proofErr w:type="gramStart"/>
       <w:r>
         <w:rPr>
           <w:rFonts w:ascii="Times New Roman" w:eastAsia="Times New Roman" w:hAnsi="Times New Roman" w:cs="Times New Roman"/>
@@ -5654,6 +7658,7 @@
         </w:rPr>
         <w:t>Գրավատու</w:t>
       </w:r>
+      <w:proofErr w:type="spellEnd"/>
       <w:r>
         <w:rPr>
           <w:rFonts w:ascii="Times New Roman" w:eastAsia="Times New Roman" w:hAnsi="Times New Roman" w:cs="Times New Roman"/>
@@ -5664,45 +7669,160 @@
         </w:rPr>
         <w:t xml:space="preserve">)  </w:t>
       </w:r>
-      <w:r>
-        <w:rPr>
-          <w:rFonts w:ascii="Times New Roman" w:eastAsia="Times New Roman" w:hAnsi="Times New Roman" w:cs="Times New Roman"/>
-          <w:color w:val="000000" w:themeColor="text1"/>
-          <w:sz w:val="18"/>
-          <w:szCs w:val="18"/>
-          <w:lang w:val="en-GB"/>
-        </w:rPr>
-        <w:t>գրավադրում է բացառապես իրեն սեփականության իրավունքով</w:t>
-      </w:r>
-      <w:r>
-        <w:rPr>
-          <w:rFonts w:ascii="Times New Roman" w:eastAsia="Times New Roman" w:hAnsi="Times New Roman" w:cs="Times New Roman"/>
-          <w:color w:val="000000" w:themeColor="text1"/>
-          <w:sz w:val="18"/>
-          <w:szCs w:val="18"/>
-          <w:lang w:val="en-GB"/>
-        </w:rPr>
-        <w:t xml:space="preserve"> պատկանող</w:t>
-      </w:r>
-      <w:r>
-        <w:rPr>
-          <w:rFonts w:ascii="Times New Roman" w:eastAsia="Times New Roman" w:hAnsi="Times New Roman" w:cs="Times New Roman"/>
-          <w:color w:val="000000" w:themeColor="text1"/>
-          <w:sz w:val="18"/>
-          <w:szCs w:val="18"/>
-          <w:lang w:val="en-GB"/>
-        </w:rPr>
-        <w:t xml:space="preserve"> </w:t>
-      </w:r>
-      <w:r>
-        <w:rPr>
-          <w:rFonts w:ascii="Times New Roman" w:eastAsia="Times New Roman" w:hAnsi="Times New Roman" w:cs="Times New Roman"/>
-          <w:color w:val="000000" w:themeColor="text1"/>
-          <w:sz w:val="18"/>
-          <w:szCs w:val="18"/>
-          <w:lang w:val="en-GB"/>
-        </w:rPr>
-        <w:t xml:space="preserve">Պայմանագրի </w:t>
+      <w:proofErr w:type="spellStart"/>
+      <w:r>
+        <w:rPr>
+          <w:rFonts w:ascii="Times New Roman" w:eastAsia="Times New Roman" w:hAnsi="Times New Roman" w:cs="Times New Roman"/>
+          <w:color w:val="000000" w:themeColor="text1"/>
+          <w:sz w:val="18"/>
+          <w:szCs w:val="18"/>
+          <w:lang w:val="en-GB"/>
+        </w:rPr>
+        <w:t>գրավադրում</w:t>
+      </w:r>
+      <w:proofErr w:type="spellEnd"/>
+      <w:proofErr w:type="gramEnd"/>
+      <w:r>
+        <w:rPr>
+          <w:rFonts w:ascii="Times New Roman" w:eastAsia="Times New Roman" w:hAnsi="Times New Roman" w:cs="Times New Roman"/>
+          <w:color w:val="000000" w:themeColor="text1"/>
+          <w:sz w:val="18"/>
+          <w:szCs w:val="18"/>
+          <w:lang w:val="en-GB"/>
+        </w:rPr>
+        <w:t xml:space="preserve"> է </w:t>
+      </w:r>
+      <w:proofErr w:type="spellStart"/>
+      <w:r>
+        <w:rPr>
+          <w:rFonts w:ascii="Times New Roman" w:eastAsia="Times New Roman" w:hAnsi="Times New Roman" w:cs="Times New Roman"/>
+          <w:color w:val="000000" w:themeColor="text1"/>
+          <w:sz w:val="18"/>
+          <w:szCs w:val="18"/>
+          <w:lang w:val="en-GB"/>
+        </w:rPr>
+        <w:t>բացառապես</w:t>
+      </w:r>
+      <w:proofErr w:type="spellEnd"/>
+      <w:r>
+        <w:rPr>
+          <w:rFonts w:ascii="Times New Roman" w:eastAsia="Times New Roman" w:hAnsi="Times New Roman" w:cs="Times New Roman"/>
+          <w:color w:val="000000" w:themeColor="text1"/>
+          <w:sz w:val="18"/>
+          <w:szCs w:val="18"/>
+          <w:lang w:val="en-GB"/>
+        </w:rPr>
+        <w:t xml:space="preserve"> </w:t>
+      </w:r>
+      <w:proofErr w:type="spellStart"/>
+      <w:r>
+        <w:rPr>
+          <w:rFonts w:ascii="Times New Roman" w:eastAsia="Times New Roman" w:hAnsi="Times New Roman" w:cs="Times New Roman"/>
+          <w:color w:val="000000" w:themeColor="text1"/>
+          <w:sz w:val="18"/>
+          <w:szCs w:val="18"/>
+          <w:lang w:val="en-GB"/>
+        </w:rPr>
+        <w:t>իրեն</w:t>
+      </w:r>
+      <w:proofErr w:type="spellEnd"/>
+      <w:r>
+        <w:rPr>
+          <w:rFonts w:ascii="Times New Roman" w:eastAsia="Times New Roman" w:hAnsi="Times New Roman" w:cs="Times New Roman"/>
+          <w:color w:val="000000" w:themeColor="text1"/>
+          <w:sz w:val="18"/>
+          <w:szCs w:val="18"/>
+          <w:lang w:val="en-GB"/>
+        </w:rPr>
+        <w:t xml:space="preserve"> </w:t>
+      </w:r>
+      <w:proofErr w:type="spellStart"/>
+      <w:r>
+        <w:rPr>
+          <w:rFonts w:ascii="Times New Roman" w:eastAsia="Times New Roman" w:hAnsi="Times New Roman" w:cs="Times New Roman"/>
+          <w:color w:val="000000" w:themeColor="text1"/>
+          <w:sz w:val="18"/>
+          <w:szCs w:val="18"/>
+          <w:lang w:val="en-GB"/>
+        </w:rPr>
+        <w:t>սեփականության</w:t>
+      </w:r>
+      <w:proofErr w:type="spellEnd"/>
+      <w:r>
+        <w:rPr>
+          <w:rFonts w:ascii="Times New Roman" w:eastAsia="Times New Roman" w:hAnsi="Times New Roman" w:cs="Times New Roman"/>
+          <w:color w:val="000000" w:themeColor="text1"/>
+          <w:sz w:val="18"/>
+          <w:szCs w:val="18"/>
+          <w:lang w:val="en-GB"/>
+        </w:rPr>
+        <w:t xml:space="preserve"> </w:t>
+      </w:r>
+      <w:proofErr w:type="spellStart"/>
+      <w:r>
+        <w:rPr>
+          <w:rFonts w:ascii="Times New Roman" w:eastAsia="Times New Roman" w:hAnsi="Times New Roman" w:cs="Times New Roman"/>
+          <w:color w:val="000000" w:themeColor="text1"/>
+          <w:sz w:val="18"/>
+          <w:szCs w:val="18"/>
+          <w:lang w:val="en-GB"/>
+        </w:rPr>
+        <w:t>իրավունքով</w:t>
+      </w:r>
+      <w:proofErr w:type="spellEnd"/>
+      <w:r>
+        <w:rPr>
+          <w:rFonts w:ascii="Times New Roman" w:eastAsia="Times New Roman" w:hAnsi="Times New Roman" w:cs="Times New Roman"/>
+          <w:color w:val="000000" w:themeColor="text1"/>
+          <w:sz w:val="18"/>
+          <w:szCs w:val="18"/>
+          <w:lang w:val="en-GB"/>
+        </w:rPr>
+        <w:t xml:space="preserve"> </w:t>
+      </w:r>
+      <w:proofErr w:type="spellStart"/>
+      <w:r>
+        <w:rPr>
+          <w:rFonts w:ascii="Times New Roman" w:eastAsia="Times New Roman" w:hAnsi="Times New Roman" w:cs="Times New Roman"/>
+          <w:color w:val="000000" w:themeColor="text1"/>
+          <w:sz w:val="18"/>
+          <w:szCs w:val="18"/>
+          <w:lang w:val="en-GB"/>
+        </w:rPr>
+        <w:t>պատկանող</w:t>
+      </w:r>
+      <w:proofErr w:type="spellEnd"/>
+      <w:r>
+        <w:rPr>
+          <w:rFonts w:ascii="Times New Roman" w:eastAsia="Times New Roman" w:hAnsi="Times New Roman" w:cs="Times New Roman"/>
+          <w:color w:val="000000" w:themeColor="text1"/>
+          <w:sz w:val="18"/>
+          <w:szCs w:val="18"/>
+          <w:lang w:val="en-GB"/>
+        </w:rPr>
+        <w:t xml:space="preserve"> </w:t>
+      </w:r>
+      <w:proofErr w:type="spellStart"/>
+      <w:r>
+        <w:rPr>
+          <w:rFonts w:ascii="Times New Roman" w:eastAsia="Times New Roman" w:hAnsi="Times New Roman" w:cs="Times New Roman"/>
+          <w:color w:val="000000" w:themeColor="text1"/>
+          <w:sz w:val="18"/>
+          <w:szCs w:val="18"/>
+          <w:lang w:val="en-GB"/>
+        </w:rPr>
+        <w:t>Պայմանագրի</w:t>
+      </w:r>
+      <w:proofErr w:type="spellEnd"/>
+      <w:r>
+        <w:rPr>
+          <w:rFonts w:ascii="Times New Roman" w:eastAsia="Times New Roman" w:hAnsi="Times New Roman" w:cs="Times New Roman"/>
+          <w:color w:val="000000" w:themeColor="text1"/>
+          <w:sz w:val="18"/>
+          <w:szCs w:val="18"/>
+          <w:lang w:val="en-GB"/>
+        </w:rPr>
+        <w:t xml:space="preserve"> </w:t>
       </w:r>
       <w:r>
         <w:rPr>
@@ -5771,28 +7891,216 @@
           <w:szCs w:val="18"/>
           <w:lang w:val="en-GB"/>
         </w:rPr>
-        <w:t xml:space="preserve"> կետով սահմանված գրավի առարկան,</w:t>
-      </w:r>
-      <w:r>
-        <w:rPr>
-          <w:rFonts w:ascii="Times New Roman" w:eastAsia="Times New Roman" w:hAnsi="Times New Roman" w:cs="Times New Roman"/>
-          <w:color w:val="000000" w:themeColor="text1"/>
-          <w:sz w:val="18"/>
-          <w:szCs w:val="18"/>
-          <w:lang w:val="en-GB"/>
-        </w:rPr>
-        <w:t xml:space="preserve"> որը ազատ է</w:t>
-      </w:r>
-      <w:r>
-        <w:rPr>
-          <w:rFonts w:ascii="Times New Roman" w:eastAsia="Times New Roman" w:hAnsi="Times New Roman" w:cs="Times New Roman"/>
-          <w:color w:val="000000" w:themeColor="text1"/>
-          <w:sz w:val="18"/>
-          <w:szCs w:val="18"/>
-          <w:lang w:val="en-GB"/>
-        </w:rPr>
-        <w:t xml:space="preserve"> երրորդ անձանց պահանջներից</w:t>
-      </w:r>
+        <w:t xml:space="preserve"> </w:t>
+      </w:r>
+      <w:proofErr w:type="spellStart"/>
+      <w:r>
+        <w:rPr>
+          <w:rFonts w:ascii="Times New Roman" w:eastAsia="Times New Roman" w:hAnsi="Times New Roman" w:cs="Times New Roman"/>
+          <w:color w:val="000000" w:themeColor="text1"/>
+          <w:sz w:val="18"/>
+          <w:szCs w:val="18"/>
+          <w:lang w:val="en-GB"/>
+        </w:rPr>
+        <w:t>կետով</w:t>
+      </w:r>
+      <w:proofErr w:type="spellEnd"/>
+      <w:r>
+        <w:rPr>
+          <w:rFonts w:ascii="Times New Roman" w:eastAsia="Times New Roman" w:hAnsi="Times New Roman" w:cs="Times New Roman"/>
+          <w:color w:val="000000" w:themeColor="text1"/>
+          <w:sz w:val="18"/>
+          <w:szCs w:val="18"/>
+          <w:lang w:val="en-GB"/>
+        </w:rPr>
+        <w:t xml:space="preserve"> </w:t>
+      </w:r>
+      <w:proofErr w:type="spellStart"/>
+      <w:r>
+        <w:rPr>
+          <w:rFonts w:ascii="Times New Roman" w:eastAsia="Times New Roman" w:hAnsi="Times New Roman" w:cs="Times New Roman"/>
+          <w:color w:val="000000" w:themeColor="text1"/>
+          <w:sz w:val="18"/>
+          <w:szCs w:val="18"/>
+          <w:lang w:val="en-GB"/>
+        </w:rPr>
+        <w:t>սահմանված</w:t>
+      </w:r>
+      <w:proofErr w:type="spellEnd"/>
+      <w:r>
+        <w:rPr>
+          <w:rFonts w:ascii="Times New Roman" w:eastAsia="Times New Roman" w:hAnsi="Times New Roman" w:cs="Times New Roman"/>
+          <w:color w:val="000000" w:themeColor="text1"/>
+          <w:sz w:val="18"/>
+          <w:szCs w:val="18"/>
+          <w:lang w:val="en-GB"/>
+        </w:rPr>
+        <w:t xml:space="preserve"> </w:t>
+      </w:r>
+      <w:proofErr w:type="spellStart"/>
+      <w:r>
+        <w:rPr>
+          <w:rFonts w:ascii="Times New Roman" w:eastAsia="Times New Roman" w:hAnsi="Times New Roman" w:cs="Times New Roman"/>
+          <w:color w:val="000000" w:themeColor="text1"/>
+          <w:sz w:val="18"/>
+          <w:szCs w:val="18"/>
+          <w:lang w:val="en-GB"/>
+        </w:rPr>
+        <w:t>գրավի</w:t>
+      </w:r>
+      <w:proofErr w:type="spellEnd"/>
+      <w:r>
+        <w:rPr>
+          <w:rFonts w:ascii="Times New Roman" w:eastAsia="Times New Roman" w:hAnsi="Times New Roman" w:cs="Times New Roman"/>
+          <w:color w:val="000000" w:themeColor="text1"/>
+          <w:sz w:val="18"/>
+          <w:szCs w:val="18"/>
+          <w:lang w:val="en-GB"/>
+        </w:rPr>
+        <w:t xml:space="preserve"> </w:t>
+      </w:r>
+      <w:proofErr w:type="spellStart"/>
+      <w:r>
+        <w:rPr>
+          <w:rFonts w:ascii="Times New Roman" w:eastAsia="Times New Roman" w:hAnsi="Times New Roman" w:cs="Times New Roman"/>
+          <w:color w:val="000000" w:themeColor="text1"/>
+          <w:sz w:val="18"/>
+          <w:szCs w:val="18"/>
+          <w:lang w:val="en-GB"/>
+        </w:rPr>
+        <w:t>առարկան</w:t>
+      </w:r>
+      <w:proofErr w:type="spellEnd"/>
+      <w:r>
+        <w:rPr>
+          <w:rFonts w:ascii="Times New Roman" w:eastAsia="Times New Roman" w:hAnsi="Times New Roman" w:cs="Times New Roman"/>
+          <w:color w:val="000000" w:themeColor="text1"/>
+          <w:sz w:val="18"/>
+          <w:szCs w:val="18"/>
+          <w:lang w:val="en-GB"/>
+        </w:rPr>
+        <w:t>,</w:t>
+      </w:r>
+      <w:r>
+        <w:rPr>
+          <w:rFonts w:ascii="Times New Roman" w:eastAsia="Times New Roman" w:hAnsi="Times New Roman" w:cs="Times New Roman"/>
+          <w:color w:val="000000" w:themeColor="text1"/>
+          <w:sz w:val="18"/>
+          <w:szCs w:val="18"/>
+          <w:lang w:val="en-GB"/>
+        </w:rPr>
+        <w:t xml:space="preserve"> </w:t>
+      </w:r>
+      <w:proofErr w:type="spellStart"/>
+      <w:r>
+        <w:rPr>
+          <w:rFonts w:ascii="Times New Roman" w:eastAsia="Times New Roman" w:hAnsi="Times New Roman" w:cs="Times New Roman"/>
+          <w:color w:val="000000" w:themeColor="text1"/>
+          <w:sz w:val="18"/>
+          <w:szCs w:val="18"/>
+          <w:lang w:val="en-GB"/>
+        </w:rPr>
+        <w:t>որը</w:t>
+      </w:r>
+      <w:proofErr w:type="spellEnd"/>
+      <w:r>
+        <w:rPr>
+          <w:rFonts w:ascii="Times New Roman" w:eastAsia="Times New Roman" w:hAnsi="Times New Roman" w:cs="Times New Roman"/>
+          <w:color w:val="000000" w:themeColor="text1"/>
+          <w:sz w:val="18"/>
+          <w:szCs w:val="18"/>
+          <w:lang w:val="en-GB"/>
+        </w:rPr>
+        <w:t xml:space="preserve"> </w:t>
+      </w:r>
+      <w:proofErr w:type="spellStart"/>
+      <w:r>
+        <w:rPr>
+          <w:rFonts w:ascii="Times New Roman" w:eastAsia="Times New Roman" w:hAnsi="Times New Roman" w:cs="Times New Roman"/>
+          <w:color w:val="000000" w:themeColor="text1"/>
+          <w:sz w:val="18"/>
+          <w:szCs w:val="18"/>
+          <w:lang w:val="en-GB"/>
+        </w:rPr>
+        <w:t>ազատ</w:t>
+      </w:r>
+      <w:proofErr w:type="spellEnd"/>
+      <w:r>
+        <w:rPr>
+          <w:rFonts w:ascii="Times New Roman" w:eastAsia="Times New Roman" w:hAnsi="Times New Roman" w:cs="Times New Roman"/>
+          <w:color w:val="000000" w:themeColor="text1"/>
+          <w:sz w:val="18"/>
+          <w:szCs w:val="18"/>
+          <w:lang w:val="en-GB"/>
+        </w:rPr>
+        <w:t xml:space="preserve"> է</w:t>
+      </w:r>
+      <w:r>
+        <w:rPr>
+          <w:rFonts w:ascii="Times New Roman" w:eastAsia="Times New Roman" w:hAnsi="Times New Roman" w:cs="Times New Roman"/>
+          <w:color w:val="000000" w:themeColor="text1"/>
+          <w:sz w:val="18"/>
+          <w:szCs w:val="18"/>
+          <w:lang w:val="en-GB"/>
+        </w:rPr>
+        <w:t xml:space="preserve"> </w:t>
+      </w:r>
+      <w:proofErr w:type="spellStart"/>
+      <w:r>
+        <w:rPr>
+          <w:rFonts w:ascii="Times New Roman" w:eastAsia="Times New Roman" w:hAnsi="Times New Roman" w:cs="Times New Roman"/>
+          <w:color w:val="000000" w:themeColor="text1"/>
+          <w:sz w:val="18"/>
+          <w:szCs w:val="18"/>
+          <w:lang w:val="en-GB"/>
+        </w:rPr>
+        <w:t>երրորդ</w:t>
+      </w:r>
+      <w:proofErr w:type="spellEnd"/>
+      <w:r>
+        <w:rPr>
+          <w:rFonts w:ascii="Times New Roman" w:eastAsia="Times New Roman" w:hAnsi="Times New Roman" w:cs="Times New Roman"/>
+          <w:color w:val="000000" w:themeColor="text1"/>
+          <w:sz w:val="18"/>
+          <w:szCs w:val="18"/>
+          <w:lang w:val="en-GB"/>
+        </w:rPr>
+        <w:t xml:space="preserve"> </w:t>
+      </w:r>
+      <w:proofErr w:type="spellStart"/>
+      <w:r>
+        <w:rPr>
+          <w:rFonts w:ascii="Times New Roman" w:eastAsia="Times New Roman" w:hAnsi="Times New Roman" w:cs="Times New Roman"/>
+          <w:color w:val="000000" w:themeColor="text1"/>
+          <w:sz w:val="18"/>
+          <w:szCs w:val="18"/>
+          <w:lang w:val="en-GB"/>
+        </w:rPr>
+        <w:t>անձանց</w:t>
+      </w:r>
+      <w:proofErr w:type="spellEnd"/>
+      <w:r>
+        <w:rPr>
+          <w:rFonts w:ascii="Times New Roman" w:eastAsia="Times New Roman" w:hAnsi="Times New Roman" w:cs="Times New Roman"/>
+          <w:color w:val="000000" w:themeColor="text1"/>
+          <w:sz w:val="18"/>
+          <w:szCs w:val="18"/>
+          <w:lang w:val="en-GB"/>
+        </w:rPr>
+        <w:t xml:space="preserve"> </w:t>
+      </w:r>
+      <w:proofErr w:type="spellStart"/>
+      <w:r>
+        <w:rPr>
+          <w:rFonts w:ascii="Times New Roman" w:eastAsia="Times New Roman" w:hAnsi="Times New Roman" w:cs="Times New Roman"/>
+          <w:color w:val="000000" w:themeColor="text1"/>
+          <w:sz w:val="18"/>
+          <w:szCs w:val="18"/>
+          <w:lang w:val="en-GB"/>
+        </w:rPr>
+        <w:t>պահանջներից</w:t>
+      </w:r>
+      <w:proofErr w:type="spellEnd"/>
       <w:r>
         <w:rPr>
           <w:rFonts w:ascii="Times New Roman" w:eastAsia="Times New Roman" w:hAnsi="Times New Roman" w:cs="Times New Roman"/>
@@ -5823,26 +8131,50 @@
       </w:pPr>
       <w:bookmarkStart w:id="8" w:name="_Ref220023143"/>
       <w:bookmarkStart w:id="9" w:name="_Ref220023284"/>
-      <w:r>
-        <w:rPr>
-          <w:rFonts w:ascii="Times New Roman" w:eastAsia="Times New Roman" w:hAnsi="Times New Roman" w:cs="Times New Roman"/>
-          <w:color w:val="000000" w:themeColor="text1"/>
-          <w:sz w:val="18"/>
-          <w:szCs w:val="18"/>
-          <w:lang w:val="en-GB"/>
-        </w:rPr>
-        <w:t xml:space="preserve">Գրավ </w:t>
+      <w:proofErr w:type="spellStart"/>
+      <w:r>
+        <w:rPr>
+          <w:rFonts w:ascii="Times New Roman" w:eastAsia="Times New Roman" w:hAnsi="Times New Roman" w:cs="Times New Roman"/>
+          <w:color w:val="000000" w:themeColor="text1"/>
+          <w:sz w:val="18"/>
+          <w:szCs w:val="18"/>
+          <w:lang w:val="en-GB"/>
+        </w:rPr>
+        <w:t>Գրավ</w:t>
+      </w:r>
+      <w:proofErr w:type="spellEnd"/>
+      <w:r>
+        <w:rPr>
+          <w:rFonts w:ascii="Times New Roman" w:eastAsia="Times New Roman" w:hAnsi="Times New Roman" w:cs="Times New Roman"/>
+          <w:color w:val="000000" w:themeColor="text1"/>
+          <w:sz w:val="18"/>
+          <w:szCs w:val="18"/>
+          <w:lang w:val="en-GB"/>
+        </w:rPr>
+        <w:t xml:space="preserve"> </w:t>
       </w:r>
       <w:bookmarkEnd w:id="8"/>
-      <w:r>
-        <w:rPr>
-          <w:rFonts w:ascii="Times New Roman" w:eastAsia="Times New Roman" w:hAnsi="Times New Roman" w:cs="Times New Roman"/>
-          <w:color w:val="000000" w:themeColor="text1"/>
-          <w:sz w:val="18"/>
-          <w:szCs w:val="18"/>
-          <w:lang w:val="en-GB"/>
-        </w:rPr>
-        <w:t>առարկան է՝</w:t>
+      <w:proofErr w:type="spellStart"/>
+      <w:r>
+        <w:rPr>
+          <w:rFonts w:ascii="Times New Roman" w:eastAsia="Times New Roman" w:hAnsi="Times New Roman" w:cs="Times New Roman"/>
+          <w:color w:val="000000" w:themeColor="text1"/>
+          <w:sz w:val="18"/>
+          <w:szCs w:val="18"/>
+          <w:lang w:val="en-GB"/>
+        </w:rPr>
+        <w:t>առարկան</w:t>
+      </w:r>
+      <w:proofErr w:type="spellEnd"/>
+      <w:r>
+        <w:rPr>
+          <w:rFonts w:ascii="Times New Roman" w:eastAsia="Times New Roman" w:hAnsi="Times New Roman" w:cs="Times New Roman"/>
+          <w:color w:val="000000" w:themeColor="text1"/>
+          <w:sz w:val="18"/>
+          <w:szCs w:val="18"/>
+          <w:lang w:val="en-GB"/>
+        </w:rPr>
+        <w:t xml:space="preserve"> է՝</w:t>
       </w:r>
       <w:bookmarkEnd w:id="9"/>
     </w:p>
@@ -5877,14 +8209,52 @@
                 <w:szCs w:val="16"/>
               </w:rPr>
             </w:pPr>
-            <w:r>
-              <w:rPr>
-                <w:rFonts w:ascii="Times New Roman" w:hAnsi="Times New Roman" w:cs="Times New Roman"/>
-                <w:sz w:val="16"/>
-                <w:szCs w:val="16"/>
-              </w:rPr>
-              <w:t>Գրավի առարկայի նկարագիրը</w:t>
-            </w:r>
+            <w:proofErr w:type="spellStart"/>
+            <w:r>
+              <w:rPr>
+                <w:rFonts w:ascii="Times New Roman" w:hAnsi="Times New Roman" w:cs="Times New Roman"/>
+                <w:sz w:val="16"/>
+                <w:szCs w:val="16"/>
+              </w:rPr>
+              <w:t>Գրավի</w:t>
+            </w:r>
+            <w:proofErr w:type="spellEnd"/>
+            <w:r>
+              <w:rPr>
+                <w:rFonts w:ascii="Times New Roman" w:hAnsi="Times New Roman" w:cs="Times New Roman"/>
+                <w:sz w:val="16"/>
+                <w:szCs w:val="16"/>
+              </w:rPr>
+              <w:t xml:space="preserve"> </w:t>
+            </w:r>
+            <w:proofErr w:type="spellStart"/>
+            <w:r>
+              <w:rPr>
+                <w:rFonts w:ascii="Times New Roman" w:hAnsi="Times New Roman" w:cs="Times New Roman"/>
+                <w:sz w:val="16"/>
+                <w:szCs w:val="16"/>
+              </w:rPr>
+              <w:t>առարկայի</w:t>
+            </w:r>
+            <w:proofErr w:type="spellEnd"/>
+            <w:r>
+              <w:rPr>
+                <w:rFonts w:ascii="Times New Roman" w:hAnsi="Times New Roman" w:cs="Times New Roman"/>
+                <w:sz w:val="16"/>
+                <w:szCs w:val="16"/>
+              </w:rPr>
+              <w:t xml:space="preserve"> </w:t>
+            </w:r>
+            <w:proofErr w:type="spellStart"/>
+            <w:r>
+              <w:rPr>
+                <w:rFonts w:ascii="Times New Roman" w:hAnsi="Times New Roman" w:cs="Times New Roman"/>
+                <w:sz w:val="16"/>
+                <w:szCs w:val="16"/>
+              </w:rPr>
+              <w:t>նկարագիրը</w:t>
+            </w:r>
+            <w:proofErr w:type="spellEnd"/>
           </w:p>
           <w:p>
             <w:pPr>
@@ -5896,14 +8266,124 @@
                 <w:lang w:val="en-GB"/>
               </w:rPr>
             </w:pPr>
-            <w:r>
-              <w:rPr>
-                <w:rFonts w:ascii="Times New Roman" w:hAnsi="Times New Roman" w:cs="Times New Roman"/>
-                <w:sz w:val="16"/>
-                <w:szCs w:val="16"/>
-              </w:rPr>
-              <w:t>Մակնիշ, մոդել, շարժիչի հզորություն, տարեթիվ, գույն սեփականատեր</w:t>
-            </w:r>
+            <w:proofErr w:type="spellStart"/>
+            <w:r>
+              <w:rPr>
+                <w:rFonts w:ascii="Times New Roman" w:hAnsi="Times New Roman" w:cs="Times New Roman"/>
+                <w:sz w:val="16"/>
+                <w:szCs w:val="16"/>
+              </w:rPr>
+              <w:t>Մակնիշ</w:t>
+            </w:r>
+            <w:proofErr w:type="spellEnd"/>
+            <w:r>
+              <w:rPr>
+                <w:rFonts w:ascii="Times New Roman" w:hAnsi="Times New Roman" w:cs="Times New Roman"/>
+                <w:sz w:val="16"/>
+                <w:szCs w:val="16"/>
+              </w:rPr>
+              <w:t xml:space="preserve">, </w:t>
+            </w:r>
+            <w:proofErr w:type="spellStart"/>
+            <w:r>
+              <w:rPr>
+                <w:rFonts w:ascii="Times New Roman" w:hAnsi="Times New Roman" w:cs="Times New Roman"/>
+                <w:sz w:val="16"/>
+                <w:szCs w:val="16"/>
+              </w:rPr>
+              <w:t>մոդել</w:t>
+            </w:r>
+            <w:proofErr w:type="spellEnd"/>
+            <w:r>
+              <w:rPr>
+                <w:rFonts w:ascii="Times New Roman" w:hAnsi="Times New Roman" w:cs="Times New Roman"/>
+                <w:sz w:val="16"/>
+                <w:szCs w:val="16"/>
+              </w:rPr>
+              <w:t xml:space="preserve">, </w:t>
+            </w:r>
+            <w:proofErr w:type="spellStart"/>
+            <w:r>
+              <w:rPr>
+                <w:rFonts w:ascii="Times New Roman" w:hAnsi="Times New Roman" w:cs="Times New Roman"/>
+                <w:sz w:val="16"/>
+                <w:szCs w:val="16"/>
+              </w:rPr>
+              <w:t>շարժիչի</w:t>
+            </w:r>
+            <w:proofErr w:type="spellEnd"/>
+            <w:r>
+              <w:rPr>
+                <w:rFonts w:ascii="Times New Roman" w:hAnsi="Times New Roman" w:cs="Times New Roman"/>
+                <w:sz w:val="16"/>
+                <w:szCs w:val="16"/>
+              </w:rPr>
+              <w:t xml:space="preserve"> </w:t>
+            </w:r>
+            <w:proofErr w:type="spellStart"/>
+            <w:r>
+              <w:rPr>
+                <w:rFonts w:ascii="Times New Roman" w:hAnsi="Times New Roman" w:cs="Times New Roman"/>
+                <w:sz w:val="16"/>
+                <w:szCs w:val="16"/>
+              </w:rPr>
+              <w:t>հզորություն</w:t>
+            </w:r>
+            <w:proofErr w:type="spellEnd"/>
+            <w:r>
+              <w:rPr>
+                <w:rFonts w:ascii="Times New Roman" w:hAnsi="Times New Roman" w:cs="Times New Roman"/>
+                <w:sz w:val="16"/>
+                <w:szCs w:val="16"/>
+              </w:rPr>
+              <w:t xml:space="preserve">, </w:t>
+            </w:r>
+            <w:proofErr w:type="spellStart"/>
+            <w:r>
+              <w:rPr>
+                <w:rFonts w:ascii="Times New Roman" w:hAnsi="Times New Roman" w:cs="Times New Roman"/>
+                <w:sz w:val="16"/>
+                <w:szCs w:val="16"/>
+              </w:rPr>
+              <w:t>տարեթիվ</w:t>
+            </w:r>
+            <w:proofErr w:type="spellEnd"/>
+            <w:r>
+              <w:rPr>
+                <w:rFonts w:ascii="Times New Roman" w:hAnsi="Times New Roman" w:cs="Times New Roman"/>
+                <w:sz w:val="16"/>
+                <w:szCs w:val="16"/>
+              </w:rPr>
+              <w:t xml:space="preserve">, </w:t>
+            </w:r>
+            <w:proofErr w:type="spellStart"/>
+            <w:r>
+              <w:rPr>
+                <w:rFonts w:ascii="Times New Roman" w:hAnsi="Times New Roman" w:cs="Times New Roman"/>
+                <w:sz w:val="16"/>
+                <w:szCs w:val="16"/>
+              </w:rPr>
+              <w:t>գույն</w:t>
+            </w:r>
+            <w:proofErr w:type="spellEnd"/>
+            <w:r>
+              <w:rPr>
+                <w:rFonts w:ascii="Times New Roman" w:hAnsi="Times New Roman" w:cs="Times New Roman"/>
+                <w:sz w:val="16"/>
+                <w:szCs w:val="16"/>
+              </w:rPr>
+              <w:t xml:space="preserve"> </w:t>
+            </w:r>
+            <w:proofErr w:type="spellStart"/>
+            <w:r>
+              <w:rPr>
+                <w:rFonts w:ascii="Times New Roman" w:hAnsi="Times New Roman" w:cs="Times New Roman"/>
+                <w:sz w:val="16"/>
+                <w:szCs w:val="16"/>
+              </w:rPr>
+              <w:t>սեփականատեր</w:t>
+            </w:r>
+            <w:proofErr w:type="spellEnd"/>
           </w:p>
         </w:tc>
         <w:tc>
@@ -5920,14 +8400,34 @@
                 <w:szCs w:val="16"/>
               </w:rPr>
             </w:pPr>
-            <w:r>
-              <w:rPr>
-                <w:rFonts w:ascii="Times New Roman" w:hAnsi="Times New Roman" w:cs="Times New Roman"/>
-                <w:sz w:val="16"/>
-                <w:szCs w:val="16"/>
-              </w:rPr>
-              <w:t>Հաշվառման տվյալներ</w:t>
-            </w:r>
+            <w:proofErr w:type="spellStart"/>
+            <w:r>
+              <w:rPr>
+                <w:rFonts w:ascii="Times New Roman" w:hAnsi="Times New Roman" w:cs="Times New Roman"/>
+                <w:sz w:val="16"/>
+                <w:szCs w:val="16"/>
+              </w:rPr>
+              <w:t>Հաշվառման</w:t>
+            </w:r>
+            <w:proofErr w:type="spellEnd"/>
+            <w:r>
+              <w:rPr>
+                <w:rFonts w:ascii="Times New Roman" w:hAnsi="Times New Roman" w:cs="Times New Roman"/>
+                <w:sz w:val="16"/>
+                <w:szCs w:val="16"/>
+              </w:rPr>
+              <w:t xml:space="preserve"> </w:t>
+            </w:r>
+            <w:proofErr w:type="spellStart"/>
+            <w:r>
+              <w:rPr>
+                <w:rFonts w:ascii="Times New Roman" w:hAnsi="Times New Roman" w:cs="Times New Roman"/>
+                <w:sz w:val="16"/>
+                <w:szCs w:val="16"/>
+              </w:rPr>
+              <w:t>տվյալներ</w:t>
+            </w:r>
+            <w:proofErr w:type="spellEnd"/>
           </w:p>
         </w:tc>
         <w:tc>
@@ -5944,13 +8444,23 @@
                 <w:szCs w:val="16"/>
               </w:rPr>
             </w:pPr>
-            <w:r>
-              <w:rPr>
-                <w:rFonts w:ascii="Times New Roman" w:hAnsi="Times New Roman" w:cs="Times New Roman"/>
-                <w:sz w:val="16"/>
-                <w:szCs w:val="16"/>
-              </w:rPr>
-              <w:t xml:space="preserve">Նշումներ </w:t>
+            <w:proofErr w:type="spellStart"/>
+            <w:r>
+              <w:rPr>
+                <w:rFonts w:ascii="Times New Roman" w:hAnsi="Times New Roman" w:cs="Times New Roman"/>
+                <w:sz w:val="16"/>
+                <w:szCs w:val="16"/>
+              </w:rPr>
+              <w:t>Նշումներ</w:t>
+            </w:r>
+            <w:proofErr w:type="spellEnd"/>
+            <w:r>
+              <w:rPr>
+                <w:rFonts w:ascii="Times New Roman" w:hAnsi="Times New Roman" w:cs="Times New Roman"/>
+                <w:sz w:val="16"/>
+                <w:szCs w:val="16"/>
+              </w:rPr>
+              <w:t xml:space="preserve"> </w:t>
             </w:r>
           </w:p>
           <w:p>
@@ -5970,7 +8480,87 @@
                 <w:szCs w:val="16"/>
                 <w:lang w:val="en-GB"/>
               </w:rPr>
-              <w:t>(գրավի առարկայի վիճակի մասին)</w:t>
+              <w:t>(</w:t>
+            </w:r>
+            <w:proofErr w:type="spellStart"/>
+            <w:r>
+              <w:rPr>
+                <w:rFonts w:ascii="Times New Roman" w:hAnsi="Times New Roman" w:cs="Times New Roman"/>
+                <w:sz w:val="16"/>
+                <w:szCs w:val="16"/>
+                <w:lang w:val="en-GB"/>
+              </w:rPr>
+              <w:t>գրավի</w:t>
+            </w:r>
+            <w:proofErr w:type="spellEnd"/>
+            <w:r>
+              <w:rPr>
+                <w:rFonts w:ascii="Times New Roman" w:hAnsi="Times New Roman" w:cs="Times New Roman"/>
+                <w:sz w:val="16"/>
+                <w:szCs w:val="16"/>
+                <w:lang w:val="en-GB"/>
+              </w:rPr>
+              <w:t xml:space="preserve"> </w:t>
+            </w:r>
+            <w:proofErr w:type="spellStart"/>
+            <w:r>
+              <w:rPr>
+                <w:rFonts w:ascii="Times New Roman" w:hAnsi="Times New Roman" w:cs="Times New Roman"/>
+                <w:sz w:val="16"/>
+                <w:szCs w:val="16"/>
+                <w:lang w:val="en-GB"/>
+              </w:rPr>
+              <w:t>առարկայի</w:t>
+            </w:r>
+            <w:proofErr w:type="spellEnd"/>
+            <w:r>
+              <w:rPr>
+                <w:rFonts w:ascii="Times New Roman" w:hAnsi="Times New Roman" w:cs="Times New Roman"/>
+                <w:sz w:val="16"/>
+                <w:szCs w:val="16"/>
+                <w:lang w:val="en-GB"/>
+              </w:rPr>
+              <w:t xml:space="preserve"> </w:t>
+            </w:r>
+            <w:proofErr w:type="spellStart"/>
+            <w:r>
+              <w:rPr>
+                <w:rFonts w:ascii="Times New Roman" w:hAnsi="Times New Roman" w:cs="Times New Roman"/>
+                <w:sz w:val="16"/>
+                <w:szCs w:val="16"/>
+                <w:lang w:val="en-GB"/>
+              </w:rPr>
+              <w:t>վիճակի</w:t>
+            </w:r>
+            <w:proofErr w:type="spellEnd"/>
+            <w:r>
+              <w:rPr>
+                <w:rFonts w:ascii="Times New Roman" w:hAnsi="Times New Roman" w:cs="Times New Roman"/>
+                <w:sz w:val="16"/>
+                <w:szCs w:val="16"/>
+                <w:lang w:val="en-GB"/>
+              </w:rPr>
+              <w:t xml:space="preserve"> </w:t>
+            </w:r>
+            <w:proofErr w:type="spellStart"/>
+            <w:r>
+              <w:rPr>
+                <w:rFonts w:ascii="Times New Roman" w:hAnsi="Times New Roman" w:cs="Times New Roman"/>
+                <w:sz w:val="16"/>
+                <w:szCs w:val="16"/>
+                <w:lang w:val="en-GB"/>
+              </w:rPr>
+              <w:t>մասին</w:t>
+            </w:r>
+            <w:proofErr w:type="spellEnd"/>
+            <w:r>
+              <w:rPr>
+                <w:rFonts w:ascii="Times New Roman" w:hAnsi="Times New Roman" w:cs="Times New Roman"/>
+                <w:sz w:val="16"/>
+                <w:szCs w:val="16"/>
+                <w:lang w:val="en-GB"/>
+              </w:rPr>
+              <w:t>)</w:t>
             </w:r>
           </w:p>
         </w:tc>
@@ -5988,13 +8578,23 @@
                 <w:szCs w:val="16"/>
               </w:rPr>
             </w:pPr>
-            <w:r>
-              <w:rPr>
-                <w:rFonts w:ascii="Times New Roman" w:hAnsi="Times New Roman" w:cs="Times New Roman"/>
-                <w:sz w:val="16"/>
-                <w:szCs w:val="16"/>
-              </w:rPr>
-              <w:t xml:space="preserve">Գնահատված </w:t>
+            <w:proofErr w:type="spellStart"/>
+            <w:r>
+              <w:rPr>
+                <w:rFonts w:ascii="Times New Roman" w:hAnsi="Times New Roman" w:cs="Times New Roman"/>
+                <w:sz w:val="16"/>
+                <w:szCs w:val="16"/>
+              </w:rPr>
+              <w:t>Գնահատված</w:t>
+            </w:r>
+            <w:proofErr w:type="spellEnd"/>
+            <w:r>
+              <w:rPr>
+                <w:rFonts w:ascii="Times New Roman" w:hAnsi="Times New Roman" w:cs="Times New Roman"/>
+                <w:sz w:val="16"/>
+                <w:szCs w:val="16"/>
+              </w:rPr>
+              <w:t xml:space="preserve"> </w:t>
             </w:r>
           </w:p>
           <w:p>
@@ -6006,14 +8606,34 @@
                 <w:szCs w:val="16"/>
               </w:rPr>
             </w:pPr>
-            <w:r>
-              <w:rPr>
-                <w:rFonts w:ascii="Times New Roman" w:hAnsi="Times New Roman" w:cs="Times New Roman"/>
-                <w:sz w:val="16"/>
-                <w:szCs w:val="16"/>
-              </w:rPr>
-              <w:t>արժեքը ՀՀ դրամով</w:t>
-            </w:r>
+            <w:proofErr w:type="spellStart"/>
+            <w:r>
+              <w:rPr>
+                <w:rFonts w:ascii="Times New Roman" w:hAnsi="Times New Roman" w:cs="Times New Roman"/>
+                <w:sz w:val="16"/>
+                <w:szCs w:val="16"/>
+              </w:rPr>
+              <w:t>արժեքը</w:t>
+            </w:r>
+            <w:proofErr w:type="spellEnd"/>
+            <w:r>
+              <w:rPr>
+                <w:rFonts w:ascii="Times New Roman" w:hAnsi="Times New Roman" w:cs="Times New Roman"/>
+                <w:sz w:val="16"/>
+                <w:szCs w:val="16"/>
+              </w:rPr>
+              <w:t xml:space="preserve"> ՀՀ </w:t>
+            </w:r>
+            <w:proofErr w:type="spellStart"/>
+            <w:r>
+              <w:rPr>
+                <w:rFonts w:ascii="Times New Roman" w:hAnsi="Times New Roman" w:cs="Times New Roman"/>
+                <w:sz w:val="16"/>
+                <w:szCs w:val="16"/>
+              </w:rPr>
+              <w:t>դրամով</w:t>
+            </w:r>
+            <w:proofErr w:type="spellEnd"/>
           </w:p>
         </w:tc>
         <w:tc>
@@ -6030,14 +8650,52 @@
                 <w:szCs w:val="16"/>
               </w:rPr>
             </w:pPr>
-            <w:r>
-              <w:rPr>
-                <w:rFonts w:ascii="Times New Roman" w:hAnsi="Times New Roman" w:cs="Times New Roman"/>
-                <w:sz w:val="16"/>
-                <w:szCs w:val="16"/>
-              </w:rPr>
-              <w:t>Տրամադրվող գումարի չափը</w:t>
-            </w:r>
+            <w:proofErr w:type="spellStart"/>
+            <w:r>
+              <w:rPr>
+                <w:rFonts w:ascii="Times New Roman" w:hAnsi="Times New Roman" w:cs="Times New Roman"/>
+                <w:sz w:val="16"/>
+                <w:szCs w:val="16"/>
+              </w:rPr>
+              <w:t>Տրամադրվող</w:t>
+            </w:r>
+            <w:proofErr w:type="spellEnd"/>
+            <w:r>
+              <w:rPr>
+                <w:rFonts w:ascii="Times New Roman" w:hAnsi="Times New Roman" w:cs="Times New Roman"/>
+                <w:sz w:val="16"/>
+                <w:szCs w:val="16"/>
+              </w:rPr>
+              <w:t xml:space="preserve"> </w:t>
+            </w:r>
+            <w:proofErr w:type="spellStart"/>
+            <w:r>
+              <w:rPr>
+                <w:rFonts w:ascii="Times New Roman" w:hAnsi="Times New Roman" w:cs="Times New Roman"/>
+                <w:sz w:val="16"/>
+                <w:szCs w:val="16"/>
+              </w:rPr>
+              <w:t>գումարի</w:t>
+            </w:r>
+            <w:proofErr w:type="spellEnd"/>
+            <w:r>
+              <w:rPr>
+                <w:rFonts w:ascii="Times New Roman" w:hAnsi="Times New Roman" w:cs="Times New Roman"/>
+                <w:sz w:val="16"/>
+                <w:szCs w:val="16"/>
+              </w:rPr>
+              <w:t xml:space="preserve"> </w:t>
+            </w:r>
+            <w:proofErr w:type="spellStart"/>
+            <w:r>
+              <w:rPr>
+                <w:rFonts w:ascii="Times New Roman" w:hAnsi="Times New Roman" w:cs="Times New Roman"/>
+                <w:sz w:val="16"/>
+                <w:szCs w:val="16"/>
+              </w:rPr>
+              <w:t>չափը</w:t>
+            </w:r>
+            <w:proofErr w:type="spellEnd"/>
           </w:p>
         </w:tc>
       </w:tr>
@@ -6064,8 +8722,18 @@
                 <w:sz w:val="16"/>
                 <w:szCs w:val="16"/>
               </w:rPr>
-              <w:t>${i_c</w:t>
-            </w:r>
+              <w:t>${</w:t>
+            </w:r>
+            <w:proofErr w:type="spellStart"/>
+            <w:r>
+              <w:rPr>
+                <w:rFonts w:ascii="Times New Roman" w:hAnsi="Times New Roman" w:cs="Times New Roman"/>
+                <w:sz w:val="16"/>
+                <w:szCs w:val="16"/>
+              </w:rPr>
+              <w:t>i_c</w:t>
+            </w:r>
+            <w:proofErr w:type="spellEnd"/>
             <w:r>
               <w:rPr>
                 <w:rFonts w:ascii="Times New Roman" w:hAnsi="Times New Roman" w:cs="Times New Roman"/>
@@ -6081,7 +8749,42 @@
                 <w:sz w:val="16"/>
                 <w:szCs w:val="16"/>
               </w:rPr>
-              <w:t>},${i_mod},</w:t>
+              <w:t>},</w:t>
+            </w:r>
+            <w:r>
+              <w:rPr>
+                <w:rFonts w:ascii="Times New Roman" w:hAnsi="Times New Roman" w:cs="Times New Roman"/>
+                <w:sz w:val="16"/>
+                <w:szCs w:val="16"/>
+                <w:lang w:val="hy-AM"/>
+              </w:rPr>
+              <w:t xml:space="preserve"> </w:t>
+            </w:r>
+            <w:r>
+              <w:rPr>
+                <w:rFonts w:ascii="Times New Roman" w:hAnsi="Times New Roman" w:cs="Times New Roman"/>
+                <w:sz w:val="16"/>
+                <w:szCs w:val="16"/>
+              </w:rPr>
+              <w:t>${</w:t>
+            </w:r>
+            <w:proofErr w:type="spellStart"/>
+            <w:r>
+              <w:rPr>
+                <w:rFonts w:ascii="Times New Roman" w:hAnsi="Times New Roman" w:cs="Times New Roman"/>
+                <w:sz w:val="16"/>
+                <w:szCs w:val="16"/>
+              </w:rPr>
+              <w:t>i_mod</w:t>
+            </w:r>
+            <w:proofErr w:type="spellEnd"/>
+            <w:r>
+              <w:rPr>
+                <w:rFonts w:ascii="Times New Roman" w:hAnsi="Times New Roman" w:cs="Times New Roman"/>
+                <w:sz w:val="16"/>
+                <w:szCs w:val="16"/>
+              </w:rPr>
+              <w:t>},</w:t>
             </w:r>
           </w:p>
           <w:p>
@@ -6117,7 +8820,34 @@
                 <w:szCs w:val="16"/>
                 <w:lang w:val="hy-AM"/>
               </w:rPr>
-              <w:t>${i_man},${i_col</w:t>
+              <w:t xml:space="preserve"> </w:t>
+            </w:r>
+            <w:r>
+              <w:rPr>
+                <w:rFonts w:ascii="Times New Roman" w:hAnsi="Times New Roman" w:cs="Times New Roman"/>
+                <w:sz w:val="16"/>
+                <w:szCs w:val="16"/>
+                <w:lang w:val="hy-AM"/>
+              </w:rPr>
+              <w:t>${i_man},</w:t>
+            </w:r>
+            <w:r>
+              <w:rPr>
+                <w:rFonts w:ascii="Times New Roman" w:hAnsi="Times New Roman" w:cs="Times New Roman"/>
+                <w:sz w:val="16"/>
+                <w:szCs w:val="16"/>
+                <w:lang w:val="hy-AM"/>
+              </w:rPr>
+              <w:t xml:space="preserve"> </w:t>
+            </w:r>
+            <w:r>
+              <w:rPr>
+                <w:rFonts w:ascii="Times New Roman" w:hAnsi="Times New Roman" w:cs="Times New Roman"/>
+                <w:sz w:val="16"/>
+                <w:szCs w:val="16"/>
+                <w:lang w:val="hy-AM"/>
+              </w:rPr>
+              <w:t>${i_col</w:t>
             </w:r>
             <w:r>
               <w:rPr>
@@ -6169,7 +8899,27 @@
                 <w:szCs w:val="16"/>
                 <w:lang w:val="en-GB"/>
               </w:rPr>
-              <w:t>${i_ident}</w:t>
+              <w:t>${</w:t>
+            </w:r>
+            <w:proofErr w:type="spellStart"/>
+            <w:r>
+              <w:rPr>
+                <w:rFonts w:ascii="Times New Roman" w:hAnsi="Times New Roman" w:cs="Times New Roman"/>
+                <w:sz w:val="16"/>
+                <w:szCs w:val="16"/>
+                <w:lang w:val="en-GB"/>
+              </w:rPr>
+              <w:t>i_ident</w:t>
+            </w:r>
+            <w:proofErr w:type="spellEnd"/>
+            <w:r>
+              <w:rPr>
+                <w:rFonts w:ascii="Times New Roman" w:hAnsi="Times New Roman" w:cs="Times New Roman"/>
+                <w:sz w:val="16"/>
+                <w:szCs w:val="16"/>
+                <w:lang w:val="en-GB"/>
+              </w:rPr>
+              <w:t>}</w:t>
             </w:r>
           </w:p>
         </w:tc>
@@ -6192,7 +8942,25 @@
                 <w:sz w:val="16"/>
                 <w:szCs w:val="16"/>
               </w:rPr>
-              <w:t>${i_desc}</w:t>
+              <w:t>${</w:t>
+            </w:r>
+            <w:proofErr w:type="spellStart"/>
+            <w:r>
+              <w:rPr>
+                <w:rFonts w:ascii="Times New Roman" w:hAnsi="Times New Roman" w:cs="Times New Roman"/>
+                <w:sz w:val="16"/>
+                <w:szCs w:val="16"/>
+              </w:rPr>
+              <w:t>i_desc</w:t>
+            </w:r>
+            <w:proofErr w:type="spellEnd"/>
+            <w:r>
+              <w:rPr>
+                <w:rFonts w:ascii="Times New Roman" w:hAnsi="Times New Roman" w:cs="Times New Roman"/>
+                <w:sz w:val="16"/>
+                <w:szCs w:val="16"/>
+              </w:rPr>
+              <w:t>}</w:t>
             </w:r>
           </w:p>
         </w:tc>
@@ -6217,6 +8985,7 @@
               </w:rPr>
               <w:t>${</w:t>
             </w:r>
+            <w:proofErr w:type="spellStart"/>
             <w:r>
               <w:rPr>
                 <w:rFonts w:ascii="Times New Roman" w:hAnsi="Times New Roman" w:cs="Times New Roman"/>
@@ -6231,7 +9000,16 @@
                 <w:sz w:val="16"/>
                 <w:szCs w:val="16"/>
               </w:rPr>
-              <w:t>_est}</w:t>
+              <w:t>_est</w:t>
+            </w:r>
+            <w:proofErr w:type="spellEnd"/>
+            <w:r>
+              <w:rPr>
+                <w:rFonts w:ascii="Times New Roman" w:hAnsi="Times New Roman" w:cs="Times New Roman"/>
+                <w:sz w:val="16"/>
+                <w:szCs w:val="16"/>
+              </w:rPr>
+              <w:t>}</w:t>
             </w:r>
           </w:p>
         </w:tc>
@@ -6256,6 +9034,7 @@
               </w:rPr>
               <w:t>${</w:t>
             </w:r>
+            <w:proofErr w:type="spellStart"/>
             <w:r>
               <w:rPr>
                 <w:rFonts w:ascii="Times New Roman" w:hAnsi="Times New Roman" w:cs="Times New Roman"/>
@@ -6270,7 +9049,16 @@
                 <w:sz w:val="16"/>
                 <w:szCs w:val="16"/>
               </w:rPr>
-              <w:t>_prov}</w:t>
+              <w:t>_prov</w:t>
+            </w:r>
+            <w:proofErr w:type="spellEnd"/>
+            <w:r>
+              <w:rPr>
+                <w:rFonts w:ascii="Times New Roman" w:hAnsi="Times New Roman" w:cs="Times New Roman"/>
+                <w:sz w:val="16"/>
+                <w:szCs w:val="16"/>
+              </w:rPr>
+              <w:t>}</w:t>
             </w:r>
           </w:p>
         </w:tc>
@@ -6307,14 +9095,34 @@
                 <w:szCs w:val="16"/>
               </w:rPr>
             </w:pPr>
-            <w:r>
-              <w:rPr>
-                <w:rFonts w:ascii="Times New Roman" w:hAnsi="Times New Roman" w:cs="Times New Roman"/>
-                <w:sz w:val="16"/>
-                <w:szCs w:val="16"/>
-              </w:rPr>
-              <w:t>Հաշվառման վկայագիր</w:t>
-            </w:r>
+            <w:proofErr w:type="spellStart"/>
+            <w:r>
+              <w:rPr>
+                <w:rFonts w:ascii="Times New Roman" w:hAnsi="Times New Roman" w:cs="Times New Roman"/>
+                <w:sz w:val="16"/>
+                <w:szCs w:val="16"/>
+              </w:rPr>
+              <w:t>Հաշվառման</w:t>
+            </w:r>
+            <w:proofErr w:type="spellEnd"/>
+            <w:r>
+              <w:rPr>
+                <w:rFonts w:ascii="Times New Roman" w:hAnsi="Times New Roman" w:cs="Times New Roman"/>
+                <w:sz w:val="16"/>
+                <w:szCs w:val="16"/>
+              </w:rPr>
+              <w:t xml:space="preserve"> </w:t>
+            </w:r>
+            <w:proofErr w:type="spellStart"/>
+            <w:r>
+              <w:rPr>
+                <w:rFonts w:ascii="Times New Roman" w:hAnsi="Times New Roman" w:cs="Times New Roman"/>
+                <w:sz w:val="16"/>
+                <w:szCs w:val="16"/>
+              </w:rPr>
+              <w:t>վկայագիր</w:t>
+            </w:r>
+            <w:proofErr w:type="spellEnd"/>
           </w:p>
           <w:p>
             <w:pPr>
@@ -6335,7 +9143,31 @@
                 <w:szCs w:val="16"/>
                 <w:lang w:val="en-GB"/>
               </w:rPr>
-              <w:t>${i_reg}</w:t>
+              <w:t>${</w:t>
+            </w:r>
+            <w:proofErr w:type="spellStart"/>
+            <w:r>
+              <w:rPr>
+                <w:rFonts w:ascii="Times New Roman" w:hAnsi="Times New Roman" w:cs="Times New Roman"/>
+                <w:b/>
+                <w:bCs/>
+                <w:sz w:val="16"/>
+                <w:szCs w:val="16"/>
+                <w:lang w:val="en-GB"/>
+              </w:rPr>
+              <w:t>i_reg</w:t>
+            </w:r>
+            <w:proofErr w:type="spellEnd"/>
+            <w:r>
+              <w:rPr>
+                <w:rFonts w:ascii="Times New Roman" w:hAnsi="Times New Roman" w:cs="Times New Roman"/>
+                <w:b/>
+                <w:bCs/>
+                <w:sz w:val="16"/>
+                <w:szCs w:val="16"/>
+                <w:lang w:val="en-GB"/>
+              </w:rPr>
+              <w:t>}</w:t>
             </w:r>
           </w:p>
         </w:tc>
@@ -6420,14 +9252,34 @@
                 <w:szCs w:val="16"/>
               </w:rPr>
             </w:pPr>
-            <w:r>
-              <w:rPr>
-                <w:rFonts w:ascii="Times New Roman" w:hAnsi="Times New Roman" w:cs="Times New Roman"/>
-                <w:sz w:val="16"/>
-                <w:szCs w:val="16"/>
-              </w:rPr>
-              <w:t>Հաշվառման համար</w:t>
-            </w:r>
+            <w:proofErr w:type="spellStart"/>
+            <w:r>
+              <w:rPr>
+                <w:rFonts w:ascii="Times New Roman" w:hAnsi="Times New Roman" w:cs="Times New Roman"/>
+                <w:sz w:val="16"/>
+                <w:szCs w:val="16"/>
+              </w:rPr>
+              <w:t>Հաշվառման</w:t>
+            </w:r>
+            <w:proofErr w:type="spellEnd"/>
+            <w:r>
+              <w:rPr>
+                <w:rFonts w:ascii="Times New Roman" w:hAnsi="Times New Roman" w:cs="Times New Roman"/>
+                <w:sz w:val="16"/>
+                <w:szCs w:val="16"/>
+              </w:rPr>
+              <w:t xml:space="preserve"> </w:t>
+            </w:r>
+            <w:proofErr w:type="spellStart"/>
+            <w:r>
+              <w:rPr>
+                <w:rFonts w:ascii="Times New Roman" w:hAnsi="Times New Roman" w:cs="Times New Roman"/>
+                <w:sz w:val="16"/>
+                <w:szCs w:val="16"/>
+              </w:rPr>
+              <w:t>համար</w:t>
+            </w:r>
+            <w:proofErr w:type="spellEnd"/>
           </w:p>
           <w:p>
             <w:pPr>
@@ -6523,14 +9375,34 @@
                 <w:szCs w:val="16"/>
               </w:rPr>
             </w:pPr>
-            <w:r>
-              <w:rPr>
-                <w:rFonts w:ascii="Times New Roman" w:hAnsi="Times New Roman" w:cs="Times New Roman"/>
-                <w:sz w:val="16"/>
-                <w:szCs w:val="16"/>
-              </w:rPr>
-              <w:t>Սեփականության վկայական</w:t>
-            </w:r>
+            <w:proofErr w:type="spellStart"/>
+            <w:r>
+              <w:rPr>
+                <w:rFonts w:ascii="Times New Roman" w:hAnsi="Times New Roman" w:cs="Times New Roman"/>
+                <w:sz w:val="16"/>
+                <w:szCs w:val="16"/>
+              </w:rPr>
+              <w:t>Սեփականության</w:t>
+            </w:r>
+            <w:proofErr w:type="spellEnd"/>
+            <w:r>
+              <w:rPr>
+                <w:rFonts w:ascii="Times New Roman" w:hAnsi="Times New Roman" w:cs="Times New Roman"/>
+                <w:sz w:val="16"/>
+                <w:szCs w:val="16"/>
+              </w:rPr>
+              <w:t xml:space="preserve"> </w:t>
+            </w:r>
+            <w:proofErr w:type="spellStart"/>
+            <w:r>
+              <w:rPr>
+                <w:rFonts w:ascii="Times New Roman" w:hAnsi="Times New Roman" w:cs="Times New Roman"/>
+                <w:sz w:val="16"/>
+                <w:szCs w:val="16"/>
+              </w:rPr>
+              <w:t>վկայական</w:t>
+            </w:r>
+            <w:proofErr w:type="spellEnd"/>
           </w:p>
           <w:p>
             <w:pPr>
@@ -6627,15 +9499,181 @@
           <w:lang w:val="hy-AM"/>
         </w:rPr>
       </w:pPr>
-      <w:r>
-        <w:rPr>
-          <w:rFonts w:ascii="Times New Roman" w:eastAsia="Times New Roman" w:hAnsi="Times New Roman" w:cs="Times New Roman"/>
-          <w:color w:val="000000" w:themeColor="text1"/>
-          <w:sz w:val="18"/>
-          <w:szCs w:val="18"/>
-          <w:lang w:val="en-GB"/>
-        </w:rPr>
-        <w:t>Գրավի առարկան նկարվում է և նկարները պահպանվում են Գրավառուի մոտ։</w:t>
+      <w:proofErr w:type="spellStart"/>
+      <w:r>
+        <w:rPr>
+          <w:rFonts w:ascii="Times New Roman" w:eastAsia="Times New Roman" w:hAnsi="Times New Roman" w:cs="Times New Roman"/>
+          <w:color w:val="000000" w:themeColor="text1"/>
+          <w:sz w:val="18"/>
+          <w:szCs w:val="18"/>
+          <w:lang w:val="en-GB"/>
+        </w:rPr>
+        <w:t>Գրավի</w:t>
+      </w:r>
+      <w:proofErr w:type="spellEnd"/>
+      <w:r>
+        <w:rPr>
+          <w:rFonts w:ascii="Times New Roman" w:eastAsia="Times New Roman" w:hAnsi="Times New Roman" w:cs="Times New Roman"/>
+          <w:color w:val="000000" w:themeColor="text1"/>
+          <w:sz w:val="18"/>
+          <w:szCs w:val="18"/>
+          <w:lang w:val="en-GB"/>
+        </w:rPr>
+        <w:t xml:space="preserve"> </w:t>
+      </w:r>
+      <w:proofErr w:type="spellStart"/>
+      <w:r>
+        <w:rPr>
+          <w:rFonts w:ascii="Times New Roman" w:eastAsia="Times New Roman" w:hAnsi="Times New Roman" w:cs="Times New Roman"/>
+          <w:color w:val="000000" w:themeColor="text1"/>
+          <w:sz w:val="18"/>
+          <w:szCs w:val="18"/>
+          <w:lang w:val="en-GB"/>
+        </w:rPr>
+        <w:t>առարկան</w:t>
+      </w:r>
+      <w:proofErr w:type="spellEnd"/>
+      <w:r>
+        <w:rPr>
+          <w:rFonts w:ascii="Times New Roman" w:eastAsia="Times New Roman" w:hAnsi="Times New Roman" w:cs="Times New Roman"/>
+          <w:color w:val="000000" w:themeColor="text1"/>
+          <w:sz w:val="18"/>
+          <w:szCs w:val="18"/>
+          <w:lang w:val="en-GB"/>
+        </w:rPr>
+        <w:t xml:space="preserve"> </w:t>
+      </w:r>
+      <w:proofErr w:type="spellStart"/>
+      <w:r>
+        <w:rPr>
+          <w:rFonts w:ascii="Times New Roman" w:eastAsia="Times New Roman" w:hAnsi="Times New Roman" w:cs="Times New Roman"/>
+          <w:color w:val="000000" w:themeColor="text1"/>
+          <w:sz w:val="18"/>
+          <w:szCs w:val="18"/>
+          <w:lang w:val="en-GB"/>
+        </w:rPr>
+        <w:t>նկարվում</w:t>
+      </w:r>
+      <w:proofErr w:type="spellEnd"/>
+      <w:r>
+        <w:rPr>
+          <w:rFonts w:ascii="Times New Roman" w:eastAsia="Times New Roman" w:hAnsi="Times New Roman" w:cs="Times New Roman"/>
+          <w:color w:val="000000" w:themeColor="text1"/>
+          <w:sz w:val="18"/>
+          <w:szCs w:val="18"/>
+          <w:lang w:val="en-GB"/>
+        </w:rPr>
+        <w:t xml:space="preserve"> է և </w:t>
+      </w:r>
+      <w:proofErr w:type="spellStart"/>
+      <w:r>
+        <w:rPr>
+          <w:rFonts w:ascii="Times New Roman" w:eastAsia="Times New Roman" w:hAnsi="Times New Roman" w:cs="Times New Roman"/>
+          <w:color w:val="000000" w:themeColor="text1"/>
+          <w:sz w:val="18"/>
+          <w:szCs w:val="18"/>
+          <w:lang w:val="en-GB"/>
+        </w:rPr>
+        <w:t>նկարները</w:t>
+      </w:r>
+      <w:proofErr w:type="spellEnd"/>
+      <w:r>
+        <w:rPr>
+          <w:rFonts w:ascii="Times New Roman" w:eastAsia="Times New Roman" w:hAnsi="Times New Roman" w:cs="Times New Roman"/>
+          <w:color w:val="000000" w:themeColor="text1"/>
+          <w:sz w:val="18"/>
+          <w:szCs w:val="18"/>
+          <w:lang w:val="en-GB"/>
+        </w:rPr>
+        <w:t xml:space="preserve"> </w:t>
+      </w:r>
+      <w:proofErr w:type="spellStart"/>
+      <w:r>
+        <w:rPr>
+          <w:rFonts w:ascii="Times New Roman" w:eastAsia="Times New Roman" w:hAnsi="Times New Roman" w:cs="Times New Roman"/>
+          <w:color w:val="000000" w:themeColor="text1"/>
+          <w:sz w:val="18"/>
+          <w:szCs w:val="18"/>
+          <w:lang w:val="en-GB"/>
+        </w:rPr>
+        <w:t>պահպանվում</w:t>
+      </w:r>
+      <w:proofErr w:type="spellEnd"/>
+      <w:r>
+        <w:rPr>
+          <w:rFonts w:ascii="Times New Roman" w:eastAsia="Times New Roman" w:hAnsi="Times New Roman" w:cs="Times New Roman"/>
+          <w:color w:val="000000" w:themeColor="text1"/>
+          <w:sz w:val="18"/>
+          <w:szCs w:val="18"/>
+          <w:lang w:val="en-GB"/>
+        </w:rPr>
+        <w:t xml:space="preserve"> </w:t>
+      </w:r>
+      <w:proofErr w:type="spellStart"/>
+      <w:r>
+        <w:rPr>
+          <w:rFonts w:ascii="Times New Roman" w:eastAsia="Times New Roman" w:hAnsi="Times New Roman" w:cs="Times New Roman"/>
+          <w:color w:val="000000" w:themeColor="text1"/>
+          <w:sz w:val="18"/>
+          <w:szCs w:val="18"/>
+          <w:lang w:val="en-GB"/>
+        </w:rPr>
+        <w:t>են</w:t>
+      </w:r>
+      <w:proofErr w:type="spellEnd"/>
+      <w:r>
+        <w:rPr>
+          <w:rFonts w:ascii="Times New Roman" w:eastAsia="Times New Roman" w:hAnsi="Times New Roman" w:cs="Times New Roman"/>
+          <w:color w:val="000000" w:themeColor="text1"/>
+          <w:sz w:val="18"/>
+          <w:szCs w:val="18"/>
+          <w:lang w:val="en-GB"/>
+        </w:rPr>
+        <w:t xml:space="preserve"> </w:t>
+      </w:r>
+      <w:proofErr w:type="spellStart"/>
+      <w:r>
+        <w:rPr>
+          <w:rFonts w:ascii="Times New Roman" w:eastAsia="Times New Roman" w:hAnsi="Times New Roman" w:cs="Times New Roman"/>
+          <w:color w:val="000000" w:themeColor="text1"/>
+          <w:sz w:val="18"/>
+          <w:szCs w:val="18"/>
+          <w:lang w:val="en-GB"/>
+        </w:rPr>
+        <w:t>Գրավառուի</w:t>
+      </w:r>
+      <w:proofErr w:type="spellEnd"/>
+      <w:r>
+        <w:rPr>
+          <w:rFonts w:ascii="Times New Roman" w:eastAsia="Times New Roman" w:hAnsi="Times New Roman" w:cs="Times New Roman"/>
+          <w:color w:val="000000" w:themeColor="text1"/>
+          <w:sz w:val="18"/>
+          <w:szCs w:val="18"/>
+          <w:lang w:val="en-GB"/>
+        </w:rPr>
+        <w:t xml:space="preserve"> </w:t>
+      </w:r>
+      <w:proofErr w:type="spellStart"/>
+      <w:r>
+        <w:rPr>
+          <w:rFonts w:ascii="Times New Roman" w:eastAsia="Times New Roman" w:hAnsi="Times New Roman" w:cs="Times New Roman"/>
+          <w:color w:val="000000" w:themeColor="text1"/>
+          <w:sz w:val="18"/>
+          <w:szCs w:val="18"/>
+          <w:lang w:val="en-GB"/>
+        </w:rPr>
+        <w:t>մոտ</w:t>
+      </w:r>
+      <w:proofErr w:type="spellEnd"/>
+      <w:r>
+        <w:rPr>
+          <w:rFonts w:ascii="Times New Roman" w:eastAsia="Times New Roman" w:hAnsi="Times New Roman" w:cs="Times New Roman"/>
+          <w:color w:val="000000" w:themeColor="text1"/>
+          <w:sz w:val="18"/>
+          <w:szCs w:val="18"/>
+          <w:lang w:val="en-GB"/>
+        </w:rPr>
+        <w:t>։</w:t>
       </w:r>
     </w:p>
     <w:p>
@@ -6655,25 +9693,203 @@
           <w:lang w:val="hy-AM"/>
         </w:rPr>
       </w:pPr>
-      <w:r>
-        <w:rPr>
-          <w:rFonts w:ascii="Times New Roman" w:eastAsia="Times New Roman" w:hAnsi="Times New Roman" w:cs="Times New Roman"/>
-          <w:color w:val="000000" w:themeColor="text1"/>
-          <w:sz w:val="18"/>
-          <w:szCs w:val="18"/>
-          <w:lang w:val="en-GB"/>
-        </w:rPr>
-        <w:t xml:space="preserve">Գրավի առարկայի նկատմամբ Գրավառուի գրավի իրավունքը ծագում է </w:t>
-      </w:r>
-      <w:r>
-        <w:rPr>
-          <w:rFonts w:ascii="Times New Roman" w:eastAsia="Times New Roman" w:hAnsi="Times New Roman" w:cs="Times New Roman"/>
-          <w:color w:val="000000" w:themeColor="text1"/>
-          <w:sz w:val="18"/>
-          <w:szCs w:val="18"/>
-          <w:lang w:val="en-GB"/>
-        </w:rPr>
-        <w:t>գրանցման պահից։</w:t>
+      <w:proofErr w:type="spellStart"/>
+      <w:r>
+        <w:rPr>
+          <w:rFonts w:ascii="Times New Roman" w:eastAsia="Times New Roman" w:hAnsi="Times New Roman" w:cs="Times New Roman"/>
+          <w:color w:val="000000" w:themeColor="text1"/>
+          <w:sz w:val="18"/>
+          <w:szCs w:val="18"/>
+          <w:lang w:val="en-GB"/>
+        </w:rPr>
+        <w:t>Գրավի</w:t>
+      </w:r>
+      <w:proofErr w:type="spellEnd"/>
+      <w:r>
+        <w:rPr>
+          <w:rFonts w:ascii="Times New Roman" w:eastAsia="Times New Roman" w:hAnsi="Times New Roman" w:cs="Times New Roman"/>
+          <w:color w:val="000000" w:themeColor="text1"/>
+          <w:sz w:val="18"/>
+          <w:szCs w:val="18"/>
+          <w:lang w:val="en-GB"/>
+        </w:rPr>
+        <w:t xml:space="preserve"> </w:t>
+      </w:r>
+      <w:proofErr w:type="spellStart"/>
+      <w:r>
+        <w:rPr>
+          <w:rFonts w:ascii="Times New Roman" w:eastAsia="Times New Roman" w:hAnsi="Times New Roman" w:cs="Times New Roman"/>
+          <w:color w:val="000000" w:themeColor="text1"/>
+          <w:sz w:val="18"/>
+          <w:szCs w:val="18"/>
+          <w:lang w:val="en-GB"/>
+        </w:rPr>
+        <w:t>առարկայի</w:t>
+      </w:r>
+      <w:proofErr w:type="spellEnd"/>
+      <w:r>
+        <w:rPr>
+          <w:rFonts w:ascii="Times New Roman" w:eastAsia="Times New Roman" w:hAnsi="Times New Roman" w:cs="Times New Roman"/>
+          <w:color w:val="000000" w:themeColor="text1"/>
+          <w:sz w:val="18"/>
+          <w:szCs w:val="18"/>
+          <w:lang w:val="en-GB"/>
+        </w:rPr>
+        <w:t xml:space="preserve"> </w:t>
+      </w:r>
+      <w:proofErr w:type="spellStart"/>
+      <w:r>
+        <w:rPr>
+          <w:rFonts w:ascii="Times New Roman" w:eastAsia="Times New Roman" w:hAnsi="Times New Roman" w:cs="Times New Roman"/>
+          <w:color w:val="000000" w:themeColor="text1"/>
+          <w:sz w:val="18"/>
+          <w:szCs w:val="18"/>
+          <w:lang w:val="en-GB"/>
+        </w:rPr>
+        <w:t>նկատմամբ</w:t>
+      </w:r>
+      <w:proofErr w:type="spellEnd"/>
+      <w:r>
+        <w:rPr>
+          <w:rFonts w:ascii="Times New Roman" w:eastAsia="Times New Roman" w:hAnsi="Times New Roman" w:cs="Times New Roman"/>
+          <w:color w:val="000000" w:themeColor="text1"/>
+          <w:sz w:val="18"/>
+          <w:szCs w:val="18"/>
+          <w:lang w:val="en-GB"/>
+        </w:rPr>
+        <w:t xml:space="preserve"> </w:t>
+      </w:r>
+      <w:proofErr w:type="spellStart"/>
+      <w:r>
+        <w:rPr>
+          <w:rFonts w:ascii="Times New Roman" w:eastAsia="Times New Roman" w:hAnsi="Times New Roman" w:cs="Times New Roman"/>
+          <w:color w:val="000000" w:themeColor="text1"/>
+          <w:sz w:val="18"/>
+          <w:szCs w:val="18"/>
+          <w:lang w:val="en-GB"/>
+        </w:rPr>
+        <w:t>Գրավառուի</w:t>
+      </w:r>
+      <w:proofErr w:type="spellEnd"/>
+      <w:r>
+        <w:rPr>
+          <w:rFonts w:ascii="Times New Roman" w:eastAsia="Times New Roman" w:hAnsi="Times New Roman" w:cs="Times New Roman"/>
+          <w:color w:val="000000" w:themeColor="text1"/>
+          <w:sz w:val="18"/>
+          <w:szCs w:val="18"/>
+          <w:lang w:val="en-GB"/>
+        </w:rPr>
+        <w:t xml:space="preserve"> </w:t>
+      </w:r>
+      <w:proofErr w:type="spellStart"/>
+      <w:r>
+        <w:rPr>
+          <w:rFonts w:ascii="Times New Roman" w:eastAsia="Times New Roman" w:hAnsi="Times New Roman" w:cs="Times New Roman"/>
+          <w:color w:val="000000" w:themeColor="text1"/>
+          <w:sz w:val="18"/>
+          <w:szCs w:val="18"/>
+          <w:lang w:val="en-GB"/>
+        </w:rPr>
+        <w:t>գրավի</w:t>
+      </w:r>
+      <w:proofErr w:type="spellEnd"/>
+      <w:r>
+        <w:rPr>
+          <w:rFonts w:ascii="Times New Roman" w:eastAsia="Times New Roman" w:hAnsi="Times New Roman" w:cs="Times New Roman"/>
+          <w:color w:val="000000" w:themeColor="text1"/>
+          <w:sz w:val="18"/>
+          <w:szCs w:val="18"/>
+          <w:lang w:val="en-GB"/>
+        </w:rPr>
+        <w:t xml:space="preserve"> </w:t>
+      </w:r>
+      <w:proofErr w:type="spellStart"/>
+      <w:r>
+        <w:rPr>
+          <w:rFonts w:ascii="Times New Roman" w:eastAsia="Times New Roman" w:hAnsi="Times New Roman" w:cs="Times New Roman"/>
+          <w:color w:val="000000" w:themeColor="text1"/>
+          <w:sz w:val="18"/>
+          <w:szCs w:val="18"/>
+          <w:lang w:val="en-GB"/>
+        </w:rPr>
+        <w:t>իրավունքը</w:t>
+      </w:r>
+      <w:proofErr w:type="spellEnd"/>
+      <w:r>
+        <w:rPr>
+          <w:rFonts w:ascii="Times New Roman" w:eastAsia="Times New Roman" w:hAnsi="Times New Roman" w:cs="Times New Roman"/>
+          <w:color w:val="000000" w:themeColor="text1"/>
+          <w:sz w:val="18"/>
+          <w:szCs w:val="18"/>
+          <w:lang w:val="en-GB"/>
+        </w:rPr>
+        <w:t xml:space="preserve"> </w:t>
+      </w:r>
+      <w:proofErr w:type="spellStart"/>
+      <w:r>
+        <w:rPr>
+          <w:rFonts w:ascii="Times New Roman" w:eastAsia="Times New Roman" w:hAnsi="Times New Roman" w:cs="Times New Roman"/>
+          <w:color w:val="000000" w:themeColor="text1"/>
+          <w:sz w:val="18"/>
+          <w:szCs w:val="18"/>
+          <w:lang w:val="en-GB"/>
+        </w:rPr>
+        <w:t>ծագում</w:t>
+      </w:r>
+      <w:proofErr w:type="spellEnd"/>
+      <w:r>
+        <w:rPr>
+          <w:rFonts w:ascii="Times New Roman" w:eastAsia="Times New Roman" w:hAnsi="Times New Roman" w:cs="Times New Roman"/>
+          <w:color w:val="000000" w:themeColor="text1"/>
+          <w:sz w:val="18"/>
+          <w:szCs w:val="18"/>
+          <w:lang w:val="en-GB"/>
+        </w:rPr>
+        <w:t xml:space="preserve"> է </w:t>
+      </w:r>
+      <w:proofErr w:type="spellStart"/>
+      <w:r>
+        <w:rPr>
+          <w:rFonts w:ascii="Times New Roman" w:eastAsia="Times New Roman" w:hAnsi="Times New Roman" w:cs="Times New Roman"/>
+          <w:color w:val="000000" w:themeColor="text1"/>
+          <w:sz w:val="18"/>
+          <w:szCs w:val="18"/>
+          <w:lang w:val="en-GB"/>
+        </w:rPr>
+        <w:t>գրանցման</w:t>
+      </w:r>
+      <w:proofErr w:type="spellEnd"/>
+      <w:r>
+        <w:rPr>
+          <w:rFonts w:ascii="Times New Roman" w:eastAsia="Times New Roman" w:hAnsi="Times New Roman" w:cs="Times New Roman"/>
+          <w:color w:val="000000" w:themeColor="text1"/>
+          <w:sz w:val="18"/>
+          <w:szCs w:val="18"/>
+          <w:lang w:val="en-GB"/>
+        </w:rPr>
+        <w:t xml:space="preserve"> </w:t>
+      </w:r>
+      <w:proofErr w:type="spellStart"/>
+      <w:r>
+        <w:rPr>
+          <w:rFonts w:ascii="Times New Roman" w:eastAsia="Times New Roman" w:hAnsi="Times New Roman" w:cs="Times New Roman"/>
+          <w:color w:val="000000" w:themeColor="text1"/>
+          <w:sz w:val="18"/>
+          <w:szCs w:val="18"/>
+          <w:lang w:val="en-GB"/>
+        </w:rPr>
+        <w:t>պահից</w:t>
+      </w:r>
+      <w:proofErr w:type="spellEnd"/>
+      <w:r>
+        <w:rPr>
+          <w:rFonts w:ascii="Times New Roman" w:eastAsia="Times New Roman" w:hAnsi="Times New Roman" w:cs="Times New Roman"/>
+          <w:color w:val="000000" w:themeColor="text1"/>
+          <w:sz w:val="18"/>
+          <w:szCs w:val="18"/>
+          <w:lang w:val="en-GB"/>
+        </w:rPr>
+        <w:t>։</w:t>
       </w:r>
       <w:r>
         <w:rPr>
@@ -6833,8 +10049,59 @@
           <w:szCs w:val="18"/>
           <w:lang w:val="en-GB"/>
         </w:rPr>
-        <w:t>5 օրացուցային օր անընդմեջ</w:t>
-      </w:r>
+        <w:t xml:space="preserve">5 </w:t>
+      </w:r>
+      <w:proofErr w:type="spellStart"/>
+      <w:r>
+        <w:rPr>
+          <w:rFonts w:ascii="Times New Roman" w:hAnsi="Times New Roman" w:cs="Times New Roman"/>
+          <w:sz w:val="18"/>
+          <w:szCs w:val="18"/>
+          <w:lang w:val="en-GB"/>
+        </w:rPr>
+        <w:t>օրացուցային</w:t>
+      </w:r>
+      <w:proofErr w:type="spellEnd"/>
+      <w:r>
+        <w:rPr>
+          <w:rFonts w:ascii="Times New Roman" w:hAnsi="Times New Roman" w:cs="Times New Roman"/>
+          <w:sz w:val="18"/>
+          <w:szCs w:val="18"/>
+          <w:lang w:val="en-GB"/>
+        </w:rPr>
+        <w:t xml:space="preserve"> </w:t>
+      </w:r>
+      <w:proofErr w:type="spellStart"/>
+      <w:r>
+        <w:rPr>
+          <w:rFonts w:ascii="Times New Roman" w:hAnsi="Times New Roman" w:cs="Times New Roman"/>
+          <w:sz w:val="18"/>
+          <w:szCs w:val="18"/>
+          <w:lang w:val="en-GB"/>
+        </w:rPr>
+        <w:t>օր</w:t>
+      </w:r>
+      <w:proofErr w:type="spellEnd"/>
+      <w:r>
+        <w:rPr>
+          <w:rFonts w:ascii="Times New Roman" w:hAnsi="Times New Roman" w:cs="Times New Roman"/>
+          <w:sz w:val="18"/>
+          <w:szCs w:val="18"/>
+          <w:lang w:val="en-GB"/>
+        </w:rPr>
+        <w:t xml:space="preserve"> </w:t>
+      </w:r>
+      <w:proofErr w:type="spellStart"/>
+      <w:r>
+        <w:rPr>
+          <w:rFonts w:ascii="Times New Roman" w:hAnsi="Times New Roman" w:cs="Times New Roman"/>
+          <w:sz w:val="18"/>
+          <w:szCs w:val="18"/>
+          <w:lang w:val="en-GB"/>
+        </w:rPr>
+        <w:t>անընդմեջ</w:t>
+      </w:r>
+      <w:proofErr w:type="spellEnd"/>
       <w:r>
         <w:rPr>
           <w:rFonts w:ascii="Times New Roman" w:hAnsi="Times New Roman" w:cs="Times New Roman"/>
@@ -7023,7 +10290,67 @@
           <w:szCs w:val="18"/>
           <w:lang w:val="en-GB"/>
         </w:rPr>
-        <w:t>1 աշխատանքային օրվա ընթացքում։</w:t>
+        <w:t xml:space="preserve">1 </w:t>
+      </w:r>
+      <w:proofErr w:type="spellStart"/>
+      <w:r>
+        <w:rPr>
+          <w:rFonts w:ascii="Times New Roman" w:hAnsi="Times New Roman" w:cs="Times New Roman"/>
+          <w:sz w:val="18"/>
+          <w:szCs w:val="18"/>
+          <w:lang w:val="en-GB"/>
+        </w:rPr>
+        <w:t>աշխատանքային</w:t>
+      </w:r>
+      <w:proofErr w:type="spellEnd"/>
+      <w:r>
+        <w:rPr>
+          <w:rFonts w:ascii="Times New Roman" w:hAnsi="Times New Roman" w:cs="Times New Roman"/>
+          <w:sz w:val="18"/>
+          <w:szCs w:val="18"/>
+          <w:lang w:val="en-GB"/>
+        </w:rPr>
+        <w:t xml:space="preserve"> </w:t>
+      </w:r>
+      <w:proofErr w:type="spellStart"/>
+      <w:r>
+        <w:rPr>
+          <w:rFonts w:ascii="Times New Roman" w:hAnsi="Times New Roman" w:cs="Times New Roman"/>
+          <w:sz w:val="18"/>
+          <w:szCs w:val="18"/>
+          <w:lang w:val="en-GB"/>
+        </w:rPr>
+        <w:t>օրվա</w:t>
+      </w:r>
+      <w:proofErr w:type="spellEnd"/>
+      <w:r>
+        <w:rPr>
+          <w:rFonts w:ascii="Times New Roman" w:hAnsi="Times New Roman" w:cs="Times New Roman"/>
+          <w:sz w:val="18"/>
+          <w:szCs w:val="18"/>
+          <w:lang w:val="en-GB"/>
+        </w:rPr>
+        <w:t xml:space="preserve"> </w:t>
+      </w:r>
+      <w:proofErr w:type="spellStart"/>
+      <w:r>
+        <w:rPr>
+          <w:rFonts w:ascii="Times New Roman" w:hAnsi="Times New Roman" w:cs="Times New Roman"/>
+          <w:sz w:val="18"/>
+          <w:szCs w:val="18"/>
+          <w:lang w:val="en-GB"/>
+        </w:rPr>
+        <w:t>ընթացքում</w:t>
+      </w:r>
+      <w:proofErr w:type="spellEnd"/>
+      <w:r>
+        <w:rPr>
+          <w:rFonts w:ascii="Times New Roman" w:hAnsi="Times New Roman" w:cs="Times New Roman"/>
+          <w:sz w:val="18"/>
+          <w:szCs w:val="18"/>
+          <w:lang w:val="en-GB"/>
+        </w:rPr>
+        <w:t>։</w:t>
       </w:r>
       <w:bookmarkEnd w:id="11"/>
       <w:r>
@@ -7069,8 +10396,49 @@
           <w:szCs w:val="18"/>
           <w:lang w:val="en-GB"/>
         </w:rPr>
-        <w:t xml:space="preserve">(այսուհետ նաև՝ </w:t>
-      </w:r>
+        <w:t>(</w:t>
+      </w:r>
+      <w:proofErr w:type="spellStart"/>
+      <w:r>
+        <w:rPr>
+          <w:rFonts w:ascii="Times New Roman" w:hAnsi="Times New Roman" w:cs="Times New Roman"/>
+          <w:sz w:val="18"/>
+          <w:szCs w:val="18"/>
+          <w:lang w:val="en-GB"/>
+        </w:rPr>
+        <w:t>այսուհետ</w:t>
+      </w:r>
+      <w:proofErr w:type="spellEnd"/>
+      <w:r>
+        <w:rPr>
+          <w:rFonts w:ascii="Times New Roman" w:hAnsi="Times New Roman" w:cs="Times New Roman"/>
+          <w:sz w:val="18"/>
+          <w:szCs w:val="18"/>
+          <w:lang w:val="en-GB"/>
+        </w:rPr>
+        <w:t xml:space="preserve"> </w:t>
+      </w:r>
+      <w:proofErr w:type="spellStart"/>
+      <w:r>
+        <w:rPr>
+          <w:rFonts w:ascii="Times New Roman" w:hAnsi="Times New Roman" w:cs="Times New Roman"/>
+          <w:sz w:val="18"/>
+          <w:szCs w:val="18"/>
+          <w:lang w:val="en-GB"/>
+        </w:rPr>
+        <w:t>նաև</w:t>
+      </w:r>
+      <w:proofErr w:type="spellEnd"/>
+      <w:r>
+        <w:rPr>
+          <w:rFonts w:ascii="Times New Roman" w:hAnsi="Times New Roman" w:cs="Times New Roman"/>
+          <w:sz w:val="18"/>
+          <w:szCs w:val="18"/>
+          <w:lang w:val="en-GB"/>
+        </w:rPr>
+        <w:t xml:space="preserve">՝ </w:t>
+      </w:r>
+      <w:proofErr w:type="spellStart"/>
       <w:r>
         <w:rPr>
           <w:rFonts w:ascii="Times New Roman" w:hAnsi="Times New Roman" w:cs="Times New Roman"/>
@@ -7080,7 +10448,43 @@
           <w:szCs w:val="18"/>
           <w:lang w:val="en-GB"/>
         </w:rPr>
-        <w:t>Բռնագանձման ծանուցում)</w:t>
+        <w:t>Բռնագանձման</w:t>
+      </w:r>
+      <w:proofErr w:type="spellEnd"/>
+      <w:r>
+        <w:rPr>
+          <w:rFonts w:ascii="Times New Roman" w:hAnsi="Times New Roman" w:cs="Times New Roman"/>
+          <w:b/>
+          <w:bCs/>
+          <w:sz w:val="18"/>
+          <w:szCs w:val="18"/>
+          <w:lang w:val="en-GB"/>
+        </w:rPr>
+        <w:t xml:space="preserve"> </w:t>
+      </w:r>
+      <w:proofErr w:type="spellStart"/>
+      <w:r>
+        <w:rPr>
+          <w:rFonts w:ascii="Times New Roman" w:hAnsi="Times New Roman" w:cs="Times New Roman"/>
+          <w:b/>
+          <w:bCs/>
+          <w:sz w:val="18"/>
+          <w:szCs w:val="18"/>
+          <w:lang w:val="en-GB"/>
+        </w:rPr>
+        <w:t>ծանուցում</w:t>
+      </w:r>
+      <w:proofErr w:type="spellEnd"/>
+      <w:r>
+        <w:rPr>
+          <w:rFonts w:ascii="Times New Roman" w:hAnsi="Times New Roman" w:cs="Times New Roman"/>
+          <w:b/>
+          <w:bCs/>
+          <w:sz w:val="18"/>
+          <w:szCs w:val="18"/>
+          <w:lang w:val="en-GB"/>
+        </w:rPr>
+        <w:t>)</w:t>
       </w:r>
       <w:r>
         <w:rPr>
@@ -7236,53 +10640,259 @@
           <w:szCs w:val="18"/>
           <w:lang w:val="en-GB"/>
         </w:rPr>
-        <w:t>1 օրացուցային օրվա ընթացքում գրավի առարկան</w:t>
-      </w:r>
-      <w:r>
-        <w:rPr>
-          <w:rFonts w:ascii="Times New Roman" w:hAnsi="Times New Roman" w:cs="Times New Roman"/>
-          <w:sz w:val="18"/>
-          <w:szCs w:val="18"/>
-          <w:lang w:val="hy-AM"/>
-        </w:rPr>
-        <w:t xml:space="preserve"> </w:t>
-      </w:r>
-      <w:r>
-        <w:rPr>
-          <w:rFonts w:ascii="Times New Roman" w:hAnsi="Times New Roman" w:cs="Times New Roman"/>
-          <w:sz w:val="18"/>
-          <w:szCs w:val="18"/>
-          <w:lang w:val="en-GB"/>
-        </w:rPr>
-        <w:t>ներկայացնել Գրավառուի</w:t>
-      </w:r>
-      <w:r>
-        <w:rPr>
-          <w:rFonts w:ascii="Times New Roman" w:hAnsi="Times New Roman" w:cs="Times New Roman"/>
-          <w:sz w:val="18"/>
-          <w:szCs w:val="18"/>
-          <w:lang w:val="en-GB"/>
-        </w:rPr>
-        <w:t xml:space="preserve"> գործունեության տարածք Գրավի առարկայի</w:t>
-      </w:r>
-      <w:r>
-        <w:rPr>
-          <w:rFonts w:ascii="Times New Roman" w:hAnsi="Times New Roman" w:cs="Times New Roman"/>
-          <w:sz w:val="18"/>
-          <w:szCs w:val="18"/>
-          <w:lang w:val="en-GB"/>
-        </w:rPr>
-        <w:t xml:space="preserve"> զննման</w:t>
-      </w:r>
-      <w:r>
-        <w:rPr>
-          <w:rFonts w:ascii="Times New Roman" w:hAnsi="Times New Roman" w:cs="Times New Roman"/>
-          <w:sz w:val="18"/>
-          <w:szCs w:val="18"/>
-          <w:lang w:val="en-GB"/>
-        </w:rPr>
-        <w:t xml:space="preserve"> համար</w:t>
-      </w:r>
+        <w:t xml:space="preserve">1 </w:t>
+      </w:r>
+      <w:proofErr w:type="spellStart"/>
+      <w:r>
+        <w:rPr>
+          <w:rFonts w:ascii="Times New Roman" w:hAnsi="Times New Roman" w:cs="Times New Roman"/>
+          <w:sz w:val="18"/>
+          <w:szCs w:val="18"/>
+          <w:lang w:val="en-GB"/>
+        </w:rPr>
+        <w:t>օրացուցային</w:t>
+      </w:r>
+      <w:proofErr w:type="spellEnd"/>
+      <w:r>
+        <w:rPr>
+          <w:rFonts w:ascii="Times New Roman" w:hAnsi="Times New Roman" w:cs="Times New Roman"/>
+          <w:sz w:val="18"/>
+          <w:szCs w:val="18"/>
+          <w:lang w:val="en-GB"/>
+        </w:rPr>
+        <w:t xml:space="preserve"> </w:t>
+      </w:r>
+      <w:proofErr w:type="spellStart"/>
+      <w:r>
+        <w:rPr>
+          <w:rFonts w:ascii="Times New Roman" w:hAnsi="Times New Roman" w:cs="Times New Roman"/>
+          <w:sz w:val="18"/>
+          <w:szCs w:val="18"/>
+          <w:lang w:val="en-GB"/>
+        </w:rPr>
+        <w:t>օրվա</w:t>
+      </w:r>
+      <w:proofErr w:type="spellEnd"/>
+      <w:r>
+        <w:rPr>
+          <w:rFonts w:ascii="Times New Roman" w:hAnsi="Times New Roman" w:cs="Times New Roman"/>
+          <w:sz w:val="18"/>
+          <w:szCs w:val="18"/>
+          <w:lang w:val="en-GB"/>
+        </w:rPr>
+        <w:t xml:space="preserve"> </w:t>
+      </w:r>
+      <w:proofErr w:type="spellStart"/>
+      <w:r>
+        <w:rPr>
+          <w:rFonts w:ascii="Times New Roman" w:hAnsi="Times New Roman" w:cs="Times New Roman"/>
+          <w:sz w:val="18"/>
+          <w:szCs w:val="18"/>
+          <w:lang w:val="en-GB"/>
+        </w:rPr>
+        <w:t>ընթացքում</w:t>
+      </w:r>
+      <w:proofErr w:type="spellEnd"/>
+      <w:r>
+        <w:rPr>
+          <w:rFonts w:ascii="Times New Roman" w:hAnsi="Times New Roman" w:cs="Times New Roman"/>
+          <w:sz w:val="18"/>
+          <w:szCs w:val="18"/>
+          <w:lang w:val="en-GB"/>
+        </w:rPr>
+        <w:t xml:space="preserve"> </w:t>
+      </w:r>
+      <w:proofErr w:type="spellStart"/>
+      <w:r>
+        <w:rPr>
+          <w:rFonts w:ascii="Times New Roman" w:hAnsi="Times New Roman" w:cs="Times New Roman"/>
+          <w:sz w:val="18"/>
+          <w:szCs w:val="18"/>
+          <w:lang w:val="en-GB"/>
+        </w:rPr>
+        <w:t>գրավի</w:t>
+      </w:r>
+      <w:proofErr w:type="spellEnd"/>
+      <w:r>
+        <w:rPr>
+          <w:rFonts w:ascii="Times New Roman" w:hAnsi="Times New Roman" w:cs="Times New Roman"/>
+          <w:sz w:val="18"/>
+          <w:szCs w:val="18"/>
+          <w:lang w:val="en-GB"/>
+        </w:rPr>
+        <w:t xml:space="preserve"> </w:t>
+      </w:r>
+      <w:proofErr w:type="spellStart"/>
+      <w:r>
+        <w:rPr>
+          <w:rFonts w:ascii="Times New Roman" w:hAnsi="Times New Roman" w:cs="Times New Roman"/>
+          <w:sz w:val="18"/>
+          <w:szCs w:val="18"/>
+          <w:lang w:val="en-GB"/>
+        </w:rPr>
+        <w:t>առարկան</w:t>
+      </w:r>
+      <w:proofErr w:type="spellEnd"/>
+      <w:r>
+        <w:rPr>
+          <w:rFonts w:ascii="Times New Roman" w:hAnsi="Times New Roman" w:cs="Times New Roman"/>
+          <w:sz w:val="18"/>
+          <w:szCs w:val="18"/>
+          <w:lang w:val="hy-AM"/>
+        </w:rPr>
+        <w:t xml:space="preserve"> </w:t>
+      </w:r>
+      <w:proofErr w:type="spellStart"/>
+      <w:r>
+        <w:rPr>
+          <w:rFonts w:ascii="Times New Roman" w:hAnsi="Times New Roman" w:cs="Times New Roman"/>
+          <w:sz w:val="18"/>
+          <w:szCs w:val="18"/>
+          <w:lang w:val="en-GB"/>
+        </w:rPr>
+        <w:t>ներկայացնել</w:t>
+      </w:r>
+      <w:proofErr w:type="spellEnd"/>
+      <w:r>
+        <w:rPr>
+          <w:rFonts w:ascii="Times New Roman" w:hAnsi="Times New Roman" w:cs="Times New Roman"/>
+          <w:sz w:val="18"/>
+          <w:szCs w:val="18"/>
+          <w:lang w:val="en-GB"/>
+        </w:rPr>
+        <w:t xml:space="preserve"> </w:t>
+      </w:r>
+      <w:proofErr w:type="spellStart"/>
+      <w:r>
+        <w:rPr>
+          <w:rFonts w:ascii="Times New Roman" w:hAnsi="Times New Roman" w:cs="Times New Roman"/>
+          <w:sz w:val="18"/>
+          <w:szCs w:val="18"/>
+          <w:lang w:val="en-GB"/>
+        </w:rPr>
+        <w:t>Գրավառուի</w:t>
+      </w:r>
+      <w:proofErr w:type="spellEnd"/>
+      <w:r>
+        <w:rPr>
+          <w:rFonts w:ascii="Times New Roman" w:hAnsi="Times New Roman" w:cs="Times New Roman"/>
+          <w:sz w:val="18"/>
+          <w:szCs w:val="18"/>
+          <w:lang w:val="en-GB"/>
+        </w:rPr>
+        <w:t xml:space="preserve"> </w:t>
+      </w:r>
+      <w:proofErr w:type="spellStart"/>
+      <w:r>
+        <w:rPr>
+          <w:rFonts w:ascii="Times New Roman" w:hAnsi="Times New Roman" w:cs="Times New Roman"/>
+          <w:sz w:val="18"/>
+          <w:szCs w:val="18"/>
+          <w:lang w:val="en-GB"/>
+        </w:rPr>
+        <w:t>գործունեության</w:t>
+      </w:r>
+      <w:proofErr w:type="spellEnd"/>
+      <w:r>
+        <w:rPr>
+          <w:rFonts w:ascii="Times New Roman" w:hAnsi="Times New Roman" w:cs="Times New Roman"/>
+          <w:sz w:val="18"/>
+          <w:szCs w:val="18"/>
+          <w:lang w:val="en-GB"/>
+        </w:rPr>
+        <w:t xml:space="preserve"> </w:t>
+      </w:r>
+      <w:proofErr w:type="spellStart"/>
+      <w:r>
+        <w:rPr>
+          <w:rFonts w:ascii="Times New Roman" w:hAnsi="Times New Roman" w:cs="Times New Roman"/>
+          <w:sz w:val="18"/>
+          <w:szCs w:val="18"/>
+          <w:lang w:val="en-GB"/>
+        </w:rPr>
+        <w:t>տարածք</w:t>
+      </w:r>
+      <w:proofErr w:type="spellEnd"/>
+      <w:r>
+        <w:rPr>
+          <w:rFonts w:ascii="Times New Roman" w:hAnsi="Times New Roman" w:cs="Times New Roman"/>
+          <w:sz w:val="18"/>
+          <w:szCs w:val="18"/>
+          <w:lang w:val="en-GB"/>
+        </w:rPr>
+        <w:t xml:space="preserve"> </w:t>
+      </w:r>
+      <w:proofErr w:type="spellStart"/>
+      <w:r>
+        <w:rPr>
+          <w:rFonts w:ascii="Times New Roman" w:hAnsi="Times New Roman" w:cs="Times New Roman"/>
+          <w:sz w:val="18"/>
+          <w:szCs w:val="18"/>
+          <w:lang w:val="en-GB"/>
+        </w:rPr>
+        <w:t>Գրավի</w:t>
+      </w:r>
+      <w:proofErr w:type="spellEnd"/>
+      <w:r>
+        <w:rPr>
+          <w:rFonts w:ascii="Times New Roman" w:hAnsi="Times New Roman" w:cs="Times New Roman"/>
+          <w:sz w:val="18"/>
+          <w:szCs w:val="18"/>
+          <w:lang w:val="en-GB"/>
+        </w:rPr>
+        <w:t xml:space="preserve"> </w:t>
+      </w:r>
+      <w:proofErr w:type="spellStart"/>
+      <w:r>
+        <w:rPr>
+          <w:rFonts w:ascii="Times New Roman" w:hAnsi="Times New Roman" w:cs="Times New Roman"/>
+          <w:sz w:val="18"/>
+          <w:szCs w:val="18"/>
+          <w:lang w:val="en-GB"/>
+        </w:rPr>
+        <w:t>առարկայի</w:t>
+      </w:r>
+      <w:proofErr w:type="spellEnd"/>
+      <w:r>
+        <w:rPr>
+          <w:rFonts w:ascii="Times New Roman" w:hAnsi="Times New Roman" w:cs="Times New Roman"/>
+          <w:sz w:val="18"/>
+          <w:szCs w:val="18"/>
+          <w:lang w:val="en-GB"/>
+        </w:rPr>
+        <w:t xml:space="preserve"> </w:t>
+      </w:r>
+      <w:proofErr w:type="spellStart"/>
+      <w:r>
+        <w:rPr>
+          <w:rFonts w:ascii="Times New Roman" w:hAnsi="Times New Roman" w:cs="Times New Roman"/>
+          <w:sz w:val="18"/>
+          <w:szCs w:val="18"/>
+          <w:lang w:val="en-GB"/>
+        </w:rPr>
+        <w:t>զննման</w:t>
+      </w:r>
+      <w:proofErr w:type="spellEnd"/>
+      <w:r>
+        <w:rPr>
+          <w:rFonts w:ascii="Times New Roman" w:hAnsi="Times New Roman" w:cs="Times New Roman"/>
+          <w:sz w:val="18"/>
+          <w:szCs w:val="18"/>
+          <w:lang w:val="en-GB"/>
+        </w:rPr>
+        <w:t xml:space="preserve"> </w:t>
+      </w:r>
+      <w:proofErr w:type="spellStart"/>
+      <w:r>
+        <w:rPr>
+          <w:rFonts w:ascii="Times New Roman" w:hAnsi="Times New Roman" w:cs="Times New Roman"/>
+          <w:sz w:val="18"/>
+          <w:szCs w:val="18"/>
+          <w:lang w:val="en-GB"/>
+        </w:rPr>
+        <w:t>համար</w:t>
+      </w:r>
+      <w:proofErr w:type="spellEnd"/>
       <w:r>
         <w:rPr>
           <w:rFonts w:ascii="Times New Roman" w:hAnsi="Times New Roman" w:cs="Times New Roman"/>
@@ -7320,50 +10930,374 @@
           <w:lang w:val="hy-AM"/>
         </w:rPr>
       </w:pPr>
-      <w:r>
-        <w:rPr>
-          <w:rFonts w:ascii="Times New Roman" w:hAnsi="Times New Roman" w:cs="Times New Roman"/>
-          <w:sz w:val="18"/>
-          <w:szCs w:val="18"/>
-          <w:lang w:val="en-GB"/>
-        </w:rPr>
-        <w:t>Գրավառուն գրավի առարկան կարող է վարել միայն Հ</w:t>
-      </w:r>
-      <w:r>
-        <w:rPr>
-          <w:rFonts w:ascii="Times New Roman" w:hAnsi="Times New Roman" w:cs="Times New Roman"/>
-          <w:sz w:val="18"/>
-          <w:szCs w:val="18"/>
-          <w:lang w:val="en-GB"/>
-        </w:rPr>
-        <w:t>այաստանի Հանրապետության</w:t>
-      </w:r>
-      <w:r>
-        <w:rPr>
-          <w:rFonts w:ascii="Times New Roman" w:hAnsi="Times New Roman" w:cs="Times New Roman"/>
-          <w:sz w:val="18"/>
-          <w:szCs w:val="18"/>
-          <w:lang w:val="en-GB"/>
-        </w:rPr>
-        <w:t xml:space="preserve"> տարածքում և իրավունք չունի գրավի առարկան վարել </w:t>
-      </w:r>
-      <w:r>
-        <w:rPr>
-          <w:rFonts w:ascii="Times New Roman" w:hAnsi="Times New Roman" w:cs="Times New Roman"/>
-          <w:sz w:val="18"/>
-          <w:szCs w:val="18"/>
-          <w:lang w:val="en-GB"/>
-        </w:rPr>
-        <w:t>Հայաստանի Հանրապետության</w:t>
-      </w:r>
-      <w:r>
-        <w:rPr>
-          <w:rFonts w:ascii="Times New Roman" w:hAnsi="Times New Roman" w:cs="Times New Roman"/>
-          <w:sz w:val="18"/>
-          <w:szCs w:val="18"/>
-          <w:lang w:val="en-GB"/>
-        </w:rPr>
-        <w:t xml:space="preserve"> սահմաններից դուրս։ </w:t>
+      <w:proofErr w:type="spellStart"/>
+      <w:r>
+        <w:rPr>
+          <w:rFonts w:ascii="Times New Roman" w:hAnsi="Times New Roman" w:cs="Times New Roman"/>
+          <w:sz w:val="18"/>
+          <w:szCs w:val="18"/>
+          <w:lang w:val="en-GB"/>
+        </w:rPr>
+        <w:t>Գրավառուն</w:t>
+      </w:r>
+      <w:proofErr w:type="spellEnd"/>
+      <w:r>
+        <w:rPr>
+          <w:rFonts w:ascii="Times New Roman" w:hAnsi="Times New Roman" w:cs="Times New Roman"/>
+          <w:sz w:val="18"/>
+          <w:szCs w:val="18"/>
+          <w:lang w:val="en-GB"/>
+        </w:rPr>
+        <w:t xml:space="preserve"> </w:t>
+      </w:r>
+      <w:proofErr w:type="spellStart"/>
+      <w:r>
+        <w:rPr>
+          <w:rFonts w:ascii="Times New Roman" w:hAnsi="Times New Roman" w:cs="Times New Roman"/>
+          <w:sz w:val="18"/>
+          <w:szCs w:val="18"/>
+          <w:lang w:val="en-GB"/>
+        </w:rPr>
+        <w:t>գրավի</w:t>
+      </w:r>
+      <w:proofErr w:type="spellEnd"/>
+      <w:r>
+        <w:rPr>
+          <w:rFonts w:ascii="Times New Roman" w:hAnsi="Times New Roman" w:cs="Times New Roman"/>
+          <w:sz w:val="18"/>
+          <w:szCs w:val="18"/>
+          <w:lang w:val="en-GB"/>
+        </w:rPr>
+        <w:t xml:space="preserve"> </w:t>
+      </w:r>
+      <w:proofErr w:type="spellStart"/>
+      <w:r>
+        <w:rPr>
+          <w:rFonts w:ascii="Times New Roman" w:hAnsi="Times New Roman" w:cs="Times New Roman"/>
+          <w:sz w:val="18"/>
+          <w:szCs w:val="18"/>
+          <w:lang w:val="en-GB"/>
+        </w:rPr>
+        <w:t>առարկան</w:t>
+      </w:r>
+      <w:proofErr w:type="spellEnd"/>
+      <w:r>
+        <w:rPr>
+          <w:rFonts w:ascii="Times New Roman" w:hAnsi="Times New Roman" w:cs="Times New Roman"/>
+          <w:sz w:val="18"/>
+          <w:szCs w:val="18"/>
+          <w:lang w:val="en-GB"/>
+        </w:rPr>
+        <w:t xml:space="preserve"> </w:t>
+      </w:r>
+      <w:proofErr w:type="spellStart"/>
+      <w:r>
+        <w:rPr>
+          <w:rFonts w:ascii="Times New Roman" w:hAnsi="Times New Roman" w:cs="Times New Roman"/>
+          <w:sz w:val="18"/>
+          <w:szCs w:val="18"/>
+          <w:lang w:val="en-GB"/>
+        </w:rPr>
+        <w:t>կարող</w:t>
+      </w:r>
+      <w:proofErr w:type="spellEnd"/>
+      <w:r>
+        <w:rPr>
+          <w:rFonts w:ascii="Times New Roman" w:hAnsi="Times New Roman" w:cs="Times New Roman"/>
+          <w:sz w:val="18"/>
+          <w:szCs w:val="18"/>
+          <w:lang w:val="en-GB"/>
+        </w:rPr>
+        <w:t xml:space="preserve"> է </w:t>
+      </w:r>
+      <w:proofErr w:type="spellStart"/>
+      <w:r>
+        <w:rPr>
+          <w:rFonts w:ascii="Times New Roman" w:hAnsi="Times New Roman" w:cs="Times New Roman"/>
+          <w:sz w:val="18"/>
+          <w:szCs w:val="18"/>
+          <w:lang w:val="en-GB"/>
+        </w:rPr>
+        <w:t>վարել</w:t>
+      </w:r>
+      <w:proofErr w:type="spellEnd"/>
+      <w:r>
+        <w:rPr>
+          <w:rFonts w:ascii="Times New Roman" w:hAnsi="Times New Roman" w:cs="Times New Roman"/>
+          <w:sz w:val="18"/>
+          <w:szCs w:val="18"/>
+          <w:lang w:val="en-GB"/>
+        </w:rPr>
+        <w:t xml:space="preserve"> </w:t>
+      </w:r>
+      <w:proofErr w:type="spellStart"/>
+      <w:r>
+        <w:rPr>
+          <w:rFonts w:ascii="Times New Roman" w:hAnsi="Times New Roman" w:cs="Times New Roman"/>
+          <w:sz w:val="18"/>
+          <w:szCs w:val="18"/>
+          <w:lang w:val="en-GB"/>
+        </w:rPr>
+        <w:t>միայն</w:t>
+      </w:r>
+      <w:proofErr w:type="spellEnd"/>
+      <w:r>
+        <w:rPr>
+          <w:rFonts w:ascii="Times New Roman" w:hAnsi="Times New Roman" w:cs="Times New Roman"/>
+          <w:sz w:val="18"/>
+          <w:szCs w:val="18"/>
+          <w:lang w:val="en-GB"/>
+        </w:rPr>
+        <w:t xml:space="preserve"> </w:t>
+      </w:r>
+      <w:proofErr w:type="spellStart"/>
+      <w:r>
+        <w:rPr>
+          <w:rFonts w:ascii="Times New Roman" w:hAnsi="Times New Roman" w:cs="Times New Roman"/>
+          <w:sz w:val="18"/>
+          <w:szCs w:val="18"/>
+          <w:lang w:val="en-GB"/>
+        </w:rPr>
+        <w:t>Հ</w:t>
+      </w:r>
+      <w:r>
+        <w:rPr>
+          <w:rFonts w:ascii="Times New Roman" w:hAnsi="Times New Roman" w:cs="Times New Roman"/>
+          <w:sz w:val="18"/>
+          <w:szCs w:val="18"/>
+          <w:lang w:val="en-GB"/>
+        </w:rPr>
+        <w:t>այաստանի</w:t>
+      </w:r>
+      <w:proofErr w:type="spellEnd"/>
+      <w:r>
+        <w:rPr>
+          <w:rFonts w:ascii="Times New Roman" w:hAnsi="Times New Roman" w:cs="Times New Roman"/>
+          <w:sz w:val="18"/>
+          <w:szCs w:val="18"/>
+          <w:lang w:val="en-GB"/>
+        </w:rPr>
+        <w:t xml:space="preserve"> </w:t>
+      </w:r>
+      <w:proofErr w:type="spellStart"/>
+      <w:r>
+        <w:rPr>
+          <w:rFonts w:ascii="Times New Roman" w:hAnsi="Times New Roman" w:cs="Times New Roman"/>
+          <w:sz w:val="18"/>
+          <w:szCs w:val="18"/>
+          <w:lang w:val="en-GB"/>
+        </w:rPr>
+        <w:t>Հանրապետության</w:t>
+      </w:r>
+      <w:proofErr w:type="spellEnd"/>
+      <w:r>
+        <w:rPr>
+          <w:rFonts w:ascii="Times New Roman" w:hAnsi="Times New Roman" w:cs="Times New Roman"/>
+          <w:sz w:val="18"/>
+          <w:szCs w:val="18"/>
+          <w:lang w:val="en-GB"/>
+        </w:rPr>
+        <w:t xml:space="preserve"> </w:t>
+      </w:r>
+      <w:proofErr w:type="spellStart"/>
+      <w:r>
+        <w:rPr>
+          <w:rFonts w:ascii="Times New Roman" w:hAnsi="Times New Roman" w:cs="Times New Roman"/>
+          <w:sz w:val="18"/>
+          <w:szCs w:val="18"/>
+          <w:lang w:val="en-GB"/>
+        </w:rPr>
+        <w:t>տարածքում</w:t>
+      </w:r>
+      <w:proofErr w:type="spellEnd"/>
+      <w:r>
+        <w:rPr>
+          <w:rFonts w:ascii="Times New Roman" w:hAnsi="Times New Roman" w:cs="Times New Roman"/>
+          <w:sz w:val="18"/>
+          <w:szCs w:val="18"/>
+          <w:lang w:val="en-GB"/>
+        </w:rPr>
+        <w:t xml:space="preserve"> և </w:t>
+      </w:r>
+      <w:proofErr w:type="spellStart"/>
+      <w:r>
+        <w:rPr>
+          <w:rFonts w:ascii="Times New Roman" w:hAnsi="Times New Roman" w:cs="Times New Roman"/>
+          <w:sz w:val="18"/>
+          <w:szCs w:val="18"/>
+          <w:lang w:val="en-GB"/>
+        </w:rPr>
+        <w:t>իրավունք</w:t>
+      </w:r>
+      <w:proofErr w:type="spellEnd"/>
+      <w:r>
+        <w:rPr>
+          <w:rFonts w:ascii="Times New Roman" w:hAnsi="Times New Roman" w:cs="Times New Roman"/>
+          <w:sz w:val="18"/>
+          <w:szCs w:val="18"/>
+          <w:lang w:val="en-GB"/>
+        </w:rPr>
+        <w:t xml:space="preserve"> </w:t>
+      </w:r>
+      <w:proofErr w:type="spellStart"/>
+      <w:r>
+        <w:rPr>
+          <w:rFonts w:ascii="Times New Roman" w:hAnsi="Times New Roman" w:cs="Times New Roman"/>
+          <w:sz w:val="18"/>
+          <w:szCs w:val="18"/>
+          <w:lang w:val="en-GB"/>
+        </w:rPr>
+        <w:t>չունի</w:t>
+      </w:r>
+      <w:proofErr w:type="spellEnd"/>
+      <w:r>
+        <w:rPr>
+          <w:rFonts w:ascii="Times New Roman" w:hAnsi="Times New Roman" w:cs="Times New Roman"/>
+          <w:sz w:val="18"/>
+          <w:szCs w:val="18"/>
+          <w:lang w:val="en-GB"/>
+        </w:rPr>
+        <w:t xml:space="preserve"> </w:t>
+      </w:r>
+      <w:proofErr w:type="spellStart"/>
+      <w:r>
+        <w:rPr>
+          <w:rFonts w:ascii="Times New Roman" w:hAnsi="Times New Roman" w:cs="Times New Roman"/>
+          <w:sz w:val="18"/>
+          <w:szCs w:val="18"/>
+          <w:lang w:val="en-GB"/>
+        </w:rPr>
+        <w:t>գրավի</w:t>
+      </w:r>
+      <w:proofErr w:type="spellEnd"/>
+      <w:r>
+        <w:rPr>
+          <w:rFonts w:ascii="Times New Roman" w:hAnsi="Times New Roman" w:cs="Times New Roman"/>
+          <w:sz w:val="18"/>
+          <w:szCs w:val="18"/>
+          <w:lang w:val="en-GB"/>
+        </w:rPr>
+        <w:t xml:space="preserve"> </w:t>
+      </w:r>
+      <w:proofErr w:type="spellStart"/>
+      <w:r>
+        <w:rPr>
+          <w:rFonts w:ascii="Times New Roman" w:hAnsi="Times New Roman" w:cs="Times New Roman"/>
+          <w:sz w:val="18"/>
+          <w:szCs w:val="18"/>
+          <w:lang w:val="en-GB"/>
+        </w:rPr>
+        <w:t>առարկան</w:t>
+      </w:r>
+      <w:proofErr w:type="spellEnd"/>
+      <w:r>
+        <w:rPr>
+          <w:rFonts w:ascii="Times New Roman" w:hAnsi="Times New Roman" w:cs="Times New Roman"/>
+          <w:sz w:val="18"/>
+          <w:szCs w:val="18"/>
+          <w:lang w:val="en-GB"/>
+        </w:rPr>
+        <w:t xml:space="preserve"> </w:t>
+      </w:r>
+      <w:proofErr w:type="spellStart"/>
+      <w:r>
+        <w:rPr>
+          <w:rFonts w:ascii="Times New Roman" w:hAnsi="Times New Roman" w:cs="Times New Roman"/>
+          <w:sz w:val="18"/>
+          <w:szCs w:val="18"/>
+          <w:lang w:val="en-GB"/>
+        </w:rPr>
+        <w:t>վարել</w:t>
+      </w:r>
+      <w:proofErr w:type="spellEnd"/>
+      <w:r>
+        <w:rPr>
+          <w:rFonts w:ascii="Times New Roman" w:hAnsi="Times New Roman" w:cs="Times New Roman"/>
+          <w:sz w:val="18"/>
+          <w:szCs w:val="18"/>
+          <w:lang w:val="en-GB"/>
+        </w:rPr>
+        <w:t xml:space="preserve"> </w:t>
+      </w:r>
+      <w:proofErr w:type="spellStart"/>
+      <w:r>
+        <w:rPr>
+          <w:rFonts w:ascii="Times New Roman" w:hAnsi="Times New Roman" w:cs="Times New Roman"/>
+          <w:sz w:val="18"/>
+          <w:szCs w:val="18"/>
+          <w:lang w:val="en-GB"/>
+        </w:rPr>
+        <w:t>Հայաստանի</w:t>
+      </w:r>
+      <w:proofErr w:type="spellEnd"/>
+      <w:r>
+        <w:rPr>
+          <w:rFonts w:ascii="Times New Roman" w:hAnsi="Times New Roman" w:cs="Times New Roman"/>
+          <w:sz w:val="18"/>
+          <w:szCs w:val="18"/>
+          <w:lang w:val="en-GB"/>
+        </w:rPr>
+        <w:t xml:space="preserve"> </w:t>
+      </w:r>
+      <w:proofErr w:type="spellStart"/>
+      <w:r>
+        <w:rPr>
+          <w:rFonts w:ascii="Times New Roman" w:hAnsi="Times New Roman" w:cs="Times New Roman"/>
+          <w:sz w:val="18"/>
+          <w:szCs w:val="18"/>
+          <w:lang w:val="en-GB"/>
+        </w:rPr>
+        <w:t>Հանրապետության</w:t>
+      </w:r>
+      <w:proofErr w:type="spellEnd"/>
+      <w:r>
+        <w:rPr>
+          <w:rFonts w:ascii="Times New Roman" w:hAnsi="Times New Roman" w:cs="Times New Roman"/>
+          <w:sz w:val="18"/>
+          <w:szCs w:val="18"/>
+          <w:lang w:val="en-GB"/>
+        </w:rPr>
+        <w:t xml:space="preserve"> </w:t>
+      </w:r>
+      <w:proofErr w:type="spellStart"/>
+      <w:r>
+        <w:rPr>
+          <w:rFonts w:ascii="Times New Roman" w:hAnsi="Times New Roman" w:cs="Times New Roman"/>
+          <w:sz w:val="18"/>
+          <w:szCs w:val="18"/>
+          <w:lang w:val="en-GB"/>
+        </w:rPr>
+        <w:t>սահմաններից</w:t>
+      </w:r>
+      <w:proofErr w:type="spellEnd"/>
+      <w:r>
+        <w:rPr>
+          <w:rFonts w:ascii="Times New Roman" w:hAnsi="Times New Roman" w:cs="Times New Roman"/>
+          <w:sz w:val="18"/>
+          <w:szCs w:val="18"/>
+          <w:lang w:val="en-GB"/>
+        </w:rPr>
+        <w:t xml:space="preserve"> </w:t>
+      </w:r>
+      <w:proofErr w:type="spellStart"/>
+      <w:r>
+        <w:rPr>
+          <w:rFonts w:ascii="Times New Roman" w:hAnsi="Times New Roman" w:cs="Times New Roman"/>
+          <w:sz w:val="18"/>
+          <w:szCs w:val="18"/>
+          <w:lang w:val="en-GB"/>
+        </w:rPr>
+        <w:t>դուրս</w:t>
+      </w:r>
+      <w:proofErr w:type="spellEnd"/>
+      <w:r>
+        <w:rPr>
+          <w:rFonts w:ascii="Times New Roman" w:hAnsi="Times New Roman" w:cs="Times New Roman"/>
+          <w:sz w:val="18"/>
+          <w:szCs w:val="18"/>
+          <w:lang w:val="en-GB"/>
+        </w:rPr>
+        <w:t xml:space="preserve">։ </w:t>
       </w:r>
     </w:p>
     <w:p>
@@ -8394,7 +12328,763 @@
           <w:szCs w:val="18"/>
           <w:lang w:val="en-GB"/>
         </w:rPr>
-        <w:t xml:space="preserve"> օրվա ընթացքում Վարկառուի տվյալները (ուշացման մասին տեղեկատվությունը) փոխանցում է ՀՀ տարածքում գործող բոլոր վարկային բյուրոներին։ Վարկառուն տեղեկացված է, որ վատ վարկային պատմություն ունենալը կարող է հետագայում խոչընդոտ հանդիսանալ այլ վարկեր ստանալիս։ </w:t>
+        <w:t xml:space="preserve"> </w:t>
+      </w:r>
+      <w:proofErr w:type="spellStart"/>
+      <w:r>
+        <w:rPr>
+          <w:rFonts w:ascii="Times New Roman" w:hAnsi="Times New Roman" w:cs="Times New Roman"/>
+          <w:b/>
+          <w:bCs/>
+          <w:i/>
+          <w:iCs/>
+          <w:sz w:val="18"/>
+          <w:szCs w:val="18"/>
+          <w:lang w:val="en-GB"/>
+        </w:rPr>
+        <w:t>օրվա</w:t>
+      </w:r>
+      <w:proofErr w:type="spellEnd"/>
+      <w:r>
+        <w:rPr>
+          <w:rFonts w:ascii="Times New Roman" w:hAnsi="Times New Roman" w:cs="Times New Roman"/>
+          <w:b/>
+          <w:bCs/>
+          <w:i/>
+          <w:iCs/>
+          <w:sz w:val="18"/>
+          <w:szCs w:val="18"/>
+          <w:lang w:val="en-GB"/>
+        </w:rPr>
+        <w:t xml:space="preserve"> </w:t>
+      </w:r>
+      <w:proofErr w:type="spellStart"/>
+      <w:r>
+        <w:rPr>
+          <w:rFonts w:ascii="Times New Roman" w:hAnsi="Times New Roman" w:cs="Times New Roman"/>
+          <w:b/>
+          <w:bCs/>
+          <w:i/>
+          <w:iCs/>
+          <w:sz w:val="18"/>
+          <w:szCs w:val="18"/>
+          <w:lang w:val="en-GB"/>
+        </w:rPr>
+        <w:t>ընթացքում</w:t>
+      </w:r>
+      <w:proofErr w:type="spellEnd"/>
+      <w:r>
+        <w:rPr>
+          <w:rFonts w:ascii="Times New Roman" w:hAnsi="Times New Roman" w:cs="Times New Roman"/>
+          <w:b/>
+          <w:bCs/>
+          <w:i/>
+          <w:iCs/>
+          <w:sz w:val="18"/>
+          <w:szCs w:val="18"/>
+          <w:lang w:val="en-GB"/>
+        </w:rPr>
+        <w:t xml:space="preserve"> </w:t>
+      </w:r>
+      <w:proofErr w:type="spellStart"/>
+      <w:r>
+        <w:rPr>
+          <w:rFonts w:ascii="Times New Roman" w:hAnsi="Times New Roman" w:cs="Times New Roman"/>
+          <w:b/>
+          <w:bCs/>
+          <w:i/>
+          <w:iCs/>
+          <w:sz w:val="18"/>
+          <w:szCs w:val="18"/>
+          <w:lang w:val="en-GB"/>
+        </w:rPr>
+        <w:t>Վարկառուի</w:t>
+      </w:r>
+      <w:proofErr w:type="spellEnd"/>
+      <w:r>
+        <w:rPr>
+          <w:rFonts w:ascii="Times New Roman" w:hAnsi="Times New Roman" w:cs="Times New Roman"/>
+          <w:b/>
+          <w:bCs/>
+          <w:i/>
+          <w:iCs/>
+          <w:sz w:val="18"/>
+          <w:szCs w:val="18"/>
+          <w:lang w:val="en-GB"/>
+        </w:rPr>
+        <w:t xml:space="preserve"> </w:t>
+      </w:r>
+      <w:proofErr w:type="spellStart"/>
+      <w:r>
+        <w:rPr>
+          <w:rFonts w:ascii="Times New Roman" w:hAnsi="Times New Roman" w:cs="Times New Roman"/>
+          <w:b/>
+          <w:bCs/>
+          <w:i/>
+          <w:iCs/>
+          <w:sz w:val="18"/>
+          <w:szCs w:val="18"/>
+          <w:lang w:val="en-GB"/>
+        </w:rPr>
+        <w:t>տվյալները</w:t>
+      </w:r>
+      <w:proofErr w:type="spellEnd"/>
+      <w:r>
+        <w:rPr>
+          <w:rFonts w:ascii="Times New Roman" w:hAnsi="Times New Roman" w:cs="Times New Roman"/>
+          <w:b/>
+          <w:bCs/>
+          <w:i/>
+          <w:iCs/>
+          <w:sz w:val="18"/>
+          <w:szCs w:val="18"/>
+          <w:lang w:val="en-GB"/>
+        </w:rPr>
+        <w:t xml:space="preserve"> (</w:t>
+      </w:r>
+      <w:proofErr w:type="spellStart"/>
+      <w:r>
+        <w:rPr>
+          <w:rFonts w:ascii="Times New Roman" w:hAnsi="Times New Roman" w:cs="Times New Roman"/>
+          <w:b/>
+          <w:bCs/>
+          <w:i/>
+          <w:iCs/>
+          <w:sz w:val="18"/>
+          <w:szCs w:val="18"/>
+          <w:lang w:val="en-GB"/>
+        </w:rPr>
+        <w:t>ուշացման</w:t>
+      </w:r>
+      <w:proofErr w:type="spellEnd"/>
+      <w:r>
+        <w:rPr>
+          <w:rFonts w:ascii="Times New Roman" w:hAnsi="Times New Roman" w:cs="Times New Roman"/>
+          <w:b/>
+          <w:bCs/>
+          <w:i/>
+          <w:iCs/>
+          <w:sz w:val="18"/>
+          <w:szCs w:val="18"/>
+          <w:lang w:val="en-GB"/>
+        </w:rPr>
+        <w:t xml:space="preserve"> </w:t>
+      </w:r>
+      <w:proofErr w:type="spellStart"/>
+      <w:r>
+        <w:rPr>
+          <w:rFonts w:ascii="Times New Roman" w:hAnsi="Times New Roman" w:cs="Times New Roman"/>
+          <w:b/>
+          <w:bCs/>
+          <w:i/>
+          <w:iCs/>
+          <w:sz w:val="18"/>
+          <w:szCs w:val="18"/>
+          <w:lang w:val="en-GB"/>
+        </w:rPr>
+        <w:t>մասին</w:t>
+      </w:r>
+      <w:proofErr w:type="spellEnd"/>
+      <w:r>
+        <w:rPr>
+          <w:rFonts w:ascii="Times New Roman" w:hAnsi="Times New Roman" w:cs="Times New Roman"/>
+          <w:b/>
+          <w:bCs/>
+          <w:i/>
+          <w:iCs/>
+          <w:sz w:val="18"/>
+          <w:szCs w:val="18"/>
+          <w:lang w:val="en-GB"/>
+        </w:rPr>
+        <w:t xml:space="preserve"> </w:t>
+      </w:r>
+      <w:proofErr w:type="spellStart"/>
+      <w:r>
+        <w:rPr>
+          <w:rFonts w:ascii="Times New Roman" w:hAnsi="Times New Roman" w:cs="Times New Roman"/>
+          <w:b/>
+          <w:bCs/>
+          <w:i/>
+          <w:iCs/>
+          <w:sz w:val="18"/>
+          <w:szCs w:val="18"/>
+          <w:lang w:val="en-GB"/>
+        </w:rPr>
+        <w:t>տեղեկատվությունը</w:t>
+      </w:r>
+      <w:proofErr w:type="spellEnd"/>
+      <w:r>
+        <w:rPr>
+          <w:rFonts w:ascii="Times New Roman" w:hAnsi="Times New Roman" w:cs="Times New Roman"/>
+          <w:b/>
+          <w:bCs/>
+          <w:i/>
+          <w:iCs/>
+          <w:sz w:val="18"/>
+          <w:szCs w:val="18"/>
+          <w:lang w:val="en-GB"/>
+        </w:rPr>
+        <w:t xml:space="preserve">) </w:t>
+      </w:r>
+      <w:proofErr w:type="spellStart"/>
+      <w:r>
+        <w:rPr>
+          <w:rFonts w:ascii="Times New Roman" w:hAnsi="Times New Roman" w:cs="Times New Roman"/>
+          <w:b/>
+          <w:bCs/>
+          <w:i/>
+          <w:iCs/>
+          <w:sz w:val="18"/>
+          <w:szCs w:val="18"/>
+          <w:lang w:val="en-GB"/>
+        </w:rPr>
+        <w:t>փոխանցում</w:t>
+      </w:r>
+      <w:proofErr w:type="spellEnd"/>
+      <w:r>
+        <w:rPr>
+          <w:rFonts w:ascii="Times New Roman" w:hAnsi="Times New Roman" w:cs="Times New Roman"/>
+          <w:b/>
+          <w:bCs/>
+          <w:i/>
+          <w:iCs/>
+          <w:sz w:val="18"/>
+          <w:szCs w:val="18"/>
+          <w:lang w:val="en-GB"/>
+        </w:rPr>
+        <w:t xml:space="preserve"> է ՀՀ </w:t>
+      </w:r>
+      <w:proofErr w:type="spellStart"/>
+      <w:r>
+        <w:rPr>
+          <w:rFonts w:ascii="Times New Roman" w:hAnsi="Times New Roman" w:cs="Times New Roman"/>
+          <w:b/>
+          <w:bCs/>
+          <w:i/>
+          <w:iCs/>
+          <w:sz w:val="18"/>
+          <w:szCs w:val="18"/>
+          <w:lang w:val="en-GB"/>
+        </w:rPr>
+        <w:t>տարածքում</w:t>
+      </w:r>
+      <w:proofErr w:type="spellEnd"/>
+      <w:r>
+        <w:rPr>
+          <w:rFonts w:ascii="Times New Roman" w:hAnsi="Times New Roman" w:cs="Times New Roman"/>
+          <w:b/>
+          <w:bCs/>
+          <w:i/>
+          <w:iCs/>
+          <w:sz w:val="18"/>
+          <w:szCs w:val="18"/>
+          <w:lang w:val="en-GB"/>
+        </w:rPr>
+        <w:t xml:space="preserve"> </w:t>
+      </w:r>
+      <w:proofErr w:type="spellStart"/>
+      <w:r>
+        <w:rPr>
+          <w:rFonts w:ascii="Times New Roman" w:hAnsi="Times New Roman" w:cs="Times New Roman"/>
+          <w:b/>
+          <w:bCs/>
+          <w:i/>
+          <w:iCs/>
+          <w:sz w:val="18"/>
+          <w:szCs w:val="18"/>
+          <w:lang w:val="en-GB"/>
+        </w:rPr>
+        <w:t>գործող</w:t>
+      </w:r>
+      <w:proofErr w:type="spellEnd"/>
+      <w:r>
+        <w:rPr>
+          <w:rFonts w:ascii="Times New Roman" w:hAnsi="Times New Roman" w:cs="Times New Roman"/>
+          <w:b/>
+          <w:bCs/>
+          <w:i/>
+          <w:iCs/>
+          <w:sz w:val="18"/>
+          <w:szCs w:val="18"/>
+          <w:lang w:val="en-GB"/>
+        </w:rPr>
+        <w:t xml:space="preserve"> </w:t>
+      </w:r>
+      <w:proofErr w:type="spellStart"/>
+      <w:r>
+        <w:rPr>
+          <w:rFonts w:ascii="Times New Roman" w:hAnsi="Times New Roman" w:cs="Times New Roman"/>
+          <w:b/>
+          <w:bCs/>
+          <w:i/>
+          <w:iCs/>
+          <w:sz w:val="18"/>
+          <w:szCs w:val="18"/>
+          <w:lang w:val="en-GB"/>
+        </w:rPr>
+        <w:t>բոլոր</w:t>
+      </w:r>
+      <w:proofErr w:type="spellEnd"/>
+      <w:r>
+        <w:rPr>
+          <w:rFonts w:ascii="Times New Roman" w:hAnsi="Times New Roman" w:cs="Times New Roman"/>
+          <w:b/>
+          <w:bCs/>
+          <w:i/>
+          <w:iCs/>
+          <w:sz w:val="18"/>
+          <w:szCs w:val="18"/>
+          <w:lang w:val="en-GB"/>
+        </w:rPr>
+        <w:t xml:space="preserve"> </w:t>
+      </w:r>
+      <w:proofErr w:type="spellStart"/>
+      <w:r>
+        <w:rPr>
+          <w:rFonts w:ascii="Times New Roman" w:hAnsi="Times New Roman" w:cs="Times New Roman"/>
+          <w:b/>
+          <w:bCs/>
+          <w:i/>
+          <w:iCs/>
+          <w:sz w:val="18"/>
+          <w:szCs w:val="18"/>
+          <w:lang w:val="en-GB"/>
+        </w:rPr>
+        <w:t>վարկային</w:t>
+      </w:r>
+      <w:proofErr w:type="spellEnd"/>
+      <w:r>
+        <w:rPr>
+          <w:rFonts w:ascii="Times New Roman" w:hAnsi="Times New Roman" w:cs="Times New Roman"/>
+          <w:b/>
+          <w:bCs/>
+          <w:i/>
+          <w:iCs/>
+          <w:sz w:val="18"/>
+          <w:szCs w:val="18"/>
+          <w:lang w:val="en-GB"/>
+        </w:rPr>
+        <w:t xml:space="preserve"> </w:t>
+      </w:r>
+      <w:proofErr w:type="spellStart"/>
+      <w:r>
+        <w:rPr>
+          <w:rFonts w:ascii="Times New Roman" w:hAnsi="Times New Roman" w:cs="Times New Roman"/>
+          <w:b/>
+          <w:bCs/>
+          <w:i/>
+          <w:iCs/>
+          <w:sz w:val="18"/>
+          <w:szCs w:val="18"/>
+          <w:lang w:val="en-GB"/>
+        </w:rPr>
+        <w:t>բյուրոներին</w:t>
+      </w:r>
+      <w:proofErr w:type="spellEnd"/>
+      <w:r>
+        <w:rPr>
+          <w:rFonts w:ascii="Times New Roman" w:hAnsi="Times New Roman" w:cs="Times New Roman"/>
+          <w:b/>
+          <w:bCs/>
+          <w:i/>
+          <w:iCs/>
+          <w:sz w:val="18"/>
+          <w:szCs w:val="18"/>
+          <w:lang w:val="en-GB"/>
+        </w:rPr>
+        <w:t xml:space="preserve">։ </w:t>
+      </w:r>
+      <w:proofErr w:type="spellStart"/>
+      <w:r>
+        <w:rPr>
+          <w:rFonts w:ascii="Times New Roman" w:hAnsi="Times New Roman" w:cs="Times New Roman"/>
+          <w:b/>
+          <w:bCs/>
+          <w:i/>
+          <w:iCs/>
+          <w:sz w:val="18"/>
+          <w:szCs w:val="18"/>
+          <w:lang w:val="en-GB"/>
+        </w:rPr>
+        <w:t>Վարկառուն</w:t>
+      </w:r>
+      <w:proofErr w:type="spellEnd"/>
+      <w:r>
+        <w:rPr>
+          <w:rFonts w:ascii="Times New Roman" w:hAnsi="Times New Roman" w:cs="Times New Roman"/>
+          <w:b/>
+          <w:bCs/>
+          <w:i/>
+          <w:iCs/>
+          <w:sz w:val="18"/>
+          <w:szCs w:val="18"/>
+          <w:lang w:val="en-GB"/>
+        </w:rPr>
+        <w:t xml:space="preserve"> </w:t>
+      </w:r>
+      <w:proofErr w:type="spellStart"/>
+      <w:r>
+        <w:rPr>
+          <w:rFonts w:ascii="Times New Roman" w:hAnsi="Times New Roman" w:cs="Times New Roman"/>
+          <w:b/>
+          <w:bCs/>
+          <w:i/>
+          <w:iCs/>
+          <w:sz w:val="18"/>
+          <w:szCs w:val="18"/>
+          <w:lang w:val="en-GB"/>
+        </w:rPr>
+        <w:t>տեղեկացված</w:t>
+      </w:r>
+      <w:proofErr w:type="spellEnd"/>
+      <w:r>
+        <w:rPr>
+          <w:rFonts w:ascii="Times New Roman" w:hAnsi="Times New Roman" w:cs="Times New Roman"/>
+          <w:b/>
+          <w:bCs/>
+          <w:i/>
+          <w:iCs/>
+          <w:sz w:val="18"/>
+          <w:szCs w:val="18"/>
+          <w:lang w:val="en-GB"/>
+        </w:rPr>
+        <w:t xml:space="preserve"> է, </w:t>
+      </w:r>
+      <w:proofErr w:type="spellStart"/>
+      <w:r>
+        <w:rPr>
+          <w:rFonts w:ascii="Times New Roman" w:hAnsi="Times New Roman" w:cs="Times New Roman"/>
+          <w:b/>
+          <w:bCs/>
+          <w:i/>
+          <w:iCs/>
+          <w:sz w:val="18"/>
+          <w:szCs w:val="18"/>
+          <w:lang w:val="en-GB"/>
+        </w:rPr>
+        <w:t>որ</w:t>
+      </w:r>
+      <w:proofErr w:type="spellEnd"/>
+      <w:r>
+        <w:rPr>
+          <w:rFonts w:ascii="Times New Roman" w:hAnsi="Times New Roman" w:cs="Times New Roman"/>
+          <w:b/>
+          <w:bCs/>
+          <w:i/>
+          <w:iCs/>
+          <w:sz w:val="18"/>
+          <w:szCs w:val="18"/>
+          <w:lang w:val="en-GB"/>
+        </w:rPr>
+        <w:t xml:space="preserve"> </w:t>
+      </w:r>
+      <w:proofErr w:type="spellStart"/>
+      <w:r>
+        <w:rPr>
+          <w:rFonts w:ascii="Times New Roman" w:hAnsi="Times New Roman" w:cs="Times New Roman"/>
+          <w:b/>
+          <w:bCs/>
+          <w:i/>
+          <w:iCs/>
+          <w:sz w:val="18"/>
+          <w:szCs w:val="18"/>
+          <w:lang w:val="en-GB"/>
+        </w:rPr>
+        <w:t>վատ</w:t>
+      </w:r>
+      <w:proofErr w:type="spellEnd"/>
+      <w:r>
+        <w:rPr>
+          <w:rFonts w:ascii="Times New Roman" w:hAnsi="Times New Roman" w:cs="Times New Roman"/>
+          <w:b/>
+          <w:bCs/>
+          <w:i/>
+          <w:iCs/>
+          <w:sz w:val="18"/>
+          <w:szCs w:val="18"/>
+          <w:lang w:val="en-GB"/>
+        </w:rPr>
+        <w:t xml:space="preserve"> </w:t>
+      </w:r>
+      <w:proofErr w:type="spellStart"/>
+      <w:r>
+        <w:rPr>
+          <w:rFonts w:ascii="Times New Roman" w:hAnsi="Times New Roman" w:cs="Times New Roman"/>
+          <w:b/>
+          <w:bCs/>
+          <w:i/>
+          <w:iCs/>
+          <w:sz w:val="18"/>
+          <w:szCs w:val="18"/>
+          <w:lang w:val="en-GB"/>
+        </w:rPr>
+        <w:t>վարկային</w:t>
+      </w:r>
+      <w:proofErr w:type="spellEnd"/>
+      <w:r>
+        <w:rPr>
+          <w:rFonts w:ascii="Times New Roman" w:hAnsi="Times New Roman" w:cs="Times New Roman"/>
+          <w:b/>
+          <w:bCs/>
+          <w:i/>
+          <w:iCs/>
+          <w:sz w:val="18"/>
+          <w:szCs w:val="18"/>
+          <w:lang w:val="en-GB"/>
+        </w:rPr>
+        <w:t xml:space="preserve"> </w:t>
+      </w:r>
+      <w:proofErr w:type="spellStart"/>
+      <w:r>
+        <w:rPr>
+          <w:rFonts w:ascii="Times New Roman" w:hAnsi="Times New Roman" w:cs="Times New Roman"/>
+          <w:b/>
+          <w:bCs/>
+          <w:i/>
+          <w:iCs/>
+          <w:sz w:val="18"/>
+          <w:szCs w:val="18"/>
+          <w:lang w:val="en-GB"/>
+        </w:rPr>
+        <w:t>պատմություն</w:t>
+      </w:r>
+      <w:proofErr w:type="spellEnd"/>
+      <w:r>
+        <w:rPr>
+          <w:rFonts w:ascii="Times New Roman" w:hAnsi="Times New Roman" w:cs="Times New Roman"/>
+          <w:b/>
+          <w:bCs/>
+          <w:i/>
+          <w:iCs/>
+          <w:sz w:val="18"/>
+          <w:szCs w:val="18"/>
+          <w:lang w:val="en-GB"/>
+        </w:rPr>
+        <w:t xml:space="preserve"> </w:t>
+      </w:r>
+      <w:proofErr w:type="spellStart"/>
+      <w:r>
+        <w:rPr>
+          <w:rFonts w:ascii="Times New Roman" w:hAnsi="Times New Roman" w:cs="Times New Roman"/>
+          <w:b/>
+          <w:bCs/>
+          <w:i/>
+          <w:iCs/>
+          <w:sz w:val="18"/>
+          <w:szCs w:val="18"/>
+          <w:lang w:val="en-GB"/>
+        </w:rPr>
+        <w:t>ունենալը</w:t>
+      </w:r>
+      <w:proofErr w:type="spellEnd"/>
+      <w:r>
+        <w:rPr>
+          <w:rFonts w:ascii="Times New Roman" w:hAnsi="Times New Roman" w:cs="Times New Roman"/>
+          <w:b/>
+          <w:bCs/>
+          <w:i/>
+          <w:iCs/>
+          <w:sz w:val="18"/>
+          <w:szCs w:val="18"/>
+          <w:lang w:val="en-GB"/>
+        </w:rPr>
+        <w:t xml:space="preserve"> </w:t>
+      </w:r>
+      <w:proofErr w:type="spellStart"/>
+      <w:r>
+        <w:rPr>
+          <w:rFonts w:ascii="Times New Roman" w:hAnsi="Times New Roman" w:cs="Times New Roman"/>
+          <w:b/>
+          <w:bCs/>
+          <w:i/>
+          <w:iCs/>
+          <w:sz w:val="18"/>
+          <w:szCs w:val="18"/>
+          <w:lang w:val="en-GB"/>
+        </w:rPr>
+        <w:t>կարող</w:t>
+      </w:r>
+      <w:proofErr w:type="spellEnd"/>
+      <w:r>
+        <w:rPr>
+          <w:rFonts w:ascii="Times New Roman" w:hAnsi="Times New Roman" w:cs="Times New Roman"/>
+          <w:b/>
+          <w:bCs/>
+          <w:i/>
+          <w:iCs/>
+          <w:sz w:val="18"/>
+          <w:szCs w:val="18"/>
+          <w:lang w:val="en-GB"/>
+        </w:rPr>
+        <w:t xml:space="preserve"> է </w:t>
+      </w:r>
+      <w:proofErr w:type="spellStart"/>
+      <w:r>
+        <w:rPr>
+          <w:rFonts w:ascii="Times New Roman" w:hAnsi="Times New Roman" w:cs="Times New Roman"/>
+          <w:b/>
+          <w:bCs/>
+          <w:i/>
+          <w:iCs/>
+          <w:sz w:val="18"/>
+          <w:szCs w:val="18"/>
+          <w:lang w:val="en-GB"/>
+        </w:rPr>
+        <w:t>հետագայում</w:t>
+      </w:r>
+      <w:proofErr w:type="spellEnd"/>
+      <w:r>
+        <w:rPr>
+          <w:rFonts w:ascii="Times New Roman" w:hAnsi="Times New Roman" w:cs="Times New Roman"/>
+          <w:b/>
+          <w:bCs/>
+          <w:i/>
+          <w:iCs/>
+          <w:sz w:val="18"/>
+          <w:szCs w:val="18"/>
+          <w:lang w:val="en-GB"/>
+        </w:rPr>
+        <w:t xml:space="preserve"> </w:t>
+      </w:r>
+      <w:proofErr w:type="spellStart"/>
+      <w:r>
+        <w:rPr>
+          <w:rFonts w:ascii="Times New Roman" w:hAnsi="Times New Roman" w:cs="Times New Roman"/>
+          <w:b/>
+          <w:bCs/>
+          <w:i/>
+          <w:iCs/>
+          <w:sz w:val="18"/>
+          <w:szCs w:val="18"/>
+          <w:lang w:val="en-GB"/>
+        </w:rPr>
+        <w:t>խոչընդոտ</w:t>
+      </w:r>
+      <w:proofErr w:type="spellEnd"/>
+      <w:r>
+        <w:rPr>
+          <w:rFonts w:ascii="Times New Roman" w:hAnsi="Times New Roman" w:cs="Times New Roman"/>
+          <w:b/>
+          <w:bCs/>
+          <w:i/>
+          <w:iCs/>
+          <w:sz w:val="18"/>
+          <w:szCs w:val="18"/>
+          <w:lang w:val="en-GB"/>
+        </w:rPr>
+        <w:t xml:space="preserve"> </w:t>
+      </w:r>
+      <w:proofErr w:type="spellStart"/>
+      <w:r>
+        <w:rPr>
+          <w:rFonts w:ascii="Times New Roman" w:hAnsi="Times New Roman" w:cs="Times New Roman"/>
+          <w:b/>
+          <w:bCs/>
+          <w:i/>
+          <w:iCs/>
+          <w:sz w:val="18"/>
+          <w:szCs w:val="18"/>
+          <w:lang w:val="en-GB"/>
+        </w:rPr>
+        <w:t>հանդիսանալ</w:t>
+      </w:r>
+      <w:proofErr w:type="spellEnd"/>
+      <w:r>
+        <w:rPr>
+          <w:rFonts w:ascii="Times New Roman" w:hAnsi="Times New Roman" w:cs="Times New Roman"/>
+          <w:b/>
+          <w:bCs/>
+          <w:i/>
+          <w:iCs/>
+          <w:sz w:val="18"/>
+          <w:szCs w:val="18"/>
+          <w:lang w:val="en-GB"/>
+        </w:rPr>
+        <w:t xml:space="preserve"> </w:t>
+      </w:r>
+      <w:proofErr w:type="spellStart"/>
+      <w:r>
+        <w:rPr>
+          <w:rFonts w:ascii="Times New Roman" w:hAnsi="Times New Roman" w:cs="Times New Roman"/>
+          <w:b/>
+          <w:bCs/>
+          <w:i/>
+          <w:iCs/>
+          <w:sz w:val="18"/>
+          <w:szCs w:val="18"/>
+          <w:lang w:val="en-GB"/>
+        </w:rPr>
+        <w:t>այլ</w:t>
+      </w:r>
+      <w:proofErr w:type="spellEnd"/>
+      <w:r>
+        <w:rPr>
+          <w:rFonts w:ascii="Times New Roman" w:hAnsi="Times New Roman" w:cs="Times New Roman"/>
+          <w:b/>
+          <w:bCs/>
+          <w:i/>
+          <w:iCs/>
+          <w:sz w:val="18"/>
+          <w:szCs w:val="18"/>
+          <w:lang w:val="en-GB"/>
+        </w:rPr>
+        <w:t xml:space="preserve"> </w:t>
+      </w:r>
+      <w:proofErr w:type="spellStart"/>
+      <w:r>
+        <w:rPr>
+          <w:rFonts w:ascii="Times New Roman" w:hAnsi="Times New Roman" w:cs="Times New Roman"/>
+          <w:b/>
+          <w:bCs/>
+          <w:i/>
+          <w:iCs/>
+          <w:sz w:val="18"/>
+          <w:szCs w:val="18"/>
+          <w:lang w:val="en-GB"/>
+        </w:rPr>
+        <w:t>վարկեր</w:t>
+      </w:r>
+      <w:proofErr w:type="spellEnd"/>
+      <w:r>
+        <w:rPr>
+          <w:rFonts w:ascii="Times New Roman" w:hAnsi="Times New Roman" w:cs="Times New Roman"/>
+          <w:b/>
+          <w:bCs/>
+          <w:i/>
+          <w:iCs/>
+          <w:sz w:val="18"/>
+          <w:szCs w:val="18"/>
+          <w:lang w:val="en-GB"/>
+        </w:rPr>
+        <w:t xml:space="preserve"> </w:t>
+      </w:r>
+      <w:proofErr w:type="spellStart"/>
+      <w:r>
+        <w:rPr>
+          <w:rFonts w:ascii="Times New Roman" w:hAnsi="Times New Roman" w:cs="Times New Roman"/>
+          <w:b/>
+          <w:bCs/>
+          <w:i/>
+          <w:iCs/>
+          <w:sz w:val="18"/>
+          <w:szCs w:val="18"/>
+          <w:lang w:val="en-GB"/>
+        </w:rPr>
+        <w:t>ստանալիս</w:t>
+      </w:r>
+      <w:proofErr w:type="spellEnd"/>
+      <w:r>
+        <w:rPr>
+          <w:rFonts w:ascii="Times New Roman" w:hAnsi="Times New Roman" w:cs="Times New Roman"/>
+          <w:b/>
+          <w:bCs/>
+          <w:i/>
+          <w:iCs/>
+          <w:sz w:val="18"/>
+          <w:szCs w:val="18"/>
+          <w:lang w:val="en-GB"/>
+        </w:rPr>
+        <w:t xml:space="preserve">։ </w:t>
       </w:r>
     </w:p>
     <w:p>
@@ -8463,8 +13153,49 @@
           <w:szCs w:val="18"/>
           <w:lang w:val="en-GB"/>
         </w:rPr>
-        <w:t xml:space="preserve">(այսուհետ միասին՝ </w:t>
-      </w:r>
+        <w:t>(</w:t>
+      </w:r>
+      <w:proofErr w:type="spellStart"/>
+      <w:r>
+        <w:rPr>
+          <w:rFonts w:ascii="Times New Roman" w:hAnsi="Times New Roman" w:cs="Times New Roman"/>
+          <w:sz w:val="18"/>
+          <w:szCs w:val="18"/>
+          <w:lang w:val="en-GB"/>
+        </w:rPr>
+        <w:t>այսուհետ</w:t>
+      </w:r>
+      <w:proofErr w:type="spellEnd"/>
+      <w:r>
+        <w:rPr>
+          <w:rFonts w:ascii="Times New Roman" w:hAnsi="Times New Roman" w:cs="Times New Roman"/>
+          <w:sz w:val="18"/>
+          <w:szCs w:val="18"/>
+          <w:lang w:val="en-GB"/>
+        </w:rPr>
+        <w:t xml:space="preserve"> </w:t>
+      </w:r>
+      <w:proofErr w:type="spellStart"/>
+      <w:r>
+        <w:rPr>
+          <w:rFonts w:ascii="Times New Roman" w:hAnsi="Times New Roman" w:cs="Times New Roman"/>
+          <w:sz w:val="18"/>
+          <w:szCs w:val="18"/>
+          <w:lang w:val="en-GB"/>
+        </w:rPr>
+        <w:t>միասին</w:t>
+      </w:r>
+      <w:proofErr w:type="spellEnd"/>
+      <w:r>
+        <w:rPr>
+          <w:rFonts w:ascii="Times New Roman" w:hAnsi="Times New Roman" w:cs="Times New Roman"/>
+          <w:sz w:val="18"/>
+          <w:szCs w:val="18"/>
+          <w:lang w:val="en-GB"/>
+        </w:rPr>
+        <w:t xml:space="preserve">՝ </w:t>
+      </w:r>
+      <w:proofErr w:type="spellStart"/>
       <w:r>
         <w:rPr>
           <w:rFonts w:ascii="Times New Roman" w:hAnsi="Times New Roman" w:cs="Times New Roman"/>
@@ -8476,6 +13207,7 @@
         </w:rPr>
         <w:t>Ծանուցումներ</w:t>
       </w:r>
+      <w:proofErr w:type="spellEnd"/>
       <w:r>
         <w:rPr>
           <w:rFonts w:ascii="Times New Roman" w:hAnsi="Times New Roman" w:cs="Times New Roman"/>
@@ -8601,15 +13333,57 @@
         </w:rPr>
         <w:t xml:space="preserve"> կետով սահմանված ծանուցման եղանակը պահանջելով Ծանուցումները ուղարկել </w:t>
       </w:r>
-      <w:r>
-        <w:rPr>
-          <w:rFonts w:ascii="Times New Roman" w:hAnsi="Times New Roman" w:cs="Times New Roman"/>
-          <w:sz w:val="18"/>
-          <w:szCs w:val="18"/>
-          <w:lang w:val="en-GB"/>
-        </w:rPr>
-        <w:t>մշտական բնակության հաշվ</w:t>
-      </w:r>
+      <w:proofErr w:type="spellStart"/>
+      <w:r>
+        <w:rPr>
+          <w:rFonts w:ascii="Times New Roman" w:hAnsi="Times New Roman" w:cs="Times New Roman"/>
+          <w:sz w:val="18"/>
+          <w:szCs w:val="18"/>
+          <w:lang w:val="en-GB"/>
+        </w:rPr>
+        <w:t>մշտական</w:t>
+      </w:r>
+      <w:proofErr w:type="spellEnd"/>
+      <w:r>
+        <w:rPr>
+          <w:rFonts w:ascii="Times New Roman" w:hAnsi="Times New Roman" w:cs="Times New Roman"/>
+          <w:sz w:val="18"/>
+          <w:szCs w:val="18"/>
+          <w:lang w:val="en-GB"/>
+        </w:rPr>
+        <w:t xml:space="preserve"> </w:t>
+      </w:r>
+      <w:proofErr w:type="spellStart"/>
+      <w:r>
+        <w:rPr>
+          <w:rFonts w:ascii="Times New Roman" w:hAnsi="Times New Roman" w:cs="Times New Roman"/>
+          <w:sz w:val="18"/>
+          <w:szCs w:val="18"/>
+          <w:lang w:val="en-GB"/>
+        </w:rPr>
+        <w:t>բնակության</w:t>
+      </w:r>
+      <w:proofErr w:type="spellEnd"/>
+      <w:r>
+        <w:rPr>
+          <w:rFonts w:ascii="Times New Roman" w:hAnsi="Times New Roman" w:cs="Times New Roman"/>
+          <w:sz w:val="18"/>
+          <w:szCs w:val="18"/>
+          <w:lang w:val="en-GB"/>
+        </w:rPr>
+        <w:t xml:space="preserve"> </w:t>
+      </w:r>
+      <w:proofErr w:type="spellStart"/>
+      <w:r>
+        <w:rPr>
+          <w:rFonts w:ascii="Times New Roman" w:hAnsi="Times New Roman" w:cs="Times New Roman"/>
+          <w:sz w:val="18"/>
+          <w:szCs w:val="18"/>
+          <w:lang w:val="en-GB"/>
+        </w:rPr>
+        <w:t>հաշվ</w:t>
+      </w:r>
+      <w:proofErr w:type="spellEnd"/>
       <w:r>
         <w:rPr>
           <w:rFonts w:ascii="Times New Roman" w:hAnsi="Times New Roman" w:cs="Times New Roman"/>
@@ -8646,14 +13420,25 @@
         </w:rPr>
         <w:t>(</w:t>
       </w:r>
-      <w:r>
-        <w:rPr>
-          <w:rFonts w:ascii="Times New Roman" w:hAnsi="Times New Roman" w:cs="Times New Roman"/>
-          <w:sz w:val="18"/>
-          <w:szCs w:val="18"/>
-          <w:lang w:val="en-GB"/>
-        </w:rPr>
-        <w:t>Whatsapp, Viber</w:t>
+      <w:proofErr w:type="spellStart"/>
+      <w:r>
+        <w:rPr>
+          <w:rFonts w:ascii="Times New Roman" w:hAnsi="Times New Roman" w:cs="Times New Roman"/>
+          <w:sz w:val="18"/>
+          <w:szCs w:val="18"/>
+          <w:lang w:val="en-GB"/>
+        </w:rPr>
+        <w:t>Whatsapp</w:t>
+      </w:r>
+      <w:proofErr w:type="spellEnd"/>
+      <w:r>
+        <w:rPr>
+          <w:rFonts w:ascii="Times New Roman" w:hAnsi="Times New Roman" w:cs="Times New Roman"/>
+          <w:sz w:val="18"/>
+          <w:szCs w:val="18"/>
+          <w:lang w:val="en-GB"/>
+        </w:rPr>
+        <w:t>, Viber</w:t>
       </w:r>
       <w:r>
         <w:rPr>
@@ -8705,7 +13490,387 @@
           <w:szCs w:val="18"/>
           <w:lang w:val="en-GB"/>
         </w:rPr>
-        <w:t>20-Ն որոշմամբ հաստատված «Ֆինանսական կազմակերպությունների գործարար վարվելակերպի կանոնները» կանոնակարգ 8/05-ով սահմանված բոլոր այլ տեղեկությունները, վարկավորման ընդհանուր պայմանները, դրանց վերաբերելի իրավական ակտերը։</w:t>
+        <w:t xml:space="preserve">20-Ն </w:t>
+      </w:r>
+      <w:proofErr w:type="spellStart"/>
+      <w:r>
+        <w:rPr>
+          <w:rFonts w:ascii="Times New Roman" w:hAnsi="Times New Roman" w:cs="Times New Roman"/>
+          <w:sz w:val="18"/>
+          <w:szCs w:val="18"/>
+          <w:lang w:val="en-GB"/>
+        </w:rPr>
+        <w:t>որոշմամբ</w:t>
+      </w:r>
+      <w:proofErr w:type="spellEnd"/>
+      <w:r>
+        <w:rPr>
+          <w:rFonts w:ascii="Times New Roman" w:hAnsi="Times New Roman" w:cs="Times New Roman"/>
+          <w:sz w:val="18"/>
+          <w:szCs w:val="18"/>
+          <w:lang w:val="en-GB"/>
+        </w:rPr>
+        <w:t xml:space="preserve"> </w:t>
+      </w:r>
+      <w:proofErr w:type="spellStart"/>
+      <w:r>
+        <w:rPr>
+          <w:rFonts w:ascii="Times New Roman" w:hAnsi="Times New Roman" w:cs="Times New Roman"/>
+          <w:sz w:val="18"/>
+          <w:szCs w:val="18"/>
+          <w:lang w:val="en-GB"/>
+        </w:rPr>
+        <w:t>հաստատված</w:t>
+      </w:r>
+      <w:proofErr w:type="spellEnd"/>
+      <w:r>
+        <w:rPr>
+          <w:rFonts w:ascii="Times New Roman" w:hAnsi="Times New Roman" w:cs="Times New Roman"/>
+          <w:sz w:val="18"/>
+          <w:szCs w:val="18"/>
+          <w:lang w:val="en-GB"/>
+        </w:rPr>
+        <w:t xml:space="preserve"> «</w:t>
+      </w:r>
+      <w:proofErr w:type="spellStart"/>
+      <w:r>
+        <w:rPr>
+          <w:rFonts w:ascii="Times New Roman" w:hAnsi="Times New Roman" w:cs="Times New Roman"/>
+          <w:sz w:val="18"/>
+          <w:szCs w:val="18"/>
+          <w:lang w:val="en-GB"/>
+        </w:rPr>
+        <w:t>Ֆինանսական</w:t>
+      </w:r>
+      <w:proofErr w:type="spellEnd"/>
+      <w:r>
+        <w:rPr>
+          <w:rFonts w:ascii="Times New Roman" w:hAnsi="Times New Roman" w:cs="Times New Roman"/>
+          <w:sz w:val="18"/>
+          <w:szCs w:val="18"/>
+          <w:lang w:val="en-GB"/>
+        </w:rPr>
+        <w:t xml:space="preserve"> </w:t>
+      </w:r>
+      <w:proofErr w:type="spellStart"/>
+      <w:r>
+        <w:rPr>
+          <w:rFonts w:ascii="Times New Roman" w:hAnsi="Times New Roman" w:cs="Times New Roman"/>
+          <w:sz w:val="18"/>
+          <w:szCs w:val="18"/>
+          <w:lang w:val="en-GB"/>
+        </w:rPr>
+        <w:t>կազմակերպությունների</w:t>
+      </w:r>
+      <w:proofErr w:type="spellEnd"/>
+      <w:r>
+        <w:rPr>
+          <w:rFonts w:ascii="Times New Roman" w:hAnsi="Times New Roman" w:cs="Times New Roman"/>
+          <w:sz w:val="18"/>
+          <w:szCs w:val="18"/>
+          <w:lang w:val="en-GB"/>
+        </w:rPr>
+        <w:t xml:space="preserve"> </w:t>
+      </w:r>
+      <w:proofErr w:type="spellStart"/>
+      <w:r>
+        <w:rPr>
+          <w:rFonts w:ascii="Times New Roman" w:hAnsi="Times New Roman" w:cs="Times New Roman"/>
+          <w:sz w:val="18"/>
+          <w:szCs w:val="18"/>
+          <w:lang w:val="en-GB"/>
+        </w:rPr>
+        <w:t>գործարար</w:t>
+      </w:r>
+      <w:proofErr w:type="spellEnd"/>
+      <w:r>
+        <w:rPr>
+          <w:rFonts w:ascii="Times New Roman" w:hAnsi="Times New Roman" w:cs="Times New Roman"/>
+          <w:sz w:val="18"/>
+          <w:szCs w:val="18"/>
+          <w:lang w:val="en-GB"/>
+        </w:rPr>
+        <w:t xml:space="preserve"> </w:t>
+      </w:r>
+      <w:proofErr w:type="spellStart"/>
+      <w:r>
+        <w:rPr>
+          <w:rFonts w:ascii="Times New Roman" w:hAnsi="Times New Roman" w:cs="Times New Roman"/>
+          <w:sz w:val="18"/>
+          <w:szCs w:val="18"/>
+          <w:lang w:val="en-GB"/>
+        </w:rPr>
+        <w:t>վարվելակերպի</w:t>
+      </w:r>
+      <w:proofErr w:type="spellEnd"/>
+      <w:r>
+        <w:rPr>
+          <w:rFonts w:ascii="Times New Roman" w:hAnsi="Times New Roman" w:cs="Times New Roman"/>
+          <w:sz w:val="18"/>
+          <w:szCs w:val="18"/>
+          <w:lang w:val="en-GB"/>
+        </w:rPr>
+        <w:t xml:space="preserve"> </w:t>
+      </w:r>
+      <w:proofErr w:type="spellStart"/>
+      <w:r>
+        <w:rPr>
+          <w:rFonts w:ascii="Times New Roman" w:hAnsi="Times New Roman" w:cs="Times New Roman"/>
+          <w:sz w:val="18"/>
+          <w:szCs w:val="18"/>
+          <w:lang w:val="en-GB"/>
+        </w:rPr>
+        <w:t>կանոնները</w:t>
+      </w:r>
+      <w:proofErr w:type="spellEnd"/>
+      <w:r>
+        <w:rPr>
+          <w:rFonts w:ascii="Times New Roman" w:hAnsi="Times New Roman" w:cs="Times New Roman"/>
+          <w:sz w:val="18"/>
+          <w:szCs w:val="18"/>
+          <w:lang w:val="en-GB"/>
+        </w:rPr>
+        <w:t xml:space="preserve">» </w:t>
+      </w:r>
+      <w:proofErr w:type="spellStart"/>
+      <w:r>
+        <w:rPr>
+          <w:rFonts w:ascii="Times New Roman" w:hAnsi="Times New Roman" w:cs="Times New Roman"/>
+          <w:sz w:val="18"/>
+          <w:szCs w:val="18"/>
+          <w:lang w:val="en-GB"/>
+        </w:rPr>
+        <w:t>կանոնակարգ</w:t>
+      </w:r>
+      <w:proofErr w:type="spellEnd"/>
+      <w:r>
+        <w:rPr>
+          <w:rFonts w:ascii="Times New Roman" w:hAnsi="Times New Roman" w:cs="Times New Roman"/>
+          <w:sz w:val="18"/>
+          <w:szCs w:val="18"/>
+          <w:lang w:val="en-GB"/>
+        </w:rPr>
+        <w:t xml:space="preserve"> 8/05-ով </w:t>
+      </w:r>
+      <w:proofErr w:type="spellStart"/>
+      <w:r>
+        <w:rPr>
+          <w:rFonts w:ascii="Times New Roman" w:hAnsi="Times New Roman" w:cs="Times New Roman"/>
+          <w:sz w:val="18"/>
+          <w:szCs w:val="18"/>
+          <w:lang w:val="en-GB"/>
+        </w:rPr>
+        <w:t>սահմանված</w:t>
+      </w:r>
+      <w:proofErr w:type="spellEnd"/>
+      <w:r>
+        <w:rPr>
+          <w:rFonts w:ascii="Times New Roman" w:hAnsi="Times New Roman" w:cs="Times New Roman"/>
+          <w:sz w:val="18"/>
+          <w:szCs w:val="18"/>
+          <w:lang w:val="en-GB"/>
+        </w:rPr>
+        <w:t xml:space="preserve"> </w:t>
+      </w:r>
+      <w:proofErr w:type="spellStart"/>
+      <w:r>
+        <w:rPr>
+          <w:rFonts w:ascii="Times New Roman" w:hAnsi="Times New Roman" w:cs="Times New Roman"/>
+          <w:sz w:val="18"/>
+          <w:szCs w:val="18"/>
+          <w:lang w:val="en-GB"/>
+        </w:rPr>
+        <w:t>բոլոր</w:t>
+      </w:r>
+      <w:proofErr w:type="spellEnd"/>
+      <w:r>
+        <w:rPr>
+          <w:rFonts w:ascii="Times New Roman" w:hAnsi="Times New Roman" w:cs="Times New Roman"/>
+          <w:sz w:val="18"/>
+          <w:szCs w:val="18"/>
+          <w:lang w:val="en-GB"/>
+        </w:rPr>
+        <w:t xml:space="preserve"> </w:t>
+      </w:r>
+      <w:proofErr w:type="spellStart"/>
+      <w:r>
+        <w:rPr>
+          <w:rFonts w:ascii="Times New Roman" w:hAnsi="Times New Roman" w:cs="Times New Roman"/>
+          <w:sz w:val="18"/>
+          <w:szCs w:val="18"/>
+          <w:lang w:val="en-GB"/>
+        </w:rPr>
+        <w:t>այլ</w:t>
+      </w:r>
+      <w:proofErr w:type="spellEnd"/>
+      <w:r>
+        <w:rPr>
+          <w:rFonts w:ascii="Times New Roman" w:hAnsi="Times New Roman" w:cs="Times New Roman"/>
+          <w:sz w:val="18"/>
+          <w:szCs w:val="18"/>
+          <w:lang w:val="en-GB"/>
+        </w:rPr>
+        <w:t xml:space="preserve"> </w:t>
+      </w:r>
+      <w:proofErr w:type="spellStart"/>
+      <w:r>
+        <w:rPr>
+          <w:rFonts w:ascii="Times New Roman" w:hAnsi="Times New Roman" w:cs="Times New Roman"/>
+          <w:sz w:val="18"/>
+          <w:szCs w:val="18"/>
+          <w:lang w:val="en-GB"/>
+        </w:rPr>
+        <w:t>տեղեկությունները</w:t>
+      </w:r>
+      <w:proofErr w:type="spellEnd"/>
+      <w:r>
+        <w:rPr>
+          <w:rFonts w:ascii="Times New Roman" w:hAnsi="Times New Roman" w:cs="Times New Roman"/>
+          <w:sz w:val="18"/>
+          <w:szCs w:val="18"/>
+          <w:lang w:val="en-GB"/>
+        </w:rPr>
+        <w:t xml:space="preserve">, </w:t>
+      </w:r>
+      <w:proofErr w:type="spellStart"/>
+      <w:r>
+        <w:rPr>
+          <w:rFonts w:ascii="Times New Roman" w:hAnsi="Times New Roman" w:cs="Times New Roman"/>
+          <w:sz w:val="18"/>
+          <w:szCs w:val="18"/>
+          <w:lang w:val="en-GB"/>
+        </w:rPr>
+        <w:t>վարկավորման</w:t>
+      </w:r>
+      <w:proofErr w:type="spellEnd"/>
+      <w:r>
+        <w:rPr>
+          <w:rFonts w:ascii="Times New Roman" w:hAnsi="Times New Roman" w:cs="Times New Roman"/>
+          <w:sz w:val="18"/>
+          <w:szCs w:val="18"/>
+          <w:lang w:val="en-GB"/>
+        </w:rPr>
+        <w:t xml:space="preserve"> </w:t>
+      </w:r>
+      <w:proofErr w:type="spellStart"/>
+      <w:r>
+        <w:rPr>
+          <w:rFonts w:ascii="Times New Roman" w:hAnsi="Times New Roman" w:cs="Times New Roman"/>
+          <w:sz w:val="18"/>
+          <w:szCs w:val="18"/>
+          <w:lang w:val="en-GB"/>
+        </w:rPr>
+        <w:t>ընդհանուր</w:t>
+      </w:r>
+      <w:proofErr w:type="spellEnd"/>
+      <w:r>
+        <w:rPr>
+          <w:rFonts w:ascii="Times New Roman" w:hAnsi="Times New Roman" w:cs="Times New Roman"/>
+          <w:sz w:val="18"/>
+          <w:szCs w:val="18"/>
+          <w:lang w:val="en-GB"/>
+        </w:rPr>
+        <w:t xml:space="preserve"> </w:t>
+      </w:r>
+      <w:proofErr w:type="spellStart"/>
+      <w:r>
+        <w:rPr>
+          <w:rFonts w:ascii="Times New Roman" w:hAnsi="Times New Roman" w:cs="Times New Roman"/>
+          <w:sz w:val="18"/>
+          <w:szCs w:val="18"/>
+          <w:lang w:val="en-GB"/>
+        </w:rPr>
+        <w:t>պայմանները</w:t>
+      </w:r>
+      <w:proofErr w:type="spellEnd"/>
+      <w:r>
+        <w:rPr>
+          <w:rFonts w:ascii="Times New Roman" w:hAnsi="Times New Roman" w:cs="Times New Roman"/>
+          <w:sz w:val="18"/>
+          <w:szCs w:val="18"/>
+          <w:lang w:val="en-GB"/>
+        </w:rPr>
+        <w:t xml:space="preserve">, </w:t>
+      </w:r>
+      <w:proofErr w:type="spellStart"/>
+      <w:r>
+        <w:rPr>
+          <w:rFonts w:ascii="Times New Roman" w:hAnsi="Times New Roman" w:cs="Times New Roman"/>
+          <w:sz w:val="18"/>
+          <w:szCs w:val="18"/>
+          <w:lang w:val="en-GB"/>
+        </w:rPr>
+        <w:t>դրանց</w:t>
+      </w:r>
+      <w:proofErr w:type="spellEnd"/>
+      <w:r>
+        <w:rPr>
+          <w:rFonts w:ascii="Times New Roman" w:hAnsi="Times New Roman" w:cs="Times New Roman"/>
+          <w:sz w:val="18"/>
+          <w:szCs w:val="18"/>
+          <w:lang w:val="en-GB"/>
+        </w:rPr>
+        <w:t xml:space="preserve"> </w:t>
+      </w:r>
+      <w:proofErr w:type="spellStart"/>
+      <w:r>
+        <w:rPr>
+          <w:rFonts w:ascii="Times New Roman" w:hAnsi="Times New Roman" w:cs="Times New Roman"/>
+          <w:sz w:val="18"/>
+          <w:szCs w:val="18"/>
+          <w:lang w:val="en-GB"/>
+        </w:rPr>
+        <w:t>վերաբերելի</w:t>
+      </w:r>
+      <w:proofErr w:type="spellEnd"/>
+      <w:r>
+        <w:rPr>
+          <w:rFonts w:ascii="Times New Roman" w:hAnsi="Times New Roman" w:cs="Times New Roman"/>
+          <w:sz w:val="18"/>
+          <w:szCs w:val="18"/>
+          <w:lang w:val="en-GB"/>
+        </w:rPr>
+        <w:t xml:space="preserve"> </w:t>
+      </w:r>
+      <w:proofErr w:type="spellStart"/>
+      <w:r>
+        <w:rPr>
+          <w:rFonts w:ascii="Times New Roman" w:hAnsi="Times New Roman" w:cs="Times New Roman"/>
+          <w:sz w:val="18"/>
+          <w:szCs w:val="18"/>
+          <w:lang w:val="en-GB"/>
+        </w:rPr>
+        <w:t>իրավական</w:t>
+      </w:r>
+      <w:proofErr w:type="spellEnd"/>
+      <w:r>
+        <w:rPr>
+          <w:rFonts w:ascii="Times New Roman" w:hAnsi="Times New Roman" w:cs="Times New Roman"/>
+          <w:sz w:val="18"/>
+          <w:szCs w:val="18"/>
+          <w:lang w:val="en-GB"/>
+        </w:rPr>
+        <w:t xml:space="preserve"> </w:t>
+      </w:r>
+      <w:proofErr w:type="spellStart"/>
+      <w:r>
+        <w:rPr>
+          <w:rFonts w:ascii="Times New Roman" w:hAnsi="Times New Roman" w:cs="Times New Roman"/>
+          <w:sz w:val="18"/>
+          <w:szCs w:val="18"/>
+          <w:lang w:val="en-GB"/>
+        </w:rPr>
+        <w:t>ակտերը</w:t>
+      </w:r>
+      <w:proofErr w:type="spellEnd"/>
+      <w:r>
+        <w:rPr>
+          <w:rFonts w:ascii="Times New Roman" w:hAnsi="Times New Roman" w:cs="Times New Roman"/>
+          <w:sz w:val="18"/>
+          <w:szCs w:val="18"/>
+          <w:lang w:val="en-GB"/>
+        </w:rPr>
+        <w:t>։</w:t>
       </w:r>
     </w:p>
     <w:p>
@@ -8723,14 +13888,305 @@
           <w:lang w:val="hy-AM"/>
         </w:rPr>
       </w:pPr>
-      <w:r>
-        <w:rPr>
-          <w:rFonts w:ascii="Times New Roman" w:hAnsi="Times New Roman" w:cs="Times New Roman"/>
-          <w:sz w:val="18"/>
-          <w:szCs w:val="18"/>
-          <w:lang w:val="en-GB"/>
-        </w:rPr>
-        <w:t xml:space="preserve">Վարկառուն հաստատում է, որ ստացել է Վարկատուի ներքին բոլոր իրավական ակտերը, որով կարգավորվում են վերջիններիս փոխադարձ իրավահարաբերությունները։ </w:t>
+      <w:proofErr w:type="spellStart"/>
+      <w:r>
+        <w:rPr>
+          <w:rFonts w:ascii="Times New Roman" w:hAnsi="Times New Roman" w:cs="Times New Roman"/>
+          <w:sz w:val="18"/>
+          <w:szCs w:val="18"/>
+          <w:lang w:val="en-GB"/>
+        </w:rPr>
+        <w:t>Վարկառուն</w:t>
+      </w:r>
+      <w:proofErr w:type="spellEnd"/>
+      <w:r>
+        <w:rPr>
+          <w:rFonts w:ascii="Times New Roman" w:hAnsi="Times New Roman" w:cs="Times New Roman"/>
+          <w:sz w:val="18"/>
+          <w:szCs w:val="18"/>
+          <w:lang w:val="en-GB"/>
+        </w:rPr>
+        <w:t xml:space="preserve"> </w:t>
+      </w:r>
+      <w:proofErr w:type="spellStart"/>
+      <w:r>
+        <w:rPr>
+          <w:rFonts w:ascii="Times New Roman" w:hAnsi="Times New Roman" w:cs="Times New Roman"/>
+          <w:sz w:val="18"/>
+          <w:szCs w:val="18"/>
+          <w:lang w:val="en-GB"/>
+        </w:rPr>
+        <w:t>հաստատում</w:t>
+      </w:r>
+      <w:proofErr w:type="spellEnd"/>
+      <w:r>
+        <w:rPr>
+          <w:rFonts w:ascii="Times New Roman" w:hAnsi="Times New Roman" w:cs="Times New Roman"/>
+          <w:sz w:val="18"/>
+          <w:szCs w:val="18"/>
+          <w:lang w:val="en-GB"/>
+        </w:rPr>
+        <w:t xml:space="preserve"> է, </w:t>
+      </w:r>
+      <w:proofErr w:type="spellStart"/>
+      <w:r>
+        <w:rPr>
+          <w:rFonts w:ascii="Times New Roman" w:hAnsi="Times New Roman" w:cs="Times New Roman"/>
+          <w:sz w:val="18"/>
+          <w:szCs w:val="18"/>
+          <w:lang w:val="en-GB"/>
+        </w:rPr>
+        <w:t>որ</w:t>
+      </w:r>
+      <w:proofErr w:type="spellEnd"/>
+      <w:r>
+        <w:rPr>
+          <w:rFonts w:ascii="Times New Roman" w:hAnsi="Times New Roman" w:cs="Times New Roman"/>
+          <w:sz w:val="18"/>
+          <w:szCs w:val="18"/>
+          <w:lang w:val="en-GB"/>
+        </w:rPr>
+        <w:t xml:space="preserve"> </w:t>
+      </w:r>
+      <w:proofErr w:type="spellStart"/>
+      <w:r>
+        <w:rPr>
+          <w:rFonts w:ascii="Times New Roman" w:hAnsi="Times New Roman" w:cs="Times New Roman"/>
+          <w:sz w:val="18"/>
+          <w:szCs w:val="18"/>
+          <w:lang w:val="en-GB"/>
+        </w:rPr>
+        <w:t>ստացել</w:t>
+      </w:r>
+      <w:proofErr w:type="spellEnd"/>
+      <w:r>
+        <w:rPr>
+          <w:rFonts w:ascii="Times New Roman" w:hAnsi="Times New Roman" w:cs="Times New Roman"/>
+          <w:sz w:val="18"/>
+          <w:szCs w:val="18"/>
+          <w:lang w:val="en-GB"/>
+        </w:rPr>
+        <w:t xml:space="preserve"> է </w:t>
+      </w:r>
+      <w:proofErr w:type="spellStart"/>
+      <w:r>
+        <w:rPr>
+          <w:rFonts w:ascii="Times New Roman" w:hAnsi="Times New Roman" w:cs="Times New Roman"/>
+          <w:sz w:val="18"/>
+          <w:szCs w:val="18"/>
+          <w:lang w:val="en-GB"/>
+        </w:rPr>
+        <w:t>Վարկատուի</w:t>
+      </w:r>
+      <w:proofErr w:type="spellEnd"/>
+      <w:r>
+        <w:rPr>
+          <w:rFonts w:ascii="Times New Roman" w:hAnsi="Times New Roman" w:cs="Times New Roman"/>
+          <w:sz w:val="18"/>
+          <w:szCs w:val="18"/>
+          <w:lang w:val="en-GB"/>
+        </w:rPr>
+        <w:t xml:space="preserve"> </w:t>
+      </w:r>
+      <w:proofErr w:type="spellStart"/>
+      <w:r>
+        <w:rPr>
+          <w:rFonts w:ascii="Times New Roman" w:hAnsi="Times New Roman" w:cs="Times New Roman"/>
+          <w:sz w:val="18"/>
+          <w:szCs w:val="18"/>
+          <w:lang w:val="en-GB"/>
+        </w:rPr>
+        <w:t>ներքին</w:t>
+      </w:r>
+      <w:proofErr w:type="spellEnd"/>
+      <w:r>
+        <w:rPr>
+          <w:rFonts w:ascii="Times New Roman" w:hAnsi="Times New Roman" w:cs="Times New Roman"/>
+          <w:sz w:val="18"/>
+          <w:szCs w:val="18"/>
+          <w:lang w:val="en-GB"/>
+        </w:rPr>
+        <w:t xml:space="preserve"> </w:t>
+      </w:r>
+      <w:proofErr w:type="spellStart"/>
+      <w:r>
+        <w:rPr>
+          <w:rFonts w:ascii="Times New Roman" w:hAnsi="Times New Roman" w:cs="Times New Roman"/>
+          <w:sz w:val="18"/>
+          <w:szCs w:val="18"/>
+          <w:lang w:val="en-GB"/>
+        </w:rPr>
+        <w:t>բոլոր</w:t>
+      </w:r>
+      <w:proofErr w:type="spellEnd"/>
+      <w:r>
+        <w:rPr>
+          <w:rFonts w:ascii="Times New Roman" w:hAnsi="Times New Roman" w:cs="Times New Roman"/>
+          <w:sz w:val="18"/>
+          <w:szCs w:val="18"/>
+          <w:lang w:val="en-GB"/>
+        </w:rPr>
+        <w:t xml:space="preserve"> </w:t>
+      </w:r>
+      <w:proofErr w:type="spellStart"/>
+      <w:r>
+        <w:rPr>
+          <w:rFonts w:ascii="Times New Roman" w:hAnsi="Times New Roman" w:cs="Times New Roman"/>
+          <w:sz w:val="18"/>
+          <w:szCs w:val="18"/>
+          <w:lang w:val="en-GB"/>
+        </w:rPr>
+        <w:t>իրավական</w:t>
+      </w:r>
+      <w:proofErr w:type="spellEnd"/>
+      <w:r>
+        <w:rPr>
+          <w:rFonts w:ascii="Times New Roman" w:hAnsi="Times New Roman" w:cs="Times New Roman"/>
+          <w:sz w:val="18"/>
+          <w:szCs w:val="18"/>
+          <w:lang w:val="en-GB"/>
+        </w:rPr>
+        <w:t xml:space="preserve"> </w:t>
+      </w:r>
+      <w:proofErr w:type="spellStart"/>
+      <w:r>
+        <w:rPr>
+          <w:rFonts w:ascii="Times New Roman" w:hAnsi="Times New Roman" w:cs="Times New Roman"/>
+          <w:sz w:val="18"/>
+          <w:szCs w:val="18"/>
+          <w:lang w:val="en-GB"/>
+        </w:rPr>
+        <w:t>ակտերը</w:t>
+      </w:r>
+      <w:proofErr w:type="spellEnd"/>
+      <w:r>
+        <w:rPr>
+          <w:rFonts w:ascii="Times New Roman" w:hAnsi="Times New Roman" w:cs="Times New Roman"/>
+          <w:sz w:val="18"/>
+          <w:szCs w:val="18"/>
+          <w:lang w:val="en-GB"/>
+        </w:rPr>
+        <w:t xml:space="preserve">, </w:t>
+      </w:r>
+      <w:proofErr w:type="spellStart"/>
+      <w:r>
+        <w:rPr>
+          <w:rFonts w:ascii="Times New Roman" w:hAnsi="Times New Roman" w:cs="Times New Roman"/>
+          <w:sz w:val="18"/>
+          <w:szCs w:val="18"/>
+          <w:lang w:val="en-GB"/>
+        </w:rPr>
+        <w:t>որով</w:t>
+      </w:r>
+      <w:proofErr w:type="spellEnd"/>
+      <w:r>
+        <w:rPr>
+          <w:rFonts w:ascii="Times New Roman" w:hAnsi="Times New Roman" w:cs="Times New Roman"/>
+          <w:sz w:val="18"/>
+          <w:szCs w:val="18"/>
+          <w:lang w:val="en-GB"/>
+        </w:rPr>
+        <w:t xml:space="preserve"> </w:t>
+      </w:r>
+      <w:proofErr w:type="spellStart"/>
+      <w:r>
+        <w:rPr>
+          <w:rFonts w:ascii="Times New Roman" w:hAnsi="Times New Roman" w:cs="Times New Roman"/>
+          <w:sz w:val="18"/>
+          <w:szCs w:val="18"/>
+          <w:lang w:val="en-GB"/>
+        </w:rPr>
+        <w:t>կարգավորվում</w:t>
+      </w:r>
+      <w:proofErr w:type="spellEnd"/>
+      <w:r>
+        <w:rPr>
+          <w:rFonts w:ascii="Times New Roman" w:hAnsi="Times New Roman" w:cs="Times New Roman"/>
+          <w:sz w:val="18"/>
+          <w:szCs w:val="18"/>
+          <w:lang w:val="en-GB"/>
+        </w:rPr>
+        <w:t xml:space="preserve"> </w:t>
+      </w:r>
+      <w:proofErr w:type="spellStart"/>
+      <w:r>
+        <w:rPr>
+          <w:rFonts w:ascii="Times New Roman" w:hAnsi="Times New Roman" w:cs="Times New Roman"/>
+          <w:sz w:val="18"/>
+          <w:szCs w:val="18"/>
+          <w:lang w:val="en-GB"/>
+        </w:rPr>
+        <w:t>են</w:t>
+      </w:r>
+      <w:proofErr w:type="spellEnd"/>
+      <w:r>
+        <w:rPr>
+          <w:rFonts w:ascii="Times New Roman" w:hAnsi="Times New Roman" w:cs="Times New Roman"/>
+          <w:sz w:val="18"/>
+          <w:szCs w:val="18"/>
+          <w:lang w:val="en-GB"/>
+        </w:rPr>
+        <w:t xml:space="preserve"> </w:t>
+      </w:r>
+      <w:proofErr w:type="spellStart"/>
+      <w:r>
+        <w:rPr>
+          <w:rFonts w:ascii="Times New Roman" w:hAnsi="Times New Roman" w:cs="Times New Roman"/>
+          <w:sz w:val="18"/>
+          <w:szCs w:val="18"/>
+          <w:lang w:val="en-GB"/>
+        </w:rPr>
+        <w:t>վերջիններիս</w:t>
+      </w:r>
+      <w:proofErr w:type="spellEnd"/>
+      <w:r>
+        <w:rPr>
+          <w:rFonts w:ascii="Times New Roman" w:hAnsi="Times New Roman" w:cs="Times New Roman"/>
+          <w:sz w:val="18"/>
+          <w:szCs w:val="18"/>
+          <w:lang w:val="en-GB"/>
+        </w:rPr>
+        <w:t xml:space="preserve"> </w:t>
+      </w:r>
+      <w:proofErr w:type="spellStart"/>
+      <w:r>
+        <w:rPr>
+          <w:rFonts w:ascii="Times New Roman" w:hAnsi="Times New Roman" w:cs="Times New Roman"/>
+          <w:sz w:val="18"/>
+          <w:szCs w:val="18"/>
+          <w:lang w:val="en-GB"/>
+        </w:rPr>
+        <w:t>փոխադարձ</w:t>
+      </w:r>
+      <w:proofErr w:type="spellEnd"/>
+      <w:r>
+        <w:rPr>
+          <w:rFonts w:ascii="Times New Roman" w:hAnsi="Times New Roman" w:cs="Times New Roman"/>
+          <w:sz w:val="18"/>
+          <w:szCs w:val="18"/>
+          <w:lang w:val="en-GB"/>
+        </w:rPr>
+        <w:t xml:space="preserve"> </w:t>
+      </w:r>
+      <w:proofErr w:type="spellStart"/>
+      <w:r>
+        <w:rPr>
+          <w:rFonts w:ascii="Times New Roman" w:hAnsi="Times New Roman" w:cs="Times New Roman"/>
+          <w:sz w:val="18"/>
+          <w:szCs w:val="18"/>
+          <w:lang w:val="en-GB"/>
+        </w:rPr>
+        <w:t>իրավահարաբերությունները</w:t>
+      </w:r>
+      <w:proofErr w:type="spellEnd"/>
+      <w:r>
+        <w:rPr>
+          <w:rFonts w:ascii="Times New Roman" w:hAnsi="Times New Roman" w:cs="Times New Roman"/>
+          <w:sz w:val="18"/>
+          <w:szCs w:val="18"/>
+          <w:lang w:val="en-GB"/>
+        </w:rPr>
+        <w:t xml:space="preserve">։ </w:t>
       </w:r>
     </w:p>
     <w:p>
@@ -8748,15 +14204,137 @@
           <w:lang w:val="hy-AM"/>
         </w:rPr>
       </w:pPr>
-      <w:r>
-        <w:rPr>
-          <w:rFonts w:ascii="Times New Roman" w:hAnsi="Times New Roman" w:cs="Times New Roman"/>
-          <w:sz w:val="18"/>
-          <w:szCs w:val="18"/>
-          <w:lang w:val="en-GB"/>
-        </w:rPr>
-        <w:t>Վարկառուն ծանուցված է Վարկատուի գործողությունների բողոքարկման կարգի մասին</w:t>
-      </w:r>
+      <w:proofErr w:type="spellStart"/>
+      <w:r>
+        <w:rPr>
+          <w:rFonts w:ascii="Times New Roman" w:hAnsi="Times New Roman" w:cs="Times New Roman"/>
+          <w:sz w:val="18"/>
+          <w:szCs w:val="18"/>
+          <w:lang w:val="en-GB"/>
+        </w:rPr>
+        <w:t>Վարկառուն</w:t>
+      </w:r>
+      <w:proofErr w:type="spellEnd"/>
+      <w:r>
+        <w:rPr>
+          <w:rFonts w:ascii="Times New Roman" w:hAnsi="Times New Roman" w:cs="Times New Roman"/>
+          <w:sz w:val="18"/>
+          <w:szCs w:val="18"/>
+          <w:lang w:val="en-GB"/>
+        </w:rPr>
+        <w:t xml:space="preserve"> </w:t>
+      </w:r>
+      <w:proofErr w:type="spellStart"/>
+      <w:r>
+        <w:rPr>
+          <w:rFonts w:ascii="Times New Roman" w:hAnsi="Times New Roman" w:cs="Times New Roman"/>
+          <w:sz w:val="18"/>
+          <w:szCs w:val="18"/>
+          <w:lang w:val="en-GB"/>
+        </w:rPr>
+        <w:t>ծանուցված</w:t>
+      </w:r>
+      <w:proofErr w:type="spellEnd"/>
+      <w:r>
+        <w:rPr>
+          <w:rFonts w:ascii="Times New Roman" w:hAnsi="Times New Roman" w:cs="Times New Roman"/>
+          <w:sz w:val="18"/>
+          <w:szCs w:val="18"/>
+          <w:lang w:val="en-GB"/>
+        </w:rPr>
+        <w:t xml:space="preserve"> է </w:t>
+      </w:r>
+      <w:proofErr w:type="spellStart"/>
+      <w:r>
+        <w:rPr>
+          <w:rFonts w:ascii="Times New Roman" w:hAnsi="Times New Roman" w:cs="Times New Roman"/>
+          <w:sz w:val="18"/>
+          <w:szCs w:val="18"/>
+          <w:lang w:val="en-GB"/>
+        </w:rPr>
+        <w:t>Վարկատուի</w:t>
+      </w:r>
+      <w:proofErr w:type="spellEnd"/>
+      <w:r>
+        <w:rPr>
+          <w:rFonts w:ascii="Times New Roman" w:hAnsi="Times New Roman" w:cs="Times New Roman"/>
+          <w:sz w:val="18"/>
+          <w:szCs w:val="18"/>
+          <w:lang w:val="en-GB"/>
+        </w:rPr>
+        <w:t xml:space="preserve"> </w:t>
+      </w:r>
+      <w:proofErr w:type="spellStart"/>
+      <w:r>
+        <w:rPr>
+          <w:rFonts w:ascii="Times New Roman" w:hAnsi="Times New Roman" w:cs="Times New Roman"/>
+          <w:sz w:val="18"/>
+          <w:szCs w:val="18"/>
+          <w:lang w:val="en-GB"/>
+        </w:rPr>
+        <w:t>գործողությունների</w:t>
+      </w:r>
+      <w:proofErr w:type="spellEnd"/>
+      <w:r>
+        <w:rPr>
+          <w:rFonts w:ascii="Times New Roman" w:hAnsi="Times New Roman" w:cs="Times New Roman"/>
+          <w:sz w:val="18"/>
+          <w:szCs w:val="18"/>
+          <w:lang w:val="en-GB"/>
+        </w:rPr>
+        <w:t xml:space="preserve"> </w:t>
+      </w:r>
+      <w:proofErr w:type="spellStart"/>
+      <w:r>
+        <w:rPr>
+          <w:rFonts w:ascii="Times New Roman" w:hAnsi="Times New Roman" w:cs="Times New Roman"/>
+          <w:sz w:val="18"/>
+          <w:szCs w:val="18"/>
+          <w:lang w:val="en-GB"/>
+        </w:rPr>
+        <w:t>բողոքարկման</w:t>
+      </w:r>
+      <w:proofErr w:type="spellEnd"/>
+      <w:r>
+        <w:rPr>
+          <w:rFonts w:ascii="Times New Roman" w:hAnsi="Times New Roman" w:cs="Times New Roman"/>
+          <w:sz w:val="18"/>
+          <w:szCs w:val="18"/>
+          <w:lang w:val="en-GB"/>
+        </w:rPr>
+        <w:t xml:space="preserve"> </w:t>
+      </w:r>
+      <w:proofErr w:type="spellStart"/>
+      <w:r>
+        <w:rPr>
+          <w:rFonts w:ascii="Times New Roman" w:hAnsi="Times New Roman" w:cs="Times New Roman"/>
+          <w:sz w:val="18"/>
+          <w:szCs w:val="18"/>
+          <w:lang w:val="en-GB"/>
+        </w:rPr>
+        <w:t>կարգի</w:t>
+      </w:r>
+      <w:proofErr w:type="spellEnd"/>
+      <w:r>
+        <w:rPr>
+          <w:rFonts w:ascii="Times New Roman" w:hAnsi="Times New Roman" w:cs="Times New Roman"/>
+          <w:sz w:val="18"/>
+          <w:szCs w:val="18"/>
+          <w:lang w:val="en-GB"/>
+        </w:rPr>
+        <w:t xml:space="preserve"> </w:t>
+      </w:r>
+      <w:proofErr w:type="spellStart"/>
+      <w:r>
+        <w:rPr>
+          <w:rFonts w:ascii="Times New Roman" w:hAnsi="Times New Roman" w:cs="Times New Roman"/>
+          <w:sz w:val="18"/>
+          <w:szCs w:val="18"/>
+          <w:lang w:val="en-GB"/>
+        </w:rPr>
+        <w:t>մասին</w:t>
+      </w:r>
+      <w:proofErr w:type="spellEnd"/>
       <w:r>
         <w:rPr>
           <w:rFonts w:ascii="Times New Roman" w:hAnsi="Times New Roman" w:cs="Times New Roman"/>
@@ -8782,14 +14360,145 @@
           <w:lang w:val="hy-AM"/>
         </w:rPr>
       </w:pPr>
-      <w:r>
-        <w:rPr>
-          <w:rFonts w:ascii="Times New Roman" w:hAnsi="Times New Roman" w:cs="Times New Roman"/>
-          <w:sz w:val="18"/>
-          <w:szCs w:val="18"/>
-          <w:lang w:val="en-GB"/>
-        </w:rPr>
-        <w:t xml:space="preserve">Վարկատուի աշխատանքային ժամերն են յուրաքանչյուր երկուշաբթիից-շաբաթ 09:00-ից մինչև 18:00-ն։ </w:t>
+      <w:proofErr w:type="spellStart"/>
+      <w:r>
+        <w:rPr>
+          <w:rFonts w:ascii="Times New Roman" w:hAnsi="Times New Roman" w:cs="Times New Roman"/>
+          <w:sz w:val="18"/>
+          <w:szCs w:val="18"/>
+          <w:lang w:val="en-GB"/>
+        </w:rPr>
+        <w:t>Վարկատուի</w:t>
+      </w:r>
+      <w:proofErr w:type="spellEnd"/>
+      <w:r>
+        <w:rPr>
+          <w:rFonts w:ascii="Times New Roman" w:hAnsi="Times New Roman" w:cs="Times New Roman"/>
+          <w:sz w:val="18"/>
+          <w:szCs w:val="18"/>
+          <w:lang w:val="en-GB"/>
+        </w:rPr>
+        <w:t xml:space="preserve"> </w:t>
+      </w:r>
+      <w:proofErr w:type="spellStart"/>
+      <w:r>
+        <w:rPr>
+          <w:rFonts w:ascii="Times New Roman" w:hAnsi="Times New Roman" w:cs="Times New Roman"/>
+          <w:sz w:val="18"/>
+          <w:szCs w:val="18"/>
+          <w:lang w:val="en-GB"/>
+        </w:rPr>
+        <w:t>աշխատանքային</w:t>
+      </w:r>
+      <w:proofErr w:type="spellEnd"/>
+      <w:r>
+        <w:rPr>
+          <w:rFonts w:ascii="Times New Roman" w:hAnsi="Times New Roman" w:cs="Times New Roman"/>
+          <w:sz w:val="18"/>
+          <w:szCs w:val="18"/>
+          <w:lang w:val="en-GB"/>
+        </w:rPr>
+        <w:t xml:space="preserve"> </w:t>
+      </w:r>
+      <w:proofErr w:type="spellStart"/>
+      <w:r>
+        <w:rPr>
+          <w:rFonts w:ascii="Times New Roman" w:hAnsi="Times New Roman" w:cs="Times New Roman"/>
+          <w:sz w:val="18"/>
+          <w:szCs w:val="18"/>
+          <w:lang w:val="en-GB"/>
+        </w:rPr>
+        <w:t>ժամերն</w:t>
+      </w:r>
+      <w:proofErr w:type="spellEnd"/>
+      <w:r>
+        <w:rPr>
+          <w:rFonts w:ascii="Times New Roman" w:hAnsi="Times New Roman" w:cs="Times New Roman"/>
+          <w:sz w:val="18"/>
+          <w:szCs w:val="18"/>
+          <w:lang w:val="en-GB"/>
+        </w:rPr>
+        <w:t xml:space="preserve"> </w:t>
+      </w:r>
+      <w:proofErr w:type="spellStart"/>
+      <w:r>
+        <w:rPr>
+          <w:rFonts w:ascii="Times New Roman" w:hAnsi="Times New Roman" w:cs="Times New Roman"/>
+          <w:sz w:val="18"/>
+          <w:szCs w:val="18"/>
+          <w:lang w:val="en-GB"/>
+        </w:rPr>
+        <w:t>են</w:t>
+      </w:r>
+      <w:proofErr w:type="spellEnd"/>
+      <w:r>
+        <w:rPr>
+          <w:rFonts w:ascii="Times New Roman" w:hAnsi="Times New Roman" w:cs="Times New Roman"/>
+          <w:sz w:val="18"/>
+          <w:szCs w:val="18"/>
+          <w:lang w:val="en-GB"/>
+        </w:rPr>
+        <w:t xml:space="preserve"> </w:t>
+      </w:r>
+      <w:proofErr w:type="spellStart"/>
+      <w:r>
+        <w:rPr>
+          <w:rFonts w:ascii="Times New Roman" w:hAnsi="Times New Roman" w:cs="Times New Roman"/>
+          <w:sz w:val="18"/>
+          <w:szCs w:val="18"/>
+          <w:lang w:val="en-GB"/>
+        </w:rPr>
+        <w:t>յուրաքանչյուր</w:t>
+      </w:r>
+      <w:proofErr w:type="spellEnd"/>
+      <w:r>
+        <w:rPr>
+          <w:rFonts w:ascii="Times New Roman" w:hAnsi="Times New Roman" w:cs="Times New Roman"/>
+          <w:sz w:val="18"/>
+          <w:szCs w:val="18"/>
+          <w:lang w:val="en-GB"/>
+        </w:rPr>
+        <w:t xml:space="preserve"> </w:t>
+      </w:r>
+      <w:proofErr w:type="spellStart"/>
+      <w:r>
+        <w:rPr>
+          <w:rFonts w:ascii="Times New Roman" w:hAnsi="Times New Roman" w:cs="Times New Roman"/>
+          <w:sz w:val="18"/>
+          <w:szCs w:val="18"/>
+          <w:lang w:val="en-GB"/>
+        </w:rPr>
+        <w:t>երկուշաբթիից-շաբաթ</w:t>
+      </w:r>
+      <w:proofErr w:type="spellEnd"/>
+      <w:r>
+        <w:rPr>
+          <w:rFonts w:ascii="Times New Roman" w:hAnsi="Times New Roman" w:cs="Times New Roman"/>
+          <w:sz w:val="18"/>
+          <w:szCs w:val="18"/>
+          <w:lang w:val="en-GB"/>
+        </w:rPr>
+        <w:t xml:space="preserve"> 09:00-ից </w:t>
+      </w:r>
+      <w:proofErr w:type="spellStart"/>
+      <w:r>
+        <w:rPr>
+          <w:rFonts w:ascii="Times New Roman" w:hAnsi="Times New Roman" w:cs="Times New Roman"/>
+          <w:sz w:val="18"/>
+          <w:szCs w:val="18"/>
+          <w:lang w:val="en-GB"/>
+        </w:rPr>
+        <w:t>մինչև</w:t>
+      </w:r>
+      <w:proofErr w:type="spellEnd"/>
+      <w:r>
+        <w:rPr>
+          <w:rFonts w:ascii="Times New Roman" w:hAnsi="Times New Roman" w:cs="Times New Roman"/>
+          <w:sz w:val="18"/>
+          <w:szCs w:val="18"/>
+          <w:lang w:val="en-GB"/>
+        </w:rPr>
+        <w:t xml:space="preserve"> 18:00-ն։ </w:t>
       </w:r>
     </w:p>
     <w:p>
@@ -8807,14 +14516,305 @@
           <w:lang w:val="hy-AM"/>
         </w:rPr>
       </w:pPr>
-      <w:r>
-        <w:rPr>
-          <w:rFonts w:ascii="Times New Roman" w:hAnsi="Times New Roman" w:cs="Times New Roman"/>
-          <w:sz w:val="18"/>
-          <w:szCs w:val="18"/>
-          <w:lang w:val="en-GB"/>
-        </w:rPr>
-        <w:t xml:space="preserve">Պայմանագրում կիրառված «օր» հասկացությունը բոլոր տեղերում վերաբերվում է օրացուցային օրերին, եթե նշված չէ «աշխատանքային օր» եզրույթը։ </w:t>
+      <w:proofErr w:type="spellStart"/>
+      <w:r>
+        <w:rPr>
+          <w:rFonts w:ascii="Times New Roman" w:hAnsi="Times New Roman" w:cs="Times New Roman"/>
+          <w:sz w:val="18"/>
+          <w:szCs w:val="18"/>
+          <w:lang w:val="en-GB"/>
+        </w:rPr>
+        <w:t>Պայմանագրում</w:t>
+      </w:r>
+      <w:proofErr w:type="spellEnd"/>
+      <w:r>
+        <w:rPr>
+          <w:rFonts w:ascii="Times New Roman" w:hAnsi="Times New Roman" w:cs="Times New Roman"/>
+          <w:sz w:val="18"/>
+          <w:szCs w:val="18"/>
+          <w:lang w:val="en-GB"/>
+        </w:rPr>
+        <w:t xml:space="preserve"> </w:t>
+      </w:r>
+      <w:proofErr w:type="spellStart"/>
+      <w:r>
+        <w:rPr>
+          <w:rFonts w:ascii="Times New Roman" w:hAnsi="Times New Roman" w:cs="Times New Roman"/>
+          <w:sz w:val="18"/>
+          <w:szCs w:val="18"/>
+          <w:lang w:val="en-GB"/>
+        </w:rPr>
+        <w:t>կիրառված</w:t>
+      </w:r>
+      <w:proofErr w:type="spellEnd"/>
+      <w:r>
+        <w:rPr>
+          <w:rFonts w:ascii="Times New Roman" w:hAnsi="Times New Roman" w:cs="Times New Roman"/>
+          <w:sz w:val="18"/>
+          <w:szCs w:val="18"/>
+          <w:lang w:val="en-GB"/>
+        </w:rPr>
+        <w:t xml:space="preserve"> «</w:t>
+      </w:r>
+      <w:proofErr w:type="spellStart"/>
+      <w:r>
+        <w:rPr>
+          <w:rFonts w:ascii="Times New Roman" w:hAnsi="Times New Roman" w:cs="Times New Roman"/>
+          <w:sz w:val="18"/>
+          <w:szCs w:val="18"/>
+          <w:lang w:val="en-GB"/>
+        </w:rPr>
+        <w:t>օր</w:t>
+      </w:r>
+      <w:proofErr w:type="spellEnd"/>
+      <w:r>
+        <w:rPr>
+          <w:rFonts w:ascii="Times New Roman" w:hAnsi="Times New Roman" w:cs="Times New Roman"/>
+          <w:sz w:val="18"/>
+          <w:szCs w:val="18"/>
+          <w:lang w:val="en-GB"/>
+        </w:rPr>
+        <w:t xml:space="preserve">» </w:t>
+      </w:r>
+      <w:proofErr w:type="spellStart"/>
+      <w:r>
+        <w:rPr>
+          <w:rFonts w:ascii="Times New Roman" w:hAnsi="Times New Roman" w:cs="Times New Roman"/>
+          <w:sz w:val="18"/>
+          <w:szCs w:val="18"/>
+          <w:lang w:val="en-GB"/>
+        </w:rPr>
+        <w:t>հասկացությունը</w:t>
+      </w:r>
+      <w:proofErr w:type="spellEnd"/>
+      <w:r>
+        <w:rPr>
+          <w:rFonts w:ascii="Times New Roman" w:hAnsi="Times New Roman" w:cs="Times New Roman"/>
+          <w:sz w:val="18"/>
+          <w:szCs w:val="18"/>
+          <w:lang w:val="en-GB"/>
+        </w:rPr>
+        <w:t xml:space="preserve"> </w:t>
+      </w:r>
+      <w:proofErr w:type="spellStart"/>
+      <w:r>
+        <w:rPr>
+          <w:rFonts w:ascii="Times New Roman" w:hAnsi="Times New Roman" w:cs="Times New Roman"/>
+          <w:sz w:val="18"/>
+          <w:szCs w:val="18"/>
+          <w:lang w:val="en-GB"/>
+        </w:rPr>
+        <w:t>բոլոր</w:t>
+      </w:r>
+      <w:proofErr w:type="spellEnd"/>
+      <w:r>
+        <w:rPr>
+          <w:rFonts w:ascii="Times New Roman" w:hAnsi="Times New Roman" w:cs="Times New Roman"/>
+          <w:sz w:val="18"/>
+          <w:szCs w:val="18"/>
+          <w:lang w:val="en-GB"/>
+        </w:rPr>
+        <w:t xml:space="preserve"> </w:t>
+      </w:r>
+      <w:proofErr w:type="spellStart"/>
+      <w:r>
+        <w:rPr>
+          <w:rFonts w:ascii="Times New Roman" w:hAnsi="Times New Roman" w:cs="Times New Roman"/>
+          <w:sz w:val="18"/>
+          <w:szCs w:val="18"/>
+          <w:lang w:val="en-GB"/>
+        </w:rPr>
+        <w:t>տեղերում</w:t>
+      </w:r>
+      <w:proofErr w:type="spellEnd"/>
+      <w:r>
+        <w:rPr>
+          <w:rFonts w:ascii="Times New Roman" w:hAnsi="Times New Roman" w:cs="Times New Roman"/>
+          <w:sz w:val="18"/>
+          <w:szCs w:val="18"/>
+          <w:lang w:val="en-GB"/>
+        </w:rPr>
+        <w:t xml:space="preserve"> </w:t>
+      </w:r>
+      <w:proofErr w:type="spellStart"/>
+      <w:r>
+        <w:rPr>
+          <w:rFonts w:ascii="Times New Roman" w:hAnsi="Times New Roman" w:cs="Times New Roman"/>
+          <w:sz w:val="18"/>
+          <w:szCs w:val="18"/>
+          <w:lang w:val="en-GB"/>
+        </w:rPr>
+        <w:t>վերաբերվում</w:t>
+      </w:r>
+      <w:proofErr w:type="spellEnd"/>
+      <w:r>
+        <w:rPr>
+          <w:rFonts w:ascii="Times New Roman" w:hAnsi="Times New Roman" w:cs="Times New Roman"/>
+          <w:sz w:val="18"/>
+          <w:szCs w:val="18"/>
+          <w:lang w:val="en-GB"/>
+        </w:rPr>
+        <w:t xml:space="preserve"> է </w:t>
+      </w:r>
+      <w:proofErr w:type="spellStart"/>
+      <w:r>
+        <w:rPr>
+          <w:rFonts w:ascii="Times New Roman" w:hAnsi="Times New Roman" w:cs="Times New Roman"/>
+          <w:sz w:val="18"/>
+          <w:szCs w:val="18"/>
+          <w:lang w:val="en-GB"/>
+        </w:rPr>
+        <w:t>օրացուցային</w:t>
+      </w:r>
+      <w:proofErr w:type="spellEnd"/>
+      <w:r>
+        <w:rPr>
+          <w:rFonts w:ascii="Times New Roman" w:hAnsi="Times New Roman" w:cs="Times New Roman"/>
+          <w:sz w:val="18"/>
+          <w:szCs w:val="18"/>
+          <w:lang w:val="en-GB"/>
+        </w:rPr>
+        <w:t xml:space="preserve"> </w:t>
+      </w:r>
+      <w:proofErr w:type="spellStart"/>
+      <w:r>
+        <w:rPr>
+          <w:rFonts w:ascii="Times New Roman" w:hAnsi="Times New Roman" w:cs="Times New Roman"/>
+          <w:sz w:val="18"/>
+          <w:szCs w:val="18"/>
+          <w:lang w:val="en-GB"/>
+        </w:rPr>
+        <w:t>օրերին</w:t>
+      </w:r>
+      <w:proofErr w:type="spellEnd"/>
+      <w:r>
+        <w:rPr>
+          <w:rFonts w:ascii="Times New Roman" w:hAnsi="Times New Roman" w:cs="Times New Roman"/>
+          <w:sz w:val="18"/>
+          <w:szCs w:val="18"/>
+          <w:lang w:val="en-GB"/>
+        </w:rPr>
+        <w:t xml:space="preserve">, </w:t>
+      </w:r>
+      <w:proofErr w:type="spellStart"/>
+      <w:r>
+        <w:rPr>
+          <w:rFonts w:ascii="Times New Roman" w:hAnsi="Times New Roman" w:cs="Times New Roman"/>
+          <w:sz w:val="18"/>
+          <w:szCs w:val="18"/>
+          <w:lang w:val="en-GB"/>
+        </w:rPr>
+        <w:t>եթե</w:t>
+      </w:r>
+      <w:proofErr w:type="spellEnd"/>
+      <w:r>
+        <w:rPr>
+          <w:rFonts w:ascii="Times New Roman" w:hAnsi="Times New Roman" w:cs="Times New Roman"/>
+          <w:sz w:val="18"/>
+          <w:szCs w:val="18"/>
+          <w:lang w:val="en-GB"/>
+        </w:rPr>
+        <w:t xml:space="preserve"> </w:t>
+      </w:r>
+      <w:proofErr w:type="spellStart"/>
+      <w:r>
+        <w:rPr>
+          <w:rFonts w:ascii="Times New Roman" w:hAnsi="Times New Roman" w:cs="Times New Roman"/>
+          <w:sz w:val="18"/>
+          <w:szCs w:val="18"/>
+          <w:lang w:val="en-GB"/>
+        </w:rPr>
+        <w:t>նշված</w:t>
+      </w:r>
+      <w:proofErr w:type="spellEnd"/>
+      <w:r>
+        <w:rPr>
+          <w:rFonts w:ascii="Times New Roman" w:hAnsi="Times New Roman" w:cs="Times New Roman"/>
+          <w:sz w:val="18"/>
+          <w:szCs w:val="18"/>
+          <w:lang w:val="en-GB"/>
+        </w:rPr>
+        <w:t xml:space="preserve"> </w:t>
+      </w:r>
+      <w:proofErr w:type="spellStart"/>
+      <w:r>
+        <w:rPr>
+          <w:rFonts w:ascii="Times New Roman" w:hAnsi="Times New Roman" w:cs="Times New Roman"/>
+          <w:sz w:val="18"/>
+          <w:szCs w:val="18"/>
+          <w:lang w:val="en-GB"/>
+        </w:rPr>
+        <w:t>չէ</w:t>
+      </w:r>
+      <w:proofErr w:type="spellEnd"/>
+      <w:r>
+        <w:rPr>
+          <w:rFonts w:ascii="Times New Roman" w:hAnsi="Times New Roman" w:cs="Times New Roman"/>
+          <w:sz w:val="18"/>
+          <w:szCs w:val="18"/>
+          <w:lang w:val="en-GB"/>
+        </w:rPr>
+        <w:t xml:space="preserve"> «</w:t>
+      </w:r>
+      <w:proofErr w:type="spellStart"/>
+      <w:r>
+        <w:rPr>
+          <w:rFonts w:ascii="Times New Roman" w:hAnsi="Times New Roman" w:cs="Times New Roman"/>
+          <w:sz w:val="18"/>
+          <w:szCs w:val="18"/>
+          <w:lang w:val="en-GB"/>
+        </w:rPr>
+        <w:t>աշխատանքային</w:t>
+      </w:r>
+      <w:proofErr w:type="spellEnd"/>
+      <w:r>
+        <w:rPr>
+          <w:rFonts w:ascii="Times New Roman" w:hAnsi="Times New Roman" w:cs="Times New Roman"/>
+          <w:sz w:val="18"/>
+          <w:szCs w:val="18"/>
+          <w:lang w:val="en-GB"/>
+        </w:rPr>
+        <w:t xml:space="preserve"> </w:t>
+      </w:r>
+      <w:proofErr w:type="spellStart"/>
+      <w:r>
+        <w:rPr>
+          <w:rFonts w:ascii="Times New Roman" w:hAnsi="Times New Roman" w:cs="Times New Roman"/>
+          <w:sz w:val="18"/>
+          <w:szCs w:val="18"/>
+          <w:lang w:val="en-GB"/>
+        </w:rPr>
+        <w:t>օր</w:t>
+      </w:r>
+      <w:proofErr w:type="spellEnd"/>
+      <w:r>
+        <w:rPr>
+          <w:rFonts w:ascii="Times New Roman" w:hAnsi="Times New Roman" w:cs="Times New Roman"/>
+          <w:sz w:val="18"/>
+          <w:szCs w:val="18"/>
+          <w:lang w:val="en-GB"/>
+        </w:rPr>
+        <w:t xml:space="preserve">» </w:t>
+      </w:r>
+      <w:proofErr w:type="spellStart"/>
+      <w:r>
+        <w:rPr>
+          <w:rFonts w:ascii="Times New Roman" w:hAnsi="Times New Roman" w:cs="Times New Roman"/>
+          <w:sz w:val="18"/>
+          <w:szCs w:val="18"/>
+          <w:lang w:val="en-GB"/>
+        </w:rPr>
+        <w:t>եզրույթը</w:t>
+      </w:r>
+      <w:proofErr w:type="spellEnd"/>
+      <w:r>
+        <w:rPr>
+          <w:rFonts w:ascii="Times New Roman" w:hAnsi="Times New Roman" w:cs="Times New Roman"/>
+          <w:sz w:val="18"/>
+          <w:szCs w:val="18"/>
+          <w:lang w:val="en-GB"/>
+        </w:rPr>
+        <w:t xml:space="preserve">։ </w:t>
       </w:r>
     </w:p>
     <w:p>
@@ -8832,14 +14832,465 @@
           <w:lang w:val="hy-AM"/>
         </w:rPr>
       </w:pPr>
-      <w:r>
-        <w:rPr>
-          <w:rFonts w:ascii="Times New Roman" w:hAnsi="Times New Roman" w:cs="Times New Roman"/>
-          <w:sz w:val="18"/>
-          <w:szCs w:val="18"/>
-          <w:lang w:val="en-GB"/>
-        </w:rPr>
-        <w:t>Պայմանագրով ստանձնած պարտավորությունների կատարումը պարտադիր է Կողմերի իրավահաջորդների համար։ Սույն պայմանագիրը կնքված է մեկ փաստաթուղթ կազմելու միջոցով, հայերեն, երկու հավասարազոր օրինակից, կողմերից յուրաքանչյուրին՝ մեկական օրինակ։</w:t>
+      <w:proofErr w:type="spellStart"/>
+      <w:r>
+        <w:rPr>
+          <w:rFonts w:ascii="Times New Roman" w:hAnsi="Times New Roman" w:cs="Times New Roman"/>
+          <w:sz w:val="18"/>
+          <w:szCs w:val="18"/>
+          <w:lang w:val="en-GB"/>
+        </w:rPr>
+        <w:t>Պայմանագրով</w:t>
+      </w:r>
+      <w:proofErr w:type="spellEnd"/>
+      <w:r>
+        <w:rPr>
+          <w:rFonts w:ascii="Times New Roman" w:hAnsi="Times New Roman" w:cs="Times New Roman"/>
+          <w:sz w:val="18"/>
+          <w:szCs w:val="18"/>
+          <w:lang w:val="en-GB"/>
+        </w:rPr>
+        <w:t xml:space="preserve"> </w:t>
+      </w:r>
+      <w:proofErr w:type="spellStart"/>
+      <w:r>
+        <w:rPr>
+          <w:rFonts w:ascii="Times New Roman" w:hAnsi="Times New Roman" w:cs="Times New Roman"/>
+          <w:sz w:val="18"/>
+          <w:szCs w:val="18"/>
+          <w:lang w:val="en-GB"/>
+        </w:rPr>
+        <w:t>ստանձնած</w:t>
+      </w:r>
+      <w:proofErr w:type="spellEnd"/>
+      <w:r>
+        <w:rPr>
+          <w:rFonts w:ascii="Times New Roman" w:hAnsi="Times New Roman" w:cs="Times New Roman"/>
+          <w:sz w:val="18"/>
+          <w:szCs w:val="18"/>
+          <w:lang w:val="en-GB"/>
+        </w:rPr>
+        <w:t xml:space="preserve"> </w:t>
+      </w:r>
+      <w:proofErr w:type="spellStart"/>
+      <w:r>
+        <w:rPr>
+          <w:rFonts w:ascii="Times New Roman" w:hAnsi="Times New Roman" w:cs="Times New Roman"/>
+          <w:sz w:val="18"/>
+          <w:szCs w:val="18"/>
+          <w:lang w:val="en-GB"/>
+        </w:rPr>
+        <w:t>պարտավորությունների</w:t>
+      </w:r>
+      <w:proofErr w:type="spellEnd"/>
+      <w:r>
+        <w:rPr>
+          <w:rFonts w:ascii="Times New Roman" w:hAnsi="Times New Roman" w:cs="Times New Roman"/>
+          <w:sz w:val="18"/>
+          <w:szCs w:val="18"/>
+          <w:lang w:val="en-GB"/>
+        </w:rPr>
+        <w:t xml:space="preserve"> </w:t>
+      </w:r>
+      <w:proofErr w:type="spellStart"/>
+      <w:r>
+        <w:rPr>
+          <w:rFonts w:ascii="Times New Roman" w:hAnsi="Times New Roman" w:cs="Times New Roman"/>
+          <w:sz w:val="18"/>
+          <w:szCs w:val="18"/>
+          <w:lang w:val="en-GB"/>
+        </w:rPr>
+        <w:t>կատարումը</w:t>
+      </w:r>
+      <w:proofErr w:type="spellEnd"/>
+      <w:r>
+        <w:rPr>
+          <w:rFonts w:ascii="Times New Roman" w:hAnsi="Times New Roman" w:cs="Times New Roman"/>
+          <w:sz w:val="18"/>
+          <w:szCs w:val="18"/>
+          <w:lang w:val="en-GB"/>
+        </w:rPr>
+        <w:t xml:space="preserve"> </w:t>
+      </w:r>
+      <w:proofErr w:type="spellStart"/>
+      <w:r>
+        <w:rPr>
+          <w:rFonts w:ascii="Times New Roman" w:hAnsi="Times New Roman" w:cs="Times New Roman"/>
+          <w:sz w:val="18"/>
+          <w:szCs w:val="18"/>
+          <w:lang w:val="en-GB"/>
+        </w:rPr>
+        <w:t>պարտադիր</w:t>
+      </w:r>
+      <w:proofErr w:type="spellEnd"/>
+      <w:r>
+        <w:rPr>
+          <w:rFonts w:ascii="Times New Roman" w:hAnsi="Times New Roman" w:cs="Times New Roman"/>
+          <w:sz w:val="18"/>
+          <w:szCs w:val="18"/>
+          <w:lang w:val="en-GB"/>
+        </w:rPr>
+        <w:t xml:space="preserve"> է </w:t>
+      </w:r>
+      <w:proofErr w:type="spellStart"/>
+      <w:r>
+        <w:rPr>
+          <w:rFonts w:ascii="Times New Roman" w:hAnsi="Times New Roman" w:cs="Times New Roman"/>
+          <w:sz w:val="18"/>
+          <w:szCs w:val="18"/>
+          <w:lang w:val="en-GB"/>
+        </w:rPr>
+        <w:t>Կողմերի</w:t>
+      </w:r>
+      <w:proofErr w:type="spellEnd"/>
+      <w:r>
+        <w:rPr>
+          <w:rFonts w:ascii="Times New Roman" w:hAnsi="Times New Roman" w:cs="Times New Roman"/>
+          <w:sz w:val="18"/>
+          <w:szCs w:val="18"/>
+          <w:lang w:val="en-GB"/>
+        </w:rPr>
+        <w:t xml:space="preserve"> </w:t>
+      </w:r>
+      <w:proofErr w:type="spellStart"/>
+      <w:r>
+        <w:rPr>
+          <w:rFonts w:ascii="Times New Roman" w:hAnsi="Times New Roman" w:cs="Times New Roman"/>
+          <w:sz w:val="18"/>
+          <w:szCs w:val="18"/>
+          <w:lang w:val="en-GB"/>
+        </w:rPr>
+        <w:t>իրավահաջորդների</w:t>
+      </w:r>
+      <w:proofErr w:type="spellEnd"/>
+      <w:r>
+        <w:rPr>
+          <w:rFonts w:ascii="Times New Roman" w:hAnsi="Times New Roman" w:cs="Times New Roman"/>
+          <w:sz w:val="18"/>
+          <w:szCs w:val="18"/>
+          <w:lang w:val="en-GB"/>
+        </w:rPr>
+        <w:t xml:space="preserve"> </w:t>
+      </w:r>
+      <w:proofErr w:type="spellStart"/>
+      <w:r>
+        <w:rPr>
+          <w:rFonts w:ascii="Times New Roman" w:hAnsi="Times New Roman" w:cs="Times New Roman"/>
+          <w:sz w:val="18"/>
+          <w:szCs w:val="18"/>
+          <w:lang w:val="en-GB"/>
+        </w:rPr>
+        <w:t>համար</w:t>
+      </w:r>
+      <w:proofErr w:type="spellEnd"/>
+      <w:r>
+        <w:rPr>
+          <w:rFonts w:ascii="Times New Roman" w:hAnsi="Times New Roman" w:cs="Times New Roman"/>
+          <w:sz w:val="18"/>
+          <w:szCs w:val="18"/>
+          <w:lang w:val="en-GB"/>
+        </w:rPr>
+        <w:t xml:space="preserve">։ </w:t>
+      </w:r>
+      <w:proofErr w:type="spellStart"/>
+      <w:r>
+        <w:rPr>
+          <w:rFonts w:ascii="Times New Roman" w:hAnsi="Times New Roman" w:cs="Times New Roman"/>
+          <w:sz w:val="18"/>
+          <w:szCs w:val="18"/>
+          <w:lang w:val="en-GB"/>
+        </w:rPr>
+        <w:t>Սույն</w:t>
+      </w:r>
+      <w:proofErr w:type="spellEnd"/>
+      <w:r>
+        <w:rPr>
+          <w:rFonts w:ascii="Times New Roman" w:hAnsi="Times New Roman" w:cs="Times New Roman"/>
+          <w:sz w:val="18"/>
+          <w:szCs w:val="18"/>
+          <w:lang w:val="en-GB"/>
+        </w:rPr>
+        <w:t xml:space="preserve"> </w:t>
+      </w:r>
+      <w:proofErr w:type="spellStart"/>
+      <w:r>
+        <w:rPr>
+          <w:rFonts w:ascii="Times New Roman" w:hAnsi="Times New Roman" w:cs="Times New Roman"/>
+          <w:sz w:val="18"/>
+          <w:szCs w:val="18"/>
+          <w:lang w:val="en-GB"/>
+        </w:rPr>
+        <w:t>պայմանագիրը</w:t>
+      </w:r>
+      <w:proofErr w:type="spellEnd"/>
+      <w:r>
+        <w:rPr>
+          <w:rFonts w:ascii="Times New Roman" w:hAnsi="Times New Roman" w:cs="Times New Roman"/>
+          <w:sz w:val="18"/>
+          <w:szCs w:val="18"/>
+          <w:lang w:val="en-GB"/>
+        </w:rPr>
+        <w:t xml:space="preserve"> </w:t>
+      </w:r>
+      <w:proofErr w:type="spellStart"/>
+      <w:r>
+        <w:rPr>
+          <w:rFonts w:ascii="Times New Roman" w:hAnsi="Times New Roman" w:cs="Times New Roman"/>
+          <w:sz w:val="18"/>
+          <w:szCs w:val="18"/>
+          <w:lang w:val="en-GB"/>
+        </w:rPr>
+        <w:t>կնքված</w:t>
+      </w:r>
+      <w:proofErr w:type="spellEnd"/>
+      <w:r>
+        <w:rPr>
+          <w:rFonts w:ascii="Times New Roman" w:hAnsi="Times New Roman" w:cs="Times New Roman"/>
+          <w:sz w:val="18"/>
+          <w:szCs w:val="18"/>
+          <w:lang w:val="en-GB"/>
+        </w:rPr>
+        <w:t xml:space="preserve"> է </w:t>
+      </w:r>
+      <w:proofErr w:type="spellStart"/>
+      <w:r>
+        <w:rPr>
+          <w:rFonts w:ascii="Times New Roman" w:hAnsi="Times New Roman" w:cs="Times New Roman"/>
+          <w:sz w:val="18"/>
+          <w:szCs w:val="18"/>
+          <w:lang w:val="en-GB"/>
+        </w:rPr>
+        <w:t>մեկ</w:t>
+      </w:r>
+      <w:proofErr w:type="spellEnd"/>
+      <w:r>
+        <w:rPr>
+          <w:rFonts w:ascii="Times New Roman" w:hAnsi="Times New Roman" w:cs="Times New Roman"/>
+          <w:sz w:val="18"/>
+          <w:szCs w:val="18"/>
+          <w:lang w:val="en-GB"/>
+        </w:rPr>
+        <w:t xml:space="preserve"> </w:t>
+      </w:r>
+      <w:proofErr w:type="spellStart"/>
+      <w:r>
+        <w:rPr>
+          <w:rFonts w:ascii="Times New Roman" w:hAnsi="Times New Roman" w:cs="Times New Roman"/>
+          <w:sz w:val="18"/>
+          <w:szCs w:val="18"/>
+          <w:lang w:val="en-GB"/>
+        </w:rPr>
+        <w:t>փաստաթուղթ</w:t>
+      </w:r>
+      <w:proofErr w:type="spellEnd"/>
+      <w:r>
+        <w:rPr>
+          <w:rFonts w:ascii="Times New Roman" w:hAnsi="Times New Roman" w:cs="Times New Roman"/>
+          <w:sz w:val="18"/>
+          <w:szCs w:val="18"/>
+          <w:lang w:val="en-GB"/>
+        </w:rPr>
+        <w:t xml:space="preserve"> </w:t>
+      </w:r>
+      <w:proofErr w:type="spellStart"/>
+      <w:r>
+        <w:rPr>
+          <w:rFonts w:ascii="Times New Roman" w:hAnsi="Times New Roman" w:cs="Times New Roman"/>
+          <w:sz w:val="18"/>
+          <w:szCs w:val="18"/>
+          <w:lang w:val="en-GB"/>
+        </w:rPr>
+        <w:t>կազմելու</w:t>
+      </w:r>
+      <w:proofErr w:type="spellEnd"/>
+      <w:r>
+        <w:rPr>
+          <w:rFonts w:ascii="Times New Roman" w:hAnsi="Times New Roman" w:cs="Times New Roman"/>
+          <w:sz w:val="18"/>
+          <w:szCs w:val="18"/>
+          <w:lang w:val="en-GB"/>
+        </w:rPr>
+        <w:t xml:space="preserve"> </w:t>
+      </w:r>
+      <w:proofErr w:type="spellStart"/>
+      <w:r>
+        <w:rPr>
+          <w:rFonts w:ascii="Times New Roman" w:hAnsi="Times New Roman" w:cs="Times New Roman"/>
+          <w:sz w:val="18"/>
+          <w:szCs w:val="18"/>
+          <w:lang w:val="en-GB"/>
+        </w:rPr>
+        <w:t>միջոցով</w:t>
+      </w:r>
+      <w:proofErr w:type="spellEnd"/>
+      <w:r>
+        <w:rPr>
+          <w:rFonts w:ascii="Times New Roman" w:hAnsi="Times New Roman" w:cs="Times New Roman"/>
+          <w:sz w:val="18"/>
+          <w:szCs w:val="18"/>
+          <w:lang w:val="en-GB"/>
+        </w:rPr>
+        <w:t xml:space="preserve">, </w:t>
+      </w:r>
+      <w:proofErr w:type="spellStart"/>
+      <w:r>
+        <w:rPr>
+          <w:rFonts w:ascii="Times New Roman" w:hAnsi="Times New Roman" w:cs="Times New Roman"/>
+          <w:sz w:val="18"/>
+          <w:szCs w:val="18"/>
+          <w:lang w:val="en-GB"/>
+        </w:rPr>
+        <w:t>հայերեն</w:t>
+      </w:r>
+      <w:proofErr w:type="spellEnd"/>
+      <w:r>
+        <w:rPr>
+          <w:rFonts w:ascii="Times New Roman" w:hAnsi="Times New Roman" w:cs="Times New Roman"/>
+          <w:sz w:val="18"/>
+          <w:szCs w:val="18"/>
+          <w:lang w:val="en-GB"/>
+        </w:rPr>
+        <w:t xml:space="preserve">, </w:t>
+      </w:r>
+      <w:proofErr w:type="spellStart"/>
+      <w:r>
+        <w:rPr>
+          <w:rFonts w:ascii="Times New Roman" w:hAnsi="Times New Roman" w:cs="Times New Roman"/>
+          <w:sz w:val="18"/>
+          <w:szCs w:val="18"/>
+          <w:lang w:val="en-GB"/>
+        </w:rPr>
+        <w:t>երկու</w:t>
+      </w:r>
+      <w:proofErr w:type="spellEnd"/>
+      <w:r>
+        <w:rPr>
+          <w:rFonts w:ascii="Times New Roman" w:hAnsi="Times New Roman" w:cs="Times New Roman"/>
+          <w:sz w:val="18"/>
+          <w:szCs w:val="18"/>
+          <w:lang w:val="en-GB"/>
+        </w:rPr>
+        <w:t xml:space="preserve"> </w:t>
+      </w:r>
+      <w:proofErr w:type="spellStart"/>
+      <w:r>
+        <w:rPr>
+          <w:rFonts w:ascii="Times New Roman" w:hAnsi="Times New Roman" w:cs="Times New Roman"/>
+          <w:sz w:val="18"/>
+          <w:szCs w:val="18"/>
+          <w:lang w:val="en-GB"/>
+        </w:rPr>
+        <w:t>հավասարազոր</w:t>
+      </w:r>
+      <w:proofErr w:type="spellEnd"/>
+      <w:r>
+        <w:rPr>
+          <w:rFonts w:ascii="Times New Roman" w:hAnsi="Times New Roman" w:cs="Times New Roman"/>
+          <w:sz w:val="18"/>
+          <w:szCs w:val="18"/>
+          <w:lang w:val="en-GB"/>
+        </w:rPr>
+        <w:t xml:space="preserve"> </w:t>
+      </w:r>
+      <w:proofErr w:type="spellStart"/>
+      <w:r>
+        <w:rPr>
+          <w:rFonts w:ascii="Times New Roman" w:hAnsi="Times New Roman" w:cs="Times New Roman"/>
+          <w:sz w:val="18"/>
+          <w:szCs w:val="18"/>
+          <w:lang w:val="en-GB"/>
+        </w:rPr>
+        <w:t>օրինակից</w:t>
+      </w:r>
+      <w:proofErr w:type="spellEnd"/>
+      <w:r>
+        <w:rPr>
+          <w:rFonts w:ascii="Times New Roman" w:hAnsi="Times New Roman" w:cs="Times New Roman"/>
+          <w:sz w:val="18"/>
+          <w:szCs w:val="18"/>
+          <w:lang w:val="en-GB"/>
+        </w:rPr>
+        <w:t xml:space="preserve">, </w:t>
+      </w:r>
+      <w:proofErr w:type="spellStart"/>
+      <w:r>
+        <w:rPr>
+          <w:rFonts w:ascii="Times New Roman" w:hAnsi="Times New Roman" w:cs="Times New Roman"/>
+          <w:sz w:val="18"/>
+          <w:szCs w:val="18"/>
+          <w:lang w:val="en-GB"/>
+        </w:rPr>
+        <w:t>կողմերից</w:t>
+      </w:r>
+      <w:proofErr w:type="spellEnd"/>
+      <w:r>
+        <w:rPr>
+          <w:rFonts w:ascii="Times New Roman" w:hAnsi="Times New Roman" w:cs="Times New Roman"/>
+          <w:sz w:val="18"/>
+          <w:szCs w:val="18"/>
+          <w:lang w:val="en-GB"/>
+        </w:rPr>
+        <w:t xml:space="preserve"> </w:t>
+      </w:r>
+      <w:proofErr w:type="spellStart"/>
+      <w:r>
+        <w:rPr>
+          <w:rFonts w:ascii="Times New Roman" w:hAnsi="Times New Roman" w:cs="Times New Roman"/>
+          <w:sz w:val="18"/>
+          <w:szCs w:val="18"/>
+          <w:lang w:val="en-GB"/>
+        </w:rPr>
+        <w:t>յուրաքանչյուրին</w:t>
+      </w:r>
+      <w:proofErr w:type="spellEnd"/>
+      <w:r>
+        <w:rPr>
+          <w:rFonts w:ascii="Times New Roman" w:hAnsi="Times New Roman" w:cs="Times New Roman"/>
+          <w:sz w:val="18"/>
+          <w:szCs w:val="18"/>
+          <w:lang w:val="en-GB"/>
+        </w:rPr>
+        <w:t xml:space="preserve">՝ </w:t>
+      </w:r>
+      <w:proofErr w:type="spellStart"/>
+      <w:r>
+        <w:rPr>
+          <w:rFonts w:ascii="Times New Roman" w:hAnsi="Times New Roman" w:cs="Times New Roman"/>
+          <w:sz w:val="18"/>
+          <w:szCs w:val="18"/>
+          <w:lang w:val="en-GB"/>
+        </w:rPr>
+        <w:t>մեկական</w:t>
+      </w:r>
+      <w:proofErr w:type="spellEnd"/>
+      <w:r>
+        <w:rPr>
+          <w:rFonts w:ascii="Times New Roman" w:hAnsi="Times New Roman" w:cs="Times New Roman"/>
+          <w:sz w:val="18"/>
+          <w:szCs w:val="18"/>
+          <w:lang w:val="en-GB"/>
+        </w:rPr>
+        <w:t xml:space="preserve"> </w:t>
+      </w:r>
+      <w:proofErr w:type="spellStart"/>
+      <w:r>
+        <w:rPr>
+          <w:rFonts w:ascii="Times New Roman" w:hAnsi="Times New Roman" w:cs="Times New Roman"/>
+          <w:sz w:val="18"/>
+          <w:szCs w:val="18"/>
+          <w:lang w:val="en-GB"/>
+        </w:rPr>
+        <w:t>օրինակ</w:t>
+      </w:r>
+      <w:proofErr w:type="spellEnd"/>
+      <w:r>
+        <w:rPr>
+          <w:rFonts w:ascii="Times New Roman" w:hAnsi="Times New Roman" w:cs="Times New Roman"/>
+          <w:sz w:val="18"/>
+          <w:szCs w:val="18"/>
+          <w:lang w:val="en-GB"/>
+        </w:rPr>
+        <w:t>։</w:t>
       </w:r>
     </w:p>
     <w:p>
@@ -8864,7 +15315,307 @@
           <w:szCs w:val="18"/>
           <w:lang w:val="en-GB"/>
         </w:rPr>
-        <w:t xml:space="preserve">  Սույնով Վարկառուն հաստատում է, որ նախքան պայմանագրի ստորագրումը Վարկատուն ծանոթացրել է Պայմանագրի դրույթներին, նաև բանավոր տեղեկացրել է և բացատրել է </w:t>
+        <w:t xml:space="preserve">  </w:t>
+      </w:r>
+      <w:proofErr w:type="spellStart"/>
+      <w:r>
+        <w:rPr>
+          <w:rFonts w:ascii="Times New Roman" w:hAnsi="Times New Roman" w:cs="Times New Roman"/>
+          <w:sz w:val="18"/>
+          <w:szCs w:val="18"/>
+          <w:lang w:val="en-GB"/>
+        </w:rPr>
+        <w:t>Սույնով</w:t>
+      </w:r>
+      <w:proofErr w:type="spellEnd"/>
+      <w:r>
+        <w:rPr>
+          <w:rFonts w:ascii="Times New Roman" w:hAnsi="Times New Roman" w:cs="Times New Roman"/>
+          <w:sz w:val="18"/>
+          <w:szCs w:val="18"/>
+          <w:lang w:val="en-GB"/>
+        </w:rPr>
+        <w:t xml:space="preserve"> </w:t>
+      </w:r>
+      <w:proofErr w:type="spellStart"/>
+      <w:r>
+        <w:rPr>
+          <w:rFonts w:ascii="Times New Roman" w:hAnsi="Times New Roman" w:cs="Times New Roman"/>
+          <w:sz w:val="18"/>
+          <w:szCs w:val="18"/>
+          <w:lang w:val="en-GB"/>
+        </w:rPr>
+        <w:t>Վարկառուն</w:t>
+      </w:r>
+      <w:proofErr w:type="spellEnd"/>
+      <w:r>
+        <w:rPr>
+          <w:rFonts w:ascii="Times New Roman" w:hAnsi="Times New Roman" w:cs="Times New Roman"/>
+          <w:sz w:val="18"/>
+          <w:szCs w:val="18"/>
+          <w:lang w:val="en-GB"/>
+        </w:rPr>
+        <w:t xml:space="preserve"> </w:t>
+      </w:r>
+      <w:proofErr w:type="spellStart"/>
+      <w:r>
+        <w:rPr>
+          <w:rFonts w:ascii="Times New Roman" w:hAnsi="Times New Roman" w:cs="Times New Roman"/>
+          <w:sz w:val="18"/>
+          <w:szCs w:val="18"/>
+          <w:lang w:val="en-GB"/>
+        </w:rPr>
+        <w:t>հաստատում</w:t>
+      </w:r>
+      <w:proofErr w:type="spellEnd"/>
+      <w:r>
+        <w:rPr>
+          <w:rFonts w:ascii="Times New Roman" w:hAnsi="Times New Roman" w:cs="Times New Roman"/>
+          <w:sz w:val="18"/>
+          <w:szCs w:val="18"/>
+          <w:lang w:val="en-GB"/>
+        </w:rPr>
+        <w:t xml:space="preserve"> է, </w:t>
+      </w:r>
+      <w:proofErr w:type="spellStart"/>
+      <w:r>
+        <w:rPr>
+          <w:rFonts w:ascii="Times New Roman" w:hAnsi="Times New Roman" w:cs="Times New Roman"/>
+          <w:sz w:val="18"/>
+          <w:szCs w:val="18"/>
+          <w:lang w:val="en-GB"/>
+        </w:rPr>
+        <w:t>որ</w:t>
+      </w:r>
+      <w:proofErr w:type="spellEnd"/>
+      <w:r>
+        <w:rPr>
+          <w:rFonts w:ascii="Times New Roman" w:hAnsi="Times New Roman" w:cs="Times New Roman"/>
+          <w:sz w:val="18"/>
+          <w:szCs w:val="18"/>
+          <w:lang w:val="en-GB"/>
+        </w:rPr>
+        <w:t xml:space="preserve"> </w:t>
+      </w:r>
+      <w:proofErr w:type="spellStart"/>
+      <w:r>
+        <w:rPr>
+          <w:rFonts w:ascii="Times New Roman" w:hAnsi="Times New Roman" w:cs="Times New Roman"/>
+          <w:sz w:val="18"/>
+          <w:szCs w:val="18"/>
+          <w:lang w:val="en-GB"/>
+        </w:rPr>
+        <w:t>նախքան</w:t>
+      </w:r>
+      <w:proofErr w:type="spellEnd"/>
+      <w:r>
+        <w:rPr>
+          <w:rFonts w:ascii="Times New Roman" w:hAnsi="Times New Roman" w:cs="Times New Roman"/>
+          <w:sz w:val="18"/>
+          <w:szCs w:val="18"/>
+          <w:lang w:val="en-GB"/>
+        </w:rPr>
+        <w:t xml:space="preserve"> </w:t>
+      </w:r>
+      <w:proofErr w:type="spellStart"/>
+      <w:r>
+        <w:rPr>
+          <w:rFonts w:ascii="Times New Roman" w:hAnsi="Times New Roman" w:cs="Times New Roman"/>
+          <w:sz w:val="18"/>
+          <w:szCs w:val="18"/>
+          <w:lang w:val="en-GB"/>
+        </w:rPr>
+        <w:t>պայմանագրի</w:t>
+      </w:r>
+      <w:proofErr w:type="spellEnd"/>
+      <w:r>
+        <w:rPr>
+          <w:rFonts w:ascii="Times New Roman" w:hAnsi="Times New Roman" w:cs="Times New Roman"/>
+          <w:sz w:val="18"/>
+          <w:szCs w:val="18"/>
+          <w:lang w:val="en-GB"/>
+        </w:rPr>
+        <w:t xml:space="preserve"> </w:t>
+      </w:r>
+      <w:proofErr w:type="spellStart"/>
+      <w:r>
+        <w:rPr>
+          <w:rFonts w:ascii="Times New Roman" w:hAnsi="Times New Roman" w:cs="Times New Roman"/>
+          <w:sz w:val="18"/>
+          <w:szCs w:val="18"/>
+          <w:lang w:val="en-GB"/>
+        </w:rPr>
+        <w:t>ստորագրումը</w:t>
+      </w:r>
+      <w:proofErr w:type="spellEnd"/>
+      <w:r>
+        <w:rPr>
+          <w:rFonts w:ascii="Times New Roman" w:hAnsi="Times New Roman" w:cs="Times New Roman"/>
+          <w:sz w:val="18"/>
+          <w:szCs w:val="18"/>
+          <w:lang w:val="en-GB"/>
+        </w:rPr>
+        <w:t xml:space="preserve"> </w:t>
+      </w:r>
+      <w:proofErr w:type="spellStart"/>
+      <w:r>
+        <w:rPr>
+          <w:rFonts w:ascii="Times New Roman" w:hAnsi="Times New Roman" w:cs="Times New Roman"/>
+          <w:sz w:val="18"/>
+          <w:szCs w:val="18"/>
+          <w:lang w:val="en-GB"/>
+        </w:rPr>
+        <w:t>Վարկատուն</w:t>
+      </w:r>
+      <w:proofErr w:type="spellEnd"/>
+      <w:r>
+        <w:rPr>
+          <w:rFonts w:ascii="Times New Roman" w:hAnsi="Times New Roman" w:cs="Times New Roman"/>
+          <w:sz w:val="18"/>
+          <w:szCs w:val="18"/>
+          <w:lang w:val="en-GB"/>
+        </w:rPr>
+        <w:t xml:space="preserve"> </w:t>
+      </w:r>
+      <w:proofErr w:type="spellStart"/>
+      <w:r>
+        <w:rPr>
+          <w:rFonts w:ascii="Times New Roman" w:hAnsi="Times New Roman" w:cs="Times New Roman"/>
+          <w:sz w:val="18"/>
+          <w:szCs w:val="18"/>
+          <w:lang w:val="en-GB"/>
+        </w:rPr>
+        <w:t>ծանոթացրել</w:t>
+      </w:r>
+      <w:proofErr w:type="spellEnd"/>
+      <w:r>
+        <w:rPr>
+          <w:rFonts w:ascii="Times New Roman" w:hAnsi="Times New Roman" w:cs="Times New Roman"/>
+          <w:sz w:val="18"/>
+          <w:szCs w:val="18"/>
+          <w:lang w:val="en-GB"/>
+        </w:rPr>
+        <w:t xml:space="preserve"> է </w:t>
+      </w:r>
+      <w:proofErr w:type="spellStart"/>
+      <w:r>
+        <w:rPr>
+          <w:rFonts w:ascii="Times New Roman" w:hAnsi="Times New Roman" w:cs="Times New Roman"/>
+          <w:sz w:val="18"/>
+          <w:szCs w:val="18"/>
+          <w:lang w:val="en-GB"/>
+        </w:rPr>
+        <w:t>Պայմանագրի</w:t>
+      </w:r>
+      <w:proofErr w:type="spellEnd"/>
+      <w:r>
+        <w:rPr>
+          <w:rFonts w:ascii="Times New Roman" w:hAnsi="Times New Roman" w:cs="Times New Roman"/>
+          <w:sz w:val="18"/>
+          <w:szCs w:val="18"/>
+          <w:lang w:val="en-GB"/>
+        </w:rPr>
+        <w:t xml:space="preserve"> </w:t>
+      </w:r>
+      <w:proofErr w:type="spellStart"/>
+      <w:r>
+        <w:rPr>
+          <w:rFonts w:ascii="Times New Roman" w:hAnsi="Times New Roman" w:cs="Times New Roman"/>
+          <w:sz w:val="18"/>
+          <w:szCs w:val="18"/>
+          <w:lang w:val="en-GB"/>
+        </w:rPr>
+        <w:t>դրույթներին</w:t>
+      </w:r>
+      <w:proofErr w:type="spellEnd"/>
+      <w:r>
+        <w:rPr>
+          <w:rFonts w:ascii="Times New Roman" w:hAnsi="Times New Roman" w:cs="Times New Roman"/>
+          <w:sz w:val="18"/>
+          <w:szCs w:val="18"/>
+          <w:lang w:val="en-GB"/>
+        </w:rPr>
+        <w:t xml:space="preserve">, </w:t>
+      </w:r>
+      <w:proofErr w:type="spellStart"/>
+      <w:r>
+        <w:rPr>
+          <w:rFonts w:ascii="Times New Roman" w:hAnsi="Times New Roman" w:cs="Times New Roman"/>
+          <w:sz w:val="18"/>
+          <w:szCs w:val="18"/>
+          <w:lang w:val="en-GB"/>
+        </w:rPr>
+        <w:t>նաև</w:t>
+      </w:r>
+      <w:proofErr w:type="spellEnd"/>
+      <w:r>
+        <w:rPr>
+          <w:rFonts w:ascii="Times New Roman" w:hAnsi="Times New Roman" w:cs="Times New Roman"/>
+          <w:sz w:val="18"/>
+          <w:szCs w:val="18"/>
+          <w:lang w:val="en-GB"/>
+        </w:rPr>
+        <w:t xml:space="preserve"> </w:t>
+      </w:r>
+      <w:proofErr w:type="spellStart"/>
+      <w:r>
+        <w:rPr>
+          <w:rFonts w:ascii="Times New Roman" w:hAnsi="Times New Roman" w:cs="Times New Roman"/>
+          <w:sz w:val="18"/>
+          <w:szCs w:val="18"/>
+          <w:lang w:val="en-GB"/>
+        </w:rPr>
+        <w:t>բանավոր</w:t>
+      </w:r>
+      <w:proofErr w:type="spellEnd"/>
+      <w:r>
+        <w:rPr>
+          <w:rFonts w:ascii="Times New Roman" w:hAnsi="Times New Roman" w:cs="Times New Roman"/>
+          <w:sz w:val="18"/>
+          <w:szCs w:val="18"/>
+          <w:lang w:val="en-GB"/>
+        </w:rPr>
+        <w:t xml:space="preserve"> </w:t>
+      </w:r>
+      <w:proofErr w:type="spellStart"/>
+      <w:r>
+        <w:rPr>
+          <w:rFonts w:ascii="Times New Roman" w:hAnsi="Times New Roman" w:cs="Times New Roman"/>
+          <w:sz w:val="18"/>
+          <w:szCs w:val="18"/>
+          <w:lang w:val="en-GB"/>
+        </w:rPr>
+        <w:t>տեղեկացրել</w:t>
+      </w:r>
+      <w:proofErr w:type="spellEnd"/>
+      <w:r>
+        <w:rPr>
+          <w:rFonts w:ascii="Times New Roman" w:hAnsi="Times New Roman" w:cs="Times New Roman"/>
+          <w:sz w:val="18"/>
+          <w:szCs w:val="18"/>
+          <w:lang w:val="en-GB"/>
+        </w:rPr>
+        <w:t xml:space="preserve"> է և </w:t>
+      </w:r>
+      <w:proofErr w:type="spellStart"/>
+      <w:r>
+        <w:rPr>
+          <w:rFonts w:ascii="Times New Roman" w:hAnsi="Times New Roman" w:cs="Times New Roman"/>
+          <w:sz w:val="18"/>
+          <w:szCs w:val="18"/>
+          <w:lang w:val="en-GB"/>
+        </w:rPr>
+        <w:t>բացատրել</w:t>
+      </w:r>
+      <w:proofErr w:type="spellEnd"/>
+      <w:r>
+        <w:rPr>
+          <w:rFonts w:ascii="Times New Roman" w:hAnsi="Times New Roman" w:cs="Times New Roman"/>
+          <w:sz w:val="18"/>
+          <w:szCs w:val="18"/>
+          <w:lang w:val="en-GB"/>
+        </w:rPr>
+        <w:t xml:space="preserve"> է </w:t>
       </w:r>
     </w:p>
     <w:p>
@@ -8895,14 +15646,45 @@
         </w:rPr>
         <w:t xml:space="preserve">ՀՀ օրենսդրությամբ նախքան պայմանագրի կնքումը պարտադիր </w:t>
       </w:r>
-      <w:r>
-        <w:rPr>
-          <w:rFonts w:ascii="Times New Roman" w:hAnsi="Times New Roman" w:cs="Times New Roman"/>
-          <w:sz w:val="18"/>
-          <w:szCs w:val="18"/>
-          <w:lang w:val="en-GB"/>
-        </w:rPr>
-        <w:t>ներկայացվող տեղեկատվությունը,</w:t>
+      <w:proofErr w:type="spellStart"/>
+      <w:r>
+        <w:rPr>
+          <w:rFonts w:ascii="Times New Roman" w:hAnsi="Times New Roman" w:cs="Times New Roman"/>
+          <w:sz w:val="18"/>
+          <w:szCs w:val="18"/>
+          <w:lang w:val="en-GB"/>
+        </w:rPr>
+        <w:t>ներկայացվող</w:t>
+      </w:r>
+      <w:proofErr w:type="spellEnd"/>
+      <w:r>
+        <w:rPr>
+          <w:rFonts w:ascii="Times New Roman" w:hAnsi="Times New Roman" w:cs="Times New Roman"/>
+          <w:sz w:val="18"/>
+          <w:szCs w:val="18"/>
+          <w:lang w:val="en-GB"/>
+        </w:rPr>
+        <w:t xml:space="preserve"> </w:t>
+      </w:r>
+      <w:proofErr w:type="spellStart"/>
+      <w:r>
+        <w:rPr>
+          <w:rFonts w:ascii="Times New Roman" w:hAnsi="Times New Roman" w:cs="Times New Roman"/>
+          <w:sz w:val="18"/>
+          <w:szCs w:val="18"/>
+          <w:lang w:val="en-GB"/>
+        </w:rPr>
+        <w:t>տեղեկատվությունը</w:t>
+      </w:r>
+      <w:proofErr w:type="spellEnd"/>
+      <w:r>
+        <w:rPr>
+          <w:rFonts w:ascii="Times New Roman" w:hAnsi="Times New Roman" w:cs="Times New Roman"/>
+          <w:sz w:val="18"/>
+          <w:szCs w:val="18"/>
+          <w:lang w:val="en-GB"/>
+        </w:rPr>
+        <w:t>,</w:t>
       </w:r>
     </w:p>
     <w:p>
@@ -8924,14 +15706,425 @@
           <w:lang w:val="hy-AM"/>
         </w:rPr>
       </w:pPr>
-      <w:r>
-        <w:rPr>
-          <w:rFonts w:ascii="Times New Roman" w:hAnsi="Times New Roman" w:cs="Times New Roman"/>
-          <w:sz w:val="18"/>
-          <w:szCs w:val="18"/>
-          <w:lang w:val="en-GB"/>
-        </w:rPr>
-        <w:t>Վարկառուի՝ Պայմանագրի կնքումից հետո առաջացող պահանջները, դիմումները, բողոքները Վարկատուին ներկայացնելու կարգը, ինչպես նաև Վարկատուի կողմից պահանջնրտի, դիմումների, բողոքների քննարկման կարգը և ժամկետները,</w:t>
+      <w:proofErr w:type="spellStart"/>
+      <w:r>
+        <w:rPr>
+          <w:rFonts w:ascii="Times New Roman" w:hAnsi="Times New Roman" w:cs="Times New Roman"/>
+          <w:sz w:val="18"/>
+          <w:szCs w:val="18"/>
+          <w:lang w:val="en-GB"/>
+        </w:rPr>
+        <w:t>Վարկառուի</w:t>
+      </w:r>
+      <w:proofErr w:type="spellEnd"/>
+      <w:r>
+        <w:rPr>
+          <w:rFonts w:ascii="Times New Roman" w:hAnsi="Times New Roman" w:cs="Times New Roman"/>
+          <w:sz w:val="18"/>
+          <w:szCs w:val="18"/>
+          <w:lang w:val="en-GB"/>
+        </w:rPr>
+        <w:t xml:space="preserve">՝ </w:t>
+      </w:r>
+      <w:proofErr w:type="spellStart"/>
+      <w:r>
+        <w:rPr>
+          <w:rFonts w:ascii="Times New Roman" w:hAnsi="Times New Roman" w:cs="Times New Roman"/>
+          <w:sz w:val="18"/>
+          <w:szCs w:val="18"/>
+          <w:lang w:val="en-GB"/>
+        </w:rPr>
+        <w:t>Պայմանագրի</w:t>
+      </w:r>
+      <w:proofErr w:type="spellEnd"/>
+      <w:r>
+        <w:rPr>
+          <w:rFonts w:ascii="Times New Roman" w:hAnsi="Times New Roman" w:cs="Times New Roman"/>
+          <w:sz w:val="18"/>
+          <w:szCs w:val="18"/>
+          <w:lang w:val="en-GB"/>
+        </w:rPr>
+        <w:t xml:space="preserve"> </w:t>
+      </w:r>
+      <w:proofErr w:type="spellStart"/>
+      <w:r>
+        <w:rPr>
+          <w:rFonts w:ascii="Times New Roman" w:hAnsi="Times New Roman" w:cs="Times New Roman"/>
+          <w:sz w:val="18"/>
+          <w:szCs w:val="18"/>
+          <w:lang w:val="en-GB"/>
+        </w:rPr>
+        <w:t>կնքումից</w:t>
+      </w:r>
+      <w:proofErr w:type="spellEnd"/>
+      <w:r>
+        <w:rPr>
+          <w:rFonts w:ascii="Times New Roman" w:hAnsi="Times New Roman" w:cs="Times New Roman"/>
+          <w:sz w:val="18"/>
+          <w:szCs w:val="18"/>
+          <w:lang w:val="en-GB"/>
+        </w:rPr>
+        <w:t xml:space="preserve"> </w:t>
+      </w:r>
+      <w:proofErr w:type="spellStart"/>
+      <w:r>
+        <w:rPr>
+          <w:rFonts w:ascii="Times New Roman" w:hAnsi="Times New Roman" w:cs="Times New Roman"/>
+          <w:sz w:val="18"/>
+          <w:szCs w:val="18"/>
+          <w:lang w:val="en-GB"/>
+        </w:rPr>
+        <w:t>հետո</w:t>
+      </w:r>
+      <w:proofErr w:type="spellEnd"/>
+      <w:r>
+        <w:rPr>
+          <w:rFonts w:ascii="Times New Roman" w:hAnsi="Times New Roman" w:cs="Times New Roman"/>
+          <w:sz w:val="18"/>
+          <w:szCs w:val="18"/>
+          <w:lang w:val="en-GB"/>
+        </w:rPr>
+        <w:t xml:space="preserve"> </w:t>
+      </w:r>
+      <w:proofErr w:type="spellStart"/>
+      <w:r>
+        <w:rPr>
+          <w:rFonts w:ascii="Times New Roman" w:hAnsi="Times New Roman" w:cs="Times New Roman"/>
+          <w:sz w:val="18"/>
+          <w:szCs w:val="18"/>
+          <w:lang w:val="en-GB"/>
+        </w:rPr>
+        <w:t>առաջացող</w:t>
+      </w:r>
+      <w:proofErr w:type="spellEnd"/>
+      <w:r>
+        <w:rPr>
+          <w:rFonts w:ascii="Times New Roman" w:hAnsi="Times New Roman" w:cs="Times New Roman"/>
+          <w:sz w:val="18"/>
+          <w:szCs w:val="18"/>
+          <w:lang w:val="en-GB"/>
+        </w:rPr>
+        <w:t xml:space="preserve"> </w:t>
+      </w:r>
+      <w:proofErr w:type="spellStart"/>
+      <w:r>
+        <w:rPr>
+          <w:rFonts w:ascii="Times New Roman" w:hAnsi="Times New Roman" w:cs="Times New Roman"/>
+          <w:sz w:val="18"/>
+          <w:szCs w:val="18"/>
+          <w:lang w:val="en-GB"/>
+        </w:rPr>
+        <w:t>պահանջները</w:t>
+      </w:r>
+      <w:proofErr w:type="spellEnd"/>
+      <w:r>
+        <w:rPr>
+          <w:rFonts w:ascii="Times New Roman" w:hAnsi="Times New Roman" w:cs="Times New Roman"/>
+          <w:sz w:val="18"/>
+          <w:szCs w:val="18"/>
+          <w:lang w:val="en-GB"/>
+        </w:rPr>
+        <w:t xml:space="preserve">, </w:t>
+      </w:r>
+      <w:proofErr w:type="spellStart"/>
+      <w:r>
+        <w:rPr>
+          <w:rFonts w:ascii="Times New Roman" w:hAnsi="Times New Roman" w:cs="Times New Roman"/>
+          <w:sz w:val="18"/>
+          <w:szCs w:val="18"/>
+          <w:lang w:val="en-GB"/>
+        </w:rPr>
+        <w:t>դիմումները</w:t>
+      </w:r>
+      <w:proofErr w:type="spellEnd"/>
+      <w:r>
+        <w:rPr>
+          <w:rFonts w:ascii="Times New Roman" w:hAnsi="Times New Roman" w:cs="Times New Roman"/>
+          <w:sz w:val="18"/>
+          <w:szCs w:val="18"/>
+          <w:lang w:val="en-GB"/>
+        </w:rPr>
+        <w:t xml:space="preserve">, </w:t>
+      </w:r>
+      <w:proofErr w:type="spellStart"/>
+      <w:r>
+        <w:rPr>
+          <w:rFonts w:ascii="Times New Roman" w:hAnsi="Times New Roman" w:cs="Times New Roman"/>
+          <w:sz w:val="18"/>
+          <w:szCs w:val="18"/>
+          <w:lang w:val="en-GB"/>
+        </w:rPr>
+        <w:t>բողոքները</w:t>
+      </w:r>
+      <w:proofErr w:type="spellEnd"/>
+      <w:r>
+        <w:rPr>
+          <w:rFonts w:ascii="Times New Roman" w:hAnsi="Times New Roman" w:cs="Times New Roman"/>
+          <w:sz w:val="18"/>
+          <w:szCs w:val="18"/>
+          <w:lang w:val="en-GB"/>
+        </w:rPr>
+        <w:t xml:space="preserve"> </w:t>
+      </w:r>
+      <w:proofErr w:type="spellStart"/>
+      <w:r>
+        <w:rPr>
+          <w:rFonts w:ascii="Times New Roman" w:hAnsi="Times New Roman" w:cs="Times New Roman"/>
+          <w:sz w:val="18"/>
+          <w:szCs w:val="18"/>
+          <w:lang w:val="en-GB"/>
+        </w:rPr>
+        <w:t>Վարկատուին</w:t>
+      </w:r>
+      <w:proofErr w:type="spellEnd"/>
+      <w:r>
+        <w:rPr>
+          <w:rFonts w:ascii="Times New Roman" w:hAnsi="Times New Roman" w:cs="Times New Roman"/>
+          <w:sz w:val="18"/>
+          <w:szCs w:val="18"/>
+          <w:lang w:val="en-GB"/>
+        </w:rPr>
+        <w:t xml:space="preserve"> </w:t>
+      </w:r>
+      <w:proofErr w:type="spellStart"/>
+      <w:r>
+        <w:rPr>
+          <w:rFonts w:ascii="Times New Roman" w:hAnsi="Times New Roman" w:cs="Times New Roman"/>
+          <w:sz w:val="18"/>
+          <w:szCs w:val="18"/>
+          <w:lang w:val="en-GB"/>
+        </w:rPr>
+        <w:t>ներկայացնելու</w:t>
+      </w:r>
+      <w:proofErr w:type="spellEnd"/>
+      <w:r>
+        <w:rPr>
+          <w:rFonts w:ascii="Times New Roman" w:hAnsi="Times New Roman" w:cs="Times New Roman"/>
+          <w:sz w:val="18"/>
+          <w:szCs w:val="18"/>
+          <w:lang w:val="en-GB"/>
+        </w:rPr>
+        <w:t xml:space="preserve"> </w:t>
+      </w:r>
+      <w:proofErr w:type="spellStart"/>
+      <w:r>
+        <w:rPr>
+          <w:rFonts w:ascii="Times New Roman" w:hAnsi="Times New Roman" w:cs="Times New Roman"/>
+          <w:sz w:val="18"/>
+          <w:szCs w:val="18"/>
+          <w:lang w:val="en-GB"/>
+        </w:rPr>
+        <w:t>կարգը</w:t>
+      </w:r>
+      <w:proofErr w:type="spellEnd"/>
+      <w:r>
+        <w:rPr>
+          <w:rFonts w:ascii="Times New Roman" w:hAnsi="Times New Roman" w:cs="Times New Roman"/>
+          <w:sz w:val="18"/>
+          <w:szCs w:val="18"/>
+          <w:lang w:val="en-GB"/>
+        </w:rPr>
+        <w:t xml:space="preserve">, </w:t>
+      </w:r>
+      <w:proofErr w:type="spellStart"/>
+      <w:r>
+        <w:rPr>
+          <w:rFonts w:ascii="Times New Roman" w:hAnsi="Times New Roman" w:cs="Times New Roman"/>
+          <w:sz w:val="18"/>
+          <w:szCs w:val="18"/>
+          <w:lang w:val="en-GB"/>
+        </w:rPr>
+        <w:t>ինչպես</w:t>
+      </w:r>
+      <w:proofErr w:type="spellEnd"/>
+      <w:r>
+        <w:rPr>
+          <w:rFonts w:ascii="Times New Roman" w:hAnsi="Times New Roman" w:cs="Times New Roman"/>
+          <w:sz w:val="18"/>
+          <w:szCs w:val="18"/>
+          <w:lang w:val="en-GB"/>
+        </w:rPr>
+        <w:t xml:space="preserve"> </w:t>
+      </w:r>
+      <w:proofErr w:type="spellStart"/>
+      <w:r>
+        <w:rPr>
+          <w:rFonts w:ascii="Times New Roman" w:hAnsi="Times New Roman" w:cs="Times New Roman"/>
+          <w:sz w:val="18"/>
+          <w:szCs w:val="18"/>
+          <w:lang w:val="en-GB"/>
+        </w:rPr>
+        <w:t>նաև</w:t>
+      </w:r>
+      <w:proofErr w:type="spellEnd"/>
+      <w:r>
+        <w:rPr>
+          <w:rFonts w:ascii="Times New Roman" w:hAnsi="Times New Roman" w:cs="Times New Roman"/>
+          <w:sz w:val="18"/>
+          <w:szCs w:val="18"/>
+          <w:lang w:val="en-GB"/>
+        </w:rPr>
+        <w:t xml:space="preserve"> </w:t>
+      </w:r>
+      <w:proofErr w:type="spellStart"/>
+      <w:r>
+        <w:rPr>
+          <w:rFonts w:ascii="Times New Roman" w:hAnsi="Times New Roman" w:cs="Times New Roman"/>
+          <w:sz w:val="18"/>
+          <w:szCs w:val="18"/>
+          <w:lang w:val="en-GB"/>
+        </w:rPr>
+        <w:t>Վարկատուի</w:t>
+      </w:r>
+      <w:proofErr w:type="spellEnd"/>
+      <w:r>
+        <w:rPr>
+          <w:rFonts w:ascii="Times New Roman" w:hAnsi="Times New Roman" w:cs="Times New Roman"/>
+          <w:sz w:val="18"/>
+          <w:szCs w:val="18"/>
+          <w:lang w:val="en-GB"/>
+        </w:rPr>
+        <w:t xml:space="preserve"> </w:t>
+      </w:r>
+      <w:proofErr w:type="spellStart"/>
+      <w:r>
+        <w:rPr>
+          <w:rFonts w:ascii="Times New Roman" w:hAnsi="Times New Roman" w:cs="Times New Roman"/>
+          <w:sz w:val="18"/>
+          <w:szCs w:val="18"/>
+          <w:lang w:val="en-GB"/>
+        </w:rPr>
+        <w:t>կողմից</w:t>
+      </w:r>
+      <w:proofErr w:type="spellEnd"/>
+      <w:r>
+        <w:rPr>
+          <w:rFonts w:ascii="Times New Roman" w:hAnsi="Times New Roman" w:cs="Times New Roman"/>
+          <w:sz w:val="18"/>
+          <w:szCs w:val="18"/>
+          <w:lang w:val="en-GB"/>
+        </w:rPr>
+        <w:t xml:space="preserve"> </w:t>
+      </w:r>
+      <w:proofErr w:type="spellStart"/>
+      <w:r>
+        <w:rPr>
+          <w:rFonts w:ascii="Times New Roman" w:hAnsi="Times New Roman" w:cs="Times New Roman"/>
+          <w:sz w:val="18"/>
+          <w:szCs w:val="18"/>
+          <w:lang w:val="en-GB"/>
+        </w:rPr>
+        <w:t>պահանջնրտի</w:t>
+      </w:r>
+      <w:proofErr w:type="spellEnd"/>
+      <w:r>
+        <w:rPr>
+          <w:rFonts w:ascii="Times New Roman" w:hAnsi="Times New Roman" w:cs="Times New Roman"/>
+          <w:sz w:val="18"/>
+          <w:szCs w:val="18"/>
+          <w:lang w:val="en-GB"/>
+        </w:rPr>
+        <w:t xml:space="preserve">, </w:t>
+      </w:r>
+      <w:proofErr w:type="spellStart"/>
+      <w:r>
+        <w:rPr>
+          <w:rFonts w:ascii="Times New Roman" w:hAnsi="Times New Roman" w:cs="Times New Roman"/>
+          <w:sz w:val="18"/>
+          <w:szCs w:val="18"/>
+          <w:lang w:val="en-GB"/>
+        </w:rPr>
+        <w:t>դիմումների</w:t>
+      </w:r>
+      <w:proofErr w:type="spellEnd"/>
+      <w:r>
+        <w:rPr>
+          <w:rFonts w:ascii="Times New Roman" w:hAnsi="Times New Roman" w:cs="Times New Roman"/>
+          <w:sz w:val="18"/>
+          <w:szCs w:val="18"/>
+          <w:lang w:val="en-GB"/>
+        </w:rPr>
+        <w:t xml:space="preserve">, </w:t>
+      </w:r>
+      <w:proofErr w:type="spellStart"/>
+      <w:r>
+        <w:rPr>
+          <w:rFonts w:ascii="Times New Roman" w:hAnsi="Times New Roman" w:cs="Times New Roman"/>
+          <w:sz w:val="18"/>
+          <w:szCs w:val="18"/>
+          <w:lang w:val="en-GB"/>
+        </w:rPr>
+        <w:t>բողոքների</w:t>
+      </w:r>
+      <w:proofErr w:type="spellEnd"/>
+      <w:r>
+        <w:rPr>
+          <w:rFonts w:ascii="Times New Roman" w:hAnsi="Times New Roman" w:cs="Times New Roman"/>
+          <w:sz w:val="18"/>
+          <w:szCs w:val="18"/>
+          <w:lang w:val="en-GB"/>
+        </w:rPr>
+        <w:t xml:space="preserve"> </w:t>
+      </w:r>
+      <w:proofErr w:type="spellStart"/>
+      <w:r>
+        <w:rPr>
+          <w:rFonts w:ascii="Times New Roman" w:hAnsi="Times New Roman" w:cs="Times New Roman"/>
+          <w:sz w:val="18"/>
+          <w:szCs w:val="18"/>
+          <w:lang w:val="en-GB"/>
+        </w:rPr>
+        <w:t>քննարկման</w:t>
+      </w:r>
+      <w:proofErr w:type="spellEnd"/>
+      <w:r>
+        <w:rPr>
+          <w:rFonts w:ascii="Times New Roman" w:hAnsi="Times New Roman" w:cs="Times New Roman"/>
+          <w:sz w:val="18"/>
+          <w:szCs w:val="18"/>
+          <w:lang w:val="en-GB"/>
+        </w:rPr>
+        <w:t xml:space="preserve"> </w:t>
+      </w:r>
+      <w:proofErr w:type="spellStart"/>
+      <w:r>
+        <w:rPr>
+          <w:rFonts w:ascii="Times New Roman" w:hAnsi="Times New Roman" w:cs="Times New Roman"/>
+          <w:sz w:val="18"/>
+          <w:szCs w:val="18"/>
+          <w:lang w:val="en-GB"/>
+        </w:rPr>
+        <w:t>կարգը</w:t>
+      </w:r>
+      <w:proofErr w:type="spellEnd"/>
+      <w:r>
+        <w:rPr>
+          <w:rFonts w:ascii="Times New Roman" w:hAnsi="Times New Roman" w:cs="Times New Roman"/>
+          <w:sz w:val="18"/>
+          <w:szCs w:val="18"/>
+          <w:lang w:val="en-GB"/>
+        </w:rPr>
+        <w:t xml:space="preserve"> և </w:t>
+      </w:r>
+      <w:proofErr w:type="spellStart"/>
+      <w:r>
+        <w:rPr>
+          <w:rFonts w:ascii="Times New Roman" w:hAnsi="Times New Roman" w:cs="Times New Roman"/>
+          <w:sz w:val="18"/>
+          <w:szCs w:val="18"/>
+          <w:lang w:val="en-GB"/>
+        </w:rPr>
+        <w:t>ժամկետները</w:t>
+      </w:r>
+      <w:proofErr w:type="spellEnd"/>
+      <w:r>
+        <w:rPr>
+          <w:rFonts w:ascii="Times New Roman" w:hAnsi="Times New Roman" w:cs="Times New Roman"/>
+          <w:sz w:val="18"/>
+          <w:szCs w:val="18"/>
+          <w:lang w:val="en-GB"/>
+        </w:rPr>
+        <w:t>,</w:t>
       </w:r>
     </w:p>
     <w:p>
@@ -8953,14 +16146,465 @@
           <w:lang w:val="hy-AM"/>
         </w:rPr>
       </w:pPr>
-      <w:r>
-        <w:rPr>
-          <w:rFonts w:ascii="Times New Roman" w:hAnsi="Times New Roman" w:cs="Times New Roman"/>
-          <w:sz w:val="18"/>
-          <w:szCs w:val="18"/>
-          <w:lang w:val="en-GB"/>
-        </w:rPr>
-        <w:t>Վարկառուի իրավունքները դատական կարգով, ինչպես նաև արբիտրաժային դատարանի և/կամ Ֆինանսական համակարգի հաշտարարի միջոցով պաշտպանելու հնարավորության մասին՝ տրամադրելով «Ինչ անել, եթե բողոք ունեք» ձևաթուղթը,</w:t>
+      <w:proofErr w:type="spellStart"/>
+      <w:r>
+        <w:rPr>
+          <w:rFonts w:ascii="Times New Roman" w:hAnsi="Times New Roman" w:cs="Times New Roman"/>
+          <w:sz w:val="18"/>
+          <w:szCs w:val="18"/>
+          <w:lang w:val="en-GB"/>
+        </w:rPr>
+        <w:t>Վարկառուի</w:t>
+      </w:r>
+      <w:proofErr w:type="spellEnd"/>
+      <w:r>
+        <w:rPr>
+          <w:rFonts w:ascii="Times New Roman" w:hAnsi="Times New Roman" w:cs="Times New Roman"/>
+          <w:sz w:val="18"/>
+          <w:szCs w:val="18"/>
+          <w:lang w:val="en-GB"/>
+        </w:rPr>
+        <w:t xml:space="preserve"> </w:t>
+      </w:r>
+      <w:proofErr w:type="spellStart"/>
+      <w:r>
+        <w:rPr>
+          <w:rFonts w:ascii="Times New Roman" w:hAnsi="Times New Roman" w:cs="Times New Roman"/>
+          <w:sz w:val="18"/>
+          <w:szCs w:val="18"/>
+          <w:lang w:val="en-GB"/>
+        </w:rPr>
+        <w:t>իրավունքները</w:t>
+      </w:r>
+      <w:proofErr w:type="spellEnd"/>
+      <w:r>
+        <w:rPr>
+          <w:rFonts w:ascii="Times New Roman" w:hAnsi="Times New Roman" w:cs="Times New Roman"/>
+          <w:sz w:val="18"/>
+          <w:szCs w:val="18"/>
+          <w:lang w:val="en-GB"/>
+        </w:rPr>
+        <w:t xml:space="preserve"> </w:t>
+      </w:r>
+      <w:proofErr w:type="spellStart"/>
+      <w:r>
+        <w:rPr>
+          <w:rFonts w:ascii="Times New Roman" w:hAnsi="Times New Roman" w:cs="Times New Roman"/>
+          <w:sz w:val="18"/>
+          <w:szCs w:val="18"/>
+          <w:lang w:val="en-GB"/>
+        </w:rPr>
+        <w:t>դատական</w:t>
+      </w:r>
+      <w:proofErr w:type="spellEnd"/>
+      <w:r>
+        <w:rPr>
+          <w:rFonts w:ascii="Times New Roman" w:hAnsi="Times New Roman" w:cs="Times New Roman"/>
+          <w:sz w:val="18"/>
+          <w:szCs w:val="18"/>
+          <w:lang w:val="en-GB"/>
+        </w:rPr>
+        <w:t xml:space="preserve"> </w:t>
+      </w:r>
+      <w:proofErr w:type="spellStart"/>
+      <w:r>
+        <w:rPr>
+          <w:rFonts w:ascii="Times New Roman" w:hAnsi="Times New Roman" w:cs="Times New Roman"/>
+          <w:sz w:val="18"/>
+          <w:szCs w:val="18"/>
+          <w:lang w:val="en-GB"/>
+        </w:rPr>
+        <w:t>կարգով</w:t>
+      </w:r>
+      <w:proofErr w:type="spellEnd"/>
+      <w:r>
+        <w:rPr>
+          <w:rFonts w:ascii="Times New Roman" w:hAnsi="Times New Roman" w:cs="Times New Roman"/>
+          <w:sz w:val="18"/>
+          <w:szCs w:val="18"/>
+          <w:lang w:val="en-GB"/>
+        </w:rPr>
+        <w:t xml:space="preserve">, </w:t>
+      </w:r>
+      <w:proofErr w:type="spellStart"/>
+      <w:r>
+        <w:rPr>
+          <w:rFonts w:ascii="Times New Roman" w:hAnsi="Times New Roman" w:cs="Times New Roman"/>
+          <w:sz w:val="18"/>
+          <w:szCs w:val="18"/>
+          <w:lang w:val="en-GB"/>
+        </w:rPr>
+        <w:t>ինչպես</w:t>
+      </w:r>
+      <w:proofErr w:type="spellEnd"/>
+      <w:r>
+        <w:rPr>
+          <w:rFonts w:ascii="Times New Roman" w:hAnsi="Times New Roman" w:cs="Times New Roman"/>
+          <w:sz w:val="18"/>
+          <w:szCs w:val="18"/>
+          <w:lang w:val="en-GB"/>
+        </w:rPr>
+        <w:t xml:space="preserve"> </w:t>
+      </w:r>
+      <w:proofErr w:type="spellStart"/>
+      <w:r>
+        <w:rPr>
+          <w:rFonts w:ascii="Times New Roman" w:hAnsi="Times New Roman" w:cs="Times New Roman"/>
+          <w:sz w:val="18"/>
+          <w:szCs w:val="18"/>
+          <w:lang w:val="en-GB"/>
+        </w:rPr>
+        <w:t>նաև</w:t>
+      </w:r>
+      <w:proofErr w:type="spellEnd"/>
+      <w:r>
+        <w:rPr>
+          <w:rFonts w:ascii="Times New Roman" w:hAnsi="Times New Roman" w:cs="Times New Roman"/>
+          <w:sz w:val="18"/>
+          <w:szCs w:val="18"/>
+          <w:lang w:val="en-GB"/>
+        </w:rPr>
+        <w:t xml:space="preserve"> </w:t>
+      </w:r>
+      <w:proofErr w:type="spellStart"/>
+      <w:r>
+        <w:rPr>
+          <w:rFonts w:ascii="Times New Roman" w:hAnsi="Times New Roman" w:cs="Times New Roman"/>
+          <w:sz w:val="18"/>
+          <w:szCs w:val="18"/>
+          <w:lang w:val="en-GB"/>
+        </w:rPr>
+        <w:t>արբիտրաժային</w:t>
+      </w:r>
+      <w:proofErr w:type="spellEnd"/>
+      <w:r>
+        <w:rPr>
+          <w:rFonts w:ascii="Times New Roman" w:hAnsi="Times New Roman" w:cs="Times New Roman"/>
+          <w:sz w:val="18"/>
+          <w:szCs w:val="18"/>
+          <w:lang w:val="en-GB"/>
+        </w:rPr>
+        <w:t xml:space="preserve"> </w:t>
+      </w:r>
+      <w:proofErr w:type="spellStart"/>
+      <w:r>
+        <w:rPr>
+          <w:rFonts w:ascii="Times New Roman" w:hAnsi="Times New Roman" w:cs="Times New Roman"/>
+          <w:sz w:val="18"/>
+          <w:szCs w:val="18"/>
+          <w:lang w:val="en-GB"/>
+        </w:rPr>
+        <w:t>դատարանի</w:t>
+      </w:r>
+      <w:proofErr w:type="spellEnd"/>
+      <w:r>
+        <w:rPr>
+          <w:rFonts w:ascii="Times New Roman" w:hAnsi="Times New Roman" w:cs="Times New Roman"/>
+          <w:sz w:val="18"/>
+          <w:szCs w:val="18"/>
+          <w:lang w:val="en-GB"/>
+        </w:rPr>
+        <w:t xml:space="preserve"> և/</w:t>
+      </w:r>
+      <w:proofErr w:type="spellStart"/>
+      <w:r>
+        <w:rPr>
+          <w:rFonts w:ascii="Times New Roman" w:hAnsi="Times New Roman" w:cs="Times New Roman"/>
+          <w:sz w:val="18"/>
+          <w:szCs w:val="18"/>
+          <w:lang w:val="en-GB"/>
+        </w:rPr>
+        <w:t>կամ</w:t>
+      </w:r>
+      <w:proofErr w:type="spellEnd"/>
+      <w:r>
+        <w:rPr>
+          <w:rFonts w:ascii="Times New Roman" w:hAnsi="Times New Roman" w:cs="Times New Roman"/>
+          <w:sz w:val="18"/>
+          <w:szCs w:val="18"/>
+          <w:lang w:val="en-GB"/>
+        </w:rPr>
+        <w:t xml:space="preserve"> </w:t>
+      </w:r>
+      <w:proofErr w:type="spellStart"/>
+      <w:r>
+        <w:rPr>
+          <w:rFonts w:ascii="Times New Roman" w:hAnsi="Times New Roman" w:cs="Times New Roman"/>
+          <w:sz w:val="18"/>
+          <w:szCs w:val="18"/>
+          <w:lang w:val="en-GB"/>
+        </w:rPr>
+        <w:t>Ֆինանսական</w:t>
+      </w:r>
+      <w:proofErr w:type="spellEnd"/>
+      <w:r>
+        <w:rPr>
+          <w:rFonts w:ascii="Times New Roman" w:hAnsi="Times New Roman" w:cs="Times New Roman"/>
+          <w:sz w:val="18"/>
+          <w:szCs w:val="18"/>
+          <w:lang w:val="en-GB"/>
+        </w:rPr>
+        <w:t xml:space="preserve"> </w:t>
+      </w:r>
+      <w:proofErr w:type="spellStart"/>
+      <w:r>
+        <w:rPr>
+          <w:rFonts w:ascii="Times New Roman" w:hAnsi="Times New Roman" w:cs="Times New Roman"/>
+          <w:sz w:val="18"/>
+          <w:szCs w:val="18"/>
+          <w:lang w:val="en-GB"/>
+        </w:rPr>
+        <w:t>համակարգի</w:t>
+      </w:r>
+      <w:proofErr w:type="spellEnd"/>
+      <w:r>
+        <w:rPr>
+          <w:rFonts w:ascii="Times New Roman" w:hAnsi="Times New Roman" w:cs="Times New Roman"/>
+          <w:sz w:val="18"/>
+          <w:szCs w:val="18"/>
+          <w:lang w:val="en-GB"/>
+        </w:rPr>
+        <w:t xml:space="preserve"> </w:t>
+      </w:r>
+      <w:proofErr w:type="spellStart"/>
+      <w:r>
+        <w:rPr>
+          <w:rFonts w:ascii="Times New Roman" w:hAnsi="Times New Roman" w:cs="Times New Roman"/>
+          <w:sz w:val="18"/>
+          <w:szCs w:val="18"/>
+          <w:lang w:val="en-GB"/>
+        </w:rPr>
+        <w:t>հաշտարարի</w:t>
+      </w:r>
+      <w:proofErr w:type="spellEnd"/>
+      <w:r>
+        <w:rPr>
+          <w:rFonts w:ascii="Times New Roman" w:hAnsi="Times New Roman" w:cs="Times New Roman"/>
+          <w:sz w:val="18"/>
+          <w:szCs w:val="18"/>
+          <w:lang w:val="en-GB"/>
+        </w:rPr>
+        <w:t xml:space="preserve"> </w:t>
+      </w:r>
+      <w:proofErr w:type="spellStart"/>
+      <w:r>
+        <w:rPr>
+          <w:rFonts w:ascii="Times New Roman" w:hAnsi="Times New Roman" w:cs="Times New Roman"/>
+          <w:sz w:val="18"/>
+          <w:szCs w:val="18"/>
+          <w:lang w:val="en-GB"/>
+        </w:rPr>
+        <w:t>միջոցով</w:t>
+      </w:r>
+      <w:proofErr w:type="spellEnd"/>
+      <w:r>
+        <w:rPr>
+          <w:rFonts w:ascii="Times New Roman" w:hAnsi="Times New Roman" w:cs="Times New Roman"/>
+          <w:sz w:val="18"/>
+          <w:szCs w:val="18"/>
+          <w:lang w:val="en-GB"/>
+        </w:rPr>
+        <w:t xml:space="preserve"> </w:t>
+      </w:r>
+      <w:proofErr w:type="spellStart"/>
+      <w:r>
+        <w:rPr>
+          <w:rFonts w:ascii="Times New Roman" w:hAnsi="Times New Roman" w:cs="Times New Roman"/>
+          <w:sz w:val="18"/>
+          <w:szCs w:val="18"/>
+          <w:lang w:val="en-GB"/>
+        </w:rPr>
+        <w:t>պաշտպանելու</w:t>
+      </w:r>
+      <w:proofErr w:type="spellEnd"/>
+      <w:r>
+        <w:rPr>
+          <w:rFonts w:ascii="Times New Roman" w:hAnsi="Times New Roman" w:cs="Times New Roman"/>
+          <w:sz w:val="18"/>
+          <w:szCs w:val="18"/>
+          <w:lang w:val="en-GB"/>
+        </w:rPr>
+        <w:t xml:space="preserve"> </w:t>
+      </w:r>
+      <w:proofErr w:type="spellStart"/>
+      <w:r>
+        <w:rPr>
+          <w:rFonts w:ascii="Times New Roman" w:hAnsi="Times New Roman" w:cs="Times New Roman"/>
+          <w:sz w:val="18"/>
+          <w:szCs w:val="18"/>
+          <w:lang w:val="en-GB"/>
+        </w:rPr>
+        <w:t>հնարավորության</w:t>
+      </w:r>
+      <w:proofErr w:type="spellEnd"/>
+      <w:r>
+        <w:rPr>
+          <w:rFonts w:ascii="Times New Roman" w:hAnsi="Times New Roman" w:cs="Times New Roman"/>
+          <w:sz w:val="18"/>
+          <w:szCs w:val="18"/>
+          <w:lang w:val="en-GB"/>
+        </w:rPr>
+        <w:t xml:space="preserve"> </w:t>
+      </w:r>
+      <w:proofErr w:type="spellStart"/>
+      <w:r>
+        <w:rPr>
+          <w:rFonts w:ascii="Times New Roman" w:hAnsi="Times New Roman" w:cs="Times New Roman"/>
+          <w:sz w:val="18"/>
+          <w:szCs w:val="18"/>
+          <w:lang w:val="en-GB"/>
+        </w:rPr>
+        <w:t>մասին</w:t>
+      </w:r>
+      <w:proofErr w:type="spellEnd"/>
+      <w:r>
+        <w:rPr>
+          <w:rFonts w:ascii="Times New Roman" w:hAnsi="Times New Roman" w:cs="Times New Roman"/>
+          <w:sz w:val="18"/>
+          <w:szCs w:val="18"/>
+          <w:lang w:val="en-GB"/>
+        </w:rPr>
+        <w:t xml:space="preserve">՝ </w:t>
+      </w:r>
+      <w:proofErr w:type="spellStart"/>
+      <w:r>
+        <w:rPr>
+          <w:rFonts w:ascii="Times New Roman" w:hAnsi="Times New Roman" w:cs="Times New Roman"/>
+          <w:sz w:val="18"/>
+          <w:szCs w:val="18"/>
+          <w:lang w:val="en-GB"/>
+        </w:rPr>
+        <w:t>տրամադրելով</w:t>
+      </w:r>
+      <w:proofErr w:type="spellEnd"/>
+      <w:r>
+        <w:rPr>
+          <w:rFonts w:ascii="Times New Roman" w:hAnsi="Times New Roman" w:cs="Times New Roman"/>
+          <w:sz w:val="18"/>
+          <w:szCs w:val="18"/>
+          <w:lang w:val="en-GB"/>
+        </w:rPr>
+        <w:t xml:space="preserve"> «</w:t>
+      </w:r>
+      <w:proofErr w:type="spellStart"/>
+      <w:r>
+        <w:rPr>
+          <w:rFonts w:ascii="Times New Roman" w:hAnsi="Times New Roman" w:cs="Times New Roman"/>
+          <w:sz w:val="18"/>
+          <w:szCs w:val="18"/>
+          <w:lang w:val="en-GB"/>
+        </w:rPr>
+        <w:t>Ինչ</w:t>
+      </w:r>
+      <w:proofErr w:type="spellEnd"/>
+      <w:r>
+        <w:rPr>
+          <w:rFonts w:ascii="Times New Roman" w:hAnsi="Times New Roman" w:cs="Times New Roman"/>
+          <w:sz w:val="18"/>
+          <w:szCs w:val="18"/>
+          <w:lang w:val="en-GB"/>
+        </w:rPr>
+        <w:t xml:space="preserve"> </w:t>
+      </w:r>
+      <w:proofErr w:type="spellStart"/>
+      <w:r>
+        <w:rPr>
+          <w:rFonts w:ascii="Times New Roman" w:hAnsi="Times New Roman" w:cs="Times New Roman"/>
+          <w:sz w:val="18"/>
+          <w:szCs w:val="18"/>
+          <w:lang w:val="en-GB"/>
+        </w:rPr>
+        <w:t>անել</w:t>
+      </w:r>
+      <w:proofErr w:type="spellEnd"/>
+      <w:r>
+        <w:rPr>
+          <w:rFonts w:ascii="Times New Roman" w:hAnsi="Times New Roman" w:cs="Times New Roman"/>
+          <w:sz w:val="18"/>
+          <w:szCs w:val="18"/>
+          <w:lang w:val="en-GB"/>
+        </w:rPr>
+        <w:t xml:space="preserve">, </w:t>
+      </w:r>
+      <w:proofErr w:type="spellStart"/>
+      <w:r>
+        <w:rPr>
+          <w:rFonts w:ascii="Times New Roman" w:hAnsi="Times New Roman" w:cs="Times New Roman"/>
+          <w:sz w:val="18"/>
+          <w:szCs w:val="18"/>
+          <w:lang w:val="en-GB"/>
+        </w:rPr>
+        <w:t>եթե</w:t>
+      </w:r>
+      <w:proofErr w:type="spellEnd"/>
+      <w:r>
+        <w:rPr>
+          <w:rFonts w:ascii="Times New Roman" w:hAnsi="Times New Roman" w:cs="Times New Roman"/>
+          <w:sz w:val="18"/>
+          <w:szCs w:val="18"/>
+          <w:lang w:val="en-GB"/>
+        </w:rPr>
+        <w:t xml:space="preserve"> </w:t>
+      </w:r>
+      <w:proofErr w:type="spellStart"/>
+      <w:r>
+        <w:rPr>
+          <w:rFonts w:ascii="Times New Roman" w:hAnsi="Times New Roman" w:cs="Times New Roman"/>
+          <w:sz w:val="18"/>
+          <w:szCs w:val="18"/>
+          <w:lang w:val="en-GB"/>
+        </w:rPr>
+        <w:t>բողոք</w:t>
+      </w:r>
+      <w:proofErr w:type="spellEnd"/>
+      <w:r>
+        <w:rPr>
+          <w:rFonts w:ascii="Times New Roman" w:hAnsi="Times New Roman" w:cs="Times New Roman"/>
+          <w:sz w:val="18"/>
+          <w:szCs w:val="18"/>
+          <w:lang w:val="en-GB"/>
+        </w:rPr>
+        <w:t xml:space="preserve"> </w:t>
+      </w:r>
+      <w:proofErr w:type="spellStart"/>
+      <w:r>
+        <w:rPr>
+          <w:rFonts w:ascii="Times New Roman" w:hAnsi="Times New Roman" w:cs="Times New Roman"/>
+          <w:sz w:val="18"/>
+          <w:szCs w:val="18"/>
+          <w:lang w:val="en-GB"/>
+        </w:rPr>
+        <w:t>ունեք</w:t>
+      </w:r>
+      <w:proofErr w:type="spellEnd"/>
+      <w:r>
+        <w:rPr>
+          <w:rFonts w:ascii="Times New Roman" w:hAnsi="Times New Roman" w:cs="Times New Roman"/>
+          <w:sz w:val="18"/>
+          <w:szCs w:val="18"/>
+          <w:lang w:val="en-GB"/>
+        </w:rPr>
+        <w:t xml:space="preserve">» </w:t>
+      </w:r>
+      <w:proofErr w:type="spellStart"/>
+      <w:r>
+        <w:rPr>
+          <w:rFonts w:ascii="Times New Roman" w:hAnsi="Times New Roman" w:cs="Times New Roman"/>
+          <w:sz w:val="18"/>
+          <w:szCs w:val="18"/>
+          <w:lang w:val="en-GB"/>
+        </w:rPr>
+        <w:t>ձևաթուղթը</w:t>
+      </w:r>
+      <w:proofErr w:type="spellEnd"/>
+      <w:r>
+        <w:rPr>
+          <w:rFonts w:ascii="Times New Roman" w:hAnsi="Times New Roman" w:cs="Times New Roman"/>
+          <w:sz w:val="18"/>
+          <w:szCs w:val="18"/>
+          <w:lang w:val="en-GB"/>
+        </w:rPr>
+        <w:t>,</w:t>
       </w:r>
     </w:p>
     <w:p>
@@ -8982,14 +16626,185 @@
           <w:lang w:val="hy-AM"/>
         </w:rPr>
       </w:pPr>
-      <w:r>
-        <w:rPr>
-          <w:rFonts w:ascii="Times New Roman" w:hAnsi="Times New Roman" w:cs="Times New Roman"/>
-          <w:sz w:val="18"/>
-          <w:szCs w:val="18"/>
-          <w:lang w:val="en-GB"/>
-        </w:rPr>
-        <w:t>Պայմանագրով սահմանված պարտավորությունները ժամկետից շուտ կատարելու Վարկառուի իրավունքի մասին,</w:t>
+      <w:proofErr w:type="spellStart"/>
+      <w:r>
+        <w:rPr>
+          <w:rFonts w:ascii="Times New Roman" w:hAnsi="Times New Roman" w:cs="Times New Roman"/>
+          <w:sz w:val="18"/>
+          <w:szCs w:val="18"/>
+          <w:lang w:val="en-GB"/>
+        </w:rPr>
+        <w:t>Պայմանագրով</w:t>
+      </w:r>
+      <w:proofErr w:type="spellEnd"/>
+      <w:r>
+        <w:rPr>
+          <w:rFonts w:ascii="Times New Roman" w:hAnsi="Times New Roman" w:cs="Times New Roman"/>
+          <w:sz w:val="18"/>
+          <w:szCs w:val="18"/>
+          <w:lang w:val="en-GB"/>
+        </w:rPr>
+        <w:t xml:space="preserve"> </w:t>
+      </w:r>
+      <w:proofErr w:type="spellStart"/>
+      <w:r>
+        <w:rPr>
+          <w:rFonts w:ascii="Times New Roman" w:hAnsi="Times New Roman" w:cs="Times New Roman"/>
+          <w:sz w:val="18"/>
+          <w:szCs w:val="18"/>
+          <w:lang w:val="en-GB"/>
+        </w:rPr>
+        <w:t>սահմանված</w:t>
+      </w:r>
+      <w:proofErr w:type="spellEnd"/>
+      <w:r>
+        <w:rPr>
+          <w:rFonts w:ascii="Times New Roman" w:hAnsi="Times New Roman" w:cs="Times New Roman"/>
+          <w:sz w:val="18"/>
+          <w:szCs w:val="18"/>
+          <w:lang w:val="en-GB"/>
+        </w:rPr>
+        <w:t xml:space="preserve"> </w:t>
+      </w:r>
+      <w:proofErr w:type="spellStart"/>
+      <w:r>
+        <w:rPr>
+          <w:rFonts w:ascii="Times New Roman" w:hAnsi="Times New Roman" w:cs="Times New Roman"/>
+          <w:sz w:val="18"/>
+          <w:szCs w:val="18"/>
+          <w:lang w:val="en-GB"/>
+        </w:rPr>
+        <w:t>պարտավորությունները</w:t>
+      </w:r>
+      <w:proofErr w:type="spellEnd"/>
+      <w:r>
+        <w:rPr>
+          <w:rFonts w:ascii="Times New Roman" w:hAnsi="Times New Roman" w:cs="Times New Roman"/>
+          <w:sz w:val="18"/>
+          <w:szCs w:val="18"/>
+          <w:lang w:val="en-GB"/>
+        </w:rPr>
+        <w:t xml:space="preserve"> </w:t>
+      </w:r>
+      <w:proofErr w:type="spellStart"/>
+      <w:r>
+        <w:rPr>
+          <w:rFonts w:ascii="Times New Roman" w:hAnsi="Times New Roman" w:cs="Times New Roman"/>
+          <w:sz w:val="18"/>
+          <w:szCs w:val="18"/>
+          <w:lang w:val="en-GB"/>
+        </w:rPr>
+        <w:t>ժամկետից</w:t>
+      </w:r>
+      <w:proofErr w:type="spellEnd"/>
+      <w:r>
+        <w:rPr>
+          <w:rFonts w:ascii="Times New Roman" w:hAnsi="Times New Roman" w:cs="Times New Roman"/>
+          <w:sz w:val="18"/>
+          <w:szCs w:val="18"/>
+          <w:lang w:val="en-GB"/>
+        </w:rPr>
+        <w:t xml:space="preserve"> </w:t>
+      </w:r>
+      <w:proofErr w:type="spellStart"/>
+      <w:r>
+        <w:rPr>
+          <w:rFonts w:ascii="Times New Roman" w:hAnsi="Times New Roman" w:cs="Times New Roman"/>
+          <w:sz w:val="18"/>
+          <w:szCs w:val="18"/>
+          <w:lang w:val="en-GB"/>
+        </w:rPr>
+        <w:t>շուտ</w:t>
+      </w:r>
+      <w:proofErr w:type="spellEnd"/>
+      <w:r>
+        <w:rPr>
+          <w:rFonts w:ascii="Times New Roman" w:hAnsi="Times New Roman" w:cs="Times New Roman"/>
+          <w:sz w:val="18"/>
+          <w:szCs w:val="18"/>
+          <w:lang w:val="en-GB"/>
+        </w:rPr>
+        <w:t xml:space="preserve"> </w:t>
+      </w:r>
+      <w:proofErr w:type="spellStart"/>
+      <w:r>
+        <w:rPr>
+          <w:rFonts w:ascii="Times New Roman" w:hAnsi="Times New Roman" w:cs="Times New Roman"/>
+          <w:sz w:val="18"/>
+          <w:szCs w:val="18"/>
+          <w:lang w:val="en-GB"/>
+        </w:rPr>
+        <w:t>կատարելու</w:t>
+      </w:r>
+      <w:proofErr w:type="spellEnd"/>
+      <w:r>
+        <w:rPr>
+          <w:rFonts w:ascii="Times New Roman" w:hAnsi="Times New Roman" w:cs="Times New Roman"/>
+          <w:sz w:val="18"/>
+          <w:szCs w:val="18"/>
+          <w:lang w:val="en-GB"/>
+        </w:rPr>
+        <w:t xml:space="preserve"> </w:t>
+      </w:r>
+      <w:proofErr w:type="spellStart"/>
+      <w:r>
+        <w:rPr>
+          <w:rFonts w:ascii="Times New Roman" w:hAnsi="Times New Roman" w:cs="Times New Roman"/>
+          <w:sz w:val="18"/>
+          <w:szCs w:val="18"/>
+          <w:lang w:val="en-GB"/>
+        </w:rPr>
+        <w:t>Վարկառուի</w:t>
+      </w:r>
+      <w:proofErr w:type="spellEnd"/>
+      <w:r>
+        <w:rPr>
+          <w:rFonts w:ascii="Times New Roman" w:hAnsi="Times New Roman" w:cs="Times New Roman"/>
+          <w:sz w:val="18"/>
+          <w:szCs w:val="18"/>
+          <w:lang w:val="en-GB"/>
+        </w:rPr>
+        <w:t xml:space="preserve"> </w:t>
+      </w:r>
+      <w:proofErr w:type="spellStart"/>
+      <w:r>
+        <w:rPr>
+          <w:rFonts w:ascii="Times New Roman" w:hAnsi="Times New Roman" w:cs="Times New Roman"/>
+          <w:sz w:val="18"/>
+          <w:szCs w:val="18"/>
+          <w:lang w:val="en-GB"/>
+        </w:rPr>
+        <w:t>իրավունքի</w:t>
+      </w:r>
+      <w:proofErr w:type="spellEnd"/>
+      <w:r>
+        <w:rPr>
+          <w:rFonts w:ascii="Times New Roman" w:hAnsi="Times New Roman" w:cs="Times New Roman"/>
+          <w:sz w:val="18"/>
+          <w:szCs w:val="18"/>
+          <w:lang w:val="en-GB"/>
+        </w:rPr>
+        <w:t xml:space="preserve"> </w:t>
+      </w:r>
+      <w:proofErr w:type="spellStart"/>
+      <w:r>
+        <w:rPr>
+          <w:rFonts w:ascii="Times New Roman" w:hAnsi="Times New Roman" w:cs="Times New Roman"/>
+          <w:sz w:val="18"/>
+          <w:szCs w:val="18"/>
+          <w:lang w:val="en-GB"/>
+        </w:rPr>
+        <w:t>մասին</w:t>
+      </w:r>
+      <w:proofErr w:type="spellEnd"/>
+      <w:r>
+        <w:rPr>
+          <w:rFonts w:ascii="Times New Roman" w:hAnsi="Times New Roman" w:cs="Times New Roman"/>
+          <w:sz w:val="18"/>
+          <w:szCs w:val="18"/>
+          <w:lang w:val="en-GB"/>
+        </w:rPr>
+        <w:t>,</w:t>
       </w:r>
     </w:p>
     <w:p>
@@ -9011,14 +16826,205 @@
           <w:lang w:val="hy-AM"/>
         </w:rPr>
       </w:pPr>
-      <w:r>
-        <w:rPr>
-          <w:rFonts w:ascii="Times New Roman" w:hAnsi="Times New Roman" w:cs="Times New Roman"/>
-          <w:sz w:val="18"/>
-          <w:szCs w:val="18"/>
-          <w:lang w:val="en-GB"/>
-        </w:rPr>
-        <w:t>Անձնական տվյալների մշակման, պահպանման կարգին, որին Վարկառուն տվել է իր համաձայնությունը։</w:t>
+      <w:proofErr w:type="spellStart"/>
+      <w:r>
+        <w:rPr>
+          <w:rFonts w:ascii="Times New Roman" w:hAnsi="Times New Roman" w:cs="Times New Roman"/>
+          <w:sz w:val="18"/>
+          <w:szCs w:val="18"/>
+          <w:lang w:val="en-GB"/>
+        </w:rPr>
+        <w:t>Անձնական</w:t>
+      </w:r>
+      <w:proofErr w:type="spellEnd"/>
+      <w:r>
+        <w:rPr>
+          <w:rFonts w:ascii="Times New Roman" w:hAnsi="Times New Roman" w:cs="Times New Roman"/>
+          <w:sz w:val="18"/>
+          <w:szCs w:val="18"/>
+          <w:lang w:val="en-GB"/>
+        </w:rPr>
+        <w:t xml:space="preserve"> </w:t>
+      </w:r>
+      <w:proofErr w:type="spellStart"/>
+      <w:r>
+        <w:rPr>
+          <w:rFonts w:ascii="Times New Roman" w:hAnsi="Times New Roman" w:cs="Times New Roman"/>
+          <w:sz w:val="18"/>
+          <w:szCs w:val="18"/>
+          <w:lang w:val="en-GB"/>
+        </w:rPr>
+        <w:t>տվյալների</w:t>
+      </w:r>
+      <w:proofErr w:type="spellEnd"/>
+      <w:r>
+        <w:rPr>
+          <w:rFonts w:ascii="Times New Roman" w:hAnsi="Times New Roman" w:cs="Times New Roman"/>
+          <w:sz w:val="18"/>
+          <w:szCs w:val="18"/>
+          <w:lang w:val="en-GB"/>
+        </w:rPr>
+        <w:t xml:space="preserve"> </w:t>
+      </w:r>
+      <w:proofErr w:type="spellStart"/>
+      <w:r>
+        <w:rPr>
+          <w:rFonts w:ascii="Times New Roman" w:hAnsi="Times New Roman" w:cs="Times New Roman"/>
+          <w:sz w:val="18"/>
+          <w:szCs w:val="18"/>
+          <w:lang w:val="en-GB"/>
+        </w:rPr>
+        <w:t>մշակման</w:t>
+      </w:r>
+      <w:proofErr w:type="spellEnd"/>
+      <w:r>
+        <w:rPr>
+          <w:rFonts w:ascii="Times New Roman" w:hAnsi="Times New Roman" w:cs="Times New Roman"/>
+          <w:sz w:val="18"/>
+          <w:szCs w:val="18"/>
+          <w:lang w:val="en-GB"/>
+        </w:rPr>
+        <w:t xml:space="preserve">, </w:t>
+      </w:r>
+      <w:proofErr w:type="spellStart"/>
+      <w:r>
+        <w:rPr>
+          <w:rFonts w:ascii="Times New Roman" w:hAnsi="Times New Roman" w:cs="Times New Roman"/>
+          <w:sz w:val="18"/>
+          <w:szCs w:val="18"/>
+          <w:lang w:val="en-GB"/>
+        </w:rPr>
+        <w:t>պահպանման</w:t>
+      </w:r>
+      <w:proofErr w:type="spellEnd"/>
+      <w:r>
+        <w:rPr>
+          <w:rFonts w:ascii="Times New Roman" w:hAnsi="Times New Roman" w:cs="Times New Roman"/>
+          <w:sz w:val="18"/>
+          <w:szCs w:val="18"/>
+          <w:lang w:val="en-GB"/>
+        </w:rPr>
+        <w:t xml:space="preserve"> </w:t>
+      </w:r>
+      <w:proofErr w:type="spellStart"/>
+      <w:r>
+        <w:rPr>
+          <w:rFonts w:ascii="Times New Roman" w:hAnsi="Times New Roman" w:cs="Times New Roman"/>
+          <w:sz w:val="18"/>
+          <w:szCs w:val="18"/>
+          <w:lang w:val="en-GB"/>
+        </w:rPr>
+        <w:t>կարգին</w:t>
+      </w:r>
+      <w:proofErr w:type="spellEnd"/>
+      <w:r>
+        <w:rPr>
+          <w:rFonts w:ascii="Times New Roman" w:hAnsi="Times New Roman" w:cs="Times New Roman"/>
+          <w:sz w:val="18"/>
+          <w:szCs w:val="18"/>
+          <w:lang w:val="en-GB"/>
+        </w:rPr>
+        <w:t xml:space="preserve">, </w:t>
+      </w:r>
+      <w:proofErr w:type="spellStart"/>
+      <w:r>
+        <w:rPr>
+          <w:rFonts w:ascii="Times New Roman" w:hAnsi="Times New Roman" w:cs="Times New Roman"/>
+          <w:sz w:val="18"/>
+          <w:szCs w:val="18"/>
+          <w:lang w:val="en-GB"/>
+        </w:rPr>
+        <w:t>որին</w:t>
+      </w:r>
+      <w:proofErr w:type="spellEnd"/>
+      <w:r>
+        <w:rPr>
+          <w:rFonts w:ascii="Times New Roman" w:hAnsi="Times New Roman" w:cs="Times New Roman"/>
+          <w:sz w:val="18"/>
+          <w:szCs w:val="18"/>
+          <w:lang w:val="en-GB"/>
+        </w:rPr>
+        <w:t xml:space="preserve"> </w:t>
+      </w:r>
+      <w:proofErr w:type="spellStart"/>
+      <w:r>
+        <w:rPr>
+          <w:rFonts w:ascii="Times New Roman" w:hAnsi="Times New Roman" w:cs="Times New Roman"/>
+          <w:sz w:val="18"/>
+          <w:szCs w:val="18"/>
+          <w:lang w:val="en-GB"/>
+        </w:rPr>
+        <w:t>Վարկառուն</w:t>
+      </w:r>
+      <w:proofErr w:type="spellEnd"/>
+      <w:r>
+        <w:rPr>
+          <w:rFonts w:ascii="Times New Roman" w:hAnsi="Times New Roman" w:cs="Times New Roman"/>
+          <w:sz w:val="18"/>
+          <w:szCs w:val="18"/>
+          <w:lang w:val="en-GB"/>
+        </w:rPr>
+        <w:t xml:space="preserve"> </w:t>
+      </w:r>
+      <w:proofErr w:type="spellStart"/>
+      <w:r>
+        <w:rPr>
+          <w:rFonts w:ascii="Times New Roman" w:hAnsi="Times New Roman" w:cs="Times New Roman"/>
+          <w:sz w:val="18"/>
+          <w:szCs w:val="18"/>
+          <w:lang w:val="en-GB"/>
+        </w:rPr>
+        <w:t>տվել</w:t>
+      </w:r>
+      <w:proofErr w:type="spellEnd"/>
+      <w:r>
+        <w:rPr>
+          <w:rFonts w:ascii="Times New Roman" w:hAnsi="Times New Roman" w:cs="Times New Roman"/>
+          <w:sz w:val="18"/>
+          <w:szCs w:val="18"/>
+          <w:lang w:val="en-GB"/>
+        </w:rPr>
+        <w:t xml:space="preserve"> է </w:t>
+      </w:r>
+      <w:proofErr w:type="spellStart"/>
+      <w:r>
+        <w:rPr>
+          <w:rFonts w:ascii="Times New Roman" w:hAnsi="Times New Roman" w:cs="Times New Roman"/>
+          <w:sz w:val="18"/>
+          <w:szCs w:val="18"/>
+          <w:lang w:val="en-GB"/>
+        </w:rPr>
+        <w:t>իր</w:t>
+      </w:r>
+      <w:proofErr w:type="spellEnd"/>
+      <w:r>
+        <w:rPr>
+          <w:rFonts w:ascii="Times New Roman" w:hAnsi="Times New Roman" w:cs="Times New Roman"/>
+          <w:sz w:val="18"/>
+          <w:szCs w:val="18"/>
+          <w:lang w:val="en-GB"/>
+        </w:rPr>
+        <w:t xml:space="preserve"> </w:t>
+      </w:r>
+      <w:proofErr w:type="spellStart"/>
+      <w:r>
+        <w:rPr>
+          <w:rFonts w:ascii="Times New Roman" w:hAnsi="Times New Roman" w:cs="Times New Roman"/>
+          <w:sz w:val="18"/>
+          <w:szCs w:val="18"/>
+          <w:lang w:val="en-GB"/>
+        </w:rPr>
+        <w:t>համաձայնությունը</w:t>
+      </w:r>
+      <w:proofErr w:type="spellEnd"/>
+      <w:r>
+        <w:rPr>
+          <w:rFonts w:ascii="Times New Roman" w:hAnsi="Times New Roman" w:cs="Times New Roman"/>
+          <w:sz w:val="18"/>
+          <w:szCs w:val="18"/>
+          <w:lang w:val="en-GB"/>
+        </w:rPr>
+        <w:t>։</w:t>
       </w:r>
     </w:p>
     <w:p>
@@ -9538,6 +17544,7 @@
                 <w:lang w:val="en-GB"/>
               </w:rPr>
             </w:pPr>
+            <w:proofErr w:type="spellStart"/>
             <w:r>
               <w:rPr>
                 <w:rFonts w:ascii="Times New Roman" w:hAnsi="Times New Roman" w:cs="Times New Roman"/>
@@ -9547,8 +17554,9 @@
                 <w:szCs w:val="18"/>
                 <w:lang w:val="en-GB"/>
               </w:rPr>
-              <w:t xml:space="preserve">Քարտի համար՝ </w:t>
-            </w:r>
+              <w:t>Քարտի</w:t>
+            </w:r>
+            <w:proofErr w:type="spellEnd"/>
             <w:r>
               <w:rPr>
                 <w:rFonts w:ascii="Times New Roman" w:hAnsi="Times New Roman" w:cs="Times New Roman"/>
@@ -9558,7 +17566,66 @@
                 <w:szCs w:val="18"/>
                 <w:lang w:val="en-GB"/>
               </w:rPr>
-              <w:t>${card_number}</w:t>
+              <w:t xml:space="preserve"> </w:t>
+            </w:r>
+            <w:proofErr w:type="spellStart"/>
+            <w:r>
+              <w:rPr>
+                <w:rFonts w:ascii="Times New Roman" w:hAnsi="Times New Roman" w:cs="Times New Roman"/>
+                <w:b/>
+                <w:bCs/>
+                <w:sz w:val="18"/>
+                <w:szCs w:val="18"/>
+                <w:lang w:val="en-GB"/>
+              </w:rPr>
+              <w:t>համար</w:t>
+            </w:r>
+            <w:proofErr w:type="spellEnd"/>
+            <w:r>
+              <w:rPr>
+                <w:rFonts w:ascii="Times New Roman" w:hAnsi="Times New Roman" w:cs="Times New Roman"/>
+                <w:b/>
+                <w:bCs/>
+                <w:sz w:val="18"/>
+                <w:szCs w:val="18"/>
+                <w:lang w:val="en-GB"/>
+              </w:rPr>
+              <w:t xml:space="preserve">՝ </w:t>
+            </w:r>
+            <w:r>
+              <w:rPr>
+                <w:rFonts w:ascii="Times New Roman" w:hAnsi="Times New Roman" w:cs="Times New Roman"/>
+                <w:b/>
+                <w:bCs/>
+                <w:sz w:val="18"/>
+                <w:szCs w:val="18"/>
+                <w:lang w:val="en-GB"/>
+              </w:rPr>
+              <w:t>${</w:t>
+            </w:r>
+            <w:proofErr w:type="spellStart"/>
+            <w:r>
+              <w:rPr>
+                <w:rFonts w:ascii="Times New Roman" w:hAnsi="Times New Roman" w:cs="Times New Roman"/>
+                <w:b/>
+                <w:bCs/>
+                <w:sz w:val="18"/>
+                <w:szCs w:val="18"/>
+                <w:lang w:val="en-GB"/>
+              </w:rPr>
+              <w:t>card_number</w:t>
+            </w:r>
+            <w:proofErr w:type="spellEnd"/>
+            <w:r>
+              <w:rPr>
+                <w:rFonts w:ascii="Times New Roman" w:hAnsi="Times New Roman" w:cs="Times New Roman"/>
+                <w:b/>
+                <w:bCs/>
+                <w:sz w:val="18"/>
+                <w:szCs w:val="18"/>
+                <w:lang w:val="en-GB"/>
+              </w:rPr>
+              <w:t>}</w:t>
             </w:r>
           </w:p>
           <w:p>
@@ -9732,7 +17799,27 @@
                 <w:szCs w:val="18"/>
                 <w:lang w:val="en-GB"/>
               </w:rPr>
-              <w:t xml:space="preserve">3 շենք, 35 </w:t>
+              <w:t xml:space="preserve">3 </w:t>
+            </w:r>
+            <w:proofErr w:type="spellStart"/>
+            <w:r>
+              <w:rPr>
+                <w:rFonts w:ascii="Times New Roman" w:hAnsi="Times New Roman" w:cs="Times New Roman"/>
+                <w:sz w:val="18"/>
+                <w:szCs w:val="18"/>
+                <w:lang w:val="en-GB"/>
+              </w:rPr>
+              <w:t>շենք</w:t>
+            </w:r>
+            <w:proofErr w:type="spellEnd"/>
+            <w:r>
+              <w:rPr>
+                <w:rFonts w:ascii="Times New Roman" w:hAnsi="Times New Roman" w:cs="Times New Roman"/>
+                <w:sz w:val="18"/>
+                <w:szCs w:val="18"/>
+                <w:lang w:val="en-GB"/>
+              </w:rPr>
+              <w:t xml:space="preserve">, 35 </w:t>
             </w:r>
           </w:p>
           <w:p>
@@ -9834,6 +17921,7 @@
                 <w:lang w:val="hy-AM"/>
               </w:rPr>
             </w:pPr>
+            <w:proofErr w:type="spellStart"/>
             <w:r>
               <w:rPr>
                 <w:rFonts w:ascii="Times New Roman" w:hAnsi="Times New Roman" w:cs="Times New Roman"/>
@@ -9843,6 +17931,7 @@
               </w:rPr>
               <w:t>Հեռ</w:t>
             </w:r>
+            <w:proofErr w:type="spellEnd"/>
             <w:r>
               <w:rPr>
                 <w:rFonts w:ascii="Times New Roman" w:hAnsi="Times New Roman" w:cs="Times New Roman"/>
@@ -10166,6 +18255,7 @@
           <w:lang w:val="en-GB"/>
         </w:rPr>
       </w:pPr>
+      <w:proofErr w:type="spellStart"/>
       <w:r>
         <w:rPr>
           <w:rFonts w:ascii="Times New Roman" w:eastAsia="Times New Roman" w:hAnsi="Times New Roman" w:cs="Times New Roman"/>
@@ -10176,7 +18266,46 @@
           <w:szCs w:val="13"/>
           <w:lang w:val="en-GB"/>
         </w:rPr>
-        <w:t xml:space="preserve">Վարկային կոդ՝ </w:t>
+        <w:t>Վարկային</w:t>
+      </w:r>
+      <w:proofErr w:type="spellEnd"/>
+      <w:r>
+        <w:rPr>
+          <w:rFonts w:ascii="Times New Roman" w:eastAsia="Times New Roman" w:hAnsi="Times New Roman" w:cs="Times New Roman"/>
+          <w:i/>
+          <w:iCs/>
+          <w:color w:val="000000" w:themeColor="text1"/>
+          <w:sz w:val="18"/>
+          <w:szCs w:val="13"/>
+          <w:lang w:val="en-GB"/>
+        </w:rPr>
+        <w:t xml:space="preserve"> </w:t>
+      </w:r>
+      <w:proofErr w:type="spellStart"/>
+      <w:r>
+        <w:rPr>
+          <w:rFonts w:ascii="Times New Roman" w:eastAsia="Times New Roman" w:hAnsi="Times New Roman" w:cs="Times New Roman"/>
+          <w:i/>
+          <w:iCs/>
+          <w:color w:val="000000" w:themeColor="text1"/>
+          <w:sz w:val="18"/>
+          <w:szCs w:val="13"/>
+          <w:lang w:val="en-GB"/>
+        </w:rPr>
+        <w:t>կոդ</w:t>
+      </w:r>
+      <w:proofErr w:type="spellEnd"/>
+      <w:r>
+        <w:rPr>
+          <w:rFonts w:ascii="Times New Roman" w:eastAsia="Times New Roman" w:hAnsi="Times New Roman" w:cs="Times New Roman"/>
+          <w:i/>
+          <w:iCs/>
+          <w:color w:val="000000" w:themeColor="text1"/>
+          <w:sz w:val="18"/>
+          <w:szCs w:val="13"/>
+          <w:lang w:val="en-GB"/>
+        </w:rPr>
+        <w:t xml:space="preserve">՝ </w:t>
       </w:r>
     </w:p>
     <w:p>

--- a/public/files/contract_car_template.docx
+++ b/public/files/contract_car_template.docx
@@ -142,33 +142,7 @@
           <w:color w:val="000000" w:themeColor="text1"/>
           <w:lang w:val="en-GB"/>
         </w:rPr>
-        <w:t xml:space="preserve"> ${</w:t>
-      </w:r>
-      <w:proofErr w:type="spellStart"/>
-      <w:r>
-        <w:rPr>
-          <w:rFonts w:ascii="Times New Roman" w:eastAsia="Times New Roman" w:hAnsi="Times New Roman" w:cs="Times New Roman"/>
-          <w:b/>
-          <w:bCs/>
-          <w:i/>
-          <w:iCs/>
-          <w:color w:val="000000" w:themeColor="text1"/>
-          <w:lang w:val="en-GB"/>
-        </w:rPr>
-        <w:t>num</w:t>
-      </w:r>
-      <w:proofErr w:type="spellEnd"/>
-      <w:r>
-        <w:rPr>
-          <w:rFonts w:ascii="Times New Roman" w:eastAsia="Times New Roman" w:hAnsi="Times New Roman" w:cs="Times New Roman"/>
-          <w:b/>
-          <w:bCs/>
-          <w:i/>
-          <w:iCs/>
-          <w:color w:val="000000" w:themeColor="text1"/>
-          <w:lang w:val="en-GB"/>
-        </w:rPr>
-        <w:t>}</w:t>
+        <w:t xml:space="preserve"> ${num}</w:t>
       </w:r>
     </w:p>
     <w:tbl>
@@ -372,86 +346,8 @@
           <w:szCs w:val="18"/>
           <w:lang w:val="en-GB"/>
         </w:rPr>
-        <w:t xml:space="preserve">53 </w:t>
-      </w:r>
-      <w:proofErr w:type="spellStart"/>
-      <w:r>
-        <w:rPr>
-          <w:rFonts w:ascii="Times New Roman" w:eastAsia="Times New Roman" w:hAnsi="Times New Roman" w:cs="Times New Roman"/>
-          <w:color w:val="000000" w:themeColor="text1"/>
-          <w:sz w:val="18"/>
-          <w:szCs w:val="18"/>
-          <w:lang w:val="en-GB"/>
-        </w:rPr>
-        <w:t>շենք</w:t>
-      </w:r>
-      <w:proofErr w:type="spellEnd"/>
-      <w:r>
-        <w:rPr>
-          <w:rFonts w:ascii="Times New Roman" w:eastAsia="Times New Roman" w:hAnsi="Times New Roman" w:cs="Times New Roman"/>
-          <w:color w:val="000000" w:themeColor="text1"/>
-          <w:sz w:val="18"/>
-          <w:szCs w:val="18"/>
-          <w:lang w:val="en-GB"/>
-        </w:rPr>
-        <w:t xml:space="preserve">, 35 </w:t>
-      </w:r>
-      <w:proofErr w:type="spellStart"/>
-      <w:r>
-        <w:rPr>
-          <w:rFonts w:ascii="Times New Roman" w:eastAsia="Times New Roman" w:hAnsi="Times New Roman" w:cs="Times New Roman"/>
-          <w:color w:val="000000" w:themeColor="text1"/>
-          <w:sz w:val="18"/>
-          <w:szCs w:val="18"/>
-          <w:lang w:val="en-GB"/>
-        </w:rPr>
-        <w:t>ոչ</w:t>
-      </w:r>
-      <w:proofErr w:type="spellEnd"/>
-      <w:r>
-        <w:rPr>
-          <w:rFonts w:ascii="Times New Roman" w:eastAsia="Times New Roman" w:hAnsi="Times New Roman" w:cs="Times New Roman"/>
-          <w:color w:val="000000" w:themeColor="text1"/>
-          <w:sz w:val="18"/>
-          <w:szCs w:val="18"/>
-          <w:lang w:val="en-GB"/>
-        </w:rPr>
-        <w:t xml:space="preserve"> </w:t>
-      </w:r>
-      <w:proofErr w:type="spellStart"/>
-      <w:r>
-        <w:rPr>
-          <w:rFonts w:ascii="Times New Roman" w:eastAsia="Times New Roman" w:hAnsi="Times New Roman" w:cs="Times New Roman"/>
-          <w:color w:val="000000" w:themeColor="text1"/>
-          <w:sz w:val="18"/>
-          <w:szCs w:val="18"/>
-          <w:lang w:val="en-GB"/>
-        </w:rPr>
-        <w:t>բնակելի</w:t>
-      </w:r>
-      <w:proofErr w:type="spellEnd"/>
-      <w:r>
-        <w:rPr>
-          <w:rFonts w:ascii="Times New Roman" w:eastAsia="Times New Roman" w:hAnsi="Times New Roman" w:cs="Times New Roman"/>
-          <w:color w:val="000000" w:themeColor="text1"/>
-          <w:sz w:val="18"/>
-          <w:szCs w:val="18"/>
-          <w:lang w:val="en-GB"/>
-        </w:rPr>
-        <w:t xml:space="preserve"> </w:t>
-      </w:r>
-      <w:proofErr w:type="spellStart"/>
-      <w:r>
-        <w:rPr>
-          <w:rFonts w:ascii="Times New Roman" w:eastAsia="Times New Roman" w:hAnsi="Times New Roman" w:cs="Times New Roman"/>
-          <w:color w:val="000000" w:themeColor="text1"/>
-          <w:sz w:val="18"/>
-          <w:szCs w:val="18"/>
-          <w:lang w:val="en-GB"/>
-        </w:rPr>
-        <w:t>տարածք</w:t>
-      </w:r>
-      <w:proofErr w:type="spellEnd"/>
+        <w:t>53 շենք, 35 ոչ բնակելի տարածք</w:t>
+      </w:r>
       <w:r>
         <w:rPr>
           <w:rFonts w:ascii="Times New Roman" w:eastAsia="Times New Roman" w:hAnsi="Times New Roman" w:cs="Times New Roman"/>
@@ -1325,9 +1221,8 @@
                 <w:szCs w:val="16"/>
                 <w:lang w:val="en-GB"/>
               </w:rPr>
-              <w:t>${</w:t>
-            </w:r>
-            <w:proofErr w:type="spellStart"/>
+              <w:t>${contra</w:t>
+            </w:r>
             <w:r>
               <w:rPr>
                 <w:rFonts w:ascii="Times New Roman" w:hAnsi="Times New Roman" w:cs="Times New Roman"/>
@@ -1337,7 +1232,7 @@
                 <w:szCs w:val="16"/>
                 <w:lang w:val="en-GB"/>
               </w:rPr>
-              <w:t>contra</w:t>
+              <w:t>c</w:t>
             </w:r>
             <w:r>
               <w:rPr>
@@ -1348,20 +1243,8 @@
                 <w:szCs w:val="16"/>
                 <w:lang w:val="en-GB"/>
               </w:rPr>
-              <w:t>c</w:t>
-            </w:r>
-            <w:r>
-              <w:rPr>
-                <w:rFonts w:ascii="Times New Roman" w:hAnsi="Times New Roman" w:cs="Times New Roman"/>
-                <w:b/>
-                <w:i/>
-                <w:sz w:val="16"/>
-                <w:szCs w:val="16"/>
-                <w:lang w:val="en-GB"/>
-              </w:rPr>
               <w:t>t_amount</w:t>
             </w:r>
-            <w:proofErr w:type="spellEnd"/>
             <w:r>
               <w:rPr>
                 <w:rFonts w:ascii="Times New Roman" w:hAnsi="Times New Roman" w:cs="Times New Roman"/>
@@ -1593,31 +1476,7 @@
                 <w:szCs w:val="16"/>
                 <w:lang w:val="en-GB"/>
               </w:rPr>
-              <w:t>${</w:t>
-            </w:r>
-            <w:proofErr w:type="spellStart"/>
-            <w:r>
-              <w:rPr>
-                <w:rFonts w:ascii="Times New Roman" w:hAnsi="Times New Roman" w:cs="Times New Roman"/>
-                <w:b/>
-                <w:i/>
-                <w:sz w:val="16"/>
-                <w:szCs w:val="16"/>
-                <w:lang w:val="en-GB"/>
-              </w:rPr>
-              <w:t>effective_annual_rate</w:t>
-            </w:r>
-            <w:proofErr w:type="spellEnd"/>
-            <w:r>
-              <w:rPr>
-                <w:rFonts w:ascii="Times New Roman" w:hAnsi="Times New Roman" w:cs="Times New Roman"/>
-                <w:b/>
-                <w:i/>
-                <w:sz w:val="16"/>
-                <w:szCs w:val="16"/>
-                <w:lang w:val="en-GB"/>
-              </w:rPr>
-              <w:t>}</w:t>
+              <w:t>${effective_annual_rate}</w:t>
             </w:r>
           </w:p>
         </w:tc>
@@ -2489,18 +2348,8 @@
                 <w:sz w:val="16"/>
                 <w:szCs w:val="16"/>
               </w:rPr>
-              <w:t>${</w:t>
-            </w:r>
-            <w:proofErr w:type="spellStart"/>
-            <w:r>
-              <w:rPr>
-                <w:rFonts w:ascii="Times New Roman" w:hAnsi="Times New Roman" w:cs="Times New Roman"/>
-                <w:sz w:val="16"/>
-                <w:szCs w:val="16"/>
-              </w:rPr>
-              <w:t>i_c</w:t>
-            </w:r>
-            <w:proofErr w:type="spellEnd"/>
+              <w:t>${i_c</w:t>
+            </w:r>
             <w:r>
               <w:rPr>
                 <w:rFonts w:ascii="Times New Roman" w:hAnsi="Times New Roman" w:cs="Times New Roman"/>
@@ -2536,25 +2385,7 @@
                 <w:sz w:val="16"/>
                 <w:szCs w:val="16"/>
               </w:rPr>
-              <w:t>${</w:t>
-            </w:r>
-            <w:proofErr w:type="spellStart"/>
-            <w:r>
-              <w:rPr>
-                <w:rFonts w:ascii="Times New Roman" w:hAnsi="Times New Roman" w:cs="Times New Roman"/>
-                <w:sz w:val="16"/>
-                <w:szCs w:val="16"/>
-              </w:rPr>
-              <w:t>i_mod</w:t>
-            </w:r>
-            <w:proofErr w:type="spellEnd"/>
-            <w:r>
-              <w:rPr>
-                <w:rFonts w:ascii="Times New Roman" w:hAnsi="Times New Roman" w:cs="Times New Roman"/>
-                <w:sz w:val="16"/>
-                <w:szCs w:val="16"/>
-              </w:rPr>
-              <w:t>}</w:t>
+              <w:t>${i_mod}</w:t>
             </w:r>
             <w:r>
               <w:rPr>
@@ -2597,7 +2428,6 @@
               </w:rPr>
               <w:t xml:space="preserve">նույնականացման համարով տրանսպորտային միջոցը։ </w:t>
             </w:r>
-            <w:proofErr w:type="spellStart"/>
             <w:r>
               <w:rPr>
                 <w:rFonts w:ascii="Times New Roman" w:hAnsi="Times New Roman" w:cs="Times New Roman"/>
@@ -2607,67 +2437,7 @@
                 <w:szCs w:val="16"/>
                 <w:lang w:val="en-GB"/>
               </w:rPr>
-              <w:t>Գրավի</w:t>
-            </w:r>
-            <w:proofErr w:type="spellEnd"/>
-            <w:r>
-              <w:rPr>
-                <w:rFonts w:ascii="Times New Roman" w:hAnsi="Times New Roman" w:cs="Times New Roman"/>
-                <w:bCs/>
-                <w:iCs/>
-                <w:sz w:val="16"/>
-                <w:szCs w:val="16"/>
-                <w:lang w:val="en-GB"/>
-              </w:rPr>
-              <w:t xml:space="preserve"> </w:t>
-            </w:r>
-            <w:proofErr w:type="spellStart"/>
-            <w:r>
-              <w:rPr>
-                <w:rFonts w:ascii="Times New Roman" w:hAnsi="Times New Roman" w:cs="Times New Roman"/>
-                <w:bCs/>
-                <w:iCs/>
-                <w:sz w:val="16"/>
-                <w:szCs w:val="16"/>
-                <w:lang w:val="en-GB"/>
-              </w:rPr>
-              <w:t>առարկայի</w:t>
-            </w:r>
-            <w:proofErr w:type="spellEnd"/>
-            <w:r>
-              <w:rPr>
-                <w:rFonts w:ascii="Times New Roman" w:hAnsi="Times New Roman" w:cs="Times New Roman"/>
-                <w:bCs/>
-                <w:iCs/>
-                <w:sz w:val="16"/>
-                <w:szCs w:val="16"/>
-                <w:lang w:val="en-GB"/>
-              </w:rPr>
-              <w:t xml:space="preserve"> </w:t>
-            </w:r>
-            <w:proofErr w:type="spellStart"/>
-            <w:r>
-              <w:rPr>
-                <w:rFonts w:ascii="Times New Roman" w:hAnsi="Times New Roman" w:cs="Times New Roman"/>
-                <w:bCs/>
-                <w:iCs/>
-                <w:sz w:val="16"/>
-                <w:szCs w:val="16"/>
-                <w:lang w:val="en-GB"/>
-              </w:rPr>
-              <w:t>վերաբերյալ</w:t>
-            </w:r>
-            <w:proofErr w:type="spellEnd"/>
-            <w:r>
-              <w:rPr>
-                <w:rFonts w:ascii="Times New Roman" w:hAnsi="Times New Roman" w:cs="Times New Roman"/>
-                <w:bCs/>
-                <w:iCs/>
-                <w:sz w:val="16"/>
-                <w:szCs w:val="16"/>
-                <w:lang w:val="en-GB"/>
-              </w:rPr>
-              <w:t xml:space="preserve"> </w:t>
+              <w:t xml:space="preserve">Գրավի առարկայի վերաբերյալ </w:t>
             </w:r>
             <w:r>
               <w:rPr>
@@ -3338,31 +3108,7 @@
                 <w:szCs w:val="16"/>
                 <w:lang w:val="en-GB"/>
               </w:rPr>
-              <w:t>${</w:t>
-            </w:r>
-            <w:proofErr w:type="spellStart"/>
-            <w:r>
-              <w:rPr>
-                <w:rFonts w:ascii="Times New Roman" w:hAnsi="Times New Roman" w:cs="Times New Roman"/>
-                <w:bCs/>
-                <w:iCs/>
-                <w:sz w:val="16"/>
-                <w:szCs w:val="16"/>
-                <w:lang w:val="en-GB"/>
-              </w:rPr>
-              <w:t>mother_amount</w:t>
-            </w:r>
-            <w:proofErr w:type="spellEnd"/>
-            <w:r>
-              <w:rPr>
-                <w:rFonts w:ascii="Times New Roman" w:hAnsi="Times New Roman" w:cs="Times New Roman"/>
-                <w:bCs/>
-                <w:iCs/>
-                <w:sz w:val="16"/>
-                <w:szCs w:val="16"/>
-                <w:lang w:val="en-GB"/>
-              </w:rPr>
-              <w:t xml:space="preserve">} </w:t>
+              <w:t xml:space="preserve">${mother_amount} </w:t>
             </w:r>
             <w:r>
               <w:rPr>
@@ -5589,7 +5335,6 @@
           <w:lang w:val="hy-AM"/>
         </w:rPr>
       </w:pPr>
-      <w:proofErr w:type="spellStart"/>
       <w:r>
         <w:rPr>
           <w:rFonts w:ascii="Times New Roman" w:hAnsi="Times New Roman" w:cs="Times New Roman"/>
@@ -5597,199 +5342,8 @@
           <w:szCs w:val="18"/>
           <w:lang w:val="en-GB"/>
         </w:rPr>
-        <w:t>անկանխիկ</w:t>
-      </w:r>
-      <w:proofErr w:type="spellEnd"/>
-      <w:r>
-        <w:rPr>
-          <w:rFonts w:ascii="Times New Roman" w:hAnsi="Times New Roman" w:cs="Times New Roman"/>
-          <w:sz w:val="18"/>
-          <w:szCs w:val="18"/>
-          <w:lang w:val="en-GB"/>
-        </w:rPr>
-        <w:t xml:space="preserve"> </w:t>
-      </w:r>
-      <w:proofErr w:type="spellStart"/>
-      <w:r>
-        <w:rPr>
-          <w:rFonts w:ascii="Times New Roman" w:hAnsi="Times New Roman" w:cs="Times New Roman"/>
-          <w:sz w:val="18"/>
-          <w:szCs w:val="18"/>
-          <w:lang w:val="en-GB"/>
-        </w:rPr>
-        <w:t>եղանակով</w:t>
-      </w:r>
-      <w:proofErr w:type="spellEnd"/>
-      <w:r>
-        <w:rPr>
-          <w:rFonts w:ascii="Times New Roman" w:hAnsi="Times New Roman" w:cs="Times New Roman"/>
-          <w:sz w:val="18"/>
-          <w:szCs w:val="18"/>
-          <w:lang w:val="en-GB"/>
-        </w:rPr>
-        <w:t xml:space="preserve"> </w:t>
-      </w:r>
-      <w:proofErr w:type="spellStart"/>
-      <w:r>
-        <w:rPr>
-          <w:rFonts w:ascii="Times New Roman" w:hAnsi="Times New Roman" w:cs="Times New Roman"/>
-          <w:sz w:val="18"/>
-          <w:szCs w:val="18"/>
-          <w:lang w:val="en-GB"/>
-        </w:rPr>
-        <w:t>վճարում</w:t>
-      </w:r>
-      <w:proofErr w:type="spellEnd"/>
-      <w:r>
-        <w:rPr>
-          <w:rFonts w:ascii="Times New Roman" w:hAnsi="Times New Roman" w:cs="Times New Roman"/>
-          <w:sz w:val="18"/>
-          <w:szCs w:val="18"/>
-          <w:lang w:val="en-GB"/>
-        </w:rPr>
-        <w:t xml:space="preserve"> </w:t>
-      </w:r>
-      <w:proofErr w:type="spellStart"/>
-      <w:r>
-        <w:rPr>
-          <w:rFonts w:ascii="Times New Roman" w:hAnsi="Times New Roman" w:cs="Times New Roman"/>
-          <w:sz w:val="18"/>
-          <w:szCs w:val="18"/>
-          <w:lang w:val="en-GB"/>
-        </w:rPr>
-        <w:t>կատարելու</w:t>
-      </w:r>
-      <w:proofErr w:type="spellEnd"/>
-      <w:r>
-        <w:rPr>
-          <w:rFonts w:ascii="Times New Roman" w:hAnsi="Times New Roman" w:cs="Times New Roman"/>
-          <w:sz w:val="18"/>
-          <w:szCs w:val="18"/>
-          <w:lang w:val="en-GB"/>
-        </w:rPr>
-        <w:t xml:space="preserve"> </w:t>
-      </w:r>
-      <w:proofErr w:type="spellStart"/>
-      <w:r>
-        <w:rPr>
-          <w:rFonts w:ascii="Times New Roman" w:hAnsi="Times New Roman" w:cs="Times New Roman"/>
-          <w:sz w:val="18"/>
-          <w:szCs w:val="18"/>
-          <w:lang w:val="en-GB"/>
-        </w:rPr>
-        <w:t>դեպքում</w:t>
-      </w:r>
-      <w:proofErr w:type="spellEnd"/>
-      <w:r>
-        <w:rPr>
-          <w:rFonts w:ascii="Times New Roman" w:hAnsi="Times New Roman" w:cs="Times New Roman"/>
-          <w:sz w:val="18"/>
-          <w:szCs w:val="18"/>
-          <w:lang w:val="en-GB"/>
-        </w:rPr>
-        <w:t xml:space="preserve"> </w:t>
-      </w:r>
-      <w:proofErr w:type="spellStart"/>
-      <w:r>
-        <w:rPr>
-          <w:rFonts w:ascii="Times New Roman" w:hAnsi="Times New Roman" w:cs="Times New Roman"/>
-          <w:sz w:val="18"/>
-          <w:szCs w:val="18"/>
-          <w:lang w:val="en-GB"/>
-        </w:rPr>
-        <w:t>փոխանցման</w:t>
-      </w:r>
-      <w:proofErr w:type="spellEnd"/>
-      <w:r>
-        <w:rPr>
-          <w:rFonts w:ascii="Times New Roman" w:hAnsi="Times New Roman" w:cs="Times New Roman"/>
-          <w:sz w:val="18"/>
-          <w:szCs w:val="18"/>
-          <w:lang w:val="en-GB"/>
-        </w:rPr>
-        <w:t xml:space="preserve"> </w:t>
-      </w:r>
-      <w:proofErr w:type="spellStart"/>
-      <w:r>
-        <w:rPr>
-          <w:rFonts w:ascii="Times New Roman" w:hAnsi="Times New Roman" w:cs="Times New Roman"/>
-          <w:sz w:val="18"/>
-          <w:szCs w:val="18"/>
-          <w:lang w:val="en-GB"/>
-        </w:rPr>
-        <w:t>նպատակ</w:t>
-      </w:r>
-      <w:proofErr w:type="spellEnd"/>
-      <w:r>
-        <w:rPr>
-          <w:rFonts w:ascii="Times New Roman" w:hAnsi="Times New Roman" w:cs="Times New Roman"/>
-          <w:sz w:val="18"/>
-          <w:szCs w:val="18"/>
-          <w:lang w:val="en-GB"/>
-        </w:rPr>
-        <w:t xml:space="preserve"> </w:t>
-      </w:r>
-      <w:proofErr w:type="spellStart"/>
-      <w:r>
-        <w:rPr>
-          <w:rFonts w:ascii="Times New Roman" w:hAnsi="Times New Roman" w:cs="Times New Roman"/>
-          <w:sz w:val="18"/>
-          <w:szCs w:val="18"/>
-          <w:lang w:val="en-GB"/>
-        </w:rPr>
-        <w:t>դաշտում</w:t>
-      </w:r>
-      <w:proofErr w:type="spellEnd"/>
-      <w:r>
-        <w:rPr>
-          <w:rFonts w:ascii="Times New Roman" w:hAnsi="Times New Roman" w:cs="Times New Roman"/>
-          <w:sz w:val="18"/>
-          <w:szCs w:val="18"/>
-          <w:lang w:val="en-GB"/>
-        </w:rPr>
-        <w:t xml:space="preserve"> </w:t>
-      </w:r>
-      <w:proofErr w:type="spellStart"/>
-      <w:r>
-        <w:rPr>
-          <w:rFonts w:ascii="Times New Roman" w:hAnsi="Times New Roman" w:cs="Times New Roman"/>
-          <w:sz w:val="18"/>
-          <w:szCs w:val="18"/>
-          <w:lang w:val="en-GB"/>
-        </w:rPr>
-        <w:t>լրացնել</w:t>
-      </w:r>
-      <w:proofErr w:type="spellEnd"/>
-      <w:r>
-        <w:rPr>
-          <w:rFonts w:ascii="Times New Roman" w:hAnsi="Times New Roman" w:cs="Times New Roman"/>
-          <w:sz w:val="18"/>
-          <w:szCs w:val="18"/>
-          <w:lang w:val="en-GB"/>
-        </w:rPr>
-        <w:t xml:space="preserve"> </w:t>
-      </w:r>
-      <w:proofErr w:type="spellStart"/>
-      <w:r>
-        <w:rPr>
-          <w:rFonts w:ascii="Times New Roman" w:hAnsi="Times New Roman" w:cs="Times New Roman"/>
-          <w:sz w:val="18"/>
-          <w:szCs w:val="18"/>
-          <w:lang w:val="en-GB"/>
-        </w:rPr>
-        <w:t>սույն</w:t>
-      </w:r>
-      <w:proofErr w:type="spellEnd"/>
-      <w:r>
-        <w:rPr>
-          <w:rFonts w:ascii="Times New Roman" w:hAnsi="Times New Roman" w:cs="Times New Roman"/>
-          <w:sz w:val="18"/>
-          <w:szCs w:val="18"/>
-          <w:lang w:val="en-GB"/>
-        </w:rPr>
-        <w:t xml:space="preserve"> </w:t>
-      </w:r>
-      <w:proofErr w:type="spellStart"/>
+        <w:t xml:space="preserve">անկանխիկ եղանակով վճարում կատարելու դեպքում փոխանցման նպատակ դաշտում լրացնել սույն </w:t>
+      </w:r>
       <w:r>
         <w:rPr>
           <w:rFonts w:ascii="Times New Roman" w:eastAsia="Times New Roman" w:hAnsi="Times New Roman" w:cs="Times New Roman"/>
@@ -5798,62 +5352,7 @@
           <w:szCs w:val="18"/>
           <w:lang w:val="en-GB"/>
         </w:rPr>
-        <w:t>վարկային</w:t>
-      </w:r>
-      <w:proofErr w:type="spellEnd"/>
-      <w:r>
-        <w:rPr>
-          <w:rFonts w:ascii="Times New Roman" w:eastAsia="Times New Roman" w:hAnsi="Times New Roman" w:cs="Times New Roman"/>
-          <w:color w:val="000000" w:themeColor="text1"/>
-          <w:sz w:val="18"/>
-          <w:szCs w:val="18"/>
-          <w:lang w:val="en-GB"/>
-        </w:rPr>
-        <w:t xml:space="preserve"> </w:t>
-      </w:r>
-      <w:proofErr w:type="spellStart"/>
-      <w:r>
-        <w:rPr>
-          <w:rFonts w:ascii="Times New Roman" w:eastAsia="Times New Roman" w:hAnsi="Times New Roman" w:cs="Times New Roman"/>
-          <w:color w:val="000000" w:themeColor="text1"/>
-          <w:sz w:val="18"/>
-          <w:szCs w:val="18"/>
-          <w:lang w:val="en-GB"/>
-        </w:rPr>
-        <w:t>պայմանագրի</w:t>
-      </w:r>
-      <w:proofErr w:type="spellEnd"/>
-      <w:r>
-        <w:rPr>
-          <w:rFonts w:ascii="Times New Roman" w:eastAsia="Times New Roman" w:hAnsi="Times New Roman" w:cs="Times New Roman"/>
-          <w:color w:val="000000" w:themeColor="text1"/>
-          <w:sz w:val="18"/>
-          <w:szCs w:val="18"/>
-          <w:lang w:val="en-GB"/>
-        </w:rPr>
-        <w:t xml:space="preserve"> </w:t>
-      </w:r>
-      <w:proofErr w:type="spellStart"/>
-      <w:r>
-        <w:rPr>
-          <w:rFonts w:ascii="Times New Roman" w:eastAsia="Times New Roman" w:hAnsi="Times New Roman" w:cs="Times New Roman"/>
-          <w:color w:val="000000" w:themeColor="text1"/>
-          <w:sz w:val="18"/>
-          <w:szCs w:val="18"/>
-          <w:lang w:val="en-GB"/>
-        </w:rPr>
-        <w:t>կոդը</w:t>
-      </w:r>
-      <w:proofErr w:type="spellEnd"/>
-      <w:r>
-        <w:rPr>
-          <w:rFonts w:ascii="Times New Roman" w:eastAsia="Times New Roman" w:hAnsi="Times New Roman" w:cs="Times New Roman"/>
-          <w:color w:val="000000" w:themeColor="text1"/>
-          <w:sz w:val="18"/>
-          <w:szCs w:val="18"/>
-          <w:lang w:val="en-GB"/>
-        </w:rPr>
-        <w:t>.</w:t>
+        <w:t>վարկային պայմանագրի կոդը.</w:t>
       </w:r>
     </w:p>
     <w:p>
@@ -5875,7 +5374,6 @@
           <w:lang w:val="hy-AM"/>
         </w:rPr>
       </w:pPr>
-      <w:proofErr w:type="spellStart"/>
       <w:r>
         <w:rPr>
           <w:rFonts w:ascii="Times New Roman" w:eastAsia="Times New Roman" w:hAnsi="Times New Roman" w:cs="Times New Roman"/>
@@ -5884,9 +5382,8 @@
           <w:szCs w:val="18"/>
           <w:lang w:val="en-GB"/>
         </w:rPr>
-        <w:t>Վարկատուին</w:t>
-      </w:r>
-      <w:proofErr w:type="spellEnd"/>
+        <w:t xml:space="preserve">Վարկատուին անհապաղ տեղեկացնել անձնական և այլ տվյալների փոփոխության մասին (հասցե, </w:t>
+      </w:r>
       <w:r>
         <w:rPr>
           <w:rFonts w:ascii="Times New Roman" w:eastAsia="Times New Roman" w:hAnsi="Times New Roman" w:cs="Times New Roman"/>
@@ -5895,328 +5392,8 @@
           <w:szCs w:val="18"/>
           <w:lang w:val="en-GB"/>
         </w:rPr>
-        <w:t xml:space="preserve"> </w:t>
-      </w:r>
-      <w:proofErr w:type="spellStart"/>
-      <w:r>
-        <w:rPr>
-          <w:rFonts w:ascii="Times New Roman" w:eastAsia="Times New Roman" w:hAnsi="Times New Roman" w:cs="Times New Roman"/>
-          <w:color w:val="000000" w:themeColor="text1"/>
-          <w:sz w:val="18"/>
-          <w:szCs w:val="18"/>
-          <w:lang w:val="en-GB"/>
-        </w:rPr>
-        <w:t>անհապաղ</w:t>
-      </w:r>
-      <w:proofErr w:type="spellEnd"/>
-      <w:r>
-        <w:rPr>
-          <w:rFonts w:ascii="Times New Roman" w:eastAsia="Times New Roman" w:hAnsi="Times New Roman" w:cs="Times New Roman"/>
-          <w:color w:val="000000" w:themeColor="text1"/>
-          <w:sz w:val="18"/>
-          <w:szCs w:val="18"/>
-          <w:lang w:val="en-GB"/>
-        </w:rPr>
-        <w:t xml:space="preserve"> </w:t>
-      </w:r>
-      <w:proofErr w:type="spellStart"/>
-      <w:r>
-        <w:rPr>
-          <w:rFonts w:ascii="Times New Roman" w:eastAsia="Times New Roman" w:hAnsi="Times New Roman" w:cs="Times New Roman"/>
-          <w:color w:val="000000" w:themeColor="text1"/>
-          <w:sz w:val="18"/>
-          <w:szCs w:val="18"/>
-          <w:lang w:val="en-GB"/>
-        </w:rPr>
-        <w:t>տեղեկացնել</w:t>
-      </w:r>
-      <w:proofErr w:type="spellEnd"/>
-      <w:r>
-        <w:rPr>
-          <w:rFonts w:ascii="Times New Roman" w:eastAsia="Times New Roman" w:hAnsi="Times New Roman" w:cs="Times New Roman"/>
-          <w:color w:val="000000" w:themeColor="text1"/>
-          <w:sz w:val="18"/>
-          <w:szCs w:val="18"/>
-          <w:lang w:val="en-GB"/>
-        </w:rPr>
-        <w:t xml:space="preserve"> </w:t>
-      </w:r>
-      <w:proofErr w:type="spellStart"/>
-      <w:r>
-        <w:rPr>
-          <w:rFonts w:ascii="Times New Roman" w:eastAsia="Times New Roman" w:hAnsi="Times New Roman" w:cs="Times New Roman"/>
-          <w:color w:val="000000" w:themeColor="text1"/>
-          <w:sz w:val="18"/>
-          <w:szCs w:val="18"/>
-          <w:lang w:val="en-GB"/>
-        </w:rPr>
-        <w:t>անձնական</w:t>
-      </w:r>
-      <w:proofErr w:type="spellEnd"/>
-      <w:r>
-        <w:rPr>
-          <w:rFonts w:ascii="Times New Roman" w:eastAsia="Times New Roman" w:hAnsi="Times New Roman" w:cs="Times New Roman"/>
-          <w:color w:val="000000" w:themeColor="text1"/>
-          <w:sz w:val="18"/>
-          <w:szCs w:val="18"/>
-          <w:lang w:val="en-GB"/>
-        </w:rPr>
-        <w:t xml:space="preserve"> և </w:t>
-      </w:r>
-      <w:proofErr w:type="spellStart"/>
-      <w:r>
-        <w:rPr>
-          <w:rFonts w:ascii="Times New Roman" w:eastAsia="Times New Roman" w:hAnsi="Times New Roman" w:cs="Times New Roman"/>
-          <w:color w:val="000000" w:themeColor="text1"/>
-          <w:sz w:val="18"/>
-          <w:szCs w:val="18"/>
-          <w:lang w:val="en-GB"/>
-        </w:rPr>
-        <w:t>այլ</w:t>
-      </w:r>
-      <w:proofErr w:type="spellEnd"/>
-      <w:r>
-        <w:rPr>
-          <w:rFonts w:ascii="Times New Roman" w:eastAsia="Times New Roman" w:hAnsi="Times New Roman" w:cs="Times New Roman"/>
-          <w:color w:val="000000" w:themeColor="text1"/>
-          <w:sz w:val="18"/>
-          <w:szCs w:val="18"/>
-          <w:lang w:val="en-GB"/>
-        </w:rPr>
-        <w:t xml:space="preserve"> </w:t>
-      </w:r>
-      <w:proofErr w:type="spellStart"/>
-      <w:r>
-        <w:rPr>
-          <w:rFonts w:ascii="Times New Roman" w:eastAsia="Times New Roman" w:hAnsi="Times New Roman" w:cs="Times New Roman"/>
-          <w:color w:val="000000" w:themeColor="text1"/>
-          <w:sz w:val="18"/>
-          <w:szCs w:val="18"/>
-          <w:lang w:val="en-GB"/>
-        </w:rPr>
-        <w:t>տվյալների</w:t>
-      </w:r>
-      <w:proofErr w:type="spellEnd"/>
-      <w:r>
-        <w:rPr>
-          <w:rFonts w:ascii="Times New Roman" w:eastAsia="Times New Roman" w:hAnsi="Times New Roman" w:cs="Times New Roman"/>
-          <w:color w:val="000000" w:themeColor="text1"/>
-          <w:sz w:val="18"/>
-          <w:szCs w:val="18"/>
-          <w:lang w:val="en-GB"/>
-        </w:rPr>
-        <w:t xml:space="preserve"> </w:t>
-      </w:r>
-      <w:proofErr w:type="spellStart"/>
-      <w:r>
-        <w:rPr>
-          <w:rFonts w:ascii="Times New Roman" w:eastAsia="Times New Roman" w:hAnsi="Times New Roman" w:cs="Times New Roman"/>
-          <w:color w:val="000000" w:themeColor="text1"/>
-          <w:sz w:val="18"/>
-          <w:szCs w:val="18"/>
-          <w:lang w:val="en-GB"/>
-        </w:rPr>
-        <w:t>փոփոխության</w:t>
-      </w:r>
-      <w:proofErr w:type="spellEnd"/>
-      <w:r>
-        <w:rPr>
-          <w:rFonts w:ascii="Times New Roman" w:eastAsia="Times New Roman" w:hAnsi="Times New Roman" w:cs="Times New Roman"/>
-          <w:color w:val="000000" w:themeColor="text1"/>
-          <w:sz w:val="18"/>
-          <w:szCs w:val="18"/>
-          <w:lang w:val="en-GB"/>
-        </w:rPr>
-        <w:t xml:space="preserve"> </w:t>
-      </w:r>
-      <w:proofErr w:type="spellStart"/>
-      <w:r>
-        <w:rPr>
-          <w:rFonts w:ascii="Times New Roman" w:eastAsia="Times New Roman" w:hAnsi="Times New Roman" w:cs="Times New Roman"/>
-          <w:color w:val="000000" w:themeColor="text1"/>
-          <w:sz w:val="18"/>
-          <w:szCs w:val="18"/>
-          <w:lang w:val="en-GB"/>
-        </w:rPr>
-        <w:t>մասին</w:t>
-      </w:r>
-      <w:proofErr w:type="spellEnd"/>
-      <w:r>
-        <w:rPr>
-          <w:rFonts w:ascii="Times New Roman" w:eastAsia="Times New Roman" w:hAnsi="Times New Roman" w:cs="Times New Roman"/>
-          <w:color w:val="000000" w:themeColor="text1"/>
-          <w:sz w:val="18"/>
-          <w:szCs w:val="18"/>
-          <w:lang w:val="en-GB"/>
-        </w:rPr>
-        <w:t xml:space="preserve"> (</w:t>
-      </w:r>
-      <w:proofErr w:type="spellStart"/>
-      <w:r>
-        <w:rPr>
-          <w:rFonts w:ascii="Times New Roman" w:eastAsia="Times New Roman" w:hAnsi="Times New Roman" w:cs="Times New Roman"/>
-          <w:color w:val="000000" w:themeColor="text1"/>
-          <w:sz w:val="18"/>
-          <w:szCs w:val="18"/>
-          <w:lang w:val="en-GB"/>
-        </w:rPr>
-        <w:t>հասցե</w:t>
-      </w:r>
-      <w:proofErr w:type="spellEnd"/>
-      <w:r>
-        <w:rPr>
-          <w:rFonts w:ascii="Times New Roman" w:eastAsia="Times New Roman" w:hAnsi="Times New Roman" w:cs="Times New Roman"/>
-          <w:color w:val="000000" w:themeColor="text1"/>
-          <w:sz w:val="18"/>
-          <w:szCs w:val="18"/>
-          <w:lang w:val="en-GB"/>
-        </w:rPr>
-        <w:t xml:space="preserve">, </w:t>
-      </w:r>
-      <w:proofErr w:type="spellStart"/>
-      <w:r>
-        <w:rPr>
-          <w:rFonts w:ascii="Times New Roman" w:eastAsia="Times New Roman" w:hAnsi="Times New Roman" w:cs="Times New Roman"/>
-          <w:color w:val="000000" w:themeColor="text1"/>
-          <w:sz w:val="18"/>
-          <w:szCs w:val="18"/>
-          <w:lang w:val="en-GB"/>
-        </w:rPr>
-        <w:t>հեռախոսահամր</w:t>
-      </w:r>
-      <w:proofErr w:type="spellEnd"/>
-      <w:r>
-        <w:rPr>
-          <w:rFonts w:ascii="Times New Roman" w:eastAsia="Times New Roman" w:hAnsi="Times New Roman" w:cs="Times New Roman"/>
-          <w:color w:val="000000" w:themeColor="text1"/>
-          <w:sz w:val="18"/>
-          <w:szCs w:val="18"/>
-          <w:lang w:val="en-GB"/>
-        </w:rPr>
-        <w:t xml:space="preserve">, </w:t>
-      </w:r>
-      <w:proofErr w:type="spellStart"/>
-      <w:r>
-        <w:rPr>
-          <w:rFonts w:ascii="Times New Roman" w:eastAsia="Times New Roman" w:hAnsi="Times New Roman" w:cs="Times New Roman"/>
-          <w:color w:val="000000" w:themeColor="text1"/>
-          <w:sz w:val="18"/>
-          <w:szCs w:val="18"/>
-          <w:lang w:val="en-GB"/>
-        </w:rPr>
-        <w:t>էլեկտրոնային</w:t>
-      </w:r>
-      <w:proofErr w:type="spellEnd"/>
-      <w:r>
-        <w:rPr>
-          <w:rFonts w:ascii="Times New Roman" w:eastAsia="Times New Roman" w:hAnsi="Times New Roman" w:cs="Times New Roman"/>
-          <w:color w:val="000000" w:themeColor="text1"/>
-          <w:sz w:val="18"/>
-          <w:szCs w:val="18"/>
-          <w:lang w:val="en-GB"/>
-        </w:rPr>
-        <w:t xml:space="preserve"> </w:t>
-      </w:r>
-      <w:proofErr w:type="spellStart"/>
-      <w:r>
-        <w:rPr>
-          <w:rFonts w:ascii="Times New Roman" w:eastAsia="Times New Roman" w:hAnsi="Times New Roman" w:cs="Times New Roman"/>
-          <w:color w:val="000000" w:themeColor="text1"/>
-          <w:sz w:val="18"/>
-          <w:szCs w:val="18"/>
-          <w:lang w:val="en-GB"/>
-        </w:rPr>
-        <w:t>փոստի</w:t>
-      </w:r>
-      <w:proofErr w:type="spellEnd"/>
-      <w:r>
-        <w:rPr>
-          <w:rFonts w:ascii="Times New Roman" w:eastAsia="Times New Roman" w:hAnsi="Times New Roman" w:cs="Times New Roman"/>
-          <w:color w:val="000000" w:themeColor="text1"/>
-          <w:sz w:val="18"/>
-          <w:szCs w:val="18"/>
-          <w:lang w:val="en-GB"/>
-        </w:rPr>
-        <w:t xml:space="preserve"> </w:t>
-      </w:r>
-      <w:proofErr w:type="spellStart"/>
-      <w:r>
-        <w:rPr>
-          <w:rFonts w:ascii="Times New Roman" w:eastAsia="Times New Roman" w:hAnsi="Times New Roman" w:cs="Times New Roman"/>
-          <w:color w:val="000000" w:themeColor="text1"/>
-          <w:sz w:val="18"/>
-          <w:szCs w:val="18"/>
-          <w:lang w:val="en-GB"/>
-        </w:rPr>
-        <w:t>հասցե</w:t>
-      </w:r>
-      <w:proofErr w:type="spellEnd"/>
-      <w:r>
-        <w:rPr>
-          <w:rFonts w:ascii="Times New Roman" w:eastAsia="Times New Roman" w:hAnsi="Times New Roman" w:cs="Times New Roman"/>
-          <w:color w:val="000000" w:themeColor="text1"/>
-          <w:sz w:val="18"/>
-          <w:szCs w:val="18"/>
-          <w:lang w:val="en-GB"/>
-        </w:rPr>
-        <w:t xml:space="preserve">, </w:t>
-      </w:r>
-      <w:proofErr w:type="spellStart"/>
-      <w:r>
-        <w:rPr>
-          <w:rFonts w:ascii="Times New Roman" w:eastAsia="Times New Roman" w:hAnsi="Times New Roman" w:cs="Times New Roman"/>
-          <w:color w:val="000000" w:themeColor="text1"/>
-          <w:sz w:val="18"/>
-          <w:szCs w:val="18"/>
-          <w:lang w:val="en-GB"/>
-        </w:rPr>
-        <w:t>անձնագրային</w:t>
-      </w:r>
-      <w:proofErr w:type="spellEnd"/>
-      <w:r>
-        <w:rPr>
-          <w:rFonts w:ascii="Times New Roman" w:eastAsia="Times New Roman" w:hAnsi="Times New Roman" w:cs="Times New Roman"/>
-          <w:color w:val="000000" w:themeColor="text1"/>
-          <w:sz w:val="18"/>
-          <w:szCs w:val="18"/>
-          <w:lang w:val="en-GB"/>
-        </w:rPr>
-        <w:t xml:space="preserve"> </w:t>
-      </w:r>
-      <w:proofErr w:type="spellStart"/>
-      <w:r>
-        <w:rPr>
-          <w:rFonts w:ascii="Times New Roman" w:eastAsia="Times New Roman" w:hAnsi="Times New Roman" w:cs="Times New Roman"/>
-          <w:color w:val="000000" w:themeColor="text1"/>
-          <w:sz w:val="18"/>
-          <w:szCs w:val="18"/>
-          <w:lang w:val="en-GB"/>
-        </w:rPr>
-        <w:t>տվյալներ</w:t>
-      </w:r>
-      <w:proofErr w:type="spellEnd"/>
-      <w:r>
-        <w:rPr>
-          <w:rFonts w:ascii="Times New Roman" w:eastAsia="Times New Roman" w:hAnsi="Times New Roman" w:cs="Times New Roman"/>
-          <w:color w:val="000000" w:themeColor="text1"/>
-          <w:sz w:val="18"/>
-          <w:szCs w:val="18"/>
-          <w:lang w:val="en-GB"/>
-        </w:rPr>
-        <w:t xml:space="preserve"> և </w:t>
-      </w:r>
-      <w:proofErr w:type="spellStart"/>
-      <w:r>
-        <w:rPr>
-          <w:rFonts w:ascii="Times New Roman" w:eastAsia="Times New Roman" w:hAnsi="Times New Roman" w:cs="Times New Roman"/>
-          <w:color w:val="000000" w:themeColor="text1"/>
-          <w:sz w:val="18"/>
-          <w:szCs w:val="18"/>
-          <w:lang w:val="en-GB"/>
-        </w:rPr>
-        <w:t>այլն</w:t>
-      </w:r>
-      <w:proofErr w:type="spellEnd"/>
+        <w:t>հեռախոսահամր, էլեկտրոնային փոստի հասցե, անձնագրային տվյալներ և այլն</w:t>
+      </w:r>
       <w:r>
         <w:rPr>
           <w:rFonts w:ascii="Times New Roman" w:eastAsia="Times New Roman" w:hAnsi="Times New Roman" w:cs="Times New Roman"/>
@@ -6247,7 +5424,6 @@
           <w:lang w:val="hy-AM"/>
         </w:rPr>
       </w:pPr>
-      <w:proofErr w:type="spellStart"/>
       <w:r>
         <w:rPr>
           <w:rFonts w:ascii="Times New Roman" w:hAnsi="Times New Roman" w:cs="Times New Roman"/>
@@ -6255,9 +5431,8 @@
           <w:szCs w:val="18"/>
           <w:lang w:val="en-GB"/>
         </w:rPr>
-        <w:t>Վարկային</w:t>
-      </w:r>
-      <w:proofErr w:type="spellEnd"/>
+        <w:t xml:space="preserve">Վարկային պարտավորության ամբողջ ընթացքում </w:t>
+      </w:r>
       <w:r>
         <w:rPr>
           <w:rFonts w:ascii="Times New Roman" w:hAnsi="Times New Roman" w:cs="Times New Roman"/>
@@ -6265,247 +5440,7 @@
           <w:szCs w:val="18"/>
           <w:lang w:val="en-GB"/>
         </w:rPr>
-        <w:t xml:space="preserve"> </w:t>
-      </w:r>
-      <w:proofErr w:type="spellStart"/>
-      <w:r>
-        <w:rPr>
-          <w:rFonts w:ascii="Times New Roman" w:hAnsi="Times New Roman" w:cs="Times New Roman"/>
-          <w:sz w:val="18"/>
-          <w:szCs w:val="18"/>
-          <w:lang w:val="en-GB"/>
-        </w:rPr>
-        <w:t>պարտավորության</w:t>
-      </w:r>
-      <w:proofErr w:type="spellEnd"/>
-      <w:r>
-        <w:rPr>
-          <w:rFonts w:ascii="Times New Roman" w:hAnsi="Times New Roman" w:cs="Times New Roman"/>
-          <w:sz w:val="18"/>
-          <w:szCs w:val="18"/>
-          <w:lang w:val="en-GB"/>
-        </w:rPr>
-        <w:t xml:space="preserve"> </w:t>
-      </w:r>
-      <w:proofErr w:type="spellStart"/>
-      <w:r>
-        <w:rPr>
-          <w:rFonts w:ascii="Times New Roman" w:hAnsi="Times New Roman" w:cs="Times New Roman"/>
-          <w:sz w:val="18"/>
-          <w:szCs w:val="18"/>
-          <w:lang w:val="en-GB"/>
-        </w:rPr>
-        <w:t>ամբողջ</w:t>
-      </w:r>
-      <w:proofErr w:type="spellEnd"/>
-      <w:r>
-        <w:rPr>
-          <w:rFonts w:ascii="Times New Roman" w:hAnsi="Times New Roman" w:cs="Times New Roman"/>
-          <w:sz w:val="18"/>
-          <w:szCs w:val="18"/>
-          <w:lang w:val="en-GB"/>
-        </w:rPr>
-        <w:t xml:space="preserve"> </w:t>
-      </w:r>
-      <w:proofErr w:type="spellStart"/>
-      <w:r>
-        <w:rPr>
-          <w:rFonts w:ascii="Times New Roman" w:hAnsi="Times New Roman" w:cs="Times New Roman"/>
-          <w:sz w:val="18"/>
-          <w:szCs w:val="18"/>
-          <w:lang w:val="en-GB"/>
-        </w:rPr>
-        <w:t>ընթացքում</w:t>
-      </w:r>
-      <w:proofErr w:type="spellEnd"/>
-      <w:r>
-        <w:rPr>
-          <w:rFonts w:ascii="Times New Roman" w:hAnsi="Times New Roman" w:cs="Times New Roman"/>
-          <w:sz w:val="18"/>
-          <w:szCs w:val="18"/>
-          <w:lang w:val="en-GB"/>
-        </w:rPr>
-        <w:t xml:space="preserve"> </w:t>
-      </w:r>
-      <w:proofErr w:type="spellStart"/>
-      <w:r>
-        <w:rPr>
-          <w:rFonts w:ascii="Times New Roman" w:hAnsi="Times New Roman" w:cs="Times New Roman"/>
-          <w:sz w:val="18"/>
-          <w:szCs w:val="18"/>
-          <w:lang w:val="en-GB"/>
-        </w:rPr>
-        <w:t>գրավ</w:t>
-      </w:r>
-      <w:proofErr w:type="spellEnd"/>
-      <w:r>
-        <w:rPr>
-          <w:rFonts w:ascii="Times New Roman" w:hAnsi="Times New Roman" w:cs="Times New Roman"/>
-          <w:sz w:val="18"/>
-          <w:szCs w:val="18"/>
-          <w:lang w:val="en-GB"/>
-        </w:rPr>
-        <w:t xml:space="preserve"> </w:t>
-      </w:r>
-      <w:proofErr w:type="spellStart"/>
-      <w:r>
-        <w:rPr>
-          <w:rFonts w:ascii="Times New Roman" w:hAnsi="Times New Roman" w:cs="Times New Roman"/>
-          <w:sz w:val="18"/>
-          <w:szCs w:val="18"/>
-          <w:lang w:val="en-GB"/>
-        </w:rPr>
-        <w:t>դրված</w:t>
-      </w:r>
-      <w:proofErr w:type="spellEnd"/>
-      <w:r>
-        <w:rPr>
-          <w:rFonts w:ascii="Times New Roman" w:hAnsi="Times New Roman" w:cs="Times New Roman"/>
-          <w:sz w:val="18"/>
-          <w:szCs w:val="18"/>
-          <w:lang w:val="en-GB"/>
-        </w:rPr>
-        <w:t xml:space="preserve"> </w:t>
-      </w:r>
-      <w:proofErr w:type="spellStart"/>
-      <w:r>
-        <w:rPr>
-          <w:rFonts w:ascii="Times New Roman" w:hAnsi="Times New Roman" w:cs="Times New Roman"/>
-          <w:sz w:val="18"/>
-          <w:szCs w:val="18"/>
-          <w:lang w:val="en-GB"/>
-        </w:rPr>
-        <w:t>գույքը</w:t>
-      </w:r>
-      <w:proofErr w:type="spellEnd"/>
-      <w:r>
-        <w:rPr>
-          <w:rFonts w:ascii="Times New Roman" w:hAnsi="Times New Roman" w:cs="Times New Roman"/>
-          <w:sz w:val="18"/>
-          <w:szCs w:val="18"/>
-          <w:lang w:val="en-GB"/>
-        </w:rPr>
-        <w:t xml:space="preserve"> </w:t>
-      </w:r>
-      <w:proofErr w:type="spellStart"/>
-      <w:r>
-        <w:rPr>
-          <w:rFonts w:ascii="Times New Roman" w:hAnsi="Times New Roman" w:cs="Times New Roman"/>
-          <w:sz w:val="18"/>
-          <w:szCs w:val="18"/>
-          <w:lang w:val="en-GB"/>
-        </w:rPr>
-        <w:t>լրիվ</w:t>
-      </w:r>
-      <w:proofErr w:type="spellEnd"/>
-      <w:r>
-        <w:rPr>
-          <w:rFonts w:ascii="Times New Roman" w:hAnsi="Times New Roman" w:cs="Times New Roman"/>
-          <w:sz w:val="18"/>
-          <w:szCs w:val="18"/>
-          <w:lang w:val="en-GB"/>
-        </w:rPr>
-        <w:t xml:space="preserve"> </w:t>
-      </w:r>
-      <w:proofErr w:type="spellStart"/>
-      <w:r>
-        <w:rPr>
-          <w:rFonts w:ascii="Times New Roman" w:hAnsi="Times New Roman" w:cs="Times New Roman"/>
-          <w:sz w:val="18"/>
-          <w:szCs w:val="18"/>
-          <w:lang w:val="en-GB"/>
-        </w:rPr>
-        <w:t>արժեքով</w:t>
-      </w:r>
-      <w:proofErr w:type="spellEnd"/>
-      <w:r>
-        <w:rPr>
-          <w:rFonts w:ascii="Times New Roman" w:hAnsi="Times New Roman" w:cs="Times New Roman"/>
-          <w:sz w:val="18"/>
-          <w:szCs w:val="18"/>
-          <w:lang w:val="en-GB"/>
-        </w:rPr>
-        <w:t xml:space="preserve"> </w:t>
-      </w:r>
-      <w:proofErr w:type="spellStart"/>
-      <w:r>
-        <w:rPr>
-          <w:rFonts w:ascii="Times New Roman" w:hAnsi="Times New Roman" w:cs="Times New Roman"/>
-          <w:sz w:val="18"/>
-          <w:szCs w:val="18"/>
-          <w:lang w:val="en-GB"/>
-        </w:rPr>
-        <w:t>ապահովագրել</w:t>
-      </w:r>
-      <w:proofErr w:type="spellEnd"/>
-      <w:r>
-        <w:rPr>
-          <w:rFonts w:ascii="Times New Roman" w:hAnsi="Times New Roman" w:cs="Times New Roman"/>
-          <w:sz w:val="18"/>
-          <w:szCs w:val="18"/>
-          <w:lang w:val="en-GB"/>
-        </w:rPr>
-        <w:t xml:space="preserve"> </w:t>
-      </w:r>
-      <w:proofErr w:type="spellStart"/>
-      <w:r>
-        <w:rPr>
-          <w:rFonts w:ascii="Times New Roman" w:hAnsi="Times New Roman" w:cs="Times New Roman"/>
-          <w:sz w:val="18"/>
-          <w:szCs w:val="18"/>
-          <w:lang w:val="en-GB"/>
-        </w:rPr>
-        <w:t>կորստյան</w:t>
-      </w:r>
-      <w:proofErr w:type="spellEnd"/>
-      <w:r>
-        <w:rPr>
-          <w:rFonts w:ascii="Times New Roman" w:hAnsi="Times New Roman" w:cs="Times New Roman"/>
-          <w:sz w:val="18"/>
-          <w:szCs w:val="18"/>
-          <w:lang w:val="en-GB"/>
-        </w:rPr>
-        <w:t xml:space="preserve"> և </w:t>
-      </w:r>
-      <w:proofErr w:type="spellStart"/>
-      <w:r>
-        <w:rPr>
-          <w:rFonts w:ascii="Times New Roman" w:hAnsi="Times New Roman" w:cs="Times New Roman"/>
-          <w:sz w:val="18"/>
-          <w:szCs w:val="18"/>
-          <w:lang w:val="en-GB"/>
-        </w:rPr>
-        <w:t>վնասվածքի</w:t>
-      </w:r>
-      <w:proofErr w:type="spellEnd"/>
-      <w:r>
-        <w:rPr>
-          <w:rFonts w:ascii="Times New Roman" w:hAnsi="Times New Roman" w:cs="Times New Roman"/>
-          <w:sz w:val="18"/>
-          <w:szCs w:val="18"/>
-          <w:lang w:val="en-GB"/>
-        </w:rPr>
-        <w:t xml:space="preserve"> </w:t>
-      </w:r>
-      <w:proofErr w:type="spellStart"/>
-      <w:r>
-        <w:rPr>
-          <w:rFonts w:ascii="Times New Roman" w:hAnsi="Times New Roman" w:cs="Times New Roman"/>
-          <w:sz w:val="18"/>
-          <w:szCs w:val="18"/>
-          <w:lang w:val="en-GB"/>
-        </w:rPr>
-        <w:t>ռիսկերից</w:t>
-      </w:r>
-      <w:proofErr w:type="spellEnd"/>
-      <w:r>
-        <w:rPr>
-          <w:rFonts w:ascii="Times New Roman" w:hAnsi="Times New Roman" w:cs="Times New Roman"/>
-          <w:sz w:val="18"/>
-          <w:szCs w:val="18"/>
-          <w:lang w:val="en-GB"/>
-        </w:rPr>
-        <w:t>,</w:t>
+        <w:t>գրավ դրված գույքը լրիվ արժեքով ապահովագրել կորստյան և վնասվածքի ռիսկերից,</w:t>
       </w:r>
     </w:p>
     <w:p>
@@ -6528,7 +5463,6 @@
           <w:lang w:val="hy-AM"/>
         </w:rPr>
       </w:pPr>
-      <w:proofErr w:type="spellStart"/>
       <w:r>
         <w:rPr>
           <w:rFonts w:ascii="Times New Roman" w:hAnsi="Times New Roman" w:cs="Times New Roman"/>
@@ -6536,297 +5470,7 @@
           <w:sz w:val="18"/>
           <w:szCs w:val="18"/>
         </w:rPr>
-        <w:t>անհրաժեշտ</w:t>
-      </w:r>
-      <w:proofErr w:type="spellEnd"/>
-      <w:r>
-        <w:rPr>
-          <w:rFonts w:ascii="Times New Roman" w:hAnsi="Times New Roman" w:cs="Times New Roman"/>
-          <w:color w:val="333333"/>
-          <w:sz w:val="18"/>
-          <w:szCs w:val="18"/>
-        </w:rPr>
-        <w:t xml:space="preserve"> </w:t>
-      </w:r>
-      <w:proofErr w:type="spellStart"/>
-      <w:r>
-        <w:rPr>
-          <w:rFonts w:ascii="Times New Roman" w:hAnsi="Times New Roman" w:cs="Times New Roman"/>
-          <w:color w:val="333333"/>
-          <w:sz w:val="18"/>
-          <w:szCs w:val="18"/>
-        </w:rPr>
-        <w:t>միջոցներ</w:t>
-      </w:r>
-      <w:proofErr w:type="spellEnd"/>
-      <w:r>
-        <w:rPr>
-          <w:rFonts w:ascii="Times New Roman" w:hAnsi="Times New Roman" w:cs="Times New Roman"/>
-          <w:color w:val="333333"/>
-          <w:sz w:val="18"/>
-          <w:szCs w:val="18"/>
-        </w:rPr>
-        <w:t xml:space="preserve"> </w:t>
-      </w:r>
-      <w:proofErr w:type="spellStart"/>
-      <w:r>
-        <w:rPr>
-          <w:rFonts w:ascii="Times New Roman" w:hAnsi="Times New Roman" w:cs="Times New Roman"/>
-          <w:color w:val="333333"/>
-          <w:sz w:val="18"/>
-          <w:szCs w:val="18"/>
-        </w:rPr>
-        <w:t>ձեռնարկել</w:t>
-      </w:r>
-      <w:proofErr w:type="spellEnd"/>
-      <w:r>
-        <w:rPr>
-          <w:rFonts w:ascii="Times New Roman" w:hAnsi="Times New Roman" w:cs="Times New Roman"/>
-          <w:color w:val="333333"/>
-          <w:sz w:val="18"/>
-          <w:szCs w:val="18"/>
-        </w:rPr>
-        <w:t xml:space="preserve"> </w:t>
-      </w:r>
-      <w:proofErr w:type="spellStart"/>
-      <w:r>
-        <w:rPr>
-          <w:rFonts w:ascii="Times New Roman" w:hAnsi="Times New Roman" w:cs="Times New Roman"/>
-          <w:color w:val="333333"/>
-          <w:sz w:val="18"/>
-          <w:szCs w:val="18"/>
-        </w:rPr>
-        <w:t>գրավ</w:t>
-      </w:r>
-      <w:proofErr w:type="spellEnd"/>
-      <w:r>
-        <w:rPr>
-          <w:rFonts w:ascii="Times New Roman" w:hAnsi="Times New Roman" w:cs="Times New Roman"/>
-          <w:color w:val="333333"/>
-          <w:sz w:val="18"/>
-          <w:szCs w:val="18"/>
-        </w:rPr>
-        <w:t xml:space="preserve"> </w:t>
-      </w:r>
-      <w:proofErr w:type="spellStart"/>
-      <w:r>
-        <w:rPr>
-          <w:rFonts w:ascii="Times New Roman" w:hAnsi="Times New Roman" w:cs="Times New Roman"/>
-          <w:color w:val="333333"/>
-          <w:sz w:val="18"/>
-          <w:szCs w:val="18"/>
-        </w:rPr>
-        <w:t>դրված</w:t>
-      </w:r>
-      <w:proofErr w:type="spellEnd"/>
-      <w:r>
-        <w:rPr>
-          <w:rFonts w:ascii="Times New Roman" w:hAnsi="Times New Roman" w:cs="Times New Roman"/>
-          <w:color w:val="333333"/>
-          <w:sz w:val="18"/>
-          <w:szCs w:val="18"/>
-        </w:rPr>
-        <w:t xml:space="preserve"> </w:t>
-      </w:r>
-      <w:proofErr w:type="spellStart"/>
-      <w:r>
-        <w:rPr>
-          <w:rFonts w:ascii="Times New Roman" w:hAnsi="Times New Roman" w:cs="Times New Roman"/>
-          <w:color w:val="333333"/>
-          <w:sz w:val="18"/>
-          <w:szCs w:val="18"/>
-        </w:rPr>
-        <w:t>գույքը</w:t>
-      </w:r>
-      <w:proofErr w:type="spellEnd"/>
-      <w:r>
-        <w:rPr>
-          <w:rFonts w:ascii="Times New Roman" w:hAnsi="Times New Roman" w:cs="Times New Roman"/>
-          <w:color w:val="333333"/>
-          <w:sz w:val="18"/>
-          <w:szCs w:val="18"/>
-        </w:rPr>
-        <w:t xml:space="preserve"> </w:t>
-      </w:r>
-      <w:proofErr w:type="spellStart"/>
-      <w:r>
-        <w:rPr>
-          <w:rFonts w:ascii="Times New Roman" w:hAnsi="Times New Roman" w:cs="Times New Roman"/>
-          <w:color w:val="333333"/>
-          <w:sz w:val="18"/>
-          <w:szCs w:val="18"/>
-        </w:rPr>
-        <w:t>պահպանելու</w:t>
-      </w:r>
-      <w:proofErr w:type="spellEnd"/>
-      <w:r>
-        <w:rPr>
-          <w:rFonts w:ascii="Times New Roman" w:hAnsi="Times New Roman" w:cs="Times New Roman"/>
-          <w:color w:val="333333"/>
-          <w:sz w:val="18"/>
-          <w:szCs w:val="18"/>
-        </w:rPr>
-        <w:t xml:space="preserve">` </w:t>
-      </w:r>
-      <w:proofErr w:type="spellStart"/>
-      <w:r>
-        <w:rPr>
-          <w:rFonts w:ascii="Times New Roman" w:hAnsi="Times New Roman" w:cs="Times New Roman"/>
-          <w:color w:val="333333"/>
-          <w:sz w:val="18"/>
-          <w:szCs w:val="18"/>
-        </w:rPr>
-        <w:t>ներառյալ</w:t>
-      </w:r>
-      <w:proofErr w:type="spellEnd"/>
-      <w:r>
-        <w:rPr>
-          <w:rFonts w:ascii="Times New Roman" w:hAnsi="Times New Roman" w:cs="Times New Roman"/>
-          <w:color w:val="333333"/>
-          <w:sz w:val="18"/>
-          <w:szCs w:val="18"/>
-        </w:rPr>
-        <w:t xml:space="preserve"> </w:t>
-      </w:r>
-      <w:proofErr w:type="spellStart"/>
-      <w:r>
-        <w:rPr>
-          <w:rFonts w:ascii="Times New Roman" w:hAnsi="Times New Roman" w:cs="Times New Roman"/>
-          <w:color w:val="333333"/>
-          <w:sz w:val="18"/>
-          <w:szCs w:val="18"/>
-        </w:rPr>
-        <w:t>այն</w:t>
-      </w:r>
-      <w:proofErr w:type="spellEnd"/>
-      <w:r>
-        <w:rPr>
-          <w:rFonts w:ascii="Times New Roman" w:hAnsi="Times New Roman" w:cs="Times New Roman"/>
-          <w:color w:val="333333"/>
-          <w:sz w:val="18"/>
-          <w:szCs w:val="18"/>
-        </w:rPr>
-        <w:t xml:space="preserve"> </w:t>
-      </w:r>
-      <w:proofErr w:type="spellStart"/>
-      <w:r>
-        <w:rPr>
-          <w:rFonts w:ascii="Times New Roman" w:hAnsi="Times New Roman" w:cs="Times New Roman"/>
-          <w:color w:val="333333"/>
-          <w:sz w:val="18"/>
-          <w:szCs w:val="18"/>
-        </w:rPr>
-        <w:t>երրորդ</w:t>
-      </w:r>
-      <w:proofErr w:type="spellEnd"/>
-      <w:r>
-        <w:rPr>
-          <w:rFonts w:ascii="Times New Roman" w:hAnsi="Times New Roman" w:cs="Times New Roman"/>
-          <w:color w:val="333333"/>
-          <w:sz w:val="18"/>
-          <w:szCs w:val="18"/>
-        </w:rPr>
-        <w:t xml:space="preserve"> </w:t>
-      </w:r>
-      <w:proofErr w:type="spellStart"/>
-      <w:r>
-        <w:rPr>
-          <w:rFonts w:ascii="Times New Roman" w:hAnsi="Times New Roman" w:cs="Times New Roman"/>
-          <w:color w:val="333333"/>
-          <w:sz w:val="18"/>
-          <w:szCs w:val="18"/>
-        </w:rPr>
-        <w:t>անձանց</w:t>
-      </w:r>
-      <w:proofErr w:type="spellEnd"/>
-      <w:r>
-        <w:rPr>
-          <w:rFonts w:ascii="Times New Roman" w:hAnsi="Times New Roman" w:cs="Times New Roman"/>
-          <w:color w:val="333333"/>
-          <w:sz w:val="18"/>
-          <w:szCs w:val="18"/>
-        </w:rPr>
-        <w:t xml:space="preserve"> </w:t>
-      </w:r>
-      <w:proofErr w:type="spellStart"/>
-      <w:r>
-        <w:rPr>
-          <w:rFonts w:ascii="Times New Roman" w:hAnsi="Times New Roman" w:cs="Times New Roman"/>
-          <w:color w:val="333333"/>
-          <w:sz w:val="18"/>
-          <w:szCs w:val="18"/>
-        </w:rPr>
-        <w:t>ոտնձգություններից</w:t>
-      </w:r>
-      <w:proofErr w:type="spellEnd"/>
-      <w:r>
-        <w:rPr>
-          <w:rFonts w:ascii="Times New Roman" w:hAnsi="Times New Roman" w:cs="Times New Roman"/>
-          <w:color w:val="333333"/>
-          <w:sz w:val="18"/>
-          <w:szCs w:val="18"/>
-        </w:rPr>
-        <w:t xml:space="preserve"> և </w:t>
-      </w:r>
-      <w:proofErr w:type="spellStart"/>
-      <w:r>
-        <w:rPr>
-          <w:rFonts w:ascii="Times New Roman" w:hAnsi="Times New Roman" w:cs="Times New Roman"/>
-          <w:color w:val="333333"/>
-          <w:sz w:val="18"/>
-          <w:szCs w:val="18"/>
-        </w:rPr>
-        <w:t>պահանջներից</w:t>
-      </w:r>
-      <w:proofErr w:type="spellEnd"/>
-      <w:r>
-        <w:rPr>
-          <w:rFonts w:ascii="Times New Roman" w:hAnsi="Times New Roman" w:cs="Times New Roman"/>
-          <w:color w:val="333333"/>
-          <w:sz w:val="18"/>
-          <w:szCs w:val="18"/>
-        </w:rPr>
-        <w:t xml:space="preserve"> </w:t>
-      </w:r>
-      <w:proofErr w:type="spellStart"/>
-      <w:r>
-        <w:rPr>
-          <w:rFonts w:ascii="Times New Roman" w:hAnsi="Times New Roman" w:cs="Times New Roman"/>
-          <w:color w:val="333333"/>
-          <w:sz w:val="18"/>
-          <w:szCs w:val="18"/>
-        </w:rPr>
-        <w:t>պաշտպանելու</w:t>
-      </w:r>
-      <w:proofErr w:type="spellEnd"/>
-      <w:r>
-        <w:rPr>
-          <w:rFonts w:ascii="Times New Roman" w:hAnsi="Times New Roman" w:cs="Times New Roman"/>
-          <w:color w:val="333333"/>
-          <w:sz w:val="18"/>
-          <w:szCs w:val="18"/>
-        </w:rPr>
-        <w:t xml:space="preserve"> </w:t>
-      </w:r>
-      <w:proofErr w:type="spellStart"/>
-      <w:r>
-        <w:rPr>
-          <w:rFonts w:ascii="Times New Roman" w:hAnsi="Times New Roman" w:cs="Times New Roman"/>
-          <w:color w:val="333333"/>
-          <w:sz w:val="18"/>
-          <w:szCs w:val="18"/>
-        </w:rPr>
-        <w:t>համար</w:t>
-      </w:r>
-      <w:proofErr w:type="spellEnd"/>
-      <w:r>
-        <w:rPr>
-          <w:rFonts w:ascii="Times New Roman" w:hAnsi="Times New Roman" w:cs="Times New Roman"/>
-          <w:color w:val="333333"/>
-          <w:sz w:val="18"/>
-          <w:szCs w:val="18"/>
-        </w:rPr>
-        <w:t>,</w:t>
+        <w:t>անհրաժեշտ միջոցներ ձեռնարկել գրավ դրված գույքը պահպանելու` ներառյալ այն երրորդ անձանց ոտնձգություններից և պահանջներից պաշտպանելու համար,</w:t>
       </w:r>
     </w:p>
     <w:p>
@@ -6848,7 +5492,6 @@
           <w:lang w:val="hy-AM"/>
         </w:rPr>
       </w:pPr>
-      <w:proofErr w:type="spellStart"/>
       <w:r>
         <w:rPr>
           <w:rFonts w:ascii="Times New Roman" w:hAnsi="Times New Roman" w:cs="Times New Roman"/>
@@ -6856,249 +5499,8 @@
           <w:sz w:val="18"/>
           <w:szCs w:val="18"/>
         </w:rPr>
-        <w:t>մյուս</w:t>
-      </w:r>
-      <w:proofErr w:type="spellEnd"/>
-      <w:r>
-        <w:rPr>
-          <w:rFonts w:ascii="Times New Roman" w:hAnsi="Times New Roman" w:cs="Times New Roman"/>
-          <w:color w:val="333333"/>
-          <w:sz w:val="18"/>
-          <w:szCs w:val="18"/>
-        </w:rPr>
-        <w:t xml:space="preserve"> </w:t>
-      </w:r>
-      <w:proofErr w:type="spellStart"/>
-      <w:r>
-        <w:rPr>
-          <w:rFonts w:ascii="Times New Roman" w:hAnsi="Times New Roman" w:cs="Times New Roman"/>
-          <w:color w:val="333333"/>
-          <w:sz w:val="18"/>
-          <w:szCs w:val="18"/>
-        </w:rPr>
-        <w:t>կողմին</w:t>
-      </w:r>
-      <w:proofErr w:type="spellEnd"/>
-      <w:r>
-        <w:rPr>
-          <w:rFonts w:ascii="Times New Roman" w:hAnsi="Times New Roman" w:cs="Times New Roman"/>
-          <w:color w:val="333333"/>
-          <w:sz w:val="18"/>
-          <w:szCs w:val="18"/>
-        </w:rPr>
-        <w:t xml:space="preserve"> </w:t>
-      </w:r>
-      <w:proofErr w:type="spellStart"/>
-      <w:r>
-        <w:rPr>
-          <w:rFonts w:ascii="Times New Roman" w:hAnsi="Times New Roman" w:cs="Times New Roman"/>
-          <w:color w:val="333333"/>
-          <w:sz w:val="18"/>
-          <w:szCs w:val="18"/>
-        </w:rPr>
-        <w:t>անհապաղ</w:t>
-      </w:r>
-      <w:proofErr w:type="spellEnd"/>
-      <w:r>
-        <w:rPr>
-          <w:rFonts w:ascii="Times New Roman" w:hAnsi="Times New Roman" w:cs="Times New Roman"/>
-          <w:color w:val="333333"/>
-          <w:sz w:val="18"/>
-          <w:szCs w:val="18"/>
-        </w:rPr>
-        <w:t xml:space="preserve"> </w:t>
-      </w:r>
-      <w:proofErr w:type="spellStart"/>
-      <w:r>
-        <w:rPr>
-          <w:rFonts w:ascii="Times New Roman" w:hAnsi="Times New Roman" w:cs="Times New Roman"/>
-          <w:color w:val="333333"/>
-          <w:sz w:val="18"/>
-          <w:szCs w:val="18"/>
-        </w:rPr>
-        <w:t>տեղեկացնել</w:t>
-      </w:r>
-      <w:proofErr w:type="spellEnd"/>
-      <w:r>
-        <w:rPr>
-          <w:rFonts w:ascii="Times New Roman" w:hAnsi="Times New Roman" w:cs="Times New Roman"/>
-          <w:color w:val="333333"/>
-          <w:sz w:val="18"/>
-          <w:szCs w:val="18"/>
-        </w:rPr>
-        <w:t xml:space="preserve"> </w:t>
-      </w:r>
-      <w:proofErr w:type="spellStart"/>
-      <w:r>
-        <w:rPr>
-          <w:rFonts w:ascii="Times New Roman" w:hAnsi="Times New Roman" w:cs="Times New Roman"/>
-          <w:color w:val="333333"/>
-          <w:sz w:val="18"/>
-          <w:szCs w:val="18"/>
-        </w:rPr>
-        <w:t>գրավ</w:t>
-      </w:r>
-      <w:proofErr w:type="spellEnd"/>
-      <w:r>
-        <w:rPr>
-          <w:rFonts w:ascii="Times New Roman" w:hAnsi="Times New Roman" w:cs="Times New Roman"/>
-          <w:color w:val="333333"/>
-          <w:sz w:val="18"/>
-          <w:szCs w:val="18"/>
-        </w:rPr>
-        <w:t xml:space="preserve"> </w:t>
-      </w:r>
-      <w:proofErr w:type="spellStart"/>
-      <w:r>
-        <w:rPr>
-          <w:rFonts w:ascii="Times New Roman" w:hAnsi="Times New Roman" w:cs="Times New Roman"/>
-          <w:color w:val="333333"/>
-          <w:sz w:val="18"/>
-          <w:szCs w:val="18"/>
-        </w:rPr>
-        <w:t>դրված</w:t>
-      </w:r>
-      <w:proofErr w:type="spellEnd"/>
-      <w:r>
-        <w:rPr>
-          <w:rFonts w:ascii="Times New Roman" w:hAnsi="Times New Roman" w:cs="Times New Roman"/>
-          <w:color w:val="333333"/>
-          <w:sz w:val="18"/>
-          <w:szCs w:val="18"/>
-        </w:rPr>
-        <w:t xml:space="preserve"> </w:t>
-      </w:r>
-      <w:proofErr w:type="spellStart"/>
-      <w:r>
-        <w:rPr>
-          <w:rFonts w:ascii="Times New Roman" w:hAnsi="Times New Roman" w:cs="Times New Roman"/>
-          <w:color w:val="333333"/>
-          <w:sz w:val="18"/>
-          <w:szCs w:val="18"/>
-        </w:rPr>
-        <w:t>գույքի</w:t>
-      </w:r>
-      <w:proofErr w:type="spellEnd"/>
-      <w:r>
-        <w:rPr>
-          <w:rFonts w:ascii="Times New Roman" w:hAnsi="Times New Roman" w:cs="Times New Roman"/>
-          <w:color w:val="333333"/>
-          <w:sz w:val="18"/>
-          <w:szCs w:val="18"/>
-        </w:rPr>
-        <w:t xml:space="preserve"> </w:t>
-      </w:r>
-      <w:proofErr w:type="spellStart"/>
-      <w:r>
-        <w:rPr>
-          <w:rFonts w:ascii="Times New Roman" w:hAnsi="Times New Roman" w:cs="Times New Roman"/>
-          <w:color w:val="333333"/>
-          <w:sz w:val="18"/>
-          <w:szCs w:val="18"/>
-        </w:rPr>
-        <w:t>կորստյան</w:t>
-      </w:r>
-      <w:proofErr w:type="spellEnd"/>
-      <w:r>
-        <w:rPr>
-          <w:rFonts w:ascii="Times New Roman" w:hAnsi="Times New Roman" w:cs="Times New Roman"/>
-          <w:color w:val="333333"/>
-          <w:sz w:val="18"/>
-          <w:szCs w:val="18"/>
-        </w:rPr>
-        <w:t xml:space="preserve"> </w:t>
-      </w:r>
-      <w:proofErr w:type="spellStart"/>
-      <w:r>
-        <w:rPr>
-          <w:rFonts w:ascii="Times New Roman" w:hAnsi="Times New Roman" w:cs="Times New Roman"/>
-          <w:color w:val="333333"/>
-          <w:sz w:val="18"/>
-          <w:szCs w:val="18"/>
-        </w:rPr>
-        <w:t>կամ</w:t>
-      </w:r>
-      <w:proofErr w:type="spellEnd"/>
-      <w:r>
-        <w:rPr>
-          <w:rFonts w:ascii="Times New Roman" w:hAnsi="Times New Roman" w:cs="Times New Roman"/>
-          <w:color w:val="333333"/>
-          <w:sz w:val="18"/>
-          <w:szCs w:val="18"/>
-        </w:rPr>
-        <w:t xml:space="preserve"> </w:t>
-      </w:r>
-      <w:proofErr w:type="spellStart"/>
-      <w:r>
-        <w:rPr>
-          <w:rFonts w:ascii="Times New Roman" w:hAnsi="Times New Roman" w:cs="Times New Roman"/>
-          <w:color w:val="333333"/>
-          <w:sz w:val="18"/>
-          <w:szCs w:val="18"/>
-        </w:rPr>
-        <w:t>վնասվածքի</w:t>
-      </w:r>
-      <w:proofErr w:type="spellEnd"/>
-      <w:r>
-        <w:rPr>
-          <w:rFonts w:ascii="Times New Roman" w:hAnsi="Times New Roman" w:cs="Times New Roman"/>
-          <w:color w:val="333333"/>
-          <w:sz w:val="18"/>
-          <w:szCs w:val="18"/>
-        </w:rPr>
-        <w:t xml:space="preserve"> </w:t>
-      </w:r>
-      <w:proofErr w:type="spellStart"/>
-      <w:r>
-        <w:rPr>
-          <w:rFonts w:ascii="Times New Roman" w:hAnsi="Times New Roman" w:cs="Times New Roman"/>
-          <w:color w:val="333333"/>
-          <w:sz w:val="18"/>
-          <w:szCs w:val="18"/>
-        </w:rPr>
-        <w:t>սպառնալիքի</w:t>
-      </w:r>
-      <w:proofErr w:type="spellEnd"/>
-      <w:r>
-        <w:rPr>
-          <w:rFonts w:ascii="Times New Roman" w:hAnsi="Times New Roman" w:cs="Times New Roman"/>
-          <w:color w:val="333333"/>
-          <w:sz w:val="18"/>
-          <w:szCs w:val="18"/>
-        </w:rPr>
-        <w:t xml:space="preserve"> </w:t>
-      </w:r>
-      <w:proofErr w:type="spellStart"/>
-      <w:r>
-        <w:rPr>
-          <w:rFonts w:ascii="Times New Roman" w:hAnsi="Times New Roman" w:cs="Times New Roman"/>
-          <w:color w:val="333333"/>
-          <w:sz w:val="18"/>
-          <w:szCs w:val="18"/>
-        </w:rPr>
-        <w:t>ծագման</w:t>
-      </w:r>
-      <w:proofErr w:type="spellEnd"/>
-      <w:r>
-        <w:rPr>
-          <w:rFonts w:ascii="Times New Roman" w:hAnsi="Times New Roman" w:cs="Times New Roman"/>
-          <w:color w:val="333333"/>
-          <w:sz w:val="18"/>
-          <w:szCs w:val="18"/>
-        </w:rPr>
-        <w:t xml:space="preserve"> </w:t>
-      </w:r>
-      <w:proofErr w:type="spellStart"/>
-      <w:r>
-        <w:rPr>
-          <w:rFonts w:ascii="Times New Roman" w:hAnsi="Times New Roman" w:cs="Times New Roman"/>
-          <w:color w:val="333333"/>
-          <w:sz w:val="18"/>
-          <w:szCs w:val="18"/>
-        </w:rPr>
-        <w:t>մասին</w:t>
-      </w:r>
-      <w:proofErr w:type="spellEnd"/>
+        <w:t>մյուս կողմին անհապաղ տեղեկացնել գրավ դրված գույքի կորստյան կամ վնասվածքի սպառնալիքի ծագման մասին</w:t>
+      </w:r>
       <w:r>
         <w:rPr>
           <w:rFonts w:ascii="Times New Roman" w:hAnsi="Times New Roman" w:cs="Times New Roman"/>
@@ -7128,7 +5530,6 @@
           <w:lang w:val="hy-AM"/>
         </w:rPr>
       </w:pPr>
-      <w:proofErr w:type="spellStart"/>
       <w:r>
         <w:rPr>
           <w:rFonts w:ascii="Times New Roman" w:hAnsi="Times New Roman" w:cs="Times New Roman"/>
@@ -7136,89 +5537,8 @@
           <w:sz w:val="18"/>
           <w:szCs w:val="18"/>
         </w:rPr>
-        <w:t>Պայմանագրով</w:t>
-      </w:r>
-      <w:proofErr w:type="spellEnd"/>
-      <w:r>
-        <w:rPr>
-          <w:rFonts w:ascii="Times New Roman" w:hAnsi="Times New Roman" w:cs="Times New Roman"/>
-          <w:color w:val="333333"/>
-          <w:sz w:val="18"/>
-          <w:szCs w:val="18"/>
-        </w:rPr>
-        <w:t xml:space="preserve"> </w:t>
-      </w:r>
-      <w:proofErr w:type="spellStart"/>
-      <w:r>
-        <w:rPr>
-          <w:rFonts w:ascii="Times New Roman" w:hAnsi="Times New Roman" w:cs="Times New Roman"/>
-          <w:color w:val="333333"/>
-          <w:sz w:val="18"/>
-          <w:szCs w:val="18"/>
-        </w:rPr>
-        <w:t>սահմանված</w:t>
-      </w:r>
-      <w:proofErr w:type="spellEnd"/>
-      <w:r>
-        <w:rPr>
-          <w:rFonts w:ascii="Times New Roman" w:hAnsi="Times New Roman" w:cs="Times New Roman"/>
-          <w:color w:val="333333"/>
-          <w:sz w:val="18"/>
-          <w:szCs w:val="18"/>
-        </w:rPr>
-        <w:t xml:space="preserve"> </w:t>
-      </w:r>
-      <w:proofErr w:type="spellStart"/>
-      <w:r>
-        <w:rPr>
-          <w:rFonts w:ascii="Times New Roman" w:hAnsi="Times New Roman" w:cs="Times New Roman"/>
-          <w:color w:val="333333"/>
-          <w:sz w:val="18"/>
-          <w:szCs w:val="18"/>
-        </w:rPr>
-        <w:t>այլ</w:t>
-      </w:r>
-      <w:proofErr w:type="spellEnd"/>
-      <w:r>
-        <w:rPr>
-          <w:rFonts w:ascii="Times New Roman" w:hAnsi="Times New Roman" w:cs="Times New Roman"/>
-          <w:color w:val="333333"/>
-          <w:sz w:val="18"/>
-          <w:szCs w:val="18"/>
-        </w:rPr>
-        <w:t xml:space="preserve"> </w:t>
-      </w:r>
-      <w:proofErr w:type="spellStart"/>
-      <w:r>
-        <w:rPr>
-          <w:rFonts w:ascii="Times New Roman" w:hAnsi="Times New Roman" w:cs="Times New Roman"/>
-          <w:color w:val="333333"/>
-          <w:sz w:val="18"/>
-          <w:szCs w:val="18"/>
-        </w:rPr>
-        <w:t>գործողություններ</w:t>
-      </w:r>
-      <w:proofErr w:type="spellEnd"/>
-      <w:r>
-        <w:rPr>
-          <w:rFonts w:ascii="Times New Roman" w:hAnsi="Times New Roman" w:cs="Times New Roman"/>
-          <w:color w:val="333333"/>
-          <w:sz w:val="18"/>
-          <w:szCs w:val="18"/>
-        </w:rPr>
-        <w:t xml:space="preserve"> </w:t>
-      </w:r>
-      <w:proofErr w:type="spellStart"/>
-      <w:r>
-        <w:rPr>
-          <w:rFonts w:ascii="Times New Roman" w:hAnsi="Times New Roman" w:cs="Times New Roman"/>
-          <w:color w:val="333333"/>
-          <w:sz w:val="18"/>
-          <w:szCs w:val="18"/>
-        </w:rPr>
-        <w:t>կատարել</w:t>
-      </w:r>
-      <w:proofErr w:type="spellEnd"/>
+        <w:t>Պայմանագրով սահմանված այլ գործողություններ կատարել</w:t>
+      </w:r>
       <w:r>
         <w:rPr>
           <w:rFonts w:ascii="Times New Roman" w:eastAsia="Times New Roman" w:hAnsi="Times New Roman" w:cs="Times New Roman"/>
@@ -7290,7 +5610,6 @@
           <w:lang w:val="hy-AM"/>
         </w:rPr>
       </w:pPr>
-      <w:proofErr w:type="spellStart"/>
       <w:r>
         <w:rPr>
           <w:rFonts w:ascii="Times New Roman" w:eastAsia="Times New Roman" w:hAnsi="Times New Roman" w:cs="Times New Roman"/>
@@ -7299,108 +5618,8 @@
           <w:szCs w:val="18"/>
           <w:lang w:val="en-GB"/>
         </w:rPr>
-        <w:t>Պայմանագրով</w:t>
-      </w:r>
-      <w:proofErr w:type="spellEnd"/>
-      <w:r>
-        <w:rPr>
-          <w:rFonts w:ascii="Times New Roman" w:eastAsia="Times New Roman" w:hAnsi="Times New Roman" w:cs="Times New Roman"/>
-          <w:color w:val="000000" w:themeColor="text1"/>
-          <w:sz w:val="18"/>
-          <w:szCs w:val="18"/>
-          <w:lang w:val="en-GB"/>
-        </w:rPr>
-        <w:t xml:space="preserve"> </w:t>
-      </w:r>
-      <w:proofErr w:type="spellStart"/>
-      <w:r>
-        <w:rPr>
-          <w:rFonts w:ascii="Times New Roman" w:eastAsia="Times New Roman" w:hAnsi="Times New Roman" w:cs="Times New Roman"/>
-          <w:color w:val="000000" w:themeColor="text1"/>
-          <w:sz w:val="18"/>
-          <w:szCs w:val="18"/>
-          <w:lang w:val="en-GB"/>
-        </w:rPr>
-        <w:t>Վարկատուի</w:t>
-      </w:r>
-      <w:proofErr w:type="spellEnd"/>
-      <w:r>
-        <w:rPr>
-          <w:rFonts w:ascii="Times New Roman" w:eastAsia="Times New Roman" w:hAnsi="Times New Roman" w:cs="Times New Roman"/>
-          <w:color w:val="000000" w:themeColor="text1"/>
-          <w:sz w:val="18"/>
-          <w:szCs w:val="18"/>
-          <w:lang w:val="en-GB"/>
-        </w:rPr>
-        <w:t xml:space="preserve"> (</w:t>
-      </w:r>
-      <w:proofErr w:type="spellStart"/>
-      <w:r>
-        <w:rPr>
-          <w:rFonts w:ascii="Times New Roman" w:eastAsia="Times New Roman" w:hAnsi="Times New Roman" w:cs="Times New Roman"/>
-          <w:color w:val="000000" w:themeColor="text1"/>
-          <w:sz w:val="18"/>
-          <w:szCs w:val="18"/>
-          <w:lang w:val="en-GB"/>
-        </w:rPr>
-        <w:t>սույն</w:t>
-      </w:r>
-      <w:proofErr w:type="spellEnd"/>
-      <w:r>
-        <w:rPr>
-          <w:rFonts w:ascii="Times New Roman" w:eastAsia="Times New Roman" w:hAnsi="Times New Roman" w:cs="Times New Roman"/>
-          <w:color w:val="000000" w:themeColor="text1"/>
-          <w:sz w:val="18"/>
-          <w:szCs w:val="18"/>
-          <w:lang w:val="en-GB"/>
-        </w:rPr>
-        <w:t xml:space="preserve"> </w:t>
-      </w:r>
-      <w:proofErr w:type="spellStart"/>
-      <w:r>
-        <w:rPr>
-          <w:rFonts w:ascii="Times New Roman" w:eastAsia="Times New Roman" w:hAnsi="Times New Roman" w:cs="Times New Roman"/>
-          <w:color w:val="000000" w:themeColor="text1"/>
-          <w:sz w:val="18"/>
-          <w:szCs w:val="18"/>
-          <w:lang w:val="en-GB"/>
-        </w:rPr>
-        <w:t>բաժնում</w:t>
-      </w:r>
-      <w:proofErr w:type="spellEnd"/>
-      <w:r>
-        <w:rPr>
-          <w:rFonts w:ascii="Times New Roman" w:eastAsia="Times New Roman" w:hAnsi="Times New Roman" w:cs="Times New Roman"/>
-          <w:color w:val="000000" w:themeColor="text1"/>
-          <w:sz w:val="18"/>
-          <w:szCs w:val="18"/>
-          <w:lang w:val="en-GB"/>
-        </w:rPr>
-        <w:t xml:space="preserve"> </w:t>
-      </w:r>
-      <w:proofErr w:type="spellStart"/>
-      <w:r>
-        <w:rPr>
-          <w:rFonts w:ascii="Times New Roman" w:eastAsia="Times New Roman" w:hAnsi="Times New Roman" w:cs="Times New Roman"/>
-          <w:color w:val="000000" w:themeColor="text1"/>
-          <w:sz w:val="18"/>
-          <w:szCs w:val="18"/>
-          <w:lang w:val="en-GB"/>
-        </w:rPr>
-        <w:t>նաև</w:t>
-      </w:r>
-      <w:proofErr w:type="spellEnd"/>
-      <w:r>
-        <w:rPr>
-          <w:rFonts w:ascii="Times New Roman" w:eastAsia="Times New Roman" w:hAnsi="Times New Roman" w:cs="Times New Roman"/>
-          <w:color w:val="000000" w:themeColor="text1"/>
-          <w:sz w:val="18"/>
-          <w:szCs w:val="18"/>
-          <w:lang w:val="en-GB"/>
-        </w:rPr>
-        <w:t xml:space="preserve">՝ </w:t>
-      </w:r>
-      <w:proofErr w:type="spellStart"/>
+        <w:t xml:space="preserve">Պայմանագրով Վարկատուի (սույն բաժնում նաև՝ </w:t>
+      </w:r>
       <w:r>
         <w:rPr>
           <w:rFonts w:ascii="Times New Roman" w:eastAsia="Times New Roman" w:hAnsi="Times New Roman" w:cs="Times New Roman"/>
@@ -7413,7 +5632,6 @@
         </w:rPr>
         <w:t>Գրավառու</w:t>
       </w:r>
-      <w:proofErr w:type="spellEnd"/>
       <w:r>
         <w:rPr>
           <w:rFonts w:ascii="Times New Roman" w:eastAsia="Times New Roman" w:hAnsi="Times New Roman" w:cs="Times New Roman"/>
@@ -7422,230 +5640,8 @@
           <w:szCs w:val="18"/>
           <w:lang w:val="en-GB"/>
         </w:rPr>
-        <w:t xml:space="preserve">) </w:t>
-      </w:r>
-      <w:proofErr w:type="spellStart"/>
-      <w:r>
-        <w:rPr>
-          <w:rFonts w:ascii="Times New Roman" w:eastAsia="Times New Roman" w:hAnsi="Times New Roman" w:cs="Times New Roman"/>
-          <w:color w:val="000000" w:themeColor="text1"/>
-          <w:sz w:val="18"/>
-          <w:szCs w:val="18"/>
-          <w:lang w:val="en-GB"/>
-        </w:rPr>
-        <w:t>հանդեպ</w:t>
-      </w:r>
-      <w:proofErr w:type="spellEnd"/>
-      <w:r>
-        <w:rPr>
-          <w:rFonts w:ascii="Times New Roman" w:eastAsia="Times New Roman" w:hAnsi="Times New Roman" w:cs="Times New Roman"/>
-          <w:color w:val="000000" w:themeColor="text1"/>
-          <w:sz w:val="18"/>
-          <w:szCs w:val="18"/>
-          <w:lang w:val="en-GB"/>
-        </w:rPr>
-        <w:t xml:space="preserve"> </w:t>
-      </w:r>
-      <w:proofErr w:type="spellStart"/>
-      <w:r>
-        <w:rPr>
-          <w:rFonts w:ascii="Times New Roman" w:eastAsia="Times New Roman" w:hAnsi="Times New Roman" w:cs="Times New Roman"/>
-          <w:color w:val="000000" w:themeColor="text1"/>
-          <w:sz w:val="18"/>
-          <w:szCs w:val="18"/>
-          <w:lang w:val="en-GB"/>
-        </w:rPr>
-        <w:t>ստանձնած</w:t>
-      </w:r>
-      <w:proofErr w:type="spellEnd"/>
-      <w:r>
-        <w:rPr>
-          <w:rFonts w:ascii="Times New Roman" w:eastAsia="Times New Roman" w:hAnsi="Times New Roman" w:cs="Times New Roman"/>
-          <w:color w:val="000000" w:themeColor="text1"/>
-          <w:sz w:val="18"/>
-          <w:szCs w:val="18"/>
-          <w:lang w:val="en-GB"/>
-        </w:rPr>
-        <w:t xml:space="preserve"> </w:t>
-      </w:r>
-      <w:proofErr w:type="spellStart"/>
-      <w:r>
-        <w:rPr>
-          <w:rFonts w:ascii="Times New Roman" w:eastAsia="Times New Roman" w:hAnsi="Times New Roman" w:cs="Times New Roman"/>
-          <w:color w:val="000000" w:themeColor="text1"/>
-          <w:sz w:val="18"/>
-          <w:szCs w:val="18"/>
-          <w:lang w:val="en-GB"/>
-        </w:rPr>
-        <w:t>պարտավորությունների</w:t>
-      </w:r>
-      <w:proofErr w:type="spellEnd"/>
-      <w:r>
-        <w:rPr>
-          <w:rFonts w:ascii="Times New Roman" w:eastAsia="Times New Roman" w:hAnsi="Times New Roman" w:cs="Times New Roman"/>
-          <w:color w:val="000000" w:themeColor="text1"/>
-          <w:sz w:val="18"/>
-          <w:szCs w:val="18"/>
-          <w:lang w:val="en-GB"/>
-        </w:rPr>
-        <w:t xml:space="preserve"> </w:t>
-      </w:r>
-      <w:proofErr w:type="spellStart"/>
-      <w:r>
-        <w:rPr>
-          <w:rFonts w:ascii="Times New Roman" w:eastAsia="Times New Roman" w:hAnsi="Times New Roman" w:cs="Times New Roman"/>
-          <w:color w:val="000000" w:themeColor="text1"/>
-          <w:sz w:val="18"/>
-          <w:szCs w:val="18"/>
-          <w:lang w:val="en-GB"/>
-        </w:rPr>
-        <w:t>կատարման</w:t>
-      </w:r>
-      <w:proofErr w:type="spellEnd"/>
-      <w:r>
-        <w:rPr>
-          <w:rFonts w:ascii="Times New Roman" w:eastAsia="Times New Roman" w:hAnsi="Times New Roman" w:cs="Times New Roman"/>
-          <w:color w:val="000000" w:themeColor="text1"/>
-          <w:sz w:val="18"/>
-          <w:szCs w:val="18"/>
-          <w:lang w:val="en-GB"/>
-        </w:rPr>
-        <w:t xml:space="preserve"> </w:t>
-      </w:r>
-      <w:proofErr w:type="spellStart"/>
-      <w:r>
-        <w:rPr>
-          <w:rFonts w:ascii="Times New Roman" w:eastAsia="Times New Roman" w:hAnsi="Times New Roman" w:cs="Times New Roman"/>
-          <w:color w:val="000000" w:themeColor="text1"/>
-          <w:sz w:val="18"/>
-          <w:szCs w:val="18"/>
-          <w:lang w:val="en-GB"/>
-        </w:rPr>
-        <w:t>ապահովման</w:t>
-      </w:r>
-      <w:proofErr w:type="spellEnd"/>
-      <w:r>
-        <w:rPr>
-          <w:rFonts w:ascii="Times New Roman" w:eastAsia="Times New Roman" w:hAnsi="Times New Roman" w:cs="Times New Roman"/>
-          <w:color w:val="000000" w:themeColor="text1"/>
-          <w:sz w:val="18"/>
-          <w:szCs w:val="18"/>
-          <w:lang w:val="en-GB"/>
-        </w:rPr>
-        <w:t xml:space="preserve"> </w:t>
-      </w:r>
-      <w:proofErr w:type="spellStart"/>
-      <w:r>
-        <w:rPr>
-          <w:rFonts w:ascii="Times New Roman" w:eastAsia="Times New Roman" w:hAnsi="Times New Roman" w:cs="Times New Roman"/>
-          <w:color w:val="000000" w:themeColor="text1"/>
-          <w:sz w:val="18"/>
-          <w:szCs w:val="18"/>
-          <w:lang w:val="en-GB"/>
-        </w:rPr>
-        <w:t>նպատակով</w:t>
-      </w:r>
-      <w:proofErr w:type="spellEnd"/>
-      <w:r>
-        <w:rPr>
-          <w:rFonts w:ascii="Times New Roman" w:eastAsia="Times New Roman" w:hAnsi="Times New Roman" w:cs="Times New Roman"/>
-          <w:color w:val="000000" w:themeColor="text1"/>
-          <w:sz w:val="18"/>
-          <w:szCs w:val="18"/>
-          <w:lang w:val="en-GB"/>
-        </w:rPr>
-        <w:t xml:space="preserve"> </w:t>
-      </w:r>
-      <w:proofErr w:type="spellStart"/>
-      <w:r>
-        <w:rPr>
-          <w:rFonts w:ascii="Times New Roman" w:eastAsia="Times New Roman" w:hAnsi="Times New Roman" w:cs="Times New Roman"/>
-          <w:color w:val="000000" w:themeColor="text1"/>
-          <w:sz w:val="18"/>
-          <w:szCs w:val="18"/>
-          <w:lang w:val="en-GB"/>
-        </w:rPr>
-        <w:t>Վարկառուն</w:t>
-      </w:r>
-      <w:proofErr w:type="spellEnd"/>
-      <w:r>
-        <w:rPr>
-          <w:rFonts w:ascii="Times New Roman" w:eastAsia="Times New Roman" w:hAnsi="Times New Roman" w:cs="Times New Roman"/>
-          <w:color w:val="000000" w:themeColor="text1"/>
-          <w:sz w:val="18"/>
-          <w:szCs w:val="18"/>
-          <w:lang w:val="en-GB"/>
-        </w:rPr>
-        <w:t xml:space="preserve"> (</w:t>
-      </w:r>
-      <w:proofErr w:type="spellStart"/>
-      <w:r>
-        <w:rPr>
-          <w:rFonts w:ascii="Times New Roman" w:eastAsia="Times New Roman" w:hAnsi="Times New Roman" w:cs="Times New Roman"/>
-          <w:color w:val="000000" w:themeColor="text1"/>
-          <w:sz w:val="18"/>
-          <w:szCs w:val="18"/>
-          <w:lang w:val="en-GB"/>
-        </w:rPr>
-        <w:t>սույն</w:t>
-      </w:r>
-      <w:proofErr w:type="spellEnd"/>
-      <w:r>
-        <w:rPr>
-          <w:rFonts w:ascii="Times New Roman" w:eastAsia="Times New Roman" w:hAnsi="Times New Roman" w:cs="Times New Roman"/>
-          <w:color w:val="000000" w:themeColor="text1"/>
-          <w:sz w:val="18"/>
-          <w:szCs w:val="18"/>
-          <w:lang w:val="en-GB"/>
-        </w:rPr>
-        <w:t xml:space="preserve"> </w:t>
-      </w:r>
-      <w:proofErr w:type="spellStart"/>
-      <w:r>
-        <w:rPr>
-          <w:rFonts w:ascii="Times New Roman" w:eastAsia="Times New Roman" w:hAnsi="Times New Roman" w:cs="Times New Roman"/>
-          <w:color w:val="000000" w:themeColor="text1"/>
-          <w:sz w:val="18"/>
-          <w:szCs w:val="18"/>
-          <w:lang w:val="en-GB"/>
-        </w:rPr>
-        <w:t>բաժնում</w:t>
-      </w:r>
-      <w:proofErr w:type="spellEnd"/>
-      <w:r>
-        <w:rPr>
-          <w:rFonts w:ascii="Times New Roman" w:eastAsia="Times New Roman" w:hAnsi="Times New Roman" w:cs="Times New Roman"/>
-          <w:color w:val="000000" w:themeColor="text1"/>
-          <w:sz w:val="18"/>
-          <w:szCs w:val="18"/>
-          <w:lang w:val="en-GB"/>
-        </w:rPr>
-        <w:t xml:space="preserve"> </w:t>
-      </w:r>
-      <w:proofErr w:type="spellStart"/>
-      <w:r>
-        <w:rPr>
-          <w:rFonts w:ascii="Times New Roman" w:eastAsia="Times New Roman" w:hAnsi="Times New Roman" w:cs="Times New Roman"/>
-          <w:color w:val="000000" w:themeColor="text1"/>
-          <w:sz w:val="18"/>
-          <w:szCs w:val="18"/>
-          <w:lang w:val="en-GB"/>
-        </w:rPr>
-        <w:t>նաև</w:t>
-      </w:r>
-      <w:proofErr w:type="spellEnd"/>
-      <w:r>
-        <w:rPr>
-          <w:rFonts w:ascii="Times New Roman" w:eastAsia="Times New Roman" w:hAnsi="Times New Roman" w:cs="Times New Roman"/>
-          <w:color w:val="000000" w:themeColor="text1"/>
-          <w:sz w:val="18"/>
-          <w:szCs w:val="18"/>
-          <w:lang w:val="en-GB"/>
-        </w:rPr>
-        <w:t xml:space="preserve">՝ </w:t>
-      </w:r>
-      <w:proofErr w:type="spellStart"/>
-      <w:proofErr w:type="gramStart"/>
+        <w:t xml:space="preserve">) հանդեպ ստանձնած պարտավորությունների կատարման ապահովման նպատակով Վարկառուն (սույն բաժնում նաև՝ </w:t>
+      </w:r>
       <w:r>
         <w:rPr>
           <w:rFonts w:ascii="Times New Roman" w:eastAsia="Times New Roman" w:hAnsi="Times New Roman" w:cs="Times New Roman"/>
@@ -7658,7 +5654,6 @@
         </w:rPr>
         <w:t>Գրավատու</w:t>
       </w:r>
-      <w:proofErr w:type="spellEnd"/>
       <w:r>
         <w:rPr>
           <w:rFonts w:ascii="Times New Roman" w:eastAsia="Times New Roman" w:hAnsi="Times New Roman" w:cs="Times New Roman"/>
@@ -7669,7 +5664,6 @@
         </w:rPr>
         <w:t xml:space="preserve">)  </w:t>
       </w:r>
-      <w:proofErr w:type="spellStart"/>
       <w:r>
         <w:rPr>
           <w:rFonts w:ascii="Times New Roman" w:eastAsia="Times New Roman" w:hAnsi="Times New Roman" w:cs="Times New Roman"/>
@@ -7678,10 +5672,8 @@
           <w:szCs w:val="18"/>
           <w:lang w:val="en-GB"/>
         </w:rPr>
-        <w:t>գրավադրում</w:t>
-      </w:r>
-      <w:proofErr w:type="spellEnd"/>
-      <w:proofErr w:type="gramEnd"/>
+        <w:t>գրավադրում է բացառապես իրեն սեփականության իրավունքով</w:t>
+      </w:r>
       <w:r>
         <w:rPr>
           <w:rFonts w:ascii="Times New Roman" w:eastAsia="Times New Roman" w:hAnsi="Times New Roman" w:cs="Times New Roman"/>
@@ -7690,9 +5682,8 @@
           <w:szCs w:val="18"/>
           <w:lang w:val="en-GB"/>
         </w:rPr>
-        <w:t xml:space="preserve"> է </w:t>
-      </w:r>
-      <w:proofErr w:type="spellStart"/>
+        <w:t xml:space="preserve"> պատկանող</w:t>
+      </w:r>
       <w:r>
         <w:rPr>
           <w:rFonts w:ascii="Times New Roman" w:eastAsia="Times New Roman" w:hAnsi="Times New Roman" w:cs="Times New Roman"/>
@@ -7701,9 +5692,8 @@
           <w:szCs w:val="18"/>
           <w:lang w:val="en-GB"/>
         </w:rPr>
-        <w:t>բացառապես</w:t>
-      </w:r>
-      <w:proofErr w:type="spellEnd"/>
+        <w:t xml:space="preserve"> </w:t>
+      </w:r>
       <w:r>
         <w:rPr>
           <w:rFonts w:ascii="Times New Roman" w:eastAsia="Times New Roman" w:hAnsi="Times New Roman" w:cs="Times New Roman"/>
@@ -7712,9 +5702,8 @@
           <w:szCs w:val="18"/>
           <w:lang w:val="en-GB"/>
         </w:rPr>
-        <w:t xml:space="preserve"> </w:t>
-      </w:r>
-      <w:proofErr w:type="spellStart"/>
+        <w:t xml:space="preserve">Պայմանագրի </w:t>
+      </w:r>
       <w:r>
         <w:rPr>
           <w:rFonts w:ascii="Times New Roman" w:eastAsia="Times New Roman" w:hAnsi="Times New Roman" w:cs="Times New Roman"/>
@@ -7723,9 +5712,8 @@
           <w:szCs w:val="18"/>
           <w:lang w:val="en-GB"/>
         </w:rPr>
-        <w:t>իրեն</w:t>
-      </w:r>
-      <w:proofErr w:type="spellEnd"/>
+        <w:fldChar w:fldCharType="begin"/>
+      </w:r>
       <w:r>
         <w:rPr>
           <w:rFonts w:ascii="Times New Roman" w:eastAsia="Times New Roman" w:hAnsi="Times New Roman" w:cs="Times New Roman"/>
@@ -7734,9 +5722,8 @@
           <w:szCs w:val="18"/>
           <w:lang w:val="en-GB"/>
         </w:rPr>
-        <w:t xml:space="preserve"> </w:t>
-      </w:r>
-      <w:proofErr w:type="spellStart"/>
+        <w:instrText xml:space="preserve"> REF _Ref220023143 \r \h </w:instrText>
+      </w:r>
       <w:r>
         <w:rPr>
           <w:rFonts w:ascii="Times New Roman" w:eastAsia="Times New Roman" w:hAnsi="Times New Roman" w:cs="Times New Roman"/>
@@ -7745,9 +5732,7 @@
           <w:szCs w:val="18"/>
           <w:lang w:val="en-GB"/>
         </w:rPr>
-        <w:t>սեփականության</w:t>
-      </w:r>
-      <w:proofErr w:type="spellEnd"/>
+      </w:r>
       <w:r>
         <w:rPr>
           <w:rFonts w:ascii="Times New Roman" w:eastAsia="Times New Roman" w:hAnsi="Times New Roman" w:cs="Times New Roman"/>
@@ -7756,9 +5741,8 @@
           <w:szCs w:val="18"/>
           <w:lang w:val="en-GB"/>
         </w:rPr>
-        <w:t xml:space="preserve"> </w:t>
-      </w:r>
-      <w:proofErr w:type="spellStart"/>
+        <w:fldChar w:fldCharType="separate"/>
+      </w:r>
       <w:r>
         <w:rPr>
           <w:rFonts w:ascii="Times New Roman" w:eastAsia="Times New Roman" w:hAnsi="Times New Roman" w:cs="Times New Roman"/>
@@ -7767,9 +5751,8 @@
           <w:szCs w:val="18"/>
           <w:lang w:val="en-GB"/>
         </w:rPr>
-        <w:t>իրավունքով</w:t>
-      </w:r>
-      <w:proofErr w:type="spellEnd"/>
+        <w:t>3.2</w:t>
+      </w:r>
       <w:r>
         <w:rPr>
           <w:rFonts w:ascii="Times New Roman" w:eastAsia="Times New Roman" w:hAnsi="Times New Roman" w:cs="Times New Roman"/>
@@ -7778,9 +5761,8 @@
           <w:szCs w:val="18"/>
           <w:lang w:val="en-GB"/>
         </w:rPr>
-        <w:t xml:space="preserve"> </w:t>
-      </w:r>
-      <w:proofErr w:type="spellStart"/>
+        <w:fldChar w:fldCharType="end"/>
+      </w:r>
       <w:r>
         <w:rPr>
           <w:rFonts w:ascii="Times New Roman" w:eastAsia="Times New Roman" w:hAnsi="Times New Roman" w:cs="Times New Roman"/>
@@ -7789,9 +5771,8 @@
           <w:szCs w:val="18"/>
           <w:lang w:val="en-GB"/>
         </w:rPr>
-        <w:t>պատկանող</w:t>
-      </w:r>
-      <w:proofErr w:type="spellEnd"/>
+        <w:t xml:space="preserve"> կետով սահմանված գրավի առարկան,</w:t>
+      </w:r>
       <w:r>
         <w:rPr>
           <w:rFonts w:ascii="Times New Roman" w:eastAsia="Times New Roman" w:hAnsi="Times New Roman" w:cs="Times New Roman"/>
@@ -7800,9 +5781,8 @@
           <w:szCs w:val="18"/>
           <w:lang w:val="en-GB"/>
         </w:rPr>
-        <w:t xml:space="preserve"> </w:t>
-      </w:r>
-      <w:proofErr w:type="spellStart"/>
+        <w:t xml:space="preserve"> որը ազատ է</w:t>
+      </w:r>
       <w:r>
         <w:rPr>
           <w:rFonts w:ascii="Times New Roman" w:eastAsia="Times New Roman" w:hAnsi="Times New Roman" w:cs="Times New Roman"/>
@@ -7811,296 +5791,8 @@
           <w:szCs w:val="18"/>
           <w:lang w:val="en-GB"/>
         </w:rPr>
-        <w:t>Պայմանագրի</w:t>
-      </w:r>
-      <w:proofErr w:type="spellEnd"/>
-      <w:r>
-        <w:rPr>
-          <w:rFonts w:ascii="Times New Roman" w:eastAsia="Times New Roman" w:hAnsi="Times New Roman" w:cs="Times New Roman"/>
-          <w:color w:val="000000" w:themeColor="text1"/>
-          <w:sz w:val="18"/>
-          <w:szCs w:val="18"/>
-          <w:lang w:val="en-GB"/>
-        </w:rPr>
-        <w:t xml:space="preserve"> </w:t>
-      </w:r>
-      <w:r>
-        <w:rPr>
-          <w:rFonts w:ascii="Times New Roman" w:eastAsia="Times New Roman" w:hAnsi="Times New Roman" w:cs="Times New Roman"/>
-          <w:color w:val="000000" w:themeColor="text1"/>
-          <w:sz w:val="18"/>
-          <w:szCs w:val="18"/>
-          <w:lang w:val="en-GB"/>
-        </w:rPr>
-        <w:fldChar w:fldCharType="begin"/>
-      </w:r>
-      <w:r>
-        <w:rPr>
-          <w:rFonts w:ascii="Times New Roman" w:eastAsia="Times New Roman" w:hAnsi="Times New Roman" w:cs="Times New Roman"/>
-          <w:color w:val="000000" w:themeColor="text1"/>
-          <w:sz w:val="18"/>
-          <w:szCs w:val="18"/>
-          <w:lang w:val="en-GB"/>
-        </w:rPr>
-        <w:instrText xml:space="preserve"> REF _Ref220023143 \r \h </w:instrText>
-      </w:r>
-      <w:r>
-        <w:rPr>
-          <w:rFonts w:ascii="Times New Roman" w:eastAsia="Times New Roman" w:hAnsi="Times New Roman" w:cs="Times New Roman"/>
-          <w:color w:val="000000" w:themeColor="text1"/>
-          <w:sz w:val="18"/>
-          <w:szCs w:val="18"/>
-          <w:lang w:val="en-GB"/>
-        </w:rPr>
-      </w:r>
-      <w:r>
-        <w:rPr>
-          <w:rFonts w:ascii="Times New Roman" w:eastAsia="Times New Roman" w:hAnsi="Times New Roman" w:cs="Times New Roman"/>
-          <w:color w:val="000000" w:themeColor="text1"/>
-          <w:sz w:val="18"/>
-          <w:szCs w:val="18"/>
-          <w:lang w:val="en-GB"/>
-        </w:rPr>
-        <w:fldChar w:fldCharType="separate"/>
-      </w:r>
-      <w:r>
-        <w:rPr>
-          <w:rFonts w:ascii="Times New Roman" w:eastAsia="Times New Roman" w:hAnsi="Times New Roman" w:cs="Times New Roman"/>
-          <w:color w:val="000000" w:themeColor="text1"/>
-          <w:sz w:val="18"/>
-          <w:szCs w:val="18"/>
-          <w:lang w:val="en-GB"/>
-        </w:rPr>
-        <w:t>3.2</w:t>
-      </w:r>
-      <w:r>
-        <w:rPr>
-          <w:rFonts w:ascii="Times New Roman" w:eastAsia="Times New Roman" w:hAnsi="Times New Roman" w:cs="Times New Roman"/>
-          <w:color w:val="000000" w:themeColor="text1"/>
-          <w:sz w:val="18"/>
-          <w:szCs w:val="18"/>
-          <w:lang w:val="en-GB"/>
-        </w:rPr>
-        <w:fldChar w:fldCharType="end"/>
-      </w:r>
-      <w:r>
-        <w:rPr>
-          <w:rFonts w:ascii="Times New Roman" w:eastAsia="Times New Roman" w:hAnsi="Times New Roman" w:cs="Times New Roman"/>
-          <w:color w:val="000000" w:themeColor="text1"/>
-          <w:sz w:val="18"/>
-          <w:szCs w:val="18"/>
-          <w:lang w:val="en-GB"/>
-        </w:rPr>
-        <w:t xml:space="preserve"> </w:t>
-      </w:r>
-      <w:proofErr w:type="spellStart"/>
-      <w:r>
-        <w:rPr>
-          <w:rFonts w:ascii="Times New Roman" w:eastAsia="Times New Roman" w:hAnsi="Times New Roman" w:cs="Times New Roman"/>
-          <w:color w:val="000000" w:themeColor="text1"/>
-          <w:sz w:val="18"/>
-          <w:szCs w:val="18"/>
-          <w:lang w:val="en-GB"/>
-        </w:rPr>
-        <w:t>կետով</w:t>
-      </w:r>
-      <w:proofErr w:type="spellEnd"/>
-      <w:r>
-        <w:rPr>
-          <w:rFonts w:ascii="Times New Roman" w:eastAsia="Times New Roman" w:hAnsi="Times New Roman" w:cs="Times New Roman"/>
-          <w:color w:val="000000" w:themeColor="text1"/>
-          <w:sz w:val="18"/>
-          <w:szCs w:val="18"/>
-          <w:lang w:val="en-GB"/>
-        </w:rPr>
-        <w:t xml:space="preserve"> </w:t>
-      </w:r>
-      <w:proofErr w:type="spellStart"/>
-      <w:r>
-        <w:rPr>
-          <w:rFonts w:ascii="Times New Roman" w:eastAsia="Times New Roman" w:hAnsi="Times New Roman" w:cs="Times New Roman"/>
-          <w:color w:val="000000" w:themeColor="text1"/>
-          <w:sz w:val="18"/>
-          <w:szCs w:val="18"/>
-          <w:lang w:val="en-GB"/>
-        </w:rPr>
-        <w:t>սահմանված</w:t>
-      </w:r>
-      <w:proofErr w:type="spellEnd"/>
-      <w:r>
-        <w:rPr>
-          <w:rFonts w:ascii="Times New Roman" w:eastAsia="Times New Roman" w:hAnsi="Times New Roman" w:cs="Times New Roman"/>
-          <w:color w:val="000000" w:themeColor="text1"/>
-          <w:sz w:val="18"/>
-          <w:szCs w:val="18"/>
-          <w:lang w:val="en-GB"/>
-        </w:rPr>
-        <w:t xml:space="preserve"> </w:t>
-      </w:r>
-      <w:proofErr w:type="spellStart"/>
-      <w:r>
-        <w:rPr>
-          <w:rFonts w:ascii="Times New Roman" w:eastAsia="Times New Roman" w:hAnsi="Times New Roman" w:cs="Times New Roman"/>
-          <w:color w:val="000000" w:themeColor="text1"/>
-          <w:sz w:val="18"/>
-          <w:szCs w:val="18"/>
-          <w:lang w:val="en-GB"/>
-        </w:rPr>
-        <w:t>գրավի</w:t>
-      </w:r>
-      <w:proofErr w:type="spellEnd"/>
-      <w:r>
-        <w:rPr>
-          <w:rFonts w:ascii="Times New Roman" w:eastAsia="Times New Roman" w:hAnsi="Times New Roman" w:cs="Times New Roman"/>
-          <w:color w:val="000000" w:themeColor="text1"/>
-          <w:sz w:val="18"/>
-          <w:szCs w:val="18"/>
-          <w:lang w:val="en-GB"/>
-        </w:rPr>
-        <w:t xml:space="preserve"> </w:t>
-      </w:r>
-      <w:proofErr w:type="spellStart"/>
-      <w:r>
-        <w:rPr>
-          <w:rFonts w:ascii="Times New Roman" w:eastAsia="Times New Roman" w:hAnsi="Times New Roman" w:cs="Times New Roman"/>
-          <w:color w:val="000000" w:themeColor="text1"/>
-          <w:sz w:val="18"/>
-          <w:szCs w:val="18"/>
-          <w:lang w:val="en-GB"/>
-        </w:rPr>
-        <w:t>առարկան</w:t>
-      </w:r>
-      <w:proofErr w:type="spellEnd"/>
-      <w:r>
-        <w:rPr>
-          <w:rFonts w:ascii="Times New Roman" w:eastAsia="Times New Roman" w:hAnsi="Times New Roman" w:cs="Times New Roman"/>
-          <w:color w:val="000000" w:themeColor="text1"/>
-          <w:sz w:val="18"/>
-          <w:szCs w:val="18"/>
-          <w:lang w:val="en-GB"/>
-        </w:rPr>
-        <w:t>,</w:t>
-      </w:r>
-      <w:r>
-        <w:rPr>
-          <w:rFonts w:ascii="Times New Roman" w:eastAsia="Times New Roman" w:hAnsi="Times New Roman" w:cs="Times New Roman"/>
-          <w:color w:val="000000" w:themeColor="text1"/>
-          <w:sz w:val="18"/>
-          <w:szCs w:val="18"/>
-          <w:lang w:val="en-GB"/>
-        </w:rPr>
-        <w:t xml:space="preserve"> </w:t>
-      </w:r>
-      <w:proofErr w:type="spellStart"/>
-      <w:r>
-        <w:rPr>
-          <w:rFonts w:ascii="Times New Roman" w:eastAsia="Times New Roman" w:hAnsi="Times New Roman" w:cs="Times New Roman"/>
-          <w:color w:val="000000" w:themeColor="text1"/>
-          <w:sz w:val="18"/>
-          <w:szCs w:val="18"/>
-          <w:lang w:val="en-GB"/>
-        </w:rPr>
-        <w:t>որը</w:t>
-      </w:r>
-      <w:proofErr w:type="spellEnd"/>
-      <w:r>
-        <w:rPr>
-          <w:rFonts w:ascii="Times New Roman" w:eastAsia="Times New Roman" w:hAnsi="Times New Roman" w:cs="Times New Roman"/>
-          <w:color w:val="000000" w:themeColor="text1"/>
-          <w:sz w:val="18"/>
-          <w:szCs w:val="18"/>
-          <w:lang w:val="en-GB"/>
-        </w:rPr>
-        <w:t xml:space="preserve"> </w:t>
-      </w:r>
-      <w:proofErr w:type="spellStart"/>
-      <w:r>
-        <w:rPr>
-          <w:rFonts w:ascii="Times New Roman" w:eastAsia="Times New Roman" w:hAnsi="Times New Roman" w:cs="Times New Roman"/>
-          <w:color w:val="000000" w:themeColor="text1"/>
-          <w:sz w:val="18"/>
-          <w:szCs w:val="18"/>
-          <w:lang w:val="en-GB"/>
-        </w:rPr>
-        <w:t>ազատ</w:t>
-      </w:r>
-      <w:proofErr w:type="spellEnd"/>
-      <w:r>
-        <w:rPr>
-          <w:rFonts w:ascii="Times New Roman" w:eastAsia="Times New Roman" w:hAnsi="Times New Roman" w:cs="Times New Roman"/>
-          <w:color w:val="000000" w:themeColor="text1"/>
-          <w:sz w:val="18"/>
-          <w:szCs w:val="18"/>
-          <w:lang w:val="en-GB"/>
-        </w:rPr>
-        <w:t xml:space="preserve"> է</w:t>
-      </w:r>
-      <w:r>
-        <w:rPr>
-          <w:rFonts w:ascii="Times New Roman" w:eastAsia="Times New Roman" w:hAnsi="Times New Roman" w:cs="Times New Roman"/>
-          <w:color w:val="000000" w:themeColor="text1"/>
-          <w:sz w:val="18"/>
-          <w:szCs w:val="18"/>
-          <w:lang w:val="en-GB"/>
-        </w:rPr>
-        <w:t xml:space="preserve"> </w:t>
-      </w:r>
-      <w:proofErr w:type="spellStart"/>
-      <w:r>
-        <w:rPr>
-          <w:rFonts w:ascii="Times New Roman" w:eastAsia="Times New Roman" w:hAnsi="Times New Roman" w:cs="Times New Roman"/>
-          <w:color w:val="000000" w:themeColor="text1"/>
-          <w:sz w:val="18"/>
-          <w:szCs w:val="18"/>
-          <w:lang w:val="en-GB"/>
-        </w:rPr>
-        <w:t>երրորդ</w:t>
-      </w:r>
-      <w:proofErr w:type="spellEnd"/>
-      <w:r>
-        <w:rPr>
-          <w:rFonts w:ascii="Times New Roman" w:eastAsia="Times New Roman" w:hAnsi="Times New Roman" w:cs="Times New Roman"/>
-          <w:color w:val="000000" w:themeColor="text1"/>
-          <w:sz w:val="18"/>
-          <w:szCs w:val="18"/>
-          <w:lang w:val="en-GB"/>
-        </w:rPr>
-        <w:t xml:space="preserve"> </w:t>
-      </w:r>
-      <w:proofErr w:type="spellStart"/>
-      <w:r>
-        <w:rPr>
-          <w:rFonts w:ascii="Times New Roman" w:eastAsia="Times New Roman" w:hAnsi="Times New Roman" w:cs="Times New Roman"/>
-          <w:color w:val="000000" w:themeColor="text1"/>
-          <w:sz w:val="18"/>
-          <w:szCs w:val="18"/>
-          <w:lang w:val="en-GB"/>
-        </w:rPr>
-        <w:t>անձանց</w:t>
-      </w:r>
-      <w:proofErr w:type="spellEnd"/>
-      <w:r>
-        <w:rPr>
-          <w:rFonts w:ascii="Times New Roman" w:eastAsia="Times New Roman" w:hAnsi="Times New Roman" w:cs="Times New Roman"/>
-          <w:color w:val="000000" w:themeColor="text1"/>
-          <w:sz w:val="18"/>
-          <w:szCs w:val="18"/>
-          <w:lang w:val="en-GB"/>
-        </w:rPr>
-        <w:t xml:space="preserve"> </w:t>
-      </w:r>
-      <w:proofErr w:type="spellStart"/>
-      <w:r>
-        <w:rPr>
-          <w:rFonts w:ascii="Times New Roman" w:eastAsia="Times New Roman" w:hAnsi="Times New Roman" w:cs="Times New Roman"/>
-          <w:color w:val="000000" w:themeColor="text1"/>
-          <w:sz w:val="18"/>
-          <w:szCs w:val="18"/>
-          <w:lang w:val="en-GB"/>
-        </w:rPr>
-        <w:t>պահանջներից</w:t>
-      </w:r>
-      <w:proofErr w:type="spellEnd"/>
+        <w:t xml:space="preserve"> երրորդ անձանց պահանջներից</w:t>
+      </w:r>
       <w:r>
         <w:rPr>
           <w:rFonts w:ascii="Times New Roman" w:eastAsia="Times New Roman" w:hAnsi="Times New Roman" w:cs="Times New Roman"/>
@@ -8131,7 +5823,6 @@
       </w:pPr>
       <w:bookmarkStart w:id="8" w:name="_Ref220023143"/>
       <w:bookmarkStart w:id="9" w:name="_Ref220023284"/>
-      <w:proofErr w:type="spellStart"/>
       <w:r>
         <w:rPr>
           <w:rFonts w:ascii="Times New Roman" w:eastAsia="Times New Roman" w:hAnsi="Times New Roman" w:cs="Times New Roman"/>
@@ -8140,9 +5831,9 @@
           <w:szCs w:val="18"/>
           <w:lang w:val="en-GB"/>
         </w:rPr>
-        <w:t>Գրավ</w:t>
-      </w:r>
-      <w:proofErr w:type="spellEnd"/>
+        <w:t xml:space="preserve">Գրավ </w:t>
+      </w:r>
+      <w:bookmarkEnd w:id="8"/>
       <w:r>
         <w:rPr>
           <w:rFonts w:ascii="Times New Roman" w:eastAsia="Times New Roman" w:hAnsi="Times New Roman" w:cs="Times New Roman"/>
@@ -8151,30 +5842,7 @@
           <w:szCs w:val="18"/>
           <w:lang w:val="en-GB"/>
         </w:rPr>
-        <w:t xml:space="preserve"> </w:t>
-      </w:r>
-      <w:bookmarkEnd w:id="8"/>
-      <w:proofErr w:type="spellStart"/>
-      <w:r>
-        <w:rPr>
-          <w:rFonts w:ascii="Times New Roman" w:eastAsia="Times New Roman" w:hAnsi="Times New Roman" w:cs="Times New Roman"/>
-          <w:color w:val="000000" w:themeColor="text1"/>
-          <w:sz w:val="18"/>
-          <w:szCs w:val="18"/>
-          <w:lang w:val="en-GB"/>
-        </w:rPr>
-        <w:t>առարկան</w:t>
-      </w:r>
-      <w:proofErr w:type="spellEnd"/>
-      <w:r>
-        <w:rPr>
-          <w:rFonts w:ascii="Times New Roman" w:eastAsia="Times New Roman" w:hAnsi="Times New Roman" w:cs="Times New Roman"/>
-          <w:color w:val="000000" w:themeColor="text1"/>
-          <w:sz w:val="18"/>
-          <w:szCs w:val="18"/>
-          <w:lang w:val="en-GB"/>
-        </w:rPr>
-        <w:t xml:space="preserve"> է՝</w:t>
+        <w:t>առարկան է՝</w:t>
       </w:r>
       <w:bookmarkEnd w:id="9"/>
     </w:p>
@@ -8209,52 +5877,14 @@
                 <w:szCs w:val="16"/>
               </w:rPr>
             </w:pPr>
-            <w:proofErr w:type="spellStart"/>
-            <w:r>
-              <w:rPr>
-                <w:rFonts w:ascii="Times New Roman" w:hAnsi="Times New Roman" w:cs="Times New Roman"/>
-                <w:sz w:val="16"/>
-                <w:szCs w:val="16"/>
-              </w:rPr>
-              <w:t>Գրավի</w:t>
-            </w:r>
-            <w:proofErr w:type="spellEnd"/>
-            <w:r>
-              <w:rPr>
-                <w:rFonts w:ascii="Times New Roman" w:hAnsi="Times New Roman" w:cs="Times New Roman"/>
-                <w:sz w:val="16"/>
-                <w:szCs w:val="16"/>
-              </w:rPr>
-              <w:t xml:space="preserve"> </w:t>
-            </w:r>
-            <w:proofErr w:type="spellStart"/>
-            <w:r>
-              <w:rPr>
-                <w:rFonts w:ascii="Times New Roman" w:hAnsi="Times New Roman" w:cs="Times New Roman"/>
-                <w:sz w:val="16"/>
-                <w:szCs w:val="16"/>
-              </w:rPr>
-              <w:t>առարկայի</w:t>
-            </w:r>
-            <w:proofErr w:type="spellEnd"/>
-            <w:r>
-              <w:rPr>
-                <w:rFonts w:ascii="Times New Roman" w:hAnsi="Times New Roman" w:cs="Times New Roman"/>
-                <w:sz w:val="16"/>
-                <w:szCs w:val="16"/>
-              </w:rPr>
-              <w:t xml:space="preserve"> </w:t>
-            </w:r>
-            <w:proofErr w:type="spellStart"/>
-            <w:r>
-              <w:rPr>
-                <w:rFonts w:ascii="Times New Roman" w:hAnsi="Times New Roman" w:cs="Times New Roman"/>
-                <w:sz w:val="16"/>
-                <w:szCs w:val="16"/>
-              </w:rPr>
-              <w:t>նկարագիրը</w:t>
-            </w:r>
-            <w:proofErr w:type="spellEnd"/>
+            <w:r>
+              <w:rPr>
+                <w:rFonts w:ascii="Times New Roman" w:hAnsi="Times New Roman" w:cs="Times New Roman"/>
+                <w:sz w:val="16"/>
+                <w:szCs w:val="16"/>
+              </w:rPr>
+              <w:t>Գրավի առարկայի նկարագիրը</w:t>
+            </w:r>
           </w:p>
           <w:p>
             <w:pPr>
@@ -8266,124 +5896,14 @@
                 <w:lang w:val="en-GB"/>
               </w:rPr>
             </w:pPr>
-            <w:proofErr w:type="spellStart"/>
-            <w:r>
-              <w:rPr>
-                <w:rFonts w:ascii="Times New Roman" w:hAnsi="Times New Roman" w:cs="Times New Roman"/>
-                <w:sz w:val="16"/>
-                <w:szCs w:val="16"/>
-              </w:rPr>
-              <w:t>Մակնիշ</w:t>
-            </w:r>
-            <w:proofErr w:type="spellEnd"/>
-            <w:r>
-              <w:rPr>
-                <w:rFonts w:ascii="Times New Roman" w:hAnsi="Times New Roman" w:cs="Times New Roman"/>
-                <w:sz w:val="16"/>
-                <w:szCs w:val="16"/>
-              </w:rPr>
-              <w:t xml:space="preserve">, </w:t>
-            </w:r>
-            <w:proofErr w:type="spellStart"/>
-            <w:r>
-              <w:rPr>
-                <w:rFonts w:ascii="Times New Roman" w:hAnsi="Times New Roman" w:cs="Times New Roman"/>
-                <w:sz w:val="16"/>
-                <w:szCs w:val="16"/>
-              </w:rPr>
-              <w:t>մոդել</w:t>
-            </w:r>
-            <w:proofErr w:type="spellEnd"/>
-            <w:r>
-              <w:rPr>
-                <w:rFonts w:ascii="Times New Roman" w:hAnsi="Times New Roman" w:cs="Times New Roman"/>
-                <w:sz w:val="16"/>
-                <w:szCs w:val="16"/>
-              </w:rPr>
-              <w:t xml:space="preserve">, </w:t>
-            </w:r>
-            <w:proofErr w:type="spellStart"/>
-            <w:r>
-              <w:rPr>
-                <w:rFonts w:ascii="Times New Roman" w:hAnsi="Times New Roman" w:cs="Times New Roman"/>
-                <w:sz w:val="16"/>
-                <w:szCs w:val="16"/>
-              </w:rPr>
-              <w:t>շարժիչի</w:t>
-            </w:r>
-            <w:proofErr w:type="spellEnd"/>
-            <w:r>
-              <w:rPr>
-                <w:rFonts w:ascii="Times New Roman" w:hAnsi="Times New Roman" w:cs="Times New Roman"/>
-                <w:sz w:val="16"/>
-                <w:szCs w:val="16"/>
-              </w:rPr>
-              <w:t xml:space="preserve"> </w:t>
-            </w:r>
-            <w:proofErr w:type="spellStart"/>
-            <w:r>
-              <w:rPr>
-                <w:rFonts w:ascii="Times New Roman" w:hAnsi="Times New Roman" w:cs="Times New Roman"/>
-                <w:sz w:val="16"/>
-                <w:szCs w:val="16"/>
-              </w:rPr>
-              <w:t>հզորություն</w:t>
-            </w:r>
-            <w:proofErr w:type="spellEnd"/>
-            <w:r>
-              <w:rPr>
-                <w:rFonts w:ascii="Times New Roman" w:hAnsi="Times New Roman" w:cs="Times New Roman"/>
-                <w:sz w:val="16"/>
-                <w:szCs w:val="16"/>
-              </w:rPr>
-              <w:t xml:space="preserve">, </w:t>
-            </w:r>
-            <w:proofErr w:type="spellStart"/>
-            <w:r>
-              <w:rPr>
-                <w:rFonts w:ascii="Times New Roman" w:hAnsi="Times New Roman" w:cs="Times New Roman"/>
-                <w:sz w:val="16"/>
-                <w:szCs w:val="16"/>
-              </w:rPr>
-              <w:t>տարեթիվ</w:t>
-            </w:r>
-            <w:proofErr w:type="spellEnd"/>
-            <w:r>
-              <w:rPr>
-                <w:rFonts w:ascii="Times New Roman" w:hAnsi="Times New Roman" w:cs="Times New Roman"/>
-                <w:sz w:val="16"/>
-                <w:szCs w:val="16"/>
-              </w:rPr>
-              <w:t xml:space="preserve">, </w:t>
-            </w:r>
-            <w:proofErr w:type="spellStart"/>
-            <w:r>
-              <w:rPr>
-                <w:rFonts w:ascii="Times New Roman" w:hAnsi="Times New Roman" w:cs="Times New Roman"/>
-                <w:sz w:val="16"/>
-                <w:szCs w:val="16"/>
-              </w:rPr>
-              <w:t>գույն</w:t>
-            </w:r>
-            <w:proofErr w:type="spellEnd"/>
-            <w:r>
-              <w:rPr>
-                <w:rFonts w:ascii="Times New Roman" w:hAnsi="Times New Roman" w:cs="Times New Roman"/>
-                <w:sz w:val="16"/>
-                <w:szCs w:val="16"/>
-              </w:rPr>
-              <w:t xml:space="preserve"> </w:t>
-            </w:r>
-            <w:proofErr w:type="spellStart"/>
-            <w:r>
-              <w:rPr>
-                <w:rFonts w:ascii="Times New Roman" w:hAnsi="Times New Roman" w:cs="Times New Roman"/>
-                <w:sz w:val="16"/>
-                <w:szCs w:val="16"/>
-              </w:rPr>
-              <w:t>սեփականատեր</w:t>
-            </w:r>
-            <w:proofErr w:type="spellEnd"/>
+            <w:r>
+              <w:rPr>
+                <w:rFonts w:ascii="Times New Roman" w:hAnsi="Times New Roman" w:cs="Times New Roman"/>
+                <w:sz w:val="16"/>
+                <w:szCs w:val="16"/>
+              </w:rPr>
+              <w:t>Մակնիշ, մոդել, շարժիչի հզորություն, տարեթիվ, գույն սեփականատեր</w:t>
+            </w:r>
           </w:p>
         </w:tc>
         <w:tc>
@@ -8400,34 +5920,14 @@
                 <w:szCs w:val="16"/>
               </w:rPr>
             </w:pPr>
-            <w:proofErr w:type="spellStart"/>
-            <w:r>
-              <w:rPr>
-                <w:rFonts w:ascii="Times New Roman" w:hAnsi="Times New Roman" w:cs="Times New Roman"/>
-                <w:sz w:val="16"/>
-                <w:szCs w:val="16"/>
-              </w:rPr>
-              <w:t>Հաշվառման</w:t>
-            </w:r>
-            <w:proofErr w:type="spellEnd"/>
-            <w:r>
-              <w:rPr>
-                <w:rFonts w:ascii="Times New Roman" w:hAnsi="Times New Roman" w:cs="Times New Roman"/>
-                <w:sz w:val="16"/>
-                <w:szCs w:val="16"/>
-              </w:rPr>
-              <w:t xml:space="preserve"> </w:t>
-            </w:r>
-            <w:proofErr w:type="spellStart"/>
-            <w:r>
-              <w:rPr>
-                <w:rFonts w:ascii="Times New Roman" w:hAnsi="Times New Roman" w:cs="Times New Roman"/>
-                <w:sz w:val="16"/>
-                <w:szCs w:val="16"/>
-              </w:rPr>
-              <w:t>տվյալներ</w:t>
-            </w:r>
-            <w:proofErr w:type="spellEnd"/>
+            <w:r>
+              <w:rPr>
+                <w:rFonts w:ascii="Times New Roman" w:hAnsi="Times New Roman" w:cs="Times New Roman"/>
+                <w:sz w:val="16"/>
+                <w:szCs w:val="16"/>
+              </w:rPr>
+              <w:t>Հաշվառման տվյալներ</w:t>
+            </w:r>
           </w:p>
         </w:tc>
         <w:tc>
@@ -8444,23 +5944,13 @@
                 <w:szCs w:val="16"/>
               </w:rPr>
             </w:pPr>
-            <w:proofErr w:type="spellStart"/>
-            <w:r>
-              <w:rPr>
-                <w:rFonts w:ascii="Times New Roman" w:hAnsi="Times New Roman" w:cs="Times New Roman"/>
-                <w:sz w:val="16"/>
-                <w:szCs w:val="16"/>
-              </w:rPr>
-              <w:t>Նշումներ</w:t>
-            </w:r>
-            <w:proofErr w:type="spellEnd"/>
-            <w:r>
-              <w:rPr>
-                <w:rFonts w:ascii="Times New Roman" w:hAnsi="Times New Roman" w:cs="Times New Roman"/>
-                <w:sz w:val="16"/>
-                <w:szCs w:val="16"/>
-              </w:rPr>
-              <w:t xml:space="preserve"> </w:t>
+            <w:r>
+              <w:rPr>
+                <w:rFonts w:ascii="Times New Roman" w:hAnsi="Times New Roman" w:cs="Times New Roman"/>
+                <w:sz w:val="16"/>
+                <w:szCs w:val="16"/>
+              </w:rPr>
+              <w:t xml:space="preserve">Նշումներ </w:t>
             </w:r>
           </w:p>
           <w:p>
@@ -8480,87 +5970,7 @@
                 <w:szCs w:val="16"/>
                 <w:lang w:val="en-GB"/>
               </w:rPr>
-              <w:t>(</w:t>
-            </w:r>
-            <w:proofErr w:type="spellStart"/>
-            <w:r>
-              <w:rPr>
-                <w:rFonts w:ascii="Times New Roman" w:hAnsi="Times New Roman" w:cs="Times New Roman"/>
-                <w:sz w:val="16"/>
-                <w:szCs w:val="16"/>
-                <w:lang w:val="en-GB"/>
-              </w:rPr>
-              <w:t>գրավի</w:t>
-            </w:r>
-            <w:proofErr w:type="spellEnd"/>
-            <w:r>
-              <w:rPr>
-                <w:rFonts w:ascii="Times New Roman" w:hAnsi="Times New Roman" w:cs="Times New Roman"/>
-                <w:sz w:val="16"/>
-                <w:szCs w:val="16"/>
-                <w:lang w:val="en-GB"/>
-              </w:rPr>
-              <w:t xml:space="preserve"> </w:t>
-            </w:r>
-            <w:proofErr w:type="spellStart"/>
-            <w:r>
-              <w:rPr>
-                <w:rFonts w:ascii="Times New Roman" w:hAnsi="Times New Roman" w:cs="Times New Roman"/>
-                <w:sz w:val="16"/>
-                <w:szCs w:val="16"/>
-                <w:lang w:val="en-GB"/>
-              </w:rPr>
-              <w:t>առարկայի</w:t>
-            </w:r>
-            <w:proofErr w:type="spellEnd"/>
-            <w:r>
-              <w:rPr>
-                <w:rFonts w:ascii="Times New Roman" w:hAnsi="Times New Roman" w:cs="Times New Roman"/>
-                <w:sz w:val="16"/>
-                <w:szCs w:val="16"/>
-                <w:lang w:val="en-GB"/>
-              </w:rPr>
-              <w:t xml:space="preserve"> </w:t>
-            </w:r>
-            <w:proofErr w:type="spellStart"/>
-            <w:r>
-              <w:rPr>
-                <w:rFonts w:ascii="Times New Roman" w:hAnsi="Times New Roman" w:cs="Times New Roman"/>
-                <w:sz w:val="16"/>
-                <w:szCs w:val="16"/>
-                <w:lang w:val="en-GB"/>
-              </w:rPr>
-              <w:t>վիճակի</w:t>
-            </w:r>
-            <w:proofErr w:type="spellEnd"/>
-            <w:r>
-              <w:rPr>
-                <w:rFonts w:ascii="Times New Roman" w:hAnsi="Times New Roman" w:cs="Times New Roman"/>
-                <w:sz w:val="16"/>
-                <w:szCs w:val="16"/>
-                <w:lang w:val="en-GB"/>
-              </w:rPr>
-              <w:t xml:space="preserve"> </w:t>
-            </w:r>
-            <w:proofErr w:type="spellStart"/>
-            <w:r>
-              <w:rPr>
-                <w:rFonts w:ascii="Times New Roman" w:hAnsi="Times New Roman" w:cs="Times New Roman"/>
-                <w:sz w:val="16"/>
-                <w:szCs w:val="16"/>
-                <w:lang w:val="en-GB"/>
-              </w:rPr>
-              <w:t>մասին</w:t>
-            </w:r>
-            <w:proofErr w:type="spellEnd"/>
-            <w:r>
-              <w:rPr>
-                <w:rFonts w:ascii="Times New Roman" w:hAnsi="Times New Roman" w:cs="Times New Roman"/>
-                <w:sz w:val="16"/>
-                <w:szCs w:val="16"/>
-                <w:lang w:val="en-GB"/>
-              </w:rPr>
-              <w:t>)</w:t>
+              <w:t>(գրավի առարկայի վիճակի մասին)</w:t>
             </w:r>
           </w:p>
         </w:tc>
@@ -8578,23 +5988,13 @@
                 <w:szCs w:val="16"/>
               </w:rPr>
             </w:pPr>
-            <w:proofErr w:type="spellStart"/>
-            <w:r>
-              <w:rPr>
-                <w:rFonts w:ascii="Times New Roman" w:hAnsi="Times New Roman" w:cs="Times New Roman"/>
-                <w:sz w:val="16"/>
-                <w:szCs w:val="16"/>
-              </w:rPr>
-              <w:t>Գնահատված</w:t>
-            </w:r>
-            <w:proofErr w:type="spellEnd"/>
-            <w:r>
-              <w:rPr>
-                <w:rFonts w:ascii="Times New Roman" w:hAnsi="Times New Roman" w:cs="Times New Roman"/>
-                <w:sz w:val="16"/>
-                <w:szCs w:val="16"/>
-              </w:rPr>
-              <w:t xml:space="preserve"> </w:t>
+            <w:r>
+              <w:rPr>
+                <w:rFonts w:ascii="Times New Roman" w:hAnsi="Times New Roman" w:cs="Times New Roman"/>
+                <w:sz w:val="16"/>
+                <w:szCs w:val="16"/>
+              </w:rPr>
+              <w:t xml:space="preserve">Գնահատված </w:t>
             </w:r>
           </w:p>
           <w:p>
@@ -8606,34 +6006,14 @@
                 <w:szCs w:val="16"/>
               </w:rPr>
             </w:pPr>
-            <w:proofErr w:type="spellStart"/>
-            <w:r>
-              <w:rPr>
-                <w:rFonts w:ascii="Times New Roman" w:hAnsi="Times New Roman" w:cs="Times New Roman"/>
-                <w:sz w:val="16"/>
-                <w:szCs w:val="16"/>
-              </w:rPr>
-              <w:t>արժեքը</w:t>
-            </w:r>
-            <w:proofErr w:type="spellEnd"/>
-            <w:r>
-              <w:rPr>
-                <w:rFonts w:ascii="Times New Roman" w:hAnsi="Times New Roman" w:cs="Times New Roman"/>
-                <w:sz w:val="16"/>
-                <w:szCs w:val="16"/>
-              </w:rPr>
-              <w:t xml:space="preserve"> ՀՀ </w:t>
-            </w:r>
-            <w:proofErr w:type="spellStart"/>
-            <w:r>
-              <w:rPr>
-                <w:rFonts w:ascii="Times New Roman" w:hAnsi="Times New Roman" w:cs="Times New Roman"/>
-                <w:sz w:val="16"/>
-                <w:szCs w:val="16"/>
-              </w:rPr>
-              <w:t>դրամով</w:t>
-            </w:r>
-            <w:proofErr w:type="spellEnd"/>
+            <w:r>
+              <w:rPr>
+                <w:rFonts w:ascii="Times New Roman" w:hAnsi="Times New Roman" w:cs="Times New Roman"/>
+                <w:sz w:val="16"/>
+                <w:szCs w:val="16"/>
+              </w:rPr>
+              <w:t>արժեքը ՀՀ դրամով</w:t>
+            </w:r>
           </w:p>
         </w:tc>
         <w:tc>
@@ -8650,52 +6030,14 @@
                 <w:szCs w:val="16"/>
               </w:rPr>
             </w:pPr>
-            <w:proofErr w:type="spellStart"/>
-            <w:r>
-              <w:rPr>
-                <w:rFonts w:ascii="Times New Roman" w:hAnsi="Times New Roman" w:cs="Times New Roman"/>
-                <w:sz w:val="16"/>
-                <w:szCs w:val="16"/>
-              </w:rPr>
-              <w:t>Տրամադրվող</w:t>
-            </w:r>
-            <w:proofErr w:type="spellEnd"/>
-            <w:r>
-              <w:rPr>
-                <w:rFonts w:ascii="Times New Roman" w:hAnsi="Times New Roman" w:cs="Times New Roman"/>
-                <w:sz w:val="16"/>
-                <w:szCs w:val="16"/>
-              </w:rPr>
-              <w:t xml:space="preserve"> </w:t>
-            </w:r>
-            <w:proofErr w:type="spellStart"/>
-            <w:r>
-              <w:rPr>
-                <w:rFonts w:ascii="Times New Roman" w:hAnsi="Times New Roman" w:cs="Times New Roman"/>
-                <w:sz w:val="16"/>
-                <w:szCs w:val="16"/>
-              </w:rPr>
-              <w:t>գումարի</w:t>
-            </w:r>
-            <w:proofErr w:type="spellEnd"/>
-            <w:r>
-              <w:rPr>
-                <w:rFonts w:ascii="Times New Roman" w:hAnsi="Times New Roman" w:cs="Times New Roman"/>
-                <w:sz w:val="16"/>
-                <w:szCs w:val="16"/>
-              </w:rPr>
-              <w:t xml:space="preserve"> </w:t>
-            </w:r>
-            <w:proofErr w:type="spellStart"/>
-            <w:r>
-              <w:rPr>
-                <w:rFonts w:ascii="Times New Roman" w:hAnsi="Times New Roman" w:cs="Times New Roman"/>
-                <w:sz w:val="16"/>
-                <w:szCs w:val="16"/>
-              </w:rPr>
-              <w:t>չափը</w:t>
-            </w:r>
-            <w:proofErr w:type="spellEnd"/>
+            <w:r>
+              <w:rPr>
+                <w:rFonts w:ascii="Times New Roman" w:hAnsi="Times New Roman" w:cs="Times New Roman"/>
+                <w:sz w:val="16"/>
+                <w:szCs w:val="16"/>
+              </w:rPr>
+              <w:t>Տրամադրվող գումարի չափը</w:t>
+            </w:r>
           </w:p>
         </w:tc>
       </w:tr>
@@ -8722,18 +6064,8 @@
                 <w:sz w:val="16"/>
                 <w:szCs w:val="16"/>
               </w:rPr>
-              <w:t>${</w:t>
-            </w:r>
-            <w:proofErr w:type="spellStart"/>
-            <w:r>
-              <w:rPr>
-                <w:rFonts w:ascii="Times New Roman" w:hAnsi="Times New Roman" w:cs="Times New Roman"/>
-                <w:sz w:val="16"/>
-                <w:szCs w:val="16"/>
-              </w:rPr>
-              <w:t>i_c</w:t>
-            </w:r>
-            <w:proofErr w:type="spellEnd"/>
+              <w:t>${i_c</w:t>
+            </w:r>
             <w:r>
               <w:rPr>
                 <w:rFonts w:ascii="Times New Roman" w:hAnsi="Times New Roman" w:cs="Times New Roman"/>
@@ -8766,25 +6098,7 @@
                 <w:sz w:val="16"/>
                 <w:szCs w:val="16"/>
               </w:rPr>
-              <w:t>${</w:t>
-            </w:r>
-            <w:proofErr w:type="spellStart"/>
-            <w:r>
-              <w:rPr>
-                <w:rFonts w:ascii="Times New Roman" w:hAnsi="Times New Roman" w:cs="Times New Roman"/>
-                <w:sz w:val="16"/>
-                <w:szCs w:val="16"/>
-              </w:rPr>
-              <w:t>i_mod</w:t>
-            </w:r>
-            <w:proofErr w:type="spellEnd"/>
-            <w:r>
-              <w:rPr>
-                <w:rFonts w:ascii="Times New Roman" w:hAnsi="Times New Roman" w:cs="Times New Roman"/>
-                <w:sz w:val="16"/>
-                <w:szCs w:val="16"/>
-              </w:rPr>
-              <w:t>},</w:t>
+              <w:t>${i_mod},</w:t>
             </w:r>
           </w:p>
           <w:p>
@@ -8866,7 +6180,25 @@
                 <w:lang w:val="hy-AM"/>
               </w:rPr>
               <w:br/>
-              <w:t>${cliet}</w:t>
+              <w:t>${clie</w:t>
+            </w:r>
+            <w:r>
+              <w:rPr>
+                <w:rFonts w:ascii="Times New Roman" w:hAnsi="Times New Roman" w:cs="Times New Roman"/>
+                <w:sz w:val="16"/>
+                <w:szCs w:val="16"/>
+                <w:lang w:val="hy-AM"/>
+              </w:rPr>
+              <w:t>n</w:t>
+            </w:r>
+            <w:r>
+              <w:rPr>
+                <w:rFonts w:ascii="Times New Roman" w:hAnsi="Times New Roman" w:cs="Times New Roman"/>
+                <w:sz w:val="16"/>
+                <w:szCs w:val="16"/>
+                <w:lang w:val="hy-AM"/>
+              </w:rPr>
+              <w:t>t}</w:t>
             </w:r>
           </w:p>
         </w:tc>
@@ -8899,27 +6231,7 @@
                 <w:szCs w:val="16"/>
                 <w:lang w:val="en-GB"/>
               </w:rPr>
-              <w:t>${</w:t>
-            </w:r>
-            <w:proofErr w:type="spellStart"/>
-            <w:r>
-              <w:rPr>
-                <w:rFonts w:ascii="Times New Roman" w:hAnsi="Times New Roman" w:cs="Times New Roman"/>
-                <w:sz w:val="16"/>
-                <w:szCs w:val="16"/>
-                <w:lang w:val="en-GB"/>
-              </w:rPr>
-              <w:t>i_ident</w:t>
-            </w:r>
-            <w:proofErr w:type="spellEnd"/>
-            <w:r>
-              <w:rPr>
-                <w:rFonts w:ascii="Times New Roman" w:hAnsi="Times New Roman" w:cs="Times New Roman"/>
-                <w:sz w:val="16"/>
-                <w:szCs w:val="16"/>
-                <w:lang w:val="en-GB"/>
-              </w:rPr>
-              <w:t>}</w:t>
+              <w:t>${i_ident}</w:t>
             </w:r>
           </w:p>
         </w:tc>
@@ -8942,25 +6254,7 @@
                 <w:sz w:val="16"/>
                 <w:szCs w:val="16"/>
               </w:rPr>
-              <w:t>${</w:t>
-            </w:r>
-            <w:proofErr w:type="spellStart"/>
-            <w:r>
-              <w:rPr>
-                <w:rFonts w:ascii="Times New Roman" w:hAnsi="Times New Roman" w:cs="Times New Roman"/>
-                <w:sz w:val="16"/>
-                <w:szCs w:val="16"/>
-              </w:rPr>
-              <w:t>i_desc</w:t>
-            </w:r>
-            <w:proofErr w:type="spellEnd"/>
-            <w:r>
-              <w:rPr>
-                <w:rFonts w:ascii="Times New Roman" w:hAnsi="Times New Roman" w:cs="Times New Roman"/>
-                <w:sz w:val="16"/>
-                <w:szCs w:val="16"/>
-              </w:rPr>
-              <w:t>}</w:t>
+              <w:t>${i_desc}</w:t>
             </w:r>
           </w:p>
         </w:tc>
@@ -8985,7 +6279,6 @@
               </w:rPr>
               <w:t>${</w:t>
             </w:r>
-            <w:proofErr w:type="spellStart"/>
             <w:r>
               <w:rPr>
                 <w:rFonts w:ascii="Times New Roman" w:hAnsi="Times New Roman" w:cs="Times New Roman"/>
@@ -9000,16 +6293,7 @@
                 <w:sz w:val="16"/>
                 <w:szCs w:val="16"/>
               </w:rPr>
-              <w:t>_est</w:t>
-            </w:r>
-            <w:proofErr w:type="spellEnd"/>
-            <w:r>
-              <w:rPr>
-                <w:rFonts w:ascii="Times New Roman" w:hAnsi="Times New Roman" w:cs="Times New Roman"/>
-                <w:sz w:val="16"/>
-                <w:szCs w:val="16"/>
-              </w:rPr>
-              <w:t>}</w:t>
+              <w:t>_est}</w:t>
             </w:r>
           </w:p>
         </w:tc>
@@ -9034,7 +6318,6 @@
               </w:rPr>
               <w:t>${</w:t>
             </w:r>
-            <w:proofErr w:type="spellStart"/>
             <w:r>
               <w:rPr>
                 <w:rFonts w:ascii="Times New Roman" w:hAnsi="Times New Roman" w:cs="Times New Roman"/>
@@ -9049,16 +6332,7 @@
                 <w:sz w:val="16"/>
                 <w:szCs w:val="16"/>
               </w:rPr>
-              <w:t>_prov</w:t>
-            </w:r>
-            <w:proofErr w:type="spellEnd"/>
-            <w:r>
-              <w:rPr>
-                <w:rFonts w:ascii="Times New Roman" w:hAnsi="Times New Roman" w:cs="Times New Roman"/>
-                <w:sz w:val="16"/>
-                <w:szCs w:val="16"/>
-              </w:rPr>
-              <w:t>}</w:t>
+              <w:t>_prov}</w:t>
             </w:r>
           </w:p>
         </w:tc>
@@ -9095,34 +6369,14 @@
                 <w:szCs w:val="16"/>
               </w:rPr>
             </w:pPr>
-            <w:proofErr w:type="spellStart"/>
-            <w:r>
-              <w:rPr>
-                <w:rFonts w:ascii="Times New Roman" w:hAnsi="Times New Roman" w:cs="Times New Roman"/>
-                <w:sz w:val="16"/>
-                <w:szCs w:val="16"/>
-              </w:rPr>
-              <w:t>Հաշվառման</w:t>
-            </w:r>
-            <w:proofErr w:type="spellEnd"/>
-            <w:r>
-              <w:rPr>
-                <w:rFonts w:ascii="Times New Roman" w:hAnsi="Times New Roman" w:cs="Times New Roman"/>
-                <w:sz w:val="16"/>
-                <w:szCs w:val="16"/>
-              </w:rPr>
-              <w:t xml:space="preserve"> </w:t>
-            </w:r>
-            <w:proofErr w:type="spellStart"/>
-            <w:r>
-              <w:rPr>
-                <w:rFonts w:ascii="Times New Roman" w:hAnsi="Times New Roman" w:cs="Times New Roman"/>
-                <w:sz w:val="16"/>
-                <w:szCs w:val="16"/>
-              </w:rPr>
-              <w:t>վկայագիր</w:t>
-            </w:r>
-            <w:proofErr w:type="spellEnd"/>
+            <w:r>
+              <w:rPr>
+                <w:rFonts w:ascii="Times New Roman" w:hAnsi="Times New Roman" w:cs="Times New Roman"/>
+                <w:sz w:val="16"/>
+                <w:szCs w:val="16"/>
+              </w:rPr>
+              <w:t>Հաշվառման վկայագիր</w:t>
+            </w:r>
           </w:p>
           <w:p>
             <w:pPr>
@@ -9143,31 +6397,7 @@
                 <w:szCs w:val="16"/>
                 <w:lang w:val="en-GB"/>
               </w:rPr>
-              <w:t>${</w:t>
-            </w:r>
-            <w:proofErr w:type="spellStart"/>
-            <w:r>
-              <w:rPr>
-                <w:rFonts w:ascii="Times New Roman" w:hAnsi="Times New Roman" w:cs="Times New Roman"/>
-                <w:b/>
-                <w:bCs/>
-                <w:sz w:val="16"/>
-                <w:szCs w:val="16"/>
-                <w:lang w:val="en-GB"/>
-              </w:rPr>
-              <w:t>i_reg</w:t>
-            </w:r>
-            <w:proofErr w:type="spellEnd"/>
-            <w:r>
-              <w:rPr>
-                <w:rFonts w:ascii="Times New Roman" w:hAnsi="Times New Roman" w:cs="Times New Roman"/>
-                <w:b/>
-                <w:bCs/>
-                <w:sz w:val="16"/>
-                <w:szCs w:val="16"/>
-                <w:lang w:val="en-GB"/>
-              </w:rPr>
-              <w:t>}</w:t>
+              <w:t>${i_reg}</w:t>
             </w:r>
           </w:p>
         </w:tc>
@@ -9252,34 +6482,14 @@
                 <w:szCs w:val="16"/>
               </w:rPr>
             </w:pPr>
-            <w:proofErr w:type="spellStart"/>
-            <w:r>
-              <w:rPr>
-                <w:rFonts w:ascii="Times New Roman" w:hAnsi="Times New Roman" w:cs="Times New Roman"/>
-                <w:sz w:val="16"/>
-                <w:szCs w:val="16"/>
-              </w:rPr>
-              <w:t>Հաշվառման</w:t>
-            </w:r>
-            <w:proofErr w:type="spellEnd"/>
-            <w:r>
-              <w:rPr>
-                <w:rFonts w:ascii="Times New Roman" w:hAnsi="Times New Roman" w:cs="Times New Roman"/>
-                <w:sz w:val="16"/>
-                <w:szCs w:val="16"/>
-              </w:rPr>
-              <w:t xml:space="preserve"> </w:t>
-            </w:r>
-            <w:proofErr w:type="spellStart"/>
-            <w:r>
-              <w:rPr>
-                <w:rFonts w:ascii="Times New Roman" w:hAnsi="Times New Roman" w:cs="Times New Roman"/>
-                <w:sz w:val="16"/>
-                <w:szCs w:val="16"/>
-              </w:rPr>
-              <w:t>համար</w:t>
-            </w:r>
-            <w:proofErr w:type="spellEnd"/>
+            <w:r>
+              <w:rPr>
+                <w:rFonts w:ascii="Times New Roman" w:hAnsi="Times New Roman" w:cs="Times New Roman"/>
+                <w:sz w:val="16"/>
+                <w:szCs w:val="16"/>
+              </w:rPr>
+              <w:t>Հաշվառման համար</w:t>
+            </w:r>
           </w:p>
           <w:p>
             <w:pPr>
@@ -9375,34 +6585,14 @@
                 <w:szCs w:val="16"/>
               </w:rPr>
             </w:pPr>
-            <w:proofErr w:type="spellStart"/>
-            <w:r>
-              <w:rPr>
-                <w:rFonts w:ascii="Times New Roman" w:hAnsi="Times New Roman" w:cs="Times New Roman"/>
-                <w:sz w:val="16"/>
-                <w:szCs w:val="16"/>
-              </w:rPr>
-              <w:t>Սեփականության</w:t>
-            </w:r>
-            <w:proofErr w:type="spellEnd"/>
-            <w:r>
-              <w:rPr>
-                <w:rFonts w:ascii="Times New Roman" w:hAnsi="Times New Roman" w:cs="Times New Roman"/>
-                <w:sz w:val="16"/>
-                <w:szCs w:val="16"/>
-              </w:rPr>
-              <w:t xml:space="preserve"> </w:t>
-            </w:r>
-            <w:proofErr w:type="spellStart"/>
-            <w:r>
-              <w:rPr>
-                <w:rFonts w:ascii="Times New Roman" w:hAnsi="Times New Roman" w:cs="Times New Roman"/>
-                <w:sz w:val="16"/>
-                <w:szCs w:val="16"/>
-              </w:rPr>
-              <w:t>վկայական</w:t>
-            </w:r>
-            <w:proofErr w:type="spellEnd"/>
+            <w:r>
+              <w:rPr>
+                <w:rFonts w:ascii="Times New Roman" w:hAnsi="Times New Roman" w:cs="Times New Roman"/>
+                <w:sz w:val="16"/>
+                <w:szCs w:val="16"/>
+              </w:rPr>
+              <w:t>Սեփականության վկայական</w:t>
+            </w:r>
           </w:p>
           <w:p>
             <w:pPr>
@@ -9499,7 +6689,6 @@
           <w:lang w:val="hy-AM"/>
         </w:rPr>
       </w:pPr>
-      <w:proofErr w:type="spellStart"/>
       <w:r>
         <w:rPr>
           <w:rFonts w:ascii="Times New Roman" w:eastAsia="Times New Roman" w:hAnsi="Times New Roman" w:cs="Times New Roman"/>
@@ -9508,172 +6697,7 @@
           <w:szCs w:val="18"/>
           <w:lang w:val="en-GB"/>
         </w:rPr>
-        <w:t>Գրավի</w:t>
-      </w:r>
-      <w:proofErr w:type="spellEnd"/>
-      <w:r>
-        <w:rPr>
-          <w:rFonts w:ascii="Times New Roman" w:eastAsia="Times New Roman" w:hAnsi="Times New Roman" w:cs="Times New Roman"/>
-          <w:color w:val="000000" w:themeColor="text1"/>
-          <w:sz w:val="18"/>
-          <w:szCs w:val="18"/>
-          <w:lang w:val="en-GB"/>
-        </w:rPr>
-        <w:t xml:space="preserve"> </w:t>
-      </w:r>
-      <w:proofErr w:type="spellStart"/>
-      <w:r>
-        <w:rPr>
-          <w:rFonts w:ascii="Times New Roman" w:eastAsia="Times New Roman" w:hAnsi="Times New Roman" w:cs="Times New Roman"/>
-          <w:color w:val="000000" w:themeColor="text1"/>
-          <w:sz w:val="18"/>
-          <w:szCs w:val="18"/>
-          <w:lang w:val="en-GB"/>
-        </w:rPr>
-        <w:t>առարկան</w:t>
-      </w:r>
-      <w:proofErr w:type="spellEnd"/>
-      <w:r>
-        <w:rPr>
-          <w:rFonts w:ascii="Times New Roman" w:eastAsia="Times New Roman" w:hAnsi="Times New Roman" w:cs="Times New Roman"/>
-          <w:color w:val="000000" w:themeColor="text1"/>
-          <w:sz w:val="18"/>
-          <w:szCs w:val="18"/>
-          <w:lang w:val="en-GB"/>
-        </w:rPr>
-        <w:t xml:space="preserve"> </w:t>
-      </w:r>
-      <w:proofErr w:type="spellStart"/>
-      <w:r>
-        <w:rPr>
-          <w:rFonts w:ascii="Times New Roman" w:eastAsia="Times New Roman" w:hAnsi="Times New Roman" w:cs="Times New Roman"/>
-          <w:color w:val="000000" w:themeColor="text1"/>
-          <w:sz w:val="18"/>
-          <w:szCs w:val="18"/>
-          <w:lang w:val="en-GB"/>
-        </w:rPr>
-        <w:t>նկարվում</w:t>
-      </w:r>
-      <w:proofErr w:type="spellEnd"/>
-      <w:r>
-        <w:rPr>
-          <w:rFonts w:ascii="Times New Roman" w:eastAsia="Times New Roman" w:hAnsi="Times New Roman" w:cs="Times New Roman"/>
-          <w:color w:val="000000" w:themeColor="text1"/>
-          <w:sz w:val="18"/>
-          <w:szCs w:val="18"/>
-          <w:lang w:val="en-GB"/>
-        </w:rPr>
-        <w:t xml:space="preserve"> է և </w:t>
-      </w:r>
-      <w:proofErr w:type="spellStart"/>
-      <w:r>
-        <w:rPr>
-          <w:rFonts w:ascii="Times New Roman" w:eastAsia="Times New Roman" w:hAnsi="Times New Roman" w:cs="Times New Roman"/>
-          <w:color w:val="000000" w:themeColor="text1"/>
-          <w:sz w:val="18"/>
-          <w:szCs w:val="18"/>
-          <w:lang w:val="en-GB"/>
-        </w:rPr>
-        <w:t>նկարները</w:t>
-      </w:r>
-      <w:proofErr w:type="spellEnd"/>
-      <w:r>
-        <w:rPr>
-          <w:rFonts w:ascii="Times New Roman" w:eastAsia="Times New Roman" w:hAnsi="Times New Roman" w:cs="Times New Roman"/>
-          <w:color w:val="000000" w:themeColor="text1"/>
-          <w:sz w:val="18"/>
-          <w:szCs w:val="18"/>
-          <w:lang w:val="en-GB"/>
-        </w:rPr>
-        <w:t xml:space="preserve"> </w:t>
-      </w:r>
-      <w:proofErr w:type="spellStart"/>
-      <w:r>
-        <w:rPr>
-          <w:rFonts w:ascii="Times New Roman" w:eastAsia="Times New Roman" w:hAnsi="Times New Roman" w:cs="Times New Roman"/>
-          <w:color w:val="000000" w:themeColor="text1"/>
-          <w:sz w:val="18"/>
-          <w:szCs w:val="18"/>
-          <w:lang w:val="en-GB"/>
-        </w:rPr>
-        <w:t>պահպանվում</w:t>
-      </w:r>
-      <w:proofErr w:type="spellEnd"/>
-      <w:r>
-        <w:rPr>
-          <w:rFonts w:ascii="Times New Roman" w:eastAsia="Times New Roman" w:hAnsi="Times New Roman" w:cs="Times New Roman"/>
-          <w:color w:val="000000" w:themeColor="text1"/>
-          <w:sz w:val="18"/>
-          <w:szCs w:val="18"/>
-          <w:lang w:val="en-GB"/>
-        </w:rPr>
-        <w:t xml:space="preserve"> </w:t>
-      </w:r>
-      <w:proofErr w:type="spellStart"/>
-      <w:r>
-        <w:rPr>
-          <w:rFonts w:ascii="Times New Roman" w:eastAsia="Times New Roman" w:hAnsi="Times New Roman" w:cs="Times New Roman"/>
-          <w:color w:val="000000" w:themeColor="text1"/>
-          <w:sz w:val="18"/>
-          <w:szCs w:val="18"/>
-          <w:lang w:val="en-GB"/>
-        </w:rPr>
-        <w:t>են</w:t>
-      </w:r>
-      <w:proofErr w:type="spellEnd"/>
-      <w:r>
-        <w:rPr>
-          <w:rFonts w:ascii="Times New Roman" w:eastAsia="Times New Roman" w:hAnsi="Times New Roman" w:cs="Times New Roman"/>
-          <w:color w:val="000000" w:themeColor="text1"/>
-          <w:sz w:val="18"/>
-          <w:szCs w:val="18"/>
-          <w:lang w:val="en-GB"/>
-        </w:rPr>
-        <w:t xml:space="preserve"> </w:t>
-      </w:r>
-      <w:proofErr w:type="spellStart"/>
-      <w:r>
-        <w:rPr>
-          <w:rFonts w:ascii="Times New Roman" w:eastAsia="Times New Roman" w:hAnsi="Times New Roman" w:cs="Times New Roman"/>
-          <w:color w:val="000000" w:themeColor="text1"/>
-          <w:sz w:val="18"/>
-          <w:szCs w:val="18"/>
-          <w:lang w:val="en-GB"/>
-        </w:rPr>
-        <w:t>Գրավառուի</w:t>
-      </w:r>
-      <w:proofErr w:type="spellEnd"/>
-      <w:r>
-        <w:rPr>
-          <w:rFonts w:ascii="Times New Roman" w:eastAsia="Times New Roman" w:hAnsi="Times New Roman" w:cs="Times New Roman"/>
-          <w:color w:val="000000" w:themeColor="text1"/>
-          <w:sz w:val="18"/>
-          <w:szCs w:val="18"/>
-          <w:lang w:val="en-GB"/>
-        </w:rPr>
-        <w:t xml:space="preserve"> </w:t>
-      </w:r>
-      <w:proofErr w:type="spellStart"/>
-      <w:r>
-        <w:rPr>
-          <w:rFonts w:ascii="Times New Roman" w:eastAsia="Times New Roman" w:hAnsi="Times New Roman" w:cs="Times New Roman"/>
-          <w:color w:val="000000" w:themeColor="text1"/>
-          <w:sz w:val="18"/>
-          <w:szCs w:val="18"/>
-          <w:lang w:val="en-GB"/>
-        </w:rPr>
-        <w:t>մոտ</w:t>
-      </w:r>
-      <w:proofErr w:type="spellEnd"/>
-      <w:r>
-        <w:rPr>
-          <w:rFonts w:ascii="Times New Roman" w:eastAsia="Times New Roman" w:hAnsi="Times New Roman" w:cs="Times New Roman"/>
-          <w:color w:val="000000" w:themeColor="text1"/>
-          <w:sz w:val="18"/>
-          <w:szCs w:val="18"/>
-          <w:lang w:val="en-GB"/>
-        </w:rPr>
-        <w:t>։</w:t>
+        <w:t>Գրավի առարկան նկարվում է և նկարները պահպանվում են Գրավառուի մոտ։</w:t>
       </w:r>
     </w:p>
     <w:p>
@@ -9693,7 +6717,6 @@
           <w:lang w:val="hy-AM"/>
         </w:rPr>
       </w:pPr>
-      <w:proofErr w:type="spellStart"/>
       <w:r>
         <w:rPr>
           <w:rFonts w:ascii="Times New Roman" w:eastAsia="Times New Roman" w:hAnsi="Times New Roman" w:cs="Times New Roman"/>
@@ -9702,9 +6725,8 @@
           <w:szCs w:val="18"/>
           <w:lang w:val="en-GB"/>
         </w:rPr>
-        <w:t>Գրավի</w:t>
-      </w:r>
-      <w:proofErr w:type="spellEnd"/>
+        <w:t xml:space="preserve">Գրավի առարկայի նկատմամբ Գրավառուի գրավի իրավունքը ծագում է </w:t>
+      </w:r>
       <w:r>
         <w:rPr>
           <w:rFonts w:ascii="Times New Roman" w:eastAsia="Times New Roman" w:hAnsi="Times New Roman" w:cs="Times New Roman"/>
@@ -9713,183 +6735,7 @@
           <w:szCs w:val="18"/>
           <w:lang w:val="en-GB"/>
         </w:rPr>
-        <w:t xml:space="preserve"> </w:t>
-      </w:r>
-      <w:proofErr w:type="spellStart"/>
-      <w:r>
-        <w:rPr>
-          <w:rFonts w:ascii="Times New Roman" w:eastAsia="Times New Roman" w:hAnsi="Times New Roman" w:cs="Times New Roman"/>
-          <w:color w:val="000000" w:themeColor="text1"/>
-          <w:sz w:val="18"/>
-          <w:szCs w:val="18"/>
-          <w:lang w:val="en-GB"/>
-        </w:rPr>
-        <w:t>առարկայի</w:t>
-      </w:r>
-      <w:proofErr w:type="spellEnd"/>
-      <w:r>
-        <w:rPr>
-          <w:rFonts w:ascii="Times New Roman" w:eastAsia="Times New Roman" w:hAnsi="Times New Roman" w:cs="Times New Roman"/>
-          <w:color w:val="000000" w:themeColor="text1"/>
-          <w:sz w:val="18"/>
-          <w:szCs w:val="18"/>
-          <w:lang w:val="en-GB"/>
-        </w:rPr>
-        <w:t xml:space="preserve"> </w:t>
-      </w:r>
-      <w:proofErr w:type="spellStart"/>
-      <w:r>
-        <w:rPr>
-          <w:rFonts w:ascii="Times New Roman" w:eastAsia="Times New Roman" w:hAnsi="Times New Roman" w:cs="Times New Roman"/>
-          <w:color w:val="000000" w:themeColor="text1"/>
-          <w:sz w:val="18"/>
-          <w:szCs w:val="18"/>
-          <w:lang w:val="en-GB"/>
-        </w:rPr>
-        <w:t>նկատմամբ</w:t>
-      </w:r>
-      <w:proofErr w:type="spellEnd"/>
-      <w:r>
-        <w:rPr>
-          <w:rFonts w:ascii="Times New Roman" w:eastAsia="Times New Roman" w:hAnsi="Times New Roman" w:cs="Times New Roman"/>
-          <w:color w:val="000000" w:themeColor="text1"/>
-          <w:sz w:val="18"/>
-          <w:szCs w:val="18"/>
-          <w:lang w:val="en-GB"/>
-        </w:rPr>
-        <w:t xml:space="preserve"> </w:t>
-      </w:r>
-      <w:proofErr w:type="spellStart"/>
-      <w:r>
-        <w:rPr>
-          <w:rFonts w:ascii="Times New Roman" w:eastAsia="Times New Roman" w:hAnsi="Times New Roman" w:cs="Times New Roman"/>
-          <w:color w:val="000000" w:themeColor="text1"/>
-          <w:sz w:val="18"/>
-          <w:szCs w:val="18"/>
-          <w:lang w:val="en-GB"/>
-        </w:rPr>
-        <w:t>Գրավառուի</w:t>
-      </w:r>
-      <w:proofErr w:type="spellEnd"/>
-      <w:r>
-        <w:rPr>
-          <w:rFonts w:ascii="Times New Roman" w:eastAsia="Times New Roman" w:hAnsi="Times New Roman" w:cs="Times New Roman"/>
-          <w:color w:val="000000" w:themeColor="text1"/>
-          <w:sz w:val="18"/>
-          <w:szCs w:val="18"/>
-          <w:lang w:val="en-GB"/>
-        </w:rPr>
-        <w:t xml:space="preserve"> </w:t>
-      </w:r>
-      <w:proofErr w:type="spellStart"/>
-      <w:r>
-        <w:rPr>
-          <w:rFonts w:ascii="Times New Roman" w:eastAsia="Times New Roman" w:hAnsi="Times New Roman" w:cs="Times New Roman"/>
-          <w:color w:val="000000" w:themeColor="text1"/>
-          <w:sz w:val="18"/>
-          <w:szCs w:val="18"/>
-          <w:lang w:val="en-GB"/>
-        </w:rPr>
-        <w:t>գրավի</w:t>
-      </w:r>
-      <w:proofErr w:type="spellEnd"/>
-      <w:r>
-        <w:rPr>
-          <w:rFonts w:ascii="Times New Roman" w:eastAsia="Times New Roman" w:hAnsi="Times New Roman" w:cs="Times New Roman"/>
-          <w:color w:val="000000" w:themeColor="text1"/>
-          <w:sz w:val="18"/>
-          <w:szCs w:val="18"/>
-          <w:lang w:val="en-GB"/>
-        </w:rPr>
-        <w:t xml:space="preserve"> </w:t>
-      </w:r>
-      <w:proofErr w:type="spellStart"/>
-      <w:r>
-        <w:rPr>
-          <w:rFonts w:ascii="Times New Roman" w:eastAsia="Times New Roman" w:hAnsi="Times New Roman" w:cs="Times New Roman"/>
-          <w:color w:val="000000" w:themeColor="text1"/>
-          <w:sz w:val="18"/>
-          <w:szCs w:val="18"/>
-          <w:lang w:val="en-GB"/>
-        </w:rPr>
-        <w:t>իրավունքը</w:t>
-      </w:r>
-      <w:proofErr w:type="spellEnd"/>
-      <w:r>
-        <w:rPr>
-          <w:rFonts w:ascii="Times New Roman" w:eastAsia="Times New Roman" w:hAnsi="Times New Roman" w:cs="Times New Roman"/>
-          <w:color w:val="000000" w:themeColor="text1"/>
-          <w:sz w:val="18"/>
-          <w:szCs w:val="18"/>
-          <w:lang w:val="en-GB"/>
-        </w:rPr>
-        <w:t xml:space="preserve"> </w:t>
-      </w:r>
-      <w:proofErr w:type="spellStart"/>
-      <w:r>
-        <w:rPr>
-          <w:rFonts w:ascii="Times New Roman" w:eastAsia="Times New Roman" w:hAnsi="Times New Roman" w:cs="Times New Roman"/>
-          <w:color w:val="000000" w:themeColor="text1"/>
-          <w:sz w:val="18"/>
-          <w:szCs w:val="18"/>
-          <w:lang w:val="en-GB"/>
-        </w:rPr>
-        <w:t>ծագում</w:t>
-      </w:r>
-      <w:proofErr w:type="spellEnd"/>
-      <w:r>
-        <w:rPr>
-          <w:rFonts w:ascii="Times New Roman" w:eastAsia="Times New Roman" w:hAnsi="Times New Roman" w:cs="Times New Roman"/>
-          <w:color w:val="000000" w:themeColor="text1"/>
-          <w:sz w:val="18"/>
-          <w:szCs w:val="18"/>
-          <w:lang w:val="en-GB"/>
-        </w:rPr>
-        <w:t xml:space="preserve"> է </w:t>
-      </w:r>
-      <w:proofErr w:type="spellStart"/>
-      <w:r>
-        <w:rPr>
-          <w:rFonts w:ascii="Times New Roman" w:eastAsia="Times New Roman" w:hAnsi="Times New Roman" w:cs="Times New Roman"/>
-          <w:color w:val="000000" w:themeColor="text1"/>
-          <w:sz w:val="18"/>
-          <w:szCs w:val="18"/>
-          <w:lang w:val="en-GB"/>
-        </w:rPr>
-        <w:t>գրանցման</w:t>
-      </w:r>
-      <w:proofErr w:type="spellEnd"/>
-      <w:r>
-        <w:rPr>
-          <w:rFonts w:ascii="Times New Roman" w:eastAsia="Times New Roman" w:hAnsi="Times New Roman" w:cs="Times New Roman"/>
-          <w:color w:val="000000" w:themeColor="text1"/>
-          <w:sz w:val="18"/>
-          <w:szCs w:val="18"/>
-          <w:lang w:val="en-GB"/>
-        </w:rPr>
-        <w:t xml:space="preserve"> </w:t>
-      </w:r>
-      <w:proofErr w:type="spellStart"/>
-      <w:r>
-        <w:rPr>
-          <w:rFonts w:ascii="Times New Roman" w:eastAsia="Times New Roman" w:hAnsi="Times New Roman" w:cs="Times New Roman"/>
-          <w:color w:val="000000" w:themeColor="text1"/>
-          <w:sz w:val="18"/>
-          <w:szCs w:val="18"/>
-          <w:lang w:val="en-GB"/>
-        </w:rPr>
-        <w:t>պահից</w:t>
-      </w:r>
-      <w:proofErr w:type="spellEnd"/>
-      <w:r>
-        <w:rPr>
-          <w:rFonts w:ascii="Times New Roman" w:eastAsia="Times New Roman" w:hAnsi="Times New Roman" w:cs="Times New Roman"/>
-          <w:color w:val="000000" w:themeColor="text1"/>
-          <w:sz w:val="18"/>
-          <w:szCs w:val="18"/>
-          <w:lang w:val="en-GB"/>
-        </w:rPr>
-        <w:t>։</w:t>
+        <w:t>գրանցման պահից։</w:t>
       </w:r>
       <w:r>
         <w:rPr>
@@ -10049,59 +6895,8 @@
           <w:szCs w:val="18"/>
           <w:lang w:val="en-GB"/>
         </w:rPr>
-        <w:t xml:space="preserve">5 </w:t>
-      </w:r>
-      <w:proofErr w:type="spellStart"/>
-      <w:r>
-        <w:rPr>
-          <w:rFonts w:ascii="Times New Roman" w:hAnsi="Times New Roman" w:cs="Times New Roman"/>
-          <w:sz w:val="18"/>
-          <w:szCs w:val="18"/>
-          <w:lang w:val="en-GB"/>
-        </w:rPr>
-        <w:t>օրացուցային</w:t>
-      </w:r>
-      <w:proofErr w:type="spellEnd"/>
-      <w:r>
-        <w:rPr>
-          <w:rFonts w:ascii="Times New Roman" w:hAnsi="Times New Roman" w:cs="Times New Roman"/>
-          <w:sz w:val="18"/>
-          <w:szCs w:val="18"/>
-          <w:lang w:val="en-GB"/>
-        </w:rPr>
-        <w:t xml:space="preserve"> </w:t>
-      </w:r>
-      <w:proofErr w:type="spellStart"/>
-      <w:r>
-        <w:rPr>
-          <w:rFonts w:ascii="Times New Roman" w:hAnsi="Times New Roman" w:cs="Times New Roman"/>
-          <w:sz w:val="18"/>
-          <w:szCs w:val="18"/>
-          <w:lang w:val="en-GB"/>
-        </w:rPr>
-        <w:t>օր</w:t>
-      </w:r>
-      <w:proofErr w:type="spellEnd"/>
-      <w:r>
-        <w:rPr>
-          <w:rFonts w:ascii="Times New Roman" w:hAnsi="Times New Roman" w:cs="Times New Roman"/>
-          <w:sz w:val="18"/>
-          <w:szCs w:val="18"/>
-          <w:lang w:val="en-GB"/>
-        </w:rPr>
-        <w:t xml:space="preserve"> </w:t>
-      </w:r>
-      <w:proofErr w:type="spellStart"/>
-      <w:r>
-        <w:rPr>
-          <w:rFonts w:ascii="Times New Roman" w:hAnsi="Times New Roman" w:cs="Times New Roman"/>
-          <w:sz w:val="18"/>
-          <w:szCs w:val="18"/>
-          <w:lang w:val="en-GB"/>
-        </w:rPr>
-        <w:t>անընդմեջ</w:t>
-      </w:r>
-      <w:proofErr w:type="spellEnd"/>
+        <w:t>5 օրացուցային օր անընդմեջ</w:t>
+      </w:r>
       <w:r>
         <w:rPr>
           <w:rFonts w:ascii="Times New Roman" w:hAnsi="Times New Roman" w:cs="Times New Roman"/>
@@ -10290,67 +7085,7 @@
           <w:szCs w:val="18"/>
           <w:lang w:val="en-GB"/>
         </w:rPr>
-        <w:t xml:space="preserve">1 </w:t>
-      </w:r>
-      <w:proofErr w:type="spellStart"/>
-      <w:r>
-        <w:rPr>
-          <w:rFonts w:ascii="Times New Roman" w:hAnsi="Times New Roman" w:cs="Times New Roman"/>
-          <w:sz w:val="18"/>
-          <w:szCs w:val="18"/>
-          <w:lang w:val="en-GB"/>
-        </w:rPr>
-        <w:t>աշխատանքային</w:t>
-      </w:r>
-      <w:proofErr w:type="spellEnd"/>
-      <w:r>
-        <w:rPr>
-          <w:rFonts w:ascii="Times New Roman" w:hAnsi="Times New Roman" w:cs="Times New Roman"/>
-          <w:sz w:val="18"/>
-          <w:szCs w:val="18"/>
-          <w:lang w:val="en-GB"/>
-        </w:rPr>
-        <w:t xml:space="preserve"> </w:t>
-      </w:r>
-      <w:proofErr w:type="spellStart"/>
-      <w:r>
-        <w:rPr>
-          <w:rFonts w:ascii="Times New Roman" w:hAnsi="Times New Roman" w:cs="Times New Roman"/>
-          <w:sz w:val="18"/>
-          <w:szCs w:val="18"/>
-          <w:lang w:val="en-GB"/>
-        </w:rPr>
-        <w:t>օրվա</w:t>
-      </w:r>
-      <w:proofErr w:type="spellEnd"/>
-      <w:r>
-        <w:rPr>
-          <w:rFonts w:ascii="Times New Roman" w:hAnsi="Times New Roman" w:cs="Times New Roman"/>
-          <w:sz w:val="18"/>
-          <w:szCs w:val="18"/>
-          <w:lang w:val="en-GB"/>
-        </w:rPr>
-        <w:t xml:space="preserve"> </w:t>
-      </w:r>
-      <w:proofErr w:type="spellStart"/>
-      <w:r>
-        <w:rPr>
-          <w:rFonts w:ascii="Times New Roman" w:hAnsi="Times New Roman" w:cs="Times New Roman"/>
-          <w:sz w:val="18"/>
-          <w:szCs w:val="18"/>
-          <w:lang w:val="en-GB"/>
-        </w:rPr>
-        <w:t>ընթացքում</w:t>
-      </w:r>
-      <w:proofErr w:type="spellEnd"/>
-      <w:r>
-        <w:rPr>
-          <w:rFonts w:ascii="Times New Roman" w:hAnsi="Times New Roman" w:cs="Times New Roman"/>
-          <w:sz w:val="18"/>
-          <w:szCs w:val="18"/>
-          <w:lang w:val="en-GB"/>
-        </w:rPr>
-        <w:t>։</w:t>
+        <w:t>1 աշխատանքային օրվա ընթացքում։</w:t>
       </w:r>
       <w:bookmarkEnd w:id="11"/>
       <w:r>
@@ -10396,49 +7131,8 @@
           <w:szCs w:val="18"/>
           <w:lang w:val="en-GB"/>
         </w:rPr>
-        <w:t>(</w:t>
-      </w:r>
-      <w:proofErr w:type="spellStart"/>
-      <w:r>
-        <w:rPr>
-          <w:rFonts w:ascii="Times New Roman" w:hAnsi="Times New Roman" w:cs="Times New Roman"/>
-          <w:sz w:val="18"/>
-          <w:szCs w:val="18"/>
-          <w:lang w:val="en-GB"/>
-        </w:rPr>
-        <w:t>այսուհետ</w:t>
-      </w:r>
-      <w:proofErr w:type="spellEnd"/>
-      <w:r>
-        <w:rPr>
-          <w:rFonts w:ascii="Times New Roman" w:hAnsi="Times New Roman" w:cs="Times New Roman"/>
-          <w:sz w:val="18"/>
-          <w:szCs w:val="18"/>
-          <w:lang w:val="en-GB"/>
-        </w:rPr>
-        <w:t xml:space="preserve"> </w:t>
-      </w:r>
-      <w:proofErr w:type="spellStart"/>
-      <w:r>
-        <w:rPr>
-          <w:rFonts w:ascii="Times New Roman" w:hAnsi="Times New Roman" w:cs="Times New Roman"/>
-          <w:sz w:val="18"/>
-          <w:szCs w:val="18"/>
-          <w:lang w:val="en-GB"/>
-        </w:rPr>
-        <w:t>նաև</w:t>
-      </w:r>
-      <w:proofErr w:type="spellEnd"/>
-      <w:r>
-        <w:rPr>
-          <w:rFonts w:ascii="Times New Roman" w:hAnsi="Times New Roman" w:cs="Times New Roman"/>
-          <w:sz w:val="18"/>
-          <w:szCs w:val="18"/>
-          <w:lang w:val="en-GB"/>
-        </w:rPr>
-        <w:t xml:space="preserve">՝ </w:t>
-      </w:r>
-      <w:proofErr w:type="spellStart"/>
+        <w:t xml:space="preserve">(այսուհետ նաև՝ </w:t>
+      </w:r>
       <w:r>
         <w:rPr>
           <w:rFonts w:ascii="Times New Roman" w:hAnsi="Times New Roman" w:cs="Times New Roman"/>
@@ -10448,43 +7142,7 @@
           <w:szCs w:val="18"/>
           <w:lang w:val="en-GB"/>
         </w:rPr>
-        <w:t>Բռնագանձման</w:t>
-      </w:r>
-      <w:proofErr w:type="spellEnd"/>
-      <w:r>
-        <w:rPr>
-          <w:rFonts w:ascii="Times New Roman" w:hAnsi="Times New Roman" w:cs="Times New Roman"/>
-          <w:b/>
-          <w:bCs/>
-          <w:sz w:val="18"/>
-          <w:szCs w:val="18"/>
-          <w:lang w:val="en-GB"/>
-        </w:rPr>
-        <w:t xml:space="preserve"> </w:t>
-      </w:r>
-      <w:proofErr w:type="spellStart"/>
-      <w:r>
-        <w:rPr>
-          <w:rFonts w:ascii="Times New Roman" w:hAnsi="Times New Roman" w:cs="Times New Roman"/>
-          <w:b/>
-          <w:bCs/>
-          <w:sz w:val="18"/>
-          <w:szCs w:val="18"/>
-          <w:lang w:val="en-GB"/>
-        </w:rPr>
-        <w:t>ծանուցում</w:t>
-      </w:r>
-      <w:proofErr w:type="spellEnd"/>
-      <w:r>
-        <w:rPr>
-          <w:rFonts w:ascii="Times New Roman" w:hAnsi="Times New Roman" w:cs="Times New Roman"/>
-          <w:b/>
-          <w:bCs/>
-          <w:sz w:val="18"/>
-          <w:szCs w:val="18"/>
-          <w:lang w:val="en-GB"/>
-        </w:rPr>
-        <w:t>)</w:t>
+        <w:t>Բռնագանձման ծանուցում)</w:t>
       </w:r>
       <w:r>
         <w:rPr>
@@ -10640,9 +7298,17 @@
           <w:szCs w:val="18"/>
           <w:lang w:val="en-GB"/>
         </w:rPr>
-        <w:t xml:space="preserve">1 </w:t>
-      </w:r>
-      <w:proofErr w:type="spellStart"/>
+        <w:t>1 օրացուցային օրվա ընթացքում գրավի առարկան</w:t>
+      </w:r>
+      <w:r>
+        <w:rPr>
+          <w:rFonts w:ascii="Times New Roman" w:hAnsi="Times New Roman" w:cs="Times New Roman"/>
+          <w:sz w:val="18"/>
+          <w:szCs w:val="18"/>
+          <w:lang w:val="hy-AM"/>
+        </w:rPr>
+        <w:t xml:space="preserve"> </w:t>
+      </w:r>
       <w:r>
         <w:rPr>
           <w:rFonts w:ascii="Times New Roman" w:hAnsi="Times New Roman" w:cs="Times New Roman"/>
@@ -10650,9 +7316,8 @@
           <w:szCs w:val="18"/>
           <w:lang w:val="en-GB"/>
         </w:rPr>
-        <w:t>օրացուցային</w:t>
-      </w:r>
-      <w:proofErr w:type="spellEnd"/>
+        <w:t>ներկայացնել Գրավառուի</w:t>
+      </w:r>
       <w:r>
         <w:rPr>
           <w:rFonts w:ascii="Times New Roman" w:hAnsi="Times New Roman" w:cs="Times New Roman"/>
@@ -10660,9 +7325,8 @@
           <w:szCs w:val="18"/>
           <w:lang w:val="en-GB"/>
         </w:rPr>
-        <w:t xml:space="preserve"> </w:t>
-      </w:r>
-      <w:proofErr w:type="spellStart"/>
+        <w:t xml:space="preserve"> գործունեության տարածք Գրավի առարկայի</w:t>
+      </w:r>
       <w:r>
         <w:rPr>
           <w:rFonts w:ascii="Times New Roman" w:hAnsi="Times New Roman" w:cs="Times New Roman"/>
@@ -10670,9 +7334,8 @@
           <w:szCs w:val="18"/>
           <w:lang w:val="en-GB"/>
         </w:rPr>
-        <w:t>օրվա</w:t>
-      </w:r>
-      <w:proofErr w:type="spellEnd"/>
+        <w:t xml:space="preserve"> զննման</w:t>
+      </w:r>
       <w:r>
         <w:rPr>
           <w:rFonts w:ascii="Times New Roman" w:hAnsi="Times New Roman" w:cs="Times New Roman"/>
@@ -10680,219 +7343,8 @@
           <w:szCs w:val="18"/>
           <w:lang w:val="en-GB"/>
         </w:rPr>
-        <w:t xml:space="preserve"> </w:t>
-      </w:r>
-      <w:proofErr w:type="spellStart"/>
-      <w:r>
-        <w:rPr>
-          <w:rFonts w:ascii="Times New Roman" w:hAnsi="Times New Roman" w:cs="Times New Roman"/>
-          <w:sz w:val="18"/>
-          <w:szCs w:val="18"/>
-          <w:lang w:val="en-GB"/>
-        </w:rPr>
-        <w:t>ընթացքում</w:t>
-      </w:r>
-      <w:proofErr w:type="spellEnd"/>
-      <w:r>
-        <w:rPr>
-          <w:rFonts w:ascii="Times New Roman" w:hAnsi="Times New Roman" w:cs="Times New Roman"/>
-          <w:sz w:val="18"/>
-          <w:szCs w:val="18"/>
-          <w:lang w:val="en-GB"/>
-        </w:rPr>
-        <w:t xml:space="preserve"> </w:t>
-      </w:r>
-      <w:proofErr w:type="spellStart"/>
-      <w:r>
-        <w:rPr>
-          <w:rFonts w:ascii="Times New Roman" w:hAnsi="Times New Roman" w:cs="Times New Roman"/>
-          <w:sz w:val="18"/>
-          <w:szCs w:val="18"/>
-          <w:lang w:val="en-GB"/>
-        </w:rPr>
-        <w:t>գրավի</w:t>
-      </w:r>
-      <w:proofErr w:type="spellEnd"/>
-      <w:r>
-        <w:rPr>
-          <w:rFonts w:ascii="Times New Roman" w:hAnsi="Times New Roman" w:cs="Times New Roman"/>
-          <w:sz w:val="18"/>
-          <w:szCs w:val="18"/>
-          <w:lang w:val="en-GB"/>
-        </w:rPr>
-        <w:t xml:space="preserve"> </w:t>
-      </w:r>
-      <w:proofErr w:type="spellStart"/>
-      <w:r>
-        <w:rPr>
-          <w:rFonts w:ascii="Times New Roman" w:hAnsi="Times New Roman" w:cs="Times New Roman"/>
-          <w:sz w:val="18"/>
-          <w:szCs w:val="18"/>
-          <w:lang w:val="en-GB"/>
-        </w:rPr>
-        <w:t>առարկան</w:t>
-      </w:r>
-      <w:proofErr w:type="spellEnd"/>
-      <w:r>
-        <w:rPr>
-          <w:rFonts w:ascii="Times New Roman" w:hAnsi="Times New Roman" w:cs="Times New Roman"/>
-          <w:sz w:val="18"/>
-          <w:szCs w:val="18"/>
-          <w:lang w:val="hy-AM"/>
-        </w:rPr>
-        <w:t xml:space="preserve"> </w:t>
-      </w:r>
-      <w:proofErr w:type="spellStart"/>
-      <w:r>
-        <w:rPr>
-          <w:rFonts w:ascii="Times New Roman" w:hAnsi="Times New Roman" w:cs="Times New Roman"/>
-          <w:sz w:val="18"/>
-          <w:szCs w:val="18"/>
-          <w:lang w:val="en-GB"/>
-        </w:rPr>
-        <w:t>ներկայացնել</w:t>
-      </w:r>
-      <w:proofErr w:type="spellEnd"/>
-      <w:r>
-        <w:rPr>
-          <w:rFonts w:ascii="Times New Roman" w:hAnsi="Times New Roman" w:cs="Times New Roman"/>
-          <w:sz w:val="18"/>
-          <w:szCs w:val="18"/>
-          <w:lang w:val="en-GB"/>
-        </w:rPr>
-        <w:t xml:space="preserve"> </w:t>
-      </w:r>
-      <w:proofErr w:type="spellStart"/>
-      <w:r>
-        <w:rPr>
-          <w:rFonts w:ascii="Times New Roman" w:hAnsi="Times New Roman" w:cs="Times New Roman"/>
-          <w:sz w:val="18"/>
-          <w:szCs w:val="18"/>
-          <w:lang w:val="en-GB"/>
-        </w:rPr>
-        <w:t>Գրավառուի</w:t>
-      </w:r>
-      <w:proofErr w:type="spellEnd"/>
-      <w:r>
-        <w:rPr>
-          <w:rFonts w:ascii="Times New Roman" w:hAnsi="Times New Roman" w:cs="Times New Roman"/>
-          <w:sz w:val="18"/>
-          <w:szCs w:val="18"/>
-          <w:lang w:val="en-GB"/>
-        </w:rPr>
-        <w:t xml:space="preserve"> </w:t>
-      </w:r>
-      <w:proofErr w:type="spellStart"/>
-      <w:r>
-        <w:rPr>
-          <w:rFonts w:ascii="Times New Roman" w:hAnsi="Times New Roman" w:cs="Times New Roman"/>
-          <w:sz w:val="18"/>
-          <w:szCs w:val="18"/>
-          <w:lang w:val="en-GB"/>
-        </w:rPr>
-        <w:t>գործունեության</w:t>
-      </w:r>
-      <w:proofErr w:type="spellEnd"/>
-      <w:r>
-        <w:rPr>
-          <w:rFonts w:ascii="Times New Roman" w:hAnsi="Times New Roman" w:cs="Times New Roman"/>
-          <w:sz w:val="18"/>
-          <w:szCs w:val="18"/>
-          <w:lang w:val="en-GB"/>
-        </w:rPr>
-        <w:t xml:space="preserve"> </w:t>
-      </w:r>
-      <w:proofErr w:type="spellStart"/>
-      <w:r>
-        <w:rPr>
-          <w:rFonts w:ascii="Times New Roman" w:hAnsi="Times New Roman" w:cs="Times New Roman"/>
-          <w:sz w:val="18"/>
-          <w:szCs w:val="18"/>
-          <w:lang w:val="en-GB"/>
-        </w:rPr>
-        <w:t>տարածք</w:t>
-      </w:r>
-      <w:proofErr w:type="spellEnd"/>
-      <w:r>
-        <w:rPr>
-          <w:rFonts w:ascii="Times New Roman" w:hAnsi="Times New Roman" w:cs="Times New Roman"/>
-          <w:sz w:val="18"/>
-          <w:szCs w:val="18"/>
-          <w:lang w:val="en-GB"/>
-        </w:rPr>
-        <w:t xml:space="preserve"> </w:t>
-      </w:r>
-      <w:proofErr w:type="spellStart"/>
-      <w:r>
-        <w:rPr>
-          <w:rFonts w:ascii="Times New Roman" w:hAnsi="Times New Roman" w:cs="Times New Roman"/>
-          <w:sz w:val="18"/>
-          <w:szCs w:val="18"/>
-          <w:lang w:val="en-GB"/>
-        </w:rPr>
-        <w:t>Գրավի</w:t>
-      </w:r>
-      <w:proofErr w:type="spellEnd"/>
-      <w:r>
-        <w:rPr>
-          <w:rFonts w:ascii="Times New Roman" w:hAnsi="Times New Roman" w:cs="Times New Roman"/>
-          <w:sz w:val="18"/>
-          <w:szCs w:val="18"/>
-          <w:lang w:val="en-GB"/>
-        </w:rPr>
-        <w:t xml:space="preserve"> </w:t>
-      </w:r>
-      <w:proofErr w:type="spellStart"/>
-      <w:r>
-        <w:rPr>
-          <w:rFonts w:ascii="Times New Roman" w:hAnsi="Times New Roman" w:cs="Times New Roman"/>
-          <w:sz w:val="18"/>
-          <w:szCs w:val="18"/>
-          <w:lang w:val="en-GB"/>
-        </w:rPr>
-        <w:t>առարկայի</w:t>
-      </w:r>
-      <w:proofErr w:type="spellEnd"/>
-      <w:r>
-        <w:rPr>
-          <w:rFonts w:ascii="Times New Roman" w:hAnsi="Times New Roman" w:cs="Times New Roman"/>
-          <w:sz w:val="18"/>
-          <w:szCs w:val="18"/>
-          <w:lang w:val="en-GB"/>
-        </w:rPr>
-        <w:t xml:space="preserve"> </w:t>
-      </w:r>
-      <w:proofErr w:type="spellStart"/>
-      <w:r>
-        <w:rPr>
-          <w:rFonts w:ascii="Times New Roman" w:hAnsi="Times New Roman" w:cs="Times New Roman"/>
-          <w:sz w:val="18"/>
-          <w:szCs w:val="18"/>
-          <w:lang w:val="en-GB"/>
-        </w:rPr>
-        <w:t>զննման</w:t>
-      </w:r>
-      <w:proofErr w:type="spellEnd"/>
-      <w:r>
-        <w:rPr>
-          <w:rFonts w:ascii="Times New Roman" w:hAnsi="Times New Roman" w:cs="Times New Roman"/>
-          <w:sz w:val="18"/>
-          <w:szCs w:val="18"/>
-          <w:lang w:val="en-GB"/>
-        </w:rPr>
-        <w:t xml:space="preserve"> </w:t>
-      </w:r>
-      <w:proofErr w:type="spellStart"/>
-      <w:r>
-        <w:rPr>
-          <w:rFonts w:ascii="Times New Roman" w:hAnsi="Times New Roman" w:cs="Times New Roman"/>
-          <w:sz w:val="18"/>
-          <w:szCs w:val="18"/>
-          <w:lang w:val="en-GB"/>
-        </w:rPr>
-        <w:t>համար</w:t>
-      </w:r>
-      <w:proofErr w:type="spellEnd"/>
+        <w:t xml:space="preserve"> համար</w:t>
+      </w:r>
       <w:r>
         <w:rPr>
           <w:rFonts w:ascii="Times New Roman" w:hAnsi="Times New Roman" w:cs="Times New Roman"/>
@@ -10930,7 +7382,6 @@
           <w:lang w:val="hy-AM"/>
         </w:rPr>
       </w:pPr>
-      <w:proofErr w:type="spellStart"/>
       <w:r>
         <w:rPr>
           <w:rFonts w:ascii="Times New Roman" w:hAnsi="Times New Roman" w:cs="Times New Roman"/>
@@ -10938,9 +7389,8 @@
           <w:szCs w:val="18"/>
           <w:lang w:val="en-GB"/>
         </w:rPr>
-        <w:t>Գրավառուն</w:t>
-      </w:r>
-      <w:proofErr w:type="spellEnd"/>
+        <w:t>Գրավառուն գրավի առարկան կարող է վարել միայն Հ</w:t>
+      </w:r>
       <w:r>
         <w:rPr>
           <w:rFonts w:ascii="Times New Roman" w:hAnsi="Times New Roman" w:cs="Times New Roman"/>
@@ -10948,9 +7398,8 @@
           <w:szCs w:val="18"/>
           <w:lang w:val="en-GB"/>
         </w:rPr>
-        <w:t xml:space="preserve"> </w:t>
-      </w:r>
-      <w:proofErr w:type="spellStart"/>
+        <w:t>այաստանի Հանրապետության</w:t>
+      </w:r>
       <w:r>
         <w:rPr>
           <w:rFonts w:ascii="Times New Roman" w:hAnsi="Times New Roman" w:cs="Times New Roman"/>
@@ -10958,9 +7407,8 @@
           <w:szCs w:val="18"/>
           <w:lang w:val="en-GB"/>
         </w:rPr>
-        <w:t>գրավի</w:t>
-      </w:r>
-      <w:proofErr w:type="spellEnd"/>
+        <w:t xml:space="preserve"> տարածքում և իրավունք չունի գրավի առարկան վարել </w:t>
+      </w:r>
       <w:r>
         <w:rPr>
           <w:rFonts w:ascii="Times New Roman" w:hAnsi="Times New Roman" w:cs="Times New Roman"/>
@@ -10968,9 +7416,8 @@
           <w:szCs w:val="18"/>
           <w:lang w:val="en-GB"/>
         </w:rPr>
-        <w:t xml:space="preserve"> </w:t>
-      </w:r>
-      <w:proofErr w:type="spellStart"/>
+        <w:t>Հայաստանի Հանրապետության</w:t>
+      </w:r>
       <w:r>
         <w:rPr>
           <w:rFonts w:ascii="Times New Roman" w:hAnsi="Times New Roman" w:cs="Times New Roman"/>
@@ -10978,326 +7425,7 @@
           <w:szCs w:val="18"/>
           <w:lang w:val="en-GB"/>
         </w:rPr>
-        <w:t>առարկան</w:t>
-      </w:r>
-      <w:proofErr w:type="spellEnd"/>
-      <w:r>
-        <w:rPr>
-          <w:rFonts w:ascii="Times New Roman" w:hAnsi="Times New Roman" w:cs="Times New Roman"/>
-          <w:sz w:val="18"/>
-          <w:szCs w:val="18"/>
-          <w:lang w:val="en-GB"/>
-        </w:rPr>
-        <w:t xml:space="preserve"> </w:t>
-      </w:r>
-      <w:proofErr w:type="spellStart"/>
-      <w:r>
-        <w:rPr>
-          <w:rFonts w:ascii="Times New Roman" w:hAnsi="Times New Roman" w:cs="Times New Roman"/>
-          <w:sz w:val="18"/>
-          <w:szCs w:val="18"/>
-          <w:lang w:val="en-GB"/>
-        </w:rPr>
-        <w:t>կարող</w:t>
-      </w:r>
-      <w:proofErr w:type="spellEnd"/>
-      <w:r>
-        <w:rPr>
-          <w:rFonts w:ascii="Times New Roman" w:hAnsi="Times New Roman" w:cs="Times New Roman"/>
-          <w:sz w:val="18"/>
-          <w:szCs w:val="18"/>
-          <w:lang w:val="en-GB"/>
-        </w:rPr>
-        <w:t xml:space="preserve"> է </w:t>
-      </w:r>
-      <w:proofErr w:type="spellStart"/>
-      <w:r>
-        <w:rPr>
-          <w:rFonts w:ascii="Times New Roman" w:hAnsi="Times New Roman" w:cs="Times New Roman"/>
-          <w:sz w:val="18"/>
-          <w:szCs w:val="18"/>
-          <w:lang w:val="en-GB"/>
-        </w:rPr>
-        <w:t>վարել</w:t>
-      </w:r>
-      <w:proofErr w:type="spellEnd"/>
-      <w:r>
-        <w:rPr>
-          <w:rFonts w:ascii="Times New Roman" w:hAnsi="Times New Roman" w:cs="Times New Roman"/>
-          <w:sz w:val="18"/>
-          <w:szCs w:val="18"/>
-          <w:lang w:val="en-GB"/>
-        </w:rPr>
-        <w:t xml:space="preserve"> </w:t>
-      </w:r>
-      <w:proofErr w:type="spellStart"/>
-      <w:r>
-        <w:rPr>
-          <w:rFonts w:ascii="Times New Roman" w:hAnsi="Times New Roman" w:cs="Times New Roman"/>
-          <w:sz w:val="18"/>
-          <w:szCs w:val="18"/>
-          <w:lang w:val="en-GB"/>
-        </w:rPr>
-        <w:t>միայն</w:t>
-      </w:r>
-      <w:proofErr w:type="spellEnd"/>
-      <w:r>
-        <w:rPr>
-          <w:rFonts w:ascii="Times New Roman" w:hAnsi="Times New Roman" w:cs="Times New Roman"/>
-          <w:sz w:val="18"/>
-          <w:szCs w:val="18"/>
-          <w:lang w:val="en-GB"/>
-        </w:rPr>
-        <w:t xml:space="preserve"> </w:t>
-      </w:r>
-      <w:proofErr w:type="spellStart"/>
-      <w:r>
-        <w:rPr>
-          <w:rFonts w:ascii="Times New Roman" w:hAnsi="Times New Roman" w:cs="Times New Roman"/>
-          <w:sz w:val="18"/>
-          <w:szCs w:val="18"/>
-          <w:lang w:val="en-GB"/>
-        </w:rPr>
-        <w:t>Հ</w:t>
-      </w:r>
-      <w:r>
-        <w:rPr>
-          <w:rFonts w:ascii="Times New Roman" w:hAnsi="Times New Roman" w:cs="Times New Roman"/>
-          <w:sz w:val="18"/>
-          <w:szCs w:val="18"/>
-          <w:lang w:val="en-GB"/>
-        </w:rPr>
-        <w:t>այաստանի</w:t>
-      </w:r>
-      <w:proofErr w:type="spellEnd"/>
-      <w:r>
-        <w:rPr>
-          <w:rFonts w:ascii="Times New Roman" w:hAnsi="Times New Roman" w:cs="Times New Roman"/>
-          <w:sz w:val="18"/>
-          <w:szCs w:val="18"/>
-          <w:lang w:val="en-GB"/>
-        </w:rPr>
-        <w:t xml:space="preserve"> </w:t>
-      </w:r>
-      <w:proofErr w:type="spellStart"/>
-      <w:r>
-        <w:rPr>
-          <w:rFonts w:ascii="Times New Roman" w:hAnsi="Times New Roman" w:cs="Times New Roman"/>
-          <w:sz w:val="18"/>
-          <w:szCs w:val="18"/>
-          <w:lang w:val="en-GB"/>
-        </w:rPr>
-        <w:t>Հանրապետության</w:t>
-      </w:r>
-      <w:proofErr w:type="spellEnd"/>
-      <w:r>
-        <w:rPr>
-          <w:rFonts w:ascii="Times New Roman" w:hAnsi="Times New Roman" w:cs="Times New Roman"/>
-          <w:sz w:val="18"/>
-          <w:szCs w:val="18"/>
-          <w:lang w:val="en-GB"/>
-        </w:rPr>
-        <w:t xml:space="preserve"> </w:t>
-      </w:r>
-      <w:proofErr w:type="spellStart"/>
-      <w:r>
-        <w:rPr>
-          <w:rFonts w:ascii="Times New Roman" w:hAnsi="Times New Roman" w:cs="Times New Roman"/>
-          <w:sz w:val="18"/>
-          <w:szCs w:val="18"/>
-          <w:lang w:val="en-GB"/>
-        </w:rPr>
-        <w:t>տարածքում</w:t>
-      </w:r>
-      <w:proofErr w:type="spellEnd"/>
-      <w:r>
-        <w:rPr>
-          <w:rFonts w:ascii="Times New Roman" w:hAnsi="Times New Roman" w:cs="Times New Roman"/>
-          <w:sz w:val="18"/>
-          <w:szCs w:val="18"/>
-          <w:lang w:val="en-GB"/>
-        </w:rPr>
-        <w:t xml:space="preserve"> և </w:t>
-      </w:r>
-      <w:proofErr w:type="spellStart"/>
-      <w:r>
-        <w:rPr>
-          <w:rFonts w:ascii="Times New Roman" w:hAnsi="Times New Roman" w:cs="Times New Roman"/>
-          <w:sz w:val="18"/>
-          <w:szCs w:val="18"/>
-          <w:lang w:val="en-GB"/>
-        </w:rPr>
-        <w:t>իրավունք</w:t>
-      </w:r>
-      <w:proofErr w:type="spellEnd"/>
-      <w:r>
-        <w:rPr>
-          <w:rFonts w:ascii="Times New Roman" w:hAnsi="Times New Roman" w:cs="Times New Roman"/>
-          <w:sz w:val="18"/>
-          <w:szCs w:val="18"/>
-          <w:lang w:val="en-GB"/>
-        </w:rPr>
-        <w:t xml:space="preserve"> </w:t>
-      </w:r>
-      <w:proofErr w:type="spellStart"/>
-      <w:r>
-        <w:rPr>
-          <w:rFonts w:ascii="Times New Roman" w:hAnsi="Times New Roman" w:cs="Times New Roman"/>
-          <w:sz w:val="18"/>
-          <w:szCs w:val="18"/>
-          <w:lang w:val="en-GB"/>
-        </w:rPr>
-        <w:t>չունի</w:t>
-      </w:r>
-      <w:proofErr w:type="spellEnd"/>
-      <w:r>
-        <w:rPr>
-          <w:rFonts w:ascii="Times New Roman" w:hAnsi="Times New Roman" w:cs="Times New Roman"/>
-          <w:sz w:val="18"/>
-          <w:szCs w:val="18"/>
-          <w:lang w:val="en-GB"/>
-        </w:rPr>
-        <w:t xml:space="preserve"> </w:t>
-      </w:r>
-      <w:proofErr w:type="spellStart"/>
-      <w:r>
-        <w:rPr>
-          <w:rFonts w:ascii="Times New Roman" w:hAnsi="Times New Roman" w:cs="Times New Roman"/>
-          <w:sz w:val="18"/>
-          <w:szCs w:val="18"/>
-          <w:lang w:val="en-GB"/>
-        </w:rPr>
-        <w:t>գրավի</w:t>
-      </w:r>
-      <w:proofErr w:type="spellEnd"/>
-      <w:r>
-        <w:rPr>
-          <w:rFonts w:ascii="Times New Roman" w:hAnsi="Times New Roman" w:cs="Times New Roman"/>
-          <w:sz w:val="18"/>
-          <w:szCs w:val="18"/>
-          <w:lang w:val="en-GB"/>
-        </w:rPr>
-        <w:t xml:space="preserve"> </w:t>
-      </w:r>
-      <w:proofErr w:type="spellStart"/>
-      <w:r>
-        <w:rPr>
-          <w:rFonts w:ascii="Times New Roman" w:hAnsi="Times New Roman" w:cs="Times New Roman"/>
-          <w:sz w:val="18"/>
-          <w:szCs w:val="18"/>
-          <w:lang w:val="en-GB"/>
-        </w:rPr>
-        <w:t>առարկան</w:t>
-      </w:r>
-      <w:proofErr w:type="spellEnd"/>
-      <w:r>
-        <w:rPr>
-          <w:rFonts w:ascii="Times New Roman" w:hAnsi="Times New Roman" w:cs="Times New Roman"/>
-          <w:sz w:val="18"/>
-          <w:szCs w:val="18"/>
-          <w:lang w:val="en-GB"/>
-        </w:rPr>
-        <w:t xml:space="preserve"> </w:t>
-      </w:r>
-      <w:proofErr w:type="spellStart"/>
-      <w:r>
-        <w:rPr>
-          <w:rFonts w:ascii="Times New Roman" w:hAnsi="Times New Roman" w:cs="Times New Roman"/>
-          <w:sz w:val="18"/>
-          <w:szCs w:val="18"/>
-          <w:lang w:val="en-GB"/>
-        </w:rPr>
-        <w:t>վարել</w:t>
-      </w:r>
-      <w:proofErr w:type="spellEnd"/>
-      <w:r>
-        <w:rPr>
-          <w:rFonts w:ascii="Times New Roman" w:hAnsi="Times New Roman" w:cs="Times New Roman"/>
-          <w:sz w:val="18"/>
-          <w:szCs w:val="18"/>
-          <w:lang w:val="en-GB"/>
-        </w:rPr>
-        <w:t xml:space="preserve"> </w:t>
-      </w:r>
-      <w:proofErr w:type="spellStart"/>
-      <w:r>
-        <w:rPr>
-          <w:rFonts w:ascii="Times New Roman" w:hAnsi="Times New Roman" w:cs="Times New Roman"/>
-          <w:sz w:val="18"/>
-          <w:szCs w:val="18"/>
-          <w:lang w:val="en-GB"/>
-        </w:rPr>
-        <w:t>Հայաստանի</w:t>
-      </w:r>
-      <w:proofErr w:type="spellEnd"/>
-      <w:r>
-        <w:rPr>
-          <w:rFonts w:ascii="Times New Roman" w:hAnsi="Times New Roman" w:cs="Times New Roman"/>
-          <w:sz w:val="18"/>
-          <w:szCs w:val="18"/>
-          <w:lang w:val="en-GB"/>
-        </w:rPr>
-        <w:t xml:space="preserve"> </w:t>
-      </w:r>
-      <w:proofErr w:type="spellStart"/>
-      <w:r>
-        <w:rPr>
-          <w:rFonts w:ascii="Times New Roman" w:hAnsi="Times New Roman" w:cs="Times New Roman"/>
-          <w:sz w:val="18"/>
-          <w:szCs w:val="18"/>
-          <w:lang w:val="en-GB"/>
-        </w:rPr>
-        <w:t>Հանրապետության</w:t>
-      </w:r>
-      <w:proofErr w:type="spellEnd"/>
-      <w:r>
-        <w:rPr>
-          <w:rFonts w:ascii="Times New Roman" w:hAnsi="Times New Roman" w:cs="Times New Roman"/>
-          <w:sz w:val="18"/>
-          <w:szCs w:val="18"/>
-          <w:lang w:val="en-GB"/>
-        </w:rPr>
-        <w:t xml:space="preserve"> </w:t>
-      </w:r>
-      <w:proofErr w:type="spellStart"/>
-      <w:r>
-        <w:rPr>
-          <w:rFonts w:ascii="Times New Roman" w:hAnsi="Times New Roman" w:cs="Times New Roman"/>
-          <w:sz w:val="18"/>
-          <w:szCs w:val="18"/>
-          <w:lang w:val="en-GB"/>
-        </w:rPr>
-        <w:t>սահմաններից</w:t>
-      </w:r>
-      <w:proofErr w:type="spellEnd"/>
-      <w:r>
-        <w:rPr>
-          <w:rFonts w:ascii="Times New Roman" w:hAnsi="Times New Roman" w:cs="Times New Roman"/>
-          <w:sz w:val="18"/>
-          <w:szCs w:val="18"/>
-          <w:lang w:val="en-GB"/>
-        </w:rPr>
-        <w:t xml:space="preserve"> </w:t>
-      </w:r>
-      <w:proofErr w:type="spellStart"/>
-      <w:r>
-        <w:rPr>
-          <w:rFonts w:ascii="Times New Roman" w:hAnsi="Times New Roman" w:cs="Times New Roman"/>
-          <w:sz w:val="18"/>
-          <w:szCs w:val="18"/>
-          <w:lang w:val="en-GB"/>
-        </w:rPr>
-        <w:t>դուրս</w:t>
-      </w:r>
-      <w:proofErr w:type="spellEnd"/>
-      <w:r>
-        <w:rPr>
-          <w:rFonts w:ascii="Times New Roman" w:hAnsi="Times New Roman" w:cs="Times New Roman"/>
-          <w:sz w:val="18"/>
-          <w:szCs w:val="18"/>
-          <w:lang w:val="en-GB"/>
-        </w:rPr>
-        <w:t xml:space="preserve">։ </w:t>
+        <w:t xml:space="preserve"> սահմաններից դուրս։ </w:t>
       </w:r>
     </w:p>
     <w:p>
@@ -12328,763 +8456,7 @@
           <w:szCs w:val="18"/>
           <w:lang w:val="en-GB"/>
         </w:rPr>
-        <w:t xml:space="preserve"> </w:t>
-      </w:r>
-      <w:proofErr w:type="spellStart"/>
-      <w:r>
-        <w:rPr>
-          <w:rFonts w:ascii="Times New Roman" w:hAnsi="Times New Roman" w:cs="Times New Roman"/>
-          <w:b/>
-          <w:bCs/>
-          <w:i/>
-          <w:iCs/>
-          <w:sz w:val="18"/>
-          <w:szCs w:val="18"/>
-          <w:lang w:val="en-GB"/>
-        </w:rPr>
-        <w:t>օրվա</w:t>
-      </w:r>
-      <w:proofErr w:type="spellEnd"/>
-      <w:r>
-        <w:rPr>
-          <w:rFonts w:ascii="Times New Roman" w:hAnsi="Times New Roman" w:cs="Times New Roman"/>
-          <w:b/>
-          <w:bCs/>
-          <w:i/>
-          <w:iCs/>
-          <w:sz w:val="18"/>
-          <w:szCs w:val="18"/>
-          <w:lang w:val="en-GB"/>
-        </w:rPr>
-        <w:t xml:space="preserve"> </w:t>
-      </w:r>
-      <w:proofErr w:type="spellStart"/>
-      <w:r>
-        <w:rPr>
-          <w:rFonts w:ascii="Times New Roman" w:hAnsi="Times New Roman" w:cs="Times New Roman"/>
-          <w:b/>
-          <w:bCs/>
-          <w:i/>
-          <w:iCs/>
-          <w:sz w:val="18"/>
-          <w:szCs w:val="18"/>
-          <w:lang w:val="en-GB"/>
-        </w:rPr>
-        <w:t>ընթացքում</w:t>
-      </w:r>
-      <w:proofErr w:type="spellEnd"/>
-      <w:r>
-        <w:rPr>
-          <w:rFonts w:ascii="Times New Roman" w:hAnsi="Times New Roman" w:cs="Times New Roman"/>
-          <w:b/>
-          <w:bCs/>
-          <w:i/>
-          <w:iCs/>
-          <w:sz w:val="18"/>
-          <w:szCs w:val="18"/>
-          <w:lang w:val="en-GB"/>
-        </w:rPr>
-        <w:t xml:space="preserve"> </w:t>
-      </w:r>
-      <w:proofErr w:type="spellStart"/>
-      <w:r>
-        <w:rPr>
-          <w:rFonts w:ascii="Times New Roman" w:hAnsi="Times New Roman" w:cs="Times New Roman"/>
-          <w:b/>
-          <w:bCs/>
-          <w:i/>
-          <w:iCs/>
-          <w:sz w:val="18"/>
-          <w:szCs w:val="18"/>
-          <w:lang w:val="en-GB"/>
-        </w:rPr>
-        <w:t>Վարկառուի</w:t>
-      </w:r>
-      <w:proofErr w:type="spellEnd"/>
-      <w:r>
-        <w:rPr>
-          <w:rFonts w:ascii="Times New Roman" w:hAnsi="Times New Roman" w:cs="Times New Roman"/>
-          <w:b/>
-          <w:bCs/>
-          <w:i/>
-          <w:iCs/>
-          <w:sz w:val="18"/>
-          <w:szCs w:val="18"/>
-          <w:lang w:val="en-GB"/>
-        </w:rPr>
-        <w:t xml:space="preserve"> </w:t>
-      </w:r>
-      <w:proofErr w:type="spellStart"/>
-      <w:r>
-        <w:rPr>
-          <w:rFonts w:ascii="Times New Roman" w:hAnsi="Times New Roman" w:cs="Times New Roman"/>
-          <w:b/>
-          <w:bCs/>
-          <w:i/>
-          <w:iCs/>
-          <w:sz w:val="18"/>
-          <w:szCs w:val="18"/>
-          <w:lang w:val="en-GB"/>
-        </w:rPr>
-        <w:t>տվյալները</w:t>
-      </w:r>
-      <w:proofErr w:type="spellEnd"/>
-      <w:r>
-        <w:rPr>
-          <w:rFonts w:ascii="Times New Roman" w:hAnsi="Times New Roman" w:cs="Times New Roman"/>
-          <w:b/>
-          <w:bCs/>
-          <w:i/>
-          <w:iCs/>
-          <w:sz w:val="18"/>
-          <w:szCs w:val="18"/>
-          <w:lang w:val="en-GB"/>
-        </w:rPr>
-        <w:t xml:space="preserve"> (</w:t>
-      </w:r>
-      <w:proofErr w:type="spellStart"/>
-      <w:r>
-        <w:rPr>
-          <w:rFonts w:ascii="Times New Roman" w:hAnsi="Times New Roman" w:cs="Times New Roman"/>
-          <w:b/>
-          <w:bCs/>
-          <w:i/>
-          <w:iCs/>
-          <w:sz w:val="18"/>
-          <w:szCs w:val="18"/>
-          <w:lang w:val="en-GB"/>
-        </w:rPr>
-        <w:t>ուշացման</w:t>
-      </w:r>
-      <w:proofErr w:type="spellEnd"/>
-      <w:r>
-        <w:rPr>
-          <w:rFonts w:ascii="Times New Roman" w:hAnsi="Times New Roman" w:cs="Times New Roman"/>
-          <w:b/>
-          <w:bCs/>
-          <w:i/>
-          <w:iCs/>
-          <w:sz w:val="18"/>
-          <w:szCs w:val="18"/>
-          <w:lang w:val="en-GB"/>
-        </w:rPr>
-        <w:t xml:space="preserve"> </w:t>
-      </w:r>
-      <w:proofErr w:type="spellStart"/>
-      <w:r>
-        <w:rPr>
-          <w:rFonts w:ascii="Times New Roman" w:hAnsi="Times New Roman" w:cs="Times New Roman"/>
-          <w:b/>
-          <w:bCs/>
-          <w:i/>
-          <w:iCs/>
-          <w:sz w:val="18"/>
-          <w:szCs w:val="18"/>
-          <w:lang w:val="en-GB"/>
-        </w:rPr>
-        <w:t>մասին</w:t>
-      </w:r>
-      <w:proofErr w:type="spellEnd"/>
-      <w:r>
-        <w:rPr>
-          <w:rFonts w:ascii="Times New Roman" w:hAnsi="Times New Roman" w:cs="Times New Roman"/>
-          <w:b/>
-          <w:bCs/>
-          <w:i/>
-          <w:iCs/>
-          <w:sz w:val="18"/>
-          <w:szCs w:val="18"/>
-          <w:lang w:val="en-GB"/>
-        </w:rPr>
-        <w:t xml:space="preserve"> </w:t>
-      </w:r>
-      <w:proofErr w:type="spellStart"/>
-      <w:r>
-        <w:rPr>
-          <w:rFonts w:ascii="Times New Roman" w:hAnsi="Times New Roman" w:cs="Times New Roman"/>
-          <w:b/>
-          <w:bCs/>
-          <w:i/>
-          <w:iCs/>
-          <w:sz w:val="18"/>
-          <w:szCs w:val="18"/>
-          <w:lang w:val="en-GB"/>
-        </w:rPr>
-        <w:t>տեղեկատվությունը</w:t>
-      </w:r>
-      <w:proofErr w:type="spellEnd"/>
-      <w:r>
-        <w:rPr>
-          <w:rFonts w:ascii="Times New Roman" w:hAnsi="Times New Roman" w:cs="Times New Roman"/>
-          <w:b/>
-          <w:bCs/>
-          <w:i/>
-          <w:iCs/>
-          <w:sz w:val="18"/>
-          <w:szCs w:val="18"/>
-          <w:lang w:val="en-GB"/>
-        </w:rPr>
-        <w:t xml:space="preserve">) </w:t>
-      </w:r>
-      <w:proofErr w:type="spellStart"/>
-      <w:r>
-        <w:rPr>
-          <w:rFonts w:ascii="Times New Roman" w:hAnsi="Times New Roman" w:cs="Times New Roman"/>
-          <w:b/>
-          <w:bCs/>
-          <w:i/>
-          <w:iCs/>
-          <w:sz w:val="18"/>
-          <w:szCs w:val="18"/>
-          <w:lang w:val="en-GB"/>
-        </w:rPr>
-        <w:t>փոխանցում</w:t>
-      </w:r>
-      <w:proofErr w:type="spellEnd"/>
-      <w:r>
-        <w:rPr>
-          <w:rFonts w:ascii="Times New Roman" w:hAnsi="Times New Roman" w:cs="Times New Roman"/>
-          <w:b/>
-          <w:bCs/>
-          <w:i/>
-          <w:iCs/>
-          <w:sz w:val="18"/>
-          <w:szCs w:val="18"/>
-          <w:lang w:val="en-GB"/>
-        </w:rPr>
-        <w:t xml:space="preserve"> է ՀՀ </w:t>
-      </w:r>
-      <w:proofErr w:type="spellStart"/>
-      <w:r>
-        <w:rPr>
-          <w:rFonts w:ascii="Times New Roman" w:hAnsi="Times New Roman" w:cs="Times New Roman"/>
-          <w:b/>
-          <w:bCs/>
-          <w:i/>
-          <w:iCs/>
-          <w:sz w:val="18"/>
-          <w:szCs w:val="18"/>
-          <w:lang w:val="en-GB"/>
-        </w:rPr>
-        <w:t>տարածքում</w:t>
-      </w:r>
-      <w:proofErr w:type="spellEnd"/>
-      <w:r>
-        <w:rPr>
-          <w:rFonts w:ascii="Times New Roman" w:hAnsi="Times New Roman" w:cs="Times New Roman"/>
-          <w:b/>
-          <w:bCs/>
-          <w:i/>
-          <w:iCs/>
-          <w:sz w:val="18"/>
-          <w:szCs w:val="18"/>
-          <w:lang w:val="en-GB"/>
-        </w:rPr>
-        <w:t xml:space="preserve"> </w:t>
-      </w:r>
-      <w:proofErr w:type="spellStart"/>
-      <w:r>
-        <w:rPr>
-          <w:rFonts w:ascii="Times New Roman" w:hAnsi="Times New Roman" w:cs="Times New Roman"/>
-          <w:b/>
-          <w:bCs/>
-          <w:i/>
-          <w:iCs/>
-          <w:sz w:val="18"/>
-          <w:szCs w:val="18"/>
-          <w:lang w:val="en-GB"/>
-        </w:rPr>
-        <w:t>գործող</w:t>
-      </w:r>
-      <w:proofErr w:type="spellEnd"/>
-      <w:r>
-        <w:rPr>
-          <w:rFonts w:ascii="Times New Roman" w:hAnsi="Times New Roman" w:cs="Times New Roman"/>
-          <w:b/>
-          <w:bCs/>
-          <w:i/>
-          <w:iCs/>
-          <w:sz w:val="18"/>
-          <w:szCs w:val="18"/>
-          <w:lang w:val="en-GB"/>
-        </w:rPr>
-        <w:t xml:space="preserve"> </w:t>
-      </w:r>
-      <w:proofErr w:type="spellStart"/>
-      <w:r>
-        <w:rPr>
-          <w:rFonts w:ascii="Times New Roman" w:hAnsi="Times New Roman" w:cs="Times New Roman"/>
-          <w:b/>
-          <w:bCs/>
-          <w:i/>
-          <w:iCs/>
-          <w:sz w:val="18"/>
-          <w:szCs w:val="18"/>
-          <w:lang w:val="en-GB"/>
-        </w:rPr>
-        <w:t>բոլոր</w:t>
-      </w:r>
-      <w:proofErr w:type="spellEnd"/>
-      <w:r>
-        <w:rPr>
-          <w:rFonts w:ascii="Times New Roman" w:hAnsi="Times New Roman" w:cs="Times New Roman"/>
-          <w:b/>
-          <w:bCs/>
-          <w:i/>
-          <w:iCs/>
-          <w:sz w:val="18"/>
-          <w:szCs w:val="18"/>
-          <w:lang w:val="en-GB"/>
-        </w:rPr>
-        <w:t xml:space="preserve"> </w:t>
-      </w:r>
-      <w:proofErr w:type="spellStart"/>
-      <w:r>
-        <w:rPr>
-          <w:rFonts w:ascii="Times New Roman" w:hAnsi="Times New Roman" w:cs="Times New Roman"/>
-          <w:b/>
-          <w:bCs/>
-          <w:i/>
-          <w:iCs/>
-          <w:sz w:val="18"/>
-          <w:szCs w:val="18"/>
-          <w:lang w:val="en-GB"/>
-        </w:rPr>
-        <w:t>վարկային</w:t>
-      </w:r>
-      <w:proofErr w:type="spellEnd"/>
-      <w:r>
-        <w:rPr>
-          <w:rFonts w:ascii="Times New Roman" w:hAnsi="Times New Roman" w:cs="Times New Roman"/>
-          <w:b/>
-          <w:bCs/>
-          <w:i/>
-          <w:iCs/>
-          <w:sz w:val="18"/>
-          <w:szCs w:val="18"/>
-          <w:lang w:val="en-GB"/>
-        </w:rPr>
-        <w:t xml:space="preserve"> </w:t>
-      </w:r>
-      <w:proofErr w:type="spellStart"/>
-      <w:r>
-        <w:rPr>
-          <w:rFonts w:ascii="Times New Roman" w:hAnsi="Times New Roman" w:cs="Times New Roman"/>
-          <w:b/>
-          <w:bCs/>
-          <w:i/>
-          <w:iCs/>
-          <w:sz w:val="18"/>
-          <w:szCs w:val="18"/>
-          <w:lang w:val="en-GB"/>
-        </w:rPr>
-        <w:t>բյուրոներին</w:t>
-      </w:r>
-      <w:proofErr w:type="spellEnd"/>
-      <w:r>
-        <w:rPr>
-          <w:rFonts w:ascii="Times New Roman" w:hAnsi="Times New Roman" w:cs="Times New Roman"/>
-          <w:b/>
-          <w:bCs/>
-          <w:i/>
-          <w:iCs/>
-          <w:sz w:val="18"/>
-          <w:szCs w:val="18"/>
-          <w:lang w:val="en-GB"/>
-        </w:rPr>
-        <w:t xml:space="preserve">։ </w:t>
-      </w:r>
-      <w:proofErr w:type="spellStart"/>
-      <w:r>
-        <w:rPr>
-          <w:rFonts w:ascii="Times New Roman" w:hAnsi="Times New Roman" w:cs="Times New Roman"/>
-          <w:b/>
-          <w:bCs/>
-          <w:i/>
-          <w:iCs/>
-          <w:sz w:val="18"/>
-          <w:szCs w:val="18"/>
-          <w:lang w:val="en-GB"/>
-        </w:rPr>
-        <w:t>Վարկառուն</w:t>
-      </w:r>
-      <w:proofErr w:type="spellEnd"/>
-      <w:r>
-        <w:rPr>
-          <w:rFonts w:ascii="Times New Roman" w:hAnsi="Times New Roman" w:cs="Times New Roman"/>
-          <w:b/>
-          <w:bCs/>
-          <w:i/>
-          <w:iCs/>
-          <w:sz w:val="18"/>
-          <w:szCs w:val="18"/>
-          <w:lang w:val="en-GB"/>
-        </w:rPr>
-        <w:t xml:space="preserve"> </w:t>
-      </w:r>
-      <w:proofErr w:type="spellStart"/>
-      <w:r>
-        <w:rPr>
-          <w:rFonts w:ascii="Times New Roman" w:hAnsi="Times New Roman" w:cs="Times New Roman"/>
-          <w:b/>
-          <w:bCs/>
-          <w:i/>
-          <w:iCs/>
-          <w:sz w:val="18"/>
-          <w:szCs w:val="18"/>
-          <w:lang w:val="en-GB"/>
-        </w:rPr>
-        <w:t>տեղեկացված</w:t>
-      </w:r>
-      <w:proofErr w:type="spellEnd"/>
-      <w:r>
-        <w:rPr>
-          <w:rFonts w:ascii="Times New Roman" w:hAnsi="Times New Roman" w:cs="Times New Roman"/>
-          <w:b/>
-          <w:bCs/>
-          <w:i/>
-          <w:iCs/>
-          <w:sz w:val="18"/>
-          <w:szCs w:val="18"/>
-          <w:lang w:val="en-GB"/>
-        </w:rPr>
-        <w:t xml:space="preserve"> է, </w:t>
-      </w:r>
-      <w:proofErr w:type="spellStart"/>
-      <w:r>
-        <w:rPr>
-          <w:rFonts w:ascii="Times New Roman" w:hAnsi="Times New Roman" w:cs="Times New Roman"/>
-          <w:b/>
-          <w:bCs/>
-          <w:i/>
-          <w:iCs/>
-          <w:sz w:val="18"/>
-          <w:szCs w:val="18"/>
-          <w:lang w:val="en-GB"/>
-        </w:rPr>
-        <w:t>որ</w:t>
-      </w:r>
-      <w:proofErr w:type="spellEnd"/>
-      <w:r>
-        <w:rPr>
-          <w:rFonts w:ascii="Times New Roman" w:hAnsi="Times New Roman" w:cs="Times New Roman"/>
-          <w:b/>
-          <w:bCs/>
-          <w:i/>
-          <w:iCs/>
-          <w:sz w:val="18"/>
-          <w:szCs w:val="18"/>
-          <w:lang w:val="en-GB"/>
-        </w:rPr>
-        <w:t xml:space="preserve"> </w:t>
-      </w:r>
-      <w:proofErr w:type="spellStart"/>
-      <w:r>
-        <w:rPr>
-          <w:rFonts w:ascii="Times New Roman" w:hAnsi="Times New Roman" w:cs="Times New Roman"/>
-          <w:b/>
-          <w:bCs/>
-          <w:i/>
-          <w:iCs/>
-          <w:sz w:val="18"/>
-          <w:szCs w:val="18"/>
-          <w:lang w:val="en-GB"/>
-        </w:rPr>
-        <w:t>վատ</w:t>
-      </w:r>
-      <w:proofErr w:type="spellEnd"/>
-      <w:r>
-        <w:rPr>
-          <w:rFonts w:ascii="Times New Roman" w:hAnsi="Times New Roman" w:cs="Times New Roman"/>
-          <w:b/>
-          <w:bCs/>
-          <w:i/>
-          <w:iCs/>
-          <w:sz w:val="18"/>
-          <w:szCs w:val="18"/>
-          <w:lang w:val="en-GB"/>
-        </w:rPr>
-        <w:t xml:space="preserve"> </w:t>
-      </w:r>
-      <w:proofErr w:type="spellStart"/>
-      <w:r>
-        <w:rPr>
-          <w:rFonts w:ascii="Times New Roman" w:hAnsi="Times New Roman" w:cs="Times New Roman"/>
-          <w:b/>
-          <w:bCs/>
-          <w:i/>
-          <w:iCs/>
-          <w:sz w:val="18"/>
-          <w:szCs w:val="18"/>
-          <w:lang w:val="en-GB"/>
-        </w:rPr>
-        <w:t>վարկային</w:t>
-      </w:r>
-      <w:proofErr w:type="spellEnd"/>
-      <w:r>
-        <w:rPr>
-          <w:rFonts w:ascii="Times New Roman" w:hAnsi="Times New Roman" w:cs="Times New Roman"/>
-          <w:b/>
-          <w:bCs/>
-          <w:i/>
-          <w:iCs/>
-          <w:sz w:val="18"/>
-          <w:szCs w:val="18"/>
-          <w:lang w:val="en-GB"/>
-        </w:rPr>
-        <w:t xml:space="preserve"> </w:t>
-      </w:r>
-      <w:proofErr w:type="spellStart"/>
-      <w:r>
-        <w:rPr>
-          <w:rFonts w:ascii="Times New Roman" w:hAnsi="Times New Roman" w:cs="Times New Roman"/>
-          <w:b/>
-          <w:bCs/>
-          <w:i/>
-          <w:iCs/>
-          <w:sz w:val="18"/>
-          <w:szCs w:val="18"/>
-          <w:lang w:val="en-GB"/>
-        </w:rPr>
-        <w:t>պատմություն</w:t>
-      </w:r>
-      <w:proofErr w:type="spellEnd"/>
-      <w:r>
-        <w:rPr>
-          <w:rFonts w:ascii="Times New Roman" w:hAnsi="Times New Roman" w:cs="Times New Roman"/>
-          <w:b/>
-          <w:bCs/>
-          <w:i/>
-          <w:iCs/>
-          <w:sz w:val="18"/>
-          <w:szCs w:val="18"/>
-          <w:lang w:val="en-GB"/>
-        </w:rPr>
-        <w:t xml:space="preserve"> </w:t>
-      </w:r>
-      <w:proofErr w:type="spellStart"/>
-      <w:r>
-        <w:rPr>
-          <w:rFonts w:ascii="Times New Roman" w:hAnsi="Times New Roman" w:cs="Times New Roman"/>
-          <w:b/>
-          <w:bCs/>
-          <w:i/>
-          <w:iCs/>
-          <w:sz w:val="18"/>
-          <w:szCs w:val="18"/>
-          <w:lang w:val="en-GB"/>
-        </w:rPr>
-        <w:t>ունենալը</w:t>
-      </w:r>
-      <w:proofErr w:type="spellEnd"/>
-      <w:r>
-        <w:rPr>
-          <w:rFonts w:ascii="Times New Roman" w:hAnsi="Times New Roman" w:cs="Times New Roman"/>
-          <w:b/>
-          <w:bCs/>
-          <w:i/>
-          <w:iCs/>
-          <w:sz w:val="18"/>
-          <w:szCs w:val="18"/>
-          <w:lang w:val="en-GB"/>
-        </w:rPr>
-        <w:t xml:space="preserve"> </w:t>
-      </w:r>
-      <w:proofErr w:type="spellStart"/>
-      <w:r>
-        <w:rPr>
-          <w:rFonts w:ascii="Times New Roman" w:hAnsi="Times New Roman" w:cs="Times New Roman"/>
-          <w:b/>
-          <w:bCs/>
-          <w:i/>
-          <w:iCs/>
-          <w:sz w:val="18"/>
-          <w:szCs w:val="18"/>
-          <w:lang w:val="en-GB"/>
-        </w:rPr>
-        <w:t>կարող</w:t>
-      </w:r>
-      <w:proofErr w:type="spellEnd"/>
-      <w:r>
-        <w:rPr>
-          <w:rFonts w:ascii="Times New Roman" w:hAnsi="Times New Roman" w:cs="Times New Roman"/>
-          <w:b/>
-          <w:bCs/>
-          <w:i/>
-          <w:iCs/>
-          <w:sz w:val="18"/>
-          <w:szCs w:val="18"/>
-          <w:lang w:val="en-GB"/>
-        </w:rPr>
-        <w:t xml:space="preserve"> է </w:t>
-      </w:r>
-      <w:proofErr w:type="spellStart"/>
-      <w:r>
-        <w:rPr>
-          <w:rFonts w:ascii="Times New Roman" w:hAnsi="Times New Roman" w:cs="Times New Roman"/>
-          <w:b/>
-          <w:bCs/>
-          <w:i/>
-          <w:iCs/>
-          <w:sz w:val="18"/>
-          <w:szCs w:val="18"/>
-          <w:lang w:val="en-GB"/>
-        </w:rPr>
-        <w:t>հետագայում</w:t>
-      </w:r>
-      <w:proofErr w:type="spellEnd"/>
-      <w:r>
-        <w:rPr>
-          <w:rFonts w:ascii="Times New Roman" w:hAnsi="Times New Roman" w:cs="Times New Roman"/>
-          <w:b/>
-          <w:bCs/>
-          <w:i/>
-          <w:iCs/>
-          <w:sz w:val="18"/>
-          <w:szCs w:val="18"/>
-          <w:lang w:val="en-GB"/>
-        </w:rPr>
-        <w:t xml:space="preserve"> </w:t>
-      </w:r>
-      <w:proofErr w:type="spellStart"/>
-      <w:r>
-        <w:rPr>
-          <w:rFonts w:ascii="Times New Roman" w:hAnsi="Times New Roman" w:cs="Times New Roman"/>
-          <w:b/>
-          <w:bCs/>
-          <w:i/>
-          <w:iCs/>
-          <w:sz w:val="18"/>
-          <w:szCs w:val="18"/>
-          <w:lang w:val="en-GB"/>
-        </w:rPr>
-        <w:t>խոչընդոտ</w:t>
-      </w:r>
-      <w:proofErr w:type="spellEnd"/>
-      <w:r>
-        <w:rPr>
-          <w:rFonts w:ascii="Times New Roman" w:hAnsi="Times New Roman" w:cs="Times New Roman"/>
-          <w:b/>
-          <w:bCs/>
-          <w:i/>
-          <w:iCs/>
-          <w:sz w:val="18"/>
-          <w:szCs w:val="18"/>
-          <w:lang w:val="en-GB"/>
-        </w:rPr>
-        <w:t xml:space="preserve"> </w:t>
-      </w:r>
-      <w:proofErr w:type="spellStart"/>
-      <w:r>
-        <w:rPr>
-          <w:rFonts w:ascii="Times New Roman" w:hAnsi="Times New Roman" w:cs="Times New Roman"/>
-          <w:b/>
-          <w:bCs/>
-          <w:i/>
-          <w:iCs/>
-          <w:sz w:val="18"/>
-          <w:szCs w:val="18"/>
-          <w:lang w:val="en-GB"/>
-        </w:rPr>
-        <w:t>հանդիսանալ</w:t>
-      </w:r>
-      <w:proofErr w:type="spellEnd"/>
-      <w:r>
-        <w:rPr>
-          <w:rFonts w:ascii="Times New Roman" w:hAnsi="Times New Roman" w:cs="Times New Roman"/>
-          <w:b/>
-          <w:bCs/>
-          <w:i/>
-          <w:iCs/>
-          <w:sz w:val="18"/>
-          <w:szCs w:val="18"/>
-          <w:lang w:val="en-GB"/>
-        </w:rPr>
-        <w:t xml:space="preserve"> </w:t>
-      </w:r>
-      <w:proofErr w:type="spellStart"/>
-      <w:r>
-        <w:rPr>
-          <w:rFonts w:ascii="Times New Roman" w:hAnsi="Times New Roman" w:cs="Times New Roman"/>
-          <w:b/>
-          <w:bCs/>
-          <w:i/>
-          <w:iCs/>
-          <w:sz w:val="18"/>
-          <w:szCs w:val="18"/>
-          <w:lang w:val="en-GB"/>
-        </w:rPr>
-        <w:t>այլ</w:t>
-      </w:r>
-      <w:proofErr w:type="spellEnd"/>
-      <w:r>
-        <w:rPr>
-          <w:rFonts w:ascii="Times New Roman" w:hAnsi="Times New Roman" w:cs="Times New Roman"/>
-          <w:b/>
-          <w:bCs/>
-          <w:i/>
-          <w:iCs/>
-          <w:sz w:val="18"/>
-          <w:szCs w:val="18"/>
-          <w:lang w:val="en-GB"/>
-        </w:rPr>
-        <w:t xml:space="preserve"> </w:t>
-      </w:r>
-      <w:proofErr w:type="spellStart"/>
-      <w:r>
-        <w:rPr>
-          <w:rFonts w:ascii="Times New Roman" w:hAnsi="Times New Roman" w:cs="Times New Roman"/>
-          <w:b/>
-          <w:bCs/>
-          <w:i/>
-          <w:iCs/>
-          <w:sz w:val="18"/>
-          <w:szCs w:val="18"/>
-          <w:lang w:val="en-GB"/>
-        </w:rPr>
-        <w:t>վարկեր</w:t>
-      </w:r>
-      <w:proofErr w:type="spellEnd"/>
-      <w:r>
-        <w:rPr>
-          <w:rFonts w:ascii="Times New Roman" w:hAnsi="Times New Roman" w:cs="Times New Roman"/>
-          <w:b/>
-          <w:bCs/>
-          <w:i/>
-          <w:iCs/>
-          <w:sz w:val="18"/>
-          <w:szCs w:val="18"/>
-          <w:lang w:val="en-GB"/>
-        </w:rPr>
-        <w:t xml:space="preserve"> </w:t>
-      </w:r>
-      <w:proofErr w:type="spellStart"/>
-      <w:r>
-        <w:rPr>
-          <w:rFonts w:ascii="Times New Roman" w:hAnsi="Times New Roman" w:cs="Times New Roman"/>
-          <w:b/>
-          <w:bCs/>
-          <w:i/>
-          <w:iCs/>
-          <w:sz w:val="18"/>
-          <w:szCs w:val="18"/>
-          <w:lang w:val="en-GB"/>
-        </w:rPr>
-        <w:t>ստանալիս</w:t>
-      </w:r>
-      <w:proofErr w:type="spellEnd"/>
-      <w:r>
-        <w:rPr>
-          <w:rFonts w:ascii="Times New Roman" w:hAnsi="Times New Roman" w:cs="Times New Roman"/>
-          <w:b/>
-          <w:bCs/>
-          <w:i/>
-          <w:iCs/>
-          <w:sz w:val="18"/>
-          <w:szCs w:val="18"/>
-          <w:lang w:val="en-GB"/>
-        </w:rPr>
-        <w:t xml:space="preserve">։ </w:t>
+        <w:t xml:space="preserve"> օրվա ընթացքում Վարկառուի տվյալները (ուշացման մասին տեղեկատվությունը) փոխանցում է ՀՀ տարածքում գործող բոլոր վարկային բյուրոներին։ Վարկառուն տեղեկացված է, որ վատ վարկային պատմություն ունենալը կարող է հետագայում խոչընդոտ հանդիսանալ այլ վարկեր ստանալիս։ </w:t>
       </w:r>
     </w:p>
     <w:p>
@@ -13153,49 +8525,8 @@
           <w:szCs w:val="18"/>
           <w:lang w:val="en-GB"/>
         </w:rPr>
-        <w:t>(</w:t>
-      </w:r>
-      <w:proofErr w:type="spellStart"/>
-      <w:r>
-        <w:rPr>
-          <w:rFonts w:ascii="Times New Roman" w:hAnsi="Times New Roman" w:cs="Times New Roman"/>
-          <w:sz w:val="18"/>
-          <w:szCs w:val="18"/>
-          <w:lang w:val="en-GB"/>
-        </w:rPr>
-        <w:t>այսուհետ</w:t>
-      </w:r>
-      <w:proofErr w:type="spellEnd"/>
-      <w:r>
-        <w:rPr>
-          <w:rFonts w:ascii="Times New Roman" w:hAnsi="Times New Roman" w:cs="Times New Roman"/>
-          <w:sz w:val="18"/>
-          <w:szCs w:val="18"/>
-          <w:lang w:val="en-GB"/>
-        </w:rPr>
-        <w:t xml:space="preserve"> </w:t>
-      </w:r>
-      <w:proofErr w:type="spellStart"/>
-      <w:r>
-        <w:rPr>
-          <w:rFonts w:ascii="Times New Roman" w:hAnsi="Times New Roman" w:cs="Times New Roman"/>
-          <w:sz w:val="18"/>
-          <w:szCs w:val="18"/>
-          <w:lang w:val="en-GB"/>
-        </w:rPr>
-        <w:t>միասին</w:t>
-      </w:r>
-      <w:proofErr w:type="spellEnd"/>
-      <w:r>
-        <w:rPr>
-          <w:rFonts w:ascii="Times New Roman" w:hAnsi="Times New Roman" w:cs="Times New Roman"/>
-          <w:sz w:val="18"/>
-          <w:szCs w:val="18"/>
-          <w:lang w:val="en-GB"/>
-        </w:rPr>
-        <w:t xml:space="preserve">՝ </w:t>
-      </w:r>
-      <w:proofErr w:type="spellStart"/>
+        <w:t xml:space="preserve">(այսուհետ միասին՝ </w:t>
+      </w:r>
       <w:r>
         <w:rPr>
           <w:rFonts w:ascii="Times New Roman" w:hAnsi="Times New Roman" w:cs="Times New Roman"/>
@@ -13207,7 +8538,6 @@
         </w:rPr>
         <w:t>Ծանուցումներ</w:t>
       </w:r>
-      <w:proofErr w:type="spellEnd"/>
       <w:r>
         <w:rPr>
           <w:rFonts w:ascii="Times New Roman" w:hAnsi="Times New Roman" w:cs="Times New Roman"/>
@@ -13333,7 +8663,6 @@
         </w:rPr>
         <w:t xml:space="preserve"> կետով սահմանված ծանուցման եղանակը պահանջելով Ծանուցումները ուղարկել </w:t>
       </w:r>
-      <w:proofErr w:type="spellStart"/>
       <w:r>
         <w:rPr>
           <w:rFonts w:ascii="Times New Roman" w:hAnsi="Times New Roman" w:cs="Times New Roman"/>
@@ -13341,9 +8670,44 @@
           <w:szCs w:val="18"/>
           <w:lang w:val="en-GB"/>
         </w:rPr>
-        <w:t>մշտական</w:t>
-      </w:r>
-      <w:proofErr w:type="spellEnd"/>
+        <w:t>մշտական բնակության հաշվ</w:t>
+      </w:r>
+      <w:r>
+        <w:rPr>
+          <w:rFonts w:ascii="Times New Roman" w:hAnsi="Times New Roman" w:cs="Times New Roman"/>
+          <w:sz w:val="18"/>
+          <w:szCs w:val="18"/>
+          <w:lang w:val="hy-AM"/>
+        </w:rPr>
+        <w:t xml:space="preserve">առման հասցեին, կամ փաստացի բնակության հասցեին, կամ կապի հաղորդակցության այլ </w:t>
+      </w:r>
+      <w:r>
+        <w:rPr>
+          <w:rFonts w:ascii="Times New Roman" w:hAnsi="Times New Roman" w:cs="Times New Roman"/>
+          <w:sz w:val="18"/>
+          <w:szCs w:val="18"/>
+          <w:lang w:val="hy-AM"/>
+        </w:rPr>
+        <w:t>միջոցներով</w:t>
+      </w:r>
+      <w:r>
+        <w:rPr>
+          <w:rFonts w:ascii="Times New Roman" w:hAnsi="Times New Roman" w:cs="Times New Roman"/>
+          <w:sz w:val="18"/>
+          <w:szCs w:val="18"/>
+          <w:lang w:val="ru-RU"/>
+        </w:rPr>
+        <w:t xml:space="preserve"> </w:t>
+      </w:r>
+      <w:r>
+        <w:rPr>
+          <w:rFonts w:ascii="Times New Roman" w:hAnsi="Times New Roman" w:cs="Times New Roman"/>
+          <w:sz w:val="18"/>
+          <w:szCs w:val="18"/>
+          <w:lang w:val="hy-AM"/>
+        </w:rPr>
+        <w:t>(</w:t>
+      </w:r>
       <w:r>
         <w:rPr>
           <w:rFonts w:ascii="Times New Roman" w:hAnsi="Times New Roman" w:cs="Times New Roman"/>
@@ -13351,94 +8715,7 @@
           <w:szCs w:val="18"/>
           <w:lang w:val="en-GB"/>
         </w:rPr>
-        <w:t xml:space="preserve"> </w:t>
-      </w:r>
-      <w:proofErr w:type="spellStart"/>
-      <w:r>
-        <w:rPr>
-          <w:rFonts w:ascii="Times New Roman" w:hAnsi="Times New Roman" w:cs="Times New Roman"/>
-          <w:sz w:val="18"/>
-          <w:szCs w:val="18"/>
-          <w:lang w:val="en-GB"/>
-        </w:rPr>
-        <w:t>բնակության</w:t>
-      </w:r>
-      <w:proofErr w:type="spellEnd"/>
-      <w:r>
-        <w:rPr>
-          <w:rFonts w:ascii="Times New Roman" w:hAnsi="Times New Roman" w:cs="Times New Roman"/>
-          <w:sz w:val="18"/>
-          <w:szCs w:val="18"/>
-          <w:lang w:val="en-GB"/>
-        </w:rPr>
-        <w:t xml:space="preserve"> </w:t>
-      </w:r>
-      <w:proofErr w:type="spellStart"/>
-      <w:r>
-        <w:rPr>
-          <w:rFonts w:ascii="Times New Roman" w:hAnsi="Times New Roman" w:cs="Times New Roman"/>
-          <w:sz w:val="18"/>
-          <w:szCs w:val="18"/>
-          <w:lang w:val="en-GB"/>
-        </w:rPr>
-        <w:t>հաշվ</w:t>
-      </w:r>
-      <w:proofErr w:type="spellEnd"/>
-      <w:r>
-        <w:rPr>
-          <w:rFonts w:ascii="Times New Roman" w:hAnsi="Times New Roman" w:cs="Times New Roman"/>
-          <w:sz w:val="18"/>
-          <w:szCs w:val="18"/>
-          <w:lang w:val="hy-AM"/>
-        </w:rPr>
-        <w:t xml:space="preserve">առման հասցեին, կամ փաստացի բնակության հասցեին, կամ կապի հաղորդակցության այլ </w:t>
-      </w:r>
-      <w:r>
-        <w:rPr>
-          <w:rFonts w:ascii="Times New Roman" w:hAnsi="Times New Roman" w:cs="Times New Roman"/>
-          <w:sz w:val="18"/>
-          <w:szCs w:val="18"/>
-          <w:lang w:val="hy-AM"/>
-        </w:rPr>
-        <w:t>միջոցներով</w:t>
-      </w:r>
-      <w:r>
-        <w:rPr>
-          <w:rFonts w:ascii="Times New Roman" w:hAnsi="Times New Roman" w:cs="Times New Roman"/>
-          <w:sz w:val="18"/>
-          <w:szCs w:val="18"/>
-          <w:lang w:val="ru-RU"/>
-        </w:rPr>
-        <w:t xml:space="preserve"> </w:t>
-      </w:r>
-      <w:r>
-        <w:rPr>
-          <w:rFonts w:ascii="Times New Roman" w:hAnsi="Times New Roman" w:cs="Times New Roman"/>
-          <w:sz w:val="18"/>
-          <w:szCs w:val="18"/>
-          <w:lang w:val="hy-AM"/>
-        </w:rPr>
-        <w:t>(</w:t>
-      </w:r>
-      <w:proofErr w:type="spellStart"/>
-      <w:r>
-        <w:rPr>
-          <w:rFonts w:ascii="Times New Roman" w:hAnsi="Times New Roman" w:cs="Times New Roman"/>
-          <w:sz w:val="18"/>
-          <w:szCs w:val="18"/>
-          <w:lang w:val="en-GB"/>
-        </w:rPr>
-        <w:t>Whatsapp</w:t>
-      </w:r>
-      <w:proofErr w:type="spellEnd"/>
-      <w:r>
-        <w:rPr>
-          <w:rFonts w:ascii="Times New Roman" w:hAnsi="Times New Roman" w:cs="Times New Roman"/>
-          <w:sz w:val="18"/>
-          <w:szCs w:val="18"/>
-          <w:lang w:val="en-GB"/>
-        </w:rPr>
-        <w:t>, Viber</w:t>
+        <w:t>Whatsapp, Viber</w:t>
       </w:r>
       <w:r>
         <w:rPr>
@@ -13490,387 +8767,7 @@
           <w:szCs w:val="18"/>
           <w:lang w:val="en-GB"/>
         </w:rPr>
-        <w:t xml:space="preserve">20-Ն </w:t>
-      </w:r>
-      <w:proofErr w:type="spellStart"/>
-      <w:r>
-        <w:rPr>
-          <w:rFonts w:ascii="Times New Roman" w:hAnsi="Times New Roman" w:cs="Times New Roman"/>
-          <w:sz w:val="18"/>
-          <w:szCs w:val="18"/>
-          <w:lang w:val="en-GB"/>
-        </w:rPr>
-        <w:t>որոշմամբ</w:t>
-      </w:r>
-      <w:proofErr w:type="spellEnd"/>
-      <w:r>
-        <w:rPr>
-          <w:rFonts w:ascii="Times New Roman" w:hAnsi="Times New Roman" w:cs="Times New Roman"/>
-          <w:sz w:val="18"/>
-          <w:szCs w:val="18"/>
-          <w:lang w:val="en-GB"/>
-        </w:rPr>
-        <w:t xml:space="preserve"> </w:t>
-      </w:r>
-      <w:proofErr w:type="spellStart"/>
-      <w:r>
-        <w:rPr>
-          <w:rFonts w:ascii="Times New Roman" w:hAnsi="Times New Roman" w:cs="Times New Roman"/>
-          <w:sz w:val="18"/>
-          <w:szCs w:val="18"/>
-          <w:lang w:val="en-GB"/>
-        </w:rPr>
-        <w:t>հաստատված</w:t>
-      </w:r>
-      <w:proofErr w:type="spellEnd"/>
-      <w:r>
-        <w:rPr>
-          <w:rFonts w:ascii="Times New Roman" w:hAnsi="Times New Roman" w:cs="Times New Roman"/>
-          <w:sz w:val="18"/>
-          <w:szCs w:val="18"/>
-          <w:lang w:val="en-GB"/>
-        </w:rPr>
-        <w:t xml:space="preserve"> «</w:t>
-      </w:r>
-      <w:proofErr w:type="spellStart"/>
-      <w:r>
-        <w:rPr>
-          <w:rFonts w:ascii="Times New Roman" w:hAnsi="Times New Roman" w:cs="Times New Roman"/>
-          <w:sz w:val="18"/>
-          <w:szCs w:val="18"/>
-          <w:lang w:val="en-GB"/>
-        </w:rPr>
-        <w:t>Ֆինանսական</w:t>
-      </w:r>
-      <w:proofErr w:type="spellEnd"/>
-      <w:r>
-        <w:rPr>
-          <w:rFonts w:ascii="Times New Roman" w:hAnsi="Times New Roman" w:cs="Times New Roman"/>
-          <w:sz w:val="18"/>
-          <w:szCs w:val="18"/>
-          <w:lang w:val="en-GB"/>
-        </w:rPr>
-        <w:t xml:space="preserve"> </w:t>
-      </w:r>
-      <w:proofErr w:type="spellStart"/>
-      <w:r>
-        <w:rPr>
-          <w:rFonts w:ascii="Times New Roman" w:hAnsi="Times New Roman" w:cs="Times New Roman"/>
-          <w:sz w:val="18"/>
-          <w:szCs w:val="18"/>
-          <w:lang w:val="en-GB"/>
-        </w:rPr>
-        <w:t>կազմակերպությունների</w:t>
-      </w:r>
-      <w:proofErr w:type="spellEnd"/>
-      <w:r>
-        <w:rPr>
-          <w:rFonts w:ascii="Times New Roman" w:hAnsi="Times New Roman" w:cs="Times New Roman"/>
-          <w:sz w:val="18"/>
-          <w:szCs w:val="18"/>
-          <w:lang w:val="en-GB"/>
-        </w:rPr>
-        <w:t xml:space="preserve"> </w:t>
-      </w:r>
-      <w:proofErr w:type="spellStart"/>
-      <w:r>
-        <w:rPr>
-          <w:rFonts w:ascii="Times New Roman" w:hAnsi="Times New Roman" w:cs="Times New Roman"/>
-          <w:sz w:val="18"/>
-          <w:szCs w:val="18"/>
-          <w:lang w:val="en-GB"/>
-        </w:rPr>
-        <w:t>գործարար</w:t>
-      </w:r>
-      <w:proofErr w:type="spellEnd"/>
-      <w:r>
-        <w:rPr>
-          <w:rFonts w:ascii="Times New Roman" w:hAnsi="Times New Roman" w:cs="Times New Roman"/>
-          <w:sz w:val="18"/>
-          <w:szCs w:val="18"/>
-          <w:lang w:val="en-GB"/>
-        </w:rPr>
-        <w:t xml:space="preserve"> </w:t>
-      </w:r>
-      <w:proofErr w:type="spellStart"/>
-      <w:r>
-        <w:rPr>
-          <w:rFonts w:ascii="Times New Roman" w:hAnsi="Times New Roman" w:cs="Times New Roman"/>
-          <w:sz w:val="18"/>
-          <w:szCs w:val="18"/>
-          <w:lang w:val="en-GB"/>
-        </w:rPr>
-        <w:t>վարվելակերպի</w:t>
-      </w:r>
-      <w:proofErr w:type="spellEnd"/>
-      <w:r>
-        <w:rPr>
-          <w:rFonts w:ascii="Times New Roman" w:hAnsi="Times New Roman" w:cs="Times New Roman"/>
-          <w:sz w:val="18"/>
-          <w:szCs w:val="18"/>
-          <w:lang w:val="en-GB"/>
-        </w:rPr>
-        <w:t xml:space="preserve"> </w:t>
-      </w:r>
-      <w:proofErr w:type="spellStart"/>
-      <w:r>
-        <w:rPr>
-          <w:rFonts w:ascii="Times New Roman" w:hAnsi="Times New Roman" w:cs="Times New Roman"/>
-          <w:sz w:val="18"/>
-          <w:szCs w:val="18"/>
-          <w:lang w:val="en-GB"/>
-        </w:rPr>
-        <w:t>կանոնները</w:t>
-      </w:r>
-      <w:proofErr w:type="spellEnd"/>
-      <w:r>
-        <w:rPr>
-          <w:rFonts w:ascii="Times New Roman" w:hAnsi="Times New Roman" w:cs="Times New Roman"/>
-          <w:sz w:val="18"/>
-          <w:szCs w:val="18"/>
-          <w:lang w:val="en-GB"/>
-        </w:rPr>
-        <w:t xml:space="preserve">» </w:t>
-      </w:r>
-      <w:proofErr w:type="spellStart"/>
-      <w:r>
-        <w:rPr>
-          <w:rFonts w:ascii="Times New Roman" w:hAnsi="Times New Roman" w:cs="Times New Roman"/>
-          <w:sz w:val="18"/>
-          <w:szCs w:val="18"/>
-          <w:lang w:val="en-GB"/>
-        </w:rPr>
-        <w:t>կանոնակարգ</w:t>
-      </w:r>
-      <w:proofErr w:type="spellEnd"/>
-      <w:r>
-        <w:rPr>
-          <w:rFonts w:ascii="Times New Roman" w:hAnsi="Times New Roman" w:cs="Times New Roman"/>
-          <w:sz w:val="18"/>
-          <w:szCs w:val="18"/>
-          <w:lang w:val="en-GB"/>
-        </w:rPr>
-        <w:t xml:space="preserve"> 8/05-ով </w:t>
-      </w:r>
-      <w:proofErr w:type="spellStart"/>
-      <w:r>
-        <w:rPr>
-          <w:rFonts w:ascii="Times New Roman" w:hAnsi="Times New Roman" w:cs="Times New Roman"/>
-          <w:sz w:val="18"/>
-          <w:szCs w:val="18"/>
-          <w:lang w:val="en-GB"/>
-        </w:rPr>
-        <w:t>սահմանված</w:t>
-      </w:r>
-      <w:proofErr w:type="spellEnd"/>
-      <w:r>
-        <w:rPr>
-          <w:rFonts w:ascii="Times New Roman" w:hAnsi="Times New Roman" w:cs="Times New Roman"/>
-          <w:sz w:val="18"/>
-          <w:szCs w:val="18"/>
-          <w:lang w:val="en-GB"/>
-        </w:rPr>
-        <w:t xml:space="preserve"> </w:t>
-      </w:r>
-      <w:proofErr w:type="spellStart"/>
-      <w:r>
-        <w:rPr>
-          <w:rFonts w:ascii="Times New Roman" w:hAnsi="Times New Roman" w:cs="Times New Roman"/>
-          <w:sz w:val="18"/>
-          <w:szCs w:val="18"/>
-          <w:lang w:val="en-GB"/>
-        </w:rPr>
-        <w:t>բոլոր</w:t>
-      </w:r>
-      <w:proofErr w:type="spellEnd"/>
-      <w:r>
-        <w:rPr>
-          <w:rFonts w:ascii="Times New Roman" w:hAnsi="Times New Roman" w:cs="Times New Roman"/>
-          <w:sz w:val="18"/>
-          <w:szCs w:val="18"/>
-          <w:lang w:val="en-GB"/>
-        </w:rPr>
-        <w:t xml:space="preserve"> </w:t>
-      </w:r>
-      <w:proofErr w:type="spellStart"/>
-      <w:r>
-        <w:rPr>
-          <w:rFonts w:ascii="Times New Roman" w:hAnsi="Times New Roman" w:cs="Times New Roman"/>
-          <w:sz w:val="18"/>
-          <w:szCs w:val="18"/>
-          <w:lang w:val="en-GB"/>
-        </w:rPr>
-        <w:t>այլ</w:t>
-      </w:r>
-      <w:proofErr w:type="spellEnd"/>
-      <w:r>
-        <w:rPr>
-          <w:rFonts w:ascii="Times New Roman" w:hAnsi="Times New Roman" w:cs="Times New Roman"/>
-          <w:sz w:val="18"/>
-          <w:szCs w:val="18"/>
-          <w:lang w:val="en-GB"/>
-        </w:rPr>
-        <w:t xml:space="preserve"> </w:t>
-      </w:r>
-      <w:proofErr w:type="spellStart"/>
-      <w:r>
-        <w:rPr>
-          <w:rFonts w:ascii="Times New Roman" w:hAnsi="Times New Roman" w:cs="Times New Roman"/>
-          <w:sz w:val="18"/>
-          <w:szCs w:val="18"/>
-          <w:lang w:val="en-GB"/>
-        </w:rPr>
-        <w:t>տեղեկությունները</w:t>
-      </w:r>
-      <w:proofErr w:type="spellEnd"/>
-      <w:r>
-        <w:rPr>
-          <w:rFonts w:ascii="Times New Roman" w:hAnsi="Times New Roman" w:cs="Times New Roman"/>
-          <w:sz w:val="18"/>
-          <w:szCs w:val="18"/>
-          <w:lang w:val="en-GB"/>
-        </w:rPr>
-        <w:t xml:space="preserve">, </w:t>
-      </w:r>
-      <w:proofErr w:type="spellStart"/>
-      <w:r>
-        <w:rPr>
-          <w:rFonts w:ascii="Times New Roman" w:hAnsi="Times New Roman" w:cs="Times New Roman"/>
-          <w:sz w:val="18"/>
-          <w:szCs w:val="18"/>
-          <w:lang w:val="en-GB"/>
-        </w:rPr>
-        <w:t>վարկավորման</w:t>
-      </w:r>
-      <w:proofErr w:type="spellEnd"/>
-      <w:r>
-        <w:rPr>
-          <w:rFonts w:ascii="Times New Roman" w:hAnsi="Times New Roman" w:cs="Times New Roman"/>
-          <w:sz w:val="18"/>
-          <w:szCs w:val="18"/>
-          <w:lang w:val="en-GB"/>
-        </w:rPr>
-        <w:t xml:space="preserve"> </w:t>
-      </w:r>
-      <w:proofErr w:type="spellStart"/>
-      <w:r>
-        <w:rPr>
-          <w:rFonts w:ascii="Times New Roman" w:hAnsi="Times New Roman" w:cs="Times New Roman"/>
-          <w:sz w:val="18"/>
-          <w:szCs w:val="18"/>
-          <w:lang w:val="en-GB"/>
-        </w:rPr>
-        <w:t>ընդհանուր</w:t>
-      </w:r>
-      <w:proofErr w:type="spellEnd"/>
-      <w:r>
-        <w:rPr>
-          <w:rFonts w:ascii="Times New Roman" w:hAnsi="Times New Roman" w:cs="Times New Roman"/>
-          <w:sz w:val="18"/>
-          <w:szCs w:val="18"/>
-          <w:lang w:val="en-GB"/>
-        </w:rPr>
-        <w:t xml:space="preserve"> </w:t>
-      </w:r>
-      <w:proofErr w:type="spellStart"/>
-      <w:r>
-        <w:rPr>
-          <w:rFonts w:ascii="Times New Roman" w:hAnsi="Times New Roman" w:cs="Times New Roman"/>
-          <w:sz w:val="18"/>
-          <w:szCs w:val="18"/>
-          <w:lang w:val="en-GB"/>
-        </w:rPr>
-        <w:t>պայմանները</w:t>
-      </w:r>
-      <w:proofErr w:type="spellEnd"/>
-      <w:r>
-        <w:rPr>
-          <w:rFonts w:ascii="Times New Roman" w:hAnsi="Times New Roman" w:cs="Times New Roman"/>
-          <w:sz w:val="18"/>
-          <w:szCs w:val="18"/>
-          <w:lang w:val="en-GB"/>
-        </w:rPr>
-        <w:t xml:space="preserve">, </w:t>
-      </w:r>
-      <w:proofErr w:type="spellStart"/>
-      <w:r>
-        <w:rPr>
-          <w:rFonts w:ascii="Times New Roman" w:hAnsi="Times New Roman" w:cs="Times New Roman"/>
-          <w:sz w:val="18"/>
-          <w:szCs w:val="18"/>
-          <w:lang w:val="en-GB"/>
-        </w:rPr>
-        <w:t>դրանց</w:t>
-      </w:r>
-      <w:proofErr w:type="spellEnd"/>
-      <w:r>
-        <w:rPr>
-          <w:rFonts w:ascii="Times New Roman" w:hAnsi="Times New Roman" w:cs="Times New Roman"/>
-          <w:sz w:val="18"/>
-          <w:szCs w:val="18"/>
-          <w:lang w:val="en-GB"/>
-        </w:rPr>
-        <w:t xml:space="preserve"> </w:t>
-      </w:r>
-      <w:proofErr w:type="spellStart"/>
-      <w:r>
-        <w:rPr>
-          <w:rFonts w:ascii="Times New Roman" w:hAnsi="Times New Roman" w:cs="Times New Roman"/>
-          <w:sz w:val="18"/>
-          <w:szCs w:val="18"/>
-          <w:lang w:val="en-GB"/>
-        </w:rPr>
-        <w:t>վերաբերելի</w:t>
-      </w:r>
-      <w:proofErr w:type="spellEnd"/>
-      <w:r>
-        <w:rPr>
-          <w:rFonts w:ascii="Times New Roman" w:hAnsi="Times New Roman" w:cs="Times New Roman"/>
-          <w:sz w:val="18"/>
-          <w:szCs w:val="18"/>
-          <w:lang w:val="en-GB"/>
-        </w:rPr>
-        <w:t xml:space="preserve"> </w:t>
-      </w:r>
-      <w:proofErr w:type="spellStart"/>
-      <w:r>
-        <w:rPr>
-          <w:rFonts w:ascii="Times New Roman" w:hAnsi="Times New Roman" w:cs="Times New Roman"/>
-          <w:sz w:val="18"/>
-          <w:szCs w:val="18"/>
-          <w:lang w:val="en-GB"/>
-        </w:rPr>
-        <w:t>իրավական</w:t>
-      </w:r>
-      <w:proofErr w:type="spellEnd"/>
-      <w:r>
-        <w:rPr>
-          <w:rFonts w:ascii="Times New Roman" w:hAnsi="Times New Roman" w:cs="Times New Roman"/>
-          <w:sz w:val="18"/>
-          <w:szCs w:val="18"/>
-          <w:lang w:val="en-GB"/>
-        </w:rPr>
-        <w:t xml:space="preserve"> </w:t>
-      </w:r>
-      <w:proofErr w:type="spellStart"/>
-      <w:r>
-        <w:rPr>
-          <w:rFonts w:ascii="Times New Roman" w:hAnsi="Times New Roman" w:cs="Times New Roman"/>
-          <w:sz w:val="18"/>
-          <w:szCs w:val="18"/>
-          <w:lang w:val="en-GB"/>
-        </w:rPr>
-        <w:t>ակտերը</w:t>
-      </w:r>
-      <w:proofErr w:type="spellEnd"/>
-      <w:r>
-        <w:rPr>
-          <w:rFonts w:ascii="Times New Roman" w:hAnsi="Times New Roman" w:cs="Times New Roman"/>
-          <w:sz w:val="18"/>
-          <w:szCs w:val="18"/>
-          <w:lang w:val="en-GB"/>
-        </w:rPr>
-        <w:t>։</w:t>
+        <w:t>20-Ն որոշմամբ հաստատված «Ֆինանսական կազմակերպությունների գործարար վարվելակերպի կանոնները» կանոնակարգ 8/05-ով սահմանված բոլոր այլ տեղեկությունները, վարկավորման ընդհանուր պայմանները, դրանց վերաբերելի իրավական ակտերը։</w:t>
       </w:r>
     </w:p>
     <w:p>
@@ -13888,7 +8785,6 @@
           <w:lang w:val="hy-AM"/>
         </w:rPr>
       </w:pPr>
-      <w:proofErr w:type="spellStart"/>
       <w:r>
         <w:rPr>
           <w:rFonts w:ascii="Times New Roman" w:hAnsi="Times New Roman" w:cs="Times New Roman"/>
@@ -13896,297 +8792,7 @@
           <w:szCs w:val="18"/>
           <w:lang w:val="en-GB"/>
         </w:rPr>
-        <w:t>Վարկառուն</w:t>
-      </w:r>
-      <w:proofErr w:type="spellEnd"/>
-      <w:r>
-        <w:rPr>
-          <w:rFonts w:ascii="Times New Roman" w:hAnsi="Times New Roman" w:cs="Times New Roman"/>
-          <w:sz w:val="18"/>
-          <w:szCs w:val="18"/>
-          <w:lang w:val="en-GB"/>
-        </w:rPr>
-        <w:t xml:space="preserve"> </w:t>
-      </w:r>
-      <w:proofErr w:type="spellStart"/>
-      <w:r>
-        <w:rPr>
-          <w:rFonts w:ascii="Times New Roman" w:hAnsi="Times New Roman" w:cs="Times New Roman"/>
-          <w:sz w:val="18"/>
-          <w:szCs w:val="18"/>
-          <w:lang w:val="en-GB"/>
-        </w:rPr>
-        <w:t>հաստատում</w:t>
-      </w:r>
-      <w:proofErr w:type="spellEnd"/>
-      <w:r>
-        <w:rPr>
-          <w:rFonts w:ascii="Times New Roman" w:hAnsi="Times New Roman" w:cs="Times New Roman"/>
-          <w:sz w:val="18"/>
-          <w:szCs w:val="18"/>
-          <w:lang w:val="en-GB"/>
-        </w:rPr>
-        <w:t xml:space="preserve"> է, </w:t>
-      </w:r>
-      <w:proofErr w:type="spellStart"/>
-      <w:r>
-        <w:rPr>
-          <w:rFonts w:ascii="Times New Roman" w:hAnsi="Times New Roman" w:cs="Times New Roman"/>
-          <w:sz w:val="18"/>
-          <w:szCs w:val="18"/>
-          <w:lang w:val="en-GB"/>
-        </w:rPr>
-        <w:t>որ</w:t>
-      </w:r>
-      <w:proofErr w:type="spellEnd"/>
-      <w:r>
-        <w:rPr>
-          <w:rFonts w:ascii="Times New Roman" w:hAnsi="Times New Roman" w:cs="Times New Roman"/>
-          <w:sz w:val="18"/>
-          <w:szCs w:val="18"/>
-          <w:lang w:val="en-GB"/>
-        </w:rPr>
-        <w:t xml:space="preserve"> </w:t>
-      </w:r>
-      <w:proofErr w:type="spellStart"/>
-      <w:r>
-        <w:rPr>
-          <w:rFonts w:ascii="Times New Roman" w:hAnsi="Times New Roman" w:cs="Times New Roman"/>
-          <w:sz w:val="18"/>
-          <w:szCs w:val="18"/>
-          <w:lang w:val="en-GB"/>
-        </w:rPr>
-        <w:t>ստացել</w:t>
-      </w:r>
-      <w:proofErr w:type="spellEnd"/>
-      <w:r>
-        <w:rPr>
-          <w:rFonts w:ascii="Times New Roman" w:hAnsi="Times New Roman" w:cs="Times New Roman"/>
-          <w:sz w:val="18"/>
-          <w:szCs w:val="18"/>
-          <w:lang w:val="en-GB"/>
-        </w:rPr>
-        <w:t xml:space="preserve"> է </w:t>
-      </w:r>
-      <w:proofErr w:type="spellStart"/>
-      <w:r>
-        <w:rPr>
-          <w:rFonts w:ascii="Times New Roman" w:hAnsi="Times New Roman" w:cs="Times New Roman"/>
-          <w:sz w:val="18"/>
-          <w:szCs w:val="18"/>
-          <w:lang w:val="en-GB"/>
-        </w:rPr>
-        <w:t>Վարկատուի</w:t>
-      </w:r>
-      <w:proofErr w:type="spellEnd"/>
-      <w:r>
-        <w:rPr>
-          <w:rFonts w:ascii="Times New Roman" w:hAnsi="Times New Roman" w:cs="Times New Roman"/>
-          <w:sz w:val="18"/>
-          <w:szCs w:val="18"/>
-          <w:lang w:val="en-GB"/>
-        </w:rPr>
-        <w:t xml:space="preserve"> </w:t>
-      </w:r>
-      <w:proofErr w:type="spellStart"/>
-      <w:r>
-        <w:rPr>
-          <w:rFonts w:ascii="Times New Roman" w:hAnsi="Times New Roman" w:cs="Times New Roman"/>
-          <w:sz w:val="18"/>
-          <w:szCs w:val="18"/>
-          <w:lang w:val="en-GB"/>
-        </w:rPr>
-        <w:t>ներքին</w:t>
-      </w:r>
-      <w:proofErr w:type="spellEnd"/>
-      <w:r>
-        <w:rPr>
-          <w:rFonts w:ascii="Times New Roman" w:hAnsi="Times New Roman" w:cs="Times New Roman"/>
-          <w:sz w:val="18"/>
-          <w:szCs w:val="18"/>
-          <w:lang w:val="en-GB"/>
-        </w:rPr>
-        <w:t xml:space="preserve"> </w:t>
-      </w:r>
-      <w:proofErr w:type="spellStart"/>
-      <w:r>
-        <w:rPr>
-          <w:rFonts w:ascii="Times New Roman" w:hAnsi="Times New Roman" w:cs="Times New Roman"/>
-          <w:sz w:val="18"/>
-          <w:szCs w:val="18"/>
-          <w:lang w:val="en-GB"/>
-        </w:rPr>
-        <w:t>բոլոր</w:t>
-      </w:r>
-      <w:proofErr w:type="spellEnd"/>
-      <w:r>
-        <w:rPr>
-          <w:rFonts w:ascii="Times New Roman" w:hAnsi="Times New Roman" w:cs="Times New Roman"/>
-          <w:sz w:val="18"/>
-          <w:szCs w:val="18"/>
-          <w:lang w:val="en-GB"/>
-        </w:rPr>
-        <w:t xml:space="preserve"> </w:t>
-      </w:r>
-      <w:proofErr w:type="spellStart"/>
-      <w:r>
-        <w:rPr>
-          <w:rFonts w:ascii="Times New Roman" w:hAnsi="Times New Roman" w:cs="Times New Roman"/>
-          <w:sz w:val="18"/>
-          <w:szCs w:val="18"/>
-          <w:lang w:val="en-GB"/>
-        </w:rPr>
-        <w:t>իրավական</w:t>
-      </w:r>
-      <w:proofErr w:type="spellEnd"/>
-      <w:r>
-        <w:rPr>
-          <w:rFonts w:ascii="Times New Roman" w:hAnsi="Times New Roman" w:cs="Times New Roman"/>
-          <w:sz w:val="18"/>
-          <w:szCs w:val="18"/>
-          <w:lang w:val="en-GB"/>
-        </w:rPr>
-        <w:t xml:space="preserve"> </w:t>
-      </w:r>
-      <w:proofErr w:type="spellStart"/>
-      <w:r>
-        <w:rPr>
-          <w:rFonts w:ascii="Times New Roman" w:hAnsi="Times New Roman" w:cs="Times New Roman"/>
-          <w:sz w:val="18"/>
-          <w:szCs w:val="18"/>
-          <w:lang w:val="en-GB"/>
-        </w:rPr>
-        <w:t>ակտերը</w:t>
-      </w:r>
-      <w:proofErr w:type="spellEnd"/>
-      <w:r>
-        <w:rPr>
-          <w:rFonts w:ascii="Times New Roman" w:hAnsi="Times New Roman" w:cs="Times New Roman"/>
-          <w:sz w:val="18"/>
-          <w:szCs w:val="18"/>
-          <w:lang w:val="en-GB"/>
-        </w:rPr>
-        <w:t xml:space="preserve">, </w:t>
-      </w:r>
-      <w:proofErr w:type="spellStart"/>
-      <w:r>
-        <w:rPr>
-          <w:rFonts w:ascii="Times New Roman" w:hAnsi="Times New Roman" w:cs="Times New Roman"/>
-          <w:sz w:val="18"/>
-          <w:szCs w:val="18"/>
-          <w:lang w:val="en-GB"/>
-        </w:rPr>
-        <w:t>որով</w:t>
-      </w:r>
-      <w:proofErr w:type="spellEnd"/>
-      <w:r>
-        <w:rPr>
-          <w:rFonts w:ascii="Times New Roman" w:hAnsi="Times New Roman" w:cs="Times New Roman"/>
-          <w:sz w:val="18"/>
-          <w:szCs w:val="18"/>
-          <w:lang w:val="en-GB"/>
-        </w:rPr>
-        <w:t xml:space="preserve"> </w:t>
-      </w:r>
-      <w:proofErr w:type="spellStart"/>
-      <w:r>
-        <w:rPr>
-          <w:rFonts w:ascii="Times New Roman" w:hAnsi="Times New Roman" w:cs="Times New Roman"/>
-          <w:sz w:val="18"/>
-          <w:szCs w:val="18"/>
-          <w:lang w:val="en-GB"/>
-        </w:rPr>
-        <w:t>կարգավորվում</w:t>
-      </w:r>
-      <w:proofErr w:type="spellEnd"/>
-      <w:r>
-        <w:rPr>
-          <w:rFonts w:ascii="Times New Roman" w:hAnsi="Times New Roman" w:cs="Times New Roman"/>
-          <w:sz w:val="18"/>
-          <w:szCs w:val="18"/>
-          <w:lang w:val="en-GB"/>
-        </w:rPr>
-        <w:t xml:space="preserve"> </w:t>
-      </w:r>
-      <w:proofErr w:type="spellStart"/>
-      <w:r>
-        <w:rPr>
-          <w:rFonts w:ascii="Times New Roman" w:hAnsi="Times New Roman" w:cs="Times New Roman"/>
-          <w:sz w:val="18"/>
-          <w:szCs w:val="18"/>
-          <w:lang w:val="en-GB"/>
-        </w:rPr>
-        <w:t>են</w:t>
-      </w:r>
-      <w:proofErr w:type="spellEnd"/>
-      <w:r>
-        <w:rPr>
-          <w:rFonts w:ascii="Times New Roman" w:hAnsi="Times New Roman" w:cs="Times New Roman"/>
-          <w:sz w:val="18"/>
-          <w:szCs w:val="18"/>
-          <w:lang w:val="en-GB"/>
-        </w:rPr>
-        <w:t xml:space="preserve"> </w:t>
-      </w:r>
-      <w:proofErr w:type="spellStart"/>
-      <w:r>
-        <w:rPr>
-          <w:rFonts w:ascii="Times New Roman" w:hAnsi="Times New Roman" w:cs="Times New Roman"/>
-          <w:sz w:val="18"/>
-          <w:szCs w:val="18"/>
-          <w:lang w:val="en-GB"/>
-        </w:rPr>
-        <w:t>վերջիններիս</w:t>
-      </w:r>
-      <w:proofErr w:type="spellEnd"/>
-      <w:r>
-        <w:rPr>
-          <w:rFonts w:ascii="Times New Roman" w:hAnsi="Times New Roman" w:cs="Times New Roman"/>
-          <w:sz w:val="18"/>
-          <w:szCs w:val="18"/>
-          <w:lang w:val="en-GB"/>
-        </w:rPr>
-        <w:t xml:space="preserve"> </w:t>
-      </w:r>
-      <w:proofErr w:type="spellStart"/>
-      <w:r>
-        <w:rPr>
-          <w:rFonts w:ascii="Times New Roman" w:hAnsi="Times New Roman" w:cs="Times New Roman"/>
-          <w:sz w:val="18"/>
-          <w:szCs w:val="18"/>
-          <w:lang w:val="en-GB"/>
-        </w:rPr>
-        <w:t>փոխադարձ</w:t>
-      </w:r>
-      <w:proofErr w:type="spellEnd"/>
-      <w:r>
-        <w:rPr>
-          <w:rFonts w:ascii="Times New Roman" w:hAnsi="Times New Roman" w:cs="Times New Roman"/>
-          <w:sz w:val="18"/>
-          <w:szCs w:val="18"/>
-          <w:lang w:val="en-GB"/>
-        </w:rPr>
-        <w:t xml:space="preserve"> </w:t>
-      </w:r>
-      <w:proofErr w:type="spellStart"/>
-      <w:r>
-        <w:rPr>
-          <w:rFonts w:ascii="Times New Roman" w:hAnsi="Times New Roman" w:cs="Times New Roman"/>
-          <w:sz w:val="18"/>
-          <w:szCs w:val="18"/>
-          <w:lang w:val="en-GB"/>
-        </w:rPr>
-        <w:t>իրավահարաբերությունները</w:t>
-      </w:r>
-      <w:proofErr w:type="spellEnd"/>
-      <w:r>
-        <w:rPr>
-          <w:rFonts w:ascii="Times New Roman" w:hAnsi="Times New Roman" w:cs="Times New Roman"/>
-          <w:sz w:val="18"/>
-          <w:szCs w:val="18"/>
-          <w:lang w:val="en-GB"/>
-        </w:rPr>
-        <w:t xml:space="preserve">։ </w:t>
+        <w:t xml:space="preserve">Վարկառուն հաստատում է, որ ստացել է Վարկատուի ներքին բոլոր իրավական ակտերը, որով կարգավորվում են վերջիններիս փոխադարձ իրավահարաբերությունները։ </w:t>
       </w:r>
     </w:p>
     <w:p>
@@ -14204,7 +8810,6 @@
           <w:lang w:val="hy-AM"/>
         </w:rPr>
       </w:pPr>
-      <w:proofErr w:type="spellStart"/>
       <w:r>
         <w:rPr>
           <w:rFonts w:ascii="Times New Roman" w:hAnsi="Times New Roman" w:cs="Times New Roman"/>
@@ -14212,129 +8817,8 @@
           <w:szCs w:val="18"/>
           <w:lang w:val="en-GB"/>
         </w:rPr>
-        <w:t>Վարկառուն</w:t>
-      </w:r>
-      <w:proofErr w:type="spellEnd"/>
-      <w:r>
-        <w:rPr>
-          <w:rFonts w:ascii="Times New Roman" w:hAnsi="Times New Roman" w:cs="Times New Roman"/>
-          <w:sz w:val="18"/>
-          <w:szCs w:val="18"/>
-          <w:lang w:val="en-GB"/>
-        </w:rPr>
-        <w:t xml:space="preserve"> </w:t>
-      </w:r>
-      <w:proofErr w:type="spellStart"/>
-      <w:r>
-        <w:rPr>
-          <w:rFonts w:ascii="Times New Roman" w:hAnsi="Times New Roman" w:cs="Times New Roman"/>
-          <w:sz w:val="18"/>
-          <w:szCs w:val="18"/>
-          <w:lang w:val="en-GB"/>
-        </w:rPr>
-        <w:t>ծանուցված</w:t>
-      </w:r>
-      <w:proofErr w:type="spellEnd"/>
-      <w:r>
-        <w:rPr>
-          <w:rFonts w:ascii="Times New Roman" w:hAnsi="Times New Roman" w:cs="Times New Roman"/>
-          <w:sz w:val="18"/>
-          <w:szCs w:val="18"/>
-          <w:lang w:val="en-GB"/>
-        </w:rPr>
-        <w:t xml:space="preserve"> է </w:t>
-      </w:r>
-      <w:proofErr w:type="spellStart"/>
-      <w:r>
-        <w:rPr>
-          <w:rFonts w:ascii="Times New Roman" w:hAnsi="Times New Roman" w:cs="Times New Roman"/>
-          <w:sz w:val="18"/>
-          <w:szCs w:val="18"/>
-          <w:lang w:val="en-GB"/>
-        </w:rPr>
-        <w:t>Վարկատուի</w:t>
-      </w:r>
-      <w:proofErr w:type="spellEnd"/>
-      <w:r>
-        <w:rPr>
-          <w:rFonts w:ascii="Times New Roman" w:hAnsi="Times New Roman" w:cs="Times New Roman"/>
-          <w:sz w:val="18"/>
-          <w:szCs w:val="18"/>
-          <w:lang w:val="en-GB"/>
-        </w:rPr>
-        <w:t xml:space="preserve"> </w:t>
-      </w:r>
-      <w:proofErr w:type="spellStart"/>
-      <w:r>
-        <w:rPr>
-          <w:rFonts w:ascii="Times New Roman" w:hAnsi="Times New Roman" w:cs="Times New Roman"/>
-          <w:sz w:val="18"/>
-          <w:szCs w:val="18"/>
-          <w:lang w:val="en-GB"/>
-        </w:rPr>
-        <w:t>գործողությունների</w:t>
-      </w:r>
-      <w:proofErr w:type="spellEnd"/>
-      <w:r>
-        <w:rPr>
-          <w:rFonts w:ascii="Times New Roman" w:hAnsi="Times New Roman" w:cs="Times New Roman"/>
-          <w:sz w:val="18"/>
-          <w:szCs w:val="18"/>
-          <w:lang w:val="en-GB"/>
-        </w:rPr>
-        <w:t xml:space="preserve"> </w:t>
-      </w:r>
-      <w:proofErr w:type="spellStart"/>
-      <w:r>
-        <w:rPr>
-          <w:rFonts w:ascii="Times New Roman" w:hAnsi="Times New Roman" w:cs="Times New Roman"/>
-          <w:sz w:val="18"/>
-          <w:szCs w:val="18"/>
-          <w:lang w:val="en-GB"/>
-        </w:rPr>
-        <w:t>բողոքարկման</w:t>
-      </w:r>
-      <w:proofErr w:type="spellEnd"/>
-      <w:r>
-        <w:rPr>
-          <w:rFonts w:ascii="Times New Roman" w:hAnsi="Times New Roman" w:cs="Times New Roman"/>
-          <w:sz w:val="18"/>
-          <w:szCs w:val="18"/>
-          <w:lang w:val="en-GB"/>
-        </w:rPr>
-        <w:t xml:space="preserve"> </w:t>
-      </w:r>
-      <w:proofErr w:type="spellStart"/>
-      <w:r>
-        <w:rPr>
-          <w:rFonts w:ascii="Times New Roman" w:hAnsi="Times New Roman" w:cs="Times New Roman"/>
-          <w:sz w:val="18"/>
-          <w:szCs w:val="18"/>
-          <w:lang w:val="en-GB"/>
-        </w:rPr>
-        <w:t>կարգի</w:t>
-      </w:r>
-      <w:proofErr w:type="spellEnd"/>
-      <w:r>
-        <w:rPr>
-          <w:rFonts w:ascii="Times New Roman" w:hAnsi="Times New Roman" w:cs="Times New Roman"/>
-          <w:sz w:val="18"/>
-          <w:szCs w:val="18"/>
-          <w:lang w:val="en-GB"/>
-        </w:rPr>
-        <w:t xml:space="preserve"> </w:t>
-      </w:r>
-      <w:proofErr w:type="spellStart"/>
-      <w:r>
-        <w:rPr>
-          <w:rFonts w:ascii="Times New Roman" w:hAnsi="Times New Roman" w:cs="Times New Roman"/>
-          <w:sz w:val="18"/>
-          <w:szCs w:val="18"/>
-          <w:lang w:val="en-GB"/>
-        </w:rPr>
-        <w:t>մասին</w:t>
-      </w:r>
-      <w:proofErr w:type="spellEnd"/>
+        <w:t>Վարկառուն ծանուցված է Վարկատուի գործողությունների բողոքարկման կարգի մասին</w:t>
+      </w:r>
       <w:r>
         <w:rPr>
           <w:rFonts w:ascii="Times New Roman" w:hAnsi="Times New Roman" w:cs="Times New Roman"/>
@@ -14360,7 +8844,6 @@
           <w:lang w:val="hy-AM"/>
         </w:rPr>
       </w:pPr>
-      <w:proofErr w:type="spellStart"/>
       <w:r>
         <w:rPr>
           <w:rFonts w:ascii="Times New Roman" w:hAnsi="Times New Roman" w:cs="Times New Roman"/>
@@ -14368,137 +8851,7 @@
           <w:szCs w:val="18"/>
           <w:lang w:val="en-GB"/>
         </w:rPr>
-        <w:t>Վարկատուի</w:t>
-      </w:r>
-      <w:proofErr w:type="spellEnd"/>
-      <w:r>
-        <w:rPr>
-          <w:rFonts w:ascii="Times New Roman" w:hAnsi="Times New Roman" w:cs="Times New Roman"/>
-          <w:sz w:val="18"/>
-          <w:szCs w:val="18"/>
-          <w:lang w:val="en-GB"/>
-        </w:rPr>
-        <w:t xml:space="preserve"> </w:t>
-      </w:r>
-      <w:proofErr w:type="spellStart"/>
-      <w:r>
-        <w:rPr>
-          <w:rFonts w:ascii="Times New Roman" w:hAnsi="Times New Roman" w:cs="Times New Roman"/>
-          <w:sz w:val="18"/>
-          <w:szCs w:val="18"/>
-          <w:lang w:val="en-GB"/>
-        </w:rPr>
-        <w:t>աշխատանքային</w:t>
-      </w:r>
-      <w:proofErr w:type="spellEnd"/>
-      <w:r>
-        <w:rPr>
-          <w:rFonts w:ascii="Times New Roman" w:hAnsi="Times New Roman" w:cs="Times New Roman"/>
-          <w:sz w:val="18"/>
-          <w:szCs w:val="18"/>
-          <w:lang w:val="en-GB"/>
-        </w:rPr>
-        <w:t xml:space="preserve"> </w:t>
-      </w:r>
-      <w:proofErr w:type="spellStart"/>
-      <w:r>
-        <w:rPr>
-          <w:rFonts w:ascii="Times New Roman" w:hAnsi="Times New Roman" w:cs="Times New Roman"/>
-          <w:sz w:val="18"/>
-          <w:szCs w:val="18"/>
-          <w:lang w:val="en-GB"/>
-        </w:rPr>
-        <w:t>ժամերն</w:t>
-      </w:r>
-      <w:proofErr w:type="spellEnd"/>
-      <w:r>
-        <w:rPr>
-          <w:rFonts w:ascii="Times New Roman" w:hAnsi="Times New Roman" w:cs="Times New Roman"/>
-          <w:sz w:val="18"/>
-          <w:szCs w:val="18"/>
-          <w:lang w:val="en-GB"/>
-        </w:rPr>
-        <w:t xml:space="preserve"> </w:t>
-      </w:r>
-      <w:proofErr w:type="spellStart"/>
-      <w:r>
-        <w:rPr>
-          <w:rFonts w:ascii="Times New Roman" w:hAnsi="Times New Roman" w:cs="Times New Roman"/>
-          <w:sz w:val="18"/>
-          <w:szCs w:val="18"/>
-          <w:lang w:val="en-GB"/>
-        </w:rPr>
-        <w:t>են</w:t>
-      </w:r>
-      <w:proofErr w:type="spellEnd"/>
-      <w:r>
-        <w:rPr>
-          <w:rFonts w:ascii="Times New Roman" w:hAnsi="Times New Roman" w:cs="Times New Roman"/>
-          <w:sz w:val="18"/>
-          <w:szCs w:val="18"/>
-          <w:lang w:val="en-GB"/>
-        </w:rPr>
-        <w:t xml:space="preserve"> </w:t>
-      </w:r>
-      <w:proofErr w:type="spellStart"/>
-      <w:r>
-        <w:rPr>
-          <w:rFonts w:ascii="Times New Roman" w:hAnsi="Times New Roman" w:cs="Times New Roman"/>
-          <w:sz w:val="18"/>
-          <w:szCs w:val="18"/>
-          <w:lang w:val="en-GB"/>
-        </w:rPr>
-        <w:t>յուրաքանչյուր</w:t>
-      </w:r>
-      <w:proofErr w:type="spellEnd"/>
-      <w:r>
-        <w:rPr>
-          <w:rFonts w:ascii="Times New Roman" w:hAnsi="Times New Roman" w:cs="Times New Roman"/>
-          <w:sz w:val="18"/>
-          <w:szCs w:val="18"/>
-          <w:lang w:val="en-GB"/>
-        </w:rPr>
-        <w:t xml:space="preserve"> </w:t>
-      </w:r>
-      <w:proofErr w:type="spellStart"/>
-      <w:r>
-        <w:rPr>
-          <w:rFonts w:ascii="Times New Roman" w:hAnsi="Times New Roman" w:cs="Times New Roman"/>
-          <w:sz w:val="18"/>
-          <w:szCs w:val="18"/>
-          <w:lang w:val="en-GB"/>
-        </w:rPr>
-        <w:t>երկուշաբթիից-շաբաթ</w:t>
-      </w:r>
-      <w:proofErr w:type="spellEnd"/>
-      <w:r>
-        <w:rPr>
-          <w:rFonts w:ascii="Times New Roman" w:hAnsi="Times New Roman" w:cs="Times New Roman"/>
-          <w:sz w:val="18"/>
-          <w:szCs w:val="18"/>
-          <w:lang w:val="en-GB"/>
-        </w:rPr>
-        <w:t xml:space="preserve"> 09:00-ից </w:t>
-      </w:r>
-      <w:proofErr w:type="spellStart"/>
-      <w:r>
-        <w:rPr>
-          <w:rFonts w:ascii="Times New Roman" w:hAnsi="Times New Roman" w:cs="Times New Roman"/>
-          <w:sz w:val="18"/>
-          <w:szCs w:val="18"/>
-          <w:lang w:val="en-GB"/>
-        </w:rPr>
-        <w:t>մինչև</w:t>
-      </w:r>
-      <w:proofErr w:type="spellEnd"/>
-      <w:r>
-        <w:rPr>
-          <w:rFonts w:ascii="Times New Roman" w:hAnsi="Times New Roman" w:cs="Times New Roman"/>
-          <w:sz w:val="18"/>
-          <w:szCs w:val="18"/>
-          <w:lang w:val="en-GB"/>
-        </w:rPr>
-        <w:t xml:space="preserve"> 18:00-ն։ </w:t>
+        <w:t xml:space="preserve">Վարկատուի աշխատանքային ժամերն են յուրաքանչյուր երկուշաբթիից-շաբաթ 09:00-ից մինչև 18:00-ն։ </w:t>
       </w:r>
     </w:p>
     <w:p>
@@ -14516,7 +8869,6 @@
           <w:lang w:val="hy-AM"/>
         </w:rPr>
       </w:pPr>
-      <w:proofErr w:type="spellStart"/>
       <w:r>
         <w:rPr>
           <w:rFonts w:ascii="Times New Roman" w:hAnsi="Times New Roman" w:cs="Times New Roman"/>
@@ -14524,297 +8876,7 @@
           <w:szCs w:val="18"/>
           <w:lang w:val="en-GB"/>
         </w:rPr>
-        <w:t>Պայմանագրում</w:t>
-      </w:r>
-      <w:proofErr w:type="spellEnd"/>
-      <w:r>
-        <w:rPr>
-          <w:rFonts w:ascii="Times New Roman" w:hAnsi="Times New Roman" w:cs="Times New Roman"/>
-          <w:sz w:val="18"/>
-          <w:szCs w:val="18"/>
-          <w:lang w:val="en-GB"/>
-        </w:rPr>
-        <w:t xml:space="preserve"> </w:t>
-      </w:r>
-      <w:proofErr w:type="spellStart"/>
-      <w:r>
-        <w:rPr>
-          <w:rFonts w:ascii="Times New Roman" w:hAnsi="Times New Roman" w:cs="Times New Roman"/>
-          <w:sz w:val="18"/>
-          <w:szCs w:val="18"/>
-          <w:lang w:val="en-GB"/>
-        </w:rPr>
-        <w:t>կիրառված</w:t>
-      </w:r>
-      <w:proofErr w:type="spellEnd"/>
-      <w:r>
-        <w:rPr>
-          <w:rFonts w:ascii="Times New Roman" w:hAnsi="Times New Roman" w:cs="Times New Roman"/>
-          <w:sz w:val="18"/>
-          <w:szCs w:val="18"/>
-          <w:lang w:val="en-GB"/>
-        </w:rPr>
-        <w:t xml:space="preserve"> «</w:t>
-      </w:r>
-      <w:proofErr w:type="spellStart"/>
-      <w:r>
-        <w:rPr>
-          <w:rFonts w:ascii="Times New Roman" w:hAnsi="Times New Roman" w:cs="Times New Roman"/>
-          <w:sz w:val="18"/>
-          <w:szCs w:val="18"/>
-          <w:lang w:val="en-GB"/>
-        </w:rPr>
-        <w:t>օր</w:t>
-      </w:r>
-      <w:proofErr w:type="spellEnd"/>
-      <w:r>
-        <w:rPr>
-          <w:rFonts w:ascii="Times New Roman" w:hAnsi="Times New Roman" w:cs="Times New Roman"/>
-          <w:sz w:val="18"/>
-          <w:szCs w:val="18"/>
-          <w:lang w:val="en-GB"/>
-        </w:rPr>
-        <w:t xml:space="preserve">» </w:t>
-      </w:r>
-      <w:proofErr w:type="spellStart"/>
-      <w:r>
-        <w:rPr>
-          <w:rFonts w:ascii="Times New Roman" w:hAnsi="Times New Roman" w:cs="Times New Roman"/>
-          <w:sz w:val="18"/>
-          <w:szCs w:val="18"/>
-          <w:lang w:val="en-GB"/>
-        </w:rPr>
-        <w:t>հասկացությունը</w:t>
-      </w:r>
-      <w:proofErr w:type="spellEnd"/>
-      <w:r>
-        <w:rPr>
-          <w:rFonts w:ascii="Times New Roman" w:hAnsi="Times New Roman" w:cs="Times New Roman"/>
-          <w:sz w:val="18"/>
-          <w:szCs w:val="18"/>
-          <w:lang w:val="en-GB"/>
-        </w:rPr>
-        <w:t xml:space="preserve"> </w:t>
-      </w:r>
-      <w:proofErr w:type="spellStart"/>
-      <w:r>
-        <w:rPr>
-          <w:rFonts w:ascii="Times New Roman" w:hAnsi="Times New Roman" w:cs="Times New Roman"/>
-          <w:sz w:val="18"/>
-          <w:szCs w:val="18"/>
-          <w:lang w:val="en-GB"/>
-        </w:rPr>
-        <w:t>բոլոր</w:t>
-      </w:r>
-      <w:proofErr w:type="spellEnd"/>
-      <w:r>
-        <w:rPr>
-          <w:rFonts w:ascii="Times New Roman" w:hAnsi="Times New Roman" w:cs="Times New Roman"/>
-          <w:sz w:val="18"/>
-          <w:szCs w:val="18"/>
-          <w:lang w:val="en-GB"/>
-        </w:rPr>
-        <w:t xml:space="preserve"> </w:t>
-      </w:r>
-      <w:proofErr w:type="spellStart"/>
-      <w:r>
-        <w:rPr>
-          <w:rFonts w:ascii="Times New Roman" w:hAnsi="Times New Roman" w:cs="Times New Roman"/>
-          <w:sz w:val="18"/>
-          <w:szCs w:val="18"/>
-          <w:lang w:val="en-GB"/>
-        </w:rPr>
-        <w:t>տեղերում</w:t>
-      </w:r>
-      <w:proofErr w:type="spellEnd"/>
-      <w:r>
-        <w:rPr>
-          <w:rFonts w:ascii="Times New Roman" w:hAnsi="Times New Roman" w:cs="Times New Roman"/>
-          <w:sz w:val="18"/>
-          <w:szCs w:val="18"/>
-          <w:lang w:val="en-GB"/>
-        </w:rPr>
-        <w:t xml:space="preserve"> </w:t>
-      </w:r>
-      <w:proofErr w:type="spellStart"/>
-      <w:r>
-        <w:rPr>
-          <w:rFonts w:ascii="Times New Roman" w:hAnsi="Times New Roman" w:cs="Times New Roman"/>
-          <w:sz w:val="18"/>
-          <w:szCs w:val="18"/>
-          <w:lang w:val="en-GB"/>
-        </w:rPr>
-        <w:t>վերաբերվում</w:t>
-      </w:r>
-      <w:proofErr w:type="spellEnd"/>
-      <w:r>
-        <w:rPr>
-          <w:rFonts w:ascii="Times New Roman" w:hAnsi="Times New Roman" w:cs="Times New Roman"/>
-          <w:sz w:val="18"/>
-          <w:szCs w:val="18"/>
-          <w:lang w:val="en-GB"/>
-        </w:rPr>
-        <w:t xml:space="preserve"> է </w:t>
-      </w:r>
-      <w:proofErr w:type="spellStart"/>
-      <w:r>
-        <w:rPr>
-          <w:rFonts w:ascii="Times New Roman" w:hAnsi="Times New Roman" w:cs="Times New Roman"/>
-          <w:sz w:val="18"/>
-          <w:szCs w:val="18"/>
-          <w:lang w:val="en-GB"/>
-        </w:rPr>
-        <w:t>օրացուցային</w:t>
-      </w:r>
-      <w:proofErr w:type="spellEnd"/>
-      <w:r>
-        <w:rPr>
-          <w:rFonts w:ascii="Times New Roman" w:hAnsi="Times New Roman" w:cs="Times New Roman"/>
-          <w:sz w:val="18"/>
-          <w:szCs w:val="18"/>
-          <w:lang w:val="en-GB"/>
-        </w:rPr>
-        <w:t xml:space="preserve"> </w:t>
-      </w:r>
-      <w:proofErr w:type="spellStart"/>
-      <w:r>
-        <w:rPr>
-          <w:rFonts w:ascii="Times New Roman" w:hAnsi="Times New Roman" w:cs="Times New Roman"/>
-          <w:sz w:val="18"/>
-          <w:szCs w:val="18"/>
-          <w:lang w:val="en-GB"/>
-        </w:rPr>
-        <w:t>օրերին</w:t>
-      </w:r>
-      <w:proofErr w:type="spellEnd"/>
-      <w:r>
-        <w:rPr>
-          <w:rFonts w:ascii="Times New Roman" w:hAnsi="Times New Roman" w:cs="Times New Roman"/>
-          <w:sz w:val="18"/>
-          <w:szCs w:val="18"/>
-          <w:lang w:val="en-GB"/>
-        </w:rPr>
-        <w:t xml:space="preserve">, </w:t>
-      </w:r>
-      <w:proofErr w:type="spellStart"/>
-      <w:r>
-        <w:rPr>
-          <w:rFonts w:ascii="Times New Roman" w:hAnsi="Times New Roman" w:cs="Times New Roman"/>
-          <w:sz w:val="18"/>
-          <w:szCs w:val="18"/>
-          <w:lang w:val="en-GB"/>
-        </w:rPr>
-        <w:t>եթե</w:t>
-      </w:r>
-      <w:proofErr w:type="spellEnd"/>
-      <w:r>
-        <w:rPr>
-          <w:rFonts w:ascii="Times New Roman" w:hAnsi="Times New Roman" w:cs="Times New Roman"/>
-          <w:sz w:val="18"/>
-          <w:szCs w:val="18"/>
-          <w:lang w:val="en-GB"/>
-        </w:rPr>
-        <w:t xml:space="preserve"> </w:t>
-      </w:r>
-      <w:proofErr w:type="spellStart"/>
-      <w:r>
-        <w:rPr>
-          <w:rFonts w:ascii="Times New Roman" w:hAnsi="Times New Roman" w:cs="Times New Roman"/>
-          <w:sz w:val="18"/>
-          <w:szCs w:val="18"/>
-          <w:lang w:val="en-GB"/>
-        </w:rPr>
-        <w:t>նշված</w:t>
-      </w:r>
-      <w:proofErr w:type="spellEnd"/>
-      <w:r>
-        <w:rPr>
-          <w:rFonts w:ascii="Times New Roman" w:hAnsi="Times New Roman" w:cs="Times New Roman"/>
-          <w:sz w:val="18"/>
-          <w:szCs w:val="18"/>
-          <w:lang w:val="en-GB"/>
-        </w:rPr>
-        <w:t xml:space="preserve"> </w:t>
-      </w:r>
-      <w:proofErr w:type="spellStart"/>
-      <w:r>
-        <w:rPr>
-          <w:rFonts w:ascii="Times New Roman" w:hAnsi="Times New Roman" w:cs="Times New Roman"/>
-          <w:sz w:val="18"/>
-          <w:szCs w:val="18"/>
-          <w:lang w:val="en-GB"/>
-        </w:rPr>
-        <w:t>չէ</w:t>
-      </w:r>
-      <w:proofErr w:type="spellEnd"/>
-      <w:r>
-        <w:rPr>
-          <w:rFonts w:ascii="Times New Roman" w:hAnsi="Times New Roman" w:cs="Times New Roman"/>
-          <w:sz w:val="18"/>
-          <w:szCs w:val="18"/>
-          <w:lang w:val="en-GB"/>
-        </w:rPr>
-        <w:t xml:space="preserve"> «</w:t>
-      </w:r>
-      <w:proofErr w:type="spellStart"/>
-      <w:r>
-        <w:rPr>
-          <w:rFonts w:ascii="Times New Roman" w:hAnsi="Times New Roman" w:cs="Times New Roman"/>
-          <w:sz w:val="18"/>
-          <w:szCs w:val="18"/>
-          <w:lang w:val="en-GB"/>
-        </w:rPr>
-        <w:t>աշխատանքային</w:t>
-      </w:r>
-      <w:proofErr w:type="spellEnd"/>
-      <w:r>
-        <w:rPr>
-          <w:rFonts w:ascii="Times New Roman" w:hAnsi="Times New Roman" w:cs="Times New Roman"/>
-          <w:sz w:val="18"/>
-          <w:szCs w:val="18"/>
-          <w:lang w:val="en-GB"/>
-        </w:rPr>
-        <w:t xml:space="preserve"> </w:t>
-      </w:r>
-      <w:proofErr w:type="spellStart"/>
-      <w:r>
-        <w:rPr>
-          <w:rFonts w:ascii="Times New Roman" w:hAnsi="Times New Roman" w:cs="Times New Roman"/>
-          <w:sz w:val="18"/>
-          <w:szCs w:val="18"/>
-          <w:lang w:val="en-GB"/>
-        </w:rPr>
-        <w:t>օր</w:t>
-      </w:r>
-      <w:proofErr w:type="spellEnd"/>
-      <w:r>
-        <w:rPr>
-          <w:rFonts w:ascii="Times New Roman" w:hAnsi="Times New Roman" w:cs="Times New Roman"/>
-          <w:sz w:val="18"/>
-          <w:szCs w:val="18"/>
-          <w:lang w:val="en-GB"/>
-        </w:rPr>
-        <w:t xml:space="preserve">» </w:t>
-      </w:r>
-      <w:proofErr w:type="spellStart"/>
-      <w:r>
-        <w:rPr>
-          <w:rFonts w:ascii="Times New Roman" w:hAnsi="Times New Roman" w:cs="Times New Roman"/>
-          <w:sz w:val="18"/>
-          <w:szCs w:val="18"/>
-          <w:lang w:val="en-GB"/>
-        </w:rPr>
-        <w:t>եզրույթը</w:t>
-      </w:r>
-      <w:proofErr w:type="spellEnd"/>
-      <w:r>
-        <w:rPr>
-          <w:rFonts w:ascii="Times New Roman" w:hAnsi="Times New Roman" w:cs="Times New Roman"/>
-          <w:sz w:val="18"/>
-          <w:szCs w:val="18"/>
-          <w:lang w:val="en-GB"/>
-        </w:rPr>
-        <w:t xml:space="preserve">։ </w:t>
+        <w:t xml:space="preserve">Պայմանագրում կիրառված «օր» հասկացությունը բոլոր տեղերում վերաբերվում է օրացուցային օրերին, եթե նշված չէ «աշխատանքային օր» եզրույթը։ </w:t>
       </w:r>
     </w:p>
     <w:p>
@@ -14832,7 +8894,6 @@
           <w:lang w:val="hy-AM"/>
         </w:rPr>
       </w:pPr>
-      <w:proofErr w:type="spellStart"/>
       <w:r>
         <w:rPr>
           <w:rFonts w:ascii="Times New Roman" w:hAnsi="Times New Roman" w:cs="Times New Roman"/>
@@ -14840,457 +8901,7 @@
           <w:szCs w:val="18"/>
           <w:lang w:val="en-GB"/>
         </w:rPr>
-        <w:t>Պայմանագրով</w:t>
-      </w:r>
-      <w:proofErr w:type="spellEnd"/>
-      <w:r>
-        <w:rPr>
-          <w:rFonts w:ascii="Times New Roman" w:hAnsi="Times New Roman" w:cs="Times New Roman"/>
-          <w:sz w:val="18"/>
-          <w:szCs w:val="18"/>
-          <w:lang w:val="en-GB"/>
-        </w:rPr>
-        <w:t xml:space="preserve"> </w:t>
-      </w:r>
-      <w:proofErr w:type="spellStart"/>
-      <w:r>
-        <w:rPr>
-          <w:rFonts w:ascii="Times New Roman" w:hAnsi="Times New Roman" w:cs="Times New Roman"/>
-          <w:sz w:val="18"/>
-          <w:szCs w:val="18"/>
-          <w:lang w:val="en-GB"/>
-        </w:rPr>
-        <w:t>ստանձնած</w:t>
-      </w:r>
-      <w:proofErr w:type="spellEnd"/>
-      <w:r>
-        <w:rPr>
-          <w:rFonts w:ascii="Times New Roman" w:hAnsi="Times New Roman" w:cs="Times New Roman"/>
-          <w:sz w:val="18"/>
-          <w:szCs w:val="18"/>
-          <w:lang w:val="en-GB"/>
-        </w:rPr>
-        <w:t xml:space="preserve"> </w:t>
-      </w:r>
-      <w:proofErr w:type="spellStart"/>
-      <w:r>
-        <w:rPr>
-          <w:rFonts w:ascii="Times New Roman" w:hAnsi="Times New Roman" w:cs="Times New Roman"/>
-          <w:sz w:val="18"/>
-          <w:szCs w:val="18"/>
-          <w:lang w:val="en-GB"/>
-        </w:rPr>
-        <w:t>պարտավորությունների</w:t>
-      </w:r>
-      <w:proofErr w:type="spellEnd"/>
-      <w:r>
-        <w:rPr>
-          <w:rFonts w:ascii="Times New Roman" w:hAnsi="Times New Roman" w:cs="Times New Roman"/>
-          <w:sz w:val="18"/>
-          <w:szCs w:val="18"/>
-          <w:lang w:val="en-GB"/>
-        </w:rPr>
-        <w:t xml:space="preserve"> </w:t>
-      </w:r>
-      <w:proofErr w:type="spellStart"/>
-      <w:r>
-        <w:rPr>
-          <w:rFonts w:ascii="Times New Roman" w:hAnsi="Times New Roman" w:cs="Times New Roman"/>
-          <w:sz w:val="18"/>
-          <w:szCs w:val="18"/>
-          <w:lang w:val="en-GB"/>
-        </w:rPr>
-        <w:t>կատարումը</w:t>
-      </w:r>
-      <w:proofErr w:type="spellEnd"/>
-      <w:r>
-        <w:rPr>
-          <w:rFonts w:ascii="Times New Roman" w:hAnsi="Times New Roman" w:cs="Times New Roman"/>
-          <w:sz w:val="18"/>
-          <w:szCs w:val="18"/>
-          <w:lang w:val="en-GB"/>
-        </w:rPr>
-        <w:t xml:space="preserve"> </w:t>
-      </w:r>
-      <w:proofErr w:type="spellStart"/>
-      <w:r>
-        <w:rPr>
-          <w:rFonts w:ascii="Times New Roman" w:hAnsi="Times New Roman" w:cs="Times New Roman"/>
-          <w:sz w:val="18"/>
-          <w:szCs w:val="18"/>
-          <w:lang w:val="en-GB"/>
-        </w:rPr>
-        <w:t>պարտադիր</w:t>
-      </w:r>
-      <w:proofErr w:type="spellEnd"/>
-      <w:r>
-        <w:rPr>
-          <w:rFonts w:ascii="Times New Roman" w:hAnsi="Times New Roman" w:cs="Times New Roman"/>
-          <w:sz w:val="18"/>
-          <w:szCs w:val="18"/>
-          <w:lang w:val="en-GB"/>
-        </w:rPr>
-        <w:t xml:space="preserve"> է </w:t>
-      </w:r>
-      <w:proofErr w:type="spellStart"/>
-      <w:r>
-        <w:rPr>
-          <w:rFonts w:ascii="Times New Roman" w:hAnsi="Times New Roman" w:cs="Times New Roman"/>
-          <w:sz w:val="18"/>
-          <w:szCs w:val="18"/>
-          <w:lang w:val="en-GB"/>
-        </w:rPr>
-        <w:t>Կողմերի</w:t>
-      </w:r>
-      <w:proofErr w:type="spellEnd"/>
-      <w:r>
-        <w:rPr>
-          <w:rFonts w:ascii="Times New Roman" w:hAnsi="Times New Roman" w:cs="Times New Roman"/>
-          <w:sz w:val="18"/>
-          <w:szCs w:val="18"/>
-          <w:lang w:val="en-GB"/>
-        </w:rPr>
-        <w:t xml:space="preserve"> </w:t>
-      </w:r>
-      <w:proofErr w:type="spellStart"/>
-      <w:r>
-        <w:rPr>
-          <w:rFonts w:ascii="Times New Roman" w:hAnsi="Times New Roman" w:cs="Times New Roman"/>
-          <w:sz w:val="18"/>
-          <w:szCs w:val="18"/>
-          <w:lang w:val="en-GB"/>
-        </w:rPr>
-        <w:t>իրավահաջորդների</w:t>
-      </w:r>
-      <w:proofErr w:type="spellEnd"/>
-      <w:r>
-        <w:rPr>
-          <w:rFonts w:ascii="Times New Roman" w:hAnsi="Times New Roman" w:cs="Times New Roman"/>
-          <w:sz w:val="18"/>
-          <w:szCs w:val="18"/>
-          <w:lang w:val="en-GB"/>
-        </w:rPr>
-        <w:t xml:space="preserve"> </w:t>
-      </w:r>
-      <w:proofErr w:type="spellStart"/>
-      <w:r>
-        <w:rPr>
-          <w:rFonts w:ascii="Times New Roman" w:hAnsi="Times New Roman" w:cs="Times New Roman"/>
-          <w:sz w:val="18"/>
-          <w:szCs w:val="18"/>
-          <w:lang w:val="en-GB"/>
-        </w:rPr>
-        <w:t>համար</w:t>
-      </w:r>
-      <w:proofErr w:type="spellEnd"/>
-      <w:r>
-        <w:rPr>
-          <w:rFonts w:ascii="Times New Roman" w:hAnsi="Times New Roman" w:cs="Times New Roman"/>
-          <w:sz w:val="18"/>
-          <w:szCs w:val="18"/>
-          <w:lang w:val="en-GB"/>
-        </w:rPr>
-        <w:t xml:space="preserve">։ </w:t>
-      </w:r>
-      <w:proofErr w:type="spellStart"/>
-      <w:r>
-        <w:rPr>
-          <w:rFonts w:ascii="Times New Roman" w:hAnsi="Times New Roman" w:cs="Times New Roman"/>
-          <w:sz w:val="18"/>
-          <w:szCs w:val="18"/>
-          <w:lang w:val="en-GB"/>
-        </w:rPr>
-        <w:t>Սույն</w:t>
-      </w:r>
-      <w:proofErr w:type="spellEnd"/>
-      <w:r>
-        <w:rPr>
-          <w:rFonts w:ascii="Times New Roman" w:hAnsi="Times New Roman" w:cs="Times New Roman"/>
-          <w:sz w:val="18"/>
-          <w:szCs w:val="18"/>
-          <w:lang w:val="en-GB"/>
-        </w:rPr>
-        <w:t xml:space="preserve"> </w:t>
-      </w:r>
-      <w:proofErr w:type="spellStart"/>
-      <w:r>
-        <w:rPr>
-          <w:rFonts w:ascii="Times New Roman" w:hAnsi="Times New Roman" w:cs="Times New Roman"/>
-          <w:sz w:val="18"/>
-          <w:szCs w:val="18"/>
-          <w:lang w:val="en-GB"/>
-        </w:rPr>
-        <w:t>պայմանագիրը</w:t>
-      </w:r>
-      <w:proofErr w:type="spellEnd"/>
-      <w:r>
-        <w:rPr>
-          <w:rFonts w:ascii="Times New Roman" w:hAnsi="Times New Roman" w:cs="Times New Roman"/>
-          <w:sz w:val="18"/>
-          <w:szCs w:val="18"/>
-          <w:lang w:val="en-GB"/>
-        </w:rPr>
-        <w:t xml:space="preserve"> </w:t>
-      </w:r>
-      <w:proofErr w:type="spellStart"/>
-      <w:r>
-        <w:rPr>
-          <w:rFonts w:ascii="Times New Roman" w:hAnsi="Times New Roman" w:cs="Times New Roman"/>
-          <w:sz w:val="18"/>
-          <w:szCs w:val="18"/>
-          <w:lang w:val="en-GB"/>
-        </w:rPr>
-        <w:t>կնքված</w:t>
-      </w:r>
-      <w:proofErr w:type="spellEnd"/>
-      <w:r>
-        <w:rPr>
-          <w:rFonts w:ascii="Times New Roman" w:hAnsi="Times New Roman" w:cs="Times New Roman"/>
-          <w:sz w:val="18"/>
-          <w:szCs w:val="18"/>
-          <w:lang w:val="en-GB"/>
-        </w:rPr>
-        <w:t xml:space="preserve"> է </w:t>
-      </w:r>
-      <w:proofErr w:type="spellStart"/>
-      <w:r>
-        <w:rPr>
-          <w:rFonts w:ascii="Times New Roman" w:hAnsi="Times New Roman" w:cs="Times New Roman"/>
-          <w:sz w:val="18"/>
-          <w:szCs w:val="18"/>
-          <w:lang w:val="en-GB"/>
-        </w:rPr>
-        <w:t>մեկ</w:t>
-      </w:r>
-      <w:proofErr w:type="spellEnd"/>
-      <w:r>
-        <w:rPr>
-          <w:rFonts w:ascii="Times New Roman" w:hAnsi="Times New Roman" w:cs="Times New Roman"/>
-          <w:sz w:val="18"/>
-          <w:szCs w:val="18"/>
-          <w:lang w:val="en-GB"/>
-        </w:rPr>
-        <w:t xml:space="preserve"> </w:t>
-      </w:r>
-      <w:proofErr w:type="spellStart"/>
-      <w:r>
-        <w:rPr>
-          <w:rFonts w:ascii="Times New Roman" w:hAnsi="Times New Roman" w:cs="Times New Roman"/>
-          <w:sz w:val="18"/>
-          <w:szCs w:val="18"/>
-          <w:lang w:val="en-GB"/>
-        </w:rPr>
-        <w:t>փաստաթուղթ</w:t>
-      </w:r>
-      <w:proofErr w:type="spellEnd"/>
-      <w:r>
-        <w:rPr>
-          <w:rFonts w:ascii="Times New Roman" w:hAnsi="Times New Roman" w:cs="Times New Roman"/>
-          <w:sz w:val="18"/>
-          <w:szCs w:val="18"/>
-          <w:lang w:val="en-GB"/>
-        </w:rPr>
-        <w:t xml:space="preserve"> </w:t>
-      </w:r>
-      <w:proofErr w:type="spellStart"/>
-      <w:r>
-        <w:rPr>
-          <w:rFonts w:ascii="Times New Roman" w:hAnsi="Times New Roman" w:cs="Times New Roman"/>
-          <w:sz w:val="18"/>
-          <w:szCs w:val="18"/>
-          <w:lang w:val="en-GB"/>
-        </w:rPr>
-        <w:t>կազմելու</w:t>
-      </w:r>
-      <w:proofErr w:type="spellEnd"/>
-      <w:r>
-        <w:rPr>
-          <w:rFonts w:ascii="Times New Roman" w:hAnsi="Times New Roman" w:cs="Times New Roman"/>
-          <w:sz w:val="18"/>
-          <w:szCs w:val="18"/>
-          <w:lang w:val="en-GB"/>
-        </w:rPr>
-        <w:t xml:space="preserve"> </w:t>
-      </w:r>
-      <w:proofErr w:type="spellStart"/>
-      <w:r>
-        <w:rPr>
-          <w:rFonts w:ascii="Times New Roman" w:hAnsi="Times New Roman" w:cs="Times New Roman"/>
-          <w:sz w:val="18"/>
-          <w:szCs w:val="18"/>
-          <w:lang w:val="en-GB"/>
-        </w:rPr>
-        <w:t>միջոցով</w:t>
-      </w:r>
-      <w:proofErr w:type="spellEnd"/>
-      <w:r>
-        <w:rPr>
-          <w:rFonts w:ascii="Times New Roman" w:hAnsi="Times New Roman" w:cs="Times New Roman"/>
-          <w:sz w:val="18"/>
-          <w:szCs w:val="18"/>
-          <w:lang w:val="en-GB"/>
-        </w:rPr>
-        <w:t xml:space="preserve">, </w:t>
-      </w:r>
-      <w:proofErr w:type="spellStart"/>
-      <w:r>
-        <w:rPr>
-          <w:rFonts w:ascii="Times New Roman" w:hAnsi="Times New Roman" w:cs="Times New Roman"/>
-          <w:sz w:val="18"/>
-          <w:szCs w:val="18"/>
-          <w:lang w:val="en-GB"/>
-        </w:rPr>
-        <w:t>հայերեն</w:t>
-      </w:r>
-      <w:proofErr w:type="spellEnd"/>
-      <w:r>
-        <w:rPr>
-          <w:rFonts w:ascii="Times New Roman" w:hAnsi="Times New Roman" w:cs="Times New Roman"/>
-          <w:sz w:val="18"/>
-          <w:szCs w:val="18"/>
-          <w:lang w:val="en-GB"/>
-        </w:rPr>
-        <w:t xml:space="preserve">, </w:t>
-      </w:r>
-      <w:proofErr w:type="spellStart"/>
-      <w:r>
-        <w:rPr>
-          <w:rFonts w:ascii="Times New Roman" w:hAnsi="Times New Roman" w:cs="Times New Roman"/>
-          <w:sz w:val="18"/>
-          <w:szCs w:val="18"/>
-          <w:lang w:val="en-GB"/>
-        </w:rPr>
-        <w:t>երկու</w:t>
-      </w:r>
-      <w:proofErr w:type="spellEnd"/>
-      <w:r>
-        <w:rPr>
-          <w:rFonts w:ascii="Times New Roman" w:hAnsi="Times New Roman" w:cs="Times New Roman"/>
-          <w:sz w:val="18"/>
-          <w:szCs w:val="18"/>
-          <w:lang w:val="en-GB"/>
-        </w:rPr>
-        <w:t xml:space="preserve"> </w:t>
-      </w:r>
-      <w:proofErr w:type="spellStart"/>
-      <w:r>
-        <w:rPr>
-          <w:rFonts w:ascii="Times New Roman" w:hAnsi="Times New Roman" w:cs="Times New Roman"/>
-          <w:sz w:val="18"/>
-          <w:szCs w:val="18"/>
-          <w:lang w:val="en-GB"/>
-        </w:rPr>
-        <w:t>հավասարազոր</w:t>
-      </w:r>
-      <w:proofErr w:type="spellEnd"/>
-      <w:r>
-        <w:rPr>
-          <w:rFonts w:ascii="Times New Roman" w:hAnsi="Times New Roman" w:cs="Times New Roman"/>
-          <w:sz w:val="18"/>
-          <w:szCs w:val="18"/>
-          <w:lang w:val="en-GB"/>
-        </w:rPr>
-        <w:t xml:space="preserve"> </w:t>
-      </w:r>
-      <w:proofErr w:type="spellStart"/>
-      <w:r>
-        <w:rPr>
-          <w:rFonts w:ascii="Times New Roman" w:hAnsi="Times New Roman" w:cs="Times New Roman"/>
-          <w:sz w:val="18"/>
-          <w:szCs w:val="18"/>
-          <w:lang w:val="en-GB"/>
-        </w:rPr>
-        <w:t>օրինակից</w:t>
-      </w:r>
-      <w:proofErr w:type="spellEnd"/>
-      <w:r>
-        <w:rPr>
-          <w:rFonts w:ascii="Times New Roman" w:hAnsi="Times New Roman" w:cs="Times New Roman"/>
-          <w:sz w:val="18"/>
-          <w:szCs w:val="18"/>
-          <w:lang w:val="en-GB"/>
-        </w:rPr>
-        <w:t xml:space="preserve">, </w:t>
-      </w:r>
-      <w:proofErr w:type="spellStart"/>
-      <w:r>
-        <w:rPr>
-          <w:rFonts w:ascii="Times New Roman" w:hAnsi="Times New Roman" w:cs="Times New Roman"/>
-          <w:sz w:val="18"/>
-          <w:szCs w:val="18"/>
-          <w:lang w:val="en-GB"/>
-        </w:rPr>
-        <w:t>կողմերից</w:t>
-      </w:r>
-      <w:proofErr w:type="spellEnd"/>
-      <w:r>
-        <w:rPr>
-          <w:rFonts w:ascii="Times New Roman" w:hAnsi="Times New Roman" w:cs="Times New Roman"/>
-          <w:sz w:val="18"/>
-          <w:szCs w:val="18"/>
-          <w:lang w:val="en-GB"/>
-        </w:rPr>
-        <w:t xml:space="preserve"> </w:t>
-      </w:r>
-      <w:proofErr w:type="spellStart"/>
-      <w:r>
-        <w:rPr>
-          <w:rFonts w:ascii="Times New Roman" w:hAnsi="Times New Roman" w:cs="Times New Roman"/>
-          <w:sz w:val="18"/>
-          <w:szCs w:val="18"/>
-          <w:lang w:val="en-GB"/>
-        </w:rPr>
-        <w:t>յուրաքանչյուրին</w:t>
-      </w:r>
-      <w:proofErr w:type="spellEnd"/>
-      <w:r>
-        <w:rPr>
-          <w:rFonts w:ascii="Times New Roman" w:hAnsi="Times New Roman" w:cs="Times New Roman"/>
-          <w:sz w:val="18"/>
-          <w:szCs w:val="18"/>
-          <w:lang w:val="en-GB"/>
-        </w:rPr>
-        <w:t xml:space="preserve">՝ </w:t>
-      </w:r>
-      <w:proofErr w:type="spellStart"/>
-      <w:r>
-        <w:rPr>
-          <w:rFonts w:ascii="Times New Roman" w:hAnsi="Times New Roman" w:cs="Times New Roman"/>
-          <w:sz w:val="18"/>
-          <w:szCs w:val="18"/>
-          <w:lang w:val="en-GB"/>
-        </w:rPr>
-        <w:t>մեկական</w:t>
-      </w:r>
-      <w:proofErr w:type="spellEnd"/>
-      <w:r>
-        <w:rPr>
-          <w:rFonts w:ascii="Times New Roman" w:hAnsi="Times New Roman" w:cs="Times New Roman"/>
-          <w:sz w:val="18"/>
-          <w:szCs w:val="18"/>
-          <w:lang w:val="en-GB"/>
-        </w:rPr>
-        <w:t xml:space="preserve"> </w:t>
-      </w:r>
-      <w:proofErr w:type="spellStart"/>
-      <w:r>
-        <w:rPr>
-          <w:rFonts w:ascii="Times New Roman" w:hAnsi="Times New Roman" w:cs="Times New Roman"/>
-          <w:sz w:val="18"/>
-          <w:szCs w:val="18"/>
-          <w:lang w:val="en-GB"/>
-        </w:rPr>
-        <w:t>օրինակ</w:t>
-      </w:r>
-      <w:proofErr w:type="spellEnd"/>
-      <w:r>
-        <w:rPr>
-          <w:rFonts w:ascii="Times New Roman" w:hAnsi="Times New Roman" w:cs="Times New Roman"/>
-          <w:sz w:val="18"/>
-          <w:szCs w:val="18"/>
-          <w:lang w:val="en-GB"/>
-        </w:rPr>
-        <w:t>։</w:t>
+        <w:t>Պայմանագրով ստանձնած պարտավորությունների կատարումը պարտադիր է Կողմերի իրավահաջորդների համար։ Սույն պայմանագիրը կնքված է մեկ փաստաթուղթ կազմելու միջոցով, հայերեն, երկու հավասարազոր օրինակից, կողմերից յուրաքանչյուրին՝ մեկական օրինակ։</w:t>
       </w:r>
     </w:p>
     <w:p>
@@ -15315,307 +8926,7 @@
           <w:szCs w:val="18"/>
           <w:lang w:val="en-GB"/>
         </w:rPr>
-        <w:t xml:space="preserve">  </w:t>
-      </w:r>
-      <w:proofErr w:type="spellStart"/>
-      <w:r>
-        <w:rPr>
-          <w:rFonts w:ascii="Times New Roman" w:hAnsi="Times New Roman" w:cs="Times New Roman"/>
-          <w:sz w:val="18"/>
-          <w:szCs w:val="18"/>
-          <w:lang w:val="en-GB"/>
-        </w:rPr>
-        <w:t>Սույնով</w:t>
-      </w:r>
-      <w:proofErr w:type="spellEnd"/>
-      <w:r>
-        <w:rPr>
-          <w:rFonts w:ascii="Times New Roman" w:hAnsi="Times New Roman" w:cs="Times New Roman"/>
-          <w:sz w:val="18"/>
-          <w:szCs w:val="18"/>
-          <w:lang w:val="en-GB"/>
-        </w:rPr>
-        <w:t xml:space="preserve"> </w:t>
-      </w:r>
-      <w:proofErr w:type="spellStart"/>
-      <w:r>
-        <w:rPr>
-          <w:rFonts w:ascii="Times New Roman" w:hAnsi="Times New Roman" w:cs="Times New Roman"/>
-          <w:sz w:val="18"/>
-          <w:szCs w:val="18"/>
-          <w:lang w:val="en-GB"/>
-        </w:rPr>
-        <w:t>Վարկառուն</w:t>
-      </w:r>
-      <w:proofErr w:type="spellEnd"/>
-      <w:r>
-        <w:rPr>
-          <w:rFonts w:ascii="Times New Roman" w:hAnsi="Times New Roman" w:cs="Times New Roman"/>
-          <w:sz w:val="18"/>
-          <w:szCs w:val="18"/>
-          <w:lang w:val="en-GB"/>
-        </w:rPr>
-        <w:t xml:space="preserve"> </w:t>
-      </w:r>
-      <w:proofErr w:type="spellStart"/>
-      <w:r>
-        <w:rPr>
-          <w:rFonts w:ascii="Times New Roman" w:hAnsi="Times New Roman" w:cs="Times New Roman"/>
-          <w:sz w:val="18"/>
-          <w:szCs w:val="18"/>
-          <w:lang w:val="en-GB"/>
-        </w:rPr>
-        <w:t>հաստատում</w:t>
-      </w:r>
-      <w:proofErr w:type="spellEnd"/>
-      <w:r>
-        <w:rPr>
-          <w:rFonts w:ascii="Times New Roman" w:hAnsi="Times New Roman" w:cs="Times New Roman"/>
-          <w:sz w:val="18"/>
-          <w:szCs w:val="18"/>
-          <w:lang w:val="en-GB"/>
-        </w:rPr>
-        <w:t xml:space="preserve"> է, </w:t>
-      </w:r>
-      <w:proofErr w:type="spellStart"/>
-      <w:r>
-        <w:rPr>
-          <w:rFonts w:ascii="Times New Roman" w:hAnsi="Times New Roman" w:cs="Times New Roman"/>
-          <w:sz w:val="18"/>
-          <w:szCs w:val="18"/>
-          <w:lang w:val="en-GB"/>
-        </w:rPr>
-        <w:t>որ</w:t>
-      </w:r>
-      <w:proofErr w:type="spellEnd"/>
-      <w:r>
-        <w:rPr>
-          <w:rFonts w:ascii="Times New Roman" w:hAnsi="Times New Roman" w:cs="Times New Roman"/>
-          <w:sz w:val="18"/>
-          <w:szCs w:val="18"/>
-          <w:lang w:val="en-GB"/>
-        </w:rPr>
-        <w:t xml:space="preserve"> </w:t>
-      </w:r>
-      <w:proofErr w:type="spellStart"/>
-      <w:r>
-        <w:rPr>
-          <w:rFonts w:ascii="Times New Roman" w:hAnsi="Times New Roman" w:cs="Times New Roman"/>
-          <w:sz w:val="18"/>
-          <w:szCs w:val="18"/>
-          <w:lang w:val="en-GB"/>
-        </w:rPr>
-        <w:t>նախքան</w:t>
-      </w:r>
-      <w:proofErr w:type="spellEnd"/>
-      <w:r>
-        <w:rPr>
-          <w:rFonts w:ascii="Times New Roman" w:hAnsi="Times New Roman" w:cs="Times New Roman"/>
-          <w:sz w:val="18"/>
-          <w:szCs w:val="18"/>
-          <w:lang w:val="en-GB"/>
-        </w:rPr>
-        <w:t xml:space="preserve"> </w:t>
-      </w:r>
-      <w:proofErr w:type="spellStart"/>
-      <w:r>
-        <w:rPr>
-          <w:rFonts w:ascii="Times New Roman" w:hAnsi="Times New Roman" w:cs="Times New Roman"/>
-          <w:sz w:val="18"/>
-          <w:szCs w:val="18"/>
-          <w:lang w:val="en-GB"/>
-        </w:rPr>
-        <w:t>պայմանագրի</w:t>
-      </w:r>
-      <w:proofErr w:type="spellEnd"/>
-      <w:r>
-        <w:rPr>
-          <w:rFonts w:ascii="Times New Roman" w:hAnsi="Times New Roman" w:cs="Times New Roman"/>
-          <w:sz w:val="18"/>
-          <w:szCs w:val="18"/>
-          <w:lang w:val="en-GB"/>
-        </w:rPr>
-        <w:t xml:space="preserve"> </w:t>
-      </w:r>
-      <w:proofErr w:type="spellStart"/>
-      <w:r>
-        <w:rPr>
-          <w:rFonts w:ascii="Times New Roman" w:hAnsi="Times New Roman" w:cs="Times New Roman"/>
-          <w:sz w:val="18"/>
-          <w:szCs w:val="18"/>
-          <w:lang w:val="en-GB"/>
-        </w:rPr>
-        <w:t>ստորագրումը</w:t>
-      </w:r>
-      <w:proofErr w:type="spellEnd"/>
-      <w:r>
-        <w:rPr>
-          <w:rFonts w:ascii="Times New Roman" w:hAnsi="Times New Roman" w:cs="Times New Roman"/>
-          <w:sz w:val="18"/>
-          <w:szCs w:val="18"/>
-          <w:lang w:val="en-GB"/>
-        </w:rPr>
-        <w:t xml:space="preserve"> </w:t>
-      </w:r>
-      <w:proofErr w:type="spellStart"/>
-      <w:r>
-        <w:rPr>
-          <w:rFonts w:ascii="Times New Roman" w:hAnsi="Times New Roman" w:cs="Times New Roman"/>
-          <w:sz w:val="18"/>
-          <w:szCs w:val="18"/>
-          <w:lang w:val="en-GB"/>
-        </w:rPr>
-        <w:t>Վարկատուն</w:t>
-      </w:r>
-      <w:proofErr w:type="spellEnd"/>
-      <w:r>
-        <w:rPr>
-          <w:rFonts w:ascii="Times New Roman" w:hAnsi="Times New Roman" w:cs="Times New Roman"/>
-          <w:sz w:val="18"/>
-          <w:szCs w:val="18"/>
-          <w:lang w:val="en-GB"/>
-        </w:rPr>
-        <w:t xml:space="preserve"> </w:t>
-      </w:r>
-      <w:proofErr w:type="spellStart"/>
-      <w:r>
-        <w:rPr>
-          <w:rFonts w:ascii="Times New Roman" w:hAnsi="Times New Roman" w:cs="Times New Roman"/>
-          <w:sz w:val="18"/>
-          <w:szCs w:val="18"/>
-          <w:lang w:val="en-GB"/>
-        </w:rPr>
-        <w:t>ծանոթացրել</w:t>
-      </w:r>
-      <w:proofErr w:type="spellEnd"/>
-      <w:r>
-        <w:rPr>
-          <w:rFonts w:ascii="Times New Roman" w:hAnsi="Times New Roman" w:cs="Times New Roman"/>
-          <w:sz w:val="18"/>
-          <w:szCs w:val="18"/>
-          <w:lang w:val="en-GB"/>
-        </w:rPr>
-        <w:t xml:space="preserve"> է </w:t>
-      </w:r>
-      <w:proofErr w:type="spellStart"/>
-      <w:r>
-        <w:rPr>
-          <w:rFonts w:ascii="Times New Roman" w:hAnsi="Times New Roman" w:cs="Times New Roman"/>
-          <w:sz w:val="18"/>
-          <w:szCs w:val="18"/>
-          <w:lang w:val="en-GB"/>
-        </w:rPr>
-        <w:t>Պայմանագրի</w:t>
-      </w:r>
-      <w:proofErr w:type="spellEnd"/>
-      <w:r>
-        <w:rPr>
-          <w:rFonts w:ascii="Times New Roman" w:hAnsi="Times New Roman" w:cs="Times New Roman"/>
-          <w:sz w:val="18"/>
-          <w:szCs w:val="18"/>
-          <w:lang w:val="en-GB"/>
-        </w:rPr>
-        <w:t xml:space="preserve"> </w:t>
-      </w:r>
-      <w:proofErr w:type="spellStart"/>
-      <w:r>
-        <w:rPr>
-          <w:rFonts w:ascii="Times New Roman" w:hAnsi="Times New Roman" w:cs="Times New Roman"/>
-          <w:sz w:val="18"/>
-          <w:szCs w:val="18"/>
-          <w:lang w:val="en-GB"/>
-        </w:rPr>
-        <w:t>դրույթներին</w:t>
-      </w:r>
-      <w:proofErr w:type="spellEnd"/>
-      <w:r>
-        <w:rPr>
-          <w:rFonts w:ascii="Times New Roman" w:hAnsi="Times New Roman" w:cs="Times New Roman"/>
-          <w:sz w:val="18"/>
-          <w:szCs w:val="18"/>
-          <w:lang w:val="en-GB"/>
-        </w:rPr>
-        <w:t xml:space="preserve">, </w:t>
-      </w:r>
-      <w:proofErr w:type="spellStart"/>
-      <w:r>
-        <w:rPr>
-          <w:rFonts w:ascii="Times New Roman" w:hAnsi="Times New Roman" w:cs="Times New Roman"/>
-          <w:sz w:val="18"/>
-          <w:szCs w:val="18"/>
-          <w:lang w:val="en-GB"/>
-        </w:rPr>
-        <w:t>նաև</w:t>
-      </w:r>
-      <w:proofErr w:type="spellEnd"/>
-      <w:r>
-        <w:rPr>
-          <w:rFonts w:ascii="Times New Roman" w:hAnsi="Times New Roman" w:cs="Times New Roman"/>
-          <w:sz w:val="18"/>
-          <w:szCs w:val="18"/>
-          <w:lang w:val="en-GB"/>
-        </w:rPr>
-        <w:t xml:space="preserve"> </w:t>
-      </w:r>
-      <w:proofErr w:type="spellStart"/>
-      <w:r>
-        <w:rPr>
-          <w:rFonts w:ascii="Times New Roman" w:hAnsi="Times New Roman" w:cs="Times New Roman"/>
-          <w:sz w:val="18"/>
-          <w:szCs w:val="18"/>
-          <w:lang w:val="en-GB"/>
-        </w:rPr>
-        <w:t>բանավոր</w:t>
-      </w:r>
-      <w:proofErr w:type="spellEnd"/>
-      <w:r>
-        <w:rPr>
-          <w:rFonts w:ascii="Times New Roman" w:hAnsi="Times New Roman" w:cs="Times New Roman"/>
-          <w:sz w:val="18"/>
-          <w:szCs w:val="18"/>
-          <w:lang w:val="en-GB"/>
-        </w:rPr>
-        <w:t xml:space="preserve"> </w:t>
-      </w:r>
-      <w:proofErr w:type="spellStart"/>
-      <w:r>
-        <w:rPr>
-          <w:rFonts w:ascii="Times New Roman" w:hAnsi="Times New Roman" w:cs="Times New Roman"/>
-          <w:sz w:val="18"/>
-          <w:szCs w:val="18"/>
-          <w:lang w:val="en-GB"/>
-        </w:rPr>
-        <w:t>տեղեկացրել</w:t>
-      </w:r>
-      <w:proofErr w:type="spellEnd"/>
-      <w:r>
-        <w:rPr>
-          <w:rFonts w:ascii="Times New Roman" w:hAnsi="Times New Roman" w:cs="Times New Roman"/>
-          <w:sz w:val="18"/>
-          <w:szCs w:val="18"/>
-          <w:lang w:val="en-GB"/>
-        </w:rPr>
-        <w:t xml:space="preserve"> է և </w:t>
-      </w:r>
-      <w:proofErr w:type="spellStart"/>
-      <w:r>
-        <w:rPr>
-          <w:rFonts w:ascii="Times New Roman" w:hAnsi="Times New Roman" w:cs="Times New Roman"/>
-          <w:sz w:val="18"/>
-          <w:szCs w:val="18"/>
-          <w:lang w:val="en-GB"/>
-        </w:rPr>
-        <w:t>բացատրել</w:t>
-      </w:r>
-      <w:proofErr w:type="spellEnd"/>
-      <w:r>
-        <w:rPr>
-          <w:rFonts w:ascii="Times New Roman" w:hAnsi="Times New Roman" w:cs="Times New Roman"/>
-          <w:sz w:val="18"/>
-          <w:szCs w:val="18"/>
-          <w:lang w:val="en-GB"/>
-        </w:rPr>
-        <w:t xml:space="preserve"> է </w:t>
+        <w:t xml:space="preserve">  Սույնով Վարկառուն հաստատում է, որ նախքան պայմանագրի ստորագրումը Վարկատուն ծանոթացրել է Պայմանագրի դրույթներին, նաև բանավոր տեղեկացրել է և բացատրել է </w:t>
       </w:r>
     </w:p>
     <w:p>
@@ -15646,7 +8957,6 @@
         </w:rPr>
         <w:t xml:space="preserve">ՀՀ օրենսդրությամբ նախքան պայմանագրի կնքումը պարտադիր </w:t>
       </w:r>
-      <w:proofErr w:type="spellStart"/>
       <w:r>
         <w:rPr>
           <w:rFonts w:ascii="Times New Roman" w:hAnsi="Times New Roman" w:cs="Times New Roman"/>
@@ -15654,37 +8964,7 @@
           <w:szCs w:val="18"/>
           <w:lang w:val="en-GB"/>
         </w:rPr>
-        <w:t>ներկայացվող</w:t>
-      </w:r>
-      <w:proofErr w:type="spellEnd"/>
-      <w:r>
-        <w:rPr>
-          <w:rFonts w:ascii="Times New Roman" w:hAnsi="Times New Roman" w:cs="Times New Roman"/>
-          <w:sz w:val="18"/>
-          <w:szCs w:val="18"/>
-          <w:lang w:val="en-GB"/>
-        </w:rPr>
-        <w:t xml:space="preserve"> </w:t>
-      </w:r>
-      <w:proofErr w:type="spellStart"/>
-      <w:r>
-        <w:rPr>
-          <w:rFonts w:ascii="Times New Roman" w:hAnsi="Times New Roman" w:cs="Times New Roman"/>
-          <w:sz w:val="18"/>
-          <w:szCs w:val="18"/>
-          <w:lang w:val="en-GB"/>
-        </w:rPr>
-        <w:t>տեղեկատվությունը</w:t>
-      </w:r>
-      <w:proofErr w:type="spellEnd"/>
-      <w:r>
-        <w:rPr>
-          <w:rFonts w:ascii="Times New Roman" w:hAnsi="Times New Roman" w:cs="Times New Roman"/>
-          <w:sz w:val="18"/>
-          <w:szCs w:val="18"/>
-          <w:lang w:val="en-GB"/>
-        </w:rPr>
-        <w:t>,</w:t>
+        <w:t>ներկայացվող տեղեկատվությունը,</w:t>
       </w:r>
     </w:p>
     <w:p>
@@ -15706,7 +8986,6 @@
           <w:lang w:val="hy-AM"/>
         </w:rPr>
       </w:pPr>
-      <w:proofErr w:type="spellStart"/>
       <w:r>
         <w:rPr>
           <w:rFonts w:ascii="Times New Roman" w:hAnsi="Times New Roman" w:cs="Times New Roman"/>
@@ -15714,417 +8993,7 @@
           <w:szCs w:val="18"/>
           <w:lang w:val="en-GB"/>
         </w:rPr>
-        <w:t>Վարկառուի</w:t>
-      </w:r>
-      <w:proofErr w:type="spellEnd"/>
-      <w:r>
-        <w:rPr>
-          <w:rFonts w:ascii="Times New Roman" w:hAnsi="Times New Roman" w:cs="Times New Roman"/>
-          <w:sz w:val="18"/>
-          <w:szCs w:val="18"/>
-          <w:lang w:val="en-GB"/>
-        </w:rPr>
-        <w:t xml:space="preserve">՝ </w:t>
-      </w:r>
-      <w:proofErr w:type="spellStart"/>
-      <w:r>
-        <w:rPr>
-          <w:rFonts w:ascii="Times New Roman" w:hAnsi="Times New Roman" w:cs="Times New Roman"/>
-          <w:sz w:val="18"/>
-          <w:szCs w:val="18"/>
-          <w:lang w:val="en-GB"/>
-        </w:rPr>
-        <w:t>Պայմանագրի</w:t>
-      </w:r>
-      <w:proofErr w:type="spellEnd"/>
-      <w:r>
-        <w:rPr>
-          <w:rFonts w:ascii="Times New Roman" w:hAnsi="Times New Roman" w:cs="Times New Roman"/>
-          <w:sz w:val="18"/>
-          <w:szCs w:val="18"/>
-          <w:lang w:val="en-GB"/>
-        </w:rPr>
-        <w:t xml:space="preserve"> </w:t>
-      </w:r>
-      <w:proofErr w:type="spellStart"/>
-      <w:r>
-        <w:rPr>
-          <w:rFonts w:ascii="Times New Roman" w:hAnsi="Times New Roman" w:cs="Times New Roman"/>
-          <w:sz w:val="18"/>
-          <w:szCs w:val="18"/>
-          <w:lang w:val="en-GB"/>
-        </w:rPr>
-        <w:t>կնքումից</w:t>
-      </w:r>
-      <w:proofErr w:type="spellEnd"/>
-      <w:r>
-        <w:rPr>
-          <w:rFonts w:ascii="Times New Roman" w:hAnsi="Times New Roman" w:cs="Times New Roman"/>
-          <w:sz w:val="18"/>
-          <w:szCs w:val="18"/>
-          <w:lang w:val="en-GB"/>
-        </w:rPr>
-        <w:t xml:space="preserve"> </w:t>
-      </w:r>
-      <w:proofErr w:type="spellStart"/>
-      <w:r>
-        <w:rPr>
-          <w:rFonts w:ascii="Times New Roman" w:hAnsi="Times New Roman" w:cs="Times New Roman"/>
-          <w:sz w:val="18"/>
-          <w:szCs w:val="18"/>
-          <w:lang w:val="en-GB"/>
-        </w:rPr>
-        <w:t>հետո</w:t>
-      </w:r>
-      <w:proofErr w:type="spellEnd"/>
-      <w:r>
-        <w:rPr>
-          <w:rFonts w:ascii="Times New Roman" w:hAnsi="Times New Roman" w:cs="Times New Roman"/>
-          <w:sz w:val="18"/>
-          <w:szCs w:val="18"/>
-          <w:lang w:val="en-GB"/>
-        </w:rPr>
-        <w:t xml:space="preserve"> </w:t>
-      </w:r>
-      <w:proofErr w:type="spellStart"/>
-      <w:r>
-        <w:rPr>
-          <w:rFonts w:ascii="Times New Roman" w:hAnsi="Times New Roman" w:cs="Times New Roman"/>
-          <w:sz w:val="18"/>
-          <w:szCs w:val="18"/>
-          <w:lang w:val="en-GB"/>
-        </w:rPr>
-        <w:t>առաջացող</w:t>
-      </w:r>
-      <w:proofErr w:type="spellEnd"/>
-      <w:r>
-        <w:rPr>
-          <w:rFonts w:ascii="Times New Roman" w:hAnsi="Times New Roman" w:cs="Times New Roman"/>
-          <w:sz w:val="18"/>
-          <w:szCs w:val="18"/>
-          <w:lang w:val="en-GB"/>
-        </w:rPr>
-        <w:t xml:space="preserve"> </w:t>
-      </w:r>
-      <w:proofErr w:type="spellStart"/>
-      <w:r>
-        <w:rPr>
-          <w:rFonts w:ascii="Times New Roman" w:hAnsi="Times New Roman" w:cs="Times New Roman"/>
-          <w:sz w:val="18"/>
-          <w:szCs w:val="18"/>
-          <w:lang w:val="en-GB"/>
-        </w:rPr>
-        <w:t>պահանջները</w:t>
-      </w:r>
-      <w:proofErr w:type="spellEnd"/>
-      <w:r>
-        <w:rPr>
-          <w:rFonts w:ascii="Times New Roman" w:hAnsi="Times New Roman" w:cs="Times New Roman"/>
-          <w:sz w:val="18"/>
-          <w:szCs w:val="18"/>
-          <w:lang w:val="en-GB"/>
-        </w:rPr>
-        <w:t xml:space="preserve">, </w:t>
-      </w:r>
-      <w:proofErr w:type="spellStart"/>
-      <w:r>
-        <w:rPr>
-          <w:rFonts w:ascii="Times New Roman" w:hAnsi="Times New Roman" w:cs="Times New Roman"/>
-          <w:sz w:val="18"/>
-          <w:szCs w:val="18"/>
-          <w:lang w:val="en-GB"/>
-        </w:rPr>
-        <w:t>դիմումները</w:t>
-      </w:r>
-      <w:proofErr w:type="spellEnd"/>
-      <w:r>
-        <w:rPr>
-          <w:rFonts w:ascii="Times New Roman" w:hAnsi="Times New Roman" w:cs="Times New Roman"/>
-          <w:sz w:val="18"/>
-          <w:szCs w:val="18"/>
-          <w:lang w:val="en-GB"/>
-        </w:rPr>
-        <w:t xml:space="preserve">, </w:t>
-      </w:r>
-      <w:proofErr w:type="spellStart"/>
-      <w:r>
-        <w:rPr>
-          <w:rFonts w:ascii="Times New Roman" w:hAnsi="Times New Roman" w:cs="Times New Roman"/>
-          <w:sz w:val="18"/>
-          <w:szCs w:val="18"/>
-          <w:lang w:val="en-GB"/>
-        </w:rPr>
-        <w:t>բողոքները</w:t>
-      </w:r>
-      <w:proofErr w:type="spellEnd"/>
-      <w:r>
-        <w:rPr>
-          <w:rFonts w:ascii="Times New Roman" w:hAnsi="Times New Roman" w:cs="Times New Roman"/>
-          <w:sz w:val="18"/>
-          <w:szCs w:val="18"/>
-          <w:lang w:val="en-GB"/>
-        </w:rPr>
-        <w:t xml:space="preserve"> </w:t>
-      </w:r>
-      <w:proofErr w:type="spellStart"/>
-      <w:r>
-        <w:rPr>
-          <w:rFonts w:ascii="Times New Roman" w:hAnsi="Times New Roman" w:cs="Times New Roman"/>
-          <w:sz w:val="18"/>
-          <w:szCs w:val="18"/>
-          <w:lang w:val="en-GB"/>
-        </w:rPr>
-        <w:t>Վարկատուին</w:t>
-      </w:r>
-      <w:proofErr w:type="spellEnd"/>
-      <w:r>
-        <w:rPr>
-          <w:rFonts w:ascii="Times New Roman" w:hAnsi="Times New Roman" w:cs="Times New Roman"/>
-          <w:sz w:val="18"/>
-          <w:szCs w:val="18"/>
-          <w:lang w:val="en-GB"/>
-        </w:rPr>
-        <w:t xml:space="preserve"> </w:t>
-      </w:r>
-      <w:proofErr w:type="spellStart"/>
-      <w:r>
-        <w:rPr>
-          <w:rFonts w:ascii="Times New Roman" w:hAnsi="Times New Roman" w:cs="Times New Roman"/>
-          <w:sz w:val="18"/>
-          <w:szCs w:val="18"/>
-          <w:lang w:val="en-GB"/>
-        </w:rPr>
-        <w:t>ներկայացնելու</w:t>
-      </w:r>
-      <w:proofErr w:type="spellEnd"/>
-      <w:r>
-        <w:rPr>
-          <w:rFonts w:ascii="Times New Roman" w:hAnsi="Times New Roman" w:cs="Times New Roman"/>
-          <w:sz w:val="18"/>
-          <w:szCs w:val="18"/>
-          <w:lang w:val="en-GB"/>
-        </w:rPr>
-        <w:t xml:space="preserve"> </w:t>
-      </w:r>
-      <w:proofErr w:type="spellStart"/>
-      <w:r>
-        <w:rPr>
-          <w:rFonts w:ascii="Times New Roman" w:hAnsi="Times New Roman" w:cs="Times New Roman"/>
-          <w:sz w:val="18"/>
-          <w:szCs w:val="18"/>
-          <w:lang w:val="en-GB"/>
-        </w:rPr>
-        <w:t>կարգը</w:t>
-      </w:r>
-      <w:proofErr w:type="spellEnd"/>
-      <w:r>
-        <w:rPr>
-          <w:rFonts w:ascii="Times New Roman" w:hAnsi="Times New Roman" w:cs="Times New Roman"/>
-          <w:sz w:val="18"/>
-          <w:szCs w:val="18"/>
-          <w:lang w:val="en-GB"/>
-        </w:rPr>
-        <w:t xml:space="preserve">, </w:t>
-      </w:r>
-      <w:proofErr w:type="spellStart"/>
-      <w:r>
-        <w:rPr>
-          <w:rFonts w:ascii="Times New Roman" w:hAnsi="Times New Roman" w:cs="Times New Roman"/>
-          <w:sz w:val="18"/>
-          <w:szCs w:val="18"/>
-          <w:lang w:val="en-GB"/>
-        </w:rPr>
-        <w:t>ինչպես</w:t>
-      </w:r>
-      <w:proofErr w:type="spellEnd"/>
-      <w:r>
-        <w:rPr>
-          <w:rFonts w:ascii="Times New Roman" w:hAnsi="Times New Roman" w:cs="Times New Roman"/>
-          <w:sz w:val="18"/>
-          <w:szCs w:val="18"/>
-          <w:lang w:val="en-GB"/>
-        </w:rPr>
-        <w:t xml:space="preserve"> </w:t>
-      </w:r>
-      <w:proofErr w:type="spellStart"/>
-      <w:r>
-        <w:rPr>
-          <w:rFonts w:ascii="Times New Roman" w:hAnsi="Times New Roman" w:cs="Times New Roman"/>
-          <w:sz w:val="18"/>
-          <w:szCs w:val="18"/>
-          <w:lang w:val="en-GB"/>
-        </w:rPr>
-        <w:t>նաև</w:t>
-      </w:r>
-      <w:proofErr w:type="spellEnd"/>
-      <w:r>
-        <w:rPr>
-          <w:rFonts w:ascii="Times New Roman" w:hAnsi="Times New Roman" w:cs="Times New Roman"/>
-          <w:sz w:val="18"/>
-          <w:szCs w:val="18"/>
-          <w:lang w:val="en-GB"/>
-        </w:rPr>
-        <w:t xml:space="preserve"> </w:t>
-      </w:r>
-      <w:proofErr w:type="spellStart"/>
-      <w:r>
-        <w:rPr>
-          <w:rFonts w:ascii="Times New Roman" w:hAnsi="Times New Roman" w:cs="Times New Roman"/>
-          <w:sz w:val="18"/>
-          <w:szCs w:val="18"/>
-          <w:lang w:val="en-GB"/>
-        </w:rPr>
-        <w:t>Վարկատուի</w:t>
-      </w:r>
-      <w:proofErr w:type="spellEnd"/>
-      <w:r>
-        <w:rPr>
-          <w:rFonts w:ascii="Times New Roman" w:hAnsi="Times New Roman" w:cs="Times New Roman"/>
-          <w:sz w:val="18"/>
-          <w:szCs w:val="18"/>
-          <w:lang w:val="en-GB"/>
-        </w:rPr>
-        <w:t xml:space="preserve"> </w:t>
-      </w:r>
-      <w:proofErr w:type="spellStart"/>
-      <w:r>
-        <w:rPr>
-          <w:rFonts w:ascii="Times New Roman" w:hAnsi="Times New Roman" w:cs="Times New Roman"/>
-          <w:sz w:val="18"/>
-          <w:szCs w:val="18"/>
-          <w:lang w:val="en-GB"/>
-        </w:rPr>
-        <w:t>կողմից</w:t>
-      </w:r>
-      <w:proofErr w:type="spellEnd"/>
-      <w:r>
-        <w:rPr>
-          <w:rFonts w:ascii="Times New Roman" w:hAnsi="Times New Roman" w:cs="Times New Roman"/>
-          <w:sz w:val="18"/>
-          <w:szCs w:val="18"/>
-          <w:lang w:val="en-GB"/>
-        </w:rPr>
-        <w:t xml:space="preserve"> </w:t>
-      </w:r>
-      <w:proofErr w:type="spellStart"/>
-      <w:r>
-        <w:rPr>
-          <w:rFonts w:ascii="Times New Roman" w:hAnsi="Times New Roman" w:cs="Times New Roman"/>
-          <w:sz w:val="18"/>
-          <w:szCs w:val="18"/>
-          <w:lang w:val="en-GB"/>
-        </w:rPr>
-        <w:t>պահանջնրտի</w:t>
-      </w:r>
-      <w:proofErr w:type="spellEnd"/>
-      <w:r>
-        <w:rPr>
-          <w:rFonts w:ascii="Times New Roman" w:hAnsi="Times New Roman" w:cs="Times New Roman"/>
-          <w:sz w:val="18"/>
-          <w:szCs w:val="18"/>
-          <w:lang w:val="en-GB"/>
-        </w:rPr>
-        <w:t xml:space="preserve">, </w:t>
-      </w:r>
-      <w:proofErr w:type="spellStart"/>
-      <w:r>
-        <w:rPr>
-          <w:rFonts w:ascii="Times New Roman" w:hAnsi="Times New Roman" w:cs="Times New Roman"/>
-          <w:sz w:val="18"/>
-          <w:szCs w:val="18"/>
-          <w:lang w:val="en-GB"/>
-        </w:rPr>
-        <w:t>դիմումների</w:t>
-      </w:r>
-      <w:proofErr w:type="spellEnd"/>
-      <w:r>
-        <w:rPr>
-          <w:rFonts w:ascii="Times New Roman" w:hAnsi="Times New Roman" w:cs="Times New Roman"/>
-          <w:sz w:val="18"/>
-          <w:szCs w:val="18"/>
-          <w:lang w:val="en-GB"/>
-        </w:rPr>
-        <w:t xml:space="preserve">, </w:t>
-      </w:r>
-      <w:proofErr w:type="spellStart"/>
-      <w:r>
-        <w:rPr>
-          <w:rFonts w:ascii="Times New Roman" w:hAnsi="Times New Roman" w:cs="Times New Roman"/>
-          <w:sz w:val="18"/>
-          <w:szCs w:val="18"/>
-          <w:lang w:val="en-GB"/>
-        </w:rPr>
-        <w:t>բողոքների</w:t>
-      </w:r>
-      <w:proofErr w:type="spellEnd"/>
-      <w:r>
-        <w:rPr>
-          <w:rFonts w:ascii="Times New Roman" w:hAnsi="Times New Roman" w:cs="Times New Roman"/>
-          <w:sz w:val="18"/>
-          <w:szCs w:val="18"/>
-          <w:lang w:val="en-GB"/>
-        </w:rPr>
-        <w:t xml:space="preserve"> </w:t>
-      </w:r>
-      <w:proofErr w:type="spellStart"/>
-      <w:r>
-        <w:rPr>
-          <w:rFonts w:ascii="Times New Roman" w:hAnsi="Times New Roman" w:cs="Times New Roman"/>
-          <w:sz w:val="18"/>
-          <w:szCs w:val="18"/>
-          <w:lang w:val="en-GB"/>
-        </w:rPr>
-        <w:t>քննարկման</w:t>
-      </w:r>
-      <w:proofErr w:type="spellEnd"/>
-      <w:r>
-        <w:rPr>
-          <w:rFonts w:ascii="Times New Roman" w:hAnsi="Times New Roman" w:cs="Times New Roman"/>
-          <w:sz w:val="18"/>
-          <w:szCs w:val="18"/>
-          <w:lang w:val="en-GB"/>
-        </w:rPr>
-        <w:t xml:space="preserve"> </w:t>
-      </w:r>
-      <w:proofErr w:type="spellStart"/>
-      <w:r>
-        <w:rPr>
-          <w:rFonts w:ascii="Times New Roman" w:hAnsi="Times New Roman" w:cs="Times New Roman"/>
-          <w:sz w:val="18"/>
-          <w:szCs w:val="18"/>
-          <w:lang w:val="en-GB"/>
-        </w:rPr>
-        <w:t>կարգը</w:t>
-      </w:r>
-      <w:proofErr w:type="spellEnd"/>
-      <w:r>
-        <w:rPr>
-          <w:rFonts w:ascii="Times New Roman" w:hAnsi="Times New Roman" w:cs="Times New Roman"/>
-          <w:sz w:val="18"/>
-          <w:szCs w:val="18"/>
-          <w:lang w:val="en-GB"/>
-        </w:rPr>
-        <w:t xml:space="preserve"> և </w:t>
-      </w:r>
-      <w:proofErr w:type="spellStart"/>
-      <w:r>
-        <w:rPr>
-          <w:rFonts w:ascii="Times New Roman" w:hAnsi="Times New Roman" w:cs="Times New Roman"/>
-          <w:sz w:val="18"/>
-          <w:szCs w:val="18"/>
-          <w:lang w:val="en-GB"/>
-        </w:rPr>
-        <w:t>ժամկետները</w:t>
-      </w:r>
-      <w:proofErr w:type="spellEnd"/>
-      <w:r>
-        <w:rPr>
-          <w:rFonts w:ascii="Times New Roman" w:hAnsi="Times New Roman" w:cs="Times New Roman"/>
-          <w:sz w:val="18"/>
-          <w:szCs w:val="18"/>
-          <w:lang w:val="en-GB"/>
-        </w:rPr>
-        <w:t>,</w:t>
+        <w:t>Վարկառուի՝ Պայմանագրի կնքումից հետո առաջացող պահանջները, դիմումները, բողոքները Վարկատուին ներկայացնելու կարգը, ինչպես նաև Վարկատուի կողմից պահանջնրտի, դիմումների, բողոքների քննարկման կարգը և ժամկետները,</w:t>
       </w:r>
     </w:p>
     <w:p>
@@ -16146,7 +9015,6 @@
           <w:lang w:val="hy-AM"/>
         </w:rPr>
       </w:pPr>
-      <w:proofErr w:type="spellStart"/>
       <w:r>
         <w:rPr>
           <w:rFonts w:ascii="Times New Roman" w:hAnsi="Times New Roman" w:cs="Times New Roman"/>
@@ -16154,457 +9022,7 @@
           <w:szCs w:val="18"/>
           <w:lang w:val="en-GB"/>
         </w:rPr>
-        <w:t>Վարկառուի</w:t>
-      </w:r>
-      <w:proofErr w:type="spellEnd"/>
-      <w:r>
-        <w:rPr>
-          <w:rFonts w:ascii="Times New Roman" w:hAnsi="Times New Roman" w:cs="Times New Roman"/>
-          <w:sz w:val="18"/>
-          <w:szCs w:val="18"/>
-          <w:lang w:val="en-GB"/>
-        </w:rPr>
-        <w:t xml:space="preserve"> </w:t>
-      </w:r>
-      <w:proofErr w:type="spellStart"/>
-      <w:r>
-        <w:rPr>
-          <w:rFonts w:ascii="Times New Roman" w:hAnsi="Times New Roman" w:cs="Times New Roman"/>
-          <w:sz w:val="18"/>
-          <w:szCs w:val="18"/>
-          <w:lang w:val="en-GB"/>
-        </w:rPr>
-        <w:t>իրավունքները</w:t>
-      </w:r>
-      <w:proofErr w:type="spellEnd"/>
-      <w:r>
-        <w:rPr>
-          <w:rFonts w:ascii="Times New Roman" w:hAnsi="Times New Roman" w:cs="Times New Roman"/>
-          <w:sz w:val="18"/>
-          <w:szCs w:val="18"/>
-          <w:lang w:val="en-GB"/>
-        </w:rPr>
-        <w:t xml:space="preserve"> </w:t>
-      </w:r>
-      <w:proofErr w:type="spellStart"/>
-      <w:r>
-        <w:rPr>
-          <w:rFonts w:ascii="Times New Roman" w:hAnsi="Times New Roman" w:cs="Times New Roman"/>
-          <w:sz w:val="18"/>
-          <w:szCs w:val="18"/>
-          <w:lang w:val="en-GB"/>
-        </w:rPr>
-        <w:t>դատական</w:t>
-      </w:r>
-      <w:proofErr w:type="spellEnd"/>
-      <w:r>
-        <w:rPr>
-          <w:rFonts w:ascii="Times New Roman" w:hAnsi="Times New Roman" w:cs="Times New Roman"/>
-          <w:sz w:val="18"/>
-          <w:szCs w:val="18"/>
-          <w:lang w:val="en-GB"/>
-        </w:rPr>
-        <w:t xml:space="preserve"> </w:t>
-      </w:r>
-      <w:proofErr w:type="spellStart"/>
-      <w:r>
-        <w:rPr>
-          <w:rFonts w:ascii="Times New Roman" w:hAnsi="Times New Roman" w:cs="Times New Roman"/>
-          <w:sz w:val="18"/>
-          <w:szCs w:val="18"/>
-          <w:lang w:val="en-GB"/>
-        </w:rPr>
-        <w:t>կարգով</w:t>
-      </w:r>
-      <w:proofErr w:type="spellEnd"/>
-      <w:r>
-        <w:rPr>
-          <w:rFonts w:ascii="Times New Roman" w:hAnsi="Times New Roman" w:cs="Times New Roman"/>
-          <w:sz w:val="18"/>
-          <w:szCs w:val="18"/>
-          <w:lang w:val="en-GB"/>
-        </w:rPr>
-        <w:t xml:space="preserve">, </w:t>
-      </w:r>
-      <w:proofErr w:type="spellStart"/>
-      <w:r>
-        <w:rPr>
-          <w:rFonts w:ascii="Times New Roman" w:hAnsi="Times New Roman" w:cs="Times New Roman"/>
-          <w:sz w:val="18"/>
-          <w:szCs w:val="18"/>
-          <w:lang w:val="en-GB"/>
-        </w:rPr>
-        <w:t>ինչպես</w:t>
-      </w:r>
-      <w:proofErr w:type="spellEnd"/>
-      <w:r>
-        <w:rPr>
-          <w:rFonts w:ascii="Times New Roman" w:hAnsi="Times New Roman" w:cs="Times New Roman"/>
-          <w:sz w:val="18"/>
-          <w:szCs w:val="18"/>
-          <w:lang w:val="en-GB"/>
-        </w:rPr>
-        <w:t xml:space="preserve"> </w:t>
-      </w:r>
-      <w:proofErr w:type="spellStart"/>
-      <w:r>
-        <w:rPr>
-          <w:rFonts w:ascii="Times New Roman" w:hAnsi="Times New Roman" w:cs="Times New Roman"/>
-          <w:sz w:val="18"/>
-          <w:szCs w:val="18"/>
-          <w:lang w:val="en-GB"/>
-        </w:rPr>
-        <w:t>նաև</w:t>
-      </w:r>
-      <w:proofErr w:type="spellEnd"/>
-      <w:r>
-        <w:rPr>
-          <w:rFonts w:ascii="Times New Roman" w:hAnsi="Times New Roman" w:cs="Times New Roman"/>
-          <w:sz w:val="18"/>
-          <w:szCs w:val="18"/>
-          <w:lang w:val="en-GB"/>
-        </w:rPr>
-        <w:t xml:space="preserve"> </w:t>
-      </w:r>
-      <w:proofErr w:type="spellStart"/>
-      <w:r>
-        <w:rPr>
-          <w:rFonts w:ascii="Times New Roman" w:hAnsi="Times New Roman" w:cs="Times New Roman"/>
-          <w:sz w:val="18"/>
-          <w:szCs w:val="18"/>
-          <w:lang w:val="en-GB"/>
-        </w:rPr>
-        <w:t>արբիտրաժային</w:t>
-      </w:r>
-      <w:proofErr w:type="spellEnd"/>
-      <w:r>
-        <w:rPr>
-          <w:rFonts w:ascii="Times New Roman" w:hAnsi="Times New Roman" w:cs="Times New Roman"/>
-          <w:sz w:val="18"/>
-          <w:szCs w:val="18"/>
-          <w:lang w:val="en-GB"/>
-        </w:rPr>
-        <w:t xml:space="preserve"> </w:t>
-      </w:r>
-      <w:proofErr w:type="spellStart"/>
-      <w:r>
-        <w:rPr>
-          <w:rFonts w:ascii="Times New Roman" w:hAnsi="Times New Roman" w:cs="Times New Roman"/>
-          <w:sz w:val="18"/>
-          <w:szCs w:val="18"/>
-          <w:lang w:val="en-GB"/>
-        </w:rPr>
-        <w:t>դատարանի</w:t>
-      </w:r>
-      <w:proofErr w:type="spellEnd"/>
-      <w:r>
-        <w:rPr>
-          <w:rFonts w:ascii="Times New Roman" w:hAnsi="Times New Roman" w:cs="Times New Roman"/>
-          <w:sz w:val="18"/>
-          <w:szCs w:val="18"/>
-          <w:lang w:val="en-GB"/>
-        </w:rPr>
-        <w:t xml:space="preserve"> և/</w:t>
-      </w:r>
-      <w:proofErr w:type="spellStart"/>
-      <w:r>
-        <w:rPr>
-          <w:rFonts w:ascii="Times New Roman" w:hAnsi="Times New Roman" w:cs="Times New Roman"/>
-          <w:sz w:val="18"/>
-          <w:szCs w:val="18"/>
-          <w:lang w:val="en-GB"/>
-        </w:rPr>
-        <w:t>կամ</w:t>
-      </w:r>
-      <w:proofErr w:type="spellEnd"/>
-      <w:r>
-        <w:rPr>
-          <w:rFonts w:ascii="Times New Roman" w:hAnsi="Times New Roman" w:cs="Times New Roman"/>
-          <w:sz w:val="18"/>
-          <w:szCs w:val="18"/>
-          <w:lang w:val="en-GB"/>
-        </w:rPr>
-        <w:t xml:space="preserve"> </w:t>
-      </w:r>
-      <w:proofErr w:type="spellStart"/>
-      <w:r>
-        <w:rPr>
-          <w:rFonts w:ascii="Times New Roman" w:hAnsi="Times New Roman" w:cs="Times New Roman"/>
-          <w:sz w:val="18"/>
-          <w:szCs w:val="18"/>
-          <w:lang w:val="en-GB"/>
-        </w:rPr>
-        <w:t>Ֆինանսական</w:t>
-      </w:r>
-      <w:proofErr w:type="spellEnd"/>
-      <w:r>
-        <w:rPr>
-          <w:rFonts w:ascii="Times New Roman" w:hAnsi="Times New Roman" w:cs="Times New Roman"/>
-          <w:sz w:val="18"/>
-          <w:szCs w:val="18"/>
-          <w:lang w:val="en-GB"/>
-        </w:rPr>
-        <w:t xml:space="preserve"> </w:t>
-      </w:r>
-      <w:proofErr w:type="spellStart"/>
-      <w:r>
-        <w:rPr>
-          <w:rFonts w:ascii="Times New Roman" w:hAnsi="Times New Roman" w:cs="Times New Roman"/>
-          <w:sz w:val="18"/>
-          <w:szCs w:val="18"/>
-          <w:lang w:val="en-GB"/>
-        </w:rPr>
-        <w:t>համակարգի</w:t>
-      </w:r>
-      <w:proofErr w:type="spellEnd"/>
-      <w:r>
-        <w:rPr>
-          <w:rFonts w:ascii="Times New Roman" w:hAnsi="Times New Roman" w:cs="Times New Roman"/>
-          <w:sz w:val="18"/>
-          <w:szCs w:val="18"/>
-          <w:lang w:val="en-GB"/>
-        </w:rPr>
-        <w:t xml:space="preserve"> </w:t>
-      </w:r>
-      <w:proofErr w:type="spellStart"/>
-      <w:r>
-        <w:rPr>
-          <w:rFonts w:ascii="Times New Roman" w:hAnsi="Times New Roman" w:cs="Times New Roman"/>
-          <w:sz w:val="18"/>
-          <w:szCs w:val="18"/>
-          <w:lang w:val="en-GB"/>
-        </w:rPr>
-        <w:t>հաշտարարի</w:t>
-      </w:r>
-      <w:proofErr w:type="spellEnd"/>
-      <w:r>
-        <w:rPr>
-          <w:rFonts w:ascii="Times New Roman" w:hAnsi="Times New Roman" w:cs="Times New Roman"/>
-          <w:sz w:val="18"/>
-          <w:szCs w:val="18"/>
-          <w:lang w:val="en-GB"/>
-        </w:rPr>
-        <w:t xml:space="preserve"> </w:t>
-      </w:r>
-      <w:proofErr w:type="spellStart"/>
-      <w:r>
-        <w:rPr>
-          <w:rFonts w:ascii="Times New Roman" w:hAnsi="Times New Roman" w:cs="Times New Roman"/>
-          <w:sz w:val="18"/>
-          <w:szCs w:val="18"/>
-          <w:lang w:val="en-GB"/>
-        </w:rPr>
-        <w:t>միջոցով</w:t>
-      </w:r>
-      <w:proofErr w:type="spellEnd"/>
-      <w:r>
-        <w:rPr>
-          <w:rFonts w:ascii="Times New Roman" w:hAnsi="Times New Roman" w:cs="Times New Roman"/>
-          <w:sz w:val="18"/>
-          <w:szCs w:val="18"/>
-          <w:lang w:val="en-GB"/>
-        </w:rPr>
-        <w:t xml:space="preserve"> </w:t>
-      </w:r>
-      <w:proofErr w:type="spellStart"/>
-      <w:r>
-        <w:rPr>
-          <w:rFonts w:ascii="Times New Roman" w:hAnsi="Times New Roman" w:cs="Times New Roman"/>
-          <w:sz w:val="18"/>
-          <w:szCs w:val="18"/>
-          <w:lang w:val="en-GB"/>
-        </w:rPr>
-        <w:t>պաշտպանելու</w:t>
-      </w:r>
-      <w:proofErr w:type="spellEnd"/>
-      <w:r>
-        <w:rPr>
-          <w:rFonts w:ascii="Times New Roman" w:hAnsi="Times New Roman" w:cs="Times New Roman"/>
-          <w:sz w:val="18"/>
-          <w:szCs w:val="18"/>
-          <w:lang w:val="en-GB"/>
-        </w:rPr>
-        <w:t xml:space="preserve"> </w:t>
-      </w:r>
-      <w:proofErr w:type="spellStart"/>
-      <w:r>
-        <w:rPr>
-          <w:rFonts w:ascii="Times New Roman" w:hAnsi="Times New Roman" w:cs="Times New Roman"/>
-          <w:sz w:val="18"/>
-          <w:szCs w:val="18"/>
-          <w:lang w:val="en-GB"/>
-        </w:rPr>
-        <w:t>հնարավորության</w:t>
-      </w:r>
-      <w:proofErr w:type="spellEnd"/>
-      <w:r>
-        <w:rPr>
-          <w:rFonts w:ascii="Times New Roman" w:hAnsi="Times New Roman" w:cs="Times New Roman"/>
-          <w:sz w:val="18"/>
-          <w:szCs w:val="18"/>
-          <w:lang w:val="en-GB"/>
-        </w:rPr>
-        <w:t xml:space="preserve"> </w:t>
-      </w:r>
-      <w:proofErr w:type="spellStart"/>
-      <w:r>
-        <w:rPr>
-          <w:rFonts w:ascii="Times New Roman" w:hAnsi="Times New Roman" w:cs="Times New Roman"/>
-          <w:sz w:val="18"/>
-          <w:szCs w:val="18"/>
-          <w:lang w:val="en-GB"/>
-        </w:rPr>
-        <w:t>մասին</w:t>
-      </w:r>
-      <w:proofErr w:type="spellEnd"/>
-      <w:r>
-        <w:rPr>
-          <w:rFonts w:ascii="Times New Roman" w:hAnsi="Times New Roman" w:cs="Times New Roman"/>
-          <w:sz w:val="18"/>
-          <w:szCs w:val="18"/>
-          <w:lang w:val="en-GB"/>
-        </w:rPr>
-        <w:t xml:space="preserve">՝ </w:t>
-      </w:r>
-      <w:proofErr w:type="spellStart"/>
-      <w:r>
-        <w:rPr>
-          <w:rFonts w:ascii="Times New Roman" w:hAnsi="Times New Roman" w:cs="Times New Roman"/>
-          <w:sz w:val="18"/>
-          <w:szCs w:val="18"/>
-          <w:lang w:val="en-GB"/>
-        </w:rPr>
-        <w:t>տրամադրելով</w:t>
-      </w:r>
-      <w:proofErr w:type="spellEnd"/>
-      <w:r>
-        <w:rPr>
-          <w:rFonts w:ascii="Times New Roman" w:hAnsi="Times New Roman" w:cs="Times New Roman"/>
-          <w:sz w:val="18"/>
-          <w:szCs w:val="18"/>
-          <w:lang w:val="en-GB"/>
-        </w:rPr>
-        <w:t xml:space="preserve"> «</w:t>
-      </w:r>
-      <w:proofErr w:type="spellStart"/>
-      <w:r>
-        <w:rPr>
-          <w:rFonts w:ascii="Times New Roman" w:hAnsi="Times New Roman" w:cs="Times New Roman"/>
-          <w:sz w:val="18"/>
-          <w:szCs w:val="18"/>
-          <w:lang w:val="en-GB"/>
-        </w:rPr>
-        <w:t>Ինչ</w:t>
-      </w:r>
-      <w:proofErr w:type="spellEnd"/>
-      <w:r>
-        <w:rPr>
-          <w:rFonts w:ascii="Times New Roman" w:hAnsi="Times New Roman" w:cs="Times New Roman"/>
-          <w:sz w:val="18"/>
-          <w:szCs w:val="18"/>
-          <w:lang w:val="en-GB"/>
-        </w:rPr>
-        <w:t xml:space="preserve"> </w:t>
-      </w:r>
-      <w:proofErr w:type="spellStart"/>
-      <w:r>
-        <w:rPr>
-          <w:rFonts w:ascii="Times New Roman" w:hAnsi="Times New Roman" w:cs="Times New Roman"/>
-          <w:sz w:val="18"/>
-          <w:szCs w:val="18"/>
-          <w:lang w:val="en-GB"/>
-        </w:rPr>
-        <w:t>անել</w:t>
-      </w:r>
-      <w:proofErr w:type="spellEnd"/>
-      <w:r>
-        <w:rPr>
-          <w:rFonts w:ascii="Times New Roman" w:hAnsi="Times New Roman" w:cs="Times New Roman"/>
-          <w:sz w:val="18"/>
-          <w:szCs w:val="18"/>
-          <w:lang w:val="en-GB"/>
-        </w:rPr>
-        <w:t xml:space="preserve">, </w:t>
-      </w:r>
-      <w:proofErr w:type="spellStart"/>
-      <w:r>
-        <w:rPr>
-          <w:rFonts w:ascii="Times New Roman" w:hAnsi="Times New Roman" w:cs="Times New Roman"/>
-          <w:sz w:val="18"/>
-          <w:szCs w:val="18"/>
-          <w:lang w:val="en-GB"/>
-        </w:rPr>
-        <w:t>եթե</w:t>
-      </w:r>
-      <w:proofErr w:type="spellEnd"/>
-      <w:r>
-        <w:rPr>
-          <w:rFonts w:ascii="Times New Roman" w:hAnsi="Times New Roman" w:cs="Times New Roman"/>
-          <w:sz w:val="18"/>
-          <w:szCs w:val="18"/>
-          <w:lang w:val="en-GB"/>
-        </w:rPr>
-        <w:t xml:space="preserve"> </w:t>
-      </w:r>
-      <w:proofErr w:type="spellStart"/>
-      <w:r>
-        <w:rPr>
-          <w:rFonts w:ascii="Times New Roman" w:hAnsi="Times New Roman" w:cs="Times New Roman"/>
-          <w:sz w:val="18"/>
-          <w:szCs w:val="18"/>
-          <w:lang w:val="en-GB"/>
-        </w:rPr>
-        <w:t>բողոք</w:t>
-      </w:r>
-      <w:proofErr w:type="spellEnd"/>
-      <w:r>
-        <w:rPr>
-          <w:rFonts w:ascii="Times New Roman" w:hAnsi="Times New Roman" w:cs="Times New Roman"/>
-          <w:sz w:val="18"/>
-          <w:szCs w:val="18"/>
-          <w:lang w:val="en-GB"/>
-        </w:rPr>
-        <w:t xml:space="preserve"> </w:t>
-      </w:r>
-      <w:proofErr w:type="spellStart"/>
-      <w:r>
-        <w:rPr>
-          <w:rFonts w:ascii="Times New Roman" w:hAnsi="Times New Roman" w:cs="Times New Roman"/>
-          <w:sz w:val="18"/>
-          <w:szCs w:val="18"/>
-          <w:lang w:val="en-GB"/>
-        </w:rPr>
-        <w:t>ունեք</w:t>
-      </w:r>
-      <w:proofErr w:type="spellEnd"/>
-      <w:r>
-        <w:rPr>
-          <w:rFonts w:ascii="Times New Roman" w:hAnsi="Times New Roman" w:cs="Times New Roman"/>
-          <w:sz w:val="18"/>
-          <w:szCs w:val="18"/>
-          <w:lang w:val="en-GB"/>
-        </w:rPr>
-        <w:t xml:space="preserve">» </w:t>
-      </w:r>
-      <w:proofErr w:type="spellStart"/>
-      <w:r>
-        <w:rPr>
-          <w:rFonts w:ascii="Times New Roman" w:hAnsi="Times New Roman" w:cs="Times New Roman"/>
-          <w:sz w:val="18"/>
-          <w:szCs w:val="18"/>
-          <w:lang w:val="en-GB"/>
-        </w:rPr>
-        <w:t>ձևաթուղթը</w:t>
-      </w:r>
-      <w:proofErr w:type="spellEnd"/>
-      <w:r>
-        <w:rPr>
-          <w:rFonts w:ascii="Times New Roman" w:hAnsi="Times New Roman" w:cs="Times New Roman"/>
-          <w:sz w:val="18"/>
-          <w:szCs w:val="18"/>
-          <w:lang w:val="en-GB"/>
-        </w:rPr>
-        <w:t>,</w:t>
+        <w:t>Վարկառուի իրավունքները դատական կարգով, ինչպես նաև արբիտրաժային դատարանի և/կամ Ֆինանսական համակարգի հաշտարարի միջոցով պաշտպանելու հնարավորության մասին՝ տրամադրելով «Ինչ անել, եթե բողոք ունեք» ձևաթուղթը,</w:t>
       </w:r>
     </w:p>
     <w:p>
@@ -16626,7 +9044,6 @@
           <w:lang w:val="hy-AM"/>
         </w:rPr>
       </w:pPr>
-      <w:proofErr w:type="spellStart"/>
       <w:r>
         <w:rPr>
           <w:rFonts w:ascii="Times New Roman" w:hAnsi="Times New Roman" w:cs="Times New Roman"/>
@@ -16634,177 +9051,7 @@
           <w:szCs w:val="18"/>
           <w:lang w:val="en-GB"/>
         </w:rPr>
-        <w:t>Պայմանագրով</w:t>
-      </w:r>
-      <w:proofErr w:type="spellEnd"/>
-      <w:r>
-        <w:rPr>
-          <w:rFonts w:ascii="Times New Roman" w:hAnsi="Times New Roman" w:cs="Times New Roman"/>
-          <w:sz w:val="18"/>
-          <w:szCs w:val="18"/>
-          <w:lang w:val="en-GB"/>
-        </w:rPr>
-        <w:t xml:space="preserve"> </w:t>
-      </w:r>
-      <w:proofErr w:type="spellStart"/>
-      <w:r>
-        <w:rPr>
-          <w:rFonts w:ascii="Times New Roman" w:hAnsi="Times New Roman" w:cs="Times New Roman"/>
-          <w:sz w:val="18"/>
-          <w:szCs w:val="18"/>
-          <w:lang w:val="en-GB"/>
-        </w:rPr>
-        <w:t>սահմանված</w:t>
-      </w:r>
-      <w:proofErr w:type="spellEnd"/>
-      <w:r>
-        <w:rPr>
-          <w:rFonts w:ascii="Times New Roman" w:hAnsi="Times New Roman" w:cs="Times New Roman"/>
-          <w:sz w:val="18"/>
-          <w:szCs w:val="18"/>
-          <w:lang w:val="en-GB"/>
-        </w:rPr>
-        <w:t xml:space="preserve"> </w:t>
-      </w:r>
-      <w:proofErr w:type="spellStart"/>
-      <w:r>
-        <w:rPr>
-          <w:rFonts w:ascii="Times New Roman" w:hAnsi="Times New Roman" w:cs="Times New Roman"/>
-          <w:sz w:val="18"/>
-          <w:szCs w:val="18"/>
-          <w:lang w:val="en-GB"/>
-        </w:rPr>
-        <w:t>պարտավորությունները</w:t>
-      </w:r>
-      <w:proofErr w:type="spellEnd"/>
-      <w:r>
-        <w:rPr>
-          <w:rFonts w:ascii="Times New Roman" w:hAnsi="Times New Roman" w:cs="Times New Roman"/>
-          <w:sz w:val="18"/>
-          <w:szCs w:val="18"/>
-          <w:lang w:val="en-GB"/>
-        </w:rPr>
-        <w:t xml:space="preserve"> </w:t>
-      </w:r>
-      <w:proofErr w:type="spellStart"/>
-      <w:r>
-        <w:rPr>
-          <w:rFonts w:ascii="Times New Roman" w:hAnsi="Times New Roman" w:cs="Times New Roman"/>
-          <w:sz w:val="18"/>
-          <w:szCs w:val="18"/>
-          <w:lang w:val="en-GB"/>
-        </w:rPr>
-        <w:t>ժամկետից</w:t>
-      </w:r>
-      <w:proofErr w:type="spellEnd"/>
-      <w:r>
-        <w:rPr>
-          <w:rFonts w:ascii="Times New Roman" w:hAnsi="Times New Roman" w:cs="Times New Roman"/>
-          <w:sz w:val="18"/>
-          <w:szCs w:val="18"/>
-          <w:lang w:val="en-GB"/>
-        </w:rPr>
-        <w:t xml:space="preserve"> </w:t>
-      </w:r>
-      <w:proofErr w:type="spellStart"/>
-      <w:r>
-        <w:rPr>
-          <w:rFonts w:ascii="Times New Roman" w:hAnsi="Times New Roman" w:cs="Times New Roman"/>
-          <w:sz w:val="18"/>
-          <w:szCs w:val="18"/>
-          <w:lang w:val="en-GB"/>
-        </w:rPr>
-        <w:t>շուտ</w:t>
-      </w:r>
-      <w:proofErr w:type="spellEnd"/>
-      <w:r>
-        <w:rPr>
-          <w:rFonts w:ascii="Times New Roman" w:hAnsi="Times New Roman" w:cs="Times New Roman"/>
-          <w:sz w:val="18"/>
-          <w:szCs w:val="18"/>
-          <w:lang w:val="en-GB"/>
-        </w:rPr>
-        <w:t xml:space="preserve"> </w:t>
-      </w:r>
-      <w:proofErr w:type="spellStart"/>
-      <w:r>
-        <w:rPr>
-          <w:rFonts w:ascii="Times New Roman" w:hAnsi="Times New Roman" w:cs="Times New Roman"/>
-          <w:sz w:val="18"/>
-          <w:szCs w:val="18"/>
-          <w:lang w:val="en-GB"/>
-        </w:rPr>
-        <w:t>կատարելու</w:t>
-      </w:r>
-      <w:proofErr w:type="spellEnd"/>
-      <w:r>
-        <w:rPr>
-          <w:rFonts w:ascii="Times New Roman" w:hAnsi="Times New Roman" w:cs="Times New Roman"/>
-          <w:sz w:val="18"/>
-          <w:szCs w:val="18"/>
-          <w:lang w:val="en-GB"/>
-        </w:rPr>
-        <w:t xml:space="preserve"> </w:t>
-      </w:r>
-      <w:proofErr w:type="spellStart"/>
-      <w:r>
-        <w:rPr>
-          <w:rFonts w:ascii="Times New Roman" w:hAnsi="Times New Roman" w:cs="Times New Roman"/>
-          <w:sz w:val="18"/>
-          <w:szCs w:val="18"/>
-          <w:lang w:val="en-GB"/>
-        </w:rPr>
-        <w:t>Վարկառուի</w:t>
-      </w:r>
-      <w:proofErr w:type="spellEnd"/>
-      <w:r>
-        <w:rPr>
-          <w:rFonts w:ascii="Times New Roman" w:hAnsi="Times New Roman" w:cs="Times New Roman"/>
-          <w:sz w:val="18"/>
-          <w:szCs w:val="18"/>
-          <w:lang w:val="en-GB"/>
-        </w:rPr>
-        <w:t xml:space="preserve"> </w:t>
-      </w:r>
-      <w:proofErr w:type="spellStart"/>
-      <w:r>
-        <w:rPr>
-          <w:rFonts w:ascii="Times New Roman" w:hAnsi="Times New Roman" w:cs="Times New Roman"/>
-          <w:sz w:val="18"/>
-          <w:szCs w:val="18"/>
-          <w:lang w:val="en-GB"/>
-        </w:rPr>
-        <w:t>իրավունքի</w:t>
-      </w:r>
-      <w:proofErr w:type="spellEnd"/>
-      <w:r>
-        <w:rPr>
-          <w:rFonts w:ascii="Times New Roman" w:hAnsi="Times New Roman" w:cs="Times New Roman"/>
-          <w:sz w:val="18"/>
-          <w:szCs w:val="18"/>
-          <w:lang w:val="en-GB"/>
-        </w:rPr>
-        <w:t xml:space="preserve"> </w:t>
-      </w:r>
-      <w:proofErr w:type="spellStart"/>
-      <w:r>
-        <w:rPr>
-          <w:rFonts w:ascii="Times New Roman" w:hAnsi="Times New Roman" w:cs="Times New Roman"/>
-          <w:sz w:val="18"/>
-          <w:szCs w:val="18"/>
-          <w:lang w:val="en-GB"/>
-        </w:rPr>
-        <w:t>մասին</w:t>
-      </w:r>
-      <w:proofErr w:type="spellEnd"/>
-      <w:r>
-        <w:rPr>
-          <w:rFonts w:ascii="Times New Roman" w:hAnsi="Times New Roman" w:cs="Times New Roman"/>
-          <w:sz w:val="18"/>
-          <w:szCs w:val="18"/>
-          <w:lang w:val="en-GB"/>
-        </w:rPr>
-        <w:t>,</w:t>
+        <w:t>Պայմանագրով սահմանված պարտավորությունները ժամկետից շուտ կատարելու Վարկառուի իրավունքի մասին,</w:t>
       </w:r>
     </w:p>
     <w:p>
@@ -16826,7 +9073,6 @@
           <w:lang w:val="hy-AM"/>
         </w:rPr>
       </w:pPr>
-      <w:proofErr w:type="spellStart"/>
       <w:r>
         <w:rPr>
           <w:rFonts w:ascii="Times New Roman" w:hAnsi="Times New Roman" w:cs="Times New Roman"/>
@@ -16834,197 +9080,7 @@
           <w:szCs w:val="18"/>
           <w:lang w:val="en-GB"/>
         </w:rPr>
-        <w:t>Անձնական</w:t>
-      </w:r>
-      <w:proofErr w:type="spellEnd"/>
-      <w:r>
-        <w:rPr>
-          <w:rFonts w:ascii="Times New Roman" w:hAnsi="Times New Roman" w:cs="Times New Roman"/>
-          <w:sz w:val="18"/>
-          <w:szCs w:val="18"/>
-          <w:lang w:val="en-GB"/>
-        </w:rPr>
-        <w:t xml:space="preserve"> </w:t>
-      </w:r>
-      <w:proofErr w:type="spellStart"/>
-      <w:r>
-        <w:rPr>
-          <w:rFonts w:ascii="Times New Roman" w:hAnsi="Times New Roman" w:cs="Times New Roman"/>
-          <w:sz w:val="18"/>
-          <w:szCs w:val="18"/>
-          <w:lang w:val="en-GB"/>
-        </w:rPr>
-        <w:t>տվյալների</w:t>
-      </w:r>
-      <w:proofErr w:type="spellEnd"/>
-      <w:r>
-        <w:rPr>
-          <w:rFonts w:ascii="Times New Roman" w:hAnsi="Times New Roman" w:cs="Times New Roman"/>
-          <w:sz w:val="18"/>
-          <w:szCs w:val="18"/>
-          <w:lang w:val="en-GB"/>
-        </w:rPr>
-        <w:t xml:space="preserve"> </w:t>
-      </w:r>
-      <w:proofErr w:type="spellStart"/>
-      <w:r>
-        <w:rPr>
-          <w:rFonts w:ascii="Times New Roman" w:hAnsi="Times New Roman" w:cs="Times New Roman"/>
-          <w:sz w:val="18"/>
-          <w:szCs w:val="18"/>
-          <w:lang w:val="en-GB"/>
-        </w:rPr>
-        <w:t>մշակման</w:t>
-      </w:r>
-      <w:proofErr w:type="spellEnd"/>
-      <w:r>
-        <w:rPr>
-          <w:rFonts w:ascii="Times New Roman" w:hAnsi="Times New Roman" w:cs="Times New Roman"/>
-          <w:sz w:val="18"/>
-          <w:szCs w:val="18"/>
-          <w:lang w:val="en-GB"/>
-        </w:rPr>
-        <w:t xml:space="preserve">, </w:t>
-      </w:r>
-      <w:proofErr w:type="spellStart"/>
-      <w:r>
-        <w:rPr>
-          <w:rFonts w:ascii="Times New Roman" w:hAnsi="Times New Roman" w:cs="Times New Roman"/>
-          <w:sz w:val="18"/>
-          <w:szCs w:val="18"/>
-          <w:lang w:val="en-GB"/>
-        </w:rPr>
-        <w:t>պահպանման</w:t>
-      </w:r>
-      <w:proofErr w:type="spellEnd"/>
-      <w:r>
-        <w:rPr>
-          <w:rFonts w:ascii="Times New Roman" w:hAnsi="Times New Roman" w:cs="Times New Roman"/>
-          <w:sz w:val="18"/>
-          <w:szCs w:val="18"/>
-          <w:lang w:val="en-GB"/>
-        </w:rPr>
-        <w:t xml:space="preserve"> </w:t>
-      </w:r>
-      <w:proofErr w:type="spellStart"/>
-      <w:r>
-        <w:rPr>
-          <w:rFonts w:ascii="Times New Roman" w:hAnsi="Times New Roman" w:cs="Times New Roman"/>
-          <w:sz w:val="18"/>
-          <w:szCs w:val="18"/>
-          <w:lang w:val="en-GB"/>
-        </w:rPr>
-        <w:t>կարգին</w:t>
-      </w:r>
-      <w:proofErr w:type="spellEnd"/>
-      <w:r>
-        <w:rPr>
-          <w:rFonts w:ascii="Times New Roman" w:hAnsi="Times New Roman" w:cs="Times New Roman"/>
-          <w:sz w:val="18"/>
-          <w:szCs w:val="18"/>
-          <w:lang w:val="en-GB"/>
-        </w:rPr>
-        <w:t xml:space="preserve">, </w:t>
-      </w:r>
-      <w:proofErr w:type="spellStart"/>
-      <w:r>
-        <w:rPr>
-          <w:rFonts w:ascii="Times New Roman" w:hAnsi="Times New Roman" w:cs="Times New Roman"/>
-          <w:sz w:val="18"/>
-          <w:szCs w:val="18"/>
-          <w:lang w:val="en-GB"/>
-        </w:rPr>
-        <w:t>որին</w:t>
-      </w:r>
-      <w:proofErr w:type="spellEnd"/>
-      <w:r>
-        <w:rPr>
-          <w:rFonts w:ascii="Times New Roman" w:hAnsi="Times New Roman" w:cs="Times New Roman"/>
-          <w:sz w:val="18"/>
-          <w:szCs w:val="18"/>
-          <w:lang w:val="en-GB"/>
-        </w:rPr>
-        <w:t xml:space="preserve"> </w:t>
-      </w:r>
-      <w:proofErr w:type="spellStart"/>
-      <w:r>
-        <w:rPr>
-          <w:rFonts w:ascii="Times New Roman" w:hAnsi="Times New Roman" w:cs="Times New Roman"/>
-          <w:sz w:val="18"/>
-          <w:szCs w:val="18"/>
-          <w:lang w:val="en-GB"/>
-        </w:rPr>
-        <w:t>Վարկառուն</w:t>
-      </w:r>
-      <w:proofErr w:type="spellEnd"/>
-      <w:r>
-        <w:rPr>
-          <w:rFonts w:ascii="Times New Roman" w:hAnsi="Times New Roman" w:cs="Times New Roman"/>
-          <w:sz w:val="18"/>
-          <w:szCs w:val="18"/>
-          <w:lang w:val="en-GB"/>
-        </w:rPr>
-        <w:t xml:space="preserve"> </w:t>
-      </w:r>
-      <w:proofErr w:type="spellStart"/>
-      <w:r>
-        <w:rPr>
-          <w:rFonts w:ascii="Times New Roman" w:hAnsi="Times New Roman" w:cs="Times New Roman"/>
-          <w:sz w:val="18"/>
-          <w:szCs w:val="18"/>
-          <w:lang w:val="en-GB"/>
-        </w:rPr>
-        <w:t>տվել</w:t>
-      </w:r>
-      <w:proofErr w:type="spellEnd"/>
-      <w:r>
-        <w:rPr>
-          <w:rFonts w:ascii="Times New Roman" w:hAnsi="Times New Roman" w:cs="Times New Roman"/>
-          <w:sz w:val="18"/>
-          <w:szCs w:val="18"/>
-          <w:lang w:val="en-GB"/>
-        </w:rPr>
-        <w:t xml:space="preserve"> է </w:t>
-      </w:r>
-      <w:proofErr w:type="spellStart"/>
-      <w:r>
-        <w:rPr>
-          <w:rFonts w:ascii="Times New Roman" w:hAnsi="Times New Roman" w:cs="Times New Roman"/>
-          <w:sz w:val="18"/>
-          <w:szCs w:val="18"/>
-          <w:lang w:val="en-GB"/>
-        </w:rPr>
-        <w:t>իր</w:t>
-      </w:r>
-      <w:proofErr w:type="spellEnd"/>
-      <w:r>
-        <w:rPr>
-          <w:rFonts w:ascii="Times New Roman" w:hAnsi="Times New Roman" w:cs="Times New Roman"/>
-          <w:sz w:val="18"/>
-          <w:szCs w:val="18"/>
-          <w:lang w:val="en-GB"/>
-        </w:rPr>
-        <w:t xml:space="preserve"> </w:t>
-      </w:r>
-      <w:proofErr w:type="spellStart"/>
-      <w:r>
-        <w:rPr>
-          <w:rFonts w:ascii="Times New Roman" w:hAnsi="Times New Roman" w:cs="Times New Roman"/>
-          <w:sz w:val="18"/>
-          <w:szCs w:val="18"/>
-          <w:lang w:val="en-GB"/>
-        </w:rPr>
-        <w:t>համաձայնությունը</w:t>
-      </w:r>
-      <w:proofErr w:type="spellEnd"/>
-      <w:r>
-        <w:rPr>
-          <w:rFonts w:ascii="Times New Roman" w:hAnsi="Times New Roman" w:cs="Times New Roman"/>
-          <w:sz w:val="18"/>
-          <w:szCs w:val="18"/>
-          <w:lang w:val="en-GB"/>
-        </w:rPr>
-        <w:t>։</w:t>
+        <w:t>Անձնական տվյալների մշակման, պահպանման կարգին, որին Վարկառուն տվել է իր համաձայնությունը։</w:t>
       </w:r>
     </w:p>
     <w:p>
@@ -17544,7 +9600,6 @@
                 <w:lang w:val="en-GB"/>
               </w:rPr>
             </w:pPr>
-            <w:proofErr w:type="spellStart"/>
             <w:r>
               <w:rPr>
                 <w:rFonts w:ascii="Times New Roman" w:hAnsi="Times New Roman" w:cs="Times New Roman"/>
@@ -17554,9 +9609,8 @@
                 <w:szCs w:val="18"/>
                 <w:lang w:val="en-GB"/>
               </w:rPr>
-              <w:t>Քարտի</w:t>
-            </w:r>
-            <w:proofErr w:type="spellEnd"/>
+              <w:t xml:space="preserve">Քարտի համար՝ </w:t>
+            </w:r>
             <w:r>
               <w:rPr>
                 <w:rFonts w:ascii="Times New Roman" w:hAnsi="Times New Roman" w:cs="Times New Roman"/>
@@ -17566,66 +9620,7 @@
                 <w:szCs w:val="18"/>
                 <w:lang w:val="en-GB"/>
               </w:rPr>
-              <w:t xml:space="preserve"> </w:t>
-            </w:r>
-            <w:proofErr w:type="spellStart"/>
-            <w:r>
-              <w:rPr>
-                <w:rFonts w:ascii="Times New Roman" w:hAnsi="Times New Roman" w:cs="Times New Roman"/>
-                <w:b/>
-                <w:bCs/>
-                <w:sz w:val="18"/>
-                <w:szCs w:val="18"/>
-                <w:lang w:val="en-GB"/>
-              </w:rPr>
-              <w:t>համար</w:t>
-            </w:r>
-            <w:proofErr w:type="spellEnd"/>
-            <w:r>
-              <w:rPr>
-                <w:rFonts w:ascii="Times New Roman" w:hAnsi="Times New Roman" w:cs="Times New Roman"/>
-                <w:b/>
-                <w:bCs/>
-                <w:sz w:val="18"/>
-                <w:szCs w:val="18"/>
-                <w:lang w:val="en-GB"/>
-              </w:rPr>
-              <w:t xml:space="preserve">՝ </w:t>
-            </w:r>
-            <w:r>
-              <w:rPr>
-                <w:rFonts w:ascii="Times New Roman" w:hAnsi="Times New Roman" w:cs="Times New Roman"/>
-                <w:b/>
-                <w:bCs/>
-                <w:sz w:val="18"/>
-                <w:szCs w:val="18"/>
-                <w:lang w:val="en-GB"/>
-              </w:rPr>
-              <w:t>${</w:t>
-            </w:r>
-            <w:proofErr w:type="spellStart"/>
-            <w:r>
-              <w:rPr>
-                <w:rFonts w:ascii="Times New Roman" w:hAnsi="Times New Roman" w:cs="Times New Roman"/>
-                <w:b/>
-                <w:bCs/>
-                <w:sz w:val="18"/>
-                <w:szCs w:val="18"/>
-                <w:lang w:val="en-GB"/>
-              </w:rPr>
-              <w:t>card_number</w:t>
-            </w:r>
-            <w:proofErr w:type="spellEnd"/>
-            <w:r>
-              <w:rPr>
-                <w:rFonts w:ascii="Times New Roman" w:hAnsi="Times New Roman" w:cs="Times New Roman"/>
-                <w:b/>
-                <w:bCs/>
-                <w:sz w:val="18"/>
-                <w:szCs w:val="18"/>
-                <w:lang w:val="en-GB"/>
-              </w:rPr>
-              <w:t>}</w:t>
+              <w:t>${card_number}</w:t>
             </w:r>
           </w:p>
           <w:p>
@@ -17799,27 +9794,7 @@
                 <w:szCs w:val="18"/>
                 <w:lang w:val="en-GB"/>
               </w:rPr>
-              <w:t xml:space="preserve">3 </w:t>
-            </w:r>
-            <w:proofErr w:type="spellStart"/>
-            <w:r>
-              <w:rPr>
-                <w:rFonts w:ascii="Times New Roman" w:hAnsi="Times New Roman" w:cs="Times New Roman"/>
-                <w:sz w:val="18"/>
-                <w:szCs w:val="18"/>
-                <w:lang w:val="en-GB"/>
-              </w:rPr>
-              <w:t>շենք</w:t>
-            </w:r>
-            <w:proofErr w:type="spellEnd"/>
-            <w:r>
-              <w:rPr>
-                <w:rFonts w:ascii="Times New Roman" w:hAnsi="Times New Roman" w:cs="Times New Roman"/>
-                <w:sz w:val="18"/>
-                <w:szCs w:val="18"/>
-                <w:lang w:val="en-GB"/>
-              </w:rPr>
-              <w:t xml:space="preserve">, 35 </w:t>
+              <w:t xml:space="preserve">3 շենք, 35 </w:t>
             </w:r>
           </w:p>
           <w:p>
@@ -17921,7 +9896,6 @@
                 <w:lang w:val="hy-AM"/>
               </w:rPr>
             </w:pPr>
-            <w:proofErr w:type="spellStart"/>
             <w:r>
               <w:rPr>
                 <w:rFonts w:ascii="Times New Roman" w:hAnsi="Times New Roman" w:cs="Times New Roman"/>
@@ -17931,7 +9905,6 @@
               </w:rPr>
               <w:t>Հեռ</w:t>
             </w:r>
-            <w:proofErr w:type="spellEnd"/>
             <w:r>
               <w:rPr>
                 <w:rFonts w:ascii="Times New Roman" w:hAnsi="Times New Roman" w:cs="Times New Roman"/>
@@ -18255,7 +10228,6 @@
           <w:lang w:val="en-GB"/>
         </w:rPr>
       </w:pPr>
-      <w:proofErr w:type="spellStart"/>
       <w:r>
         <w:rPr>
           <w:rFonts w:ascii="Times New Roman" w:eastAsia="Times New Roman" w:hAnsi="Times New Roman" w:cs="Times New Roman"/>
@@ -18266,46 +10238,7 @@
           <w:szCs w:val="13"/>
           <w:lang w:val="en-GB"/>
         </w:rPr>
-        <w:t>Վարկային</w:t>
-      </w:r>
-      <w:proofErr w:type="spellEnd"/>
-      <w:r>
-        <w:rPr>
-          <w:rFonts w:ascii="Times New Roman" w:eastAsia="Times New Roman" w:hAnsi="Times New Roman" w:cs="Times New Roman"/>
-          <w:i/>
-          <w:iCs/>
-          <w:color w:val="000000" w:themeColor="text1"/>
-          <w:sz w:val="18"/>
-          <w:szCs w:val="13"/>
-          <w:lang w:val="en-GB"/>
-        </w:rPr>
-        <w:t xml:space="preserve"> </w:t>
-      </w:r>
-      <w:proofErr w:type="spellStart"/>
-      <w:r>
-        <w:rPr>
-          <w:rFonts w:ascii="Times New Roman" w:eastAsia="Times New Roman" w:hAnsi="Times New Roman" w:cs="Times New Roman"/>
-          <w:i/>
-          <w:iCs/>
-          <w:color w:val="000000" w:themeColor="text1"/>
-          <w:sz w:val="18"/>
-          <w:szCs w:val="13"/>
-          <w:lang w:val="en-GB"/>
-        </w:rPr>
-        <w:t>կոդ</w:t>
-      </w:r>
-      <w:proofErr w:type="spellEnd"/>
-      <w:r>
-        <w:rPr>
-          <w:rFonts w:ascii="Times New Roman" w:eastAsia="Times New Roman" w:hAnsi="Times New Roman" w:cs="Times New Roman"/>
-          <w:i/>
-          <w:iCs/>
-          <w:color w:val="000000" w:themeColor="text1"/>
-          <w:sz w:val="18"/>
-          <w:szCs w:val="13"/>
-          <w:lang w:val="en-GB"/>
-        </w:rPr>
-        <w:t xml:space="preserve">՝ </w:t>
+        <w:t xml:space="preserve">Վարկային կոդ՝ </w:t>
       </w:r>
     </w:p>
     <w:p>

--- a/public/files/contract_car_template.docx
+++ b/public/files/contract_car_template.docx
@@ -142,7 +142,33 @@
           <w:color w:val="000000" w:themeColor="text1"/>
           <w:lang w:val="en-GB"/>
         </w:rPr>
-        <w:t xml:space="preserve"> ${num}</w:t>
+        <w:t xml:space="preserve"> ${</w:t>
+      </w:r>
+      <w:proofErr w:type="spellStart"/>
+      <w:r>
+        <w:rPr>
+          <w:rFonts w:ascii="Times New Roman" w:eastAsia="Times New Roman" w:hAnsi="Times New Roman" w:cs="Times New Roman"/>
+          <w:b/>
+          <w:bCs/>
+          <w:i/>
+          <w:iCs/>
+          <w:color w:val="000000" w:themeColor="text1"/>
+          <w:lang w:val="en-GB"/>
+        </w:rPr>
+        <w:t>num</w:t>
+      </w:r>
+      <w:proofErr w:type="spellEnd"/>
+      <w:r>
+        <w:rPr>
+          <w:rFonts w:ascii="Times New Roman" w:eastAsia="Times New Roman" w:hAnsi="Times New Roman" w:cs="Times New Roman"/>
+          <w:b/>
+          <w:bCs/>
+          <w:i/>
+          <w:iCs/>
+          <w:color w:val="000000" w:themeColor="text1"/>
+          <w:lang w:val="en-GB"/>
+        </w:rPr>
+        <w:t>}</w:t>
       </w:r>
     </w:p>
     <w:tbl>
@@ -346,8 +372,86 @@
           <w:szCs w:val="18"/>
           <w:lang w:val="en-GB"/>
         </w:rPr>
-        <w:t>53 շենք, 35 ոչ բնակելի տարածք</w:t>
-      </w:r>
+        <w:t xml:space="preserve">53 </w:t>
+      </w:r>
+      <w:proofErr w:type="spellStart"/>
+      <w:r>
+        <w:rPr>
+          <w:rFonts w:ascii="Times New Roman" w:eastAsia="Times New Roman" w:hAnsi="Times New Roman" w:cs="Times New Roman"/>
+          <w:color w:val="000000" w:themeColor="text1"/>
+          <w:sz w:val="18"/>
+          <w:szCs w:val="18"/>
+          <w:lang w:val="en-GB"/>
+        </w:rPr>
+        <w:t>շենք</w:t>
+      </w:r>
+      <w:proofErr w:type="spellEnd"/>
+      <w:r>
+        <w:rPr>
+          <w:rFonts w:ascii="Times New Roman" w:eastAsia="Times New Roman" w:hAnsi="Times New Roman" w:cs="Times New Roman"/>
+          <w:color w:val="000000" w:themeColor="text1"/>
+          <w:sz w:val="18"/>
+          <w:szCs w:val="18"/>
+          <w:lang w:val="en-GB"/>
+        </w:rPr>
+        <w:t xml:space="preserve">, 35 </w:t>
+      </w:r>
+      <w:proofErr w:type="spellStart"/>
+      <w:r>
+        <w:rPr>
+          <w:rFonts w:ascii="Times New Roman" w:eastAsia="Times New Roman" w:hAnsi="Times New Roman" w:cs="Times New Roman"/>
+          <w:color w:val="000000" w:themeColor="text1"/>
+          <w:sz w:val="18"/>
+          <w:szCs w:val="18"/>
+          <w:lang w:val="en-GB"/>
+        </w:rPr>
+        <w:t>ոչ</w:t>
+      </w:r>
+      <w:proofErr w:type="spellEnd"/>
+      <w:r>
+        <w:rPr>
+          <w:rFonts w:ascii="Times New Roman" w:eastAsia="Times New Roman" w:hAnsi="Times New Roman" w:cs="Times New Roman"/>
+          <w:color w:val="000000" w:themeColor="text1"/>
+          <w:sz w:val="18"/>
+          <w:szCs w:val="18"/>
+          <w:lang w:val="en-GB"/>
+        </w:rPr>
+        <w:t xml:space="preserve"> </w:t>
+      </w:r>
+      <w:proofErr w:type="spellStart"/>
+      <w:r>
+        <w:rPr>
+          <w:rFonts w:ascii="Times New Roman" w:eastAsia="Times New Roman" w:hAnsi="Times New Roman" w:cs="Times New Roman"/>
+          <w:color w:val="000000" w:themeColor="text1"/>
+          <w:sz w:val="18"/>
+          <w:szCs w:val="18"/>
+          <w:lang w:val="en-GB"/>
+        </w:rPr>
+        <w:t>բնակելի</w:t>
+      </w:r>
+      <w:proofErr w:type="spellEnd"/>
+      <w:r>
+        <w:rPr>
+          <w:rFonts w:ascii="Times New Roman" w:eastAsia="Times New Roman" w:hAnsi="Times New Roman" w:cs="Times New Roman"/>
+          <w:color w:val="000000" w:themeColor="text1"/>
+          <w:sz w:val="18"/>
+          <w:szCs w:val="18"/>
+          <w:lang w:val="en-GB"/>
+        </w:rPr>
+        <w:t xml:space="preserve"> </w:t>
+      </w:r>
+      <w:proofErr w:type="spellStart"/>
+      <w:r>
+        <w:rPr>
+          <w:rFonts w:ascii="Times New Roman" w:eastAsia="Times New Roman" w:hAnsi="Times New Roman" w:cs="Times New Roman"/>
+          <w:color w:val="000000" w:themeColor="text1"/>
+          <w:sz w:val="18"/>
+          <w:szCs w:val="18"/>
+          <w:lang w:val="en-GB"/>
+        </w:rPr>
+        <w:t>տարածք</w:t>
+      </w:r>
+      <w:proofErr w:type="spellEnd"/>
       <w:r>
         <w:rPr>
           <w:rFonts w:ascii="Times New Roman" w:eastAsia="Times New Roman" w:hAnsi="Times New Roman" w:cs="Times New Roman"/>
@@ -1036,34 +1140,16 @@
           <w:szCs w:val="18"/>
           <w:lang w:val="hy-AM"/>
         </w:rPr>
-        <w:t xml:space="preserve">վերադարձնել վարկը և վճարել Պայմանագրով սահմանված տոկոսներն ու վճարները մինչև 2029 </w:t>
-      </w:r>
-      <w:r>
-        <w:rPr>
-          <w:rFonts w:ascii="Times New Roman" w:hAnsi="Times New Roman" w:cs="Times New Roman"/>
-          <w:sz w:val="18"/>
-          <w:szCs w:val="18"/>
-          <w:lang w:val="hy-AM"/>
-        </w:rPr>
-        <w:t>թ</w:t>
-      </w:r>
-      <w:r>
-        <w:rPr>
-          <w:rFonts w:ascii="Times New Roman" w:hAnsi="Times New Roman" w:cs="Times New Roman"/>
-          <w:sz w:val="18"/>
-          <w:szCs w:val="18"/>
-          <w:lang w:val="hy-AM"/>
-        </w:rPr>
-        <w:t xml:space="preserve">վականի հունվարի </w:t>
-      </w:r>
-      <w:r>
-        <w:rPr>
-          <w:rFonts w:ascii="Times New Roman" w:hAnsi="Times New Roman" w:cs="Times New Roman"/>
-          <w:sz w:val="18"/>
-          <w:szCs w:val="18"/>
-          <w:lang w:val="hy-AM"/>
-        </w:rPr>
-        <w:t>10</w:t>
+        <w:t xml:space="preserve">վերադարձնել վարկը և վճարել Պայմանագրով սահմանված տոկոսներն ու վճարները մինչև </w:t>
+      </w:r>
+      <w:r>
+        <w:rPr>
+          <w:rFonts w:ascii="Times New Roman" w:hAnsi="Times New Roman" w:cs="Times New Roman"/>
+          <w:sz w:val="18"/>
+          <w:szCs w:val="18"/>
+          <w:lang w:val="hy-AM"/>
+        </w:rPr>
+        <w:t>${deadline}</w:t>
       </w:r>
       <w:r>
         <w:rPr>
@@ -1221,8 +1307,9 @@
                 <w:szCs w:val="16"/>
                 <w:lang w:val="en-GB"/>
               </w:rPr>
-              <w:t>${contra</w:t>
-            </w:r>
+              <w:t>${</w:t>
+            </w:r>
+            <w:proofErr w:type="spellStart"/>
             <w:r>
               <w:rPr>
                 <w:rFonts w:ascii="Times New Roman" w:hAnsi="Times New Roman" w:cs="Times New Roman"/>
@@ -1232,7 +1319,7 @@
                 <w:szCs w:val="16"/>
                 <w:lang w:val="en-GB"/>
               </w:rPr>
-              <w:t>c</w:t>
+              <w:t>contra</w:t>
             </w:r>
             <w:r>
               <w:rPr>
@@ -1243,8 +1330,20 @@
                 <w:szCs w:val="16"/>
                 <w:lang w:val="en-GB"/>
               </w:rPr>
+              <w:t>c</w:t>
+            </w:r>
+            <w:r>
+              <w:rPr>
+                <w:rFonts w:ascii="Times New Roman" w:hAnsi="Times New Roman" w:cs="Times New Roman"/>
+                <w:b/>
+                <w:i/>
+                <w:sz w:val="16"/>
+                <w:szCs w:val="16"/>
+                <w:lang w:val="en-GB"/>
+              </w:rPr>
               <w:t>t_amount</w:t>
             </w:r>
+            <w:proofErr w:type="spellEnd"/>
             <w:r>
               <w:rPr>
                 <w:rFonts w:ascii="Times New Roman" w:hAnsi="Times New Roman" w:cs="Times New Roman"/>
@@ -1476,7 +1575,31 @@
                 <w:szCs w:val="16"/>
                 <w:lang w:val="en-GB"/>
               </w:rPr>
-              <w:t>${effective_annual_rate}</w:t>
+              <w:t>${</w:t>
+            </w:r>
+            <w:proofErr w:type="spellStart"/>
+            <w:r>
+              <w:rPr>
+                <w:rFonts w:ascii="Times New Roman" w:hAnsi="Times New Roman" w:cs="Times New Roman"/>
+                <w:b/>
+                <w:i/>
+                <w:sz w:val="16"/>
+                <w:szCs w:val="16"/>
+                <w:lang w:val="en-GB"/>
+              </w:rPr>
+              <w:t>effective_annual_rate</w:t>
+            </w:r>
+            <w:proofErr w:type="spellEnd"/>
+            <w:r>
+              <w:rPr>
+                <w:rFonts w:ascii="Times New Roman" w:hAnsi="Times New Roman" w:cs="Times New Roman"/>
+                <w:b/>
+                <w:i/>
+                <w:sz w:val="16"/>
+                <w:szCs w:val="16"/>
+                <w:lang w:val="en-GB"/>
+              </w:rPr>
+              <w:t>}</w:t>
             </w:r>
           </w:p>
         </w:tc>
@@ -2348,8 +2471,18 @@
                 <w:sz w:val="16"/>
                 <w:szCs w:val="16"/>
               </w:rPr>
-              <w:t>${i_c</w:t>
-            </w:r>
+              <w:t>${</w:t>
+            </w:r>
+            <w:proofErr w:type="spellStart"/>
+            <w:r>
+              <w:rPr>
+                <w:rFonts w:ascii="Times New Roman" w:hAnsi="Times New Roman" w:cs="Times New Roman"/>
+                <w:sz w:val="16"/>
+                <w:szCs w:val="16"/>
+              </w:rPr>
+              <w:t>i_c</w:t>
+            </w:r>
+            <w:proofErr w:type="spellEnd"/>
             <w:r>
               <w:rPr>
                 <w:rFonts w:ascii="Times New Roman" w:hAnsi="Times New Roman" w:cs="Times New Roman"/>
@@ -2385,7 +2518,25 @@
                 <w:sz w:val="16"/>
                 <w:szCs w:val="16"/>
               </w:rPr>
-              <w:t>${i_mod}</w:t>
+              <w:t>${</w:t>
+            </w:r>
+            <w:proofErr w:type="spellStart"/>
+            <w:r>
+              <w:rPr>
+                <w:rFonts w:ascii="Times New Roman" w:hAnsi="Times New Roman" w:cs="Times New Roman"/>
+                <w:sz w:val="16"/>
+                <w:szCs w:val="16"/>
+              </w:rPr>
+              <w:t>i_mod</w:t>
+            </w:r>
+            <w:proofErr w:type="spellEnd"/>
+            <w:r>
+              <w:rPr>
+                <w:rFonts w:ascii="Times New Roman" w:hAnsi="Times New Roman" w:cs="Times New Roman"/>
+                <w:sz w:val="16"/>
+                <w:szCs w:val="16"/>
+              </w:rPr>
+              <w:t>}</w:t>
             </w:r>
             <w:r>
               <w:rPr>
@@ -2428,6 +2579,7 @@
               </w:rPr>
               <w:t xml:space="preserve">նույնականացման համարով տրանսպորտային միջոցը։ </w:t>
             </w:r>
+            <w:proofErr w:type="spellStart"/>
             <w:r>
               <w:rPr>
                 <w:rFonts w:ascii="Times New Roman" w:hAnsi="Times New Roman" w:cs="Times New Roman"/>
@@ -2437,7 +2589,67 @@
                 <w:szCs w:val="16"/>
                 <w:lang w:val="en-GB"/>
               </w:rPr>
-              <w:t xml:space="preserve">Գրավի առարկայի վերաբերյալ </w:t>
+              <w:t>Գրավի</w:t>
+            </w:r>
+            <w:proofErr w:type="spellEnd"/>
+            <w:r>
+              <w:rPr>
+                <w:rFonts w:ascii="Times New Roman" w:hAnsi="Times New Roman" w:cs="Times New Roman"/>
+                <w:bCs/>
+                <w:iCs/>
+                <w:sz w:val="16"/>
+                <w:szCs w:val="16"/>
+                <w:lang w:val="en-GB"/>
+              </w:rPr>
+              <w:t xml:space="preserve"> </w:t>
+            </w:r>
+            <w:proofErr w:type="spellStart"/>
+            <w:r>
+              <w:rPr>
+                <w:rFonts w:ascii="Times New Roman" w:hAnsi="Times New Roman" w:cs="Times New Roman"/>
+                <w:bCs/>
+                <w:iCs/>
+                <w:sz w:val="16"/>
+                <w:szCs w:val="16"/>
+                <w:lang w:val="en-GB"/>
+              </w:rPr>
+              <w:t>առարկայի</w:t>
+            </w:r>
+            <w:proofErr w:type="spellEnd"/>
+            <w:r>
+              <w:rPr>
+                <w:rFonts w:ascii="Times New Roman" w:hAnsi="Times New Roman" w:cs="Times New Roman"/>
+                <w:bCs/>
+                <w:iCs/>
+                <w:sz w:val="16"/>
+                <w:szCs w:val="16"/>
+                <w:lang w:val="en-GB"/>
+              </w:rPr>
+              <w:t xml:space="preserve"> </w:t>
+            </w:r>
+            <w:proofErr w:type="spellStart"/>
+            <w:r>
+              <w:rPr>
+                <w:rFonts w:ascii="Times New Roman" w:hAnsi="Times New Roman" w:cs="Times New Roman"/>
+                <w:bCs/>
+                <w:iCs/>
+                <w:sz w:val="16"/>
+                <w:szCs w:val="16"/>
+                <w:lang w:val="en-GB"/>
+              </w:rPr>
+              <w:t>վերաբերյալ</w:t>
+            </w:r>
+            <w:proofErr w:type="spellEnd"/>
+            <w:r>
+              <w:rPr>
+                <w:rFonts w:ascii="Times New Roman" w:hAnsi="Times New Roman" w:cs="Times New Roman"/>
+                <w:bCs/>
+                <w:iCs/>
+                <w:sz w:val="16"/>
+                <w:szCs w:val="16"/>
+                <w:lang w:val="en-GB"/>
+              </w:rPr>
+              <w:t xml:space="preserve"> </w:t>
             </w:r>
             <w:r>
               <w:rPr>
@@ -3108,7 +3320,31 @@
                 <w:szCs w:val="16"/>
                 <w:lang w:val="en-GB"/>
               </w:rPr>
-              <w:t xml:space="preserve">${mother_amount} </w:t>
+              <w:t>${</w:t>
+            </w:r>
+            <w:proofErr w:type="spellStart"/>
+            <w:r>
+              <w:rPr>
+                <w:rFonts w:ascii="Times New Roman" w:hAnsi="Times New Roman" w:cs="Times New Roman"/>
+                <w:bCs/>
+                <w:iCs/>
+                <w:sz w:val="16"/>
+                <w:szCs w:val="16"/>
+                <w:lang w:val="en-GB"/>
+              </w:rPr>
+              <w:t>mother_amount</w:t>
+            </w:r>
+            <w:proofErr w:type="spellEnd"/>
+            <w:r>
+              <w:rPr>
+                <w:rFonts w:ascii="Times New Roman" w:hAnsi="Times New Roman" w:cs="Times New Roman"/>
+                <w:bCs/>
+                <w:iCs/>
+                <w:sz w:val="16"/>
+                <w:szCs w:val="16"/>
+                <w:lang w:val="en-GB"/>
+              </w:rPr>
+              <w:t xml:space="preserve">} </w:t>
             </w:r>
             <w:r>
               <w:rPr>
@@ -3363,7 +3599,19 @@
                 <w:szCs w:val="16"/>
                 <w:lang w:val="hy-AM"/>
               </w:rPr>
-              <w:t xml:space="preserve">Վարկառուն իրավունք ունի առանց որևէ պատճառաբանության միակողմանիորեն լուծել սույն պայմանագիրը դրա կնքմանը հաջորդող </w:t>
+              <w:t xml:space="preserve">Վարկառուն իրավունք ունի առանց որևէ պատճառաբանության </w:t>
+            </w:r>
+            <w:r>
+              <w:rPr>
+                <w:rFonts w:ascii="Times New Roman" w:hAnsi="Times New Roman" w:cs="Times New Roman"/>
+                <w:bCs/>
+                <w:iCs/>
+                <w:sz w:val="16"/>
+                <w:szCs w:val="16"/>
+                <w:lang w:val="hy-AM"/>
+              </w:rPr>
+              <w:lastRenderedPageBreak/>
+              <w:t xml:space="preserve">միակողմանիորեն լուծել սույն պայմանագիրը դրա կնքմանը հաջորդող </w:t>
             </w:r>
             <w:r>
               <w:rPr>
@@ -3402,6 +3650,7 @@
           <w:szCs w:val="18"/>
           <w:lang w:val="hy-AM"/>
         </w:rPr>
+        <w:lastRenderedPageBreak/>
         <w:t xml:space="preserve">Վարկատուն Վարկը տրամադրում է Պայմանագրի </w:t>
       </w:r>
       <w:r>
@@ -5335,24 +5584,271 @@
           <w:lang w:val="hy-AM"/>
         </w:rPr>
       </w:pPr>
-      <w:r>
-        <w:rPr>
-          <w:rFonts w:ascii="Times New Roman" w:hAnsi="Times New Roman" w:cs="Times New Roman"/>
-          <w:sz w:val="18"/>
-          <w:szCs w:val="18"/>
-          <w:lang w:val="en-GB"/>
-        </w:rPr>
-        <w:t xml:space="preserve">անկանխիկ եղանակով վճարում կատարելու դեպքում փոխանցման նպատակ դաշտում լրացնել սույն </w:t>
-      </w:r>
-      <w:r>
-        <w:rPr>
-          <w:rFonts w:ascii="Times New Roman" w:eastAsia="Times New Roman" w:hAnsi="Times New Roman" w:cs="Times New Roman"/>
-          <w:color w:val="000000" w:themeColor="text1"/>
-          <w:sz w:val="18"/>
-          <w:szCs w:val="18"/>
-          <w:lang w:val="en-GB"/>
-        </w:rPr>
-        <w:t>վարկային պայմանագրի կոդը.</w:t>
+      <w:proofErr w:type="spellStart"/>
+      <w:r>
+        <w:rPr>
+          <w:rFonts w:ascii="Times New Roman" w:hAnsi="Times New Roman" w:cs="Times New Roman"/>
+          <w:sz w:val="18"/>
+          <w:szCs w:val="18"/>
+          <w:lang w:val="en-GB"/>
+        </w:rPr>
+        <w:t>անկանխիկ</w:t>
+      </w:r>
+      <w:proofErr w:type="spellEnd"/>
+      <w:r>
+        <w:rPr>
+          <w:rFonts w:ascii="Times New Roman" w:hAnsi="Times New Roman" w:cs="Times New Roman"/>
+          <w:sz w:val="18"/>
+          <w:szCs w:val="18"/>
+          <w:lang w:val="en-GB"/>
+        </w:rPr>
+        <w:t xml:space="preserve"> </w:t>
+      </w:r>
+      <w:proofErr w:type="spellStart"/>
+      <w:r>
+        <w:rPr>
+          <w:rFonts w:ascii="Times New Roman" w:hAnsi="Times New Roman" w:cs="Times New Roman"/>
+          <w:sz w:val="18"/>
+          <w:szCs w:val="18"/>
+          <w:lang w:val="en-GB"/>
+        </w:rPr>
+        <w:t>եղանակով</w:t>
+      </w:r>
+      <w:proofErr w:type="spellEnd"/>
+      <w:r>
+        <w:rPr>
+          <w:rFonts w:ascii="Times New Roman" w:hAnsi="Times New Roman" w:cs="Times New Roman"/>
+          <w:sz w:val="18"/>
+          <w:szCs w:val="18"/>
+          <w:lang w:val="en-GB"/>
+        </w:rPr>
+        <w:t xml:space="preserve"> </w:t>
+      </w:r>
+      <w:proofErr w:type="spellStart"/>
+      <w:r>
+        <w:rPr>
+          <w:rFonts w:ascii="Times New Roman" w:hAnsi="Times New Roman" w:cs="Times New Roman"/>
+          <w:sz w:val="18"/>
+          <w:szCs w:val="18"/>
+          <w:lang w:val="en-GB"/>
+        </w:rPr>
+        <w:t>վճարում</w:t>
+      </w:r>
+      <w:proofErr w:type="spellEnd"/>
+      <w:r>
+        <w:rPr>
+          <w:rFonts w:ascii="Times New Roman" w:hAnsi="Times New Roman" w:cs="Times New Roman"/>
+          <w:sz w:val="18"/>
+          <w:szCs w:val="18"/>
+          <w:lang w:val="en-GB"/>
+        </w:rPr>
+        <w:t xml:space="preserve"> </w:t>
+      </w:r>
+      <w:proofErr w:type="spellStart"/>
+      <w:r>
+        <w:rPr>
+          <w:rFonts w:ascii="Times New Roman" w:hAnsi="Times New Roman" w:cs="Times New Roman"/>
+          <w:sz w:val="18"/>
+          <w:szCs w:val="18"/>
+          <w:lang w:val="en-GB"/>
+        </w:rPr>
+        <w:t>կատարելու</w:t>
+      </w:r>
+      <w:proofErr w:type="spellEnd"/>
+      <w:r>
+        <w:rPr>
+          <w:rFonts w:ascii="Times New Roman" w:hAnsi="Times New Roman" w:cs="Times New Roman"/>
+          <w:sz w:val="18"/>
+          <w:szCs w:val="18"/>
+          <w:lang w:val="en-GB"/>
+        </w:rPr>
+        <w:t xml:space="preserve"> </w:t>
+      </w:r>
+      <w:proofErr w:type="spellStart"/>
+      <w:r>
+        <w:rPr>
+          <w:rFonts w:ascii="Times New Roman" w:hAnsi="Times New Roman" w:cs="Times New Roman"/>
+          <w:sz w:val="18"/>
+          <w:szCs w:val="18"/>
+          <w:lang w:val="en-GB"/>
+        </w:rPr>
+        <w:t>դեպքում</w:t>
+      </w:r>
+      <w:proofErr w:type="spellEnd"/>
+      <w:r>
+        <w:rPr>
+          <w:rFonts w:ascii="Times New Roman" w:hAnsi="Times New Roman" w:cs="Times New Roman"/>
+          <w:sz w:val="18"/>
+          <w:szCs w:val="18"/>
+          <w:lang w:val="en-GB"/>
+        </w:rPr>
+        <w:t xml:space="preserve"> </w:t>
+      </w:r>
+      <w:proofErr w:type="spellStart"/>
+      <w:r>
+        <w:rPr>
+          <w:rFonts w:ascii="Times New Roman" w:hAnsi="Times New Roman" w:cs="Times New Roman"/>
+          <w:sz w:val="18"/>
+          <w:szCs w:val="18"/>
+          <w:lang w:val="en-GB"/>
+        </w:rPr>
+        <w:t>փոխանցման</w:t>
+      </w:r>
+      <w:proofErr w:type="spellEnd"/>
+      <w:r>
+        <w:rPr>
+          <w:rFonts w:ascii="Times New Roman" w:hAnsi="Times New Roman" w:cs="Times New Roman"/>
+          <w:sz w:val="18"/>
+          <w:szCs w:val="18"/>
+          <w:lang w:val="en-GB"/>
+        </w:rPr>
+        <w:t xml:space="preserve"> </w:t>
+      </w:r>
+      <w:proofErr w:type="spellStart"/>
+      <w:r>
+        <w:rPr>
+          <w:rFonts w:ascii="Times New Roman" w:hAnsi="Times New Roman" w:cs="Times New Roman"/>
+          <w:sz w:val="18"/>
+          <w:szCs w:val="18"/>
+          <w:lang w:val="en-GB"/>
+        </w:rPr>
+        <w:t>նպատակ</w:t>
+      </w:r>
+      <w:proofErr w:type="spellEnd"/>
+      <w:r>
+        <w:rPr>
+          <w:rFonts w:ascii="Times New Roman" w:hAnsi="Times New Roman" w:cs="Times New Roman"/>
+          <w:sz w:val="18"/>
+          <w:szCs w:val="18"/>
+          <w:lang w:val="en-GB"/>
+        </w:rPr>
+        <w:t xml:space="preserve"> </w:t>
+      </w:r>
+      <w:proofErr w:type="spellStart"/>
+      <w:r>
+        <w:rPr>
+          <w:rFonts w:ascii="Times New Roman" w:hAnsi="Times New Roman" w:cs="Times New Roman"/>
+          <w:sz w:val="18"/>
+          <w:szCs w:val="18"/>
+          <w:lang w:val="en-GB"/>
+        </w:rPr>
+        <w:t>դաշտում</w:t>
+      </w:r>
+      <w:proofErr w:type="spellEnd"/>
+      <w:r>
+        <w:rPr>
+          <w:rFonts w:ascii="Times New Roman" w:hAnsi="Times New Roman" w:cs="Times New Roman"/>
+          <w:sz w:val="18"/>
+          <w:szCs w:val="18"/>
+          <w:lang w:val="en-GB"/>
+        </w:rPr>
+        <w:t xml:space="preserve"> </w:t>
+      </w:r>
+      <w:proofErr w:type="spellStart"/>
+      <w:r>
+        <w:rPr>
+          <w:rFonts w:ascii="Times New Roman" w:hAnsi="Times New Roman" w:cs="Times New Roman"/>
+          <w:sz w:val="18"/>
+          <w:szCs w:val="18"/>
+          <w:lang w:val="en-GB"/>
+        </w:rPr>
+        <w:t>լրացնել</w:t>
+      </w:r>
+      <w:proofErr w:type="spellEnd"/>
+      <w:r>
+        <w:rPr>
+          <w:rFonts w:ascii="Times New Roman" w:hAnsi="Times New Roman" w:cs="Times New Roman"/>
+          <w:sz w:val="18"/>
+          <w:szCs w:val="18"/>
+          <w:lang w:val="en-GB"/>
+        </w:rPr>
+        <w:t xml:space="preserve"> </w:t>
+      </w:r>
+      <w:proofErr w:type="spellStart"/>
+      <w:r>
+        <w:rPr>
+          <w:rFonts w:ascii="Times New Roman" w:hAnsi="Times New Roman" w:cs="Times New Roman"/>
+          <w:sz w:val="18"/>
+          <w:szCs w:val="18"/>
+          <w:lang w:val="en-GB"/>
+        </w:rPr>
+        <w:t>սույն</w:t>
+      </w:r>
+      <w:proofErr w:type="spellEnd"/>
+      <w:r>
+        <w:rPr>
+          <w:rFonts w:ascii="Times New Roman" w:hAnsi="Times New Roman" w:cs="Times New Roman"/>
+          <w:sz w:val="18"/>
+          <w:szCs w:val="18"/>
+          <w:lang w:val="en-GB"/>
+        </w:rPr>
+        <w:t xml:space="preserve"> </w:t>
+      </w:r>
+      <w:proofErr w:type="spellStart"/>
+      <w:r>
+        <w:rPr>
+          <w:rFonts w:ascii="Times New Roman" w:eastAsia="Times New Roman" w:hAnsi="Times New Roman" w:cs="Times New Roman"/>
+          <w:color w:val="000000" w:themeColor="text1"/>
+          <w:sz w:val="18"/>
+          <w:szCs w:val="18"/>
+          <w:lang w:val="en-GB"/>
+        </w:rPr>
+        <w:t>վարկային</w:t>
+      </w:r>
+      <w:proofErr w:type="spellEnd"/>
+      <w:r>
+        <w:rPr>
+          <w:rFonts w:ascii="Times New Roman" w:eastAsia="Times New Roman" w:hAnsi="Times New Roman" w:cs="Times New Roman"/>
+          <w:color w:val="000000" w:themeColor="text1"/>
+          <w:sz w:val="18"/>
+          <w:szCs w:val="18"/>
+          <w:lang w:val="en-GB"/>
+        </w:rPr>
+        <w:t xml:space="preserve"> </w:t>
+      </w:r>
+      <w:proofErr w:type="spellStart"/>
+      <w:r>
+        <w:rPr>
+          <w:rFonts w:ascii="Times New Roman" w:eastAsia="Times New Roman" w:hAnsi="Times New Roman" w:cs="Times New Roman"/>
+          <w:color w:val="000000" w:themeColor="text1"/>
+          <w:sz w:val="18"/>
+          <w:szCs w:val="18"/>
+          <w:lang w:val="en-GB"/>
+        </w:rPr>
+        <w:t>պայմանագրի</w:t>
+      </w:r>
+      <w:proofErr w:type="spellEnd"/>
+      <w:r>
+        <w:rPr>
+          <w:rFonts w:ascii="Times New Roman" w:eastAsia="Times New Roman" w:hAnsi="Times New Roman" w:cs="Times New Roman"/>
+          <w:color w:val="000000" w:themeColor="text1"/>
+          <w:sz w:val="18"/>
+          <w:szCs w:val="18"/>
+          <w:lang w:val="en-GB"/>
+        </w:rPr>
+        <w:t xml:space="preserve"> </w:t>
+      </w:r>
+      <w:proofErr w:type="spellStart"/>
+      <w:r>
+        <w:rPr>
+          <w:rFonts w:ascii="Times New Roman" w:eastAsia="Times New Roman" w:hAnsi="Times New Roman" w:cs="Times New Roman"/>
+          <w:color w:val="000000" w:themeColor="text1"/>
+          <w:sz w:val="18"/>
+          <w:szCs w:val="18"/>
+          <w:lang w:val="en-GB"/>
+        </w:rPr>
+        <w:t>կոդը</w:t>
+      </w:r>
+      <w:proofErr w:type="spellEnd"/>
+      <w:r>
+        <w:rPr>
+          <w:rFonts w:ascii="Times New Roman" w:eastAsia="Times New Roman" w:hAnsi="Times New Roman" w:cs="Times New Roman"/>
+          <w:color w:val="000000" w:themeColor="text1"/>
+          <w:sz w:val="18"/>
+          <w:szCs w:val="18"/>
+          <w:lang w:val="en-GB"/>
+        </w:rPr>
+        <w:t>.</w:t>
       </w:r>
     </w:p>
     <w:p>
@@ -5374,26 +5870,348 @@
           <w:lang w:val="hy-AM"/>
         </w:rPr>
       </w:pPr>
-      <w:r>
-        <w:rPr>
-          <w:rFonts w:ascii="Times New Roman" w:eastAsia="Times New Roman" w:hAnsi="Times New Roman" w:cs="Times New Roman"/>
-          <w:color w:val="000000" w:themeColor="text1"/>
-          <w:sz w:val="18"/>
-          <w:szCs w:val="18"/>
-          <w:lang w:val="en-GB"/>
-        </w:rPr>
-        <w:t xml:space="preserve">Վարկատուին անհապաղ տեղեկացնել անձնական և այլ տվյալների փոփոխության մասին (հասցե, </w:t>
-      </w:r>
-      <w:r>
-        <w:rPr>
-          <w:rFonts w:ascii="Times New Roman" w:eastAsia="Times New Roman" w:hAnsi="Times New Roman" w:cs="Times New Roman"/>
-          <w:color w:val="000000" w:themeColor="text1"/>
-          <w:sz w:val="18"/>
-          <w:szCs w:val="18"/>
-          <w:lang w:val="en-GB"/>
-        </w:rPr>
-        <w:t>հեռախոսահամր, էլեկտրոնային փոստի հասցե, անձնագրային տվյալներ և այլն</w:t>
-      </w:r>
+      <w:proofErr w:type="spellStart"/>
+      <w:r>
+        <w:rPr>
+          <w:rFonts w:ascii="Times New Roman" w:eastAsia="Times New Roman" w:hAnsi="Times New Roman" w:cs="Times New Roman"/>
+          <w:color w:val="000000" w:themeColor="text1"/>
+          <w:sz w:val="18"/>
+          <w:szCs w:val="18"/>
+          <w:lang w:val="en-GB"/>
+        </w:rPr>
+        <w:t>Վարկատուին</w:t>
+      </w:r>
+      <w:proofErr w:type="spellEnd"/>
+      <w:r>
+        <w:rPr>
+          <w:rFonts w:ascii="Times New Roman" w:eastAsia="Times New Roman" w:hAnsi="Times New Roman" w:cs="Times New Roman"/>
+          <w:color w:val="000000" w:themeColor="text1"/>
+          <w:sz w:val="18"/>
+          <w:szCs w:val="18"/>
+          <w:lang w:val="en-GB"/>
+        </w:rPr>
+        <w:t xml:space="preserve"> </w:t>
+      </w:r>
+      <w:proofErr w:type="spellStart"/>
+      <w:r>
+        <w:rPr>
+          <w:rFonts w:ascii="Times New Roman" w:eastAsia="Times New Roman" w:hAnsi="Times New Roman" w:cs="Times New Roman"/>
+          <w:color w:val="000000" w:themeColor="text1"/>
+          <w:sz w:val="18"/>
+          <w:szCs w:val="18"/>
+          <w:lang w:val="en-GB"/>
+        </w:rPr>
+        <w:t>անհապաղ</w:t>
+      </w:r>
+      <w:proofErr w:type="spellEnd"/>
+      <w:r>
+        <w:rPr>
+          <w:rFonts w:ascii="Times New Roman" w:eastAsia="Times New Roman" w:hAnsi="Times New Roman" w:cs="Times New Roman"/>
+          <w:color w:val="000000" w:themeColor="text1"/>
+          <w:sz w:val="18"/>
+          <w:szCs w:val="18"/>
+          <w:lang w:val="en-GB"/>
+        </w:rPr>
+        <w:t xml:space="preserve"> </w:t>
+      </w:r>
+      <w:proofErr w:type="spellStart"/>
+      <w:r>
+        <w:rPr>
+          <w:rFonts w:ascii="Times New Roman" w:eastAsia="Times New Roman" w:hAnsi="Times New Roman" w:cs="Times New Roman"/>
+          <w:color w:val="000000" w:themeColor="text1"/>
+          <w:sz w:val="18"/>
+          <w:szCs w:val="18"/>
+          <w:lang w:val="en-GB"/>
+        </w:rPr>
+        <w:t>տեղեկացնել</w:t>
+      </w:r>
+      <w:proofErr w:type="spellEnd"/>
+      <w:r>
+        <w:rPr>
+          <w:rFonts w:ascii="Times New Roman" w:eastAsia="Times New Roman" w:hAnsi="Times New Roman" w:cs="Times New Roman"/>
+          <w:color w:val="000000" w:themeColor="text1"/>
+          <w:sz w:val="18"/>
+          <w:szCs w:val="18"/>
+          <w:lang w:val="en-GB"/>
+        </w:rPr>
+        <w:t xml:space="preserve"> </w:t>
+      </w:r>
+      <w:proofErr w:type="spellStart"/>
+      <w:r>
+        <w:rPr>
+          <w:rFonts w:ascii="Times New Roman" w:eastAsia="Times New Roman" w:hAnsi="Times New Roman" w:cs="Times New Roman"/>
+          <w:color w:val="000000" w:themeColor="text1"/>
+          <w:sz w:val="18"/>
+          <w:szCs w:val="18"/>
+          <w:lang w:val="en-GB"/>
+        </w:rPr>
+        <w:t>անձնական</w:t>
+      </w:r>
+      <w:proofErr w:type="spellEnd"/>
+      <w:r>
+        <w:rPr>
+          <w:rFonts w:ascii="Times New Roman" w:eastAsia="Times New Roman" w:hAnsi="Times New Roman" w:cs="Times New Roman"/>
+          <w:color w:val="000000" w:themeColor="text1"/>
+          <w:sz w:val="18"/>
+          <w:szCs w:val="18"/>
+          <w:lang w:val="en-GB"/>
+        </w:rPr>
+        <w:t xml:space="preserve"> և </w:t>
+      </w:r>
+      <w:proofErr w:type="spellStart"/>
+      <w:r>
+        <w:rPr>
+          <w:rFonts w:ascii="Times New Roman" w:eastAsia="Times New Roman" w:hAnsi="Times New Roman" w:cs="Times New Roman"/>
+          <w:color w:val="000000" w:themeColor="text1"/>
+          <w:sz w:val="18"/>
+          <w:szCs w:val="18"/>
+          <w:lang w:val="en-GB"/>
+        </w:rPr>
+        <w:t>այլ</w:t>
+      </w:r>
+      <w:proofErr w:type="spellEnd"/>
+      <w:r>
+        <w:rPr>
+          <w:rFonts w:ascii="Times New Roman" w:eastAsia="Times New Roman" w:hAnsi="Times New Roman" w:cs="Times New Roman"/>
+          <w:color w:val="000000" w:themeColor="text1"/>
+          <w:sz w:val="18"/>
+          <w:szCs w:val="18"/>
+          <w:lang w:val="en-GB"/>
+        </w:rPr>
+        <w:t xml:space="preserve"> </w:t>
+      </w:r>
+      <w:proofErr w:type="spellStart"/>
+      <w:r>
+        <w:rPr>
+          <w:rFonts w:ascii="Times New Roman" w:eastAsia="Times New Roman" w:hAnsi="Times New Roman" w:cs="Times New Roman"/>
+          <w:color w:val="000000" w:themeColor="text1"/>
+          <w:sz w:val="18"/>
+          <w:szCs w:val="18"/>
+          <w:lang w:val="en-GB"/>
+        </w:rPr>
+        <w:t>տվյալների</w:t>
+      </w:r>
+      <w:proofErr w:type="spellEnd"/>
+      <w:r>
+        <w:rPr>
+          <w:rFonts w:ascii="Times New Roman" w:eastAsia="Times New Roman" w:hAnsi="Times New Roman" w:cs="Times New Roman"/>
+          <w:color w:val="000000" w:themeColor="text1"/>
+          <w:sz w:val="18"/>
+          <w:szCs w:val="18"/>
+          <w:lang w:val="en-GB"/>
+        </w:rPr>
+        <w:t xml:space="preserve"> </w:t>
+      </w:r>
+      <w:proofErr w:type="spellStart"/>
+      <w:r>
+        <w:rPr>
+          <w:rFonts w:ascii="Times New Roman" w:eastAsia="Times New Roman" w:hAnsi="Times New Roman" w:cs="Times New Roman"/>
+          <w:color w:val="000000" w:themeColor="text1"/>
+          <w:sz w:val="18"/>
+          <w:szCs w:val="18"/>
+          <w:lang w:val="en-GB"/>
+        </w:rPr>
+        <w:t>փոփոխության</w:t>
+      </w:r>
+      <w:proofErr w:type="spellEnd"/>
+      <w:r>
+        <w:rPr>
+          <w:rFonts w:ascii="Times New Roman" w:eastAsia="Times New Roman" w:hAnsi="Times New Roman" w:cs="Times New Roman"/>
+          <w:color w:val="000000" w:themeColor="text1"/>
+          <w:sz w:val="18"/>
+          <w:szCs w:val="18"/>
+          <w:lang w:val="en-GB"/>
+        </w:rPr>
+        <w:t xml:space="preserve"> </w:t>
+      </w:r>
+      <w:proofErr w:type="spellStart"/>
+      <w:r>
+        <w:rPr>
+          <w:rFonts w:ascii="Times New Roman" w:eastAsia="Times New Roman" w:hAnsi="Times New Roman" w:cs="Times New Roman"/>
+          <w:color w:val="000000" w:themeColor="text1"/>
+          <w:sz w:val="18"/>
+          <w:szCs w:val="18"/>
+          <w:lang w:val="en-GB"/>
+        </w:rPr>
+        <w:t>մասին</w:t>
+      </w:r>
+      <w:proofErr w:type="spellEnd"/>
+      <w:r>
+        <w:rPr>
+          <w:rFonts w:ascii="Times New Roman" w:eastAsia="Times New Roman" w:hAnsi="Times New Roman" w:cs="Times New Roman"/>
+          <w:color w:val="000000" w:themeColor="text1"/>
+          <w:sz w:val="18"/>
+          <w:szCs w:val="18"/>
+          <w:lang w:val="en-GB"/>
+        </w:rPr>
+        <w:t xml:space="preserve"> (</w:t>
+      </w:r>
+      <w:proofErr w:type="spellStart"/>
+      <w:r>
+        <w:rPr>
+          <w:rFonts w:ascii="Times New Roman" w:eastAsia="Times New Roman" w:hAnsi="Times New Roman" w:cs="Times New Roman"/>
+          <w:color w:val="000000" w:themeColor="text1"/>
+          <w:sz w:val="18"/>
+          <w:szCs w:val="18"/>
+          <w:lang w:val="en-GB"/>
+        </w:rPr>
+        <w:t>հասցե</w:t>
+      </w:r>
+      <w:proofErr w:type="spellEnd"/>
+      <w:r>
+        <w:rPr>
+          <w:rFonts w:ascii="Times New Roman" w:eastAsia="Times New Roman" w:hAnsi="Times New Roman" w:cs="Times New Roman"/>
+          <w:color w:val="000000" w:themeColor="text1"/>
+          <w:sz w:val="18"/>
+          <w:szCs w:val="18"/>
+          <w:lang w:val="en-GB"/>
+        </w:rPr>
+        <w:t xml:space="preserve">, </w:t>
+      </w:r>
+      <w:proofErr w:type="spellStart"/>
+      <w:r>
+        <w:rPr>
+          <w:rFonts w:ascii="Times New Roman" w:eastAsia="Times New Roman" w:hAnsi="Times New Roman" w:cs="Times New Roman"/>
+          <w:color w:val="000000" w:themeColor="text1"/>
+          <w:sz w:val="18"/>
+          <w:szCs w:val="18"/>
+          <w:lang w:val="en-GB"/>
+        </w:rPr>
+        <w:t>հեռախոսահամր</w:t>
+      </w:r>
+      <w:proofErr w:type="spellEnd"/>
+      <w:r>
+        <w:rPr>
+          <w:rFonts w:ascii="Times New Roman" w:eastAsia="Times New Roman" w:hAnsi="Times New Roman" w:cs="Times New Roman"/>
+          <w:color w:val="000000" w:themeColor="text1"/>
+          <w:sz w:val="18"/>
+          <w:szCs w:val="18"/>
+          <w:lang w:val="en-GB"/>
+        </w:rPr>
+        <w:t xml:space="preserve">, </w:t>
+      </w:r>
+      <w:proofErr w:type="spellStart"/>
+      <w:r>
+        <w:rPr>
+          <w:rFonts w:ascii="Times New Roman" w:eastAsia="Times New Roman" w:hAnsi="Times New Roman" w:cs="Times New Roman"/>
+          <w:color w:val="000000" w:themeColor="text1"/>
+          <w:sz w:val="18"/>
+          <w:szCs w:val="18"/>
+          <w:lang w:val="en-GB"/>
+        </w:rPr>
+        <w:t>էլեկտրոնային</w:t>
+      </w:r>
+      <w:proofErr w:type="spellEnd"/>
+      <w:r>
+        <w:rPr>
+          <w:rFonts w:ascii="Times New Roman" w:eastAsia="Times New Roman" w:hAnsi="Times New Roman" w:cs="Times New Roman"/>
+          <w:color w:val="000000" w:themeColor="text1"/>
+          <w:sz w:val="18"/>
+          <w:szCs w:val="18"/>
+          <w:lang w:val="en-GB"/>
+        </w:rPr>
+        <w:t xml:space="preserve"> </w:t>
+      </w:r>
+      <w:proofErr w:type="spellStart"/>
+      <w:r>
+        <w:rPr>
+          <w:rFonts w:ascii="Times New Roman" w:eastAsia="Times New Roman" w:hAnsi="Times New Roman" w:cs="Times New Roman"/>
+          <w:color w:val="000000" w:themeColor="text1"/>
+          <w:sz w:val="18"/>
+          <w:szCs w:val="18"/>
+          <w:lang w:val="en-GB"/>
+        </w:rPr>
+        <w:t>փոստի</w:t>
+      </w:r>
+      <w:proofErr w:type="spellEnd"/>
+      <w:r>
+        <w:rPr>
+          <w:rFonts w:ascii="Times New Roman" w:eastAsia="Times New Roman" w:hAnsi="Times New Roman" w:cs="Times New Roman"/>
+          <w:color w:val="000000" w:themeColor="text1"/>
+          <w:sz w:val="18"/>
+          <w:szCs w:val="18"/>
+          <w:lang w:val="en-GB"/>
+        </w:rPr>
+        <w:t xml:space="preserve"> </w:t>
+      </w:r>
+      <w:proofErr w:type="spellStart"/>
+      <w:r>
+        <w:rPr>
+          <w:rFonts w:ascii="Times New Roman" w:eastAsia="Times New Roman" w:hAnsi="Times New Roman" w:cs="Times New Roman"/>
+          <w:color w:val="000000" w:themeColor="text1"/>
+          <w:sz w:val="18"/>
+          <w:szCs w:val="18"/>
+          <w:lang w:val="en-GB"/>
+        </w:rPr>
+        <w:t>հասցե</w:t>
+      </w:r>
+      <w:proofErr w:type="spellEnd"/>
+      <w:r>
+        <w:rPr>
+          <w:rFonts w:ascii="Times New Roman" w:eastAsia="Times New Roman" w:hAnsi="Times New Roman" w:cs="Times New Roman"/>
+          <w:color w:val="000000" w:themeColor="text1"/>
+          <w:sz w:val="18"/>
+          <w:szCs w:val="18"/>
+          <w:lang w:val="en-GB"/>
+        </w:rPr>
+        <w:t xml:space="preserve">, </w:t>
+      </w:r>
+      <w:proofErr w:type="spellStart"/>
+      <w:r>
+        <w:rPr>
+          <w:rFonts w:ascii="Times New Roman" w:eastAsia="Times New Roman" w:hAnsi="Times New Roman" w:cs="Times New Roman"/>
+          <w:color w:val="000000" w:themeColor="text1"/>
+          <w:sz w:val="18"/>
+          <w:szCs w:val="18"/>
+          <w:lang w:val="en-GB"/>
+        </w:rPr>
+        <w:t>անձնագրային</w:t>
+      </w:r>
+      <w:proofErr w:type="spellEnd"/>
+      <w:r>
+        <w:rPr>
+          <w:rFonts w:ascii="Times New Roman" w:eastAsia="Times New Roman" w:hAnsi="Times New Roman" w:cs="Times New Roman"/>
+          <w:color w:val="000000" w:themeColor="text1"/>
+          <w:sz w:val="18"/>
+          <w:szCs w:val="18"/>
+          <w:lang w:val="en-GB"/>
+        </w:rPr>
+        <w:t xml:space="preserve"> </w:t>
+      </w:r>
+      <w:proofErr w:type="spellStart"/>
+      <w:r>
+        <w:rPr>
+          <w:rFonts w:ascii="Times New Roman" w:eastAsia="Times New Roman" w:hAnsi="Times New Roman" w:cs="Times New Roman"/>
+          <w:color w:val="000000" w:themeColor="text1"/>
+          <w:sz w:val="18"/>
+          <w:szCs w:val="18"/>
+          <w:lang w:val="en-GB"/>
+        </w:rPr>
+        <w:t>տվյալներ</w:t>
+      </w:r>
+      <w:proofErr w:type="spellEnd"/>
+      <w:r>
+        <w:rPr>
+          <w:rFonts w:ascii="Times New Roman" w:eastAsia="Times New Roman" w:hAnsi="Times New Roman" w:cs="Times New Roman"/>
+          <w:color w:val="000000" w:themeColor="text1"/>
+          <w:sz w:val="18"/>
+          <w:szCs w:val="18"/>
+          <w:lang w:val="en-GB"/>
+        </w:rPr>
+        <w:t xml:space="preserve"> և </w:t>
+      </w:r>
+      <w:proofErr w:type="spellStart"/>
+      <w:r>
+        <w:rPr>
+          <w:rFonts w:ascii="Times New Roman" w:eastAsia="Times New Roman" w:hAnsi="Times New Roman" w:cs="Times New Roman"/>
+          <w:color w:val="000000" w:themeColor="text1"/>
+          <w:sz w:val="18"/>
+          <w:szCs w:val="18"/>
+          <w:lang w:val="en-GB"/>
+        </w:rPr>
+        <w:t>այլն</w:t>
+      </w:r>
+      <w:proofErr w:type="spellEnd"/>
       <w:r>
         <w:rPr>
           <w:rFonts w:ascii="Times New Roman" w:eastAsia="Times New Roman" w:hAnsi="Times New Roman" w:cs="Times New Roman"/>
@@ -5424,23 +6242,265 @@
           <w:lang w:val="hy-AM"/>
         </w:rPr>
       </w:pPr>
-      <w:r>
-        <w:rPr>
-          <w:rFonts w:ascii="Times New Roman" w:hAnsi="Times New Roman" w:cs="Times New Roman"/>
-          <w:sz w:val="18"/>
-          <w:szCs w:val="18"/>
-          <w:lang w:val="en-GB"/>
-        </w:rPr>
-        <w:t xml:space="preserve">Վարկային պարտավորության ամբողջ ընթացքում </w:t>
-      </w:r>
-      <w:r>
-        <w:rPr>
-          <w:rFonts w:ascii="Times New Roman" w:hAnsi="Times New Roman" w:cs="Times New Roman"/>
-          <w:sz w:val="18"/>
-          <w:szCs w:val="18"/>
-          <w:lang w:val="en-GB"/>
-        </w:rPr>
-        <w:t>գրավ դրված գույքը լրիվ արժեքով ապահովագրել կորստյան և վնասվածքի ռիսկերից,</w:t>
+      <w:proofErr w:type="spellStart"/>
+      <w:r>
+        <w:rPr>
+          <w:rFonts w:ascii="Times New Roman" w:hAnsi="Times New Roman" w:cs="Times New Roman"/>
+          <w:sz w:val="18"/>
+          <w:szCs w:val="18"/>
+          <w:lang w:val="en-GB"/>
+        </w:rPr>
+        <w:t>Վարկային</w:t>
+      </w:r>
+      <w:proofErr w:type="spellEnd"/>
+      <w:r>
+        <w:rPr>
+          <w:rFonts w:ascii="Times New Roman" w:hAnsi="Times New Roman" w:cs="Times New Roman"/>
+          <w:sz w:val="18"/>
+          <w:szCs w:val="18"/>
+          <w:lang w:val="en-GB"/>
+        </w:rPr>
+        <w:t xml:space="preserve"> </w:t>
+      </w:r>
+      <w:proofErr w:type="spellStart"/>
+      <w:r>
+        <w:rPr>
+          <w:rFonts w:ascii="Times New Roman" w:hAnsi="Times New Roman" w:cs="Times New Roman"/>
+          <w:sz w:val="18"/>
+          <w:szCs w:val="18"/>
+          <w:lang w:val="en-GB"/>
+        </w:rPr>
+        <w:t>պարտավորության</w:t>
+      </w:r>
+      <w:proofErr w:type="spellEnd"/>
+      <w:r>
+        <w:rPr>
+          <w:rFonts w:ascii="Times New Roman" w:hAnsi="Times New Roman" w:cs="Times New Roman"/>
+          <w:sz w:val="18"/>
+          <w:szCs w:val="18"/>
+          <w:lang w:val="en-GB"/>
+        </w:rPr>
+        <w:t xml:space="preserve"> </w:t>
+      </w:r>
+      <w:proofErr w:type="spellStart"/>
+      <w:r>
+        <w:rPr>
+          <w:rFonts w:ascii="Times New Roman" w:hAnsi="Times New Roman" w:cs="Times New Roman"/>
+          <w:sz w:val="18"/>
+          <w:szCs w:val="18"/>
+          <w:lang w:val="en-GB"/>
+        </w:rPr>
+        <w:t>ամբողջ</w:t>
+      </w:r>
+      <w:proofErr w:type="spellEnd"/>
+      <w:r>
+        <w:rPr>
+          <w:rFonts w:ascii="Times New Roman" w:hAnsi="Times New Roman" w:cs="Times New Roman"/>
+          <w:sz w:val="18"/>
+          <w:szCs w:val="18"/>
+          <w:lang w:val="en-GB"/>
+        </w:rPr>
+        <w:t xml:space="preserve"> </w:t>
+      </w:r>
+      <w:proofErr w:type="spellStart"/>
+      <w:r>
+        <w:rPr>
+          <w:rFonts w:ascii="Times New Roman" w:hAnsi="Times New Roman" w:cs="Times New Roman"/>
+          <w:sz w:val="18"/>
+          <w:szCs w:val="18"/>
+          <w:lang w:val="en-GB"/>
+        </w:rPr>
+        <w:t>ընթացքում</w:t>
+      </w:r>
+      <w:proofErr w:type="spellEnd"/>
+      <w:r>
+        <w:rPr>
+          <w:rFonts w:ascii="Times New Roman" w:hAnsi="Times New Roman" w:cs="Times New Roman"/>
+          <w:sz w:val="18"/>
+          <w:szCs w:val="18"/>
+          <w:lang w:val="en-GB"/>
+        </w:rPr>
+        <w:t xml:space="preserve"> </w:t>
+      </w:r>
+      <w:proofErr w:type="spellStart"/>
+      <w:r>
+        <w:rPr>
+          <w:rFonts w:ascii="Times New Roman" w:hAnsi="Times New Roman" w:cs="Times New Roman"/>
+          <w:sz w:val="18"/>
+          <w:szCs w:val="18"/>
+          <w:lang w:val="en-GB"/>
+        </w:rPr>
+        <w:t>գրավ</w:t>
+      </w:r>
+      <w:proofErr w:type="spellEnd"/>
+      <w:r>
+        <w:rPr>
+          <w:rFonts w:ascii="Times New Roman" w:hAnsi="Times New Roman" w:cs="Times New Roman"/>
+          <w:sz w:val="18"/>
+          <w:szCs w:val="18"/>
+          <w:lang w:val="en-GB"/>
+        </w:rPr>
+        <w:t xml:space="preserve"> </w:t>
+      </w:r>
+      <w:proofErr w:type="spellStart"/>
+      <w:r>
+        <w:rPr>
+          <w:rFonts w:ascii="Times New Roman" w:hAnsi="Times New Roman" w:cs="Times New Roman"/>
+          <w:sz w:val="18"/>
+          <w:szCs w:val="18"/>
+          <w:lang w:val="en-GB"/>
+        </w:rPr>
+        <w:t>դրված</w:t>
+      </w:r>
+      <w:proofErr w:type="spellEnd"/>
+      <w:r>
+        <w:rPr>
+          <w:rFonts w:ascii="Times New Roman" w:hAnsi="Times New Roman" w:cs="Times New Roman"/>
+          <w:sz w:val="18"/>
+          <w:szCs w:val="18"/>
+          <w:lang w:val="en-GB"/>
+        </w:rPr>
+        <w:t xml:space="preserve"> </w:t>
+      </w:r>
+      <w:proofErr w:type="spellStart"/>
+      <w:r>
+        <w:rPr>
+          <w:rFonts w:ascii="Times New Roman" w:hAnsi="Times New Roman" w:cs="Times New Roman"/>
+          <w:sz w:val="18"/>
+          <w:szCs w:val="18"/>
+          <w:lang w:val="en-GB"/>
+        </w:rPr>
+        <w:t>գույքը</w:t>
+      </w:r>
+      <w:proofErr w:type="spellEnd"/>
+      <w:r>
+        <w:rPr>
+          <w:rFonts w:ascii="Times New Roman" w:hAnsi="Times New Roman" w:cs="Times New Roman"/>
+          <w:sz w:val="18"/>
+          <w:szCs w:val="18"/>
+          <w:lang w:val="en-GB"/>
+        </w:rPr>
+        <w:t xml:space="preserve"> </w:t>
+      </w:r>
+      <w:proofErr w:type="spellStart"/>
+      <w:r>
+        <w:rPr>
+          <w:rFonts w:ascii="Times New Roman" w:hAnsi="Times New Roman" w:cs="Times New Roman"/>
+          <w:sz w:val="18"/>
+          <w:szCs w:val="18"/>
+          <w:lang w:val="en-GB"/>
+        </w:rPr>
+        <w:t>լրիվ</w:t>
+      </w:r>
+      <w:proofErr w:type="spellEnd"/>
+      <w:r>
+        <w:rPr>
+          <w:rFonts w:ascii="Times New Roman" w:hAnsi="Times New Roman" w:cs="Times New Roman"/>
+          <w:sz w:val="18"/>
+          <w:szCs w:val="18"/>
+          <w:lang w:val="en-GB"/>
+        </w:rPr>
+        <w:t xml:space="preserve"> </w:t>
+      </w:r>
+      <w:proofErr w:type="spellStart"/>
+      <w:r>
+        <w:rPr>
+          <w:rFonts w:ascii="Times New Roman" w:hAnsi="Times New Roman" w:cs="Times New Roman"/>
+          <w:sz w:val="18"/>
+          <w:szCs w:val="18"/>
+          <w:lang w:val="en-GB"/>
+        </w:rPr>
+        <w:t>արժեքով</w:t>
+      </w:r>
+      <w:proofErr w:type="spellEnd"/>
+      <w:r>
+        <w:rPr>
+          <w:rFonts w:ascii="Times New Roman" w:hAnsi="Times New Roman" w:cs="Times New Roman"/>
+          <w:sz w:val="18"/>
+          <w:szCs w:val="18"/>
+          <w:lang w:val="en-GB"/>
+        </w:rPr>
+        <w:t xml:space="preserve"> </w:t>
+      </w:r>
+      <w:proofErr w:type="spellStart"/>
+      <w:r>
+        <w:rPr>
+          <w:rFonts w:ascii="Times New Roman" w:hAnsi="Times New Roman" w:cs="Times New Roman"/>
+          <w:sz w:val="18"/>
+          <w:szCs w:val="18"/>
+          <w:lang w:val="en-GB"/>
+        </w:rPr>
+        <w:t>ապահովագրել</w:t>
+      </w:r>
+      <w:proofErr w:type="spellEnd"/>
+      <w:r>
+        <w:rPr>
+          <w:rFonts w:ascii="Times New Roman" w:hAnsi="Times New Roman" w:cs="Times New Roman"/>
+          <w:sz w:val="18"/>
+          <w:szCs w:val="18"/>
+          <w:lang w:val="en-GB"/>
+        </w:rPr>
+        <w:t xml:space="preserve"> </w:t>
+      </w:r>
+      <w:proofErr w:type="spellStart"/>
+      <w:r>
+        <w:rPr>
+          <w:rFonts w:ascii="Times New Roman" w:hAnsi="Times New Roman" w:cs="Times New Roman"/>
+          <w:sz w:val="18"/>
+          <w:szCs w:val="18"/>
+          <w:lang w:val="en-GB"/>
+        </w:rPr>
+        <w:t>կորստյան</w:t>
+      </w:r>
+      <w:proofErr w:type="spellEnd"/>
+      <w:r>
+        <w:rPr>
+          <w:rFonts w:ascii="Times New Roman" w:hAnsi="Times New Roman" w:cs="Times New Roman"/>
+          <w:sz w:val="18"/>
+          <w:szCs w:val="18"/>
+          <w:lang w:val="en-GB"/>
+        </w:rPr>
+        <w:t xml:space="preserve"> և </w:t>
+      </w:r>
+      <w:proofErr w:type="spellStart"/>
+      <w:r>
+        <w:rPr>
+          <w:rFonts w:ascii="Times New Roman" w:hAnsi="Times New Roman" w:cs="Times New Roman"/>
+          <w:sz w:val="18"/>
+          <w:szCs w:val="18"/>
+          <w:lang w:val="en-GB"/>
+        </w:rPr>
+        <w:t>վնասվածքի</w:t>
+      </w:r>
+      <w:proofErr w:type="spellEnd"/>
+      <w:r>
+        <w:rPr>
+          <w:rFonts w:ascii="Times New Roman" w:hAnsi="Times New Roman" w:cs="Times New Roman"/>
+          <w:sz w:val="18"/>
+          <w:szCs w:val="18"/>
+          <w:lang w:val="en-GB"/>
+        </w:rPr>
+        <w:t xml:space="preserve"> </w:t>
+      </w:r>
+      <w:proofErr w:type="spellStart"/>
+      <w:r>
+        <w:rPr>
+          <w:rFonts w:ascii="Times New Roman" w:hAnsi="Times New Roman" w:cs="Times New Roman"/>
+          <w:sz w:val="18"/>
+          <w:szCs w:val="18"/>
+          <w:lang w:val="en-GB"/>
+        </w:rPr>
+        <w:t>ռիսկերից</w:t>
+      </w:r>
+      <w:proofErr w:type="spellEnd"/>
+      <w:r>
+        <w:rPr>
+          <w:rFonts w:ascii="Times New Roman" w:hAnsi="Times New Roman" w:cs="Times New Roman"/>
+          <w:sz w:val="18"/>
+          <w:szCs w:val="18"/>
+          <w:lang w:val="en-GB"/>
+        </w:rPr>
+        <w:t>,</w:t>
       </w:r>
     </w:p>
     <w:p>
@@ -5463,6 +6523,7 @@
           <w:lang w:val="hy-AM"/>
         </w:rPr>
       </w:pPr>
+      <w:proofErr w:type="spellStart"/>
       <w:r>
         <w:rPr>
           <w:rFonts w:ascii="Times New Roman" w:hAnsi="Times New Roman" w:cs="Times New Roman"/>
@@ -5470,7 +6531,297 @@
           <w:sz w:val="18"/>
           <w:szCs w:val="18"/>
         </w:rPr>
-        <w:t>անհրաժեշտ միջոցներ ձեռնարկել գրավ դրված գույքը պահպանելու` ներառյալ այն երրորդ անձանց ոտնձգություններից և պահանջներից պաշտպանելու համար,</w:t>
+        <w:t>անհրաժեշտ</w:t>
+      </w:r>
+      <w:proofErr w:type="spellEnd"/>
+      <w:r>
+        <w:rPr>
+          <w:rFonts w:ascii="Times New Roman" w:hAnsi="Times New Roman" w:cs="Times New Roman"/>
+          <w:color w:val="333333"/>
+          <w:sz w:val="18"/>
+          <w:szCs w:val="18"/>
+        </w:rPr>
+        <w:t xml:space="preserve"> </w:t>
+      </w:r>
+      <w:proofErr w:type="spellStart"/>
+      <w:r>
+        <w:rPr>
+          <w:rFonts w:ascii="Times New Roman" w:hAnsi="Times New Roman" w:cs="Times New Roman"/>
+          <w:color w:val="333333"/>
+          <w:sz w:val="18"/>
+          <w:szCs w:val="18"/>
+        </w:rPr>
+        <w:t>միջոցներ</w:t>
+      </w:r>
+      <w:proofErr w:type="spellEnd"/>
+      <w:r>
+        <w:rPr>
+          <w:rFonts w:ascii="Times New Roman" w:hAnsi="Times New Roman" w:cs="Times New Roman"/>
+          <w:color w:val="333333"/>
+          <w:sz w:val="18"/>
+          <w:szCs w:val="18"/>
+        </w:rPr>
+        <w:t xml:space="preserve"> </w:t>
+      </w:r>
+      <w:proofErr w:type="spellStart"/>
+      <w:r>
+        <w:rPr>
+          <w:rFonts w:ascii="Times New Roman" w:hAnsi="Times New Roman" w:cs="Times New Roman"/>
+          <w:color w:val="333333"/>
+          <w:sz w:val="18"/>
+          <w:szCs w:val="18"/>
+        </w:rPr>
+        <w:t>ձեռնարկել</w:t>
+      </w:r>
+      <w:proofErr w:type="spellEnd"/>
+      <w:r>
+        <w:rPr>
+          <w:rFonts w:ascii="Times New Roman" w:hAnsi="Times New Roman" w:cs="Times New Roman"/>
+          <w:color w:val="333333"/>
+          <w:sz w:val="18"/>
+          <w:szCs w:val="18"/>
+        </w:rPr>
+        <w:t xml:space="preserve"> </w:t>
+      </w:r>
+      <w:proofErr w:type="spellStart"/>
+      <w:r>
+        <w:rPr>
+          <w:rFonts w:ascii="Times New Roman" w:hAnsi="Times New Roman" w:cs="Times New Roman"/>
+          <w:color w:val="333333"/>
+          <w:sz w:val="18"/>
+          <w:szCs w:val="18"/>
+        </w:rPr>
+        <w:t>գրավ</w:t>
+      </w:r>
+      <w:proofErr w:type="spellEnd"/>
+      <w:r>
+        <w:rPr>
+          <w:rFonts w:ascii="Times New Roman" w:hAnsi="Times New Roman" w:cs="Times New Roman"/>
+          <w:color w:val="333333"/>
+          <w:sz w:val="18"/>
+          <w:szCs w:val="18"/>
+        </w:rPr>
+        <w:t xml:space="preserve"> </w:t>
+      </w:r>
+      <w:proofErr w:type="spellStart"/>
+      <w:r>
+        <w:rPr>
+          <w:rFonts w:ascii="Times New Roman" w:hAnsi="Times New Roman" w:cs="Times New Roman"/>
+          <w:color w:val="333333"/>
+          <w:sz w:val="18"/>
+          <w:szCs w:val="18"/>
+        </w:rPr>
+        <w:t>դրված</w:t>
+      </w:r>
+      <w:proofErr w:type="spellEnd"/>
+      <w:r>
+        <w:rPr>
+          <w:rFonts w:ascii="Times New Roman" w:hAnsi="Times New Roman" w:cs="Times New Roman"/>
+          <w:color w:val="333333"/>
+          <w:sz w:val="18"/>
+          <w:szCs w:val="18"/>
+        </w:rPr>
+        <w:t xml:space="preserve"> </w:t>
+      </w:r>
+      <w:proofErr w:type="spellStart"/>
+      <w:r>
+        <w:rPr>
+          <w:rFonts w:ascii="Times New Roman" w:hAnsi="Times New Roman" w:cs="Times New Roman"/>
+          <w:color w:val="333333"/>
+          <w:sz w:val="18"/>
+          <w:szCs w:val="18"/>
+        </w:rPr>
+        <w:t>գույքը</w:t>
+      </w:r>
+      <w:proofErr w:type="spellEnd"/>
+      <w:r>
+        <w:rPr>
+          <w:rFonts w:ascii="Times New Roman" w:hAnsi="Times New Roman" w:cs="Times New Roman"/>
+          <w:color w:val="333333"/>
+          <w:sz w:val="18"/>
+          <w:szCs w:val="18"/>
+        </w:rPr>
+        <w:t xml:space="preserve"> </w:t>
+      </w:r>
+      <w:proofErr w:type="spellStart"/>
+      <w:r>
+        <w:rPr>
+          <w:rFonts w:ascii="Times New Roman" w:hAnsi="Times New Roman" w:cs="Times New Roman"/>
+          <w:color w:val="333333"/>
+          <w:sz w:val="18"/>
+          <w:szCs w:val="18"/>
+        </w:rPr>
+        <w:t>պահպանելու</w:t>
+      </w:r>
+      <w:proofErr w:type="spellEnd"/>
+      <w:r>
+        <w:rPr>
+          <w:rFonts w:ascii="Times New Roman" w:hAnsi="Times New Roman" w:cs="Times New Roman"/>
+          <w:color w:val="333333"/>
+          <w:sz w:val="18"/>
+          <w:szCs w:val="18"/>
+        </w:rPr>
+        <w:t xml:space="preserve">` </w:t>
+      </w:r>
+      <w:proofErr w:type="spellStart"/>
+      <w:r>
+        <w:rPr>
+          <w:rFonts w:ascii="Times New Roman" w:hAnsi="Times New Roman" w:cs="Times New Roman"/>
+          <w:color w:val="333333"/>
+          <w:sz w:val="18"/>
+          <w:szCs w:val="18"/>
+        </w:rPr>
+        <w:t>ներառյալ</w:t>
+      </w:r>
+      <w:proofErr w:type="spellEnd"/>
+      <w:r>
+        <w:rPr>
+          <w:rFonts w:ascii="Times New Roman" w:hAnsi="Times New Roman" w:cs="Times New Roman"/>
+          <w:color w:val="333333"/>
+          <w:sz w:val="18"/>
+          <w:szCs w:val="18"/>
+        </w:rPr>
+        <w:t xml:space="preserve"> </w:t>
+      </w:r>
+      <w:proofErr w:type="spellStart"/>
+      <w:r>
+        <w:rPr>
+          <w:rFonts w:ascii="Times New Roman" w:hAnsi="Times New Roman" w:cs="Times New Roman"/>
+          <w:color w:val="333333"/>
+          <w:sz w:val="18"/>
+          <w:szCs w:val="18"/>
+        </w:rPr>
+        <w:t>այն</w:t>
+      </w:r>
+      <w:proofErr w:type="spellEnd"/>
+      <w:r>
+        <w:rPr>
+          <w:rFonts w:ascii="Times New Roman" w:hAnsi="Times New Roman" w:cs="Times New Roman"/>
+          <w:color w:val="333333"/>
+          <w:sz w:val="18"/>
+          <w:szCs w:val="18"/>
+        </w:rPr>
+        <w:t xml:space="preserve"> </w:t>
+      </w:r>
+      <w:proofErr w:type="spellStart"/>
+      <w:r>
+        <w:rPr>
+          <w:rFonts w:ascii="Times New Roman" w:hAnsi="Times New Roman" w:cs="Times New Roman"/>
+          <w:color w:val="333333"/>
+          <w:sz w:val="18"/>
+          <w:szCs w:val="18"/>
+        </w:rPr>
+        <w:t>երրորդ</w:t>
+      </w:r>
+      <w:proofErr w:type="spellEnd"/>
+      <w:r>
+        <w:rPr>
+          <w:rFonts w:ascii="Times New Roman" w:hAnsi="Times New Roman" w:cs="Times New Roman"/>
+          <w:color w:val="333333"/>
+          <w:sz w:val="18"/>
+          <w:szCs w:val="18"/>
+        </w:rPr>
+        <w:t xml:space="preserve"> </w:t>
+      </w:r>
+      <w:proofErr w:type="spellStart"/>
+      <w:r>
+        <w:rPr>
+          <w:rFonts w:ascii="Times New Roman" w:hAnsi="Times New Roman" w:cs="Times New Roman"/>
+          <w:color w:val="333333"/>
+          <w:sz w:val="18"/>
+          <w:szCs w:val="18"/>
+        </w:rPr>
+        <w:t>անձանց</w:t>
+      </w:r>
+      <w:proofErr w:type="spellEnd"/>
+      <w:r>
+        <w:rPr>
+          <w:rFonts w:ascii="Times New Roman" w:hAnsi="Times New Roman" w:cs="Times New Roman"/>
+          <w:color w:val="333333"/>
+          <w:sz w:val="18"/>
+          <w:szCs w:val="18"/>
+        </w:rPr>
+        <w:t xml:space="preserve"> </w:t>
+      </w:r>
+      <w:proofErr w:type="spellStart"/>
+      <w:r>
+        <w:rPr>
+          <w:rFonts w:ascii="Times New Roman" w:hAnsi="Times New Roman" w:cs="Times New Roman"/>
+          <w:color w:val="333333"/>
+          <w:sz w:val="18"/>
+          <w:szCs w:val="18"/>
+        </w:rPr>
+        <w:t>ոտնձգություններից</w:t>
+      </w:r>
+      <w:proofErr w:type="spellEnd"/>
+      <w:r>
+        <w:rPr>
+          <w:rFonts w:ascii="Times New Roman" w:hAnsi="Times New Roman" w:cs="Times New Roman"/>
+          <w:color w:val="333333"/>
+          <w:sz w:val="18"/>
+          <w:szCs w:val="18"/>
+        </w:rPr>
+        <w:t xml:space="preserve"> և </w:t>
+      </w:r>
+      <w:proofErr w:type="spellStart"/>
+      <w:r>
+        <w:rPr>
+          <w:rFonts w:ascii="Times New Roman" w:hAnsi="Times New Roman" w:cs="Times New Roman"/>
+          <w:color w:val="333333"/>
+          <w:sz w:val="18"/>
+          <w:szCs w:val="18"/>
+        </w:rPr>
+        <w:t>պահանջներից</w:t>
+      </w:r>
+      <w:proofErr w:type="spellEnd"/>
+      <w:r>
+        <w:rPr>
+          <w:rFonts w:ascii="Times New Roman" w:hAnsi="Times New Roman" w:cs="Times New Roman"/>
+          <w:color w:val="333333"/>
+          <w:sz w:val="18"/>
+          <w:szCs w:val="18"/>
+        </w:rPr>
+        <w:t xml:space="preserve"> </w:t>
+      </w:r>
+      <w:proofErr w:type="spellStart"/>
+      <w:r>
+        <w:rPr>
+          <w:rFonts w:ascii="Times New Roman" w:hAnsi="Times New Roman" w:cs="Times New Roman"/>
+          <w:color w:val="333333"/>
+          <w:sz w:val="18"/>
+          <w:szCs w:val="18"/>
+        </w:rPr>
+        <w:t>պաշտպանելու</w:t>
+      </w:r>
+      <w:proofErr w:type="spellEnd"/>
+      <w:r>
+        <w:rPr>
+          <w:rFonts w:ascii="Times New Roman" w:hAnsi="Times New Roman" w:cs="Times New Roman"/>
+          <w:color w:val="333333"/>
+          <w:sz w:val="18"/>
+          <w:szCs w:val="18"/>
+        </w:rPr>
+        <w:t xml:space="preserve"> </w:t>
+      </w:r>
+      <w:proofErr w:type="spellStart"/>
+      <w:r>
+        <w:rPr>
+          <w:rFonts w:ascii="Times New Roman" w:hAnsi="Times New Roman" w:cs="Times New Roman"/>
+          <w:color w:val="333333"/>
+          <w:sz w:val="18"/>
+          <w:szCs w:val="18"/>
+        </w:rPr>
+        <w:t>համար</w:t>
+      </w:r>
+      <w:proofErr w:type="spellEnd"/>
+      <w:r>
+        <w:rPr>
+          <w:rFonts w:ascii="Times New Roman" w:hAnsi="Times New Roman" w:cs="Times New Roman"/>
+          <w:color w:val="333333"/>
+          <w:sz w:val="18"/>
+          <w:szCs w:val="18"/>
+        </w:rPr>
+        <w:t>,</w:t>
       </w:r>
     </w:p>
     <w:p>
@@ -5492,6 +6843,7 @@
           <w:lang w:val="hy-AM"/>
         </w:rPr>
       </w:pPr>
+      <w:proofErr w:type="spellStart"/>
       <w:r>
         <w:rPr>
           <w:rFonts w:ascii="Times New Roman" w:hAnsi="Times New Roman" w:cs="Times New Roman"/>
@@ -5499,8 +6851,249 @@
           <w:sz w:val="18"/>
           <w:szCs w:val="18"/>
         </w:rPr>
-        <w:t>մյուս կողմին անհապաղ տեղեկացնել գրավ դրված գույքի կորստյան կամ վնասվածքի սպառնալիքի ծագման մասին</w:t>
-      </w:r>
+        <w:t>մյուս</w:t>
+      </w:r>
+      <w:proofErr w:type="spellEnd"/>
+      <w:r>
+        <w:rPr>
+          <w:rFonts w:ascii="Times New Roman" w:hAnsi="Times New Roman" w:cs="Times New Roman"/>
+          <w:color w:val="333333"/>
+          <w:sz w:val="18"/>
+          <w:szCs w:val="18"/>
+        </w:rPr>
+        <w:t xml:space="preserve"> </w:t>
+      </w:r>
+      <w:proofErr w:type="spellStart"/>
+      <w:r>
+        <w:rPr>
+          <w:rFonts w:ascii="Times New Roman" w:hAnsi="Times New Roman" w:cs="Times New Roman"/>
+          <w:color w:val="333333"/>
+          <w:sz w:val="18"/>
+          <w:szCs w:val="18"/>
+        </w:rPr>
+        <w:t>կողմին</w:t>
+      </w:r>
+      <w:proofErr w:type="spellEnd"/>
+      <w:r>
+        <w:rPr>
+          <w:rFonts w:ascii="Times New Roman" w:hAnsi="Times New Roman" w:cs="Times New Roman"/>
+          <w:color w:val="333333"/>
+          <w:sz w:val="18"/>
+          <w:szCs w:val="18"/>
+        </w:rPr>
+        <w:t xml:space="preserve"> </w:t>
+      </w:r>
+      <w:proofErr w:type="spellStart"/>
+      <w:r>
+        <w:rPr>
+          <w:rFonts w:ascii="Times New Roman" w:hAnsi="Times New Roman" w:cs="Times New Roman"/>
+          <w:color w:val="333333"/>
+          <w:sz w:val="18"/>
+          <w:szCs w:val="18"/>
+        </w:rPr>
+        <w:t>անհապաղ</w:t>
+      </w:r>
+      <w:proofErr w:type="spellEnd"/>
+      <w:r>
+        <w:rPr>
+          <w:rFonts w:ascii="Times New Roman" w:hAnsi="Times New Roman" w:cs="Times New Roman"/>
+          <w:color w:val="333333"/>
+          <w:sz w:val="18"/>
+          <w:szCs w:val="18"/>
+        </w:rPr>
+        <w:t xml:space="preserve"> </w:t>
+      </w:r>
+      <w:proofErr w:type="spellStart"/>
+      <w:r>
+        <w:rPr>
+          <w:rFonts w:ascii="Times New Roman" w:hAnsi="Times New Roman" w:cs="Times New Roman"/>
+          <w:color w:val="333333"/>
+          <w:sz w:val="18"/>
+          <w:szCs w:val="18"/>
+        </w:rPr>
+        <w:t>տեղեկացնել</w:t>
+      </w:r>
+      <w:proofErr w:type="spellEnd"/>
+      <w:r>
+        <w:rPr>
+          <w:rFonts w:ascii="Times New Roman" w:hAnsi="Times New Roman" w:cs="Times New Roman"/>
+          <w:color w:val="333333"/>
+          <w:sz w:val="18"/>
+          <w:szCs w:val="18"/>
+        </w:rPr>
+        <w:t xml:space="preserve"> </w:t>
+      </w:r>
+      <w:proofErr w:type="spellStart"/>
+      <w:r>
+        <w:rPr>
+          <w:rFonts w:ascii="Times New Roman" w:hAnsi="Times New Roman" w:cs="Times New Roman"/>
+          <w:color w:val="333333"/>
+          <w:sz w:val="18"/>
+          <w:szCs w:val="18"/>
+        </w:rPr>
+        <w:t>գրավ</w:t>
+      </w:r>
+      <w:proofErr w:type="spellEnd"/>
+      <w:r>
+        <w:rPr>
+          <w:rFonts w:ascii="Times New Roman" w:hAnsi="Times New Roman" w:cs="Times New Roman"/>
+          <w:color w:val="333333"/>
+          <w:sz w:val="18"/>
+          <w:szCs w:val="18"/>
+        </w:rPr>
+        <w:t xml:space="preserve"> </w:t>
+      </w:r>
+      <w:proofErr w:type="spellStart"/>
+      <w:r>
+        <w:rPr>
+          <w:rFonts w:ascii="Times New Roman" w:hAnsi="Times New Roman" w:cs="Times New Roman"/>
+          <w:color w:val="333333"/>
+          <w:sz w:val="18"/>
+          <w:szCs w:val="18"/>
+        </w:rPr>
+        <w:t>դրված</w:t>
+      </w:r>
+      <w:proofErr w:type="spellEnd"/>
+      <w:r>
+        <w:rPr>
+          <w:rFonts w:ascii="Times New Roman" w:hAnsi="Times New Roman" w:cs="Times New Roman"/>
+          <w:color w:val="333333"/>
+          <w:sz w:val="18"/>
+          <w:szCs w:val="18"/>
+        </w:rPr>
+        <w:t xml:space="preserve"> </w:t>
+      </w:r>
+      <w:proofErr w:type="spellStart"/>
+      <w:r>
+        <w:rPr>
+          <w:rFonts w:ascii="Times New Roman" w:hAnsi="Times New Roman" w:cs="Times New Roman"/>
+          <w:color w:val="333333"/>
+          <w:sz w:val="18"/>
+          <w:szCs w:val="18"/>
+        </w:rPr>
+        <w:t>գույքի</w:t>
+      </w:r>
+      <w:proofErr w:type="spellEnd"/>
+      <w:r>
+        <w:rPr>
+          <w:rFonts w:ascii="Times New Roman" w:hAnsi="Times New Roman" w:cs="Times New Roman"/>
+          <w:color w:val="333333"/>
+          <w:sz w:val="18"/>
+          <w:szCs w:val="18"/>
+        </w:rPr>
+        <w:t xml:space="preserve"> </w:t>
+      </w:r>
+      <w:proofErr w:type="spellStart"/>
+      <w:r>
+        <w:rPr>
+          <w:rFonts w:ascii="Times New Roman" w:hAnsi="Times New Roman" w:cs="Times New Roman"/>
+          <w:color w:val="333333"/>
+          <w:sz w:val="18"/>
+          <w:szCs w:val="18"/>
+        </w:rPr>
+        <w:t>կորստյան</w:t>
+      </w:r>
+      <w:proofErr w:type="spellEnd"/>
+      <w:r>
+        <w:rPr>
+          <w:rFonts w:ascii="Times New Roman" w:hAnsi="Times New Roman" w:cs="Times New Roman"/>
+          <w:color w:val="333333"/>
+          <w:sz w:val="18"/>
+          <w:szCs w:val="18"/>
+        </w:rPr>
+        <w:t xml:space="preserve"> </w:t>
+      </w:r>
+      <w:proofErr w:type="spellStart"/>
+      <w:r>
+        <w:rPr>
+          <w:rFonts w:ascii="Times New Roman" w:hAnsi="Times New Roman" w:cs="Times New Roman"/>
+          <w:color w:val="333333"/>
+          <w:sz w:val="18"/>
+          <w:szCs w:val="18"/>
+        </w:rPr>
+        <w:t>կամ</w:t>
+      </w:r>
+      <w:proofErr w:type="spellEnd"/>
+      <w:r>
+        <w:rPr>
+          <w:rFonts w:ascii="Times New Roman" w:hAnsi="Times New Roman" w:cs="Times New Roman"/>
+          <w:color w:val="333333"/>
+          <w:sz w:val="18"/>
+          <w:szCs w:val="18"/>
+        </w:rPr>
+        <w:t xml:space="preserve"> </w:t>
+      </w:r>
+      <w:proofErr w:type="spellStart"/>
+      <w:r>
+        <w:rPr>
+          <w:rFonts w:ascii="Times New Roman" w:hAnsi="Times New Roman" w:cs="Times New Roman"/>
+          <w:color w:val="333333"/>
+          <w:sz w:val="18"/>
+          <w:szCs w:val="18"/>
+        </w:rPr>
+        <w:t>վնասվածքի</w:t>
+      </w:r>
+      <w:proofErr w:type="spellEnd"/>
+      <w:r>
+        <w:rPr>
+          <w:rFonts w:ascii="Times New Roman" w:hAnsi="Times New Roman" w:cs="Times New Roman"/>
+          <w:color w:val="333333"/>
+          <w:sz w:val="18"/>
+          <w:szCs w:val="18"/>
+        </w:rPr>
+        <w:t xml:space="preserve"> </w:t>
+      </w:r>
+      <w:proofErr w:type="spellStart"/>
+      <w:r>
+        <w:rPr>
+          <w:rFonts w:ascii="Times New Roman" w:hAnsi="Times New Roman" w:cs="Times New Roman"/>
+          <w:color w:val="333333"/>
+          <w:sz w:val="18"/>
+          <w:szCs w:val="18"/>
+        </w:rPr>
+        <w:t>սպառնալիքի</w:t>
+      </w:r>
+      <w:proofErr w:type="spellEnd"/>
+      <w:r>
+        <w:rPr>
+          <w:rFonts w:ascii="Times New Roman" w:hAnsi="Times New Roman" w:cs="Times New Roman"/>
+          <w:color w:val="333333"/>
+          <w:sz w:val="18"/>
+          <w:szCs w:val="18"/>
+        </w:rPr>
+        <w:t xml:space="preserve"> </w:t>
+      </w:r>
+      <w:proofErr w:type="spellStart"/>
+      <w:r>
+        <w:rPr>
+          <w:rFonts w:ascii="Times New Roman" w:hAnsi="Times New Roman" w:cs="Times New Roman"/>
+          <w:color w:val="333333"/>
+          <w:sz w:val="18"/>
+          <w:szCs w:val="18"/>
+        </w:rPr>
+        <w:t>ծագման</w:t>
+      </w:r>
+      <w:proofErr w:type="spellEnd"/>
+      <w:r>
+        <w:rPr>
+          <w:rFonts w:ascii="Times New Roman" w:hAnsi="Times New Roman" w:cs="Times New Roman"/>
+          <w:color w:val="333333"/>
+          <w:sz w:val="18"/>
+          <w:szCs w:val="18"/>
+        </w:rPr>
+        <w:t xml:space="preserve"> </w:t>
+      </w:r>
+      <w:proofErr w:type="spellStart"/>
+      <w:r>
+        <w:rPr>
+          <w:rFonts w:ascii="Times New Roman" w:hAnsi="Times New Roman" w:cs="Times New Roman"/>
+          <w:color w:val="333333"/>
+          <w:sz w:val="18"/>
+          <w:szCs w:val="18"/>
+        </w:rPr>
+        <w:t>մասին</w:t>
+      </w:r>
+      <w:proofErr w:type="spellEnd"/>
       <w:r>
         <w:rPr>
           <w:rFonts w:ascii="Times New Roman" w:hAnsi="Times New Roman" w:cs="Times New Roman"/>
@@ -5530,6 +7123,7 @@
           <w:lang w:val="hy-AM"/>
         </w:rPr>
       </w:pPr>
+      <w:proofErr w:type="spellStart"/>
       <w:r>
         <w:rPr>
           <w:rFonts w:ascii="Times New Roman" w:hAnsi="Times New Roman" w:cs="Times New Roman"/>
@@ -5537,8 +7131,89 @@
           <w:sz w:val="18"/>
           <w:szCs w:val="18"/>
         </w:rPr>
-        <w:t>Պայմանագրով սահմանված այլ գործողություններ կատարել</w:t>
-      </w:r>
+        <w:t>Պայմանագրով</w:t>
+      </w:r>
+      <w:proofErr w:type="spellEnd"/>
+      <w:r>
+        <w:rPr>
+          <w:rFonts w:ascii="Times New Roman" w:hAnsi="Times New Roman" w:cs="Times New Roman"/>
+          <w:color w:val="333333"/>
+          <w:sz w:val="18"/>
+          <w:szCs w:val="18"/>
+        </w:rPr>
+        <w:t xml:space="preserve"> </w:t>
+      </w:r>
+      <w:proofErr w:type="spellStart"/>
+      <w:r>
+        <w:rPr>
+          <w:rFonts w:ascii="Times New Roman" w:hAnsi="Times New Roman" w:cs="Times New Roman"/>
+          <w:color w:val="333333"/>
+          <w:sz w:val="18"/>
+          <w:szCs w:val="18"/>
+        </w:rPr>
+        <w:t>սահմանված</w:t>
+      </w:r>
+      <w:proofErr w:type="spellEnd"/>
+      <w:r>
+        <w:rPr>
+          <w:rFonts w:ascii="Times New Roman" w:hAnsi="Times New Roman" w:cs="Times New Roman"/>
+          <w:color w:val="333333"/>
+          <w:sz w:val="18"/>
+          <w:szCs w:val="18"/>
+        </w:rPr>
+        <w:t xml:space="preserve"> </w:t>
+      </w:r>
+      <w:proofErr w:type="spellStart"/>
+      <w:r>
+        <w:rPr>
+          <w:rFonts w:ascii="Times New Roman" w:hAnsi="Times New Roman" w:cs="Times New Roman"/>
+          <w:color w:val="333333"/>
+          <w:sz w:val="18"/>
+          <w:szCs w:val="18"/>
+        </w:rPr>
+        <w:t>այլ</w:t>
+      </w:r>
+      <w:proofErr w:type="spellEnd"/>
+      <w:r>
+        <w:rPr>
+          <w:rFonts w:ascii="Times New Roman" w:hAnsi="Times New Roman" w:cs="Times New Roman"/>
+          <w:color w:val="333333"/>
+          <w:sz w:val="18"/>
+          <w:szCs w:val="18"/>
+        </w:rPr>
+        <w:t xml:space="preserve"> </w:t>
+      </w:r>
+      <w:proofErr w:type="spellStart"/>
+      <w:r>
+        <w:rPr>
+          <w:rFonts w:ascii="Times New Roman" w:hAnsi="Times New Roman" w:cs="Times New Roman"/>
+          <w:color w:val="333333"/>
+          <w:sz w:val="18"/>
+          <w:szCs w:val="18"/>
+        </w:rPr>
+        <w:t>գործողություններ</w:t>
+      </w:r>
+      <w:proofErr w:type="spellEnd"/>
+      <w:r>
+        <w:rPr>
+          <w:rFonts w:ascii="Times New Roman" w:hAnsi="Times New Roman" w:cs="Times New Roman"/>
+          <w:color w:val="333333"/>
+          <w:sz w:val="18"/>
+          <w:szCs w:val="18"/>
+        </w:rPr>
+        <w:t xml:space="preserve"> </w:t>
+      </w:r>
+      <w:proofErr w:type="spellStart"/>
+      <w:r>
+        <w:rPr>
+          <w:rFonts w:ascii="Times New Roman" w:hAnsi="Times New Roman" w:cs="Times New Roman"/>
+          <w:color w:val="333333"/>
+          <w:sz w:val="18"/>
+          <w:szCs w:val="18"/>
+        </w:rPr>
+        <w:t>կատարել</w:t>
+      </w:r>
+      <w:proofErr w:type="spellEnd"/>
       <w:r>
         <w:rPr>
           <w:rFonts w:ascii="Times New Roman" w:eastAsia="Times New Roman" w:hAnsi="Times New Roman" w:cs="Times New Roman"/>
@@ -5610,16 +7285,117 @@
           <w:lang w:val="hy-AM"/>
         </w:rPr>
       </w:pPr>
-      <w:r>
-        <w:rPr>
-          <w:rFonts w:ascii="Times New Roman" w:eastAsia="Times New Roman" w:hAnsi="Times New Roman" w:cs="Times New Roman"/>
-          <w:color w:val="000000" w:themeColor="text1"/>
-          <w:sz w:val="18"/>
-          <w:szCs w:val="18"/>
-          <w:lang w:val="en-GB"/>
-        </w:rPr>
-        <w:t xml:space="preserve">Պայմանագրով Վարկատուի (սույն բաժնում նաև՝ </w:t>
-      </w:r>
+      <w:proofErr w:type="spellStart"/>
+      <w:r>
+        <w:rPr>
+          <w:rFonts w:ascii="Times New Roman" w:eastAsia="Times New Roman" w:hAnsi="Times New Roman" w:cs="Times New Roman"/>
+          <w:color w:val="000000" w:themeColor="text1"/>
+          <w:sz w:val="18"/>
+          <w:szCs w:val="18"/>
+          <w:lang w:val="en-GB"/>
+        </w:rPr>
+        <w:t>Պայմանագրով</w:t>
+      </w:r>
+      <w:proofErr w:type="spellEnd"/>
+      <w:r>
+        <w:rPr>
+          <w:rFonts w:ascii="Times New Roman" w:eastAsia="Times New Roman" w:hAnsi="Times New Roman" w:cs="Times New Roman"/>
+          <w:color w:val="000000" w:themeColor="text1"/>
+          <w:sz w:val="18"/>
+          <w:szCs w:val="18"/>
+          <w:lang w:val="en-GB"/>
+        </w:rPr>
+        <w:t xml:space="preserve"> </w:t>
+      </w:r>
+      <w:proofErr w:type="spellStart"/>
+      <w:r>
+        <w:rPr>
+          <w:rFonts w:ascii="Times New Roman" w:eastAsia="Times New Roman" w:hAnsi="Times New Roman" w:cs="Times New Roman"/>
+          <w:color w:val="000000" w:themeColor="text1"/>
+          <w:sz w:val="18"/>
+          <w:szCs w:val="18"/>
+          <w:lang w:val="en-GB"/>
+        </w:rPr>
+        <w:t>Վարկատուի</w:t>
+      </w:r>
+      <w:proofErr w:type="spellEnd"/>
+      <w:r>
+        <w:rPr>
+          <w:rFonts w:ascii="Times New Roman" w:eastAsia="Times New Roman" w:hAnsi="Times New Roman" w:cs="Times New Roman"/>
+          <w:color w:val="000000" w:themeColor="text1"/>
+          <w:sz w:val="18"/>
+          <w:szCs w:val="18"/>
+          <w:lang w:val="en-GB"/>
+        </w:rPr>
+        <w:t xml:space="preserve"> (</w:t>
+      </w:r>
+      <w:proofErr w:type="spellStart"/>
+      <w:r>
+        <w:rPr>
+          <w:rFonts w:ascii="Times New Roman" w:eastAsia="Times New Roman" w:hAnsi="Times New Roman" w:cs="Times New Roman"/>
+          <w:color w:val="000000" w:themeColor="text1"/>
+          <w:sz w:val="18"/>
+          <w:szCs w:val="18"/>
+          <w:lang w:val="en-GB"/>
+        </w:rPr>
+        <w:t>սույն</w:t>
+      </w:r>
+      <w:proofErr w:type="spellEnd"/>
+      <w:r>
+        <w:rPr>
+          <w:rFonts w:ascii="Times New Roman" w:eastAsia="Times New Roman" w:hAnsi="Times New Roman" w:cs="Times New Roman"/>
+          <w:color w:val="000000" w:themeColor="text1"/>
+          <w:sz w:val="18"/>
+          <w:szCs w:val="18"/>
+          <w:lang w:val="en-GB"/>
+        </w:rPr>
+        <w:t xml:space="preserve"> </w:t>
+      </w:r>
+      <w:proofErr w:type="spellStart"/>
+      <w:r>
+        <w:rPr>
+          <w:rFonts w:ascii="Times New Roman" w:eastAsia="Times New Roman" w:hAnsi="Times New Roman" w:cs="Times New Roman"/>
+          <w:color w:val="000000" w:themeColor="text1"/>
+          <w:sz w:val="18"/>
+          <w:szCs w:val="18"/>
+          <w:lang w:val="en-GB"/>
+        </w:rPr>
+        <w:t>բաժնում</w:t>
+      </w:r>
+      <w:proofErr w:type="spellEnd"/>
+      <w:r>
+        <w:rPr>
+          <w:rFonts w:ascii="Times New Roman" w:eastAsia="Times New Roman" w:hAnsi="Times New Roman" w:cs="Times New Roman"/>
+          <w:color w:val="000000" w:themeColor="text1"/>
+          <w:sz w:val="18"/>
+          <w:szCs w:val="18"/>
+          <w:lang w:val="en-GB"/>
+        </w:rPr>
+        <w:t xml:space="preserve"> </w:t>
+      </w:r>
+      <w:proofErr w:type="spellStart"/>
+      <w:r>
+        <w:rPr>
+          <w:rFonts w:ascii="Times New Roman" w:eastAsia="Times New Roman" w:hAnsi="Times New Roman" w:cs="Times New Roman"/>
+          <w:color w:val="000000" w:themeColor="text1"/>
+          <w:sz w:val="18"/>
+          <w:szCs w:val="18"/>
+          <w:lang w:val="en-GB"/>
+        </w:rPr>
+        <w:t>նաև</w:t>
+      </w:r>
+      <w:proofErr w:type="spellEnd"/>
+      <w:r>
+        <w:rPr>
+          <w:rFonts w:ascii="Times New Roman" w:eastAsia="Times New Roman" w:hAnsi="Times New Roman" w:cs="Times New Roman"/>
+          <w:color w:val="000000" w:themeColor="text1"/>
+          <w:sz w:val="18"/>
+          <w:szCs w:val="18"/>
+          <w:lang w:val="en-GB"/>
+        </w:rPr>
+        <w:t xml:space="preserve">՝ </w:t>
+      </w:r>
+      <w:proofErr w:type="spellStart"/>
       <w:r>
         <w:rPr>
           <w:rFonts w:ascii="Times New Roman" w:eastAsia="Times New Roman" w:hAnsi="Times New Roman" w:cs="Times New Roman"/>
@@ -5632,16 +7408,238 @@
         </w:rPr>
         <w:t>Գրավառու</w:t>
       </w:r>
-      <w:r>
-        <w:rPr>
-          <w:rFonts w:ascii="Times New Roman" w:eastAsia="Times New Roman" w:hAnsi="Times New Roman" w:cs="Times New Roman"/>
-          <w:color w:val="000000" w:themeColor="text1"/>
-          <w:sz w:val="18"/>
-          <w:szCs w:val="18"/>
-          <w:lang w:val="en-GB"/>
-        </w:rPr>
-        <w:t xml:space="preserve">) հանդեպ ստանձնած պարտավորությունների կատարման ապահովման նպատակով Վարկառուն (սույն բաժնում նաև՝ </w:t>
-      </w:r>
+      <w:proofErr w:type="spellEnd"/>
+      <w:r>
+        <w:rPr>
+          <w:rFonts w:ascii="Times New Roman" w:eastAsia="Times New Roman" w:hAnsi="Times New Roman" w:cs="Times New Roman"/>
+          <w:color w:val="000000" w:themeColor="text1"/>
+          <w:sz w:val="18"/>
+          <w:szCs w:val="18"/>
+          <w:lang w:val="en-GB"/>
+        </w:rPr>
+        <w:t xml:space="preserve">) </w:t>
+      </w:r>
+      <w:proofErr w:type="spellStart"/>
+      <w:r>
+        <w:rPr>
+          <w:rFonts w:ascii="Times New Roman" w:eastAsia="Times New Roman" w:hAnsi="Times New Roman" w:cs="Times New Roman"/>
+          <w:color w:val="000000" w:themeColor="text1"/>
+          <w:sz w:val="18"/>
+          <w:szCs w:val="18"/>
+          <w:lang w:val="en-GB"/>
+        </w:rPr>
+        <w:t>հանդեպ</w:t>
+      </w:r>
+      <w:proofErr w:type="spellEnd"/>
+      <w:r>
+        <w:rPr>
+          <w:rFonts w:ascii="Times New Roman" w:eastAsia="Times New Roman" w:hAnsi="Times New Roman" w:cs="Times New Roman"/>
+          <w:color w:val="000000" w:themeColor="text1"/>
+          <w:sz w:val="18"/>
+          <w:szCs w:val="18"/>
+          <w:lang w:val="en-GB"/>
+        </w:rPr>
+        <w:t xml:space="preserve"> </w:t>
+      </w:r>
+      <w:proofErr w:type="spellStart"/>
+      <w:r>
+        <w:rPr>
+          <w:rFonts w:ascii="Times New Roman" w:eastAsia="Times New Roman" w:hAnsi="Times New Roman" w:cs="Times New Roman"/>
+          <w:color w:val="000000" w:themeColor="text1"/>
+          <w:sz w:val="18"/>
+          <w:szCs w:val="18"/>
+          <w:lang w:val="en-GB"/>
+        </w:rPr>
+        <w:t>ստանձնած</w:t>
+      </w:r>
+      <w:proofErr w:type="spellEnd"/>
+      <w:r>
+        <w:rPr>
+          <w:rFonts w:ascii="Times New Roman" w:eastAsia="Times New Roman" w:hAnsi="Times New Roman" w:cs="Times New Roman"/>
+          <w:color w:val="000000" w:themeColor="text1"/>
+          <w:sz w:val="18"/>
+          <w:szCs w:val="18"/>
+          <w:lang w:val="en-GB"/>
+        </w:rPr>
+        <w:t xml:space="preserve"> </w:t>
+      </w:r>
+      <w:proofErr w:type="spellStart"/>
+      <w:r>
+        <w:rPr>
+          <w:rFonts w:ascii="Times New Roman" w:eastAsia="Times New Roman" w:hAnsi="Times New Roman" w:cs="Times New Roman"/>
+          <w:color w:val="000000" w:themeColor="text1"/>
+          <w:sz w:val="18"/>
+          <w:szCs w:val="18"/>
+          <w:lang w:val="en-GB"/>
+        </w:rPr>
+        <w:t>պարտավորությունների</w:t>
+      </w:r>
+      <w:proofErr w:type="spellEnd"/>
+      <w:r>
+        <w:rPr>
+          <w:rFonts w:ascii="Times New Roman" w:eastAsia="Times New Roman" w:hAnsi="Times New Roman" w:cs="Times New Roman"/>
+          <w:color w:val="000000" w:themeColor="text1"/>
+          <w:sz w:val="18"/>
+          <w:szCs w:val="18"/>
+          <w:lang w:val="en-GB"/>
+        </w:rPr>
+        <w:t xml:space="preserve"> </w:t>
+      </w:r>
+      <w:proofErr w:type="spellStart"/>
+      <w:r>
+        <w:rPr>
+          <w:rFonts w:ascii="Times New Roman" w:eastAsia="Times New Roman" w:hAnsi="Times New Roman" w:cs="Times New Roman"/>
+          <w:color w:val="000000" w:themeColor="text1"/>
+          <w:sz w:val="18"/>
+          <w:szCs w:val="18"/>
+          <w:lang w:val="en-GB"/>
+        </w:rPr>
+        <w:t>կատարման</w:t>
+      </w:r>
+      <w:proofErr w:type="spellEnd"/>
+      <w:r>
+        <w:rPr>
+          <w:rFonts w:ascii="Times New Roman" w:eastAsia="Times New Roman" w:hAnsi="Times New Roman" w:cs="Times New Roman"/>
+          <w:color w:val="000000" w:themeColor="text1"/>
+          <w:sz w:val="18"/>
+          <w:szCs w:val="18"/>
+          <w:lang w:val="en-GB"/>
+        </w:rPr>
+        <w:t xml:space="preserve"> </w:t>
+      </w:r>
+      <w:proofErr w:type="spellStart"/>
+      <w:r>
+        <w:rPr>
+          <w:rFonts w:ascii="Times New Roman" w:eastAsia="Times New Roman" w:hAnsi="Times New Roman" w:cs="Times New Roman"/>
+          <w:color w:val="000000" w:themeColor="text1"/>
+          <w:sz w:val="18"/>
+          <w:szCs w:val="18"/>
+          <w:lang w:val="en-GB"/>
+        </w:rPr>
+        <w:t>ապահովման</w:t>
+      </w:r>
+      <w:proofErr w:type="spellEnd"/>
+      <w:r>
+        <w:rPr>
+          <w:rFonts w:ascii="Times New Roman" w:eastAsia="Times New Roman" w:hAnsi="Times New Roman" w:cs="Times New Roman"/>
+          <w:color w:val="000000" w:themeColor="text1"/>
+          <w:sz w:val="18"/>
+          <w:szCs w:val="18"/>
+          <w:lang w:val="en-GB"/>
+        </w:rPr>
+        <w:t xml:space="preserve"> </w:t>
+      </w:r>
+      <w:proofErr w:type="spellStart"/>
+      <w:r>
+        <w:rPr>
+          <w:rFonts w:ascii="Times New Roman" w:eastAsia="Times New Roman" w:hAnsi="Times New Roman" w:cs="Times New Roman"/>
+          <w:color w:val="000000" w:themeColor="text1"/>
+          <w:sz w:val="18"/>
+          <w:szCs w:val="18"/>
+          <w:lang w:val="en-GB"/>
+        </w:rPr>
+        <w:t>նպատակով</w:t>
+      </w:r>
+      <w:proofErr w:type="spellEnd"/>
+      <w:r>
+        <w:rPr>
+          <w:rFonts w:ascii="Times New Roman" w:eastAsia="Times New Roman" w:hAnsi="Times New Roman" w:cs="Times New Roman"/>
+          <w:color w:val="000000" w:themeColor="text1"/>
+          <w:sz w:val="18"/>
+          <w:szCs w:val="18"/>
+          <w:lang w:val="en-GB"/>
+        </w:rPr>
+        <w:t xml:space="preserve"> </w:t>
+      </w:r>
+      <w:proofErr w:type="spellStart"/>
+      <w:r>
+        <w:rPr>
+          <w:rFonts w:ascii="Times New Roman" w:eastAsia="Times New Roman" w:hAnsi="Times New Roman" w:cs="Times New Roman"/>
+          <w:color w:val="000000" w:themeColor="text1"/>
+          <w:sz w:val="18"/>
+          <w:szCs w:val="18"/>
+          <w:lang w:val="en-GB"/>
+        </w:rPr>
+        <w:t>Վարկառուն</w:t>
+      </w:r>
+      <w:proofErr w:type="spellEnd"/>
+      <w:r>
+        <w:rPr>
+          <w:rFonts w:ascii="Times New Roman" w:eastAsia="Times New Roman" w:hAnsi="Times New Roman" w:cs="Times New Roman"/>
+          <w:color w:val="000000" w:themeColor="text1"/>
+          <w:sz w:val="18"/>
+          <w:szCs w:val="18"/>
+          <w:lang w:val="en-GB"/>
+        </w:rPr>
+        <w:t xml:space="preserve"> (</w:t>
+      </w:r>
+      <w:proofErr w:type="spellStart"/>
+      <w:r>
+        <w:rPr>
+          <w:rFonts w:ascii="Times New Roman" w:eastAsia="Times New Roman" w:hAnsi="Times New Roman" w:cs="Times New Roman"/>
+          <w:color w:val="000000" w:themeColor="text1"/>
+          <w:sz w:val="18"/>
+          <w:szCs w:val="18"/>
+          <w:lang w:val="en-GB"/>
+        </w:rPr>
+        <w:t>սույն</w:t>
+      </w:r>
+      <w:proofErr w:type="spellEnd"/>
+      <w:r>
+        <w:rPr>
+          <w:rFonts w:ascii="Times New Roman" w:eastAsia="Times New Roman" w:hAnsi="Times New Roman" w:cs="Times New Roman"/>
+          <w:color w:val="000000" w:themeColor="text1"/>
+          <w:sz w:val="18"/>
+          <w:szCs w:val="18"/>
+          <w:lang w:val="en-GB"/>
+        </w:rPr>
+        <w:t xml:space="preserve"> </w:t>
+      </w:r>
+      <w:proofErr w:type="spellStart"/>
+      <w:r>
+        <w:rPr>
+          <w:rFonts w:ascii="Times New Roman" w:eastAsia="Times New Roman" w:hAnsi="Times New Roman" w:cs="Times New Roman"/>
+          <w:color w:val="000000" w:themeColor="text1"/>
+          <w:sz w:val="18"/>
+          <w:szCs w:val="18"/>
+          <w:lang w:val="en-GB"/>
+        </w:rPr>
+        <w:t>բաժնում</w:t>
+      </w:r>
+      <w:proofErr w:type="spellEnd"/>
+      <w:r>
+        <w:rPr>
+          <w:rFonts w:ascii="Times New Roman" w:eastAsia="Times New Roman" w:hAnsi="Times New Roman" w:cs="Times New Roman"/>
+          <w:color w:val="000000" w:themeColor="text1"/>
+          <w:sz w:val="18"/>
+          <w:szCs w:val="18"/>
+          <w:lang w:val="en-GB"/>
+        </w:rPr>
+        <w:t xml:space="preserve"> </w:t>
+      </w:r>
+      <w:proofErr w:type="spellStart"/>
+      <w:r>
+        <w:rPr>
+          <w:rFonts w:ascii="Times New Roman" w:eastAsia="Times New Roman" w:hAnsi="Times New Roman" w:cs="Times New Roman"/>
+          <w:color w:val="000000" w:themeColor="text1"/>
+          <w:sz w:val="18"/>
+          <w:szCs w:val="18"/>
+          <w:lang w:val="en-GB"/>
+        </w:rPr>
+        <w:t>նաև</w:t>
+      </w:r>
+      <w:proofErr w:type="spellEnd"/>
+      <w:r>
+        <w:rPr>
+          <w:rFonts w:ascii="Times New Roman" w:eastAsia="Times New Roman" w:hAnsi="Times New Roman" w:cs="Times New Roman"/>
+          <w:color w:val="000000" w:themeColor="text1"/>
+          <w:sz w:val="18"/>
+          <w:szCs w:val="18"/>
+          <w:lang w:val="en-GB"/>
+        </w:rPr>
+        <w:t xml:space="preserve">՝ </w:t>
+      </w:r>
+      <w:proofErr w:type="spellStart"/>
       <w:r>
         <w:rPr>
           <w:rFonts w:ascii="Times New Roman" w:eastAsia="Times New Roman" w:hAnsi="Times New Roman" w:cs="Times New Roman"/>
@@ -5654,6 +7652,7 @@
         </w:rPr>
         <w:t>Գրավատու</w:t>
       </w:r>
+      <w:proofErr w:type="spellEnd"/>
       <w:r>
         <w:rPr>
           <w:rFonts w:ascii="Times New Roman" w:eastAsia="Times New Roman" w:hAnsi="Times New Roman" w:cs="Times New Roman"/>
@@ -5664,45 +7663,159 @@
         </w:rPr>
         <w:t xml:space="preserve">)  </w:t>
       </w:r>
-      <w:r>
-        <w:rPr>
-          <w:rFonts w:ascii="Times New Roman" w:eastAsia="Times New Roman" w:hAnsi="Times New Roman" w:cs="Times New Roman"/>
-          <w:color w:val="000000" w:themeColor="text1"/>
-          <w:sz w:val="18"/>
-          <w:szCs w:val="18"/>
-          <w:lang w:val="en-GB"/>
-        </w:rPr>
-        <w:t>գրավադրում է բացառապես իրեն սեփականության իրավունքով</w:t>
-      </w:r>
-      <w:r>
-        <w:rPr>
-          <w:rFonts w:ascii="Times New Roman" w:eastAsia="Times New Roman" w:hAnsi="Times New Roman" w:cs="Times New Roman"/>
-          <w:color w:val="000000" w:themeColor="text1"/>
-          <w:sz w:val="18"/>
-          <w:szCs w:val="18"/>
-          <w:lang w:val="en-GB"/>
-        </w:rPr>
-        <w:t xml:space="preserve"> պատկանող</w:t>
-      </w:r>
-      <w:r>
-        <w:rPr>
-          <w:rFonts w:ascii="Times New Roman" w:eastAsia="Times New Roman" w:hAnsi="Times New Roman" w:cs="Times New Roman"/>
-          <w:color w:val="000000" w:themeColor="text1"/>
-          <w:sz w:val="18"/>
-          <w:szCs w:val="18"/>
-          <w:lang w:val="en-GB"/>
-        </w:rPr>
-        <w:t xml:space="preserve"> </w:t>
-      </w:r>
-      <w:r>
-        <w:rPr>
-          <w:rFonts w:ascii="Times New Roman" w:eastAsia="Times New Roman" w:hAnsi="Times New Roman" w:cs="Times New Roman"/>
-          <w:color w:val="000000" w:themeColor="text1"/>
-          <w:sz w:val="18"/>
-          <w:szCs w:val="18"/>
-          <w:lang w:val="en-GB"/>
-        </w:rPr>
-        <w:t xml:space="preserve">Պայմանագրի </w:t>
+      <w:proofErr w:type="spellStart"/>
+      <w:r>
+        <w:rPr>
+          <w:rFonts w:ascii="Times New Roman" w:eastAsia="Times New Roman" w:hAnsi="Times New Roman" w:cs="Times New Roman"/>
+          <w:color w:val="000000" w:themeColor="text1"/>
+          <w:sz w:val="18"/>
+          <w:szCs w:val="18"/>
+          <w:lang w:val="en-GB"/>
+        </w:rPr>
+        <w:t>գրավադրում</w:t>
+      </w:r>
+      <w:proofErr w:type="spellEnd"/>
+      <w:r>
+        <w:rPr>
+          <w:rFonts w:ascii="Times New Roman" w:eastAsia="Times New Roman" w:hAnsi="Times New Roman" w:cs="Times New Roman"/>
+          <w:color w:val="000000" w:themeColor="text1"/>
+          <w:sz w:val="18"/>
+          <w:szCs w:val="18"/>
+          <w:lang w:val="en-GB"/>
+        </w:rPr>
+        <w:t xml:space="preserve"> է </w:t>
+      </w:r>
+      <w:proofErr w:type="spellStart"/>
+      <w:r>
+        <w:rPr>
+          <w:rFonts w:ascii="Times New Roman" w:eastAsia="Times New Roman" w:hAnsi="Times New Roman" w:cs="Times New Roman"/>
+          <w:color w:val="000000" w:themeColor="text1"/>
+          <w:sz w:val="18"/>
+          <w:szCs w:val="18"/>
+          <w:lang w:val="en-GB"/>
+        </w:rPr>
+        <w:t>բացառապես</w:t>
+      </w:r>
+      <w:proofErr w:type="spellEnd"/>
+      <w:r>
+        <w:rPr>
+          <w:rFonts w:ascii="Times New Roman" w:eastAsia="Times New Roman" w:hAnsi="Times New Roman" w:cs="Times New Roman"/>
+          <w:color w:val="000000" w:themeColor="text1"/>
+          <w:sz w:val="18"/>
+          <w:szCs w:val="18"/>
+          <w:lang w:val="en-GB"/>
+        </w:rPr>
+        <w:t xml:space="preserve"> </w:t>
+      </w:r>
+      <w:proofErr w:type="spellStart"/>
+      <w:r>
+        <w:rPr>
+          <w:rFonts w:ascii="Times New Roman" w:eastAsia="Times New Roman" w:hAnsi="Times New Roman" w:cs="Times New Roman"/>
+          <w:color w:val="000000" w:themeColor="text1"/>
+          <w:sz w:val="18"/>
+          <w:szCs w:val="18"/>
+          <w:lang w:val="en-GB"/>
+        </w:rPr>
+        <w:t>իրեն</w:t>
+      </w:r>
+      <w:proofErr w:type="spellEnd"/>
+      <w:r>
+        <w:rPr>
+          <w:rFonts w:ascii="Times New Roman" w:eastAsia="Times New Roman" w:hAnsi="Times New Roman" w:cs="Times New Roman"/>
+          <w:color w:val="000000" w:themeColor="text1"/>
+          <w:sz w:val="18"/>
+          <w:szCs w:val="18"/>
+          <w:lang w:val="en-GB"/>
+        </w:rPr>
+        <w:t xml:space="preserve"> </w:t>
+      </w:r>
+      <w:proofErr w:type="spellStart"/>
+      <w:r>
+        <w:rPr>
+          <w:rFonts w:ascii="Times New Roman" w:eastAsia="Times New Roman" w:hAnsi="Times New Roman" w:cs="Times New Roman"/>
+          <w:color w:val="000000" w:themeColor="text1"/>
+          <w:sz w:val="18"/>
+          <w:szCs w:val="18"/>
+          <w:lang w:val="en-GB"/>
+        </w:rPr>
+        <w:t>սեփականության</w:t>
+      </w:r>
+      <w:proofErr w:type="spellEnd"/>
+      <w:r>
+        <w:rPr>
+          <w:rFonts w:ascii="Times New Roman" w:eastAsia="Times New Roman" w:hAnsi="Times New Roman" w:cs="Times New Roman"/>
+          <w:color w:val="000000" w:themeColor="text1"/>
+          <w:sz w:val="18"/>
+          <w:szCs w:val="18"/>
+          <w:lang w:val="en-GB"/>
+        </w:rPr>
+        <w:t xml:space="preserve"> </w:t>
+      </w:r>
+      <w:proofErr w:type="spellStart"/>
+      <w:r>
+        <w:rPr>
+          <w:rFonts w:ascii="Times New Roman" w:eastAsia="Times New Roman" w:hAnsi="Times New Roman" w:cs="Times New Roman"/>
+          <w:color w:val="000000" w:themeColor="text1"/>
+          <w:sz w:val="18"/>
+          <w:szCs w:val="18"/>
+          <w:lang w:val="en-GB"/>
+        </w:rPr>
+        <w:t>իրավունքով</w:t>
+      </w:r>
+      <w:proofErr w:type="spellEnd"/>
+      <w:r>
+        <w:rPr>
+          <w:rFonts w:ascii="Times New Roman" w:eastAsia="Times New Roman" w:hAnsi="Times New Roman" w:cs="Times New Roman"/>
+          <w:color w:val="000000" w:themeColor="text1"/>
+          <w:sz w:val="18"/>
+          <w:szCs w:val="18"/>
+          <w:lang w:val="en-GB"/>
+        </w:rPr>
+        <w:t xml:space="preserve"> </w:t>
+      </w:r>
+      <w:proofErr w:type="spellStart"/>
+      <w:r>
+        <w:rPr>
+          <w:rFonts w:ascii="Times New Roman" w:eastAsia="Times New Roman" w:hAnsi="Times New Roman" w:cs="Times New Roman"/>
+          <w:color w:val="000000" w:themeColor="text1"/>
+          <w:sz w:val="18"/>
+          <w:szCs w:val="18"/>
+          <w:lang w:val="en-GB"/>
+        </w:rPr>
+        <w:t>պատկանող</w:t>
+      </w:r>
+      <w:proofErr w:type="spellEnd"/>
+      <w:r>
+        <w:rPr>
+          <w:rFonts w:ascii="Times New Roman" w:eastAsia="Times New Roman" w:hAnsi="Times New Roman" w:cs="Times New Roman"/>
+          <w:color w:val="000000" w:themeColor="text1"/>
+          <w:sz w:val="18"/>
+          <w:szCs w:val="18"/>
+          <w:lang w:val="en-GB"/>
+        </w:rPr>
+        <w:t xml:space="preserve"> </w:t>
+      </w:r>
+      <w:proofErr w:type="spellStart"/>
+      <w:r>
+        <w:rPr>
+          <w:rFonts w:ascii="Times New Roman" w:eastAsia="Times New Roman" w:hAnsi="Times New Roman" w:cs="Times New Roman"/>
+          <w:color w:val="000000" w:themeColor="text1"/>
+          <w:sz w:val="18"/>
+          <w:szCs w:val="18"/>
+          <w:lang w:val="en-GB"/>
+        </w:rPr>
+        <w:t>Պայմանագրի</w:t>
+      </w:r>
+      <w:proofErr w:type="spellEnd"/>
+      <w:r>
+        <w:rPr>
+          <w:rFonts w:ascii="Times New Roman" w:eastAsia="Times New Roman" w:hAnsi="Times New Roman" w:cs="Times New Roman"/>
+          <w:color w:val="000000" w:themeColor="text1"/>
+          <w:sz w:val="18"/>
+          <w:szCs w:val="18"/>
+          <w:lang w:val="en-GB"/>
+        </w:rPr>
+        <w:t xml:space="preserve"> </w:t>
       </w:r>
       <w:r>
         <w:rPr>
@@ -5771,28 +7884,216 @@
           <w:szCs w:val="18"/>
           <w:lang w:val="en-GB"/>
         </w:rPr>
-        <w:t xml:space="preserve"> կետով սահմանված գրավի առարկան,</w:t>
-      </w:r>
-      <w:r>
-        <w:rPr>
-          <w:rFonts w:ascii="Times New Roman" w:eastAsia="Times New Roman" w:hAnsi="Times New Roman" w:cs="Times New Roman"/>
-          <w:color w:val="000000" w:themeColor="text1"/>
-          <w:sz w:val="18"/>
-          <w:szCs w:val="18"/>
-          <w:lang w:val="en-GB"/>
-        </w:rPr>
-        <w:t xml:space="preserve"> որը ազատ է</w:t>
-      </w:r>
-      <w:r>
-        <w:rPr>
-          <w:rFonts w:ascii="Times New Roman" w:eastAsia="Times New Roman" w:hAnsi="Times New Roman" w:cs="Times New Roman"/>
-          <w:color w:val="000000" w:themeColor="text1"/>
-          <w:sz w:val="18"/>
-          <w:szCs w:val="18"/>
-          <w:lang w:val="en-GB"/>
-        </w:rPr>
-        <w:t xml:space="preserve"> երրորդ անձանց պահանջներից</w:t>
-      </w:r>
+        <w:t xml:space="preserve"> </w:t>
+      </w:r>
+      <w:proofErr w:type="spellStart"/>
+      <w:r>
+        <w:rPr>
+          <w:rFonts w:ascii="Times New Roman" w:eastAsia="Times New Roman" w:hAnsi="Times New Roman" w:cs="Times New Roman"/>
+          <w:color w:val="000000" w:themeColor="text1"/>
+          <w:sz w:val="18"/>
+          <w:szCs w:val="18"/>
+          <w:lang w:val="en-GB"/>
+        </w:rPr>
+        <w:t>կետով</w:t>
+      </w:r>
+      <w:proofErr w:type="spellEnd"/>
+      <w:r>
+        <w:rPr>
+          <w:rFonts w:ascii="Times New Roman" w:eastAsia="Times New Roman" w:hAnsi="Times New Roman" w:cs="Times New Roman"/>
+          <w:color w:val="000000" w:themeColor="text1"/>
+          <w:sz w:val="18"/>
+          <w:szCs w:val="18"/>
+          <w:lang w:val="en-GB"/>
+        </w:rPr>
+        <w:t xml:space="preserve"> </w:t>
+      </w:r>
+      <w:proofErr w:type="spellStart"/>
+      <w:r>
+        <w:rPr>
+          <w:rFonts w:ascii="Times New Roman" w:eastAsia="Times New Roman" w:hAnsi="Times New Roman" w:cs="Times New Roman"/>
+          <w:color w:val="000000" w:themeColor="text1"/>
+          <w:sz w:val="18"/>
+          <w:szCs w:val="18"/>
+          <w:lang w:val="en-GB"/>
+        </w:rPr>
+        <w:t>սահմանված</w:t>
+      </w:r>
+      <w:proofErr w:type="spellEnd"/>
+      <w:r>
+        <w:rPr>
+          <w:rFonts w:ascii="Times New Roman" w:eastAsia="Times New Roman" w:hAnsi="Times New Roman" w:cs="Times New Roman"/>
+          <w:color w:val="000000" w:themeColor="text1"/>
+          <w:sz w:val="18"/>
+          <w:szCs w:val="18"/>
+          <w:lang w:val="en-GB"/>
+        </w:rPr>
+        <w:t xml:space="preserve"> </w:t>
+      </w:r>
+      <w:proofErr w:type="spellStart"/>
+      <w:r>
+        <w:rPr>
+          <w:rFonts w:ascii="Times New Roman" w:eastAsia="Times New Roman" w:hAnsi="Times New Roman" w:cs="Times New Roman"/>
+          <w:color w:val="000000" w:themeColor="text1"/>
+          <w:sz w:val="18"/>
+          <w:szCs w:val="18"/>
+          <w:lang w:val="en-GB"/>
+        </w:rPr>
+        <w:t>գրավի</w:t>
+      </w:r>
+      <w:proofErr w:type="spellEnd"/>
+      <w:r>
+        <w:rPr>
+          <w:rFonts w:ascii="Times New Roman" w:eastAsia="Times New Roman" w:hAnsi="Times New Roman" w:cs="Times New Roman"/>
+          <w:color w:val="000000" w:themeColor="text1"/>
+          <w:sz w:val="18"/>
+          <w:szCs w:val="18"/>
+          <w:lang w:val="en-GB"/>
+        </w:rPr>
+        <w:t xml:space="preserve"> </w:t>
+      </w:r>
+      <w:proofErr w:type="spellStart"/>
+      <w:r>
+        <w:rPr>
+          <w:rFonts w:ascii="Times New Roman" w:eastAsia="Times New Roman" w:hAnsi="Times New Roman" w:cs="Times New Roman"/>
+          <w:color w:val="000000" w:themeColor="text1"/>
+          <w:sz w:val="18"/>
+          <w:szCs w:val="18"/>
+          <w:lang w:val="en-GB"/>
+        </w:rPr>
+        <w:t>առարկան</w:t>
+      </w:r>
+      <w:proofErr w:type="spellEnd"/>
+      <w:r>
+        <w:rPr>
+          <w:rFonts w:ascii="Times New Roman" w:eastAsia="Times New Roman" w:hAnsi="Times New Roman" w:cs="Times New Roman"/>
+          <w:color w:val="000000" w:themeColor="text1"/>
+          <w:sz w:val="18"/>
+          <w:szCs w:val="18"/>
+          <w:lang w:val="en-GB"/>
+        </w:rPr>
+        <w:t>,</w:t>
+      </w:r>
+      <w:r>
+        <w:rPr>
+          <w:rFonts w:ascii="Times New Roman" w:eastAsia="Times New Roman" w:hAnsi="Times New Roman" w:cs="Times New Roman"/>
+          <w:color w:val="000000" w:themeColor="text1"/>
+          <w:sz w:val="18"/>
+          <w:szCs w:val="18"/>
+          <w:lang w:val="en-GB"/>
+        </w:rPr>
+        <w:t xml:space="preserve"> </w:t>
+      </w:r>
+      <w:proofErr w:type="spellStart"/>
+      <w:r>
+        <w:rPr>
+          <w:rFonts w:ascii="Times New Roman" w:eastAsia="Times New Roman" w:hAnsi="Times New Roman" w:cs="Times New Roman"/>
+          <w:color w:val="000000" w:themeColor="text1"/>
+          <w:sz w:val="18"/>
+          <w:szCs w:val="18"/>
+          <w:lang w:val="en-GB"/>
+        </w:rPr>
+        <w:t>որը</w:t>
+      </w:r>
+      <w:proofErr w:type="spellEnd"/>
+      <w:r>
+        <w:rPr>
+          <w:rFonts w:ascii="Times New Roman" w:eastAsia="Times New Roman" w:hAnsi="Times New Roman" w:cs="Times New Roman"/>
+          <w:color w:val="000000" w:themeColor="text1"/>
+          <w:sz w:val="18"/>
+          <w:szCs w:val="18"/>
+          <w:lang w:val="en-GB"/>
+        </w:rPr>
+        <w:t xml:space="preserve"> </w:t>
+      </w:r>
+      <w:proofErr w:type="spellStart"/>
+      <w:r>
+        <w:rPr>
+          <w:rFonts w:ascii="Times New Roman" w:eastAsia="Times New Roman" w:hAnsi="Times New Roman" w:cs="Times New Roman"/>
+          <w:color w:val="000000" w:themeColor="text1"/>
+          <w:sz w:val="18"/>
+          <w:szCs w:val="18"/>
+          <w:lang w:val="en-GB"/>
+        </w:rPr>
+        <w:t>ազատ</w:t>
+      </w:r>
+      <w:proofErr w:type="spellEnd"/>
+      <w:r>
+        <w:rPr>
+          <w:rFonts w:ascii="Times New Roman" w:eastAsia="Times New Roman" w:hAnsi="Times New Roman" w:cs="Times New Roman"/>
+          <w:color w:val="000000" w:themeColor="text1"/>
+          <w:sz w:val="18"/>
+          <w:szCs w:val="18"/>
+          <w:lang w:val="en-GB"/>
+        </w:rPr>
+        <w:t xml:space="preserve"> է</w:t>
+      </w:r>
+      <w:r>
+        <w:rPr>
+          <w:rFonts w:ascii="Times New Roman" w:eastAsia="Times New Roman" w:hAnsi="Times New Roman" w:cs="Times New Roman"/>
+          <w:color w:val="000000" w:themeColor="text1"/>
+          <w:sz w:val="18"/>
+          <w:szCs w:val="18"/>
+          <w:lang w:val="en-GB"/>
+        </w:rPr>
+        <w:t xml:space="preserve"> </w:t>
+      </w:r>
+      <w:proofErr w:type="spellStart"/>
+      <w:r>
+        <w:rPr>
+          <w:rFonts w:ascii="Times New Roman" w:eastAsia="Times New Roman" w:hAnsi="Times New Roman" w:cs="Times New Roman"/>
+          <w:color w:val="000000" w:themeColor="text1"/>
+          <w:sz w:val="18"/>
+          <w:szCs w:val="18"/>
+          <w:lang w:val="en-GB"/>
+        </w:rPr>
+        <w:t>երրորդ</w:t>
+      </w:r>
+      <w:proofErr w:type="spellEnd"/>
+      <w:r>
+        <w:rPr>
+          <w:rFonts w:ascii="Times New Roman" w:eastAsia="Times New Roman" w:hAnsi="Times New Roman" w:cs="Times New Roman"/>
+          <w:color w:val="000000" w:themeColor="text1"/>
+          <w:sz w:val="18"/>
+          <w:szCs w:val="18"/>
+          <w:lang w:val="en-GB"/>
+        </w:rPr>
+        <w:t xml:space="preserve"> </w:t>
+      </w:r>
+      <w:proofErr w:type="spellStart"/>
+      <w:r>
+        <w:rPr>
+          <w:rFonts w:ascii="Times New Roman" w:eastAsia="Times New Roman" w:hAnsi="Times New Roman" w:cs="Times New Roman"/>
+          <w:color w:val="000000" w:themeColor="text1"/>
+          <w:sz w:val="18"/>
+          <w:szCs w:val="18"/>
+          <w:lang w:val="en-GB"/>
+        </w:rPr>
+        <w:t>անձանց</w:t>
+      </w:r>
+      <w:proofErr w:type="spellEnd"/>
+      <w:r>
+        <w:rPr>
+          <w:rFonts w:ascii="Times New Roman" w:eastAsia="Times New Roman" w:hAnsi="Times New Roman" w:cs="Times New Roman"/>
+          <w:color w:val="000000" w:themeColor="text1"/>
+          <w:sz w:val="18"/>
+          <w:szCs w:val="18"/>
+          <w:lang w:val="en-GB"/>
+        </w:rPr>
+        <w:t xml:space="preserve"> </w:t>
+      </w:r>
+      <w:proofErr w:type="spellStart"/>
+      <w:r>
+        <w:rPr>
+          <w:rFonts w:ascii="Times New Roman" w:eastAsia="Times New Roman" w:hAnsi="Times New Roman" w:cs="Times New Roman"/>
+          <w:color w:val="000000" w:themeColor="text1"/>
+          <w:sz w:val="18"/>
+          <w:szCs w:val="18"/>
+          <w:lang w:val="en-GB"/>
+        </w:rPr>
+        <w:t>պահանջներից</w:t>
+      </w:r>
+      <w:proofErr w:type="spellEnd"/>
       <w:r>
         <w:rPr>
           <w:rFonts w:ascii="Times New Roman" w:eastAsia="Times New Roman" w:hAnsi="Times New Roman" w:cs="Times New Roman"/>
@@ -5823,26 +8124,50 @@
       </w:pPr>
       <w:bookmarkStart w:id="8" w:name="_Ref220023143"/>
       <w:bookmarkStart w:id="9" w:name="_Ref220023284"/>
-      <w:r>
-        <w:rPr>
-          <w:rFonts w:ascii="Times New Roman" w:eastAsia="Times New Roman" w:hAnsi="Times New Roman" w:cs="Times New Roman"/>
-          <w:color w:val="000000" w:themeColor="text1"/>
-          <w:sz w:val="18"/>
-          <w:szCs w:val="18"/>
-          <w:lang w:val="en-GB"/>
-        </w:rPr>
-        <w:t xml:space="preserve">Գրավ </w:t>
+      <w:proofErr w:type="spellStart"/>
+      <w:r>
+        <w:rPr>
+          <w:rFonts w:ascii="Times New Roman" w:eastAsia="Times New Roman" w:hAnsi="Times New Roman" w:cs="Times New Roman"/>
+          <w:color w:val="000000" w:themeColor="text1"/>
+          <w:sz w:val="18"/>
+          <w:szCs w:val="18"/>
+          <w:lang w:val="en-GB"/>
+        </w:rPr>
+        <w:t>Գրավ</w:t>
+      </w:r>
+      <w:proofErr w:type="spellEnd"/>
+      <w:r>
+        <w:rPr>
+          <w:rFonts w:ascii="Times New Roman" w:eastAsia="Times New Roman" w:hAnsi="Times New Roman" w:cs="Times New Roman"/>
+          <w:color w:val="000000" w:themeColor="text1"/>
+          <w:sz w:val="18"/>
+          <w:szCs w:val="18"/>
+          <w:lang w:val="en-GB"/>
+        </w:rPr>
+        <w:t xml:space="preserve"> </w:t>
       </w:r>
       <w:bookmarkEnd w:id="8"/>
-      <w:r>
-        <w:rPr>
-          <w:rFonts w:ascii="Times New Roman" w:eastAsia="Times New Roman" w:hAnsi="Times New Roman" w:cs="Times New Roman"/>
-          <w:color w:val="000000" w:themeColor="text1"/>
-          <w:sz w:val="18"/>
-          <w:szCs w:val="18"/>
-          <w:lang w:val="en-GB"/>
-        </w:rPr>
-        <w:t>առարկան է՝</w:t>
+      <w:proofErr w:type="spellStart"/>
+      <w:r>
+        <w:rPr>
+          <w:rFonts w:ascii="Times New Roman" w:eastAsia="Times New Roman" w:hAnsi="Times New Roman" w:cs="Times New Roman"/>
+          <w:color w:val="000000" w:themeColor="text1"/>
+          <w:sz w:val="18"/>
+          <w:szCs w:val="18"/>
+          <w:lang w:val="en-GB"/>
+        </w:rPr>
+        <w:t>առարկան</w:t>
+      </w:r>
+      <w:proofErr w:type="spellEnd"/>
+      <w:r>
+        <w:rPr>
+          <w:rFonts w:ascii="Times New Roman" w:eastAsia="Times New Roman" w:hAnsi="Times New Roman" w:cs="Times New Roman"/>
+          <w:color w:val="000000" w:themeColor="text1"/>
+          <w:sz w:val="18"/>
+          <w:szCs w:val="18"/>
+          <w:lang w:val="en-GB"/>
+        </w:rPr>
+        <w:t xml:space="preserve"> է՝</w:t>
       </w:r>
       <w:bookmarkEnd w:id="9"/>
     </w:p>
@@ -5877,14 +8202,52 @@
                 <w:szCs w:val="16"/>
               </w:rPr>
             </w:pPr>
-            <w:r>
-              <w:rPr>
-                <w:rFonts w:ascii="Times New Roman" w:hAnsi="Times New Roman" w:cs="Times New Roman"/>
-                <w:sz w:val="16"/>
-                <w:szCs w:val="16"/>
-              </w:rPr>
-              <w:t>Գրավի առարկայի նկարագիրը</w:t>
-            </w:r>
+            <w:proofErr w:type="spellStart"/>
+            <w:r>
+              <w:rPr>
+                <w:rFonts w:ascii="Times New Roman" w:hAnsi="Times New Roman" w:cs="Times New Roman"/>
+                <w:sz w:val="16"/>
+                <w:szCs w:val="16"/>
+              </w:rPr>
+              <w:t>Գրավի</w:t>
+            </w:r>
+            <w:proofErr w:type="spellEnd"/>
+            <w:r>
+              <w:rPr>
+                <w:rFonts w:ascii="Times New Roman" w:hAnsi="Times New Roman" w:cs="Times New Roman"/>
+                <w:sz w:val="16"/>
+                <w:szCs w:val="16"/>
+              </w:rPr>
+              <w:t xml:space="preserve"> </w:t>
+            </w:r>
+            <w:proofErr w:type="spellStart"/>
+            <w:r>
+              <w:rPr>
+                <w:rFonts w:ascii="Times New Roman" w:hAnsi="Times New Roman" w:cs="Times New Roman"/>
+                <w:sz w:val="16"/>
+                <w:szCs w:val="16"/>
+              </w:rPr>
+              <w:t>առարկայի</w:t>
+            </w:r>
+            <w:proofErr w:type="spellEnd"/>
+            <w:r>
+              <w:rPr>
+                <w:rFonts w:ascii="Times New Roman" w:hAnsi="Times New Roman" w:cs="Times New Roman"/>
+                <w:sz w:val="16"/>
+                <w:szCs w:val="16"/>
+              </w:rPr>
+              <w:t xml:space="preserve"> </w:t>
+            </w:r>
+            <w:proofErr w:type="spellStart"/>
+            <w:r>
+              <w:rPr>
+                <w:rFonts w:ascii="Times New Roman" w:hAnsi="Times New Roman" w:cs="Times New Roman"/>
+                <w:sz w:val="16"/>
+                <w:szCs w:val="16"/>
+              </w:rPr>
+              <w:t>նկարագիրը</w:t>
+            </w:r>
+            <w:proofErr w:type="spellEnd"/>
           </w:p>
           <w:p>
             <w:pPr>
@@ -5896,14 +8259,124 @@
                 <w:lang w:val="en-GB"/>
               </w:rPr>
             </w:pPr>
-            <w:r>
-              <w:rPr>
-                <w:rFonts w:ascii="Times New Roman" w:hAnsi="Times New Roman" w:cs="Times New Roman"/>
-                <w:sz w:val="16"/>
-                <w:szCs w:val="16"/>
-              </w:rPr>
-              <w:t>Մակնիշ, մոդել, շարժիչի հզորություն, տարեթիվ, գույն սեփականատեր</w:t>
-            </w:r>
+            <w:proofErr w:type="spellStart"/>
+            <w:r>
+              <w:rPr>
+                <w:rFonts w:ascii="Times New Roman" w:hAnsi="Times New Roman" w:cs="Times New Roman"/>
+                <w:sz w:val="16"/>
+                <w:szCs w:val="16"/>
+              </w:rPr>
+              <w:t>Մակնիշ</w:t>
+            </w:r>
+            <w:proofErr w:type="spellEnd"/>
+            <w:r>
+              <w:rPr>
+                <w:rFonts w:ascii="Times New Roman" w:hAnsi="Times New Roman" w:cs="Times New Roman"/>
+                <w:sz w:val="16"/>
+                <w:szCs w:val="16"/>
+              </w:rPr>
+              <w:t xml:space="preserve">, </w:t>
+            </w:r>
+            <w:proofErr w:type="spellStart"/>
+            <w:r>
+              <w:rPr>
+                <w:rFonts w:ascii="Times New Roman" w:hAnsi="Times New Roman" w:cs="Times New Roman"/>
+                <w:sz w:val="16"/>
+                <w:szCs w:val="16"/>
+              </w:rPr>
+              <w:t>մոդել</w:t>
+            </w:r>
+            <w:proofErr w:type="spellEnd"/>
+            <w:r>
+              <w:rPr>
+                <w:rFonts w:ascii="Times New Roman" w:hAnsi="Times New Roman" w:cs="Times New Roman"/>
+                <w:sz w:val="16"/>
+                <w:szCs w:val="16"/>
+              </w:rPr>
+              <w:t xml:space="preserve">, </w:t>
+            </w:r>
+            <w:proofErr w:type="spellStart"/>
+            <w:r>
+              <w:rPr>
+                <w:rFonts w:ascii="Times New Roman" w:hAnsi="Times New Roman" w:cs="Times New Roman"/>
+                <w:sz w:val="16"/>
+                <w:szCs w:val="16"/>
+              </w:rPr>
+              <w:t>շարժիչի</w:t>
+            </w:r>
+            <w:proofErr w:type="spellEnd"/>
+            <w:r>
+              <w:rPr>
+                <w:rFonts w:ascii="Times New Roman" w:hAnsi="Times New Roman" w:cs="Times New Roman"/>
+                <w:sz w:val="16"/>
+                <w:szCs w:val="16"/>
+              </w:rPr>
+              <w:t xml:space="preserve"> </w:t>
+            </w:r>
+            <w:proofErr w:type="spellStart"/>
+            <w:r>
+              <w:rPr>
+                <w:rFonts w:ascii="Times New Roman" w:hAnsi="Times New Roman" w:cs="Times New Roman"/>
+                <w:sz w:val="16"/>
+                <w:szCs w:val="16"/>
+              </w:rPr>
+              <w:t>հզորություն</w:t>
+            </w:r>
+            <w:proofErr w:type="spellEnd"/>
+            <w:r>
+              <w:rPr>
+                <w:rFonts w:ascii="Times New Roman" w:hAnsi="Times New Roman" w:cs="Times New Roman"/>
+                <w:sz w:val="16"/>
+                <w:szCs w:val="16"/>
+              </w:rPr>
+              <w:t xml:space="preserve">, </w:t>
+            </w:r>
+            <w:proofErr w:type="spellStart"/>
+            <w:r>
+              <w:rPr>
+                <w:rFonts w:ascii="Times New Roman" w:hAnsi="Times New Roman" w:cs="Times New Roman"/>
+                <w:sz w:val="16"/>
+                <w:szCs w:val="16"/>
+              </w:rPr>
+              <w:t>տարեթիվ</w:t>
+            </w:r>
+            <w:proofErr w:type="spellEnd"/>
+            <w:r>
+              <w:rPr>
+                <w:rFonts w:ascii="Times New Roman" w:hAnsi="Times New Roman" w:cs="Times New Roman"/>
+                <w:sz w:val="16"/>
+                <w:szCs w:val="16"/>
+              </w:rPr>
+              <w:t xml:space="preserve">, </w:t>
+            </w:r>
+            <w:proofErr w:type="spellStart"/>
+            <w:r>
+              <w:rPr>
+                <w:rFonts w:ascii="Times New Roman" w:hAnsi="Times New Roman" w:cs="Times New Roman"/>
+                <w:sz w:val="16"/>
+                <w:szCs w:val="16"/>
+              </w:rPr>
+              <w:t>գույն</w:t>
+            </w:r>
+            <w:proofErr w:type="spellEnd"/>
+            <w:r>
+              <w:rPr>
+                <w:rFonts w:ascii="Times New Roman" w:hAnsi="Times New Roman" w:cs="Times New Roman"/>
+                <w:sz w:val="16"/>
+                <w:szCs w:val="16"/>
+              </w:rPr>
+              <w:t xml:space="preserve"> </w:t>
+            </w:r>
+            <w:proofErr w:type="spellStart"/>
+            <w:r>
+              <w:rPr>
+                <w:rFonts w:ascii="Times New Roman" w:hAnsi="Times New Roman" w:cs="Times New Roman"/>
+                <w:sz w:val="16"/>
+                <w:szCs w:val="16"/>
+              </w:rPr>
+              <w:t>սեփականատեր</w:t>
+            </w:r>
+            <w:proofErr w:type="spellEnd"/>
           </w:p>
         </w:tc>
         <w:tc>
@@ -5920,14 +8393,34 @@
                 <w:szCs w:val="16"/>
               </w:rPr>
             </w:pPr>
-            <w:r>
-              <w:rPr>
-                <w:rFonts w:ascii="Times New Roman" w:hAnsi="Times New Roman" w:cs="Times New Roman"/>
-                <w:sz w:val="16"/>
-                <w:szCs w:val="16"/>
-              </w:rPr>
-              <w:t>Հաշվառման տվյալներ</w:t>
-            </w:r>
+            <w:proofErr w:type="spellStart"/>
+            <w:r>
+              <w:rPr>
+                <w:rFonts w:ascii="Times New Roman" w:hAnsi="Times New Roman" w:cs="Times New Roman"/>
+                <w:sz w:val="16"/>
+                <w:szCs w:val="16"/>
+              </w:rPr>
+              <w:t>Հաշվառման</w:t>
+            </w:r>
+            <w:proofErr w:type="spellEnd"/>
+            <w:r>
+              <w:rPr>
+                <w:rFonts w:ascii="Times New Roman" w:hAnsi="Times New Roman" w:cs="Times New Roman"/>
+                <w:sz w:val="16"/>
+                <w:szCs w:val="16"/>
+              </w:rPr>
+              <w:t xml:space="preserve"> </w:t>
+            </w:r>
+            <w:proofErr w:type="spellStart"/>
+            <w:r>
+              <w:rPr>
+                <w:rFonts w:ascii="Times New Roman" w:hAnsi="Times New Roman" w:cs="Times New Roman"/>
+                <w:sz w:val="16"/>
+                <w:szCs w:val="16"/>
+              </w:rPr>
+              <w:t>տվյալներ</w:t>
+            </w:r>
+            <w:proofErr w:type="spellEnd"/>
           </w:p>
         </w:tc>
         <w:tc>
@@ -5944,13 +8437,23 @@
                 <w:szCs w:val="16"/>
               </w:rPr>
             </w:pPr>
-            <w:r>
-              <w:rPr>
-                <w:rFonts w:ascii="Times New Roman" w:hAnsi="Times New Roman" w:cs="Times New Roman"/>
-                <w:sz w:val="16"/>
-                <w:szCs w:val="16"/>
-              </w:rPr>
-              <w:t xml:space="preserve">Նշումներ </w:t>
+            <w:proofErr w:type="spellStart"/>
+            <w:r>
+              <w:rPr>
+                <w:rFonts w:ascii="Times New Roman" w:hAnsi="Times New Roman" w:cs="Times New Roman"/>
+                <w:sz w:val="16"/>
+                <w:szCs w:val="16"/>
+              </w:rPr>
+              <w:t>Նշումներ</w:t>
+            </w:r>
+            <w:proofErr w:type="spellEnd"/>
+            <w:r>
+              <w:rPr>
+                <w:rFonts w:ascii="Times New Roman" w:hAnsi="Times New Roman" w:cs="Times New Roman"/>
+                <w:sz w:val="16"/>
+                <w:szCs w:val="16"/>
+              </w:rPr>
+              <w:t xml:space="preserve"> </w:t>
             </w:r>
           </w:p>
           <w:p>
@@ -5970,7 +8473,87 @@
                 <w:szCs w:val="16"/>
                 <w:lang w:val="en-GB"/>
               </w:rPr>
-              <w:t>(գրավի առարկայի վիճակի մասին)</w:t>
+              <w:t>(</w:t>
+            </w:r>
+            <w:proofErr w:type="spellStart"/>
+            <w:r>
+              <w:rPr>
+                <w:rFonts w:ascii="Times New Roman" w:hAnsi="Times New Roman" w:cs="Times New Roman"/>
+                <w:sz w:val="16"/>
+                <w:szCs w:val="16"/>
+                <w:lang w:val="en-GB"/>
+              </w:rPr>
+              <w:t>գրավի</w:t>
+            </w:r>
+            <w:proofErr w:type="spellEnd"/>
+            <w:r>
+              <w:rPr>
+                <w:rFonts w:ascii="Times New Roman" w:hAnsi="Times New Roman" w:cs="Times New Roman"/>
+                <w:sz w:val="16"/>
+                <w:szCs w:val="16"/>
+                <w:lang w:val="en-GB"/>
+              </w:rPr>
+              <w:t xml:space="preserve"> </w:t>
+            </w:r>
+            <w:proofErr w:type="spellStart"/>
+            <w:r>
+              <w:rPr>
+                <w:rFonts w:ascii="Times New Roman" w:hAnsi="Times New Roman" w:cs="Times New Roman"/>
+                <w:sz w:val="16"/>
+                <w:szCs w:val="16"/>
+                <w:lang w:val="en-GB"/>
+              </w:rPr>
+              <w:t>առարկայի</w:t>
+            </w:r>
+            <w:proofErr w:type="spellEnd"/>
+            <w:r>
+              <w:rPr>
+                <w:rFonts w:ascii="Times New Roman" w:hAnsi="Times New Roman" w:cs="Times New Roman"/>
+                <w:sz w:val="16"/>
+                <w:szCs w:val="16"/>
+                <w:lang w:val="en-GB"/>
+              </w:rPr>
+              <w:t xml:space="preserve"> </w:t>
+            </w:r>
+            <w:proofErr w:type="spellStart"/>
+            <w:r>
+              <w:rPr>
+                <w:rFonts w:ascii="Times New Roman" w:hAnsi="Times New Roman" w:cs="Times New Roman"/>
+                <w:sz w:val="16"/>
+                <w:szCs w:val="16"/>
+                <w:lang w:val="en-GB"/>
+              </w:rPr>
+              <w:t>վիճակի</w:t>
+            </w:r>
+            <w:proofErr w:type="spellEnd"/>
+            <w:r>
+              <w:rPr>
+                <w:rFonts w:ascii="Times New Roman" w:hAnsi="Times New Roman" w:cs="Times New Roman"/>
+                <w:sz w:val="16"/>
+                <w:szCs w:val="16"/>
+                <w:lang w:val="en-GB"/>
+              </w:rPr>
+              <w:t xml:space="preserve"> </w:t>
+            </w:r>
+            <w:proofErr w:type="spellStart"/>
+            <w:r>
+              <w:rPr>
+                <w:rFonts w:ascii="Times New Roman" w:hAnsi="Times New Roman" w:cs="Times New Roman"/>
+                <w:sz w:val="16"/>
+                <w:szCs w:val="16"/>
+                <w:lang w:val="en-GB"/>
+              </w:rPr>
+              <w:t>մասին</w:t>
+            </w:r>
+            <w:proofErr w:type="spellEnd"/>
+            <w:r>
+              <w:rPr>
+                <w:rFonts w:ascii="Times New Roman" w:hAnsi="Times New Roman" w:cs="Times New Roman"/>
+                <w:sz w:val="16"/>
+                <w:szCs w:val="16"/>
+                <w:lang w:val="en-GB"/>
+              </w:rPr>
+              <w:t>)</w:t>
             </w:r>
           </w:p>
         </w:tc>
@@ -5988,13 +8571,23 @@
                 <w:szCs w:val="16"/>
               </w:rPr>
             </w:pPr>
-            <w:r>
-              <w:rPr>
-                <w:rFonts w:ascii="Times New Roman" w:hAnsi="Times New Roman" w:cs="Times New Roman"/>
-                <w:sz w:val="16"/>
-                <w:szCs w:val="16"/>
-              </w:rPr>
-              <w:t xml:space="preserve">Գնահատված </w:t>
+            <w:proofErr w:type="spellStart"/>
+            <w:r>
+              <w:rPr>
+                <w:rFonts w:ascii="Times New Roman" w:hAnsi="Times New Roman" w:cs="Times New Roman"/>
+                <w:sz w:val="16"/>
+                <w:szCs w:val="16"/>
+              </w:rPr>
+              <w:t>Գնահատված</w:t>
+            </w:r>
+            <w:proofErr w:type="spellEnd"/>
+            <w:r>
+              <w:rPr>
+                <w:rFonts w:ascii="Times New Roman" w:hAnsi="Times New Roman" w:cs="Times New Roman"/>
+                <w:sz w:val="16"/>
+                <w:szCs w:val="16"/>
+              </w:rPr>
+              <w:t xml:space="preserve"> </w:t>
             </w:r>
           </w:p>
           <w:p>
@@ -6006,14 +8599,34 @@
                 <w:szCs w:val="16"/>
               </w:rPr>
             </w:pPr>
-            <w:r>
-              <w:rPr>
-                <w:rFonts w:ascii="Times New Roman" w:hAnsi="Times New Roman" w:cs="Times New Roman"/>
-                <w:sz w:val="16"/>
-                <w:szCs w:val="16"/>
-              </w:rPr>
-              <w:t>արժեքը ՀՀ դրամով</w:t>
-            </w:r>
+            <w:proofErr w:type="spellStart"/>
+            <w:r>
+              <w:rPr>
+                <w:rFonts w:ascii="Times New Roman" w:hAnsi="Times New Roman" w:cs="Times New Roman"/>
+                <w:sz w:val="16"/>
+                <w:szCs w:val="16"/>
+              </w:rPr>
+              <w:t>արժեքը</w:t>
+            </w:r>
+            <w:proofErr w:type="spellEnd"/>
+            <w:r>
+              <w:rPr>
+                <w:rFonts w:ascii="Times New Roman" w:hAnsi="Times New Roman" w:cs="Times New Roman"/>
+                <w:sz w:val="16"/>
+                <w:szCs w:val="16"/>
+              </w:rPr>
+              <w:t xml:space="preserve"> ՀՀ </w:t>
+            </w:r>
+            <w:proofErr w:type="spellStart"/>
+            <w:r>
+              <w:rPr>
+                <w:rFonts w:ascii="Times New Roman" w:hAnsi="Times New Roman" w:cs="Times New Roman"/>
+                <w:sz w:val="16"/>
+                <w:szCs w:val="16"/>
+              </w:rPr>
+              <w:t>դրամով</w:t>
+            </w:r>
+            <w:proofErr w:type="spellEnd"/>
           </w:p>
         </w:tc>
         <w:tc>
@@ -6030,14 +8643,52 @@
                 <w:szCs w:val="16"/>
               </w:rPr>
             </w:pPr>
-            <w:r>
-              <w:rPr>
-                <w:rFonts w:ascii="Times New Roman" w:hAnsi="Times New Roman" w:cs="Times New Roman"/>
-                <w:sz w:val="16"/>
-                <w:szCs w:val="16"/>
-              </w:rPr>
-              <w:t>Տրամադրվող գումարի չափը</w:t>
-            </w:r>
+            <w:proofErr w:type="spellStart"/>
+            <w:r>
+              <w:rPr>
+                <w:rFonts w:ascii="Times New Roman" w:hAnsi="Times New Roman" w:cs="Times New Roman"/>
+                <w:sz w:val="16"/>
+                <w:szCs w:val="16"/>
+              </w:rPr>
+              <w:t>Տրամադրվող</w:t>
+            </w:r>
+            <w:proofErr w:type="spellEnd"/>
+            <w:r>
+              <w:rPr>
+                <w:rFonts w:ascii="Times New Roman" w:hAnsi="Times New Roman" w:cs="Times New Roman"/>
+                <w:sz w:val="16"/>
+                <w:szCs w:val="16"/>
+              </w:rPr>
+              <w:t xml:space="preserve"> </w:t>
+            </w:r>
+            <w:proofErr w:type="spellStart"/>
+            <w:r>
+              <w:rPr>
+                <w:rFonts w:ascii="Times New Roman" w:hAnsi="Times New Roman" w:cs="Times New Roman"/>
+                <w:sz w:val="16"/>
+                <w:szCs w:val="16"/>
+              </w:rPr>
+              <w:t>գումարի</w:t>
+            </w:r>
+            <w:proofErr w:type="spellEnd"/>
+            <w:r>
+              <w:rPr>
+                <w:rFonts w:ascii="Times New Roman" w:hAnsi="Times New Roman" w:cs="Times New Roman"/>
+                <w:sz w:val="16"/>
+                <w:szCs w:val="16"/>
+              </w:rPr>
+              <w:t xml:space="preserve"> </w:t>
+            </w:r>
+            <w:proofErr w:type="spellStart"/>
+            <w:r>
+              <w:rPr>
+                <w:rFonts w:ascii="Times New Roman" w:hAnsi="Times New Roman" w:cs="Times New Roman"/>
+                <w:sz w:val="16"/>
+                <w:szCs w:val="16"/>
+              </w:rPr>
+              <w:t>չափը</w:t>
+            </w:r>
+            <w:proofErr w:type="spellEnd"/>
           </w:p>
         </w:tc>
       </w:tr>
@@ -6064,8 +8715,18 @@
                 <w:sz w:val="16"/>
                 <w:szCs w:val="16"/>
               </w:rPr>
-              <w:t>${i_c</w:t>
-            </w:r>
+              <w:t>${</w:t>
+            </w:r>
+            <w:proofErr w:type="spellStart"/>
+            <w:r>
+              <w:rPr>
+                <w:rFonts w:ascii="Times New Roman" w:hAnsi="Times New Roman" w:cs="Times New Roman"/>
+                <w:sz w:val="16"/>
+                <w:szCs w:val="16"/>
+              </w:rPr>
+              <w:t>i_c</w:t>
+            </w:r>
+            <w:proofErr w:type="spellEnd"/>
             <w:r>
               <w:rPr>
                 <w:rFonts w:ascii="Times New Roman" w:hAnsi="Times New Roman" w:cs="Times New Roman"/>
@@ -6098,7 +8759,25 @@
                 <w:sz w:val="16"/>
                 <w:szCs w:val="16"/>
               </w:rPr>
-              <w:t>${i_mod},</w:t>
+              <w:t>${</w:t>
+            </w:r>
+            <w:proofErr w:type="spellStart"/>
+            <w:r>
+              <w:rPr>
+                <w:rFonts w:ascii="Times New Roman" w:hAnsi="Times New Roman" w:cs="Times New Roman"/>
+                <w:sz w:val="16"/>
+                <w:szCs w:val="16"/>
+              </w:rPr>
+              <w:t>i_mod</w:t>
+            </w:r>
+            <w:proofErr w:type="spellEnd"/>
+            <w:r>
+              <w:rPr>
+                <w:rFonts w:ascii="Times New Roman" w:hAnsi="Times New Roman" w:cs="Times New Roman"/>
+                <w:sz w:val="16"/>
+                <w:szCs w:val="16"/>
+              </w:rPr>
+              <w:t>},</w:t>
             </w:r>
           </w:p>
           <w:p>
@@ -6231,7 +8910,27 @@
                 <w:szCs w:val="16"/>
                 <w:lang w:val="en-GB"/>
               </w:rPr>
-              <w:t>${i_ident}</w:t>
+              <w:t>${</w:t>
+            </w:r>
+            <w:proofErr w:type="spellStart"/>
+            <w:r>
+              <w:rPr>
+                <w:rFonts w:ascii="Times New Roman" w:hAnsi="Times New Roman" w:cs="Times New Roman"/>
+                <w:sz w:val="16"/>
+                <w:szCs w:val="16"/>
+                <w:lang w:val="en-GB"/>
+              </w:rPr>
+              <w:t>i_ident</w:t>
+            </w:r>
+            <w:proofErr w:type="spellEnd"/>
+            <w:r>
+              <w:rPr>
+                <w:rFonts w:ascii="Times New Roman" w:hAnsi="Times New Roman" w:cs="Times New Roman"/>
+                <w:sz w:val="16"/>
+                <w:szCs w:val="16"/>
+                <w:lang w:val="en-GB"/>
+              </w:rPr>
+              <w:t>}</w:t>
             </w:r>
           </w:p>
         </w:tc>
@@ -6254,7 +8953,25 @@
                 <w:sz w:val="16"/>
                 <w:szCs w:val="16"/>
               </w:rPr>
-              <w:t>${i_desc}</w:t>
+              <w:t>${</w:t>
+            </w:r>
+            <w:proofErr w:type="spellStart"/>
+            <w:r>
+              <w:rPr>
+                <w:rFonts w:ascii="Times New Roman" w:hAnsi="Times New Roman" w:cs="Times New Roman"/>
+                <w:sz w:val="16"/>
+                <w:szCs w:val="16"/>
+              </w:rPr>
+              <w:t>i_desc</w:t>
+            </w:r>
+            <w:proofErr w:type="spellEnd"/>
+            <w:r>
+              <w:rPr>
+                <w:rFonts w:ascii="Times New Roman" w:hAnsi="Times New Roman" w:cs="Times New Roman"/>
+                <w:sz w:val="16"/>
+                <w:szCs w:val="16"/>
+              </w:rPr>
+              <w:t>}</w:t>
             </w:r>
           </w:p>
         </w:tc>
@@ -6279,6 +8996,7 @@
               </w:rPr>
               <w:t>${</w:t>
             </w:r>
+            <w:proofErr w:type="spellStart"/>
             <w:r>
               <w:rPr>
                 <w:rFonts w:ascii="Times New Roman" w:hAnsi="Times New Roman" w:cs="Times New Roman"/>
@@ -6293,7 +9011,16 @@
                 <w:sz w:val="16"/>
                 <w:szCs w:val="16"/>
               </w:rPr>
-              <w:t>_est}</w:t>
+              <w:t>_est</w:t>
+            </w:r>
+            <w:proofErr w:type="spellEnd"/>
+            <w:r>
+              <w:rPr>
+                <w:rFonts w:ascii="Times New Roman" w:hAnsi="Times New Roman" w:cs="Times New Roman"/>
+                <w:sz w:val="16"/>
+                <w:szCs w:val="16"/>
+              </w:rPr>
+              <w:t>}</w:t>
             </w:r>
           </w:p>
         </w:tc>
@@ -6318,6 +9045,7 @@
               </w:rPr>
               <w:t>${</w:t>
             </w:r>
+            <w:proofErr w:type="spellStart"/>
             <w:r>
               <w:rPr>
                 <w:rFonts w:ascii="Times New Roman" w:hAnsi="Times New Roman" w:cs="Times New Roman"/>
@@ -6332,7 +9060,16 @@
                 <w:sz w:val="16"/>
                 <w:szCs w:val="16"/>
               </w:rPr>
-              <w:t>_prov}</w:t>
+              <w:t>_prov</w:t>
+            </w:r>
+            <w:proofErr w:type="spellEnd"/>
+            <w:r>
+              <w:rPr>
+                <w:rFonts w:ascii="Times New Roman" w:hAnsi="Times New Roman" w:cs="Times New Roman"/>
+                <w:sz w:val="16"/>
+                <w:szCs w:val="16"/>
+              </w:rPr>
+              <w:t>}</w:t>
             </w:r>
           </w:p>
         </w:tc>
@@ -6369,14 +9106,34 @@
                 <w:szCs w:val="16"/>
               </w:rPr>
             </w:pPr>
-            <w:r>
-              <w:rPr>
-                <w:rFonts w:ascii="Times New Roman" w:hAnsi="Times New Roman" w:cs="Times New Roman"/>
-                <w:sz w:val="16"/>
-                <w:szCs w:val="16"/>
-              </w:rPr>
-              <w:t>Հաշվառման վկայագիր</w:t>
-            </w:r>
+            <w:proofErr w:type="spellStart"/>
+            <w:r>
+              <w:rPr>
+                <w:rFonts w:ascii="Times New Roman" w:hAnsi="Times New Roman" w:cs="Times New Roman"/>
+                <w:sz w:val="16"/>
+                <w:szCs w:val="16"/>
+              </w:rPr>
+              <w:t>Հաշվառման</w:t>
+            </w:r>
+            <w:proofErr w:type="spellEnd"/>
+            <w:r>
+              <w:rPr>
+                <w:rFonts w:ascii="Times New Roman" w:hAnsi="Times New Roman" w:cs="Times New Roman"/>
+                <w:sz w:val="16"/>
+                <w:szCs w:val="16"/>
+              </w:rPr>
+              <w:t xml:space="preserve"> </w:t>
+            </w:r>
+            <w:proofErr w:type="spellStart"/>
+            <w:r>
+              <w:rPr>
+                <w:rFonts w:ascii="Times New Roman" w:hAnsi="Times New Roman" w:cs="Times New Roman"/>
+                <w:sz w:val="16"/>
+                <w:szCs w:val="16"/>
+              </w:rPr>
+              <w:t>վկայագիր</w:t>
+            </w:r>
+            <w:proofErr w:type="spellEnd"/>
           </w:p>
           <w:p>
             <w:pPr>
@@ -6397,7 +9154,31 @@
                 <w:szCs w:val="16"/>
                 <w:lang w:val="en-GB"/>
               </w:rPr>
-              <w:t>${i_reg}</w:t>
+              <w:t>${</w:t>
+            </w:r>
+            <w:proofErr w:type="spellStart"/>
+            <w:r>
+              <w:rPr>
+                <w:rFonts w:ascii="Times New Roman" w:hAnsi="Times New Roman" w:cs="Times New Roman"/>
+                <w:b/>
+                <w:bCs/>
+                <w:sz w:val="16"/>
+                <w:szCs w:val="16"/>
+                <w:lang w:val="en-GB"/>
+              </w:rPr>
+              <w:t>i_reg</w:t>
+            </w:r>
+            <w:proofErr w:type="spellEnd"/>
+            <w:r>
+              <w:rPr>
+                <w:rFonts w:ascii="Times New Roman" w:hAnsi="Times New Roman" w:cs="Times New Roman"/>
+                <w:b/>
+                <w:bCs/>
+                <w:sz w:val="16"/>
+                <w:szCs w:val="16"/>
+                <w:lang w:val="en-GB"/>
+              </w:rPr>
+              <w:t>}</w:t>
             </w:r>
           </w:p>
         </w:tc>
@@ -6482,26 +9263,82 @@
                 <w:szCs w:val="16"/>
               </w:rPr>
             </w:pPr>
-            <w:r>
-              <w:rPr>
-                <w:rFonts w:ascii="Times New Roman" w:hAnsi="Times New Roman" w:cs="Times New Roman"/>
-                <w:sz w:val="16"/>
-                <w:szCs w:val="16"/>
-              </w:rPr>
-              <w:t>Հաշվառման համար</w:t>
-            </w:r>
+            <w:proofErr w:type="spellStart"/>
+            <w:r>
+              <w:rPr>
+                <w:rFonts w:ascii="Times New Roman" w:hAnsi="Times New Roman" w:cs="Times New Roman"/>
+                <w:sz w:val="16"/>
+                <w:szCs w:val="16"/>
+              </w:rPr>
+              <w:t>Հաշվառման</w:t>
+            </w:r>
+            <w:proofErr w:type="spellEnd"/>
+            <w:r>
+              <w:rPr>
+                <w:rFonts w:ascii="Times New Roman" w:hAnsi="Times New Roman" w:cs="Times New Roman"/>
+                <w:sz w:val="16"/>
+                <w:szCs w:val="16"/>
+              </w:rPr>
+              <w:t xml:space="preserve"> </w:t>
+            </w:r>
+            <w:proofErr w:type="spellStart"/>
+            <w:r>
+              <w:rPr>
+                <w:rFonts w:ascii="Times New Roman" w:hAnsi="Times New Roman" w:cs="Times New Roman"/>
+                <w:sz w:val="16"/>
+                <w:szCs w:val="16"/>
+              </w:rPr>
+              <w:t>համար</w:t>
+            </w:r>
+            <w:proofErr w:type="spellEnd"/>
           </w:p>
           <w:p>
             <w:pPr>
               <w:rPr>
                 <w:rFonts w:ascii="Times New Roman" w:hAnsi="Times New Roman" w:cs="Times New Roman"/>
-                <w:b/>
-                <w:bCs/>
                 <w:sz w:val="16"/>
                 <w:szCs w:val="16"/>
                 <w:lang w:val="en-GB"/>
               </w:rPr>
             </w:pPr>
+            <w:r>
+              <w:rPr>
+                <w:rFonts w:ascii="Times New Roman" w:hAnsi="Times New Roman" w:cs="Times New Roman"/>
+                <w:sz w:val="16"/>
+                <w:szCs w:val="16"/>
+                <w:lang w:val="en-GB"/>
+              </w:rPr>
+              <w:t>${</w:t>
+            </w:r>
+            <w:proofErr w:type="spellStart"/>
+            <w:r>
+              <w:rPr>
+                <w:rFonts w:ascii="Times New Roman" w:hAnsi="Times New Roman" w:cs="Times New Roman"/>
+                <w:sz w:val="16"/>
+                <w:szCs w:val="16"/>
+                <w:lang w:val="en-GB"/>
+              </w:rPr>
+              <w:t>i_</w:t>
+            </w:r>
+            <w:r>
+              <w:rPr>
+                <w:rFonts w:ascii="Times New Roman" w:hAnsi="Times New Roman" w:cs="Times New Roman"/>
+                <w:sz w:val="16"/>
+                <w:szCs w:val="16"/>
+                <w:lang w:val="en-GB"/>
+              </w:rPr>
+              <w:t>l_p</w:t>
+            </w:r>
+            <w:proofErr w:type="spellEnd"/>
+            <w:r>
+              <w:rPr>
+                <w:rFonts w:ascii="Times New Roman" w:hAnsi="Times New Roman" w:cs="Times New Roman"/>
+                <w:sz w:val="16"/>
+                <w:szCs w:val="16"/>
+                <w:lang w:val="en-GB"/>
+              </w:rPr>
+              <w:t>}</w:t>
+            </w:r>
           </w:p>
         </w:tc>
         <w:tc>
@@ -6585,14 +9422,34 @@
                 <w:szCs w:val="16"/>
               </w:rPr>
             </w:pPr>
-            <w:r>
-              <w:rPr>
-                <w:rFonts w:ascii="Times New Roman" w:hAnsi="Times New Roman" w:cs="Times New Roman"/>
-                <w:sz w:val="16"/>
-                <w:szCs w:val="16"/>
-              </w:rPr>
-              <w:t>Սեփականության վկայական</w:t>
-            </w:r>
+            <w:proofErr w:type="spellStart"/>
+            <w:r>
+              <w:rPr>
+                <w:rFonts w:ascii="Times New Roman" w:hAnsi="Times New Roman" w:cs="Times New Roman"/>
+                <w:sz w:val="16"/>
+                <w:szCs w:val="16"/>
+              </w:rPr>
+              <w:t>Սեփականության</w:t>
+            </w:r>
+            <w:proofErr w:type="spellEnd"/>
+            <w:r>
+              <w:rPr>
+                <w:rFonts w:ascii="Times New Roman" w:hAnsi="Times New Roman" w:cs="Times New Roman"/>
+                <w:sz w:val="16"/>
+                <w:szCs w:val="16"/>
+              </w:rPr>
+              <w:t xml:space="preserve"> </w:t>
+            </w:r>
+            <w:proofErr w:type="spellStart"/>
+            <w:r>
+              <w:rPr>
+                <w:rFonts w:ascii="Times New Roman" w:hAnsi="Times New Roman" w:cs="Times New Roman"/>
+                <w:sz w:val="16"/>
+                <w:szCs w:val="16"/>
+              </w:rPr>
+              <w:t>վկայական</w:t>
+            </w:r>
+            <w:proofErr w:type="spellEnd"/>
           </w:p>
           <w:p>
             <w:pPr>
@@ -6689,15 +9546,181 @@
           <w:lang w:val="hy-AM"/>
         </w:rPr>
       </w:pPr>
-      <w:r>
-        <w:rPr>
-          <w:rFonts w:ascii="Times New Roman" w:eastAsia="Times New Roman" w:hAnsi="Times New Roman" w:cs="Times New Roman"/>
-          <w:color w:val="000000" w:themeColor="text1"/>
-          <w:sz w:val="18"/>
-          <w:szCs w:val="18"/>
-          <w:lang w:val="en-GB"/>
-        </w:rPr>
-        <w:t>Գրավի առարկան նկարվում է և նկարները պահպանվում են Գրավառուի մոտ։</w:t>
+      <w:proofErr w:type="spellStart"/>
+      <w:r>
+        <w:rPr>
+          <w:rFonts w:ascii="Times New Roman" w:eastAsia="Times New Roman" w:hAnsi="Times New Roman" w:cs="Times New Roman"/>
+          <w:color w:val="000000" w:themeColor="text1"/>
+          <w:sz w:val="18"/>
+          <w:szCs w:val="18"/>
+          <w:lang w:val="en-GB"/>
+        </w:rPr>
+        <w:t>Գրավի</w:t>
+      </w:r>
+      <w:proofErr w:type="spellEnd"/>
+      <w:r>
+        <w:rPr>
+          <w:rFonts w:ascii="Times New Roman" w:eastAsia="Times New Roman" w:hAnsi="Times New Roman" w:cs="Times New Roman"/>
+          <w:color w:val="000000" w:themeColor="text1"/>
+          <w:sz w:val="18"/>
+          <w:szCs w:val="18"/>
+          <w:lang w:val="en-GB"/>
+        </w:rPr>
+        <w:t xml:space="preserve"> </w:t>
+      </w:r>
+      <w:proofErr w:type="spellStart"/>
+      <w:r>
+        <w:rPr>
+          <w:rFonts w:ascii="Times New Roman" w:eastAsia="Times New Roman" w:hAnsi="Times New Roman" w:cs="Times New Roman"/>
+          <w:color w:val="000000" w:themeColor="text1"/>
+          <w:sz w:val="18"/>
+          <w:szCs w:val="18"/>
+          <w:lang w:val="en-GB"/>
+        </w:rPr>
+        <w:t>առարկան</w:t>
+      </w:r>
+      <w:proofErr w:type="spellEnd"/>
+      <w:r>
+        <w:rPr>
+          <w:rFonts w:ascii="Times New Roman" w:eastAsia="Times New Roman" w:hAnsi="Times New Roman" w:cs="Times New Roman"/>
+          <w:color w:val="000000" w:themeColor="text1"/>
+          <w:sz w:val="18"/>
+          <w:szCs w:val="18"/>
+          <w:lang w:val="en-GB"/>
+        </w:rPr>
+        <w:t xml:space="preserve"> </w:t>
+      </w:r>
+      <w:proofErr w:type="spellStart"/>
+      <w:r>
+        <w:rPr>
+          <w:rFonts w:ascii="Times New Roman" w:eastAsia="Times New Roman" w:hAnsi="Times New Roman" w:cs="Times New Roman"/>
+          <w:color w:val="000000" w:themeColor="text1"/>
+          <w:sz w:val="18"/>
+          <w:szCs w:val="18"/>
+          <w:lang w:val="en-GB"/>
+        </w:rPr>
+        <w:t>նկարվում</w:t>
+      </w:r>
+      <w:proofErr w:type="spellEnd"/>
+      <w:r>
+        <w:rPr>
+          <w:rFonts w:ascii="Times New Roman" w:eastAsia="Times New Roman" w:hAnsi="Times New Roman" w:cs="Times New Roman"/>
+          <w:color w:val="000000" w:themeColor="text1"/>
+          <w:sz w:val="18"/>
+          <w:szCs w:val="18"/>
+          <w:lang w:val="en-GB"/>
+        </w:rPr>
+        <w:t xml:space="preserve"> է և </w:t>
+      </w:r>
+      <w:proofErr w:type="spellStart"/>
+      <w:r>
+        <w:rPr>
+          <w:rFonts w:ascii="Times New Roman" w:eastAsia="Times New Roman" w:hAnsi="Times New Roman" w:cs="Times New Roman"/>
+          <w:color w:val="000000" w:themeColor="text1"/>
+          <w:sz w:val="18"/>
+          <w:szCs w:val="18"/>
+          <w:lang w:val="en-GB"/>
+        </w:rPr>
+        <w:t>նկարները</w:t>
+      </w:r>
+      <w:proofErr w:type="spellEnd"/>
+      <w:r>
+        <w:rPr>
+          <w:rFonts w:ascii="Times New Roman" w:eastAsia="Times New Roman" w:hAnsi="Times New Roman" w:cs="Times New Roman"/>
+          <w:color w:val="000000" w:themeColor="text1"/>
+          <w:sz w:val="18"/>
+          <w:szCs w:val="18"/>
+          <w:lang w:val="en-GB"/>
+        </w:rPr>
+        <w:t xml:space="preserve"> </w:t>
+      </w:r>
+      <w:proofErr w:type="spellStart"/>
+      <w:r>
+        <w:rPr>
+          <w:rFonts w:ascii="Times New Roman" w:eastAsia="Times New Roman" w:hAnsi="Times New Roman" w:cs="Times New Roman"/>
+          <w:color w:val="000000" w:themeColor="text1"/>
+          <w:sz w:val="18"/>
+          <w:szCs w:val="18"/>
+          <w:lang w:val="en-GB"/>
+        </w:rPr>
+        <w:t>պահպանվում</w:t>
+      </w:r>
+      <w:proofErr w:type="spellEnd"/>
+      <w:r>
+        <w:rPr>
+          <w:rFonts w:ascii="Times New Roman" w:eastAsia="Times New Roman" w:hAnsi="Times New Roman" w:cs="Times New Roman"/>
+          <w:color w:val="000000" w:themeColor="text1"/>
+          <w:sz w:val="18"/>
+          <w:szCs w:val="18"/>
+          <w:lang w:val="en-GB"/>
+        </w:rPr>
+        <w:t xml:space="preserve"> </w:t>
+      </w:r>
+      <w:proofErr w:type="spellStart"/>
+      <w:r>
+        <w:rPr>
+          <w:rFonts w:ascii="Times New Roman" w:eastAsia="Times New Roman" w:hAnsi="Times New Roman" w:cs="Times New Roman"/>
+          <w:color w:val="000000" w:themeColor="text1"/>
+          <w:sz w:val="18"/>
+          <w:szCs w:val="18"/>
+          <w:lang w:val="en-GB"/>
+        </w:rPr>
+        <w:t>են</w:t>
+      </w:r>
+      <w:proofErr w:type="spellEnd"/>
+      <w:r>
+        <w:rPr>
+          <w:rFonts w:ascii="Times New Roman" w:eastAsia="Times New Roman" w:hAnsi="Times New Roman" w:cs="Times New Roman"/>
+          <w:color w:val="000000" w:themeColor="text1"/>
+          <w:sz w:val="18"/>
+          <w:szCs w:val="18"/>
+          <w:lang w:val="en-GB"/>
+        </w:rPr>
+        <w:t xml:space="preserve"> </w:t>
+      </w:r>
+      <w:proofErr w:type="spellStart"/>
+      <w:r>
+        <w:rPr>
+          <w:rFonts w:ascii="Times New Roman" w:eastAsia="Times New Roman" w:hAnsi="Times New Roman" w:cs="Times New Roman"/>
+          <w:color w:val="000000" w:themeColor="text1"/>
+          <w:sz w:val="18"/>
+          <w:szCs w:val="18"/>
+          <w:lang w:val="en-GB"/>
+        </w:rPr>
+        <w:t>Գրավառուի</w:t>
+      </w:r>
+      <w:proofErr w:type="spellEnd"/>
+      <w:r>
+        <w:rPr>
+          <w:rFonts w:ascii="Times New Roman" w:eastAsia="Times New Roman" w:hAnsi="Times New Roman" w:cs="Times New Roman"/>
+          <w:color w:val="000000" w:themeColor="text1"/>
+          <w:sz w:val="18"/>
+          <w:szCs w:val="18"/>
+          <w:lang w:val="en-GB"/>
+        </w:rPr>
+        <w:t xml:space="preserve"> </w:t>
+      </w:r>
+      <w:proofErr w:type="spellStart"/>
+      <w:r>
+        <w:rPr>
+          <w:rFonts w:ascii="Times New Roman" w:eastAsia="Times New Roman" w:hAnsi="Times New Roman" w:cs="Times New Roman"/>
+          <w:color w:val="000000" w:themeColor="text1"/>
+          <w:sz w:val="18"/>
+          <w:szCs w:val="18"/>
+          <w:lang w:val="en-GB"/>
+        </w:rPr>
+        <w:t>մոտ</w:t>
+      </w:r>
+      <w:proofErr w:type="spellEnd"/>
+      <w:r>
+        <w:rPr>
+          <w:rFonts w:ascii="Times New Roman" w:eastAsia="Times New Roman" w:hAnsi="Times New Roman" w:cs="Times New Roman"/>
+          <w:color w:val="000000" w:themeColor="text1"/>
+          <w:sz w:val="18"/>
+          <w:szCs w:val="18"/>
+          <w:lang w:val="en-GB"/>
+        </w:rPr>
+        <w:t>։</w:t>
       </w:r>
     </w:p>
     <w:p>
@@ -6717,25 +9740,203 @@
           <w:lang w:val="hy-AM"/>
         </w:rPr>
       </w:pPr>
-      <w:r>
-        <w:rPr>
-          <w:rFonts w:ascii="Times New Roman" w:eastAsia="Times New Roman" w:hAnsi="Times New Roman" w:cs="Times New Roman"/>
-          <w:color w:val="000000" w:themeColor="text1"/>
-          <w:sz w:val="18"/>
-          <w:szCs w:val="18"/>
-          <w:lang w:val="en-GB"/>
-        </w:rPr>
-        <w:t xml:space="preserve">Գրավի առարկայի նկատմամբ Գրավառուի գրավի իրավունքը ծագում է </w:t>
-      </w:r>
-      <w:r>
-        <w:rPr>
-          <w:rFonts w:ascii="Times New Roman" w:eastAsia="Times New Roman" w:hAnsi="Times New Roman" w:cs="Times New Roman"/>
-          <w:color w:val="000000" w:themeColor="text1"/>
-          <w:sz w:val="18"/>
-          <w:szCs w:val="18"/>
-          <w:lang w:val="en-GB"/>
-        </w:rPr>
-        <w:t>գրանցման պահից։</w:t>
+      <w:proofErr w:type="spellStart"/>
+      <w:r>
+        <w:rPr>
+          <w:rFonts w:ascii="Times New Roman" w:eastAsia="Times New Roman" w:hAnsi="Times New Roman" w:cs="Times New Roman"/>
+          <w:color w:val="000000" w:themeColor="text1"/>
+          <w:sz w:val="18"/>
+          <w:szCs w:val="18"/>
+          <w:lang w:val="en-GB"/>
+        </w:rPr>
+        <w:t>Գրավի</w:t>
+      </w:r>
+      <w:proofErr w:type="spellEnd"/>
+      <w:r>
+        <w:rPr>
+          <w:rFonts w:ascii="Times New Roman" w:eastAsia="Times New Roman" w:hAnsi="Times New Roman" w:cs="Times New Roman"/>
+          <w:color w:val="000000" w:themeColor="text1"/>
+          <w:sz w:val="18"/>
+          <w:szCs w:val="18"/>
+          <w:lang w:val="en-GB"/>
+        </w:rPr>
+        <w:t xml:space="preserve"> </w:t>
+      </w:r>
+      <w:proofErr w:type="spellStart"/>
+      <w:r>
+        <w:rPr>
+          <w:rFonts w:ascii="Times New Roman" w:eastAsia="Times New Roman" w:hAnsi="Times New Roman" w:cs="Times New Roman"/>
+          <w:color w:val="000000" w:themeColor="text1"/>
+          <w:sz w:val="18"/>
+          <w:szCs w:val="18"/>
+          <w:lang w:val="en-GB"/>
+        </w:rPr>
+        <w:t>առարկայի</w:t>
+      </w:r>
+      <w:proofErr w:type="spellEnd"/>
+      <w:r>
+        <w:rPr>
+          <w:rFonts w:ascii="Times New Roman" w:eastAsia="Times New Roman" w:hAnsi="Times New Roman" w:cs="Times New Roman"/>
+          <w:color w:val="000000" w:themeColor="text1"/>
+          <w:sz w:val="18"/>
+          <w:szCs w:val="18"/>
+          <w:lang w:val="en-GB"/>
+        </w:rPr>
+        <w:t xml:space="preserve"> </w:t>
+      </w:r>
+      <w:proofErr w:type="spellStart"/>
+      <w:r>
+        <w:rPr>
+          <w:rFonts w:ascii="Times New Roman" w:eastAsia="Times New Roman" w:hAnsi="Times New Roman" w:cs="Times New Roman"/>
+          <w:color w:val="000000" w:themeColor="text1"/>
+          <w:sz w:val="18"/>
+          <w:szCs w:val="18"/>
+          <w:lang w:val="en-GB"/>
+        </w:rPr>
+        <w:t>նկատմամբ</w:t>
+      </w:r>
+      <w:proofErr w:type="spellEnd"/>
+      <w:r>
+        <w:rPr>
+          <w:rFonts w:ascii="Times New Roman" w:eastAsia="Times New Roman" w:hAnsi="Times New Roman" w:cs="Times New Roman"/>
+          <w:color w:val="000000" w:themeColor="text1"/>
+          <w:sz w:val="18"/>
+          <w:szCs w:val="18"/>
+          <w:lang w:val="en-GB"/>
+        </w:rPr>
+        <w:t xml:space="preserve"> </w:t>
+      </w:r>
+      <w:proofErr w:type="spellStart"/>
+      <w:r>
+        <w:rPr>
+          <w:rFonts w:ascii="Times New Roman" w:eastAsia="Times New Roman" w:hAnsi="Times New Roman" w:cs="Times New Roman"/>
+          <w:color w:val="000000" w:themeColor="text1"/>
+          <w:sz w:val="18"/>
+          <w:szCs w:val="18"/>
+          <w:lang w:val="en-GB"/>
+        </w:rPr>
+        <w:t>Գրավառուի</w:t>
+      </w:r>
+      <w:proofErr w:type="spellEnd"/>
+      <w:r>
+        <w:rPr>
+          <w:rFonts w:ascii="Times New Roman" w:eastAsia="Times New Roman" w:hAnsi="Times New Roman" w:cs="Times New Roman"/>
+          <w:color w:val="000000" w:themeColor="text1"/>
+          <w:sz w:val="18"/>
+          <w:szCs w:val="18"/>
+          <w:lang w:val="en-GB"/>
+        </w:rPr>
+        <w:t xml:space="preserve"> </w:t>
+      </w:r>
+      <w:proofErr w:type="spellStart"/>
+      <w:r>
+        <w:rPr>
+          <w:rFonts w:ascii="Times New Roman" w:eastAsia="Times New Roman" w:hAnsi="Times New Roman" w:cs="Times New Roman"/>
+          <w:color w:val="000000" w:themeColor="text1"/>
+          <w:sz w:val="18"/>
+          <w:szCs w:val="18"/>
+          <w:lang w:val="en-GB"/>
+        </w:rPr>
+        <w:t>գրավի</w:t>
+      </w:r>
+      <w:proofErr w:type="spellEnd"/>
+      <w:r>
+        <w:rPr>
+          <w:rFonts w:ascii="Times New Roman" w:eastAsia="Times New Roman" w:hAnsi="Times New Roman" w:cs="Times New Roman"/>
+          <w:color w:val="000000" w:themeColor="text1"/>
+          <w:sz w:val="18"/>
+          <w:szCs w:val="18"/>
+          <w:lang w:val="en-GB"/>
+        </w:rPr>
+        <w:t xml:space="preserve"> </w:t>
+      </w:r>
+      <w:proofErr w:type="spellStart"/>
+      <w:r>
+        <w:rPr>
+          <w:rFonts w:ascii="Times New Roman" w:eastAsia="Times New Roman" w:hAnsi="Times New Roman" w:cs="Times New Roman"/>
+          <w:color w:val="000000" w:themeColor="text1"/>
+          <w:sz w:val="18"/>
+          <w:szCs w:val="18"/>
+          <w:lang w:val="en-GB"/>
+        </w:rPr>
+        <w:t>իրավունքը</w:t>
+      </w:r>
+      <w:proofErr w:type="spellEnd"/>
+      <w:r>
+        <w:rPr>
+          <w:rFonts w:ascii="Times New Roman" w:eastAsia="Times New Roman" w:hAnsi="Times New Roman" w:cs="Times New Roman"/>
+          <w:color w:val="000000" w:themeColor="text1"/>
+          <w:sz w:val="18"/>
+          <w:szCs w:val="18"/>
+          <w:lang w:val="en-GB"/>
+        </w:rPr>
+        <w:t xml:space="preserve"> </w:t>
+      </w:r>
+      <w:proofErr w:type="spellStart"/>
+      <w:r>
+        <w:rPr>
+          <w:rFonts w:ascii="Times New Roman" w:eastAsia="Times New Roman" w:hAnsi="Times New Roman" w:cs="Times New Roman"/>
+          <w:color w:val="000000" w:themeColor="text1"/>
+          <w:sz w:val="18"/>
+          <w:szCs w:val="18"/>
+          <w:lang w:val="en-GB"/>
+        </w:rPr>
+        <w:t>ծագում</w:t>
+      </w:r>
+      <w:proofErr w:type="spellEnd"/>
+      <w:r>
+        <w:rPr>
+          <w:rFonts w:ascii="Times New Roman" w:eastAsia="Times New Roman" w:hAnsi="Times New Roman" w:cs="Times New Roman"/>
+          <w:color w:val="000000" w:themeColor="text1"/>
+          <w:sz w:val="18"/>
+          <w:szCs w:val="18"/>
+          <w:lang w:val="en-GB"/>
+        </w:rPr>
+        <w:t xml:space="preserve"> է </w:t>
+      </w:r>
+      <w:proofErr w:type="spellStart"/>
+      <w:r>
+        <w:rPr>
+          <w:rFonts w:ascii="Times New Roman" w:eastAsia="Times New Roman" w:hAnsi="Times New Roman" w:cs="Times New Roman"/>
+          <w:color w:val="000000" w:themeColor="text1"/>
+          <w:sz w:val="18"/>
+          <w:szCs w:val="18"/>
+          <w:lang w:val="en-GB"/>
+        </w:rPr>
+        <w:t>գրանցման</w:t>
+      </w:r>
+      <w:proofErr w:type="spellEnd"/>
+      <w:r>
+        <w:rPr>
+          <w:rFonts w:ascii="Times New Roman" w:eastAsia="Times New Roman" w:hAnsi="Times New Roman" w:cs="Times New Roman"/>
+          <w:color w:val="000000" w:themeColor="text1"/>
+          <w:sz w:val="18"/>
+          <w:szCs w:val="18"/>
+          <w:lang w:val="en-GB"/>
+        </w:rPr>
+        <w:t xml:space="preserve"> </w:t>
+      </w:r>
+      <w:proofErr w:type="spellStart"/>
+      <w:r>
+        <w:rPr>
+          <w:rFonts w:ascii="Times New Roman" w:eastAsia="Times New Roman" w:hAnsi="Times New Roman" w:cs="Times New Roman"/>
+          <w:color w:val="000000" w:themeColor="text1"/>
+          <w:sz w:val="18"/>
+          <w:szCs w:val="18"/>
+          <w:lang w:val="en-GB"/>
+        </w:rPr>
+        <w:t>պահից</w:t>
+      </w:r>
+      <w:proofErr w:type="spellEnd"/>
+      <w:r>
+        <w:rPr>
+          <w:rFonts w:ascii="Times New Roman" w:eastAsia="Times New Roman" w:hAnsi="Times New Roman" w:cs="Times New Roman"/>
+          <w:color w:val="000000" w:themeColor="text1"/>
+          <w:sz w:val="18"/>
+          <w:szCs w:val="18"/>
+          <w:lang w:val="en-GB"/>
+        </w:rPr>
+        <w:t>։</w:t>
       </w:r>
       <w:r>
         <w:rPr>
@@ -6895,8 +10096,59 @@
           <w:szCs w:val="18"/>
           <w:lang w:val="en-GB"/>
         </w:rPr>
-        <w:t>5 օրացուցային օր անընդմեջ</w:t>
-      </w:r>
+        <w:t xml:space="preserve">5 </w:t>
+      </w:r>
+      <w:proofErr w:type="spellStart"/>
+      <w:r>
+        <w:rPr>
+          <w:rFonts w:ascii="Times New Roman" w:hAnsi="Times New Roman" w:cs="Times New Roman"/>
+          <w:sz w:val="18"/>
+          <w:szCs w:val="18"/>
+          <w:lang w:val="en-GB"/>
+        </w:rPr>
+        <w:t>օրացուցային</w:t>
+      </w:r>
+      <w:proofErr w:type="spellEnd"/>
+      <w:r>
+        <w:rPr>
+          <w:rFonts w:ascii="Times New Roman" w:hAnsi="Times New Roman" w:cs="Times New Roman"/>
+          <w:sz w:val="18"/>
+          <w:szCs w:val="18"/>
+          <w:lang w:val="en-GB"/>
+        </w:rPr>
+        <w:t xml:space="preserve"> </w:t>
+      </w:r>
+      <w:proofErr w:type="spellStart"/>
+      <w:r>
+        <w:rPr>
+          <w:rFonts w:ascii="Times New Roman" w:hAnsi="Times New Roman" w:cs="Times New Roman"/>
+          <w:sz w:val="18"/>
+          <w:szCs w:val="18"/>
+          <w:lang w:val="en-GB"/>
+        </w:rPr>
+        <w:t>օր</w:t>
+      </w:r>
+      <w:proofErr w:type="spellEnd"/>
+      <w:r>
+        <w:rPr>
+          <w:rFonts w:ascii="Times New Roman" w:hAnsi="Times New Roman" w:cs="Times New Roman"/>
+          <w:sz w:val="18"/>
+          <w:szCs w:val="18"/>
+          <w:lang w:val="en-GB"/>
+        </w:rPr>
+        <w:t xml:space="preserve"> </w:t>
+      </w:r>
+      <w:proofErr w:type="spellStart"/>
+      <w:r>
+        <w:rPr>
+          <w:rFonts w:ascii="Times New Roman" w:hAnsi="Times New Roman" w:cs="Times New Roman"/>
+          <w:sz w:val="18"/>
+          <w:szCs w:val="18"/>
+          <w:lang w:val="en-GB"/>
+        </w:rPr>
+        <w:t>անընդմեջ</w:t>
+      </w:r>
+      <w:proofErr w:type="spellEnd"/>
       <w:r>
         <w:rPr>
           <w:rFonts w:ascii="Times New Roman" w:hAnsi="Times New Roman" w:cs="Times New Roman"/>
@@ -7085,7 +10337,67 @@
           <w:szCs w:val="18"/>
           <w:lang w:val="en-GB"/>
         </w:rPr>
-        <w:t>1 աշխատանքային օրվա ընթացքում։</w:t>
+        <w:t xml:space="preserve">1 </w:t>
+      </w:r>
+      <w:proofErr w:type="spellStart"/>
+      <w:r>
+        <w:rPr>
+          <w:rFonts w:ascii="Times New Roman" w:hAnsi="Times New Roman" w:cs="Times New Roman"/>
+          <w:sz w:val="18"/>
+          <w:szCs w:val="18"/>
+          <w:lang w:val="en-GB"/>
+        </w:rPr>
+        <w:t>աշխատանքային</w:t>
+      </w:r>
+      <w:proofErr w:type="spellEnd"/>
+      <w:r>
+        <w:rPr>
+          <w:rFonts w:ascii="Times New Roman" w:hAnsi="Times New Roman" w:cs="Times New Roman"/>
+          <w:sz w:val="18"/>
+          <w:szCs w:val="18"/>
+          <w:lang w:val="en-GB"/>
+        </w:rPr>
+        <w:t xml:space="preserve"> </w:t>
+      </w:r>
+      <w:proofErr w:type="spellStart"/>
+      <w:r>
+        <w:rPr>
+          <w:rFonts w:ascii="Times New Roman" w:hAnsi="Times New Roman" w:cs="Times New Roman"/>
+          <w:sz w:val="18"/>
+          <w:szCs w:val="18"/>
+          <w:lang w:val="en-GB"/>
+        </w:rPr>
+        <w:t>օրվա</w:t>
+      </w:r>
+      <w:proofErr w:type="spellEnd"/>
+      <w:r>
+        <w:rPr>
+          <w:rFonts w:ascii="Times New Roman" w:hAnsi="Times New Roman" w:cs="Times New Roman"/>
+          <w:sz w:val="18"/>
+          <w:szCs w:val="18"/>
+          <w:lang w:val="en-GB"/>
+        </w:rPr>
+        <w:t xml:space="preserve"> </w:t>
+      </w:r>
+      <w:proofErr w:type="spellStart"/>
+      <w:r>
+        <w:rPr>
+          <w:rFonts w:ascii="Times New Roman" w:hAnsi="Times New Roman" w:cs="Times New Roman"/>
+          <w:sz w:val="18"/>
+          <w:szCs w:val="18"/>
+          <w:lang w:val="en-GB"/>
+        </w:rPr>
+        <w:t>ընթացքում</w:t>
+      </w:r>
+      <w:proofErr w:type="spellEnd"/>
+      <w:r>
+        <w:rPr>
+          <w:rFonts w:ascii="Times New Roman" w:hAnsi="Times New Roman" w:cs="Times New Roman"/>
+          <w:sz w:val="18"/>
+          <w:szCs w:val="18"/>
+          <w:lang w:val="en-GB"/>
+        </w:rPr>
+        <w:t>։</w:t>
       </w:r>
       <w:bookmarkEnd w:id="11"/>
       <w:r>
@@ -7131,8 +10443,49 @@
           <w:szCs w:val="18"/>
           <w:lang w:val="en-GB"/>
         </w:rPr>
-        <w:t xml:space="preserve">(այսուհետ նաև՝ </w:t>
-      </w:r>
+        <w:t>(</w:t>
+      </w:r>
+      <w:proofErr w:type="spellStart"/>
+      <w:r>
+        <w:rPr>
+          <w:rFonts w:ascii="Times New Roman" w:hAnsi="Times New Roman" w:cs="Times New Roman"/>
+          <w:sz w:val="18"/>
+          <w:szCs w:val="18"/>
+          <w:lang w:val="en-GB"/>
+        </w:rPr>
+        <w:t>այսուհետ</w:t>
+      </w:r>
+      <w:proofErr w:type="spellEnd"/>
+      <w:r>
+        <w:rPr>
+          <w:rFonts w:ascii="Times New Roman" w:hAnsi="Times New Roman" w:cs="Times New Roman"/>
+          <w:sz w:val="18"/>
+          <w:szCs w:val="18"/>
+          <w:lang w:val="en-GB"/>
+        </w:rPr>
+        <w:t xml:space="preserve"> </w:t>
+      </w:r>
+      <w:proofErr w:type="spellStart"/>
+      <w:r>
+        <w:rPr>
+          <w:rFonts w:ascii="Times New Roman" w:hAnsi="Times New Roman" w:cs="Times New Roman"/>
+          <w:sz w:val="18"/>
+          <w:szCs w:val="18"/>
+          <w:lang w:val="en-GB"/>
+        </w:rPr>
+        <w:t>նաև</w:t>
+      </w:r>
+      <w:proofErr w:type="spellEnd"/>
+      <w:r>
+        <w:rPr>
+          <w:rFonts w:ascii="Times New Roman" w:hAnsi="Times New Roman" w:cs="Times New Roman"/>
+          <w:sz w:val="18"/>
+          <w:szCs w:val="18"/>
+          <w:lang w:val="en-GB"/>
+        </w:rPr>
+        <w:t xml:space="preserve">՝ </w:t>
+      </w:r>
+      <w:proofErr w:type="spellStart"/>
       <w:r>
         <w:rPr>
           <w:rFonts w:ascii="Times New Roman" w:hAnsi="Times New Roman" w:cs="Times New Roman"/>
@@ -7142,7 +10495,43 @@
           <w:szCs w:val="18"/>
           <w:lang w:val="en-GB"/>
         </w:rPr>
-        <w:t>Բռնագանձման ծանուցում)</w:t>
+        <w:t>Բռնագանձման</w:t>
+      </w:r>
+      <w:proofErr w:type="spellEnd"/>
+      <w:r>
+        <w:rPr>
+          <w:rFonts w:ascii="Times New Roman" w:hAnsi="Times New Roman" w:cs="Times New Roman"/>
+          <w:b/>
+          <w:bCs/>
+          <w:sz w:val="18"/>
+          <w:szCs w:val="18"/>
+          <w:lang w:val="en-GB"/>
+        </w:rPr>
+        <w:t xml:space="preserve"> </w:t>
+      </w:r>
+      <w:proofErr w:type="spellStart"/>
+      <w:r>
+        <w:rPr>
+          <w:rFonts w:ascii="Times New Roman" w:hAnsi="Times New Roman" w:cs="Times New Roman"/>
+          <w:b/>
+          <w:bCs/>
+          <w:sz w:val="18"/>
+          <w:szCs w:val="18"/>
+          <w:lang w:val="en-GB"/>
+        </w:rPr>
+        <w:t>ծանուցում</w:t>
+      </w:r>
+      <w:proofErr w:type="spellEnd"/>
+      <w:r>
+        <w:rPr>
+          <w:rFonts w:ascii="Times New Roman" w:hAnsi="Times New Roman" w:cs="Times New Roman"/>
+          <w:b/>
+          <w:bCs/>
+          <w:sz w:val="18"/>
+          <w:szCs w:val="18"/>
+          <w:lang w:val="en-GB"/>
+        </w:rPr>
+        <w:t>)</w:t>
       </w:r>
       <w:r>
         <w:rPr>
@@ -7298,53 +10687,259 @@
           <w:szCs w:val="18"/>
           <w:lang w:val="en-GB"/>
         </w:rPr>
-        <w:t>1 օրացուցային օրվա ընթացքում գրավի առարկան</w:t>
-      </w:r>
-      <w:r>
-        <w:rPr>
-          <w:rFonts w:ascii="Times New Roman" w:hAnsi="Times New Roman" w:cs="Times New Roman"/>
-          <w:sz w:val="18"/>
-          <w:szCs w:val="18"/>
-          <w:lang w:val="hy-AM"/>
-        </w:rPr>
-        <w:t xml:space="preserve"> </w:t>
-      </w:r>
-      <w:r>
-        <w:rPr>
-          <w:rFonts w:ascii="Times New Roman" w:hAnsi="Times New Roman" w:cs="Times New Roman"/>
-          <w:sz w:val="18"/>
-          <w:szCs w:val="18"/>
-          <w:lang w:val="en-GB"/>
-        </w:rPr>
-        <w:t>ներկայացնել Գրավառուի</w:t>
-      </w:r>
-      <w:r>
-        <w:rPr>
-          <w:rFonts w:ascii="Times New Roman" w:hAnsi="Times New Roman" w:cs="Times New Roman"/>
-          <w:sz w:val="18"/>
-          <w:szCs w:val="18"/>
-          <w:lang w:val="en-GB"/>
-        </w:rPr>
-        <w:t xml:space="preserve"> գործունեության տարածք Գրավի առարկայի</w:t>
-      </w:r>
-      <w:r>
-        <w:rPr>
-          <w:rFonts w:ascii="Times New Roman" w:hAnsi="Times New Roman" w:cs="Times New Roman"/>
-          <w:sz w:val="18"/>
-          <w:szCs w:val="18"/>
-          <w:lang w:val="en-GB"/>
-        </w:rPr>
-        <w:t xml:space="preserve"> զննման</w:t>
-      </w:r>
-      <w:r>
-        <w:rPr>
-          <w:rFonts w:ascii="Times New Roman" w:hAnsi="Times New Roman" w:cs="Times New Roman"/>
-          <w:sz w:val="18"/>
-          <w:szCs w:val="18"/>
-          <w:lang w:val="en-GB"/>
-        </w:rPr>
-        <w:t xml:space="preserve"> համար</w:t>
-      </w:r>
+        <w:t xml:space="preserve">1 </w:t>
+      </w:r>
+      <w:proofErr w:type="spellStart"/>
+      <w:r>
+        <w:rPr>
+          <w:rFonts w:ascii="Times New Roman" w:hAnsi="Times New Roman" w:cs="Times New Roman"/>
+          <w:sz w:val="18"/>
+          <w:szCs w:val="18"/>
+          <w:lang w:val="en-GB"/>
+        </w:rPr>
+        <w:t>օրացուցային</w:t>
+      </w:r>
+      <w:proofErr w:type="spellEnd"/>
+      <w:r>
+        <w:rPr>
+          <w:rFonts w:ascii="Times New Roman" w:hAnsi="Times New Roman" w:cs="Times New Roman"/>
+          <w:sz w:val="18"/>
+          <w:szCs w:val="18"/>
+          <w:lang w:val="en-GB"/>
+        </w:rPr>
+        <w:t xml:space="preserve"> </w:t>
+      </w:r>
+      <w:proofErr w:type="spellStart"/>
+      <w:r>
+        <w:rPr>
+          <w:rFonts w:ascii="Times New Roman" w:hAnsi="Times New Roman" w:cs="Times New Roman"/>
+          <w:sz w:val="18"/>
+          <w:szCs w:val="18"/>
+          <w:lang w:val="en-GB"/>
+        </w:rPr>
+        <w:t>օրվա</w:t>
+      </w:r>
+      <w:proofErr w:type="spellEnd"/>
+      <w:r>
+        <w:rPr>
+          <w:rFonts w:ascii="Times New Roman" w:hAnsi="Times New Roman" w:cs="Times New Roman"/>
+          <w:sz w:val="18"/>
+          <w:szCs w:val="18"/>
+          <w:lang w:val="en-GB"/>
+        </w:rPr>
+        <w:t xml:space="preserve"> </w:t>
+      </w:r>
+      <w:proofErr w:type="spellStart"/>
+      <w:r>
+        <w:rPr>
+          <w:rFonts w:ascii="Times New Roman" w:hAnsi="Times New Roman" w:cs="Times New Roman"/>
+          <w:sz w:val="18"/>
+          <w:szCs w:val="18"/>
+          <w:lang w:val="en-GB"/>
+        </w:rPr>
+        <w:t>ընթացքում</w:t>
+      </w:r>
+      <w:proofErr w:type="spellEnd"/>
+      <w:r>
+        <w:rPr>
+          <w:rFonts w:ascii="Times New Roman" w:hAnsi="Times New Roman" w:cs="Times New Roman"/>
+          <w:sz w:val="18"/>
+          <w:szCs w:val="18"/>
+          <w:lang w:val="en-GB"/>
+        </w:rPr>
+        <w:t xml:space="preserve"> </w:t>
+      </w:r>
+      <w:proofErr w:type="spellStart"/>
+      <w:r>
+        <w:rPr>
+          <w:rFonts w:ascii="Times New Roman" w:hAnsi="Times New Roman" w:cs="Times New Roman"/>
+          <w:sz w:val="18"/>
+          <w:szCs w:val="18"/>
+          <w:lang w:val="en-GB"/>
+        </w:rPr>
+        <w:t>գրավի</w:t>
+      </w:r>
+      <w:proofErr w:type="spellEnd"/>
+      <w:r>
+        <w:rPr>
+          <w:rFonts w:ascii="Times New Roman" w:hAnsi="Times New Roman" w:cs="Times New Roman"/>
+          <w:sz w:val="18"/>
+          <w:szCs w:val="18"/>
+          <w:lang w:val="en-GB"/>
+        </w:rPr>
+        <w:t xml:space="preserve"> </w:t>
+      </w:r>
+      <w:proofErr w:type="spellStart"/>
+      <w:r>
+        <w:rPr>
+          <w:rFonts w:ascii="Times New Roman" w:hAnsi="Times New Roman" w:cs="Times New Roman"/>
+          <w:sz w:val="18"/>
+          <w:szCs w:val="18"/>
+          <w:lang w:val="en-GB"/>
+        </w:rPr>
+        <w:t>առարկան</w:t>
+      </w:r>
+      <w:proofErr w:type="spellEnd"/>
+      <w:r>
+        <w:rPr>
+          <w:rFonts w:ascii="Times New Roman" w:hAnsi="Times New Roman" w:cs="Times New Roman"/>
+          <w:sz w:val="18"/>
+          <w:szCs w:val="18"/>
+          <w:lang w:val="hy-AM"/>
+        </w:rPr>
+        <w:t xml:space="preserve"> </w:t>
+      </w:r>
+      <w:proofErr w:type="spellStart"/>
+      <w:r>
+        <w:rPr>
+          <w:rFonts w:ascii="Times New Roman" w:hAnsi="Times New Roman" w:cs="Times New Roman"/>
+          <w:sz w:val="18"/>
+          <w:szCs w:val="18"/>
+          <w:lang w:val="en-GB"/>
+        </w:rPr>
+        <w:t>ներկայացնել</w:t>
+      </w:r>
+      <w:proofErr w:type="spellEnd"/>
+      <w:r>
+        <w:rPr>
+          <w:rFonts w:ascii="Times New Roman" w:hAnsi="Times New Roman" w:cs="Times New Roman"/>
+          <w:sz w:val="18"/>
+          <w:szCs w:val="18"/>
+          <w:lang w:val="en-GB"/>
+        </w:rPr>
+        <w:t xml:space="preserve"> </w:t>
+      </w:r>
+      <w:proofErr w:type="spellStart"/>
+      <w:r>
+        <w:rPr>
+          <w:rFonts w:ascii="Times New Roman" w:hAnsi="Times New Roman" w:cs="Times New Roman"/>
+          <w:sz w:val="18"/>
+          <w:szCs w:val="18"/>
+          <w:lang w:val="en-GB"/>
+        </w:rPr>
+        <w:t>Գրավառուի</w:t>
+      </w:r>
+      <w:proofErr w:type="spellEnd"/>
+      <w:r>
+        <w:rPr>
+          <w:rFonts w:ascii="Times New Roman" w:hAnsi="Times New Roman" w:cs="Times New Roman"/>
+          <w:sz w:val="18"/>
+          <w:szCs w:val="18"/>
+          <w:lang w:val="en-GB"/>
+        </w:rPr>
+        <w:t xml:space="preserve"> </w:t>
+      </w:r>
+      <w:proofErr w:type="spellStart"/>
+      <w:r>
+        <w:rPr>
+          <w:rFonts w:ascii="Times New Roman" w:hAnsi="Times New Roman" w:cs="Times New Roman"/>
+          <w:sz w:val="18"/>
+          <w:szCs w:val="18"/>
+          <w:lang w:val="en-GB"/>
+        </w:rPr>
+        <w:t>գործունեության</w:t>
+      </w:r>
+      <w:proofErr w:type="spellEnd"/>
+      <w:r>
+        <w:rPr>
+          <w:rFonts w:ascii="Times New Roman" w:hAnsi="Times New Roman" w:cs="Times New Roman"/>
+          <w:sz w:val="18"/>
+          <w:szCs w:val="18"/>
+          <w:lang w:val="en-GB"/>
+        </w:rPr>
+        <w:t xml:space="preserve"> </w:t>
+      </w:r>
+      <w:proofErr w:type="spellStart"/>
+      <w:r>
+        <w:rPr>
+          <w:rFonts w:ascii="Times New Roman" w:hAnsi="Times New Roman" w:cs="Times New Roman"/>
+          <w:sz w:val="18"/>
+          <w:szCs w:val="18"/>
+          <w:lang w:val="en-GB"/>
+        </w:rPr>
+        <w:t>տարածք</w:t>
+      </w:r>
+      <w:proofErr w:type="spellEnd"/>
+      <w:r>
+        <w:rPr>
+          <w:rFonts w:ascii="Times New Roman" w:hAnsi="Times New Roman" w:cs="Times New Roman"/>
+          <w:sz w:val="18"/>
+          <w:szCs w:val="18"/>
+          <w:lang w:val="en-GB"/>
+        </w:rPr>
+        <w:t xml:space="preserve"> </w:t>
+      </w:r>
+      <w:proofErr w:type="spellStart"/>
+      <w:r>
+        <w:rPr>
+          <w:rFonts w:ascii="Times New Roman" w:hAnsi="Times New Roman" w:cs="Times New Roman"/>
+          <w:sz w:val="18"/>
+          <w:szCs w:val="18"/>
+          <w:lang w:val="en-GB"/>
+        </w:rPr>
+        <w:t>Գրավի</w:t>
+      </w:r>
+      <w:proofErr w:type="spellEnd"/>
+      <w:r>
+        <w:rPr>
+          <w:rFonts w:ascii="Times New Roman" w:hAnsi="Times New Roman" w:cs="Times New Roman"/>
+          <w:sz w:val="18"/>
+          <w:szCs w:val="18"/>
+          <w:lang w:val="en-GB"/>
+        </w:rPr>
+        <w:t xml:space="preserve"> </w:t>
+      </w:r>
+      <w:proofErr w:type="spellStart"/>
+      <w:r>
+        <w:rPr>
+          <w:rFonts w:ascii="Times New Roman" w:hAnsi="Times New Roman" w:cs="Times New Roman"/>
+          <w:sz w:val="18"/>
+          <w:szCs w:val="18"/>
+          <w:lang w:val="en-GB"/>
+        </w:rPr>
+        <w:t>առարկայի</w:t>
+      </w:r>
+      <w:proofErr w:type="spellEnd"/>
+      <w:r>
+        <w:rPr>
+          <w:rFonts w:ascii="Times New Roman" w:hAnsi="Times New Roman" w:cs="Times New Roman"/>
+          <w:sz w:val="18"/>
+          <w:szCs w:val="18"/>
+          <w:lang w:val="en-GB"/>
+        </w:rPr>
+        <w:t xml:space="preserve"> </w:t>
+      </w:r>
+      <w:proofErr w:type="spellStart"/>
+      <w:r>
+        <w:rPr>
+          <w:rFonts w:ascii="Times New Roman" w:hAnsi="Times New Roman" w:cs="Times New Roman"/>
+          <w:sz w:val="18"/>
+          <w:szCs w:val="18"/>
+          <w:lang w:val="en-GB"/>
+        </w:rPr>
+        <w:t>զննման</w:t>
+      </w:r>
+      <w:proofErr w:type="spellEnd"/>
+      <w:r>
+        <w:rPr>
+          <w:rFonts w:ascii="Times New Roman" w:hAnsi="Times New Roman" w:cs="Times New Roman"/>
+          <w:sz w:val="18"/>
+          <w:szCs w:val="18"/>
+          <w:lang w:val="en-GB"/>
+        </w:rPr>
+        <w:t xml:space="preserve"> </w:t>
+      </w:r>
+      <w:proofErr w:type="spellStart"/>
+      <w:r>
+        <w:rPr>
+          <w:rFonts w:ascii="Times New Roman" w:hAnsi="Times New Roman" w:cs="Times New Roman"/>
+          <w:sz w:val="18"/>
+          <w:szCs w:val="18"/>
+          <w:lang w:val="en-GB"/>
+        </w:rPr>
+        <w:t>համար</w:t>
+      </w:r>
+      <w:proofErr w:type="spellEnd"/>
       <w:r>
         <w:rPr>
           <w:rFonts w:ascii="Times New Roman" w:hAnsi="Times New Roman" w:cs="Times New Roman"/>
@@ -7382,50 +10977,374 @@
           <w:lang w:val="hy-AM"/>
         </w:rPr>
       </w:pPr>
-      <w:r>
-        <w:rPr>
-          <w:rFonts w:ascii="Times New Roman" w:hAnsi="Times New Roman" w:cs="Times New Roman"/>
-          <w:sz w:val="18"/>
-          <w:szCs w:val="18"/>
-          <w:lang w:val="en-GB"/>
-        </w:rPr>
-        <w:t>Գրավառուն գրավի առարկան կարող է վարել միայն Հ</w:t>
-      </w:r>
-      <w:r>
-        <w:rPr>
-          <w:rFonts w:ascii="Times New Roman" w:hAnsi="Times New Roman" w:cs="Times New Roman"/>
-          <w:sz w:val="18"/>
-          <w:szCs w:val="18"/>
-          <w:lang w:val="en-GB"/>
-        </w:rPr>
-        <w:t>այաստանի Հանրապետության</w:t>
-      </w:r>
-      <w:r>
-        <w:rPr>
-          <w:rFonts w:ascii="Times New Roman" w:hAnsi="Times New Roman" w:cs="Times New Roman"/>
-          <w:sz w:val="18"/>
-          <w:szCs w:val="18"/>
-          <w:lang w:val="en-GB"/>
-        </w:rPr>
-        <w:t xml:space="preserve"> տարածքում և իրավունք չունի գրավի առարկան վարել </w:t>
-      </w:r>
-      <w:r>
-        <w:rPr>
-          <w:rFonts w:ascii="Times New Roman" w:hAnsi="Times New Roman" w:cs="Times New Roman"/>
-          <w:sz w:val="18"/>
-          <w:szCs w:val="18"/>
-          <w:lang w:val="en-GB"/>
-        </w:rPr>
-        <w:t>Հայաստանի Հանրապետության</w:t>
-      </w:r>
-      <w:r>
-        <w:rPr>
-          <w:rFonts w:ascii="Times New Roman" w:hAnsi="Times New Roman" w:cs="Times New Roman"/>
-          <w:sz w:val="18"/>
-          <w:szCs w:val="18"/>
-          <w:lang w:val="en-GB"/>
-        </w:rPr>
-        <w:t xml:space="preserve"> սահմաններից դուրս։ </w:t>
+      <w:proofErr w:type="spellStart"/>
+      <w:r>
+        <w:rPr>
+          <w:rFonts w:ascii="Times New Roman" w:hAnsi="Times New Roman" w:cs="Times New Roman"/>
+          <w:sz w:val="18"/>
+          <w:szCs w:val="18"/>
+          <w:lang w:val="en-GB"/>
+        </w:rPr>
+        <w:t>Գրավառուն</w:t>
+      </w:r>
+      <w:proofErr w:type="spellEnd"/>
+      <w:r>
+        <w:rPr>
+          <w:rFonts w:ascii="Times New Roman" w:hAnsi="Times New Roman" w:cs="Times New Roman"/>
+          <w:sz w:val="18"/>
+          <w:szCs w:val="18"/>
+          <w:lang w:val="en-GB"/>
+        </w:rPr>
+        <w:t xml:space="preserve"> </w:t>
+      </w:r>
+      <w:proofErr w:type="spellStart"/>
+      <w:r>
+        <w:rPr>
+          <w:rFonts w:ascii="Times New Roman" w:hAnsi="Times New Roman" w:cs="Times New Roman"/>
+          <w:sz w:val="18"/>
+          <w:szCs w:val="18"/>
+          <w:lang w:val="en-GB"/>
+        </w:rPr>
+        <w:t>գրավի</w:t>
+      </w:r>
+      <w:proofErr w:type="spellEnd"/>
+      <w:r>
+        <w:rPr>
+          <w:rFonts w:ascii="Times New Roman" w:hAnsi="Times New Roman" w:cs="Times New Roman"/>
+          <w:sz w:val="18"/>
+          <w:szCs w:val="18"/>
+          <w:lang w:val="en-GB"/>
+        </w:rPr>
+        <w:t xml:space="preserve"> </w:t>
+      </w:r>
+      <w:proofErr w:type="spellStart"/>
+      <w:r>
+        <w:rPr>
+          <w:rFonts w:ascii="Times New Roman" w:hAnsi="Times New Roman" w:cs="Times New Roman"/>
+          <w:sz w:val="18"/>
+          <w:szCs w:val="18"/>
+          <w:lang w:val="en-GB"/>
+        </w:rPr>
+        <w:t>առարկան</w:t>
+      </w:r>
+      <w:proofErr w:type="spellEnd"/>
+      <w:r>
+        <w:rPr>
+          <w:rFonts w:ascii="Times New Roman" w:hAnsi="Times New Roman" w:cs="Times New Roman"/>
+          <w:sz w:val="18"/>
+          <w:szCs w:val="18"/>
+          <w:lang w:val="en-GB"/>
+        </w:rPr>
+        <w:t xml:space="preserve"> </w:t>
+      </w:r>
+      <w:proofErr w:type="spellStart"/>
+      <w:r>
+        <w:rPr>
+          <w:rFonts w:ascii="Times New Roman" w:hAnsi="Times New Roman" w:cs="Times New Roman"/>
+          <w:sz w:val="18"/>
+          <w:szCs w:val="18"/>
+          <w:lang w:val="en-GB"/>
+        </w:rPr>
+        <w:t>կարող</w:t>
+      </w:r>
+      <w:proofErr w:type="spellEnd"/>
+      <w:r>
+        <w:rPr>
+          <w:rFonts w:ascii="Times New Roman" w:hAnsi="Times New Roman" w:cs="Times New Roman"/>
+          <w:sz w:val="18"/>
+          <w:szCs w:val="18"/>
+          <w:lang w:val="en-GB"/>
+        </w:rPr>
+        <w:t xml:space="preserve"> է </w:t>
+      </w:r>
+      <w:proofErr w:type="spellStart"/>
+      <w:r>
+        <w:rPr>
+          <w:rFonts w:ascii="Times New Roman" w:hAnsi="Times New Roman" w:cs="Times New Roman"/>
+          <w:sz w:val="18"/>
+          <w:szCs w:val="18"/>
+          <w:lang w:val="en-GB"/>
+        </w:rPr>
+        <w:t>վարել</w:t>
+      </w:r>
+      <w:proofErr w:type="spellEnd"/>
+      <w:r>
+        <w:rPr>
+          <w:rFonts w:ascii="Times New Roman" w:hAnsi="Times New Roman" w:cs="Times New Roman"/>
+          <w:sz w:val="18"/>
+          <w:szCs w:val="18"/>
+          <w:lang w:val="en-GB"/>
+        </w:rPr>
+        <w:t xml:space="preserve"> </w:t>
+      </w:r>
+      <w:proofErr w:type="spellStart"/>
+      <w:r>
+        <w:rPr>
+          <w:rFonts w:ascii="Times New Roman" w:hAnsi="Times New Roman" w:cs="Times New Roman"/>
+          <w:sz w:val="18"/>
+          <w:szCs w:val="18"/>
+          <w:lang w:val="en-GB"/>
+        </w:rPr>
+        <w:t>միայն</w:t>
+      </w:r>
+      <w:proofErr w:type="spellEnd"/>
+      <w:r>
+        <w:rPr>
+          <w:rFonts w:ascii="Times New Roman" w:hAnsi="Times New Roman" w:cs="Times New Roman"/>
+          <w:sz w:val="18"/>
+          <w:szCs w:val="18"/>
+          <w:lang w:val="en-GB"/>
+        </w:rPr>
+        <w:t xml:space="preserve"> </w:t>
+      </w:r>
+      <w:proofErr w:type="spellStart"/>
+      <w:r>
+        <w:rPr>
+          <w:rFonts w:ascii="Times New Roman" w:hAnsi="Times New Roman" w:cs="Times New Roman"/>
+          <w:sz w:val="18"/>
+          <w:szCs w:val="18"/>
+          <w:lang w:val="en-GB"/>
+        </w:rPr>
+        <w:t>Հ</w:t>
+      </w:r>
+      <w:r>
+        <w:rPr>
+          <w:rFonts w:ascii="Times New Roman" w:hAnsi="Times New Roman" w:cs="Times New Roman"/>
+          <w:sz w:val="18"/>
+          <w:szCs w:val="18"/>
+          <w:lang w:val="en-GB"/>
+        </w:rPr>
+        <w:t>այաստանի</w:t>
+      </w:r>
+      <w:proofErr w:type="spellEnd"/>
+      <w:r>
+        <w:rPr>
+          <w:rFonts w:ascii="Times New Roman" w:hAnsi="Times New Roman" w:cs="Times New Roman"/>
+          <w:sz w:val="18"/>
+          <w:szCs w:val="18"/>
+          <w:lang w:val="en-GB"/>
+        </w:rPr>
+        <w:t xml:space="preserve"> </w:t>
+      </w:r>
+      <w:proofErr w:type="spellStart"/>
+      <w:r>
+        <w:rPr>
+          <w:rFonts w:ascii="Times New Roman" w:hAnsi="Times New Roman" w:cs="Times New Roman"/>
+          <w:sz w:val="18"/>
+          <w:szCs w:val="18"/>
+          <w:lang w:val="en-GB"/>
+        </w:rPr>
+        <w:t>Հանրապետության</w:t>
+      </w:r>
+      <w:proofErr w:type="spellEnd"/>
+      <w:r>
+        <w:rPr>
+          <w:rFonts w:ascii="Times New Roman" w:hAnsi="Times New Roman" w:cs="Times New Roman"/>
+          <w:sz w:val="18"/>
+          <w:szCs w:val="18"/>
+          <w:lang w:val="en-GB"/>
+        </w:rPr>
+        <w:t xml:space="preserve"> </w:t>
+      </w:r>
+      <w:proofErr w:type="spellStart"/>
+      <w:r>
+        <w:rPr>
+          <w:rFonts w:ascii="Times New Roman" w:hAnsi="Times New Roman" w:cs="Times New Roman"/>
+          <w:sz w:val="18"/>
+          <w:szCs w:val="18"/>
+          <w:lang w:val="en-GB"/>
+        </w:rPr>
+        <w:t>տարածքում</w:t>
+      </w:r>
+      <w:proofErr w:type="spellEnd"/>
+      <w:r>
+        <w:rPr>
+          <w:rFonts w:ascii="Times New Roman" w:hAnsi="Times New Roman" w:cs="Times New Roman"/>
+          <w:sz w:val="18"/>
+          <w:szCs w:val="18"/>
+          <w:lang w:val="en-GB"/>
+        </w:rPr>
+        <w:t xml:space="preserve"> և </w:t>
+      </w:r>
+      <w:proofErr w:type="spellStart"/>
+      <w:r>
+        <w:rPr>
+          <w:rFonts w:ascii="Times New Roman" w:hAnsi="Times New Roman" w:cs="Times New Roman"/>
+          <w:sz w:val="18"/>
+          <w:szCs w:val="18"/>
+          <w:lang w:val="en-GB"/>
+        </w:rPr>
+        <w:t>իրավունք</w:t>
+      </w:r>
+      <w:proofErr w:type="spellEnd"/>
+      <w:r>
+        <w:rPr>
+          <w:rFonts w:ascii="Times New Roman" w:hAnsi="Times New Roman" w:cs="Times New Roman"/>
+          <w:sz w:val="18"/>
+          <w:szCs w:val="18"/>
+          <w:lang w:val="en-GB"/>
+        </w:rPr>
+        <w:t xml:space="preserve"> </w:t>
+      </w:r>
+      <w:proofErr w:type="spellStart"/>
+      <w:r>
+        <w:rPr>
+          <w:rFonts w:ascii="Times New Roman" w:hAnsi="Times New Roman" w:cs="Times New Roman"/>
+          <w:sz w:val="18"/>
+          <w:szCs w:val="18"/>
+          <w:lang w:val="en-GB"/>
+        </w:rPr>
+        <w:t>չունի</w:t>
+      </w:r>
+      <w:proofErr w:type="spellEnd"/>
+      <w:r>
+        <w:rPr>
+          <w:rFonts w:ascii="Times New Roman" w:hAnsi="Times New Roman" w:cs="Times New Roman"/>
+          <w:sz w:val="18"/>
+          <w:szCs w:val="18"/>
+          <w:lang w:val="en-GB"/>
+        </w:rPr>
+        <w:t xml:space="preserve"> </w:t>
+      </w:r>
+      <w:proofErr w:type="spellStart"/>
+      <w:r>
+        <w:rPr>
+          <w:rFonts w:ascii="Times New Roman" w:hAnsi="Times New Roman" w:cs="Times New Roman"/>
+          <w:sz w:val="18"/>
+          <w:szCs w:val="18"/>
+          <w:lang w:val="en-GB"/>
+        </w:rPr>
+        <w:t>գրավի</w:t>
+      </w:r>
+      <w:proofErr w:type="spellEnd"/>
+      <w:r>
+        <w:rPr>
+          <w:rFonts w:ascii="Times New Roman" w:hAnsi="Times New Roman" w:cs="Times New Roman"/>
+          <w:sz w:val="18"/>
+          <w:szCs w:val="18"/>
+          <w:lang w:val="en-GB"/>
+        </w:rPr>
+        <w:t xml:space="preserve"> </w:t>
+      </w:r>
+      <w:proofErr w:type="spellStart"/>
+      <w:r>
+        <w:rPr>
+          <w:rFonts w:ascii="Times New Roman" w:hAnsi="Times New Roman" w:cs="Times New Roman"/>
+          <w:sz w:val="18"/>
+          <w:szCs w:val="18"/>
+          <w:lang w:val="en-GB"/>
+        </w:rPr>
+        <w:t>առարկան</w:t>
+      </w:r>
+      <w:proofErr w:type="spellEnd"/>
+      <w:r>
+        <w:rPr>
+          <w:rFonts w:ascii="Times New Roman" w:hAnsi="Times New Roman" w:cs="Times New Roman"/>
+          <w:sz w:val="18"/>
+          <w:szCs w:val="18"/>
+          <w:lang w:val="en-GB"/>
+        </w:rPr>
+        <w:t xml:space="preserve"> </w:t>
+      </w:r>
+      <w:proofErr w:type="spellStart"/>
+      <w:r>
+        <w:rPr>
+          <w:rFonts w:ascii="Times New Roman" w:hAnsi="Times New Roman" w:cs="Times New Roman"/>
+          <w:sz w:val="18"/>
+          <w:szCs w:val="18"/>
+          <w:lang w:val="en-GB"/>
+        </w:rPr>
+        <w:t>վարել</w:t>
+      </w:r>
+      <w:proofErr w:type="spellEnd"/>
+      <w:r>
+        <w:rPr>
+          <w:rFonts w:ascii="Times New Roman" w:hAnsi="Times New Roman" w:cs="Times New Roman"/>
+          <w:sz w:val="18"/>
+          <w:szCs w:val="18"/>
+          <w:lang w:val="en-GB"/>
+        </w:rPr>
+        <w:t xml:space="preserve"> </w:t>
+      </w:r>
+      <w:proofErr w:type="spellStart"/>
+      <w:r>
+        <w:rPr>
+          <w:rFonts w:ascii="Times New Roman" w:hAnsi="Times New Roman" w:cs="Times New Roman"/>
+          <w:sz w:val="18"/>
+          <w:szCs w:val="18"/>
+          <w:lang w:val="en-GB"/>
+        </w:rPr>
+        <w:t>Հայաստանի</w:t>
+      </w:r>
+      <w:proofErr w:type="spellEnd"/>
+      <w:r>
+        <w:rPr>
+          <w:rFonts w:ascii="Times New Roman" w:hAnsi="Times New Roman" w:cs="Times New Roman"/>
+          <w:sz w:val="18"/>
+          <w:szCs w:val="18"/>
+          <w:lang w:val="en-GB"/>
+        </w:rPr>
+        <w:t xml:space="preserve"> </w:t>
+      </w:r>
+      <w:proofErr w:type="spellStart"/>
+      <w:r>
+        <w:rPr>
+          <w:rFonts w:ascii="Times New Roman" w:hAnsi="Times New Roman" w:cs="Times New Roman"/>
+          <w:sz w:val="18"/>
+          <w:szCs w:val="18"/>
+          <w:lang w:val="en-GB"/>
+        </w:rPr>
+        <w:t>Հանրապետության</w:t>
+      </w:r>
+      <w:proofErr w:type="spellEnd"/>
+      <w:r>
+        <w:rPr>
+          <w:rFonts w:ascii="Times New Roman" w:hAnsi="Times New Roman" w:cs="Times New Roman"/>
+          <w:sz w:val="18"/>
+          <w:szCs w:val="18"/>
+          <w:lang w:val="en-GB"/>
+        </w:rPr>
+        <w:t xml:space="preserve"> </w:t>
+      </w:r>
+      <w:proofErr w:type="spellStart"/>
+      <w:r>
+        <w:rPr>
+          <w:rFonts w:ascii="Times New Roman" w:hAnsi="Times New Roman" w:cs="Times New Roman"/>
+          <w:sz w:val="18"/>
+          <w:szCs w:val="18"/>
+          <w:lang w:val="en-GB"/>
+        </w:rPr>
+        <w:t>սահմաններից</w:t>
+      </w:r>
+      <w:proofErr w:type="spellEnd"/>
+      <w:r>
+        <w:rPr>
+          <w:rFonts w:ascii="Times New Roman" w:hAnsi="Times New Roman" w:cs="Times New Roman"/>
+          <w:sz w:val="18"/>
+          <w:szCs w:val="18"/>
+          <w:lang w:val="en-GB"/>
+        </w:rPr>
+        <w:t xml:space="preserve"> </w:t>
+      </w:r>
+      <w:proofErr w:type="spellStart"/>
+      <w:r>
+        <w:rPr>
+          <w:rFonts w:ascii="Times New Roman" w:hAnsi="Times New Roman" w:cs="Times New Roman"/>
+          <w:sz w:val="18"/>
+          <w:szCs w:val="18"/>
+          <w:lang w:val="en-GB"/>
+        </w:rPr>
+        <w:t>դուրս</w:t>
+      </w:r>
+      <w:proofErr w:type="spellEnd"/>
+      <w:r>
+        <w:rPr>
+          <w:rFonts w:ascii="Times New Roman" w:hAnsi="Times New Roman" w:cs="Times New Roman"/>
+          <w:sz w:val="18"/>
+          <w:szCs w:val="18"/>
+          <w:lang w:val="en-GB"/>
+        </w:rPr>
+        <w:t xml:space="preserve">։ </w:t>
       </w:r>
     </w:p>
     <w:p>
@@ -8456,7 +12375,763 @@
           <w:szCs w:val="18"/>
           <w:lang w:val="en-GB"/>
         </w:rPr>
-        <w:t xml:space="preserve"> օրվա ընթացքում Վարկառուի տվյալները (ուշացման մասին տեղեկատվությունը) փոխանցում է ՀՀ տարածքում գործող բոլոր վարկային բյուրոներին։ Վարկառուն տեղեկացված է, որ վատ վարկային պատմություն ունենալը կարող է հետագայում խոչընդոտ հանդիսանալ այլ վարկեր ստանալիս։ </w:t>
+        <w:t xml:space="preserve"> </w:t>
+      </w:r>
+      <w:proofErr w:type="spellStart"/>
+      <w:r>
+        <w:rPr>
+          <w:rFonts w:ascii="Times New Roman" w:hAnsi="Times New Roman" w:cs="Times New Roman"/>
+          <w:b/>
+          <w:bCs/>
+          <w:i/>
+          <w:iCs/>
+          <w:sz w:val="18"/>
+          <w:szCs w:val="18"/>
+          <w:lang w:val="en-GB"/>
+        </w:rPr>
+        <w:t>օրվա</w:t>
+      </w:r>
+      <w:proofErr w:type="spellEnd"/>
+      <w:r>
+        <w:rPr>
+          <w:rFonts w:ascii="Times New Roman" w:hAnsi="Times New Roman" w:cs="Times New Roman"/>
+          <w:b/>
+          <w:bCs/>
+          <w:i/>
+          <w:iCs/>
+          <w:sz w:val="18"/>
+          <w:szCs w:val="18"/>
+          <w:lang w:val="en-GB"/>
+        </w:rPr>
+        <w:t xml:space="preserve"> </w:t>
+      </w:r>
+      <w:proofErr w:type="spellStart"/>
+      <w:r>
+        <w:rPr>
+          <w:rFonts w:ascii="Times New Roman" w:hAnsi="Times New Roman" w:cs="Times New Roman"/>
+          <w:b/>
+          <w:bCs/>
+          <w:i/>
+          <w:iCs/>
+          <w:sz w:val="18"/>
+          <w:szCs w:val="18"/>
+          <w:lang w:val="en-GB"/>
+        </w:rPr>
+        <w:t>ընթացքում</w:t>
+      </w:r>
+      <w:proofErr w:type="spellEnd"/>
+      <w:r>
+        <w:rPr>
+          <w:rFonts w:ascii="Times New Roman" w:hAnsi="Times New Roman" w:cs="Times New Roman"/>
+          <w:b/>
+          <w:bCs/>
+          <w:i/>
+          <w:iCs/>
+          <w:sz w:val="18"/>
+          <w:szCs w:val="18"/>
+          <w:lang w:val="en-GB"/>
+        </w:rPr>
+        <w:t xml:space="preserve"> </w:t>
+      </w:r>
+      <w:proofErr w:type="spellStart"/>
+      <w:r>
+        <w:rPr>
+          <w:rFonts w:ascii="Times New Roman" w:hAnsi="Times New Roman" w:cs="Times New Roman"/>
+          <w:b/>
+          <w:bCs/>
+          <w:i/>
+          <w:iCs/>
+          <w:sz w:val="18"/>
+          <w:szCs w:val="18"/>
+          <w:lang w:val="en-GB"/>
+        </w:rPr>
+        <w:t>Վարկառուի</w:t>
+      </w:r>
+      <w:proofErr w:type="spellEnd"/>
+      <w:r>
+        <w:rPr>
+          <w:rFonts w:ascii="Times New Roman" w:hAnsi="Times New Roman" w:cs="Times New Roman"/>
+          <w:b/>
+          <w:bCs/>
+          <w:i/>
+          <w:iCs/>
+          <w:sz w:val="18"/>
+          <w:szCs w:val="18"/>
+          <w:lang w:val="en-GB"/>
+        </w:rPr>
+        <w:t xml:space="preserve"> </w:t>
+      </w:r>
+      <w:proofErr w:type="spellStart"/>
+      <w:r>
+        <w:rPr>
+          <w:rFonts w:ascii="Times New Roman" w:hAnsi="Times New Roman" w:cs="Times New Roman"/>
+          <w:b/>
+          <w:bCs/>
+          <w:i/>
+          <w:iCs/>
+          <w:sz w:val="18"/>
+          <w:szCs w:val="18"/>
+          <w:lang w:val="en-GB"/>
+        </w:rPr>
+        <w:t>տվյալները</w:t>
+      </w:r>
+      <w:proofErr w:type="spellEnd"/>
+      <w:r>
+        <w:rPr>
+          <w:rFonts w:ascii="Times New Roman" w:hAnsi="Times New Roman" w:cs="Times New Roman"/>
+          <w:b/>
+          <w:bCs/>
+          <w:i/>
+          <w:iCs/>
+          <w:sz w:val="18"/>
+          <w:szCs w:val="18"/>
+          <w:lang w:val="en-GB"/>
+        </w:rPr>
+        <w:t xml:space="preserve"> (</w:t>
+      </w:r>
+      <w:proofErr w:type="spellStart"/>
+      <w:r>
+        <w:rPr>
+          <w:rFonts w:ascii="Times New Roman" w:hAnsi="Times New Roman" w:cs="Times New Roman"/>
+          <w:b/>
+          <w:bCs/>
+          <w:i/>
+          <w:iCs/>
+          <w:sz w:val="18"/>
+          <w:szCs w:val="18"/>
+          <w:lang w:val="en-GB"/>
+        </w:rPr>
+        <w:t>ուշացման</w:t>
+      </w:r>
+      <w:proofErr w:type="spellEnd"/>
+      <w:r>
+        <w:rPr>
+          <w:rFonts w:ascii="Times New Roman" w:hAnsi="Times New Roman" w:cs="Times New Roman"/>
+          <w:b/>
+          <w:bCs/>
+          <w:i/>
+          <w:iCs/>
+          <w:sz w:val="18"/>
+          <w:szCs w:val="18"/>
+          <w:lang w:val="en-GB"/>
+        </w:rPr>
+        <w:t xml:space="preserve"> </w:t>
+      </w:r>
+      <w:proofErr w:type="spellStart"/>
+      <w:r>
+        <w:rPr>
+          <w:rFonts w:ascii="Times New Roman" w:hAnsi="Times New Roman" w:cs="Times New Roman"/>
+          <w:b/>
+          <w:bCs/>
+          <w:i/>
+          <w:iCs/>
+          <w:sz w:val="18"/>
+          <w:szCs w:val="18"/>
+          <w:lang w:val="en-GB"/>
+        </w:rPr>
+        <w:t>մասին</w:t>
+      </w:r>
+      <w:proofErr w:type="spellEnd"/>
+      <w:r>
+        <w:rPr>
+          <w:rFonts w:ascii="Times New Roman" w:hAnsi="Times New Roman" w:cs="Times New Roman"/>
+          <w:b/>
+          <w:bCs/>
+          <w:i/>
+          <w:iCs/>
+          <w:sz w:val="18"/>
+          <w:szCs w:val="18"/>
+          <w:lang w:val="en-GB"/>
+        </w:rPr>
+        <w:t xml:space="preserve"> </w:t>
+      </w:r>
+      <w:proofErr w:type="spellStart"/>
+      <w:r>
+        <w:rPr>
+          <w:rFonts w:ascii="Times New Roman" w:hAnsi="Times New Roman" w:cs="Times New Roman"/>
+          <w:b/>
+          <w:bCs/>
+          <w:i/>
+          <w:iCs/>
+          <w:sz w:val="18"/>
+          <w:szCs w:val="18"/>
+          <w:lang w:val="en-GB"/>
+        </w:rPr>
+        <w:t>տեղեկատվությունը</w:t>
+      </w:r>
+      <w:proofErr w:type="spellEnd"/>
+      <w:r>
+        <w:rPr>
+          <w:rFonts w:ascii="Times New Roman" w:hAnsi="Times New Roman" w:cs="Times New Roman"/>
+          <w:b/>
+          <w:bCs/>
+          <w:i/>
+          <w:iCs/>
+          <w:sz w:val="18"/>
+          <w:szCs w:val="18"/>
+          <w:lang w:val="en-GB"/>
+        </w:rPr>
+        <w:t xml:space="preserve">) </w:t>
+      </w:r>
+      <w:proofErr w:type="spellStart"/>
+      <w:r>
+        <w:rPr>
+          <w:rFonts w:ascii="Times New Roman" w:hAnsi="Times New Roman" w:cs="Times New Roman"/>
+          <w:b/>
+          <w:bCs/>
+          <w:i/>
+          <w:iCs/>
+          <w:sz w:val="18"/>
+          <w:szCs w:val="18"/>
+          <w:lang w:val="en-GB"/>
+        </w:rPr>
+        <w:t>փոխանցում</w:t>
+      </w:r>
+      <w:proofErr w:type="spellEnd"/>
+      <w:r>
+        <w:rPr>
+          <w:rFonts w:ascii="Times New Roman" w:hAnsi="Times New Roman" w:cs="Times New Roman"/>
+          <w:b/>
+          <w:bCs/>
+          <w:i/>
+          <w:iCs/>
+          <w:sz w:val="18"/>
+          <w:szCs w:val="18"/>
+          <w:lang w:val="en-GB"/>
+        </w:rPr>
+        <w:t xml:space="preserve"> է ՀՀ </w:t>
+      </w:r>
+      <w:proofErr w:type="spellStart"/>
+      <w:r>
+        <w:rPr>
+          <w:rFonts w:ascii="Times New Roman" w:hAnsi="Times New Roman" w:cs="Times New Roman"/>
+          <w:b/>
+          <w:bCs/>
+          <w:i/>
+          <w:iCs/>
+          <w:sz w:val="18"/>
+          <w:szCs w:val="18"/>
+          <w:lang w:val="en-GB"/>
+        </w:rPr>
+        <w:t>տարածքում</w:t>
+      </w:r>
+      <w:proofErr w:type="spellEnd"/>
+      <w:r>
+        <w:rPr>
+          <w:rFonts w:ascii="Times New Roman" w:hAnsi="Times New Roman" w:cs="Times New Roman"/>
+          <w:b/>
+          <w:bCs/>
+          <w:i/>
+          <w:iCs/>
+          <w:sz w:val="18"/>
+          <w:szCs w:val="18"/>
+          <w:lang w:val="en-GB"/>
+        </w:rPr>
+        <w:t xml:space="preserve"> </w:t>
+      </w:r>
+      <w:proofErr w:type="spellStart"/>
+      <w:r>
+        <w:rPr>
+          <w:rFonts w:ascii="Times New Roman" w:hAnsi="Times New Roman" w:cs="Times New Roman"/>
+          <w:b/>
+          <w:bCs/>
+          <w:i/>
+          <w:iCs/>
+          <w:sz w:val="18"/>
+          <w:szCs w:val="18"/>
+          <w:lang w:val="en-GB"/>
+        </w:rPr>
+        <w:t>գործող</w:t>
+      </w:r>
+      <w:proofErr w:type="spellEnd"/>
+      <w:r>
+        <w:rPr>
+          <w:rFonts w:ascii="Times New Roman" w:hAnsi="Times New Roman" w:cs="Times New Roman"/>
+          <w:b/>
+          <w:bCs/>
+          <w:i/>
+          <w:iCs/>
+          <w:sz w:val="18"/>
+          <w:szCs w:val="18"/>
+          <w:lang w:val="en-GB"/>
+        </w:rPr>
+        <w:t xml:space="preserve"> </w:t>
+      </w:r>
+      <w:proofErr w:type="spellStart"/>
+      <w:r>
+        <w:rPr>
+          <w:rFonts w:ascii="Times New Roman" w:hAnsi="Times New Roman" w:cs="Times New Roman"/>
+          <w:b/>
+          <w:bCs/>
+          <w:i/>
+          <w:iCs/>
+          <w:sz w:val="18"/>
+          <w:szCs w:val="18"/>
+          <w:lang w:val="en-GB"/>
+        </w:rPr>
+        <w:t>բոլոր</w:t>
+      </w:r>
+      <w:proofErr w:type="spellEnd"/>
+      <w:r>
+        <w:rPr>
+          <w:rFonts w:ascii="Times New Roman" w:hAnsi="Times New Roman" w:cs="Times New Roman"/>
+          <w:b/>
+          <w:bCs/>
+          <w:i/>
+          <w:iCs/>
+          <w:sz w:val="18"/>
+          <w:szCs w:val="18"/>
+          <w:lang w:val="en-GB"/>
+        </w:rPr>
+        <w:t xml:space="preserve"> </w:t>
+      </w:r>
+      <w:proofErr w:type="spellStart"/>
+      <w:r>
+        <w:rPr>
+          <w:rFonts w:ascii="Times New Roman" w:hAnsi="Times New Roman" w:cs="Times New Roman"/>
+          <w:b/>
+          <w:bCs/>
+          <w:i/>
+          <w:iCs/>
+          <w:sz w:val="18"/>
+          <w:szCs w:val="18"/>
+          <w:lang w:val="en-GB"/>
+        </w:rPr>
+        <w:t>վարկային</w:t>
+      </w:r>
+      <w:proofErr w:type="spellEnd"/>
+      <w:r>
+        <w:rPr>
+          <w:rFonts w:ascii="Times New Roman" w:hAnsi="Times New Roman" w:cs="Times New Roman"/>
+          <w:b/>
+          <w:bCs/>
+          <w:i/>
+          <w:iCs/>
+          <w:sz w:val="18"/>
+          <w:szCs w:val="18"/>
+          <w:lang w:val="en-GB"/>
+        </w:rPr>
+        <w:t xml:space="preserve"> </w:t>
+      </w:r>
+      <w:proofErr w:type="spellStart"/>
+      <w:r>
+        <w:rPr>
+          <w:rFonts w:ascii="Times New Roman" w:hAnsi="Times New Roman" w:cs="Times New Roman"/>
+          <w:b/>
+          <w:bCs/>
+          <w:i/>
+          <w:iCs/>
+          <w:sz w:val="18"/>
+          <w:szCs w:val="18"/>
+          <w:lang w:val="en-GB"/>
+        </w:rPr>
+        <w:t>բյուրոներին</w:t>
+      </w:r>
+      <w:proofErr w:type="spellEnd"/>
+      <w:r>
+        <w:rPr>
+          <w:rFonts w:ascii="Times New Roman" w:hAnsi="Times New Roman" w:cs="Times New Roman"/>
+          <w:b/>
+          <w:bCs/>
+          <w:i/>
+          <w:iCs/>
+          <w:sz w:val="18"/>
+          <w:szCs w:val="18"/>
+          <w:lang w:val="en-GB"/>
+        </w:rPr>
+        <w:t xml:space="preserve">։ </w:t>
+      </w:r>
+      <w:proofErr w:type="spellStart"/>
+      <w:r>
+        <w:rPr>
+          <w:rFonts w:ascii="Times New Roman" w:hAnsi="Times New Roman" w:cs="Times New Roman"/>
+          <w:b/>
+          <w:bCs/>
+          <w:i/>
+          <w:iCs/>
+          <w:sz w:val="18"/>
+          <w:szCs w:val="18"/>
+          <w:lang w:val="en-GB"/>
+        </w:rPr>
+        <w:t>Վարկառուն</w:t>
+      </w:r>
+      <w:proofErr w:type="spellEnd"/>
+      <w:r>
+        <w:rPr>
+          <w:rFonts w:ascii="Times New Roman" w:hAnsi="Times New Roman" w:cs="Times New Roman"/>
+          <w:b/>
+          <w:bCs/>
+          <w:i/>
+          <w:iCs/>
+          <w:sz w:val="18"/>
+          <w:szCs w:val="18"/>
+          <w:lang w:val="en-GB"/>
+        </w:rPr>
+        <w:t xml:space="preserve"> </w:t>
+      </w:r>
+      <w:proofErr w:type="spellStart"/>
+      <w:r>
+        <w:rPr>
+          <w:rFonts w:ascii="Times New Roman" w:hAnsi="Times New Roman" w:cs="Times New Roman"/>
+          <w:b/>
+          <w:bCs/>
+          <w:i/>
+          <w:iCs/>
+          <w:sz w:val="18"/>
+          <w:szCs w:val="18"/>
+          <w:lang w:val="en-GB"/>
+        </w:rPr>
+        <w:t>տեղեկացված</w:t>
+      </w:r>
+      <w:proofErr w:type="spellEnd"/>
+      <w:r>
+        <w:rPr>
+          <w:rFonts w:ascii="Times New Roman" w:hAnsi="Times New Roman" w:cs="Times New Roman"/>
+          <w:b/>
+          <w:bCs/>
+          <w:i/>
+          <w:iCs/>
+          <w:sz w:val="18"/>
+          <w:szCs w:val="18"/>
+          <w:lang w:val="en-GB"/>
+        </w:rPr>
+        <w:t xml:space="preserve"> է, </w:t>
+      </w:r>
+      <w:proofErr w:type="spellStart"/>
+      <w:r>
+        <w:rPr>
+          <w:rFonts w:ascii="Times New Roman" w:hAnsi="Times New Roman" w:cs="Times New Roman"/>
+          <w:b/>
+          <w:bCs/>
+          <w:i/>
+          <w:iCs/>
+          <w:sz w:val="18"/>
+          <w:szCs w:val="18"/>
+          <w:lang w:val="en-GB"/>
+        </w:rPr>
+        <w:t>որ</w:t>
+      </w:r>
+      <w:proofErr w:type="spellEnd"/>
+      <w:r>
+        <w:rPr>
+          <w:rFonts w:ascii="Times New Roman" w:hAnsi="Times New Roman" w:cs="Times New Roman"/>
+          <w:b/>
+          <w:bCs/>
+          <w:i/>
+          <w:iCs/>
+          <w:sz w:val="18"/>
+          <w:szCs w:val="18"/>
+          <w:lang w:val="en-GB"/>
+        </w:rPr>
+        <w:t xml:space="preserve"> </w:t>
+      </w:r>
+      <w:proofErr w:type="spellStart"/>
+      <w:r>
+        <w:rPr>
+          <w:rFonts w:ascii="Times New Roman" w:hAnsi="Times New Roman" w:cs="Times New Roman"/>
+          <w:b/>
+          <w:bCs/>
+          <w:i/>
+          <w:iCs/>
+          <w:sz w:val="18"/>
+          <w:szCs w:val="18"/>
+          <w:lang w:val="en-GB"/>
+        </w:rPr>
+        <w:t>վատ</w:t>
+      </w:r>
+      <w:proofErr w:type="spellEnd"/>
+      <w:r>
+        <w:rPr>
+          <w:rFonts w:ascii="Times New Roman" w:hAnsi="Times New Roman" w:cs="Times New Roman"/>
+          <w:b/>
+          <w:bCs/>
+          <w:i/>
+          <w:iCs/>
+          <w:sz w:val="18"/>
+          <w:szCs w:val="18"/>
+          <w:lang w:val="en-GB"/>
+        </w:rPr>
+        <w:t xml:space="preserve"> </w:t>
+      </w:r>
+      <w:proofErr w:type="spellStart"/>
+      <w:r>
+        <w:rPr>
+          <w:rFonts w:ascii="Times New Roman" w:hAnsi="Times New Roman" w:cs="Times New Roman"/>
+          <w:b/>
+          <w:bCs/>
+          <w:i/>
+          <w:iCs/>
+          <w:sz w:val="18"/>
+          <w:szCs w:val="18"/>
+          <w:lang w:val="en-GB"/>
+        </w:rPr>
+        <w:t>վարկային</w:t>
+      </w:r>
+      <w:proofErr w:type="spellEnd"/>
+      <w:r>
+        <w:rPr>
+          <w:rFonts w:ascii="Times New Roman" w:hAnsi="Times New Roman" w:cs="Times New Roman"/>
+          <w:b/>
+          <w:bCs/>
+          <w:i/>
+          <w:iCs/>
+          <w:sz w:val="18"/>
+          <w:szCs w:val="18"/>
+          <w:lang w:val="en-GB"/>
+        </w:rPr>
+        <w:t xml:space="preserve"> </w:t>
+      </w:r>
+      <w:proofErr w:type="spellStart"/>
+      <w:r>
+        <w:rPr>
+          <w:rFonts w:ascii="Times New Roman" w:hAnsi="Times New Roman" w:cs="Times New Roman"/>
+          <w:b/>
+          <w:bCs/>
+          <w:i/>
+          <w:iCs/>
+          <w:sz w:val="18"/>
+          <w:szCs w:val="18"/>
+          <w:lang w:val="en-GB"/>
+        </w:rPr>
+        <w:t>պատմություն</w:t>
+      </w:r>
+      <w:proofErr w:type="spellEnd"/>
+      <w:r>
+        <w:rPr>
+          <w:rFonts w:ascii="Times New Roman" w:hAnsi="Times New Roman" w:cs="Times New Roman"/>
+          <w:b/>
+          <w:bCs/>
+          <w:i/>
+          <w:iCs/>
+          <w:sz w:val="18"/>
+          <w:szCs w:val="18"/>
+          <w:lang w:val="en-GB"/>
+        </w:rPr>
+        <w:t xml:space="preserve"> </w:t>
+      </w:r>
+      <w:proofErr w:type="spellStart"/>
+      <w:r>
+        <w:rPr>
+          <w:rFonts w:ascii="Times New Roman" w:hAnsi="Times New Roman" w:cs="Times New Roman"/>
+          <w:b/>
+          <w:bCs/>
+          <w:i/>
+          <w:iCs/>
+          <w:sz w:val="18"/>
+          <w:szCs w:val="18"/>
+          <w:lang w:val="en-GB"/>
+        </w:rPr>
+        <w:t>ունենալը</w:t>
+      </w:r>
+      <w:proofErr w:type="spellEnd"/>
+      <w:r>
+        <w:rPr>
+          <w:rFonts w:ascii="Times New Roman" w:hAnsi="Times New Roman" w:cs="Times New Roman"/>
+          <w:b/>
+          <w:bCs/>
+          <w:i/>
+          <w:iCs/>
+          <w:sz w:val="18"/>
+          <w:szCs w:val="18"/>
+          <w:lang w:val="en-GB"/>
+        </w:rPr>
+        <w:t xml:space="preserve"> </w:t>
+      </w:r>
+      <w:proofErr w:type="spellStart"/>
+      <w:r>
+        <w:rPr>
+          <w:rFonts w:ascii="Times New Roman" w:hAnsi="Times New Roman" w:cs="Times New Roman"/>
+          <w:b/>
+          <w:bCs/>
+          <w:i/>
+          <w:iCs/>
+          <w:sz w:val="18"/>
+          <w:szCs w:val="18"/>
+          <w:lang w:val="en-GB"/>
+        </w:rPr>
+        <w:t>կարող</w:t>
+      </w:r>
+      <w:proofErr w:type="spellEnd"/>
+      <w:r>
+        <w:rPr>
+          <w:rFonts w:ascii="Times New Roman" w:hAnsi="Times New Roman" w:cs="Times New Roman"/>
+          <w:b/>
+          <w:bCs/>
+          <w:i/>
+          <w:iCs/>
+          <w:sz w:val="18"/>
+          <w:szCs w:val="18"/>
+          <w:lang w:val="en-GB"/>
+        </w:rPr>
+        <w:t xml:space="preserve"> է </w:t>
+      </w:r>
+      <w:proofErr w:type="spellStart"/>
+      <w:r>
+        <w:rPr>
+          <w:rFonts w:ascii="Times New Roman" w:hAnsi="Times New Roman" w:cs="Times New Roman"/>
+          <w:b/>
+          <w:bCs/>
+          <w:i/>
+          <w:iCs/>
+          <w:sz w:val="18"/>
+          <w:szCs w:val="18"/>
+          <w:lang w:val="en-GB"/>
+        </w:rPr>
+        <w:t>հետագայում</w:t>
+      </w:r>
+      <w:proofErr w:type="spellEnd"/>
+      <w:r>
+        <w:rPr>
+          <w:rFonts w:ascii="Times New Roman" w:hAnsi="Times New Roman" w:cs="Times New Roman"/>
+          <w:b/>
+          <w:bCs/>
+          <w:i/>
+          <w:iCs/>
+          <w:sz w:val="18"/>
+          <w:szCs w:val="18"/>
+          <w:lang w:val="en-GB"/>
+        </w:rPr>
+        <w:t xml:space="preserve"> </w:t>
+      </w:r>
+      <w:proofErr w:type="spellStart"/>
+      <w:r>
+        <w:rPr>
+          <w:rFonts w:ascii="Times New Roman" w:hAnsi="Times New Roman" w:cs="Times New Roman"/>
+          <w:b/>
+          <w:bCs/>
+          <w:i/>
+          <w:iCs/>
+          <w:sz w:val="18"/>
+          <w:szCs w:val="18"/>
+          <w:lang w:val="en-GB"/>
+        </w:rPr>
+        <w:t>խոչընդոտ</w:t>
+      </w:r>
+      <w:proofErr w:type="spellEnd"/>
+      <w:r>
+        <w:rPr>
+          <w:rFonts w:ascii="Times New Roman" w:hAnsi="Times New Roman" w:cs="Times New Roman"/>
+          <w:b/>
+          <w:bCs/>
+          <w:i/>
+          <w:iCs/>
+          <w:sz w:val="18"/>
+          <w:szCs w:val="18"/>
+          <w:lang w:val="en-GB"/>
+        </w:rPr>
+        <w:t xml:space="preserve"> </w:t>
+      </w:r>
+      <w:proofErr w:type="spellStart"/>
+      <w:r>
+        <w:rPr>
+          <w:rFonts w:ascii="Times New Roman" w:hAnsi="Times New Roman" w:cs="Times New Roman"/>
+          <w:b/>
+          <w:bCs/>
+          <w:i/>
+          <w:iCs/>
+          <w:sz w:val="18"/>
+          <w:szCs w:val="18"/>
+          <w:lang w:val="en-GB"/>
+        </w:rPr>
+        <w:t>հանդիսանալ</w:t>
+      </w:r>
+      <w:proofErr w:type="spellEnd"/>
+      <w:r>
+        <w:rPr>
+          <w:rFonts w:ascii="Times New Roman" w:hAnsi="Times New Roman" w:cs="Times New Roman"/>
+          <w:b/>
+          <w:bCs/>
+          <w:i/>
+          <w:iCs/>
+          <w:sz w:val="18"/>
+          <w:szCs w:val="18"/>
+          <w:lang w:val="en-GB"/>
+        </w:rPr>
+        <w:t xml:space="preserve"> </w:t>
+      </w:r>
+      <w:proofErr w:type="spellStart"/>
+      <w:r>
+        <w:rPr>
+          <w:rFonts w:ascii="Times New Roman" w:hAnsi="Times New Roman" w:cs="Times New Roman"/>
+          <w:b/>
+          <w:bCs/>
+          <w:i/>
+          <w:iCs/>
+          <w:sz w:val="18"/>
+          <w:szCs w:val="18"/>
+          <w:lang w:val="en-GB"/>
+        </w:rPr>
+        <w:t>այլ</w:t>
+      </w:r>
+      <w:proofErr w:type="spellEnd"/>
+      <w:r>
+        <w:rPr>
+          <w:rFonts w:ascii="Times New Roman" w:hAnsi="Times New Roman" w:cs="Times New Roman"/>
+          <w:b/>
+          <w:bCs/>
+          <w:i/>
+          <w:iCs/>
+          <w:sz w:val="18"/>
+          <w:szCs w:val="18"/>
+          <w:lang w:val="en-GB"/>
+        </w:rPr>
+        <w:t xml:space="preserve"> </w:t>
+      </w:r>
+      <w:proofErr w:type="spellStart"/>
+      <w:r>
+        <w:rPr>
+          <w:rFonts w:ascii="Times New Roman" w:hAnsi="Times New Roman" w:cs="Times New Roman"/>
+          <w:b/>
+          <w:bCs/>
+          <w:i/>
+          <w:iCs/>
+          <w:sz w:val="18"/>
+          <w:szCs w:val="18"/>
+          <w:lang w:val="en-GB"/>
+        </w:rPr>
+        <w:t>վարկեր</w:t>
+      </w:r>
+      <w:proofErr w:type="spellEnd"/>
+      <w:r>
+        <w:rPr>
+          <w:rFonts w:ascii="Times New Roman" w:hAnsi="Times New Roman" w:cs="Times New Roman"/>
+          <w:b/>
+          <w:bCs/>
+          <w:i/>
+          <w:iCs/>
+          <w:sz w:val="18"/>
+          <w:szCs w:val="18"/>
+          <w:lang w:val="en-GB"/>
+        </w:rPr>
+        <w:t xml:space="preserve"> </w:t>
+      </w:r>
+      <w:proofErr w:type="spellStart"/>
+      <w:r>
+        <w:rPr>
+          <w:rFonts w:ascii="Times New Roman" w:hAnsi="Times New Roman" w:cs="Times New Roman"/>
+          <w:b/>
+          <w:bCs/>
+          <w:i/>
+          <w:iCs/>
+          <w:sz w:val="18"/>
+          <w:szCs w:val="18"/>
+          <w:lang w:val="en-GB"/>
+        </w:rPr>
+        <w:t>ստանալիս</w:t>
+      </w:r>
+      <w:proofErr w:type="spellEnd"/>
+      <w:r>
+        <w:rPr>
+          <w:rFonts w:ascii="Times New Roman" w:hAnsi="Times New Roman" w:cs="Times New Roman"/>
+          <w:b/>
+          <w:bCs/>
+          <w:i/>
+          <w:iCs/>
+          <w:sz w:val="18"/>
+          <w:szCs w:val="18"/>
+          <w:lang w:val="en-GB"/>
+        </w:rPr>
+        <w:t xml:space="preserve">։ </w:t>
       </w:r>
     </w:p>
     <w:p>
@@ -8525,8 +13200,49 @@
           <w:szCs w:val="18"/>
           <w:lang w:val="en-GB"/>
         </w:rPr>
-        <w:t xml:space="preserve">(այսուհետ միասին՝ </w:t>
-      </w:r>
+        <w:t>(</w:t>
+      </w:r>
+      <w:proofErr w:type="spellStart"/>
+      <w:r>
+        <w:rPr>
+          <w:rFonts w:ascii="Times New Roman" w:hAnsi="Times New Roman" w:cs="Times New Roman"/>
+          <w:sz w:val="18"/>
+          <w:szCs w:val="18"/>
+          <w:lang w:val="en-GB"/>
+        </w:rPr>
+        <w:t>այսուհետ</w:t>
+      </w:r>
+      <w:proofErr w:type="spellEnd"/>
+      <w:r>
+        <w:rPr>
+          <w:rFonts w:ascii="Times New Roman" w:hAnsi="Times New Roman" w:cs="Times New Roman"/>
+          <w:sz w:val="18"/>
+          <w:szCs w:val="18"/>
+          <w:lang w:val="en-GB"/>
+        </w:rPr>
+        <w:t xml:space="preserve"> </w:t>
+      </w:r>
+      <w:proofErr w:type="spellStart"/>
+      <w:r>
+        <w:rPr>
+          <w:rFonts w:ascii="Times New Roman" w:hAnsi="Times New Roman" w:cs="Times New Roman"/>
+          <w:sz w:val="18"/>
+          <w:szCs w:val="18"/>
+          <w:lang w:val="en-GB"/>
+        </w:rPr>
+        <w:t>միասին</w:t>
+      </w:r>
+      <w:proofErr w:type="spellEnd"/>
+      <w:r>
+        <w:rPr>
+          <w:rFonts w:ascii="Times New Roman" w:hAnsi="Times New Roman" w:cs="Times New Roman"/>
+          <w:sz w:val="18"/>
+          <w:szCs w:val="18"/>
+          <w:lang w:val="en-GB"/>
+        </w:rPr>
+        <w:t xml:space="preserve">՝ </w:t>
+      </w:r>
+      <w:proofErr w:type="spellStart"/>
       <w:r>
         <w:rPr>
           <w:rFonts w:ascii="Times New Roman" w:hAnsi="Times New Roman" w:cs="Times New Roman"/>
@@ -8538,6 +13254,7 @@
         </w:rPr>
         <w:t>Ծանուցումներ</w:t>
       </w:r>
+      <w:proofErr w:type="spellEnd"/>
       <w:r>
         <w:rPr>
           <w:rFonts w:ascii="Times New Roman" w:hAnsi="Times New Roman" w:cs="Times New Roman"/>
@@ -8663,15 +13380,57 @@
         </w:rPr>
         <w:t xml:space="preserve"> կետով սահմանված ծանուցման եղանակը պահանջելով Ծանուցումները ուղարկել </w:t>
       </w:r>
-      <w:r>
-        <w:rPr>
-          <w:rFonts w:ascii="Times New Roman" w:hAnsi="Times New Roman" w:cs="Times New Roman"/>
-          <w:sz w:val="18"/>
-          <w:szCs w:val="18"/>
-          <w:lang w:val="en-GB"/>
-        </w:rPr>
-        <w:t>մշտական բնակության հաշվ</w:t>
-      </w:r>
+      <w:proofErr w:type="spellStart"/>
+      <w:r>
+        <w:rPr>
+          <w:rFonts w:ascii="Times New Roman" w:hAnsi="Times New Roman" w:cs="Times New Roman"/>
+          <w:sz w:val="18"/>
+          <w:szCs w:val="18"/>
+          <w:lang w:val="en-GB"/>
+        </w:rPr>
+        <w:t>մշտական</w:t>
+      </w:r>
+      <w:proofErr w:type="spellEnd"/>
+      <w:r>
+        <w:rPr>
+          <w:rFonts w:ascii="Times New Roman" w:hAnsi="Times New Roman" w:cs="Times New Roman"/>
+          <w:sz w:val="18"/>
+          <w:szCs w:val="18"/>
+          <w:lang w:val="en-GB"/>
+        </w:rPr>
+        <w:t xml:space="preserve"> </w:t>
+      </w:r>
+      <w:proofErr w:type="spellStart"/>
+      <w:r>
+        <w:rPr>
+          <w:rFonts w:ascii="Times New Roman" w:hAnsi="Times New Roman" w:cs="Times New Roman"/>
+          <w:sz w:val="18"/>
+          <w:szCs w:val="18"/>
+          <w:lang w:val="en-GB"/>
+        </w:rPr>
+        <w:t>բնակության</w:t>
+      </w:r>
+      <w:proofErr w:type="spellEnd"/>
+      <w:r>
+        <w:rPr>
+          <w:rFonts w:ascii="Times New Roman" w:hAnsi="Times New Roman" w:cs="Times New Roman"/>
+          <w:sz w:val="18"/>
+          <w:szCs w:val="18"/>
+          <w:lang w:val="en-GB"/>
+        </w:rPr>
+        <w:t xml:space="preserve"> </w:t>
+      </w:r>
+      <w:proofErr w:type="spellStart"/>
+      <w:r>
+        <w:rPr>
+          <w:rFonts w:ascii="Times New Roman" w:hAnsi="Times New Roman" w:cs="Times New Roman"/>
+          <w:sz w:val="18"/>
+          <w:szCs w:val="18"/>
+          <w:lang w:val="en-GB"/>
+        </w:rPr>
+        <w:t>հաշվ</w:t>
+      </w:r>
+      <w:proofErr w:type="spellEnd"/>
       <w:r>
         <w:rPr>
           <w:rFonts w:ascii="Times New Roman" w:hAnsi="Times New Roman" w:cs="Times New Roman"/>
@@ -8708,14 +13467,25 @@
         </w:rPr>
         <w:t>(</w:t>
       </w:r>
-      <w:r>
-        <w:rPr>
-          <w:rFonts w:ascii="Times New Roman" w:hAnsi="Times New Roman" w:cs="Times New Roman"/>
-          <w:sz w:val="18"/>
-          <w:szCs w:val="18"/>
-          <w:lang w:val="en-GB"/>
-        </w:rPr>
-        <w:t>Whatsapp, Viber</w:t>
+      <w:proofErr w:type="spellStart"/>
+      <w:r>
+        <w:rPr>
+          <w:rFonts w:ascii="Times New Roman" w:hAnsi="Times New Roman" w:cs="Times New Roman"/>
+          <w:sz w:val="18"/>
+          <w:szCs w:val="18"/>
+          <w:lang w:val="en-GB"/>
+        </w:rPr>
+        <w:t>Whatsapp</w:t>
+      </w:r>
+      <w:proofErr w:type="spellEnd"/>
+      <w:r>
+        <w:rPr>
+          <w:rFonts w:ascii="Times New Roman" w:hAnsi="Times New Roman" w:cs="Times New Roman"/>
+          <w:sz w:val="18"/>
+          <w:szCs w:val="18"/>
+          <w:lang w:val="en-GB"/>
+        </w:rPr>
+        <w:t>, Viber</w:t>
       </w:r>
       <w:r>
         <w:rPr>
@@ -8767,7 +13537,387 @@
           <w:szCs w:val="18"/>
           <w:lang w:val="en-GB"/>
         </w:rPr>
-        <w:t>20-Ն որոշմամբ հաստատված «Ֆինանսական կազմակերպությունների գործարար վարվելակերպի կանոնները» կանոնակարգ 8/05-ով սահմանված բոլոր այլ տեղեկությունները, վարկավորման ընդհանուր պայմանները, դրանց վերաբերելի իրավական ակտերը։</w:t>
+        <w:t xml:space="preserve">20-Ն </w:t>
+      </w:r>
+      <w:proofErr w:type="spellStart"/>
+      <w:r>
+        <w:rPr>
+          <w:rFonts w:ascii="Times New Roman" w:hAnsi="Times New Roman" w:cs="Times New Roman"/>
+          <w:sz w:val="18"/>
+          <w:szCs w:val="18"/>
+          <w:lang w:val="en-GB"/>
+        </w:rPr>
+        <w:t>որոշմամբ</w:t>
+      </w:r>
+      <w:proofErr w:type="spellEnd"/>
+      <w:r>
+        <w:rPr>
+          <w:rFonts w:ascii="Times New Roman" w:hAnsi="Times New Roman" w:cs="Times New Roman"/>
+          <w:sz w:val="18"/>
+          <w:szCs w:val="18"/>
+          <w:lang w:val="en-GB"/>
+        </w:rPr>
+        <w:t xml:space="preserve"> </w:t>
+      </w:r>
+      <w:proofErr w:type="spellStart"/>
+      <w:r>
+        <w:rPr>
+          <w:rFonts w:ascii="Times New Roman" w:hAnsi="Times New Roman" w:cs="Times New Roman"/>
+          <w:sz w:val="18"/>
+          <w:szCs w:val="18"/>
+          <w:lang w:val="en-GB"/>
+        </w:rPr>
+        <w:t>հաստատված</w:t>
+      </w:r>
+      <w:proofErr w:type="spellEnd"/>
+      <w:r>
+        <w:rPr>
+          <w:rFonts w:ascii="Times New Roman" w:hAnsi="Times New Roman" w:cs="Times New Roman"/>
+          <w:sz w:val="18"/>
+          <w:szCs w:val="18"/>
+          <w:lang w:val="en-GB"/>
+        </w:rPr>
+        <w:t xml:space="preserve"> «</w:t>
+      </w:r>
+      <w:proofErr w:type="spellStart"/>
+      <w:r>
+        <w:rPr>
+          <w:rFonts w:ascii="Times New Roman" w:hAnsi="Times New Roman" w:cs="Times New Roman"/>
+          <w:sz w:val="18"/>
+          <w:szCs w:val="18"/>
+          <w:lang w:val="en-GB"/>
+        </w:rPr>
+        <w:t>Ֆինանսական</w:t>
+      </w:r>
+      <w:proofErr w:type="spellEnd"/>
+      <w:r>
+        <w:rPr>
+          <w:rFonts w:ascii="Times New Roman" w:hAnsi="Times New Roman" w:cs="Times New Roman"/>
+          <w:sz w:val="18"/>
+          <w:szCs w:val="18"/>
+          <w:lang w:val="en-GB"/>
+        </w:rPr>
+        <w:t xml:space="preserve"> </w:t>
+      </w:r>
+      <w:proofErr w:type="spellStart"/>
+      <w:r>
+        <w:rPr>
+          <w:rFonts w:ascii="Times New Roman" w:hAnsi="Times New Roman" w:cs="Times New Roman"/>
+          <w:sz w:val="18"/>
+          <w:szCs w:val="18"/>
+          <w:lang w:val="en-GB"/>
+        </w:rPr>
+        <w:t>կազմակերպությունների</w:t>
+      </w:r>
+      <w:proofErr w:type="spellEnd"/>
+      <w:r>
+        <w:rPr>
+          <w:rFonts w:ascii="Times New Roman" w:hAnsi="Times New Roman" w:cs="Times New Roman"/>
+          <w:sz w:val="18"/>
+          <w:szCs w:val="18"/>
+          <w:lang w:val="en-GB"/>
+        </w:rPr>
+        <w:t xml:space="preserve"> </w:t>
+      </w:r>
+      <w:proofErr w:type="spellStart"/>
+      <w:r>
+        <w:rPr>
+          <w:rFonts w:ascii="Times New Roman" w:hAnsi="Times New Roman" w:cs="Times New Roman"/>
+          <w:sz w:val="18"/>
+          <w:szCs w:val="18"/>
+          <w:lang w:val="en-GB"/>
+        </w:rPr>
+        <w:t>գործարար</w:t>
+      </w:r>
+      <w:proofErr w:type="spellEnd"/>
+      <w:r>
+        <w:rPr>
+          <w:rFonts w:ascii="Times New Roman" w:hAnsi="Times New Roman" w:cs="Times New Roman"/>
+          <w:sz w:val="18"/>
+          <w:szCs w:val="18"/>
+          <w:lang w:val="en-GB"/>
+        </w:rPr>
+        <w:t xml:space="preserve"> </w:t>
+      </w:r>
+      <w:proofErr w:type="spellStart"/>
+      <w:r>
+        <w:rPr>
+          <w:rFonts w:ascii="Times New Roman" w:hAnsi="Times New Roman" w:cs="Times New Roman"/>
+          <w:sz w:val="18"/>
+          <w:szCs w:val="18"/>
+          <w:lang w:val="en-GB"/>
+        </w:rPr>
+        <w:t>վարվելակերպի</w:t>
+      </w:r>
+      <w:proofErr w:type="spellEnd"/>
+      <w:r>
+        <w:rPr>
+          <w:rFonts w:ascii="Times New Roman" w:hAnsi="Times New Roman" w:cs="Times New Roman"/>
+          <w:sz w:val="18"/>
+          <w:szCs w:val="18"/>
+          <w:lang w:val="en-GB"/>
+        </w:rPr>
+        <w:t xml:space="preserve"> </w:t>
+      </w:r>
+      <w:proofErr w:type="spellStart"/>
+      <w:r>
+        <w:rPr>
+          <w:rFonts w:ascii="Times New Roman" w:hAnsi="Times New Roman" w:cs="Times New Roman"/>
+          <w:sz w:val="18"/>
+          <w:szCs w:val="18"/>
+          <w:lang w:val="en-GB"/>
+        </w:rPr>
+        <w:t>կանոնները</w:t>
+      </w:r>
+      <w:proofErr w:type="spellEnd"/>
+      <w:r>
+        <w:rPr>
+          <w:rFonts w:ascii="Times New Roman" w:hAnsi="Times New Roman" w:cs="Times New Roman"/>
+          <w:sz w:val="18"/>
+          <w:szCs w:val="18"/>
+          <w:lang w:val="en-GB"/>
+        </w:rPr>
+        <w:t xml:space="preserve">» </w:t>
+      </w:r>
+      <w:proofErr w:type="spellStart"/>
+      <w:r>
+        <w:rPr>
+          <w:rFonts w:ascii="Times New Roman" w:hAnsi="Times New Roman" w:cs="Times New Roman"/>
+          <w:sz w:val="18"/>
+          <w:szCs w:val="18"/>
+          <w:lang w:val="en-GB"/>
+        </w:rPr>
+        <w:t>կանոնակարգ</w:t>
+      </w:r>
+      <w:proofErr w:type="spellEnd"/>
+      <w:r>
+        <w:rPr>
+          <w:rFonts w:ascii="Times New Roman" w:hAnsi="Times New Roman" w:cs="Times New Roman"/>
+          <w:sz w:val="18"/>
+          <w:szCs w:val="18"/>
+          <w:lang w:val="en-GB"/>
+        </w:rPr>
+        <w:t xml:space="preserve"> 8/05-ով </w:t>
+      </w:r>
+      <w:proofErr w:type="spellStart"/>
+      <w:r>
+        <w:rPr>
+          <w:rFonts w:ascii="Times New Roman" w:hAnsi="Times New Roman" w:cs="Times New Roman"/>
+          <w:sz w:val="18"/>
+          <w:szCs w:val="18"/>
+          <w:lang w:val="en-GB"/>
+        </w:rPr>
+        <w:t>սահմանված</w:t>
+      </w:r>
+      <w:proofErr w:type="spellEnd"/>
+      <w:r>
+        <w:rPr>
+          <w:rFonts w:ascii="Times New Roman" w:hAnsi="Times New Roman" w:cs="Times New Roman"/>
+          <w:sz w:val="18"/>
+          <w:szCs w:val="18"/>
+          <w:lang w:val="en-GB"/>
+        </w:rPr>
+        <w:t xml:space="preserve"> </w:t>
+      </w:r>
+      <w:proofErr w:type="spellStart"/>
+      <w:r>
+        <w:rPr>
+          <w:rFonts w:ascii="Times New Roman" w:hAnsi="Times New Roman" w:cs="Times New Roman"/>
+          <w:sz w:val="18"/>
+          <w:szCs w:val="18"/>
+          <w:lang w:val="en-GB"/>
+        </w:rPr>
+        <w:t>բոլոր</w:t>
+      </w:r>
+      <w:proofErr w:type="spellEnd"/>
+      <w:r>
+        <w:rPr>
+          <w:rFonts w:ascii="Times New Roman" w:hAnsi="Times New Roman" w:cs="Times New Roman"/>
+          <w:sz w:val="18"/>
+          <w:szCs w:val="18"/>
+          <w:lang w:val="en-GB"/>
+        </w:rPr>
+        <w:t xml:space="preserve"> </w:t>
+      </w:r>
+      <w:proofErr w:type="spellStart"/>
+      <w:r>
+        <w:rPr>
+          <w:rFonts w:ascii="Times New Roman" w:hAnsi="Times New Roman" w:cs="Times New Roman"/>
+          <w:sz w:val="18"/>
+          <w:szCs w:val="18"/>
+          <w:lang w:val="en-GB"/>
+        </w:rPr>
+        <w:t>այլ</w:t>
+      </w:r>
+      <w:proofErr w:type="spellEnd"/>
+      <w:r>
+        <w:rPr>
+          <w:rFonts w:ascii="Times New Roman" w:hAnsi="Times New Roman" w:cs="Times New Roman"/>
+          <w:sz w:val="18"/>
+          <w:szCs w:val="18"/>
+          <w:lang w:val="en-GB"/>
+        </w:rPr>
+        <w:t xml:space="preserve"> </w:t>
+      </w:r>
+      <w:proofErr w:type="spellStart"/>
+      <w:r>
+        <w:rPr>
+          <w:rFonts w:ascii="Times New Roman" w:hAnsi="Times New Roman" w:cs="Times New Roman"/>
+          <w:sz w:val="18"/>
+          <w:szCs w:val="18"/>
+          <w:lang w:val="en-GB"/>
+        </w:rPr>
+        <w:t>տեղեկությունները</w:t>
+      </w:r>
+      <w:proofErr w:type="spellEnd"/>
+      <w:r>
+        <w:rPr>
+          <w:rFonts w:ascii="Times New Roman" w:hAnsi="Times New Roman" w:cs="Times New Roman"/>
+          <w:sz w:val="18"/>
+          <w:szCs w:val="18"/>
+          <w:lang w:val="en-GB"/>
+        </w:rPr>
+        <w:t xml:space="preserve">, </w:t>
+      </w:r>
+      <w:proofErr w:type="spellStart"/>
+      <w:r>
+        <w:rPr>
+          <w:rFonts w:ascii="Times New Roman" w:hAnsi="Times New Roman" w:cs="Times New Roman"/>
+          <w:sz w:val="18"/>
+          <w:szCs w:val="18"/>
+          <w:lang w:val="en-GB"/>
+        </w:rPr>
+        <w:t>վարկավորման</w:t>
+      </w:r>
+      <w:proofErr w:type="spellEnd"/>
+      <w:r>
+        <w:rPr>
+          <w:rFonts w:ascii="Times New Roman" w:hAnsi="Times New Roman" w:cs="Times New Roman"/>
+          <w:sz w:val="18"/>
+          <w:szCs w:val="18"/>
+          <w:lang w:val="en-GB"/>
+        </w:rPr>
+        <w:t xml:space="preserve"> </w:t>
+      </w:r>
+      <w:proofErr w:type="spellStart"/>
+      <w:r>
+        <w:rPr>
+          <w:rFonts w:ascii="Times New Roman" w:hAnsi="Times New Roman" w:cs="Times New Roman"/>
+          <w:sz w:val="18"/>
+          <w:szCs w:val="18"/>
+          <w:lang w:val="en-GB"/>
+        </w:rPr>
+        <w:t>ընդհանուր</w:t>
+      </w:r>
+      <w:proofErr w:type="spellEnd"/>
+      <w:r>
+        <w:rPr>
+          <w:rFonts w:ascii="Times New Roman" w:hAnsi="Times New Roman" w:cs="Times New Roman"/>
+          <w:sz w:val="18"/>
+          <w:szCs w:val="18"/>
+          <w:lang w:val="en-GB"/>
+        </w:rPr>
+        <w:t xml:space="preserve"> </w:t>
+      </w:r>
+      <w:proofErr w:type="spellStart"/>
+      <w:r>
+        <w:rPr>
+          <w:rFonts w:ascii="Times New Roman" w:hAnsi="Times New Roman" w:cs="Times New Roman"/>
+          <w:sz w:val="18"/>
+          <w:szCs w:val="18"/>
+          <w:lang w:val="en-GB"/>
+        </w:rPr>
+        <w:t>պայմանները</w:t>
+      </w:r>
+      <w:proofErr w:type="spellEnd"/>
+      <w:r>
+        <w:rPr>
+          <w:rFonts w:ascii="Times New Roman" w:hAnsi="Times New Roman" w:cs="Times New Roman"/>
+          <w:sz w:val="18"/>
+          <w:szCs w:val="18"/>
+          <w:lang w:val="en-GB"/>
+        </w:rPr>
+        <w:t xml:space="preserve">, </w:t>
+      </w:r>
+      <w:proofErr w:type="spellStart"/>
+      <w:r>
+        <w:rPr>
+          <w:rFonts w:ascii="Times New Roman" w:hAnsi="Times New Roman" w:cs="Times New Roman"/>
+          <w:sz w:val="18"/>
+          <w:szCs w:val="18"/>
+          <w:lang w:val="en-GB"/>
+        </w:rPr>
+        <w:t>դրանց</w:t>
+      </w:r>
+      <w:proofErr w:type="spellEnd"/>
+      <w:r>
+        <w:rPr>
+          <w:rFonts w:ascii="Times New Roman" w:hAnsi="Times New Roman" w:cs="Times New Roman"/>
+          <w:sz w:val="18"/>
+          <w:szCs w:val="18"/>
+          <w:lang w:val="en-GB"/>
+        </w:rPr>
+        <w:t xml:space="preserve"> </w:t>
+      </w:r>
+      <w:proofErr w:type="spellStart"/>
+      <w:r>
+        <w:rPr>
+          <w:rFonts w:ascii="Times New Roman" w:hAnsi="Times New Roman" w:cs="Times New Roman"/>
+          <w:sz w:val="18"/>
+          <w:szCs w:val="18"/>
+          <w:lang w:val="en-GB"/>
+        </w:rPr>
+        <w:t>վերաբերելի</w:t>
+      </w:r>
+      <w:proofErr w:type="spellEnd"/>
+      <w:r>
+        <w:rPr>
+          <w:rFonts w:ascii="Times New Roman" w:hAnsi="Times New Roman" w:cs="Times New Roman"/>
+          <w:sz w:val="18"/>
+          <w:szCs w:val="18"/>
+          <w:lang w:val="en-GB"/>
+        </w:rPr>
+        <w:t xml:space="preserve"> </w:t>
+      </w:r>
+      <w:proofErr w:type="spellStart"/>
+      <w:r>
+        <w:rPr>
+          <w:rFonts w:ascii="Times New Roman" w:hAnsi="Times New Roman" w:cs="Times New Roman"/>
+          <w:sz w:val="18"/>
+          <w:szCs w:val="18"/>
+          <w:lang w:val="en-GB"/>
+        </w:rPr>
+        <w:t>իրավական</w:t>
+      </w:r>
+      <w:proofErr w:type="spellEnd"/>
+      <w:r>
+        <w:rPr>
+          <w:rFonts w:ascii="Times New Roman" w:hAnsi="Times New Roman" w:cs="Times New Roman"/>
+          <w:sz w:val="18"/>
+          <w:szCs w:val="18"/>
+          <w:lang w:val="en-GB"/>
+        </w:rPr>
+        <w:t xml:space="preserve"> </w:t>
+      </w:r>
+      <w:proofErr w:type="spellStart"/>
+      <w:r>
+        <w:rPr>
+          <w:rFonts w:ascii="Times New Roman" w:hAnsi="Times New Roman" w:cs="Times New Roman"/>
+          <w:sz w:val="18"/>
+          <w:szCs w:val="18"/>
+          <w:lang w:val="en-GB"/>
+        </w:rPr>
+        <w:t>ակտերը</w:t>
+      </w:r>
+      <w:proofErr w:type="spellEnd"/>
+      <w:r>
+        <w:rPr>
+          <w:rFonts w:ascii="Times New Roman" w:hAnsi="Times New Roman" w:cs="Times New Roman"/>
+          <w:sz w:val="18"/>
+          <w:szCs w:val="18"/>
+          <w:lang w:val="en-GB"/>
+        </w:rPr>
+        <w:t>։</w:t>
       </w:r>
     </w:p>
     <w:p>
@@ -8785,14 +13935,305 @@
           <w:lang w:val="hy-AM"/>
         </w:rPr>
       </w:pPr>
-      <w:r>
-        <w:rPr>
-          <w:rFonts w:ascii="Times New Roman" w:hAnsi="Times New Roman" w:cs="Times New Roman"/>
-          <w:sz w:val="18"/>
-          <w:szCs w:val="18"/>
-          <w:lang w:val="en-GB"/>
-        </w:rPr>
-        <w:t xml:space="preserve">Վարկառուն հաստատում է, որ ստացել է Վարկատուի ներքին բոլոր իրավական ակտերը, որով կարգավորվում են վերջիններիս փոխադարձ իրավահարաբերությունները։ </w:t>
+      <w:proofErr w:type="spellStart"/>
+      <w:r>
+        <w:rPr>
+          <w:rFonts w:ascii="Times New Roman" w:hAnsi="Times New Roman" w:cs="Times New Roman"/>
+          <w:sz w:val="18"/>
+          <w:szCs w:val="18"/>
+          <w:lang w:val="en-GB"/>
+        </w:rPr>
+        <w:t>Վարկառուն</w:t>
+      </w:r>
+      <w:proofErr w:type="spellEnd"/>
+      <w:r>
+        <w:rPr>
+          <w:rFonts w:ascii="Times New Roman" w:hAnsi="Times New Roman" w:cs="Times New Roman"/>
+          <w:sz w:val="18"/>
+          <w:szCs w:val="18"/>
+          <w:lang w:val="en-GB"/>
+        </w:rPr>
+        <w:t xml:space="preserve"> </w:t>
+      </w:r>
+      <w:proofErr w:type="spellStart"/>
+      <w:r>
+        <w:rPr>
+          <w:rFonts w:ascii="Times New Roman" w:hAnsi="Times New Roman" w:cs="Times New Roman"/>
+          <w:sz w:val="18"/>
+          <w:szCs w:val="18"/>
+          <w:lang w:val="en-GB"/>
+        </w:rPr>
+        <w:t>հաստատում</w:t>
+      </w:r>
+      <w:proofErr w:type="spellEnd"/>
+      <w:r>
+        <w:rPr>
+          <w:rFonts w:ascii="Times New Roman" w:hAnsi="Times New Roman" w:cs="Times New Roman"/>
+          <w:sz w:val="18"/>
+          <w:szCs w:val="18"/>
+          <w:lang w:val="en-GB"/>
+        </w:rPr>
+        <w:t xml:space="preserve"> է, </w:t>
+      </w:r>
+      <w:proofErr w:type="spellStart"/>
+      <w:r>
+        <w:rPr>
+          <w:rFonts w:ascii="Times New Roman" w:hAnsi="Times New Roman" w:cs="Times New Roman"/>
+          <w:sz w:val="18"/>
+          <w:szCs w:val="18"/>
+          <w:lang w:val="en-GB"/>
+        </w:rPr>
+        <w:t>որ</w:t>
+      </w:r>
+      <w:proofErr w:type="spellEnd"/>
+      <w:r>
+        <w:rPr>
+          <w:rFonts w:ascii="Times New Roman" w:hAnsi="Times New Roman" w:cs="Times New Roman"/>
+          <w:sz w:val="18"/>
+          <w:szCs w:val="18"/>
+          <w:lang w:val="en-GB"/>
+        </w:rPr>
+        <w:t xml:space="preserve"> </w:t>
+      </w:r>
+      <w:proofErr w:type="spellStart"/>
+      <w:r>
+        <w:rPr>
+          <w:rFonts w:ascii="Times New Roman" w:hAnsi="Times New Roman" w:cs="Times New Roman"/>
+          <w:sz w:val="18"/>
+          <w:szCs w:val="18"/>
+          <w:lang w:val="en-GB"/>
+        </w:rPr>
+        <w:t>ստացել</w:t>
+      </w:r>
+      <w:proofErr w:type="spellEnd"/>
+      <w:r>
+        <w:rPr>
+          <w:rFonts w:ascii="Times New Roman" w:hAnsi="Times New Roman" w:cs="Times New Roman"/>
+          <w:sz w:val="18"/>
+          <w:szCs w:val="18"/>
+          <w:lang w:val="en-GB"/>
+        </w:rPr>
+        <w:t xml:space="preserve"> է </w:t>
+      </w:r>
+      <w:proofErr w:type="spellStart"/>
+      <w:r>
+        <w:rPr>
+          <w:rFonts w:ascii="Times New Roman" w:hAnsi="Times New Roman" w:cs="Times New Roman"/>
+          <w:sz w:val="18"/>
+          <w:szCs w:val="18"/>
+          <w:lang w:val="en-GB"/>
+        </w:rPr>
+        <w:t>Վարկատուի</w:t>
+      </w:r>
+      <w:proofErr w:type="spellEnd"/>
+      <w:r>
+        <w:rPr>
+          <w:rFonts w:ascii="Times New Roman" w:hAnsi="Times New Roman" w:cs="Times New Roman"/>
+          <w:sz w:val="18"/>
+          <w:szCs w:val="18"/>
+          <w:lang w:val="en-GB"/>
+        </w:rPr>
+        <w:t xml:space="preserve"> </w:t>
+      </w:r>
+      <w:proofErr w:type="spellStart"/>
+      <w:r>
+        <w:rPr>
+          <w:rFonts w:ascii="Times New Roman" w:hAnsi="Times New Roman" w:cs="Times New Roman"/>
+          <w:sz w:val="18"/>
+          <w:szCs w:val="18"/>
+          <w:lang w:val="en-GB"/>
+        </w:rPr>
+        <w:t>ներքին</w:t>
+      </w:r>
+      <w:proofErr w:type="spellEnd"/>
+      <w:r>
+        <w:rPr>
+          <w:rFonts w:ascii="Times New Roman" w:hAnsi="Times New Roman" w:cs="Times New Roman"/>
+          <w:sz w:val="18"/>
+          <w:szCs w:val="18"/>
+          <w:lang w:val="en-GB"/>
+        </w:rPr>
+        <w:t xml:space="preserve"> </w:t>
+      </w:r>
+      <w:proofErr w:type="spellStart"/>
+      <w:r>
+        <w:rPr>
+          <w:rFonts w:ascii="Times New Roman" w:hAnsi="Times New Roman" w:cs="Times New Roman"/>
+          <w:sz w:val="18"/>
+          <w:szCs w:val="18"/>
+          <w:lang w:val="en-GB"/>
+        </w:rPr>
+        <w:t>բոլոր</w:t>
+      </w:r>
+      <w:proofErr w:type="spellEnd"/>
+      <w:r>
+        <w:rPr>
+          <w:rFonts w:ascii="Times New Roman" w:hAnsi="Times New Roman" w:cs="Times New Roman"/>
+          <w:sz w:val="18"/>
+          <w:szCs w:val="18"/>
+          <w:lang w:val="en-GB"/>
+        </w:rPr>
+        <w:t xml:space="preserve"> </w:t>
+      </w:r>
+      <w:proofErr w:type="spellStart"/>
+      <w:r>
+        <w:rPr>
+          <w:rFonts w:ascii="Times New Roman" w:hAnsi="Times New Roman" w:cs="Times New Roman"/>
+          <w:sz w:val="18"/>
+          <w:szCs w:val="18"/>
+          <w:lang w:val="en-GB"/>
+        </w:rPr>
+        <w:t>իրավական</w:t>
+      </w:r>
+      <w:proofErr w:type="spellEnd"/>
+      <w:r>
+        <w:rPr>
+          <w:rFonts w:ascii="Times New Roman" w:hAnsi="Times New Roman" w:cs="Times New Roman"/>
+          <w:sz w:val="18"/>
+          <w:szCs w:val="18"/>
+          <w:lang w:val="en-GB"/>
+        </w:rPr>
+        <w:t xml:space="preserve"> </w:t>
+      </w:r>
+      <w:proofErr w:type="spellStart"/>
+      <w:r>
+        <w:rPr>
+          <w:rFonts w:ascii="Times New Roman" w:hAnsi="Times New Roman" w:cs="Times New Roman"/>
+          <w:sz w:val="18"/>
+          <w:szCs w:val="18"/>
+          <w:lang w:val="en-GB"/>
+        </w:rPr>
+        <w:t>ակտերը</w:t>
+      </w:r>
+      <w:proofErr w:type="spellEnd"/>
+      <w:r>
+        <w:rPr>
+          <w:rFonts w:ascii="Times New Roman" w:hAnsi="Times New Roman" w:cs="Times New Roman"/>
+          <w:sz w:val="18"/>
+          <w:szCs w:val="18"/>
+          <w:lang w:val="en-GB"/>
+        </w:rPr>
+        <w:t xml:space="preserve">, </w:t>
+      </w:r>
+      <w:proofErr w:type="spellStart"/>
+      <w:r>
+        <w:rPr>
+          <w:rFonts w:ascii="Times New Roman" w:hAnsi="Times New Roman" w:cs="Times New Roman"/>
+          <w:sz w:val="18"/>
+          <w:szCs w:val="18"/>
+          <w:lang w:val="en-GB"/>
+        </w:rPr>
+        <w:t>որով</w:t>
+      </w:r>
+      <w:proofErr w:type="spellEnd"/>
+      <w:r>
+        <w:rPr>
+          <w:rFonts w:ascii="Times New Roman" w:hAnsi="Times New Roman" w:cs="Times New Roman"/>
+          <w:sz w:val="18"/>
+          <w:szCs w:val="18"/>
+          <w:lang w:val="en-GB"/>
+        </w:rPr>
+        <w:t xml:space="preserve"> </w:t>
+      </w:r>
+      <w:proofErr w:type="spellStart"/>
+      <w:r>
+        <w:rPr>
+          <w:rFonts w:ascii="Times New Roman" w:hAnsi="Times New Roman" w:cs="Times New Roman"/>
+          <w:sz w:val="18"/>
+          <w:szCs w:val="18"/>
+          <w:lang w:val="en-GB"/>
+        </w:rPr>
+        <w:t>կարգավորվում</w:t>
+      </w:r>
+      <w:proofErr w:type="spellEnd"/>
+      <w:r>
+        <w:rPr>
+          <w:rFonts w:ascii="Times New Roman" w:hAnsi="Times New Roman" w:cs="Times New Roman"/>
+          <w:sz w:val="18"/>
+          <w:szCs w:val="18"/>
+          <w:lang w:val="en-GB"/>
+        </w:rPr>
+        <w:t xml:space="preserve"> </w:t>
+      </w:r>
+      <w:proofErr w:type="spellStart"/>
+      <w:r>
+        <w:rPr>
+          <w:rFonts w:ascii="Times New Roman" w:hAnsi="Times New Roman" w:cs="Times New Roman"/>
+          <w:sz w:val="18"/>
+          <w:szCs w:val="18"/>
+          <w:lang w:val="en-GB"/>
+        </w:rPr>
+        <w:t>են</w:t>
+      </w:r>
+      <w:proofErr w:type="spellEnd"/>
+      <w:r>
+        <w:rPr>
+          <w:rFonts w:ascii="Times New Roman" w:hAnsi="Times New Roman" w:cs="Times New Roman"/>
+          <w:sz w:val="18"/>
+          <w:szCs w:val="18"/>
+          <w:lang w:val="en-GB"/>
+        </w:rPr>
+        <w:t xml:space="preserve"> </w:t>
+      </w:r>
+      <w:proofErr w:type="spellStart"/>
+      <w:r>
+        <w:rPr>
+          <w:rFonts w:ascii="Times New Roman" w:hAnsi="Times New Roman" w:cs="Times New Roman"/>
+          <w:sz w:val="18"/>
+          <w:szCs w:val="18"/>
+          <w:lang w:val="en-GB"/>
+        </w:rPr>
+        <w:t>վերջիններիս</w:t>
+      </w:r>
+      <w:proofErr w:type="spellEnd"/>
+      <w:r>
+        <w:rPr>
+          <w:rFonts w:ascii="Times New Roman" w:hAnsi="Times New Roman" w:cs="Times New Roman"/>
+          <w:sz w:val="18"/>
+          <w:szCs w:val="18"/>
+          <w:lang w:val="en-GB"/>
+        </w:rPr>
+        <w:t xml:space="preserve"> </w:t>
+      </w:r>
+      <w:proofErr w:type="spellStart"/>
+      <w:r>
+        <w:rPr>
+          <w:rFonts w:ascii="Times New Roman" w:hAnsi="Times New Roman" w:cs="Times New Roman"/>
+          <w:sz w:val="18"/>
+          <w:szCs w:val="18"/>
+          <w:lang w:val="en-GB"/>
+        </w:rPr>
+        <w:t>փոխադարձ</w:t>
+      </w:r>
+      <w:proofErr w:type="spellEnd"/>
+      <w:r>
+        <w:rPr>
+          <w:rFonts w:ascii="Times New Roman" w:hAnsi="Times New Roman" w:cs="Times New Roman"/>
+          <w:sz w:val="18"/>
+          <w:szCs w:val="18"/>
+          <w:lang w:val="en-GB"/>
+        </w:rPr>
+        <w:t xml:space="preserve"> </w:t>
+      </w:r>
+      <w:proofErr w:type="spellStart"/>
+      <w:r>
+        <w:rPr>
+          <w:rFonts w:ascii="Times New Roman" w:hAnsi="Times New Roman" w:cs="Times New Roman"/>
+          <w:sz w:val="18"/>
+          <w:szCs w:val="18"/>
+          <w:lang w:val="en-GB"/>
+        </w:rPr>
+        <w:t>իրավահարաբերությունները</w:t>
+      </w:r>
+      <w:proofErr w:type="spellEnd"/>
+      <w:r>
+        <w:rPr>
+          <w:rFonts w:ascii="Times New Roman" w:hAnsi="Times New Roman" w:cs="Times New Roman"/>
+          <w:sz w:val="18"/>
+          <w:szCs w:val="18"/>
+          <w:lang w:val="en-GB"/>
+        </w:rPr>
+        <w:t xml:space="preserve">։ </w:t>
       </w:r>
     </w:p>
     <w:p>
@@ -8810,15 +14251,137 @@
           <w:lang w:val="hy-AM"/>
         </w:rPr>
       </w:pPr>
-      <w:r>
-        <w:rPr>
-          <w:rFonts w:ascii="Times New Roman" w:hAnsi="Times New Roman" w:cs="Times New Roman"/>
-          <w:sz w:val="18"/>
-          <w:szCs w:val="18"/>
-          <w:lang w:val="en-GB"/>
-        </w:rPr>
-        <w:t>Վարկառուն ծանուցված է Վարկատուի գործողությունների բողոքարկման կարգի մասին</w:t>
-      </w:r>
+      <w:proofErr w:type="spellStart"/>
+      <w:r>
+        <w:rPr>
+          <w:rFonts w:ascii="Times New Roman" w:hAnsi="Times New Roman" w:cs="Times New Roman"/>
+          <w:sz w:val="18"/>
+          <w:szCs w:val="18"/>
+          <w:lang w:val="en-GB"/>
+        </w:rPr>
+        <w:t>Վարկառուն</w:t>
+      </w:r>
+      <w:proofErr w:type="spellEnd"/>
+      <w:r>
+        <w:rPr>
+          <w:rFonts w:ascii="Times New Roman" w:hAnsi="Times New Roman" w:cs="Times New Roman"/>
+          <w:sz w:val="18"/>
+          <w:szCs w:val="18"/>
+          <w:lang w:val="en-GB"/>
+        </w:rPr>
+        <w:t xml:space="preserve"> </w:t>
+      </w:r>
+      <w:proofErr w:type="spellStart"/>
+      <w:r>
+        <w:rPr>
+          <w:rFonts w:ascii="Times New Roman" w:hAnsi="Times New Roman" w:cs="Times New Roman"/>
+          <w:sz w:val="18"/>
+          <w:szCs w:val="18"/>
+          <w:lang w:val="en-GB"/>
+        </w:rPr>
+        <w:t>ծանուցված</w:t>
+      </w:r>
+      <w:proofErr w:type="spellEnd"/>
+      <w:r>
+        <w:rPr>
+          <w:rFonts w:ascii="Times New Roman" w:hAnsi="Times New Roman" w:cs="Times New Roman"/>
+          <w:sz w:val="18"/>
+          <w:szCs w:val="18"/>
+          <w:lang w:val="en-GB"/>
+        </w:rPr>
+        <w:t xml:space="preserve"> է </w:t>
+      </w:r>
+      <w:proofErr w:type="spellStart"/>
+      <w:r>
+        <w:rPr>
+          <w:rFonts w:ascii="Times New Roman" w:hAnsi="Times New Roman" w:cs="Times New Roman"/>
+          <w:sz w:val="18"/>
+          <w:szCs w:val="18"/>
+          <w:lang w:val="en-GB"/>
+        </w:rPr>
+        <w:t>Վարկատուի</w:t>
+      </w:r>
+      <w:proofErr w:type="spellEnd"/>
+      <w:r>
+        <w:rPr>
+          <w:rFonts w:ascii="Times New Roman" w:hAnsi="Times New Roman" w:cs="Times New Roman"/>
+          <w:sz w:val="18"/>
+          <w:szCs w:val="18"/>
+          <w:lang w:val="en-GB"/>
+        </w:rPr>
+        <w:t xml:space="preserve"> </w:t>
+      </w:r>
+      <w:proofErr w:type="spellStart"/>
+      <w:r>
+        <w:rPr>
+          <w:rFonts w:ascii="Times New Roman" w:hAnsi="Times New Roman" w:cs="Times New Roman"/>
+          <w:sz w:val="18"/>
+          <w:szCs w:val="18"/>
+          <w:lang w:val="en-GB"/>
+        </w:rPr>
+        <w:t>գործողությունների</w:t>
+      </w:r>
+      <w:proofErr w:type="spellEnd"/>
+      <w:r>
+        <w:rPr>
+          <w:rFonts w:ascii="Times New Roman" w:hAnsi="Times New Roman" w:cs="Times New Roman"/>
+          <w:sz w:val="18"/>
+          <w:szCs w:val="18"/>
+          <w:lang w:val="en-GB"/>
+        </w:rPr>
+        <w:t xml:space="preserve"> </w:t>
+      </w:r>
+      <w:proofErr w:type="spellStart"/>
+      <w:r>
+        <w:rPr>
+          <w:rFonts w:ascii="Times New Roman" w:hAnsi="Times New Roman" w:cs="Times New Roman"/>
+          <w:sz w:val="18"/>
+          <w:szCs w:val="18"/>
+          <w:lang w:val="en-GB"/>
+        </w:rPr>
+        <w:t>բողոքարկման</w:t>
+      </w:r>
+      <w:proofErr w:type="spellEnd"/>
+      <w:r>
+        <w:rPr>
+          <w:rFonts w:ascii="Times New Roman" w:hAnsi="Times New Roman" w:cs="Times New Roman"/>
+          <w:sz w:val="18"/>
+          <w:szCs w:val="18"/>
+          <w:lang w:val="en-GB"/>
+        </w:rPr>
+        <w:t xml:space="preserve"> </w:t>
+      </w:r>
+      <w:proofErr w:type="spellStart"/>
+      <w:r>
+        <w:rPr>
+          <w:rFonts w:ascii="Times New Roman" w:hAnsi="Times New Roman" w:cs="Times New Roman"/>
+          <w:sz w:val="18"/>
+          <w:szCs w:val="18"/>
+          <w:lang w:val="en-GB"/>
+        </w:rPr>
+        <w:t>կարգի</w:t>
+      </w:r>
+      <w:proofErr w:type="spellEnd"/>
+      <w:r>
+        <w:rPr>
+          <w:rFonts w:ascii="Times New Roman" w:hAnsi="Times New Roman" w:cs="Times New Roman"/>
+          <w:sz w:val="18"/>
+          <w:szCs w:val="18"/>
+          <w:lang w:val="en-GB"/>
+        </w:rPr>
+        <w:t xml:space="preserve"> </w:t>
+      </w:r>
+      <w:proofErr w:type="spellStart"/>
+      <w:r>
+        <w:rPr>
+          <w:rFonts w:ascii="Times New Roman" w:hAnsi="Times New Roman" w:cs="Times New Roman"/>
+          <w:sz w:val="18"/>
+          <w:szCs w:val="18"/>
+          <w:lang w:val="en-GB"/>
+        </w:rPr>
+        <w:t>մասին</w:t>
+      </w:r>
+      <w:proofErr w:type="spellEnd"/>
       <w:r>
         <w:rPr>
           <w:rFonts w:ascii="Times New Roman" w:hAnsi="Times New Roman" w:cs="Times New Roman"/>
@@ -8844,14 +14407,145 @@
           <w:lang w:val="hy-AM"/>
         </w:rPr>
       </w:pPr>
-      <w:r>
-        <w:rPr>
-          <w:rFonts w:ascii="Times New Roman" w:hAnsi="Times New Roman" w:cs="Times New Roman"/>
-          <w:sz w:val="18"/>
-          <w:szCs w:val="18"/>
-          <w:lang w:val="en-GB"/>
-        </w:rPr>
-        <w:t xml:space="preserve">Վարկատուի աշխատանքային ժամերն են յուրաքանչյուր երկուշաբթիից-շաբաթ 09:00-ից մինչև 18:00-ն։ </w:t>
+      <w:proofErr w:type="spellStart"/>
+      <w:r>
+        <w:rPr>
+          <w:rFonts w:ascii="Times New Roman" w:hAnsi="Times New Roman" w:cs="Times New Roman"/>
+          <w:sz w:val="18"/>
+          <w:szCs w:val="18"/>
+          <w:lang w:val="en-GB"/>
+        </w:rPr>
+        <w:t>Վարկատուի</w:t>
+      </w:r>
+      <w:proofErr w:type="spellEnd"/>
+      <w:r>
+        <w:rPr>
+          <w:rFonts w:ascii="Times New Roman" w:hAnsi="Times New Roman" w:cs="Times New Roman"/>
+          <w:sz w:val="18"/>
+          <w:szCs w:val="18"/>
+          <w:lang w:val="en-GB"/>
+        </w:rPr>
+        <w:t xml:space="preserve"> </w:t>
+      </w:r>
+      <w:proofErr w:type="spellStart"/>
+      <w:r>
+        <w:rPr>
+          <w:rFonts w:ascii="Times New Roman" w:hAnsi="Times New Roman" w:cs="Times New Roman"/>
+          <w:sz w:val="18"/>
+          <w:szCs w:val="18"/>
+          <w:lang w:val="en-GB"/>
+        </w:rPr>
+        <w:t>աշխատանքային</w:t>
+      </w:r>
+      <w:proofErr w:type="spellEnd"/>
+      <w:r>
+        <w:rPr>
+          <w:rFonts w:ascii="Times New Roman" w:hAnsi="Times New Roman" w:cs="Times New Roman"/>
+          <w:sz w:val="18"/>
+          <w:szCs w:val="18"/>
+          <w:lang w:val="en-GB"/>
+        </w:rPr>
+        <w:t xml:space="preserve"> </w:t>
+      </w:r>
+      <w:proofErr w:type="spellStart"/>
+      <w:r>
+        <w:rPr>
+          <w:rFonts w:ascii="Times New Roman" w:hAnsi="Times New Roman" w:cs="Times New Roman"/>
+          <w:sz w:val="18"/>
+          <w:szCs w:val="18"/>
+          <w:lang w:val="en-GB"/>
+        </w:rPr>
+        <w:t>ժամերն</w:t>
+      </w:r>
+      <w:proofErr w:type="spellEnd"/>
+      <w:r>
+        <w:rPr>
+          <w:rFonts w:ascii="Times New Roman" w:hAnsi="Times New Roman" w:cs="Times New Roman"/>
+          <w:sz w:val="18"/>
+          <w:szCs w:val="18"/>
+          <w:lang w:val="en-GB"/>
+        </w:rPr>
+        <w:t xml:space="preserve"> </w:t>
+      </w:r>
+      <w:proofErr w:type="spellStart"/>
+      <w:r>
+        <w:rPr>
+          <w:rFonts w:ascii="Times New Roman" w:hAnsi="Times New Roman" w:cs="Times New Roman"/>
+          <w:sz w:val="18"/>
+          <w:szCs w:val="18"/>
+          <w:lang w:val="en-GB"/>
+        </w:rPr>
+        <w:t>են</w:t>
+      </w:r>
+      <w:proofErr w:type="spellEnd"/>
+      <w:r>
+        <w:rPr>
+          <w:rFonts w:ascii="Times New Roman" w:hAnsi="Times New Roman" w:cs="Times New Roman"/>
+          <w:sz w:val="18"/>
+          <w:szCs w:val="18"/>
+          <w:lang w:val="en-GB"/>
+        </w:rPr>
+        <w:t xml:space="preserve"> </w:t>
+      </w:r>
+      <w:proofErr w:type="spellStart"/>
+      <w:r>
+        <w:rPr>
+          <w:rFonts w:ascii="Times New Roman" w:hAnsi="Times New Roman" w:cs="Times New Roman"/>
+          <w:sz w:val="18"/>
+          <w:szCs w:val="18"/>
+          <w:lang w:val="en-GB"/>
+        </w:rPr>
+        <w:t>յուրաքանչյուր</w:t>
+      </w:r>
+      <w:proofErr w:type="spellEnd"/>
+      <w:r>
+        <w:rPr>
+          <w:rFonts w:ascii="Times New Roman" w:hAnsi="Times New Roman" w:cs="Times New Roman"/>
+          <w:sz w:val="18"/>
+          <w:szCs w:val="18"/>
+          <w:lang w:val="en-GB"/>
+        </w:rPr>
+        <w:t xml:space="preserve"> </w:t>
+      </w:r>
+      <w:proofErr w:type="spellStart"/>
+      <w:r>
+        <w:rPr>
+          <w:rFonts w:ascii="Times New Roman" w:hAnsi="Times New Roman" w:cs="Times New Roman"/>
+          <w:sz w:val="18"/>
+          <w:szCs w:val="18"/>
+          <w:lang w:val="en-GB"/>
+        </w:rPr>
+        <w:t>երկուշաբթիից-շաբաթ</w:t>
+      </w:r>
+      <w:proofErr w:type="spellEnd"/>
+      <w:r>
+        <w:rPr>
+          <w:rFonts w:ascii="Times New Roman" w:hAnsi="Times New Roman" w:cs="Times New Roman"/>
+          <w:sz w:val="18"/>
+          <w:szCs w:val="18"/>
+          <w:lang w:val="en-GB"/>
+        </w:rPr>
+        <w:t xml:space="preserve"> 09:00-ից </w:t>
+      </w:r>
+      <w:proofErr w:type="spellStart"/>
+      <w:r>
+        <w:rPr>
+          <w:rFonts w:ascii="Times New Roman" w:hAnsi="Times New Roman" w:cs="Times New Roman"/>
+          <w:sz w:val="18"/>
+          <w:szCs w:val="18"/>
+          <w:lang w:val="en-GB"/>
+        </w:rPr>
+        <w:t>մինչև</w:t>
+      </w:r>
+      <w:proofErr w:type="spellEnd"/>
+      <w:r>
+        <w:rPr>
+          <w:rFonts w:ascii="Times New Roman" w:hAnsi="Times New Roman" w:cs="Times New Roman"/>
+          <w:sz w:val="18"/>
+          <w:szCs w:val="18"/>
+          <w:lang w:val="en-GB"/>
+        </w:rPr>
+        <w:t xml:space="preserve"> 18:00-ն։ </w:t>
       </w:r>
     </w:p>
     <w:p>
@@ -8869,14 +14563,305 @@
           <w:lang w:val="hy-AM"/>
         </w:rPr>
       </w:pPr>
-      <w:r>
-        <w:rPr>
-          <w:rFonts w:ascii="Times New Roman" w:hAnsi="Times New Roman" w:cs="Times New Roman"/>
-          <w:sz w:val="18"/>
-          <w:szCs w:val="18"/>
-          <w:lang w:val="en-GB"/>
-        </w:rPr>
-        <w:t xml:space="preserve">Պայմանագրում կիրառված «օր» հասկացությունը բոլոր տեղերում վերաբերվում է օրացուցային օրերին, եթե նշված չէ «աշխատանքային օր» եզրույթը։ </w:t>
+      <w:proofErr w:type="spellStart"/>
+      <w:r>
+        <w:rPr>
+          <w:rFonts w:ascii="Times New Roman" w:hAnsi="Times New Roman" w:cs="Times New Roman"/>
+          <w:sz w:val="18"/>
+          <w:szCs w:val="18"/>
+          <w:lang w:val="en-GB"/>
+        </w:rPr>
+        <w:t>Պայմանագրում</w:t>
+      </w:r>
+      <w:proofErr w:type="spellEnd"/>
+      <w:r>
+        <w:rPr>
+          <w:rFonts w:ascii="Times New Roman" w:hAnsi="Times New Roman" w:cs="Times New Roman"/>
+          <w:sz w:val="18"/>
+          <w:szCs w:val="18"/>
+          <w:lang w:val="en-GB"/>
+        </w:rPr>
+        <w:t xml:space="preserve"> </w:t>
+      </w:r>
+      <w:proofErr w:type="spellStart"/>
+      <w:r>
+        <w:rPr>
+          <w:rFonts w:ascii="Times New Roman" w:hAnsi="Times New Roman" w:cs="Times New Roman"/>
+          <w:sz w:val="18"/>
+          <w:szCs w:val="18"/>
+          <w:lang w:val="en-GB"/>
+        </w:rPr>
+        <w:t>կիրառված</w:t>
+      </w:r>
+      <w:proofErr w:type="spellEnd"/>
+      <w:r>
+        <w:rPr>
+          <w:rFonts w:ascii="Times New Roman" w:hAnsi="Times New Roman" w:cs="Times New Roman"/>
+          <w:sz w:val="18"/>
+          <w:szCs w:val="18"/>
+          <w:lang w:val="en-GB"/>
+        </w:rPr>
+        <w:t xml:space="preserve"> «</w:t>
+      </w:r>
+      <w:proofErr w:type="spellStart"/>
+      <w:r>
+        <w:rPr>
+          <w:rFonts w:ascii="Times New Roman" w:hAnsi="Times New Roman" w:cs="Times New Roman"/>
+          <w:sz w:val="18"/>
+          <w:szCs w:val="18"/>
+          <w:lang w:val="en-GB"/>
+        </w:rPr>
+        <w:t>օր</w:t>
+      </w:r>
+      <w:proofErr w:type="spellEnd"/>
+      <w:r>
+        <w:rPr>
+          <w:rFonts w:ascii="Times New Roman" w:hAnsi="Times New Roman" w:cs="Times New Roman"/>
+          <w:sz w:val="18"/>
+          <w:szCs w:val="18"/>
+          <w:lang w:val="en-GB"/>
+        </w:rPr>
+        <w:t xml:space="preserve">» </w:t>
+      </w:r>
+      <w:proofErr w:type="spellStart"/>
+      <w:r>
+        <w:rPr>
+          <w:rFonts w:ascii="Times New Roman" w:hAnsi="Times New Roman" w:cs="Times New Roman"/>
+          <w:sz w:val="18"/>
+          <w:szCs w:val="18"/>
+          <w:lang w:val="en-GB"/>
+        </w:rPr>
+        <w:t>հասկացությունը</w:t>
+      </w:r>
+      <w:proofErr w:type="spellEnd"/>
+      <w:r>
+        <w:rPr>
+          <w:rFonts w:ascii="Times New Roman" w:hAnsi="Times New Roman" w:cs="Times New Roman"/>
+          <w:sz w:val="18"/>
+          <w:szCs w:val="18"/>
+          <w:lang w:val="en-GB"/>
+        </w:rPr>
+        <w:t xml:space="preserve"> </w:t>
+      </w:r>
+      <w:proofErr w:type="spellStart"/>
+      <w:r>
+        <w:rPr>
+          <w:rFonts w:ascii="Times New Roman" w:hAnsi="Times New Roman" w:cs="Times New Roman"/>
+          <w:sz w:val="18"/>
+          <w:szCs w:val="18"/>
+          <w:lang w:val="en-GB"/>
+        </w:rPr>
+        <w:t>բոլոր</w:t>
+      </w:r>
+      <w:proofErr w:type="spellEnd"/>
+      <w:r>
+        <w:rPr>
+          <w:rFonts w:ascii="Times New Roman" w:hAnsi="Times New Roman" w:cs="Times New Roman"/>
+          <w:sz w:val="18"/>
+          <w:szCs w:val="18"/>
+          <w:lang w:val="en-GB"/>
+        </w:rPr>
+        <w:t xml:space="preserve"> </w:t>
+      </w:r>
+      <w:proofErr w:type="spellStart"/>
+      <w:r>
+        <w:rPr>
+          <w:rFonts w:ascii="Times New Roman" w:hAnsi="Times New Roman" w:cs="Times New Roman"/>
+          <w:sz w:val="18"/>
+          <w:szCs w:val="18"/>
+          <w:lang w:val="en-GB"/>
+        </w:rPr>
+        <w:t>տեղերում</w:t>
+      </w:r>
+      <w:proofErr w:type="spellEnd"/>
+      <w:r>
+        <w:rPr>
+          <w:rFonts w:ascii="Times New Roman" w:hAnsi="Times New Roman" w:cs="Times New Roman"/>
+          <w:sz w:val="18"/>
+          <w:szCs w:val="18"/>
+          <w:lang w:val="en-GB"/>
+        </w:rPr>
+        <w:t xml:space="preserve"> </w:t>
+      </w:r>
+      <w:proofErr w:type="spellStart"/>
+      <w:r>
+        <w:rPr>
+          <w:rFonts w:ascii="Times New Roman" w:hAnsi="Times New Roman" w:cs="Times New Roman"/>
+          <w:sz w:val="18"/>
+          <w:szCs w:val="18"/>
+          <w:lang w:val="en-GB"/>
+        </w:rPr>
+        <w:t>վերաբերվում</w:t>
+      </w:r>
+      <w:proofErr w:type="spellEnd"/>
+      <w:r>
+        <w:rPr>
+          <w:rFonts w:ascii="Times New Roman" w:hAnsi="Times New Roman" w:cs="Times New Roman"/>
+          <w:sz w:val="18"/>
+          <w:szCs w:val="18"/>
+          <w:lang w:val="en-GB"/>
+        </w:rPr>
+        <w:t xml:space="preserve"> է </w:t>
+      </w:r>
+      <w:proofErr w:type="spellStart"/>
+      <w:r>
+        <w:rPr>
+          <w:rFonts w:ascii="Times New Roman" w:hAnsi="Times New Roman" w:cs="Times New Roman"/>
+          <w:sz w:val="18"/>
+          <w:szCs w:val="18"/>
+          <w:lang w:val="en-GB"/>
+        </w:rPr>
+        <w:t>օրացուցային</w:t>
+      </w:r>
+      <w:proofErr w:type="spellEnd"/>
+      <w:r>
+        <w:rPr>
+          <w:rFonts w:ascii="Times New Roman" w:hAnsi="Times New Roman" w:cs="Times New Roman"/>
+          <w:sz w:val="18"/>
+          <w:szCs w:val="18"/>
+          <w:lang w:val="en-GB"/>
+        </w:rPr>
+        <w:t xml:space="preserve"> </w:t>
+      </w:r>
+      <w:proofErr w:type="spellStart"/>
+      <w:r>
+        <w:rPr>
+          <w:rFonts w:ascii="Times New Roman" w:hAnsi="Times New Roman" w:cs="Times New Roman"/>
+          <w:sz w:val="18"/>
+          <w:szCs w:val="18"/>
+          <w:lang w:val="en-GB"/>
+        </w:rPr>
+        <w:t>օրերին</w:t>
+      </w:r>
+      <w:proofErr w:type="spellEnd"/>
+      <w:r>
+        <w:rPr>
+          <w:rFonts w:ascii="Times New Roman" w:hAnsi="Times New Roman" w:cs="Times New Roman"/>
+          <w:sz w:val="18"/>
+          <w:szCs w:val="18"/>
+          <w:lang w:val="en-GB"/>
+        </w:rPr>
+        <w:t xml:space="preserve">, </w:t>
+      </w:r>
+      <w:proofErr w:type="spellStart"/>
+      <w:r>
+        <w:rPr>
+          <w:rFonts w:ascii="Times New Roman" w:hAnsi="Times New Roman" w:cs="Times New Roman"/>
+          <w:sz w:val="18"/>
+          <w:szCs w:val="18"/>
+          <w:lang w:val="en-GB"/>
+        </w:rPr>
+        <w:t>եթե</w:t>
+      </w:r>
+      <w:proofErr w:type="spellEnd"/>
+      <w:r>
+        <w:rPr>
+          <w:rFonts w:ascii="Times New Roman" w:hAnsi="Times New Roman" w:cs="Times New Roman"/>
+          <w:sz w:val="18"/>
+          <w:szCs w:val="18"/>
+          <w:lang w:val="en-GB"/>
+        </w:rPr>
+        <w:t xml:space="preserve"> </w:t>
+      </w:r>
+      <w:proofErr w:type="spellStart"/>
+      <w:r>
+        <w:rPr>
+          <w:rFonts w:ascii="Times New Roman" w:hAnsi="Times New Roman" w:cs="Times New Roman"/>
+          <w:sz w:val="18"/>
+          <w:szCs w:val="18"/>
+          <w:lang w:val="en-GB"/>
+        </w:rPr>
+        <w:t>նշված</w:t>
+      </w:r>
+      <w:proofErr w:type="spellEnd"/>
+      <w:r>
+        <w:rPr>
+          <w:rFonts w:ascii="Times New Roman" w:hAnsi="Times New Roman" w:cs="Times New Roman"/>
+          <w:sz w:val="18"/>
+          <w:szCs w:val="18"/>
+          <w:lang w:val="en-GB"/>
+        </w:rPr>
+        <w:t xml:space="preserve"> </w:t>
+      </w:r>
+      <w:proofErr w:type="spellStart"/>
+      <w:r>
+        <w:rPr>
+          <w:rFonts w:ascii="Times New Roman" w:hAnsi="Times New Roman" w:cs="Times New Roman"/>
+          <w:sz w:val="18"/>
+          <w:szCs w:val="18"/>
+          <w:lang w:val="en-GB"/>
+        </w:rPr>
+        <w:t>չէ</w:t>
+      </w:r>
+      <w:proofErr w:type="spellEnd"/>
+      <w:r>
+        <w:rPr>
+          <w:rFonts w:ascii="Times New Roman" w:hAnsi="Times New Roman" w:cs="Times New Roman"/>
+          <w:sz w:val="18"/>
+          <w:szCs w:val="18"/>
+          <w:lang w:val="en-GB"/>
+        </w:rPr>
+        <w:t xml:space="preserve"> «</w:t>
+      </w:r>
+      <w:proofErr w:type="spellStart"/>
+      <w:r>
+        <w:rPr>
+          <w:rFonts w:ascii="Times New Roman" w:hAnsi="Times New Roman" w:cs="Times New Roman"/>
+          <w:sz w:val="18"/>
+          <w:szCs w:val="18"/>
+          <w:lang w:val="en-GB"/>
+        </w:rPr>
+        <w:t>աշխատանքային</w:t>
+      </w:r>
+      <w:proofErr w:type="spellEnd"/>
+      <w:r>
+        <w:rPr>
+          <w:rFonts w:ascii="Times New Roman" w:hAnsi="Times New Roman" w:cs="Times New Roman"/>
+          <w:sz w:val="18"/>
+          <w:szCs w:val="18"/>
+          <w:lang w:val="en-GB"/>
+        </w:rPr>
+        <w:t xml:space="preserve"> </w:t>
+      </w:r>
+      <w:proofErr w:type="spellStart"/>
+      <w:r>
+        <w:rPr>
+          <w:rFonts w:ascii="Times New Roman" w:hAnsi="Times New Roman" w:cs="Times New Roman"/>
+          <w:sz w:val="18"/>
+          <w:szCs w:val="18"/>
+          <w:lang w:val="en-GB"/>
+        </w:rPr>
+        <w:t>օր</w:t>
+      </w:r>
+      <w:proofErr w:type="spellEnd"/>
+      <w:r>
+        <w:rPr>
+          <w:rFonts w:ascii="Times New Roman" w:hAnsi="Times New Roman" w:cs="Times New Roman"/>
+          <w:sz w:val="18"/>
+          <w:szCs w:val="18"/>
+          <w:lang w:val="en-GB"/>
+        </w:rPr>
+        <w:t xml:space="preserve">» </w:t>
+      </w:r>
+      <w:proofErr w:type="spellStart"/>
+      <w:r>
+        <w:rPr>
+          <w:rFonts w:ascii="Times New Roman" w:hAnsi="Times New Roman" w:cs="Times New Roman"/>
+          <w:sz w:val="18"/>
+          <w:szCs w:val="18"/>
+          <w:lang w:val="en-GB"/>
+        </w:rPr>
+        <w:t>եզրույթը</w:t>
+      </w:r>
+      <w:proofErr w:type="spellEnd"/>
+      <w:r>
+        <w:rPr>
+          <w:rFonts w:ascii="Times New Roman" w:hAnsi="Times New Roman" w:cs="Times New Roman"/>
+          <w:sz w:val="18"/>
+          <w:szCs w:val="18"/>
+          <w:lang w:val="en-GB"/>
+        </w:rPr>
+        <w:t xml:space="preserve">։ </w:t>
       </w:r>
     </w:p>
     <w:p>
@@ -8894,14 +14879,465 @@
           <w:lang w:val="hy-AM"/>
         </w:rPr>
       </w:pPr>
-      <w:r>
-        <w:rPr>
-          <w:rFonts w:ascii="Times New Roman" w:hAnsi="Times New Roman" w:cs="Times New Roman"/>
-          <w:sz w:val="18"/>
-          <w:szCs w:val="18"/>
-          <w:lang w:val="en-GB"/>
-        </w:rPr>
-        <w:t>Պայմանագրով ստանձնած պարտավորությունների կատարումը պարտադիր է Կողմերի իրավահաջորդների համար։ Սույն պայմանագիրը կնքված է մեկ փաստաթուղթ կազմելու միջոցով, հայերեն, երկու հավասարազոր օրինակից, կողմերից յուրաքանչյուրին՝ մեկական օրինակ։</w:t>
+      <w:proofErr w:type="spellStart"/>
+      <w:r>
+        <w:rPr>
+          <w:rFonts w:ascii="Times New Roman" w:hAnsi="Times New Roman" w:cs="Times New Roman"/>
+          <w:sz w:val="18"/>
+          <w:szCs w:val="18"/>
+          <w:lang w:val="en-GB"/>
+        </w:rPr>
+        <w:t>Պայմանագրով</w:t>
+      </w:r>
+      <w:proofErr w:type="spellEnd"/>
+      <w:r>
+        <w:rPr>
+          <w:rFonts w:ascii="Times New Roman" w:hAnsi="Times New Roman" w:cs="Times New Roman"/>
+          <w:sz w:val="18"/>
+          <w:szCs w:val="18"/>
+          <w:lang w:val="en-GB"/>
+        </w:rPr>
+        <w:t xml:space="preserve"> </w:t>
+      </w:r>
+      <w:proofErr w:type="spellStart"/>
+      <w:r>
+        <w:rPr>
+          <w:rFonts w:ascii="Times New Roman" w:hAnsi="Times New Roman" w:cs="Times New Roman"/>
+          <w:sz w:val="18"/>
+          <w:szCs w:val="18"/>
+          <w:lang w:val="en-GB"/>
+        </w:rPr>
+        <w:t>ստանձնած</w:t>
+      </w:r>
+      <w:proofErr w:type="spellEnd"/>
+      <w:r>
+        <w:rPr>
+          <w:rFonts w:ascii="Times New Roman" w:hAnsi="Times New Roman" w:cs="Times New Roman"/>
+          <w:sz w:val="18"/>
+          <w:szCs w:val="18"/>
+          <w:lang w:val="en-GB"/>
+        </w:rPr>
+        <w:t xml:space="preserve"> </w:t>
+      </w:r>
+      <w:proofErr w:type="spellStart"/>
+      <w:r>
+        <w:rPr>
+          <w:rFonts w:ascii="Times New Roman" w:hAnsi="Times New Roman" w:cs="Times New Roman"/>
+          <w:sz w:val="18"/>
+          <w:szCs w:val="18"/>
+          <w:lang w:val="en-GB"/>
+        </w:rPr>
+        <w:t>պարտավորությունների</w:t>
+      </w:r>
+      <w:proofErr w:type="spellEnd"/>
+      <w:r>
+        <w:rPr>
+          <w:rFonts w:ascii="Times New Roman" w:hAnsi="Times New Roman" w:cs="Times New Roman"/>
+          <w:sz w:val="18"/>
+          <w:szCs w:val="18"/>
+          <w:lang w:val="en-GB"/>
+        </w:rPr>
+        <w:t xml:space="preserve"> </w:t>
+      </w:r>
+      <w:proofErr w:type="spellStart"/>
+      <w:r>
+        <w:rPr>
+          <w:rFonts w:ascii="Times New Roman" w:hAnsi="Times New Roman" w:cs="Times New Roman"/>
+          <w:sz w:val="18"/>
+          <w:szCs w:val="18"/>
+          <w:lang w:val="en-GB"/>
+        </w:rPr>
+        <w:t>կատարումը</w:t>
+      </w:r>
+      <w:proofErr w:type="spellEnd"/>
+      <w:r>
+        <w:rPr>
+          <w:rFonts w:ascii="Times New Roman" w:hAnsi="Times New Roman" w:cs="Times New Roman"/>
+          <w:sz w:val="18"/>
+          <w:szCs w:val="18"/>
+          <w:lang w:val="en-GB"/>
+        </w:rPr>
+        <w:t xml:space="preserve"> </w:t>
+      </w:r>
+      <w:proofErr w:type="spellStart"/>
+      <w:r>
+        <w:rPr>
+          <w:rFonts w:ascii="Times New Roman" w:hAnsi="Times New Roman" w:cs="Times New Roman"/>
+          <w:sz w:val="18"/>
+          <w:szCs w:val="18"/>
+          <w:lang w:val="en-GB"/>
+        </w:rPr>
+        <w:t>պարտադիր</w:t>
+      </w:r>
+      <w:proofErr w:type="spellEnd"/>
+      <w:r>
+        <w:rPr>
+          <w:rFonts w:ascii="Times New Roman" w:hAnsi="Times New Roman" w:cs="Times New Roman"/>
+          <w:sz w:val="18"/>
+          <w:szCs w:val="18"/>
+          <w:lang w:val="en-GB"/>
+        </w:rPr>
+        <w:t xml:space="preserve"> է </w:t>
+      </w:r>
+      <w:proofErr w:type="spellStart"/>
+      <w:r>
+        <w:rPr>
+          <w:rFonts w:ascii="Times New Roman" w:hAnsi="Times New Roman" w:cs="Times New Roman"/>
+          <w:sz w:val="18"/>
+          <w:szCs w:val="18"/>
+          <w:lang w:val="en-GB"/>
+        </w:rPr>
+        <w:t>Կողմերի</w:t>
+      </w:r>
+      <w:proofErr w:type="spellEnd"/>
+      <w:r>
+        <w:rPr>
+          <w:rFonts w:ascii="Times New Roman" w:hAnsi="Times New Roman" w:cs="Times New Roman"/>
+          <w:sz w:val="18"/>
+          <w:szCs w:val="18"/>
+          <w:lang w:val="en-GB"/>
+        </w:rPr>
+        <w:t xml:space="preserve"> </w:t>
+      </w:r>
+      <w:proofErr w:type="spellStart"/>
+      <w:r>
+        <w:rPr>
+          <w:rFonts w:ascii="Times New Roman" w:hAnsi="Times New Roman" w:cs="Times New Roman"/>
+          <w:sz w:val="18"/>
+          <w:szCs w:val="18"/>
+          <w:lang w:val="en-GB"/>
+        </w:rPr>
+        <w:t>իրավահաջորդների</w:t>
+      </w:r>
+      <w:proofErr w:type="spellEnd"/>
+      <w:r>
+        <w:rPr>
+          <w:rFonts w:ascii="Times New Roman" w:hAnsi="Times New Roman" w:cs="Times New Roman"/>
+          <w:sz w:val="18"/>
+          <w:szCs w:val="18"/>
+          <w:lang w:val="en-GB"/>
+        </w:rPr>
+        <w:t xml:space="preserve"> </w:t>
+      </w:r>
+      <w:proofErr w:type="spellStart"/>
+      <w:r>
+        <w:rPr>
+          <w:rFonts w:ascii="Times New Roman" w:hAnsi="Times New Roman" w:cs="Times New Roman"/>
+          <w:sz w:val="18"/>
+          <w:szCs w:val="18"/>
+          <w:lang w:val="en-GB"/>
+        </w:rPr>
+        <w:t>համար</w:t>
+      </w:r>
+      <w:proofErr w:type="spellEnd"/>
+      <w:r>
+        <w:rPr>
+          <w:rFonts w:ascii="Times New Roman" w:hAnsi="Times New Roman" w:cs="Times New Roman"/>
+          <w:sz w:val="18"/>
+          <w:szCs w:val="18"/>
+          <w:lang w:val="en-GB"/>
+        </w:rPr>
+        <w:t xml:space="preserve">։ </w:t>
+      </w:r>
+      <w:proofErr w:type="spellStart"/>
+      <w:r>
+        <w:rPr>
+          <w:rFonts w:ascii="Times New Roman" w:hAnsi="Times New Roman" w:cs="Times New Roman"/>
+          <w:sz w:val="18"/>
+          <w:szCs w:val="18"/>
+          <w:lang w:val="en-GB"/>
+        </w:rPr>
+        <w:t>Սույն</w:t>
+      </w:r>
+      <w:proofErr w:type="spellEnd"/>
+      <w:r>
+        <w:rPr>
+          <w:rFonts w:ascii="Times New Roman" w:hAnsi="Times New Roman" w:cs="Times New Roman"/>
+          <w:sz w:val="18"/>
+          <w:szCs w:val="18"/>
+          <w:lang w:val="en-GB"/>
+        </w:rPr>
+        <w:t xml:space="preserve"> </w:t>
+      </w:r>
+      <w:proofErr w:type="spellStart"/>
+      <w:r>
+        <w:rPr>
+          <w:rFonts w:ascii="Times New Roman" w:hAnsi="Times New Roman" w:cs="Times New Roman"/>
+          <w:sz w:val="18"/>
+          <w:szCs w:val="18"/>
+          <w:lang w:val="en-GB"/>
+        </w:rPr>
+        <w:t>պայմանագիրը</w:t>
+      </w:r>
+      <w:proofErr w:type="spellEnd"/>
+      <w:r>
+        <w:rPr>
+          <w:rFonts w:ascii="Times New Roman" w:hAnsi="Times New Roman" w:cs="Times New Roman"/>
+          <w:sz w:val="18"/>
+          <w:szCs w:val="18"/>
+          <w:lang w:val="en-GB"/>
+        </w:rPr>
+        <w:t xml:space="preserve"> </w:t>
+      </w:r>
+      <w:proofErr w:type="spellStart"/>
+      <w:r>
+        <w:rPr>
+          <w:rFonts w:ascii="Times New Roman" w:hAnsi="Times New Roman" w:cs="Times New Roman"/>
+          <w:sz w:val="18"/>
+          <w:szCs w:val="18"/>
+          <w:lang w:val="en-GB"/>
+        </w:rPr>
+        <w:t>կնքված</w:t>
+      </w:r>
+      <w:proofErr w:type="spellEnd"/>
+      <w:r>
+        <w:rPr>
+          <w:rFonts w:ascii="Times New Roman" w:hAnsi="Times New Roman" w:cs="Times New Roman"/>
+          <w:sz w:val="18"/>
+          <w:szCs w:val="18"/>
+          <w:lang w:val="en-GB"/>
+        </w:rPr>
+        <w:t xml:space="preserve"> է </w:t>
+      </w:r>
+      <w:proofErr w:type="spellStart"/>
+      <w:r>
+        <w:rPr>
+          <w:rFonts w:ascii="Times New Roman" w:hAnsi="Times New Roman" w:cs="Times New Roman"/>
+          <w:sz w:val="18"/>
+          <w:szCs w:val="18"/>
+          <w:lang w:val="en-GB"/>
+        </w:rPr>
+        <w:t>մեկ</w:t>
+      </w:r>
+      <w:proofErr w:type="spellEnd"/>
+      <w:r>
+        <w:rPr>
+          <w:rFonts w:ascii="Times New Roman" w:hAnsi="Times New Roman" w:cs="Times New Roman"/>
+          <w:sz w:val="18"/>
+          <w:szCs w:val="18"/>
+          <w:lang w:val="en-GB"/>
+        </w:rPr>
+        <w:t xml:space="preserve"> </w:t>
+      </w:r>
+      <w:proofErr w:type="spellStart"/>
+      <w:r>
+        <w:rPr>
+          <w:rFonts w:ascii="Times New Roman" w:hAnsi="Times New Roman" w:cs="Times New Roman"/>
+          <w:sz w:val="18"/>
+          <w:szCs w:val="18"/>
+          <w:lang w:val="en-GB"/>
+        </w:rPr>
+        <w:t>փաստաթուղթ</w:t>
+      </w:r>
+      <w:proofErr w:type="spellEnd"/>
+      <w:r>
+        <w:rPr>
+          <w:rFonts w:ascii="Times New Roman" w:hAnsi="Times New Roman" w:cs="Times New Roman"/>
+          <w:sz w:val="18"/>
+          <w:szCs w:val="18"/>
+          <w:lang w:val="en-GB"/>
+        </w:rPr>
+        <w:t xml:space="preserve"> </w:t>
+      </w:r>
+      <w:proofErr w:type="spellStart"/>
+      <w:r>
+        <w:rPr>
+          <w:rFonts w:ascii="Times New Roman" w:hAnsi="Times New Roman" w:cs="Times New Roman"/>
+          <w:sz w:val="18"/>
+          <w:szCs w:val="18"/>
+          <w:lang w:val="en-GB"/>
+        </w:rPr>
+        <w:t>կազմելու</w:t>
+      </w:r>
+      <w:proofErr w:type="spellEnd"/>
+      <w:r>
+        <w:rPr>
+          <w:rFonts w:ascii="Times New Roman" w:hAnsi="Times New Roman" w:cs="Times New Roman"/>
+          <w:sz w:val="18"/>
+          <w:szCs w:val="18"/>
+          <w:lang w:val="en-GB"/>
+        </w:rPr>
+        <w:t xml:space="preserve"> </w:t>
+      </w:r>
+      <w:proofErr w:type="spellStart"/>
+      <w:r>
+        <w:rPr>
+          <w:rFonts w:ascii="Times New Roman" w:hAnsi="Times New Roman" w:cs="Times New Roman"/>
+          <w:sz w:val="18"/>
+          <w:szCs w:val="18"/>
+          <w:lang w:val="en-GB"/>
+        </w:rPr>
+        <w:t>միջոցով</w:t>
+      </w:r>
+      <w:proofErr w:type="spellEnd"/>
+      <w:r>
+        <w:rPr>
+          <w:rFonts w:ascii="Times New Roman" w:hAnsi="Times New Roman" w:cs="Times New Roman"/>
+          <w:sz w:val="18"/>
+          <w:szCs w:val="18"/>
+          <w:lang w:val="en-GB"/>
+        </w:rPr>
+        <w:t xml:space="preserve">, </w:t>
+      </w:r>
+      <w:proofErr w:type="spellStart"/>
+      <w:r>
+        <w:rPr>
+          <w:rFonts w:ascii="Times New Roman" w:hAnsi="Times New Roman" w:cs="Times New Roman"/>
+          <w:sz w:val="18"/>
+          <w:szCs w:val="18"/>
+          <w:lang w:val="en-GB"/>
+        </w:rPr>
+        <w:t>հայերեն</w:t>
+      </w:r>
+      <w:proofErr w:type="spellEnd"/>
+      <w:r>
+        <w:rPr>
+          <w:rFonts w:ascii="Times New Roman" w:hAnsi="Times New Roman" w:cs="Times New Roman"/>
+          <w:sz w:val="18"/>
+          <w:szCs w:val="18"/>
+          <w:lang w:val="en-GB"/>
+        </w:rPr>
+        <w:t xml:space="preserve">, </w:t>
+      </w:r>
+      <w:proofErr w:type="spellStart"/>
+      <w:r>
+        <w:rPr>
+          <w:rFonts w:ascii="Times New Roman" w:hAnsi="Times New Roman" w:cs="Times New Roman"/>
+          <w:sz w:val="18"/>
+          <w:szCs w:val="18"/>
+          <w:lang w:val="en-GB"/>
+        </w:rPr>
+        <w:t>երկու</w:t>
+      </w:r>
+      <w:proofErr w:type="spellEnd"/>
+      <w:r>
+        <w:rPr>
+          <w:rFonts w:ascii="Times New Roman" w:hAnsi="Times New Roman" w:cs="Times New Roman"/>
+          <w:sz w:val="18"/>
+          <w:szCs w:val="18"/>
+          <w:lang w:val="en-GB"/>
+        </w:rPr>
+        <w:t xml:space="preserve"> </w:t>
+      </w:r>
+      <w:proofErr w:type="spellStart"/>
+      <w:r>
+        <w:rPr>
+          <w:rFonts w:ascii="Times New Roman" w:hAnsi="Times New Roman" w:cs="Times New Roman"/>
+          <w:sz w:val="18"/>
+          <w:szCs w:val="18"/>
+          <w:lang w:val="en-GB"/>
+        </w:rPr>
+        <w:t>հավասարազոր</w:t>
+      </w:r>
+      <w:proofErr w:type="spellEnd"/>
+      <w:r>
+        <w:rPr>
+          <w:rFonts w:ascii="Times New Roman" w:hAnsi="Times New Roman" w:cs="Times New Roman"/>
+          <w:sz w:val="18"/>
+          <w:szCs w:val="18"/>
+          <w:lang w:val="en-GB"/>
+        </w:rPr>
+        <w:t xml:space="preserve"> </w:t>
+      </w:r>
+      <w:proofErr w:type="spellStart"/>
+      <w:r>
+        <w:rPr>
+          <w:rFonts w:ascii="Times New Roman" w:hAnsi="Times New Roman" w:cs="Times New Roman"/>
+          <w:sz w:val="18"/>
+          <w:szCs w:val="18"/>
+          <w:lang w:val="en-GB"/>
+        </w:rPr>
+        <w:t>օրինակից</w:t>
+      </w:r>
+      <w:proofErr w:type="spellEnd"/>
+      <w:r>
+        <w:rPr>
+          <w:rFonts w:ascii="Times New Roman" w:hAnsi="Times New Roman" w:cs="Times New Roman"/>
+          <w:sz w:val="18"/>
+          <w:szCs w:val="18"/>
+          <w:lang w:val="en-GB"/>
+        </w:rPr>
+        <w:t xml:space="preserve">, </w:t>
+      </w:r>
+      <w:proofErr w:type="spellStart"/>
+      <w:r>
+        <w:rPr>
+          <w:rFonts w:ascii="Times New Roman" w:hAnsi="Times New Roman" w:cs="Times New Roman"/>
+          <w:sz w:val="18"/>
+          <w:szCs w:val="18"/>
+          <w:lang w:val="en-GB"/>
+        </w:rPr>
+        <w:t>կողմերից</w:t>
+      </w:r>
+      <w:proofErr w:type="spellEnd"/>
+      <w:r>
+        <w:rPr>
+          <w:rFonts w:ascii="Times New Roman" w:hAnsi="Times New Roman" w:cs="Times New Roman"/>
+          <w:sz w:val="18"/>
+          <w:szCs w:val="18"/>
+          <w:lang w:val="en-GB"/>
+        </w:rPr>
+        <w:t xml:space="preserve"> </w:t>
+      </w:r>
+      <w:proofErr w:type="spellStart"/>
+      <w:r>
+        <w:rPr>
+          <w:rFonts w:ascii="Times New Roman" w:hAnsi="Times New Roman" w:cs="Times New Roman"/>
+          <w:sz w:val="18"/>
+          <w:szCs w:val="18"/>
+          <w:lang w:val="en-GB"/>
+        </w:rPr>
+        <w:t>յուրաքանչյուրին</w:t>
+      </w:r>
+      <w:proofErr w:type="spellEnd"/>
+      <w:r>
+        <w:rPr>
+          <w:rFonts w:ascii="Times New Roman" w:hAnsi="Times New Roman" w:cs="Times New Roman"/>
+          <w:sz w:val="18"/>
+          <w:szCs w:val="18"/>
+          <w:lang w:val="en-GB"/>
+        </w:rPr>
+        <w:t xml:space="preserve">՝ </w:t>
+      </w:r>
+      <w:proofErr w:type="spellStart"/>
+      <w:r>
+        <w:rPr>
+          <w:rFonts w:ascii="Times New Roman" w:hAnsi="Times New Roman" w:cs="Times New Roman"/>
+          <w:sz w:val="18"/>
+          <w:szCs w:val="18"/>
+          <w:lang w:val="en-GB"/>
+        </w:rPr>
+        <w:t>մեկական</w:t>
+      </w:r>
+      <w:proofErr w:type="spellEnd"/>
+      <w:r>
+        <w:rPr>
+          <w:rFonts w:ascii="Times New Roman" w:hAnsi="Times New Roman" w:cs="Times New Roman"/>
+          <w:sz w:val="18"/>
+          <w:szCs w:val="18"/>
+          <w:lang w:val="en-GB"/>
+        </w:rPr>
+        <w:t xml:space="preserve"> </w:t>
+      </w:r>
+      <w:proofErr w:type="spellStart"/>
+      <w:r>
+        <w:rPr>
+          <w:rFonts w:ascii="Times New Roman" w:hAnsi="Times New Roman" w:cs="Times New Roman"/>
+          <w:sz w:val="18"/>
+          <w:szCs w:val="18"/>
+          <w:lang w:val="en-GB"/>
+        </w:rPr>
+        <w:t>օրինակ</w:t>
+      </w:r>
+      <w:proofErr w:type="spellEnd"/>
+      <w:r>
+        <w:rPr>
+          <w:rFonts w:ascii="Times New Roman" w:hAnsi="Times New Roman" w:cs="Times New Roman"/>
+          <w:sz w:val="18"/>
+          <w:szCs w:val="18"/>
+          <w:lang w:val="en-GB"/>
+        </w:rPr>
+        <w:t>։</w:t>
       </w:r>
     </w:p>
     <w:p>
@@ -8926,7 +15362,307 @@
           <w:szCs w:val="18"/>
           <w:lang w:val="en-GB"/>
         </w:rPr>
-        <w:t xml:space="preserve">  Սույնով Վարկառուն հաստատում է, որ նախքան պայմանագրի ստորագրումը Վարկատուն ծանոթացրել է Պայմանագրի դրույթներին, նաև բանավոր տեղեկացրել է և բացատրել է </w:t>
+        <w:t xml:space="preserve">  </w:t>
+      </w:r>
+      <w:proofErr w:type="spellStart"/>
+      <w:r>
+        <w:rPr>
+          <w:rFonts w:ascii="Times New Roman" w:hAnsi="Times New Roman" w:cs="Times New Roman"/>
+          <w:sz w:val="18"/>
+          <w:szCs w:val="18"/>
+          <w:lang w:val="en-GB"/>
+        </w:rPr>
+        <w:t>Սույնով</w:t>
+      </w:r>
+      <w:proofErr w:type="spellEnd"/>
+      <w:r>
+        <w:rPr>
+          <w:rFonts w:ascii="Times New Roman" w:hAnsi="Times New Roman" w:cs="Times New Roman"/>
+          <w:sz w:val="18"/>
+          <w:szCs w:val="18"/>
+          <w:lang w:val="en-GB"/>
+        </w:rPr>
+        <w:t xml:space="preserve"> </w:t>
+      </w:r>
+      <w:proofErr w:type="spellStart"/>
+      <w:r>
+        <w:rPr>
+          <w:rFonts w:ascii="Times New Roman" w:hAnsi="Times New Roman" w:cs="Times New Roman"/>
+          <w:sz w:val="18"/>
+          <w:szCs w:val="18"/>
+          <w:lang w:val="en-GB"/>
+        </w:rPr>
+        <w:t>Վարկառուն</w:t>
+      </w:r>
+      <w:proofErr w:type="spellEnd"/>
+      <w:r>
+        <w:rPr>
+          <w:rFonts w:ascii="Times New Roman" w:hAnsi="Times New Roman" w:cs="Times New Roman"/>
+          <w:sz w:val="18"/>
+          <w:szCs w:val="18"/>
+          <w:lang w:val="en-GB"/>
+        </w:rPr>
+        <w:t xml:space="preserve"> </w:t>
+      </w:r>
+      <w:proofErr w:type="spellStart"/>
+      <w:r>
+        <w:rPr>
+          <w:rFonts w:ascii="Times New Roman" w:hAnsi="Times New Roman" w:cs="Times New Roman"/>
+          <w:sz w:val="18"/>
+          <w:szCs w:val="18"/>
+          <w:lang w:val="en-GB"/>
+        </w:rPr>
+        <w:t>հաստատում</w:t>
+      </w:r>
+      <w:proofErr w:type="spellEnd"/>
+      <w:r>
+        <w:rPr>
+          <w:rFonts w:ascii="Times New Roman" w:hAnsi="Times New Roman" w:cs="Times New Roman"/>
+          <w:sz w:val="18"/>
+          <w:szCs w:val="18"/>
+          <w:lang w:val="en-GB"/>
+        </w:rPr>
+        <w:t xml:space="preserve"> է, </w:t>
+      </w:r>
+      <w:proofErr w:type="spellStart"/>
+      <w:r>
+        <w:rPr>
+          <w:rFonts w:ascii="Times New Roman" w:hAnsi="Times New Roman" w:cs="Times New Roman"/>
+          <w:sz w:val="18"/>
+          <w:szCs w:val="18"/>
+          <w:lang w:val="en-GB"/>
+        </w:rPr>
+        <w:t>որ</w:t>
+      </w:r>
+      <w:proofErr w:type="spellEnd"/>
+      <w:r>
+        <w:rPr>
+          <w:rFonts w:ascii="Times New Roman" w:hAnsi="Times New Roman" w:cs="Times New Roman"/>
+          <w:sz w:val="18"/>
+          <w:szCs w:val="18"/>
+          <w:lang w:val="en-GB"/>
+        </w:rPr>
+        <w:t xml:space="preserve"> </w:t>
+      </w:r>
+      <w:proofErr w:type="spellStart"/>
+      <w:r>
+        <w:rPr>
+          <w:rFonts w:ascii="Times New Roman" w:hAnsi="Times New Roman" w:cs="Times New Roman"/>
+          <w:sz w:val="18"/>
+          <w:szCs w:val="18"/>
+          <w:lang w:val="en-GB"/>
+        </w:rPr>
+        <w:t>նախքան</w:t>
+      </w:r>
+      <w:proofErr w:type="spellEnd"/>
+      <w:r>
+        <w:rPr>
+          <w:rFonts w:ascii="Times New Roman" w:hAnsi="Times New Roman" w:cs="Times New Roman"/>
+          <w:sz w:val="18"/>
+          <w:szCs w:val="18"/>
+          <w:lang w:val="en-GB"/>
+        </w:rPr>
+        <w:t xml:space="preserve"> </w:t>
+      </w:r>
+      <w:proofErr w:type="spellStart"/>
+      <w:r>
+        <w:rPr>
+          <w:rFonts w:ascii="Times New Roman" w:hAnsi="Times New Roman" w:cs="Times New Roman"/>
+          <w:sz w:val="18"/>
+          <w:szCs w:val="18"/>
+          <w:lang w:val="en-GB"/>
+        </w:rPr>
+        <w:t>պայմանագրի</w:t>
+      </w:r>
+      <w:proofErr w:type="spellEnd"/>
+      <w:r>
+        <w:rPr>
+          <w:rFonts w:ascii="Times New Roman" w:hAnsi="Times New Roman" w:cs="Times New Roman"/>
+          <w:sz w:val="18"/>
+          <w:szCs w:val="18"/>
+          <w:lang w:val="en-GB"/>
+        </w:rPr>
+        <w:t xml:space="preserve"> </w:t>
+      </w:r>
+      <w:proofErr w:type="spellStart"/>
+      <w:r>
+        <w:rPr>
+          <w:rFonts w:ascii="Times New Roman" w:hAnsi="Times New Roman" w:cs="Times New Roman"/>
+          <w:sz w:val="18"/>
+          <w:szCs w:val="18"/>
+          <w:lang w:val="en-GB"/>
+        </w:rPr>
+        <w:t>ստորագրումը</w:t>
+      </w:r>
+      <w:proofErr w:type="spellEnd"/>
+      <w:r>
+        <w:rPr>
+          <w:rFonts w:ascii="Times New Roman" w:hAnsi="Times New Roman" w:cs="Times New Roman"/>
+          <w:sz w:val="18"/>
+          <w:szCs w:val="18"/>
+          <w:lang w:val="en-GB"/>
+        </w:rPr>
+        <w:t xml:space="preserve"> </w:t>
+      </w:r>
+      <w:proofErr w:type="spellStart"/>
+      <w:r>
+        <w:rPr>
+          <w:rFonts w:ascii="Times New Roman" w:hAnsi="Times New Roman" w:cs="Times New Roman"/>
+          <w:sz w:val="18"/>
+          <w:szCs w:val="18"/>
+          <w:lang w:val="en-GB"/>
+        </w:rPr>
+        <w:t>Վարկատուն</w:t>
+      </w:r>
+      <w:proofErr w:type="spellEnd"/>
+      <w:r>
+        <w:rPr>
+          <w:rFonts w:ascii="Times New Roman" w:hAnsi="Times New Roman" w:cs="Times New Roman"/>
+          <w:sz w:val="18"/>
+          <w:szCs w:val="18"/>
+          <w:lang w:val="en-GB"/>
+        </w:rPr>
+        <w:t xml:space="preserve"> </w:t>
+      </w:r>
+      <w:proofErr w:type="spellStart"/>
+      <w:r>
+        <w:rPr>
+          <w:rFonts w:ascii="Times New Roman" w:hAnsi="Times New Roman" w:cs="Times New Roman"/>
+          <w:sz w:val="18"/>
+          <w:szCs w:val="18"/>
+          <w:lang w:val="en-GB"/>
+        </w:rPr>
+        <w:t>ծանոթացրել</w:t>
+      </w:r>
+      <w:proofErr w:type="spellEnd"/>
+      <w:r>
+        <w:rPr>
+          <w:rFonts w:ascii="Times New Roman" w:hAnsi="Times New Roman" w:cs="Times New Roman"/>
+          <w:sz w:val="18"/>
+          <w:szCs w:val="18"/>
+          <w:lang w:val="en-GB"/>
+        </w:rPr>
+        <w:t xml:space="preserve"> է </w:t>
+      </w:r>
+      <w:proofErr w:type="spellStart"/>
+      <w:r>
+        <w:rPr>
+          <w:rFonts w:ascii="Times New Roman" w:hAnsi="Times New Roman" w:cs="Times New Roman"/>
+          <w:sz w:val="18"/>
+          <w:szCs w:val="18"/>
+          <w:lang w:val="en-GB"/>
+        </w:rPr>
+        <w:t>Պայմանագրի</w:t>
+      </w:r>
+      <w:proofErr w:type="spellEnd"/>
+      <w:r>
+        <w:rPr>
+          <w:rFonts w:ascii="Times New Roman" w:hAnsi="Times New Roman" w:cs="Times New Roman"/>
+          <w:sz w:val="18"/>
+          <w:szCs w:val="18"/>
+          <w:lang w:val="en-GB"/>
+        </w:rPr>
+        <w:t xml:space="preserve"> </w:t>
+      </w:r>
+      <w:proofErr w:type="spellStart"/>
+      <w:r>
+        <w:rPr>
+          <w:rFonts w:ascii="Times New Roman" w:hAnsi="Times New Roman" w:cs="Times New Roman"/>
+          <w:sz w:val="18"/>
+          <w:szCs w:val="18"/>
+          <w:lang w:val="en-GB"/>
+        </w:rPr>
+        <w:t>դրույթներին</w:t>
+      </w:r>
+      <w:proofErr w:type="spellEnd"/>
+      <w:r>
+        <w:rPr>
+          <w:rFonts w:ascii="Times New Roman" w:hAnsi="Times New Roman" w:cs="Times New Roman"/>
+          <w:sz w:val="18"/>
+          <w:szCs w:val="18"/>
+          <w:lang w:val="en-GB"/>
+        </w:rPr>
+        <w:t xml:space="preserve">, </w:t>
+      </w:r>
+      <w:proofErr w:type="spellStart"/>
+      <w:r>
+        <w:rPr>
+          <w:rFonts w:ascii="Times New Roman" w:hAnsi="Times New Roman" w:cs="Times New Roman"/>
+          <w:sz w:val="18"/>
+          <w:szCs w:val="18"/>
+          <w:lang w:val="en-GB"/>
+        </w:rPr>
+        <w:t>նաև</w:t>
+      </w:r>
+      <w:proofErr w:type="spellEnd"/>
+      <w:r>
+        <w:rPr>
+          <w:rFonts w:ascii="Times New Roman" w:hAnsi="Times New Roman" w:cs="Times New Roman"/>
+          <w:sz w:val="18"/>
+          <w:szCs w:val="18"/>
+          <w:lang w:val="en-GB"/>
+        </w:rPr>
+        <w:t xml:space="preserve"> </w:t>
+      </w:r>
+      <w:proofErr w:type="spellStart"/>
+      <w:r>
+        <w:rPr>
+          <w:rFonts w:ascii="Times New Roman" w:hAnsi="Times New Roman" w:cs="Times New Roman"/>
+          <w:sz w:val="18"/>
+          <w:szCs w:val="18"/>
+          <w:lang w:val="en-GB"/>
+        </w:rPr>
+        <w:t>բանավոր</w:t>
+      </w:r>
+      <w:proofErr w:type="spellEnd"/>
+      <w:r>
+        <w:rPr>
+          <w:rFonts w:ascii="Times New Roman" w:hAnsi="Times New Roman" w:cs="Times New Roman"/>
+          <w:sz w:val="18"/>
+          <w:szCs w:val="18"/>
+          <w:lang w:val="en-GB"/>
+        </w:rPr>
+        <w:t xml:space="preserve"> </w:t>
+      </w:r>
+      <w:proofErr w:type="spellStart"/>
+      <w:r>
+        <w:rPr>
+          <w:rFonts w:ascii="Times New Roman" w:hAnsi="Times New Roman" w:cs="Times New Roman"/>
+          <w:sz w:val="18"/>
+          <w:szCs w:val="18"/>
+          <w:lang w:val="en-GB"/>
+        </w:rPr>
+        <w:t>տեղեկացրել</w:t>
+      </w:r>
+      <w:proofErr w:type="spellEnd"/>
+      <w:r>
+        <w:rPr>
+          <w:rFonts w:ascii="Times New Roman" w:hAnsi="Times New Roman" w:cs="Times New Roman"/>
+          <w:sz w:val="18"/>
+          <w:szCs w:val="18"/>
+          <w:lang w:val="en-GB"/>
+        </w:rPr>
+        <w:t xml:space="preserve"> է և </w:t>
+      </w:r>
+      <w:proofErr w:type="spellStart"/>
+      <w:r>
+        <w:rPr>
+          <w:rFonts w:ascii="Times New Roman" w:hAnsi="Times New Roman" w:cs="Times New Roman"/>
+          <w:sz w:val="18"/>
+          <w:szCs w:val="18"/>
+          <w:lang w:val="en-GB"/>
+        </w:rPr>
+        <w:t>բացատրել</w:t>
+      </w:r>
+      <w:proofErr w:type="spellEnd"/>
+      <w:r>
+        <w:rPr>
+          <w:rFonts w:ascii="Times New Roman" w:hAnsi="Times New Roman" w:cs="Times New Roman"/>
+          <w:sz w:val="18"/>
+          <w:szCs w:val="18"/>
+          <w:lang w:val="en-GB"/>
+        </w:rPr>
+        <w:t xml:space="preserve"> է </w:t>
       </w:r>
     </w:p>
     <w:p>
@@ -8957,14 +15693,45 @@
         </w:rPr>
         <w:t xml:space="preserve">ՀՀ օրենսդրությամբ նախքան պայմանագրի կնքումը պարտադիր </w:t>
       </w:r>
-      <w:r>
-        <w:rPr>
-          <w:rFonts w:ascii="Times New Roman" w:hAnsi="Times New Roman" w:cs="Times New Roman"/>
-          <w:sz w:val="18"/>
-          <w:szCs w:val="18"/>
-          <w:lang w:val="en-GB"/>
-        </w:rPr>
-        <w:t>ներկայացվող տեղեկատվությունը,</w:t>
+      <w:proofErr w:type="spellStart"/>
+      <w:r>
+        <w:rPr>
+          <w:rFonts w:ascii="Times New Roman" w:hAnsi="Times New Roman" w:cs="Times New Roman"/>
+          <w:sz w:val="18"/>
+          <w:szCs w:val="18"/>
+          <w:lang w:val="en-GB"/>
+        </w:rPr>
+        <w:t>ներկայացվող</w:t>
+      </w:r>
+      <w:proofErr w:type="spellEnd"/>
+      <w:r>
+        <w:rPr>
+          <w:rFonts w:ascii="Times New Roman" w:hAnsi="Times New Roman" w:cs="Times New Roman"/>
+          <w:sz w:val="18"/>
+          <w:szCs w:val="18"/>
+          <w:lang w:val="en-GB"/>
+        </w:rPr>
+        <w:t xml:space="preserve"> </w:t>
+      </w:r>
+      <w:proofErr w:type="spellStart"/>
+      <w:r>
+        <w:rPr>
+          <w:rFonts w:ascii="Times New Roman" w:hAnsi="Times New Roman" w:cs="Times New Roman"/>
+          <w:sz w:val="18"/>
+          <w:szCs w:val="18"/>
+          <w:lang w:val="en-GB"/>
+        </w:rPr>
+        <w:t>տեղեկատվությունը</w:t>
+      </w:r>
+      <w:proofErr w:type="spellEnd"/>
+      <w:r>
+        <w:rPr>
+          <w:rFonts w:ascii="Times New Roman" w:hAnsi="Times New Roman" w:cs="Times New Roman"/>
+          <w:sz w:val="18"/>
+          <w:szCs w:val="18"/>
+          <w:lang w:val="en-GB"/>
+        </w:rPr>
+        <w:t>,</w:t>
       </w:r>
     </w:p>
     <w:p>
@@ -8986,14 +15753,445 @@
           <w:lang w:val="hy-AM"/>
         </w:rPr>
       </w:pPr>
-      <w:r>
-        <w:rPr>
-          <w:rFonts w:ascii="Times New Roman" w:hAnsi="Times New Roman" w:cs="Times New Roman"/>
-          <w:sz w:val="18"/>
-          <w:szCs w:val="18"/>
-          <w:lang w:val="en-GB"/>
-        </w:rPr>
-        <w:t>Վարկառուի՝ Պայմանագրի կնքումից հետո առաջացող պահանջները, դիմումները, բողոքները Վարկատուին ներկայացնելու կարգը, ինչպես նաև Վարկատուի կողմից պահանջնրտի, դիմումների, բողոքների քննարկման կարգը և ժամկետները,</w:t>
+      <w:proofErr w:type="spellStart"/>
+      <w:r>
+        <w:rPr>
+          <w:rFonts w:ascii="Times New Roman" w:hAnsi="Times New Roman" w:cs="Times New Roman"/>
+          <w:sz w:val="18"/>
+          <w:szCs w:val="18"/>
+          <w:lang w:val="en-GB"/>
+        </w:rPr>
+        <w:t>Վարկառուի</w:t>
+      </w:r>
+      <w:proofErr w:type="spellEnd"/>
+      <w:r>
+        <w:rPr>
+          <w:rFonts w:ascii="Times New Roman" w:hAnsi="Times New Roman" w:cs="Times New Roman"/>
+          <w:sz w:val="18"/>
+          <w:szCs w:val="18"/>
+          <w:lang w:val="en-GB"/>
+        </w:rPr>
+        <w:t xml:space="preserve">՝ </w:t>
+      </w:r>
+      <w:proofErr w:type="spellStart"/>
+      <w:r>
+        <w:rPr>
+          <w:rFonts w:ascii="Times New Roman" w:hAnsi="Times New Roman" w:cs="Times New Roman"/>
+          <w:sz w:val="18"/>
+          <w:szCs w:val="18"/>
+          <w:lang w:val="en-GB"/>
+        </w:rPr>
+        <w:t>Պայմանագրի</w:t>
+      </w:r>
+      <w:proofErr w:type="spellEnd"/>
+      <w:r>
+        <w:rPr>
+          <w:rFonts w:ascii="Times New Roman" w:hAnsi="Times New Roman" w:cs="Times New Roman"/>
+          <w:sz w:val="18"/>
+          <w:szCs w:val="18"/>
+          <w:lang w:val="en-GB"/>
+        </w:rPr>
+        <w:t xml:space="preserve"> </w:t>
+      </w:r>
+      <w:proofErr w:type="spellStart"/>
+      <w:r>
+        <w:rPr>
+          <w:rFonts w:ascii="Times New Roman" w:hAnsi="Times New Roman" w:cs="Times New Roman"/>
+          <w:sz w:val="18"/>
+          <w:szCs w:val="18"/>
+          <w:lang w:val="en-GB"/>
+        </w:rPr>
+        <w:t>կնքումից</w:t>
+      </w:r>
+      <w:proofErr w:type="spellEnd"/>
+      <w:r>
+        <w:rPr>
+          <w:rFonts w:ascii="Times New Roman" w:hAnsi="Times New Roman" w:cs="Times New Roman"/>
+          <w:sz w:val="18"/>
+          <w:szCs w:val="18"/>
+          <w:lang w:val="en-GB"/>
+        </w:rPr>
+        <w:t xml:space="preserve"> </w:t>
+      </w:r>
+      <w:proofErr w:type="spellStart"/>
+      <w:r>
+        <w:rPr>
+          <w:rFonts w:ascii="Times New Roman" w:hAnsi="Times New Roman" w:cs="Times New Roman"/>
+          <w:sz w:val="18"/>
+          <w:szCs w:val="18"/>
+          <w:lang w:val="en-GB"/>
+        </w:rPr>
+        <w:t>հետո</w:t>
+      </w:r>
+      <w:proofErr w:type="spellEnd"/>
+      <w:r>
+        <w:rPr>
+          <w:rFonts w:ascii="Times New Roman" w:hAnsi="Times New Roman" w:cs="Times New Roman"/>
+          <w:sz w:val="18"/>
+          <w:szCs w:val="18"/>
+          <w:lang w:val="en-GB"/>
+        </w:rPr>
+        <w:t xml:space="preserve"> </w:t>
+      </w:r>
+      <w:proofErr w:type="spellStart"/>
+      <w:r>
+        <w:rPr>
+          <w:rFonts w:ascii="Times New Roman" w:hAnsi="Times New Roman" w:cs="Times New Roman"/>
+          <w:sz w:val="18"/>
+          <w:szCs w:val="18"/>
+          <w:lang w:val="en-GB"/>
+        </w:rPr>
+        <w:t>առաջացող</w:t>
+      </w:r>
+      <w:proofErr w:type="spellEnd"/>
+      <w:r>
+        <w:rPr>
+          <w:rFonts w:ascii="Times New Roman" w:hAnsi="Times New Roman" w:cs="Times New Roman"/>
+          <w:sz w:val="18"/>
+          <w:szCs w:val="18"/>
+          <w:lang w:val="en-GB"/>
+        </w:rPr>
+        <w:t xml:space="preserve"> </w:t>
+      </w:r>
+      <w:proofErr w:type="spellStart"/>
+      <w:r>
+        <w:rPr>
+          <w:rFonts w:ascii="Times New Roman" w:hAnsi="Times New Roman" w:cs="Times New Roman"/>
+          <w:sz w:val="18"/>
+          <w:szCs w:val="18"/>
+          <w:lang w:val="en-GB"/>
+        </w:rPr>
+        <w:t>պահանջները</w:t>
+      </w:r>
+      <w:proofErr w:type="spellEnd"/>
+      <w:r>
+        <w:rPr>
+          <w:rFonts w:ascii="Times New Roman" w:hAnsi="Times New Roman" w:cs="Times New Roman"/>
+          <w:sz w:val="18"/>
+          <w:szCs w:val="18"/>
+          <w:lang w:val="en-GB"/>
+        </w:rPr>
+        <w:t xml:space="preserve">, </w:t>
+      </w:r>
+      <w:proofErr w:type="spellStart"/>
+      <w:r>
+        <w:rPr>
+          <w:rFonts w:ascii="Times New Roman" w:hAnsi="Times New Roman" w:cs="Times New Roman"/>
+          <w:sz w:val="18"/>
+          <w:szCs w:val="18"/>
+          <w:lang w:val="en-GB"/>
+        </w:rPr>
+        <w:t>դիմումները</w:t>
+      </w:r>
+      <w:proofErr w:type="spellEnd"/>
+      <w:r>
+        <w:rPr>
+          <w:rFonts w:ascii="Times New Roman" w:hAnsi="Times New Roman" w:cs="Times New Roman"/>
+          <w:sz w:val="18"/>
+          <w:szCs w:val="18"/>
+          <w:lang w:val="en-GB"/>
+        </w:rPr>
+        <w:t xml:space="preserve">, </w:t>
+      </w:r>
+      <w:proofErr w:type="spellStart"/>
+      <w:r>
+        <w:rPr>
+          <w:rFonts w:ascii="Times New Roman" w:hAnsi="Times New Roman" w:cs="Times New Roman"/>
+          <w:sz w:val="18"/>
+          <w:szCs w:val="18"/>
+          <w:lang w:val="en-GB"/>
+        </w:rPr>
+        <w:t>բողոքները</w:t>
+      </w:r>
+      <w:proofErr w:type="spellEnd"/>
+      <w:r>
+        <w:rPr>
+          <w:rFonts w:ascii="Times New Roman" w:hAnsi="Times New Roman" w:cs="Times New Roman"/>
+          <w:sz w:val="18"/>
+          <w:szCs w:val="18"/>
+          <w:lang w:val="en-GB"/>
+        </w:rPr>
+        <w:t xml:space="preserve"> </w:t>
+      </w:r>
+      <w:proofErr w:type="spellStart"/>
+      <w:r>
+        <w:rPr>
+          <w:rFonts w:ascii="Times New Roman" w:hAnsi="Times New Roman" w:cs="Times New Roman"/>
+          <w:sz w:val="18"/>
+          <w:szCs w:val="18"/>
+          <w:lang w:val="en-GB"/>
+        </w:rPr>
+        <w:t>Վարկատուին</w:t>
+      </w:r>
+      <w:proofErr w:type="spellEnd"/>
+      <w:r>
+        <w:rPr>
+          <w:rFonts w:ascii="Times New Roman" w:hAnsi="Times New Roman" w:cs="Times New Roman"/>
+          <w:sz w:val="18"/>
+          <w:szCs w:val="18"/>
+          <w:lang w:val="en-GB"/>
+        </w:rPr>
+        <w:t xml:space="preserve"> </w:t>
+      </w:r>
+      <w:proofErr w:type="spellStart"/>
+      <w:r>
+        <w:rPr>
+          <w:rFonts w:ascii="Times New Roman" w:hAnsi="Times New Roman" w:cs="Times New Roman"/>
+          <w:sz w:val="18"/>
+          <w:szCs w:val="18"/>
+          <w:lang w:val="en-GB"/>
+        </w:rPr>
+        <w:t>ներկայացնելու</w:t>
+      </w:r>
+      <w:proofErr w:type="spellEnd"/>
+      <w:r>
+        <w:rPr>
+          <w:rFonts w:ascii="Times New Roman" w:hAnsi="Times New Roman" w:cs="Times New Roman"/>
+          <w:sz w:val="18"/>
+          <w:szCs w:val="18"/>
+          <w:lang w:val="en-GB"/>
+        </w:rPr>
+        <w:t xml:space="preserve"> </w:t>
+      </w:r>
+      <w:proofErr w:type="spellStart"/>
+      <w:r>
+        <w:rPr>
+          <w:rFonts w:ascii="Times New Roman" w:hAnsi="Times New Roman" w:cs="Times New Roman"/>
+          <w:sz w:val="18"/>
+          <w:szCs w:val="18"/>
+          <w:lang w:val="en-GB"/>
+        </w:rPr>
+        <w:t>կարգը</w:t>
+      </w:r>
+      <w:proofErr w:type="spellEnd"/>
+      <w:r>
+        <w:rPr>
+          <w:rFonts w:ascii="Times New Roman" w:hAnsi="Times New Roman" w:cs="Times New Roman"/>
+          <w:sz w:val="18"/>
+          <w:szCs w:val="18"/>
+          <w:lang w:val="en-GB"/>
+        </w:rPr>
+        <w:t xml:space="preserve">, </w:t>
+      </w:r>
+      <w:proofErr w:type="spellStart"/>
+      <w:r>
+        <w:rPr>
+          <w:rFonts w:ascii="Times New Roman" w:hAnsi="Times New Roman" w:cs="Times New Roman"/>
+          <w:sz w:val="18"/>
+          <w:szCs w:val="18"/>
+          <w:lang w:val="en-GB"/>
+        </w:rPr>
+        <w:t>ինչպես</w:t>
+      </w:r>
+      <w:proofErr w:type="spellEnd"/>
+      <w:r>
+        <w:rPr>
+          <w:rFonts w:ascii="Times New Roman" w:hAnsi="Times New Roman" w:cs="Times New Roman"/>
+          <w:sz w:val="18"/>
+          <w:szCs w:val="18"/>
+          <w:lang w:val="en-GB"/>
+        </w:rPr>
+        <w:t xml:space="preserve"> </w:t>
+      </w:r>
+      <w:proofErr w:type="spellStart"/>
+      <w:r>
+        <w:rPr>
+          <w:rFonts w:ascii="Times New Roman" w:hAnsi="Times New Roman" w:cs="Times New Roman"/>
+          <w:sz w:val="18"/>
+          <w:szCs w:val="18"/>
+          <w:lang w:val="en-GB"/>
+        </w:rPr>
+        <w:t>նաև</w:t>
+      </w:r>
+      <w:proofErr w:type="spellEnd"/>
+      <w:r>
+        <w:rPr>
+          <w:rFonts w:ascii="Times New Roman" w:hAnsi="Times New Roman" w:cs="Times New Roman"/>
+          <w:sz w:val="18"/>
+          <w:szCs w:val="18"/>
+          <w:lang w:val="en-GB"/>
+        </w:rPr>
+        <w:t xml:space="preserve"> </w:t>
+      </w:r>
+      <w:proofErr w:type="spellStart"/>
+      <w:r>
+        <w:rPr>
+          <w:rFonts w:ascii="Times New Roman" w:hAnsi="Times New Roman" w:cs="Times New Roman"/>
+          <w:sz w:val="18"/>
+          <w:szCs w:val="18"/>
+          <w:lang w:val="en-GB"/>
+        </w:rPr>
+        <w:t>Վարկատուի</w:t>
+      </w:r>
+      <w:proofErr w:type="spellEnd"/>
+      <w:r>
+        <w:rPr>
+          <w:rFonts w:ascii="Times New Roman" w:hAnsi="Times New Roman" w:cs="Times New Roman"/>
+          <w:sz w:val="18"/>
+          <w:szCs w:val="18"/>
+          <w:lang w:val="en-GB"/>
+        </w:rPr>
+        <w:t xml:space="preserve"> </w:t>
+      </w:r>
+      <w:proofErr w:type="spellStart"/>
+      <w:r>
+        <w:rPr>
+          <w:rFonts w:ascii="Times New Roman" w:hAnsi="Times New Roman" w:cs="Times New Roman"/>
+          <w:sz w:val="18"/>
+          <w:szCs w:val="18"/>
+          <w:lang w:val="en-GB"/>
+        </w:rPr>
+        <w:t>կողմից</w:t>
+      </w:r>
+      <w:proofErr w:type="spellEnd"/>
+      <w:r>
+        <w:rPr>
+          <w:rFonts w:ascii="Times New Roman" w:hAnsi="Times New Roman" w:cs="Times New Roman"/>
+          <w:sz w:val="18"/>
+          <w:szCs w:val="18"/>
+          <w:lang w:val="en-GB"/>
+        </w:rPr>
+        <w:t xml:space="preserve"> </w:t>
+      </w:r>
+      <w:proofErr w:type="spellStart"/>
+      <w:r>
+        <w:rPr>
+          <w:rFonts w:ascii="Times New Roman" w:hAnsi="Times New Roman" w:cs="Times New Roman"/>
+          <w:sz w:val="18"/>
+          <w:szCs w:val="18"/>
+          <w:lang w:val="en-GB"/>
+        </w:rPr>
+        <w:t>պահանջն</w:t>
+      </w:r>
+      <w:proofErr w:type="spellEnd"/>
+      <w:r>
+        <w:rPr>
+          <w:rFonts w:ascii="Times New Roman" w:hAnsi="Times New Roman" w:cs="Times New Roman"/>
+          <w:sz w:val="18"/>
+          <w:szCs w:val="18"/>
+          <w:lang w:val="hy-AM"/>
+        </w:rPr>
+        <w:t>ե</w:t>
+      </w:r>
+      <w:proofErr w:type="spellStart"/>
+      <w:r>
+        <w:rPr>
+          <w:rFonts w:ascii="Times New Roman" w:hAnsi="Times New Roman" w:cs="Times New Roman"/>
+          <w:sz w:val="18"/>
+          <w:szCs w:val="18"/>
+          <w:lang w:val="en-GB"/>
+        </w:rPr>
+        <w:t>րի</w:t>
+      </w:r>
+      <w:proofErr w:type="spellEnd"/>
+      <w:r>
+        <w:rPr>
+          <w:rFonts w:ascii="Times New Roman" w:hAnsi="Times New Roman" w:cs="Times New Roman"/>
+          <w:sz w:val="18"/>
+          <w:szCs w:val="18"/>
+          <w:lang w:val="en-GB"/>
+        </w:rPr>
+        <w:t xml:space="preserve">, </w:t>
+      </w:r>
+      <w:proofErr w:type="spellStart"/>
+      <w:r>
+        <w:rPr>
+          <w:rFonts w:ascii="Times New Roman" w:hAnsi="Times New Roman" w:cs="Times New Roman"/>
+          <w:sz w:val="18"/>
+          <w:szCs w:val="18"/>
+          <w:lang w:val="en-GB"/>
+        </w:rPr>
+        <w:t>դիմումների</w:t>
+      </w:r>
+      <w:proofErr w:type="spellEnd"/>
+      <w:r>
+        <w:rPr>
+          <w:rFonts w:ascii="Times New Roman" w:hAnsi="Times New Roman" w:cs="Times New Roman"/>
+          <w:sz w:val="18"/>
+          <w:szCs w:val="18"/>
+          <w:lang w:val="en-GB"/>
+        </w:rPr>
+        <w:t xml:space="preserve">, </w:t>
+      </w:r>
+      <w:proofErr w:type="spellStart"/>
+      <w:r>
+        <w:rPr>
+          <w:rFonts w:ascii="Times New Roman" w:hAnsi="Times New Roman" w:cs="Times New Roman"/>
+          <w:sz w:val="18"/>
+          <w:szCs w:val="18"/>
+          <w:lang w:val="en-GB"/>
+        </w:rPr>
+        <w:t>բողոքների</w:t>
+      </w:r>
+      <w:proofErr w:type="spellEnd"/>
+      <w:r>
+        <w:rPr>
+          <w:rFonts w:ascii="Times New Roman" w:hAnsi="Times New Roman" w:cs="Times New Roman"/>
+          <w:sz w:val="18"/>
+          <w:szCs w:val="18"/>
+          <w:lang w:val="en-GB"/>
+        </w:rPr>
+        <w:t xml:space="preserve"> </w:t>
+      </w:r>
+      <w:proofErr w:type="spellStart"/>
+      <w:r>
+        <w:rPr>
+          <w:rFonts w:ascii="Times New Roman" w:hAnsi="Times New Roman" w:cs="Times New Roman"/>
+          <w:sz w:val="18"/>
+          <w:szCs w:val="18"/>
+          <w:lang w:val="en-GB"/>
+        </w:rPr>
+        <w:t>քննարկման</w:t>
+      </w:r>
+      <w:proofErr w:type="spellEnd"/>
+      <w:r>
+        <w:rPr>
+          <w:rFonts w:ascii="Times New Roman" w:hAnsi="Times New Roman" w:cs="Times New Roman"/>
+          <w:sz w:val="18"/>
+          <w:szCs w:val="18"/>
+          <w:lang w:val="en-GB"/>
+        </w:rPr>
+        <w:t xml:space="preserve"> </w:t>
+      </w:r>
+      <w:proofErr w:type="spellStart"/>
+      <w:r>
+        <w:rPr>
+          <w:rFonts w:ascii="Times New Roman" w:hAnsi="Times New Roman" w:cs="Times New Roman"/>
+          <w:sz w:val="18"/>
+          <w:szCs w:val="18"/>
+          <w:lang w:val="en-GB"/>
+        </w:rPr>
+        <w:t>կարգը</w:t>
+      </w:r>
+      <w:proofErr w:type="spellEnd"/>
+      <w:r>
+        <w:rPr>
+          <w:rFonts w:ascii="Times New Roman" w:hAnsi="Times New Roman" w:cs="Times New Roman"/>
+          <w:sz w:val="18"/>
+          <w:szCs w:val="18"/>
+          <w:lang w:val="en-GB"/>
+        </w:rPr>
+        <w:t xml:space="preserve"> և </w:t>
+      </w:r>
+      <w:proofErr w:type="spellStart"/>
+      <w:r>
+        <w:rPr>
+          <w:rFonts w:ascii="Times New Roman" w:hAnsi="Times New Roman" w:cs="Times New Roman"/>
+          <w:sz w:val="18"/>
+          <w:szCs w:val="18"/>
+          <w:lang w:val="en-GB"/>
+        </w:rPr>
+        <w:t>ժամկետները</w:t>
+      </w:r>
+      <w:proofErr w:type="spellEnd"/>
+      <w:r>
+        <w:rPr>
+          <w:rFonts w:ascii="Times New Roman" w:hAnsi="Times New Roman" w:cs="Times New Roman"/>
+          <w:sz w:val="18"/>
+          <w:szCs w:val="18"/>
+          <w:lang w:val="en-GB"/>
+        </w:rPr>
+        <w:t>,</w:t>
       </w:r>
     </w:p>
     <w:p>
@@ -9015,14 +16213,465 @@
           <w:lang w:val="hy-AM"/>
         </w:rPr>
       </w:pPr>
-      <w:r>
-        <w:rPr>
-          <w:rFonts w:ascii="Times New Roman" w:hAnsi="Times New Roman" w:cs="Times New Roman"/>
-          <w:sz w:val="18"/>
-          <w:szCs w:val="18"/>
-          <w:lang w:val="en-GB"/>
-        </w:rPr>
-        <w:t>Վարկառուի իրավունքները դատական կարգով, ինչպես նաև արբիտրաժային դատարանի և/կամ Ֆինանսական համակարգի հաշտարարի միջոցով պաշտպանելու հնարավորության մասին՝ տրամադրելով «Ինչ անել, եթե բողոք ունեք» ձևաթուղթը,</w:t>
+      <w:proofErr w:type="spellStart"/>
+      <w:r>
+        <w:rPr>
+          <w:rFonts w:ascii="Times New Roman" w:hAnsi="Times New Roman" w:cs="Times New Roman"/>
+          <w:sz w:val="18"/>
+          <w:szCs w:val="18"/>
+          <w:lang w:val="en-GB"/>
+        </w:rPr>
+        <w:t>Վարկառուի</w:t>
+      </w:r>
+      <w:proofErr w:type="spellEnd"/>
+      <w:r>
+        <w:rPr>
+          <w:rFonts w:ascii="Times New Roman" w:hAnsi="Times New Roman" w:cs="Times New Roman"/>
+          <w:sz w:val="18"/>
+          <w:szCs w:val="18"/>
+          <w:lang w:val="en-GB"/>
+        </w:rPr>
+        <w:t xml:space="preserve"> </w:t>
+      </w:r>
+      <w:proofErr w:type="spellStart"/>
+      <w:r>
+        <w:rPr>
+          <w:rFonts w:ascii="Times New Roman" w:hAnsi="Times New Roman" w:cs="Times New Roman"/>
+          <w:sz w:val="18"/>
+          <w:szCs w:val="18"/>
+          <w:lang w:val="en-GB"/>
+        </w:rPr>
+        <w:t>իրավունքները</w:t>
+      </w:r>
+      <w:proofErr w:type="spellEnd"/>
+      <w:r>
+        <w:rPr>
+          <w:rFonts w:ascii="Times New Roman" w:hAnsi="Times New Roman" w:cs="Times New Roman"/>
+          <w:sz w:val="18"/>
+          <w:szCs w:val="18"/>
+          <w:lang w:val="en-GB"/>
+        </w:rPr>
+        <w:t xml:space="preserve"> </w:t>
+      </w:r>
+      <w:proofErr w:type="spellStart"/>
+      <w:r>
+        <w:rPr>
+          <w:rFonts w:ascii="Times New Roman" w:hAnsi="Times New Roman" w:cs="Times New Roman"/>
+          <w:sz w:val="18"/>
+          <w:szCs w:val="18"/>
+          <w:lang w:val="en-GB"/>
+        </w:rPr>
+        <w:t>դատական</w:t>
+      </w:r>
+      <w:proofErr w:type="spellEnd"/>
+      <w:r>
+        <w:rPr>
+          <w:rFonts w:ascii="Times New Roman" w:hAnsi="Times New Roman" w:cs="Times New Roman"/>
+          <w:sz w:val="18"/>
+          <w:szCs w:val="18"/>
+          <w:lang w:val="en-GB"/>
+        </w:rPr>
+        <w:t xml:space="preserve"> </w:t>
+      </w:r>
+      <w:proofErr w:type="spellStart"/>
+      <w:r>
+        <w:rPr>
+          <w:rFonts w:ascii="Times New Roman" w:hAnsi="Times New Roman" w:cs="Times New Roman"/>
+          <w:sz w:val="18"/>
+          <w:szCs w:val="18"/>
+          <w:lang w:val="en-GB"/>
+        </w:rPr>
+        <w:t>կարգով</w:t>
+      </w:r>
+      <w:proofErr w:type="spellEnd"/>
+      <w:r>
+        <w:rPr>
+          <w:rFonts w:ascii="Times New Roman" w:hAnsi="Times New Roman" w:cs="Times New Roman"/>
+          <w:sz w:val="18"/>
+          <w:szCs w:val="18"/>
+          <w:lang w:val="en-GB"/>
+        </w:rPr>
+        <w:t xml:space="preserve">, </w:t>
+      </w:r>
+      <w:proofErr w:type="spellStart"/>
+      <w:r>
+        <w:rPr>
+          <w:rFonts w:ascii="Times New Roman" w:hAnsi="Times New Roman" w:cs="Times New Roman"/>
+          <w:sz w:val="18"/>
+          <w:szCs w:val="18"/>
+          <w:lang w:val="en-GB"/>
+        </w:rPr>
+        <w:t>ինչպես</w:t>
+      </w:r>
+      <w:proofErr w:type="spellEnd"/>
+      <w:r>
+        <w:rPr>
+          <w:rFonts w:ascii="Times New Roman" w:hAnsi="Times New Roman" w:cs="Times New Roman"/>
+          <w:sz w:val="18"/>
+          <w:szCs w:val="18"/>
+          <w:lang w:val="en-GB"/>
+        </w:rPr>
+        <w:t xml:space="preserve"> </w:t>
+      </w:r>
+      <w:proofErr w:type="spellStart"/>
+      <w:r>
+        <w:rPr>
+          <w:rFonts w:ascii="Times New Roman" w:hAnsi="Times New Roman" w:cs="Times New Roman"/>
+          <w:sz w:val="18"/>
+          <w:szCs w:val="18"/>
+          <w:lang w:val="en-GB"/>
+        </w:rPr>
+        <w:t>նաև</w:t>
+      </w:r>
+      <w:proofErr w:type="spellEnd"/>
+      <w:r>
+        <w:rPr>
+          <w:rFonts w:ascii="Times New Roman" w:hAnsi="Times New Roman" w:cs="Times New Roman"/>
+          <w:sz w:val="18"/>
+          <w:szCs w:val="18"/>
+          <w:lang w:val="en-GB"/>
+        </w:rPr>
+        <w:t xml:space="preserve"> </w:t>
+      </w:r>
+      <w:proofErr w:type="spellStart"/>
+      <w:r>
+        <w:rPr>
+          <w:rFonts w:ascii="Times New Roman" w:hAnsi="Times New Roman" w:cs="Times New Roman"/>
+          <w:sz w:val="18"/>
+          <w:szCs w:val="18"/>
+          <w:lang w:val="en-GB"/>
+        </w:rPr>
+        <w:t>արբիտրաժային</w:t>
+      </w:r>
+      <w:proofErr w:type="spellEnd"/>
+      <w:r>
+        <w:rPr>
+          <w:rFonts w:ascii="Times New Roman" w:hAnsi="Times New Roman" w:cs="Times New Roman"/>
+          <w:sz w:val="18"/>
+          <w:szCs w:val="18"/>
+          <w:lang w:val="en-GB"/>
+        </w:rPr>
+        <w:t xml:space="preserve"> </w:t>
+      </w:r>
+      <w:proofErr w:type="spellStart"/>
+      <w:r>
+        <w:rPr>
+          <w:rFonts w:ascii="Times New Roman" w:hAnsi="Times New Roman" w:cs="Times New Roman"/>
+          <w:sz w:val="18"/>
+          <w:szCs w:val="18"/>
+          <w:lang w:val="en-GB"/>
+        </w:rPr>
+        <w:t>դատարանի</w:t>
+      </w:r>
+      <w:proofErr w:type="spellEnd"/>
+      <w:r>
+        <w:rPr>
+          <w:rFonts w:ascii="Times New Roman" w:hAnsi="Times New Roman" w:cs="Times New Roman"/>
+          <w:sz w:val="18"/>
+          <w:szCs w:val="18"/>
+          <w:lang w:val="en-GB"/>
+        </w:rPr>
+        <w:t xml:space="preserve"> և/</w:t>
+      </w:r>
+      <w:proofErr w:type="spellStart"/>
+      <w:r>
+        <w:rPr>
+          <w:rFonts w:ascii="Times New Roman" w:hAnsi="Times New Roman" w:cs="Times New Roman"/>
+          <w:sz w:val="18"/>
+          <w:szCs w:val="18"/>
+          <w:lang w:val="en-GB"/>
+        </w:rPr>
+        <w:t>կամ</w:t>
+      </w:r>
+      <w:proofErr w:type="spellEnd"/>
+      <w:r>
+        <w:rPr>
+          <w:rFonts w:ascii="Times New Roman" w:hAnsi="Times New Roman" w:cs="Times New Roman"/>
+          <w:sz w:val="18"/>
+          <w:szCs w:val="18"/>
+          <w:lang w:val="en-GB"/>
+        </w:rPr>
+        <w:t xml:space="preserve"> </w:t>
+      </w:r>
+      <w:proofErr w:type="spellStart"/>
+      <w:r>
+        <w:rPr>
+          <w:rFonts w:ascii="Times New Roman" w:hAnsi="Times New Roman" w:cs="Times New Roman"/>
+          <w:sz w:val="18"/>
+          <w:szCs w:val="18"/>
+          <w:lang w:val="en-GB"/>
+        </w:rPr>
+        <w:t>Ֆինանսական</w:t>
+      </w:r>
+      <w:proofErr w:type="spellEnd"/>
+      <w:r>
+        <w:rPr>
+          <w:rFonts w:ascii="Times New Roman" w:hAnsi="Times New Roman" w:cs="Times New Roman"/>
+          <w:sz w:val="18"/>
+          <w:szCs w:val="18"/>
+          <w:lang w:val="en-GB"/>
+        </w:rPr>
+        <w:t xml:space="preserve"> </w:t>
+      </w:r>
+      <w:proofErr w:type="spellStart"/>
+      <w:r>
+        <w:rPr>
+          <w:rFonts w:ascii="Times New Roman" w:hAnsi="Times New Roman" w:cs="Times New Roman"/>
+          <w:sz w:val="18"/>
+          <w:szCs w:val="18"/>
+          <w:lang w:val="en-GB"/>
+        </w:rPr>
+        <w:t>համակարգի</w:t>
+      </w:r>
+      <w:proofErr w:type="spellEnd"/>
+      <w:r>
+        <w:rPr>
+          <w:rFonts w:ascii="Times New Roman" w:hAnsi="Times New Roman" w:cs="Times New Roman"/>
+          <w:sz w:val="18"/>
+          <w:szCs w:val="18"/>
+          <w:lang w:val="en-GB"/>
+        </w:rPr>
+        <w:t xml:space="preserve"> </w:t>
+      </w:r>
+      <w:proofErr w:type="spellStart"/>
+      <w:r>
+        <w:rPr>
+          <w:rFonts w:ascii="Times New Roman" w:hAnsi="Times New Roman" w:cs="Times New Roman"/>
+          <w:sz w:val="18"/>
+          <w:szCs w:val="18"/>
+          <w:lang w:val="en-GB"/>
+        </w:rPr>
+        <w:t>հաշտարարի</w:t>
+      </w:r>
+      <w:proofErr w:type="spellEnd"/>
+      <w:r>
+        <w:rPr>
+          <w:rFonts w:ascii="Times New Roman" w:hAnsi="Times New Roman" w:cs="Times New Roman"/>
+          <w:sz w:val="18"/>
+          <w:szCs w:val="18"/>
+          <w:lang w:val="en-GB"/>
+        </w:rPr>
+        <w:t xml:space="preserve"> </w:t>
+      </w:r>
+      <w:proofErr w:type="spellStart"/>
+      <w:r>
+        <w:rPr>
+          <w:rFonts w:ascii="Times New Roman" w:hAnsi="Times New Roman" w:cs="Times New Roman"/>
+          <w:sz w:val="18"/>
+          <w:szCs w:val="18"/>
+          <w:lang w:val="en-GB"/>
+        </w:rPr>
+        <w:t>միջոցով</w:t>
+      </w:r>
+      <w:proofErr w:type="spellEnd"/>
+      <w:r>
+        <w:rPr>
+          <w:rFonts w:ascii="Times New Roman" w:hAnsi="Times New Roman" w:cs="Times New Roman"/>
+          <w:sz w:val="18"/>
+          <w:szCs w:val="18"/>
+          <w:lang w:val="en-GB"/>
+        </w:rPr>
+        <w:t xml:space="preserve"> </w:t>
+      </w:r>
+      <w:proofErr w:type="spellStart"/>
+      <w:r>
+        <w:rPr>
+          <w:rFonts w:ascii="Times New Roman" w:hAnsi="Times New Roman" w:cs="Times New Roman"/>
+          <w:sz w:val="18"/>
+          <w:szCs w:val="18"/>
+          <w:lang w:val="en-GB"/>
+        </w:rPr>
+        <w:t>պաշտպանելու</w:t>
+      </w:r>
+      <w:proofErr w:type="spellEnd"/>
+      <w:r>
+        <w:rPr>
+          <w:rFonts w:ascii="Times New Roman" w:hAnsi="Times New Roman" w:cs="Times New Roman"/>
+          <w:sz w:val="18"/>
+          <w:szCs w:val="18"/>
+          <w:lang w:val="en-GB"/>
+        </w:rPr>
+        <w:t xml:space="preserve"> </w:t>
+      </w:r>
+      <w:proofErr w:type="spellStart"/>
+      <w:r>
+        <w:rPr>
+          <w:rFonts w:ascii="Times New Roman" w:hAnsi="Times New Roman" w:cs="Times New Roman"/>
+          <w:sz w:val="18"/>
+          <w:szCs w:val="18"/>
+          <w:lang w:val="en-GB"/>
+        </w:rPr>
+        <w:t>հնարավորության</w:t>
+      </w:r>
+      <w:proofErr w:type="spellEnd"/>
+      <w:r>
+        <w:rPr>
+          <w:rFonts w:ascii="Times New Roman" w:hAnsi="Times New Roman" w:cs="Times New Roman"/>
+          <w:sz w:val="18"/>
+          <w:szCs w:val="18"/>
+          <w:lang w:val="en-GB"/>
+        </w:rPr>
+        <w:t xml:space="preserve"> </w:t>
+      </w:r>
+      <w:proofErr w:type="spellStart"/>
+      <w:r>
+        <w:rPr>
+          <w:rFonts w:ascii="Times New Roman" w:hAnsi="Times New Roman" w:cs="Times New Roman"/>
+          <w:sz w:val="18"/>
+          <w:szCs w:val="18"/>
+          <w:lang w:val="en-GB"/>
+        </w:rPr>
+        <w:t>մասին</w:t>
+      </w:r>
+      <w:proofErr w:type="spellEnd"/>
+      <w:r>
+        <w:rPr>
+          <w:rFonts w:ascii="Times New Roman" w:hAnsi="Times New Roman" w:cs="Times New Roman"/>
+          <w:sz w:val="18"/>
+          <w:szCs w:val="18"/>
+          <w:lang w:val="en-GB"/>
+        </w:rPr>
+        <w:t xml:space="preserve">՝ </w:t>
+      </w:r>
+      <w:proofErr w:type="spellStart"/>
+      <w:r>
+        <w:rPr>
+          <w:rFonts w:ascii="Times New Roman" w:hAnsi="Times New Roman" w:cs="Times New Roman"/>
+          <w:sz w:val="18"/>
+          <w:szCs w:val="18"/>
+          <w:lang w:val="en-GB"/>
+        </w:rPr>
+        <w:t>տրամադրելով</w:t>
+      </w:r>
+      <w:proofErr w:type="spellEnd"/>
+      <w:r>
+        <w:rPr>
+          <w:rFonts w:ascii="Times New Roman" w:hAnsi="Times New Roman" w:cs="Times New Roman"/>
+          <w:sz w:val="18"/>
+          <w:szCs w:val="18"/>
+          <w:lang w:val="en-GB"/>
+        </w:rPr>
+        <w:t xml:space="preserve"> «</w:t>
+      </w:r>
+      <w:proofErr w:type="spellStart"/>
+      <w:r>
+        <w:rPr>
+          <w:rFonts w:ascii="Times New Roman" w:hAnsi="Times New Roman" w:cs="Times New Roman"/>
+          <w:sz w:val="18"/>
+          <w:szCs w:val="18"/>
+          <w:lang w:val="en-GB"/>
+        </w:rPr>
+        <w:t>Ինչ</w:t>
+      </w:r>
+      <w:proofErr w:type="spellEnd"/>
+      <w:r>
+        <w:rPr>
+          <w:rFonts w:ascii="Times New Roman" w:hAnsi="Times New Roman" w:cs="Times New Roman"/>
+          <w:sz w:val="18"/>
+          <w:szCs w:val="18"/>
+          <w:lang w:val="en-GB"/>
+        </w:rPr>
+        <w:t xml:space="preserve"> </w:t>
+      </w:r>
+      <w:proofErr w:type="spellStart"/>
+      <w:r>
+        <w:rPr>
+          <w:rFonts w:ascii="Times New Roman" w:hAnsi="Times New Roman" w:cs="Times New Roman"/>
+          <w:sz w:val="18"/>
+          <w:szCs w:val="18"/>
+          <w:lang w:val="en-GB"/>
+        </w:rPr>
+        <w:t>անել</w:t>
+      </w:r>
+      <w:proofErr w:type="spellEnd"/>
+      <w:r>
+        <w:rPr>
+          <w:rFonts w:ascii="Times New Roman" w:hAnsi="Times New Roman" w:cs="Times New Roman"/>
+          <w:sz w:val="18"/>
+          <w:szCs w:val="18"/>
+          <w:lang w:val="en-GB"/>
+        </w:rPr>
+        <w:t xml:space="preserve">, </w:t>
+      </w:r>
+      <w:proofErr w:type="spellStart"/>
+      <w:r>
+        <w:rPr>
+          <w:rFonts w:ascii="Times New Roman" w:hAnsi="Times New Roman" w:cs="Times New Roman"/>
+          <w:sz w:val="18"/>
+          <w:szCs w:val="18"/>
+          <w:lang w:val="en-GB"/>
+        </w:rPr>
+        <w:t>եթե</w:t>
+      </w:r>
+      <w:proofErr w:type="spellEnd"/>
+      <w:r>
+        <w:rPr>
+          <w:rFonts w:ascii="Times New Roman" w:hAnsi="Times New Roman" w:cs="Times New Roman"/>
+          <w:sz w:val="18"/>
+          <w:szCs w:val="18"/>
+          <w:lang w:val="en-GB"/>
+        </w:rPr>
+        <w:t xml:space="preserve"> </w:t>
+      </w:r>
+      <w:proofErr w:type="spellStart"/>
+      <w:r>
+        <w:rPr>
+          <w:rFonts w:ascii="Times New Roman" w:hAnsi="Times New Roman" w:cs="Times New Roman"/>
+          <w:sz w:val="18"/>
+          <w:szCs w:val="18"/>
+          <w:lang w:val="en-GB"/>
+        </w:rPr>
+        <w:t>բողոք</w:t>
+      </w:r>
+      <w:proofErr w:type="spellEnd"/>
+      <w:r>
+        <w:rPr>
+          <w:rFonts w:ascii="Times New Roman" w:hAnsi="Times New Roman" w:cs="Times New Roman"/>
+          <w:sz w:val="18"/>
+          <w:szCs w:val="18"/>
+          <w:lang w:val="en-GB"/>
+        </w:rPr>
+        <w:t xml:space="preserve"> </w:t>
+      </w:r>
+      <w:proofErr w:type="spellStart"/>
+      <w:r>
+        <w:rPr>
+          <w:rFonts w:ascii="Times New Roman" w:hAnsi="Times New Roman" w:cs="Times New Roman"/>
+          <w:sz w:val="18"/>
+          <w:szCs w:val="18"/>
+          <w:lang w:val="en-GB"/>
+        </w:rPr>
+        <w:t>ունեք</w:t>
+      </w:r>
+      <w:proofErr w:type="spellEnd"/>
+      <w:r>
+        <w:rPr>
+          <w:rFonts w:ascii="Times New Roman" w:hAnsi="Times New Roman" w:cs="Times New Roman"/>
+          <w:sz w:val="18"/>
+          <w:szCs w:val="18"/>
+          <w:lang w:val="en-GB"/>
+        </w:rPr>
+        <w:t xml:space="preserve">» </w:t>
+      </w:r>
+      <w:proofErr w:type="spellStart"/>
+      <w:r>
+        <w:rPr>
+          <w:rFonts w:ascii="Times New Roman" w:hAnsi="Times New Roman" w:cs="Times New Roman"/>
+          <w:sz w:val="18"/>
+          <w:szCs w:val="18"/>
+          <w:lang w:val="en-GB"/>
+        </w:rPr>
+        <w:t>ձևաթուղթը</w:t>
+      </w:r>
+      <w:proofErr w:type="spellEnd"/>
+      <w:r>
+        <w:rPr>
+          <w:rFonts w:ascii="Times New Roman" w:hAnsi="Times New Roman" w:cs="Times New Roman"/>
+          <w:sz w:val="18"/>
+          <w:szCs w:val="18"/>
+          <w:lang w:val="en-GB"/>
+        </w:rPr>
+        <w:t>,</w:t>
       </w:r>
     </w:p>
     <w:p>
@@ -9044,14 +16693,185 @@
           <w:lang w:val="hy-AM"/>
         </w:rPr>
       </w:pPr>
-      <w:r>
-        <w:rPr>
-          <w:rFonts w:ascii="Times New Roman" w:hAnsi="Times New Roman" w:cs="Times New Roman"/>
-          <w:sz w:val="18"/>
-          <w:szCs w:val="18"/>
-          <w:lang w:val="en-GB"/>
-        </w:rPr>
-        <w:t>Պայմանագրով սահմանված պարտավորությունները ժամկետից շուտ կատարելու Վարկառուի իրավունքի մասին,</w:t>
+      <w:proofErr w:type="spellStart"/>
+      <w:r>
+        <w:rPr>
+          <w:rFonts w:ascii="Times New Roman" w:hAnsi="Times New Roman" w:cs="Times New Roman"/>
+          <w:sz w:val="18"/>
+          <w:szCs w:val="18"/>
+          <w:lang w:val="en-GB"/>
+        </w:rPr>
+        <w:t>Պայմանագրով</w:t>
+      </w:r>
+      <w:proofErr w:type="spellEnd"/>
+      <w:r>
+        <w:rPr>
+          <w:rFonts w:ascii="Times New Roman" w:hAnsi="Times New Roman" w:cs="Times New Roman"/>
+          <w:sz w:val="18"/>
+          <w:szCs w:val="18"/>
+          <w:lang w:val="en-GB"/>
+        </w:rPr>
+        <w:t xml:space="preserve"> </w:t>
+      </w:r>
+      <w:proofErr w:type="spellStart"/>
+      <w:r>
+        <w:rPr>
+          <w:rFonts w:ascii="Times New Roman" w:hAnsi="Times New Roman" w:cs="Times New Roman"/>
+          <w:sz w:val="18"/>
+          <w:szCs w:val="18"/>
+          <w:lang w:val="en-GB"/>
+        </w:rPr>
+        <w:t>սահմանված</w:t>
+      </w:r>
+      <w:proofErr w:type="spellEnd"/>
+      <w:r>
+        <w:rPr>
+          <w:rFonts w:ascii="Times New Roman" w:hAnsi="Times New Roman" w:cs="Times New Roman"/>
+          <w:sz w:val="18"/>
+          <w:szCs w:val="18"/>
+          <w:lang w:val="en-GB"/>
+        </w:rPr>
+        <w:t xml:space="preserve"> </w:t>
+      </w:r>
+      <w:proofErr w:type="spellStart"/>
+      <w:r>
+        <w:rPr>
+          <w:rFonts w:ascii="Times New Roman" w:hAnsi="Times New Roman" w:cs="Times New Roman"/>
+          <w:sz w:val="18"/>
+          <w:szCs w:val="18"/>
+          <w:lang w:val="en-GB"/>
+        </w:rPr>
+        <w:t>պարտավորությունները</w:t>
+      </w:r>
+      <w:proofErr w:type="spellEnd"/>
+      <w:r>
+        <w:rPr>
+          <w:rFonts w:ascii="Times New Roman" w:hAnsi="Times New Roman" w:cs="Times New Roman"/>
+          <w:sz w:val="18"/>
+          <w:szCs w:val="18"/>
+          <w:lang w:val="en-GB"/>
+        </w:rPr>
+        <w:t xml:space="preserve"> </w:t>
+      </w:r>
+      <w:proofErr w:type="spellStart"/>
+      <w:r>
+        <w:rPr>
+          <w:rFonts w:ascii="Times New Roman" w:hAnsi="Times New Roman" w:cs="Times New Roman"/>
+          <w:sz w:val="18"/>
+          <w:szCs w:val="18"/>
+          <w:lang w:val="en-GB"/>
+        </w:rPr>
+        <w:t>ժամկետից</w:t>
+      </w:r>
+      <w:proofErr w:type="spellEnd"/>
+      <w:r>
+        <w:rPr>
+          <w:rFonts w:ascii="Times New Roman" w:hAnsi="Times New Roman" w:cs="Times New Roman"/>
+          <w:sz w:val="18"/>
+          <w:szCs w:val="18"/>
+          <w:lang w:val="en-GB"/>
+        </w:rPr>
+        <w:t xml:space="preserve"> </w:t>
+      </w:r>
+      <w:proofErr w:type="spellStart"/>
+      <w:r>
+        <w:rPr>
+          <w:rFonts w:ascii="Times New Roman" w:hAnsi="Times New Roman" w:cs="Times New Roman"/>
+          <w:sz w:val="18"/>
+          <w:szCs w:val="18"/>
+          <w:lang w:val="en-GB"/>
+        </w:rPr>
+        <w:t>շուտ</w:t>
+      </w:r>
+      <w:proofErr w:type="spellEnd"/>
+      <w:r>
+        <w:rPr>
+          <w:rFonts w:ascii="Times New Roman" w:hAnsi="Times New Roman" w:cs="Times New Roman"/>
+          <w:sz w:val="18"/>
+          <w:szCs w:val="18"/>
+          <w:lang w:val="en-GB"/>
+        </w:rPr>
+        <w:t xml:space="preserve"> </w:t>
+      </w:r>
+      <w:proofErr w:type="spellStart"/>
+      <w:r>
+        <w:rPr>
+          <w:rFonts w:ascii="Times New Roman" w:hAnsi="Times New Roman" w:cs="Times New Roman"/>
+          <w:sz w:val="18"/>
+          <w:szCs w:val="18"/>
+          <w:lang w:val="en-GB"/>
+        </w:rPr>
+        <w:t>կատարելու</w:t>
+      </w:r>
+      <w:proofErr w:type="spellEnd"/>
+      <w:r>
+        <w:rPr>
+          <w:rFonts w:ascii="Times New Roman" w:hAnsi="Times New Roman" w:cs="Times New Roman"/>
+          <w:sz w:val="18"/>
+          <w:szCs w:val="18"/>
+          <w:lang w:val="en-GB"/>
+        </w:rPr>
+        <w:t xml:space="preserve"> </w:t>
+      </w:r>
+      <w:proofErr w:type="spellStart"/>
+      <w:r>
+        <w:rPr>
+          <w:rFonts w:ascii="Times New Roman" w:hAnsi="Times New Roman" w:cs="Times New Roman"/>
+          <w:sz w:val="18"/>
+          <w:szCs w:val="18"/>
+          <w:lang w:val="en-GB"/>
+        </w:rPr>
+        <w:t>Վարկառուի</w:t>
+      </w:r>
+      <w:proofErr w:type="spellEnd"/>
+      <w:r>
+        <w:rPr>
+          <w:rFonts w:ascii="Times New Roman" w:hAnsi="Times New Roman" w:cs="Times New Roman"/>
+          <w:sz w:val="18"/>
+          <w:szCs w:val="18"/>
+          <w:lang w:val="en-GB"/>
+        </w:rPr>
+        <w:t xml:space="preserve"> </w:t>
+      </w:r>
+      <w:proofErr w:type="spellStart"/>
+      <w:r>
+        <w:rPr>
+          <w:rFonts w:ascii="Times New Roman" w:hAnsi="Times New Roman" w:cs="Times New Roman"/>
+          <w:sz w:val="18"/>
+          <w:szCs w:val="18"/>
+          <w:lang w:val="en-GB"/>
+        </w:rPr>
+        <w:t>իրավունքի</w:t>
+      </w:r>
+      <w:proofErr w:type="spellEnd"/>
+      <w:r>
+        <w:rPr>
+          <w:rFonts w:ascii="Times New Roman" w:hAnsi="Times New Roman" w:cs="Times New Roman"/>
+          <w:sz w:val="18"/>
+          <w:szCs w:val="18"/>
+          <w:lang w:val="en-GB"/>
+        </w:rPr>
+        <w:t xml:space="preserve"> </w:t>
+      </w:r>
+      <w:proofErr w:type="spellStart"/>
+      <w:r>
+        <w:rPr>
+          <w:rFonts w:ascii="Times New Roman" w:hAnsi="Times New Roman" w:cs="Times New Roman"/>
+          <w:sz w:val="18"/>
+          <w:szCs w:val="18"/>
+          <w:lang w:val="en-GB"/>
+        </w:rPr>
+        <w:t>մասին</w:t>
+      </w:r>
+      <w:proofErr w:type="spellEnd"/>
+      <w:r>
+        <w:rPr>
+          <w:rFonts w:ascii="Times New Roman" w:hAnsi="Times New Roman" w:cs="Times New Roman"/>
+          <w:sz w:val="18"/>
+          <w:szCs w:val="18"/>
+          <w:lang w:val="en-GB"/>
+        </w:rPr>
+        <w:t>,</w:t>
       </w:r>
     </w:p>
     <w:p>
@@ -9073,14 +16893,205 @@
           <w:lang w:val="hy-AM"/>
         </w:rPr>
       </w:pPr>
-      <w:r>
-        <w:rPr>
-          <w:rFonts w:ascii="Times New Roman" w:hAnsi="Times New Roman" w:cs="Times New Roman"/>
-          <w:sz w:val="18"/>
-          <w:szCs w:val="18"/>
-          <w:lang w:val="en-GB"/>
-        </w:rPr>
-        <w:t>Անձնական տվյալների մշակման, պահպանման կարգին, որին Վարկառուն տվել է իր համաձայնությունը։</w:t>
+      <w:proofErr w:type="spellStart"/>
+      <w:r>
+        <w:rPr>
+          <w:rFonts w:ascii="Times New Roman" w:hAnsi="Times New Roman" w:cs="Times New Roman"/>
+          <w:sz w:val="18"/>
+          <w:szCs w:val="18"/>
+          <w:lang w:val="en-GB"/>
+        </w:rPr>
+        <w:t>Անձնական</w:t>
+      </w:r>
+      <w:proofErr w:type="spellEnd"/>
+      <w:r>
+        <w:rPr>
+          <w:rFonts w:ascii="Times New Roman" w:hAnsi="Times New Roman" w:cs="Times New Roman"/>
+          <w:sz w:val="18"/>
+          <w:szCs w:val="18"/>
+          <w:lang w:val="en-GB"/>
+        </w:rPr>
+        <w:t xml:space="preserve"> </w:t>
+      </w:r>
+      <w:proofErr w:type="spellStart"/>
+      <w:r>
+        <w:rPr>
+          <w:rFonts w:ascii="Times New Roman" w:hAnsi="Times New Roman" w:cs="Times New Roman"/>
+          <w:sz w:val="18"/>
+          <w:szCs w:val="18"/>
+          <w:lang w:val="en-GB"/>
+        </w:rPr>
+        <w:t>տվյալների</w:t>
+      </w:r>
+      <w:proofErr w:type="spellEnd"/>
+      <w:r>
+        <w:rPr>
+          <w:rFonts w:ascii="Times New Roman" w:hAnsi="Times New Roman" w:cs="Times New Roman"/>
+          <w:sz w:val="18"/>
+          <w:szCs w:val="18"/>
+          <w:lang w:val="en-GB"/>
+        </w:rPr>
+        <w:t xml:space="preserve"> </w:t>
+      </w:r>
+      <w:proofErr w:type="spellStart"/>
+      <w:r>
+        <w:rPr>
+          <w:rFonts w:ascii="Times New Roman" w:hAnsi="Times New Roman" w:cs="Times New Roman"/>
+          <w:sz w:val="18"/>
+          <w:szCs w:val="18"/>
+          <w:lang w:val="en-GB"/>
+        </w:rPr>
+        <w:t>մշակման</w:t>
+      </w:r>
+      <w:proofErr w:type="spellEnd"/>
+      <w:r>
+        <w:rPr>
+          <w:rFonts w:ascii="Times New Roman" w:hAnsi="Times New Roman" w:cs="Times New Roman"/>
+          <w:sz w:val="18"/>
+          <w:szCs w:val="18"/>
+          <w:lang w:val="en-GB"/>
+        </w:rPr>
+        <w:t xml:space="preserve">, </w:t>
+      </w:r>
+      <w:proofErr w:type="spellStart"/>
+      <w:r>
+        <w:rPr>
+          <w:rFonts w:ascii="Times New Roman" w:hAnsi="Times New Roman" w:cs="Times New Roman"/>
+          <w:sz w:val="18"/>
+          <w:szCs w:val="18"/>
+          <w:lang w:val="en-GB"/>
+        </w:rPr>
+        <w:t>պահպանման</w:t>
+      </w:r>
+      <w:proofErr w:type="spellEnd"/>
+      <w:r>
+        <w:rPr>
+          <w:rFonts w:ascii="Times New Roman" w:hAnsi="Times New Roman" w:cs="Times New Roman"/>
+          <w:sz w:val="18"/>
+          <w:szCs w:val="18"/>
+          <w:lang w:val="en-GB"/>
+        </w:rPr>
+        <w:t xml:space="preserve"> </w:t>
+      </w:r>
+      <w:proofErr w:type="spellStart"/>
+      <w:r>
+        <w:rPr>
+          <w:rFonts w:ascii="Times New Roman" w:hAnsi="Times New Roman" w:cs="Times New Roman"/>
+          <w:sz w:val="18"/>
+          <w:szCs w:val="18"/>
+          <w:lang w:val="en-GB"/>
+        </w:rPr>
+        <w:t>կարգին</w:t>
+      </w:r>
+      <w:proofErr w:type="spellEnd"/>
+      <w:r>
+        <w:rPr>
+          <w:rFonts w:ascii="Times New Roman" w:hAnsi="Times New Roman" w:cs="Times New Roman"/>
+          <w:sz w:val="18"/>
+          <w:szCs w:val="18"/>
+          <w:lang w:val="en-GB"/>
+        </w:rPr>
+        <w:t xml:space="preserve">, </w:t>
+      </w:r>
+      <w:proofErr w:type="spellStart"/>
+      <w:r>
+        <w:rPr>
+          <w:rFonts w:ascii="Times New Roman" w:hAnsi="Times New Roman" w:cs="Times New Roman"/>
+          <w:sz w:val="18"/>
+          <w:szCs w:val="18"/>
+          <w:lang w:val="en-GB"/>
+        </w:rPr>
+        <w:t>որին</w:t>
+      </w:r>
+      <w:proofErr w:type="spellEnd"/>
+      <w:r>
+        <w:rPr>
+          <w:rFonts w:ascii="Times New Roman" w:hAnsi="Times New Roman" w:cs="Times New Roman"/>
+          <w:sz w:val="18"/>
+          <w:szCs w:val="18"/>
+          <w:lang w:val="en-GB"/>
+        </w:rPr>
+        <w:t xml:space="preserve"> </w:t>
+      </w:r>
+      <w:proofErr w:type="spellStart"/>
+      <w:r>
+        <w:rPr>
+          <w:rFonts w:ascii="Times New Roman" w:hAnsi="Times New Roman" w:cs="Times New Roman"/>
+          <w:sz w:val="18"/>
+          <w:szCs w:val="18"/>
+          <w:lang w:val="en-GB"/>
+        </w:rPr>
+        <w:t>Վարկառուն</w:t>
+      </w:r>
+      <w:proofErr w:type="spellEnd"/>
+      <w:r>
+        <w:rPr>
+          <w:rFonts w:ascii="Times New Roman" w:hAnsi="Times New Roman" w:cs="Times New Roman"/>
+          <w:sz w:val="18"/>
+          <w:szCs w:val="18"/>
+          <w:lang w:val="en-GB"/>
+        </w:rPr>
+        <w:t xml:space="preserve"> </w:t>
+      </w:r>
+      <w:proofErr w:type="spellStart"/>
+      <w:r>
+        <w:rPr>
+          <w:rFonts w:ascii="Times New Roman" w:hAnsi="Times New Roman" w:cs="Times New Roman"/>
+          <w:sz w:val="18"/>
+          <w:szCs w:val="18"/>
+          <w:lang w:val="en-GB"/>
+        </w:rPr>
+        <w:t>տվել</w:t>
+      </w:r>
+      <w:proofErr w:type="spellEnd"/>
+      <w:r>
+        <w:rPr>
+          <w:rFonts w:ascii="Times New Roman" w:hAnsi="Times New Roman" w:cs="Times New Roman"/>
+          <w:sz w:val="18"/>
+          <w:szCs w:val="18"/>
+          <w:lang w:val="en-GB"/>
+        </w:rPr>
+        <w:t xml:space="preserve"> է </w:t>
+      </w:r>
+      <w:proofErr w:type="spellStart"/>
+      <w:r>
+        <w:rPr>
+          <w:rFonts w:ascii="Times New Roman" w:hAnsi="Times New Roman" w:cs="Times New Roman"/>
+          <w:sz w:val="18"/>
+          <w:szCs w:val="18"/>
+          <w:lang w:val="en-GB"/>
+        </w:rPr>
+        <w:t>իր</w:t>
+      </w:r>
+      <w:proofErr w:type="spellEnd"/>
+      <w:r>
+        <w:rPr>
+          <w:rFonts w:ascii="Times New Roman" w:hAnsi="Times New Roman" w:cs="Times New Roman"/>
+          <w:sz w:val="18"/>
+          <w:szCs w:val="18"/>
+          <w:lang w:val="en-GB"/>
+        </w:rPr>
+        <w:t xml:space="preserve"> </w:t>
+      </w:r>
+      <w:proofErr w:type="spellStart"/>
+      <w:r>
+        <w:rPr>
+          <w:rFonts w:ascii="Times New Roman" w:hAnsi="Times New Roman" w:cs="Times New Roman"/>
+          <w:sz w:val="18"/>
+          <w:szCs w:val="18"/>
+          <w:lang w:val="en-GB"/>
+        </w:rPr>
+        <w:t>համաձայնությունը</w:t>
+      </w:r>
+      <w:proofErr w:type="spellEnd"/>
+      <w:r>
+        <w:rPr>
+          <w:rFonts w:ascii="Times New Roman" w:hAnsi="Times New Roman" w:cs="Times New Roman"/>
+          <w:sz w:val="18"/>
+          <w:szCs w:val="18"/>
+          <w:lang w:val="en-GB"/>
+        </w:rPr>
+        <w:t>։</w:t>
       </w:r>
     </w:p>
     <w:p>
@@ -9600,6 +17611,7 @@
                 <w:lang w:val="en-GB"/>
               </w:rPr>
             </w:pPr>
+            <w:proofErr w:type="spellStart"/>
             <w:r>
               <w:rPr>
                 <w:rFonts w:ascii="Times New Roman" w:hAnsi="Times New Roman" w:cs="Times New Roman"/>
@@ -9609,8 +17621,9 @@
                 <w:szCs w:val="18"/>
                 <w:lang w:val="en-GB"/>
               </w:rPr>
-              <w:t xml:space="preserve">Քարտի համար՝ </w:t>
-            </w:r>
+              <w:t>Քարտի</w:t>
+            </w:r>
+            <w:proofErr w:type="spellEnd"/>
             <w:r>
               <w:rPr>
                 <w:rFonts w:ascii="Times New Roman" w:hAnsi="Times New Roman" w:cs="Times New Roman"/>
@@ -9620,7 +17633,66 @@
                 <w:szCs w:val="18"/>
                 <w:lang w:val="en-GB"/>
               </w:rPr>
-              <w:t>${card_number}</w:t>
+              <w:t xml:space="preserve"> </w:t>
+            </w:r>
+            <w:proofErr w:type="spellStart"/>
+            <w:r>
+              <w:rPr>
+                <w:rFonts w:ascii="Times New Roman" w:hAnsi="Times New Roman" w:cs="Times New Roman"/>
+                <w:b/>
+                <w:bCs/>
+                <w:sz w:val="18"/>
+                <w:szCs w:val="18"/>
+                <w:lang w:val="en-GB"/>
+              </w:rPr>
+              <w:t>համար</w:t>
+            </w:r>
+            <w:proofErr w:type="spellEnd"/>
+            <w:r>
+              <w:rPr>
+                <w:rFonts w:ascii="Times New Roman" w:hAnsi="Times New Roman" w:cs="Times New Roman"/>
+                <w:b/>
+                <w:bCs/>
+                <w:sz w:val="18"/>
+                <w:szCs w:val="18"/>
+                <w:lang w:val="en-GB"/>
+              </w:rPr>
+              <w:t xml:space="preserve">՝ </w:t>
+            </w:r>
+            <w:r>
+              <w:rPr>
+                <w:rFonts w:ascii="Times New Roman" w:hAnsi="Times New Roman" w:cs="Times New Roman"/>
+                <w:b/>
+                <w:bCs/>
+                <w:sz w:val="18"/>
+                <w:szCs w:val="18"/>
+                <w:lang w:val="en-GB"/>
+              </w:rPr>
+              <w:t>${</w:t>
+            </w:r>
+            <w:proofErr w:type="spellStart"/>
+            <w:r>
+              <w:rPr>
+                <w:rFonts w:ascii="Times New Roman" w:hAnsi="Times New Roman" w:cs="Times New Roman"/>
+                <w:b/>
+                <w:bCs/>
+                <w:sz w:val="18"/>
+                <w:szCs w:val="18"/>
+                <w:lang w:val="en-GB"/>
+              </w:rPr>
+              <w:t>card_number</w:t>
+            </w:r>
+            <w:proofErr w:type="spellEnd"/>
+            <w:r>
+              <w:rPr>
+                <w:rFonts w:ascii="Times New Roman" w:hAnsi="Times New Roman" w:cs="Times New Roman"/>
+                <w:b/>
+                <w:bCs/>
+                <w:sz w:val="18"/>
+                <w:szCs w:val="18"/>
+                <w:lang w:val="en-GB"/>
+              </w:rPr>
+              <w:t>}</w:t>
             </w:r>
           </w:p>
           <w:p>
@@ -9794,7 +17866,27 @@
                 <w:szCs w:val="18"/>
                 <w:lang w:val="en-GB"/>
               </w:rPr>
-              <w:t xml:space="preserve">3 շենք, 35 </w:t>
+              <w:t xml:space="preserve">3 </w:t>
+            </w:r>
+            <w:proofErr w:type="spellStart"/>
+            <w:r>
+              <w:rPr>
+                <w:rFonts w:ascii="Times New Roman" w:hAnsi="Times New Roman" w:cs="Times New Roman"/>
+                <w:sz w:val="18"/>
+                <w:szCs w:val="18"/>
+                <w:lang w:val="en-GB"/>
+              </w:rPr>
+              <w:t>շենք</w:t>
+            </w:r>
+            <w:proofErr w:type="spellEnd"/>
+            <w:r>
+              <w:rPr>
+                <w:rFonts w:ascii="Times New Roman" w:hAnsi="Times New Roman" w:cs="Times New Roman"/>
+                <w:sz w:val="18"/>
+                <w:szCs w:val="18"/>
+                <w:lang w:val="en-GB"/>
+              </w:rPr>
+              <w:t xml:space="preserve">, 35 </w:t>
             </w:r>
           </w:p>
           <w:p>
@@ -9896,6 +17988,7 @@
                 <w:lang w:val="hy-AM"/>
               </w:rPr>
             </w:pPr>
+            <w:proofErr w:type="spellStart"/>
             <w:r>
               <w:rPr>
                 <w:rFonts w:ascii="Times New Roman" w:hAnsi="Times New Roman" w:cs="Times New Roman"/>
@@ -9905,6 +17998,7 @@
               </w:rPr>
               <w:t>Հեռ</w:t>
             </w:r>
+            <w:proofErr w:type="spellEnd"/>
             <w:r>
               <w:rPr>
                 <w:rFonts w:ascii="Times New Roman" w:hAnsi="Times New Roman" w:cs="Times New Roman"/>
@@ -10228,6 +18322,7 @@
           <w:lang w:val="en-GB"/>
         </w:rPr>
       </w:pPr>
+      <w:proofErr w:type="spellStart"/>
       <w:r>
         <w:rPr>
           <w:rFonts w:ascii="Times New Roman" w:eastAsia="Times New Roman" w:hAnsi="Times New Roman" w:cs="Times New Roman"/>
@@ -10238,7 +18333,46 @@
           <w:szCs w:val="13"/>
           <w:lang w:val="en-GB"/>
         </w:rPr>
-        <w:t xml:space="preserve">Վարկային կոդ՝ </w:t>
+        <w:t>Վարկային</w:t>
+      </w:r>
+      <w:proofErr w:type="spellEnd"/>
+      <w:r>
+        <w:rPr>
+          <w:rFonts w:ascii="Times New Roman" w:eastAsia="Times New Roman" w:hAnsi="Times New Roman" w:cs="Times New Roman"/>
+          <w:i/>
+          <w:iCs/>
+          <w:color w:val="000000" w:themeColor="text1"/>
+          <w:sz w:val="18"/>
+          <w:szCs w:val="13"/>
+          <w:lang w:val="en-GB"/>
+        </w:rPr>
+        <w:t xml:space="preserve"> </w:t>
+      </w:r>
+      <w:proofErr w:type="spellStart"/>
+      <w:r>
+        <w:rPr>
+          <w:rFonts w:ascii="Times New Roman" w:eastAsia="Times New Roman" w:hAnsi="Times New Roman" w:cs="Times New Roman"/>
+          <w:i/>
+          <w:iCs/>
+          <w:color w:val="000000" w:themeColor="text1"/>
+          <w:sz w:val="18"/>
+          <w:szCs w:val="13"/>
+          <w:lang w:val="en-GB"/>
+        </w:rPr>
+        <w:t>կոդ</w:t>
+      </w:r>
+      <w:proofErr w:type="spellEnd"/>
+      <w:r>
+        <w:rPr>
+          <w:rFonts w:ascii="Times New Roman" w:eastAsia="Times New Roman" w:hAnsi="Times New Roman" w:cs="Times New Roman"/>
+          <w:i/>
+          <w:iCs/>
+          <w:color w:val="000000" w:themeColor="text1"/>
+          <w:sz w:val="18"/>
+          <w:szCs w:val="13"/>
+          <w:lang w:val="en-GB"/>
+        </w:rPr>
+        <w:t xml:space="preserve">՝ </w:t>
       </w:r>
     </w:p>
     <w:p>

--- a/public/files/contract_car_template.docx
+++ b/public/files/contract_car_template.docx
@@ -7640,6 +7640,7 @@
         <w:t xml:space="preserve">՝ </w:t>
       </w:r>
       <w:proofErr w:type="spellStart"/>
+      <w:proofErr w:type="gramStart"/>
       <w:r>
         <w:rPr>
           <w:rFonts w:ascii="Times New Roman" w:eastAsia="Times New Roman" w:hAnsi="Times New Roman" w:cs="Times New Roman"/>
@@ -7675,6 +7676,7 @@
         <w:t>գրավադրում</w:t>
       </w:r>
       <w:proofErr w:type="spellEnd"/>
+      <w:proofErr w:type="gramEnd"/>
       <w:r>
         <w:rPr>
           <w:rFonts w:ascii="Times New Roman" w:eastAsia="Times New Roman" w:hAnsi="Times New Roman" w:cs="Times New Roman"/>
@@ -9139,8 +9141,6 @@
             <w:pPr>
               <w:rPr>
                 <w:rFonts w:ascii="Times New Roman" w:hAnsi="Times New Roman" w:cs="Times New Roman"/>
-                <w:b/>
-                <w:bCs/>
                 <w:sz w:val="16"/>
                 <w:szCs w:val="16"/>
               </w:rPr>
@@ -9148,8 +9148,6 @@
             <w:r>
               <w:rPr>
                 <w:rFonts w:ascii="Times New Roman" w:hAnsi="Times New Roman" w:cs="Times New Roman"/>
-                <w:b/>
-                <w:bCs/>
                 <w:sz w:val="16"/>
                 <w:szCs w:val="16"/>
                 <w:lang w:val="en-GB"/>
@@ -9160,8 +9158,6 @@
             <w:r>
               <w:rPr>
                 <w:rFonts w:ascii="Times New Roman" w:hAnsi="Times New Roman" w:cs="Times New Roman"/>
-                <w:b/>
-                <w:bCs/>
                 <w:sz w:val="16"/>
                 <w:szCs w:val="16"/>
                 <w:lang w:val="en-GB"/>
@@ -9172,8 +9168,6 @@
             <w:r>
               <w:rPr>
                 <w:rFonts w:ascii="Times New Roman" w:hAnsi="Times New Roman" w:cs="Times New Roman"/>
-                <w:b/>
-                <w:bCs/>
                 <w:sz w:val="16"/>
                 <w:szCs w:val="16"/>
                 <w:lang w:val="en-GB"/>

--- a/public/files/contract_car_template.docx
+++ b/public/files/contract_car_template.docx
@@ -14580,6 +14580,20 @@
                 <w:lang w:val="hy-AM"/>
               </w:rPr>
             </w:pPr>
+            <w:r>
+              <w:rPr>
+                <w:rFonts w:ascii="Times New Roman" w:eastAsia="Times New Roman" w:hAnsi="Times New Roman" w:cs="Times New Roman"/>
+                <w:b/>
+                <w:bCs/>
+                <w:i/>
+                <w:iCs/>
+                <w:color w:val="000000" w:themeColor="text1"/>
+                <w:sz w:val="20"/>
+                <w:szCs w:val="15"/>
+                <w:lang w:val="hy-AM"/>
+              </w:rPr>
+              <w:t>${p_d}</w:t>
+            </w:r>
           </w:p>
         </w:tc>
         <w:tc>
@@ -14602,6 +14616,20 @@
                 <w:lang w:val="hy-AM"/>
               </w:rPr>
             </w:pPr>
+            <w:r>
+              <w:rPr>
+                <w:rFonts w:ascii="Times New Roman" w:eastAsia="Times New Roman" w:hAnsi="Times New Roman" w:cs="Times New Roman"/>
+                <w:b/>
+                <w:bCs/>
+                <w:i/>
+                <w:iCs/>
+                <w:color w:val="000000" w:themeColor="text1"/>
+                <w:sz w:val="20"/>
+                <w:szCs w:val="15"/>
+                <w:lang w:val="hy-AM"/>
+              </w:rPr>
+              <w:t>${p_m}</w:t>
+            </w:r>
           </w:p>
         </w:tc>
         <w:tc>
@@ -14624,6 +14652,20 @@
                 <w:lang w:val="hy-AM"/>
               </w:rPr>
             </w:pPr>
+            <w:r>
+              <w:rPr>
+                <w:rFonts w:ascii="Times New Roman" w:eastAsia="Times New Roman" w:hAnsi="Times New Roman" w:cs="Times New Roman"/>
+                <w:b/>
+                <w:bCs/>
+                <w:i/>
+                <w:iCs/>
+                <w:color w:val="000000" w:themeColor="text1"/>
+                <w:sz w:val="20"/>
+                <w:szCs w:val="15"/>
+                <w:lang w:val="hy-AM"/>
+              </w:rPr>
+              <w:t>${p_i}</w:t>
+            </w:r>
           </w:p>
         </w:tc>
         <w:tc>
@@ -14646,6 +14688,20 @@
                 <w:lang w:val="hy-AM"/>
               </w:rPr>
             </w:pPr>
+            <w:r>
+              <w:rPr>
+                <w:rFonts w:ascii="Times New Roman" w:eastAsia="Times New Roman" w:hAnsi="Times New Roman" w:cs="Times New Roman"/>
+                <w:b/>
+                <w:bCs/>
+                <w:i/>
+                <w:iCs/>
+                <w:color w:val="000000" w:themeColor="text1"/>
+                <w:sz w:val="20"/>
+                <w:szCs w:val="15"/>
+                <w:lang w:val="hy-AM"/>
+              </w:rPr>
+              <w:t>${p_a}</w:t>
+            </w:r>
           </w:p>
         </w:tc>
         <w:tc>
@@ -14668,6 +14724,20 @@
                 <w:lang w:val="hy-AM"/>
               </w:rPr>
             </w:pPr>
+            <w:r>
+              <w:rPr>
+                <w:rFonts w:ascii="Times New Roman" w:eastAsia="Times New Roman" w:hAnsi="Times New Roman" w:cs="Times New Roman"/>
+                <w:b/>
+                <w:bCs/>
+                <w:i/>
+                <w:iCs/>
+                <w:color w:val="000000" w:themeColor="text1"/>
+                <w:sz w:val="20"/>
+                <w:szCs w:val="15"/>
+                <w:lang w:val="hy-AM"/>
+              </w:rPr>
+              <w:t>${p_r}</w:t>
+            </w:r>
           </w:p>
         </w:tc>
       </w:tr>

--- a/public/files/contract_car_template.docx
+++ b/public/files/contract_car_template.docx
@@ -8267,7 +8267,25 @@
           <w:szCs w:val="18"/>
           <w:lang w:val="hy-AM"/>
         </w:rPr>
-        <w:t xml:space="preserve">Գրավի առարկայի իրացումից ստացված միջոցների հաշվին մարվում են իրացման օրվա դրությամբ Վարկատուի հանդեպ Վարկառուի ունեցած պարտավորությունները։ Եթե ստացված միջոցները գերազանցում են Վարկառուի իրացման օրվա դրությամբ ունեցած պարտավորությունները ապա գերազանցող մասը փոխանցվում է Վարկառուի բանկային հաշվեհամարին։ Եթե իրացումից ստացված միջոցները բավարար չեն պարտավորությունների ամբողջական կատարման համար Վարկառուն իրավունք ունի օրենքով սահմանված կարգով Վարկառուից պահանջել չմարված վճարային պարտավորությունների ամբողջական կատարում։ </w:t>
+        <w:t>Գրավի առարկայի իրացումից ստացված միջոցների հաշվին մարվում են իրացման օրվա դրությամբ Վարկատուի հանդեպ Վարկառուի ունեցած պարտավորությունները։ Եթե ստացված միջոցները գերազանցում են Վարկառուի իրացման օրվա դրությամբ ունեցած պարտավորությունները ապա գերազանցող մասը փոխանցվում է Վարկառուի բանկային հաշվեհամարին։ Եթե իրացումից ստացված միջոցները բավարար չեն պարտավորությունների ամբողջական կատարման համար Վարկա</w:t>
+      </w:r>
+      <w:r>
+        <w:rPr>
+          <w:rFonts w:ascii="Times New Roman" w:hAnsi="Times New Roman" w:cs="Times New Roman"/>
+          <w:sz w:val="18"/>
+          <w:szCs w:val="18"/>
+          <w:lang w:val="hy-AM"/>
+        </w:rPr>
+        <w:t>տ</w:t>
+      </w:r>
+      <w:r>
+        <w:rPr>
+          <w:rFonts w:ascii="Times New Roman" w:hAnsi="Times New Roman" w:cs="Times New Roman"/>
+          <w:sz w:val="18"/>
+          <w:szCs w:val="18"/>
+          <w:lang w:val="hy-AM"/>
+        </w:rPr>
+        <w:t xml:space="preserve">ուն իրավունք ունի օրենքով սահմանված կարգով Վարկառուից պահանջել չմարված վճարային պարտավորությունների ամբողջական կատարում։ </w:t>
       </w:r>
     </w:p>
     <w:p>
@@ -8700,46 +8718,7 @@
           <w:szCs w:val="18"/>
           <w:lang w:val="hy-AM"/>
         </w:rPr>
-        <w:t xml:space="preserve">Գրավատուն տեղեկացված լինելով, որ խաբեության, վստահությունը չարաշահելու կամ կեղծ տեղեկություն տարածելու կամ ապօրինի այլ եղանակով մեկ ուրիշին խոշոր չափերի գույքային վնաս պատճառելը հանցագործություն է և պատժվում է ՀՀ քրեական օրենսգրքի 259-րդ հոդվածով, հավաստիացնում է, որ գրավի առարկան չի համարվում </w:t>
-      </w:r>
-      <w:r>
-        <w:rPr>
-          <w:rFonts w:ascii="Times New Roman" w:hAnsi="Times New Roman" w:cs="Times New Roman"/>
-          <w:b/>
-          <w:bCs/>
-          <w:i/>
-          <w:iCs/>
-          <w:sz w:val="18"/>
-          <w:szCs w:val="18"/>
-          <w:lang w:val="hy-AM"/>
-        </w:rPr>
-        <w:t>համատեղ սեփականություն</w:t>
-      </w:r>
-      <w:r>
-        <w:rPr>
-          <w:rFonts w:ascii="Times New Roman" w:hAnsi="Times New Roman" w:cs="Times New Roman"/>
-          <w:b/>
-          <w:bCs/>
-          <w:i/>
-          <w:iCs/>
-          <w:sz w:val="18"/>
-          <w:szCs w:val="18"/>
-          <w:lang w:val="hy-AM"/>
-        </w:rPr>
-        <w:t>, քանի որ վերջինս ամուսնացած չէ, կամ գրավի առարկան ձեռք չի բերվել համատեղ ամուսնության ընթացքում</w:t>
-      </w:r>
-      <w:r>
-        <w:rPr>
-          <w:rFonts w:ascii="Times New Roman" w:hAnsi="Times New Roman" w:cs="Times New Roman"/>
-          <w:b/>
-          <w:bCs/>
-          <w:i/>
-          <w:iCs/>
-          <w:sz w:val="18"/>
-          <w:szCs w:val="18"/>
-          <w:lang w:val="hy-AM"/>
-        </w:rPr>
-        <w:t>։</w:t>
+        <w:t>Գրավատուն տեղեկացված լինելով, որ խաբեության, վստահությունը չարաշահելու կամ կեղծ տեղեկություն տարածելու կամ ապօրինի այլ եղանակով մեկ ուրիշին խոշոր չափերի գույքային վնաս պատճառելը հանցագործություն է և պատժվում է ՀՀ քրեական օրենսգրքի 259-րդ հոդվածով, հավաստիացնում է, որ գրավի առարկան չի համարվում համատեղ սեփականություն, քանի որ վերջինս ամուսնացած չէ, կամ գրավի առարկան ձեռք չի բերվել համատեղ ամուսնության ընթացքում կամ եթե գրավի առարկան համատեղ սեփականություն է ապա առկա է մյուս սեփականատիրոջ համաձայնությունը։</w:t>
       </w:r>
       <w:r>
         <w:rPr>
@@ -8993,7 +8972,34 @@
           <w:szCs w:val="18"/>
           <w:lang w:val="hy-AM"/>
         </w:rPr>
-        <w:t xml:space="preserve"> կետով նշված պարտավորությունը չկատարելու կամ ոչ պատշաճ կատարելու դեպքում Վարկառուն պարտավոր է Վարկատուն վճարել տուգանք </w:t>
+        <w:t xml:space="preserve"> կետով նշված պարտավորությունը չկատարելու կամ ոչ պատշաճ կատարելու դեպքում Վարկառուն պարտավոր է </w:t>
+      </w:r>
+      <w:r>
+        <w:rPr>
+          <w:rFonts w:ascii="Times New Roman" w:hAnsi="Times New Roman" w:cs="Times New Roman"/>
+          <w:sz w:val="18"/>
+          <w:szCs w:val="18"/>
+          <w:lang w:val="hy-AM"/>
+        </w:rPr>
+        <w:t>Վարկատուին</w:t>
+      </w:r>
+      <w:r>
+        <w:rPr>
+          <w:rFonts w:ascii="Times New Roman" w:hAnsi="Times New Roman" w:cs="Times New Roman"/>
+          <w:sz w:val="18"/>
+          <w:szCs w:val="18"/>
+          <w:lang w:val="hy-AM"/>
+        </w:rPr>
+        <w:t xml:space="preserve"> </w:t>
+      </w:r>
+      <w:r>
+        <w:rPr>
+          <w:rFonts w:ascii="Times New Roman" w:hAnsi="Times New Roman" w:cs="Times New Roman"/>
+          <w:sz w:val="18"/>
+          <w:szCs w:val="18"/>
+          <w:lang w:val="hy-AM"/>
+        </w:rPr>
+        <w:t xml:space="preserve">վճարել տուգանք </w:t>
       </w:r>
       <w:r>
         <w:rPr>
@@ -9142,7 +9148,34 @@
           <w:lang w:val="hy-AM"/>
         </w:rPr>
         <w:lastRenderedPageBreak/>
-        <w:t xml:space="preserve">Գրավի առարկայի պատկանելիության վերաբերյալ վեճ առաջանալու դեպքում, կամ Գրավի առարկան վեճի առարկա լինելու դեպքում, կամ այլ տեղեկություններ թաքցնելու, խեղաթյուրելու և այլ եղանակով Վարկատուին մոլորեցնելու, խաբելու կամ գրավի պայմանագիրը այլ նմանատիպ հանգամանքներում անվավեր ճանաչվելու կամ այդպիսի հնարավորության առկայության դեպքում Վարկառուն պարտավոր է Վարկատուին վճարել Վարկի ամբողջ գումարի 30 տոկոսի չափով տուգանք, որը համարվելու է Վարկառուի պարտավորությունների լրացուցիչ ապահովման միջոց։ Տուգանքը վճարելու պահանջով Բանկը պարտավոր չէ ապացուցել Վարկատուին պատճառված վնասների առկայությունը։ </w:t>
+        <w:t xml:space="preserve">Գրավի առարկայի պատկանելիության վերաբերյալ վեճ առաջանալու դեպքում, կամ Գրավի առարկան վեճի առարկա լինելու դեպքում, կամ այլ տեղեկություններ թաքցնելու, խեղաթյուրելու և այլ եղանակով Վարկատուին մոլորեցնելու, խաբելու կամ գրավի պայմանագիրը այլ նմանատիպ հանգամանքներում անվավեր ճանաչվելու կամ այդպիսի հնարավորության առկայության դեպքում Վարկառուն պարտավոր է Վարկատուին վճարել Վարկի ամբողջ գումարի 30 տոկոսի չափով տուգանք։ Տուգանքը վճարելու պահանջով </w:t>
+      </w:r>
+      <w:r>
+        <w:rPr>
+          <w:rFonts w:ascii="Times New Roman" w:hAnsi="Times New Roman" w:cs="Times New Roman"/>
+          <w:sz w:val="18"/>
+          <w:szCs w:val="18"/>
+          <w:lang w:val="hy-AM"/>
+        </w:rPr>
+        <w:t>Վարկային կազմակերպությունը</w:t>
+      </w:r>
+      <w:r>
+        <w:rPr>
+          <w:rFonts w:ascii="Times New Roman" w:hAnsi="Times New Roman" w:cs="Times New Roman"/>
+          <w:sz w:val="18"/>
+          <w:szCs w:val="18"/>
+          <w:lang w:val="hy-AM"/>
+        </w:rPr>
+        <w:t xml:space="preserve"> </w:t>
+      </w:r>
+      <w:r>
+        <w:rPr>
+          <w:rFonts w:ascii="Times New Roman" w:hAnsi="Times New Roman" w:cs="Times New Roman"/>
+          <w:sz w:val="18"/>
+          <w:szCs w:val="18"/>
+          <w:lang w:val="hy-AM"/>
+        </w:rPr>
+        <w:t xml:space="preserve">պարտավոր չէ ապացուցել Վարկատուին պատճառված վնասների առկայությունը։ </w:t>
       </w:r>
     </w:p>
     <w:p>
@@ -9606,97 +9639,106 @@
           <w:szCs w:val="18"/>
           <w:lang w:val="hy-AM"/>
         </w:rPr>
+        <w:t xml:space="preserve">Վարկառուն իրավունք ունի միակողմանիորեն փոխել Պայմանագրի </w:t>
+      </w:r>
+      <w:r>
+        <w:rPr>
+          <w:rFonts w:ascii="Times New Roman" w:hAnsi="Times New Roman" w:cs="Times New Roman"/>
+          <w:sz w:val="18"/>
+          <w:szCs w:val="18"/>
+          <w:lang w:val="hy-AM"/>
+        </w:rPr>
+        <w:fldChar w:fldCharType="begin"/>
+      </w:r>
+      <w:r>
+        <w:rPr>
+          <w:rFonts w:ascii="Times New Roman" w:hAnsi="Times New Roman" w:cs="Times New Roman"/>
+          <w:sz w:val="18"/>
+          <w:szCs w:val="18"/>
+          <w:lang w:val="hy-AM"/>
+        </w:rPr>
+        <w:instrText xml:space="preserve"> REF _Ref219254095 \r \h </w:instrText>
+      </w:r>
+      <w:r>
+        <w:rPr>
+          <w:rFonts w:ascii="Times New Roman" w:hAnsi="Times New Roman" w:cs="Times New Roman"/>
+          <w:sz w:val="18"/>
+          <w:szCs w:val="18"/>
+          <w:lang w:val="hy-AM"/>
+        </w:rPr>
+        <w:instrText xml:space="preserve"> \* MERGEFORMAT </w:instrText>
+      </w:r>
+      <w:r>
+        <w:rPr>
+          <w:rFonts w:ascii="Times New Roman" w:hAnsi="Times New Roman" w:cs="Times New Roman"/>
+          <w:sz w:val="18"/>
+          <w:szCs w:val="18"/>
+          <w:lang w:val="hy-AM"/>
+        </w:rPr>
+      </w:r>
+      <w:r>
+        <w:rPr>
+          <w:rFonts w:ascii="Times New Roman" w:hAnsi="Times New Roman" w:cs="Times New Roman"/>
+          <w:sz w:val="18"/>
+          <w:szCs w:val="18"/>
+          <w:lang w:val="hy-AM"/>
+        </w:rPr>
+        <w:fldChar w:fldCharType="separate"/>
+      </w:r>
+      <w:r>
+        <w:rPr>
+          <w:rFonts w:ascii="Times New Roman" w:hAnsi="Times New Roman" w:cs="Times New Roman"/>
+          <w:sz w:val="18"/>
+          <w:szCs w:val="18"/>
+          <w:lang w:val="hy-AM"/>
+        </w:rPr>
+        <w:t>6.1</w:t>
+      </w:r>
+      <w:r>
+        <w:rPr>
+          <w:rFonts w:ascii="Times New Roman" w:hAnsi="Times New Roman" w:cs="Times New Roman"/>
+          <w:sz w:val="18"/>
+          <w:szCs w:val="18"/>
+          <w:lang w:val="hy-AM"/>
+        </w:rPr>
+        <w:fldChar w:fldCharType="end"/>
+      </w:r>
+      <w:r>
+        <w:rPr>
+          <w:rFonts w:ascii="Times New Roman" w:hAnsi="Times New Roman" w:cs="Times New Roman"/>
+          <w:sz w:val="18"/>
+          <w:szCs w:val="18"/>
+          <w:lang w:val="hy-AM"/>
+        </w:rPr>
+        <w:t xml:space="preserve"> կետով սահմանված ծանուցման եղանակը պահանջելով Ծանուցումները ուղարկել </w:t>
+      </w:r>
+      <w:r>
+        <w:rPr>
+          <w:rFonts w:ascii="Times New Roman" w:hAnsi="Times New Roman" w:cs="Times New Roman"/>
+          <w:sz w:val="18"/>
+          <w:szCs w:val="18"/>
+          <w:lang w:val="hy-AM"/>
+        </w:rPr>
+        <w:t>մշտական բնակության հաշվ</w:t>
+      </w:r>
+      <w:r>
+        <w:rPr>
+          <w:rFonts w:ascii="Times New Roman" w:hAnsi="Times New Roman" w:cs="Times New Roman"/>
+          <w:sz w:val="18"/>
+          <w:szCs w:val="18"/>
+          <w:lang w:val="hy-AM"/>
+        </w:rPr>
+        <w:t xml:space="preserve">առման հասցեին, կամ փաստացի </w:t>
+      </w:r>
+      <w:r>
+        <w:rPr>
+          <w:rFonts w:ascii="Times New Roman" w:hAnsi="Times New Roman" w:cs="Times New Roman"/>
+          <w:sz w:val="18"/>
+          <w:szCs w:val="18"/>
+          <w:lang w:val="hy-AM"/>
+        </w:rPr>
         <w:lastRenderedPageBreak/>
-        <w:t xml:space="preserve">Վարկառուն իրավունք ունի միակողմանիորեն փոխել Պայմանագրի </w:t>
-      </w:r>
-      <w:r>
-        <w:rPr>
-          <w:rFonts w:ascii="Times New Roman" w:hAnsi="Times New Roman" w:cs="Times New Roman"/>
-          <w:sz w:val="18"/>
-          <w:szCs w:val="18"/>
-          <w:lang w:val="hy-AM"/>
-        </w:rPr>
-        <w:fldChar w:fldCharType="begin"/>
-      </w:r>
-      <w:r>
-        <w:rPr>
-          <w:rFonts w:ascii="Times New Roman" w:hAnsi="Times New Roman" w:cs="Times New Roman"/>
-          <w:sz w:val="18"/>
-          <w:szCs w:val="18"/>
-          <w:lang w:val="hy-AM"/>
-        </w:rPr>
-        <w:instrText xml:space="preserve"> REF _Ref219254095 \r \h </w:instrText>
-      </w:r>
-      <w:r>
-        <w:rPr>
-          <w:rFonts w:ascii="Times New Roman" w:hAnsi="Times New Roman" w:cs="Times New Roman"/>
-          <w:sz w:val="18"/>
-          <w:szCs w:val="18"/>
-          <w:lang w:val="hy-AM"/>
-        </w:rPr>
-        <w:instrText xml:space="preserve"> \* MERGEFORMAT </w:instrText>
-      </w:r>
-      <w:r>
-        <w:rPr>
-          <w:rFonts w:ascii="Times New Roman" w:hAnsi="Times New Roman" w:cs="Times New Roman"/>
-          <w:sz w:val="18"/>
-          <w:szCs w:val="18"/>
-          <w:lang w:val="hy-AM"/>
-        </w:rPr>
-      </w:r>
-      <w:r>
-        <w:rPr>
-          <w:rFonts w:ascii="Times New Roman" w:hAnsi="Times New Roman" w:cs="Times New Roman"/>
-          <w:sz w:val="18"/>
-          <w:szCs w:val="18"/>
-          <w:lang w:val="hy-AM"/>
-        </w:rPr>
-        <w:fldChar w:fldCharType="separate"/>
-      </w:r>
-      <w:r>
-        <w:rPr>
-          <w:rFonts w:ascii="Times New Roman" w:hAnsi="Times New Roman" w:cs="Times New Roman"/>
-          <w:sz w:val="18"/>
-          <w:szCs w:val="18"/>
-          <w:lang w:val="hy-AM"/>
-        </w:rPr>
-        <w:t>6.1</w:t>
-      </w:r>
-      <w:r>
-        <w:rPr>
-          <w:rFonts w:ascii="Times New Roman" w:hAnsi="Times New Roman" w:cs="Times New Roman"/>
-          <w:sz w:val="18"/>
-          <w:szCs w:val="18"/>
-          <w:lang w:val="hy-AM"/>
-        </w:rPr>
-        <w:fldChar w:fldCharType="end"/>
-      </w:r>
-      <w:r>
-        <w:rPr>
-          <w:rFonts w:ascii="Times New Roman" w:hAnsi="Times New Roman" w:cs="Times New Roman"/>
-          <w:sz w:val="18"/>
-          <w:szCs w:val="18"/>
-          <w:lang w:val="hy-AM"/>
-        </w:rPr>
-        <w:t xml:space="preserve"> կետով սահմանված ծանուցման եղանակը պահանջելով Ծանուցումները ուղարկել </w:t>
-      </w:r>
-      <w:r>
-        <w:rPr>
-          <w:rFonts w:ascii="Times New Roman" w:hAnsi="Times New Roman" w:cs="Times New Roman"/>
-          <w:sz w:val="18"/>
-          <w:szCs w:val="18"/>
-          <w:lang w:val="hy-AM"/>
-        </w:rPr>
-        <w:t>մշտական բնակության հաշվ</w:t>
-      </w:r>
-      <w:r>
-        <w:rPr>
-          <w:rFonts w:ascii="Times New Roman" w:hAnsi="Times New Roman" w:cs="Times New Roman"/>
-          <w:sz w:val="18"/>
-          <w:szCs w:val="18"/>
-          <w:lang w:val="hy-AM"/>
-        </w:rPr>
-        <w:t xml:space="preserve">առման հասցեին, կամ փաստացի բնակության հասցեին, կամ կապի հաղորդակցության այլ </w:t>
+        <w:t xml:space="preserve">բնակության հասցեին, կամ կապի հաղորդակցության այլ </w:t>
       </w:r>
       <w:r>
         <w:rPr>
@@ -10421,7 +10463,6 @@
           <w:szCs w:val="28"/>
           <w:lang w:val="hy-AM"/>
         </w:rPr>
-        <w:lastRenderedPageBreak/>
         <w:t>Կողմերը</w:t>
       </w:r>
     </w:p>
@@ -10472,6 +10513,7 @@
                 <w:u w:val="single"/>
                 <w:lang w:val="hy-AM"/>
               </w:rPr>
+              <w:lastRenderedPageBreak/>
               <w:t>Վարկառու</w:t>
             </w:r>
           </w:p>
@@ -16551,7 +16593,6 @@
   <w:style w:type="character" w:default="1" w:styleId="DefaultParagraphFont">
     <w:name w:val="Default Paragraph Font"/>
     <w:uiPriority w:val="1"/>
-    <w:semiHidden/>
     <w:unhideWhenUsed/>
   </w:style>
   <w:style w:type="table" w:default="1" w:styleId="TableNormal">

--- a/public/files/contract_car_template.docx
+++ b/public/files/contract_car_template.docx
@@ -142,33 +142,7 @@
           <w:color w:val="000000" w:themeColor="text1"/>
           <w:lang w:val="en-GB"/>
         </w:rPr>
-        <w:t xml:space="preserve"> ${</w:t>
-      </w:r>
-      <w:proofErr w:type="spellStart"/>
-      <w:r>
-        <w:rPr>
-          <w:rFonts w:ascii="Times New Roman" w:eastAsia="Times New Roman" w:hAnsi="Times New Roman" w:cs="Times New Roman"/>
-          <w:b/>
-          <w:bCs/>
-          <w:i/>
-          <w:iCs/>
-          <w:color w:val="000000" w:themeColor="text1"/>
-          <w:lang w:val="en-GB"/>
-        </w:rPr>
-        <w:t>num</w:t>
-      </w:r>
-      <w:proofErr w:type="spellEnd"/>
-      <w:r>
-        <w:rPr>
-          <w:rFonts w:ascii="Times New Roman" w:eastAsia="Times New Roman" w:hAnsi="Times New Roman" w:cs="Times New Roman"/>
-          <w:b/>
-          <w:bCs/>
-          <w:i/>
-          <w:iCs/>
-          <w:color w:val="000000" w:themeColor="text1"/>
-          <w:lang w:val="en-GB"/>
-        </w:rPr>
-        <w:t>}</w:t>
+        <w:t xml:space="preserve"> ${num}</w:t>
       </w:r>
     </w:p>
     <w:tbl>
@@ -372,86 +346,8 @@
           <w:szCs w:val="18"/>
           <w:lang w:val="en-GB"/>
         </w:rPr>
-        <w:t xml:space="preserve">53 </w:t>
-      </w:r>
-      <w:proofErr w:type="spellStart"/>
-      <w:r>
-        <w:rPr>
-          <w:rFonts w:ascii="Times New Roman" w:eastAsia="Times New Roman" w:hAnsi="Times New Roman" w:cs="Times New Roman"/>
-          <w:color w:val="000000" w:themeColor="text1"/>
-          <w:sz w:val="18"/>
-          <w:szCs w:val="18"/>
-          <w:lang w:val="en-GB"/>
-        </w:rPr>
-        <w:t>շենք</w:t>
-      </w:r>
-      <w:proofErr w:type="spellEnd"/>
-      <w:r>
-        <w:rPr>
-          <w:rFonts w:ascii="Times New Roman" w:eastAsia="Times New Roman" w:hAnsi="Times New Roman" w:cs="Times New Roman"/>
-          <w:color w:val="000000" w:themeColor="text1"/>
-          <w:sz w:val="18"/>
-          <w:szCs w:val="18"/>
-          <w:lang w:val="en-GB"/>
-        </w:rPr>
-        <w:t xml:space="preserve">, 35 </w:t>
-      </w:r>
-      <w:proofErr w:type="spellStart"/>
-      <w:r>
-        <w:rPr>
-          <w:rFonts w:ascii="Times New Roman" w:eastAsia="Times New Roman" w:hAnsi="Times New Roman" w:cs="Times New Roman"/>
-          <w:color w:val="000000" w:themeColor="text1"/>
-          <w:sz w:val="18"/>
-          <w:szCs w:val="18"/>
-          <w:lang w:val="en-GB"/>
-        </w:rPr>
-        <w:t>ոչ</w:t>
-      </w:r>
-      <w:proofErr w:type="spellEnd"/>
-      <w:r>
-        <w:rPr>
-          <w:rFonts w:ascii="Times New Roman" w:eastAsia="Times New Roman" w:hAnsi="Times New Roman" w:cs="Times New Roman"/>
-          <w:color w:val="000000" w:themeColor="text1"/>
-          <w:sz w:val="18"/>
-          <w:szCs w:val="18"/>
-          <w:lang w:val="en-GB"/>
-        </w:rPr>
-        <w:t xml:space="preserve"> </w:t>
-      </w:r>
-      <w:proofErr w:type="spellStart"/>
-      <w:r>
-        <w:rPr>
-          <w:rFonts w:ascii="Times New Roman" w:eastAsia="Times New Roman" w:hAnsi="Times New Roman" w:cs="Times New Roman"/>
-          <w:color w:val="000000" w:themeColor="text1"/>
-          <w:sz w:val="18"/>
-          <w:szCs w:val="18"/>
-          <w:lang w:val="en-GB"/>
-        </w:rPr>
-        <w:t>բնակելի</w:t>
-      </w:r>
-      <w:proofErr w:type="spellEnd"/>
-      <w:r>
-        <w:rPr>
-          <w:rFonts w:ascii="Times New Roman" w:eastAsia="Times New Roman" w:hAnsi="Times New Roman" w:cs="Times New Roman"/>
-          <w:color w:val="000000" w:themeColor="text1"/>
-          <w:sz w:val="18"/>
-          <w:szCs w:val="18"/>
-          <w:lang w:val="en-GB"/>
-        </w:rPr>
-        <w:t xml:space="preserve"> </w:t>
-      </w:r>
-      <w:proofErr w:type="spellStart"/>
-      <w:r>
-        <w:rPr>
-          <w:rFonts w:ascii="Times New Roman" w:eastAsia="Times New Roman" w:hAnsi="Times New Roman" w:cs="Times New Roman"/>
-          <w:color w:val="000000" w:themeColor="text1"/>
-          <w:sz w:val="18"/>
-          <w:szCs w:val="18"/>
-          <w:lang w:val="en-GB"/>
-        </w:rPr>
-        <w:t>տարածք</w:t>
-      </w:r>
-      <w:proofErr w:type="spellEnd"/>
+        <w:t>53 շենք, 35 ոչ բնակելի տարածք</w:t>
+      </w:r>
       <w:r>
         <w:rPr>
           <w:rFonts w:ascii="Times New Roman" w:eastAsia="Times New Roman" w:hAnsi="Times New Roman" w:cs="Times New Roman"/>
@@ -1357,9 +1253,8 @@
                 <w:szCs w:val="16"/>
                 <w:lang w:val="en-GB"/>
               </w:rPr>
-              <w:t>${</w:t>
-            </w:r>
-            <w:proofErr w:type="spellStart"/>
+              <w:t>${contra</w:t>
+            </w:r>
             <w:r>
               <w:rPr>
                 <w:rFonts w:ascii="Times New Roman" w:hAnsi="Times New Roman" w:cs="Times New Roman"/>
@@ -1369,7 +1264,7 @@
                 <w:szCs w:val="16"/>
                 <w:lang w:val="en-GB"/>
               </w:rPr>
-              <w:t>contra</w:t>
+              <w:t>c</w:t>
             </w:r>
             <w:r>
               <w:rPr>
@@ -1380,7 +1275,7 @@
                 <w:szCs w:val="16"/>
                 <w:lang w:val="en-GB"/>
               </w:rPr>
-              <w:t>c</w:t>
+              <w:t>t_amount</w:t>
             </w:r>
             <w:r>
               <w:rPr>
@@ -1391,9 +1286,8 @@
                 <w:szCs w:val="16"/>
                 <w:lang w:val="en-GB"/>
               </w:rPr>
-              <w:t>t_amount</w:t>
-            </w:r>
-            <w:proofErr w:type="spellEnd"/>
+              <w:t>}</w:t>
+            </w:r>
             <w:r>
               <w:rPr>
                 <w:rFonts w:ascii="Times New Roman" w:hAnsi="Times New Roman" w:cs="Times New Roman"/>
@@ -1401,9 +1295,9 @@
                 <w:i/>
                 <w:sz w:val="16"/>
                 <w:szCs w:val="16"/>
-                <w:lang w:val="en-GB"/>
-              </w:rPr>
-              <w:t>}</w:t>
+                <w:lang w:val="ru-RU"/>
+              </w:rPr>
+              <w:t xml:space="preserve"> </w:t>
             </w:r>
             <w:r>
               <w:rPr>
@@ -1414,32 +1308,8 @@
                 <w:szCs w:val="16"/>
                 <w:lang w:val="ru-RU"/>
               </w:rPr>
-              <w:t xml:space="preserve"> </w:t>
-            </w:r>
-            <w:r>
-              <w:rPr>
-                <w:rFonts w:ascii="Times New Roman" w:hAnsi="Times New Roman" w:cs="Times New Roman"/>
-                <w:b/>
-                <w:i/>
-                <w:sz w:val="16"/>
-                <w:szCs w:val="16"/>
-                <w:lang w:val="ru-RU"/>
-              </w:rPr>
-              <w:t xml:space="preserve">ՀՀ </w:t>
-            </w:r>
-            <w:proofErr w:type="spellStart"/>
-            <w:r>
-              <w:rPr>
-                <w:rFonts w:ascii="Times New Roman" w:hAnsi="Times New Roman" w:cs="Times New Roman"/>
-                <w:b/>
-                <w:i/>
-                <w:sz w:val="16"/>
-                <w:szCs w:val="16"/>
-                <w:lang w:val="ru-RU"/>
-              </w:rPr>
-              <w:t>դրամ</w:t>
-            </w:r>
-            <w:proofErr w:type="spellEnd"/>
+              <w:t>ՀՀ դրամ</w:t>
+            </w:r>
           </w:p>
         </w:tc>
       </w:tr>
@@ -1638,31 +1508,7 @@
                 <w:szCs w:val="16"/>
                 <w:lang w:val="en-GB"/>
               </w:rPr>
-              <w:t>${</w:t>
-            </w:r>
-            <w:proofErr w:type="spellStart"/>
-            <w:r>
-              <w:rPr>
-                <w:rFonts w:ascii="Times New Roman" w:hAnsi="Times New Roman" w:cs="Times New Roman"/>
-                <w:b/>
-                <w:i/>
-                <w:sz w:val="16"/>
-                <w:szCs w:val="16"/>
-                <w:lang w:val="en-GB"/>
-              </w:rPr>
-              <w:t>effective_annual_rate</w:t>
-            </w:r>
-            <w:proofErr w:type="spellEnd"/>
-            <w:r>
-              <w:rPr>
-                <w:rFonts w:ascii="Times New Roman" w:hAnsi="Times New Roman" w:cs="Times New Roman"/>
-                <w:b/>
-                <w:i/>
-                <w:sz w:val="16"/>
-                <w:szCs w:val="16"/>
-                <w:lang w:val="en-GB"/>
-              </w:rPr>
-              <w:t>}</w:t>
+              <w:t>${effective_annual_rate}</w:t>
             </w:r>
           </w:p>
         </w:tc>
@@ -2032,7 +1878,29 @@
                 <w:szCs w:val="16"/>
                 <w:lang w:val="hy-AM"/>
               </w:rPr>
-              <w:t xml:space="preserve">${account_number} </w:t>
+              <w:t>${account_</w:t>
+            </w:r>
+            <w:r>
+              <w:rPr>
+                <w:rFonts w:ascii="Times New Roman" w:hAnsi="Times New Roman" w:cs="Times New Roman"/>
+                <w:bCs/>
+                <w:iCs/>
+                <w:sz w:val="16"/>
+                <w:szCs w:val="16"/>
+                <w:lang w:val="hy-AM"/>
+              </w:rPr>
+              <w:t>card_</w:t>
+            </w:r>
+            <w:r>
+              <w:rPr>
+                <w:rFonts w:ascii="Times New Roman" w:hAnsi="Times New Roman" w:cs="Times New Roman"/>
+                <w:bCs/>
+                <w:iCs/>
+                <w:sz w:val="16"/>
+                <w:szCs w:val="16"/>
+                <w:lang w:val="hy-AM"/>
+              </w:rPr>
+              <w:t xml:space="preserve">number} </w:t>
             </w:r>
             <w:r>
               <w:rPr>
@@ -2688,7 +2556,6 @@
               </w:rPr>
               <w:t xml:space="preserve">նույնականացման համարով տրանսպորտային միջոցը։ </w:t>
             </w:r>
-            <w:proofErr w:type="spellStart"/>
             <w:r>
               <w:rPr>
                 <w:rFonts w:ascii="Times New Roman" w:hAnsi="Times New Roman" w:cs="Times New Roman"/>
@@ -2698,67 +2565,7 @@
                 <w:szCs w:val="16"/>
                 <w:lang w:val="en-GB"/>
               </w:rPr>
-              <w:t>Գրավի</w:t>
-            </w:r>
-            <w:proofErr w:type="spellEnd"/>
-            <w:r>
-              <w:rPr>
-                <w:rFonts w:ascii="Times New Roman" w:hAnsi="Times New Roman" w:cs="Times New Roman"/>
-                <w:bCs/>
-                <w:iCs/>
-                <w:sz w:val="16"/>
-                <w:szCs w:val="16"/>
-                <w:lang w:val="en-GB"/>
-              </w:rPr>
-              <w:t xml:space="preserve"> </w:t>
-            </w:r>
-            <w:proofErr w:type="spellStart"/>
-            <w:r>
-              <w:rPr>
-                <w:rFonts w:ascii="Times New Roman" w:hAnsi="Times New Roman" w:cs="Times New Roman"/>
-                <w:bCs/>
-                <w:iCs/>
-                <w:sz w:val="16"/>
-                <w:szCs w:val="16"/>
-                <w:lang w:val="en-GB"/>
-              </w:rPr>
-              <w:t>առարկայի</w:t>
-            </w:r>
-            <w:proofErr w:type="spellEnd"/>
-            <w:r>
-              <w:rPr>
-                <w:rFonts w:ascii="Times New Roman" w:hAnsi="Times New Roman" w:cs="Times New Roman"/>
-                <w:bCs/>
-                <w:iCs/>
-                <w:sz w:val="16"/>
-                <w:szCs w:val="16"/>
-                <w:lang w:val="en-GB"/>
-              </w:rPr>
-              <w:t xml:space="preserve"> </w:t>
-            </w:r>
-            <w:proofErr w:type="spellStart"/>
-            <w:r>
-              <w:rPr>
-                <w:rFonts w:ascii="Times New Roman" w:hAnsi="Times New Roman" w:cs="Times New Roman"/>
-                <w:bCs/>
-                <w:iCs/>
-                <w:sz w:val="16"/>
-                <w:szCs w:val="16"/>
-                <w:lang w:val="en-GB"/>
-              </w:rPr>
-              <w:t>վերաբերյալ</w:t>
-            </w:r>
-            <w:proofErr w:type="spellEnd"/>
-            <w:r>
-              <w:rPr>
-                <w:rFonts w:ascii="Times New Roman" w:hAnsi="Times New Roman" w:cs="Times New Roman"/>
-                <w:bCs/>
-                <w:iCs/>
-                <w:sz w:val="16"/>
-                <w:szCs w:val="16"/>
-                <w:lang w:val="en-GB"/>
-              </w:rPr>
-              <w:t xml:space="preserve"> </w:t>
+              <w:t xml:space="preserve">Գրավի առարկայի վերաբերյալ </w:t>
             </w:r>
             <w:r>
               <w:rPr>
@@ -3429,9 +3236,8 @@
                 <w:szCs w:val="16"/>
                 <w:lang w:val="en-GB"/>
               </w:rPr>
-              <w:t>${</w:t>
-            </w:r>
-            <w:proofErr w:type="spellStart"/>
+              <w:t xml:space="preserve">${mother_amount} </w:t>
+            </w:r>
             <w:r>
               <w:rPr>
                 <w:rFonts w:ascii="Times New Roman" w:hAnsi="Times New Roman" w:cs="Times New Roman"/>
@@ -3439,46 +3245,10 @@
                 <w:iCs/>
                 <w:sz w:val="16"/>
                 <w:szCs w:val="16"/>
-                <w:lang w:val="en-GB"/>
-              </w:rPr>
-              <w:t>mother_amount</w:t>
-            </w:r>
-            <w:proofErr w:type="spellEnd"/>
-            <w:r>
-              <w:rPr>
-                <w:rFonts w:ascii="Times New Roman" w:hAnsi="Times New Roman" w:cs="Times New Roman"/>
-                <w:bCs/>
-                <w:iCs/>
-                <w:sz w:val="16"/>
-                <w:szCs w:val="16"/>
-                <w:lang w:val="en-GB"/>
-              </w:rPr>
-              <w:t xml:space="preserve">} </w:t>
-            </w:r>
-            <w:r>
-              <w:rPr>
-                <w:rFonts w:ascii="Times New Roman" w:hAnsi="Times New Roman" w:cs="Times New Roman"/>
-                <w:bCs/>
-                <w:iCs/>
-                <w:sz w:val="16"/>
-                <w:szCs w:val="16"/>
                 <w:lang w:val="ru-RU"/>
               </w:rPr>
-              <w:t xml:space="preserve">ՀՀ </w:t>
-            </w:r>
-            <w:proofErr w:type="spellStart"/>
-            <w:r>
-              <w:rPr>
-                <w:rFonts w:ascii="Times New Roman" w:hAnsi="Times New Roman" w:cs="Times New Roman"/>
-                <w:bCs/>
-                <w:iCs/>
-                <w:sz w:val="16"/>
-                <w:szCs w:val="16"/>
-                <w:lang w:val="ru-RU"/>
-              </w:rPr>
-              <w:t>դրամ</w:t>
-            </w:r>
-            <w:proofErr w:type="spellEnd"/>
+              <w:t>ՀՀ դրամ</w:t>
+            </w:r>
           </w:p>
         </w:tc>
       </w:tr>
@@ -6190,7 +5960,6 @@
       </w:pPr>
       <w:bookmarkStart w:id="8" w:name="_Ref220023143"/>
       <w:bookmarkStart w:id="9" w:name="_Ref220023284"/>
-      <w:proofErr w:type="spellStart"/>
       <w:r>
         <w:rPr>
           <w:rFonts w:ascii="Times New Roman" w:eastAsia="Times New Roman" w:hAnsi="Times New Roman" w:cs="Times New Roman"/>
@@ -6199,9 +5968,9 @@
           <w:szCs w:val="18"/>
           <w:lang w:val="en-GB"/>
         </w:rPr>
-        <w:t>Գրավ</w:t>
-      </w:r>
-      <w:proofErr w:type="spellEnd"/>
+        <w:t xml:space="preserve">Գրավ </w:t>
+      </w:r>
+      <w:bookmarkEnd w:id="8"/>
       <w:r>
         <w:rPr>
           <w:rFonts w:ascii="Times New Roman" w:eastAsia="Times New Roman" w:hAnsi="Times New Roman" w:cs="Times New Roman"/>
@@ -6210,30 +5979,7 @@
           <w:szCs w:val="18"/>
           <w:lang w:val="en-GB"/>
         </w:rPr>
-        <w:t xml:space="preserve"> </w:t>
-      </w:r>
-      <w:bookmarkEnd w:id="8"/>
-      <w:proofErr w:type="spellStart"/>
-      <w:r>
-        <w:rPr>
-          <w:rFonts w:ascii="Times New Roman" w:eastAsia="Times New Roman" w:hAnsi="Times New Roman" w:cs="Times New Roman"/>
-          <w:color w:val="000000" w:themeColor="text1"/>
-          <w:sz w:val="18"/>
-          <w:szCs w:val="18"/>
-          <w:lang w:val="en-GB"/>
-        </w:rPr>
-        <w:t>առարկան</w:t>
-      </w:r>
-      <w:proofErr w:type="spellEnd"/>
-      <w:r>
-        <w:rPr>
-          <w:rFonts w:ascii="Times New Roman" w:eastAsia="Times New Roman" w:hAnsi="Times New Roman" w:cs="Times New Roman"/>
-          <w:color w:val="000000" w:themeColor="text1"/>
-          <w:sz w:val="18"/>
-          <w:szCs w:val="18"/>
-          <w:lang w:val="en-GB"/>
-        </w:rPr>
-        <w:t xml:space="preserve"> է՝</w:t>
+        <w:t>առարկան է՝</w:t>
       </w:r>
       <w:bookmarkEnd w:id="9"/>
     </w:p>
@@ -6268,52 +6014,14 @@
                 <w:szCs w:val="16"/>
               </w:rPr>
             </w:pPr>
-            <w:proofErr w:type="spellStart"/>
-            <w:r>
-              <w:rPr>
-                <w:rFonts w:ascii="Times New Roman" w:hAnsi="Times New Roman" w:cs="Times New Roman"/>
-                <w:sz w:val="16"/>
-                <w:szCs w:val="16"/>
-              </w:rPr>
-              <w:t>Գրավի</w:t>
-            </w:r>
-            <w:proofErr w:type="spellEnd"/>
-            <w:r>
-              <w:rPr>
-                <w:rFonts w:ascii="Times New Roman" w:hAnsi="Times New Roman" w:cs="Times New Roman"/>
-                <w:sz w:val="16"/>
-                <w:szCs w:val="16"/>
-              </w:rPr>
-              <w:t xml:space="preserve"> </w:t>
-            </w:r>
-            <w:proofErr w:type="spellStart"/>
-            <w:r>
-              <w:rPr>
-                <w:rFonts w:ascii="Times New Roman" w:hAnsi="Times New Roman" w:cs="Times New Roman"/>
-                <w:sz w:val="16"/>
-                <w:szCs w:val="16"/>
-              </w:rPr>
-              <w:t>առարկայի</w:t>
-            </w:r>
-            <w:proofErr w:type="spellEnd"/>
-            <w:r>
-              <w:rPr>
-                <w:rFonts w:ascii="Times New Roman" w:hAnsi="Times New Roman" w:cs="Times New Roman"/>
-                <w:sz w:val="16"/>
-                <w:szCs w:val="16"/>
-              </w:rPr>
-              <w:t xml:space="preserve"> </w:t>
-            </w:r>
-            <w:proofErr w:type="spellStart"/>
-            <w:r>
-              <w:rPr>
-                <w:rFonts w:ascii="Times New Roman" w:hAnsi="Times New Roman" w:cs="Times New Roman"/>
-                <w:sz w:val="16"/>
-                <w:szCs w:val="16"/>
-              </w:rPr>
-              <w:t>նկարագիրը</w:t>
-            </w:r>
-            <w:proofErr w:type="spellEnd"/>
+            <w:r>
+              <w:rPr>
+                <w:rFonts w:ascii="Times New Roman" w:hAnsi="Times New Roman" w:cs="Times New Roman"/>
+                <w:sz w:val="16"/>
+                <w:szCs w:val="16"/>
+              </w:rPr>
+              <w:t>Գրավի առարկայի նկարագիրը</w:t>
+            </w:r>
           </w:p>
           <w:p>
             <w:pPr>
@@ -6325,124 +6033,14 @@
                 <w:lang w:val="en-GB"/>
               </w:rPr>
             </w:pPr>
-            <w:proofErr w:type="spellStart"/>
-            <w:r>
-              <w:rPr>
-                <w:rFonts w:ascii="Times New Roman" w:hAnsi="Times New Roman" w:cs="Times New Roman"/>
-                <w:sz w:val="16"/>
-                <w:szCs w:val="16"/>
-              </w:rPr>
-              <w:t>Մակնիշ</w:t>
-            </w:r>
-            <w:proofErr w:type="spellEnd"/>
-            <w:r>
-              <w:rPr>
-                <w:rFonts w:ascii="Times New Roman" w:hAnsi="Times New Roman" w:cs="Times New Roman"/>
-                <w:sz w:val="16"/>
-                <w:szCs w:val="16"/>
-              </w:rPr>
-              <w:t xml:space="preserve">, </w:t>
-            </w:r>
-            <w:proofErr w:type="spellStart"/>
-            <w:r>
-              <w:rPr>
-                <w:rFonts w:ascii="Times New Roman" w:hAnsi="Times New Roman" w:cs="Times New Roman"/>
-                <w:sz w:val="16"/>
-                <w:szCs w:val="16"/>
-              </w:rPr>
-              <w:t>մոդել</w:t>
-            </w:r>
-            <w:proofErr w:type="spellEnd"/>
-            <w:r>
-              <w:rPr>
-                <w:rFonts w:ascii="Times New Roman" w:hAnsi="Times New Roman" w:cs="Times New Roman"/>
-                <w:sz w:val="16"/>
-                <w:szCs w:val="16"/>
-              </w:rPr>
-              <w:t xml:space="preserve">, </w:t>
-            </w:r>
-            <w:proofErr w:type="spellStart"/>
-            <w:r>
-              <w:rPr>
-                <w:rFonts w:ascii="Times New Roman" w:hAnsi="Times New Roman" w:cs="Times New Roman"/>
-                <w:sz w:val="16"/>
-                <w:szCs w:val="16"/>
-              </w:rPr>
-              <w:t>շարժիչի</w:t>
-            </w:r>
-            <w:proofErr w:type="spellEnd"/>
-            <w:r>
-              <w:rPr>
-                <w:rFonts w:ascii="Times New Roman" w:hAnsi="Times New Roman" w:cs="Times New Roman"/>
-                <w:sz w:val="16"/>
-                <w:szCs w:val="16"/>
-              </w:rPr>
-              <w:t xml:space="preserve"> </w:t>
-            </w:r>
-            <w:proofErr w:type="spellStart"/>
-            <w:r>
-              <w:rPr>
-                <w:rFonts w:ascii="Times New Roman" w:hAnsi="Times New Roman" w:cs="Times New Roman"/>
-                <w:sz w:val="16"/>
-                <w:szCs w:val="16"/>
-              </w:rPr>
-              <w:t>հզորություն</w:t>
-            </w:r>
-            <w:proofErr w:type="spellEnd"/>
-            <w:r>
-              <w:rPr>
-                <w:rFonts w:ascii="Times New Roman" w:hAnsi="Times New Roman" w:cs="Times New Roman"/>
-                <w:sz w:val="16"/>
-                <w:szCs w:val="16"/>
-              </w:rPr>
-              <w:t xml:space="preserve">, </w:t>
-            </w:r>
-            <w:proofErr w:type="spellStart"/>
-            <w:r>
-              <w:rPr>
-                <w:rFonts w:ascii="Times New Roman" w:hAnsi="Times New Roman" w:cs="Times New Roman"/>
-                <w:sz w:val="16"/>
-                <w:szCs w:val="16"/>
-              </w:rPr>
-              <w:t>տարեթիվ</w:t>
-            </w:r>
-            <w:proofErr w:type="spellEnd"/>
-            <w:r>
-              <w:rPr>
-                <w:rFonts w:ascii="Times New Roman" w:hAnsi="Times New Roman" w:cs="Times New Roman"/>
-                <w:sz w:val="16"/>
-                <w:szCs w:val="16"/>
-              </w:rPr>
-              <w:t xml:space="preserve">, </w:t>
-            </w:r>
-            <w:proofErr w:type="spellStart"/>
-            <w:r>
-              <w:rPr>
-                <w:rFonts w:ascii="Times New Roman" w:hAnsi="Times New Roman" w:cs="Times New Roman"/>
-                <w:sz w:val="16"/>
-                <w:szCs w:val="16"/>
-              </w:rPr>
-              <w:t>գույն</w:t>
-            </w:r>
-            <w:proofErr w:type="spellEnd"/>
-            <w:r>
-              <w:rPr>
-                <w:rFonts w:ascii="Times New Roman" w:hAnsi="Times New Roman" w:cs="Times New Roman"/>
-                <w:sz w:val="16"/>
-                <w:szCs w:val="16"/>
-              </w:rPr>
-              <w:t xml:space="preserve"> </w:t>
-            </w:r>
-            <w:proofErr w:type="spellStart"/>
-            <w:r>
-              <w:rPr>
-                <w:rFonts w:ascii="Times New Roman" w:hAnsi="Times New Roman" w:cs="Times New Roman"/>
-                <w:sz w:val="16"/>
-                <w:szCs w:val="16"/>
-              </w:rPr>
-              <w:t>սեփականատեր</w:t>
-            </w:r>
-            <w:proofErr w:type="spellEnd"/>
+            <w:r>
+              <w:rPr>
+                <w:rFonts w:ascii="Times New Roman" w:hAnsi="Times New Roman" w:cs="Times New Roman"/>
+                <w:sz w:val="16"/>
+                <w:szCs w:val="16"/>
+              </w:rPr>
+              <w:t>Մակնիշ, մոդել, շարժիչի հզորություն, տարեթիվ, գույն սեփականատեր</w:t>
+            </w:r>
           </w:p>
         </w:tc>
         <w:tc>
@@ -6459,23 +6057,13 @@
                 <w:szCs w:val="16"/>
               </w:rPr>
             </w:pPr>
-            <w:proofErr w:type="spellStart"/>
-            <w:r>
-              <w:rPr>
-                <w:rFonts w:ascii="Times New Roman" w:hAnsi="Times New Roman" w:cs="Times New Roman"/>
-                <w:sz w:val="16"/>
-                <w:szCs w:val="16"/>
-              </w:rPr>
-              <w:t>Հաշվառման</w:t>
-            </w:r>
-            <w:proofErr w:type="spellEnd"/>
-            <w:r>
-              <w:rPr>
-                <w:rFonts w:ascii="Times New Roman" w:hAnsi="Times New Roman" w:cs="Times New Roman"/>
-                <w:sz w:val="16"/>
-                <w:szCs w:val="16"/>
-              </w:rPr>
-              <w:t xml:space="preserve"> տվյալներ</w:t>
+            <w:r>
+              <w:rPr>
+                <w:rFonts w:ascii="Times New Roman" w:hAnsi="Times New Roman" w:cs="Times New Roman"/>
+                <w:sz w:val="16"/>
+                <w:szCs w:val="16"/>
+              </w:rPr>
+              <w:t>Հաշվառման տվյալներ</w:t>
             </w:r>
           </w:p>
         </w:tc>
@@ -6493,23 +6081,13 @@
                 <w:szCs w:val="16"/>
               </w:rPr>
             </w:pPr>
-            <w:proofErr w:type="spellStart"/>
-            <w:r>
-              <w:rPr>
-                <w:rFonts w:ascii="Times New Roman" w:hAnsi="Times New Roman" w:cs="Times New Roman"/>
-                <w:sz w:val="16"/>
-                <w:szCs w:val="16"/>
-              </w:rPr>
-              <w:t>Նշումներ</w:t>
-            </w:r>
-            <w:proofErr w:type="spellEnd"/>
-            <w:r>
-              <w:rPr>
-                <w:rFonts w:ascii="Times New Roman" w:hAnsi="Times New Roman" w:cs="Times New Roman"/>
-                <w:sz w:val="16"/>
-                <w:szCs w:val="16"/>
-              </w:rPr>
-              <w:t xml:space="preserve"> </w:t>
+            <w:r>
+              <w:rPr>
+                <w:rFonts w:ascii="Times New Roman" w:hAnsi="Times New Roman" w:cs="Times New Roman"/>
+                <w:sz w:val="16"/>
+                <w:szCs w:val="16"/>
+              </w:rPr>
+              <w:t xml:space="preserve">Նշումներ </w:t>
             </w:r>
           </w:p>
           <w:p>
@@ -6529,67 +6107,7 @@
                 <w:szCs w:val="16"/>
                 <w:lang w:val="en-GB"/>
               </w:rPr>
-              <w:t>(</w:t>
-            </w:r>
-            <w:proofErr w:type="spellStart"/>
-            <w:r>
-              <w:rPr>
-                <w:rFonts w:ascii="Times New Roman" w:hAnsi="Times New Roman" w:cs="Times New Roman"/>
-                <w:sz w:val="16"/>
-                <w:szCs w:val="16"/>
-                <w:lang w:val="en-GB"/>
-              </w:rPr>
-              <w:t>գրավի</w:t>
-            </w:r>
-            <w:proofErr w:type="spellEnd"/>
-            <w:r>
-              <w:rPr>
-                <w:rFonts w:ascii="Times New Roman" w:hAnsi="Times New Roman" w:cs="Times New Roman"/>
-                <w:sz w:val="16"/>
-                <w:szCs w:val="16"/>
-                <w:lang w:val="en-GB"/>
-              </w:rPr>
-              <w:t xml:space="preserve"> </w:t>
-            </w:r>
-            <w:proofErr w:type="spellStart"/>
-            <w:r>
-              <w:rPr>
-                <w:rFonts w:ascii="Times New Roman" w:hAnsi="Times New Roman" w:cs="Times New Roman"/>
-                <w:sz w:val="16"/>
-                <w:szCs w:val="16"/>
-                <w:lang w:val="en-GB"/>
-              </w:rPr>
-              <w:t>առարկայի</w:t>
-            </w:r>
-            <w:proofErr w:type="spellEnd"/>
-            <w:r>
-              <w:rPr>
-                <w:rFonts w:ascii="Times New Roman" w:hAnsi="Times New Roman" w:cs="Times New Roman"/>
-                <w:sz w:val="16"/>
-                <w:szCs w:val="16"/>
-                <w:lang w:val="en-GB"/>
-              </w:rPr>
-              <w:t xml:space="preserve"> </w:t>
-            </w:r>
-            <w:proofErr w:type="spellStart"/>
-            <w:r>
-              <w:rPr>
-                <w:rFonts w:ascii="Times New Roman" w:hAnsi="Times New Roman" w:cs="Times New Roman"/>
-                <w:sz w:val="16"/>
-                <w:szCs w:val="16"/>
-                <w:lang w:val="en-GB"/>
-              </w:rPr>
-              <w:t>վիճակի</w:t>
-            </w:r>
-            <w:proofErr w:type="spellEnd"/>
-            <w:r>
-              <w:rPr>
-                <w:rFonts w:ascii="Times New Roman" w:hAnsi="Times New Roman" w:cs="Times New Roman"/>
-                <w:sz w:val="16"/>
-                <w:szCs w:val="16"/>
-                <w:lang w:val="en-GB"/>
-              </w:rPr>
-              <w:t xml:space="preserve"> մասին)</w:t>
+              <w:t>(գրավի առարկայի վիճակի մասին)</w:t>
             </w:r>
           </w:p>
         </w:tc>
@@ -6607,23 +6125,13 @@
                 <w:szCs w:val="16"/>
               </w:rPr>
             </w:pPr>
-            <w:proofErr w:type="spellStart"/>
-            <w:r>
-              <w:rPr>
-                <w:rFonts w:ascii="Times New Roman" w:hAnsi="Times New Roman" w:cs="Times New Roman"/>
-                <w:sz w:val="16"/>
-                <w:szCs w:val="16"/>
-              </w:rPr>
-              <w:t>Գնահատված</w:t>
-            </w:r>
-            <w:proofErr w:type="spellEnd"/>
-            <w:r>
-              <w:rPr>
-                <w:rFonts w:ascii="Times New Roman" w:hAnsi="Times New Roman" w:cs="Times New Roman"/>
-                <w:sz w:val="16"/>
-                <w:szCs w:val="16"/>
-              </w:rPr>
-              <w:t xml:space="preserve"> </w:t>
+            <w:r>
+              <w:rPr>
+                <w:rFonts w:ascii="Times New Roman" w:hAnsi="Times New Roman" w:cs="Times New Roman"/>
+                <w:sz w:val="16"/>
+                <w:szCs w:val="16"/>
+              </w:rPr>
+              <w:t xml:space="preserve">Գնահատված </w:t>
             </w:r>
           </w:p>
           <w:p>
@@ -6635,34 +6143,14 @@
                 <w:szCs w:val="16"/>
               </w:rPr>
             </w:pPr>
-            <w:proofErr w:type="spellStart"/>
-            <w:r>
-              <w:rPr>
-                <w:rFonts w:ascii="Times New Roman" w:hAnsi="Times New Roman" w:cs="Times New Roman"/>
-                <w:sz w:val="16"/>
-                <w:szCs w:val="16"/>
-              </w:rPr>
-              <w:t>արժեքը</w:t>
-            </w:r>
-            <w:proofErr w:type="spellEnd"/>
-            <w:r>
-              <w:rPr>
-                <w:rFonts w:ascii="Times New Roman" w:hAnsi="Times New Roman" w:cs="Times New Roman"/>
-                <w:sz w:val="16"/>
-                <w:szCs w:val="16"/>
-              </w:rPr>
-              <w:t xml:space="preserve"> ՀՀ </w:t>
-            </w:r>
-            <w:proofErr w:type="spellStart"/>
-            <w:r>
-              <w:rPr>
-                <w:rFonts w:ascii="Times New Roman" w:hAnsi="Times New Roman" w:cs="Times New Roman"/>
-                <w:sz w:val="16"/>
-                <w:szCs w:val="16"/>
-              </w:rPr>
-              <w:t>դրամով</w:t>
-            </w:r>
-            <w:proofErr w:type="spellEnd"/>
+            <w:r>
+              <w:rPr>
+                <w:rFonts w:ascii="Times New Roman" w:hAnsi="Times New Roman" w:cs="Times New Roman"/>
+                <w:sz w:val="16"/>
+                <w:szCs w:val="16"/>
+              </w:rPr>
+              <w:t>արժեքը ՀՀ դրամով</w:t>
+            </w:r>
           </w:p>
         </w:tc>
         <w:tc>
@@ -6679,52 +6167,14 @@
                 <w:szCs w:val="16"/>
               </w:rPr>
             </w:pPr>
-            <w:proofErr w:type="spellStart"/>
-            <w:r>
-              <w:rPr>
-                <w:rFonts w:ascii="Times New Roman" w:hAnsi="Times New Roman" w:cs="Times New Roman"/>
-                <w:sz w:val="16"/>
-                <w:szCs w:val="16"/>
-              </w:rPr>
-              <w:t>Տրամադրվող</w:t>
-            </w:r>
-            <w:proofErr w:type="spellEnd"/>
-            <w:r>
-              <w:rPr>
-                <w:rFonts w:ascii="Times New Roman" w:hAnsi="Times New Roman" w:cs="Times New Roman"/>
-                <w:sz w:val="16"/>
-                <w:szCs w:val="16"/>
-              </w:rPr>
-              <w:t xml:space="preserve"> </w:t>
-            </w:r>
-            <w:proofErr w:type="spellStart"/>
-            <w:r>
-              <w:rPr>
-                <w:rFonts w:ascii="Times New Roman" w:hAnsi="Times New Roman" w:cs="Times New Roman"/>
-                <w:sz w:val="16"/>
-                <w:szCs w:val="16"/>
-              </w:rPr>
-              <w:t>գումարի</w:t>
-            </w:r>
-            <w:proofErr w:type="spellEnd"/>
-            <w:r>
-              <w:rPr>
-                <w:rFonts w:ascii="Times New Roman" w:hAnsi="Times New Roman" w:cs="Times New Roman"/>
-                <w:sz w:val="16"/>
-                <w:szCs w:val="16"/>
-              </w:rPr>
-              <w:t xml:space="preserve"> </w:t>
-            </w:r>
-            <w:proofErr w:type="spellStart"/>
-            <w:r>
-              <w:rPr>
-                <w:rFonts w:ascii="Times New Roman" w:hAnsi="Times New Roman" w:cs="Times New Roman"/>
-                <w:sz w:val="16"/>
-                <w:szCs w:val="16"/>
-              </w:rPr>
-              <w:t>չափը</w:t>
-            </w:r>
-            <w:proofErr w:type="spellEnd"/>
+            <w:r>
+              <w:rPr>
+                <w:rFonts w:ascii="Times New Roman" w:hAnsi="Times New Roman" w:cs="Times New Roman"/>
+                <w:sz w:val="16"/>
+                <w:szCs w:val="16"/>
+              </w:rPr>
+              <w:t>Տրամադրվող գումարի չափը</w:t>
+            </w:r>
           </w:p>
         </w:tc>
       </w:tr>
@@ -6751,18 +6201,8 @@
                 <w:sz w:val="16"/>
                 <w:szCs w:val="16"/>
               </w:rPr>
-              <w:t>${</w:t>
-            </w:r>
-            <w:proofErr w:type="spellStart"/>
-            <w:r>
-              <w:rPr>
-                <w:rFonts w:ascii="Times New Roman" w:hAnsi="Times New Roman" w:cs="Times New Roman"/>
-                <w:sz w:val="16"/>
-                <w:szCs w:val="16"/>
-              </w:rPr>
-              <w:t>i_c</w:t>
-            </w:r>
-            <w:proofErr w:type="spellEnd"/>
+              <w:t>${i_c</w:t>
+            </w:r>
             <w:r>
               <w:rPr>
                 <w:rFonts w:ascii="Times New Roman" w:hAnsi="Times New Roman" w:cs="Times New Roman"/>
@@ -6795,25 +6235,7 @@
                 <w:sz w:val="16"/>
                 <w:szCs w:val="16"/>
               </w:rPr>
-              <w:t>${</w:t>
-            </w:r>
-            <w:proofErr w:type="spellStart"/>
-            <w:r>
-              <w:rPr>
-                <w:rFonts w:ascii="Times New Roman" w:hAnsi="Times New Roman" w:cs="Times New Roman"/>
-                <w:sz w:val="16"/>
-                <w:szCs w:val="16"/>
-              </w:rPr>
-              <w:t>i_mod</w:t>
-            </w:r>
-            <w:proofErr w:type="spellEnd"/>
-            <w:r>
-              <w:rPr>
-                <w:rFonts w:ascii="Times New Roman" w:hAnsi="Times New Roman" w:cs="Times New Roman"/>
-                <w:sz w:val="16"/>
-                <w:szCs w:val="16"/>
-              </w:rPr>
-              <w:t>},</w:t>
+              <w:t>${i_mod},</w:t>
             </w:r>
           </w:p>
           <w:p>
@@ -6946,27 +6368,7 @@
                 <w:szCs w:val="16"/>
                 <w:lang w:val="en-GB"/>
               </w:rPr>
-              <w:t>${</w:t>
-            </w:r>
-            <w:proofErr w:type="spellStart"/>
-            <w:r>
-              <w:rPr>
-                <w:rFonts w:ascii="Times New Roman" w:hAnsi="Times New Roman" w:cs="Times New Roman"/>
-                <w:sz w:val="16"/>
-                <w:szCs w:val="16"/>
-                <w:lang w:val="en-GB"/>
-              </w:rPr>
-              <w:t>i_ident</w:t>
-            </w:r>
-            <w:proofErr w:type="spellEnd"/>
-            <w:r>
-              <w:rPr>
-                <w:rFonts w:ascii="Times New Roman" w:hAnsi="Times New Roman" w:cs="Times New Roman"/>
-                <w:sz w:val="16"/>
-                <w:szCs w:val="16"/>
-                <w:lang w:val="en-GB"/>
-              </w:rPr>
-              <w:t>}</w:t>
+              <w:t>${i_ident}</w:t>
             </w:r>
           </w:p>
         </w:tc>
@@ -6989,25 +6391,7 @@
                 <w:sz w:val="16"/>
                 <w:szCs w:val="16"/>
               </w:rPr>
-              <w:t>${</w:t>
-            </w:r>
-            <w:proofErr w:type="spellStart"/>
-            <w:r>
-              <w:rPr>
-                <w:rFonts w:ascii="Times New Roman" w:hAnsi="Times New Roman" w:cs="Times New Roman"/>
-                <w:sz w:val="16"/>
-                <w:szCs w:val="16"/>
-              </w:rPr>
-              <w:t>i_desc</w:t>
-            </w:r>
-            <w:proofErr w:type="spellEnd"/>
-            <w:r>
-              <w:rPr>
-                <w:rFonts w:ascii="Times New Roman" w:hAnsi="Times New Roman" w:cs="Times New Roman"/>
-                <w:sz w:val="16"/>
-                <w:szCs w:val="16"/>
-              </w:rPr>
-              <w:t>}</w:t>
+              <w:t>${i_desc}</w:t>
             </w:r>
           </w:p>
         </w:tc>
@@ -7032,7 +6416,6 @@
               </w:rPr>
               <w:t>${</w:t>
             </w:r>
-            <w:proofErr w:type="spellStart"/>
             <w:r>
               <w:rPr>
                 <w:rFonts w:ascii="Times New Roman" w:hAnsi="Times New Roman" w:cs="Times New Roman"/>
@@ -7047,16 +6430,7 @@
                 <w:sz w:val="16"/>
                 <w:szCs w:val="16"/>
               </w:rPr>
-              <w:t>_est</w:t>
-            </w:r>
-            <w:proofErr w:type="spellEnd"/>
-            <w:r>
-              <w:rPr>
-                <w:rFonts w:ascii="Times New Roman" w:hAnsi="Times New Roman" w:cs="Times New Roman"/>
-                <w:sz w:val="16"/>
-                <w:szCs w:val="16"/>
-              </w:rPr>
-              <w:t>}</w:t>
+              <w:t>_est}</w:t>
             </w:r>
           </w:p>
         </w:tc>
@@ -7081,7 +6455,6 @@
               </w:rPr>
               <w:t>${</w:t>
             </w:r>
-            <w:proofErr w:type="spellStart"/>
             <w:r>
               <w:rPr>
                 <w:rFonts w:ascii="Times New Roman" w:hAnsi="Times New Roman" w:cs="Times New Roman"/>
@@ -7096,16 +6469,7 @@
                 <w:sz w:val="16"/>
                 <w:szCs w:val="16"/>
               </w:rPr>
-              <w:t>_prov</w:t>
-            </w:r>
-            <w:proofErr w:type="spellEnd"/>
-            <w:r>
-              <w:rPr>
-                <w:rFonts w:ascii="Times New Roman" w:hAnsi="Times New Roman" w:cs="Times New Roman"/>
-                <w:sz w:val="16"/>
-                <w:szCs w:val="16"/>
-              </w:rPr>
-              <w:t>}</w:t>
+              <w:t>_prov}</w:t>
             </w:r>
           </w:p>
         </w:tc>
@@ -7142,34 +6506,14 @@
                 <w:szCs w:val="16"/>
               </w:rPr>
             </w:pPr>
-            <w:proofErr w:type="spellStart"/>
-            <w:r>
-              <w:rPr>
-                <w:rFonts w:ascii="Times New Roman" w:hAnsi="Times New Roman" w:cs="Times New Roman"/>
-                <w:sz w:val="16"/>
-                <w:szCs w:val="16"/>
-              </w:rPr>
-              <w:t>Հաշվառման</w:t>
-            </w:r>
-            <w:proofErr w:type="spellEnd"/>
-            <w:r>
-              <w:rPr>
-                <w:rFonts w:ascii="Times New Roman" w:hAnsi="Times New Roman" w:cs="Times New Roman"/>
-                <w:sz w:val="16"/>
-                <w:szCs w:val="16"/>
-              </w:rPr>
-              <w:t xml:space="preserve"> </w:t>
-            </w:r>
-            <w:proofErr w:type="spellStart"/>
-            <w:r>
-              <w:rPr>
-                <w:rFonts w:ascii="Times New Roman" w:hAnsi="Times New Roman" w:cs="Times New Roman"/>
-                <w:sz w:val="16"/>
-                <w:szCs w:val="16"/>
-              </w:rPr>
-              <w:t>վկայագիր</w:t>
-            </w:r>
-            <w:proofErr w:type="spellEnd"/>
+            <w:r>
+              <w:rPr>
+                <w:rFonts w:ascii="Times New Roman" w:hAnsi="Times New Roman" w:cs="Times New Roman"/>
+                <w:sz w:val="16"/>
+                <w:szCs w:val="16"/>
+              </w:rPr>
+              <w:t>Հաշվառման վկայագիր</w:t>
+            </w:r>
           </w:p>
           <w:p>
             <w:pPr>
@@ -7186,27 +6530,7 @@
                 <w:szCs w:val="16"/>
                 <w:lang w:val="en-GB"/>
               </w:rPr>
-              <w:t>${</w:t>
-            </w:r>
-            <w:proofErr w:type="spellStart"/>
-            <w:r>
-              <w:rPr>
-                <w:rFonts w:ascii="Times New Roman" w:hAnsi="Times New Roman" w:cs="Times New Roman"/>
-                <w:sz w:val="16"/>
-                <w:szCs w:val="16"/>
-                <w:lang w:val="en-GB"/>
-              </w:rPr>
-              <w:t>i_reg</w:t>
-            </w:r>
-            <w:proofErr w:type="spellEnd"/>
-            <w:r>
-              <w:rPr>
-                <w:rFonts w:ascii="Times New Roman" w:hAnsi="Times New Roman" w:cs="Times New Roman"/>
-                <w:sz w:val="16"/>
-                <w:szCs w:val="16"/>
-                <w:lang w:val="en-GB"/>
-              </w:rPr>
-              <w:t>}</w:t>
+              <w:t>${i_reg}</w:t>
             </w:r>
           </w:p>
         </w:tc>
@@ -7291,34 +6615,14 @@
                 <w:szCs w:val="16"/>
               </w:rPr>
             </w:pPr>
-            <w:proofErr w:type="spellStart"/>
-            <w:r>
-              <w:rPr>
-                <w:rFonts w:ascii="Times New Roman" w:hAnsi="Times New Roman" w:cs="Times New Roman"/>
-                <w:sz w:val="16"/>
-                <w:szCs w:val="16"/>
-              </w:rPr>
-              <w:t>Հաշվառման</w:t>
-            </w:r>
-            <w:proofErr w:type="spellEnd"/>
-            <w:r>
-              <w:rPr>
-                <w:rFonts w:ascii="Times New Roman" w:hAnsi="Times New Roman" w:cs="Times New Roman"/>
-                <w:sz w:val="16"/>
-                <w:szCs w:val="16"/>
-              </w:rPr>
-              <w:t xml:space="preserve"> </w:t>
-            </w:r>
-            <w:proofErr w:type="spellStart"/>
-            <w:r>
-              <w:rPr>
-                <w:rFonts w:ascii="Times New Roman" w:hAnsi="Times New Roman" w:cs="Times New Roman"/>
-                <w:sz w:val="16"/>
-                <w:szCs w:val="16"/>
-              </w:rPr>
-              <w:t>համար</w:t>
-            </w:r>
-            <w:proofErr w:type="spellEnd"/>
+            <w:r>
+              <w:rPr>
+                <w:rFonts w:ascii="Times New Roman" w:hAnsi="Times New Roman" w:cs="Times New Roman"/>
+                <w:sz w:val="16"/>
+                <w:szCs w:val="16"/>
+              </w:rPr>
+              <w:t>Հաշվառման համար</w:t>
+            </w:r>
           </w:p>
           <w:p>
             <w:pPr>
@@ -7338,7 +6642,6 @@
               </w:rPr>
               <w:t>${</w:t>
             </w:r>
-            <w:proofErr w:type="spellStart"/>
             <w:r>
               <w:rPr>
                 <w:rFonts w:ascii="Times New Roman" w:hAnsi="Times New Roman" w:cs="Times New Roman"/>
@@ -7355,17 +6658,7 @@
                 <w:szCs w:val="16"/>
                 <w:lang w:val="en-GB"/>
               </w:rPr>
-              <w:t>l_p</w:t>
-            </w:r>
-            <w:proofErr w:type="spellEnd"/>
-            <w:r>
-              <w:rPr>
-                <w:rFonts w:ascii="Times New Roman" w:hAnsi="Times New Roman" w:cs="Times New Roman"/>
-                <w:sz w:val="16"/>
-                <w:szCs w:val="16"/>
-                <w:lang w:val="en-GB"/>
-              </w:rPr>
-              <w:t>}</w:t>
+              <w:t>l_p}</w:t>
             </w:r>
           </w:p>
         </w:tc>
@@ -7450,34 +6743,14 @@
                 <w:szCs w:val="16"/>
               </w:rPr>
             </w:pPr>
-            <w:proofErr w:type="spellStart"/>
-            <w:r>
-              <w:rPr>
-                <w:rFonts w:ascii="Times New Roman" w:hAnsi="Times New Roman" w:cs="Times New Roman"/>
-                <w:sz w:val="16"/>
-                <w:szCs w:val="16"/>
-              </w:rPr>
-              <w:t>Սեփականության</w:t>
-            </w:r>
-            <w:proofErr w:type="spellEnd"/>
-            <w:r>
-              <w:rPr>
-                <w:rFonts w:ascii="Times New Roman" w:hAnsi="Times New Roman" w:cs="Times New Roman"/>
-                <w:sz w:val="16"/>
-                <w:szCs w:val="16"/>
-              </w:rPr>
-              <w:t xml:space="preserve"> </w:t>
-            </w:r>
-            <w:proofErr w:type="spellStart"/>
-            <w:r>
-              <w:rPr>
-                <w:rFonts w:ascii="Times New Roman" w:hAnsi="Times New Roman" w:cs="Times New Roman"/>
-                <w:sz w:val="16"/>
-                <w:szCs w:val="16"/>
-              </w:rPr>
-              <w:t>վկայական</w:t>
-            </w:r>
-            <w:proofErr w:type="spellEnd"/>
+            <w:r>
+              <w:rPr>
+                <w:rFonts w:ascii="Times New Roman" w:hAnsi="Times New Roman" w:cs="Times New Roman"/>
+                <w:sz w:val="16"/>
+                <w:szCs w:val="16"/>
+              </w:rPr>
+              <w:t>Սեփականության վկայական</w:t>
+            </w:r>
           </w:p>
           <w:p>
             <w:pPr>
@@ -7574,7 +6847,6 @@
           <w:lang w:val="hy-AM"/>
         </w:rPr>
       </w:pPr>
-      <w:proofErr w:type="spellStart"/>
       <w:r>
         <w:rPr>
           <w:rFonts w:ascii="Times New Roman" w:eastAsia="Times New Roman" w:hAnsi="Times New Roman" w:cs="Times New Roman"/>
@@ -7583,172 +6855,7 @@
           <w:szCs w:val="18"/>
           <w:lang w:val="en-GB"/>
         </w:rPr>
-        <w:t>Գրավի</w:t>
-      </w:r>
-      <w:proofErr w:type="spellEnd"/>
-      <w:r>
-        <w:rPr>
-          <w:rFonts w:ascii="Times New Roman" w:eastAsia="Times New Roman" w:hAnsi="Times New Roman" w:cs="Times New Roman"/>
-          <w:color w:val="000000" w:themeColor="text1"/>
-          <w:sz w:val="18"/>
-          <w:szCs w:val="18"/>
-          <w:lang w:val="en-GB"/>
-        </w:rPr>
-        <w:t xml:space="preserve"> </w:t>
-      </w:r>
-      <w:proofErr w:type="spellStart"/>
-      <w:r>
-        <w:rPr>
-          <w:rFonts w:ascii="Times New Roman" w:eastAsia="Times New Roman" w:hAnsi="Times New Roman" w:cs="Times New Roman"/>
-          <w:color w:val="000000" w:themeColor="text1"/>
-          <w:sz w:val="18"/>
-          <w:szCs w:val="18"/>
-          <w:lang w:val="en-GB"/>
-        </w:rPr>
-        <w:t>առարկան</w:t>
-      </w:r>
-      <w:proofErr w:type="spellEnd"/>
-      <w:r>
-        <w:rPr>
-          <w:rFonts w:ascii="Times New Roman" w:eastAsia="Times New Roman" w:hAnsi="Times New Roman" w:cs="Times New Roman"/>
-          <w:color w:val="000000" w:themeColor="text1"/>
-          <w:sz w:val="18"/>
-          <w:szCs w:val="18"/>
-          <w:lang w:val="en-GB"/>
-        </w:rPr>
-        <w:t xml:space="preserve"> </w:t>
-      </w:r>
-      <w:proofErr w:type="spellStart"/>
-      <w:r>
-        <w:rPr>
-          <w:rFonts w:ascii="Times New Roman" w:eastAsia="Times New Roman" w:hAnsi="Times New Roman" w:cs="Times New Roman"/>
-          <w:color w:val="000000" w:themeColor="text1"/>
-          <w:sz w:val="18"/>
-          <w:szCs w:val="18"/>
-          <w:lang w:val="en-GB"/>
-        </w:rPr>
-        <w:t>նկարվում</w:t>
-      </w:r>
-      <w:proofErr w:type="spellEnd"/>
-      <w:r>
-        <w:rPr>
-          <w:rFonts w:ascii="Times New Roman" w:eastAsia="Times New Roman" w:hAnsi="Times New Roman" w:cs="Times New Roman"/>
-          <w:color w:val="000000" w:themeColor="text1"/>
-          <w:sz w:val="18"/>
-          <w:szCs w:val="18"/>
-          <w:lang w:val="en-GB"/>
-        </w:rPr>
-        <w:t xml:space="preserve"> է և </w:t>
-      </w:r>
-      <w:proofErr w:type="spellStart"/>
-      <w:r>
-        <w:rPr>
-          <w:rFonts w:ascii="Times New Roman" w:eastAsia="Times New Roman" w:hAnsi="Times New Roman" w:cs="Times New Roman"/>
-          <w:color w:val="000000" w:themeColor="text1"/>
-          <w:sz w:val="18"/>
-          <w:szCs w:val="18"/>
-          <w:lang w:val="en-GB"/>
-        </w:rPr>
-        <w:t>նկարները</w:t>
-      </w:r>
-      <w:proofErr w:type="spellEnd"/>
-      <w:r>
-        <w:rPr>
-          <w:rFonts w:ascii="Times New Roman" w:eastAsia="Times New Roman" w:hAnsi="Times New Roman" w:cs="Times New Roman"/>
-          <w:color w:val="000000" w:themeColor="text1"/>
-          <w:sz w:val="18"/>
-          <w:szCs w:val="18"/>
-          <w:lang w:val="en-GB"/>
-        </w:rPr>
-        <w:t xml:space="preserve"> </w:t>
-      </w:r>
-      <w:proofErr w:type="spellStart"/>
-      <w:r>
-        <w:rPr>
-          <w:rFonts w:ascii="Times New Roman" w:eastAsia="Times New Roman" w:hAnsi="Times New Roman" w:cs="Times New Roman"/>
-          <w:color w:val="000000" w:themeColor="text1"/>
-          <w:sz w:val="18"/>
-          <w:szCs w:val="18"/>
-          <w:lang w:val="en-GB"/>
-        </w:rPr>
-        <w:t>պահպանվում</w:t>
-      </w:r>
-      <w:proofErr w:type="spellEnd"/>
-      <w:r>
-        <w:rPr>
-          <w:rFonts w:ascii="Times New Roman" w:eastAsia="Times New Roman" w:hAnsi="Times New Roman" w:cs="Times New Roman"/>
-          <w:color w:val="000000" w:themeColor="text1"/>
-          <w:sz w:val="18"/>
-          <w:szCs w:val="18"/>
-          <w:lang w:val="en-GB"/>
-        </w:rPr>
-        <w:t xml:space="preserve"> </w:t>
-      </w:r>
-      <w:proofErr w:type="spellStart"/>
-      <w:r>
-        <w:rPr>
-          <w:rFonts w:ascii="Times New Roman" w:eastAsia="Times New Roman" w:hAnsi="Times New Roman" w:cs="Times New Roman"/>
-          <w:color w:val="000000" w:themeColor="text1"/>
-          <w:sz w:val="18"/>
-          <w:szCs w:val="18"/>
-          <w:lang w:val="en-GB"/>
-        </w:rPr>
-        <w:t>են</w:t>
-      </w:r>
-      <w:proofErr w:type="spellEnd"/>
-      <w:r>
-        <w:rPr>
-          <w:rFonts w:ascii="Times New Roman" w:eastAsia="Times New Roman" w:hAnsi="Times New Roman" w:cs="Times New Roman"/>
-          <w:color w:val="000000" w:themeColor="text1"/>
-          <w:sz w:val="18"/>
-          <w:szCs w:val="18"/>
-          <w:lang w:val="en-GB"/>
-        </w:rPr>
-        <w:t xml:space="preserve"> </w:t>
-      </w:r>
-      <w:proofErr w:type="spellStart"/>
-      <w:r>
-        <w:rPr>
-          <w:rFonts w:ascii="Times New Roman" w:eastAsia="Times New Roman" w:hAnsi="Times New Roman" w:cs="Times New Roman"/>
-          <w:color w:val="000000" w:themeColor="text1"/>
-          <w:sz w:val="18"/>
-          <w:szCs w:val="18"/>
-          <w:lang w:val="en-GB"/>
-        </w:rPr>
-        <w:t>Գրավառուի</w:t>
-      </w:r>
-      <w:proofErr w:type="spellEnd"/>
-      <w:r>
-        <w:rPr>
-          <w:rFonts w:ascii="Times New Roman" w:eastAsia="Times New Roman" w:hAnsi="Times New Roman" w:cs="Times New Roman"/>
-          <w:color w:val="000000" w:themeColor="text1"/>
-          <w:sz w:val="18"/>
-          <w:szCs w:val="18"/>
-          <w:lang w:val="en-GB"/>
-        </w:rPr>
-        <w:t xml:space="preserve"> </w:t>
-      </w:r>
-      <w:proofErr w:type="spellStart"/>
-      <w:r>
-        <w:rPr>
-          <w:rFonts w:ascii="Times New Roman" w:eastAsia="Times New Roman" w:hAnsi="Times New Roman" w:cs="Times New Roman"/>
-          <w:color w:val="000000" w:themeColor="text1"/>
-          <w:sz w:val="18"/>
-          <w:szCs w:val="18"/>
-          <w:lang w:val="en-GB"/>
-        </w:rPr>
-        <w:t>մոտ</w:t>
-      </w:r>
-      <w:proofErr w:type="spellEnd"/>
-      <w:r>
-        <w:rPr>
-          <w:rFonts w:ascii="Times New Roman" w:eastAsia="Times New Roman" w:hAnsi="Times New Roman" w:cs="Times New Roman"/>
-          <w:color w:val="000000" w:themeColor="text1"/>
-          <w:sz w:val="18"/>
-          <w:szCs w:val="18"/>
-          <w:lang w:val="en-GB"/>
-        </w:rPr>
-        <w:t>։</w:t>
+        <w:t>Գրավի առարկան նկարվում է և նկարները պահպանվում են Գրավառուի մոտ։</w:t>
       </w:r>
     </w:p>
     <w:p>
@@ -8981,16 +8088,7 @@
           <w:szCs w:val="18"/>
           <w:lang w:val="hy-AM"/>
         </w:rPr>
-        <w:t>Վարկատուին</w:t>
-      </w:r>
-      <w:r>
-        <w:rPr>
-          <w:rFonts w:ascii="Times New Roman" w:hAnsi="Times New Roman" w:cs="Times New Roman"/>
-          <w:sz w:val="18"/>
-          <w:szCs w:val="18"/>
-          <w:lang w:val="hy-AM"/>
-        </w:rPr>
-        <w:t xml:space="preserve"> </w:t>
+        <w:t xml:space="preserve">Վարկատուին </w:t>
       </w:r>
       <w:r>
         <w:rPr>
@@ -9157,16 +8255,7 @@
           <w:szCs w:val="18"/>
           <w:lang w:val="hy-AM"/>
         </w:rPr>
-        <w:t>Վարկային կազմակերպությունը</w:t>
-      </w:r>
-      <w:r>
-        <w:rPr>
-          <w:rFonts w:ascii="Times New Roman" w:hAnsi="Times New Roman" w:cs="Times New Roman"/>
-          <w:sz w:val="18"/>
-          <w:szCs w:val="18"/>
-          <w:lang w:val="hy-AM"/>
-        </w:rPr>
-        <w:t xml:space="preserve"> </w:t>
+        <w:t xml:space="preserve">Վարկային կազմակերպությունը </w:t>
       </w:r>
       <w:r>
         <w:rPr>
@@ -11406,7 +10495,6 @@
           <w:lang w:val="en-GB"/>
         </w:rPr>
       </w:pPr>
-      <w:proofErr w:type="spellStart"/>
       <w:r>
         <w:rPr>
           <w:rFonts w:ascii="Times New Roman" w:eastAsia="Times New Roman" w:hAnsi="Times New Roman" w:cs="Times New Roman"/>
@@ -11417,46 +10505,7 @@
           <w:szCs w:val="13"/>
           <w:lang w:val="en-GB"/>
         </w:rPr>
-        <w:t>Վարկային</w:t>
-      </w:r>
-      <w:proofErr w:type="spellEnd"/>
-      <w:r>
-        <w:rPr>
-          <w:rFonts w:ascii="Times New Roman" w:eastAsia="Times New Roman" w:hAnsi="Times New Roman" w:cs="Times New Roman"/>
-          <w:i/>
-          <w:iCs/>
-          <w:color w:val="000000" w:themeColor="text1"/>
-          <w:sz w:val="18"/>
-          <w:szCs w:val="13"/>
-          <w:lang w:val="en-GB"/>
-        </w:rPr>
-        <w:t xml:space="preserve"> </w:t>
-      </w:r>
-      <w:proofErr w:type="spellStart"/>
-      <w:r>
-        <w:rPr>
-          <w:rFonts w:ascii="Times New Roman" w:eastAsia="Times New Roman" w:hAnsi="Times New Roman" w:cs="Times New Roman"/>
-          <w:i/>
-          <w:iCs/>
-          <w:color w:val="000000" w:themeColor="text1"/>
-          <w:sz w:val="18"/>
-          <w:szCs w:val="13"/>
-          <w:lang w:val="en-GB"/>
-        </w:rPr>
-        <w:t>կոդ</w:t>
-      </w:r>
-      <w:proofErr w:type="spellEnd"/>
-      <w:r>
-        <w:rPr>
-          <w:rFonts w:ascii="Times New Roman" w:eastAsia="Times New Roman" w:hAnsi="Times New Roman" w:cs="Times New Roman"/>
-          <w:i/>
-          <w:iCs/>
-          <w:color w:val="000000" w:themeColor="text1"/>
-          <w:sz w:val="18"/>
-          <w:szCs w:val="13"/>
-          <w:lang w:val="en-GB"/>
-        </w:rPr>
-        <w:t xml:space="preserve">՝ </w:t>
+        <w:t xml:space="preserve">Վարկային կոդ՝ </w:t>
       </w:r>
     </w:p>
     <w:p>
@@ -16593,6 +15642,7 @@
   <w:style w:type="character" w:default="1" w:styleId="DefaultParagraphFont">
     <w:name w:val="Default Paragraph Font"/>
     <w:uiPriority w:val="1"/>
+    <w:semiHidden/>
     <w:unhideWhenUsed/>
   </w:style>
   <w:style w:type="table" w:default="1" w:styleId="TableNormal">

--- a/public/files/contract_car_template.docx
+++ b/public/files/contract_car_template.docx
@@ -1,6 +1,6 @@
 
 <file path=word/document.xml><?xml version="1.0" encoding="utf-8"?>
-<w:document xmlns:wpc="http://schemas.microsoft.com/office/word/2010/wordprocessingCanvas" xmlns:mc="http://schemas.openxmlformats.org/markup-compatibility/2006" xmlns:o="urn:schemas-microsoft-com:office:office" xmlns:r="http://schemas.openxmlformats.org/officeDocument/2006/relationships" xmlns:m="http://schemas.openxmlformats.org/officeDocument/2006/math" xmlns:v="urn:schemas-microsoft-com:vml" xmlns:wp14="http://schemas.microsoft.com/office/word/2010/wordprocessingDrawing" xmlns:wp="http://schemas.openxmlformats.org/drawingml/2006/wordprocessingDrawing" xmlns:w10="urn:schemas-microsoft-com:office:word" xmlns:w="http://schemas.openxmlformats.org/wordprocessingml/2006/main" xmlns:w14="http://schemas.microsoft.com/office/word/2010/wordml" xmlns:w15="http://schemas.microsoft.com/office/word/2012/wordml" xmlns:wpg="http://schemas.microsoft.com/office/word/2010/wordprocessingGroup" xmlns:wpi="http://schemas.microsoft.com/office/word/2010/wordprocessingInk" xmlns:wne="http://schemas.microsoft.com/office/word/2006/wordml" xmlns:wps="http://schemas.microsoft.com/office/word/2010/wordprocessingShape" mc:Ignorable="w14 w15 wp14">
+<w:document xmlns:wpc="http://schemas.microsoft.com/office/word/2010/wordprocessingCanvas" xmlns:cx="http://schemas.microsoft.com/office/drawing/2014/chartex" xmlns:cx1="http://schemas.microsoft.com/office/drawing/2015/9/8/chartex" xmlns:cx2="http://schemas.microsoft.com/office/drawing/2015/10/21/chartex" xmlns:cx3="http://schemas.microsoft.com/office/drawing/2016/5/9/chartex" xmlns:cx4="http://schemas.microsoft.com/office/drawing/2016/5/10/chartex" xmlns:cx5="http://schemas.microsoft.com/office/drawing/2016/5/11/chartex" xmlns:cx6="http://schemas.microsoft.com/office/drawing/2016/5/12/chartex" xmlns:cx7="http://schemas.microsoft.com/office/drawing/2016/5/13/chartex" xmlns:cx8="http://schemas.microsoft.com/office/drawing/2016/5/14/chartex" xmlns:mc="http://schemas.openxmlformats.org/markup-compatibility/2006" xmlns:aink="http://schemas.microsoft.com/office/drawing/2016/ink" xmlns:am3d="http://schemas.microsoft.com/office/drawing/2017/model3d" xmlns:o="urn:schemas-microsoft-com:office:office" xmlns:oel="http://schemas.microsoft.com/office/2019/extlst" xmlns:r="http://schemas.openxmlformats.org/officeDocument/2006/relationships" xmlns:m="http://schemas.openxmlformats.org/officeDocument/2006/math" xmlns:v="urn:schemas-microsoft-com:vml" xmlns:wp14="http://schemas.microsoft.com/office/word/2010/wordprocessingDrawing" xmlns:wp="http://schemas.openxmlformats.org/drawingml/2006/wordprocessingDrawing" xmlns:w10="urn:schemas-microsoft-com:office:word" xmlns:w="http://schemas.openxmlformats.org/wordprocessingml/2006/main" xmlns:w14="http://schemas.microsoft.com/office/word/2010/wordml" xmlns:w15="http://schemas.microsoft.com/office/word/2012/wordml" xmlns:w16cex="http://schemas.microsoft.com/office/word/2018/wordml/cex" xmlns:w16cid="http://schemas.microsoft.com/office/word/2016/wordml/cid" xmlns:w16="http://schemas.microsoft.com/office/word/2018/wordml" xmlns:w16sdtdh="http://schemas.microsoft.com/office/word/2020/wordml/sdtdatahash" xmlns:w16se="http://schemas.microsoft.com/office/word/2015/wordml/symex" xmlns:wpg="http://schemas.microsoft.com/office/word/2010/wordprocessingGroup" xmlns:wpi="http://schemas.microsoft.com/office/word/2010/wordprocessingInk" xmlns:wne="http://schemas.microsoft.com/office/word/2006/wordml" xmlns:wps="http://schemas.microsoft.com/office/word/2010/wordprocessingShape" mc:Ignorable="w14 w15 w16se w16cid w16 w16cex w16sdtdh wp14">
   <w:body>
     <w:p>
       <w:pPr>
@@ -142,12 +142,38 @@
           <w:color w:val="000000" w:themeColor="text1"/>
           <w:lang w:val="en-GB"/>
         </w:rPr>
-        <w:t xml:space="preserve"> ${num}</w:t>
+        <w:t xml:space="preserve"> ${</w:t>
+      </w:r>
+      <w:proofErr w:type="spellStart"/>
+      <w:r>
+        <w:rPr>
+          <w:rFonts w:ascii="Times New Roman" w:eastAsia="Times New Roman" w:hAnsi="Times New Roman" w:cs="Times New Roman"/>
+          <w:b/>
+          <w:bCs/>
+          <w:i/>
+          <w:iCs/>
+          <w:color w:val="000000" w:themeColor="text1"/>
+          <w:lang w:val="en-GB"/>
+        </w:rPr>
+        <w:t>num</w:t>
+      </w:r>
+      <w:proofErr w:type="spellEnd"/>
+      <w:r>
+        <w:rPr>
+          <w:rFonts w:ascii="Times New Roman" w:eastAsia="Times New Roman" w:hAnsi="Times New Roman" w:cs="Times New Roman"/>
+          <w:b/>
+          <w:bCs/>
+          <w:i/>
+          <w:iCs/>
+          <w:color w:val="000000" w:themeColor="text1"/>
+          <w:lang w:val="en-GB"/>
+        </w:rPr>
+        <w:t>}</w:t>
       </w:r>
     </w:p>
     <w:tbl>
       <w:tblPr>
-        <w:tblStyle w:val="a9"/>
+        <w:tblStyle w:val="TableGrid"/>
         <w:tblW w:w="9498" w:type="dxa"/>
         <w:tblBorders>
           <w:top w:val="none" w:sz="0" w:space="0" w:color="auto"/>
@@ -346,8 +372,86 @@
           <w:szCs w:val="18"/>
           <w:lang w:val="en-GB"/>
         </w:rPr>
-        <w:t>53 շենք, 35 ոչ բնակելի տարածք</w:t>
-      </w:r>
+        <w:t xml:space="preserve">53 </w:t>
+      </w:r>
+      <w:proofErr w:type="spellStart"/>
+      <w:r>
+        <w:rPr>
+          <w:rFonts w:ascii="Times New Roman" w:eastAsia="Times New Roman" w:hAnsi="Times New Roman" w:cs="Times New Roman"/>
+          <w:color w:val="000000" w:themeColor="text1"/>
+          <w:sz w:val="18"/>
+          <w:szCs w:val="18"/>
+          <w:lang w:val="en-GB"/>
+        </w:rPr>
+        <w:t>շենք</w:t>
+      </w:r>
+      <w:proofErr w:type="spellEnd"/>
+      <w:r>
+        <w:rPr>
+          <w:rFonts w:ascii="Times New Roman" w:eastAsia="Times New Roman" w:hAnsi="Times New Roman" w:cs="Times New Roman"/>
+          <w:color w:val="000000" w:themeColor="text1"/>
+          <w:sz w:val="18"/>
+          <w:szCs w:val="18"/>
+          <w:lang w:val="en-GB"/>
+        </w:rPr>
+        <w:t xml:space="preserve">, 35 </w:t>
+      </w:r>
+      <w:proofErr w:type="spellStart"/>
+      <w:r>
+        <w:rPr>
+          <w:rFonts w:ascii="Times New Roman" w:eastAsia="Times New Roman" w:hAnsi="Times New Roman" w:cs="Times New Roman"/>
+          <w:color w:val="000000" w:themeColor="text1"/>
+          <w:sz w:val="18"/>
+          <w:szCs w:val="18"/>
+          <w:lang w:val="en-GB"/>
+        </w:rPr>
+        <w:t>ոչ</w:t>
+      </w:r>
+      <w:proofErr w:type="spellEnd"/>
+      <w:r>
+        <w:rPr>
+          <w:rFonts w:ascii="Times New Roman" w:eastAsia="Times New Roman" w:hAnsi="Times New Roman" w:cs="Times New Roman"/>
+          <w:color w:val="000000" w:themeColor="text1"/>
+          <w:sz w:val="18"/>
+          <w:szCs w:val="18"/>
+          <w:lang w:val="en-GB"/>
+        </w:rPr>
+        <w:t xml:space="preserve"> </w:t>
+      </w:r>
+      <w:proofErr w:type="spellStart"/>
+      <w:r>
+        <w:rPr>
+          <w:rFonts w:ascii="Times New Roman" w:eastAsia="Times New Roman" w:hAnsi="Times New Roman" w:cs="Times New Roman"/>
+          <w:color w:val="000000" w:themeColor="text1"/>
+          <w:sz w:val="18"/>
+          <w:szCs w:val="18"/>
+          <w:lang w:val="en-GB"/>
+        </w:rPr>
+        <w:t>բնակելի</w:t>
+      </w:r>
+      <w:proofErr w:type="spellEnd"/>
+      <w:r>
+        <w:rPr>
+          <w:rFonts w:ascii="Times New Roman" w:eastAsia="Times New Roman" w:hAnsi="Times New Roman" w:cs="Times New Roman"/>
+          <w:color w:val="000000" w:themeColor="text1"/>
+          <w:sz w:val="18"/>
+          <w:szCs w:val="18"/>
+          <w:lang w:val="en-GB"/>
+        </w:rPr>
+        <w:t xml:space="preserve"> </w:t>
+      </w:r>
+      <w:proofErr w:type="spellStart"/>
+      <w:r>
+        <w:rPr>
+          <w:rFonts w:ascii="Times New Roman" w:eastAsia="Times New Roman" w:hAnsi="Times New Roman" w:cs="Times New Roman"/>
+          <w:color w:val="000000" w:themeColor="text1"/>
+          <w:sz w:val="18"/>
+          <w:szCs w:val="18"/>
+          <w:lang w:val="en-GB"/>
+        </w:rPr>
+        <w:t>տարածք</w:t>
+      </w:r>
+      <w:proofErr w:type="spellEnd"/>
       <w:r>
         <w:rPr>
           <w:rFonts w:ascii="Times New Roman" w:eastAsia="Times New Roman" w:hAnsi="Times New Roman" w:cs="Times New Roman"/>
@@ -878,7 +982,7 @@
     </w:p>
     <w:p>
       <w:pPr>
-        <w:pStyle w:val="1"/>
+        <w:pStyle w:val="Heading1"/>
         <w:keepNext w:val="0"/>
         <w:keepLines w:val="0"/>
         <w:widowControl w:val="0"/>
@@ -925,7 +1029,7 @@
     </w:p>
     <w:p>
       <w:pPr>
-        <w:pStyle w:val="a"/>
+        <w:pStyle w:val="List"/>
         <w:numPr>
           <w:ilvl w:val="1"/>
           <w:numId w:val="18"/>
@@ -1119,7 +1223,7 @@
     </w:p>
     <w:p>
       <w:pPr>
-        <w:pStyle w:val="a"/>
+        <w:pStyle w:val="List"/>
         <w:tabs>
           <w:tab w:val="left" w:pos="993"/>
         </w:tabs>
@@ -1148,7 +1252,7 @@
     </w:p>
     <w:tbl>
       <w:tblPr>
-        <w:tblStyle w:val="a9"/>
+        <w:tblStyle w:val="TableGrid"/>
         <w:tblW w:w="9356" w:type="dxa"/>
         <w:tblInd w:w="-5" w:type="dxa"/>
         <w:tblLook w:val="04A0" w:firstRow="1" w:lastRow="0" w:firstColumn="1" w:lastColumn="0" w:noHBand="0" w:noVBand="1"/>
@@ -1165,7 +1269,7 @@
           </w:tcPr>
           <w:p>
             <w:pPr>
-              <w:pStyle w:val="a0"/>
+              <w:pStyle w:val="ListParagraph"/>
               <w:widowControl w:val="0"/>
               <w:numPr>
                 <w:ilvl w:val="0"/>
@@ -1253,8 +1357,9 @@
                 <w:szCs w:val="16"/>
                 <w:lang w:val="en-GB"/>
               </w:rPr>
-              <w:t>${contra</w:t>
-            </w:r>
+              <w:t>${</w:t>
+            </w:r>
+            <w:proofErr w:type="spellStart"/>
             <w:r>
               <w:rPr>
                 <w:rFonts w:ascii="Times New Roman" w:hAnsi="Times New Roman" w:cs="Times New Roman"/>
@@ -1264,6 +1369,17 @@
                 <w:szCs w:val="16"/>
                 <w:lang w:val="en-GB"/>
               </w:rPr>
+              <w:t>contra</w:t>
+            </w:r>
+            <w:r>
+              <w:rPr>
+                <w:rFonts w:ascii="Times New Roman" w:hAnsi="Times New Roman" w:cs="Times New Roman"/>
+                <w:b/>
+                <w:i/>
+                <w:sz w:val="16"/>
+                <w:szCs w:val="16"/>
+                <w:lang w:val="en-GB"/>
+              </w:rPr>
               <w:t>c</w:t>
             </w:r>
             <w:r>
@@ -1277,6 +1393,7 @@
               </w:rPr>
               <w:t>t_amount</w:t>
             </w:r>
+            <w:proofErr w:type="spellEnd"/>
             <w:r>
               <w:rPr>
                 <w:rFonts w:ascii="Times New Roman" w:hAnsi="Times New Roman" w:cs="Times New Roman"/>
@@ -1320,7 +1437,7 @@
           </w:tcPr>
           <w:p>
             <w:pPr>
-              <w:pStyle w:val="a0"/>
+              <w:pStyle w:val="ListParagraph"/>
               <w:widowControl w:val="0"/>
               <w:numPr>
                 <w:ilvl w:val="0"/>
@@ -1420,7 +1537,7 @@
           </w:tcPr>
           <w:p>
             <w:pPr>
-              <w:pStyle w:val="a0"/>
+              <w:pStyle w:val="ListParagraph"/>
               <w:widowControl w:val="0"/>
               <w:numPr>
                 <w:ilvl w:val="0"/>
@@ -1508,7 +1625,31 @@
                 <w:szCs w:val="16"/>
                 <w:lang w:val="en-GB"/>
               </w:rPr>
-              <w:t>${effective_annual_rate}</w:t>
+              <w:t>${</w:t>
+            </w:r>
+            <w:proofErr w:type="spellStart"/>
+            <w:r>
+              <w:rPr>
+                <w:rFonts w:ascii="Times New Roman" w:hAnsi="Times New Roman" w:cs="Times New Roman"/>
+                <w:b/>
+                <w:i/>
+                <w:sz w:val="16"/>
+                <w:szCs w:val="16"/>
+                <w:lang w:val="en-GB"/>
+              </w:rPr>
+              <w:t>effective_annual_rate</w:t>
+            </w:r>
+            <w:proofErr w:type="spellEnd"/>
+            <w:r>
+              <w:rPr>
+                <w:rFonts w:ascii="Times New Roman" w:hAnsi="Times New Roman" w:cs="Times New Roman"/>
+                <w:b/>
+                <w:i/>
+                <w:sz w:val="16"/>
+                <w:szCs w:val="16"/>
+                <w:lang w:val="en-GB"/>
+              </w:rPr>
+              <w:t>}</w:t>
             </w:r>
           </w:p>
         </w:tc>
@@ -1520,7 +1661,7 @@
           </w:tcPr>
           <w:p>
             <w:pPr>
-              <w:pStyle w:val="a0"/>
+              <w:pStyle w:val="ListParagraph"/>
               <w:widowControl w:val="0"/>
               <w:numPr>
                 <w:ilvl w:val="0"/>
@@ -1622,7 +1763,7 @@
           </w:tcPr>
           <w:p>
             <w:pPr>
-              <w:pStyle w:val="a0"/>
+              <w:pStyle w:val="ListParagraph"/>
               <w:widowControl w:val="0"/>
               <w:numPr>
                 <w:ilvl w:val="0"/>
@@ -1777,7 +1918,7 @@
           </w:tcPr>
           <w:p>
             <w:pPr>
-              <w:pStyle w:val="a0"/>
+              <w:pStyle w:val="ListParagraph"/>
               <w:widowControl w:val="0"/>
               <w:numPr>
                 <w:ilvl w:val="0"/>
@@ -1964,7 +2105,7 @@
           </w:tcPr>
           <w:p>
             <w:pPr>
-              <w:pStyle w:val="a0"/>
+              <w:pStyle w:val="ListParagraph"/>
               <w:widowControl w:val="0"/>
               <w:numPr>
                 <w:ilvl w:val="0"/>
@@ -2108,7 +2249,7 @@
           </w:tcPr>
           <w:p>
             <w:pPr>
-              <w:pStyle w:val="a0"/>
+              <w:pStyle w:val="ListParagraph"/>
               <w:widowControl w:val="0"/>
               <w:numPr>
                 <w:ilvl w:val="0"/>
@@ -2208,7 +2349,7 @@
           </w:tcPr>
           <w:p>
             <w:pPr>
-              <w:pStyle w:val="a0"/>
+              <w:pStyle w:val="ListParagraph"/>
               <w:widowControl w:val="0"/>
               <w:numPr>
                 <w:ilvl w:val="0"/>
@@ -2319,7 +2460,7 @@
           </w:tcPr>
           <w:p>
             <w:pPr>
-              <w:pStyle w:val="a0"/>
+              <w:pStyle w:val="ListParagraph"/>
               <w:widowControl w:val="0"/>
               <w:numPr>
                 <w:ilvl w:val="0"/>
@@ -2556,6 +2697,7 @@
               </w:rPr>
               <w:t xml:space="preserve">նույնականացման համարով տրանսպորտային միջոցը։ </w:t>
             </w:r>
+            <w:proofErr w:type="spellStart"/>
             <w:r>
               <w:rPr>
                 <w:rFonts w:ascii="Times New Roman" w:hAnsi="Times New Roman" w:cs="Times New Roman"/>
@@ -2565,7 +2707,67 @@
                 <w:szCs w:val="16"/>
                 <w:lang w:val="en-GB"/>
               </w:rPr>
-              <w:t xml:space="preserve">Գրավի առարկայի վերաբերյալ </w:t>
+              <w:t>Գրավի</w:t>
+            </w:r>
+            <w:proofErr w:type="spellEnd"/>
+            <w:r>
+              <w:rPr>
+                <w:rFonts w:ascii="Times New Roman" w:hAnsi="Times New Roman" w:cs="Times New Roman"/>
+                <w:bCs/>
+                <w:iCs/>
+                <w:sz w:val="16"/>
+                <w:szCs w:val="16"/>
+                <w:lang w:val="en-GB"/>
+              </w:rPr>
+              <w:t xml:space="preserve"> </w:t>
+            </w:r>
+            <w:proofErr w:type="spellStart"/>
+            <w:r>
+              <w:rPr>
+                <w:rFonts w:ascii="Times New Roman" w:hAnsi="Times New Roman" w:cs="Times New Roman"/>
+                <w:bCs/>
+                <w:iCs/>
+                <w:sz w:val="16"/>
+                <w:szCs w:val="16"/>
+                <w:lang w:val="en-GB"/>
+              </w:rPr>
+              <w:t>առարկայի</w:t>
+            </w:r>
+            <w:proofErr w:type="spellEnd"/>
+            <w:r>
+              <w:rPr>
+                <w:rFonts w:ascii="Times New Roman" w:hAnsi="Times New Roman" w:cs="Times New Roman"/>
+                <w:bCs/>
+                <w:iCs/>
+                <w:sz w:val="16"/>
+                <w:szCs w:val="16"/>
+                <w:lang w:val="en-GB"/>
+              </w:rPr>
+              <w:t xml:space="preserve"> </w:t>
+            </w:r>
+            <w:proofErr w:type="spellStart"/>
+            <w:r>
+              <w:rPr>
+                <w:rFonts w:ascii="Times New Roman" w:hAnsi="Times New Roman" w:cs="Times New Roman"/>
+                <w:bCs/>
+                <w:iCs/>
+                <w:sz w:val="16"/>
+                <w:szCs w:val="16"/>
+                <w:lang w:val="en-GB"/>
+              </w:rPr>
+              <w:t>վերաբերյալ</w:t>
+            </w:r>
+            <w:proofErr w:type="spellEnd"/>
+            <w:r>
+              <w:rPr>
+                <w:rFonts w:ascii="Times New Roman" w:hAnsi="Times New Roman" w:cs="Times New Roman"/>
+                <w:bCs/>
+                <w:iCs/>
+                <w:sz w:val="16"/>
+                <w:szCs w:val="16"/>
+                <w:lang w:val="en-GB"/>
+              </w:rPr>
+              <w:t xml:space="preserve"> </w:t>
             </w:r>
             <w:r>
               <w:rPr>
@@ -2708,7 +2910,7 @@
           </w:tcPr>
           <w:p>
             <w:pPr>
-              <w:pStyle w:val="a0"/>
+              <w:pStyle w:val="ListParagraph"/>
               <w:widowControl w:val="0"/>
               <w:numPr>
                 <w:ilvl w:val="0"/>
@@ -2948,7 +3150,7 @@
           </w:tcPr>
           <w:p>
             <w:pPr>
-              <w:pStyle w:val="a0"/>
+              <w:pStyle w:val="ListParagraph"/>
               <w:widowControl w:val="0"/>
               <w:numPr>
                 <w:ilvl w:val="0"/>
@@ -3048,7 +3250,7 @@
           </w:tcPr>
           <w:p>
             <w:pPr>
-              <w:pStyle w:val="a0"/>
+              <w:pStyle w:val="ListParagraph"/>
               <w:widowControl w:val="0"/>
               <w:numPr>
                 <w:ilvl w:val="0"/>
@@ -3148,7 +3350,7 @@
           </w:tcPr>
           <w:p>
             <w:pPr>
-              <w:pStyle w:val="a0"/>
+              <w:pStyle w:val="ListParagraph"/>
               <w:widowControl w:val="0"/>
               <w:numPr>
                 <w:ilvl w:val="0"/>
@@ -3236,7 +3438,31 @@
                 <w:szCs w:val="16"/>
                 <w:lang w:val="en-GB"/>
               </w:rPr>
-              <w:t xml:space="preserve">${mother_amount} </w:t>
+              <w:t>${</w:t>
+            </w:r>
+            <w:proofErr w:type="spellStart"/>
+            <w:r>
+              <w:rPr>
+                <w:rFonts w:ascii="Times New Roman" w:hAnsi="Times New Roman" w:cs="Times New Roman"/>
+                <w:bCs/>
+                <w:iCs/>
+                <w:sz w:val="16"/>
+                <w:szCs w:val="16"/>
+                <w:lang w:val="en-GB"/>
+              </w:rPr>
+              <w:t>mother_amount</w:t>
+            </w:r>
+            <w:proofErr w:type="spellEnd"/>
+            <w:r>
+              <w:rPr>
+                <w:rFonts w:ascii="Times New Roman" w:hAnsi="Times New Roman" w:cs="Times New Roman"/>
+                <w:bCs/>
+                <w:iCs/>
+                <w:sz w:val="16"/>
+                <w:szCs w:val="16"/>
+                <w:lang w:val="en-GB"/>
+              </w:rPr>
+              <w:t xml:space="preserve">} </w:t>
             </w:r>
             <w:r>
               <w:rPr>
@@ -3259,7 +3485,7 @@
           </w:tcPr>
           <w:p>
             <w:pPr>
-              <w:pStyle w:val="a0"/>
+              <w:pStyle w:val="ListParagraph"/>
               <w:widowControl w:val="0"/>
               <w:numPr>
                 <w:ilvl w:val="0"/>
@@ -3425,7 +3651,7 @@
           </w:tcPr>
           <w:p>
             <w:pPr>
-              <w:pStyle w:val="a0"/>
+              <w:pStyle w:val="ListParagraph"/>
               <w:widowControl w:val="0"/>
               <w:numPr>
                 <w:ilvl w:val="0"/>
@@ -3544,7 +3770,7 @@
     </w:tbl>
     <w:p>
       <w:pPr>
-        <w:pStyle w:val="a"/>
+        <w:pStyle w:val="List"/>
         <w:tabs>
           <w:tab w:val="left" w:pos="993"/>
         </w:tabs>
@@ -3694,7 +3920,7 @@
     </w:p>
     <w:p>
       <w:pPr>
-        <w:pStyle w:val="a"/>
+        <w:pStyle w:val="List"/>
         <w:tabs>
           <w:tab w:val="left" w:pos="993"/>
         </w:tabs>
@@ -3719,7 +3945,7 @@
     </w:p>
     <w:p>
       <w:pPr>
-        <w:pStyle w:val="a"/>
+        <w:pStyle w:val="List"/>
         <w:tabs>
           <w:tab w:val="left" w:pos="993"/>
         </w:tabs>
@@ -3744,7 +3970,7 @@
     </w:p>
     <w:p>
       <w:pPr>
-        <w:pStyle w:val="a"/>
+        <w:pStyle w:val="List"/>
         <w:tabs>
           <w:tab w:val="left" w:pos="993"/>
         </w:tabs>
@@ -3806,7 +4032,7 @@
     </w:p>
     <w:p>
       <w:pPr>
-        <w:pStyle w:val="a"/>
+        <w:pStyle w:val="List"/>
         <w:tabs>
           <w:tab w:val="left" w:pos="993"/>
         </w:tabs>
@@ -3850,7 +4076,7 @@
     </w:p>
     <w:p>
       <w:pPr>
-        <w:pStyle w:val="a"/>
+        <w:pStyle w:val="List"/>
         <w:tabs>
           <w:tab w:val="left" w:pos="993"/>
         </w:tabs>
@@ -3875,7 +4101,7 @@
     </w:p>
     <w:p>
       <w:pPr>
-        <w:pStyle w:val="a"/>
+        <w:pStyle w:val="List"/>
         <w:tabs>
           <w:tab w:val="left" w:pos="993"/>
         </w:tabs>
@@ -4060,7 +4286,7 @@
     </w:p>
     <w:p>
       <w:pPr>
-        <w:pStyle w:val="a"/>
+        <w:pStyle w:val="List"/>
         <w:tabs>
           <w:tab w:val="left" w:pos="993"/>
         </w:tabs>
@@ -4086,7 +4312,7 @@
     </w:p>
     <w:p>
       <w:pPr>
-        <w:pStyle w:val="1"/>
+        <w:pStyle w:val="Heading1"/>
         <w:keepNext w:val="0"/>
         <w:keepLines w:val="0"/>
         <w:widowControl w:val="0"/>
@@ -4119,7 +4345,7 @@
     </w:p>
     <w:p>
       <w:pPr>
-        <w:pStyle w:val="1"/>
+        <w:pStyle w:val="Heading1"/>
         <w:keepNext w:val="0"/>
         <w:keepLines w:val="0"/>
         <w:widowControl w:val="0"/>
@@ -4163,7 +4389,7 @@
     </w:p>
     <w:p>
       <w:pPr>
-        <w:pStyle w:val="1"/>
+        <w:pStyle w:val="Heading1"/>
         <w:keepNext w:val="0"/>
         <w:keepLines w:val="0"/>
         <w:widowControl w:val="0"/>
@@ -4196,7 +4422,7 @@
     </w:p>
     <w:p>
       <w:pPr>
-        <w:pStyle w:val="a"/>
+        <w:pStyle w:val="List"/>
         <w:tabs>
           <w:tab w:val="left" w:pos="993"/>
         </w:tabs>
@@ -4231,7 +4457,7 @@
     <w:bookmarkEnd w:id="4"/>
     <w:p>
       <w:pPr>
-        <w:pStyle w:val="1"/>
+        <w:pStyle w:val="Heading1"/>
         <w:keepNext w:val="0"/>
         <w:keepLines w:val="0"/>
         <w:widowControl w:val="0"/>
@@ -4265,7 +4491,7 @@
     </w:p>
     <w:p>
       <w:pPr>
-        <w:pStyle w:val="a"/>
+        <w:pStyle w:val="List"/>
         <w:tabs>
           <w:tab w:val="left" w:pos="993"/>
         </w:tabs>
@@ -4294,7 +4520,7 @@
     </w:p>
     <w:p>
       <w:pPr>
-        <w:pStyle w:val="a"/>
+        <w:pStyle w:val="List"/>
         <w:numPr>
           <w:ilvl w:val="2"/>
           <w:numId w:val="18"/>
@@ -4325,7 +4551,7 @@
     </w:p>
     <w:p>
       <w:pPr>
-        <w:pStyle w:val="a"/>
+        <w:pStyle w:val="List"/>
         <w:numPr>
           <w:ilvl w:val="2"/>
           <w:numId w:val="18"/>
@@ -4358,7 +4584,7 @@
     </w:p>
     <w:p>
       <w:pPr>
-        <w:pStyle w:val="a"/>
+        <w:pStyle w:val="List"/>
         <w:numPr>
           <w:ilvl w:val="3"/>
           <w:numId w:val="18"/>
@@ -4476,7 +4702,7 @@
     </w:p>
     <w:p>
       <w:pPr>
-        <w:pStyle w:val="a"/>
+        <w:pStyle w:val="List"/>
         <w:numPr>
           <w:ilvl w:val="3"/>
           <w:numId w:val="18"/>
@@ -4505,7 +4731,7 @@
     </w:p>
     <w:p>
       <w:pPr>
-        <w:pStyle w:val="a"/>
+        <w:pStyle w:val="List"/>
         <w:numPr>
           <w:ilvl w:val="3"/>
           <w:numId w:val="18"/>
@@ -4534,7 +4760,7 @@
     </w:p>
     <w:p>
       <w:pPr>
-        <w:pStyle w:val="a"/>
+        <w:pStyle w:val="List"/>
         <w:numPr>
           <w:ilvl w:val="3"/>
           <w:numId w:val="18"/>
@@ -4564,7 +4790,7 @@
     </w:p>
     <w:p>
       <w:pPr>
-        <w:pStyle w:val="a"/>
+        <w:pStyle w:val="List"/>
         <w:numPr>
           <w:ilvl w:val="3"/>
           <w:numId w:val="18"/>
@@ -4593,7 +4819,7 @@
     </w:p>
     <w:p>
       <w:pPr>
-        <w:pStyle w:val="a"/>
+        <w:pStyle w:val="List"/>
         <w:numPr>
           <w:ilvl w:val="3"/>
           <w:numId w:val="18"/>
@@ -4667,7 +4893,7 @@
     </w:p>
     <w:p>
       <w:pPr>
-        <w:pStyle w:val="a"/>
+        <w:pStyle w:val="List"/>
         <w:numPr>
           <w:ilvl w:val="3"/>
           <w:numId w:val="18"/>
@@ -4696,7 +4922,7 @@
     </w:p>
     <w:p>
       <w:pPr>
-        <w:pStyle w:val="a"/>
+        <w:pStyle w:val="List"/>
         <w:numPr>
           <w:ilvl w:val="2"/>
           <w:numId w:val="18"/>
@@ -4796,7 +5022,7 @@
     </w:p>
     <w:p>
       <w:pPr>
-        <w:pStyle w:val="a"/>
+        <w:pStyle w:val="List"/>
         <w:numPr>
           <w:ilvl w:val="2"/>
           <w:numId w:val="18"/>
@@ -4825,7 +5051,7 @@
     </w:p>
     <w:p>
       <w:pPr>
-        <w:pStyle w:val="a"/>
+        <w:pStyle w:val="List"/>
         <w:numPr>
           <w:ilvl w:val="2"/>
           <w:numId w:val="18"/>
@@ -4854,7 +5080,7 @@
     </w:p>
     <w:p>
       <w:pPr>
-        <w:pStyle w:val="a"/>
+        <w:pStyle w:val="List"/>
         <w:numPr>
           <w:ilvl w:val="2"/>
           <w:numId w:val="18"/>
@@ -4923,7 +5149,7 @@
     </w:p>
     <w:p>
       <w:pPr>
-        <w:pStyle w:val="a"/>
+        <w:pStyle w:val="List"/>
         <w:tabs>
           <w:tab w:val="left" w:pos="993"/>
         </w:tabs>
@@ -4953,7 +5179,7 @@
     </w:p>
     <w:p>
       <w:pPr>
-        <w:pStyle w:val="a"/>
+        <w:pStyle w:val="List"/>
         <w:numPr>
           <w:ilvl w:val="2"/>
           <w:numId w:val="18"/>
@@ -5011,7 +5237,7 @@
     </w:p>
     <w:p>
       <w:pPr>
-        <w:pStyle w:val="a"/>
+        <w:pStyle w:val="List"/>
         <w:numPr>
           <w:ilvl w:val="2"/>
           <w:numId w:val="18"/>
@@ -5042,7 +5268,7 @@
     </w:p>
     <w:p>
       <w:pPr>
-        <w:pStyle w:val="a"/>
+        <w:pStyle w:val="List"/>
         <w:tabs>
           <w:tab w:val="left" w:pos="993"/>
         </w:tabs>
@@ -5070,7 +5296,7 @@
     </w:p>
     <w:p>
       <w:pPr>
-        <w:pStyle w:val="a"/>
+        <w:pStyle w:val="List"/>
         <w:numPr>
           <w:ilvl w:val="2"/>
           <w:numId w:val="18"/>
@@ -5099,7 +5325,7 @@
     </w:p>
     <w:p>
       <w:pPr>
-        <w:pStyle w:val="a"/>
+        <w:pStyle w:val="List"/>
         <w:numPr>
           <w:ilvl w:val="2"/>
           <w:numId w:val="18"/>
@@ -5177,7 +5403,7 @@
     </w:p>
     <w:p>
       <w:pPr>
-        <w:pStyle w:val="a"/>
+        <w:pStyle w:val="List"/>
         <w:numPr>
           <w:ilvl w:val="2"/>
           <w:numId w:val="18"/>
@@ -5208,7 +5434,7 @@
     </w:p>
     <w:p>
       <w:pPr>
-        <w:pStyle w:val="a"/>
+        <w:pStyle w:val="List"/>
         <w:numPr>
           <w:ilvl w:val="0"/>
           <w:numId w:val="0"/>
@@ -5230,7 +5456,7 @@
     </w:p>
     <w:p>
       <w:pPr>
-        <w:pStyle w:val="a"/>
+        <w:pStyle w:val="List"/>
         <w:tabs>
           <w:tab w:val="left" w:pos="567"/>
         </w:tabs>
@@ -5258,7 +5484,7 @@
     </w:p>
     <w:p>
       <w:pPr>
-        <w:pStyle w:val="a"/>
+        <w:pStyle w:val="List"/>
         <w:numPr>
           <w:ilvl w:val="2"/>
           <w:numId w:val="18"/>
@@ -5322,7 +5548,7 @@
     </w:p>
     <w:p>
       <w:pPr>
-        <w:pStyle w:val="a"/>
+        <w:pStyle w:val="List"/>
         <w:numPr>
           <w:ilvl w:val="2"/>
           <w:numId w:val="18"/>
@@ -5387,7 +5613,7 @@
     </w:p>
     <w:p>
       <w:pPr>
-        <w:pStyle w:val="a"/>
+        <w:pStyle w:val="List"/>
         <w:numPr>
           <w:ilvl w:val="2"/>
           <w:numId w:val="18"/>
@@ -5481,7 +5707,7 @@
     </w:p>
     <w:p>
       <w:pPr>
-        <w:pStyle w:val="a"/>
+        <w:pStyle w:val="List"/>
         <w:numPr>
           <w:ilvl w:val="2"/>
           <w:numId w:val="18"/>
@@ -5520,7 +5746,7 @@
     </w:p>
     <w:p>
       <w:pPr>
-        <w:pStyle w:val="a"/>
+        <w:pStyle w:val="List"/>
         <w:numPr>
           <w:ilvl w:val="2"/>
           <w:numId w:val="18"/>
@@ -5560,7 +5786,7 @@
     </w:p>
     <w:p>
       <w:pPr>
-        <w:pStyle w:val="a"/>
+        <w:pStyle w:val="List"/>
         <w:numPr>
           <w:ilvl w:val="2"/>
           <w:numId w:val="18"/>
@@ -5598,7 +5824,7 @@
     </w:p>
     <w:p>
       <w:pPr>
-        <w:pStyle w:val="a"/>
+        <w:pStyle w:val="List"/>
         <w:numPr>
           <w:ilvl w:val="2"/>
           <w:numId w:val="18"/>
@@ -5629,7 +5855,7 @@
     </w:p>
     <w:p>
       <w:pPr>
-        <w:pStyle w:val="a"/>
+        <w:pStyle w:val="List"/>
         <w:numPr>
           <w:ilvl w:val="2"/>
           <w:numId w:val="18"/>
@@ -5669,7 +5895,7 @@
     </w:p>
     <w:p>
       <w:pPr>
-        <w:pStyle w:val="a"/>
+        <w:pStyle w:val="List"/>
         <w:numPr>
           <w:ilvl w:val="2"/>
           <w:numId w:val="18"/>
@@ -5718,7 +5944,7 @@
     </w:p>
     <w:p>
       <w:pPr>
-        <w:pStyle w:val="1"/>
+        <w:pStyle w:val="Heading1"/>
         <w:keepNext w:val="0"/>
         <w:keepLines w:val="0"/>
         <w:widowControl w:val="0"/>
@@ -5752,7 +5978,7 @@
     </w:p>
     <w:p>
       <w:pPr>
-        <w:pStyle w:val="a"/>
+        <w:pStyle w:val="List"/>
         <w:widowControl w:val="0"/>
         <w:tabs>
           <w:tab w:val="left" w:pos="993"/>
@@ -5943,7 +6169,7 @@
     </w:p>
     <w:p>
       <w:pPr>
-        <w:pStyle w:val="a"/>
+        <w:pStyle w:val="List"/>
         <w:widowControl w:val="0"/>
         <w:tabs>
           <w:tab w:val="left" w:pos="993"/>
@@ -5960,6 +6186,7 @@
       </w:pPr>
       <w:bookmarkStart w:id="8" w:name="_Ref220023143"/>
       <w:bookmarkStart w:id="9" w:name="_Ref220023284"/>
+      <w:proofErr w:type="spellStart"/>
       <w:r>
         <w:rPr>
           <w:rFonts w:ascii="Times New Roman" w:eastAsia="Times New Roman" w:hAnsi="Times New Roman" w:cs="Times New Roman"/>
@@ -5968,9 +6195,9 @@
           <w:szCs w:val="18"/>
           <w:lang w:val="en-GB"/>
         </w:rPr>
-        <w:t xml:space="preserve">Գրավ </w:t>
-      </w:r>
-      <w:bookmarkEnd w:id="8"/>
+        <w:t>Գրավ</w:t>
+      </w:r>
+      <w:proofErr w:type="spellEnd"/>
       <w:r>
         <w:rPr>
           <w:rFonts w:ascii="Times New Roman" w:eastAsia="Times New Roman" w:hAnsi="Times New Roman" w:cs="Times New Roman"/>
@@ -5979,13 +6206,36 @@
           <w:szCs w:val="18"/>
           <w:lang w:val="en-GB"/>
         </w:rPr>
-        <w:t>առարկան է՝</w:t>
+        <w:t xml:space="preserve"> </w:t>
+      </w:r>
+      <w:bookmarkEnd w:id="8"/>
+      <w:proofErr w:type="spellStart"/>
+      <w:r>
+        <w:rPr>
+          <w:rFonts w:ascii="Times New Roman" w:eastAsia="Times New Roman" w:hAnsi="Times New Roman" w:cs="Times New Roman"/>
+          <w:color w:val="000000" w:themeColor="text1"/>
+          <w:sz w:val="18"/>
+          <w:szCs w:val="18"/>
+          <w:lang w:val="en-GB"/>
+        </w:rPr>
+        <w:t>առարկան</w:t>
+      </w:r>
+      <w:proofErr w:type="spellEnd"/>
+      <w:r>
+        <w:rPr>
+          <w:rFonts w:ascii="Times New Roman" w:eastAsia="Times New Roman" w:hAnsi="Times New Roman" w:cs="Times New Roman"/>
+          <w:color w:val="000000" w:themeColor="text1"/>
+          <w:sz w:val="18"/>
+          <w:szCs w:val="18"/>
+          <w:lang w:val="en-GB"/>
+        </w:rPr>
+        <w:t xml:space="preserve"> է՝</w:t>
       </w:r>
       <w:bookmarkEnd w:id="9"/>
     </w:p>
     <w:tbl>
       <w:tblPr>
-        <w:tblStyle w:val="a9"/>
+        <w:tblStyle w:val="TableGrid"/>
         <w:tblW w:w="9493" w:type="dxa"/>
         <w:tblLook w:val="04A0" w:firstRow="1" w:lastRow="0" w:firstColumn="1" w:lastColumn="0" w:noHBand="0" w:noVBand="1"/>
       </w:tblPr>
@@ -6014,14 +6264,52 @@
                 <w:szCs w:val="16"/>
               </w:rPr>
             </w:pPr>
-            <w:r>
-              <w:rPr>
-                <w:rFonts w:ascii="Times New Roman" w:hAnsi="Times New Roman" w:cs="Times New Roman"/>
-                <w:sz w:val="16"/>
-                <w:szCs w:val="16"/>
-              </w:rPr>
-              <w:t>Գրավի առարկայի նկարագիրը</w:t>
-            </w:r>
+            <w:proofErr w:type="spellStart"/>
+            <w:r>
+              <w:rPr>
+                <w:rFonts w:ascii="Times New Roman" w:hAnsi="Times New Roman" w:cs="Times New Roman"/>
+                <w:sz w:val="16"/>
+                <w:szCs w:val="16"/>
+              </w:rPr>
+              <w:t>Գրավի</w:t>
+            </w:r>
+            <w:proofErr w:type="spellEnd"/>
+            <w:r>
+              <w:rPr>
+                <w:rFonts w:ascii="Times New Roman" w:hAnsi="Times New Roman" w:cs="Times New Roman"/>
+                <w:sz w:val="16"/>
+                <w:szCs w:val="16"/>
+              </w:rPr>
+              <w:t xml:space="preserve"> </w:t>
+            </w:r>
+            <w:proofErr w:type="spellStart"/>
+            <w:r>
+              <w:rPr>
+                <w:rFonts w:ascii="Times New Roman" w:hAnsi="Times New Roman" w:cs="Times New Roman"/>
+                <w:sz w:val="16"/>
+                <w:szCs w:val="16"/>
+              </w:rPr>
+              <w:t>առարկայի</w:t>
+            </w:r>
+            <w:proofErr w:type="spellEnd"/>
+            <w:r>
+              <w:rPr>
+                <w:rFonts w:ascii="Times New Roman" w:hAnsi="Times New Roman" w:cs="Times New Roman"/>
+                <w:sz w:val="16"/>
+                <w:szCs w:val="16"/>
+              </w:rPr>
+              <w:t xml:space="preserve"> </w:t>
+            </w:r>
+            <w:proofErr w:type="spellStart"/>
+            <w:r>
+              <w:rPr>
+                <w:rFonts w:ascii="Times New Roman" w:hAnsi="Times New Roman" w:cs="Times New Roman"/>
+                <w:sz w:val="16"/>
+                <w:szCs w:val="16"/>
+              </w:rPr>
+              <w:t>նկարագիրը</w:t>
+            </w:r>
+            <w:proofErr w:type="spellEnd"/>
           </w:p>
           <w:p>
             <w:pPr>
@@ -6033,14 +6321,124 @@
                 <w:lang w:val="en-GB"/>
               </w:rPr>
             </w:pPr>
-            <w:r>
-              <w:rPr>
-                <w:rFonts w:ascii="Times New Roman" w:hAnsi="Times New Roman" w:cs="Times New Roman"/>
-                <w:sz w:val="16"/>
-                <w:szCs w:val="16"/>
-              </w:rPr>
-              <w:t>Մակնիշ, մոդել, շարժիչի հզորություն, տարեթիվ, գույն սեփականատեր</w:t>
-            </w:r>
+            <w:proofErr w:type="spellStart"/>
+            <w:r>
+              <w:rPr>
+                <w:rFonts w:ascii="Times New Roman" w:hAnsi="Times New Roman" w:cs="Times New Roman"/>
+                <w:sz w:val="16"/>
+                <w:szCs w:val="16"/>
+              </w:rPr>
+              <w:t>Մակնիշ</w:t>
+            </w:r>
+            <w:proofErr w:type="spellEnd"/>
+            <w:r>
+              <w:rPr>
+                <w:rFonts w:ascii="Times New Roman" w:hAnsi="Times New Roman" w:cs="Times New Roman"/>
+                <w:sz w:val="16"/>
+                <w:szCs w:val="16"/>
+              </w:rPr>
+              <w:t xml:space="preserve">, </w:t>
+            </w:r>
+            <w:proofErr w:type="spellStart"/>
+            <w:r>
+              <w:rPr>
+                <w:rFonts w:ascii="Times New Roman" w:hAnsi="Times New Roman" w:cs="Times New Roman"/>
+                <w:sz w:val="16"/>
+                <w:szCs w:val="16"/>
+              </w:rPr>
+              <w:t>մոդել</w:t>
+            </w:r>
+            <w:proofErr w:type="spellEnd"/>
+            <w:r>
+              <w:rPr>
+                <w:rFonts w:ascii="Times New Roman" w:hAnsi="Times New Roman" w:cs="Times New Roman"/>
+                <w:sz w:val="16"/>
+                <w:szCs w:val="16"/>
+              </w:rPr>
+              <w:t xml:space="preserve">, </w:t>
+            </w:r>
+            <w:proofErr w:type="spellStart"/>
+            <w:r>
+              <w:rPr>
+                <w:rFonts w:ascii="Times New Roman" w:hAnsi="Times New Roman" w:cs="Times New Roman"/>
+                <w:sz w:val="16"/>
+                <w:szCs w:val="16"/>
+              </w:rPr>
+              <w:t>շարժիչի</w:t>
+            </w:r>
+            <w:proofErr w:type="spellEnd"/>
+            <w:r>
+              <w:rPr>
+                <w:rFonts w:ascii="Times New Roman" w:hAnsi="Times New Roman" w:cs="Times New Roman"/>
+                <w:sz w:val="16"/>
+                <w:szCs w:val="16"/>
+              </w:rPr>
+              <w:t xml:space="preserve"> </w:t>
+            </w:r>
+            <w:proofErr w:type="spellStart"/>
+            <w:r>
+              <w:rPr>
+                <w:rFonts w:ascii="Times New Roman" w:hAnsi="Times New Roman" w:cs="Times New Roman"/>
+                <w:sz w:val="16"/>
+                <w:szCs w:val="16"/>
+              </w:rPr>
+              <w:t>հզորություն</w:t>
+            </w:r>
+            <w:proofErr w:type="spellEnd"/>
+            <w:r>
+              <w:rPr>
+                <w:rFonts w:ascii="Times New Roman" w:hAnsi="Times New Roman" w:cs="Times New Roman"/>
+                <w:sz w:val="16"/>
+                <w:szCs w:val="16"/>
+              </w:rPr>
+              <w:t xml:space="preserve">, </w:t>
+            </w:r>
+            <w:proofErr w:type="spellStart"/>
+            <w:r>
+              <w:rPr>
+                <w:rFonts w:ascii="Times New Roman" w:hAnsi="Times New Roman" w:cs="Times New Roman"/>
+                <w:sz w:val="16"/>
+                <w:szCs w:val="16"/>
+              </w:rPr>
+              <w:t>տարեթիվ</w:t>
+            </w:r>
+            <w:proofErr w:type="spellEnd"/>
+            <w:r>
+              <w:rPr>
+                <w:rFonts w:ascii="Times New Roman" w:hAnsi="Times New Roman" w:cs="Times New Roman"/>
+                <w:sz w:val="16"/>
+                <w:szCs w:val="16"/>
+              </w:rPr>
+              <w:t xml:space="preserve">, </w:t>
+            </w:r>
+            <w:proofErr w:type="spellStart"/>
+            <w:r>
+              <w:rPr>
+                <w:rFonts w:ascii="Times New Roman" w:hAnsi="Times New Roman" w:cs="Times New Roman"/>
+                <w:sz w:val="16"/>
+                <w:szCs w:val="16"/>
+              </w:rPr>
+              <w:t>գույն</w:t>
+            </w:r>
+            <w:proofErr w:type="spellEnd"/>
+            <w:r>
+              <w:rPr>
+                <w:rFonts w:ascii="Times New Roman" w:hAnsi="Times New Roman" w:cs="Times New Roman"/>
+                <w:sz w:val="16"/>
+                <w:szCs w:val="16"/>
+              </w:rPr>
+              <w:t xml:space="preserve"> </w:t>
+            </w:r>
+            <w:proofErr w:type="spellStart"/>
+            <w:r>
+              <w:rPr>
+                <w:rFonts w:ascii="Times New Roman" w:hAnsi="Times New Roman" w:cs="Times New Roman"/>
+                <w:sz w:val="16"/>
+                <w:szCs w:val="16"/>
+              </w:rPr>
+              <w:t>սեփականատեր</w:t>
+            </w:r>
+            <w:proofErr w:type="spellEnd"/>
           </w:p>
         </w:tc>
         <w:tc>
@@ -6057,14 +6455,34 @@
                 <w:szCs w:val="16"/>
               </w:rPr>
             </w:pPr>
-            <w:r>
-              <w:rPr>
-                <w:rFonts w:ascii="Times New Roman" w:hAnsi="Times New Roman" w:cs="Times New Roman"/>
-                <w:sz w:val="16"/>
-                <w:szCs w:val="16"/>
-              </w:rPr>
-              <w:t>Հաշվառման տվյալներ</w:t>
-            </w:r>
+            <w:proofErr w:type="spellStart"/>
+            <w:r>
+              <w:rPr>
+                <w:rFonts w:ascii="Times New Roman" w:hAnsi="Times New Roman" w:cs="Times New Roman"/>
+                <w:sz w:val="16"/>
+                <w:szCs w:val="16"/>
+              </w:rPr>
+              <w:t>Հաշվառման</w:t>
+            </w:r>
+            <w:proofErr w:type="spellEnd"/>
+            <w:r>
+              <w:rPr>
+                <w:rFonts w:ascii="Times New Roman" w:hAnsi="Times New Roman" w:cs="Times New Roman"/>
+                <w:sz w:val="16"/>
+                <w:szCs w:val="16"/>
+              </w:rPr>
+              <w:t xml:space="preserve"> </w:t>
+            </w:r>
+            <w:proofErr w:type="spellStart"/>
+            <w:r>
+              <w:rPr>
+                <w:rFonts w:ascii="Times New Roman" w:hAnsi="Times New Roman" w:cs="Times New Roman"/>
+                <w:sz w:val="16"/>
+                <w:szCs w:val="16"/>
+              </w:rPr>
+              <w:t>տվյալներ</w:t>
+            </w:r>
+            <w:proofErr w:type="spellEnd"/>
           </w:p>
         </w:tc>
         <w:tc>
@@ -6081,13 +6499,23 @@
                 <w:szCs w:val="16"/>
               </w:rPr>
             </w:pPr>
-            <w:r>
-              <w:rPr>
-                <w:rFonts w:ascii="Times New Roman" w:hAnsi="Times New Roman" w:cs="Times New Roman"/>
-                <w:sz w:val="16"/>
-                <w:szCs w:val="16"/>
-              </w:rPr>
-              <w:t xml:space="preserve">Նշումներ </w:t>
+            <w:proofErr w:type="spellStart"/>
+            <w:r>
+              <w:rPr>
+                <w:rFonts w:ascii="Times New Roman" w:hAnsi="Times New Roman" w:cs="Times New Roman"/>
+                <w:sz w:val="16"/>
+                <w:szCs w:val="16"/>
+              </w:rPr>
+              <w:t>Նշումներ</w:t>
+            </w:r>
+            <w:proofErr w:type="spellEnd"/>
+            <w:r>
+              <w:rPr>
+                <w:rFonts w:ascii="Times New Roman" w:hAnsi="Times New Roman" w:cs="Times New Roman"/>
+                <w:sz w:val="16"/>
+                <w:szCs w:val="16"/>
+              </w:rPr>
+              <w:t xml:space="preserve"> </w:t>
             </w:r>
           </w:p>
           <w:p>
@@ -6107,7 +6535,87 @@
                 <w:szCs w:val="16"/>
                 <w:lang w:val="en-GB"/>
               </w:rPr>
-              <w:t>(գրավի առարկայի վիճակի մասին)</w:t>
+              <w:t>(</w:t>
+            </w:r>
+            <w:proofErr w:type="spellStart"/>
+            <w:r>
+              <w:rPr>
+                <w:rFonts w:ascii="Times New Roman" w:hAnsi="Times New Roman" w:cs="Times New Roman"/>
+                <w:sz w:val="16"/>
+                <w:szCs w:val="16"/>
+                <w:lang w:val="en-GB"/>
+              </w:rPr>
+              <w:t>գրավի</w:t>
+            </w:r>
+            <w:proofErr w:type="spellEnd"/>
+            <w:r>
+              <w:rPr>
+                <w:rFonts w:ascii="Times New Roman" w:hAnsi="Times New Roman" w:cs="Times New Roman"/>
+                <w:sz w:val="16"/>
+                <w:szCs w:val="16"/>
+                <w:lang w:val="en-GB"/>
+              </w:rPr>
+              <w:t xml:space="preserve"> </w:t>
+            </w:r>
+            <w:proofErr w:type="spellStart"/>
+            <w:r>
+              <w:rPr>
+                <w:rFonts w:ascii="Times New Roman" w:hAnsi="Times New Roman" w:cs="Times New Roman"/>
+                <w:sz w:val="16"/>
+                <w:szCs w:val="16"/>
+                <w:lang w:val="en-GB"/>
+              </w:rPr>
+              <w:t>առարկայի</w:t>
+            </w:r>
+            <w:proofErr w:type="spellEnd"/>
+            <w:r>
+              <w:rPr>
+                <w:rFonts w:ascii="Times New Roman" w:hAnsi="Times New Roman" w:cs="Times New Roman"/>
+                <w:sz w:val="16"/>
+                <w:szCs w:val="16"/>
+                <w:lang w:val="en-GB"/>
+              </w:rPr>
+              <w:t xml:space="preserve"> </w:t>
+            </w:r>
+            <w:proofErr w:type="spellStart"/>
+            <w:r>
+              <w:rPr>
+                <w:rFonts w:ascii="Times New Roman" w:hAnsi="Times New Roman" w:cs="Times New Roman"/>
+                <w:sz w:val="16"/>
+                <w:szCs w:val="16"/>
+                <w:lang w:val="en-GB"/>
+              </w:rPr>
+              <w:t>վիճակի</w:t>
+            </w:r>
+            <w:proofErr w:type="spellEnd"/>
+            <w:r>
+              <w:rPr>
+                <w:rFonts w:ascii="Times New Roman" w:hAnsi="Times New Roman" w:cs="Times New Roman"/>
+                <w:sz w:val="16"/>
+                <w:szCs w:val="16"/>
+                <w:lang w:val="en-GB"/>
+              </w:rPr>
+              <w:t xml:space="preserve"> </w:t>
+            </w:r>
+            <w:proofErr w:type="spellStart"/>
+            <w:r>
+              <w:rPr>
+                <w:rFonts w:ascii="Times New Roman" w:hAnsi="Times New Roman" w:cs="Times New Roman"/>
+                <w:sz w:val="16"/>
+                <w:szCs w:val="16"/>
+                <w:lang w:val="en-GB"/>
+              </w:rPr>
+              <w:t>մասին</w:t>
+            </w:r>
+            <w:proofErr w:type="spellEnd"/>
+            <w:r>
+              <w:rPr>
+                <w:rFonts w:ascii="Times New Roman" w:hAnsi="Times New Roman" w:cs="Times New Roman"/>
+                <w:sz w:val="16"/>
+                <w:szCs w:val="16"/>
+                <w:lang w:val="en-GB"/>
+              </w:rPr>
+              <w:t>)</w:t>
             </w:r>
           </w:p>
         </w:tc>
@@ -6125,13 +6633,23 @@
                 <w:szCs w:val="16"/>
               </w:rPr>
             </w:pPr>
-            <w:r>
-              <w:rPr>
-                <w:rFonts w:ascii="Times New Roman" w:hAnsi="Times New Roman" w:cs="Times New Roman"/>
-                <w:sz w:val="16"/>
-                <w:szCs w:val="16"/>
-              </w:rPr>
-              <w:t xml:space="preserve">Գնահատված </w:t>
+            <w:proofErr w:type="spellStart"/>
+            <w:r>
+              <w:rPr>
+                <w:rFonts w:ascii="Times New Roman" w:hAnsi="Times New Roman" w:cs="Times New Roman"/>
+                <w:sz w:val="16"/>
+                <w:szCs w:val="16"/>
+              </w:rPr>
+              <w:t>Գնահատված</w:t>
+            </w:r>
+            <w:proofErr w:type="spellEnd"/>
+            <w:r>
+              <w:rPr>
+                <w:rFonts w:ascii="Times New Roman" w:hAnsi="Times New Roman" w:cs="Times New Roman"/>
+                <w:sz w:val="16"/>
+                <w:szCs w:val="16"/>
+              </w:rPr>
+              <w:t xml:space="preserve"> </w:t>
             </w:r>
           </w:p>
           <w:p>
@@ -6143,14 +6661,34 @@
                 <w:szCs w:val="16"/>
               </w:rPr>
             </w:pPr>
-            <w:r>
-              <w:rPr>
-                <w:rFonts w:ascii="Times New Roman" w:hAnsi="Times New Roman" w:cs="Times New Roman"/>
-                <w:sz w:val="16"/>
-                <w:szCs w:val="16"/>
-              </w:rPr>
-              <w:t>արժեքը ՀՀ դրամով</w:t>
-            </w:r>
+            <w:proofErr w:type="spellStart"/>
+            <w:r>
+              <w:rPr>
+                <w:rFonts w:ascii="Times New Roman" w:hAnsi="Times New Roman" w:cs="Times New Roman"/>
+                <w:sz w:val="16"/>
+                <w:szCs w:val="16"/>
+              </w:rPr>
+              <w:t>արժեքը</w:t>
+            </w:r>
+            <w:proofErr w:type="spellEnd"/>
+            <w:r>
+              <w:rPr>
+                <w:rFonts w:ascii="Times New Roman" w:hAnsi="Times New Roman" w:cs="Times New Roman"/>
+                <w:sz w:val="16"/>
+                <w:szCs w:val="16"/>
+              </w:rPr>
+              <w:t xml:space="preserve"> ՀՀ </w:t>
+            </w:r>
+            <w:proofErr w:type="spellStart"/>
+            <w:r>
+              <w:rPr>
+                <w:rFonts w:ascii="Times New Roman" w:hAnsi="Times New Roman" w:cs="Times New Roman"/>
+                <w:sz w:val="16"/>
+                <w:szCs w:val="16"/>
+              </w:rPr>
+              <w:t>դրամով</w:t>
+            </w:r>
+            <w:proofErr w:type="spellEnd"/>
           </w:p>
         </w:tc>
         <w:tc>
@@ -6167,14 +6705,52 @@
                 <w:szCs w:val="16"/>
               </w:rPr>
             </w:pPr>
-            <w:r>
-              <w:rPr>
-                <w:rFonts w:ascii="Times New Roman" w:hAnsi="Times New Roman" w:cs="Times New Roman"/>
-                <w:sz w:val="16"/>
-                <w:szCs w:val="16"/>
-              </w:rPr>
-              <w:t>Տրամադրվող գումարի չափը</w:t>
-            </w:r>
+            <w:proofErr w:type="spellStart"/>
+            <w:r>
+              <w:rPr>
+                <w:rFonts w:ascii="Times New Roman" w:hAnsi="Times New Roman" w:cs="Times New Roman"/>
+                <w:sz w:val="16"/>
+                <w:szCs w:val="16"/>
+              </w:rPr>
+              <w:t>Տրամադրվող</w:t>
+            </w:r>
+            <w:proofErr w:type="spellEnd"/>
+            <w:r>
+              <w:rPr>
+                <w:rFonts w:ascii="Times New Roman" w:hAnsi="Times New Roman" w:cs="Times New Roman"/>
+                <w:sz w:val="16"/>
+                <w:szCs w:val="16"/>
+              </w:rPr>
+              <w:t xml:space="preserve"> </w:t>
+            </w:r>
+            <w:proofErr w:type="spellStart"/>
+            <w:r>
+              <w:rPr>
+                <w:rFonts w:ascii="Times New Roman" w:hAnsi="Times New Roman" w:cs="Times New Roman"/>
+                <w:sz w:val="16"/>
+                <w:szCs w:val="16"/>
+              </w:rPr>
+              <w:t>գումարի</w:t>
+            </w:r>
+            <w:proofErr w:type="spellEnd"/>
+            <w:r>
+              <w:rPr>
+                <w:rFonts w:ascii="Times New Roman" w:hAnsi="Times New Roman" w:cs="Times New Roman"/>
+                <w:sz w:val="16"/>
+                <w:szCs w:val="16"/>
+              </w:rPr>
+              <w:t xml:space="preserve"> </w:t>
+            </w:r>
+            <w:proofErr w:type="spellStart"/>
+            <w:r>
+              <w:rPr>
+                <w:rFonts w:ascii="Times New Roman" w:hAnsi="Times New Roman" w:cs="Times New Roman"/>
+                <w:sz w:val="16"/>
+                <w:szCs w:val="16"/>
+              </w:rPr>
+              <w:t>չափը</w:t>
+            </w:r>
+            <w:proofErr w:type="spellEnd"/>
           </w:p>
         </w:tc>
       </w:tr>
@@ -6201,8 +6777,18 @@
                 <w:sz w:val="16"/>
                 <w:szCs w:val="16"/>
               </w:rPr>
-              <w:t>${i_c</w:t>
-            </w:r>
+              <w:t>${</w:t>
+            </w:r>
+            <w:proofErr w:type="spellStart"/>
+            <w:r>
+              <w:rPr>
+                <w:rFonts w:ascii="Times New Roman" w:hAnsi="Times New Roman" w:cs="Times New Roman"/>
+                <w:sz w:val="16"/>
+                <w:szCs w:val="16"/>
+              </w:rPr>
+              <w:t>i_c</w:t>
+            </w:r>
+            <w:proofErr w:type="spellEnd"/>
             <w:r>
               <w:rPr>
                 <w:rFonts w:ascii="Times New Roman" w:hAnsi="Times New Roman" w:cs="Times New Roman"/>
@@ -6235,7 +6821,25 @@
                 <w:sz w:val="16"/>
                 <w:szCs w:val="16"/>
               </w:rPr>
-              <w:t>${i_mod},</w:t>
+              <w:t>${</w:t>
+            </w:r>
+            <w:proofErr w:type="spellStart"/>
+            <w:r>
+              <w:rPr>
+                <w:rFonts w:ascii="Times New Roman" w:hAnsi="Times New Roman" w:cs="Times New Roman"/>
+                <w:sz w:val="16"/>
+                <w:szCs w:val="16"/>
+              </w:rPr>
+              <w:t>i_mod</w:t>
+            </w:r>
+            <w:proofErr w:type="spellEnd"/>
+            <w:r>
+              <w:rPr>
+                <w:rFonts w:ascii="Times New Roman" w:hAnsi="Times New Roman" w:cs="Times New Roman"/>
+                <w:sz w:val="16"/>
+                <w:szCs w:val="16"/>
+              </w:rPr>
+              <w:t>},</w:t>
             </w:r>
           </w:p>
           <w:p>
@@ -6368,7 +6972,27 @@
                 <w:szCs w:val="16"/>
                 <w:lang w:val="en-GB"/>
               </w:rPr>
-              <w:t>${i_ident}</w:t>
+              <w:t>${</w:t>
+            </w:r>
+            <w:proofErr w:type="spellStart"/>
+            <w:r>
+              <w:rPr>
+                <w:rFonts w:ascii="Times New Roman" w:hAnsi="Times New Roman" w:cs="Times New Roman"/>
+                <w:sz w:val="16"/>
+                <w:szCs w:val="16"/>
+                <w:lang w:val="en-GB"/>
+              </w:rPr>
+              <w:t>i_ident</w:t>
+            </w:r>
+            <w:proofErr w:type="spellEnd"/>
+            <w:r>
+              <w:rPr>
+                <w:rFonts w:ascii="Times New Roman" w:hAnsi="Times New Roman" w:cs="Times New Roman"/>
+                <w:sz w:val="16"/>
+                <w:szCs w:val="16"/>
+                <w:lang w:val="en-GB"/>
+              </w:rPr>
+              <w:t>}</w:t>
             </w:r>
           </w:p>
         </w:tc>
@@ -6391,7 +7015,25 @@
                 <w:sz w:val="16"/>
                 <w:szCs w:val="16"/>
               </w:rPr>
-              <w:t>${i_desc}</w:t>
+              <w:t>${</w:t>
+            </w:r>
+            <w:proofErr w:type="spellStart"/>
+            <w:r>
+              <w:rPr>
+                <w:rFonts w:ascii="Times New Roman" w:hAnsi="Times New Roman" w:cs="Times New Roman"/>
+                <w:sz w:val="16"/>
+                <w:szCs w:val="16"/>
+              </w:rPr>
+              <w:t>i_desc</w:t>
+            </w:r>
+            <w:proofErr w:type="spellEnd"/>
+            <w:r>
+              <w:rPr>
+                <w:rFonts w:ascii="Times New Roman" w:hAnsi="Times New Roman" w:cs="Times New Roman"/>
+                <w:sz w:val="16"/>
+                <w:szCs w:val="16"/>
+              </w:rPr>
+              <w:t>}</w:t>
             </w:r>
           </w:p>
         </w:tc>
@@ -6416,6 +7058,7 @@
               </w:rPr>
               <w:t>${</w:t>
             </w:r>
+            <w:proofErr w:type="spellStart"/>
             <w:r>
               <w:rPr>
                 <w:rFonts w:ascii="Times New Roman" w:hAnsi="Times New Roman" w:cs="Times New Roman"/>
@@ -6430,7 +7073,16 @@
                 <w:sz w:val="16"/>
                 <w:szCs w:val="16"/>
               </w:rPr>
-              <w:t>_est}</w:t>
+              <w:t>_est</w:t>
+            </w:r>
+            <w:proofErr w:type="spellEnd"/>
+            <w:r>
+              <w:rPr>
+                <w:rFonts w:ascii="Times New Roman" w:hAnsi="Times New Roman" w:cs="Times New Roman"/>
+                <w:sz w:val="16"/>
+                <w:szCs w:val="16"/>
+              </w:rPr>
+              <w:t>}</w:t>
             </w:r>
           </w:p>
         </w:tc>
@@ -6455,6 +7107,7 @@
               </w:rPr>
               <w:t>${</w:t>
             </w:r>
+            <w:proofErr w:type="spellStart"/>
             <w:r>
               <w:rPr>
                 <w:rFonts w:ascii="Times New Roman" w:hAnsi="Times New Roman" w:cs="Times New Roman"/>
@@ -6469,7 +7122,16 @@
                 <w:sz w:val="16"/>
                 <w:szCs w:val="16"/>
               </w:rPr>
-              <w:t>_prov}</w:t>
+              <w:t>_prov</w:t>
+            </w:r>
+            <w:proofErr w:type="spellEnd"/>
+            <w:r>
+              <w:rPr>
+                <w:rFonts w:ascii="Times New Roman" w:hAnsi="Times New Roman" w:cs="Times New Roman"/>
+                <w:sz w:val="16"/>
+                <w:szCs w:val="16"/>
+              </w:rPr>
+              <w:t>}</w:t>
             </w:r>
           </w:p>
         </w:tc>
@@ -6506,14 +7168,34 @@
                 <w:szCs w:val="16"/>
               </w:rPr>
             </w:pPr>
-            <w:r>
-              <w:rPr>
-                <w:rFonts w:ascii="Times New Roman" w:hAnsi="Times New Roman" w:cs="Times New Roman"/>
-                <w:sz w:val="16"/>
-                <w:szCs w:val="16"/>
-              </w:rPr>
-              <w:t>Հաշվառման վկայագիր</w:t>
-            </w:r>
+            <w:proofErr w:type="spellStart"/>
+            <w:r>
+              <w:rPr>
+                <w:rFonts w:ascii="Times New Roman" w:hAnsi="Times New Roman" w:cs="Times New Roman"/>
+                <w:sz w:val="16"/>
+                <w:szCs w:val="16"/>
+              </w:rPr>
+              <w:t>Հաշվառման</w:t>
+            </w:r>
+            <w:proofErr w:type="spellEnd"/>
+            <w:r>
+              <w:rPr>
+                <w:rFonts w:ascii="Times New Roman" w:hAnsi="Times New Roman" w:cs="Times New Roman"/>
+                <w:sz w:val="16"/>
+                <w:szCs w:val="16"/>
+              </w:rPr>
+              <w:t xml:space="preserve"> </w:t>
+            </w:r>
+            <w:proofErr w:type="spellStart"/>
+            <w:r>
+              <w:rPr>
+                <w:rFonts w:ascii="Times New Roman" w:hAnsi="Times New Roman" w:cs="Times New Roman"/>
+                <w:sz w:val="16"/>
+                <w:szCs w:val="16"/>
+              </w:rPr>
+              <w:t>վկայագիր</w:t>
+            </w:r>
+            <w:proofErr w:type="spellEnd"/>
           </w:p>
           <w:p>
             <w:pPr>
@@ -6530,7 +7212,27 @@
                 <w:szCs w:val="16"/>
                 <w:lang w:val="en-GB"/>
               </w:rPr>
-              <w:t>${i_reg}</w:t>
+              <w:t>${</w:t>
+            </w:r>
+            <w:proofErr w:type="spellStart"/>
+            <w:r>
+              <w:rPr>
+                <w:rFonts w:ascii="Times New Roman" w:hAnsi="Times New Roman" w:cs="Times New Roman"/>
+                <w:sz w:val="16"/>
+                <w:szCs w:val="16"/>
+                <w:lang w:val="en-GB"/>
+              </w:rPr>
+              <w:t>i_reg</w:t>
+            </w:r>
+            <w:proofErr w:type="spellEnd"/>
+            <w:r>
+              <w:rPr>
+                <w:rFonts w:ascii="Times New Roman" w:hAnsi="Times New Roman" w:cs="Times New Roman"/>
+                <w:sz w:val="16"/>
+                <w:szCs w:val="16"/>
+                <w:lang w:val="en-GB"/>
+              </w:rPr>
+              <w:t>}</w:t>
             </w:r>
           </w:p>
         </w:tc>
@@ -6615,14 +7317,34 @@
                 <w:szCs w:val="16"/>
               </w:rPr>
             </w:pPr>
-            <w:r>
-              <w:rPr>
-                <w:rFonts w:ascii="Times New Roman" w:hAnsi="Times New Roman" w:cs="Times New Roman"/>
-                <w:sz w:val="16"/>
-                <w:szCs w:val="16"/>
-              </w:rPr>
-              <w:t>Հաշվառման համար</w:t>
-            </w:r>
+            <w:proofErr w:type="spellStart"/>
+            <w:r>
+              <w:rPr>
+                <w:rFonts w:ascii="Times New Roman" w:hAnsi="Times New Roman" w:cs="Times New Roman"/>
+                <w:sz w:val="16"/>
+                <w:szCs w:val="16"/>
+              </w:rPr>
+              <w:t>Հաշվառման</w:t>
+            </w:r>
+            <w:proofErr w:type="spellEnd"/>
+            <w:r>
+              <w:rPr>
+                <w:rFonts w:ascii="Times New Roman" w:hAnsi="Times New Roman" w:cs="Times New Roman"/>
+                <w:sz w:val="16"/>
+                <w:szCs w:val="16"/>
+              </w:rPr>
+              <w:t xml:space="preserve"> </w:t>
+            </w:r>
+            <w:proofErr w:type="spellStart"/>
+            <w:r>
+              <w:rPr>
+                <w:rFonts w:ascii="Times New Roman" w:hAnsi="Times New Roman" w:cs="Times New Roman"/>
+                <w:sz w:val="16"/>
+                <w:szCs w:val="16"/>
+              </w:rPr>
+              <w:t>համար</w:t>
+            </w:r>
+            <w:proofErr w:type="spellEnd"/>
           </w:p>
           <w:p>
             <w:pPr>
@@ -6642,6 +7364,7 @@
               </w:rPr>
               <w:t>${</w:t>
             </w:r>
+            <w:proofErr w:type="spellStart"/>
             <w:r>
               <w:rPr>
                 <w:rFonts w:ascii="Times New Roman" w:hAnsi="Times New Roman" w:cs="Times New Roman"/>
@@ -6658,7 +7381,17 @@
                 <w:szCs w:val="16"/>
                 <w:lang w:val="en-GB"/>
               </w:rPr>
-              <w:t>l_p}</w:t>
+              <w:t>l_p</w:t>
+            </w:r>
+            <w:proofErr w:type="spellEnd"/>
+            <w:r>
+              <w:rPr>
+                <w:rFonts w:ascii="Times New Roman" w:hAnsi="Times New Roman" w:cs="Times New Roman"/>
+                <w:sz w:val="16"/>
+                <w:szCs w:val="16"/>
+                <w:lang w:val="en-GB"/>
+              </w:rPr>
+              <w:t>}</w:t>
             </w:r>
           </w:p>
         </w:tc>
@@ -6743,14 +7476,34 @@
                 <w:szCs w:val="16"/>
               </w:rPr>
             </w:pPr>
-            <w:r>
-              <w:rPr>
-                <w:rFonts w:ascii="Times New Roman" w:hAnsi="Times New Roman" w:cs="Times New Roman"/>
-                <w:sz w:val="16"/>
-                <w:szCs w:val="16"/>
-              </w:rPr>
-              <w:t>Սեփականության վկայական</w:t>
-            </w:r>
+            <w:proofErr w:type="spellStart"/>
+            <w:r>
+              <w:rPr>
+                <w:rFonts w:ascii="Times New Roman" w:hAnsi="Times New Roman" w:cs="Times New Roman"/>
+                <w:sz w:val="16"/>
+                <w:szCs w:val="16"/>
+              </w:rPr>
+              <w:t>Սեփականության</w:t>
+            </w:r>
+            <w:proofErr w:type="spellEnd"/>
+            <w:r>
+              <w:rPr>
+                <w:rFonts w:ascii="Times New Roman" w:hAnsi="Times New Roman" w:cs="Times New Roman"/>
+                <w:sz w:val="16"/>
+                <w:szCs w:val="16"/>
+              </w:rPr>
+              <w:t xml:space="preserve"> </w:t>
+            </w:r>
+            <w:proofErr w:type="spellStart"/>
+            <w:r>
+              <w:rPr>
+                <w:rFonts w:ascii="Times New Roman" w:hAnsi="Times New Roman" w:cs="Times New Roman"/>
+                <w:sz w:val="16"/>
+                <w:szCs w:val="16"/>
+              </w:rPr>
+              <w:t>վկայական</w:t>
+            </w:r>
+            <w:proofErr w:type="spellEnd"/>
           </w:p>
           <w:p>
             <w:pPr>
@@ -6832,7 +7585,7 @@
     </w:tbl>
     <w:p>
       <w:pPr>
-        <w:pStyle w:val="a"/>
+        <w:pStyle w:val="List"/>
         <w:widowControl w:val="0"/>
         <w:tabs>
           <w:tab w:val="left" w:pos="993"/>
@@ -6847,6 +7600,7 @@
           <w:lang w:val="hy-AM"/>
         </w:rPr>
       </w:pPr>
+      <w:proofErr w:type="spellStart"/>
       <w:r>
         <w:rPr>
           <w:rFonts w:ascii="Times New Roman" w:eastAsia="Times New Roman" w:hAnsi="Times New Roman" w:cs="Times New Roman"/>
@@ -6855,12 +7609,177 @@
           <w:szCs w:val="18"/>
           <w:lang w:val="en-GB"/>
         </w:rPr>
-        <w:t>Գրավի առարկան նկարվում է և նկարները պահպանվում են Գրավառուի մոտ։</w:t>
+        <w:t>Գրավի</w:t>
+      </w:r>
+      <w:proofErr w:type="spellEnd"/>
+      <w:r>
+        <w:rPr>
+          <w:rFonts w:ascii="Times New Roman" w:eastAsia="Times New Roman" w:hAnsi="Times New Roman" w:cs="Times New Roman"/>
+          <w:color w:val="000000" w:themeColor="text1"/>
+          <w:sz w:val="18"/>
+          <w:szCs w:val="18"/>
+          <w:lang w:val="en-GB"/>
+        </w:rPr>
+        <w:t xml:space="preserve"> </w:t>
+      </w:r>
+      <w:proofErr w:type="spellStart"/>
+      <w:r>
+        <w:rPr>
+          <w:rFonts w:ascii="Times New Roman" w:eastAsia="Times New Roman" w:hAnsi="Times New Roman" w:cs="Times New Roman"/>
+          <w:color w:val="000000" w:themeColor="text1"/>
+          <w:sz w:val="18"/>
+          <w:szCs w:val="18"/>
+          <w:lang w:val="en-GB"/>
+        </w:rPr>
+        <w:t>առարկան</w:t>
+      </w:r>
+      <w:proofErr w:type="spellEnd"/>
+      <w:r>
+        <w:rPr>
+          <w:rFonts w:ascii="Times New Roman" w:eastAsia="Times New Roman" w:hAnsi="Times New Roman" w:cs="Times New Roman"/>
+          <w:color w:val="000000" w:themeColor="text1"/>
+          <w:sz w:val="18"/>
+          <w:szCs w:val="18"/>
+          <w:lang w:val="en-GB"/>
+        </w:rPr>
+        <w:t xml:space="preserve"> </w:t>
+      </w:r>
+      <w:proofErr w:type="spellStart"/>
+      <w:r>
+        <w:rPr>
+          <w:rFonts w:ascii="Times New Roman" w:eastAsia="Times New Roman" w:hAnsi="Times New Roman" w:cs="Times New Roman"/>
+          <w:color w:val="000000" w:themeColor="text1"/>
+          <w:sz w:val="18"/>
+          <w:szCs w:val="18"/>
+          <w:lang w:val="en-GB"/>
+        </w:rPr>
+        <w:t>նկարվում</w:t>
+      </w:r>
+      <w:proofErr w:type="spellEnd"/>
+      <w:r>
+        <w:rPr>
+          <w:rFonts w:ascii="Times New Roman" w:eastAsia="Times New Roman" w:hAnsi="Times New Roman" w:cs="Times New Roman"/>
+          <w:color w:val="000000" w:themeColor="text1"/>
+          <w:sz w:val="18"/>
+          <w:szCs w:val="18"/>
+          <w:lang w:val="en-GB"/>
+        </w:rPr>
+        <w:t xml:space="preserve"> է և </w:t>
+      </w:r>
+      <w:proofErr w:type="spellStart"/>
+      <w:r>
+        <w:rPr>
+          <w:rFonts w:ascii="Times New Roman" w:eastAsia="Times New Roman" w:hAnsi="Times New Roman" w:cs="Times New Roman"/>
+          <w:color w:val="000000" w:themeColor="text1"/>
+          <w:sz w:val="18"/>
+          <w:szCs w:val="18"/>
+          <w:lang w:val="en-GB"/>
+        </w:rPr>
+        <w:t>նկարները</w:t>
+      </w:r>
+      <w:proofErr w:type="spellEnd"/>
+      <w:r>
+        <w:rPr>
+          <w:rFonts w:ascii="Times New Roman" w:eastAsia="Times New Roman" w:hAnsi="Times New Roman" w:cs="Times New Roman"/>
+          <w:color w:val="000000" w:themeColor="text1"/>
+          <w:sz w:val="18"/>
+          <w:szCs w:val="18"/>
+          <w:lang w:val="en-GB"/>
+        </w:rPr>
+        <w:t xml:space="preserve"> </w:t>
+      </w:r>
+      <w:proofErr w:type="spellStart"/>
+      <w:r>
+        <w:rPr>
+          <w:rFonts w:ascii="Times New Roman" w:eastAsia="Times New Roman" w:hAnsi="Times New Roman" w:cs="Times New Roman"/>
+          <w:color w:val="000000" w:themeColor="text1"/>
+          <w:sz w:val="18"/>
+          <w:szCs w:val="18"/>
+          <w:lang w:val="en-GB"/>
+        </w:rPr>
+        <w:t>պահպանվում</w:t>
+      </w:r>
+      <w:proofErr w:type="spellEnd"/>
+      <w:r>
+        <w:rPr>
+          <w:rFonts w:ascii="Times New Roman" w:eastAsia="Times New Roman" w:hAnsi="Times New Roman" w:cs="Times New Roman"/>
+          <w:color w:val="000000" w:themeColor="text1"/>
+          <w:sz w:val="18"/>
+          <w:szCs w:val="18"/>
+          <w:lang w:val="en-GB"/>
+        </w:rPr>
+        <w:t xml:space="preserve"> </w:t>
+      </w:r>
+      <w:proofErr w:type="spellStart"/>
+      <w:r>
+        <w:rPr>
+          <w:rFonts w:ascii="Times New Roman" w:eastAsia="Times New Roman" w:hAnsi="Times New Roman" w:cs="Times New Roman"/>
+          <w:color w:val="000000" w:themeColor="text1"/>
+          <w:sz w:val="18"/>
+          <w:szCs w:val="18"/>
+          <w:lang w:val="en-GB"/>
+        </w:rPr>
+        <w:t>են</w:t>
+      </w:r>
+      <w:proofErr w:type="spellEnd"/>
+      <w:r>
+        <w:rPr>
+          <w:rFonts w:ascii="Times New Roman" w:eastAsia="Times New Roman" w:hAnsi="Times New Roman" w:cs="Times New Roman"/>
+          <w:color w:val="000000" w:themeColor="text1"/>
+          <w:sz w:val="18"/>
+          <w:szCs w:val="18"/>
+          <w:lang w:val="en-GB"/>
+        </w:rPr>
+        <w:t xml:space="preserve"> </w:t>
+      </w:r>
+      <w:proofErr w:type="spellStart"/>
+      <w:r>
+        <w:rPr>
+          <w:rFonts w:ascii="Times New Roman" w:eastAsia="Times New Roman" w:hAnsi="Times New Roman" w:cs="Times New Roman"/>
+          <w:color w:val="000000" w:themeColor="text1"/>
+          <w:sz w:val="18"/>
+          <w:szCs w:val="18"/>
+          <w:lang w:val="en-GB"/>
+        </w:rPr>
+        <w:t>Գրավառուի</w:t>
+      </w:r>
+      <w:proofErr w:type="spellEnd"/>
+      <w:r>
+        <w:rPr>
+          <w:rFonts w:ascii="Times New Roman" w:eastAsia="Times New Roman" w:hAnsi="Times New Roman" w:cs="Times New Roman"/>
+          <w:color w:val="000000" w:themeColor="text1"/>
+          <w:sz w:val="18"/>
+          <w:szCs w:val="18"/>
+          <w:lang w:val="en-GB"/>
+        </w:rPr>
+        <w:t xml:space="preserve"> </w:t>
+      </w:r>
+      <w:proofErr w:type="spellStart"/>
+      <w:r>
+        <w:rPr>
+          <w:rFonts w:ascii="Times New Roman" w:eastAsia="Times New Roman" w:hAnsi="Times New Roman" w:cs="Times New Roman"/>
+          <w:color w:val="000000" w:themeColor="text1"/>
+          <w:sz w:val="18"/>
+          <w:szCs w:val="18"/>
+          <w:lang w:val="en-GB"/>
+        </w:rPr>
+        <w:t>մոտ</w:t>
+      </w:r>
+      <w:proofErr w:type="spellEnd"/>
+      <w:r>
+        <w:rPr>
+          <w:rFonts w:ascii="Times New Roman" w:eastAsia="Times New Roman" w:hAnsi="Times New Roman" w:cs="Times New Roman"/>
+          <w:color w:val="000000" w:themeColor="text1"/>
+          <w:sz w:val="18"/>
+          <w:szCs w:val="18"/>
+          <w:lang w:val="en-GB"/>
+        </w:rPr>
+        <w:t>։</w:t>
       </w:r>
     </w:p>
     <w:p>
       <w:pPr>
-        <w:pStyle w:val="a"/>
+        <w:pStyle w:val="List"/>
         <w:widowControl w:val="0"/>
         <w:tabs>
           <w:tab w:val="left" w:pos="993"/>
@@ -6908,7 +7827,7 @@
     </w:p>
     <w:p>
       <w:pPr>
-        <w:pStyle w:val="a"/>
+        <w:pStyle w:val="List"/>
         <w:widowControl w:val="0"/>
         <w:tabs>
           <w:tab w:val="left" w:pos="993"/>
@@ -6935,7 +7854,7 @@
     </w:p>
     <w:p>
       <w:pPr>
-        <w:pStyle w:val="a"/>
+        <w:pStyle w:val="List"/>
         <w:widowControl w:val="0"/>
         <w:tabs>
           <w:tab w:val="left" w:pos="993"/>
@@ -6962,7 +7881,7 @@
     </w:p>
     <w:p>
       <w:pPr>
-        <w:pStyle w:val="a"/>
+        <w:pStyle w:val="List"/>
         <w:widowControl w:val="0"/>
         <w:tabs>
           <w:tab w:val="left" w:pos="993"/>
@@ -7011,7 +7930,7 @@
     </w:p>
     <w:p>
       <w:pPr>
-        <w:pStyle w:val="a"/>
+        <w:pStyle w:val="List"/>
         <w:widowControl w:val="0"/>
         <w:tabs>
           <w:tab w:val="left" w:pos="993"/>
@@ -7258,7 +8177,7 @@
     </w:p>
     <w:p>
       <w:pPr>
-        <w:pStyle w:val="a"/>
+        <w:pStyle w:val="List"/>
         <w:widowControl w:val="0"/>
         <w:tabs>
           <w:tab w:val="left" w:pos="993"/>
@@ -7314,7 +8233,7 @@
     </w:p>
     <w:p>
       <w:pPr>
-        <w:pStyle w:val="a"/>
+        <w:pStyle w:val="List"/>
         <w:widowControl w:val="0"/>
         <w:tabs>
           <w:tab w:val="left" w:pos="993"/>
@@ -7352,7 +8271,7 @@
     </w:p>
     <w:p>
       <w:pPr>
-        <w:pStyle w:val="a"/>
+        <w:pStyle w:val="List"/>
         <w:widowControl w:val="0"/>
         <w:tabs>
           <w:tab w:val="left" w:pos="993"/>
@@ -7397,7 +8316,7 @@
     </w:p>
     <w:p>
       <w:pPr>
-        <w:pStyle w:val="a"/>
+        <w:pStyle w:val="List"/>
         <w:widowControl w:val="0"/>
         <w:tabs>
           <w:tab w:val="left" w:pos="993"/>
@@ -7543,7 +8462,7 @@
     </w:p>
     <w:p>
       <w:pPr>
-        <w:pStyle w:val="a"/>
+        <w:pStyle w:val="List"/>
         <w:widowControl w:val="0"/>
         <w:tabs>
           <w:tab w:val="left" w:pos="993"/>
@@ -7606,7 +8525,7 @@
     </w:p>
     <w:p>
       <w:pPr>
-        <w:pStyle w:val="a"/>
+        <w:pStyle w:val="List"/>
         <w:widowControl w:val="0"/>
         <w:tabs>
           <w:tab w:val="left" w:pos="993"/>
@@ -7652,7 +8571,7 @@
     </w:p>
     <w:p>
       <w:pPr>
-        <w:pStyle w:val="a"/>
+        <w:pStyle w:val="List"/>
         <w:widowControl w:val="0"/>
         <w:tabs>
           <w:tab w:val="left" w:pos="993"/>
@@ -7680,7 +8599,7 @@
     </w:p>
     <w:p>
       <w:pPr>
-        <w:pStyle w:val="a"/>
+        <w:pStyle w:val="List"/>
         <w:tabs>
           <w:tab w:val="left" w:pos="993"/>
         </w:tabs>
@@ -7732,7 +8651,7 @@
     </w:p>
     <w:p>
       <w:pPr>
-        <w:pStyle w:val="a"/>
+        <w:pStyle w:val="List"/>
         <w:widowControl w:val="0"/>
         <w:tabs>
           <w:tab w:val="left" w:pos="993"/>
@@ -7794,7 +8713,7 @@
     </w:p>
     <w:p>
       <w:pPr>
-        <w:pStyle w:val="a"/>
+        <w:pStyle w:val="List"/>
         <w:widowControl w:val="0"/>
         <w:tabs>
           <w:tab w:val="left" w:pos="993"/>
@@ -7843,7 +8762,7 @@
     </w:p>
     <w:p>
       <w:pPr>
-        <w:pStyle w:val="1"/>
+        <w:pStyle w:val="Heading1"/>
         <w:keepNext w:val="0"/>
         <w:keepLines w:val="0"/>
         <w:widowControl w:val="0"/>
@@ -7877,7 +8796,7 @@
     </w:p>
     <w:p>
       <w:pPr>
-        <w:pStyle w:val="a"/>
+        <w:pStyle w:val="List"/>
         <w:tabs>
           <w:tab w:val="left" w:pos="993"/>
         </w:tabs>
@@ -7902,7 +8821,7 @@
     </w:p>
     <w:p>
       <w:pPr>
-        <w:pStyle w:val="a"/>
+        <w:pStyle w:val="List"/>
         <w:tabs>
           <w:tab w:val="left" w:pos="993"/>
         </w:tabs>
@@ -7972,7 +8891,7 @@
     </w:p>
     <w:p>
       <w:pPr>
-        <w:pStyle w:val="a"/>
+        <w:pStyle w:val="List"/>
         <w:tabs>
           <w:tab w:val="left" w:pos="993"/>
         </w:tabs>
@@ -7997,7 +8916,7 @@
     </w:p>
     <w:p>
       <w:pPr>
-        <w:pStyle w:val="a"/>
+        <w:pStyle w:val="List"/>
         <w:tabs>
           <w:tab w:val="left" w:pos="993"/>
         </w:tabs>
@@ -8120,7 +9039,7 @@
     </w:p>
     <w:p>
       <w:pPr>
-        <w:pStyle w:val="a"/>
+        <w:pStyle w:val="List"/>
         <w:tabs>
           <w:tab w:val="left" w:pos="993"/>
         </w:tabs>
@@ -8225,7 +9144,7 @@
     </w:p>
     <w:p>
       <w:pPr>
-        <w:pStyle w:val="a"/>
+        <w:pStyle w:val="List"/>
         <w:tabs>
           <w:tab w:val="left" w:pos="993"/>
         </w:tabs>
@@ -8269,7 +9188,7 @@
     </w:p>
     <w:p>
       <w:pPr>
-        <w:pStyle w:val="a"/>
+        <w:pStyle w:val="List"/>
         <w:tabs>
           <w:tab w:val="left" w:pos="993"/>
         </w:tabs>
@@ -8294,7 +9213,7 @@
     </w:p>
     <w:p>
       <w:pPr>
-        <w:pStyle w:val="1"/>
+        <w:pStyle w:val="Heading1"/>
         <w:keepNext w:val="0"/>
         <w:keepLines w:val="0"/>
         <w:widowControl w:val="0"/>
@@ -8341,7 +9260,7 @@
     </w:p>
     <w:p>
       <w:pPr>
-        <w:pStyle w:val="a"/>
+        <w:pStyle w:val="List"/>
         <w:tabs>
           <w:tab w:val="left" w:pos="993"/>
         </w:tabs>
@@ -8366,7 +9285,7 @@
     </w:p>
     <w:p>
       <w:pPr>
-        <w:pStyle w:val="a"/>
+        <w:pStyle w:val="List"/>
         <w:tabs>
           <w:tab w:val="left" w:pos="993"/>
         </w:tabs>
@@ -8391,7 +9310,7 @@
     </w:p>
     <w:p>
       <w:pPr>
-        <w:pStyle w:val="a"/>
+        <w:pStyle w:val="List"/>
         <w:numPr>
           <w:ilvl w:val="2"/>
           <w:numId w:val="23"/>
@@ -8438,7 +9357,7 @@
     </w:p>
     <w:p>
       <w:pPr>
-        <w:pStyle w:val="a"/>
+        <w:pStyle w:val="List"/>
         <w:numPr>
           <w:ilvl w:val="2"/>
           <w:numId w:val="23"/>
@@ -8467,7 +9386,7 @@
     </w:p>
     <w:p>
       <w:pPr>
-        <w:pStyle w:val="a"/>
+        <w:pStyle w:val="List"/>
         <w:numPr>
           <w:ilvl w:val="2"/>
           <w:numId w:val="23"/>
@@ -8496,7 +9415,7 @@
     </w:p>
     <w:p>
       <w:pPr>
-        <w:pStyle w:val="a"/>
+        <w:pStyle w:val="List"/>
         <w:numPr>
           <w:ilvl w:val="2"/>
           <w:numId w:val="23"/>
@@ -8525,7 +9444,7 @@
     </w:p>
     <w:p>
       <w:pPr>
-        <w:pStyle w:val="a"/>
+        <w:pStyle w:val="List"/>
         <w:numPr>
           <w:ilvl w:val="2"/>
           <w:numId w:val="23"/>
@@ -8554,7 +9473,7 @@
     </w:p>
     <w:p>
       <w:pPr>
-        <w:pStyle w:val="a"/>
+        <w:pStyle w:val="List"/>
         <w:tabs>
           <w:tab w:val="left" w:pos="993"/>
         </w:tabs>
@@ -8600,7 +9519,7 @@
     </w:p>
     <w:p>
       <w:pPr>
-        <w:pStyle w:val="1"/>
+        <w:pStyle w:val="Heading1"/>
         <w:keepNext w:val="0"/>
         <w:keepLines w:val="0"/>
         <w:widowControl w:val="0"/>
@@ -8634,7 +9553,7 @@
     </w:p>
     <w:p>
       <w:pPr>
-        <w:pStyle w:val="a"/>
+        <w:pStyle w:val="List"/>
         <w:tabs>
           <w:tab w:val="left" w:pos="993"/>
         </w:tabs>
@@ -8708,7 +9627,7 @@
     </w:p>
     <w:p>
       <w:pPr>
-        <w:pStyle w:val="a"/>
+        <w:pStyle w:val="List"/>
         <w:tabs>
           <w:tab w:val="left" w:pos="993"/>
         </w:tabs>
@@ -8868,7 +9787,7 @@
     </w:p>
     <w:p>
       <w:pPr>
-        <w:pStyle w:val="a"/>
+        <w:pStyle w:val="List"/>
         <w:tabs>
           <w:tab w:val="left" w:pos="993"/>
         </w:tabs>
@@ -8902,7 +9821,7 @@
     </w:p>
     <w:p>
       <w:pPr>
-        <w:pStyle w:val="a"/>
+        <w:pStyle w:val="List"/>
         <w:tabs>
           <w:tab w:val="left" w:pos="993"/>
         </w:tabs>
@@ -8927,7 +9846,7 @@
     </w:p>
     <w:p>
       <w:pPr>
-        <w:pStyle w:val="a"/>
+        <w:pStyle w:val="List"/>
         <w:tabs>
           <w:tab w:val="left" w:pos="993"/>
         </w:tabs>
@@ -8961,7 +9880,7 @@
     </w:p>
     <w:p>
       <w:pPr>
-        <w:pStyle w:val="a"/>
+        <w:pStyle w:val="List"/>
         <w:tabs>
           <w:tab w:val="left" w:pos="993"/>
         </w:tabs>
@@ -8986,7 +9905,7 @@
     </w:p>
     <w:p>
       <w:pPr>
-        <w:pStyle w:val="a"/>
+        <w:pStyle w:val="List"/>
         <w:tabs>
           <w:tab w:val="left" w:pos="993"/>
         </w:tabs>
@@ -9011,7 +9930,7 @@
     </w:p>
     <w:p>
       <w:pPr>
-        <w:pStyle w:val="a"/>
+        <w:pStyle w:val="List"/>
         <w:tabs>
           <w:tab w:val="left" w:pos="993"/>
         </w:tabs>
@@ -9036,7 +9955,7 @@
     </w:p>
     <w:p>
       <w:pPr>
-        <w:pStyle w:val="a"/>
+        <w:pStyle w:val="List"/>
         <w:tabs>
           <w:tab w:val="left" w:pos="993"/>
         </w:tabs>
@@ -9061,7 +9980,7 @@
     </w:p>
     <w:p>
       <w:pPr>
-        <w:pStyle w:val="a"/>
+        <w:pStyle w:val="List"/>
         <w:numPr>
           <w:ilvl w:val="2"/>
           <w:numId w:val="23"/>
@@ -9099,7 +10018,7 @@
     </w:p>
     <w:p>
       <w:pPr>
-        <w:pStyle w:val="a"/>
+        <w:pStyle w:val="List"/>
         <w:numPr>
           <w:ilvl w:val="2"/>
           <w:numId w:val="23"/>
@@ -9146,7 +10065,7 @@
     </w:p>
     <w:p>
       <w:pPr>
-        <w:pStyle w:val="a"/>
+        <w:pStyle w:val="List"/>
         <w:numPr>
           <w:ilvl w:val="2"/>
           <w:numId w:val="23"/>
@@ -9175,7 +10094,7 @@
     </w:p>
     <w:p>
       <w:pPr>
-        <w:pStyle w:val="a"/>
+        <w:pStyle w:val="List"/>
         <w:numPr>
           <w:ilvl w:val="2"/>
           <w:numId w:val="23"/>
@@ -9204,7 +10123,7 @@
     </w:p>
     <w:p>
       <w:pPr>
-        <w:pStyle w:val="a"/>
+        <w:pStyle w:val="List"/>
         <w:numPr>
           <w:ilvl w:val="2"/>
           <w:numId w:val="23"/>
@@ -9233,7 +10152,7 @@
     </w:p>
     <w:p>
       <w:pPr>
-        <w:pStyle w:val="a"/>
+        <w:pStyle w:val="List"/>
         <w:tabs>
           <w:tab w:val="left" w:pos="1134"/>
         </w:tabs>
@@ -9347,7 +10266,7 @@
     </w:p>
     <w:p>
       <w:pPr>
-        <w:pStyle w:val="a"/>
+        <w:pStyle w:val="List"/>
         <w:tabs>
           <w:tab w:val="left" w:pos="1134"/>
         </w:tabs>
@@ -9384,7 +10303,7 @@
     </w:p>
     <w:p>
       <w:pPr>
-        <w:pStyle w:val="1"/>
+        <w:pStyle w:val="Heading1"/>
         <w:numPr>
           <w:ilvl w:val="0"/>
           <w:numId w:val="0"/>
@@ -9403,7 +10322,7 @@
     </w:p>
     <w:p>
       <w:pPr>
-        <w:pStyle w:val="1"/>
+        <w:pStyle w:val="Heading1"/>
         <w:numPr>
           <w:ilvl w:val="0"/>
           <w:numId w:val="0"/>
@@ -9433,7 +10352,7 @@
     </w:p>
     <w:p>
       <w:pPr>
-        <w:pStyle w:val="1"/>
+        <w:pStyle w:val="Heading1"/>
         <w:numPr>
           <w:ilvl w:val="0"/>
           <w:numId w:val="0"/>
@@ -9486,7 +10405,7 @@
     </w:p>
     <w:p>
       <w:pPr>
-        <w:pStyle w:val="1"/>
+        <w:pStyle w:val="Heading1"/>
         <w:numPr>
           <w:ilvl w:val="0"/>
           <w:numId w:val="0"/>
@@ -9504,7 +10423,7 @@
     </w:p>
     <w:p>
       <w:pPr>
-        <w:pStyle w:val="1"/>
+        <w:pStyle w:val="Heading1"/>
         <w:numPr>
           <w:ilvl w:val="0"/>
           <w:numId w:val="0"/>
@@ -9521,8 +10440,6 @@
           <w:lang w:val="hy-AM"/>
         </w:rPr>
       </w:pPr>
-      <w:bookmarkStart w:id="15" w:name="_GoBack"/>
-      <w:bookmarkEnd w:id="15"/>
     </w:p>
     <w:p>
       <w:pPr>
@@ -9533,7 +10450,7 @@
     </w:p>
     <w:p>
       <w:pPr>
-        <w:pStyle w:val="1"/>
+        <w:pStyle w:val="Heading1"/>
         <w:keepNext w:val="0"/>
         <w:keepLines w:val="0"/>
         <w:widowControl w:val="0"/>
@@ -10506,6 +11423,7 @@
           <w:lang w:val="en-GB"/>
         </w:rPr>
       </w:pPr>
+      <w:proofErr w:type="spellStart"/>
       <w:r>
         <w:rPr>
           <w:rFonts w:ascii="Times New Roman" w:eastAsia="Times New Roman" w:hAnsi="Times New Roman" w:cs="Times New Roman"/>
@@ -10516,13 +11434,10 @@
           <w:szCs w:val="13"/>
           <w:lang w:val="en-GB"/>
         </w:rPr>
-        <w:t xml:space="preserve">Վարկային կոդ՝ </w:t>
-      </w:r>
-    </w:p>
-    <w:p>
-      <w:pPr>
-        <w:spacing w:after="0" w:line="276" w:lineRule="auto"/>
-        <w:jc w:val="right"/>
+        <w:t>Վարկային</w:t>
+      </w:r>
+      <w:proofErr w:type="spellEnd"/>
+      <w:r>
         <w:rPr>
           <w:rFonts w:ascii="Times New Roman" w:eastAsia="Times New Roman" w:hAnsi="Times New Roman" w:cs="Times New Roman"/>
           <w:i/>
@@ -10532,7 +11447,9 @@
           <w:szCs w:val="13"/>
           <w:lang w:val="en-GB"/>
         </w:rPr>
-      </w:pPr>
+        <w:t xml:space="preserve"> </w:t>
+      </w:r>
+      <w:proofErr w:type="spellStart"/>
       <w:r>
         <w:rPr>
           <w:rFonts w:ascii="Times New Roman" w:eastAsia="Times New Roman" w:hAnsi="Times New Roman" w:cs="Times New Roman"/>
@@ -10541,10 +11458,11 @@
           <w:color w:val="000000" w:themeColor="text1"/>
           <w:sz w:val="18"/>
           <w:szCs w:val="13"/>
-          <w:lang w:val="hy-AM"/>
-        </w:rPr>
-        <w:t xml:space="preserve">Վարկային և </w:t>
-      </w:r>
+          <w:lang w:val="en-GB"/>
+        </w:rPr>
+        <w:t>կոդ</w:t>
+      </w:r>
+      <w:proofErr w:type="spellEnd"/>
       <w:r>
         <w:rPr>
           <w:rFonts w:ascii="Times New Roman" w:eastAsia="Times New Roman" w:hAnsi="Times New Roman" w:cs="Times New Roman"/>
@@ -10553,11 +11471,15 @@
           <w:color w:val="000000" w:themeColor="text1"/>
           <w:sz w:val="18"/>
           <w:szCs w:val="13"/>
-          <w:lang w:val="hy-AM"/>
-        </w:rPr>
-        <w:t>տրանսպորտային միջոցի կոշտ</w:t>
-      </w:r>
-      <w:r>
+          <w:lang w:val="en-GB"/>
+        </w:rPr>
+        <w:t xml:space="preserve">՝ </w:t>
+      </w:r>
+    </w:p>
+    <w:p>
+      <w:pPr>
+        <w:spacing w:after="0" w:line="276" w:lineRule="auto"/>
+        <w:jc w:val="right"/>
         <w:rPr>
           <w:rFonts w:ascii="Times New Roman" w:eastAsia="Times New Roman" w:hAnsi="Times New Roman" w:cs="Times New Roman"/>
           <w:i/>
@@ -10565,10 +11487,9 @@
           <w:color w:val="000000" w:themeColor="text1"/>
           <w:sz w:val="18"/>
           <w:szCs w:val="13"/>
-          <w:lang w:val="hy-AM"/>
-        </w:rPr>
-        <w:t xml:space="preserve"> գրավի խառը պայմանագիր </w:t>
-      </w:r>
+          <w:lang w:val="en-GB"/>
+        </w:rPr>
+      </w:pPr>
       <w:r>
         <w:rPr>
           <w:rFonts w:ascii="Times New Roman" w:eastAsia="Times New Roman" w:hAnsi="Times New Roman" w:cs="Times New Roman"/>
@@ -10579,7 +11500,7 @@
           <w:szCs w:val="13"/>
           <w:lang w:val="hy-AM"/>
         </w:rPr>
-        <w:t>№</w:t>
+        <w:t xml:space="preserve">Վարկային և </w:t>
       </w:r>
       <w:r>
         <w:rPr>
@@ -10591,7 +11512,7 @@
           <w:szCs w:val="13"/>
           <w:lang w:val="hy-AM"/>
         </w:rPr>
-        <w:t xml:space="preserve"> </w:t>
+        <w:t>տրանսպորտային միջոցի կոշտ</w:t>
       </w:r>
       <w:r>
         <w:rPr>
@@ -10603,9 +11524,47 @@
           <w:szCs w:val="13"/>
           <w:lang w:val="hy-AM"/>
         </w:rPr>
+        <w:t xml:space="preserve"> գրավի խառը պայմանագիր </w:t>
+      </w:r>
+      <w:bookmarkStart w:id="15" w:name="_Hlk236827907"/>
+      <w:r>
+        <w:rPr>
+          <w:rFonts w:ascii="Times New Roman" w:eastAsia="Times New Roman" w:hAnsi="Times New Roman" w:cs="Times New Roman"/>
+          <w:i/>
+          <w:iCs/>
+          <w:color w:val="000000" w:themeColor="text1"/>
+          <w:sz w:val="18"/>
+          <w:szCs w:val="13"/>
+          <w:lang w:val="hy-AM"/>
+        </w:rPr>
+        <w:t>№</w:t>
+      </w:r>
+      <w:r>
+        <w:rPr>
+          <w:rFonts w:ascii="Times New Roman" w:eastAsia="Times New Roman" w:hAnsi="Times New Roman" w:cs="Times New Roman"/>
+          <w:i/>
+          <w:iCs/>
+          <w:color w:val="000000" w:themeColor="text1"/>
+          <w:sz w:val="18"/>
+          <w:szCs w:val="13"/>
+          <w:lang w:val="hy-AM"/>
+        </w:rPr>
+        <w:t xml:space="preserve"> </w:t>
+      </w:r>
+      <w:r>
+        <w:rPr>
+          <w:rFonts w:ascii="Times New Roman" w:eastAsia="Times New Roman" w:hAnsi="Times New Roman" w:cs="Times New Roman"/>
+          <w:i/>
+          <w:iCs/>
+          <w:color w:val="000000" w:themeColor="text1"/>
+          <w:sz w:val="18"/>
+          <w:szCs w:val="13"/>
+          <w:lang w:val="hy-AM"/>
+        </w:rPr>
         <w:t>${num}</w:t>
       </w:r>
     </w:p>
+    <w:bookmarkEnd w:id="15"/>
     <w:p>
       <w:pPr>
         <w:jc w:val="center"/>
@@ -10652,7 +11611,7 @@
     </w:p>
     <w:tbl>
       <w:tblPr>
-        <w:tblStyle w:val="a9"/>
+        <w:tblStyle w:val="TableGrid"/>
         <w:tblW w:w="9918" w:type="dxa"/>
         <w:tblLook w:val="04A0" w:firstRow="1" w:lastRow="0" w:firstColumn="1" w:lastColumn="0" w:noHBand="0" w:noVBand="1"/>
       </w:tblPr>
@@ -12093,7 +13052,27 @@
                 <w:szCs w:val="18"/>
                 <w:lang w:val="hy-AM"/>
               </w:rPr>
-              <w:t>${account_number}</w:t>
+              <w:t>${account_</w:t>
+            </w:r>
+            <w:r>
+              <w:rPr>
+                <w:rFonts w:ascii="Times New Roman" w:hAnsi="Times New Roman" w:cs="Times New Roman"/>
+                <w:b/>
+                <w:sz w:val="18"/>
+                <w:szCs w:val="18"/>
+                <w:lang w:val="hy-AM"/>
+              </w:rPr>
+              <w:t>card_</w:t>
+            </w:r>
+            <w:r>
+              <w:rPr>
+                <w:rFonts w:ascii="Times New Roman" w:hAnsi="Times New Roman" w:cs="Times New Roman"/>
+                <w:b/>
+                <w:sz w:val="18"/>
+                <w:szCs w:val="18"/>
+                <w:lang w:val="hy-AM"/>
+              </w:rPr>
+              <w:t>number}</w:t>
             </w:r>
           </w:p>
           <w:p>
@@ -12665,7 +13644,7 @@
 </file>
 
 <file path=word/endnotes.xml><?xml version="1.0" encoding="utf-8"?>
-<w:endnotes xmlns:wpc="http://schemas.microsoft.com/office/word/2010/wordprocessingCanvas" xmlns:mc="http://schemas.openxmlformats.org/markup-compatibility/2006" xmlns:o="urn:schemas-microsoft-com:office:office" xmlns:r="http://schemas.openxmlformats.org/officeDocument/2006/relationships" xmlns:m="http://schemas.openxmlformats.org/officeDocument/2006/math" xmlns:v="urn:schemas-microsoft-com:vml" xmlns:wp14="http://schemas.microsoft.com/office/word/2010/wordprocessingDrawing" xmlns:wp="http://schemas.openxmlformats.org/drawingml/2006/wordprocessingDrawing" xmlns:w10="urn:schemas-microsoft-com:office:word" xmlns:w="http://schemas.openxmlformats.org/wordprocessingml/2006/main" xmlns:w14="http://schemas.microsoft.com/office/word/2010/wordml" xmlns:w15="http://schemas.microsoft.com/office/word/2012/wordml" xmlns:wpg="http://schemas.microsoft.com/office/word/2010/wordprocessingGroup" xmlns:wpi="http://schemas.microsoft.com/office/word/2010/wordprocessingInk" xmlns:wne="http://schemas.microsoft.com/office/word/2006/wordml" xmlns:wps="http://schemas.microsoft.com/office/word/2010/wordprocessingShape" mc:Ignorable="w14 w15 wp14">
+<w:endnotes xmlns:wpc="http://schemas.microsoft.com/office/word/2010/wordprocessingCanvas" xmlns:cx="http://schemas.microsoft.com/office/drawing/2014/chartex" xmlns:cx1="http://schemas.microsoft.com/office/drawing/2015/9/8/chartex" xmlns:cx2="http://schemas.microsoft.com/office/drawing/2015/10/21/chartex" xmlns:cx3="http://schemas.microsoft.com/office/drawing/2016/5/9/chartex" xmlns:cx4="http://schemas.microsoft.com/office/drawing/2016/5/10/chartex" xmlns:cx5="http://schemas.microsoft.com/office/drawing/2016/5/11/chartex" xmlns:cx6="http://schemas.microsoft.com/office/drawing/2016/5/12/chartex" xmlns:cx7="http://schemas.microsoft.com/office/drawing/2016/5/13/chartex" xmlns:cx8="http://schemas.microsoft.com/office/drawing/2016/5/14/chartex" xmlns:mc="http://schemas.openxmlformats.org/markup-compatibility/2006" xmlns:aink="http://schemas.microsoft.com/office/drawing/2016/ink" xmlns:am3d="http://schemas.microsoft.com/office/drawing/2017/model3d" xmlns:o="urn:schemas-microsoft-com:office:office" xmlns:oel="http://schemas.microsoft.com/office/2019/extlst" xmlns:r="http://schemas.openxmlformats.org/officeDocument/2006/relationships" xmlns:m="http://schemas.openxmlformats.org/officeDocument/2006/math" xmlns:v="urn:schemas-microsoft-com:vml" xmlns:wp14="http://schemas.microsoft.com/office/word/2010/wordprocessingDrawing" xmlns:wp="http://schemas.openxmlformats.org/drawingml/2006/wordprocessingDrawing" xmlns:w10="urn:schemas-microsoft-com:office:word" xmlns:w="http://schemas.openxmlformats.org/wordprocessingml/2006/main" xmlns:w14="http://schemas.microsoft.com/office/word/2010/wordml" xmlns:w15="http://schemas.microsoft.com/office/word/2012/wordml" xmlns:w16cex="http://schemas.microsoft.com/office/word/2018/wordml/cex" xmlns:w16cid="http://schemas.microsoft.com/office/word/2016/wordml/cid" xmlns:w16="http://schemas.microsoft.com/office/word/2018/wordml" xmlns:w16sdtdh="http://schemas.microsoft.com/office/word/2020/wordml/sdtdatahash" xmlns:w16se="http://schemas.microsoft.com/office/word/2015/wordml/symex" xmlns:wpg="http://schemas.microsoft.com/office/word/2010/wordprocessingGroup" xmlns:wpi="http://schemas.microsoft.com/office/word/2010/wordprocessingInk" xmlns:wne="http://schemas.microsoft.com/office/word/2006/wordml" xmlns:wps="http://schemas.microsoft.com/office/word/2010/wordprocessingShape" mc:Ignorable="w14 w15 w16se w16cid w16 w16cex w16sdtdh wp14">
   <w:endnote w:type="separator" w:id="-1">
     <w:p>
       <w:pPr>
@@ -12690,11 +13669,11 @@
 </file>
 
 <file path=word/footer1.xml><?xml version="1.0" encoding="utf-8"?>
-<w:ftr xmlns:wpc="http://schemas.microsoft.com/office/word/2010/wordprocessingCanvas" xmlns:mc="http://schemas.openxmlformats.org/markup-compatibility/2006" xmlns:o="urn:schemas-microsoft-com:office:office" xmlns:r="http://schemas.openxmlformats.org/officeDocument/2006/relationships" xmlns:m="http://schemas.openxmlformats.org/officeDocument/2006/math" xmlns:v="urn:schemas-microsoft-com:vml" xmlns:wp14="http://schemas.microsoft.com/office/word/2010/wordprocessingDrawing" xmlns:wp="http://schemas.openxmlformats.org/drawingml/2006/wordprocessingDrawing" xmlns:w10="urn:schemas-microsoft-com:office:word" xmlns:w="http://schemas.openxmlformats.org/wordprocessingml/2006/main" xmlns:w14="http://schemas.microsoft.com/office/word/2010/wordml" xmlns:w15="http://schemas.microsoft.com/office/word/2012/wordml" xmlns:wpg="http://schemas.microsoft.com/office/word/2010/wordprocessingGroup" xmlns:wpi="http://schemas.microsoft.com/office/word/2010/wordprocessingInk" xmlns:wne="http://schemas.microsoft.com/office/word/2006/wordml" xmlns:wps="http://schemas.microsoft.com/office/word/2010/wordprocessingShape" mc:Ignorable="w14 w15 wp14">
+<w:ftr xmlns:wpc="http://schemas.microsoft.com/office/word/2010/wordprocessingCanvas" xmlns:cx="http://schemas.microsoft.com/office/drawing/2014/chartex" xmlns:cx1="http://schemas.microsoft.com/office/drawing/2015/9/8/chartex" xmlns:cx2="http://schemas.microsoft.com/office/drawing/2015/10/21/chartex" xmlns:cx3="http://schemas.microsoft.com/office/drawing/2016/5/9/chartex" xmlns:cx4="http://schemas.microsoft.com/office/drawing/2016/5/10/chartex" xmlns:cx5="http://schemas.microsoft.com/office/drawing/2016/5/11/chartex" xmlns:cx6="http://schemas.microsoft.com/office/drawing/2016/5/12/chartex" xmlns:cx7="http://schemas.microsoft.com/office/drawing/2016/5/13/chartex" xmlns:cx8="http://schemas.microsoft.com/office/drawing/2016/5/14/chartex" xmlns:mc="http://schemas.openxmlformats.org/markup-compatibility/2006" xmlns:aink="http://schemas.microsoft.com/office/drawing/2016/ink" xmlns:am3d="http://schemas.microsoft.com/office/drawing/2017/model3d" xmlns:o="urn:schemas-microsoft-com:office:office" xmlns:oel="http://schemas.microsoft.com/office/2019/extlst" xmlns:r="http://schemas.openxmlformats.org/officeDocument/2006/relationships" xmlns:m="http://schemas.openxmlformats.org/officeDocument/2006/math" xmlns:v="urn:schemas-microsoft-com:vml" xmlns:wp14="http://schemas.microsoft.com/office/word/2010/wordprocessingDrawing" xmlns:wp="http://schemas.openxmlformats.org/drawingml/2006/wordprocessingDrawing" xmlns:w10="urn:schemas-microsoft-com:office:word" xmlns:w="http://schemas.openxmlformats.org/wordprocessingml/2006/main" xmlns:w14="http://schemas.microsoft.com/office/word/2010/wordml" xmlns:w15="http://schemas.microsoft.com/office/word/2012/wordml" xmlns:w16cex="http://schemas.microsoft.com/office/word/2018/wordml/cex" xmlns:w16cid="http://schemas.microsoft.com/office/word/2016/wordml/cid" xmlns:w16="http://schemas.microsoft.com/office/word/2018/wordml" xmlns:w16sdtdh="http://schemas.microsoft.com/office/word/2020/wordml/sdtdatahash" xmlns:w16se="http://schemas.microsoft.com/office/word/2015/wordml/symex" xmlns:wpg="http://schemas.microsoft.com/office/word/2010/wordprocessingGroup" xmlns:wpi="http://schemas.microsoft.com/office/word/2010/wordprocessingInk" xmlns:wne="http://schemas.microsoft.com/office/word/2006/wordml" xmlns:wps="http://schemas.microsoft.com/office/word/2010/wordprocessingShape" mc:Ignorable="w14 w15 w16se w16cid w16 w16cex w16sdtdh wp14">
   <w:sdt>
     <w:sdtPr>
       <w:rPr>
-        <w:rStyle w:val="aa"/>
+        <w:rStyle w:val="PageNumber"/>
       </w:rPr>
       <w:id w:val="2139289757"/>
       <w:docPartObj>
@@ -12702,35 +13681,30 @@
         <w:docPartUnique/>
       </w:docPartObj>
     </w:sdtPr>
-    <w:sdtEndPr>
-      <w:rPr>
-        <w:rStyle w:val="aa"/>
-      </w:rPr>
-    </w:sdtEndPr>
     <w:sdtContent>
       <w:p>
         <w:pPr>
-          <w:pStyle w:val="a7"/>
+          <w:pStyle w:val="Footer"/>
           <w:framePr w:wrap="none" w:vAnchor="text" w:hAnchor="margin" w:xAlign="center" w:y="1"/>
           <w:rPr>
-            <w:rStyle w:val="aa"/>
+            <w:rStyle w:val="PageNumber"/>
           </w:rPr>
         </w:pPr>
         <w:r>
           <w:rPr>
-            <w:rStyle w:val="aa"/>
+            <w:rStyle w:val="PageNumber"/>
           </w:rPr>
           <w:fldChar w:fldCharType="begin"/>
         </w:r>
         <w:r>
           <w:rPr>
-            <w:rStyle w:val="aa"/>
+            <w:rStyle w:val="PageNumber"/>
           </w:rPr>
           <w:instrText xml:space="preserve"> PAGE </w:instrText>
         </w:r>
         <w:r>
           <w:rPr>
-            <w:rStyle w:val="aa"/>
+            <w:rStyle w:val="PageNumber"/>
           </w:rPr>
           <w:fldChar w:fldCharType="end"/>
         </w:r>
@@ -12739,17 +13713,17 @@
   </w:sdt>
   <w:p>
     <w:pPr>
-      <w:pStyle w:val="a7"/>
+      <w:pStyle w:val="Footer"/>
     </w:pPr>
   </w:p>
 </w:ftr>
 </file>
 
 <file path=word/footer2.xml><?xml version="1.0" encoding="utf-8"?>
-<w:ftr xmlns:wpc="http://schemas.microsoft.com/office/word/2010/wordprocessingCanvas" xmlns:mc="http://schemas.openxmlformats.org/markup-compatibility/2006" xmlns:o="urn:schemas-microsoft-com:office:office" xmlns:r="http://schemas.openxmlformats.org/officeDocument/2006/relationships" xmlns:m="http://schemas.openxmlformats.org/officeDocument/2006/math" xmlns:v="urn:schemas-microsoft-com:vml" xmlns:wp14="http://schemas.microsoft.com/office/word/2010/wordprocessingDrawing" xmlns:wp="http://schemas.openxmlformats.org/drawingml/2006/wordprocessingDrawing" xmlns:w10="urn:schemas-microsoft-com:office:word" xmlns:w="http://schemas.openxmlformats.org/wordprocessingml/2006/main" xmlns:w14="http://schemas.microsoft.com/office/word/2010/wordml" xmlns:w15="http://schemas.microsoft.com/office/word/2012/wordml" xmlns:wpg="http://schemas.microsoft.com/office/word/2010/wordprocessingGroup" xmlns:wpi="http://schemas.microsoft.com/office/word/2010/wordprocessingInk" xmlns:wne="http://schemas.microsoft.com/office/word/2006/wordml" xmlns:wps="http://schemas.microsoft.com/office/word/2010/wordprocessingShape" mc:Ignorable="w14 w15 wp14">
+<w:ftr xmlns:wpc="http://schemas.microsoft.com/office/word/2010/wordprocessingCanvas" xmlns:cx="http://schemas.microsoft.com/office/drawing/2014/chartex" xmlns:cx1="http://schemas.microsoft.com/office/drawing/2015/9/8/chartex" xmlns:cx2="http://schemas.microsoft.com/office/drawing/2015/10/21/chartex" xmlns:cx3="http://schemas.microsoft.com/office/drawing/2016/5/9/chartex" xmlns:cx4="http://schemas.microsoft.com/office/drawing/2016/5/10/chartex" xmlns:cx5="http://schemas.microsoft.com/office/drawing/2016/5/11/chartex" xmlns:cx6="http://schemas.microsoft.com/office/drawing/2016/5/12/chartex" xmlns:cx7="http://schemas.microsoft.com/office/drawing/2016/5/13/chartex" xmlns:cx8="http://schemas.microsoft.com/office/drawing/2016/5/14/chartex" xmlns:mc="http://schemas.openxmlformats.org/markup-compatibility/2006" xmlns:aink="http://schemas.microsoft.com/office/drawing/2016/ink" xmlns:am3d="http://schemas.microsoft.com/office/drawing/2017/model3d" xmlns:o="urn:schemas-microsoft-com:office:office" xmlns:oel="http://schemas.microsoft.com/office/2019/extlst" xmlns:r="http://schemas.openxmlformats.org/officeDocument/2006/relationships" xmlns:m="http://schemas.openxmlformats.org/officeDocument/2006/math" xmlns:v="urn:schemas-microsoft-com:vml" xmlns:wp14="http://schemas.microsoft.com/office/word/2010/wordprocessingDrawing" xmlns:wp="http://schemas.openxmlformats.org/drawingml/2006/wordprocessingDrawing" xmlns:w10="urn:schemas-microsoft-com:office:word" xmlns:w="http://schemas.openxmlformats.org/wordprocessingml/2006/main" xmlns:w14="http://schemas.microsoft.com/office/word/2010/wordml" xmlns:w15="http://schemas.microsoft.com/office/word/2012/wordml" xmlns:w16cex="http://schemas.microsoft.com/office/word/2018/wordml/cex" xmlns:w16cid="http://schemas.microsoft.com/office/word/2016/wordml/cid" xmlns:w16="http://schemas.microsoft.com/office/word/2018/wordml" xmlns:w16sdtdh="http://schemas.microsoft.com/office/word/2020/wordml/sdtdatahash" xmlns:w16se="http://schemas.microsoft.com/office/word/2015/wordml/symex" xmlns:wpg="http://schemas.microsoft.com/office/word/2010/wordprocessingGroup" xmlns:wpi="http://schemas.microsoft.com/office/word/2010/wordprocessingInk" xmlns:wne="http://schemas.microsoft.com/office/word/2006/wordml" xmlns:wps="http://schemas.microsoft.com/office/word/2010/wordprocessingShape" mc:Ignorable="w14 w15 w16se w16cid w16 w16cex w16sdtdh wp14">
   <w:tbl>
     <w:tblPr>
-      <w:tblStyle w:val="a9"/>
+      <w:tblStyle w:val="TableGrid"/>
       <w:tblW w:w="9420" w:type="dxa"/>
       <w:tblBorders>
         <w:top w:val="none" w:sz="0" w:space="0" w:color="auto"/>
@@ -12776,7 +13750,7 @@
         </w:tcPr>
         <w:p>
           <w:pPr>
-            <w:pStyle w:val="a7"/>
+            <w:pStyle w:val="Footer"/>
           </w:pPr>
         </w:p>
       </w:tc>
@@ -12790,7 +13764,7 @@
         </w:tcPr>
         <w:p>
           <w:pPr>
-            <w:pStyle w:val="a7"/>
+            <w:pStyle w:val="Footer"/>
           </w:pPr>
         </w:p>
       </w:tc>
@@ -12800,7 +13774,7 @@
         </w:tcPr>
         <w:p>
           <w:pPr>
-            <w:pStyle w:val="a7"/>
+            <w:pStyle w:val="Footer"/>
           </w:pPr>
         </w:p>
       </w:tc>
@@ -12809,7 +13783,7 @@
   <w:sdt>
     <w:sdtPr>
       <w:rPr>
-        <w:rStyle w:val="aa"/>
+        <w:rStyle w:val="PageNumber"/>
       </w:rPr>
       <w:id w:val="-1457635417"/>
       <w:docPartObj>
@@ -12817,23 +13791,18 @@
         <w:docPartUnique/>
       </w:docPartObj>
     </w:sdtPr>
-    <w:sdtEndPr>
-      <w:rPr>
-        <w:rStyle w:val="aa"/>
-      </w:rPr>
-    </w:sdtEndPr>
     <w:sdtContent>
       <w:p>
         <w:pPr>
-          <w:pStyle w:val="a7"/>
+          <w:pStyle w:val="Footer"/>
           <w:framePr w:wrap="none" w:vAnchor="text" w:hAnchor="page" w:x="5894" w:y="140"/>
           <w:rPr>
-            <w:rStyle w:val="aa"/>
+            <w:rStyle w:val="PageNumber"/>
           </w:rPr>
         </w:pPr>
         <w:r>
           <w:rPr>
-            <w:rStyle w:val="aa"/>
+            <w:rStyle w:val="PageNumber"/>
             <w:rFonts w:ascii="Times New Roman" w:hAnsi="Times New Roman" w:cs="Times New Roman"/>
             <w:sz w:val="22"/>
             <w:szCs w:val="22"/>
@@ -12842,7 +13811,7 @@
         </w:r>
         <w:r>
           <w:rPr>
-            <w:rStyle w:val="aa"/>
+            <w:rStyle w:val="PageNumber"/>
             <w:rFonts w:ascii="Times New Roman" w:hAnsi="Times New Roman" w:cs="Times New Roman"/>
             <w:sz w:val="22"/>
             <w:szCs w:val="22"/>
@@ -12851,7 +13820,7 @@
         </w:r>
         <w:r>
           <w:rPr>
-            <w:rStyle w:val="aa"/>
+            <w:rStyle w:val="PageNumber"/>
             <w:rFonts w:ascii="Times New Roman" w:hAnsi="Times New Roman" w:cs="Times New Roman"/>
             <w:sz w:val="22"/>
             <w:szCs w:val="22"/>
@@ -12860,7 +13829,7 @@
         </w:r>
         <w:r>
           <w:rPr>
-            <w:rStyle w:val="aa"/>
+            <w:rStyle w:val="PageNumber"/>
             <w:rFonts w:ascii="Times New Roman" w:hAnsi="Times New Roman" w:cs="Times New Roman"/>
             <w:noProof/>
             <w:sz w:val="22"/>
@@ -12870,7 +13839,7 @@
         </w:r>
         <w:r>
           <w:rPr>
-            <w:rStyle w:val="aa"/>
+            <w:rStyle w:val="PageNumber"/>
             <w:rFonts w:ascii="Times New Roman" w:hAnsi="Times New Roman" w:cs="Times New Roman"/>
             <w:sz w:val="22"/>
             <w:szCs w:val="22"/>
@@ -12882,26 +13851,26 @@
   </w:sdt>
   <w:p>
     <w:pPr>
-      <w:pStyle w:val="a7"/>
+      <w:pStyle w:val="Footer"/>
     </w:pPr>
   </w:p>
 </w:ftr>
 </file>
 
 <file path=word/footer3.xml><?xml version="1.0" encoding="utf-8"?>
-<w:ftr xmlns:wpc="http://schemas.microsoft.com/office/word/2010/wordprocessingCanvas" xmlns:mc="http://schemas.openxmlformats.org/markup-compatibility/2006" xmlns:o="urn:schemas-microsoft-com:office:office" xmlns:r="http://schemas.openxmlformats.org/officeDocument/2006/relationships" xmlns:m="http://schemas.openxmlformats.org/officeDocument/2006/math" xmlns:v="urn:schemas-microsoft-com:vml" xmlns:wp14="http://schemas.microsoft.com/office/word/2010/wordprocessingDrawing" xmlns:wp="http://schemas.openxmlformats.org/drawingml/2006/wordprocessingDrawing" xmlns:w10="urn:schemas-microsoft-com:office:word" xmlns:w="http://schemas.openxmlformats.org/wordprocessingml/2006/main" xmlns:w14="http://schemas.microsoft.com/office/word/2010/wordml" xmlns:w15="http://schemas.microsoft.com/office/word/2012/wordml" xmlns:wpg="http://schemas.microsoft.com/office/word/2010/wordprocessingGroup" xmlns:wpi="http://schemas.microsoft.com/office/word/2010/wordprocessingInk" xmlns:wne="http://schemas.microsoft.com/office/word/2006/wordml" xmlns:wps="http://schemas.microsoft.com/office/word/2010/wordprocessingShape" mc:Ignorable="w14 w15 wp14">
+<w:ftr xmlns:wpc="http://schemas.microsoft.com/office/word/2010/wordprocessingCanvas" xmlns:cx="http://schemas.microsoft.com/office/drawing/2014/chartex" xmlns:cx1="http://schemas.microsoft.com/office/drawing/2015/9/8/chartex" xmlns:cx2="http://schemas.microsoft.com/office/drawing/2015/10/21/chartex" xmlns:cx3="http://schemas.microsoft.com/office/drawing/2016/5/9/chartex" xmlns:cx4="http://schemas.microsoft.com/office/drawing/2016/5/10/chartex" xmlns:cx5="http://schemas.microsoft.com/office/drawing/2016/5/11/chartex" xmlns:cx6="http://schemas.microsoft.com/office/drawing/2016/5/12/chartex" xmlns:cx7="http://schemas.microsoft.com/office/drawing/2016/5/13/chartex" xmlns:cx8="http://schemas.microsoft.com/office/drawing/2016/5/14/chartex" xmlns:mc="http://schemas.openxmlformats.org/markup-compatibility/2006" xmlns:aink="http://schemas.microsoft.com/office/drawing/2016/ink" xmlns:am3d="http://schemas.microsoft.com/office/drawing/2017/model3d" xmlns:o="urn:schemas-microsoft-com:office:office" xmlns:oel="http://schemas.microsoft.com/office/2019/extlst" xmlns:r="http://schemas.openxmlformats.org/officeDocument/2006/relationships" xmlns:m="http://schemas.openxmlformats.org/officeDocument/2006/math" xmlns:v="urn:schemas-microsoft-com:vml" xmlns:wp14="http://schemas.microsoft.com/office/word/2010/wordprocessingDrawing" xmlns:wp="http://schemas.openxmlformats.org/drawingml/2006/wordprocessingDrawing" xmlns:w10="urn:schemas-microsoft-com:office:word" xmlns:w="http://schemas.openxmlformats.org/wordprocessingml/2006/main" xmlns:w14="http://schemas.microsoft.com/office/word/2010/wordml" xmlns:w15="http://schemas.microsoft.com/office/word/2012/wordml" xmlns:w16cex="http://schemas.microsoft.com/office/word/2018/wordml/cex" xmlns:w16cid="http://schemas.microsoft.com/office/word/2016/wordml/cid" xmlns:w16="http://schemas.microsoft.com/office/word/2018/wordml" xmlns:w16sdtdh="http://schemas.microsoft.com/office/word/2020/wordml/sdtdatahash" xmlns:w16se="http://schemas.microsoft.com/office/word/2015/wordml/symex" xmlns:wpg="http://schemas.microsoft.com/office/word/2010/wordprocessingGroup" xmlns:wpi="http://schemas.microsoft.com/office/word/2010/wordprocessingInk" xmlns:wne="http://schemas.microsoft.com/office/word/2006/wordml" xmlns:wps="http://schemas.microsoft.com/office/word/2010/wordprocessingShape" mc:Ignorable="w14 w15 w16se w16cid w16 w16cex w16sdtdh wp14">
   <w:p>
     <w:pPr>
-      <w:pStyle w:val="a7"/>
+      <w:pStyle w:val="Footer"/>
       <w:framePr w:wrap="none" w:vAnchor="text" w:hAnchor="page" w:x="5894" w:y="140"/>
       <w:rPr>
-        <w:rStyle w:val="aa"/>
+        <w:rStyle w:val="PageNumber"/>
       </w:rPr>
     </w:pPr>
   </w:p>
   <w:tbl>
     <w:tblPr>
-      <w:tblStyle w:val="a9"/>
+      <w:tblStyle w:val="TableGrid"/>
       <w:tblW w:w="9420" w:type="dxa"/>
       <w:tblBorders>
         <w:top w:val="none" w:sz="0" w:space="0" w:color="auto"/>
@@ -12928,7 +13897,7 @@
         </w:tcPr>
         <w:p>
           <w:pPr>
-            <w:pStyle w:val="a7"/>
+            <w:pStyle w:val="Footer"/>
           </w:pPr>
         </w:p>
       </w:tc>
@@ -12942,7 +13911,7 @@
         </w:tcPr>
         <w:p>
           <w:pPr>
-            <w:pStyle w:val="a7"/>
+            <w:pStyle w:val="Footer"/>
           </w:pPr>
         </w:p>
       </w:tc>
@@ -12952,7 +13921,7 @@
         </w:tcPr>
         <w:p>
           <w:pPr>
-            <w:pStyle w:val="a7"/>
+            <w:pStyle w:val="Footer"/>
           </w:pPr>
         </w:p>
       </w:tc>
@@ -12961,7 +13930,7 @@
   <w:sdt>
     <w:sdtPr>
       <w:rPr>
-        <w:rStyle w:val="aa"/>
+        <w:rStyle w:val="PageNumber"/>
       </w:rPr>
       <w:id w:val="-530572368"/>
       <w:docPartObj>
@@ -12972,15 +13941,15 @@
     <w:sdtContent>
       <w:p>
         <w:pPr>
-          <w:pStyle w:val="a7"/>
+          <w:pStyle w:val="Footer"/>
           <w:framePr w:wrap="none" w:vAnchor="text" w:hAnchor="page" w:x="5894" w:y="140"/>
           <w:rPr>
-            <w:rStyle w:val="aa"/>
+            <w:rStyle w:val="PageNumber"/>
           </w:rPr>
         </w:pPr>
         <w:r>
           <w:rPr>
-            <w:rStyle w:val="aa"/>
+            <w:rStyle w:val="PageNumber"/>
             <w:rFonts w:ascii="Times New Roman" w:hAnsi="Times New Roman" w:cs="Times New Roman"/>
             <w:sz w:val="22"/>
             <w:szCs w:val="22"/>
@@ -12989,7 +13958,7 @@
         </w:r>
         <w:r>
           <w:rPr>
-            <w:rStyle w:val="aa"/>
+            <w:rStyle w:val="PageNumber"/>
             <w:rFonts w:ascii="Times New Roman" w:hAnsi="Times New Roman" w:cs="Times New Roman"/>
             <w:sz w:val="22"/>
             <w:szCs w:val="22"/>
@@ -12998,7 +13967,7 @@
         </w:r>
         <w:r>
           <w:rPr>
-            <w:rStyle w:val="aa"/>
+            <w:rStyle w:val="PageNumber"/>
             <w:rFonts w:ascii="Times New Roman" w:hAnsi="Times New Roman" w:cs="Times New Roman"/>
             <w:sz w:val="22"/>
             <w:szCs w:val="22"/>
@@ -13007,7 +13976,7 @@
         </w:r>
         <w:r>
           <w:rPr>
-            <w:rStyle w:val="aa"/>
+            <w:rStyle w:val="PageNumber"/>
             <w:rFonts w:ascii="Times New Roman" w:hAnsi="Times New Roman" w:cs="Times New Roman"/>
             <w:noProof/>
             <w:sz w:val="22"/>
@@ -13017,7 +13986,7 @@
         </w:r>
         <w:r>
           <w:rPr>
-            <w:rStyle w:val="aa"/>
+            <w:rStyle w:val="PageNumber"/>
             <w:rFonts w:ascii="Times New Roman" w:hAnsi="Times New Roman" w:cs="Times New Roman"/>
             <w:sz w:val="22"/>
             <w:szCs w:val="22"/>
@@ -13029,14 +13998,14 @@
   </w:sdt>
   <w:p>
     <w:pPr>
-      <w:pStyle w:val="a7"/>
+      <w:pStyle w:val="Footer"/>
     </w:pPr>
   </w:p>
 </w:ftr>
 </file>
 
 <file path=word/footnotes.xml><?xml version="1.0" encoding="utf-8"?>
-<w:footnotes xmlns:wpc="http://schemas.microsoft.com/office/word/2010/wordprocessingCanvas" xmlns:mc="http://schemas.openxmlformats.org/markup-compatibility/2006" xmlns:o="urn:schemas-microsoft-com:office:office" xmlns:r="http://schemas.openxmlformats.org/officeDocument/2006/relationships" xmlns:m="http://schemas.openxmlformats.org/officeDocument/2006/math" xmlns:v="urn:schemas-microsoft-com:vml" xmlns:wp14="http://schemas.microsoft.com/office/word/2010/wordprocessingDrawing" xmlns:wp="http://schemas.openxmlformats.org/drawingml/2006/wordprocessingDrawing" xmlns:w10="urn:schemas-microsoft-com:office:word" xmlns:w="http://schemas.openxmlformats.org/wordprocessingml/2006/main" xmlns:w14="http://schemas.microsoft.com/office/word/2010/wordml" xmlns:w15="http://schemas.microsoft.com/office/word/2012/wordml" xmlns:wpg="http://schemas.microsoft.com/office/word/2010/wordprocessingGroup" xmlns:wpi="http://schemas.microsoft.com/office/word/2010/wordprocessingInk" xmlns:wne="http://schemas.microsoft.com/office/word/2006/wordml" xmlns:wps="http://schemas.microsoft.com/office/word/2010/wordprocessingShape" mc:Ignorable="w14 w15 wp14">
+<w:footnotes xmlns:wpc="http://schemas.microsoft.com/office/word/2010/wordprocessingCanvas" xmlns:cx="http://schemas.microsoft.com/office/drawing/2014/chartex" xmlns:cx1="http://schemas.microsoft.com/office/drawing/2015/9/8/chartex" xmlns:cx2="http://schemas.microsoft.com/office/drawing/2015/10/21/chartex" xmlns:cx3="http://schemas.microsoft.com/office/drawing/2016/5/9/chartex" xmlns:cx4="http://schemas.microsoft.com/office/drawing/2016/5/10/chartex" xmlns:cx5="http://schemas.microsoft.com/office/drawing/2016/5/11/chartex" xmlns:cx6="http://schemas.microsoft.com/office/drawing/2016/5/12/chartex" xmlns:cx7="http://schemas.microsoft.com/office/drawing/2016/5/13/chartex" xmlns:cx8="http://schemas.microsoft.com/office/drawing/2016/5/14/chartex" xmlns:mc="http://schemas.openxmlformats.org/markup-compatibility/2006" xmlns:aink="http://schemas.microsoft.com/office/drawing/2016/ink" xmlns:am3d="http://schemas.microsoft.com/office/drawing/2017/model3d" xmlns:o="urn:schemas-microsoft-com:office:office" xmlns:oel="http://schemas.microsoft.com/office/2019/extlst" xmlns:r="http://schemas.openxmlformats.org/officeDocument/2006/relationships" xmlns:m="http://schemas.openxmlformats.org/officeDocument/2006/math" xmlns:v="urn:schemas-microsoft-com:vml" xmlns:wp14="http://schemas.microsoft.com/office/word/2010/wordprocessingDrawing" xmlns:wp="http://schemas.openxmlformats.org/drawingml/2006/wordprocessingDrawing" xmlns:w10="urn:schemas-microsoft-com:office:word" xmlns:w="http://schemas.openxmlformats.org/wordprocessingml/2006/main" xmlns:w14="http://schemas.microsoft.com/office/word/2010/wordml" xmlns:w15="http://schemas.microsoft.com/office/word/2012/wordml" xmlns:w16cex="http://schemas.microsoft.com/office/word/2018/wordml/cex" xmlns:w16cid="http://schemas.microsoft.com/office/word/2016/wordml/cid" xmlns:w16="http://schemas.microsoft.com/office/word/2018/wordml" xmlns:w16sdtdh="http://schemas.microsoft.com/office/word/2020/wordml/sdtdatahash" xmlns:w16se="http://schemas.microsoft.com/office/word/2015/wordml/symex" xmlns:wpg="http://schemas.microsoft.com/office/word/2010/wordprocessingGroup" xmlns:wpi="http://schemas.microsoft.com/office/word/2010/wordprocessingInk" xmlns:wne="http://schemas.microsoft.com/office/word/2006/wordml" xmlns:wps="http://schemas.microsoft.com/office/word/2010/wordprocessingShape" mc:Ignorable="w14 w15 w16se w16cid w16 w16cex w16sdtdh wp14">
   <w:footnote w:type="separator" w:id="-1">
     <w:p>
       <w:pPr>
@@ -13061,12 +14030,15 @@
 </file>
 
 <file path=word/header1.xml><?xml version="1.0" encoding="utf-8"?>
-<w:hdr xmlns:wpc="http://schemas.microsoft.com/office/word/2010/wordprocessingCanvas" xmlns:mc="http://schemas.openxmlformats.org/markup-compatibility/2006" xmlns:o="urn:schemas-microsoft-com:office:office" xmlns:r="http://schemas.openxmlformats.org/officeDocument/2006/relationships" xmlns:m="http://schemas.openxmlformats.org/officeDocument/2006/math" xmlns:v="urn:schemas-microsoft-com:vml" xmlns:wp14="http://schemas.microsoft.com/office/word/2010/wordprocessingDrawing" xmlns:wp="http://schemas.openxmlformats.org/drawingml/2006/wordprocessingDrawing" xmlns:w10="urn:schemas-microsoft-com:office:word" xmlns:w="http://schemas.openxmlformats.org/wordprocessingml/2006/main" xmlns:w14="http://schemas.microsoft.com/office/word/2010/wordml" xmlns:w15="http://schemas.microsoft.com/office/word/2012/wordml" xmlns:wpg="http://schemas.microsoft.com/office/word/2010/wordprocessingGroup" xmlns:wpi="http://schemas.microsoft.com/office/word/2010/wordprocessingInk" xmlns:wne="http://schemas.microsoft.com/office/word/2006/wordml" xmlns:wps="http://schemas.microsoft.com/office/word/2010/wordprocessingShape" mc:Ignorable="w14 w15 wp14">
+<w:hdr xmlns:wpc="http://schemas.microsoft.com/office/word/2010/wordprocessingCanvas" xmlns:cx="http://schemas.microsoft.com/office/drawing/2014/chartex" xmlns:cx1="http://schemas.microsoft.com/office/drawing/2015/9/8/chartex" xmlns:cx2="http://schemas.microsoft.com/office/drawing/2015/10/21/chartex" xmlns:cx3="http://schemas.microsoft.com/office/drawing/2016/5/9/chartex" xmlns:cx4="http://schemas.microsoft.com/office/drawing/2016/5/10/chartex" xmlns:cx5="http://schemas.microsoft.com/office/drawing/2016/5/11/chartex" xmlns:cx6="http://schemas.microsoft.com/office/drawing/2016/5/12/chartex" xmlns:cx7="http://schemas.microsoft.com/office/drawing/2016/5/13/chartex" xmlns:cx8="http://schemas.microsoft.com/office/drawing/2016/5/14/chartex" xmlns:mc="http://schemas.openxmlformats.org/markup-compatibility/2006" xmlns:aink="http://schemas.microsoft.com/office/drawing/2016/ink" xmlns:am3d="http://schemas.microsoft.com/office/drawing/2017/model3d" xmlns:o="urn:schemas-microsoft-com:office:office" xmlns:oel="http://schemas.microsoft.com/office/2019/extlst" xmlns:r="http://schemas.openxmlformats.org/officeDocument/2006/relationships" xmlns:m="http://schemas.openxmlformats.org/officeDocument/2006/math" xmlns:v="urn:schemas-microsoft-com:vml" xmlns:wp14="http://schemas.microsoft.com/office/word/2010/wordprocessingDrawing" xmlns:wp="http://schemas.openxmlformats.org/drawingml/2006/wordprocessingDrawing" xmlns:w10="urn:schemas-microsoft-com:office:word" xmlns:w="http://schemas.openxmlformats.org/wordprocessingml/2006/main" xmlns:w14="http://schemas.microsoft.com/office/word/2010/wordml" xmlns:w15="http://schemas.microsoft.com/office/word/2012/wordml" xmlns:w16cex="http://schemas.microsoft.com/office/word/2018/wordml/cex" xmlns:w16cid="http://schemas.microsoft.com/office/word/2016/wordml/cid" xmlns:w16="http://schemas.microsoft.com/office/word/2018/wordml" xmlns:w16sdtdh="http://schemas.microsoft.com/office/word/2020/wordml/sdtdatahash" xmlns:w16se="http://schemas.microsoft.com/office/word/2015/wordml/symex" xmlns:wpg="http://schemas.microsoft.com/office/word/2010/wordprocessingGroup" xmlns:wpi="http://schemas.microsoft.com/office/word/2010/wordprocessingInk" xmlns:wne="http://schemas.microsoft.com/office/word/2006/wordml" xmlns:wps="http://schemas.microsoft.com/office/word/2010/wordprocessingShape" mc:Ignorable="w14 w15 w16se w16cid w16 w16cex w16sdtdh wp14">
   <w:p>
     <w:pPr>
-      <w:pStyle w:val="a5"/>
+      <w:pStyle w:val="Header"/>
     </w:pPr>
     <w:r>
+      <w:rPr>
+        <w:noProof/>
+      </w:rPr>
       <w:drawing>
         <wp:anchor distT="0" distB="0" distL="114300" distR="114300" simplePos="0" relativeHeight="251660288" behindDoc="0" locked="0" layoutInCell="1" allowOverlap="1" wp14:anchorId="31F4C74A" wp14:editId="607418D6">
           <wp:simplePos x="0" y="0"/>
@@ -13116,6 +14088,9 @@
       </w:drawing>
     </w:r>
     <w:r>
+      <w:rPr>
+        <w:noProof/>
+      </w:rPr>
       <w:drawing>
         <wp:anchor distT="0" distB="0" distL="114300" distR="114300" simplePos="0" relativeHeight="251659264" behindDoc="0" locked="0" layoutInCell="1" allowOverlap="1" wp14:anchorId="26D9CF48" wp14:editId="1379613B">
           <wp:simplePos x="0" y="0"/>
@@ -13169,7 +14144,7 @@
 </file>
 
 <file path=word/numbering.xml><?xml version="1.0" encoding="utf-8"?>
-<w:numbering xmlns:wpc="http://schemas.microsoft.com/office/word/2010/wordprocessingCanvas" xmlns:mc="http://schemas.openxmlformats.org/markup-compatibility/2006" xmlns:o="urn:schemas-microsoft-com:office:office" xmlns:r="http://schemas.openxmlformats.org/officeDocument/2006/relationships" xmlns:m="http://schemas.openxmlformats.org/officeDocument/2006/math" xmlns:v="urn:schemas-microsoft-com:vml" xmlns:wp14="http://schemas.microsoft.com/office/word/2010/wordprocessingDrawing" xmlns:wp="http://schemas.openxmlformats.org/drawingml/2006/wordprocessingDrawing" xmlns:w10="urn:schemas-microsoft-com:office:word" xmlns:w="http://schemas.openxmlformats.org/wordprocessingml/2006/main" xmlns:w14="http://schemas.microsoft.com/office/word/2010/wordml" xmlns:w15="http://schemas.microsoft.com/office/word/2012/wordml" xmlns:wpg="http://schemas.microsoft.com/office/word/2010/wordprocessingGroup" xmlns:wpi="http://schemas.microsoft.com/office/word/2010/wordprocessingInk" xmlns:wne="http://schemas.microsoft.com/office/word/2006/wordml" xmlns:wps="http://schemas.microsoft.com/office/word/2010/wordprocessingShape" mc:Ignorable="w14 w15 wp14">
+<w:numbering xmlns:wpc="http://schemas.microsoft.com/office/word/2010/wordprocessingCanvas" xmlns:cx="http://schemas.microsoft.com/office/drawing/2014/chartex" xmlns:cx1="http://schemas.microsoft.com/office/drawing/2015/9/8/chartex" xmlns:cx2="http://schemas.microsoft.com/office/drawing/2015/10/21/chartex" xmlns:cx3="http://schemas.microsoft.com/office/drawing/2016/5/9/chartex" xmlns:cx4="http://schemas.microsoft.com/office/drawing/2016/5/10/chartex" xmlns:cx5="http://schemas.microsoft.com/office/drawing/2016/5/11/chartex" xmlns:cx6="http://schemas.microsoft.com/office/drawing/2016/5/12/chartex" xmlns:cx7="http://schemas.microsoft.com/office/drawing/2016/5/13/chartex" xmlns:cx8="http://schemas.microsoft.com/office/drawing/2016/5/14/chartex" xmlns:mc="http://schemas.openxmlformats.org/markup-compatibility/2006" xmlns:aink="http://schemas.microsoft.com/office/drawing/2016/ink" xmlns:am3d="http://schemas.microsoft.com/office/drawing/2017/model3d" xmlns:o="urn:schemas-microsoft-com:office:office" xmlns:oel="http://schemas.microsoft.com/office/2019/extlst" xmlns:r="http://schemas.openxmlformats.org/officeDocument/2006/relationships" xmlns:m="http://schemas.openxmlformats.org/officeDocument/2006/math" xmlns:v="urn:schemas-microsoft-com:vml" xmlns:wp14="http://schemas.microsoft.com/office/word/2010/wordprocessingDrawing" xmlns:wp="http://schemas.openxmlformats.org/drawingml/2006/wordprocessingDrawing" xmlns:w10="urn:schemas-microsoft-com:office:word" xmlns:w="http://schemas.openxmlformats.org/wordprocessingml/2006/main" xmlns:w14="http://schemas.microsoft.com/office/word/2010/wordml" xmlns:w15="http://schemas.microsoft.com/office/word/2012/wordml" xmlns:w16cex="http://schemas.microsoft.com/office/word/2018/wordml/cex" xmlns:w16cid="http://schemas.microsoft.com/office/word/2016/wordml/cid" xmlns:w16="http://schemas.microsoft.com/office/word/2018/wordml" xmlns:w16sdtdh="http://schemas.microsoft.com/office/word/2020/wordml/sdtdatahash" xmlns:w16se="http://schemas.microsoft.com/office/word/2015/wordml/symex" xmlns:wpg="http://schemas.microsoft.com/office/word/2010/wordprocessingGroup" xmlns:wpi="http://schemas.microsoft.com/office/word/2010/wordprocessingInk" xmlns:wne="http://schemas.microsoft.com/office/word/2006/wordml" xmlns:wps="http://schemas.microsoft.com/office/word/2010/wordprocessingShape" mc:Ignorable="w14 w15 w16se w16cid w16 w16cex w16sdtdh wp14">
   <w:abstractNum w:abstractNumId="0" w15:restartNumberingAfterBreak="0">
     <w:nsid w:val="057E7531"/>
     <w:multiLevelType w:val="multilevel"/>
@@ -13177,7 +14152,7 @@
     <w:lvl w:ilvl="0">
       <w:start w:val="1"/>
       <w:numFmt w:val="decimal"/>
-      <w:pStyle w:val="1"/>
+      <w:pStyle w:val="Heading1"/>
       <w:lvlText w:val="%1."/>
       <w:lvlJc w:val="left"/>
       <w:pPr>
@@ -13192,7 +14167,7 @@
     <w:lvl w:ilvl="1">
       <w:start w:val="1"/>
       <w:numFmt w:val="decimal"/>
-      <w:pStyle w:val="a"/>
+      <w:pStyle w:val="List"/>
       <w:lvlText w:val="%1.%2."/>
       <w:lvlJc w:val="left"/>
       <w:pPr>
@@ -13479,7 +14454,7 @@
     <w:lvl w:ilvl="0">
       <w:start w:val="1"/>
       <w:numFmt w:val="decimal"/>
-      <w:pStyle w:val="a0"/>
+      <w:pStyle w:val="ListParagraph"/>
       <w:lvlText w:val="1.%1."/>
       <w:lvlJc w:val="left"/>
       <w:pPr>
@@ -15099,64 +16074,64 @@
       </w:pPr>
     </w:lvl>
   </w:abstractNum>
-  <w:num w:numId="1">
+  <w:num w:numId="1" w16cid:durableId="1857110543">
     <w:abstractNumId w:val="4"/>
   </w:num>
-  <w:num w:numId="2">
+  <w:num w:numId="2" w16cid:durableId="875577454">
     <w:abstractNumId w:val="14"/>
   </w:num>
-  <w:num w:numId="3">
+  <w:num w:numId="3" w16cid:durableId="1965649150">
     <w:abstractNumId w:val="10"/>
   </w:num>
-  <w:num w:numId="4">
+  <w:num w:numId="4" w16cid:durableId="1332678058">
     <w:abstractNumId w:val="13"/>
   </w:num>
-  <w:num w:numId="5">
+  <w:num w:numId="5" w16cid:durableId="447968792">
     <w:abstractNumId w:val="2"/>
   </w:num>
-  <w:num w:numId="6">
+  <w:num w:numId="6" w16cid:durableId="1928154692">
     <w:abstractNumId w:val="11"/>
   </w:num>
-  <w:num w:numId="7">
+  <w:num w:numId="7" w16cid:durableId="1624579064">
     <w:abstractNumId w:val="1"/>
   </w:num>
-  <w:num w:numId="8">
+  <w:num w:numId="8" w16cid:durableId="87241747">
     <w:abstractNumId w:val="8"/>
   </w:num>
-  <w:num w:numId="9">
+  <w:num w:numId="9" w16cid:durableId="1679699700">
     <w:abstractNumId w:val="12"/>
   </w:num>
-  <w:num w:numId="10">
+  <w:num w:numId="10" w16cid:durableId="1975988406">
     <w:abstractNumId w:val="5"/>
   </w:num>
-  <w:num w:numId="11">
+  <w:num w:numId="11" w16cid:durableId="1663510941">
     <w:abstractNumId w:val="19"/>
   </w:num>
-  <w:num w:numId="12">
+  <w:num w:numId="12" w16cid:durableId="34160509">
     <w:abstractNumId w:val="6"/>
   </w:num>
-  <w:num w:numId="13">
+  <w:num w:numId="13" w16cid:durableId="635649868">
     <w:abstractNumId w:val="9"/>
   </w:num>
-  <w:num w:numId="14">
+  <w:num w:numId="14" w16cid:durableId="270750319">
     <w:abstractNumId w:val="17"/>
   </w:num>
-  <w:num w:numId="15">
+  <w:num w:numId="15" w16cid:durableId="896166523">
     <w:abstractNumId w:val="16"/>
   </w:num>
-  <w:num w:numId="16">
+  <w:num w:numId="16" w16cid:durableId="210074752">
     <w:abstractNumId w:val="7"/>
   </w:num>
-  <w:num w:numId="17">
+  <w:num w:numId="17" w16cid:durableId="246305932">
     <w:abstractNumId w:val="3"/>
   </w:num>
-  <w:num w:numId="18">
+  <w:num w:numId="18" w16cid:durableId="1814709173">
     <w:abstractNumId w:val="0"/>
   </w:num>
-  <w:num w:numId="19">
+  <w:num w:numId="19" w16cid:durableId="1343170720">
     <w:abstractNumId w:val="15"/>
   </w:num>
-  <w:num w:numId="20">
+  <w:num w:numId="20" w16cid:durableId="787504079">
     <w:abstractNumId w:val="3"/>
     <w:lvlOverride w:ilvl="0">
       <w:startOverride w:val="1"/>
@@ -15186,10 +16161,10 @@
       <w:startOverride w:val="1"/>
     </w:lvlOverride>
   </w:num>
-  <w:num w:numId="21">
+  <w:num w:numId="21" w16cid:durableId="646520540">
     <w:abstractNumId w:val="18"/>
   </w:num>
-  <w:num w:numId="22">
+  <w:num w:numId="22" w16cid:durableId="157500904">
     <w:abstractNumId w:val="0"/>
     <w:lvlOverride w:ilvl="0">
       <w:startOverride w:val="1"/>
@@ -15219,10 +16194,10 @@
       <w:startOverride w:val="1"/>
     </w:lvlOverride>
   </w:num>
-  <w:num w:numId="23">
+  <w:num w:numId="23" w16cid:durableId="1365666344">
     <w:abstractNumId w:val="0"/>
   </w:num>
-  <w:num w:numId="24">
+  <w:num w:numId="24" w16cid:durableId="254175269">
     <w:abstractNumId w:val="0"/>
     <w:lvlOverride w:ilvl="0">
       <w:startOverride w:val="1"/>
@@ -15252,7 +16227,7 @@
       <w:startOverride w:val="1"/>
     </w:lvlOverride>
   </w:num>
-  <w:num w:numId="25">
+  <w:num w:numId="25" w16cid:durableId="763379341">
     <w:abstractNumId w:val="0"/>
     <w:lvlOverride w:ilvl="0">
       <w:startOverride w:val="1"/>
@@ -15286,7 +16261,7 @@
 </file>
 
 <file path=word/styles.xml><?xml version="1.0" encoding="utf-8"?>
-<w:styles xmlns:mc="http://schemas.openxmlformats.org/markup-compatibility/2006" xmlns:r="http://schemas.openxmlformats.org/officeDocument/2006/relationships" xmlns:w="http://schemas.openxmlformats.org/wordprocessingml/2006/main" xmlns:w14="http://schemas.microsoft.com/office/word/2010/wordml" xmlns:w15="http://schemas.microsoft.com/office/word/2012/wordml" mc:Ignorable="w14 w15">
+<w:styles xmlns:mc="http://schemas.openxmlformats.org/markup-compatibility/2006" xmlns:r="http://schemas.openxmlformats.org/officeDocument/2006/relationships" xmlns:w="http://schemas.openxmlformats.org/wordprocessingml/2006/main" xmlns:w14="http://schemas.microsoft.com/office/word/2010/wordml" xmlns:w15="http://schemas.microsoft.com/office/word/2012/wordml" xmlns:w16cex="http://schemas.microsoft.com/office/word/2018/wordml/cex" xmlns:w16cid="http://schemas.microsoft.com/office/word/2016/wordml/cid" xmlns:w16="http://schemas.microsoft.com/office/word/2018/wordml" xmlns:w16sdtdh="http://schemas.microsoft.com/office/word/2020/wordml/sdtdatahash" xmlns:w16se="http://schemas.microsoft.com/office/word/2015/wordml/symex" mc:Ignorable="w14 w15 w16se w16cid w16 w16cex w16sdtdh">
   <w:docDefaults>
     <w:rPrDefault>
       <w:rPr>
@@ -15302,7 +16277,7 @@
       </w:pPr>
     </w:pPrDefault>
   </w:docDefaults>
-  <w:latentStyles w:defLockedState="0" w:defUIPriority="99" w:defSemiHidden="0" w:defUnhideWhenUsed="0" w:defQFormat="0" w:count="371">
+  <w:latentStyles w:defLockedState="0" w:defUIPriority="99" w:defSemiHidden="0" w:defUnhideWhenUsed="0" w:defQFormat="0" w:count="376">
     <w:lsdException w:name="Normal" w:uiPriority="0" w:qFormat="1"/>
     <w:lsdException w:name="heading 1" w:uiPriority="9" w:qFormat="1"/>
     <w:lsdException w:name="heading 2" w:semiHidden="1" w:uiPriority="9" w:unhideWhenUsed="1" w:qFormat="1"/>
@@ -15674,17 +16649,22 @@
     <w:lsdException w:name="List Table 5 Dark Accent 6" w:uiPriority="50"/>
     <w:lsdException w:name="List Table 6 Colorful Accent 6" w:uiPriority="51"/>
     <w:lsdException w:name="List Table 7 Colorful Accent 6" w:uiPriority="52"/>
+    <w:lsdException w:name="Mention" w:semiHidden="1" w:unhideWhenUsed="1"/>
+    <w:lsdException w:name="Smart Hyperlink" w:semiHidden="1" w:unhideWhenUsed="1"/>
+    <w:lsdException w:name="Hashtag" w:semiHidden="1" w:unhideWhenUsed="1"/>
+    <w:lsdException w:name="Unresolved Mention" w:semiHidden="1" w:unhideWhenUsed="1"/>
+    <w:lsdException w:name="Smart Link" w:semiHidden="1" w:unhideWhenUsed="1"/>
   </w:latentStyles>
-  <w:style w:type="paragraph" w:default="1" w:styleId="a1">
+  <w:style w:type="paragraph" w:default="1" w:styleId="Normal">
     <w:name w:val="Normal"/>
     <w:qFormat/>
     <w:rsid w:val="00E83463"/>
   </w:style>
-  <w:style w:type="paragraph" w:styleId="1">
+  <w:style w:type="paragraph" w:styleId="Heading1">
     <w:name w:val="heading 1"/>
-    <w:basedOn w:val="a1"/>
-    <w:next w:val="a1"/>
-    <w:link w:val="10"/>
+    <w:basedOn w:val="Normal"/>
+    <w:next w:val="Normal"/>
+    <w:link w:val="Heading1Char"/>
     <w:uiPriority w:val="9"/>
     <w:qFormat/>
     <w:rsid w:val="006F683F"/>
@@ -15705,11 +16685,11 @@
       <w:szCs w:val="32"/>
     </w:rPr>
   </w:style>
-  <w:style w:type="paragraph" w:styleId="2">
+  <w:style w:type="paragraph" w:styleId="Heading2">
     <w:name w:val="heading 2"/>
-    <w:basedOn w:val="a1"/>
-    <w:next w:val="a1"/>
-    <w:link w:val="20"/>
+    <w:basedOn w:val="Normal"/>
+    <w:next w:val="Normal"/>
+    <w:link w:val="Heading2Char"/>
     <w:uiPriority w:val="9"/>
     <w:semiHidden/>
     <w:unhideWhenUsed/>
@@ -15728,11 +16708,11 @@
       <w:szCs w:val="26"/>
     </w:rPr>
   </w:style>
-  <w:style w:type="paragraph" w:styleId="3">
+  <w:style w:type="paragraph" w:styleId="Heading3">
     <w:name w:val="heading 3"/>
-    <w:basedOn w:val="a1"/>
-    <w:next w:val="a1"/>
-    <w:link w:val="30"/>
+    <w:basedOn w:val="Normal"/>
+    <w:next w:val="Normal"/>
+    <w:link w:val="Heading3Char"/>
     <w:uiPriority w:val="9"/>
     <w:semiHidden/>
     <w:unhideWhenUsed/>
@@ -15749,11 +16729,11 @@
       <w:color w:val="0A2F40" w:themeColor="accent1" w:themeShade="7F"/>
     </w:rPr>
   </w:style>
-  <w:style w:type="paragraph" w:styleId="4">
+  <w:style w:type="paragraph" w:styleId="Heading4">
     <w:name w:val="heading 4"/>
-    <w:basedOn w:val="a1"/>
-    <w:next w:val="a1"/>
-    <w:link w:val="40"/>
+    <w:basedOn w:val="Normal"/>
+    <w:next w:val="Normal"/>
+    <w:link w:val="Heading4Char"/>
     <w:uiPriority w:val="9"/>
     <w:semiHidden/>
     <w:unhideWhenUsed/>
@@ -15772,11 +16752,11 @@
       <w:color w:val="0F4761" w:themeColor="accent1" w:themeShade="BF"/>
     </w:rPr>
   </w:style>
-  <w:style w:type="paragraph" w:styleId="5">
+  <w:style w:type="paragraph" w:styleId="Heading5">
     <w:name w:val="heading 5"/>
-    <w:basedOn w:val="a1"/>
-    <w:next w:val="a1"/>
-    <w:link w:val="50"/>
+    <w:basedOn w:val="Normal"/>
+    <w:next w:val="Normal"/>
+    <w:link w:val="Heading5Char"/>
     <w:uiPriority w:val="9"/>
     <w:semiHidden/>
     <w:unhideWhenUsed/>
@@ -15793,11 +16773,11 @@
       <w:color w:val="0F4761" w:themeColor="accent1" w:themeShade="BF"/>
     </w:rPr>
   </w:style>
-  <w:style w:type="paragraph" w:styleId="6">
+  <w:style w:type="paragraph" w:styleId="Heading6">
     <w:name w:val="heading 6"/>
-    <w:basedOn w:val="a1"/>
-    <w:next w:val="a1"/>
-    <w:link w:val="60"/>
+    <w:basedOn w:val="Normal"/>
+    <w:next w:val="Normal"/>
+    <w:link w:val="Heading6Char"/>
     <w:uiPriority w:val="9"/>
     <w:semiHidden/>
     <w:unhideWhenUsed/>
@@ -15814,11 +16794,11 @@
       <w:color w:val="0A2F40" w:themeColor="accent1" w:themeShade="7F"/>
     </w:rPr>
   </w:style>
-  <w:style w:type="paragraph" w:styleId="7">
+  <w:style w:type="paragraph" w:styleId="Heading7">
     <w:name w:val="heading 7"/>
-    <w:basedOn w:val="a1"/>
-    <w:next w:val="a1"/>
-    <w:link w:val="70"/>
+    <w:basedOn w:val="Normal"/>
+    <w:next w:val="Normal"/>
+    <w:link w:val="Heading7Char"/>
     <w:uiPriority w:val="9"/>
     <w:semiHidden/>
     <w:unhideWhenUsed/>
@@ -15837,11 +16817,11 @@
       <w:color w:val="0A2F40" w:themeColor="accent1" w:themeShade="7F"/>
     </w:rPr>
   </w:style>
-  <w:style w:type="paragraph" w:styleId="8">
+  <w:style w:type="paragraph" w:styleId="Heading8">
     <w:name w:val="heading 8"/>
-    <w:basedOn w:val="a1"/>
-    <w:next w:val="a1"/>
-    <w:link w:val="80"/>
+    <w:basedOn w:val="Normal"/>
+    <w:next w:val="Normal"/>
+    <w:link w:val="Heading8Char"/>
     <w:uiPriority w:val="9"/>
     <w:semiHidden/>
     <w:unhideWhenUsed/>
@@ -15860,11 +16840,11 @@
       <w:szCs w:val="21"/>
     </w:rPr>
   </w:style>
-  <w:style w:type="paragraph" w:styleId="9">
+  <w:style w:type="paragraph" w:styleId="Heading9">
     <w:name w:val="heading 9"/>
-    <w:basedOn w:val="a1"/>
-    <w:next w:val="a1"/>
-    <w:link w:val="90"/>
+    <w:basedOn w:val="Normal"/>
+    <w:next w:val="Normal"/>
+    <w:link w:val="Heading9Char"/>
     <w:uiPriority w:val="9"/>
     <w:semiHidden/>
     <w:unhideWhenUsed/>
@@ -15885,13 +16865,13 @@
       <w:szCs w:val="21"/>
     </w:rPr>
   </w:style>
-  <w:style w:type="character" w:default="1" w:styleId="a2">
+  <w:style w:type="character" w:default="1" w:styleId="DefaultParagraphFont">
     <w:name w:val="Default Paragraph Font"/>
     <w:uiPriority w:val="1"/>
     <w:semiHidden/>
     <w:unhideWhenUsed/>
   </w:style>
-  <w:style w:type="table" w:default="1" w:styleId="a3">
+  <w:style w:type="table" w:default="1" w:styleId="TableNormal">
     <w:name w:val="Normal Table"/>
     <w:uiPriority w:val="99"/>
     <w:semiHidden/>
@@ -15906,15 +16886,15 @@
       </w:tblCellMar>
     </w:tblPr>
   </w:style>
-  <w:style w:type="numbering" w:default="1" w:styleId="a4">
+  <w:style w:type="numbering" w:default="1" w:styleId="NoList">
     <w:name w:val="No List"/>
     <w:uiPriority w:val="99"/>
     <w:semiHidden/>
     <w:unhideWhenUsed/>
   </w:style>
-  <w:style w:type="paragraph" w:styleId="a0">
+  <w:style w:type="paragraph" w:styleId="ListParagraph">
     <w:name w:val="List Paragraph"/>
-    <w:basedOn w:val="a1"/>
+    <w:basedOn w:val="Normal"/>
     <w:autoRedefine/>
     <w:uiPriority w:val="34"/>
     <w:qFormat/>
@@ -15932,10 +16912,10 @@
       <w:sz w:val="20"/>
     </w:rPr>
   </w:style>
-  <w:style w:type="paragraph" w:styleId="a5">
+  <w:style w:type="paragraph" w:styleId="Header">
     <w:name w:val="header"/>
-    <w:basedOn w:val="a1"/>
-    <w:link w:val="a6"/>
+    <w:basedOn w:val="Normal"/>
+    <w:link w:val="HeaderChar"/>
     <w:uiPriority w:val="99"/>
     <w:unhideWhenUsed/>
     <w:rsid w:val="007B5E31"/>
@@ -15947,17 +16927,17 @@
       <w:spacing w:after="0" w:line="240" w:lineRule="auto"/>
     </w:pPr>
   </w:style>
-  <w:style w:type="character" w:customStyle="1" w:styleId="a6">
-    <w:name w:val="Верхний колонтитул Знак"/>
-    <w:basedOn w:val="a2"/>
-    <w:link w:val="a5"/>
+  <w:style w:type="character" w:customStyle="1" w:styleId="HeaderChar">
+    <w:name w:val="Header Char"/>
+    <w:basedOn w:val="DefaultParagraphFont"/>
+    <w:link w:val="Header"/>
     <w:uiPriority w:val="99"/>
     <w:rsid w:val="007B5E31"/>
   </w:style>
-  <w:style w:type="paragraph" w:styleId="a7">
+  <w:style w:type="paragraph" w:styleId="Footer">
     <w:name w:val="footer"/>
-    <w:basedOn w:val="a1"/>
-    <w:link w:val="a8"/>
+    <w:basedOn w:val="Normal"/>
+    <w:link w:val="FooterChar"/>
     <w:uiPriority w:val="99"/>
     <w:unhideWhenUsed/>
     <w:rsid w:val="007B5E31"/>
@@ -15969,16 +16949,16 @@
       <w:spacing w:after="0" w:line="240" w:lineRule="auto"/>
     </w:pPr>
   </w:style>
-  <w:style w:type="character" w:customStyle="1" w:styleId="a8">
-    <w:name w:val="Нижний колонтитул Знак"/>
-    <w:basedOn w:val="a2"/>
-    <w:link w:val="a7"/>
+  <w:style w:type="character" w:customStyle="1" w:styleId="FooterChar">
+    <w:name w:val="Footer Char"/>
+    <w:basedOn w:val="DefaultParagraphFont"/>
+    <w:link w:val="Footer"/>
     <w:uiPriority w:val="99"/>
     <w:rsid w:val="007B5E31"/>
   </w:style>
-  <w:style w:type="table" w:styleId="a9">
+  <w:style w:type="table" w:styleId="TableGrid">
     <w:name w:val="Table Grid"/>
-    <w:basedOn w:val="a3"/>
+    <w:basedOn w:val="TableNormal"/>
     <w:uiPriority w:val="59"/>
     <w:rsid w:val="00FB4123"/>
     <w:pPr>
@@ -15995,10 +16975,10 @@
       </w:tblBorders>
     </w:tblPr>
   </w:style>
-  <w:style w:type="character" w:customStyle="1" w:styleId="20">
-    <w:name w:val="Заголовок 2 Знак"/>
-    <w:basedOn w:val="a2"/>
-    <w:link w:val="2"/>
+  <w:style w:type="character" w:customStyle="1" w:styleId="Heading2Char">
+    <w:name w:val="Heading 2 Char"/>
+    <w:basedOn w:val="DefaultParagraphFont"/>
+    <w:link w:val="Heading2"/>
     <w:uiPriority w:val="9"/>
     <w:semiHidden/>
     <w:rsid w:val="006F683F"/>
@@ -16009,10 +16989,10 @@
       <w:szCs w:val="26"/>
     </w:rPr>
   </w:style>
-  <w:style w:type="character" w:customStyle="1" w:styleId="30">
-    <w:name w:val="Заголовок 3 Знак"/>
-    <w:basedOn w:val="a2"/>
-    <w:link w:val="3"/>
+  <w:style w:type="character" w:customStyle="1" w:styleId="Heading3Char">
+    <w:name w:val="Heading 3 Char"/>
+    <w:basedOn w:val="DefaultParagraphFont"/>
+    <w:link w:val="Heading3"/>
     <w:uiPriority w:val="9"/>
     <w:semiHidden/>
     <w:rsid w:val="006F683F"/>
@@ -16021,10 +17001,10 @@
       <w:color w:val="0A2F40" w:themeColor="accent1" w:themeShade="7F"/>
     </w:rPr>
   </w:style>
-  <w:style w:type="character" w:customStyle="1" w:styleId="40">
-    <w:name w:val="Заголовок 4 Знак"/>
-    <w:basedOn w:val="a2"/>
-    <w:link w:val="4"/>
+  <w:style w:type="character" w:customStyle="1" w:styleId="Heading4Char">
+    <w:name w:val="Heading 4 Char"/>
+    <w:basedOn w:val="DefaultParagraphFont"/>
+    <w:link w:val="Heading4"/>
     <w:uiPriority w:val="9"/>
     <w:semiHidden/>
     <w:rsid w:val="006F683F"/>
@@ -16035,10 +17015,10 @@
       <w:color w:val="0F4761" w:themeColor="accent1" w:themeShade="BF"/>
     </w:rPr>
   </w:style>
-  <w:style w:type="character" w:customStyle="1" w:styleId="50">
-    <w:name w:val="Заголовок 5 Знак"/>
-    <w:basedOn w:val="a2"/>
-    <w:link w:val="5"/>
+  <w:style w:type="character" w:customStyle="1" w:styleId="Heading5Char">
+    <w:name w:val="Heading 5 Char"/>
+    <w:basedOn w:val="DefaultParagraphFont"/>
+    <w:link w:val="Heading5"/>
     <w:uiPriority w:val="9"/>
     <w:semiHidden/>
     <w:rsid w:val="006F683F"/>
@@ -16047,10 +17027,10 @@
       <w:color w:val="0F4761" w:themeColor="accent1" w:themeShade="BF"/>
     </w:rPr>
   </w:style>
-  <w:style w:type="character" w:customStyle="1" w:styleId="60">
-    <w:name w:val="Заголовок 6 Знак"/>
-    <w:basedOn w:val="a2"/>
-    <w:link w:val="6"/>
+  <w:style w:type="character" w:customStyle="1" w:styleId="Heading6Char">
+    <w:name w:val="Heading 6 Char"/>
+    <w:basedOn w:val="DefaultParagraphFont"/>
+    <w:link w:val="Heading6"/>
     <w:uiPriority w:val="9"/>
     <w:semiHidden/>
     <w:rsid w:val="006F683F"/>
@@ -16059,10 +17039,10 @@
       <w:color w:val="0A2F40" w:themeColor="accent1" w:themeShade="7F"/>
     </w:rPr>
   </w:style>
-  <w:style w:type="character" w:customStyle="1" w:styleId="70">
-    <w:name w:val="Заголовок 7 Знак"/>
-    <w:basedOn w:val="a2"/>
-    <w:link w:val="7"/>
+  <w:style w:type="character" w:customStyle="1" w:styleId="Heading7Char">
+    <w:name w:val="Heading 7 Char"/>
+    <w:basedOn w:val="DefaultParagraphFont"/>
+    <w:link w:val="Heading7"/>
     <w:uiPriority w:val="9"/>
     <w:semiHidden/>
     <w:rsid w:val="006F683F"/>
@@ -16073,10 +17053,10 @@
       <w:color w:val="0A2F40" w:themeColor="accent1" w:themeShade="7F"/>
     </w:rPr>
   </w:style>
-  <w:style w:type="character" w:customStyle="1" w:styleId="80">
-    <w:name w:val="Заголовок 8 Знак"/>
-    <w:basedOn w:val="a2"/>
-    <w:link w:val="8"/>
+  <w:style w:type="character" w:customStyle="1" w:styleId="Heading8Char">
+    <w:name w:val="Heading 8 Char"/>
+    <w:basedOn w:val="DefaultParagraphFont"/>
+    <w:link w:val="Heading8"/>
     <w:uiPriority w:val="9"/>
     <w:semiHidden/>
     <w:rsid w:val="006F683F"/>
@@ -16087,10 +17067,10 @@
       <w:szCs w:val="21"/>
     </w:rPr>
   </w:style>
-  <w:style w:type="character" w:customStyle="1" w:styleId="90">
-    <w:name w:val="Заголовок 9 Знак"/>
-    <w:basedOn w:val="a2"/>
-    <w:link w:val="9"/>
+  <w:style w:type="character" w:customStyle="1" w:styleId="Heading9Char">
+    <w:name w:val="Heading 9 Char"/>
+    <w:basedOn w:val="DefaultParagraphFont"/>
+    <w:link w:val="Heading9"/>
     <w:uiPriority w:val="9"/>
     <w:semiHidden/>
     <w:rsid w:val="006F683F"/>
@@ -16103,10 +17083,10 @@
       <w:szCs w:val="21"/>
     </w:rPr>
   </w:style>
-  <w:style w:type="character" w:customStyle="1" w:styleId="10">
-    <w:name w:val="Заголовок 1 Знак"/>
-    <w:basedOn w:val="a2"/>
-    <w:link w:val="1"/>
+  <w:style w:type="character" w:customStyle="1" w:styleId="Heading1Char">
+    <w:name w:val="Heading 1 Char"/>
+    <w:basedOn w:val="DefaultParagraphFont"/>
+    <w:link w:val="Heading1"/>
     <w:uiPriority w:val="9"/>
     <w:rsid w:val="006F683F"/>
     <w:rPr>
@@ -16126,17 +17106,17 @@
       </w:numPr>
     </w:pPr>
   </w:style>
-  <w:style w:type="character" w:styleId="aa">
+  <w:style w:type="character" w:styleId="PageNumber">
     <w:name w:val="page number"/>
-    <w:basedOn w:val="a2"/>
+    <w:basedOn w:val="DefaultParagraphFont"/>
     <w:uiPriority w:val="99"/>
     <w:semiHidden/>
     <w:unhideWhenUsed/>
     <w:rsid w:val="006F683F"/>
   </w:style>
-  <w:style w:type="paragraph" w:styleId="a">
+  <w:style w:type="paragraph" w:styleId="List">
     <w:name w:val="List"/>
-    <w:basedOn w:val="a1"/>
+    <w:basedOn w:val="Normal"/>
     <w:uiPriority w:val="99"/>
     <w:unhideWhenUsed/>
     <w:rsid w:val="006F683F"/>
@@ -16148,9 +17128,9 @@
       <w:contextualSpacing/>
     </w:pPr>
   </w:style>
-  <w:style w:type="paragraph" w:styleId="ab">
+  <w:style w:type="paragraph" w:styleId="NormalWeb">
     <w:name w:val="Normal (Web)"/>
-    <w:basedOn w:val="a1"/>
+    <w:basedOn w:val="Normal"/>
     <w:uiPriority w:val="99"/>
     <w:semiHidden/>
     <w:unhideWhenUsed/>
@@ -16165,7 +17145,7 @@
   </w:style>
   <w:style w:type="character" w:customStyle="1" w:styleId="apple-converted-space">
     <w:name w:val="apple-converted-space"/>
-    <w:basedOn w:val="a2"/>
+    <w:basedOn w:val="DefaultParagraphFont"/>
     <w:rsid w:val="00D303F3"/>
   </w:style>
 </w:styles>

--- a/public/files/contract_car_template.docx
+++ b/public/files/contract_car_template.docx
@@ -142,33 +142,7 @@
           <w:color w:val="000000" w:themeColor="text1"/>
           <w:lang w:val="en-GB"/>
         </w:rPr>
-        <w:t xml:space="preserve"> ${</w:t>
-      </w:r>
-      <w:proofErr w:type="spellStart"/>
-      <w:r>
-        <w:rPr>
-          <w:rFonts w:ascii="Times New Roman" w:eastAsia="Times New Roman" w:hAnsi="Times New Roman" w:cs="Times New Roman"/>
-          <w:b/>
-          <w:bCs/>
-          <w:i/>
-          <w:iCs/>
-          <w:color w:val="000000" w:themeColor="text1"/>
-          <w:lang w:val="en-GB"/>
-        </w:rPr>
-        <w:t>num</w:t>
-      </w:r>
-      <w:proofErr w:type="spellEnd"/>
-      <w:r>
-        <w:rPr>
-          <w:rFonts w:ascii="Times New Roman" w:eastAsia="Times New Roman" w:hAnsi="Times New Roman" w:cs="Times New Roman"/>
-          <w:b/>
-          <w:bCs/>
-          <w:i/>
-          <w:iCs/>
-          <w:color w:val="000000" w:themeColor="text1"/>
-          <w:lang w:val="en-GB"/>
-        </w:rPr>
-        <w:t>}</w:t>
+        <w:t xml:space="preserve"> ${num}</w:t>
       </w:r>
     </w:p>
     <w:tbl>
@@ -372,86 +346,8 @@
           <w:szCs w:val="18"/>
           <w:lang w:val="en-GB"/>
         </w:rPr>
-        <w:t xml:space="preserve">53 </w:t>
-      </w:r>
-      <w:proofErr w:type="spellStart"/>
-      <w:r>
-        <w:rPr>
-          <w:rFonts w:ascii="Times New Roman" w:eastAsia="Times New Roman" w:hAnsi="Times New Roman" w:cs="Times New Roman"/>
-          <w:color w:val="000000" w:themeColor="text1"/>
-          <w:sz w:val="18"/>
-          <w:szCs w:val="18"/>
-          <w:lang w:val="en-GB"/>
-        </w:rPr>
-        <w:t>շենք</w:t>
-      </w:r>
-      <w:proofErr w:type="spellEnd"/>
-      <w:r>
-        <w:rPr>
-          <w:rFonts w:ascii="Times New Roman" w:eastAsia="Times New Roman" w:hAnsi="Times New Roman" w:cs="Times New Roman"/>
-          <w:color w:val="000000" w:themeColor="text1"/>
-          <w:sz w:val="18"/>
-          <w:szCs w:val="18"/>
-          <w:lang w:val="en-GB"/>
-        </w:rPr>
-        <w:t xml:space="preserve">, 35 </w:t>
-      </w:r>
-      <w:proofErr w:type="spellStart"/>
-      <w:r>
-        <w:rPr>
-          <w:rFonts w:ascii="Times New Roman" w:eastAsia="Times New Roman" w:hAnsi="Times New Roman" w:cs="Times New Roman"/>
-          <w:color w:val="000000" w:themeColor="text1"/>
-          <w:sz w:val="18"/>
-          <w:szCs w:val="18"/>
-          <w:lang w:val="en-GB"/>
-        </w:rPr>
-        <w:t>ոչ</w:t>
-      </w:r>
-      <w:proofErr w:type="spellEnd"/>
-      <w:r>
-        <w:rPr>
-          <w:rFonts w:ascii="Times New Roman" w:eastAsia="Times New Roman" w:hAnsi="Times New Roman" w:cs="Times New Roman"/>
-          <w:color w:val="000000" w:themeColor="text1"/>
-          <w:sz w:val="18"/>
-          <w:szCs w:val="18"/>
-          <w:lang w:val="en-GB"/>
-        </w:rPr>
-        <w:t xml:space="preserve"> </w:t>
-      </w:r>
-      <w:proofErr w:type="spellStart"/>
-      <w:r>
-        <w:rPr>
-          <w:rFonts w:ascii="Times New Roman" w:eastAsia="Times New Roman" w:hAnsi="Times New Roman" w:cs="Times New Roman"/>
-          <w:color w:val="000000" w:themeColor="text1"/>
-          <w:sz w:val="18"/>
-          <w:szCs w:val="18"/>
-          <w:lang w:val="en-GB"/>
-        </w:rPr>
-        <w:t>բնակելի</w:t>
-      </w:r>
-      <w:proofErr w:type="spellEnd"/>
-      <w:r>
-        <w:rPr>
-          <w:rFonts w:ascii="Times New Roman" w:eastAsia="Times New Roman" w:hAnsi="Times New Roman" w:cs="Times New Roman"/>
-          <w:color w:val="000000" w:themeColor="text1"/>
-          <w:sz w:val="18"/>
-          <w:szCs w:val="18"/>
-          <w:lang w:val="en-GB"/>
-        </w:rPr>
-        <w:t xml:space="preserve"> </w:t>
-      </w:r>
-      <w:proofErr w:type="spellStart"/>
-      <w:r>
-        <w:rPr>
-          <w:rFonts w:ascii="Times New Roman" w:eastAsia="Times New Roman" w:hAnsi="Times New Roman" w:cs="Times New Roman"/>
-          <w:color w:val="000000" w:themeColor="text1"/>
-          <w:sz w:val="18"/>
-          <w:szCs w:val="18"/>
-          <w:lang w:val="en-GB"/>
-        </w:rPr>
-        <w:t>տարածք</w:t>
-      </w:r>
-      <w:proofErr w:type="spellEnd"/>
+        <w:t>53 շենք, 35 ոչ բնակելի տարածք</w:t>
+      </w:r>
       <w:r>
         <w:rPr>
           <w:rFonts w:ascii="Times New Roman" w:eastAsia="Times New Roman" w:hAnsi="Times New Roman" w:cs="Times New Roman"/>
@@ -1357,9 +1253,8 @@
                 <w:szCs w:val="16"/>
                 <w:lang w:val="en-GB"/>
               </w:rPr>
-              <w:t>${</w:t>
-            </w:r>
-            <w:proofErr w:type="spellStart"/>
+              <w:t>${contra</w:t>
+            </w:r>
             <w:r>
               <w:rPr>
                 <w:rFonts w:ascii="Times New Roman" w:hAnsi="Times New Roman" w:cs="Times New Roman"/>
@@ -1369,7 +1264,7 @@
                 <w:szCs w:val="16"/>
                 <w:lang w:val="en-GB"/>
               </w:rPr>
-              <w:t>contra</w:t>
+              <w:t>c</w:t>
             </w:r>
             <w:r>
               <w:rPr>
@@ -1380,20 +1275,8 @@
                 <w:szCs w:val="16"/>
                 <w:lang w:val="en-GB"/>
               </w:rPr>
-              <w:t>c</w:t>
-            </w:r>
-            <w:r>
-              <w:rPr>
-                <w:rFonts w:ascii="Times New Roman" w:hAnsi="Times New Roman" w:cs="Times New Roman"/>
-                <w:b/>
-                <w:i/>
-                <w:sz w:val="16"/>
-                <w:szCs w:val="16"/>
-                <w:lang w:val="en-GB"/>
-              </w:rPr>
               <w:t>t_amount</w:t>
             </w:r>
-            <w:proofErr w:type="spellEnd"/>
             <w:r>
               <w:rPr>
                 <w:rFonts w:ascii="Times New Roman" w:hAnsi="Times New Roman" w:cs="Times New Roman"/>
@@ -1625,31 +1508,7 @@
                 <w:szCs w:val="16"/>
                 <w:lang w:val="en-GB"/>
               </w:rPr>
-              <w:t>${</w:t>
-            </w:r>
-            <w:proofErr w:type="spellStart"/>
-            <w:r>
-              <w:rPr>
-                <w:rFonts w:ascii="Times New Roman" w:hAnsi="Times New Roman" w:cs="Times New Roman"/>
-                <w:b/>
-                <w:i/>
-                <w:sz w:val="16"/>
-                <w:szCs w:val="16"/>
-                <w:lang w:val="en-GB"/>
-              </w:rPr>
-              <w:t>effective_annual_rate</w:t>
-            </w:r>
-            <w:proofErr w:type="spellEnd"/>
-            <w:r>
-              <w:rPr>
-                <w:rFonts w:ascii="Times New Roman" w:hAnsi="Times New Roman" w:cs="Times New Roman"/>
-                <w:b/>
-                <w:i/>
-                <w:sz w:val="16"/>
-                <w:szCs w:val="16"/>
-                <w:lang w:val="en-GB"/>
-              </w:rPr>
-              <w:t>}</w:t>
+              <w:t>${effective_annual_rate}</w:t>
             </w:r>
           </w:p>
         </w:tc>
@@ -2697,7 +2556,6 @@
               </w:rPr>
               <w:t xml:space="preserve">նույնականացման համարով տրանսպորտային միջոցը։ </w:t>
             </w:r>
-            <w:proofErr w:type="spellStart"/>
             <w:r>
               <w:rPr>
                 <w:rFonts w:ascii="Times New Roman" w:hAnsi="Times New Roman" w:cs="Times New Roman"/>
@@ -2707,67 +2565,7 @@
                 <w:szCs w:val="16"/>
                 <w:lang w:val="en-GB"/>
               </w:rPr>
-              <w:t>Գրավի</w:t>
-            </w:r>
-            <w:proofErr w:type="spellEnd"/>
-            <w:r>
-              <w:rPr>
-                <w:rFonts w:ascii="Times New Roman" w:hAnsi="Times New Roman" w:cs="Times New Roman"/>
-                <w:bCs/>
-                <w:iCs/>
-                <w:sz w:val="16"/>
-                <w:szCs w:val="16"/>
-                <w:lang w:val="en-GB"/>
-              </w:rPr>
-              <w:t xml:space="preserve"> </w:t>
-            </w:r>
-            <w:proofErr w:type="spellStart"/>
-            <w:r>
-              <w:rPr>
-                <w:rFonts w:ascii="Times New Roman" w:hAnsi="Times New Roman" w:cs="Times New Roman"/>
-                <w:bCs/>
-                <w:iCs/>
-                <w:sz w:val="16"/>
-                <w:szCs w:val="16"/>
-                <w:lang w:val="en-GB"/>
-              </w:rPr>
-              <w:t>առարկայի</w:t>
-            </w:r>
-            <w:proofErr w:type="spellEnd"/>
-            <w:r>
-              <w:rPr>
-                <w:rFonts w:ascii="Times New Roman" w:hAnsi="Times New Roman" w:cs="Times New Roman"/>
-                <w:bCs/>
-                <w:iCs/>
-                <w:sz w:val="16"/>
-                <w:szCs w:val="16"/>
-                <w:lang w:val="en-GB"/>
-              </w:rPr>
-              <w:t xml:space="preserve"> </w:t>
-            </w:r>
-            <w:proofErr w:type="spellStart"/>
-            <w:r>
-              <w:rPr>
-                <w:rFonts w:ascii="Times New Roman" w:hAnsi="Times New Roman" w:cs="Times New Roman"/>
-                <w:bCs/>
-                <w:iCs/>
-                <w:sz w:val="16"/>
-                <w:szCs w:val="16"/>
-                <w:lang w:val="en-GB"/>
-              </w:rPr>
-              <w:t>վերաբերյալ</w:t>
-            </w:r>
-            <w:proofErr w:type="spellEnd"/>
-            <w:r>
-              <w:rPr>
-                <w:rFonts w:ascii="Times New Roman" w:hAnsi="Times New Roman" w:cs="Times New Roman"/>
-                <w:bCs/>
-                <w:iCs/>
-                <w:sz w:val="16"/>
-                <w:szCs w:val="16"/>
-                <w:lang w:val="en-GB"/>
-              </w:rPr>
-              <w:t xml:space="preserve"> </w:t>
+              <w:t xml:space="preserve">Գրավի առարկայի վերաբերյալ </w:t>
             </w:r>
             <w:r>
               <w:rPr>
@@ -3438,31 +3236,7 @@
                 <w:szCs w:val="16"/>
                 <w:lang w:val="en-GB"/>
               </w:rPr>
-              <w:t>${</w:t>
-            </w:r>
-            <w:proofErr w:type="spellStart"/>
-            <w:r>
-              <w:rPr>
-                <w:rFonts w:ascii="Times New Roman" w:hAnsi="Times New Roman" w:cs="Times New Roman"/>
-                <w:bCs/>
-                <w:iCs/>
-                <w:sz w:val="16"/>
-                <w:szCs w:val="16"/>
-                <w:lang w:val="en-GB"/>
-              </w:rPr>
-              <w:t>mother_amount</w:t>
-            </w:r>
-            <w:proofErr w:type="spellEnd"/>
-            <w:r>
-              <w:rPr>
-                <w:rFonts w:ascii="Times New Roman" w:hAnsi="Times New Roman" w:cs="Times New Roman"/>
-                <w:bCs/>
-                <w:iCs/>
-                <w:sz w:val="16"/>
-                <w:szCs w:val="16"/>
-                <w:lang w:val="en-GB"/>
-              </w:rPr>
-              <w:t xml:space="preserve">} </w:t>
+              <w:t xml:space="preserve">${mother_amount} </w:t>
             </w:r>
             <w:r>
               <w:rPr>
@@ -6186,7 +5960,6 @@
       </w:pPr>
       <w:bookmarkStart w:id="8" w:name="_Ref220023143"/>
       <w:bookmarkStart w:id="9" w:name="_Ref220023284"/>
-      <w:proofErr w:type="spellStart"/>
       <w:r>
         <w:rPr>
           <w:rFonts w:ascii="Times New Roman" w:eastAsia="Times New Roman" w:hAnsi="Times New Roman" w:cs="Times New Roman"/>
@@ -6195,9 +5968,9 @@
           <w:szCs w:val="18"/>
           <w:lang w:val="en-GB"/>
         </w:rPr>
-        <w:t>Գրավ</w:t>
-      </w:r>
-      <w:proofErr w:type="spellEnd"/>
+        <w:t xml:space="preserve">Գրավ </w:t>
+      </w:r>
+      <w:bookmarkEnd w:id="8"/>
       <w:r>
         <w:rPr>
           <w:rFonts w:ascii="Times New Roman" w:eastAsia="Times New Roman" w:hAnsi="Times New Roman" w:cs="Times New Roman"/>
@@ -6206,30 +5979,7 @@
           <w:szCs w:val="18"/>
           <w:lang w:val="en-GB"/>
         </w:rPr>
-        <w:t xml:space="preserve"> </w:t>
-      </w:r>
-      <w:bookmarkEnd w:id="8"/>
-      <w:proofErr w:type="spellStart"/>
-      <w:r>
-        <w:rPr>
-          <w:rFonts w:ascii="Times New Roman" w:eastAsia="Times New Roman" w:hAnsi="Times New Roman" w:cs="Times New Roman"/>
-          <w:color w:val="000000" w:themeColor="text1"/>
-          <w:sz w:val="18"/>
-          <w:szCs w:val="18"/>
-          <w:lang w:val="en-GB"/>
-        </w:rPr>
-        <w:t>առարկան</w:t>
-      </w:r>
-      <w:proofErr w:type="spellEnd"/>
-      <w:r>
-        <w:rPr>
-          <w:rFonts w:ascii="Times New Roman" w:eastAsia="Times New Roman" w:hAnsi="Times New Roman" w:cs="Times New Roman"/>
-          <w:color w:val="000000" w:themeColor="text1"/>
-          <w:sz w:val="18"/>
-          <w:szCs w:val="18"/>
-          <w:lang w:val="en-GB"/>
-        </w:rPr>
-        <w:t xml:space="preserve"> է՝</w:t>
+        <w:t>առարկան է՝</w:t>
       </w:r>
       <w:bookmarkEnd w:id="9"/>
     </w:p>
@@ -6264,52 +6014,14 @@
                 <w:szCs w:val="16"/>
               </w:rPr>
             </w:pPr>
-            <w:proofErr w:type="spellStart"/>
-            <w:r>
-              <w:rPr>
-                <w:rFonts w:ascii="Times New Roman" w:hAnsi="Times New Roman" w:cs="Times New Roman"/>
-                <w:sz w:val="16"/>
-                <w:szCs w:val="16"/>
-              </w:rPr>
-              <w:t>Գրավի</w:t>
-            </w:r>
-            <w:proofErr w:type="spellEnd"/>
-            <w:r>
-              <w:rPr>
-                <w:rFonts w:ascii="Times New Roman" w:hAnsi="Times New Roman" w:cs="Times New Roman"/>
-                <w:sz w:val="16"/>
-                <w:szCs w:val="16"/>
-              </w:rPr>
-              <w:t xml:space="preserve"> </w:t>
-            </w:r>
-            <w:proofErr w:type="spellStart"/>
-            <w:r>
-              <w:rPr>
-                <w:rFonts w:ascii="Times New Roman" w:hAnsi="Times New Roman" w:cs="Times New Roman"/>
-                <w:sz w:val="16"/>
-                <w:szCs w:val="16"/>
-              </w:rPr>
-              <w:t>առարկայի</w:t>
-            </w:r>
-            <w:proofErr w:type="spellEnd"/>
-            <w:r>
-              <w:rPr>
-                <w:rFonts w:ascii="Times New Roman" w:hAnsi="Times New Roman" w:cs="Times New Roman"/>
-                <w:sz w:val="16"/>
-                <w:szCs w:val="16"/>
-              </w:rPr>
-              <w:t xml:space="preserve"> </w:t>
-            </w:r>
-            <w:proofErr w:type="spellStart"/>
-            <w:r>
-              <w:rPr>
-                <w:rFonts w:ascii="Times New Roman" w:hAnsi="Times New Roman" w:cs="Times New Roman"/>
-                <w:sz w:val="16"/>
-                <w:szCs w:val="16"/>
-              </w:rPr>
-              <w:t>նկարագիրը</w:t>
-            </w:r>
-            <w:proofErr w:type="spellEnd"/>
+            <w:r>
+              <w:rPr>
+                <w:rFonts w:ascii="Times New Roman" w:hAnsi="Times New Roman" w:cs="Times New Roman"/>
+                <w:sz w:val="16"/>
+                <w:szCs w:val="16"/>
+              </w:rPr>
+              <w:t>Գրավի առարկայի նկարագիրը</w:t>
+            </w:r>
           </w:p>
           <w:p>
             <w:pPr>
@@ -6321,124 +6033,14 @@
                 <w:lang w:val="en-GB"/>
               </w:rPr>
             </w:pPr>
-            <w:proofErr w:type="spellStart"/>
-            <w:r>
-              <w:rPr>
-                <w:rFonts w:ascii="Times New Roman" w:hAnsi="Times New Roman" w:cs="Times New Roman"/>
-                <w:sz w:val="16"/>
-                <w:szCs w:val="16"/>
-              </w:rPr>
-              <w:t>Մակնիշ</w:t>
-            </w:r>
-            <w:proofErr w:type="spellEnd"/>
-            <w:r>
-              <w:rPr>
-                <w:rFonts w:ascii="Times New Roman" w:hAnsi="Times New Roman" w:cs="Times New Roman"/>
-                <w:sz w:val="16"/>
-                <w:szCs w:val="16"/>
-              </w:rPr>
-              <w:t xml:space="preserve">, </w:t>
-            </w:r>
-            <w:proofErr w:type="spellStart"/>
-            <w:r>
-              <w:rPr>
-                <w:rFonts w:ascii="Times New Roman" w:hAnsi="Times New Roman" w:cs="Times New Roman"/>
-                <w:sz w:val="16"/>
-                <w:szCs w:val="16"/>
-              </w:rPr>
-              <w:t>մոդել</w:t>
-            </w:r>
-            <w:proofErr w:type="spellEnd"/>
-            <w:r>
-              <w:rPr>
-                <w:rFonts w:ascii="Times New Roman" w:hAnsi="Times New Roman" w:cs="Times New Roman"/>
-                <w:sz w:val="16"/>
-                <w:szCs w:val="16"/>
-              </w:rPr>
-              <w:t xml:space="preserve">, </w:t>
-            </w:r>
-            <w:proofErr w:type="spellStart"/>
-            <w:r>
-              <w:rPr>
-                <w:rFonts w:ascii="Times New Roman" w:hAnsi="Times New Roman" w:cs="Times New Roman"/>
-                <w:sz w:val="16"/>
-                <w:szCs w:val="16"/>
-              </w:rPr>
-              <w:t>շարժիչի</w:t>
-            </w:r>
-            <w:proofErr w:type="spellEnd"/>
-            <w:r>
-              <w:rPr>
-                <w:rFonts w:ascii="Times New Roman" w:hAnsi="Times New Roman" w:cs="Times New Roman"/>
-                <w:sz w:val="16"/>
-                <w:szCs w:val="16"/>
-              </w:rPr>
-              <w:t xml:space="preserve"> </w:t>
-            </w:r>
-            <w:proofErr w:type="spellStart"/>
-            <w:r>
-              <w:rPr>
-                <w:rFonts w:ascii="Times New Roman" w:hAnsi="Times New Roman" w:cs="Times New Roman"/>
-                <w:sz w:val="16"/>
-                <w:szCs w:val="16"/>
-              </w:rPr>
-              <w:t>հզորություն</w:t>
-            </w:r>
-            <w:proofErr w:type="spellEnd"/>
-            <w:r>
-              <w:rPr>
-                <w:rFonts w:ascii="Times New Roman" w:hAnsi="Times New Roman" w:cs="Times New Roman"/>
-                <w:sz w:val="16"/>
-                <w:szCs w:val="16"/>
-              </w:rPr>
-              <w:t xml:space="preserve">, </w:t>
-            </w:r>
-            <w:proofErr w:type="spellStart"/>
-            <w:r>
-              <w:rPr>
-                <w:rFonts w:ascii="Times New Roman" w:hAnsi="Times New Roman" w:cs="Times New Roman"/>
-                <w:sz w:val="16"/>
-                <w:szCs w:val="16"/>
-              </w:rPr>
-              <w:t>տարեթիվ</w:t>
-            </w:r>
-            <w:proofErr w:type="spellEnd"/>
-            <w:r>
-              <w:rPr>
-                <w:rFonts w:ascii="Times New Roman" w:hAnsi="Times New Roman" w:cs="Times New Roman"/>
-                <w:sz w:val="16"/>
-                <w:szCs w:val="16"/>
-              </w:rPr>
-              <w:t xml:space="preserve">, </w:t>
-            </w:r>
-            <w:proofErr w:type="spellStart"/>
-            <w:r>
-              <w:rPr>
-                <w:rFonts w:ascii="Times New Roman" w:hAnsi="Times New Roman" w:cs="Times New Roman"/>
-                <w:sz w:val="16"/>
-                <w:szCs w:val="16"/>
-              </w:rPr>
-              <w:t>գույն</w:t>
-            </w:r>
-            <w:proofErr w:type="spellEnd"/>
-            <w:r>
-              <w:rPr>
-                <w:rFonts w:ascii="Times New Roman" w:hAnsi="Times New Roman" w:cs="Times New Roman"/>
-                <w:sz w:val="16"/>
-                <w:szCs w:val="16"/>
-              </w:rPr>
-              <w:t xml:space="preserve"> </w:t>
-            </w:r>
-            <w:proofErr w:type="spellStart"/>
-            <w:r>
-              <w:rPr>
-                <w:rFonts w:ascii="Times New Roman" w:hAnsi="Times New Roman" w:cs="Times New Roman"/>
-                <w:sz w:val="16"/>
-                <w:szCs w:val="16"/>
-              </w:rPr>
-              <w:t>սեփականատեր</w:t>
-            </w:r>
-            <w:proofErr w:type="spellEnd"/>
+            <w:r>
+              <w:rPr>
+                <w:rFonts w:ascii="Times New Roman" w:hAnsi="Times New Roman" w:cs="Times New Roman"/>
+                <w:sz w:val="16"/>
+                <w:szCs w:val="16"/>
+              </w:rPr>
+              <w:t>Մակնիշ, մոդել, շարժիչի հզորություն, տարեթիվ, գույն սեփականատեր</w:t>
+            </w:r>
           </w:p>
         </w:tc>
         <w:tc>
@@ -6455,34 +6057,14 @@
                 <w:szCs w:val="16"/>
               </w:rPr>
             </w:pPr>
-            <w:proofErr w:type="spellStart"/>
-            <w:r>
-              <w:rPr>
-                <w:rFonts w:ascii="Times New Roman" w:hAnsi="Times New Roman" w:cs="Times New Roman"/>
-                <w:sz w:val="16"/>
-                <w:szCs w:val="16"/>
-              </w:rPr>
-              <w:t>Հաշվառման</w:t>
-            </w:r>
-            <w:proofErr w:type="spellEnd"/>
-            <w:r>
-              <w:rPr>
-                <w:rFonts w:ascii="Times New Roman" w:hAnsi="Times New Roman" w:cs="Times New Roman"/>
-                <w:sz w:val="16"/>
-                <w:szCs w:val="16"/>
-              </w:rPr>
-              <w:t xml:space="preserve"> </w:t>
-            </w:r>
-            <w:proofErr w:type="spellStart"/>
-            <w:r>
-              <w:rPr>
-                <w:rFonts w:ascii="Times New Roman" w:hAnsi="Times New Roman" w:cs="Times New Roman"/>
-                <w:sz w:val="16"/>
-                <w:szCs w:val="16"/>
-              </w:rPr>
-              <w:t>տվյալներ</w:t>
-            </w:r>
-            <w:proofErr w:type="spellEnd"/>
+            <w:r>
+              <w:rPr>
+                <w:rFonts w:ascii="Times New Roman" w:hAnsi="Times New Roman" w:cs="Times New Roman"/>
+                <w:sz w:val="16"/>
+                <w:szCs w:val="16"/>
+              </w:rPr>
+              <w:t>Հաշվառման տվյալներ</w:t>
+            </w:r>
           </w:p>
         </w:tc>
         <w:tc>
@@ -6499,23 +6081,13 @@
                 <w:szCs w:val="16"/>
               </w:rPr>
             </w:pPr>
-            <w:proofErr w:type="spellStart"/>
-            <w:r>
-              <w:rPr>
-                <w:rFonts w:ascii="Times New Roman" w:hAnsi="Times New Roman" w:cs="Times New Roman"/>
-                <w:sz w:val="16"/>
-                <w:szCs w:val="16"/>
-              </w:rPr>
-              <w:t>Նշումներ</w:t>
-            </w:r>
-            <w:proofErr w:type="spellEnd"/>
-            <w:r>
-              <w:rPr>
-                <w:rFonts w:ascii="Times New Roman" w:hAnsi="Times New Roman" w:cs="Times New Roman"/>
-                <w:sz w:val="16"/>
-                <w:szCs w:val="16"/>
-              </w:rPr>
-              <w:t xml:space="preserve"> </w:t>
+            <w:r>
+              <w:rPr>
+                <w:rFonts w:ascii="Times New Roman" w:hAnsi="Times New Roman" w:cs="Times New Roman"/>
+                <w:sz w:val="16"/>
+                <w:szCs w:val="16"/>
+              </w:rPr>
+              <w:t xml:space="preserve">Նշումներ </w:t>
             </w:r>
           </w:p>
           <w:p>
@@ -6535,87 +6107,7 @@
                 <w:szCs w:val="16"/>
                 <w:lang w:val="en-GB"/>
               </w:rPr>
-              <w:t>(</w:t>
-            </w:r>
-            <w:proofErr w:type="spellStart"/>
-            <w:r>
-              <w:rPr>
-                <w:rFonts w:ascii="Times New Roman" w:hAnsi="Times New Roman" w:cs="Times New Roman"/>
-                <w:sz w:val="16"/>
-                <w:szCs w:val="16"/>
-                <w:lang w:val="en-GB"/>
-              </w:rPr>
-              <w:t>գրավի</w:t>
-            </w:r>
-            <w:proofErr w:type="spellEnd"/>
-            <w:r>
-              <w:rPr>
-                <w:rFonts w:ascii="Times New Roman" w:hAnsi="Times New Roman" w:cs="Times New Roman"/>
-                <w:sz w:val="16"/>
-                <w:szCs w:val="16"/>
-                <w:lang w:val="en-GB"/>
-              </w:rPr>
-              <w:t xml:space="preserve"> </w:t>
-            </w:r>
-            <w:proofErr w:type="spellStart"/>
-            <w:r>
-              <w:rPr>
-                <w:rFonts w:ascii="Times New Roman" w:hAnsi="Times New Roman" w:cs="Times New Roman"/>
-                <w:sz w:val="16"/>
-                <w:szCs w:val="16"/>
-                <w:lang w:val="en-GB"/>
-              </w:rPr>
-              <w:t>առարկայի</w:t>
-            </w:r>
-            <w:proofErr w:type="spellEnd"/>
-            <w:r>
-              <w:rPr>
-                <w:rFonts w:ascii="Times New Roman" w:hAnsi="Times New Roman" w:cs="Times New Roman"/>
-                <w:sz w:val="16"/>
-                <w:szCs w:val="16"/>
-                <w:lang w:val="en-GB"/>
-              </w:rPr>
-              <w:t xml:space="preserve"> </w:t>
-            </w:r>
-            <w:proofErr w:type="spellStart"/>
-            <w:r>
-              <w:rPr>
-                <w:rFonts w:ascii="Times New Roman" w:hAnsi="Times New Roman" w:cs="Times New Roman"/>
-                <w:sz w:val="16"/>
-                <w:szCs w:val="16"/>
-                <w:lang w:val="en-GB"/>
-              </w:rPr>
-              <w:t>վիճակի</w:t>
-            </w:r>
-            <w:proofErr w:type="spellEnd"/>
-            <w:r>
-              <w:rPr>
-                <w:rFonts w:ascii="Times New Roman" w:hAnsi="Times New Roman" w:cs="Times New Roman"/>
-                <w:sz w:val="16"/>
-                <w:szCs w:val="16"/>
-                <w:lang w:val="en-GB"/>
-              </w:rPr>
-              <w:t xml:space="preserve"> </w:t>
-            </w:r>
-            <w:proofErr w:type="spellStart"/>
-            <w:r>
-              <w:rPr>
-                <w:rFonts w:ascii="Times New Roman" w:hAnsi="Times New Roman" w:cs="Times New Roman"/>
-                <w:sz w:val="16"/>
-                <w:szCs w:val="16"/>
-                <w:lang w:val="en-GB"/>
-              </w:rPr>
-              <w:t>մասին</w:t>
-            </w:r>
-            <w:proofErr w:type="spellEnd"/>
-            <w:r>
-              <w:rPr>
-                <w:rFonts w:ascii="Times New Roman" w:hAnsi="Times New Roman" w:cs="Times New Roman"/>
-                <w:sz w:val="16"/>
-                <w:szCs w:val="16"/>
-                <w:lang w:val="en-GB"/>
-              </w:rPr>
-              <w:t>)</w:t>
+              <w:t>(գրավի առարկայի վիճակի մասին)</w:t>
             </w:r>
           </w:p>
         </w:tc>
@@ -6633,23 +6125,13 @@
                 <w:szCs w:val="16"/>
               </w:rPr>
             </w:pPr>
-            <w:proofErr w:type="spellStart"/>
-            <w:r>
-              <w:rPr>
-                <w:rFonts w:ascii="Times New Roman" w:hAnsi="Times New Roman" w:cs="Times New Roman"/>
-                <w:sz w:val="16"/>
-                <w:szCs w:val="16"/>
-              </w:rPr>
-              <w:t>Գնահատված</w:t>
-            </w:r>
-            <w:proofErr w:type="spellEnd"/>
-            <w:r>
-              <w:rPr>
-                <w:rFonts w:ascii="Times New Roman" w:hAnsi="Times New Roman" w:cs="Times New Roman"/>
-                <w:sz w:val="16"/>
-                <w:szCs w:val="16"/>
-              </w:rPr>
-              <w:t xml:space="preserve"> </w:t>
+            <w:r>
+              <w:rPr>
+                <w:rFonts w:ascii="Times New Roman" w:hAnsi="Times New Roman" w:cs="Times New Roman"/>
+                <w:sz w:val="16"/>
+                <w:szCs w:val="16"/>
+              </w:rPr>
+              <w:t xml:space="preserve">Գնահատված </w:t>
             </w:r>
           </w:p>
           <w:p>
@@ -6661,34 +6143,14 @@
                 <w:szCs w:val="16"/>
               </w:rPr>
             </w:pPr>
-            <w:proofErr w:type="spellStart"/>
-            <w:r>
-              <w:rPr>
-                <w:rFonts w:ascii="Times New Roman" w:hAnsi="Times New Roman" w:cs="Times New Roman"/>
-                <w:sz w:val="16"/>
-                <w:szCs w:val="16"/>
-              </w:rPr>
-              <w:t>արժեքը</w:t>
-            </w:r>
-            <w:proofErr w:type="spellEnd"/>
-            <w:r>
-              <w:rPr>
-                <w:rFonts w:ascii="Times New Roman" w:hAnsi="Times New Roman" w:cs="Times New Roman"/>
-                <w:sz w:val="16"/>
-                <w:szCs w:val="16"/>
-              </w:rPr>
-              <w:t xml:space="preserve"> ՀՀ </w:t>
-            </w:r>
-            <w:proofErr w:type="spellStart"/>
-            <w:r>
-              <w:rPr>
-                <w:rFonts w:ascii="Times New Roman" w:hAnsi="Times New Roman" w:cs="Times New Roman"/>
-                <w:sz w:val="16"/>
-                <w:szCs w:val="16"/>
-              </w:rPr>
-              <w:t>դրամով</w:t>
-            </w:r>
-            <w:proofErr w:type="spellEnd"/>
+            <w:r>
+              <w:rPr>
+                <w:rFonts w:ascii="Times New Roman" w:hAnsi="Times New Roman" w:cs="Times New Roman"/>
+                <w:sz w:val="16"/>
+                <w:szCs w:val="16"/>
+              </w:rPr>
+              <w:t>արժեքը ՀՀ դրամով</w:t>
+            </w:r>
           </w:p>
         </w:tc>
         <w:tc>
@@ -6705,52 +6167,14 @@
                 <w:szCs w:val="16"/>
               </w:rPr>
             </w:pPr>
-            <w:proofErr w:type="spellStart"/>
-            <w:r>
-              <w:rPr>
-                <w:rFonts w:ascii="Times New Roman" w:hAnsi="Times New Roman" w:cs="Times New Roman"/>
-                <w:sz w:val="16"/>
-                <w:szCs w:val="16"/>
-              </w:rPr>
-              <w:t>Տրամադրվող</w:t>
-            </w:r>
-            <w:proofErr w:type="spellEnd"/>
-            <w:r>
-              <w:rPr>
-                <w:rFonts w:ascii="Times New Roman" w:hAnsi="Times New Roman" w:cs="Times New Roman"/>
-                <w:sz w:val="16"/>
-                <w:szCs w:val="16"/>
-              </w:rPr>
-              <w:t xml:space="preserve"> </w:t>
-            </w:r>
-            <w:proofErr w:type="spellStart"/>
-            <w:r>
-              <w:rPr>
-                <w:rFonts w:ascii="Times New Roman" w:hAnsi="Times New Roman" w:cs="Times New Roman"/>
-                <w:sz w:val="16"/>
-                <w:szCs w:val="16"/>
-              </w:rPr>
-              <w:t>գումարի</w:t>
-            </w:r>
-            <w:proofErr w:type="spellEnd"/>
-            <w:r>
-              <w:rPr>
-                <w:rFonts w:ascii="Times New Roman" w:hAnsi="Times New Roman" w:cs="Times New Roman"/>
-                <w:sz w:val="16"/>
-                <w:szCs w:val="16"/>
-              </w:rPr>
-              <w:t xml:space="preserve"> </w:t>
-            </w:r>
-            <w:proofErr w:type="spellStart"/>
-            <w:r>
-              <w:rPr>
-                <w:rFonts w:ascii="Times New Roman" w:hAnsi="Times New Roman" w:cs="Times New Roman"/>
-                <w:sz w:val="16"/>
-                <w:szCs w:val="16"/>
-              </w:rPr>
-              <w:t>չափը</w:t>
-            </w:r>
-            <w:proofErr w:type="spellEnd"/>
+            <w:r>
+              <w:rPr>
+                <w:rFonts w:ascii="Times New Roman" w:hAnsi="Times New Roman" w:cs="Times New Roman"/>
+                <w:sz w:val="16"/>
+                <w:szCs w:val="16"/>
+              </w:rPr>
+              <w:t>Տրամադրվող գումարի չափը</w:t>
+            </w:r>
           </w:p>
         </w:tc>
       </w:tr>
@@ -6777,18 +6201,8 @@
                 <w:sz w:val="16"/>
                 <w:szCs w:val="16"/>
               </w:rPr>
-              <w:t>${</w:t>
-            </w:r>
-            <w:proofErr w:type="spellStart"/>
-            <w:r>
-              <w:rPr>
-                <w:rFonts w:ascii="Times New Roman" w:hAnsi="Times New Roman" w:cs="Times New Roman"/>
-                <w:sz w:val="16"/>
-                <w:szCs w:val="16"/>
-              </w:rPr>
-              <w:t>i_c</w:t>
-            </w:r>
-            <w:proofErr w:type="spellEnd"/>
+              <w:t>${i_c</w:t>
+            </w:r>
             <w:r>
               <w:rPr>
                 <w:rFonts w:ascii="Times New Roman" w:hAnsi="Times New Roman" w:cs="Times New Roman"/>
@@ -6821,25 +6235,7 @@
                 <w:sz w:val="16"/>
                 <w:szCs w:val="16"/>
               </w:rPr>
-              <w:t>${</w:t>
-            </w:r>
-            <w:proofErr w:type="spellStart"/>
-            <w:r>
-              <w:rPr>
-                <w:rFonts w:ascii="Times New Roman" w:hAnsi="Times New Roman" w:cs="Times New Roman"/>
-                <w:sz w:val="16"/>
-                <w:szCs w:val="16"/>
-              </w:rPr>
-              <w:t>i_mod</w:t>
-            </w:r>
-            <w:proofErr w:type="spellEnd"/>
-            <w:r>
-              <w:rPr>
-                <w:rFonts w:ascii="Times New Roman" w:hAnsi="Times New Roman" w:cs="Times New Roman"/>
-                <w:sz w:val="16"/>
-                <w:szCs w:val="16"/>
-              </w:rPr>
-              <w:t>},</w:t>
+              <w:t>${i_mod},</w:t>
             </w:r>
           </w:p>
           <w:p>
@@ -6972,27 +6368,7 @@
                 <w:szCs w:val="16"/>
                 <w:lang w:val="en-GB"/>
               </w:rPr>
-              <w:t>${</w:t>
-            </w:r>
-            <w:proofErr w:type="spellStart"/>
-            <w:r>
-              <w:rPr>
-                <w:rFonts w:ascii="Times New Roman" w:hAnsi="Times New Roman" w:cs="Times New Roman"/>
-                <w:sz w:val="16"/>
-                <w:szCs w:val="16"/>
-                <w:lang w:val="en-GB"/>
-              </w:rPr>
-              <w:t>i_ident</w:t>
-            </w:r>
-            <w:proofErr w:type="spellEnd"/>
-            <w:r>
-              <w:rPr>
-                <w:rFonts w:ascii="Times New Roman" w:hAnsi="Times New Roman" w:cs="Times New Roman"/>
-                <w:sz w:val="16"/>
-                <w:szCs w:val="16"/>
-                <w:lang w:val="en-GB"/>
-              </w:rPr>
-              <w:t>}</w:t>
+              <w:t>${i_ident}</w:t>
             </w:r>
           </w:p>
         </w:tc>
@@ -7015,25 +6391,7 @@
                 <w:sz w:val="16"/>
                 <w:szCs w:val="16"/>
               </w:rPr>
-              <w:t>${</w:t>
-            </w:r>
-            <w:proofErr w:type="spellStart"/>
-            <w:r>
-              <w:rPr>
-                <w:rFonts w:ascii="Times New Roman" w:hAnsi="Times New Roman" w:cs="Times New Roman"/>
-                <w:sz w:val="16"/>
-                <w:szCs w:val="16"/>
-              </w:rPr>
-              <w:t>i_desc</w:t>
-            </w:r>
-            <w:proofErr w:type="spellEnd"/>
-            <w:r>
-              <w:rPr>
-                <w:rFonts w:ascii="Times New Roman" w:hAnsi="Times New Roman" w:cs="Times New Roman"/>
-                <w:sz w:val="16"/>
-                <w:szCs w:val="16"/>
-              </w:rPr>
-              <w:t>}</w:t>
+              <w:t>${i_desc}</w:t>
             </w:r>
           </w:p>
         </w:tc>
@@ -7058,7 +6416,6 @@
               </w:rPr>
               <w:t>${</w:t>
             </w:r>
-            <w:proofErr w:type="spellStart"/>
             <w:r>
               <w:rPr>
                 <w:rFonts w:ascii="Times New Roman" w:hAnsi="Times New Roman" w:cs="Times New Roman"/>
@@ -7073,16 +6430,7 @@
                 <w:sz w:val="16"/>
                 <w:szCs w:val="16"/>
               </w:rPr>
-              <w:t>_est</w:t>
-            </w:r>
-            <w:proofErr w:type="spellEnd"/>
-            <w:r>
-              <w:rPr>
-                <w:rFonts w:ascii="Times New Roman" w:hAnsi="Times New Roman" w:cs="Times New Roman"/>
-                <w:sz w:val="16"/>
-                <w:szCs w:val="16"/>
-              </w:rPr>
-              <w:t>}</w:t>
+              <w:t>_est}</w:t>
             </w:r>
           </w:p>
         </w:tc>
@@ -7107,7 +6455,6 @@
               </w:rPr>
               <w:t>${</w:t>
             </w:r>
-            <w:proofErr w:type="spellStart"/>
             <w:r>
               <w:rPr>
                 <w:rFonts w:ascii="Times New Roman" w:hAnsi="Times New Roman" w:cs="Times New Roman"/>
@@ -7122,16 +6469,7 @@
                 <w:sz w:val="16"/>
                 <w:szCs w:val="16"/>
               </w:rPr>
-              <w:t>_prov</w:t>
-            </w:r>
-            <w:proofErr w:type="spellEnd"/>
-            <w:r>
-              <w:rPr>
-                <w:rFonts w:ascii="Times New Roman" w:hAnsi="Times New Roman" w:cs="Times New Roman"/>
-                <w:sz w:val="16"/>
-                <w:szCs w:val="16"/>
-              </w:rPr>
-              <w:t>}</w:t>
+              <w:t>_prov}</w:t>
             </w:r>
           </w:p>
         </w:tc>
@@ -7168,34 +6506,14 @@
                 <w:szCs w:val="16"/>
               </w:rPr>
             </w:pPr>
-            <w:proofErr w:type="spellStart"/>
-            <w:r>
-              <w:rPr>
-                <w:rFonts w:ascii="Times New Roman" w:hAnsi="Times New Roman" w:cs="Times New Roman"/>
-                <w:sz w:val="16"/>
-                <w:szCs w:val="16"/>
-              </w:rPr>
-              <w:t>Հաշվառման</w:t>
-            </w:r>
-            <w:proofErr w:type="spellEnd"/>
-            <w:r>
-              <w:rPr>
-                <w:rFonts w:ascii="Times New Roman" w:hAnsi="Times New Roman" w:cs="Times New Roman"/>
-                <w:sz w:val="16"/>
-                <w:szCs w:val="16"/>
-              </w:rPr>
-              <w:t xml:space="preserve"> </w:t>
-            </w:r>
-            <w:proofErr w:type="spellStart"/>
-            <w:r>
-              <w:rPr>
-                <w:rFonts w:ascii="Times New Roman" w:hAnsi="Times New Roman" w:cs="Times New Roman"/>
-                <w:sz w:val="16"/>
-                <w:szCs w:val="16"/>
-              </w:rPr>
-              <w:t>վկայագիր</w:t>
-            </w:r>
-            <w:proofErr w:type="spellEnd"/>
+            <w:r>
+              <w:rPr>
+                <w:rFonts w:ascii="Times New Roman" w:hAnsi="Times New Roman" w:cs="Times New Roman"/>
+                <w:sz w:val="16"/>
+                <w:szCs w:val="16"/>
+              </w:rPr>
+              <w:t>Հաշվառման վկայագիր</w:t>
+            </w:r>
           </w:p>
           <w:p>
             <w:pPr>
@@ -7212,27 +6530,7 @@
                 <w:szCs w:val="16"/>
                 <w:lang w:val="en-GB"/>
               </w:rPr>
-              <w:t>${</w:t>
-            </w:r>
-            <w:proofErr w:type="spellStart"/>
-            <w:r>
-              <w:rPr>
-                <w:rFonts w:ascii="Times New Roman" w:hAnsi="Times New Roman" w:cs="Times New Roman"/>
-                <w:sz w:val="16"/>
-                <w:szCs w:val="16"/>
-                <w:lang w:val="en-GB"/>
-              </w:rPr>
-              <w:t>i_reg</w:t>
-            </w:r>
-            <w:proofErr w:type="spellEnd"/>
-            <w:r>
-              <w:rPr>
-                <w:rFonts w:ascii="Times New Roman" w:hAnsi="Times New Roman" w:cs="Times New Roman"/>
-                <w:sz w:val="16"/>
-                <w:szCs w:val="16"/>
-                <w:lang w:val="en-GB"/>
-              </w:rPr>
-              <w:t>}</w:t>
+              <w:t>${i_reg}</w:t>
             </w:r>
           </w:p>
         </w:tc>
@@ -7317,34 +6615,14 @@
                 <w:szCs w:val="16"/>
               </w:rPr>
             </w:pPr>
-            <w:proofErr w:type="spellStart"/>
-            <w:r>
-              <w:rPr>
-                <w:rFonts w:ascii="Times New Roman" w:hAnsi="Times New Roman" w:cs="Times New Roman"/>
-                <w:sz w:val="16"/>
-                <w:szCs w:val="16"/>
-              </w:rPr>
-              <w:t>Հաշվառման</w:t>
-            </w:r>
-            <w:proofErr w:type="spellEnd"/>
-            <w:r>
-              <w:rPr>
-                <w:rFonts w:ascii="Times New Roman" w:hAnsi="Times New Roman" w:cs="Times New Roman"/>
-                <w:sz w:val="16"/>
-                <w:szCs w:val="16"/>
-              </w:rPr>
-              <w:t xml:space="preserve"> </w:t>
-            </w:r>
-            <w:proofErr w:type="spellStart"/>
-            <w:r>
-              <w:rPr>
-                <w:rFonts w:ascii="Times New Roman" w:hAnsi="Times New Roman" w:cs="Times New Roman"/>
-                <w:sz w:val="16"/>
-                <w:szCs w:val="16"/>
-              </w:rPr>
-              <w:t>համար</w:t>
-            </w:r>
-            <w:proofErr w:type="spellEnd"/>
+            <w:r>
+              <w:rPr>
+                <w:rFonts w:ascii="Times New Roman" w:hAnsi="Times New Roman" w:cs="Times New Roman"/>
+                <w:sz w:val="16"/>
+                <w:szCs w:val="16"/>
+              </w:rPr>
+              <w:t>Հաշվառման համար</w:t>
+            </w:r>
           </w:p>
           <w:p>
             <w:pPr>
@@ -7364,7 +6642,6 @@
               </w:rPr>
               <w:t>${</w:t>
             </w:r>
-            <w:proofErr w:type="spellStart"/>
             <w:r>
               <w:rPr>
                 <w:rFonts w:ascii="Times New Roman" w:hAnsi="Times New Roman" w:cs="Times New Roman"/>
@@ -7381,17 +6658,7 @@
                 <w:szCs w:val="16"/>
                 <w:lang w:val="en-GB"/>
               </w:rPr>
-              <w:t>l_p</w:t>
-            </w:r>
-            <w:proofErr w:type="spellEnd"/>
-            <w:r>
-              <w:rPr>
-                <w:rFonts w:ascii="Times New Roman" w:hAnsi="Times New Roman" w:cs="Times New Roman"/>
-                <w:sz w:val="16"/>
-                <w:szCs w:val="16"/>
-                <w:lang w:val="en-GB"/>
-              </w:rPr>
-              <w:t>}</w:t>
+              <w:t>l_p}</w:t>
             </w:r>
           </w:p>
         </w:tc>
@@ -7476,34 +6743,14 @@
                 <w:szCs w:val="16"/>
               </w:rPr>
             </w:pPr>
-            <w:proofErr w:type="spellStart"/>
-            <w:r>
-              <w:rPr>
-                <w:rFonts w:ascii="Times New Roman" w:hAnsi="Times New Roman" w:cs="Times New Roman"/>
-                <w:sz w:val="16"/>
-                <w:szCs w:val="16"/>
-              </w:rPr>
-              <w:t>Սեփականության</w:t>
-            </w:r>
-            <w:proofErr w:type="spellEnd"/>
-            <w:r>
-              <w:rPr>
-                <w:rFonts w:ascii="Times New Roman" w:hAnsi="Times New Roman" w:cs="Times New Roman"/>
-                <w:sz w:val="16"/>
-                <w:szCs w:val="16"/>
-              </w:rPr>
-              <w:t xml:space="preserve"> </w:t>
-            </w:r>
-            <w:proofErr w:type="spellStart"/>
-            <w:r>
-              <w:rPr>
-                <w:rFonts w:ascii="Times New Roman" w:hAnsi="Times New Roman" w:cs="Times New Roman"/>
-                <w:sz w:val="16"/>
-                <w:szCs w:val="16"/>
-              </w:rPr>
-              <w:t>վկայական</w:t>
-            </w:r>
-            <w:proofErr w:type="spellEnd"/>
+            <w:r>
+              <w:rPr>
+                <w:rFonts w:ascii="Times New Roman" w:hAnsi="Times New Roman" w:cs="Times New Roman"/>
+                <w:sz w:val="16"/>
+                <w:szCs w:val="16"/>
+              </w:rPr>
+              <w:t>Սեփականության վկայական</w:t>
+            </w:r>
           </w:p>
           <w:p>
             <w:pPr>
@@ -7600,7 +6847,6 @@
           <w:lang w:val="hy-AM"/>
         </w:rPr>
       </w:pPr>
-      <w:proofErr w:type="spellStart"/>
       <w:r>
         <w:rPr>
           <w:rFonts w:ascii="Times New Roman" w:eastAsia="Times New Roman" w:hAnsi="Times New Roman" w:cs="Times New Roman"/>
@@ -7609,172 +6855,7 @@
           <w:szCs w:val="18"/>
           <w:lang w:val="en-GB"/>
         </w:rPr>
-        <w:t>Գրավի</w:t>
-      </w:r>
-      <w:proofErr w:type="spellEnd"/>
-      <w:r>
-        <w:rPr>
-          <w:rFonts w:ascii="Times New Roman" w:eastAsia="Times New Roman" w:hAnsi="Times New Roman" w:cs="Times New Roman"/>
-          <w:color w:val="000000" w:themeColor="text1"/>
-          <w:sz w:val="18"/>
-          <w:szCs w:val="18"/>
-          <w:lang w:val="en-GB"/>
-        </w:rPr>
-        <w:t xml:space="preserve"> </w:t>
-      </w:r>
-      <w:proofErr w:type="spellStart"/>
-      <w:r>
-        <w:rPr>
-          <w:rFonts w:ascii="Times New Roman" w:eastAsia="Times New Roman" w:hAnsi="Times New Roman" w:cs="Times New Roman"/>
-          <w:color w:val="000000" w:themeColor="text1"/>
-          <w:sz w:val="18"/>
-          <w:szCs w:val="18"/>
-          <w:lang w:val="en-GB"/>
-        </w:rPr>
-        <w:t>առարկան</w:t>
-      </w:r>
-      <w:proofErr w:type="spellEnd"/>
-      <w:r>
-        <w:rPr>
-          <w:rFonts w:ascii="Times New Roman" w:eastAsia="Times New Roman" w:hAnsi="Times New Roman" w:cs="Times New Roman"/>
-          <w:color w:val="000000" w:themeColor="text1"/>
-          <w:sz w:val="18"/>
-          <w:szCs w:val="18"/>
-          <w:lang w:val="en-GB"/>
-        </w:rPr>
-        <w:t xml:space="preserve"> </w:t>
-      </w:r>
-      <w:proofErr w:type="spellStart"/>
-      <w:r>
-        <w:rPr>
-          <w:rFonts w:ascii="Times New Roman" w:eastAsia="Times New Roman" w:hAnsi="Times New Roman" w:cs="Times New Roman"/>
-          <w:color w:val="000000" w:themeColor="text1"/>
-          <w:sz w:val="18"/>
-          <w:szCs w:val="18"/>
-          <w:lang w:val="en-GB"/>
-        </w:rPr>
-        <w:t>նկարվում</w:t>
-      </w:r>
-      <w:proofErr w:type="spellEnd"/>
-      <w:r>
-        <w:rPr>
-          <w:rFonts w:ascii="Times New Roman" w:eastAsia="Times New Roman" w:hAnsi="Times New Roman" w:cs="Times New Roman"/>
-          <w:color w:val="000000" w:themeColor="text1"/>
-          <w:sz w:val="18"/>
-          <w:szCs w:val="18"/>
-          <w:lang w:val="en-GB"/>
-        </w:rPr>
-        <w:t xml:space="preserve"> է և </w:t>
-      </w:r>
-      <w:proofErr w:type="spellStart"/>
-      <w:r>
-        <w:rPr>
-          <w:rFonts w:ascii="Times New Roman" w:eastAsia="Times New Roman" w:hAnsi="Times New Roman" w:cs="Times New Roman"/>
-          <w:color w:val="000000" w:themeColor="text1"/>
-          <w:sz w:val="18"/>
-          <w:szCs w:val="18"/>
-          <w:lang w:val="en-GB"/>
-        </w:rPr>
-        <w:t>նկարները</w:t>
-      </w:r>
-      <w:proofErr w:type="spellEnd"/>
-      <w:r>
-        <w:rPr>
-          <w:rFonts w:ascii="Times New Roman" w:eastAsia="Times New Roman" w:hAnsi="Times New Roman" w:cs="Times New Roman"/>
-          <w:color w:val="000000" w:themeColor="text1"/>
-          <w:sz w:val="18"/>
-          <w:szCs w:val="18"/>
-          <w:lang w:val="en-GB"/>
-        </w:rPr>
-        <w:t xml:space="preserve"> </w:t>
-      </w:r>
-      <w:proofErr w:type="spellStart"/>
-      <w:r>
-        <w:rPr>
-          <w:rFonts w:ascii="Times New Roman" w:eastAsia="Times New Roman" w:hAnsi="Times New Roman" w:cs="Times New Roman"/>
-          <w:color w:val="000000" w:themeColor="text1"/>
-          <w:sz w:val="18"/>
-          <w:szCs w:val="18"/>
-          <w:lang w:val="en-GB"/>
-        </w:rPr>
-        <w:t>պահպանվում</w:t>
-      </w:r>
-      <w:proofErr w:type="spellEnd"/>
-      <w:r>
-        <w:rPr>
-          <w:rFonts w:ascii="Times New Roman" w:eastAsia="Times New Roman" w:hAnsi="Times New Roman" w:cs="Times New Roman"/>
-          <w:color w:val="000000" w:themeColor="text1"/>
-          <w:sz w:val="18"/>
-          <w:szCs w:val="18"/>
-          <w:lang w:val="en-GB"/>
-        </w:rPr>
-        <w:t xml:space="preserve"> </w:t>
-      </w:r>
-      <w:proofErr w:type="spellStart"/>
-      <w:r>
-        <w:rPr>
-          <w:rFonts w:ascii="Times New Roman" w:eastAsia="Times New Roman" w:hAnsi="Times New Roman" w:cs="Times New Roman"/>
-          <w:color w:val="000000" w:themeColor="text1"/>
-          <w:sz w:val="18"/>
-          <w:szCs w:val="18"/>
-          <w:lang w:val="en-GB"/>
-        </w:rPr>
-        <w:t>են</w:t>
-      </w:r>
-      <w:proofErr w:type="spellEnd"/>
-      <w:r>
-        <w:rPr>
-          <w:rFonts w:ascii="Times New Roman" w:eastAsia="Times New Roman" w:hAnsi="Times New Roman" w:cs="Times New Roman"/>
-          <w:color w:val="000000" w:themeColor="text1"/>
-          <w:sz w:val="18"/>
-          <w:szCs w:val="18"/>
-          <w:lang w:val="en-GB"/>
-        </w:rPr>
-        <w:t xml:space="preserve"> </w:t>
-      </w:r>
-      <w:proofErr w:type="spellStart"/>
-      <w:r>
-        <w:rPr>
-          <w:rFonts w:ascii="Times New Roman" w:eastAsia="Times New Roman" w:hAnsi="Times New Roman" w:cs="Times New Roman"/>
-          <w:color w:val="000000" w:themeColor="text1"/>
-          <w:sz w:val="18"/>
-          <w:szCs w:val="18"/>
-          <w:lang w:val="en-GB"/>
-        </w:rPr>
-        <w:t>Գրավառուի</w:t>
-      </w:r>
-      <w:proofErr w:type="spellEnd"/>
-      <w:r>
-        <w:rPr>
-          <w:rFonts w:ascii="Times New Roman" w:eastAsia="Times New Roman" w:hAnsi="Times New Roman" w:cs="Times New Roman"/>
-          <w:color w:val="000000" w:themeColor="text1"/>
-          <w:sz w:val="18"/>
-          <w:szCs w:val="18"/>
-          <w:lang w:val="en-GB"/>
-        </w:rPr>
-        <w:t xml:space="preserve"> </w:t>
-      </w:r>
-      <w:proofErr w:type="spellStart"/>
-      <w:r>
-        <w:rPr>
-          <w:rFonts w:ascii="Times New Roman" w:eastAsia="Times New Roman" w:hAnsi="Times New Roman" w:cs="Times New Roman"/>
-          <w:color w:val="000000" w:themeColor="text1"/>
-          <w:sz w:val="18"/>
-          <w:szCs w:val="18"/>
-          <w:lang w:val="en-GB"/>
-        </w:rPr>
-        <w:t>մոտ</w:t>
-      </w:r>
-      <w:proofErr w:type="spellEnd"/>
-      <w:r>
-        <w:rPr>
-          <w:rFonts w:ascii="Times New Roman" w:eastAsia="Times New Roman" w:hAnsi="Times New Roman" w:cs="Times New Roman"/>
-          <w:color w:val="000000" w:themeColor="text1"/>
-          <w:sz w:val="18"/>
-          <w:szCs w:val="18"/>
-          <w:lang w:val="en-GB"/>
-        </w:rPr>
-        <w:t>։</w:t>
+        <w:t>Գրավի առարկան նկարվում է և նկարները պահպանվում են Գրավառուի մոտ։</w:t>
       </w:r>
     </w:p>
     <w:p>
@@ -8484,7 +7565,25 @@
           <w:szCs w:val="18"/>
           <w:lang w:val="hy-AM"/>
         </w:rPr>
-        <w:t>Գրավառուն գրավի առարկան կարող է վարել միայն Հ</w:t>
+        <w:t>Գրավա</w:t>
+      </w:r>
+      <w:r>
+        <w:rPr>
+          <w:rFonts w:ascii="Times New Roman" w:hAnsi="Times New Roman" w:cs="Times New Roman"/>
+          <w:sz w:val="18"/>
+          <w:szCs w:val="18"/>
+          <w:lang w:val="hy-AM"/>
+        </w:rPr>
+        <w:t>տ</w:t>
+      </w:r>
+      <w:r>
+        <w:rPr>
+          <w:rFonts w:ascii="Times New Roman" w:hAnsi="Times New Roman" w:cs="Times New Roman"/>
+          <w:sz w:val="18"/>
+          <w:szCs w:val="18"/>
+          <w:lang w:val="hy-AM"/>
+        </w:rPr>
+        <w:t>ուն գրավի առարկան կարող է վարել միայն Հ</w:t>
       </w:r>
       <w:r>
         <w:rPr>
@@ -11423,7 +10522,6 @@
           <w:lang w:val="en-GB"/>
         </w:rPr>
       </w:pPr>
-      <w:proofErr w:type="spellStart"/>
       <w:r>
         <w:rPr>
           <w:rFonts w:ascii="Times New Roman" w:eastAsia="Times New Roman" w:hAnsi="Times New Roman" w:cs="Times New Roman"/>
@@ -11434,46 +10532,7 @@
           <w:szCs w:val="13"/>
           <w:lang w:val="en-GB"/>
         </w:rPr>
-        <w:t>Վարկային</w:t>
-      </w:r>
-      <w:proofErr w:type="spellEnd"/>
-      <w:r>
-        <w:rPr>
-          <w:rFonts w:ascii="Times New Roman" w:eastAsia="Times New Roman" w:hAnsi="Times New Roman" w:cs="Times New Roman"/>
-          <w:i/>
-          <w:iCs/>
-          <w:color w:val="000000" w:themeColor="text1"/>
-          <w:sz w:val="18"/>
-          <w:szCs w:val="13"/>
-          <w:lang w:val="en-GB"/>
-        </w:rPr>
-        <w:t xml:space="preserve"> </w:t>
-      </w:r>
-      <w:proofErr w:type="spellStart"/>
-      <w:r>
-        <w:rPr>
-          <w:rFonts w:ascii="Times New Roman" w:eastAsia="Times New Roman" w:hAnsi="Times New Roman" w:cs="Times New Roman"/>
-          <w:i/>
-          <w:iCs/>
-          <w:color w:val="000000" w:themeColor="text1"/>
-          <w:sz w:val="18"/>
-          <w:szCs w:val="13"/>
-          <w:lang w:val="en-GB"/>
-        </w:rPr>
-        <w:t>կոդ</w:t>
-      </w:r>
-      <w:proofErr w:type="spellEnd"/>
-      <w:r>
-        <w:rPr>
-          <w:rFonts w:ascii="Times New Roman" w:eastAsia="Times New Roman" w:hAnsi="Times New Roman" w:cs="Times New Roman"/>
-          <w:i/>
-          <w:iCs/>
-          <w:color w:val="000000" w:themeColor="text1"/>
-          <w:sz w:val="18"/>
-          <w:szCs w:val="13"/>
-          <w:lang w:val="en-GB"/>
-        </w:rPr>
-        <w:t xml:space="preserve">՝ </w:t>
+        <w:t xml:space="preserve">Վարկային կոդ՝ </w:t>
       </w:r>
     </w:p>
     <w:p>
